--- a/data/outputs/v2/Essential_Mathematics/SS3.2_Probability_I/Essential_Mathematics_Probability_I_CBE_LessonSequence.docx
+++ b/data/outputs/v2/Essential_Mathematics/SS3.2_Probability_I/Essential_Mathematics_Probability_I_CBE_LessonSequence.docx
@@ -3123,7 +3123,7 @@
             <w:pPr>
               <w:spacing w:after="20" w:before="0"/>
             </w:pPr>
-            <w:hyperlink w:history="1" r:id="rIdl0ocoxc3jfz4dmb1xhivp">
+            <w:hyperlink w:history="1" r:id="rIdhmgnlrqnogjqo9lbioaax">
               <w:r>
                 <w:rPr>
                   <w:rFonts w:ascii="Arial" w:cs="Arial" w:eastAsia="Arial" w:hAnsi="Arial"/>
@@ -3132,7 +3132,7 @@
                   <w:szCs w:val="16"/>
                   <w:u w:val="single" w:color="2E75B6"/>
                 </w:rPr>
-                <w:t xml:space="preserve">Finding area with fractional sides 2</w:t>
+                <w:t xml:space="preserve">Probability without equally likely events</w:t>
               </w:r>
             </w:hyperlink>
           </w:p>
@@ -3156,7 +3156,7 @@
               <w:spacing w:after="10" w:before="0"/>
               <w:ind w:left="120"/>
             </w:pPr>
-            <w:hyperlink w:history="1" r:id="rIdsne-hyc61atrgbziedbz1">
+            <w:hyperlink w:history="1" r:id="rIdlmblehqklpxgeaybuf-hh">
               <w:r>
                 <w:rPr>
                   <w:rFonts w:ascii="Arial" w:cs="Arial" w:eastAsia="Arial" w:hAnsi="Arial"/>
@@ -3201,7 +3201,7 @@
             <w:pPr>
               <w:spacing w:after="20" w:before="0"/>
             </w:pPr>
-            <w:hyperlink w:history="1" r:id="rIdlib6i9md4fyd7mf5rjhqf">
+            <w:hyperlink w:history="1" r:id="rIddhiqrodi9uubagfkkwjsb">
               <w:r>
                 <w:rPr>
                   <w:rFonts w:ascii="Arial" w:cs="Arial" w:eastAsia="Arial" w:hAnsi="Arial"/>
@@ -3234,7 +3234,7 @@
               <w:spacing w:after="10" w:before="0"/>
               <w:ind w:left="120"/>
             </w:pPr>
-            <w:hyperlink w:history="1" r:id="rId5e1dzfayzguah3za7qwy6">
+            <w:hyperlink w:history="1" r:id="rIdrrhzfah2ntou-glnxzxrc">
               <w:r>
                 <w:rPr>
                   <w:rFonts w:ascii="Arial" w:cs="Arial" w:eastAsia="Arial" w:hAnsi="Arial"/>
@@ -3429,7 +3429,7 @@
             <w:pPr>
               <w:spacing w:after="20" w:before="0"/>
             </w:pPr>
-            <w:hyperlink w:history="1" r:id="rIdtxe8g7smwdz3qxufr8oyu">
+            <w:hyperlink w:history="1" r:id="rIdctvsj9wsymbhinza57fe-">
               <w:r>
                 <w:rPr>
                   <w:rFonts w:ascii="Arial" w:cs="Arial" w:eastAsia="Arial" w:hAnsi="Arial"/>
@@ -3438,7 +3438,7 @@
                   <w:szCs w:val="16"/>
                   <w:u w:val="single" w:color="2E75B6"/>
                 </w:rPr>
-                <w:t xml:space="preserve">Finding area with fractional sides 2</w:t>
+                <w:t xml:space="preserve">Theoretical probability distribution example: tables</w:t>
               </w:r>
             </w:hyperlink>
           </w:p>
@@ -3462,7 +3462,7 @@
               <w:spacing w:after="10" w:before="0"/>
               <w:ind w:left="120"/>
             </w:pPr>
-            <w:hyperlink w:history="1" r:id="rIdnyaixzau2rn4x2qaxj9uy">
+            <w:hyperlink w:history="1" r:id="rIdjmccfzhfwm73w1kwmbnle">
               <w:r>
                 <w:rPr>
                   <w:rFonts w:ascii="Arial" w:cs="Arial" w:eastAsia="Arial" w:hAnsi="Arial"/>
@@ -3500,14 +3500,14 @@
                 <w:sz w:val="16"/>
                 <w:szCs w:val="16"/>
               </w:rPr>
-              <w:t xml:space="preserve">📖 HTML:</w:t>
+              <w:t xml:space="preserve">📖 EXERCISE:</w:t>
             </w:r>
           </w:p>
           <w:p>
             <w:pPr>
               <w:spacing w:after="20" w:before="0"/>
             </w:pPr>
-            <w:hyperlink w:history="1" r:id="rIdztlcztaefjioge9g2jy6e">
+            <w:hyperlink w:history="1" r:id="rIdkh_tjidurima01c5cvf2a">
               <w:r>
                 <w:rPr>
                   <w:rFonts w:ascii="Arial" w:cs="Arial" w:eastAsia="Arial" w:hAnsi="Arial"/>
@@ -3516,7 +3516,7 @@
                   <w:szCs w:val="16"/>
                   <w:u w:val="single" w:color="2E75B6"/>
                 </w:rPr>
-                <w:t xml:space="preserve">Theoretical and Experimental Probability (Flexbook)</w:t>
+                <w:t xml:space="preserve">Theoretical and Experimental Probability Practice</w:t>
               </w:r>
             </w:hyperlink>
           </w:p>
@@ -3540,7 +3540,7 @@
               <w:spacing w:after="10" w:before="0"/>
               <w:ind w:left="120"/>
             </w:pPr>
-            <w:hyperlink w:history="1" r:id="rIdhbeote_ll5w-e4if2vqkv">
+            <w:hyperlink w:history="1" r:id="rIdwevaoc8cnobqmskej06hc">
               <w:r>
                 <w:rPr>
                   <w:rFonts w:ascii="Arial" w:cs="Arial" w:eastAsia="Arial" w:hAnsi="Arial"/>
@@ -3735,7 +3735,7 @@
             <w:pPr>
               <w:spacing w:after="20" w:before="0"/>
             </w:pPr>
-            <w:hyperlink w:history="1" r:id="rIdvatarxs1qphyaq08veksi">
+            <w:hyperlink w:history="1" r:id="rIdy-3iurchzg1hbyedi699x">
               <w:r>
                 <w:rPr>
                   <w:rFonts w:ascii="Arial" w:cs="Arial" w:eastAsia="Arial" w:hAnsi="Arial"/>
@@ -3744,7 +3744,7 @@
                   <w:szCs w:val="16"/>
                   <w:u w:val="single" w:color="2E75B6"/>
                 </w:rPr>
-                <w:t xml:space="preserve">Finding area with fractional sides 2</w:t>
+                <w:t xml:space="preserve">Experimental versus theoretical probability simulation</w:t>
               </w:r>
             </w:hyperlink>
           </w:p>
@@ -3768,7 +3768,7 @@
               <w:spacing w:after="10" w:before="0"/>
               <w:ind w:left="120"/>
             </w:pPr>
-            <w:hyperlink w:history="1" r:id="rIdkl82vetv4sn1zo2froad8">
+            <w:hyperlink w:history="1" r:id="rIdvt9cw13ueprxqhfiajwcw">
               <w:r>
                 <w:rPr>
                   <w:rFonts w:ascii="Arial" w:cs="Arial" w:eastAsia="Arial" w:hAnsi="Arial"/>
@@ -3813,7 +3813,7 @@
             <w:pPr>
               <w:spacing w:after="20" w:before="0"/>
             </w:pPr>
-            <w:hyperlink w:history="1" r:id="rIdylluceey_5tohxp0gsnau">
+            <w:hyperlink w:history="1" r:id="rIduqtufuaexdvxrqmqkr-dh">
               <w:r>
                 <w:rPr>
                   <w:rFonts w:ascii="Arial" w:cs="Arial" w:eastAsia="Arial" w:hAnsi="Arial"/>
@@ -3822,7 +3822,7 @@
                   <w:szCs w:val="16"/>
                   <w:u w:val="single" w:color="2E75B6"/>
                 </w:rPr>
-                <w:t xml:space="preserve">Theoretical and Experimental Probability (Flexbook)</w:t>
+                <w:t xml:space="preserve">Probability of Independent Events (Flexbook)</w:t>
               </w:r>
             </w:hyperlink>
           </w:p>
@@ -3846,7 +3846,7 @@
               <w:spacing w:after="10" w:before="0"/>
               <w:ind w:left="120"/>
             </w:pPr>
-            <w:hyperlink w:history="1" r:id="rIdhrvloqhrsb6wd-u_-syne">
+            <w:hyperlink w:history="1" r:id="rId0btrpfh7xxlbz36nnqxpf">
               <w:r>
                 <w:rPr>
                   <w:rFonts w:ascii="Arial" w:cs="Arial" w:eastAsia="Arial" w:hAnsi="Arial"/>
@@ -4041,7 +4041,7 @@
             <w:pPr>
               <w:spacing w:after="20" w:before="0"/>
             </w:pPr>
-            <w:hyperlink w:history="1" r:id="rIdahgubco0i5epgkaxz9lql">
+            <w:hyperlink w:history="1" r:id="rIdsdaqdnt_riqd_kwrijm__">
               <w:r>
                 <w:rPr>
                   <w:rFonts w:ascii="Arial" w:cs="Arial" w:eastAsia="Arial" w:hAnsi="Arial"/>
@@ -4050,7 +4050,7 @@
                   <w:szCs w:val="16"/>
                   <w:u w:val="single" w:color="2E75B6"/>
                 </w:rPr>
-                <w:t xml:space="preserve">Finding area with fractional sides 2</w:t>
+                <w:t xml:space="preserve">Die rolling probability with independent events</w:t>
               </w:r>
             </w:hyperlink>
           </w:p>
@@ -4074,7 +4074,7 @@
               <w:spacing w:after="10" w:before="0"/>
               <w:ind w:left="120"/>
             </w:pPr>
-            <w:hyperlink w:history="1" r:id="rId9fm-gpu9rxrgja-njbrq8">
+            <w:hyperlink w:history="1" r:id="rIdtl_zpariatdwxuntn_t1a">
               <w:r>
                 <w:rPr>
                   <w:rFonts w:ascii="Arial" w:cs="Arial" w:eastAsia="Arial" w:hAnsi="Arial"/>
@@ -4112,14 +4112,14 @@
                 <w:sz w:val="16"/>
                 <w:szCs w:val="16"/>
               </w:rPr>
-              <w:t xml:space="preserve">📖 HTML:</w:t>
+              <w:t xml:space="preserve">📖 EXERCISE:</w:t>
             </w:r>
           </w:p>
           <w:p>
             <w:pPr>
               <w:spacing w:after="20" w:before="0"/>
             </w:pPr>
-            <w:hyperlink w:history="1" r:id="rIdsyzlxb-lujz-teykffssa">
+            <w:hyperlink w:history="1" r:id="rIdeaj2w04rg2nrg3x9pcreh">
               <w:r>
                 <w:rPr>
                   <w:rFonts w:ascii="Arial" w:cs="Arial" w:eastAsia="Arial" w:hAnsi="Arial"/>
@@ -4128,7 +4128,7 @@
                   <w:szCs w:val="16"/>
                   <w:u w:val="single" w:color="2E75B6"/>
                 </w:rPr>
-                <w:t xml:space="preserve">Theoretical and Experimental Probability (Flexbook)</w:t>
+                <w:t xml:space="preserve">Probability of Independent Events Practice</w:t>
               </w:r>
             </w:hyperlink>
           </w:p>
@@ -4152,7 +4152,7 @@
               <w:spacing w:after="10" w:before="0"/>
               <w:ind w:left="120"/>
             </w:pPr>
-            <w:hyperlink w:history="1" r:id="rIdox4taeppzgx3qqdyjvrfw">
+            <w:hyperlink w:history="1" r:id="rIdknkum05vqb7v4zijyp9ew">
               <w:r>
                 <w:rPr>
                   <w:rFonts w:ascii="Arial" w:cs="Arial" w:eastAsia="Arial" w:hAnsi="Arial"/>
@@ -4347,7 +4347,7 @@
             <w:pPr>
               <w:spacing w:after="20" w:before="0"/>
             </w:pPr>
-            <w:hyperlink w:history="1" r:id="rIdookemmx5s6u3sqdmb5wqm">
+            <w:hyperlink w:history="1" r:id="rIdkvmia7hclb3qpmts0wtfn">
               <w:r>
                 <w:rPr>
                   <w:rFonts w:ascii="Arial" w:cs="Arial" w:eastAsia="Arial" w:hAnsi="Arial"/>
@@ -4356,7 +4356,7 @@
                   <w:szCs w:val="16"/>
                   <w:u w:val="single" w:color="2E75B6"/>
                 </w:rPr>
-                <w:t xml:space="preserve">Finding area with fractional sides 2</w:t>
+                <w:t xml:space="preserve">Die rolling probability with independent events -dubbed(KY)</w:t>
               </w:r>
             </w:hyperlink>
           </w:p>
@@ -4372,7 +4372,7 @@
                 <w:sz w:val="14"/>
                 <w:szCs w:val="14"/>
               </w:rPr>
-              <w:t xml:space="preserve">Source: Khan Academy (English - US curriculum)</w:t>
+              <w:t xml:space="preserve">Source: Khan Academy (Kiswahili)</w:t>
             </w:r>
           </w:p>
           <w:p>
@@ -4380,7 +4380,7 @@
               <w:spacing w:after="10" w:before="0"/>
               <w:ind w:left="120"/>
             </w:pPr>
-            <w:hyperlink w:history="1" r:id="rIdngqijcp0pgewwljeeabwh">
+            <w:hyperlink w:history="1" r:id="rIdrb-jsfyn5li7vdp5qw_lv">
               <w:r>
                 <w:rPr>
                   <w:rFonts w:ascii="Arial" w:cs="Arial" w:eastAsia="Arial" w:hAnsi="Arial"/>
@@ -4418,14 +4418,14 @@
                 <w:sz w:val="16"/>
                 <w:szCs w:val="16"/>
               </w:rPr>
-              <w:t xml:space="preserve">📖 HTML:</w:t>
+              <w:t xml:space="preserve">📖 EXERCISE:</w:t>
             </w:r>
           </w:p>
           <w:p>
             <w:pPr>
               <w:spacing w:after="20" w:before="0"/>
             </w:pPr>
-            <w:hyperlink w:history="1" r:id="rId8scg_0xm4iijs4qe9elez">
+            <w:hyperlink w:history="1" r:id="rIdkyls2dvdne5v5xbjwoyn-">
               <w:r>
                 <w:rPr>
                   <w:rFonts w:ascii="Arial" w:cs="Arial" w:eastAsia="Arial" w:hAnsi="Arial"/>
@@ -4434,7 +4434,7 @@
                   <w:szCs w:val="16"/>
                   <w:u w:val="single" w:color="2E75B6"/>
                 </w:rPr>
-                <w:t xml:space="preserve">Theoretical and Experimental Probability (Flexbook)</w:t>
+                <w:t xml:space="preserve">Independent probability</w:t>
               </w:r>
             </w:hyperlink>
           </w:p>
@@ -4450,7 +4450,7 @@
                 <w:sz w:val="14"/>
                 <w:szCs w:val="14"/>
               </w:rPr>
-              <w:t xml:space="preserve">Source: CK-12</w:t>
+              <w:t xml:space="preserve">Source: Khan Academy (English - US curriculum)</w:t>
             </w:r>
           </w:p>
           <w:p>
@@ -4458,7 +4458,7 @@
               <w:spacing w:after="10" w:before="0"/>
               <w:ind w:left="120"/>
             </w:pPr>
-            <w:hyperlink w:history="1" r:id="rIdy2zamtefwk-jjifluvwqn">
+            <w:hyperlink w:history="1" r:id="rId54hlqoto3d1r53ow30aa8">
               <w:r>
                 <w:rPr>
                   <w:rFonts w:ascii="Arial" w:cs="Arial" w:eastAsia="Arial" w:hAnsi="Arial"/>
@@ -5945,7 +5945,7 @@
             <w:pPr>
               <w:spacing w:after="20" w:before="0"/>
             </w:pPr>
-            <w:hyperlink w:history="1" r:id="rIdw4l-5lvud2lq8gayv_u9z">
+            <w:hyperlink w:history="1" r:id="rId_zho3ozs7suadn3amxj9z">
               <w:r>
                 <w:rPr>
                   <w:rFonts w:ascii="Arial" w:cs="Arial" w:eastAsia="Arial" w:hAnsi="Arial"/>
@@ -5954,7 +5954,7 @@
                   <w:szCs w:val="16"/>
                   <w:u w:val="single" w:color="2E75B6"/>
                 </w:rPr>
-                <w:t xml:space="preserve">Finding area with fractional sides 2</w:t>
+                <w:t xml:space="preserve">Die rolling probability with independent events -dubbed(KY)</w:t>
               </w:r>
             </w:hyperlink>
           </w:p>
@@ -5970,7 +5970,7 @@
                 <w:sz w:val="14"/>
                 <w:szCs w:val="14"/>
               </w:rPr>
-              <w:t xml:space="preserve">Source: Khan Academy (English - US curriculum)</w:t>
+              <w:t xml:space="preserve">Source: Khan Academy (Kiswahili)</w:t>
             </w:r>
           </w:p>
           <w:p>
@@ -5978,7 +5978,7 @@
               <w:spacing w:after="10" w:before="0"/>
               <w:ind w:left="120"/>
             </w:pPr>
-            <w:hyperlink w:history="1" r:id="rIdftgwgacezirrrurvwfgxw">
+            <w:hyperlink w:history="1" r:id="rId-56sex08vhsk1tiqtithh">
               <w:r>
                 <w:rPr>
                   <w:rFonts w:ascii="Arial" w:cs="Arial" w:eastAsia="Arial" w:hAnsi="Arial"/>
@@ -6023,7 +6023,7 @@
             <w:pPr>
               <w:spacing w:after="20" w:before="0"/>
             </w:pPr>
-            <w:hyperlink w:history="1" r:id="rIdswuqlqpu2q8byjvkf6vsw">
+            <w:hyperlink w:history="1" r:id="rId0x-unqitzf6yq0rziurgk">
               <w:r>
                 <w:rPr>
                   <w:rFonts w:ascii="Arial" w:cs="Arial" w:eastAsia="Arial" w:hAnsi="Arial"/>
@@ -6056,7 +6056,7 @@
               <w:spacing w:after="10" w:before="0"/>
               <w:ind w:left="120"/>
             </w:pPr>
-            <w:hyperlink w:history="1" r:id="rIdiiwvpui96-d6gvjo2uaut">
+            <w:hyperlink w:history="1" r:id="rId-5kirvm2guqdhxtexpwmj">
               <w:r>
                 <w:rPr>
                   <w:rFonts w:ascii="Arial" w:cs="Arial" w:eastAsia="Arial" w:hAnsi="Arial"/>
@@ -6251,7 +6251,7 @@
             <w:pPr>
               <w:spacing w:after="20" w:before="0"/>
             </w:pPr>
-            <w:hyperlink w:history="1" r:id="rIdfae3buyamgdwwfkk7werr">
+            <w:hyperlink w:history="1" r:id="rId69jxjr8qbsiurplcfs8am">
               <w:r>
                 <w:rPr>
                   <w:rFonts w:ascii="Arial" w:cs="Arial" w:eastAsia="Arial" w:hAnsi="Arial"/>
@@ -6260,7 +6260,7 @@
                   <w:szCs w:val="16"/>
                   <w:u w:val="single" w:color="2E75B6"/>
                 </w:rPr>
-                <w:t xml:space="preserve">Finding area with fractional sides 2</w:t>
+                <w:t xml:space="preserve">Die rolling probability with independent events</w:t>
               </w:r>
             </w:hyperlink>
           </w:p>
@@ -6284,7 +6284,7 @@
               <w:spacing w:after="10" w:before="0"/>
               <w:ind w:left="120"/>
             </w:pPr>
-            <w:hyperlink w:history="1" r:id="rIdbluyqttxehv7xcelblydl">
+            <w:hyperlink w:history="1" r:id="rIdnbhfqra78drz0xhdzjior">
               <w:r>
                 <w:rPr>
                   <w:rFonts w:ascii="Arial" w:cs="Arial" w:eastAsia="Arial" w:hAnsi="Arial"/>
@@ -6322,14 +6322,14 @@
                 <w:sz w:val="16"/>
                 <w:szCs w:val="16"/>
               </w:rPr>
-              <w:t xml:space="preserve">📖 HTML:</w:t>
+              <w:t xml:space="preserve">📖 EXERCISE:</w:t>
             </w:r>
           </w:p>
           <w:p>
             <w:pPr>
               <w:spacing w:after="20" w:before="0"/>
             </w:pPr>
-            <w:hyperlink w:history="1" r:id="rIds0ovli0ro4rrml9vfzlar">
+            <w:hyperlink w:history="1" r:id="rIdn-ie44zzsixnbwxmnkh7n">
               <w:r>
                 <w:rPr>
                   <w:rFonts w:ascii="Arial" w:cs="Arial" w:eastAsia="Arial" w:hAnsi="Arial"/>
@@ -6338,7 +6338,7 @@
                   <w:szCs w:val="16"/>
                   <w:u w:val="single" w:color="2E75B6"/>
                 </w:rPr>
-                <w:t xml:space="preserve">Theoretical and Experimental Probability (Flexbook)</w:t>
+                <w:t xml:space="preserve">Theoretical and Experimental Probability Practice</w:t>
               </w:r>
             </w:hyperlink>
           </w:p>
@@ -6362,7 +6362,7 @@
               <w:spacing w:after="10" w:before="0"/>
               <w:ind w:left="120"/>
             </w:pPr>
-            <w:hyperlink w:history="1" r:id="rIduh491siixuvtzskdi-ujn">
+            <w:hyperlink w:history="1" r:id="rIddqhdj_g2qcxl86ofjfanl">
               <w:r>
                 <w:rPr>
                   <w:rFonts w:ascii="Arial" w:cs="Arial" w:eastAsia="Arial" w:hAnsi="Arial"/>
@@ -6557,7 +6557,7 @@
             <w:pPr>
               <w:spacing w:after="20" w:before="0"/>
             </w:pPr>
-            <w:hyperlink w:history="1" r:id="rIduwbs9icn9mjjhntxblv9w">
+            <w:hyperlink w:history="1" r:id="rIdnjm8ribtwatk5gl_qtz7i">
               <w:r>
                 <w:rPr>
                   <w:rFonts w:ascii="Arial" w:cs="Arial" w:eastAsia="Arial" w:hAnsi="Arial"/>
@@ -6566,7 +6566,7 @@
                   <w:szCs w:val="16"/>
                   <w:u w:val="single" w:color="2E75B6"/>
                 </w:rPr>
-                <w:t xml:space="preserve">Finding area with fractional sides 2</w:t>
+                <w:t xml:space="preserve">Theoretical probability distribution example: tables</w:t>
               </w:r>
             </w:hyperlink>
           </w:p>
@@ -6590,7 +6590,7 @@
               <w:spacing w:after="10" w:before="0"/>
               <w:ind w:left="120"/>
             </w:pPr>
-            <w:hyperlink w:history="1" r:id="rIdatyz27dyhzquddjhtsh8q">
+            <w:hyperlink w:history="1" r:id="rIdi7rwlnej5-yn1ogav7kuf">
               <w:r>
                 <w:rPr>
                   <w:rFonts w:ascii="Arial" w:cs="Arial" w:eastAsia="Arial" w:hAnsi="Arial"/>
@@ -6635,7 +6635,7 @@
             <w:pPr>
               <w:spacing w:after="20" w:before="0"/>
             </w:pPr>
-            <w:hyperlink w:history="1" r:id="rIdncgvvrcyc4-vrqzogvb4a">
+            <w:hyperlink w:history="1" r:id="rIdq_e9tgfhwgrs0x1euyaqc">
               <w:r>
                 <w:rPr>
                   <w:rFonts w:ascii="Arial" w:cs="Arial" w:eastAsia="Arial" w:hAnsi="Arial"/>
@@ -6644,7 +6644,7 @@
                   <w:szCs w:val="16"/>
                   <w:u w:val="single" w:color="2E75B6"/>
                 </w:rPr>
-                <w:t xml:space="preserve">Theoretical and Experimental Probability (Flexbook)</w:t>
+                <w:t xml:space="preserve">Independent Events and Sample Spaces (Flexbook)</w:t>
               </w:r>
             </w:hyperlink>
           </w:p>
@@ -6668,7 +6668,7 @@
               <w:spacing w:after="10" w:before="0"/>
               <w:ind w:left="120"/>
             </w:pPr>
-            <w:hyperlink w:history="1" r:id="rIdnr86sifemwulwqlzpinqz">
+            <w:hyperlink w:history="1" r:id="rIdiys1rqvpqphtzhkgpf27a">
               <w:r>
                 <w:rPr>
                   <w:rFonts w:ascii="Arial" w:cs="Arial" w:eastAsia="Arial" w:hAnsi="Arial"/>
@@ -6863,7 +6863,7 @@
             <w:pPr>
               <w:spacing w:after="20" w:before="0"/>
             </w:pPr>
-            <w:hyperlink w:history="1" r:id="rIdwn6crhw_h6wfg9neiaekl">
+            <w:hyperlink w:history="1" r:id="rIdtim2ycbrwihb4iqq31nsz">
               <w:r>
                 <w:rPr>
                   <w:rFonts w:ascii="Arial" w:cs="Arial" w:eastAsia="Arial" w:hAnsi="Arial"/>
@@ -6872,7 +6872,7 @@
                   <w:szCs w:val="16"/>
                   <w:u w:val="single" w:color="2E75B6"/>
                 </w:rPr>
-                <w:t xml:space="preserve">Finding area with fractional sides 2</w:t>
+                <w:t xml:space="preserve">Intro to theoretical probability</w:t>
               </w:r>
             </w:hyperlink>
           </w:p>
@@ -6896,7 +6896,7 @@
               <w:spacing w:after="10" w:before="0"/>
               <w:ind w:left="120"/>
             </w:pPr>
-            <w:hyperlink w:history="1" r:id="rIdlatorwahagyct585ircjj">
+            <w:hyperlink w:history="1" r:id="rId79nbmvjkjt87qz0ilaq1u">
               <w:r>
                 <w:rPr>
                   <w:rFonts w:ascii="Arial" w:cs="Arial" w:eastAsia="Arial" w:hAnsi="Arial"/>
@@ -6934,14 +6934,14 @@
                 <w:sz w:val="16"/>
                 <w:szCs w:val="16"/>
               </w:rPr>
-              <w:t xml:space="preserve">📖 HTML:</w:t>
+              <w:t xml:space="preserve">📖 EXERCISE:</w:t>
             </w:r>
           </w:p>
           <w:p>
             <w:pPr>
               <w:spacing w:after="20" w:before="0"/>
             </w:pPr>
-            <w:hyperlink w:history="1" r:id="rIddbg2ymjavhbcp7ci8p989">
+            <w:hyperlink w:history="1" r:id="rIdsdelwnog5dcpn6gzyghza">
               <w:r>
                 <w:rPr>
                   <w:rFonts w:ascii="Arial" w:cs="Arial" w:eastAsia="Arial" w:hAnsi="Arial"/>
@@ -6950,7 +6950,7 @@
                   <w:szCs w:val="16"/>
                   <w:u w:val="single" w:color="2E75B6"/>
                 </w:rPr>
-                <w:t xml:space="preserve">Theoretical and Experimental Probability (Flexbook)</w:t>
+                <w:t xml:space="preserve">Independent Events and Sample Spaces Practice</w:t>
               </w:r>
             </w:hyperlink>
           </w:p>
@@ -6974,7 +6974,7 @@
               <w:spacing w:after="10" w:before="0"/>
               <w:ind w:left="120"/>
             </w:pPr>
-            <w:hyperlink w:history="1" r:id="rIdeacz-mqluelp2upnpy0lr">
+            <w:hyperlink w:history="1" r:id="rId31mxdk5gonnclm60dbkee">
               <w:r>
                 <w:rPr>
                   <w:rFonts w:ascii="Arial" w:cs="Arial" w:eastAsia="Arial" w:hAnsi="Arial"/>
@@ -7169,7 +7169,7 @@
             <w:pPr>
               <w:spacing w:after="20" w:before="0"/>
             </w:pPr>
-            <w:hyperlink w:history="1" r:id="rIdyxqigekhm-04-3o7daqp5">
+            <w:hyperlink w:history="1" r:id="rIda36z6tgcp7etousjwjwnc">
               <w:r>
                 <w:rPr>
                   <w:rFonts w:ascii="Arial" w:cs="Arial" w:eastAsia="Arial" w:hAnsi="Arial"/>
@@ -7178,7 +7178,7 @@
                   <w:szCs w:val="16"/>
                   <w:u w:val="single" w:color="2E75B6"/>
                 </w:rPr>
-                <w:t xml:space="preserve">Finding area with fractional sides 2</w:t>
+                <w:t xml:space="preserve">Experimental versus theoretical probability simulation</w:t>
               </w:r>
             </w:hyperlink>
           </w:p>
@@ -7202,7 +7202,7 @@
               <w:spacing w:after="10" w:before="0"/>
               <w:ind w:left="120"/>
             </w:pPr>
-            <w:hyperlink w:history="1" r:id="rId_-q13jnnogrzcav6iloig">
+            <w:hyperlink w:history="1" r:id="rIdetzfb61gbdkogzpp-azr-">
               <w:r>
                 <w:rPr>
                   <w:rFonts w:ascii="Arial" w:cs="Arial" w:eastAsia="Arial" w:hAnsi="Arial"/>
@@ -7240,14 +7240,14 @@
                 <w:sz w:val="16"/>
                 <w:szCs w:val="16"/>
               </w:rPr>
-              <w:t xml:space="preserve">📖 HTML:</w:t>
+              <w:t xml:space="preserve">📖 EXERCISE:</w:t>
             </w:r>
           </w:p>
           <w:p>
             <w:pPr>
               <w:spacing w:after="20" w:before="0"/>
             </w:pPr>
-            <w:hyperlink w:history="1" r:id="rIdrgkbkiju4nnxrpwendd0u">
+            <w:hyperlink w:history="1" r:id="rIdireqngnyclfmk0fo4azaj">
               <w:r>
                 <w:rPr>
                   <w:rFonts w:ascii="Arial" w:cs="Arial" w:eastAsia="Arial" w:hAnsi="Arial"/>
@@ -7256,7 +7256,7 @@
                   <w:szCs w:val="16"/>
                   <w:u w:val="single" w:color="2E75B6"/>
                 </w:rPr>
-                <w:t xml:space="preserve">Theoretical and Experimental Probability (Flexbook)</w:t>
+                <w:t xml:space="preserve">Independent probability</w:t>
               </w:r>
             </w:hyperlink>
           </w:p>
@@ -7272,7 +7272,7 @@
                 <w:sz w:val="14"/>
                 <w:szCs w:val="14"/>
               </w:rPr>
-              <w:t xml:space="preserve">Source: CK-12</w:t>
+              <w:t xml:space="preserve">Source: Khan Academy (English - US curriculum)</w:t>
             </w:r>
           </w:p>
           <w:p>
@@ -7280,7 +7280,7 @@
               <w:spacing w:after="10" w:before="0"/>
               <w:ind w:left="120"/>
             </w:pPr>
-            <w:hyperlink w:history="1" r:id="rIdypiqmlvn97jvuv4hdfvqf">
+            <w:hyperlink w:history="1" r:id="rId9txvxmwqetshhityozpoa">
               <w:r>
                 <w:rPr>
                   <w:rFonts w:ascii="Arial" w:cs="Arial" w:eastAsia="Arial" w:hAnsi="Arial"/>
@@ -8767,7 +8767,7 @@
             <w:pPr>
               <w:spacing w:after="20" w:before="0"/>
             </w:pPr>
-            <w:hyperlink w:history="1" r:id="rIdh77l8p00k6gquarnsqdw7">
+            <w:hyperlink w:history="1" r:id="rIdgqyuw2z3qlyy-kopnen75">
               <w:r>
                 <w:rPr>
                   <w:rFonts w:ascii="Arial" w:cs="Arial" w:eastAsia="Arial" w:hAnsi="Arial"/>
@@ -8776,7 +8776,7 @@
                   <w:szCs w:val="16"/>
                   <w:u w:val="single" w:color="2E75B6"/>
                 </w:rPr>
-                <w:t xml:space="preserve">Video: Make a Ten</w:t>
+                <w:t xml:space="preserve">Binomial probability example</w:t>
               </w:r>
             </w:hyperlink>
           </w:p>
@@ -8792,7 +8792,7 @@
                 <w:sz w:val="14"/>
                 <w:szCs w:val="14"/>
               </w:rPr>
-              <w:t xml:space="preserve">Source: PhET Interactive Simulations (English)</w:t>
+              <w:t xml:space="preserve">Source: Khan Academy (English - US curriculum)</w:t>
             </w:r>
           </w:p>
           <w:p>
@@ -8800,7 +8800,7 @@
               <w:spacing w:after="10" w:before="0"/>
               <w:ind w:left="120"/>
             </w:pPr>
-            <w:hyperlink w:history="1" r:id="rIdh-vga0azix8wnv0phvioj">
+            <w:hyperlink w:history="1" r:id="rId0wbdvn-fccbur2n5apy0k">
               <w:r>
                 <w:rPr>
                   <w:rFonts w:ascii="Arial" w:cs="Arial" w:eastAsia="Arial" w:hAnsi="Arial"/>
@@ -8838,14 +8838,14 @@
                 <w:sz w:val="16"/>
                 <w:szCs w:val="16"/>
               </w:rPr>
-              <w:t xml:space="preserve">📖 HTML:</w:t>
+              <w:t xml:space="preserve">📖 EXERCISE:</w:t>
             </w:r>
           </w:p>
           <w:p>
             <w:pPr>
               <w:spacing w:after="20" w:before="0"/>
             </w:pPr>
-            <w:hyperlink w:history="1" r:id="rIdfr9gjuqf-cuf8gcbum4ol">
+            <w:hyperlink w:history="1" r:id="rIdgjqdxtrn2tkjlmi886p6w">
               <w:r>
                 <w:rPr>
                   <w:rFonts w:ascii="Arial" w:cs="Arial" w:eastAsia="Arial" w:hAnsi="Arial"/>
@@ -8854,7 +8854,7 @@
                   <w:szCs w:val="16"/>
                   <w:u w:val="single" w:color="2E75B6"/>
                 </w:rPr>
-                <w:t xml:space="preserve">Theoretical and Experimental Probability (Flexbook)</w:t>
+                <w:t xml:space="preserve">Making predictions with probability</w:t>
               </w:r>
             </w:hyperlink>
           </w:p>
@@ -8870,7 +8870,7 @@
                 <w:sz w:val="14"/>
                 <w:szCs w:val="14"/>
               </w:rPr>
-              <w:t xml:space="preserve">Source: CK-12</w:t>
+              <w:t xml:space="preserve">Source: Khan Academy (English - US curriculum)</w:t>
             </w:r>
           </w:p>
           <w:p>
@@ -8878,7 +8878,7 @@
               <w:spacing w:after="10" w:before="0"/>
               <w:ind w:left="120"/>
             </w:pPr>
-            <w:hyperlink w:history="1" r:id="rIde3wbbisznszbrep9c7drl">
+            <w:hyperlink w:history="1" r:id="rIdtvy0i7h9r30rdbtef04i5">
               <w:r>
                 <w:rPr>
                   <w:rFonts w:ascii="Arial" w:cs="Arial" w:eastAsia="Arial" w:hAnsi="Arial"/>
@@ -9073,7 +9073,7 @@
             <w:pPr>
               <w:spacing w:after="20" w:before="0"/>
             </w:pPr>
-            <w:hyperlink w:history="1" r:id="rId4g1g3yr1sdpnmif-d3q-d">
+            <w:hyperlink w:history="1" r:id="rIdstkxxpuatq2qg7-pbjrsz">
               <w:r>
                 <w:rPr>
                   <w:rFonts w:ascii="Arial" w:cs="Arial" w:eastAsia="Arial" w:hAnsi="Arial"/>
@@ -9082,7 +9082,7 @@
                   <w:szCs w:val="16"/>
                   <w:u w:val="single" w:color="2E75B6"/>
                 </w:rPr>
-                <w:t xml:space="preserve">Video: Make a Ten</w:t>
+                <w:t xml:space="preserve">Binomial probability example</w:t>
               </w:r>
             </w:hyperlink>
           </w:p>
@@ -9098,7 +9098,7 @@
                 <w:sz w:val="14"/>
                 <w:szCs w:val="14"/>
               </w:rPr>
-              <w:t xml:space="preserve">Source: PhET Interactive Simulations (English)</w:t>
+              <w:t xml:space="preserve">Source: Khan Academy (English - US curriculum)</w:t>
             </w:r>
           </w:p>
           <w:p>
@@ -9106,7 +9106,7 @@
               <w:spacing w:after="10" w:before="0"/>
               <w:ind w:left="120"/>
             </w:pPr>
-            <w:hyperlink w:history="1" r:id="rIdnnwwrrv7dtpxomfocztga">
+            <w:hyperlink w:history="1" r:id="rIduczzadzgcc-5b2c-gpycq">
               <w:r>
                 <w:rPr>
                   <w:rFonts w:ascii="Arial" w:cs="Arial" w:eastAsia="Arial" w:hAnsi="Arial"/>
@@ -9144,14 +9144,14 @@
                 <w:sz w:val="16"/>
                 <w:szCs w:val="16"/>
               </w:rPr>
-              <w:t xml:space="preserve">📖 HTML:</w:t>
+              <w:t xml:space="preserve">📖 EXERCISE:</w:t>
             </w:r>
           </w:p>
           <w:p>
             <w:pPr>
               <w:spacing w:after="20" w:before="0"/>
             </w:pPr>
-            <w:hyperlink w:history="1" r:id="rIdhrzqdr3sxnscnh8tygehr">
+            <w:hyperlink w:history="1" r:id="rIdf39ezd_hz9unzyy2pewkw">
               <w:r>
                 <w:rPr>
                   <w:rFonts w:ascii="Arial" w:cs="Arial" w:eastAsia="Arial" w:hAnsi="Arial"/>
@@ -9160,7 +9160,7 @@
                   <w:szCs w:val="16"/>
                   <w:u w:val="single" w:color="2E75B6"/>
                 </w:rPr>
-                <w:t xml:space="preserve">Theoretical and Experimental Probability (Flexbook)</w:t>
+                <w:t xml:space="preserve">Making predictions with probability</w:t>
               </w:r>
             </w:hyperlink>
           </w:p>
@@ -9176,7 +9176,7 @@
                 <w:sz w:val="14"/>
                 <w:szCs w:val="14"/>
               </w:rPr>
-              <w:t xml:space="preserve">Source: CK-12</w:t>
+              <w:t xml:space="preserve">Source: Khan Academy (English - US curriculum)</w:t>
             </w:r>
           </w:p>
           <w:p>
@@ -9184,7 +9184,7 @@
               <w:spacing w:after="10" w:before="0"/>
               <w:ind w:left="120"/>
             </w:pPr>
-            <w:hyperlink w:history="1" r:id="rId80tikhrewvogye2no3t7v">
+            <w:hyperlink w:history="1" r:id="rIddd5iijkjqlz2osyuxkihw">
               <w:r>
                 <w:rPr>
                   <w:rFonts w:ascii="Arial" w:cs="Arial" w:eastAsia="Arial" w:hAnsi="Arial"/>
@@ -9379,7 +9379,7 @@
             <w:pPr>
               <w:spacing w:after="20" w:before="0"/>
             </w:pPr>
-            <w:hyperlink w:history="1" r:id="rIdmt390xrescpgnmxy-e5t4">
+            <w:hyperlink w:history="1" r:id="rId9carqenwvpk_28_zbyjnx">
               <w:r>
                 <w:rPr>
                   <w:rFonts w:ascii="Arial" w:cs="Arial" w:eastAsia="Arial" w:hAnsi="Arial"/>
@@ -9388,7 +9388,7 @@
                   <w:szCs w:val="16"/>
                   <w:u w:val="single" w:color="2E75B6"/>
                 </w:rPr>
-                <w:t xml:space="preserve">Video: Make a Ten</w:t>
+                <w:t xml:space="preserve">Binomial probability example</w:t>
               </w:r>
             </w:hyperlink>
           </w:p>
@@ -9404,7 +9404,7 @@
                 <w:sz w:val="14"/>
                 <w:szCs w:val="14"/>
               </w:rPr>
-              <w:t xml:space="preserve">Source: PhET Interactive Simulations (English)</w:t>
+              <w:t xml:space="preserve">Source: Khan Academy (English - US curriculum)</w:t>
             </w:r>
           </w:p>
           <w:p>
@@ -9412,7 +9412,7 @@
               <w:spacing w:after="10" w:before="0"/>
               <w:ind w:left="120"/>
             </w:pPr>
-            <w:hyperlink w:history="1" r:id="rId8khndsri-heqrsjveub8n">
+            <w:hyperlink w:history="1" r:id="rIdurqjtrogpwadvgbfjqbge">
               <w:r>
                 <w:rPr>
                   <w:rFonts w:ascii="Arial" w:cs="Arial" w:eastAsia="Arial" w:hAnsi="Arial"/>
@@ -9450,14 +9450,14 @@
                 <w:sz w:val="16"/>
                 <w:szCs w:val="16"/>
               </w:rPr>
-              <w:t xml:space="preserve">📖 HTML:</w:t>
+              <w:t xml:space="preserve">📖 EXERCISE:</w:t>
             </w:r>
           </w:p>
           <w:p>
             <w:pPr>
               <w:spacing w:after="20" w:before="0"/>
             </w:pPr>
-            <w:hyperlink w:history="1" r:id="rIds1mdbqzezutxpyunvtkp1">
+            <w:hyperlink w:history="1" r:id="rIdqbkgw692wjnlqu6wuflhz">
               <w:r>
                 <w:rPr>
                   <w:rFonts w:ascii="Arial" w:cs="Arial" w:eastAsia="Arial" w:hAnsi="Arial"/>
@@ -9466,7 +9466,7 @@
                   <w:szCs w:val="16"/>
                   <w:u w:val="single" w:color="2E75B6"/>
                 </w:rPr>
-                <w:t xml:space="preserve">Theoretical and Experimental Probability (Flexbook)</w:t>
+                <w:t xml:space="preserve">Making predictions with probability</w:t>
               </w:r>
             </w:hyperlink>
           </w:p>
@@ -9482,7 +9482,7 @@
                 <w:sz w:val="14"/>
                 <w:szCs w:val="14"/>
               </w:rPr>
-              <w:t xml:space="preserve">Source: CK-12</w:t>
+              <w:t xml:space="preserve">Source: Khan Academy (English - US curriculum)</w:t>
             </w:r>
           </w:p>
           <w:p>
@@ -9490,7 +9490,7 @@
               <w:spacing w:after="10" w:before="0"/>
               <w:ind w:left="120"/>
             </w:pPr>
-            <w:hyperlink w:history="1" r:id="rIdlspfe5qoha-pocanevhu7">
+            <w:hyperlink w:history="1" r:id="rIdbln50s0xysupvoxa_vb5i">
               <w:r>
                 <w:rPr>
                   <w:rFonts w:ascii="Arial" w:cs="Arial" w:eastAsia="Arial" w:hAnsi="Arial"/>
@@ -9685,7 +9685,7 @@
             <w:pPr>
               <w:spacing w:after="20" w:before="0"/>
             </w:pPr>
-            <w:hyperlink w:history="1" r:id="rIdwxurkgfpkefukgcyct0-g">
+            <w:hyperlink w:history="1" r:id="rIdvbmnrm_o6zo0wm1fhkemz">
               <w:r>
                 <w:rPr>
                   <w:rFonts w:ascii="Arial" w:cs="Arial" w:eastAsia="Arial" w:hAnsi="Arial"/>
@@ -9694,7 +9694,7 @@
                   <w:szCs w:val="16"/>
                   <w:u w:val="single" w:color="2E75B6"/>
                 </w:rPr>
-                <w:t xml:space="preserve">Video: Make a Ten</w:t>
+                <w:t xml:space="preserve">Binomial probability example</w:t>
               </w:r>
             </w:hyperlink>
           </w:p>
@@ -9710,7 +9710,7 @@
                 <w:sz w:val="14"/>
                 <w:szCs w:val="14"/>
               </w:rPr>
-              <w:t xml:space="preserve">Source: PhET Interactive Simulations (English)</w:t>
+              <w:t xml:space="preserve">Source: Khan Academy (English - US curriculum)</w:t>
             </w:r>
           </w:p>
           <w:p>
@@ -9718,7 +9718,7 @@
               <w:spacing w:after="10" w:before="0"/>
               <w:ind w:left="120"/>
             </w:pPr>
-            <w:hyperlink w:history="1" r:id="rIdwqd06fgaardhkh8progsx">
+            <w:hyperlink w:history="1" r:id="rIdq_m6lvozfw2c72vrgwzul">
               <w:r>
                 <w:rPr>
                   <w:rFonts w:ascii="Arial" w:cs="Arial" w:eastAsia="Arial" w:hAnsi="Arial"/>
@@ -9756,14 +9756,14 @@
                 <w:sz w:val="16"/>
                 <w:szCs w:val="16"/>
               </w:rPr>
-              <w:t xml:space="preserve">📖 HTML:</w:t>
+              <w:t xml:space="preserve">📖 EXERCISE:</w:t>
             </w:r>
           </w:p>
           <w:p>
             <w:pPr>
               <w:spacing w:after="20" w:before="0"/>
             </w:pPr>
-            <w:hyperlink w:history="1" r:id="rIdxfxl53fvpviqi50g7cjzt">
+            <w:hyperlink w:history="1" r:id="rId9cl8fbvhttnjkcnxbvz6w">
               <w:r>
                 <w:rPr>
                   <w:rFonts w:ascii="Arial" w:cs="Arial" w:eastAsia="Arial" w:hAnsi="Arial"/>
@@ -9772,7 +9772,7 @@
                   <w:szCs w:val="16"/>
                   <w:u w:val="single" w:color="2E75B6"/>
                 </w:rPr>
-                <w:t xml:space="preserve">Theoretical and Experimental Probability (Flexbook)</w:t>
+                <w:t xml:space="preserve">Making predictions with probability</w:t>
               </w:r>
             </w:hyperlink>
           </w:p>
@@ -9788,7 +9788,7 @@
                 <w:sz w:val="14"/>
                 <w:szCs w:val="14"/>
               </w:rPr>
-              <w:t xml:space="preserve">Source: CK-12</w:t>
+              <w:t xml:space="preserve">Source: Khan Academy (English - US curriculum)</w:t>
             </w:r>
           </w:p>
           <w:p>
@@ -9796,7 +9796,7 @@
               <w:spacing w:after="10" w:before="0"/>
               <w:ind w:left="120"/>
             </w:pPr>
-            <w:hyperlink w:history="1" r:id="rIdug-_wf4mqm_wno_oth428">
+            <w:hyperlink w:history="1" r:id="rIdzoyjdu89swbi1ydyktm5r">
               <w:r>
                 <w:rPr>
                   <w:rFonts w:ascii="Arial" w:cs="Arial" w:eastAsia="Arial" w:hAnsi="Arial"/>
@@ -9991,7 +9991,7 @@
             <w:pPr>
               <w:spacing w:after="20" w:before="0"/>
             </w:pPr>
-            <w:hyperlink w:history="1" r:id="rId5uezybi9cfqp2wkqbfvp2">
+            <w:hyperlink w:history="1" r:id="rIdhadk12wbneb4onuxlnc7n">
               <w:r>
                 <w:rPr>
                   <w:rFonts w:ascii="Arial" w:cs="Arial" w:eastAsia="Arial" w:hAnsi="Arial"/>
@@ -10000,7 +10000,7 @@
                   <w:szCs w:val="16"/>
                   <w:u w:val="single" w:color="2E75B6"/>
                 </w:rPr>
-                <w:t xml:space="preserve">Video: Make a Ten</w:t>
+                <w:t xml:space="preserve">Binomial probability example</w:t>
               </w:r>
             </w:hyperlink>
           </w:p>
@@ -10016,7 +10016,7 @@
                 <w:sz w:val="14"/>
                 <w:szCs w:val="14"/>
               </w:rPr>
-              <w:t xml:space="preserve">Source: PhET Interactive Simulations (English)</w:t>
+              <w:t xml:space="preserve">Source: Khan Academy (English - US curriculum)</w:t>
             </w:r>
           </w:p>
           <w:p>
@@ -10024,7 +10024,7 @@
               <w:spacing w:after="10" w:before="0"/>
               <w:ind w:left="120"/>
             </w:pPr>
-            <w:hyperlink w:history="1" r:id="rIdsiiz_rnx4ge_cvcsfg6yc">
+            <w:hyperlink w:history="1" r:id="rIdnaqnstgrmfc-lje7iazhl">
               <w:r>
                 <w:rPr>
                   <w:rFonts w:ascii="Arial" w:cs="Arial" w:eastAsia="Arial" w:hAnsi="Arial"/>
@@ -10062,14 +10062,14 @@
                 <w:sz w:val="16"/>
                 <w:szCs w:val="16"/>
               </w:rPr>
-              <w:t xml:space="preserve">📖 HTML:</w:t>
+              <w:t xml:space="preserve">📖 EXERCISE:</w:t>
             </w:r>
           </w:p>
           <w:p>
             <w:pPr>
               <w:spacing w:after="20" w:before="0"/>
             </w:pPr>
-            <w:hyperlink w:history="1" r:id="rIdo_nvdrst43op-sahvbzx8">
+            <w:hyperlink w:history="1" r:id="rIdurivxmtfelzi9bxoejet8">
               <w:r>
                 <w:rPr>
                   <w:rFonts w:ascii="Arial" w:cs="Arial" w:eastAsia="Arial" w:hAnsi="Arial"/>
@@ -10078,7 +10078,7 @@
                   <w:szCs w:val="16"/>
                   <w:u w:val="single" w:color="2E75B6"/>
                 </w:rPr>
-                <w:t xml:space="preserve">Theoretical and Experimental Probability (Flexbook)</w:t>
+                <w:t xml:space="preserve">Making predictions with probability</w:t>
               </w:r>
             </w:hyperlink>
           </w:p>
@@ -10094,7 +10094,7 @@
                 <w:sz w:val="14"/>
                 <w:szCs w:val="14"/>
               </w:rPr>
-              <w:t xml:space="preserve">Source: CK-12</w:t>
+              <w:t xml:space="preserve">Source: Khan Academy (English - US curriculum)</w:t>
             </w:r>
           </w:p>
           <w:p>
@@ -10102,7 +10102,7 @@
               <w:spacing w:after="10" w:before="0"/>
               <w:ind w:left="120"/>
             </w:pPr>
-            <w:hyperlink w:history="1" r:id="rIde6yecnb-4wmhspu1sqjsj">
+            <w:hyperlink w:history="1" r:id="rId6oh7zoqg_k-mwsj8hm7pk">
               <w:r>
                 <w:rPr>
                   <w:rFonts w:ascii="Arial" w:cs="Arial" w:eastAsia="Arial" w:hAnsi="Arial"/>
@@ -11589,7 +11589,619 @@
             <w:pPr>
               <w:spacing w:after="20" w:before="0"/>
             </w:pPr>
-            <w:hyperlink w:history="1" r:id="rIdrepbxsbaix2nadgaxmtfj">
+            <w:hyperlink w:history="1" r:id="rIdb6nlvvpvfm_7g0v38ae2d">
+              <w:r>
+                <w:rPr>
+                  <w:rFonts w:ascii="Arial" w:cs="Arial" w:eastAsia="Arial" w:hAnsi="Arial"/>
+                  <w:color w:val="2E75B6"/>
+                  <w:sz w:val="16"/>
+                  <w:szCs w:val="16"/>
+                  <w:u w:val="single" w:color="2E75B6"/>
+                </w:rPr>
+                <w:t xml:space="preserve">Die rolling probability with independent events -dubbed(KY)</w:t>
+              </w:r>
+            </w:hyperlink>
+          </w:p>
+          <w:p>
+            <w:pPr>
+              <w:spacing w:after="10" w:before="0"/>
+              <w:ind w:left="120"/>
+            </w:pPr>
+            <w:r>
+              <w:rPr>
+                <w:rFonts w:ascii="Arial" w:cs="Arial" w:eastAsia="Arial" w:hAnsi="Arial"/>
+                <w:color w:val="595959"/>
+                <w:sz w:val="14"/>
+                <w:szCs w:val="14"/>
+              </w:rPr>
+              <w:t xml:space="preserve">Source: Khan Academy (Kiswahili)</w:t>
+            </w:r>
+          </w:p>
+          <w:p>
+            <w:pPr>
+              <w:spacing w:after="10" w:before="0"/>
+              <w:ind w:left="120"/>
+            </w:pPr>
+            <w:hyperlink w:history="1" r:id="rIdsvtebmuu6qhel1cmcemg0">
+              <w:r>
+                <w:rPr>
+                  <w:rFonts w:ascii="Arial" w:cs="Arial" w:eastAsia="Arial" w:hAnsi="Arial"/>
+                  <w:color w:val="595959"/>
+                  <w:sz w:val="14"/>
+                  <w:szCs w:val="14"/>
+                  <w:u w:val="single" w:color="595959"/>
+                </w:rPr>
+                <w:t xml:space="preserve">🔍 Search ARES for similar videos</w:t>
+              </w:r>
+            </w:hyperlink>
+          </w:p>
+          <w:p>
+            <w:pPr>
+              <w:spacing w:after="40" w:before="0"/>
+            </w:pPr>
+            <w:r>
+              <w:rPr>
+                <w:sz w:val="14"/>
+                <w:szCs w:val="14"/>
+              </w:rPr>
+              <w:t xml:space="preserve"/>
+            </w:r>
+          </w:p>
+          <w:p>
+            <w:pPr>
+              <w:spacing w:after="20" w:before="0"/>
+            </w:pPr>
+            <w:r>
+              <w:rPr>
+                <w:rFonts w:ascii="Arial" w:cs="Arial" w:eastAsia="Arial" w:hAnsi="Arial"/>
+                <w:b/>
+                <w:bCs/>
+                <w:color w:val="1F3864"/>
+                <w:sz w:val="16"/>
+                <w:szCs w:val="16"/>
+              </w:rPr>
+              <w:t xml:space="preserve">📖 HTML:</w:t>
+            </w:r>
+          </w:p>
+          <w:p>
+            <w:pPr>
+              <w:spacing w:after="20" w:before="0"/>
+            </w:pPr>
+            <w:hyperlink w:history="1" r:id="rIdefysj_ifok5crcpvqtuws">
+              <w:r>
+                <w:rPr>
+                  <w:rFonts w:ascii="Arial" w:cs="Arial" w:eastAsia="Arial" w:hAnsi="Arial"/>
+                  <w:color w:val="2E75B6"/>
+                  <w:sz w:val="16"/>
+                  <w:szCs w:val="16"/>
+                  <w:u w:val="single" w:color="2E75B6"/>
+                </w:rPr>
+                <w:t xml:space="preserve">Independent, Conditional, and Mutually Exclusive Events (Flexbook)</w:t>
+              </w:r>
+            </w:hyperlink>
+          </w:p>
+          <w:p>
+            <w:pPr>
+              <w:spacing w:after="10" w:before="0"/>
+              <w:ind w:left="120"/>
+            </w:pPr>
+            <w:r>
+              <w:rPr>
+                <w:rFonts w:ascii="Arial" w:cs="Arial" w:eastAsia="Arial" w:hAnsi="Arial"/>
+                <w:color w:val="595959"/>
+                <w:sz w:val="14"/>
+                <w:szCs w:val="14"/>
+              </w:rPr>
+              <w:t xml:space="preserve">Source: CK-12</w:t>
+            </w:r>
+          </w:p>
+          <w:p>
+            <w:pPr>
+              <w:spacing w:after="10" w:before="0"/>
+              <w:ind w:left="120"/>
+            </w:pPr>
+            <w:hyperlink w:history="1" r:id="rIdhuxlo88z75ymvdpw6qkqo">
+              <w:r>
+                <w:rPr>
+                  <w:rFonts w:ascii="Arial" w:cs="Arial" w:eastAsia="Arial" w:hAnsi="Arial"/>
+                  <w:color w:val="595959"/>
+                  <w:sz w:val="14"/>
+                  <w:szCs w:val="14"/>
+                  <w:u w:val="single" w:color="595959"/>
+                </w:rPr>
+                <w:t xml:space="preserve">🔍 Search ARES for similar readings</w:t>
+              </w:r>
+            </w:hyperlink>
+          </w:p>
+        </w:tc>
+        <w:tc>
+          <w:tcPr>
+            <w:tcW w:type="dxa" w:w="3040"/>
+            <w:shd w:fill="FFFFFF" w:color="auto" w:val="clear"/>
+            <w:tcMar>
+              <w:top w:type="dxa" w:w="60"/>
+              <w:left w:type="dxa" w:w="120"/>
+              <w:bottom w:type="dxa" w:w="60"/>
+              <w:right w:type="dxa" w:w="120"/>
+            </w:tcMar>
+            <w:vAlign w:val="top"/>
+          </w:tcPr>
+          <w:p>
+            <w:pPr>
+              <w:spacing w:after="40" w:before="0"/>
+              <w:jc w:val="left"/>
+            </w:pPr>
+            <w:r>
+              <w:rPr>
+                <w:rFonts w:ascii="Arial" w:cs="Arial" w:eastAsia="Arial" w:hAnsi="Arial"/>
+                <w:b w:val="false"/>
+                <w:bCs w:val="false"/>
+                <w:i w:val="false"/>
+                <w:iCs w:val="false"/>
+                <w:color w:val="000000"/>
+                <w:sz w:val="18"/>
+                <w:szCs w:val="18"/>
+              </w:rPr>
+              <w:t xml:space="preserve">Learners are shown a slide/board prompt: 'A sports betting slip shows two selections for a SINGLE Gor Mahia match: (A) Gor Mahia WINS, (B) Gor Mahia DRAWS. The advertiser says: your chance of being right is P(Win) + P(Draw) = 1/3 + 1/3 = 2/3. Is this claim correct? Can both A and B happen on the same match? Write your prediction and reason in your exercise book — do NOT discuss yet.' Learners write individually for 3 minutes, then share with a shoulder partner for 2 minutes.</w:t>
+            </w:r>
+          </w:p>
+        </w:tc>
+        <w:tc>
+          <w:tcPr>
+            <w:tcW w:type="dxa" w:w="3040"/>
+            <w:shd w:fill="F2F2F2" w:color="auto" w:val="clear"/>
+            <w:tcMar>
+              <w:top w:type="dxa" w:w="60"/>
+              <w:left w:type="dxa" w:w="120"/>
+              <w:bottom w:type="dxa" w:w="60"/>
+              <w:right w:type="dxa" w:w="120"/>
+            </w:tcMar>
+            <w:vAlign w:val="top"/>
+          </w:tcPr>
+          <w:p>
+            <w:pPr>
+              <w:spacing w:after="40" w:before="0"/>
+              <w:jc w:val="left"/>
+            </w:pPr>
+            <w:r>
+              <w:rPr>
+                <w:rFonts w:ascii="Arial" w:cs="Arial" w:eastAsia="Arial" w:hAnsi="Arial"/>
+                <w:b w:val="false"/>
+                <w:bCs w:val="false"/>
+                <w:i w:val="false"/>
+                <w:iCs w:val="false"/>
+                <w:color w:val="000000"/>
+                <w:sz w:val="18"/>
+                <w:szCs w:val="18"/>
+              </w:rPr>
+              <w:t xml:space="preserve">Display the prompt on the board or ARES screen. Say: 'Before we investigate anything today, I want your honest prediction. There is no wrong answer yet — I want to see your thinking.' Give WAIT TIME of 3 minutes of silent writing. Circulate and note 3–4 different responses (one who says 'yes, add them,' one who says 'no, they can't both happen,' one who is unsure). After partner share, cold-call exactly 3 learners: 'Amina, what did you predict and why?' / 'Ochieng, do you agree or disagree with Amina?' / 'Wanjiru, what did your partner say that surprised you?' Record key prediction phrases verbatim on the board under the heading 'OUR PREDICTIONS — we will test these today.'</w:t>
+            </w:r>
+          </w:p>
+        </w:tc>
+        <w:tc>
+          <w:tcPr>
+            <w:tcW w:type="dxa" w:w="3040"/>
+            <w:shd w:fill="FFFFFF" w:color="auto" w:val="clear"/>
+            <w:tcMar>
+              <w:top w:type="dxa" w:w="60"/>
+              <w:left w:type="dxa" w:w="120"/>
+              <w:bottom w:type="dxa" w:w="60"/>
+              <w:right w:type="dxa" w:w="120"/>
+            </w:tcMar>
+            <w:vAlign w:val="top"/>
+          </w:tcPr>
+          <w:p>
+            <w:pPr>
+              <w:spacing w:after="40" w:before="0"/>
+              <w:jc w:val="left"/>
+            </w:pPr>
+            <w:r>
+              <w:rPr>
+                <w:rFonts w:ascii="Arial" w:cs="Arial" w:eastAsia="Arial" w:hAnsi="Arial"/>
+                <w:b w:val="false"/>
+                <w:bCs w:val="false"/>
+                <w:i w:val="false"/>
+                <w:iCs w:val="false"/>
+                <w:color w:val="000000"/>
+                <w:sz w:val="18"/>
+                <w:szCs w:val="18"/>
+              </w:rPr>
+              <w:t xml:space="preserve">Elicit-and-Record: capturing raw predictions publicly creates cognitive dissonance when evidence later contradicts them, motivating genuine inquiry. Connecting to the betting-advertisement phenomenon ensures learners see immediate real-world relevance.</w:t>
+            </w:r>
+          </w:p>
+        </w:tc>
+        <w:tc>
+          <w:tcPr>
+            <w:tcW w:type="dxa" w:w="3040"/>
+            <w:shd w:fill="F2F2F2" w:color="auto" w:val="clear"/>
+            <w:tcMar>
+              <w:top w:type="dxa" w:w="60"/>
+              <w:left w:type="dxa" w:w="120"/>
+              <w:bottom w:type="dxa" w:w="60"/>
+              <w:right w:type="dxa" w:w="120"/>
+            </w:tcMar>
+            <w:vAlign w:val="top"/>
+          </w:tcPr>
+          <w:p>
+            <w:pPr>
+              <w:spacing w:after="40" w:before="0"/>
+              <w:jc w:val="left"/>
+            </w:pPr>
+            <w:r>
+              <w:rPr>
+                <w:rFonts w:ascii="Arial" w:cs="Arial" w:eastAsia="Arial" w:hAnsi="Arial"/>
+                <w:b w:val="false"/>
+                <w:bCs w:val="false"/>
+                <w:i w:val="false"/>
+                <w:iCs w:val="false"/>
+                <w:color w:val="000000"/>
+                <w:sz w:val="18"/>
+                <w:szCs w:val="18"/>
+              </w:rPr>
+              <w:t xml:space="preserve">Observable indicator: every learner has a written prediction with a reason in their book before discussion begins. Teacher scans books during circulation — look for whether learners use the word 'same match' or 'at the same time' as a natural constraint; this reveals prior intuition about mutual exclusivity. Note which learners conflate 'adding probabilities' with 'combining events' — these learners need targeted questioning in Phase 3.</w:t>
+            </w:r>
+          </w:p>
+        </w:tc>
+      </w:tr>
+      <w:tr>
+        <w:tc>
+          <w:tcPr>
+            <w:tcW w:type="dxa" w:w="1520"/>
+            <w:shd w:fill="D9EEF1" w:color="auto" w:val="clear"/>
+            <w:tcMar>
+              <w:top w:type="dxa" w:w="60"/>
+              <w:left w:type="dxa" w:w="120"/>
+              <w:bottom w:type="dxa" w:w="60"/>
+              <w:right w:type="dxa" w:w="120"/>
+            </w:tcMar>
+            <w:vAlign w:val="top"/>
+          </w:tcPr>
+          <w:p>
+            <w:pPr>
+              <w:spacing w:after="40" w:before="0"/>
+              <w:jc w:val="left"/>
+            </w:pPr>
+            <w:r>
+              <w:rPr>
+                <w:rFonts w:ascii="Arial" w:cs="Arial" w:eastAsia="Arial" w:hAnsi="Arial"/>
+                <w:b/>
+                <w:bCs/>
+                <w:i w:val="false"/>
+                <w:iCs w:val="false"/>
+                <w:color w:val="000000"/>
+                <w:sz w:val="18"/>
+                <w:szCs w:val="18"/>
+              </w:rPr>
+              <w:t xml:space="preserve">Observe Phase</w:t>
+            </w:r>
+          </w:p>
+          <w:p>
+            <w:pPr>
+              <w:spacing w:after="20" w:before="0"/>
+            </w:pPr>
+            <w:r>
+              <w:rPr>
+                <w:rFonts w:ascii="Arial" w:cs="Arial" w:eastAsia="Arial" w:hAnsi="Arial"/>
+                <w:b/>
+                <w:bCs/>
+                <w:color w:val="1F3864"/>
+                <w:sz w:val="16"/>
+                <w:szCs w:val="16"/>
+              </w:rPr>
+              <w:t xml:space="preserve">📹 VIDEO:</w:t>
+            </w:r>
+          </w:p>
+          <w:p>
+            <w:pPr>
+              <w:spacing w:after="20" w:before="0"/>
+            </w:pPr>
+            <w:hyperlink w:history="1" r:id="rIdb33ota5vrgpp5qs-s6-yi">
+              <w:r>
+                <w:rPr>
+                  <w:rFonts w:ascii="Arial" w:cs="Arial" w:eastAsia="Arial" w:hAnsi="Arial"/>
+                  <w:color w:val="2E75B6"/>
+                  <w:sz w:val="16"/>
+                  <w:szCs w:val="16"/>
+                  <w:u w:val="single" w:color="2E75B6"/>
+                </w:rPr>
+                <w:t xml:space="preserve">Die rolling probability with independent events</w:t>
+              </w:r>
+            </w:hyperlink>
+          </w:p>
+          <w:p>
+            <w:pPr>
+              <w:spacing w:after="10" w:before="0"/>
+              <w:ind w:left="120"/>
+            </w:pPr>
+            <w:r>
+              <w:rPr>
+                <w:rFonts w:ascii="Arial" w:cs="Arial" w:eastAsia="Arial" w:hAnsi="Arial"/>
+                <w:color w:val="595959"/>
+                <w:sz w:val="14"/>
+                <w:szCs w:val="14"/>
+              </w:rPr>
+              <w:t xml:space="preserve">Source: Khan Academy (English - US curriculum)</w:t>
+            </w:r>
+          </w:p>
+          <w:p>
+            <w:pPr>
+              <w:spacing w:after="10" w:before="0"/>
+              <w:ind w:left="120"/>
+            </w:pPr>
+            <w:hyperlink w:history="1" r:id="rIdy6syb9fkhst7meoimuyc5">
+              <w:r>
+                <w:rPr>
+                  <w:rFonts w:ascii="Arial" w:cs="Arial" w:eastAsia="Arial" w:hAnsi="Arial"/>
+                  <w:color w:val="595959"/>
+                  <w:sz w:val="14"/>
+                  <w:szCs w:val="14"/>
+                  <w:u w:val="single" w:color="595959"/>
+                </w:rPr>
+                <w:t xml:space="preserve">🔍 Search ARES for similar videos</w:t>
+              </w:r>
+            </w:hyperlink>
+          </w:p>
+          <w:p>
+            <w:pPr>
+              <w:spacing w:after="40" w:before="0"/>
+            </w:pPr>
+            <w:r>
+              <w:rPr>
+                <w:sz w:val="14"/>
+                <w:szCs w:val="14"/>
+              </w:rPr>
+              <w:t xml:space="preserve"/>
+            </w:r>
+          </w:p>
+          <w:p>
+            <w:pPr>
+              <w:spacing w:after="20" w:before="0"/>
+            </w:pPr>
+            <w:r>
+              <w:rPr>
+                <w:rFonts w:ascii="Arial" w:cs="Arial" w:eastAsia="Arial" w:hAnsi="Arial"/>
+                <w:b/>
+                <w:bCs/>
+                <w:color w:val="1F3864"/>
+                <w:sz w:val="16"/>
+                <w:szCs w:val="16"/>
+              </w:rPr>
+              <w:t xml:space="preserve">📖 HTML:</w:t>
+            </w:r>
+          </w:p>
+          <w:p>
+            <w:pPr>
+              <w:spacing w:after="20" w:before="0"/>
+            </w:pPr>
+            <w:hyperlink w:history="1" r:id="rId1okuovp-jqpb1wpntjz46">
+              <w:r>
+                <w:rPr>
+                  <w:rFonts w:ascii="Arial" w:cs="Arial" w:eastAsia="Arial" w:hAnsi="Arial"/>
+                  <w:color w:val="2E75B6"/>
+                  <w:sz w:val="16"/>
+                  <w:szCs w:val="16"/>
+                  <w:u w:val="single" w:color="2E75B6"/>
+                </w:rPr>
+                <w:t xml:space="preserve">Mutually Exclusive Events (Flexbook)</w:t>
+              </w:r>
+            </w:hyperlink>
+          </w:p>
+          <w:p>
+            <w:pPr>
+              <w:spacing w:after="10" w:before="0"/>
+              <w:ind w:left="120"/>
+            </w:pPr>
+            <w:r>
+              <w:rPr>
+                <w:rFonts w:ascii="Arial" w:cs="Arial" w:eastAsia="Arial" w:hAnsi="Arial"/>
+                <w:color w:val="595959"/>
+                <w:sz w:val="14"/>
+                <w:szCs w:val="14"/>
+              </w:rPr>
+              <w:t xml:space="preserve">Source: CK-12</w:t>
+            </w:r>
+          </w:p>
+          <w:p>
+            <w:pPr>
+              <w:spacing w:after="10" w:before="0"/>
+              <w:ind w:left="120"/>
+            </w:pPr>
+            <w:hyperlink w:history="1" r:id="rIdh3copw4jfg-snmnbfzzcy">
+              <w:r>
+                <w:rPr>
+                  <w:rFonts w:ascii="Arial" w:cs="Arial" w:eastAsia="Arial" w:hAnsi="Arial"/>
+                  <w:color w:val="595959"/>
+                  <w:sz w:val="14"/>
+                  <w:szCs w:val="14"/>
+                  <w:u w:val="single" w:color="595959"/>
+                </w:rPr>
+                <w:t xml:space="preserve">🔍 Search ARES for similar readings</w:t>
+              </w:r>
+            </w:hyperlink>
+          </w:p>
+        </w:tc>
+        <w:tc>
+          <w:tcPr>
+            <w:tcW w:type="dxa" w:w="3040"/>
+            <w:shd w:fill="FFFFFF" w:color="auto" w:val="clear"/>
+            <w:tcMar>
+              <w:top w:type="dxa" w:w="60"/>
+              <w:left w:type="dxa" w:w="120"/>
+              <w:bottom w:type="dxa" w:w="60"/>
+              <w:right w:type="dxa" w:w="120"/>
+            </w:tcMar>
+            <w:vAlign w:val="top"/>
+          </w:tcPr>
+          <w:p>
+            <w:pPr>
+              <w:spacing w:after="40" w:before="0"/>
+              <w:jc w:val="left"/>
+            </w:pPr>
+            <w:r>
+              <w:rPr>
+                <w:rFonts w:ascii="Arial" w:cs="Arial" w:eastAsia="Arial" w:hAnsi="Arial"/>
+                <w:b w:val="false"/>
+                <w:bCs w:val="false"/>
+                <w:i w:val="false"/>
+                <w:iCs w:val="false"/>
+                <w:color w:val="000000"/>
+                <w:sz w:val="18"/>
+                <w:szCs w:val="18"/>
+              </w:rPr>
+              <w:t xml:space="preserve">ACTIVITY A — Event Card Sort (15 min): Each group of 4 receives a set of 10 event-cards (printed or written on cut paper). Each card describes two events for the SAME single trial. Groups physically sort cards into two piles: 'CAN happen at the same time' and 'CANNOT happen at the same time.' Event cards include: (1) Rolling a die: getting a 3 AND getting a 5; (2) Rolling a die: getting an even number AND getting a number greater than 4; (3) Drawing one card: drawing a Heart AND drawing a Spade; (4) Drawing one card: drawing a King AND drawing a Heart; (5) A matatu from Nairobi CBD: arriving in Mombasa AND arriving in Kisumu at the same time; (6) A learner's Grade 10 exam result: scoring an A AND scoring a D on the same paper; (7) Gor Mahia's match result: winning AND drawing the same match; (8) Picking one ball from a bag of red, blue and green balls: picking red AND picking blue; (9) Picking one ball: picking red AND picking a ball that is NOT green; (10) A raffle ticket: winning 1st prize AND winning 2nd prize in a raffle where one ticket wins one prize only. Groups record their sorted lists and write a one-sentence justification for each. ACTIVITY B — Die-Roll Experiment (10 min): Each pair rolls a standard die 30 times. They record: frequency of rolling a 2 (Event A), frequency of rolling a 5 (Event B), frequency of rolling a 2 OR a 5 (Event A or B). They compute experimental probabilities. Class results are pooled on the board into a tally table.</w:t>
+            </w:r>
+          </w:p>
+        </w:tc>
+        <w:tc>
+          <w:tcPr>
+            <w:tcW w:type="dxa" w:w="3040"/>
+            <w:shd w:fill="F2F2F2" w:color="auto" w:val="clear"/>
+            <w:tcMar>
+              <w:top w:type="dxa" w:w="60"/>
+              <w:left w:type="dxa" w:w="120"/>
+              <w:bottom w:type="dxa" w:w="60"/>
+              <w:right w:type="dxa" w:w="120"/>
+            </w:tcMar>
+            <w:vAlign w:val="top"/>
+          </w:tcPr>
+          <w:p>
+            <w:pPr>
+              <w:spacing w:after="40" w:before="0"/>
+              <w:jc w:val="left"/>
+            </w:pPr>
+            <w:r>
+              <w:rPr>
+                <w:rFonts w:ascii="Arial" w:cs="Arial" w:eastAsia="Arial" w:hAnsi="Arial"/>
+                <w:b w:val="false"/>
+                <w:bCs w:val="false"/>
+                <w:i w:val="false"/>
+                <w:iCs w:val="false"/>
+                <w:color w:val="000000"/>
+                <w:sz w:val="18"/>
+                <w:szCs w:val="18"/>
+              </w:rPr>
+              <w:t xml:space="preserve">Distribute event cards to groups. Say: 'Your job is simple — for each card, ask: on ONE single trial, can BOTH things happen at exactly the same time? If yes, one pile. If no, other pile. Do not use any vocabulary I have taught you yet — use your own words.' Give groups 10 minutes. Circulate and listen — do NOT correct yet. Note groups who correctly identify card (4) King AND Heart as 'CAN happen' — this is the key diagnostic. After sorting, say: 'Keep your piles. We will come back to them.' Transition to die-rolling: 'Now let us collect actual data.' Distribute dice. Say: 'Roll 30 times. Each time, record what you got. We want to know: how often do you get a 2? How often a 5? How often either a 2 or a 5?' After 10 minutes, call table representatives to report frequencies. Record class totals on the board. Calculate class-level experimental P(2) ≈ 1/6, P(5) ≈ 1/6, P(2 or 5) ≈ 2/6. Give WAIT TIME of 15 seconds after writing the three values and ask: 'What pattern do you notice about these three numbers?' Cold-call 2 learners before explaining.</w:t>
+            </w:r>
+          </w:p>
+        </w:tc>
+        <w:tc>
+          <w:tcPr>
+            <w:tcW w:type="dxa" w:w="3040"/>
+            <w:shd w:fill="FFFFFF" w:color="auto" w:val="clear"/>
+            <w:tcMar>
+              <w:top w:type="dxa" w:w="60"/>
+              <w:left w:type="dxa" w:w="120"/>
+              <w:bottom w:type="dxa" w:w="60"/>
+              <w:right w:type="dxa" w:w="120"/>
+            </w:tcMar>
+            <w:vAlign w:val="top"/>
+          </w:tcPr>
+          <w:p>
+            <w:pPr>
+              <w:spacing w:after="40" w:before="0"/>
+              <w:jc w:val="left"/>
+            </w:pPr>
+            <w:r>
+              <w:rPr>
+                <w:rFonts w:ascii="Arial" w:cs="Arial" w:eastAsia="Arial" w:hAnsi="Arial"/>
+                <w:b w:val="false"/>
+                <w:bCs w:val="false"/>
+                <w:i w:val="false"/>
+                <w:iCs w:val="false"/>
+                <w:color w:val="000000"/>
+                <w:sz w:val="18"/>
+                <w:szCs w:val="18"/>
+              </w:rPr>
+              <w:t xml:space="preserve">Concrete Manipulation + Data Collection: the physical card sort activates embodied reasoning about simultaneity before formal vocabulary is introduced. The die experiment provides empirical evidence that P(A or B) ≈ P(A) + P(B) for these events, making the later algebraic rule feel discovered rather than imposed. Pooling class data reduces sampling error and models scientific practice.</w:t>
+            </w:r>
+          </w:p>
+        </w:tc>
+        <w:tc>
+          <w:tcPr>
+            <w:tcW w:type="dxa" w:w="3040"/>
+            <w:shd w:fill="F2F2F2" w:color="auto" w:val="clear"/>
+            <w:tcMar>
+              <w:top w:type="dxa" w:w="60"/>
+              <w:left w:type="dxa" w:w="120"/>
+              <w:bottom w:type="dxa" w:w="60"/>
+              <w:right w:type="dxa" w:w="120"/>
+            </w:tcMar>
+            <w:vAlign w:val="top"/>
+          </w:tcPr>
+          <w:p>
+            <w:pPr>
+              <w:spacing w:after="40" w:before="0"/>
+              <w:jc w:val="left"/>
+            </w:pPr>
+            <w:r>
+              <w:rPr>
+                <w:rFonts w:ascii="Arial" w:cs="Arial" w:eastAsia="Arial" w:hAnsi="Arial"/>
+                <w:b w:val="false"/>
+                <w:bCs w:val="false"/>
+                <w:i w:val="false"/>
+                <w:iCs w:val="false"/>
+                <w:color w:val="000000"/>
+                <w:sz w:val="18"/>
+                <w:szCs w:val="18"/>
+              </w:rPr>
+              <w:t xml:space="preserve">Observable indicator 1: each group's card-sort correctly places cards (1), (3), (5), (6), (7), (8), (10) in 'CANNOT happen' and cards (2), (4), (9) in 'CAN happen.' Card (4) — King AND Heart — is the key diagnostic: groups who place it in 'CANNOT happen' reveal a misconception that different categories are always mutually exclusive; flag these groups for targeted questioning in Phase 3. Observable indicator 2: in the die experiment, learners record P(2 or 5) as a value close to but not equal to P(2) + P(5) due to sampling variation — check that learners interpret this as 'close to' not 'exactly,' building realistic data-literacy expectations.</w:t>
+            </w:r>
+          </w:p>
+        </w:tc>
+      </w:tr>
+      <w:tr>
+        <w:tc>
+          <w:tcPr>
+            <w:tcW w:type="dxa" w:w="1520"/>
+            <w:shd w:fill="E2EFDA" w:color="auto" w:val="clear"/>
+            <w:tcMar>
+              <w:top w:type="dxa" w:w="60"/>
+              <w:left w:type="dxa" w:w="120"/>
+              <w:bottom w:type="dxa" w:w="60"/>
+              <w:right w:type="dxa" w:w="120"/>
+            </w:tcMar>
+            <w:vAlign w:val="top"/>
+          </w:tcPr>
+          <w:p>
+            <w:pPr>
+              <w:spacing w:after="40" w:before="0"/>
+              <w:jc w:val="left"/>
+            </w:pPr>
+            <w:r>
+              <w:rPr>
+                <w:rFonts w:ascii="Arial" w:cs="Arial" w:eastAsia="Arial" w:hAnsi="Arial"/>
+                <w:b/>
+                <w:bCs/>
+                <w:i w:val="false"/>
+                <w:iCs w:val="false"/>
+                <w:color w:val="000000"/>
+                <w:sz w:val="18"/>
+                <w:szCs w:val="18"/>
+              </w:rPr>
+              <w:t xml:space="preserve">Explain Phase</w:t>
+            </w:r>
+          </w:p>
+          <w:p>
+            <w:pPr>
+              <w:spacing w:after="20" w:before="0"/>
+            </w:pPr>
+            <w:r>
+              <w:rPr>
+                <w:rFonts w:ascii="Arial" w:cs="Arial" w:eastAsia="Arial" w:hAnsi="Arial"/>
+                <w:b/>
+                <w:bCs/>
+                <w:color w:val="1F3864"/>
+                <w:sz w:val="16"/>
+                <w:szCs w:val="16"/>
+              </w:rPr>
+              <w:t xml:space="preserve">📹 VIDEO:</w:t>
+            </w:r>
+          </w:p>
+          <w:p>
+            <w:pPr>
+              <w:spacing w:after="20" w:before="0"/>
+            </w:pPr>
+            <w:hyperlink w:history="1" r:id="rId-kj9lsgezir4o7jtknz1o">
               <w:r>
                 <w:rPr>
                   <w:rFonts w:ascii="Arial" w:cs="Arial" w:eastAsia="Arial" w:hAnsi="Arial"/>
@@ -11622,7 +12234,7 @@
               <w:spacing w:after="10" w:before="0"/>
               <w:ind w:left="120"/>
             </w:pPr>
-            <w:hyperlink w:history="1" r:id="rIdkkbd2ske-rn6md5pmthfw">
+            <w:hyperlink w:history="1" r:id="rIdu35lsbgljyf2zkyel_g7i">
               <w:r>
                 <w:rPr>
                   <w:rFonts w:ascii="Arial" w:cs="Arial" w:eastAsia="Arial" w:hAnsi="Arial"/>
@@ -11660,14 +12272,14 @@
                 <w:sz w:val="16"/>
                 <w:szCs w:val="16"/>
               </w:rPr>
-              <w:t xml:space="preserve">📖 HTML:</w:t>
+              <w:t xml:space="preserve">📖 EXERCISE:</w:t>
             </w:r>
           </w:p>
           <w:p>
             <w:pPr>
               <w:spacing w:after="20" w:before="0"/>
             </w:pPr>
-            <w:hyperlink w:history="1" r:id="rIdtlgdh9nlcvarxundj7xqr">
+            <w:hyperlink w:history="1" r:id="rIdanpps9ua9nfc0yneb2htw">
               <w:r>
                 <w:rPr>
                   <w:rFonts w:ascii="Arial" w:cs="Arial" w:eastAsia="Arial" w:hAnsi="Arial"/>
@@ -11676,7 +12288,7 @@
                   <w:szCs w:val="16"/>
                   <w:u w:val="single" w:color="2E75B6"/>
                 </w:rPr>
-                <w:t xml:space="preserve">Mutually Exclusive Events (Flexbook)</w:t>
+                <w:t xml:space="preserve">Mutually Exclusive Events Practice</w:t>
               </w:r>
             </w:hyperlink>
           </w:p>
@@ -11700,7 +12312,7 @@
               <w:spacing w:after="10" w:before="0"/>
               <w:ind w:left="120"/>
             </w:pPr>
-            <w:hyperlink w:history="1" r:id="rIdbket-5krjpphnzkqlpj9e">
+            <w:hyperlink w:history="1" r:id="rIdq269cujvd3ytxufxvm5ca">
               <w:r>
                 <w:rPr>
                   <w:rFonts w:ascii="Arial" w:cs="Arial" w:eastAsia="Arial" w:hAnsi="Arial"/>
@@ -11742,7 +12354,7 @@
                 <w:sz w:val="18"/>
                 <w:szCs w:val="18"/>
               </w:rPr>
-              <w:t xml:space="preserve">Learners are shown a slide/board prompt: 'A sports betting slip shows two selections for a SINGLE Gor Mahia match: (A) Gor Mahia WINS, (B) Gor Mahia DRAWS. The advertiser says: your chance of being right is P(Win) + P(Draw) = 1/3 + 1/3 = 2/3. Is this claim correct? Can both A and B happen on the same match? Write your prediction and reason in your exercise book — do NOT discuss yet.' Learners write individually for 3 minutes, then share with a shoulder partner for 2 minutes.</w:t>
+              <w:t xml:space="preserve">STEP 1 — Vocabulary Anchoring (5 min): Teacher introduces the formal term 'mutually exclusive events' and links it directly to learners' own card-sort language. Learners re-label their two piles using the new term. STEP 2 — Addition Rule Derivation (10 min): Teacher works through three guided examples on the board, using the school-raffle and football-match contexts. Example 1 (raffle): 'A school raffle at Nakuru High School has 50 tickets. Mwangi holds ticket 7. Event A = Mwangi wins 1st prize (one winner). Event B = Mwangi wins 2nd prize (one winner, different ticket). Are A and B mutually exclusive? P(A) = 1/50. P(B) = 1/50. P(A or B) = ?' Learners calculate individually, then teacher confirms P(A or B) = 2/50 = 1/25. Example 2 (die): 'Roll one die. P(rolling a 2 or a 5) = ?' Links to their experimental data. Example 3 (non-mutually exclusive, contrast): 'Draw one card from a standard deck. Event A = King. Event B = Heart. Are these mutually exclusive?' — Teacher deliberately returns to card (4) from the sort. Learners debate: 'Can a card be BOTH a King AND a Heart? Yes — King of Hearts exists!' Therefore P(A or B) ≠ P(A) + P(B). Teacher states: 'Today we only apply the addition rule when events ARE mutually exclusive.' STEP 3 — Gambling Advertisement Deconstruction (8 min): Teacher displays a mock betting-slip advertisement (Nairobi matatu style): 'Pick Gor Mahia to WIN or DRAW — 2 chances out of 3! Your odds are great!' Learners work in pairs: 'Is WIN and DRAW mutually exclusive for ONE match? So can we use P(Win or Draw) = P(Win) + P(Draw)? What does this actually equal if each outcome has probability 1/3?' Learners calculate P(Win or Draw) = 2/3. Teacher asks: 'So is the advertiser's maths correct here? Why might the advertiser WANT you to focus on this number instead of P(Lose) = 1/3?' Learners discuss the psychological and mathematical manipulation.</w:t>
             </w:r>
           </w:p>
         </w:tc>
@@ -11774,7 +12386,7 @@
                 <w:sz w:val="18"/>
                 <w:szCs w:val="18"/>
               </w:rPr>
-              <w:t xml:space="preserve">Display the prompt on the board or ARES screen. Say: 'Before we investigate anything today, I want your honest prediction. There is no wrong answer yet — I want to see your thinking.' Give WAIT TIME of 3 minutes of silent writing. Circulate and note 3–4 different responses (one who says 'yes, add them,' one who says 'no, they can't both happen,' one who is unsure). After partner share, cold-call exactly 3 learners: 'Amina, what did you predict and why?' / 'Ochieng, do you agree or disagree with Amina?' / 'Wanjiru, what did your partner say that surprised you?' Record key prediction phrases verbatim on the board under the heading 'OUR PREDICTIONS — we will test these today.'</w:t>
+              <w:t xml:space="preserve">For Step 1, point to the 'CANNOT happen at the same time' pile and say: 'Mathematicians have a precise name for exactly what you described — events that CANNOT occur simultaneously on a single trial are called MUTUALLY EXCLUSIVE events. Write this definition in your own words beneath the one I will write.' Write on board: 'Two events are mutually exclusive if they cannot both occur in a single trial. P(A and B) = 0.' Give WAIT TIME of 15 seconds. For Step 2, after writing Example 1, say: 'Do not watch me — calculate P(A or B) yourself first. 30 seconds.' Cold-call 1 learner for the answer. Then ask: 'How did the addition rule appear in your die experiment from Activity B? Did it hold exactly?' Cold-call 2 learners. For Step 3 (gambling deconstruction), say: 'Work with your partner. I want two things: first, confirm whether WIN and DRAW are mutually exclusive for one match. Second, tell me whether the advertiser's claim is mathematically correct AND whether 2/3 is the full picture.' After 3 minutes, cold-call 3 pairs. Conclude by saying: 'The advertiser is technically correct about the addition — but they are hiding P(Lose) = 1/3 and they are ignoring that across MANY bets, independent losses accumulate. This is what Lessons 1–3 showed us about independence.'</w:t>
             </w:r>
           </w:p>
         </w:tc>
@@ -11806,7 +12418,7 @@
                 <w:sz w:val="18"/>
                 <w:szCs w:val="18"/>
               </w:rPr>
-              <w:t xml:space="preserve">Elicit-and-Record: capturing raw predictions publicly creates cognitive dissonance when evidence later contradicts them, motivating genuine inquiry. Connecting to the betting-advertisement phenomenon ensures learners see immediate real-world relevance.</w:t>
+              <w:t xml:space="preserve">Bridging from Concrete to Formal: the explicit connection from learners' own card-sort language to the formal definition creates ownership of the vocabulary. The contrast case (King AND Heart) is essential — without a non-mutually-exclusive example, learners over-generalise the addition rule. The gambling advertisement deconstruction uses the 'Claim-Evidence-Reasoning' framework: learners identify the claim, test it with their probability tools, and reason about the advertiser's intent.</w:t>
             </w:r>
           </w:p>
         </w:tc>
@@ -11838,7 +12450,7 @@
                 <w:sz w:val="18"/>
                 <w:szCs w:val="18"/>
               </w:rPr>
-              <w:t xml:space="preserve">Observable indicator: every learner has a written prediction with a reason in their book before discussion begins. Teacher scans books during circulation — look for whether learners use the word 'same match' or 'at the same time' as a natural constraint; this reveals prior intuition about mutual exclusivity. Note which learners conflate 'adding probabilities' with 'combining events' — these learners need targeted questioning in Phase 3.</w:t>
+              <w:t xml:space="preserve">Observable indicator 1: during Example 3, all learners should be able to name the King of Hearts as the counter-example that makes WIN a King AND a Heart non-mutually exclusive — scan the room for written notes confirming this. Observable indicator 2: during the gambling deconstruction, listen for learners who can spontaneously connect back to Lesson 3 (independence) — these learners are demonstrating cross-lesson integration. Red flag: any learner who says 'P(Win or Draw) = 2/3 means you'll win 2 out of every 3 bets' is conflating probability with certainty — address immediately with: 'Does probability tell us what WILL happen, or what is LIKELY over many trials?'</w:t>
             </w:r>
           </w:p>
         </w:tc>
@@ -11847,32 +12459,32 @@
         <w:tc>
           <w:tcPr>
             <w:tcW w:type="dxa" w:w="1520"/>
-            <w:shd w:fill="D9EEF1" w:color="auto" w:val="clear"/>
-            <w:tcMar>
-              <w:top w:type="dxa" w:w="60"/>
-              <w:left w:type="dxa" w:w="120"/>
-              <w:bottom w:type="dxa" w:w="60"/>
-              <w:right w:type="dxa" w:w="120"/>
-            </w:tcMar>
-            <w:vAlign w:val="top"/>
-          </w:tcPr>
-          <w:p>
-            <w:pPr>
-              <w:spacing w:after="40" w:before="0"/>
-              <w:jc w:val="left"/>
-            </w:pPr>
-            <w:r>
-              <w:rPr>
-                <w:rFonts w:ascii="Arial" w:cs="Arial" w:eastAsia="Arial" w:hAnsi="Arial"/>
-                <w:b/>
-                <w:bCs/>
-                <w:i w:val="false"/>
-                <w:iCs w:val="false"/>
-                <w:color w:val="000000"/>
-                <w:sz w:val="18"/>
-                <w:szCs w:val="18"/>
-              </w:rPr>
-              <w:t xml:space="preserve">Observe Phase</w:t>
+            <w:shd w:fill="FCE4D6" w:color="auto" w:val="clear"/>
+            <w:tcMar>
+              <w:top w:type="dxa" w:w="60"/>
+              <w:left w:type="dxa" w:w="120"/>
+              <w:bottom w:type="dxa" w:w="60"/>
+              <w:right w:type="dxa" w:w="120"/>
+            </w:tcMar>
+            <w:vAlign w:val="top"/>
+          </w:tcPr>
+          <w:p>
+            <w:pPr>
+              <w:spacing w:after="40" w:before="0"/>
+              <w:jc w:val="left"/>
+            </w:pPr>
+            <w:r>
+              <w:rPr>
+                <w:rFonts w:ascii="Arial" w:cs="Arial" w:eastAsia="Arial" w:hAnsi="Arial"/>
+                <w:b/>
+                <w:bCs/>
+                <w:i w:val="false"/>
+                <w:iCs w:val="false"/>
+                <w:color w:val="000000"/>
+                <w:sz w:val="18"/>
+                <w:szCs w:val="18"/>
+              </w:rPr>
+              <w:t xml:space="preserve">Driving Question Board (DQB) Creation</w:t>
             </w:r>
           </w:p>
           <w:p>
@@ -11895,7 +12507,7 @@
             <w:pPr>
               <w:spacing w:after="20" w:before="0"/>
             </w:pPr>
-            <w:hyperlink w:history="1" r:id="rId25pi2hhmnrgqkvgbrnwjq">
+            <w:hyperlink w:history="1" r:id="rId0yhfbp0za7zm6najrgmyy">
               <w:r>
                 <w:rPr>
                   <w:rFonts w:ascii="Arial" w:cs="Arial" w:eastAsia="Arial" w:hAnsi="Arial"/>
@@ -11904,7 +12516,7 @@
                   <w:szCs w:val="16"/>
                   <w:u w:val="single" w:color="2E75B6"/>
                 </w:rPr>
-                <w:t xml:space="preserve">Mutually Exclusive Events Principles</w:t>
+                <w:t xml:space="preserve">Die rolling probability with independent events -dubbed(KY)</w:t>
               </w:r>
             </w:hyperlink>
           </w:p>
@@ -11920,7 +12532,7 @@
                 <w:sz w:val="14"/>
                 <w:szCs w:val="14"/>
               </w:rPr>
-              <w:t xml:space="preserve">Source: CK-12</w:t>
+              <w:t xml:space="preserve">Source: Khan Academy (Kiswahili)</w:t>
             </w:r>
           </w:p>
           <w:p>
@@ -11928,7 +12540,7 @@
               <w:spacing w:after="10" w:before="0"/>
               <w:ind w:left="120"/>
             </w:pPr>
-            <w:hyperlink w:history="1" r:id="rIdyhp9olrm28npgug-odqdh">
+            <w:hyperlink w:history="1" r:id="rIduifuekvkf5qx8tn4nqy4k">
               <w:r>
                 <w:rPr>
                   <w:rFonts w:ascii="Arial" w:cs="Arial" w:eastAsia="Arial" w:hAnsi="Arial"/>
@@ -11966,14 +12578,14 @@
                 <w:sz w:val="16"/>
                 <w:szCs w:val="16"/>
               </w:rPr>
-              <w:t xml:space="preserve">📖 HTML:</w:t>
+              <w:t xml:space="preserve">📖 EXERCISE:</w:t>
             </w:r>
           </w:p>
           <w:p>
             <w:pPr>
               <w:spacing w:after="20" w:before="0"/>
             </w:pPr>
-            <w:hyperlink w:history="1" r:id="rIdhskwckt0fl4jwseylxxuy">
+            <w:hyperlink w:history="1" r:id="rIdjoig31i3jb9fl_11mhawc">
               <w:r>
                 <w:rPr>
                   <w:rFonts w:ascii="Arial" w:cs="Arial" w:eastAsia="Arial" w:hAnsi="Arial"/>
@@ -11982,7 +12594,7 @@
                   <w:szCs w:val="16"/>
                   <w:u w:val="single" w:color="2E75B6"/>
                 </w:rPr>
-                <w:t xml:space="preserve">Mutually Exclusive Events (Flexbook)</w:t>
+                <w:t xml:space="preserve">Independent probability</w:t>
               </w:r>
             </w:hyperlink>
           </w:p>
@@ -11998,7 +12610,7 @@
                 <w:sz w:val="14"/>
                 <w:szCs w:val="14"/>
               </w:rPr>
-              <w:t xml:space="preserve">Source: CK-12</w:t>
+              <w:t xml:space="preserve">Source: Khan Academy (English - US curriculum)</w:t>
             </w:r>
           </w:p>
           <w:p>
@@ -12006,7 +12618,7 @@
               <w:spacing w:after="10" w:before="0"/>
               <w:ind w:left="120"/>
             </w:pPr>
-            <w:hyperlink w:history="1" r:id="rIdbzigl1qqiugcanknzm0yy">
+            <w:hyperlink w:history="1" r:id="rId5syo2udxqaz651appng5a">
               <w:r>
                 <w:rPr>
                   <w:rFonts w:ascii="Arial" w:cs="Arial" w:eastAsia="Arial" w:hAnsi="Arial"/>
@@ -12048,7 +12660,7 @@
                 <w:sz w:val="18"/>
                 <w:szCs w:val="18"/>
               </w:rPr>
-              <w:t xml:space="preserve">ACTIVITY A — Event Card Sort (15 min): Each group of 4 receives a set of 10 event-cards (printed or written on cut paper). Each card describes two events for the SAME single trial. Groups physically sort cards into two piles: 'CAN happen at the same time' and 'CANNOT happen at the same time.' Event cards include: (1) Rolling a die: getting a 3 AND getting a 5; (2) Rolling a die: getting an even number AND getting a number greater than 4; (3) Drawing one card: drawing a Heart AND drawing a Spade; (4) Drawing one card: drawing a King AND drawing a Heart; (5) A matatu from Nairobi CBD: arriving in Mombasa AND arriving in Kisumu at the same time; (6) A learner's Grade 10 exam result: scoring an A AND scoring a D on the same paper; (7) Gor Mahia's match result: winning AND drawing the same match; (8) Picking one ball from a bag of red, blue and green balls: picking red AND picking blue; (9) Picking one ball: picking red AND picking a ball that is NOT green; (10) A raffle ticket: winning 1st prize AND winning 2nd prize in a raffle where one ticket wins one prize only. Groups record their sorted lists and write a one-sentence justification for each. ACTIVITY B — Die-Roll Experiment (10 min): Each pair rolls a standard die 30 times. They record: frequency of rolling a 2 (Event A), frequency of rolling a 5 (Event B), frequency of rolling a 2 OR a 5 (Event A or B). They compute experimental probabilities. Class results are pooled on the board into a tally table.</w:t>
+              <w:t xml:space="preserve">Each learner reviews the class Driving Question Board (established in Lesson 1): 'If past outcomes of a chance event do not change future probabilities, how can we use mathematics to predict what is likely to happen, and why does this understanding protect us from the dangers of gambling?' Learners individually write on a sticky note or in their ARES journal: (a) ONE new understanding from today that advances the driving question — e.g., 'I can now calculate the probability of Gor Mahia winning OR drawing using the addition rule, but only because those outcomes can't happen simultaneously'; (b) ONE new question the day's learning raised — e.g., 'What happens to the addition rule when events CAN overlap, like drawing a King or a Heart?' The class adds new question-notes to the DQB under the heading 'Mutually Exclusive Events.' The teacher reads 3–4 notes aloud and connects them to the lesson sequence: 'Notice how Lesson 3 told us independence means past results don't matter. Today's lesson tells us that when outcomes are mutually exclusive, we can ADD their probabilities for a single trial. These are two different tools.'</w:t>
             </w:r>
           </w:p>
         </w:tc>
@@ -12080,7 +12692,7 @@
                 <w:sz w:val="18"/>
                 <w:szCs w:val="18"/>
               </w:rPr>
-              <w:t xml:space="preserve">Distribute event cards to groups. Say: 'Your job is simple — for each card, ask: on ONE single trial, can BOTH things happen at exactly the same time? If yes, one pile. If no, other pile. Do not use any vocabulary I have taught you yet — use your own words.' Give groups 10 minutes. Circulate and listen — do NOT correct yet. Note groups who correctly identify card (4) King AND Heart as 'CAN happen' — this is the key diagnostic. After sorting, say: 'Keep your piles. We will come back to them.' Transition to die-rolling: 'Now let us collect actual data.' Distribute dice. Say: 'Roll 30 times. Each time, record what you got. We want to know: how often do you get a 2? How often a 5? How often either a 2 or a 5?' After 10 minutes, call table representatives to report frequencies. Record class totals on the board. Calculate class-level experimental P(2) ≈ 1/6, P(5) ≈ 1/6, P(2 or 5) ≈ 2/6. Give WAIT TIME of 15 seconds after writing the three values and ask: 'What pattern do you notice about these three numbers?' Cold-call 2 learners before explaining.</w:t>
+              <w:t xml:space="preserve">Distribute sticky notes or direct learners to the DQB journal page. Say: 'You have 4 minutes. Two things only: one thing you now understand better about our driving question, and one new question today's lesson raised for you.' After 4 minutes, cold-call 3 learners to share their new questions. Write the new questions on the DQB physically or on the ARES platform board. Point to the existing DQB entries from Lessons 1–3 and say: 'Look at the question from Lesson 2 about whether we can predict a coin landing on heads. How does today's lesson — about adding mutually exclusive probabilities — connect to that earlier question?' Give WAIT TIME of 15 seconds. Cold-call 2 learners. Affirm and clarify: 'Each lesson is giving us one more mathematical tool. The driving question asks us to use ALL of them together.'</w:t>
             </w:r>
           </w:p>
         </w:tc>
@@ -12112,7 +12724,7 @@
                 <w:sz w:val="18"/>
                 <w:szCs w:val="18"/>
               </w:rPr>
-              <w:t xml:space="preserve">Concrete Manipulation + Data Collection: the physical card sort activates embodied reasoning about simultaneity before formal vocabulary is introduced. The die experiment provides empirical evidence that P(A or B) ≈ P(A) + P(B) for these events, making the later algebraic rule feel discovered rather than imposed. Pooling class data reduces sampling error and models scientific practice.</w:t>
+              <w:t xml:space="preserve">Metacognitive Monitoring via DQB: the Driving Question Board functions as a public, cumulative record of the class's growing understanding. By requiring both an 'understanding gained' and a 'new question raised,' the protocol reinforces that science and mathematics are iterative — new knowledge always generates new questions. Connecting current DQB entries to prior-lesson entries builds the narrative arc of the 8-lesson sequence.</w:t>
             </w:r>
           </w:p>
         </w:tc>
@@ -12144,7 +12756,7 @@
                 <w:sz w:val="18"/>
                 <w:szCs w:val="18"/>
               </w:rPr>
-              <w:t xml:space="preserve">Observable indicator 1: each group's card-sort correctly places cards (1), (3), (5), (6), (7), (8), (10) in 'CANNOT happen' and cards (2), (4), (9) in 'CAN happen.' Card (4) — King AND Heart — is the key diagnostic: groups who place it in 'CANNOT happen' reveal a misconception that different categories are always mutually exclusive; flag these groups for targeted questioning in Phase 3. Observable indicator 2: in the die experiment, learners record P(2 or 5) as a value close to but not equal to P(2) + P(5) due to sampling variation — check that learners interpret this as 'close to' not 'exactly,' building realistic data-literacy expectations.</w:t>
+              <w:t xml:space="preserve">Observable indicator: learners' 'understanding' statements should reference at minimum ONE of the following: (a) the definition of mutually exclusive events, (b) the addition rule, or (c) a Kenyan-context example from today. Learners whose statements are vague ('I learned about probability') need a follow-up prompt: 'Can you name a specific example from today that showed you this?' New questions appearing on the DQB that anticipate future lessons (e.g., about overlapping events, or about multiple bets) indicate learners who are ready for extension.</w:t>
             </w:r>
           </w:p>
         </w:tc>
@@ -12153,32 +12765,32 @@
         <w:tc>
           <w:tcPr>
             <w:tcW w:type="dxa" w:w="1520"/>
-            <w:shd w:fill="E2EFDA" w:color="auto" w:val="clear"/>
-            <w:tcMar>
-              <w:top w:type="dxa" w:w="60"/>
-              <w:left w:type="dxa" w:w="120"/>
-              <w:bottom w:type="dxa" w:w="60"/>
-              <w:right w:type="dxa" w:w="120"/>
-            </w:tcMar>
-            <w:vAlign w:val="top"/>
-          </w:tcPr>
-          <w:p>
-            <w:pPr>
-              <w:spacing w:after="40" w:before="0"/>
-              <w:jc w:val="left"/>
-            </w:pPr>
-            <w:r>
-              <w:rPr>
-                <w:rFonts w:ascii="Arial" w:cs="Arial" w:eastAsia="Arial" w:hAnsi="Arial"/>
-                <w:b/>
-                <w:bCs/>
-                <w:i w:val="false"/>
-                <w:iCs w:val="false"/>
-                <w:color w:val="000000"/>
-                <w:sz w:val="18"/>
-                <w:szCs w:val="18"/>
-              </w:rPr>
-              <w:t xml:space="preserve">Explain Phase</w:t>
+            <w:shd w:fill="D5E8F0" w:color="auto" w:val="clear"/>
+            <w:tcMar>
+              <w:top w:type="dxa" w:w="60"/>
+              <w:left w:type="dxa" w:w="120"/>
+              <w:bottom w:type="dxa" w:w="60"/>
+              <w:right w:type="dxa" w:w="120"/>
+            </w:tcMar>
+            <w:vAlign w:val="top"/>
+          </w:tcPr>
+          <w:p>
+            <w:pPr>
+              <w:spacing w:after="40" w:before="0"/>
+              <w:jc w:val="left"/>
+            </w:pPr>
+            <w:r>
+              <w:rPr>
+                <w:rFonts w:ascii="Arial" w:cs="Arial" w:eastAsia="Arial" w:hAnsi="Arial"/>
+                <w:b/>
+                <w:bCs/>
+                <w:i w:val="false"/>
+                <w:iCs w:val="false"/>
+                <w:color w:val="000000"/>
+                <w:sz w:val="18"/>
+                <w:szCs w:val="18"/>
+              </w:rPr>
+              <w:t xml:space="preserve">Model Building Phase</w:t>
             </w:r>
           </w:p>
           <w:p>
@@ -12201,7 +12813,7 @@
             <w:pPr>
               <w:spacing w:after="20" w:before="0"/>
             </w:pPr>
-            <w:hyperlink w:history="1" r:id="rId46o3vpbrjq8zjseljltgh">
+            <w:hyperlink w:history="1" r:id="rIdoxrdd9mueu6fbgatmifl5">
               <w:r>
                 <w:rPr>
                   <w:rFonts w:ascii="Arial" w:cs="Arial" w:eastAsia="Arial" w:hAnsi="Arial"/>
@@ -12210,7 +12822,7 @@
                   <w:szCs w:val="16"/>
                   <w:u w:val="single" w:color="2E75B6"/>
                 </w:rPr>
-                <w:t xml:space="preserve">Mutually Exclusive Events Principles</w:t>
+                <w:t xml:space="preserve">Die rolling probability with independent events -dubbed(KY)</w:t>
               </w:r>
             </w:hyperlink>
           </w:p>
@@ -12226,7 +12838,7 @@
                 <w:sz w:val="14"/>
                 <w:szCs w:val="14"/>
               </w:rPr>
-              <w:t xml:space="preserve">Source: CK-12</w:t>
+              <w:t xml:space="preserve">Source: Khan Academy (Kiswahili)</w:t>
             </w:r>
           </w:p>
           <w:p>
@@ -12234,7 +12846,7 @@
               <w:spacing w:after="10" w:before="0"/>
               <w:ind w:left="120"/>
             </w:pPr>
-            <w:hyperlink w:history="1" r:id="rId8afbjz5xuh2_5prsdy0u-">
+            <w:hyperlink w:history="1" r:id="rIdb0h__u6tqea1ech3p1ogk">
               <w:r>
                 <w:rPr>
                   <w:rFonts w:ascii="Arial" w:cs="Arial" w:eastAsia="Arial" w:hAnsi="Arial"/>
@@ -12272,14 +12884,14 @@
                 <w:sz w:val="16"/>
                 <w:szCs w:val="16"/>
               </w:rPr>
-              <w:t xml:space="preserve">📖 HTML:</w:t>
+              <w:t xml:space="preserve">📖 EXERCISE:</w:t>
             </w:r>
           </w:p>
           <w:p>
             <w:pPr>
               <w:spacing w:after="20" w:before="0"/>
             </w:pPr>
-            <w:hyperlink w:history="1" r:id="rIdmkzokwdyqnon4sdoeb09z">
+            <w:hyperlink w:history="1" r:id="rIdsfc2ekxyn8n3r34xqhvme">
               <w:r>
                 <w:rPr>
                   <w:rFonts w:ascii="Arial" w:cs="Arial" w:eastAsia="Arial" w:hAnsi="Arial"/>
@@ -12288,7 +12900,7 @@
                   <w:szCs w:val="16"/>
                   <w:u w:val="single" w:color="2E75B6"/>
                 </w:rPr>
-                <w:t xml:space="preserve">Mutually Exclusive Events (Flexbook)</w:t>
+                <w:t xml:space="preserve">Two-way tables, Venn diagrams, and probability</w:t>
               </w:r>
             </w:hyperlink>
           </w:p>
@@ -12304,7 +12916,7 @@
                 <w:sz w:val="14"/>
                 <w:szCs w:val="14"/>
               </w:rPr>
-              <w:t xml:space="preserve">Source: CK-12</w:t>
+              <w:t xml:space="preserve">Source: Khan Academy (English - US curriculum)</w:t>
             </w:r>
           </w:p>
           <w:p>
@@ -12312,619 +12924,7 @@
               <w:spacing w:after="10" w:before="0"/>
               <w:ind w:left="120"/>
             </w:pPr>
-            <w:hyperlink w:history="1" r:id="rIdjzhi1o-26pxrkvekcumd2">
-              <w:r>
-                <w:rPr>
-                  <w:rFonts w:ascii="Arial" w:cs="Arial" w:eastAsia="Arial" w:hAnsi="Arial"/>
-                  <w:color w:val="595959"/>
-                  <w:sz w:val="14"/>
-                  <w:szCs w:val="14"/>
-                  <w:u w:val="single" w:color="595959"/>
-                </w:rPr>
-                <w:t xml:space="preserve">🔍 Search ARES for similar readings</w:t>
-              </w:r>
-            </w:hyperlink>
-          </w:p>
-        </w:tc>
-        <w:tc>
-          <w:tcPr>
-            <w:tcW w:type="dxa" w:w="3040"/>
-            <w:shd w:fill="FFFFFF" w:color="auto" w:val="clear"/>
-            <w:tcMar>
-              <w:top w:type="dxa" w:w="60"/>
-              <w:left w:type="dxa" w:w="120"/>
-              <w:bottom w:type="dxa" w:w="60"/>
-              <w:right w:type="dxa" w:w="120"/>
-            </w:tcMar>
-            <w:vAlign w:val="top"/>
-          </w:tcPr>
-          <w:p>
-            <w:pPr>
-              <w:spacing w:after="40" w:before="0"/>
-              <w:jc w:val="left"/>
-            </w:pPr>
-            <w:r>
-              <w:rPr>
-                <w:rFonts w:ascii="Arial" w:cs="Arial" w:eastAsia="Arial" w:hAnsi="Arial"/>
-                <w:b w:val="false"/>
-                <w:bCs w:val="false"/>
-                <w:i w:val="false"/>
-                <w:iCs w:val="false"/>
-                <w:color w:val="000000"/>
-                <w:sz w:val="18"/>
-                <w:szCs w:val="18"/>
-              </w:rPr>
-              <w:t xml:space="preserve">STEP 1 — Vocabulary Anchoring (5 min): Teacher introduces the formal term 'mutually exclusive events' and links it directly to learners' own card-sort language. Learners re-label their two piles using the new term. STEP 2 — Addition Rule Derivation (10 min): Teacher works through three guided examples on the board, using the school-raffle and football-match contexts. Example 1 (raffle): 'A school raffle at Nakuru High School has 50 tickets. Mwangi holds ticket 7. Event A = Mwangi wins 1st prize (one winner). Event B = Mwangi wins 2nd prize (one winner, different ticket). Are A and B mutually exclusive? P(A) = 1/50. P(B) = 1/50. P(A or B) = ?' Learners calculate individually, then teacher confirms P(A or B) = 2/50 = 1/25. Example 2 (die): 'Roll one die. P(rolling a 2 or a 5) = ?' Links to their experimental data. Example 3 (non-mutually exclusive, contrast): 'Draw one card from a standard deck. Event A = King. Event B = Heart. Are these mutually exclusive?' — Teacher deliberately returns to card (4) from the sort. Learners debate: 'Can a card be BOTH a King AND a Heart? Yes — King of Hearts exists!' Therefore P(A or B) ≠ P(A) + P(B). Teacher states: 'Today we only apply the addition rule when events ARE mutually exclusive.' STEP 3 — Gambling Advertisement Deconstruction (8 min): Teacher displays a mock betting-slip advertisement (Nairobi matatu style): 'Pick Gor Mahia to WIN or DRAW — 2 chances out of 3! Your odds are great!' Learners work in pairs: 'Is WIN and DRAW mutually exclusive for ONE match? So can we use P(Win or Draw) = P(Win) + P(Draw)? What does this actually equal if each outcome has probability 1/3?' Learners calculate P(Win or Draw) = 2/3. Teacher asks: 'So is the advertiser's maths correct here? Why might the advertiser WANT you to focus on this number instead of P(Lose) = 1/3?' Learners discuss the psychological and mathematical manipulation.</w:t>
-            </w:r>
-          </w:p>
-        </w:tc>
-        <w:tc>
-          <w:tcPr>
-            <w:tcW w:type="dxa" w:w="3040"/>
-            <w:shd w:fill="F2F2F2" w:color="auto" w:val="clear"/>
-            <w:tcMar>
-              <w:top w:type="dxa" w:w="60"/>
-              <w:left w:type="dxa" w:w="120"/>
-              <w:bottom w:type="dxa" w:w="60"/>
-              <w:right w:type="dxa" w:w="120"/>
-            </w:tcMar>
-            <w:vAlign w:val="top"/>
-          </w:tcPr>
-          <w:p>
-            <w:pPr>
-              <w:spacing w:after="40" w:before="0"/>
-              <w:jc w:val="left"/>
-            </w:pPr>
-            <w:r>
-              <w:rPr>
-                <w:rFonts w:ascii="Arial" w:cs="Arial" w:eastAsia="Arial" w:hAnsi="Arial"/>
-                <w:b w:val="false"/>
-                <w:bCs w:val="false"/>
-                <w:i w:val="false"/>
-                <w:iCs w:val="false"/>
-                <w:color w:val="000000"/>
-                <w:sz w:val="18"/>
-                <w:szCs w:val="18"/>
-              </w:rPr>
-              <w:t xml:space="preserve">For Step 1, point to the 'CANNOT happen at the same time' pile and say: 'Mathematicians have a precise name for exactly what you described — events that CANNOT occur simultaneously on a single trial are called MUTUALLY EXCLUSIVE events. Write this definition in your own words beneath the one I will write.' Write on board: 'Two events are mutually exclusive if they cannot both occur in a single trial. P(A and B) = 0.' Give WAIT TIME of 15 seconds. For Step 2, after writing Example 1, say: 'Do not watch me — calculate P(A or B) yourself first. 30 seconds.' Cold-call 1 learner for the answer. Then ask: 'How did the addition rule appear in your die experiment from Activity B? Did it hold exactly?' Cold-call 2 learners. For Step 3 (gambling deconstruction), say: 'Work with your partner. I want two things: first, confirm whether WIN and DRAW are mutually exclusive for one match. Second, tell me whether the advertiser's claim is mathematically correct AND whether 2/3 is the full picture.' After 3 minutes, cold-call 3 pairs. Conclude by saying: 'The advertiser is technically correct about the addition — but they are hiding P(Lose) = 1/3 and they are ignoring that across MANY bets, independent losses accumulate. This is what Lessons 1–3 showed us about independence.'</w:t>
-            </w:r>
-          </w:p>
-        </w:tc>
-        <w:tc>
-          <w:tcPr>
-            <w:tcW w:type="dxa" w:w="3040"/>
-            <w:shd w:fill="FFFFFF" w:color="auto" w:val="clear"/>
-            <w:tcMar>
-              <w:top w:type="dxa" w:w="60"/>
-              <w:left w:type="dxa" w:w="120"/>
-              <w:bottom w:type="dxa" w:w="60"/>
-              <w:right w:type="dxa" w:w="120"/>
-            </w:tcMar>
-            <w:vAlign w:val="top"/>
-          </w:tcPr>
-          <w:p>
-            <w:pPr>
-              <w:spacing w:after="40" w:before="0"/>
-              <w:jc w:val="left"/>
-            </w:pPr>
-            <w:r>
-              <w:rPr>
-                <w:rFonts w:ascii="Arial" w:cs="Arial" w:eastAsia="Arial" w:hAnsi="Arial"/>
-                <w:b w:val="false"/>
-                <w:bCs w:val="false"/>
-                <w:i w:val="false"/>
-                <w:iCs w:val="false"/>
-                <w:color w:val="000000"/>
-                <w:sz w:val="18"/>
-                <w:szCs w:val="18"/>
-              </w:rPr>
-              <w:t xml:space="preserve">Bridging from Concrete to Formal: the explicit connection from learners' own card-sort language to the formal definition creates ownership of the vocabulary. The contrast case (King AND Heart) is essential — without a non-mutually-exclusive example, learners over-generalise the addition rule. The gambling advertisement deconstruction uses the 'Claim-Evidence-Reasoning' framework: learners identify the claim, test it with their probability tools, and reason about the advertiser's intent.</w:t>
-            </w:r>
-          </w:p>
-        </w:tc>
-        <w:tc>
-          <w:tcPr>
-            <w:tcW w:type="dxa" w:w="3040"/>
-            <w:shd w:fill="F2F2F2" w:color="auto" w:val="clear"/>
-            <w:tcMar>
-              <w:top w:type="dxa" w:w="60"/>
-              <w:left w:type="dxa" w:w="120"/>
-              <w:bottom w:type="dxa" w:w="60"/>
-              <w:right w:type="dxa" w:w="120"/>
-            </w:tcMar>
-            <w:vAlign w:val="top"/>
-          </w:tcPr>
-          <w:p>
-            <w:pPr>
-              <w:spacing w:after="40" w:before="0"/>
-              <w:jc w:val="left"/>
-            </w:pPr>
-            <w:r>
-              <w:rPr>
-                <w:rFonts w:ascii="Arial" w:cs="Arial" w:eastAsia="Arial" w:hAnsi="Arial"/>
-                <w:b w:val="false"/>
-                <w:bCs w:val="false"/>
-                <w:i w:val="false"/>
-                <w:iCs w:val="false"/>
-                <w:color w:val="000000"/>
-                <w:sz w:val="18"/>
-                <w:szCs w:val="18"/>
-              </w:rPr>
-              <w:t xml:space="preserve">Observable indicator 1: during Example 3, all learners should be able to name the King of Hearts as the counter-example that makes WIN a King AND a Heart non-mutually exclusive — scan the room for written notes confirming this. Observable indicator 2: during the gambling deconstruction, listen for learners who can spontaneously connect back to Lesson 3 (independence) — these learners are demonstrating cross-lesson integration. Red flag: any learner who says 'P(Win or Draw) = 2/3 means you'll win 2 out of every 3 bets' is conflating probability with certainty — address immediately with: 'Does probability tell us what WILL happen, or what is LIKELY over many trials?'</w:t>
-            </w:r>
-          </w:p>
-        </w:tc>
-      </w:tr>
-      <w:tr>
-        <w:tc>
-          <w:tcPr>
-            <w:tcW w:type="dxa" w:w="1520"/>
-            <w:shd w:fill="FCE4D6" w:color="auto" w:val="clear"/>
-            <w:tcMar>
-              <w:top w:type="dxa" w:w="60"/>
-              <w:left w:type="dxa" w:w="120"/>
-              <w:bottom w:type="dxa" w:w="60"/>
-              <w:right w:type="dxa" w:w="120"/>
-            </w:tcMar>
-            <w:vAlign w:val="top"/>
-          </w:tcPr>
-          <w:p>
-            <w:pPr>
-              <w:spacing w:after="40" w:before="0"/>
-              <w:jc w:val="left"/>
-            </w:pPr>
-            <w:r>
-              <w:rPr>
-                <w:rFonts w:ascii="Arial" w:cs="Arial" w:eastAsia="Arial" w:hAnsi="Arial"/>
-                <w:b/>
-                <w:bCs/>
-                <w:i w:val="false"/>
-                <w:iCs w:val="false"/>
-                <w:color w:val="000000"/>
-                <w:sz w:val="18"/>
-                <w:szCs w:val="18"/>
-              </w:rPr>
-              <w:t xml:space="preserve">Driving Question Board (DQB) Creation</w:t>
-            </w:r>
-          </w:p>
-          <w:p>
-            <w:pPr>
-              <w:spacing w:after="20" w:before="0"/>
-            </w:pPr>
-            <w:r>
-              <w:rPr>
-                <w:rFonts w:ascii="Arial" w:cs="Arial" w:eastAsia="Arial" w:hAnsi="Arial"/>
-                <w:b/>
-                <w:bCs/>
-                <w:color w:val="1F3864"/>
-                <w:sz w:val="16"/>
-                <w:szCs w:val="16"/>
-              </w:rPr>
-              <w:t xml:space="preserve">📹 VIDEO:</w:t>
-            </w:r>
-          </w:p>
-          <w:p>
-            <w:pPr>
-              <w:spacing w:after="20" w:before="0"/>
-            </w:pPr>
-            <w:hyperlink w:history="1" r:id="rIdext5scoiizg5newftb9ku">
-              <w:r>
-                <w:rPr>
-                  <w:rFonts w:ascii="Arial" w:cs="Arial" w:eastAsia="Arial" w:hAnsi="Arial"/>
-                  <w:color w:val="2E75B6"/>
-                  <w:sz w:val="16"/>
-                  <w:szCs w:val="16"/>
-                  <w:u w:val="single" w:color="2E75B6"/>
-                </w:rPr>
-                <w:t xml:space="preserve">Mutually Exclusive Events Principles</w:t>
-              </w:r>
-            </w:hyperlink>
-          </w:p>
-          <w:p>
-            <w:pPr>
-              <w:spacing w:after="10" w:before="0"/>
-              <w:ind w:left="120"/>
-            </w:pPr>
-            <w:r>
-              <w:rPr>
-                <w:rFonts w:ascii="Arial" w:cs="Arial" w:eastAsia="Arial" w:hAnsi="Arial"/>
-                <w:color w:val="595959"/>
-                <w:sz w:val="14"/>
-                <w:szCs w:val="14"/>
-              </w:rPr>
-              <w:t xml:space="preserve">Source: CK-12</w:t>
-            </w:r>
-          </w:p>
-          <w:p>
-            <w:pPr>
-              <w:spacing w:after="10" w:before="0"/>
-              <w:ind w:left="120"/>
-            </w:pPr>
-            <w:hyperlink w:history="1" r:id="rId4lt1sgzcx_sy7vzmdc9ja">
-              <w:r>
-                <w:rPr>
-                  <w:rFonts w:ascii="Arial" w:cs="Arial" w:eastAsia="Arial" w:hAnsi="Arial"/>
-                  <w:color w:val="595959"/>
-                  <w:sz w:val="14"/>
-                  <w:szCs w:val="14"/>
-                  <w:u w:val="single" w:color="595959"/>
-                </w:rPr>
-                <w:t xml:space="preserve">🔍 Search ARES for similar videos</w:t>
-              </w:r>
-            </w:hyperlink>
-          </w:p>
-          <w:p>
-            <w:pPr>
-              <w:spacing w:after="40" w:before="0"/>
-            </w:pPr>
-            <w:r>
-              <w:rPr>
-                <w:sz w:val="14"/>
-                <w:szCs w:val="14"/>
-              </w:rPr>
-              <w:t xml:space="preserve"/>
-            </w:r>
-          </w:p>
-          <w:p>
-            <w:pPr>
-              <w:spacing w:after="20" w:before="0"/>
-            </w:pPr>
-            <w:r>
-              <w:rPr>
-                <w:rFonts w:ascii="Arial" w:cs="Arial" w:eastAsia="Arial" w:hAnsi="Arial"/>
-                <w:b/>
-                <w:bCs/>
-                <w:color w:val="1F3864"/>
-                <w:sz w:val="16"/>
-                <w:szCs w:val="16"/>
-              </w:rPr>
-              <w:t xml:space="preserve">📖 HTML:</w:t>
-            </w:r>
-          </w:p>
-          <w:p>
-            <w:pPr>
-              <w:spacing w:after="20" w:before="0"/>
-            </w:pPr>
-            <w:hyperlink w:history="1" r:id="rIddyajphlegf9infivjdg1z">
-              <w:r>
-                <w:rPr>
-                  <w:rFonts w:ascii="Arial" w:cs="Arial" w:eastAsia="Arial" w:hAnsi="Arial"/>
-                  <w:color w:val="2E75B6"/>
-                  <w:sz w:val="16"/>
-                  <w:szCs w:val="16"/>
-                  <w:u w:val="single" w:color="2E75B6"/>
-                </w:rPr>
-                <w:t xml:space="preserve">Mutually Exclusive Events (Flexbook)</w:t>
-              </w:r>
-            </w:hyperlink>
-          </w:p>
-          <w:p>
-            <w:pPr>
-              <w:spacing w:after="10" w:before="0"/>
-              <w:ind w:left="120"/>
-            </w:pPr>
-            <w:r>
-              <w:rPr>
-                <w:rFonts w:ascii="Arial" w:cs="Arial" w:eastAsia="Arial" w:hAnsi="Arial"/>
-                <w:color w:val="595959"/>
-                <w:sz w:val="14"/>
-                <w:szCs w:val="14"/>
-              </w:rPr>
-              <w:t xml:space="preserve">Source: CK-12</w:t>
-            </w:r>
-          </w:p>
-          <w:p>
-            <w:pPr>
-              <w:spacing w:after="10" w:before="0"/>
-              <w:ind w:left="120"/>
-            </w:pPr>
-            <w:hyperlink w:history="1" r:id="rIdy7swmzbcg0nk_aii9pqq_">
-              <w:r>
-                <w:rPr>
-                  <w:rFonts w:ascii="Arial" w:cs="Arial" w:eastAsia="Arial" w:hAnsi="Arial"/>
-                  <w:color w:val="595959"/>
-                  <w:sz w:val="14"/>
-                  <w:szCs w:val="14"/>
-                  <w:u w:val="single" w:color="595959"/>
-                </w:rPr>
-                <w:t xml:space="preserve">🔍 Search ARES for similar readings</w:t>
-              </w:r>
-            </w:hyperlink>
-          </w:p>
-        </w:tc>
-        <w:tc>
-          <w:tcPr>
-            <w:tcW w:type="dxa" w:w="3040"/>
-            <w:shd w:fill="FFFFFF" w:color="auto" w:val="clear"/>
-            <w:tcMar>
-              <w:top w:type="dxa" w:w="60"/>
-              <w:left w:type="dxa" w:w="120"/>
-              <w:bottom w:type="dxa" w:w="60"/>
-              <w:right w:type="dxa" w:w="120"/>
-            </w:tcMar>
-            <w:vAlign w:val="top"/>
-          </w:tcPr>
-          <w:p>
-            <w:pPr>
-              <w:spacing w:after="40" w:before="0"/>
-              <w:jc w:val="left"/>
-            </w:pPr>
-            <w:r>
-              <w:rPr>
-                <w:rFonts w:ascii="Arial" w:cs="Arial" w:eastAsia="Arial" w:hAnsi="Arial"/>
-                <w:b w:val="false"/>
-                <w:bCs w:val="false"/>
-                <w:i w:val="false"/>
-                <w:iCs w:val="false"/>
-                <w:color w:val="000000"/>
-                <w:sz w:val="18"/>
-                <w:szCs w:val="18"/>
-              </w:rPr>
-              <w:t xml:space="preserve">Each learner reviews the class Driving Question Board (established in Lesson 1): 'If past outcomes of a chance event do not change future probabilities, how can we use mathematics to predict what is likely to happen, and why does this understanding protect us from the dangers of gambling?' Learners individually write on a sticky note or in their ARES journal: (a) ONE new understanding from today that advances the driving question — e.g., 'I can now calculate the probability of Gor Mahia winning OR drawing using the addition rule, but only because those outcomes can't happen simultaneously'; (b) ONE new question the day's learning raised — e.g., 'What happens to the addition rule when events CAN overlap, like drawing a King or a Heart?' The class adds new question-notes to the DQB under the heading 'Mutually Exclusive Events.' The teacher reads 3–4 notes aloud and connects them to the lesson sequence: 'Notice how Lesson 3 told us independence means past results don't matter. Today's lesson tells us that when outcomes are mutually exclusive, we can ADD their probabilities for a single trial. These are two different tools.'</w:t>
-            </w:r>
-          </w:p>
-        </w:tc>
-        <w:tc>
-          <w:tcPr>
-            <w:tcW w:type="dxa" w:w="3040"/>
-            <w:shd w:fill="F2F2F2" w:color="auto" w:val="clear"/>
-            <w:tcMar>
-              <w:top w:type="dxa" w:w="60"/>
-              <w:left w:type="dxa" w:w="120"/>
-              <w:bottom w:type="dxa" w:w="60"/>
-              <w:right w:type="dxa" w:w="120"/>
-            </w:tcMar>
-            <w:vAlign w:val="top"/>
-          </w:tcPr>
-          <w:p>
-            <w:pPr>
-              <w:spacing w:after="40" w:before="0"/>
-              <w:jc w:val="left"/>
-            </w:pPr>
-            <w:r>
-              <w:rPr>
-                <w:rFonts w:ascii="Arial" w:cs="Arial" w:eastAsia="Arial" w:hAnsi="Arial"/>
-                <w:b w:val="false"/>
-                <w:bCs w:val="false"/>
-                <w:i w:val="false"/>
-                <w:iCs w:val="false"/>
-                <w:color w:val="000000"/>
-                <w:sz w:val="18"/>
-                <w:szCs w:val="18"/>
-              </w:rPr>
-              <w:t xml:space="preserve">Distribute sticky notes or direct learners to the DQB journal page. Say: 'You have 4 minutes. Two things only: one thing you now understand better about our driving question, and one new question today's lesson raised for you.' After 4 minutes, cold-call 3 learners to share their new questions. Write the new questions on the DQB physically or on the ARES platform board. Point to the existing DQB entries from Lessons 1–3 and say: 'Look at the question from Lesson 2 about whether we can predict a coin landing on heads. How does today's lesson — about adding mutually exclusive probabilities — connect to that earlier question?' Give WAIT TIME of 15 seconds. Cold-call 2 learners. Affirm and clarify: 'Each lesson is giving us one more mathematical tool. The driving question asks us to use ALL of them together.'</w:t>
-            </w:r>
-          </w:p>
-        </w:tc>
-        <w:tc>
-          <w:tcPr>
-            <w:tcW w:type="dxa" w:w="3040"/>
-            <w:shd w:fill="FFFFFF" w:color="auto" w:val="clear"/>
-            <w:tcMar>
-              <w:top w:type="dxa" w:w="60"/>
-              <w:left w:type="dxa" w:w="120"/>
-              <w:bottom w:type="dxa" w:w="60"/>
-              <w:right w:type="dxa" w:w="120"/>
-            </w:tcMar>
-            <w:vAlign w:val="top"/>
-          </w:tcPr>
-          <w:p>
-            <w:pPr>
-              <w:spacing w:after="40" w:before="0"/>
-              <w:jc w:val="left"/>
-            </w:pPr>
-            <w:r>
-              <w:rPr>
-                <w:rFonts w:ascii="Arial" w:cs="Arial" w:eastAsia="Arial" w:hAnsi="Arial"/>
-                <w:b w:val="false"/>
-                <w:bCs w:val="false"/>
-                <w:i w:val="false"/>
-                <w:iCs w:val="false"/>
-                <w:color w:val="000000"/>
-                <w:sz w:val="18"/>
-                <w:szCs w:val="18"/>
-              </w:rPr>
-              <w:t xml:space="preserve">Metacognitive Monitoring via DQB: the Driving Question Board functions as a public, cumulative record of the class's growing understanding. By requiring both an 'understanding gained' and a 'new question raised,' the protocol reinforces that science and mathematics are iterative — new knowledge always generates new questions. Connecting current DQB entries to prior-lesson entries builds the narrative arc of the 8-lesson sequence.</w:t>
-            </w:r>
-          </w:p>
-        </w:tc>
-        <w:tc>
-          <w:tcPr>
-            <w:tcW w:type="dxa" w:w="3040"/>
-            <w:shd w:fill="F2F2F2" w:color="auto" w:val="clear"/>
-            <w:tcMar>
-              <w:top w:type="dxa" w:w="60"/>
-              <w:left w:type="dxa" w:w="120"/>
-              <w:bottom w:type="dxa" w:w="60"/>
-              <w:right w:type="dxa" w:w="120"/>
-            </w:tcMar>
-            <w:vAlign w:val="top"/>
-          </w:tcPr>
-          <w:p>
-            <w:pPr>
-              <w:spacing w:after="40" w:before="0"/>
-              <w:jc w:val="left"/>
-            </w:pPr>
-            <w:r>
-              <w:rPr>
-                <w:rFonts w:ascii="Arial" w:cs="Arial" w:eastAsia="Arial" w:hAnsi="Arial"/>
-                <w:b w:val="false"/>
-                <w:bCs w:val="false"/>
-                <w:i w:val="false"/>
-                <w:iCs w:val="false"/>
-                <w:color w:val="000000"/>
-                <w:sz w:val="18"/>
-                <w:szCs w:val="18"/>
-              </w:rPr>
-              <w:t xml:space="preserve">Observable indicator: learners' 'understanding' statements should reference at minimum ONE of the following: (a) the definition of mutually exclusive events, (b) the addition rule, or (c) a Kenyan-context example from today. Learners whose statements are vague ('I learned about probability') need a follow-up prompt: 'Can you name a specific example from today that showed you this?' New questions appearing on the DQB that anticipate future lessons (e.g., about overlapping events, or about multiple bets) indicate learners who are ready for extension.</w:t>
-            </w:r>
-          </w:p>
-        </w:tc>
-      </w:tr>
-      <w:tr>
-        <w:tc>
-          <w:tcPr>
-            <w:tcW w:type="dxa" w:w="1520"/>
-            <w:shd w:fill="D5E8F0" w:color="auto" w:val="clear"/>
-            <w:tcMar>
-              <w:top w:type="dxa" w:w="60"/>
-              <w:left w:type="dxa" w:w="120"/>
-              <w:bottom w:type="dxa" w:w="60"/>
-              <w:right w:type="dxa" w:w="120"/>
-            </w:tcMar>
-            <w:vAlign w:val="top"/>
-          </w:tcPr>
-          <w:p>
-            <w:pPr>
-              <w:spacing w:after="40" w:before="0"/>
-              <w:jc w:val="left"/>
-            </w:pPr>
-            <w:r>
-              <w:rPr>
-                <w:rFonts w:ascii="Arial" w:cs="Arial" w:eastAsia="Arial" w:hAnsi="Arial"/>
-                <w:b/>
-                <w:bCs/>
-                <w:i w:val="false"/>
-                <w:iCs w:val="false"/>
-                <w:color w:val="000000"/>
-                <w:sz w:val="18"/>
-                <w:szCs w:val="18"/>
-              </w:rPr>
-              <w:t xml:space="preserve">Model Building Phase</w:t>
-            </w:r>
-          </w:p>
-          <w:p>
-            <w:pPr>
-              <w:spacing w:after="20" w:before="0"/>
-            </w:pPr>
-            <w:r>
-              <w:rPr>
-                <w:rFonts w:ascii="Arial" w:cs="Arial" w:eastAsia="Arial" w:hAnsi="Arial"/>
-                <w:b/>
-                <w:bCs/>
-                <w:color w:val="1F3864"/>
-                <w:sz w:val="16"/>
-                <w:szCs w:val="16"/>
-              </w:rPr>
-              <w:t xml:space="preserve">📹 VIDEO:</w:t>
-            </w:r>
-          </w:p>
-          <w:p>
-            <w:pPr>
-              <w:spacing w:after="20" w:before="0"/>
-            </w:pPr>
-            <w:hyperlink w:history="1" r:id="rId3-afdhluqcqaatvcrtncy">
-              <w:r>
-                <w:rPr>
-                  <w:rFonts w:ascii="Arial" w:cs="Arial" w:eastAsia="Arial" w:hAnsi="Arial"/>
-                  <w:color w:val="2E75B6"/>
-                  <w:sz w:val="16"/>
-                  <w:szCs w:val="16"/>
-                  <w:u w:val="single" w:color="2E75B6"/>
-                </w:rPr>
-                <w:t xml:space="preserve">Mutually Exclusive Events Principles</w:t>
-              </w:r>
-            </w:hyperlink>
-          </w:p>
-          <w:p>
-            <w:pPr>
-              <w:spacing w:after="10" w:before="0"/>
-              <w:ind w:left="120"/>
-            </w:pPr>
-            <w:r>
-              <w:rPr>
-                <w:rFonts w:ascii="Arial" w:cs="Arial" w:eastAsia="Arial" w:hAnsi="Arial"/>
-                <w:color w:val="595959"/>
-                <w:sz w:val="14"/>
-                <w:szCs w:val="14"/>
-              </w:rPr>
-              <w:t xml:space="preserve">Source: CK-12</w:t>
-            </w:r>
-          </w:p>
-          <w:p>
-            <w:pPr>
-              <w:spacing w:after="10" w:before="0"/>
-              <w:ind w:left="120"/>
-            </w:pPr>
-            <w:hyperlink w:history="1" r:id="rIda-jv2cxszzg3fdcwv08h9">
-              <w:r>
-                <w:rPr>
-                  <w:rFonts w:ascii="Arial" w:cs="Arial" w:eastAsia="Arial" w:hAnsi="Arial"/>
-                  <w:color w:val="595959"/>
-                  <w:sz w:val="14"/>
-                  <w:szCs w:val="14"/>
-                  <w:u w:val="single" w:color="595959"/>
-                </w:rPr>
-                <w:t xml:space="preserve">🔍 Search ARES for similar videos</w:t>
-              </w:r>
-            </w:hyperlink>
-          </w:p>
-          <w:p>
-            <w:pPr>
-              <w:spacing w:after="40" w:before="0"/>
-            </w:pPr>
-            <w:r>
-              <w:rPr>
-                <w:sz w:val="14"/>
-                <w:szCs w:val="14"/>
-              </w:rPr>
-              <w:t xml:space="preserve"/>
-            </w:r>
-          </w:p>
-          <w:p>
-            <w:pPr>
-              <w:spacing w:after="20" w:before="0"/>
-            </w:pPr>
-            <w:r>
-              <w:rPr>
-                <w:rFonts w:ascii="Arial" w:cs="Arial" w:eastAsia="Arial" w:hAnsi="Arial"/>
-                <w:b/>
-                <w:bCs/>
-                <w:color w:val="1F3864"/>
-                <w:sz w:val="16"/>
-                <w:szCs w:val="16"/>
-              </w:rPr>
-              <w:t xml:space="preserve">📖 HTML:</w:t>
-            </w:r>
-          </w:p>
-          <w:p>
-            <w:pPr>
-              <w:spacing w:after="20" w:before="0"/>
-            </w:pPr>
-            <w:hyperlink w:history="1" r:id="rIdy_zuxlhypn3xeox1_qulb">
-              <w:r>
-                <w:rPr>
-                  <w:rFonts w:ascii="Arial" w:cs="Arial" w:eastAsia="Arial" w:hAnsi="Arial"/>
-                  <w:color w:val="2E75B6"/>
-                  <w:sz w:val="16"/>
-                  <w:szCs w:val="16"/>
-                  <w:u w:val="single" w:color="2E75B6"/>
-                </w:rPr>
-                <w:t xml:space="preserve">Mutually Exclusive Events (Flexbook)</w:t>
-              </w:r>
-            </w:hyperlink>
-          </w:p>
-          <w:p>
-            <w:pPr>
-              <w:spacing w:after="10" w:before="0"/>
-              <w:ind w:left="120"/>
-            </w:pPr>
-            <w:r>
-              <w:rPr>
-                <w:rFonts w:ascii="Arial" w:cs="Arial" w:eastAsia="Arial" w:hAnsi="Arial"/>
-                <w:color w:val="595959"/>
-                <w:sz w:val="14"/>
-                <w:szCs w:val="14"/>
-              </w:rPr>
-              <w:t xml:space="preserve">Source: CK-12</w:t>
-            </w:r>
-          </w:p>
-          <w:p>
-            <w:pPr>
-              <w:spacing w:after="10" w:before="0"/>
-              <w:ind w:left="120"/>
-            </w:pPr>
-            <w:hyperlink w:history="1" r:id="rIdoefu2_jcnsn9detclml6j">
+            <w:hyperlink w:history="1" r:id="rIdpono508bikqwqtb1o8cgp">
               <w:r>
                 <w:rPr>
                   <w:rFonts w:ascii="Arial" w:cs="Arial" w:eastAsia="Arial" w:hAnsi="Arial"/>
@@ -14610,7 +14610,7 @@
             <w:pPr>
               <w:spacing w:after="20" w:before="0"/>
             </w:pPr>
-            <w:hyperlink w:history="1" r:id="rIdm5nqrthy4pclycyg6q2xq">
+            <w:hyperlink w:history="1" r:id="rIdywdlqv5_t3aasap5nh36n">
               <w:r>
                 <w:rPr>
                   <w:rFonts w:ascii="Arial" w:cs="Arial" w:eastAsia="Arial" w:hAnsi="Arial"/>
@@ -14643,7 +14643,7 @@
               <w:spacing w:after="10" w:before="0"/>
               <w:ind w:left="120"/>
             </w:pPr>
-            <w:hyperlink w:history="1" r:id="rIdd9twnu4tkpyjern0fmz3m">
+            <w:hyperlink w:history="1" r:id="rIdtyc5bnahlfc0wnbwumdvj">
               <w:r>
                 <w:rPr>
                   <w:rFonts w:ascii="Arial" w:cs="Arial" w:eastAsia="Arial" w:hAnsi="Arial"/>
@@ -14688,7 +14688,7 @@
             <w:pPr>
               <w:spacing w:after="20" w:before="0"/>
             </w:pPr>
-            <w:hyperlink w:history="1" r:id="rIdng_ktz6y4hbykzblukwd_">
+            <w:hyperlink w:history="1" r:id="rId17dkfatamfgzdop3uzvt6">
               <w:r>
                 <w:rPr>
                   <w:rFonts w:ascii="Arial" w:cs="Arial" w:eastAsia="Arial" w:hAnsi="Arial"/>
@@ -14721,7 +14721,7 @@
               <w:spacing w:after="10" w:before="0"/>
               <w:ind w:left="120"/>
             </w:pPr>
-            <w:hyperlink w:history="1" r:id="rIdrwlnhuav2ehrvyqeh5dbw">
+            <w:hyperlink w:history="1" r:id="rId48ukg0uns1xkzlbb3th62">
               <w:r>
                 <w:rPr>
                   <w:rFonts w:ascii="Arial" w:cs="Arial" w:eastAsia="Arial" w:hAnsi="Arial"/>
@@ -14916,7 +14916,925 @@
             <w:pPr>
               <w:spacing w:after="20" w:before="0"/>
             </w:pPr>
-            <w:hyperlink w:history="1" r:id="rIdxn7qdgafpggjfllc2u8lq">
+            <w:hyperlink w:history="1" r:id="rId1-yxjrj8nybfc57pyj7f_">
+              <w:r>
+                <w:rPr>
+                  <w:rFonts w:ascii="Arial" w:cs="Arial" w:eastAsia="Arial" w:hAnsi="Arial"/>
+                  <w:color w:val="2E75B6"/>
+                  <w:sz w:val="16"/>
+                  <w:szCs w:val="16"/>
+                  <w:u w:val="single" w:color="2E75B6"/>
+                </w:rPr>
+                <w:t xml:space="preserve">Addition rule for probability</w:t>
+              </w:r>
+            </w:hyperlink>
+          </w:p>
+          <w:p>
+            <w:pPr>
+              <w:spacing w:after="10" w:before="0"/>
+              <w:ind w:left="120"/>
+            </w:pPr>
+            <w:r>
+              <w:rPr>
+                <w:rFonts w:ascii="Arial" w:cs="Arial" w:eastAsia="Arial" w:hAnsi="Arial"/>
+                <w:color w:val="595959"/>
+                <w:sz w:val="14"/>
+                <w:szCs w:val="14"/>
+              </w:rPr>
+              <w:t xml:space="preserve">Source: Khan Academy (English - US curriculum)</w:t>
+            </w:r>
+          </w:p>
+          <w:p>
+            <w:pPr>
+              <w:spacing w:after="10" w:before="0"/>
+              <w:ind w:left="120"/>
+            </w:pPr>
+            <w:hyperlink w:history="1" r:id="rIdkeequonba4q4iyf9ev-hv">
+              <w:r>
+                <w:rPr>
+                  <w:rFonts w:ascii="Arial" w:cs="Arial" w:eastAsia="Arial" w:hAnsi="Arial"/>
+                  <w:color w:val="595959"/>
+                  <w:sz w:val="14"/>
+                  <w:szCs w:val="14"/>
+                  <w:u w:val="single" w:color="595959"/>
+                </w:rPr>
+                <w:t xml:space="preserve">🔍 Search ARES for similar videos</w:t>
+              </w:r>
+            </w:hyperlink>
+          </w:p>
+          <w:p>
+            <w:pPr>
+              <w:spacing w:after="40" w:before="0"/>
+            </w:pPr>
+            <w:r>
+              <w:rPr>
+                <w:sz w:val="14"/>
+                <w:szCs w:val="14"/>
+              </w:rPr>
+              <w:t xml:space="preserve"/>
+            </w:r>
+          </w:p>
+          <w:p>
+            <w:pPr>
+              <w:spacing w:after="20" w:before="0"/>
+            </w:pPr>
+            <w:r>
+              <w:rPr>
+                <w:rFonts w:ascii="Arial" w:cs="Arial" w:eastAsia="Arial" w:hAnsi="Arial"/>
+                <w:b/>
+                <w:bCs/>
+                <w:color w:val="1F3864"/>
+                <w:sz w:val="16"/>
+                <w:szCs w:val="16"/>
+              </w:rPr>
+              <w:t xml:space="preserve">📖 EXERCISE:</w:t>
+            </w:r>
+          </w:p>
+          <w:p>
+            <w:pPr>
+              <w:spacing w:after="20" w:before="0"/>
+            </w:pPr>
+            <w:hyperlink w:history="1" r:id="rIdvrgrvgovymaws9jgrq9mn">
+              <w:r>
+                <w:rPr>
+                  <w:rFonts w:ascii="Arial" w:cs="Arial" w:eastAsia="Arial" w:hAnsi="Arial"/>
+                  <w:color w:val="2E75B6"/>
+                  <w:sz w:val="16"/>
+                  <w:szCs w:val="16"/>
+                  <w:u w:val="single" w:color="2E75B6"/>
+                </w:rPr>
+                <w:t xml:space="preserve">Mutually Exclusive Events Practice</w:t>
+              </w:r>
+            </w:hyperlink>
+          </w:p>
+          <w:p>
+            <w:pPr>
+              <w:spacing w:after="10" w:before="0"/>
+              <w:ind w:left="120"/>
+            </w:pPr>
+            <w:r>
+              <w:rPr>
+                <w:rFonts w:ascii="Arial" w:cs="Arial" w:eastAsia="Arial" w:hAnsi="Arial"/>
+                <w:color w:val="595959"/>
+                <w:sz w:val="14"/>
+                <w:szCs w:val="14"/>
+              </w:rPr>
+              <w:t xml:space="preserve">Source: CK-12</w:t>
+            </w:r>
+          </w:p>
+          <w:p>
+            <w:pPr>
+              <w:spacing w:after="10" w:before="0"/>
+              <w:ind w:left="120"/>
+            </w:pPr>
+            <w:hyperlink w:history="1" r:id="rId4yw-ieoppdjypnpw7j1lr">
+              <w:r>
+                <w:rPr>
+                  <w:rFonts w:ascii="Arial" w:cs="Arial" w:eastAsia="Arial" w:hAnsi="Arial"/>
+                  <w:color w:val="595959"/>
+                  <w:sz w:val="14"/>
+                  <w:szCs w:val="14"/>
+                  <w:u w:val="single" w:color="595959"/>
+                </w:rPr>
+                <w:t xml:space="preserve">🔍 Search ARES for similar readings</w:t>
+              </w:r>
+            </w:hyperlink>
+          </w:p>
+        </w:tc>
+        <w:tc>
+          <w:tcPr>
+            <w:tcW w:type="dxa" w:w="3040"/>
+            <w:shd w:fill="FFFFFF" w:color="auto" w:val="clear"/>
+            <w:tcMar>
+              <w:top w:type="dxa" w:w="60"/>
+              <w:left w:type="dxa" w:w="120"/>
+              <w:bottom w:type="dxa" w:w="60"/>
+              <w:right w:type="dxa" w:w="120"/>
+            </w:tcMar>
+            <w:vAlign w:val="top"/>
+          </w:tcPr>
+          <w:p>
+            <w:pPr>
+              <w:spacing w:after="40" w:before="0"/>
+              <w:jc w:val="left"/>
+            </w:pPr>
+            <w:r>
+              <w:rPr>
+                <w:rFonts w:ascii="Arial" w:cs="Arial" w:eastAsia="Arial" w:hAnsi="Arial"/>
+                <w:b w:val="false"/>
+                <w:bCs w:val="false"/>
+                <w:i w:val="false"/>
+                <w:iCs w:val="false"/>
+                <w:color w:val="000000"/>
+                <w:sz w:val="18"/>
+                <w:szCs w:val="18"/>
+              </w:rPr>
+              <w:t xml:space="preserve">Groups of 4 receive a cloth bag containing 15 coloured tokens: 6 white (plain mandazi), 5 yellow (coconut mandazi), 4 green (cardamom mandazi). One learner draws a token, the recorder notes the colour on a tally chart, the token is replaced and the bag is shaken, and the next learner draws. Groups complete 20 draws. After tallying, groups calculate three experimental probabilities: P(plain), P(coconut), and P(plain OR coconut) from their own data. Groups record results on a shared class grid drawn on the board (or projected on ARES), allowing the whole class to compare across groups.</w:t>
+            </w:r>
+          </w:p>
+        </w:tc>
+        <w:tc>
+          <w:tcPr>
+            <w:tcW w:type="dxa" w:w="3040"/>
+            <w:shd w:fill="F2F2F2" w:color="auto" w:val="clear"/>
+            <w:tcMar>
+              <w:top w:type="dxa" w:w="60"/>
+              <w:left w:type="dxa" w:w="120"/>
+              <w:bottom w:type="dxa" w:w="60"/>
+              <w:right w:type="dxa" w:w="120"/>
+            </w:tcMar>
+            <w:vAlign w:val="top"/>
+          </w:tcPr>
+          <w:p>
+            <w:pPr>
+              <w:spacing w:after="40" w:before="0"/>
+              <w:jc w:val="left"/>
+            </w:pPr>
+            <w:r>
+              <w:rPr>
+                <w:rFonts w:ascii="Arial" w:cs="Arial" w:eastAsia="Arial" w:hAnsi="Arial"/>
+                <w:b w:val="false"/>
+                <w:bCs w:val="false"/>
+                <w:i w:val="false"/>
+                <w:iCs w:val="false"/>
+                <w:color w:val="000000"/>
+                <w:sz w:val="18"/>
+                <w:szCs w:val="18"/>
+              </w:rPr>
+              <w:t xml:space="preserve">Before distributing bags, say: 'I am now going to tell you what is in the bag. There are 15 tokens: 6 white for plain mandazi, 5 yellow for coconut, and 4 green for cardamom. Each group will do 20 draws with replacement. Your job is to tally each colour and then calculate three probabilities from your data.' Distribute bags and tally sheets. [Allow 6 minutes for draws.] Circulate and prompt: 'Why do we replace the token each time? What would change if we did not replace it?' [Wait 10 seconds at each group.] After draws: 'Calculate your three probabilities now — P(plain), P(coconut), P(plain OR coconut) — from your tally. You have 2 minutes.' After groups post results on the class grid, ask: 'Look at the grid. Are all groups getting exactly the same answer for P(plain OR coconut)? Why or why not?' Cold-call 2 learners: 'Kipchoge, what do you notice?' [Wait 12 seconds.] 'Fatuma, what does that tell us about experimental versus theoretical probability?' [Wait 10 seconds.] Now ask the whole class: 'Can a single token be BOTH plain AND coconut at the same time?' [Wait 5 seconds for choral response.] 'So these events are — ?' [Elicit: mutually exclusive.] 'Now let us calculate what the theory says the probability SHOULD be.'</w:t>
+            </w:r>
+          </w:p>
+        </w:tc>
+        <w:tc>
+          <w:tcPr>
+            <w:tcW w:type="dxa" w:w="3040"/>
+            <w:shd w:fill="FFFFFF" w:color="auto" w:val="clear"/>
+            <w:tcMar>
+              <w:top w:type="dxa" w:w="60"/>
+              <w:left w:type="dxa" w:w="120"/>
+              <w:bottom w:type="dxa" w:w="60"/>
+              <w:right w:type="dxa" w:w="120"/>
+            </w:tcMar>
+            <w:vAlign w:val="top"/>
+          </w:tcPr>
+          <w:p>
+            <w:pPr>
+              <w:spacing w:after="40" w:before="0"/>
+              <w:jc w:val="left"/>
+            </w:pPr>
+            <w:r>
+              <w:rPr>
+                <w:rFonts w:ascii="Arial" w:cs="Arial" w:eastAsia="Arial" w:hAnsi="Arial"/>
+                <w:b w:val="false"/>
+                <w:bCs w:val="false"/>
+                <w:i w:val="false"/>
+                <w:iCs w:val="false"/>
+                <w:color w:val="000000"/>
+                <w:sz w:val="18"/>
+                <w:szCs w:val="18"/>
+              </w:rPr>
+              <w:t xml:space="preserve">Hands-On Experiment with Class Data Aggregation: The physical draw makes mutual exclusivity viscerally real — learners cannot pull a token that is simultaneously two flavours. Aggregating group results on a shared class grid surfaces natural variation in experimental probability and motivates the need for theoretical calculation, bridging from empirical data to the formal addition rule. Connecting the tokens to mandazi — a familiar Kenyan snack — lowers affective barriers and keeps the phenomenon anchor (Gor Mahia, betting, chance) accessible.</w:t>
+            </w:r>
+          </w:p>
+        </w:tc>
+        <w:tc>
+          <w:tcPr>
+            <w:tcW w:type="dxa" w:w="3040"/>
+            <w:shd w:fill="F2F2F2" w:color="auto" w:val="clear"/>
+            <w:tcMar>
+              <w:top w:type="dxa" w:w="60"/>
+              <w:left w:type="dxa" w:w="120"/>
+              <w:bottom w:type="dxa" w:w="60"/>
+              <w:right w:type="dxa" w:w="120"/>
+            </w:tcMar>
+            <w:vAlign w:val="top"/>
+          </w:tcPr>
+          <w:p>
+            <w:pPr>
+              <w:spacing w:after="40" w:before="0"/>
+              <w:jc w:val="left"/>
+            </w:pPr>
+            <w:r>
+              <w:rPr>
+                <w:rFonts w:ascii="Arial" w:cs="Arial" w:eastAsia="Arial" w:hAnsi="Arial"/>
+                <w:b w:val="false"/>
+                <w:bCs w:val="false"/>
+                <w:i w:val="false"/>
+                <w:iCs w:val="false"/>
+                <w:color w:val="000000"/>
+                <w:sz w:val="18"/>
+                <w:szCs w:val="18"/>
+              </w:rPr>
+              <w:t xml:space="preserve">Teacher checks tally charts for systematic recording (not guessed totals). Key observable indicators: (1) Groups correctly divide tally frequency by 20 to get experimental probability — not by 15. (2) Groups sum P(plain) + P(coconut) from their tally correctly. (3) Any group reporting P(plain OR coconut) &gt; 1 signals a calculation error — intervene immediately with: 'Can a probability ever be greater than 1? What does that tell you about your arithmetic?'</w:t>
+            </w:r>
+          </w:p>
+        </w:tc>
+      </w:tr>
+      <w:tr>
+        <w:tc>
+          <w:tcPr>
+            <w:tcW w:type="dxa" w:w="1520"/>
+            <w:shd w:fill="E2EFDA" w:color="auto" w:val="clear"/>
+            <w:tcMar>
+              <w:top w:type="dxa" w:w="60"/>
+              <w:left w:type="dxa" w:w="120"/>
+              <w:bottom w:type="dxa" w:w="60"/>
+              <w:right w:type="dxa" w:w="120"/>
+            </w:tcMar>
+            <w:vAlign w:val="top"/>
+          </w:tcPr>
+          <w:p>
+            <w:pPr>
+              <w:spacing w:after="40" w:before="0"/>
+              <w:jc w:val="left"/>
+            </w:pPr>
+            <w:r>
+              <w:rPr>
+                <w:rFonts w:ascii="Arial" w:cs="Arial" w:eastAsia="Arial" w:hAnsi="Arial"/>
+                <w:b/>
+                <w:bCs/>
+                <w:i w:val="false"/>
+                <w:iCs w:val="false"/>
+                <w:color w:val="000000"/>
+                <w:sz w:val="18"/>
+                <w:szCs w:val="18"/>
+              </w:rPr>
+              <w:t xml:space="preserve">Explain Phase</w:t>
+            </w:r>
+          </w:p>
+          <w:p>
+            <w:pPr>
+              <w:spacing w:after="20" w:before="0"/>
+            </w:pPr>
+            <w:r>
+              <w:rPr>
+                <w:rFonts w:ascii="Arial" w:cs="Arial" w:eastAsia="Arial" w:hAnsi="Arial"/>
+                <w:b/>
+                <w:bCs/>
+                <w:color w:val="1F3864"/>
+                <w:sz w:val="16"/>
+                <w:szCs w:val="16"/>
+              </w:rPr>
+              <w:t xml:space="preserve">📹 VIDEO:</w:t>
+            </w:r>
+          </w:p>
+          <w:p>
+            <w:pPr>
+              <w:spacing w:after="20" w:before="0"/>
+            </w:pPr>
+            <w:hyperlink w:history="1" r:id="rIdjly01uprcmiteoypt_jzb">
+              <w:r>
+                <w:rPr>
+                  <w:rFonts w:ascii="Arial" w:cs="Arial" w:eastAsia="Arial" w:hAnsi="Arial"/>
+                  <w:color w:val="2E75B6"/>
+                  <w:sz w:val="16"/>
+                  <w:szCs w:val="16"/>
+                  <w:u w:val="single" w:color="2E75B6"/>
+                </w:rPr>
+                <w:t xml:space="preserve">Addition rule for probability -dubbed(KY)</w:t>
+              </w:r>
+            </w:hyperlink>
+          </w:p>
+          <w:p>
+            <w:pPr>
+              <w:spacing w:after="10" w:before="0"/>
+              <w:ind w:left="120"/>
+            </w:pPr>
+            <w:r>
+              <w:rPr>
+                <w:rFonts w:ascii="Arial" w:cs="Arial" w:eastAsia="Arial" w:hAnsi="Arial"/>
+                <w:color w:val="595959"/>
+                <w:sz w:val="14"/>
+                <w:szCs w:val="14"/>
+              </w:rPr>
+              <w:t xml:space="preserve">Source: Khan Academy (Kiswahili)</w:t>
+            </w:r>
+          </w:p>
+          <w:p>
+            <w:pPr>
+              <w:spacing w:after="10" w:before="0"/>
+              <w:ind w:left="120"/>
+            </w:pPr>
+            <w:hyperlink w:history="1" r:id="rId2saylhqcariygtyivfqlv">
+              <w:r>
+                <w:rPr>
+                  <w:rFonts w:ascii="Arial" w:cs="Arial" w:eastAsia="Arial" w:hAnsi="Arial"/>
+                  <w:color w:val="595959"/>
+                  <w:sz w:val="14"/>
+                  <w:szCs w:val="14"/>
+                  <w:u w:val="single" w:color="595959"/>
+                </w:rPr>
+                <w:t xml:space="preserve">🔍 Search ARES for similar videos</w:t>
+              </w:r>
+            </w:hyperlink>
+          </w:p>
+          <w:p>
+            <w:pPr>
+              <w:spacing w:after="40" w:before="0"/>
+            </w:pPr>
+            <w:r>
+              <w:rPr>
+                <w:sz w:val="14"/>
+                <w:szCs w:val="14"/>
+              </w:rPr>
+              <w:t xml:space="preserve"/>
+            </w:r>
+          </w:p>
+          <w:p>
+            <w:pPr>
+              <w:spacing w:after="20" w:before="0"/>
+            </w:pPr>
+            <w:r>
+              <w:rPr>
+                <w:rFonts w:ascii="Arial" w:cs="Arial" w:eastAsia="Arial" w:hAnsi="Arial"/>
+                <w:b/>
+                <w:bCs/>
+                <w:color w:val="1F3864"/>
+                <w:sz w:val="16"/>
+                <w:szCs w:val="16"/>
+              </w:rPr>
+              <w:t xml:space="preserve">📖 HTML:</w:t>
+            </w:r>
+          </w:p>
+          <w:p>
+            <w:pPr>
+              <w:spacing w:after="20" w:before="0"/>
+            </w:pPr>
+            <w:hyperlink w:history="1" r:id="rIdn09khft30oynndb-b_rnu">
+              <w:r>
+                <w:rPr>
+                  <w:rFonts w:ascii="Arial" w:cs="Arial" w:eastAsia="Arial" w:hAnsi="Arial"/>
+                  <w:color w:val="2E75B6"/>
+                  <w:sz w:val="16"/>
+                  <w:szCs w:val="16"/>
+                  <w:u w:val="single" w:color="2E75B6"/>
+                </w:rPr>
+                <w:t xml:space="preserve">Independent, Conditional, and Mutually Exclusive Events (Flexbook)</w:t>
+              </w:r>
+            </w:hyperlink>
+          </w:p>
+          <w:p>
+            <w:pPr>
+              <w:spacing w:after="10" w:before="0"/>
+              <w:ind w:left="120"/>
+            </w:pPr>
+            <w:r>
+              <w:rPr>
+                <w:rFonts w:ascii="Arial" w:cs="Arial" w:eastAsia="Arial" w:hAnsi="Arial"/>
+                <w:color w:val="595959"/>
+                <w:sz w:val="14"/>
+                <w:szCs w:val="14"/>
+              </w:rPr>
+              <w:t xml:space="preserve">Source: CK-12</w:t>
+            </w:r>
+          </w:p>
+          <w:p>
+            <w:pPr>
+              <w:spacing w:after="10" w:before="0"/>
+              <w:ind w:left="120"/>
+            </w:pPr>
+            <w:hyperlink w:history="1" r:id="rIdct2am-c3wtfxvx7ejp4gk">
+              <w:r>
+                <w:rPr>
+                  <w:rFonts w:ascii="Arial" w:cs="Arial" w:eastAsia="Arial" w:hAnsi="Arial"/>
+                  <w:color w:val="595959"/>
+                  <w:sz w:val="14"/>
+                  <w:szCs w:val="14"/>
+                  <w:u w:val="single" w:color="595959"/>
+                </w:rPr>
+                <w:t xml:space="preserve">🔍 Search ARES for similar readings</w:t>
+              </w:r>
+            </w:hyperlink>
+          </w:p>
+        </w:tc>
+        <w:tc>
+          <w:tcPr>
+            <w:tcW w:type="dxa" w:w="3040"/>
+            <w:shd w:fill="FFFFFF" w:color="auto" w:val="clear"/>
+            <w:tcMar>
+              <w:top w:type="dxa" w:w="60"/>
+              <w:left w:type="dxa" w:w="120"/>
+              <w:bottom w:type="dxa" w:w="60"/>
+              <w:right w:type="dxa" w:w="120"/>
+            </w:tcMar>
+            <w:vAlign w:val="top"/>
+          </w:tcPr>
+          <w:p>
+            <w:pPr>
+              <w:spacing w:after="40" w:before="0"/>
+              <w:jc w:val="left"/>
+            </w:pPr>
+            <w:r>
+              <w:rPr>
+                <w:rFonts w:ascii="Arial" w:cs="Arial" w:eastAsia="Arial" w:hAnsi="Arial"/>
+                <w:b w:val="false"/>
+                <w:bCs w:val="false"/>
+                <w:i w:val="false"/>
+                <w:iCs w:val="false"/>
+                <w:color w:val="000000"/>
+                <w:sz w:val="18"/>
+                <w:szCs w:val="18"/>
+              </w:rPr>
+              <w:t xml:space="preserve">The teacher leads the class through the theoretical calculation for the mandazi bag, then works through three further examples on the board with increasing complexity — a spinner, a die, and days of the school week. For each example after the first, learners are given 90 seconds to attempt the problem independently in their books before the teacher reveals the solution. After all worked examples, learners complete a four-question independent practice set (displayed on ARES or the board), then peer-mark using a projected mark scheme.</w:t>
+            </w:r>
+          </w:p>
+        </w:tc>
+        <w:tc>
+          <w:tcPr>
+            <w:tcW w:type="dxa" w:w="3040"/>
+            <w:shd w:fill="F2F2F2" w:color="auto" w:val="clear"/>
+            <w:tcMar>
+              <w:top w:type="dxa" w:w="60"/>
+              <w:left w:type="dxa" w:w="120"/>
+              <w:bottom w:type="dxa" w:w="60"/>
+              <w:right w:type="dxa" w:w="120"/>
+            </w:tcMar>
+            <w:vAlign w:val="top"/>
+          </w:tcPr>
+          <w:p>
+            <w:pPr>
+              <w:spacing w:after="40" w:before="0"/>
+              <w:jc w:val="left"/>
+            </w:pPr>
+            <w:r>
+              <w:rPr>
+                <w:rFonts w:ascii="Arial" w:cs="Arial" w:eastAsia="Arial" w:hAnsi="Arial"/>
+                <w:b w:val="false"/>
+                <w:bCs w:val="false"/>
+                <w:i w:val="false"/>
+                <w:iCs w:val="false"/>
+                <w:color w:val="000000"/>
+                <w:sz w:val="18"/>
+                <w:szCs w:val="18"/>
+              </w:rPr>
+              <w:t xml:space="preserve">WORKED EXAMPLE 1 — Mandazi Bag (whole class): Write on board: 'Bag: 6 plain, 5 coconut, 4 cardamom. Total = 15. One token drawn at random.' Ask: 'What is P(plain)?' [Cold-call: 'Muthoni?'] [Wait 10 seconds.] Write 6/15. 'P(coconut)?' [Cold-call: 'Otieno?'] [Wait 10 seconds.] Write 5/15. 'Are plain and coconut mutually exclusive on one draw?' [Choral: Yes.] 'So P(plain OR coconut) = ?' [Cold-call: 'Zawadi?'] [Wait 10 seconds.] Write 6/15 + 5/15 = 11/15. 'Now compare this to your experimental result from your group. Are they close? Why might they differ slightly?' [Wait 12 seconds. Take 2 hands.]  WORKED EXAMPLE 2 — Spinner (independent attempt first): Display: 'A spinner has 8 equal sectors: 3 red (Eastleigh route), 2 blue (Westlands route), 2 green (Karen route), 1 yellow (CBD route). One spin. Find P(red OR green).' Say: 'Attempt this yourself — 90 seconds, books only.' [Time.] Then cold-call: 'Amina, show us your working.' [Wait 10 seconds.] Confirm: P(red) = 3/8, P(green) = 2/8, P(red OR green) = 5/8. Ask: 'Could the spinner land on red AND green at the same time?' [Wait 5 seconds.] 'Good — that confirms mutual exclusivity.'  WORKED EXAMPLE 3 — Die (independent attempt): Display: 'A fair die is rolled once. Find P(even number OR 5).' Say: '90 seconds independently.' [Time.] Cold-call: 'Baraka.' [Wait 10 seconds.] Walk through: even = {2,4,6} so P(even) = 3/6; 5 is odd so {5} does not overlap with even; P(5) = 1/6; P(even OR 5) = 3/6 + 1/6 = 4/6 = 2/3. Ask: 'Why must we check overlap before applying the addition rule? What would go wrong if we applied it to events that CAN co-occur?' [Wait 12 seconds. Cold-call 2 learners.]  WORKED EXAMPLE 4 — Days of Week (independent attempt): Display: 'A school timetable coordinator randomly selects one day from the five school days (Monday–Friday) for a special assembly. Find P(Monday OR Friday).' '90 seconds.' [Time.] Cold-call: 'Nyambura.' [Wait 10 seconds.] Confirm: P(Monday) = 1/5, P(Friday) = 1/5, P(Monday OR Friday) = 2/5.  INDEPENDENT PRACTICE (4 questions — 5 minutes): Display on board/ARES. Q1: Bag has 4 red, 3 blue, 3 green beads. One draw. P(red OR blue) = ? Q2: A spinner has sectors: 5 orange, 3 purple, 2 white. One spin. P(orange OR white) = ? Q3: A card is drawn from cards numbered 1–10. P(prime OR 10) = ? Q4: A football match can end in Win (W), Draw (D), or Loss (L) for Gor Mahia, with P(W)=0.5, P(D)=0.25, P(L)=0.25. Find P(W OR D). After 5 minutes: 'Swap books with your partner and use the mark scheme on the board to mark. Circle any step where your partner's working is unclear — not just the answer.' Project mark scheme. Debrief Q3 especially: 'Primes from 1–10 are 2,3,5,7 — that is 4 primes. P(prime) = 4/10. Is 10 a prime? No. So are prime and 10 mutually exclusive? Yes. P(prime OR 10) = 5/10 = 1/2.'  GAMBLING CONNECTION: Ask: 'Betting apps often show odds for multiple outcomes and suggest you can combine them easily. What condition must be true before you can simply add probabilities? Are betting outcomes always mutually exclusive?' [Wait 15 seconds.] Cold-call: 'Kamau, what is the danger here?' [Wait 10 seconds.]</w:t>
+            </w:r>
+          </w:p>
+        </w:tc>
+        <w:tc>
+          <w:tcPr>
+            <w:tcW w:type="dxa" w:w="3040"/>
+            <w:shd w:fill="FFFFFF" w:color="auto" w:val="clear"/>
+            <w:tcMar>
+              <w:top w:type="dxa" w:w="60"/>
+              <w:left w:type="dxa" w:w="120"/>
+              <w:bottom w:type="dxa" w:w="60"/>
+              <w:right w:type="dxa" w:w="120"/>
+            </w:tcMar>
+            <w:vAlign w:val="top"/>
+          </w:tcPr>
+          <w:p>
+            <w:pPr>
+              <w:spacing w:after="40" w:before="0"/>
+              <w:jc w:val="left"/>
+            </w:pPr>
+            <w:r>
+              <w:rPr>
+                <w:rFonts w:ascii="Arial" w:cs="Arial" w:eastAsia="Arial" w:hAnsi="Arial"/>
+                <w:b w:val="false"/>
+                <w:bCs w:val="false"/>
+                <w:i w:val="false"/>
+                <w:iCs w:val="false"/>
+                <w:color w:val="000000"/>
+                <w:sz w:val="18"/>
+                <w:szCs w:val="18"/>
+              </w:rPr>
+              <w:t xml:space="preserve">Gradual Release with Independent Attempt Before Reveal (I Do → You Try → We Confirm): The teacher models the first example fully, then requires learners to attempt each subsequent example alone before seeing the solution. This prevents passive transcription and forces learners to activate the addition rule from memory. Peer-marking with a mark scheme develops metacognitive awareness — learners must evaluate mathematical reasoning, not just circle right/wrong answers. The gambling connection embeds the KICD PCI (Life Skills: Decision Making) by showing the rule has real protective value.</w:t>
+            </w:r>
+          </w:p>
+        </w:tc>
+        <w:tc>
+          <w:tcPr>
+            <w:tcW w:type="dxa" w:w="3040"/>
+            <w:shd w:fill="F2F2F2" w:color="auto" w:val="clear"/>
+            <w:tcMar>
+              <w:top w:type="dxa" w:w="60"/>
+              <w:left w:type="dxa" w:w="120"/>
+              <w:bottom w:type="dxa" w:w="60"/>
+              <w:right w:type="dxa" w:w="120"/>
+            </w:tcMar>
+            <w:vAlign w:val="top"/>
+          </w:tcPr>
+          <w:p>
+            <w:pPr>
+              <w:spacing w:after="40" w:before="0"/>
+              <w:jc w:val="left"/>
+            </w:pPr>
+            <w:r>
+              <w:rPr>
+                <w:rFonts w:ascii="Arial" w:cs="Arial" w:eastAsia="Arial" w:hAnsi="Arial"/>
+                <w:b w:val="false"/>
+                <w:bCs w:val="false"/>
+                <w:i w:val="false"/>
+                <w:iCs w:val="false"/>
+                <w:color w:val="000000"/>
+                <w:sz w:val="18"/>
+                <w:szCs w:val="18"/>
+              </w:rPr>
+              <w:t xml:space="preserve">During independent practice, teacher circulates and targets three observable errors: (1) Learner adds P(A) + P(B) without checking overlap — intervene with: 'Before you add, ask yourself: can both happen on the same trial?' (2) Learner uses total tokens as denominator inconsistently (e.g., uses 15 for one fraction and 20 for another) — redirect to: 'What is the total number of equally likely outcomes for one draw?' (3) Learner gets a probability greater than 1 — ask: 'Is that in the range we established in Lesson 3? What does that signal?' Peer-marking reveals systematic errors that teacher notes for Lesson 6.</w:t>
+            </w:r>
+          </w:p>
+        </w:tc>
+      </w:tr>
+      <w:tr>
+        <w:tc>
+          <w:tcPr>
+            <w:tcW w:type="dxa" w:w="1520"/>
+            <w:shd w:fill="FCE4D6" w:color="auto" w:val="clear"/>
+            <w:tcMar>
+              <w:top w:type="dxa" w:w="60"/>
+              <w:left w:type="dxa" w:w="120"/>
+              <w:bottom w:type="dxa" w:w="60"/>
+              <w:right w:type="dxa" w:w="120"/>
+            </w:tcMar>
+            <w:vAlign w:val="top"/>
+          </w:tcPr>
+          <w:p>
+            <w:pPr>
+              <w:spacing w:after="40" w:before="0"/>
+              <w:jc w:val="left"/>
+            </w:pPr>
+            <w:r>
+              <w:rPr>
+                <w:rFonts w:ascii="Arial" w:cs="Arial" w:eastAsia="Arial" w:hAnsi="Arial"/>
+                <w:b/>
+                <w:bCs/>
+                <w:i w:val="false"/>
+                <w:iCs w:val="false"/>
+                <w:color w:val="000000"/>
+                <w:sz w:val="18"/>
+                <w:szCs w:val="18"/>
+              </w:rPr>
+              <w:t xml:space="preserve">Driving Question Board (DQB) Creation</w:t>
+            </w:r>
+          </w:p>
+          <w:p>
+            <w:pPr>
+              <w:spacing w:after="20" w:before="0"/>
+            </w:pPr>
+            <w:r>
+              <w:rPr>
+                <w:rFonts w:ascii="Arial" w:cs="Arial" w:eastAsia="Arial" w:hAnsi="Arial"/>
+                <w:b/>
+                <w:bCs/>
+                <w:color w:val="1F3864"/>
+                <w:sz w:val="16"/>
+                <w:szCs w:val="16"/>
+              </w:rPr>
+              <w:t xml:space="preserve">📹 VIDEO:</w:t>
+            </w:r>
+          </w:p>
+          <w:p>
+            <w:pPr>
+              <w:spacing w:after="20" w:before="0"/>
+            </w:pPr>
+            <w:hyperlink w:history="1" r:id="rIdquq16bdvz5xvmkygzcofb">
+              <w:r>
+                <w:rPr>
+                  <w:rFonts w:ascii="Arial" w:cs="Arial" w:eastAsia="Arial" w:hAnsi="Arial"/>
+                  <w:color w:val="2E75B6"/>
+                  <w:sz w:val="16"/>
+                  <w:szCs w:val="16"/>
+                  <w:u w:val="single" w:color="2E75B6"/>
+                </w:rPr>
+                <w:t xml:space="preserve">Probability without equally likely events</w:t>
+              </w:r>
+            </w:hyperlink>
+          </w:p>
+          <w:p>
+            <w:pPr>
+              <w:spacing w:after="10" w:before="0"/>
+              <w:ind w:left="120"/>
+            </w:pPr>
+            <w:r>
+              <w:rPr>
+                <w:rFonts w:ascii="Arial" w:cs="Arial" w:eastAsia="Arial" w:hAnsi="Arial"/>
+                <w:color w:val="595959"/>
+                <w:sz w:val="14"/>
+                <w:szCs w:val="14"/>
+              </w:rPr>
+              <w:t xml:space="preserve">Source: Khan Academy (English - US curriculum)</w:t>
+            </w:r>
+          </w:p>
+          <w:p>
+            <w:pPr>
+              <w:spacing w:after="10" w:before="0"/>
+              <w:ind w:left="120"/>
+            </w:pPr>
+            <w:hyperlink w:history="1" r:id="rIdxwyve2qiwz0w41zyc9mnq">
+              <w:r>
+                <w:rPr>
+                  <w:rFonts w:ascii="Arial" w:cs="Arial" w:eastAsia="Arial" w:hAnsi="Arial"/>
+                  <w:color w:val="595959"/>
+                  <w:sz w:val="14"/>
+                  <w:szCs w:val="14"/>
+                  <w:u w:val="single" w:color="595959"/>
+                </w:rPr>
+                <w:t xml:space="preserve">🔍 Search ARES for similar videos</w:t>
+              </w:r>
+            </w:hyperlink>
+          </w:p>
+          <w:p>
+            <w:pPr>
+              <w:spacing w:after="40" w:before="0"/>
+            </w:pPr>
+            <w:r>
+              <w:rPr>
+                <w:sz w:val="14"/>
+                <w:szCs w:val="14"/>
+              </w:rPr>
+              <w:t xml:space="preserve"/>
+            </w:r>
+          </w:p>
+          <w:p>
+            <w:pPr>
+              <w:spacing w:after="20" w:before="0"/>
+            </w:pPr>
+            <w:r>
+              <w:rPr>
+                <w:rFonts w:ascii="Arial" w:cs="Arial" w:eastAsia="Arial" w:hAnsi="Arial"/>
+                <w:b/>
+                <w:bCs/>
+                <w:color w:val="1F3864"/>
+                <w:sz w:val="16"/>
+                <w:szCs w:val="16"/>
+              </w:rPr>
+              <w:t xml:space="preserve">📖 HTML:</w:t>
+            </w:r>
+          </w:p>
+          <w:p>
+            <w:pPr>
+              <w:spacing w:after="20" w:before="0"/>
+            </w:pPr>
+            <w:hyperlink w:history="1" r:id="rIdmej7r8q6s54nc6pic04js">
+              <w:r>
+                <w:rPr>
+                  <w:rFonts w:ascii="Arial" w:cs="Arial" w:eastAsia="Arial" w:hAnsi="Arial"/>
+                  <w:color w:val="2E75B6"/>
+                  <w:sz w:val="16"/>
+                  <w:szCs w:val="16"/>
+                  <w:u w:val="single" w:color="2E75B6"/>
+                </w:rPr>
+                <w:t xml:space="preserve">Mutually Exclusive Events (Flexbook)</w:t>
+              </w:r>
+            </w:hyperlink>
+          </w:p>
+          <w:p>
+            <w:pPr>
+              <w:spacing w:after="10" w:before="0"/>
+              <w:ind w:left="120"/>
+            </w:pPr>
+            <w:r>
+              <w:rPr>
+                <w:rFonts w:ascii="Arial" w:cs="Arial" w:eastAsia="Arial" w:hAnsi="Arial"/>
+                <w:color w:val="595959"/>
+                <w:sz w:val="14"/>
+                <w:szCs w:val="14"/>
+              </w:rPr>
+              <w:t xml:space="preserve">Source: CK-12</w:t>
+            </w:r>
+          </w:p>
+          <w:p>
+            <w:pPr>
+              <w:spacing w:after="10" w:before="0"/>
+              <w:ind w:left="120"/>
+            </w:pPr>
+            <w:hyperlink w:history="1" r:id="rIddxkm0kz7frjnzzzhciorx">
+              <w:r>
+                <w:rPr>
+                  <w:rFonts w:ascii="Arial" w:cs="Arial" w:eastAsia="Arial" w:hAnsi="Arial"/>
+                  <w:color w:val="595959"/>
+                  <w:sz w:val="14"/>
+                  <w:szCs w:val="14"/>
+                  <w:u w:val="single" w:color="595959"/>
+                </w:rPr>
+                <w:t xml:space="preserve">🔍 Search ARES for similar readings</w:t>
+              </w:r>
+            </w:hyperlink>
+          </w:p>
+        </w:tc>
+        <w:tc>
+          <w:tcPr>
+            <w:tcW w:type="dxa" w:w="3040"/>
+            <w:shd w:fill="FFFFFF" w:color="auto" w:val="clear"/>
+            <w:tcMar>
+              <w:top w:type="dxa" w:w="60"/>
+              <w:left w:type="dxa" w:w="120"/>
+              <w:bottom w:type="dxa" w:w="60"/>
+              <w:right w:type="dxa" w:w="120"/>
+            </w:tcMar>
+            <w:vAlign w:val="top"/>
+          </w:tcPr>
+          <w:p>
+            <w:pPr>
+              <w:spacing w:after="40" w:before="0"/>
+              <w:jc w:val="left"/>
+            </w:pPr>
+            <w:r>
+              <w:rPr>
+                <w:rFonts w:ascii="Arial" w:cs="Arial" w:eastAsia="Arial" w:hAnsi="Arial"/>
+                <w:b w:val="false"/>
+                <w:bCs w:val="false"/>
+                <w:i w:val="false"/>
+                <w:iCs w:val="false"/>
+                <w:color w:val="000000"/>
+                <w:sz w:val="18"/>
+                <w:szCs w:val="18"/>
+              </w:rPr>
+              <w:t xml:space="preserve">Learners review the class Driving Question Board displayed at the front of the room. Working in pairs for 2 minutes, they discuss two prompts written on the board: (1) 'What new mathematical tool did we confirm today, and when can we use it?' (2) 'Does knowing the addition rule change what you think about the Gor Mahia betting advertisements?' Each pair nominates one new statement or question to add to the DQB. The class votes (thumbs up) on the three strongest additions, which are physically added to the board.</w:t>
+            </w:r>
+          </w:p>
+        </w:tc>
+        <w:tc>
+          <w:tcPr>
+            <w:tcW w:type="dxa" w:w="3040"/>
+            <w:shd w:fill="F2F2F2" w:color="auto" w:val="clear"/>
+            <w:tcMar>
+              <w:top w:type="dxa" w:w="60"/>
+              <w:left w:type="dxa" w:w="120"/>
+              <w:bottom w:type="dxa" w:w="60"/>
+              <w:right w:type="dxa" w:w="120"/>
+            </w:tcMar>
+            <w:vAlign w:val="top"/>
+          </w:tcPr>
+          <w:p>
+            <w:pPr>
+              <w:spacing w:after="40" w:before="0"/>
+              <w:jc w:val="left"/>
+            </w:pPr>
+            <w:r>
+              <w:rPr>
+                <w:rFonts w:ascii="Arial" w:cs="Arial" w:eastAsia="Arial" w:hAnsi="Arial"/>
+                <w:b w:val="false"/>
+                <w:bCs w:val="false"/>
+                <w:i w:val="false"/>
+                <w:iCs w:val="false"/>
+                <w:color w:val="000000"/>
+                <w:sz w:val="18"/>
+                <w:szCs w:val="18"/>
+              </w:rPr>
+              <w:t xml:space="preserve">Direct learners to the DQB. Say: 'Look at where we started in Lesson 1 — Gor Mahia fans saying the team was due for a loss. Look at what we have added since. Today we confirmed a rule that lets us calculate combined probabilities. Discuss with your partner: what do we now know that we did not know before Lesson 5? And what new questions does this raise? Two minutes.' [Time.] Circulate and listen for: references to mutual exclusivity as a condition, questions about non-mutually-exclusive events (overlap), or questions about whether betting companies use the correct rule. After 2 minutes: 'I heard some excellent ideas. Who has a new statement for the board — something we can now say with confidence?' [Take 3–4 hands. Scribe statements.] 'Who has a new question — something today's lesson made you wonder about?' [Take 2–3 hands. Scribe questions.] Highlight any student-generated question about overlapping events (e.g., 'What if two events CAN happen at the same time?') and say: 'Hold that thought — it becomes critical in our next lessons on independent events.' Point to the driving question displayed at the top of the DQB and ask: 'Are we any closer to answering why understanding probability protects us from gambling? What would you say now that you could not say in Lesson 1?' [Wait 15 seconds. Cold-call: 'Zipporah.'] [Wait 10 seconds.]</w:t>
+            </w:r>
+          </w:p>
+        </w:tc>
+        <w:tc>
+          <w:tcPr>
+            <w:tcW w:type="dxa" w:w="3040"/>
+            <w:shd w:fill="FFFFFF" w:color="auto" w:val="clear"/>
+            <w:tcMar>
+              <w:top w:type="dxa" w:w="60"/>
+              <w:left w:type="dxa" w:w="120"/>
+              <w:bottom w:type="dxa" w:w="60"/>
+              <w:right w:type="dxa" w:w="120"/>
+            </w:tcMar>
+            <w:vAlign w:val="top"/>
+          </w:tcPr>
+          <w:p>
+            <w:pPr>
+              <w:spacing w:after="40" w:before="0"/>
+              <w:jc w:val="left"/>
+            </w:pPr>
+            <w:r>
+              <w:rPr>
+                <w:rFonts w:ascii="Arial" w:cs="Arial" w:eastAsia="Arial" w:hAnsi="Arial"/>
+                <w:b w:val="false"/>
+                <w:bCs w:val="false"/>
+                <w:i w:val="false"/>
+                <w:iCs w:val="false"/>
+                <w:color w:val="000000"/>
+                <w:sz w:val="18"/>
+                <w:szCs w:val="18"/>
+              </w:rPr>
+              <w:t xml:space="preserve">Driving Question Board Update (DQB Revision): The DQB functions as a living, visible record of the class's growing understanding. By revisiting it each lesson and adding only statements learners can now defend with evidence and calculation, it externalises conceptual growth and motivates the unresolved questions that drive the next lesson. Connecting today's addition rule back to the original Gor Mahia/betting phenomenon maintains the storyline thread and prevents the mathematics from feeling abstract.</w:t>
+            </w:r>
+          </w:p>
+        </w:tc>
+        <w:tc>
+          <w:tcPr>
+            <w:tcW w:type="dxa" w:w="3040"/>
+            <w:shd w:fill="F2F2F2" w:color="auto" w:val="clear"/>
+            <w:tcMar>
+              <w:top w:type="dxa" w:w="60"/>
+              <w:left w:type="dxa" w:w="120"/>
+              <w:bottom w:type="dxa" w:w="60"/>
+              <w:right w:type="dxa" w:w="120"/>
+            </w:tcMar>
+            <w:vAlign w:val="top"/>
+          </w:tcPr>
+          <w:p>
+            <w:pPr>
+              <w:spacing w:after="40" w:before="0"/>
+              <w:jc w:val="left"/>
+            </w:pPr>
+            <w:r>
+              <w:rPr>
+                <w:rFonts w:ascii="Arial" w:cs="Arial" w:eastAsia="Arial" w:hAnsi="Arial"/>
+                <w:b w:val="false"/>
+                <w:bCs w:val="false"/>
+                <w:i w:val="false"/>
+                <w:iCs w:val="false"/>
+                <w:color w:val="000000"/>
+                <w:sz w:val="18"/>
+                <w:szCs w:val="18"/>
+              </w:rPr>
+              <w:t xml:space="preserve">Teacher evaluates the quality of DQB contributions: (1) Can learners articulate the addition rule as a conditional statement ('We can add probabilities IF the events are mutually exclusive')? (2) Are learners generating questions about the limits of the rule (e.g., 'What if events overlap?'), indicating readiness for independent events in Lesson 6? (3) Does at least one learner connect the rule to the gambling/betting phenomenon unprompted? If not, the gambling connection in the Explain phase was not internalised and should be revisited at the start of Lesson 6.</w:t>
+            </w:r>
+          </w:p>
+        </w:tc>
+      </w:tr>
+      <w:tr>
+        <w:tc>
+          <w:tcPr>
+            <w:tcW w:type="dxa" w:w="1520"/>
+            <w:shd w:fill="D5E8F0" w:color="auto" w:val="clear"/>
+            <w:tcMar>
+              <w:top w:type="dxa" w:w="60"/>
+              <w:left w:type="dxa" w:w="120"/>
+              <w:bottom w:type="dxa" w:w="60"/>
+              <w:right w:type="dxa" w:w="120"/>
+            </w:tcMar>
+            <w:vAlign w:val="top"/>
+          </w:tcPr>
+          <w:p>
+            <w:pPr>
+              <w:spacing w:after="40" w:before="0"/>
+              <w:jc w:val="left"/>
+            </w:pPr>
+            <w:r>
+              <w:rPr>
+                <w:rFonts w:ascii="Arial" w:cs="Arial" w:eastAsia="Arial" w:hAnsi="Arial"/>
+                <w:b/>
+                <w:bCs/>
+                <w:i w:val="false"/>
+                <w:iCs w:val="false"/>
+                <w:color w:val="000000"/>
+                <w:sz w:val="18"/>
+                <w:szCs w:val="18"/>
+              </w:rPr>
+              <w:t xml:space="preserve">Model Building Phase</w:t>
+            </w:r>
+          </w:p>
+          <w:p>
+            <w:pPr>
+              <w:spacing w:after="20" w:before="0"/>
+            </w:pPr>
+            <w:r>
+              <w:rPr>
+                <w:rFonts w:ascii="Arial" w:cs="Arial" w:eastAsia="Arial" w:hAnsi="Arial"/>
+                <w:b/>
+                <w:bCs/>
+                <w:color w:val="1F3864"/>
+                <w:sz w:val="16"/>
+                <w:szCs w:val="16"/>
+              </w:rPr>
+              <w:t xml:space="preserve">📹 VIDEO:</w:t>
+            </w:r>
+          </w:p>
+          <w:p>
+            <w:pPr>
+              <w:spacing w:after="20" w:before="0"/>
+            </w:pPr>
+            <w:hyperlink w:history="1" r:id="rIdvp-8qgis7zrq9eyru1c01">
               <w:r>
                 <w:rPr>
                   <w:rFonts w:ascii="Arial" w:cs="Arial" w:eastAsia="Arial" w:hAnsi="Arial"/>
@@ -14949,7 +15867,7 @@
               <w:spacing w:after="10" w:before="0"/>
               <w:ind w:left="120"/>
             </w:pPr>
-            <w:hyperlink w:history="1" r:id="rIda7errrk4ltb-kg9w4outl">
+            <w:hyperlink w:history="1" r:id="rIdmrdsxh4rdjg9heehxdxx0">
               <w:r>
                 <w:rPr>
                   <w:rFonts w:ascii="Arial" w:cs="Arial" w:eastAsia="Arial" w:hAnsi="Arial"/>
@@ -14994,7 +15912,7 @@
             <w:pPr>
               <w:spacing w:after="20" w:before="0"/>
             </w:pPr>
-            <w:hyperlink w:history="1" r:id="rIdlals_mwtaaboqhkcn8jys">
+            <w:hyperlink w:history="1" r:id="rIds53sw1k1gcym7cb28w9kv">
               <w:r>
                 <w:rPr>
                   <w:rFonts w:ascii="Arial" w:cs="Arial" w:eastAsia="Arial" w:hAnsi="Arial"/>
@@ -15027,925 +15945,7 @@
               <w:spacing w:after="10" w:before="0"/>
               <w:ind w:left="120"/>
             </w:pPr>
-            <w:hyperlink w:history="1" r:id="rIdbfhju_xbgfadip5aqly0b">
-              <w:r>
-                <w:rPr>
-                  <w:rFonts w:ascii="Arial" w:cs="Arial" w:eastAsia="Arial" w:hAnsi="Arial"/>
-                  <w:color w:val="595959"/>
-                  <w:sz w:val="14"/>
-                  <w:szCs w:val="14"/>
-                  <w:u w:val="single" w:color="595959"/>
-                </w:rPr>
-                <w:t xml:space="preserve">🔍 Search ARES for similar readings</w:t>
-              </w:r>
-            </w:hyperlink>
-          </w:p>
-        </w:tc>
-        <w:tc>
-          <w:tcPr>
-            <w:tcW w:type="dxa" w:w="3040"/>
-            <w:shd w:fill="FFFFFF" w:color="auto" w:val="clear"/>
-            <w:tcMar>
-              <w:top w:type="dxa" w:w="60"/>
-              <w:left w:type="dxa" w:w="120"/>
-              <w:bottom w:type="dxa" w:w="60"/>
-              <w:right w:type="dxa" w:w="120"/>
-            </w:tcMar>
-            <w:vAlign w:val="top"/>
-          </w:tcPr>
-          <w:p>
-            <w:pPr>
-              <w:spacing w:after="40" w:before="0"/>
-              <w:jc w:val="left"/>
-            </w:pPr>
-            <w:r>
-              <w:rPr>
-                <w:rFonts w:ascii="Arial" w:cs="Arial" w:eastAsia="Arial" w:hAnsi="Arial"/>
-                <w:b w:val="false"/>
-                <w:bCs w:val="false"/>
-                <w:i w:val="false"/>
-                <w:iCs w:val="false"/>
-                <w:color w:val="000000"/>
-                <w:sz w:val="18"/>
-                <w:szCs w:val="18"/>
-              </w:rPr>
-              <w:t xml:space="preserve">Groups of 4 receive a cloth bag containing 15 coloured tokens: 6 white (plain mandazi), 5 yellow (coconut mandazi), 4 green (cardamom mandazi). One learner draws a token, the recorder notes the colour on a tally chart, the token is replaced and the bag is shaken, and the next learner draws. Groups complete 20 draws. After tallying, groups calculate three experimental probabilities: P(plain), P(coconut), and P(plain OR coconut) from their own data. Groups record results on a shared class grid drawn on the board (or projected on ARES), allowing the whole class to compare across groups.</w:t>
-            </w:r>
-          </w:p>
-        </w:tc>
-        <w:tc>
-          <w:tcPr>
-            <w:tcW w:type="dxa" w:w="3040"/>
-            <w:shd w:fill="F2F2F2" w:color="auto" w:val="clear"/>
-            <w:tcMar>
-              <w:top w:type="dxa" w:w="60"/>
-              <w:left w:type="dxa" w:w="120"/>
-              <w:bottom w:type="dxa" w:w="60"/>
-              <w:right w:type="dxa" w:w="120"/>
-            </w:tcMar>
-            <w:vAlign w:val="top"/>
-          </w:tcPr>
-          <w:p>
-            <w:pPr>
-              <w:spacing w:after="40" w:before="0"/>
-              <w:jc w:val="left"/>
-            </w:pPr>
-            <w:r>
-              <w:rPr>
-                <w:rFonts w:ascii="Arial" w:cs="Arial" w:eastAsia="Arial" w:hAnsi="Arial"/>
-                <w:b w:val="false"/>
-                <w:bCs w:val="false"/>
-                <w:i w:val="false"/>
-                <w:iCs w:val="false"/>
-                <w:color w:val="000000"/>
-                <w:sz w:val="18"/>
-                <w:szCs w:val="18"/>
-              </w:rPr>
-              <w:t xml:space="preserve">Before distributing bags, say: 'I am now going to tell you what is in the bag. There are 15 tokens: 6 white for plain mandazi, 5 yellow for coconut, and 4 green for cardamom. Each group will do 20 draws with replacement. Your job is to tally each colour and then calculate three probabilities from your data.' Distribute bags and tally sheets. [Allow 6 minutes for draws.] Circulate and prompt: 'Why do we replace the token each time? What would change if we did not replace it?' [Wait 10 seconds at each group.] After draws: 'Calculate your three probabilities now — P(plain), P(coconut), P(plain OR coconut) — from your tally. You have 2 minutes.' After groups post results on the class grid, ask: 'Look at the grid. Are all groups getting exactly the same answer for P(plain OR coconut)? Why or why not?' Cold-call 2 learners: 'Kipchoge, what do you notice?' [Wait 12 seconds.] 'Fatuma, what does that tell us about experimental versus theoretical probability?' [Wait 10 seconds.] Now ask the whole class: 'Can a single token be BOTH plain AND coconut at the same time?' [Wait 5 seconds for choral response.] 'So these events are — ?' [Elicit: mutually exclusive.] 'Now let us calculate what the theory says the probability SHOULD be.'</w:t>
-            </w:r>
-          </w:p>
-        </w:tc>
-        <w:tc>
-          <w:tcPr>
-            <w:tcW w:type="dxa" w:w="3040"/>
-            <w:shd w:fill="FFFFFF" w:color="auto" w:val="clear"/>
-            <w:tcMar>
-              <w:top w:type="dxa" w:w="60"/>
-              <w:left w:type="dxa" w:w="120"/>
-              <w:bottom w:type="dxa" w:w="60"/>
-              <w:right w:type="dxa" w:w="120"/>
-            </w:tcMar>
-            <w:vAlign w:val="top"/>
-          </w:tcPr>
-          <w:p>
-            <w:pPr>
-              <w:spacing w:after="40" w:before="0"/>
-              <w:jc w:val="left"/>
-            </w:pPr>
-            <w:r>
-              <w:rPr>
-                <w:rFonts w:ascii="Arial" w:cs="Arial" w:eastAsia="Arial" w:hAnsi="Arial"/>
-                <w:b w:val="false"/>
-                <w:bCs w:val="false"/>
-                <w:i w:val="false"/>
-                <w:iCs w:val="false"/>
-                <w:color w:val="000000"/>
-                <w:sz w:val="18"/>
-                <w:szCs w:val="18"/>
-              </w:rPr>
-              <w:t xml:space="preserve">Hands-On Experiment with Class Data Aggregation: The physical draw makes mutual exclusivity viscerally real — learners cannot pull a token that is simultaneously two flavours. Aggregating group results on a shared class grid surfaces natural variation in experimental probability and motivates the need for theoretical calculation, bridging from empirical data to the formal addition rule. Connecting the tokens to mandazi — a familiar Kenyan snack — lowers affective barriers and keeps the phenomenon anchor (Gor Mahia, betting, chance) accessible.</w:t>
-            </w:r>
-          </w:p>
-        </w:tc>
-        <w:tc>
-          <w:tcPr>
-            <w:tcW w:type="dxa" w:w="3040"/>
-            <w:shd w:fill="F2F2F2" w:color="auto" w:val="clear"/>
-            <w:tcMar>
-              <w:top w:type="dxa" w:w="60"/>
-              <w:left w:type="dxa" w:w="120"/>
-              <w:bottom w:type="dxa" w:w="60"/>
-              <w:right w:type="dxa" w:w="120"/>
-            </w:tcMar>
-            <w:vAlign w:val="top"/>
-          </w:tcPr>
-          <w:p>
-            <w:pPr>
-              <w:spacing w:after="40" w:before="0"/>
-              <w:jc w:val="left"/>
-            </w:pPr>
-            <w:r>
-              <w:rPr>
-                <w:rFonts w:ascii="Arial" w:cs="Arial" w:eastAsia="Arial" w:hAnsi="Arial"/>
-                <w:b w:val="false"/>
-                <w:bCs w:val="false"/>
-                <w:i w:val="false"/>
-                <w:iCs w:val="false"/>
-                <w:color w:val="000000"/>
-                <w:sz w:val="18"/>
-                <w:szCs w:val="18"/>
-              </w:rPr>
-              <w:t xml:space="preserve">Teacher checks tally charts for systematic recording (not guessed totals). Key observable indicators: (1) Groups correctly divide tally frequency by 20 to get experimental probability — not by 15. (2) Groups sum P(plain) + P(coconut) from their tally correctly. (3) Any group reporting P(plain OR coconut) &gt; 1 signals a calculation error — intervene immediately with: 'Can a probability ever be greater than 1? What does that tell you about your arithmetic?'</w:t>
-            </w:r>
-          </w:p>
-        </w:tc>
-      </w:tr>
-      <w:tr>
-        <w:tc>
-          <w:tcPr>
-            <w:tcW w:type="dxa" w:w="1520"/>
-            <w:shd w:fill="E2EFDA" w:color="auto" w:val="clear"/>
-            <w:tcMar>
-              <w:top w:type="dxa" w:w="60"/>
-              <w:left w:type="dxa" w:w="120"/>
-              <w:bottom w:type="dxa" w:w="60"/>
-              <w:right w:type="dxa" w:w="120"/>
-            </w:tcMar>
-            <w:vAlign w:val="top"/>
-          </w:tcPr>
-          <w:p>
-            <w:pPr>
-              <w:spacing w:after="40" w:before="0"/>
-              <w:jc w:val="left"/>
-            </w:pPr>
-            <w:r>
-              <w:rPr>
-                <w:rFonts w:ascii="Arial" w:cs="Arial" w:eastAsia="Arial" w:hAnsi="Arial"/>
-                <w:b/>
-                <w:bCs/>
-                <w:i w:val="false"/>
-                <w:iCs w:val="false"/>
-                <w:color w:val="000000"/>
-                <w:sz w:val="18"/>
-                <w:szCs w:val="18"/>
-              </w:rPr>
-              <w:t xml:space="preserve">Explain Phase</w:t>
-            </w:r>
-          </w:p>
-          <w:p>
-            <w:pPr>
-              <w:spacing w:after="20" w:before="0"/>
-            </w:pPr>
-            <w:r>
-              <w:rPr>
-                <w:rFonts w:ascii="Arial" w:cs="Arial" w:eastAsia="Arial" w:hAnsi="Arial"/>
-                <w:b/>
-                <w:bCs/>
-                <w:color w:val="1F3864"/>
-                <w:sz w:val="16"/>
-                <w:szCs w:val="16"/>
-              </w:rPr>
-              <w:t xml:space="preserve">📹 VIDEO:</w:t>
-            </w:r>
-          </w:p>
-          <w:p>
-            <w:pPr>
-              <w:spacing w:after="20" w:before="0"/>
-            </w:pPr>
-            <w:hyperlink w:history="1" r:id="rIdsjybii4h6zl4uzlq3nosh">
-              <w:r>
-                <w:rPr>
-                  <w:rFonts w:ascii="Arial" w:cs="Arial" w:eastAsia="Arial" w:hAnsi="Arial"/>
-                  <w:color w:val="2E75B6"/>
-                  <w:sz w:val="16"/>
-                  <w:szCs w:val="16"/>
-                  <w:u w:val="single" w:color="2E75B6"/>
-                </w:rPr>
-                <w:t xml:space="preserve">Mutually Exclusive Events Principles</w:t>
-              </w:r>
-            </w:hyperlink>
-          </w:p>
-          <w:p>
-            <w:pPr>
-              <w:spacing w:after="10" w:before="0"/>
-              <w:ind w:left="120"/>
-            </w:pPr>
-            <w:r>
-              <w:rPr>
-                <w:rFonts w:ascii="Arial" w:cs="Arial" w:eastAsia="Arial" w:hAnsi="Arial"/>
-                <w:color w:val="595959"/>
-                <w:sz w:val="14"/>
-                <w:szCs w:val="14"/>
-              </w:rPr>
-              <w:t xml:space="preserve">Source: CK-12</w:t>
-            </w:r>
-          </w:p>
-          <w:p>
-            <w:pPr>
-              <w:spacing w:after="10" w:before="0"/>
-              <w:ind w:left="120"/>
-            </w:pPr>
-            <w:hyperlink w:history="1" r:id="rIdg20y455tuzne82az8ybnp">
-              <w:r>
-                <w:rPr>
-                  <w:rFonts w:ascii="Arial" w:cs="Arial" w:eastAsia="Arial" w:hAnsi="Arial"/>
-                  <w:color w:val="595959"/>
-                  <w:sz w:val="14"/>
-                  <w:szCs w:val="14"/>
-                  <w:u w:val="single" w:color="595959"/>
-                </w:rPr>
-                <w:t xml:space="preserve">🔍 Search ARES for similar videos</w:t>
-              </w:r>
-            </w:hyperlink>
-          </w:p>
-          <w:p>
-            <w:pPr>
-              <w:spacing w:after="40" w:before="0"/>
-            </w:pPr>
-            <w:r>
-              <w:rPr>
-                <w:sz w:val="14"/>
-                <w:szCs w:val="14"/>
-              </w:rPr>
-              <w:t xml:space="preserve"/>
-            </w:r>
-          </w:p>
-          <w:p>
-            <w:pPr>
-              <w:spacing w:after="20" w:before="0"/>
-            </w:pPr>
-            <w:r>
-              <w:rPr>
-                <w:rFonts w:ascii="Arial" w:cs="Arial" w:eastAsia="Arial" w:hAnsi="Arial"/>
-                <w:b/>
-                <w:bCs/>
-                <w:color w:val="1F3864"/>
-                <w:sz w:val="16"/>
-                <w:szCs w:val="16"/>
-              </w:rPr>
-              <w:t xml:space="preserve">📖 HTML:</w:t>
-            </w:r>
-          </w:p>
-          <w:p>
-            <w:pPr>
-              <w:spacing w:after="20" w:before="0"/>
-            </w:pPr>
-            <w:hyperlink w:history="1" r:id="rIdonbb7uczjmynss6e5rlds">
-              <w:r>
-                <w:rPr>
-                  <w:rFonts w:ascii="Arial" w:cs="Arial" w:eastAsia="Arial" w:hAnsi="Arial"/>
-                  <w:color w:val="2E75B6"/>
-                  <w:sz w:val="16"/>
-                  <w:szCs w:val="16"/>
-                  <w:u w:val="single" w:color="2E75B6"/>
-                </w:rPr>
-                <w:t xml:space="preserve">Mutually Exclusive Events (Flexbook)</w:t>
-              </w:r>
-            </w:hyperlink>
-          </w:p>
-          <w:p>
-            <w:pPr>
-              <w:spacing w:after="10" w:before="0"/>
-              <w:ind w:left="120"/>
-            </w:pPr>
-            <w:r>
-              <w:rPr>
-                <w:rFonts w:ascii="Arial" w:cs="Arial" w:eastAsia="Arial" w:hAnsi="Arial"/>
-                <w:color w:val="595959"/>
-                <w:sz w:val="14"/>
-                <w:szCs w:val="14"/>
-              </w:rPr>
-              <w:t xml:space="preserve">Source: CK-12</w:t>
-            </w:r>
-          </w:p>
-          <w:p>
-            <w:pPr>
-              <w:spacing w:after="10" w:before="0"/>
-              <w:ind w:left="120"/>
-            </w:pPr>
-            <w:hyperlink w:history="1" r:id="rIdbhhochzlqeba1xxn-gj2g">
-              <w:r>
-                <w:rPr>
-                  <w:rFonts w:ascii="Arial" w:cs="Arial" w:eastAsia="Arial" w:hAnsi="Arial"/>
-                  <w:color w:val="595959"/>
-                  <w:sz w:val="14"/>
-                  <w:szCs w:val="14"/>
-                  <w:u w:val="single" w:color="595959"/>
-                </w:rPr>
-                <w:t xml:space="preserve">🔍 Search ARES for similar readings</w:t>
-              </w:r>
-            </w:hyperlink>
-          </w:p>
-        </w:tc>
-        <w:tc>
-          <w:tcPr>
-            <w:tcW w:type="dxa" w:w="3040"/>
-            <w:shd w:fill="FFFFFF" w:color="auto" w:val="clear"/>
-            <w:tcMar>
-              <w:top w:type="dxa" w:w="60"/>
-              <w:left w:type="dxa" w:w="120"/>
-              <w:bottom w:type="dxa" w:w="60"/>
-              <w:right w:type="dxa" w:w="120"/>
-            </w:tcMar>
-            <w:vAlign w:val="top"/>
-          </w:tcPr>
-          <w:p>
-            <w:pPr>
-              <w:spacing w:after="40" w:before="0"/>
-              <w:jc w:val="left"/>
-            </w:pPr>
-            <w:r>
-              <w:rPr>
-                <w:rFonts w:ascii="Arial" w:cs="Arial" w:eastAsia="Arial" w:hAnsi="Arial"/>
-                <w:b w:val="false"/>
-                <w:bCs w:val="false"/>
-                <w:i w:val="false"/>
-                <w:iCs w:val="false"/>
-                <w:color w:val="000000"/>
-                <w:sz w:val="18"/>
-                <w:szCs w:val="18"/>
-              </w:rPr>
-              <w:t xml:space="preserve">The teacher leads the class through the theoretical calculation for the mandazi bag, then works through three further examples on the board with increasing complexity — a spinner, a die, and days of the school week. For each example after the first, learners are given 90 seconds to attempt the problem independently in their books before the teacher reveals the solution. After all worked examples, learners complete a four-question independent practice set (displayed on ARES or the board), then peer-mark using a projected mark scheme.</w:t>
-            </w:r>
-          </w:p>
-        </w:tc>
-        <w:tc>
-          <w:tcPr>
-            <w:tcW w:type="dxa" w:w="3040"/>
-            <w:shd w:fill="F2F2F2" w:color="auto" w:val="clear"/>
-            <w:tcMar>
-              <w:top w:type="dxa" w:w="60"/>
-              <w:left w:type="dxa" w:w="120"/>
-              <w:bottom w:type="dxa" w:w="60"/>
-              <w:right w:type="dxa" w:w="120"/>
-            </w:tcMar>
-            <w:vAlign w:val="top"/>
-          </w:tcPr>
-          <w:p>
-            <w:pPr>
-              <w:spacing w:after="40" w:before="0"/>
-              <w:jc w:val="left"/>
-            </w:pPr>
-            <w:r>
-              <w:rPr>
-                <w:rFonts w:ascii="Arial" w:cs="Arial" w:eastAsia="Arial" w:hAnsi="Arial"/>
-                <w:b w:val="false"/>
-                <w:bCs w:val="false"/>
-                <w:i w:val="false"/>
-                <w:iCs w:val="false"/>
-                <w:color w:val="000000"/>
-                <w:sz w:val="18"/>
-                <w:szCs w:val="18"/>
-              </w:rPr>
-              <w:t xml:space="preserve">WORKED EXAMPLE 1 — Mandazi Bag (whole class): Write on board: 'Bag: 6 plain, 5 coconut, 4 cardamom. Total = 15. One token drawn at random.' Ask: 'What is P(plain)?' [Cold-call: 'Muthoni?'] [Wait 10 seconds.] Write 6/15. 'P(coconut)?' [Cold-call: 'Otieno?'] [Wait 10 seconds.] Write 5/15. 'Are plain and coconut mutually exclusive on one draw?' [Choral: Yes.] 'So P(plain OR coconut) = ?' [Cold-call: 'Zawadi?'] [Wait 10 seconds.] Write 6/15 + 5/15 = 11/15. 'Now compare this to your experimental result from your group. Are they close? Why might they differ slightly?' [Wait 12 seconds. Take 2 hands.]  WORKED EXAMPLE 2 — Spinner (independent attempt first): Display: 'A spinner has 8 equal sectors: 3 red (Eastleigh route), 2 blue (Westlands route), 2 green (Karen route), 1 yellow (CBD route). One spin. Find P(red OR green).' Say: 'Attempt this yourself — 90 seconds, books only.' [Time.] Then cold-call: 'Amina, show us your working.' [Wait 10 seconds.] Confirm: P(red) = 3/8, P(green) = 2/8, P(red OR green) = 5/8. Ask: 'Could the spinner land on red AND green at the same time?' [Wait 5 seconds.] 'Good — that confirms mutual exclusivity.'  WORKED EXAMPLE 3 — Die (independent attempt): Display: 'A fair die is rolled once. Find P(even number OR 5).' Say: '90 seconds independently.' [Time.] Cold-call: 'Baraka.' [Wait 10 seconds.] Walk through: even = {2,4,6} so P(even) = 3/6; 5 is odd so {5} does not overlap with even; P(5) = 1/6; P(even OR 5) = 3/6 + 1/6 = 4/6 = 2/3. Ask: 'Why must we check overlap before applying the addition rule? What would go wrong if we applied it to events that CAN co-occur?' [Wait 12 seconds. Cold-call 2 learners.]  WORKED EXAMPLE 4 — Days of Week (independent attempt): Display: 'A school timetable coordinator randomly selects one day from the five school days (Monday–Friday) for a special assembly. Find P(Monday OR Friday).' '90 seconds.' [Time.] Cold-call: 'Nyambura.' [Wait 10 seconds.] Confirm: P(Monday) = 1/5, P(Friday) = 1/5, P(Monday OR Friday) = 2/5.  INDEPENDENT PRACTICE (4 questions — 5 minutes): Display on board/ARES. Q1: Bag has 4 red, 3 blue, 3 green beads. One draw. P(red OR blue) = ? Q2: A spinner has sectors: 5 orange, 3 purple, 2 white. One spin. P(orange OR white) = ? Q3: A card is drawn from cards numbered 1–10. P(prime OR 10) = ? Q4: A football match can end in Win (W), Draw (D), or Loss (L) for Gor Mahia, with P(W)=0.5, P(D)=0.25, P(L)=0.25. Find P(W OR D). After 5 minutes: 'Swap books with your partner and use the mark scheme on the board to mark. Circle any step where your partner's working is unclear — not just the answer.' Project mark scheme. Debrief Q3 especially: 'Primes from 1–10 are 2,3,5,7 — that is 4 primes. P(prime) = 4/10. Is 10 a prime? No. So are prime and 10 mutually exclusive? Yes. P(prime OR 10) = 5/10 = 1/2.'  GAMBLING CONNECTION: Ask: 'Betting apps often show odds for multiple outcomes and suggest you can combine them easily. What condition must be true before you can simply add probabilities? Are betting outcomes always mutually exclusive?' [Wait 15 seconds.] Cold-call: 'Kamau, what is the danger here?' [Wait 10 seconds.]</w:t>
-            </w:r>
-          </w:p>
-        </w:tc>
-        <w:tc>
-          <w:tcPr>
-            <w:tcW w:type="dxa" w:w="3040"/>
-            <w:shd w:fill="FFFFFF" w:color="auto" w:val="clear"/>
-            <w:tcMar>
-              <w:top w:type="dxa" w:w="60"/>
-              <w:left w:type="dxa" w:w="120"/>
-              <w:bottom w:type="dxa" w:w="60"/>
-              <w:right w:type="dxa" w:w="120"/>
-            </w:tcMar>
-            <w:vAlign w:val="top"/>
-          </w:tcPr>
-          <w:p>
-            <w:pPr>
-              <w:spacing w:after="40" w:before="0"/>
-              <w:jc w:val="left"/>
-            </w:pPr>
-            <w:r>
-              <w:rPr>
-                <w:rFonts w:ascii="Arial" w:cs="Arial" w:eastAsia="Arial" w:hAnsi="Arial"/>
-                <w:b w:val="false"/>
-                <w:bCs w:val="false"/>
-                <w:i w:val="false"/>
-                <w:iCs w:val="false"/>
-                <w:color w:val="000000"/>
-                <w:sz w:val="18"/>
-                <w:szCs w:val="18"/>
-              </w:rPr>
-              <w:t xml:space="preserve">Gradual Release with Independent Attempt Before Reveal (I Do → You Try → We Confirm): The teacher models the first example fully, then requires learners to attempt each subsequent example alone before seeing the solution. This prevents passive transcription and forces learners to activate the addition rule from memory. Peer-marking with a mark scheme develops metacognitive awareness — learners must evaluate mathematical reasoning, not just circle right/wrong answers. The gambling connection embeds the KICD PCI (Life Skills: Decision Making) by showing the rule has real protective value.</w:t>
-            </w:r>
-          </w:p>
-        </w:tc>
-        <w:tc>
-          <w:tcPr>
-            <w:tcW w:type="dxa" w:w="3040"/>
-            <w:shd w:fill="F2F2F2" w:color="auto" w:val="clear"/>
-            <w:tcMar>
-              <w:top w:type="dxa" w:w="60"/>
-              <w:left w:type="dxa" w:w="120"/>
-              <w:bottom w:type="dxa" w:w="60"/>
-              <w:right w:type="dxa" w:w="120"/>
-            </w:tcMar>
-            <w:vAlign w:val="top"/>
-          </w:tcPr>
-          <w:p>
-            <w:pPr>
-              <w:spacing w:after="40" w:before="0"/>
-              <w:jc w:val="left"/>
-            </w:pPr>
-            <w:r>
-              <w:rPr>
-                <w:rFonts w:ascii="Arial" w:cs="Arial" w:eastAsia="Arial" w:hAnsi="Arial"/>
-                <w:b w:val="false"/>
-                <w:bCs w:val="false"/>
-                <w:i w:val="false"/>
-                <w:iCs w:val="false"/>
-                <w:color w:val="000000"/>
-                <w:sz w:val="18"/>
-                <w:szCs w:val="18"/>
-              </w:rPr>
-              <w:t xml:space="preserve">During independent practice, teacher circulates and targets three observable errors: (1) Learner adds P(A) + P(B) without checking overlap — intervene with: 'Before you add, ask yourself: can both happen on the same trial?' (2) Learner uses total tokens as denominator inconsistently (e.g., uses 15 for one fraction and 20 for another) — redirect to: 'What is the total number of equally likely outcomes for one draw?' (3) Learner gets a probability greater than 1 — ask: 'Is that in the range we established in Lesson 3? What does that signal?' Peer-marking reveals systematic errors that teacher notes for Lesson 6.</w:t>
-            </w:r>
-          </w:p>
-        </w:tc>
-      </w:tr>
-      <w:tr>
-        <w:tc>
-          <w:tcPr>
-            <w:tcW w:type="dxa" w:w="1520"/>
-            <w:shd w:fill="FCE4D6" w:color="auto" w:val="clear"/>
-            <w:tcMar>
-              <w:top w:type="dxa" w:w="60"/>
-              <w:left w:type="dxa" w:w="120"/>
-              <w:bottom w:type="dxa" w:w="60"/>
-              <w:right w:type="dxa" w:w="120"/>
-            </w:tcMar>
-            <w:vAlign w:val="top"/>
-          </w:tcPr>
-          <w:p>
-            <w:pPr>
-              <w:spacing w:after="40" w:before="0"/>
-              <w:jc w:val="left"/>
-            </w:pPr>
-            <w:r>
-              <w:rPr>
-                <w:rFonts w:ascii="Arial" w:cs="Arial" w:eastAsia="Arial" w:hAnsi="Arial"/>
-                <w:b/>
-                <w:bCs/>
-                <w:i w:val="false"/>
-                <w:iCs w:val="false"/>
-                <w:color w:val="000000"/>
-                <w:sz w:val="18"/>
-                <w:szCs w:val="18"/>
-              </w:rPr>
-              <w:t xml:space="preserve">Driving Question Board (DQB) Creation</w:t>
-            </w:r>
-          </w:p>
-          <w:p>
-            <w:pPr>
-              <w:spacing w:after="20" w:before="0"/>
-            </w:pPr>
-            <w:r>
-              <w:rPr>
-                <w:rFonts w:ascii="Arial" w:cs="Arial" w:eastAsia="Arial" w:hAnsi="Arial"/>
-                <w:b/>
-                <w:bCs/>
-                <w:color w:val="1F3864"/>
-                <w:sz w:val="16"/>
-                <w:szCs w:val="16"/>
-              </w:rPr>
-              <w:t xml:space="preserve">📹 VIDEO:</w:t>
-            </w:r>
-          </w:p>
-          <w:p>
-            <w:pPr>
-              <w:spacing w:after="20" w:before="0"/>
-            </w:pPr>
-            <w:hyperlink w:history="1" r:id="rId6yfppnkpyshruyxwk0tgi">
-              <w:r>
-                <w:rPr>
-                  <w:rFonts w:ascii="Arial" w:cs="Arial" w:eastAsia="Arial" w:hAnsi="Arial"/>
-                  <w:color w:val="2E75B6"/>
-                  <w:sz w:val="16"/>
-                  <w:szCs w:val="16"/>
-                  <w:u w:val="single" w:color="2E75B6"/>
-                </w:rPr>
-                <w:t xml:space="preserve">Mutually Exclusive Events Principles</w:t>
-              </w:r>
-            </w:hyperlink>
-          </w:p>
-          <w:p>
-            <w:pPr>
-              <w:spacing w:after="10" w:before="0"/>
-              <w:ind w:left="120"/>
-            </w:pPr>
-            <w:r>
-              <w:rPr>
-                <w:rFonts w:ascii="Arial" w:cs="Arial" w:eastAsia="Arial" w:hAnsi="Arial"/>
-                <w:color w:val="595959"/>
-                <w:sz w:val="14"/>
-                <w:szCs w:val="14"/>
-              </w:rPr>
-              <w:t xml:space="preserve">Source: CK-12</w:t>
-            </w:r>
-          </w:p>
-          <w:p>
-            <w:pPr>
-              <w:spacing w:after="10" w:before="0"/>
-              <w:ind w:left="120"/>
-            </w:pPr>
-            <w:hyperlink w:history="1" r:id="rId9iirh99bb7tuqgrk0fqip">
-              <w:r>
-                <w:rPr>
-                  <w:rFonts w:ascii="Arial" w:cs="Arial" w:eastAsia="Arial" w:hAnsi="Arial"/>
-                  <w:color w:val="595959"/>
-                  <w:sz w:val="14"/>
-                  <w:szCs w:val="14"/>
-                  <w:u w:val="single" w:color="595959"/>
-                </w:rPr>
-                <w:t xml:space="preserve">🔍 Search ARES for similar videos</w:t>
-              </w:r>
-            </w:hyperlink>
-          </w:p>
-          <w:p>
-            <w:pPr>
-              <w:spacing w:after="40" w:before="0"/>
-            </w:pPr>
-            <w:r>
-              <w:rPr>
-                <w:sz w:val="14"/>
-                <w:szCs w:val="14"/>
-              </w:rPr>
-              <w:t xml:space="preserve"/>
-            </w:r>
-          </w:p>
-          <w:p>
-            <w:pPr>
-              <w:spacing w:after="20" w:before="0"/>
-            </w:pPr>
-            <w:r>
-              <w:rPr>
-                <w:rFonts w:ascii="Arial" w:cs="Arial" w:eastAsia="Arial" w:hAnsi="Arial"/>
-                <w:b/>
-                <w:bCs/>
-                <w:color w:val="1F3864"/>
-                <w:sz w:val="16"/>
-                <w:szCs w:val="16"/>
-              </w:rPr>
-              <w:t xml:space="preserve">📖 HTML:</w:t>
-            </w:r>
-          </w:p>
-          <w:p>
-            <w:pPr>
-              <w:spacing w:after="20" w:before="0"/>
-            </w:pPr>
-            <w:hyperlink w:history="1" r:id="rId5pf5ccn3gch2qvfxdqowf">
-              <w:r>
-                <w:rPr>
-                  <w:rFonts w:ascii="Arial" w:cs="Arial" w:eastAsia="Arial" w:hAnsi="Arial"/>
-                  <w:color w:val="2E75B6"/>
-                  <w:sz w:val="16"/>
-                  <w:szCs w:val="16"/>
-                  <w:u w:val="single" w:color="2E75B6"/>
-                </w:rPr>
-                <w:t xml:space="preserve">Mutually Exclusive Events (Flexbook)</w:t>
-              </w:r>
-            </w:hyperlink>
-          </w:p>
-          <w:p>
-            <w:pPr>
-              <w:spacing w:after="10" w:before="0"/>
-              <w:ind w:left="120"/>
-            </w:pPr>
-            <w:r>
-              <w:rPr>
-                <w:rFonts w:ascii="Arial" w:cs="Arial" w:eastAsia="Arial" w:hAnsi="Arial"/>
-                <w:color w:val="595959"/>
-                <w:sz w:val="14"/>
-                <w:szCs w:val="14"/>
-              </w:rPr>
-              <w:t xml:space="preserve">Source: CK-12</w:t>
-            </w:r>
-          </w:p>
-          <w:p>
-            <w:pPr>
-              <w:spacing w:after="10" w:before="0"/>
-              <w:ind w:left="120"/>
-            </w:pPr>
-            <w:hyperlink w:history="1" r:id="rIdojhqeptwxogeucoen16wo">
-              <w:r>
-                <w:rPr>
-                  <w:rFonts w:ascii="Arial" w:cs="Arial" w:eastAsia="Arial" w:hAnsi="Arial"/>
-                  <w:color w:val="595959"/>
-                  <w:sz w:val="14"/>
-                  <w:szCs w:val="14"/>
-                  <w:u w:val="single" w:color="595959"/>
-                </w:rPr>
-                <w:t xml:space="preserve">🔍 Search ARES for similar readings</w:t>
-              </w:r>
-            </w:hyperlink>
-          </w:p>
-        </w:tc>
-        <w:tc>
-          <w:tcPr>
-            <w:tcW w:type="dxa" w:w="3040"/>
-            <w:shd w:fill="FFFFFF" w:color="auto" w:val="clear"/>
-            <w:tcMar>
-              <w:top w:type="dxa" w:w="60"/>
-              <w:left w:type="dxa" w:w="120"/>
-              <w:bottom w:type="dxa" w:w="60"/>
-              <w:right w:type="dxa" w:w="120"/>
-            </w:tcMar>
-            <w:vAlign w:val="top"/>
-          </w:tcPr>
-          <w:p>
-            <w:pPr>
-              <w:spacing w:after="40" w:before="0"/>
-              <w:jc w:val="left"/>
-            </w:pPr>
-            <w:r>
-              <w:rPr>
-                <w:rFonts w:ascii="Arial" w:cs="Arial" w:eastAsia="Arial" w:hAnsi="Arial"/>
-                <w:b w:val="false"/>
-                <w:bCs w:val="false"/>
-                <w:i w:val="false"/>
-                <w:iCs w:val="false"/>
-                <w:color w:val="000000"/>
-                <w:sz w:val="18"/>
-                <w:szCs w:val="18"/>
-              </w:rPr>
-              <w:t xml:space="preserve">Learners review the class Driving Question Board displayed at the front of the room. Working in pairs for 2 minutes, they discuss two prompts written on the board: (1) 'What new mathematical tool did we confirm today, and when can we use it?' (2) 'Does knowing the addition rule change what you think about the Gor Mahia betting advertisements?' Each pair nominates one new statement or question to add to the DQB. The class votes (thumbs up) on the three strongest additions, which are physically added to the board.</w:t>
-            </w:r>
-          </w:p>
-        </w:tc>
-        <w:tc>
-          <w:tcPr>
-            <w:tcW w:type="dxa" w:w="3040"/>
-            <w:shd w:fill="F2F2F2" w:color="auto" w:val="clear"/>
-            <w:tcMar>
-              <w:top w:type="dxa" w:w="60"/>
-              <w:left w:type="dxa" w:w="120"/>
-              <w:bottom w:type="dxa" w:w="60"/>
-              <w:right w:type="dxa" w:w="120"/>
-            </w:tcMar>
-            <w:vAlign w:val="top"/>
-          </w:tcPr>
-          <w:p>
-            <w:pPr>
-              <w:spacing w:after="40" w:before="0"/>
-              <w:jc w:val="left"/>
-            </w:pPr>
-            <w:r>
-              <w:rPr>
-                <w:rFonts w:ascii="Arial" w:cs="Arial" w:eastAsia="Arial" w:hAnsi="Arial"/>
-                <w:b w:val="false"/>
-                <w:bCs w:val="false"/>
-                <w:i w:val="false"/>
-                <w:iCs w:val="false"/>
-                <w:color w:val="000000"/>
-                <w:sz w:val="18"/>
-                <w:szCs w:val="18"/>
-              </w:rPr>
-              <w:t xml:space="preserve">Direct learners to the DQB. Say: 'Look at where we started in Lesson 1 — Gor Mahia fans saying the team was due for a loss. Look at what we have added since. Today we confirmed a rule that lets us calculate combined probabilities. Discuss with your partner: what do we now know that we did not know before Lesson 5? And what new questions does this raise? Two minutes.' [Time.] Circulate and listen for: references to mutual exclusivity as a condition, questions about non-mutually-exclusive events (overlap), or questions about whether betting companies use the correct rule. After 2 minutes: 'I heard some excellent ideas. Who has a new statement for the board — something we can now say with confidence?' [Take 3–4 hands. Scribe statements.] 'Who has a new question — something today's lesson made you wonder about?' [Take 2–3 hands. Scribe questions.] Highlight any student-generated question about overlapping events (e.g., 'What if two events CAN happen at the same time?') and say: 'Hold that thought — it becomes critical in our next lessons on independent events.' Point to the driving question displayed at the top of the DQB and ask: 'Are we any closer to answering why understanding probability protects us from gambling? What would you say now that you could not say in Lesson 1?' [Wait 15 seconds. Cold-call: 'Zipporah.'] [Wait 10 seconds.]</w:t>
-            </w:r>
-          </w:p>
-        </w:tc>
-        <w:tc>
-          <w:tcPr>
-            <w:tcW w:type="dxa" w:w="3040"/>
-            <w:shd w:fill="FFFFFF" w:color="auto" w:val="clear"/>
-            <w:tcMar>
-              <w:top w:type="dxa" w:w="60"/>
-              <w:left w:type="dxa" w:w="120"/>
-              <w:bottom w:type="dxa" w:w="60"/>
-              <w:right w:type="dxa" w:w="120"/>
-            </w:tcMar>
-            <w:vAlign w:val="top"/>
-          </w:tcPr>
-          <w:p>
-            <w:pPr>
-              <w:spacing w:after="40" w:before="0"/>
-              <w:jc w:val="left"/>
-            </w:pPr>
-            <w:r>
-              <w:rPr>
-                <w:rFonts w:ascii="Arial" w:cs="Arial" w:eastAsia="Arial" w:hAnsi="Arial"/>
-                <w:b w:val="false"/>
-                <w:bCs w:val="false"/>
-                <w:i w:val="false"/>
-                <w:iCs w:val="false"/>
-                <w:color w:val="000000"/>
-                <w:sz w:val="18"/>
-                <w:szCs w:val="18"/>
-              </w:rPr>
-              <w:t xml:space="preserve">Driving Question Board Update (DQB Revision): The DQB functions as a living, visible record of the class's growing understanding. By revisiting it each lesson and adding only statements learners can now defend with evidence and calculation, it externalises conceptual growth and motivates the unresolved questions that drive the next lesson. Connecting today's addition rule back to the original Gor Mahia/betting phenomenon maintains the storyline thread and prevents the mathematics from feeling abstract.</w:t>
-            </w:r>
-          </w:p>
-        </w:tc>
-        <w:tc>
-          <w:tcPr>
-            <w:tcW w:type="dxa" w:w="3040"/>
-            <w:shd w:fill="F2F2F2" w:color="auto" w:val="clear"/>
-            <w:tcMar>
-              <w:top w:type="dxa" w:w="60"/>
-              <w:left w:type="dxa" w:w="120"/>
-              <w:bottom w:type="dxa" w:w="60"/>
-              <w:right w:type="dxa" w:w="120"/>
-            </w:tcMar>
-            <w:vAlign w:val="top"/>
-          </w:tcPr>
-          <w:p>
-            <w:pPr>
-              <w:spacing w:after="40" w:before="0"/>
-              <w:jc w:val="left"/>
-            </w:pPr>
-            <w:r>
-              <w:rPr>
-                <w:rFonts w:ascii="Arial" w:cs="Arial" w:eastAsia="Arial" w:hAnsi="Arial"/>
-                <w:b w:val="false"/>
-                <w:bCs w:val="false"/>
-                <w:i w:val="false"/>
-                <w:iCs w:val="false"/>
-                <w:color w:val="000000"/>
-                <w:sz w:val="18"/>
-                <w:szCs w:val="18"/>
-              </w:rPr>
-              <w:t xml:space="preserve">Teacher evaluates the quality of DQB contributions: (1) Can learners articulate the addition rule as a conditional statement ('We can add probabilities IF the events are mutually exclusive')? (2) Are learners generating questions about the limits of the rule (e.g., 'What if events overlap?'), indicating readiness for independent events in Lesson 6? (3) Does at least one learner connect the rule to the gambling/betting phenomenon unprompted? If not, the gambling connection in the Explain phase was not internalised and should be revisited at the start of Lesson 6.</w:t>
-            </w:r>
-          </w:p>
-        </w:tc>
-      </w:tr>
-      <w:tr>
-        <w:tc>
-          <w:tcPr>
-            <w:tcW w:type="dxa" w:w="1520"/>
-            <w:shd w:fill="D5E8F0" w:color="auto" w:val="clear"/>
-            <w:tcMar>
-              <w:top w:type="dxa" w:w="60"/>
-              <w:left w:type="dxa" w:w="120"/>
-              <w:bottom w:type="dxa" w:w="60"/>
-              <w:right w:type="dxa" w:w="120"/>
-            </w:tcMar>
-            <w:vAlign w:val="top"/>
-          </w:tcPr>
-          <w:p>
-            <w:pPr>
-              <w:spacing w:after="40" w:before="0"/>
-              <w:jc w:val="left"/>
-            </w:pPr>
-            <w:r>
-              <w:rPr>
-                <w:rFonts w:ascii="Arial" w:cs="Arial" w:eastAsia="Arial" w:hAnsi="Arial"/>
-                <w:b/>
-                <w:bCs/>
-                <w:i w:val="false"/>
-                <w:iCs w:val="false"/>
-                <w:color w:val="000000"/>
-                <w:sz w:val="18"/>
-                <w:szCs w:val="18"/>
-              </w:rPr>
-              <w:t xml:space="preserve">Model Building Phase</w:t>
-            </w:r>
-          </w:p>
-          <w:p>
-            <w:pPr>
-              <w:spacing w:after="20" w:before="0"/>
-            </w:pPr>
-            <w:r>
-              <w:rPr>
-                <w:rFonts w:ascii="Arial" w:cs="Arial" w:eastAsia="Arial" w:hAnsi="Arial"/>
-                <w:b/>
-                <w:bCs/>
-                <w:color w:val="1F3864"/>
-                <w:sz w:val="16"/>
-                <w:szCs w:val="16"/>
-              </w:rPr>
-              <w:t xml:space="preserve">📹 VIDEO:</w:t>
-            </w:r>
-          </w:p>
-          <w:p>
-            <w:pPr>
-              <w:spacing w:after="20" w:before="0"/>
-            </w:pPr>
-            <w:hyperlink w:history="1" r:id="rIdumrt7skafn0ruivqqi4m4">
-              <w:r>
-                <w:rPr>
-                  <w:rFonts w:ascii="Arial" w:cs="Arial" w:eastAsia="Arial" w:hAnsi="Arial"/>
-                  <w:color w:val="2E75B6"/>
-                  <w:sz w:val="16"/>
-                  <w:szCs w:val="16"/>
-                  <w:u w:val="single" w:color="2E75B6"/>
-                </w:rPr>
-                <w:t xml:space="preserve">Mutually Exclusive Events Principles</w:t>
-              </w:r>
-            </w:hyperlink>
-          </w:p>
-          <w:p>
-            <w:pPr>
-              <w:spacing w:after="10" w:before="0"/>
-              <w:ind w:left="120"/>
-            </w:pPr>
-            <w:r>
-              <w:rPr>
-                <w:rFonts w:ascii="Arial" w:cs="Arial" w:eastAsia="Arial" w:hAnsi="Arial"/>
-                <w:color w:val="595959"/>
-                <w:sz w:val="14"/>
-                <w:szCs w:val="14"/>
-              </w:rPr>
-              <w:t xml:space="preserve">Source: CK-12</w:t>
-            </w:r>
-          </w:p>
-          <w:p>
-            <w:pPr>
-              <w:spacing w:after="10" w:before="0"/>
-              <w:ind w:left="120"/>
-            </w:pPr>
-            <w:hyperlink w:history="1" r:id="rIdnrbq0yv_vzoaum_non2gk">
-              <w:r>
-                <w:rPr>
-                  <w:rFonts w:ascii="Arial" w:cs="Arial" w:eastAsia="Arial" w:hAnsi="Arial"/>
-                  <w:color w:val="595959"/>
-                  <w:sz w:val="14"/>
-                  <w:szCs w:val="14"/>
-                  <w:u w:val="single" w:color="595959"/>
-                </w:rPr>
-                <w:t xml:space="preserve">🔍 Search ARES for similar videos</w:t>
-              </w:r>
-            </w:hyperlink>
-          </w:p>
-          <w:p>
-            <w:pPr>
-              <w:spacing w:after="40" w:before="0"/>
-            </w:pPr>
-            <w:r>
-              <w:rPr>
-                <w:sz w:val="14"/>
-                <w:szCs w:val="14"/>
-              </w:rPr>
-              <w:t xml:space="preserve"/>
-            </w:r>
-          </w:p>
-          <w:p>
-            <w:pPr>
-              <w:spacing w:after="20" w:before="0"/>
-            </w:pPr>
-            <w:r>
-              <w:rPr>
-                <w:rFonts w:ascii="Arial" w:cs="Arial" w:eastAsia="Arial" w:hAnsi="Arial"/>
-                <w:b/>
-                <w:bCs/>
-                <w:color w:val="1F3864"/>
-                <w:sz w:val="16"/>
-                <w:szCs w:val="16"/>
-              </w:rPr>
-              <w:t xml:space="preserve">📖 HTML:</w:t>
-            </w:r>
-          </w:p>
-          <w:p>
-            <w:pPr>
-              <w:spacing w:after="20" w:before="0"/>
-            </w:pPr>
-            <w:hyperlink w:history="1" r:id="rIdzquppikw6cisqucrjg1yp">
-              <w:r>
-                <w:rPr>
-                  <w:rFonts w:ascii="Arial" w:cs="Arial" w:eastAsia="Arial" w:hAnsi="Arial"/>
-                  <w:color w:val="2E75B6"/>
-                  <w:sz w:val="16"/>
-                  <w:szCs w:val="16"/>
-                  <w:u w:val="single" w:color="2E75B6"/>
-                </w:rPr>
-                <w:t xml:space="preserve">Mutually Exclusive Events (Flexbook)</w:t>
-              </w:r>
-            </w:hyperlink>
-          </w:p>
-          <w:p>
-            <w:pPr>
-              <w:spacing w:after="10" w:before="0"/>
-              <w:ind w:left="120"/>
-            </w:pPr>
-            <w:r>
-              <w:rPr>
-                <w:rFonts w:ascii="Arial" w:cs="Arial" w:eastAsia="Arial" w:hAnsi="Arial"/>
-                <w:color w:val="595959"/>
-                <w:sz w:val="14"/>
-                <w:szCs w:val="14"/>
-              </w:rPr>
-              <w:t xml:space="preserve">Source: CK-12</w:t>
-            </w:r>
-          </w:p>
-          <w:p>
-            <w:pPr>
-              <w:spacing w:after="10" w:before="0"/>
-              <w:ind w:left="120"/>
-            </w:pPr>
-            <w:hyperlink w:history="1" r:id="rIdmclemrxnuppi6yzkh7lcw">
+            <w:hyperlink w:history="1" r:id="rId8-zd3sl51kmx7vtaat0sv">
               <w:r>
                 <w:rPr>
                   <w:rFonts w:ascii="Arial" w:cs="Arial" w:eastAsia="Arial" w:hAnsi="Arial"/>
@@ -17687,7 +17687,7 @@
             <w:pPr>
               <w:spacing w:after="20" w:before="0"/>
             </w:pPr>
-            <w:hyperlink w:history="1" r:id="rIdeghgziwhtfp_ewrfauriy">
+            <w:hyperlink w:history="1" r:id="rId4bxjauidenltpatul7jy3">
               <w:r>
                 <w:rPr>
                   <w:rFonts w:ascii="Arial" w:cs="Arial" w:eastAsia="Arial" w:hAnsi="Arial"/>
@@ -17696,7 +17696,7 @@
                   <w:szCs w:val="16"/>
                   <w:u w:val="single" w:color="2E75B6"/>
                 </w:rPr>
-                <w:t xml:space="preserve">Genetics vocabulary</w:t>
+                <w:t xml:space="preserve">Independent Events and Sample Spaces Principles</w:t>
               </w:r>
             </w:hyperlink>
           </w:p>
@@ -17712,7 +17712,7 @@
                 <w:sz w:val="14"/>
                 <w:szCs w:val="14"/>
               </w:rPr>
-              <w:t xml:space="preserve">Source: Khan Academy (English - US curriculum)</w:t>
+              <w:t xml:space="preserve">Source: CK-12</w:t>
             </w:r>
           </w:p>
           <w:p>
@@ -17720,7 +17720,7 @@
               <w:spacing w:after="10" w:before="0"/>
               <w:ind w:left="120"/>
             </w:pPr>
-            <w:hyperlink w:history="1" r:id="rIdkq2rrnand4goj5ppsbuki">
+            <w:hyperlink w:history="1" r:id="rId5owkqwd-o7bfkg3ydwksb">
               <w:r>
                 <w:rPr>
                   <w:rFonts w:ascii="Arial" w:cs="Arial" w:eastAsia="Arial" w:hAnsi="Arial"/>
@@ -17758,14 +17758,14 @@
                 <w:sz w:val="16"/>
                 <w:szCs w:val="16"/>
               </w:rPr>
-              <w:t xml:space="preserve">📖 HTML:</w:t>
+              <w:t xml:space="preserve">📖 EXERCISE:</w:t>
             </w:r>
           </w:p>
           <w:p>
             <w:pPr>
               <w:spacing w:after="20" w:before="0"/>
             </w:pPr>
-            <w:hyperlink w:history="1" r:id="rIdzxpg7zqeeejdrsbxyq0m7">
+            <w:hyperlink w:history="1" r:id="rIdesozmt6ojdkun9swkcapc">
               <w:r>
                 <w:rPr>
                   <w:rFonts w:ascii="Arial" w:cs="Arial" w:eastAsia="Arial" w:hAnsi="Arial"/>
@@ -17774,7 +17774,7 @@
                   <w:szCs w:val="16"/>
                   <w:u w:val="single" w:color="2E75B6"/>
                 </w:rPr>
-                <w:t xml:space="preserve">Independent, Conditional, and Mutually Exclusive Events (Flexbook)</w:t>
+                <w:t xml:space="preserve">Probability with general multiplication rule</w:t>
               </w:r>
             </w:hyperlink>
           </w:p>
@@ -17790,7 +17790,7 @@
                 <w:sz w:val="14"/>
                 <w:szCs w:val="14"/>
               </w:rPr>
-              <w:t xml:space="preserve">Source: CK-12</w:t>
+              <w:t xml:space="preserve">Source: Khan Academy (English - US curriculum)</w:t>
             </w:r>
           </w:p>
           <w:p>
@@ -17798,7 +17798,7 @@
               <w:spacing w:after="10" w:before="0"/>
               <w:ind w:left="120"/>
             </w:pPr>
-            <w:hyperlink w:history="1" r:id="rIdnzrelsgs7r3zj2g5bpycz">
+            <w:hyperlink w:history="1" r:id="rIdygbwyvffi7elqchzmxtam">
               <w:r>
                 <w:rPr>
                   <w:rFonts w:ascii="Arial" w:cs="Arial" w:eastAsia="Arial" w:hAnsi="Arial"/>
@@ -17993,7 +17993,7 @@
             <w:pPr>
               <w:spacing w:after="20" w:before="0"/>
             </w:pPr>
-            <w:hyperlink w:history="1" r:id="rIdtd_vxpvgkpt8knslqlssy">
+            <w:hyperlink w:history="1" r:id="rIdvaldddcoe-uo3qsdrrz0v">
               <w:r>
                 <w:rPr>
                   <w:rFonts w:ascii="Arial" w:cs="Arial" w:eastAsia="Arial" w:hAnsi="Arial"/>
@@ -18002,7 +18002,7 @@
                   <w:szCs w:val="16"/>
                   <w:u w:val="single" w:color="2E75B6"/>
                 </w:rPr>
-                <w:t xml:space="preserve">Genetics vocabulary</w:t>
+                <w:t xml:space="preserve">General multiplication rule example: independent events</w:t>
               </w:r>
             </w:hyperlink>
           </w:p>
@@ -18026,7 +18026,7 @@
               <w:spacing w:after="10" w:before="0"/>
               <w:ind w:left="120"/>
             </w:pPr>
-            <w:hyperlink w:history="1" r:id="rIdn1kk-zimvnghxahvr-lgt">
+            <w:hyperlink w:history="1" r:id="rIdouk1dcfaux9zqqwql5hry">
               <w:r>
                 <w:rPr>
                   <w:rFonts w:ascii="Arial" w:cs="Arial" w:eastAsia="Arial" w:hAnsi="Arial"/>
@@ -18071,7 +18071,7 @@
             <w:pPr>
               <w:spacing w:after="20" w:before="0"/>
             </w:pPr>
-            <w:hyperlink w:history="1" r:id="rIdwc4vnkz9pwos9b7cdlhu9">
+            <w:hyperlink w:history="1" r:id="rIdn4aioqgzjauabqeuhfzyr">
               <w:r>
                 <w:rPr>
                   <w:rFonts w:ascii="Arial" w:cs="Arial" w:eastAsia="Arial" w:hAnsi="Arial"/>
@@ -18080,7 +18080,7 @@
                   <w:szCs w:val="16"/>
                   <w:u w:val="single" w:color="2E75B6"/>
                 </w:rPr>
-                <w:t xml:space="preserve">Independent, Conditional, and Mutually Exclusive Events (Flexbook)</w:t>
+                <w:t xml:space="preserve">Independent Events and Sample Spaces (Flexbook)</w:t>
               </w:r>
             </w:hyperlink>
           </w:p>
@@ -18104,7 +18104,7 @@
               <w:spacing w:after="10" w:before="0"/>
               <w:ind w:left="120"/>
             </w:pPr>
-            <w:hyperlink w:history="1" r:id="rIdcyefznvwpwqvfhovv0hlc">
+            <w:hyperlink w:history="1" r:id="rIdjzqkoskl1ii66zgjv-l1z">
               <w:r>
                 <w:rPr>
                   <w:rFonts w:ascii="Arial" w:cs="Arial" w:eastAsia="Arial" w:hAnsi="Arial"/>
@@ -18299,7 +18299,7 @@
             <w:pPr>
               <w:spacing w:after="20" w:before="0"/>
             </w:pPr>
-            <w:hyperlink w:history="1" r:id="rIdugp2iiin-u8leoguy5yp6">
+            <w:hyperlink w:history="1" r:id="rIdgbqyjzjqbhzjaaubnyaw4">
               <w:r>
                 <w:rPr>
                   <w:rFonts w:ascii="Arial" w:cs="Arial" w:eastAsia="Arial" w:hAnsi="Arial"/>
@@ -18308,7 +18308,7 @@
                   <w:szCs w:val="16"/>
                   <w:u w:val="single" w:color="2E75B6"/>
                 </w:rPr>
-                <w:t xml:space="preserve">Genetics vocabulary</w:t>
+                <w:t xml:space="preserve">Compound probability of independent events -dubbed(KY)</w:t>
               </w:r>
             </w:hyperlink>
           </w:p>
@@ -18324,7 +18324,7 @@
                 <w:sz w:val="14"/>
                 <w:szCs w:val="14"/>
               </w:rPr>
-              <w:t xml:space="preserve">Source: Khan Academy (English - US curriculum)</w:t>
+              <w:t xml:space="preserve">Source: Khan Academy (Kiswahili)</w:t>
             </w:r>
           </w:p>
           <w:p>
@@ -18332,7 +18332,7 @@
               <w:spacing w:after="10" w:before="0"/>
               <w:ind w:left="120"/>
             </w:pPr>
-            <w:hyperlink w:history="1" r:id="rIdx8pvbxrv3cg2eonay3dmz">
+            <w:hyperlink w:history="1" r:id="rIduc5nuzlkab9mdimxau1dn">
               <w:r>
                 <w:rPr>
                   <w:rFonts w:ascii="Arial" w:cs="Arial" w:eastAsia="Arial" w:hAnsi="Arial"/>
@@ -18370,14 +18370,14 @@
                 <w:sz w:val="16"/>
                 <w:szCs w:val="16"/>
               </w:rPr>
-              <w:t xml:space="preserve">📖 HTML:</w:t>
+              <w:t xml:space="preserve">📖 EXERCISE:</w:t>
             </w:r>
           </w:p>
           <w:p>
             <w:pPr>
               <w:spacing w:after="20" w:before="0"/>
             </w:pPr>
-            <w:hyperlink w:history="1" r:id="rIdrawpf2hqka-ryeixpckab">
+            <w:hyperlink w:history="1" r:id="rId86-lbkdtmctd0uxzeeczz">
               <w:r>
                 <w:rPr>
                   <w:rFonts w:ascii="Arial" w:cs="Arial" w:eastAsia="Arial" w:hAnsi="Arial"/>
@@ -18386,7 +18386,7 @@
                   <w:szCs w:val="16"/>
                   <w:u w:val="single" w:color="2E75B6"/>
                 </w:rPr>
-                <w:t xml:space="preserve">Independent, Conditional, and Mutually Exclusive Events (Flexbook)</w:t>
+                <w:t xml:space="preserve">Independent Events and Sample Spaces Practice</w:t>
               </w:r>
             </w:hyperlink>
           </w:p>
@@ -18410,7 +18410,7 @@
               <w:spacing w:after="10" w:before="0"/>
               <w:ind w:left="120"/>
             </w:pPr>
-            <w:hyperlink w:history="1" r:id="rIdk4sqc9na-hjxh67trzv0o">
+            <w:hyperlink w:history="1" r:id="rIdcxvlglltx-8zzgsa7fifl">
               <w:r>
                 <w:rPr>
                   <w:rFonts w:ascii="Arial" w:cs="Arial" w:eastAsia="Arial" w:hAnsi="Arial"/>
@@ -18605,7 +18605,7 @@
             <w:pPr>
               <w:spacing w:after="20" w:before="0"/>
             </w:pPr>
-            <w:hyperlink w:history="1" r:id="rId-uj7vgviiaozk0r59ppsf">
+            <w:hyperlink w:history="1" r:id="rIdjfhwdba4wdh5ajnmlymbk">
               <w:r>
                 <w:rPr>
                   <w:rFonts w:ascii="Arial" w:cs="Arial" w:eastAsia="Arial" w:hAnsi="Arial"/>
@@ -18614,7 +18614,7 @@
                   <w:szCs w:val="16"/>
                   <w:u w:val="single" w:color="2E75B6"/>
                 </w:rPr>
-                <w:t xml:space="preserve">Genetics vocabulary</w:t>
+                <w:t xml:space="preserve">Die rolling probability with independent events -dubbed(KY)</w:t>
               </w:r>
             </w:hyperlink>
           </w:p>
@@ -18630,7 +18630,7 @@
                 <w:sz w:val="14"/>
                 <w:szCs w:val="14"/>
               </w:rPr>
-              <w:t xml:space="preserve">Source: Khan Academy (English - US curriculum)</w:t>
+              <w:t xml:space="preserve">Source: Khan Academy (Kiswahili)</w:t>
             </w:r>
           </w:p>
           <w:p>
@@ -18638,7 +18638,7 @@
               <w:spacing w:after="10" w:before="0"/>
               <w:ind w:left="120"/>
             </w:pPr>
-            <w:hyperlink w:history="1" r:id="rIdada-vgens7towyrnyawbj">
+            <w:hyperlink w:history="1" r:id="rIdns-o3hcuk_bzzozvraufl">
               <w:r>
                 <w:rPr>
                   <w:rFonts w:ascii="Arial" w:cs="Arial" w:eastAsia="Arial" w:hAnsi="Arial"/>
@@ -18683,7 +18683,7 @@
             <w:pPr>
               <w:spacing w:after="20" w:before="0"/>
             </w:pPr>
-            <w:hyperlink w:history="1" r:id="rIdzp0d2o4lxcqhglrj4te8c">
+            <w:hyperlink w:history="1" r:id="rIdcdddlpz-zko91bu0plrp2">
               <w:r>
                 <w:rPr>
                   <w:rFonts w:ascii="Arial" w:cs="Arial" w:eastAsia="Arial" w:hAnsi="Arial"/>
@@ -18692,7 +18692,7 @@
                   <w:szCs w:val="16"/>
                   <w:u w:val="single" w:color="2E75B6"/>
                 </w:rPr>
-                <w:t xml:space="preserve">Independent, Conditional, and Mutually Exclusive Events (Flexbook)</w:t>
+                <w:t xml:space="preserve">Probability of Independent Events (Flexbook)</w:t>
               </w:r>
             </w:hyperlink>
           </w:p>
@@ -18716,7 +18716,7 @@
               <w:spacing w:after="10" w:before="0"/>
               <w:ind w:left="120"/>
             </w:pPr>
-            <w:hyperlink w:history="1" r:id="rId_psv5ea6f1wipbk6hgmb7">
+            <w:hyperlink w:history="1" r:id="rIdug2khuktuvtecklhx4bvf">
               <w:r>
                 <w:rPr>
                   <w:rFonts w:ascii="Arial" w:cs="Arial" w:eastAsia="Arial" w:hAnsi="Arial"/>
@@ -18911,7 +18911,7 @@
             <w:pPr>
               <w:spacing w:after="20" w:before="0"/>
             </w:pPr>
-            <w:hyperlink w:history="1" r:id="rIdqzxh1thp01eqdktrbvvru">
+            <w:hyperlink w:history="1" r:id="rIdi0y2qvd7mi_vvvlr3zhkr">
               <w:r>
                 <w:rPr>
                   <w:rFonts w:ascii="Arial" w:cs="Arial" w:eastAsia="Arial" w:hAnsi="Arial"/>
@@ -18920,7 +18920,7 @@
                   <w:szCs w:val="16"/>
                   <w:u w:val="single" w:color="2E75B6"/>
                 </w:rPr>
-                <w:t xml:space="preserve">Genetics vocabulary</w:t>
+                <w:t xml:space="preserve">General multiplication rule example: dependent events</w:t>
               </w:r>
             </w:hyperlink>
           </w:p>
@@ -18944,7 +18944,7 @@
               <w:spacing w:after="10" w:before="0"/>
               <w:ind w:left="120"/>
             </w:pPr>
-            <w:hyperlink w:history="1" r:id="rIdrmsqn43pma7gscz-vcxjw">
+            <w:hyperlink w:history="1" r:id="rIdcxs-uqrlylbewoavdrs-7">
               <w:r>
                 <w:rPr>
                   <w:rFonts w:ascii="Arial" w:cs="Arial" w:eastAsia="Arial" w:hAnsi="Arial"/>
@@ -18982,14 +18982,14 @@
                 <w:sz w:val="16"/>
                 <w:szCs w:val="16"/>
               </w:rPr>
-              <w:t xml:space="preserve">📖 HTML:</w:t>
+              <w:t xml:space="preserve">📖 EXERCISE:</w:t>
             </w:r>
           </w:p>
           <w:p>
             <w:pPr>
               <w:spacing w:after="20" w:before="0"/>
             </w:pPr>
-            <w:hyperlink w:history="1" r:id="rIdvfe1rphua_ujvned9vkvk">
+            <w:hyperlink w:history="1" r:id="rIdagcnengjjnd_dvwfbnm84">
               <w:r>
                 <w:rPr>
                   <w:rFonts w:ascii="Arial" w:cs="Arial" w:eastAsia="Arial" w:hAnsi="Arial"/>
@@ -18998,7 +18998,7 @@
                   <w:szCs w:val="16"/>
                   <w:u w:val="single" w:color="2E75B6"/>
                 </w:rPr>
-                <w:t xml:space="preserve">Independent, Conditional, and Mutually Exclusive Events (Flexbook)</w:t>
+                <w:t xml:space="preserve">Probability of Independent Events Practice</w:t>
               </w:r>
             </w:hyperlink>
           </w:p>
@@ -19022,7 +19022,7 @@
               <w:spacing w:after="10" w:before="0"/>
               <w:ind w:left="120"/>
             </w:pPr>
-            <w:hyperlink w:history="1" r:id="rIdfwz3ao1azollxyivlbghi">
+            <w:hyperlink w:history="1" r:id="rIddvuer3zduleym42vojczf">
               <w:r>
                 <w:rPr>
                   <w:rFonts w:ascii="Arial" w:cs="Arial" w:eastAsia="Arial" w:hAnsi="Arial"/>
@@ -20661,7 +20661,7 @@
             <w:pPr>
               <w:spacing w:after="20" w:before="0"/>
             </w:pPr>
-            <w:hyperlink w:history="1" r:id="rIdu1qhx-yjsqd4tibb0zzl8">
+            <w:hyperlink w:history="1" r:id="rIduhawbqo0fq8lvwir_0gna">
               <w:r>
                 <w:rPr>
                   <w:rFonts w:ascii="Arial" w:cs="Arial" w:eastAsia="Arial" w:hAnsi="Arial"/>
@@ -20670,7 +20670,7 @@
                   <w:szCs w:val="16"/>
                   <w:u w:val="single" w:color="2E75B6"/>
                 </w:rPr>
-                <w:t xml:space="preserve">Compound probability of independent events</w:t>
+                <w:t xml:space="preserve">Compound probability of independent events -dubbed(KY)</w:t>
               </w:r>
             </w:hyperlink>
           </w:p>
@@ -20686,7 +20686,7 @@
                 <w:sz w:val="14"/>
                 <w:szCs w:val="14"/>
               </w:rPr>
-              <w:t xml:space="preserve">Source: Khan Academy (English - US curriculum)</w:t>
+              <w:t xml:space="preserve">Source: Khan Academy (Kiswahili)</w:t>
             </w:r>
           </w:p>
           <w:p>
@@ -20694,7 +20694,7 @@
               <w:spacing w:after="10" w:before="0"/>
               <w:ind w:left="120"/>
             </w:pPr>
-            <w:hyperlink w:history="1" r:id="rIdmowf8ewr-dwjjwnzcx60v">
+            <w:hyperlink w:history="1" r:id="rIdkhgtfopgnv8idrzuveozh">
               <w:r>
                 <w:rPr>
                   <w:rFonts w:ascii="Arial" w:cs="Arial" w:eastAsia="Arial" w:hAnsi="Arial"/>
@@ -20732,14 +20732,14 @@
                 <w:sz w:val="16"/>
                 <w:szCs w:val="16"/>
               </w:rPr>
-              <w:t xml:space="preserve">📖 HTML:</w:t>
+              <w:t xml:space="preserve">📖 EXERCISE:</w:t>
             </w:r>
           </w:p>
           <w:p>
             <w:pPr>
               <w:spacing w:after="20" w:before="0"/>
             </w:pPr>
-            <w:hyperlink w:history="1" r:id="rIdlap3ewaqb0y4p9kwlzw9v">
+            <w:hyperlink w:history="1" r:id="rIdutztmuzbujmxstpn2xqxi">
               <w:r>
                 <w:rPr>
                   <w:rFonts w:ascii="Arial" w:cs="Arial" w:eastAsia="Arial" w:hAnsi="Arial"/>
@@ -20748,7 +20748,7 @@
                   <w:szCs w:val="16"/>
                   <w:u w:val="single" w:color="2E75B6"/>
                 </w:rPr>
-                <w:t xml:space="preserve">Theoretical and Experimental Probability (Flexbook)</w:t>
+                <w:t xml:space="preserve">Probability with general multiplication rule</w:t>
               </w:r>
             </w:hyperlink>
           </w:p>
@@ -20764,7 +20764,7 @@
                 <w:sz w:val="14"/>
                 <w:szCs w:val="14"/>
               </w:rPr>
-              <w:t xml:space="preserve">Source: CK-12</w:t>
+              <w:t xml:space="preserve">Source: Khan Academy (English - US curriculum)</w:t>
             </w:r>
           </w:p>
           <w:p>
@@ -20772,7 +20772,7 @@
               <w:spacing w:after="10" w:before="0"/>
               <w:ind w:left="120"/>
             </w:pPr>
-            <w:hyperlink w:history="1" r:id="rId6ad7jq3_mwxb501vyl_kj">
+            <w:hyperlink w:history="1" r:id="rIdbh51zaolfyjzrvdrqhbna">
               <w:r>
                 <w:rPr>
                   <w:rFonts w:ascii="Arial" w:cs="Arial" w:eastAsia="Arial" w:hAnsi="Arial"/>
@@ -20967,7 +20967,7 @@
             <w:pPr>
               <w:spacing w:after="20" w:before="0"/>
             </w:pPr>
-            <w:hyperlink w:history="1" r:id="rIdid6_4ov1ywl0tib-bqpms">
+            <w:hyperlink w:history="1" r:id="rIduz8o9pdp4s0jf_edxvii3">
               <w:r>
                 <w:rPr>
                   <w:rFonts w:ascii="Arial" w:cs="Arial" w:eastAsia="Arial" w:hAnsi="Arial"/>
@@ -20976,7 +20976,7 @@
                   <w:szCs w:val="16"/>
                   <w:u w:val="single" w:color="2E75B6"/>
                 </w:rPr>
-                <w:t xml:space="preserve">Compound probability of independent events</w:t>
+                <w:t xml:space="preserve">General multiplication rule example: independent events</w:t>
               </w:r>
             </w:hyperlink>
           </w:p>
@@ -21000,7 +21000,7 @@
               <w:spacing w:after="10" w:before="0"/>
               <w:ind w:left="120"/>
             </w:pPr>
-            <w:hyperlink w:history="1" r:id="rIdo1cu8a_8hvq5mridv124p">
+            <w:hyperlink w:history="1" r:id="rId_c05acagijqbi9pabgain">
               <w:r>
                 <w:rPr>
                   <w:rFonts w:ascii="Arial" w:cs="Arial" w:eastAsia="Arial" w:hAnsi="Arial"/>
@@ -21045,7 +21045,7 @@
             <w:pPr>
               <w:spacing w:after="20" w:before="0"/>
             </w:pPr>
-            <w:hyperlink w:history="1" r:id="rIdlxfkjxau9rflky1lidgg3">
+            <w:hyperlink w:history="1" r:id="rIdxjtldgrwfic7qt7ilpzsg">
               <w:r>
                 <w:rPr>
                   <w:rFonts w:ascii="Arial" w:cs="Arial" w:eastAsia="Arial" w:hAnsi="Arial"/>
@@ -21054,7 +21054,7 @@
                   <w:szCs w:val="16"/>
                   <w:u w:val="single" w:color="2E75B6"/>
                 </w:rPr>
-                <w:t xml:space="preserve">Theoretical and Experimental Probability (Flexbook)</w:t>
+                <w:t xml:space="preserve">Probability of Independent Events (Flexbook)</w:t>
               </w:r>
             </w:hyperlink>
           </w:p>
@@ -21078,7 +21078,7 @@
               <w:spacing w:after="10" w:before="0"/>
               <w:ind w:left="120"/>
             </w:pPr>
-            <w:hyperlink w:history="1" r:id="rIdozjuypf6pffstjumwxfxo">
+            <w:hyperlink w:history="1" r:id="rIdgeqqsfpj7svi8g4recpw0">
               <w:r>
                 <w:rPr>
                   <w:rFonts w:ascii="Arial" w:cs="Arial" w:eastAsia="Arial" w:hAnsi="Arial"/>
@@ -21273,7 +21273,7 @@
             <w:pPr>
               <w:spacing w:after="20" w:before="0"/>
             </w:pPr>
-            <w:hyperlink w:history="1" r:id="rIdtna0e-sunub71udamaowe">
+            <w:hyperlink w:history="1" r:id="rId3ionhuuccanzgthm6a47w">
               <w:r>
                 <w:rPr>
                   <w:rFonts w:ascii="Arial" w:cs="Arial" w:eastAsia="Arial" w:hAnsi="Arial"/>
@@ -21282,7 +21282,7 @@
                   <w:szCs w:val="16"/>
                   <w:u w:val="single" w:color="2E75B6"/>
                 </w:rPr>
-                <w:t xml:space="preserve">Compound probability of independent events</w:t>
+                <w:t xml:space="preserve">General multiplication rule example: dependent events</w:t>
               </w:r>
             </w:hyperlink>
           </w:p>
@@ -21306,7 +21306,7 @@
               <w:spacing w:after="10" w:before="0"/>
               <w:ind w:left="120"/>
             </w:pPr>
-            <w:hyperlink w:history="1" r:id="rIdai2r9w7zfiu1c1rr7hvmm">
+            <w:hyperlink w:history="1" r:id="rIdyggokgldc2flkyzk2f9eu">
               <w:r>
                 <w:rPr>
                   <w:rFonts w:ascii="Arial" w:cs="Arial" w:eastAsia="Arial" w:hAnsi="Arial"/>
@@ -21344,14 +21344,14 @@
                 <w:sz w:val="16"/>
                 <w:szCs w:val="16"/>
               </w:rPr>
-              <w:t xml:space="preserve">📖 HTML:</w:t>
+              <w:t xml:space="preserve">📖 EXERCISE:</w:t>
             </w:r>
           </w:p>
           <w:p>
             <w:pPr>
               <w:spacing w:after="20" w:before="0"/>
             </w:pPr>
-            <w:hyperlink w:history="1" r:id="rIdd-dghrxee8uwobd3renhz">
+            <w:hyperlink w:history="1" r:id="rIdgy4narjytharajlyiopkj">
               <w:r>
                 <w:rPr>
                   <w:rFonts w:ascii="Arial" w:cs="Arial" w:eastAsia="Arial" w:hAnsi="Arial"/>
@@ -21360,7 +21360,7 @@
                   <w:szCs w:val="16"/>
                   <w:u w:val="single" w:color="2E75B6"/>
                 </w:rPr>
-                <w:t xml:space="preserve">Theoretical and Experimental Probability (Flexbook)</w:t>
+                <w:t xml:space="preserve">Probability of Independent Events Practice</w:t>
               </w:r>
             </w:hyperlink>
           </w:p>
@@ -21384,7 +21384,7 @@
               <w:spacing w:after="10" w:before="0"/>
               <w:ind w:left="120"/>
             </w:pPr>
-            <w:hyperlink w:history="1" r:id="rId5nq9d5mutfhpdyuhf3xii">
+            <w:hyperlink w:history="1" r:id="rIdievtvubsboizlrqx-31m6">
               <w:r>
                 <w:rPr>
                   <w:rFonts w:ascii="Arial" w:cs="Arial" w:eastAsia="Arial" w:hAnsi="Arial"/>
@@ -21579,7 +21579,7 @@
             <w:pPr>
               <w:spacing w:after="20" w:before="0"/>
             </w:pPr>
-            <w:hyperlink w:history="1" r:id="rIdurtlu-suq7ud--c3b5ib5">
+            <w:hyperlink w:history="1" r:id="rIdpcq0mhb7torq8tlshpiuy">
               <w:r>
                 <w:rPr>
                   <w:rFonts w:ascii="Arial" w:cs="Arial" w:eastAsia="Arial" w:hAnsi="Arial"/>
@@ -21588,7 +21588,7 @@
                   <w:szCs w:val="16"/>
                   <w:u w:val="single" w:color="2E75B6"/>
                 </w:rPr>
-                <w:t xml:space="preserve">Compound probability of independent events</w:t>
+                <w:t xml:space="preserve">Compound probability of independent events -dubbed(KY)</w:t>
               </w:r>
             </w:hyperlink>
           </w:p>
@@ -21604,7 +21604,7 @@
                 <w:sz w:val="14"/>
                 <w:szCs w:val="14"/>
               </w:rPr>
-              <w:t xml:space="preserve">Source: Khan Academy (English - US curriculum)</w:t>
+              <w:t xml:space="preserve">Source: Khan Academy (Kiswahili)</w:t>
             </w:r>
           </w:p>
           <w:p>
@@ -21612,7 +21612,7 @@
               <w:spacing w:after="10" w:before="0"/>
               <w:ind w:left="120"/>
             </w:pPr>
-            <w:hyperlink w:history="1" r:id="rIds_flwp4exd_j5ihrft7dp">
+            <w:hyperlink w:history="1" r:id="rIdstnrozbfmnhcpqklzgjsa">
               <w:r>
                 <w:rPr>
                   <w:rFonts w:ascii="Arial" w:cs="Arial" w:eastAsia="Arial" w:hAnsi="Arial"/>
@@ -21650,14 +21650,14 @@
                 <w:sz w:val="16"/>
                 <w:szCs w:val="16"/>
               </w:rPr>
-              <w:t xml:space="preserve">📖 HTML:</w:t>
+              <w:t xml:space="preserve">📖 EXERCISE:</w:t>
             </w:r>
           </w:p>
           <w:p>
             <w:pPr>
               <w:spacing w:after="20" w:before="0"/>
             </w:pPr>
-            <w:hyperlink w:history="1" r:id="rIdnpeap3qdjs0vvxpf7lift">
+            <w:hyperlink w:history="1" r:id="rIdwax9bqt0sxwarqqmwcezv">
               <w:r>
                 <w:rPr>
                   <w:rFonts w:ascii="Arial" w:cs="Arial" w:eastAsia="Arial" w:hAnsi="Arial"/>
@@ -21666,7 +21666,7 @@
                   <w:szCs w:val="16"/>
                   <w:u w:val="single" w:color="2E75B6"/>
                 </w:rPr>
-                <w:t xml:space="preserve">Theoretical and Experimental Probability (Flexbook)</w:t>
+                <w:t xml:space="preserve">Independent probability</w:t>
               </w:r>
             </w:hyperlink>
           </w:p>
@@ -21682,7 +21682,7 @@
                 <w:sz w:val="14"/>
                 <w:szCs w:val="14"/>
               </w:rPr>
-              <w:t xml:space="preserve">Source: CK-12</w:t>
+              <w:t xml:space="preserve">Source: Khan Academy (English - US curriculum)</w:t>
             </w:r>
           </w:p>
           <w:p>
@@ -21690,7 +21690,7 @@
               <w:spacing w:after="10" w:before="0"/>
               <w:ind w:left="120"/>
             </w:pPr>
-            <w:hyperlink w:history="1" r:id="rId_kl_4ls1j3i55of_i-shn">
+            <w:hyperlink w:history="1" r:id="rIdoaaj9qqkrxooztztsghav">
               <w:r>
                 <w:rPr>
                   <w:rFonts w:ascii="Arial" w:cs="Arial" w:eastAsia="Arial" w:hAnsi="Arial"/>
@@ -21885,7 +21885,7 @@
             <w:pPr>
               <w:spacing w:after="20" w:before="0"/>
             </w:pPr>
-            <w:hyperlink w:history="1" r:id="rIdy7j3o8cpfso0etyzgaujn">
+            <w:hyperlink w:history="1" r:id="rIdhr5kahlt3ryawxe_b3da-">
               <w:r>
                 <w:rPr>
                   <w:rFonts w:ascii="Arial" w:cs="Arial" w:eastAsia="Arial" w:hAnsi="Arial"/>
@@ -21894,7 +21894,7 @@
                   <w:szCs w:val="16"/>
                   <w:u w:val="single" w:color="2E75B6"/>
                 </w:rPr>
-                <w:t xml:space="preserve">Compound probability of independent events</w:t>
+                <w:t xml:space="preserve">Compound probability of independent events -dubbed(KY)</w:t>
               </w:r>
             </w:hyperlink>
           </w:p>
@@ -21910,7 +21910,7 @@
                 <w:sz w:val="14"/>
                 <w:szCs w:val="14"/>
               </w:rPr>
-              <w:t xml:space="preserve">Source: Khan Academy (English - US curriculum)</w:t>
+              <w:t xml:space="preserve">Source: Khan Academy (Kiswahili)</w:t>
             </w:r>
           </w:p>
           <w:p>
@@ -21918,7 +21918,7 @@
               <w:spacing w:after="10" w:before="0"/>
               <w:ind w:left="120"/>
             </w:pPr>
-            <w:hyperlink w:history="1" r:id="rIdbujjrfrukt-gveoarkuip">
+            <w:hyperlink w:history="1" r:id="rIdrcho7hqstekikyg9kmwsz">
               <w:r>
                 <w:rPr>
                   <w:rFonts w:ascii="Arial" w:cs="Arial" w:eastAsia="Arial" w:hAnsi="Arial"/>
@@ -21956,14 +21956,14 @@
                 <w:sz w:val="16"/>
                 <w:szCs w:val="16"/>
               </w:rPr>
-              <w:t xml:space="preserve">📖 HTML:</w:t>
+              <w:t xml:space="preserve">📖 EXERCISE:</w:t>
             </w:r>
           </w:p>
           <w:p>
             <w:pPr>
               <w:spacing w:after="20" w:before="0"/>
             </w:pPr>
-            <w:hyperlink w:history="1" r:id="rIdykr-1ccrwwhvwjbj9rx5f">
+            <w:hyperlink w:history="1" r:id="rIdujdp0c1oe16rbuprvcevz">
               <w:r>
                 <w:rPr>
                   <w:rFonts w:ascii="Arial" w:cs="Arial" w:eastAsia="Arial" w:hAnsi="Arial"/>
@@ -21972,7 +21972,7 @@
                   <w:szCs w:val="16"/>
                   <w:u w:val="single" w:color="2E75B6"/>
                 </w:rPr>
-                <w:t xml:space="preserve">Theoretical and Experimental Probability (Flexbook)</w:t>
+                <w:t xml:space="preserve">Probability with general multiplication rule</w:t>
               </w:r>
             </w:hyperlink>
           </w:p>
@@ -21988,7 +21988,7 @@
                 <w:sz w:val="14"/>
                 <w:szCs w:val="14"/>
               </w:rPr>
-              <w:t xml:space="preserve">Source: CK-12</w:t>
+              <w:t xml:space="preserve">Source: Khan Academy (English - US curriculum)</w:t>
             </w:r>
           </w:p>
           <w:p>
@@ -21996,7 +21996,7 @@
               <w:spacing w:after="10" w:before="0"/>
               <w:ind w:left="120"/>
             </w:pPr>
-            <w:hyperlink w:history="1" r:id="rIdo12or_37ykcizi5gcfqyy">
+            <w:hyperlink w:history="1" r:id="rId1kj0y4rfhuroryksgnisr">
               <w:r>
                 <w:rPr>
                   <w:rFonts w:ascii="Arial" w:cs="Arial" w:eastAsia="Arial" w:hAnsi="Arial"/>
@@ -23483,7 +23483,7 @@
             <w:pPr>
               <w:spacing w:after="20" w:before="0"/>
             </w:pPr>
-            <w:hyperlink w:history="1" r:id="rIdky8687mwni86ljgx_zhh6">
+            <w:hyperlink w:history="1" r:id="rIdipe7ruurgznedqqip8rgu">
               <w:r>
                 <w:rPr>
                   <w:rFonts w:ascii="Arial" w:cs="Arial" w:eastAsia="Arial" w:hAnsi="Arial"/>
@@ -23492,7 +23492,7 @@
                   <w:szCs w:val="16"/>
                   <w:u w:val="single" w:color="2E75B6"/>
                 </w:rPr>
-                <w:t xml:space="preserve">Compound probability of independent events</w:t>
+                <w:t xml:space="preserve">General multiplication rule example: independent events</w:t>
               </w:r>
             </w:hyperlink>
           </w:p>
@@ -23516,7 +23516,7 @@
               <w:spacing w:after="10" w:before="0"/>
               <w:ind w:left="120"/>
             </w:pPr>
-            <w:hyperlink w:history="1" r:id="rIdpeoqeckvle5avst8v6quu">
+            <w:hyperlink w:history="1" r:id="rIdygjhdiuq7qdra-rxodjs1">
               <w:r>
                 <w:rPr>
                   <w:rFonts w:ascii="Arial" w:cs="Arial" w:eastAsia="Arial" w:hAnsi="Arial"/>
@@ -23554,14 +23554,14 @@
                 <w:sz w:val="16"/>
                 <w:szCs w:val="16"/>
               </w:rPr>
-              <w:t xml:space="preserve">📖 HTML:</w:t>
+              <w:t xml:space="preserve">📖 EXERCISE:</w:t>
             </w:r>
           </w:p>
           <w:p>
             <w:pPr>
               <w:spacing w:after="20" w:before="0"/>
             </w:pPr>
-            <w:hyperlink w:history="1" r:id="rIdh-x225ff05j9um7ihrfxn">
+            <w:hyperlink w:history="1" r:id="rIdibocgb-_42oyvz4puavmw">
               <w:r>
                 <w:rPr>
                   <w:rFonts w:ascii="Arial" w:cs="Arial" w:eastAsia="Arial" w:hAnsi="Arial"/>
@@ -23570,7 +23570,7 @@
                   <w:szCs w:val="16"/>
                   <w:u w:val="single" w:color="2E75B6"/>
                 </w:rPr>
-                <w:t xml:space="preserve">Theoretical and Experimental Probability (Flexbook)</w:t>
+                <w:t xml:space="preserve">Probability with general multiplication rule</w:t>
               </w:r>
             </w:hyperlink>
           </w:p>
@@ -23586,7 +23586,7 @@
                 <w:sz w:val="14"/>
                 <w:szCs w:val="14"/>
               </w:rPr>
-              <w:t xml:space="preserve">Source: CK-12</w:t>
+              <w:t xml:space="preserve">Source: Khan Academy (English - US curriculum)</w:t>
             </w:r>
           </w:p>
           <w:p>
@@ -23594,7 +23594,7 @@
               <w:spacing w:after="10" w:before="0"/>
               <w:ind w:left="120"/>
             </w:pPr>
-            <w:hyperlink w:history="1" r:id="rIdhfxetiydvpqv5p_botksv">
+            <w:hyperlink w:history="1" r:id="rIdayn7ymc9xtcsbly4pdyhr">
               <w:r>
                 <w:rPr>
                   <w:rFonts w:ascii="Arial" w:cs="Arial" w:eastAsia="Arial" w:hAnsi="Arial"/>
@@ -23789,7 +23789,7 @@
             <w:pPr>
               <w:spacing w:after="20" w:before="0"/>
             </w:pPr>
-            <w:hyperlink w:history="1" r:id="rIddratqsg7jplpk3f49hljy">
+            <w:hyperlink w:history="1" r:id="rIdhm97dmkex0yoxj-og4an5">
               <w:r>
                 <w:rPr>
                   <w:rFonts w:ascii="Arial" w:cs="Arial" w:eastAsia="Arial" w:hAnsi="Arial"/>
@@ -23798,7 +23798,7 @@
                   <w:szCs w:val="16"/>
                   <w:u w:val="single" w:color="2E75B6"/>
                 </w:rPr>
-                <w:t xml:space="preserve">Compound probability of independent events</w:t>
+                <w:t xml:space="preserve">Probability without equally likely events</w:t>
               </w:r>
             </w:hyperlink>
           </w:p>
@@ -23822,7 +23822,7 @@
               <w:spacing w:after="10" w:before="0"/>
               <w:ind w:left="120"/>
             </w:pPr>
-            <w:hyperlink w:history="1" r:id="rIdafbazsc_adrw3ibb6yqif">
+            <w:hyperlink w:history="1" r:id="rIdj5hajnwetxua1aaqbsl0r">
               <w:r>
                 <w:rPr>
                   <w:rFonts w:ascii="Arial" w:cs="Arial" w:eastAsia="Arial" w:hAnsi="Arial"/>
@@ -23867,7 +23867,7 @@
             <w:pPr>
               <w:spacing w:after="20" w:before="0"/>
             </w:pPr>
-            <w:hyperlink w:history="1" r:id="rIdo9zset_plqw4xlno1sm1v">
+            <w:hyperlink w:history="1" r:id="rIdsn9zv9n9m79x4swdbo5k4">
               <w:r>
                 <w:rPr>
                   <w:rFonts w:ascii="Arial" w:cs="Arial" w:eastAsia="Arial" w:hAnsi="Arial"/>
@@ -23876,7 +23876,7 @@
                   <w:szCs w:val="16"/>
                   <w:u w:val="single" w:color="2E75B6"/>
                 </w:rPr>
-                <w:t xml:space="preserve">Theoretical and Experimental Probability (Flexbook)</w:t>
+                <w:t xml:space="preserve">Independent, Conditional, and Mutually Exclusive Events (Flexbook)</w:t>
               </w:r>
             </w:hyperlink>
           </w:p>
@@ -23900,7 +23900,7 @@
               <w:spacing w:after="10" w:before="0"/>
               <w:ind w:left="120"/>
             </w:pPr>
-            <w:hyperlink w:history="1" r:id="rId9qbtbyl5ietihm9ydvjhe">
+            <w:hyperlink w:history="1" r:id="rId5tv0lxoueo_duitjyxiyr">
               <w:r>
                 <w:rPr>
                   <w:rFonts w:ascii="Arial" w:cs="Arial" w:eastAsia="Arial" w:hAnsi="Arial"/>
@@ -24095,7 +24095,7 @@
             <w:pPr>
               <w:spacing w:after="20" w:before="0"/>
             </w:pPr>
-            <w:hyperlink w:history="1" r:id="rIdrasvomg0rmcvs1vedjpxs">
+            <w:hyperlink w:history="1" r:id="rIdsevdhvpiufm5sxepcqpom">
               <w:r>
                 <w:rPr>
                   <w:rFonts w:ascii="Arial" w:cs="Arial" w:eastAsia="Arial" w:hAnsi="Arial"/>
@@ -24104,7 +24104,7 @@
                   <w:szCs w:val="16"/>
                   <w:u w:val="single" w:color="2E75B6"/>
                 </w:rPr>
-                <w:t xml:space="preserve">Compound probability of independent events</w:t>
+                <w:t xml:space="preserve">Die rolling probability with independent events</w:t>
               </w:r>
             </w:hyperlink>
           </w:p>
@@ -24128,7 +24128,7 @@
               <w:spacing w:after="10" w:before="0"/>
               <w:ind w:left="120"/>
             </w:pPr>
-            <w:hyperlink w:history="1" r:id="rId9h6ensxqcibrfjvjsarwf">
+            <w:hyperlink w:history="1" r:id="rId784rfe7dqvk9bmfahrxt2">
               <w:r>
                 <w:rPr>
                   <w:rFonts w:ascii="Arial" w:cs="Arial" w:eastAsia="Arial" w:hAnsi="Arial"/>
@@ -24173,7 +24173,7 @@
             <w:pPr>
               <w:spacing w:after="20" w:before="0"/>
             </w:pPr>
-            <w:hyperlink w:history="1" r:id="rId_-hw7yepd9yvqzzrlx6hs">
+            <w:hyperlink w:history="1" r:id="rIdolnyhsqhpkutmy26ouyne">
               <w:r>
                 <w:rPr>
                   <w:rFonts w:ascii="Arial" w:cs="Arial" w:eastAsia="Arial" w:hAnsi="Arial"/>
@@ -24182,7 +24182,7 @@
                   <w:szCs w:val="16"/>
                   <w:u w:val="single" w:color="2E75B6"/>
                 </w:rPr>
-                <w:t xml:space="preserve">Theoretical and Experimental Probability (Flexbook)</w:t>
+                <w:t xml:space="preserve">Probability of Independent Events (Flexbook)</w:t>
               </w:r>
             </w:hyperlink>
           </w:p>
@@ -24206,7 +24206,7 @@
               <w:spacing w:after="10" w:before="0"/>
               <w:ind w:left="120"/>
             </w:pPr>
-            <w:hyperlink w:history="1" r:id="rIdxdd0r9srs0s-zslbgwgw5">
+            <w:hyperlink w:history="1" r:id="rIdiepjv_k3pqwjdmysgo-yh">
               <w:r>
                 <w:rPr>
                   <w:rFonts w:ascii="Arial" w:cs="Arial" w:eastAsia="Arial" w:hAnsi="Arial"/>
@@ -24401,7 +24401,7 @@
             <w:pPr>
               <w:spacing w:after="20" w:before="0"/>
             </w:pPr>
-            <w:hyperlink w:history="1" r:id="rIdihmt8e_2_lm81tzhrkso6">
+            <w:hyperlink w:history="1" r:id="rId9yiihm0x2g0a9shsbj8dr">
               <w:r>
                 <w:rPr>
                   <w:rFonts w:ascii="Arial" w:cs="Arial" w:eastAsia="Arial" w:hAnsi="Arial"/>
@@ -24410,7 +24410,7 @@
                   <w:szCs w:val="16"/>
                   <w:u w:val="single" w:color="2E75B6"/>
                 </w:rPr>
-                <w:t xml:space="preserve">Compound probability of independent events</w:t>
+                <w:t xml:space="preserve">General multiplication rule example: dependent events</w:t>
               </w:r>
             </w:hyperlink>
           </w:p>
@@ -24434,7 +24434,7 @@
               <w:spacing w:after="10" w:before="0"/>
               <w:ind w:left="120"/>
             </w:pPr>
-            <w:hyperlink w:history="1" r:id="rIdpl9ckcu9ot7y7pfd2t40x">
+            <w:hyperlink w:history="1" r:id="rIda51wsf54arwptzd2bebt0">
               <w:r>
                 <w:rPr>
                   <w:rFonts w:ascii="Arial" w:cs="Arial" w:eastAsia="Arial" w:hAnsi="Arial"/>
@@ -24472,14 +24472,14 @@
                 <w:sz w:val="16"/>
                 <w:szCs w:val="16"/>
               </w:rPr>
-              <w:t xml:space="preserve">📖 HTML:</w:t>
+              <w:t xml:space="preserve">📖 EXERCISE:</w:t>
             </w:r>
           </w:p>
           <w:p>
             <w:pPr>
               <w:spacing w:after="20" w:before="0"/>
             </w:pPr>
-            <w:hyperlink w:history="1" r:id="rIdfxjy5e2b8cnjl66_miyrl">
+            <w:hyperlink w:history="1" r:id="rIdaqcsyey088ktwnjtgnbjq">
               <w:r>
                 <w:rPr>
                   <w:rFonts w:ascii="Arial" w:cs="Arial" w:eastAsia="Arial" w:hAnsi="Arial"/>
@@ -24488,7 +24488,7 @@
                   <w:szCs w:val="16"/>
                   <w:u w:val="single" w:color="2E75B6"/>
                 </w:rPr>
-                <w:t xml:space="preserve">Theoretical and Experimental Probability (Flexbook)</w:t>
+                <w:t xml:space="preserve">Probability of Independent Events Practice</w:t>
               </w:r>
             </w:hyperlink>
           </w:p>
@@ -24512,7 +24512,7 @@
               <w:spacing w:after="10" w:before="0"/>
               <w:ind w:left="120"/>
             </w:pPr>
-            <w:hyperlink w:history="1" r:id="rIdw43awgc_1r6oj3pe0uqmy">
+            <w:hyperlink w:history="1" r:id="rIdmmpjsz6uuckxfhvlywtzy">
               <w:r>
                 <w:rPr>
                   <w:rFonts w:ascii="Arial" w:cs="Arial" w:eastAsia="Arial" w:hAnsi="Arial"/>
@@ -24707,7 +24707,7 @@
             <w:pPr>
               <w:spacing w:after="20" w:before="0"/>
             </w:pPr>
-            <w:hyperlink w:history="1" r:id="rIdqkxj7yeizjtjd9wejleuf">
+            <w:hyperlink w:history="1" r:id="rIdqjxu5okjklzib3vpjndfd">
               <w:r>
                 <w:rPr>
                   <w:rFonts w:ascii="Arial" w:cs="Arial" w:eastAsia="Arial" w:hAnsi="Arial"/>
@@ -24716,7 +24716,7 @@
                   <w:szCs w:val="16"/>
                   <w:u w:val="single" w:color="2E75B6"/>
                 </w:rPr>
-                <w:t xml:space="preserve">Compound probability of independent events</w:t>
+                <w:t xml:space="preserve">Die rolling probability with independent events -dubbed(KY)</w:t>
               </w:r>
             </w:hyperlink>
           </w:p>
@@ -24732,7 +24732,7 @@
                 <w:sz w:val="14"/>
                 <w:szCs w:val="14"/>
               </w:rPr>
-              <w:t xml:space="preserve">Source: Khan Academy (English - US curriculum)</w:t>
+              <w:t xml:space="preserve">Source: Khan Academy (Kiswahili)</w:t>
             </w:r>
           </w:p>
           <w:p>
@@ -24740,7 +24740,7 @@
               <w:spacing w:after="10" w:before="0"/>
               <w:ind w:left="120"/>
             </w:pPr>
-            <w:hyperlink w:history="1" r:id="rIdpryfkk5fqr0lvhaxae-wj">
+            <w:hyperlink w:history="1" r:id="rIdyqzlzn_hf4ntkzzies-eg">
               <w:r>
                 <w:rPr>
                   <w:rFonts w:ascii="Arial" w:cs="Arial" w:eastAsia="Arial" w:hAnsi="Arial"/>
@@ -24778,14 +24778,14 @@
                 <w:sz w:val="16"/>
                 <w:szCs w:val="16"/>
               </w:rPr>
-              <w:t xml:space="preserve">📖 HTML:</w:t>
+              <w:t xml:space="preserve">📖 EXERCISE:</w:t>
             </w:r>
           </w:p>
           <w:p>
             <w:pPr>
               <w:spacing w:after="20" w:before="0"/>
             </w:pPr>
-            <w:hyperlink w:history="1" r:id="rIdnuzdks2xpimfexpzby9q4">
+            <w:hyperlink w:history="1" r:id="rIdiwptjqftfgfthc4au5w08">
               <w:r>
                 <w:rPr>
                   <w:rFonts w:ascii="Arial" w:cs="Arial" w:eastAsia="Arial" w:hAnsi="Arial"/>
@@ -24794,7 +24794,7 @@
                   <w:szCs w:val="16"/>
                   <w:u w:val="single" w:color="2E75B6"/>
                 </w:rPr>
-                <w:t xml:space="preserve">Theoretical and Experimental Probability (Flexbook)</w:t>
+                <w:t xml:space="preserve">Probability with general multiplication rule</w:t>
               </w:r>
             </w:hyperlink>
           </w:p>
@@ -24810,7 +24810,7 @@
                 <w:sz w:val="14"/>
                 <w:szCs w:val="14"/>
               </w:rPr>
-              <w:t xml:space="preserve">Source: CK-12</w:t>
+              <w:t xml:space="preserve">Source: Khan Academy (English - US curriculum)</w:t>
             </w:r>
           </w:p>
           <w:p>
@@ -24818,7 +24818,7 @@
               <w:spacing w:after="10" w:before="0"/>
               <w:ind w:left="120"/>
             </w:pPr>
-            <w:hyperlink w:history="1" r:id="rIdpq7aktp_gwsvk94xii-9d">
+            <w:hyperlink w:history="1" r:id="rId_jktpblunfcykrtinydpx">
               <w:r>
                 <w:rPr>
                   <w:rFonts w:ascii="Arial" w:cs="Arial" w:eastAsia="Arial" w:hAnsi="Arial"/>

--- a/data/outputs/v2/Essential_Mathematics/SS3.2_Probability_I/Essential_Mathematics_Probability_I_CBE_LessonSequence.docx
+++ b/data/outputs/v2/Essential_Mathematics/SS3.2_Probability_I/Essential_Mathematics_Probability_I_CBE_LessonSequence.docx
@@ -3123,7 +3123,7 @@
             <w:pPr>
               <w:spacing w:after="20" w:before="0"/>
             </w:pPr>
-            <w:hyperlink w:history="1" r:id="rIdhmgnlrqnogjqo9lbioaax">
+            <w:hyperlink w:history="1" r:id="rIdo0hdunxyyr1-nfa-nqj7t">
               <w:r>
                 <w:rPr>
                   <w:rFonts w:ascii="Arial" w:cs="Arial" w:eastAsia="Arial" w:hAnsi="Arial"/>
@@ -3156,7 +3156,7 @@
               <w:spacing w:after="10" w:before="0"/>
               <w:ind w:left="120"/>
             </w:pPr>
-            <w:hyperlink w:history="1" r:id="rIdlmblehqklpxgeaybuf-hh">
+            <w:hyperlink w:history="1" r:id="rId4xlwutg4mphq2oale95hn">
               <w:r>
                 <w:rPr>
                   <w:rFonts w:ascii="Arial" w:cs="Arial" w:eastAsia="Arial" w:hAnsi="Arial"/>
@@ -3201,7 +3201,7 @@
             <w:pPr>
               <w:spacing w:after="20" w:before="0"/>
             </w:pPr>
-            <w:hyperlink w:history="1" r:id="rIddhiqrodi9uubagfkkwjsb">
+            <w:hyperlink w:history="1" r:id="rIdu4igjawrlpewvyzccvuhb">
               <w:r>
                 <w:rPr>
                   <w:rFonts w:ascii="Arial" w:cs="Arial" w:eastAsia="Arial" w:hAnsi="Arial"/>
@@ -3234,7 +3234,7 @@
               <w:spacing w:after="10" w:before="0"/>
               <w:ind w:left="120"/>
             </w:pPr>
-            <w:hyperlink w:history="1" r:id="rIdrrhzfah2ntou-glnxzxrc">
+            <w:hyperlink w:history="1" r:id="rIdgeyqt8awhzy7zg1qfskkk">
               <w:r>
                 <w:rPr>
                   <w:rFonts w:ascii="Arial" w:cs="Arial" w:eastAsia="Arial" w:hAnsi="Arial"/>
@@ -3429,7 +3429,7 @@
             <w:pPr>
               <w:spacing w:after="20" w:before="0"/>
             </w:pPr>
-            <w:hyperlink w:history="1" r:id="rIdctvsj9wsymbhinza57fe-">
+            <w:hyperlink w:history="1" r:id="rIdg7yiwucfvlatwuuphoj8p">
               <w:r>
                 <w:rPr>
                   <w:rFonts w:ascii="Arial" w:cs="Arial" w:eastAsia="Arial" w:hAnsi="Arial"/>
@@ -3462,7 +3462,7 @@
               <w:spacing w:after="10" w:before="0"/>
               <w:ind w:left="120"/>
             </w:pPr>
-            <w:hyperlink w:history="1" r:id="rIdjmccfzhfwm73w1kwmbnle">
+            <w:hyperlink w:history="1" r:id="rIduxegl8hk3ebsx_-32l_on">
               <w:r>
                 <w:rPr>
                   <w:rFonts w:ascii="Arial" w:cs="Arial" w:eastAsia="Arial" w:hAnsi="Arial"/>
@@ -3507,7 +3507,7 @@
             <w:pPr>
               <w:spacing w:after="20" w:before="0"/>
             </w:pPr>
-            <w:hyperlink w:history="1" r:id="rIdkh_tjidurima01c5cvf2a">
+            <w:hyperlink w:history="1" r:id="rIdduls_34-oj7w6zhca-i-q">
               <w:r>
                 <w:rPr>
                   <w:rFonts w:ascii="Arial" w:cs="Arial" w:eastAsia="Arial" w:hAnsi="Arial"/>
@@ -3540,7 +3540,7 @@
               <w:spacing w:after="10" w:before="0"/>
               <w:ind w:left="120"/>
             </w:pPr>
-            <w:hyperlink w:history="1" r:id="rIdwevaoc8cnobqmskej06hc">
+            <w:hyperlink w:history="1" r:id="rId-l-7b36-w9yjfeznsrgly">
               <w:r>
                 <w:rPr>
                   <w:rFonts w:ascii="Arial" w:cs="Arial" w:eastAsia="Arial" w:hAnsi="Arial"/>
@@ -3735,7 +3735,7 @@
             <w:pPr>
               <w:spacing w:after="20" w:before="0"/>
             </w:pPr>
-            <w:hyperlink w:history="1" r:id="rIdy-3iurchzg1hbyedi699x">
+            <w:hyperlink w:history="1" r:id="rIdvhj8sbbs18bct3ggrgk2g">
               <w:r>
                 <w:rPr>
                   <w:rFonts w:ascii="Arial" w:cs="Arial" w:eastAsia="Arial" w:hAnsi="Arial"/>
@@ -3768,7 +3768,7 @@
               <w:spacing w:after="10" w:before="0"/>
               <w:ind w:left="120"/>
             </w:pPr>
-            <w:hyperlink w:history="1" r:id="rIdvt9cw13ueprxqhfiajwcw">
+            <w:hyperlink w:history="1" r:id="rIdk_hnn6beytbot9k7hmtag">
               <w:r>
                 <w:rPr>
                   <w:rFonts w:ascii="Arial" w:cs="Arial" w:eastAsia="Arial" w:hAnsi="Arial"/>
@@ -3813,7 +3813,7 @@
             <w:pPr>
               <w:spacing w:after="20" w:before="0"/>
             </w:pPr>
-            <w:hyperlink w:history="1" r:id="rIduqtufuaexdvxrqmqkr-dh">
+            <w:hyperlink w:history="1" r:id="rIdx2bfad-caqhstlvw1wsh3">
               <w:r>
                 <w:rPr>
                   <w:rFonts w:ascii="Arial" w:cs="Arial" w:eastAsia="Arial" w:hAnsi="Arial"/>
@@ -3846,7 +3846,7 @@
               <w:spacing w:after="10" w:before="0"/>
               <w:ind w:left="120"/>
             </w:pPr>
-            <w:hyperlink w:history="1" r:id="rId0btrpfh7xxlbz36nnqxpf">
+            <w:hyperlink w:history="1" r:id="rIdpbbhno5vx2rer89vrxxr_">
               <w:r>
                 <w:rPr>
                   <w:rFonts w:ascii="Arial" w:cs="Arial" w:eastAsia="Arial" w:hAnsi="Arial"/>
@@ -4041,7 +4041,7 @@
             <w:pPr>
               <w:spacing w:after="20" w:before="0"/>
             </w:pPr>
-            <w:hyperlink w:history="1" r:id="rIdsdaqdnt_riqd_kwrijm__">
+            <w:hyperlink w:history="1" r:id="rIdong1-srk5y02dkymas3cw">
               <w:r>
                 <w:rPr>
                   <w:rFonts w:ascii="Arial" w:cs="Arial" w:eastAsia="Arial" w:hAnsi="Arial"/>
@@ -4074,7 +4074,7 @@
               <w:spacing w:after="10" w:before="0"/>
               <w:ind w:left="120"/>
             </w:pPr>
-            <w:hyperlink w:history="1" r:id="rIdtl_zpariatdwxuntn_t1a">
+            <w:hyperlink w:history="1" r:id="rIdirlt0don0ypjfifzfwbn3">
               <w:r>
                 <w:rPr>
                   <w:rFonts w:ascii="Arial" w:cs="Arial" w:eastAsia="Arial" w:hAnsi="Arial"/>
@@ -4119,7 +4119,7 @@
             <w:pPr>
               <w:spacing w:after="20" w:before="0"/>
             </w:pPr>
-            <w:hyperlink w:history="1" r:id="rIdeaj2w04rg2nrg3x9pcreh">
+            <w:hyperlink w:history="1" r:id="rIdsvqeez9lvgftduedb_ctc">
               <w:r>
                 <w:rPr>
                   <w:rFonts w:ascii="Arial" w:cs="Arial" w:eastAsia="Arial" w:hAnsi="Arial"/>
@@ -4152,7 +4152,7 @@
               <w:spacing w:after="10" w:before="0"/>
               <w:ind w:left="120"/>
             </w:pPr>
-            <w:hyperlink w:history="1" r:id="rIdknkum05vqb7v4zijyp9ew">
+            <w:hyperlink w:history="1" r:id="rId9hagsf92mchl2ag_l-tfk">
               <w:r>
                 <w:rPr>
                   <w:rFonts w:ascii="Arial" w:cs="Arial" w:eastAsia="Arial" w:hAnsi="Arial"/>
@@ -4347,7 +4347,7 @@
             <w:pPr>
               <w:spacing w:after="20" w:before="0"/>
             </w:pPr>
-            <w:hyperlink w:history="1" r:id="rIdkvmia7hclb3qpmts0wtfn">
+            <w:hyperlink w:history="1" r:id="rIdknu0p72smpljer0y4np_r">
               <w:r>
                 <w:rPr>
                   <w:rFonts w:ascii="Arial" w:cs="Arial" w:eastAsia="Arial" w:hAnsi="Arial"/>
@@ -4380,7 +4380,7 @@
               <w:spacing w:after="10" w:before="0"/>
               <w:ind w:left="120"/>
             </w:pPr>
-            <w:hyperlink w:history="1" r:id="rIdrb-jsfyn5li7vdp5qw_lv">
+            <w:hyperlink w:history="1" r:id="rIdt_wt3qkgb9an0ehcayu7l">
               <w:r>
                 <w:rPr>
                   <w:rFonts w:ascii="Arial" w:cs="Arial" w:eastAsia="Arial" w:hAnsi="Arial"/>
@@ -4425,7 +4425,7 @@
             <w:pPr>
               <w:spacing w:after="20" w:before="0"/>
             </w:pPr>
-            <w:hyperlink w:history="1" r:id="rIdkyls2dvdne5v5xbjwoyn-">
+            <w:hyperlink w:history="1" r:id="rIdcxmnyjhd3iudwl1x85el5">
               <w:r>
                 <w:rPr>
                   <w:rFonts w:ascii="Arial" w:cs="Arial" w:eastAsia="Arial" w:hAnsi="Arial"/>
@@ -4434,7 +4434,7 @@
                   <w:szCs w:val="16"/>
                   <w:u w:val="single" w:color="2E75B6"/>
                 </w:rPr>
-                <w:t xml:space="preserve">Independent probability</w:t>
+                <w:t xml:space="preserve">Experimental probability</w:t>
               </w:r>
             </w:hyperlink>
           </w:p>
@@ -4458,7 +4458,7 @@
               <w:spacing w:after="10" w:before="0"/>
               <w:ind w:left="120"/>
             </w:pPr>
-            <w:hyperlink w:history="1" r:id="rId54hlqoto3d1r53ow30aa8">
+            <w:hyperlink w:history="1" r:id="rIdxsslmrmjlrnsk8iwhoutb">
               <w:r>
                 <w:rPr>
                   <w:rFonts w:ascii="Arial" w:cs="Arial" w:eastAsia="Arial" w:hAnsi="Arial"/>
@@ -5945,7 +5945,7 @@
             <w:pPr>
               <w:spacing w:after="20" w:before="0"/>
             </w:pPr>
-            <w:hyperlink w:history="1" r:id="rId_zho3ozs7suadn3amxj9z">
+            <w:hyperlink w:history="1" r:id="rIdqrmqkdoitps3wps21lk-r">
               <w:r>
                 <w:rPr>
                   <w:rFonts w:ascii="Arial" w:cs="Arial" w:eastAsia="Arial" w:hAnsi="Arial"/>
@@ -5978,7 +5978,7 @@
               <w:spacing w:after="10" w:before="0"/>
               <w:ind w:left="120"/>
             </w:pPr>
-            <w:hyperlink w:history="1" r:id="rId-56sex08vhsk1tiqtithh">
+            <w:hyperlink w:history="1" r:id="rId8mrmheg6plvigrrjb9edm">
               <w:r>
                 <w:rPr>
                   <w:rFonts w:ascii="Arial" w:cs="Arial" w:eastAsia="Arial" w:hAnsi="Arial"/>
@@ -6023,7 +6023,7 @@
             <w:pPr>
               <w:spacing w:after="20" w:before="0"/>
             </w:pPr>
-            <w:hyperlink w:history="1" r:id="rId0x-unqitzf6yq0rziurgk">
+            <w:hyperlink w:history="1" r:id="rIdzai637mx7ktyon9hp_caj">
               <w:r>
                 <w:rPr>
                   <w:rFonts w:ascii="Arial" w:cs="Arial" w:eastAsia="Arial" w:hAnsi="Arial"/>
@@ -6056,7 +6056,7 @@
               <w:spacing w:after="10" w:before="0"/>
               <w:ind w:left="120"/>
             </w:pPr>
-            <w:hyperlink w:history="1" r:id="rId-5kirvm2guqdhxtexpwmj">
+            <w:hyperlink w:history="1" r:id="rIdu8oxg1fbkqoi80blrfwuy">
               <w:r>
                 <w:rPr>
                   <w:rFonts w:ascii="Arial" w:cs="Arial" w:eastAsia="Arial" w:hAnsi="Arial"/>
@@ -6251,7 +6251,7 @@
             <w:pPr>
               <w:spacing w:after="20" w:before="0"/>
             </w:pPr>
-            <w:hyperlink w:history="1" r:id="rId69jxjr8qbsiurplcfs8am">
+            <w:hyperlink w:history="1" r:id="rIdxtmumbnbrpxghkslvjll_">
               <w:r>
                 <w:rPr>
                   <w:rFonts w:ascii="Arial" w:cs="Arial" w:eastAsia="Arial" w:hAnsi="Arial"/>
@@ -6284,7 +6284,7 @@
               <w:spacing w:after="10" w:before="0"/>
               <w:ind w:left="120"/>
             </w:pPr>
-            <w:hyperlink w:history="1" r:id="rIdnbhfqra78drz0xhdzjior">
+            <w:hyperlink w:history="1" r:id="rIdzczukkzuc0nnhlxqixczn">
               <w:r>
                 <w:rPr>
                   <w:rFonts w:ascii="Arial" w:cs="Arial" w:eastAsia="Arial" w:hAnsi="Arial"/>
@@ -6329,7 +6329,7 @@
             <w:pPr>
               <w:spacing w:after="20" w:before="0"/>
             </w:pPr>
-            <w:hyperlink w:history="1" r:id="rIdn-ie44zzsixnbwxmnkh7n">
+            <w:hyperlink w:history="1" r:id="rIdjaicku5_2aq_xlsqarpg5">
               <w:r>
                 <w:rPr>
                   <w:rFonts w:ascii="Arial" w:cs="Arial" w:eastAsia="Arial" w:hAnsi="Arial"/>
@@ -6362,7 +6362,7 @@
               <w:spacing w:after="10" w:before="0"/>
               <w:ind w:left="120"/>
             </w:pPr>
-            <w:hyperlink w:history="1" r:id="rIddqhdj_g2qcxl86ofjfanl">
+            <w:hyperlink w:history="1" r:id="rIdwafw7tgf44vjelpdzqumv">
               <w:r>
                 <w:rPr>
                   <w:rFonts w:ascii="Arial" w:cs="Arial" w:eastAsia="Arial" w:hAnsi="Arial"/>
@@ -6557,7 +6557,7 @@
             <w:pPr>
               <w:spacing w:after="20" w:before="0"/>
             </w:pPr>
-            <w:hyperlink w:history="1" r:id="rIdnjm8ribtwatk5gl_qtz7i">
+            <w:hyperlink w:history="1" r:id="rIdj_kmsv0wrsq_yozfw9hzy">
               <w:r>
                 <w:rPr>
                   <w:rFonts w:ascii="Arial" w:cs="Arial" w:eastAsia="Arial" w:hAnsi="Arial"/>
@@ -6590,7 +6590,7 @@
               <w:spacing w:after="10" w:before="0"/>
               <w:ind w:left="120"/>
             </w:pPr>
-            <w:hyperlink w:history="1" r:id="rIdi7rwlnej5-yn1ogav7kuf">
+            <w:hyperlink w:history="1" r:id="rIdxiz_zpx4tvkr9xyswn2dw">
               <w:r>
                 <w:rPr>
                   <w:rFonts w:ascii="Arial" w:cs="Arial" w:eastAsia="Arial" w:hAnsi="Arial"/>
@@ -6628,14 +6628,14 @@
                 <w:sz w:val="16"/>
                 <w:szCs w:val="16"/>
               </w:rPr>
-              <w:t xml:space="preserve">📖 HTML:</w:t>
+              <w:t xml:space="preserve">📖 EXERCISE:</w:t>
             </w:r>
           </w:p>
           <w:p>
             <w:pPr>
               <w:spacing w:after="20" w:before="0"/>
             </w:pPr>
-            <w:hyperlink w:history="1" r:id="rIdq_e9tgfhwgrs0x1euyaqc">
+            <w:hyperlink w:history="1" r:id="rIdlu4mvlebzr2qckd6a82hd">
               <w:r>
                 <w:rPr>
                   <w:rFonts w:ascii="Arial" w:cs="Arial" w:eastAsia="Arial" w:hAnsi="Arial"/>
@@ -6644,7 +6644,7 @@
                   <w:szCs w:val="16"/>
                   <w:u w:val="single" w:color="2E75B6"/>
                 </w:rPr>
-                <w:t xml:space="preserve">Independent Events and Sample Spaces (Flexbook)</w:t>
+                <w:t xml:space="preserve">Independent probability</w:t>
               </w:r>
             </w:hyperlink>
           </w:p>
@@ -6660,7 +6660,7 @@
                 <w:sz w:val="14"/>
                 <w:szCs w:val="14"/>
               </w:rPr>
-              <w:t xml:space="preserve">Source: CK-12</w:t>
+              <w:t xml:space="preserve">Source: Khan Academy (English - US curriculum)</w:t>
             </w:r>
           </w:p>
           <w:p>
@@ -6668,7 +6668,7 @@
               <w:spacing w:after="10" w:before="0"/>
               <w:ind w:left="120"/>
             </w:pPr>
-            <w:hyperlink w:history="1" r:id="rIdiys1rqvpqphtzhkgpf27a">
+            <w:hyperlink w:history="1" r:id="rId_llpqv-dy1pw5osgcdxjx">
               <w:r>
                 <w:rPr>
                   <w:rFonts w:ascii="Arial" w:cs="Arial" w:eastAsia="Arial" w:hAnsi="Arial"/>
@@ -6863,7 +6863,7 @@
             <w:pPr>
               <w:spacing w:after="20" w:before="0"/>
             </w:pPr>
-            <w:hyperlink w:history="1" r:id="rIdtim2ycbrwihb4iqq31nsz">
+            <w:hyperlink w:history="1" r:id="rIddypywkmgxp5u-qjrsewnf">
               <w:r>
                 <w:rPr>
                   <w:rFonts w:ascii="Arial" w:cs="Arial" w:eastAsia="Arial" w:hAnsi="Arial"/>
@@ -6896,7 +6896,7 @@
               <w:spacing w:after="10" w:before="0"/>
               <w:ind w:left="120"/>
             </w:pPr>
-            <w:hyperlink w:history="1" r:id="rId79nbmvjkjt87qz0ilaq1u">
+            <w:hyperlink w:history="1" r:id="rIdbwqkkaxr_phrvno8v-0az">
               <w:r>
                 <w:rPr>
                   <w:rFonts w:ascii="Arial" w:cs="Arial" w:eastAsia="Arial" w:hAnsi="Arial"/>
@@ -6934,14 +6934,14 @@
                 <w:sz w:val="16"/>
                 <w:szCs w:val="16"/>
               </w:rPr>
-              <w:t xml:space="preserve">📖 EXERCISE:</w:t>
+              <w:t xml:space="preserve">📖 HTML:</w:t>
             </w:r>
           </w:p>
           <w:p>
             <w:pPr>
               <w:spacing w:after="20" w:before="0"/>
             </w:pPr>
-            <w:hyperlink w:history="1" r:id="rIdsdelwnog5dcpn6gzyghza">
+            <w:hyperlink w:history="1" r:id="rIdd8o6snnsvqpefjnz3shv7">
               <w:r>
                 <w:rPr>
                   <w:rFonts w:ascii="Arial" w:cs="Arial" w:eastAsia="Arial" w:hAnsi="Arial"/>
@@ -6950,7 +6950,7 @@
                   <w:szCs w:val="16"/>
                   <w:u w:val="single" w:color="2E75B6"/>
                 </w:rPr>
-                <w:t xml:space="preserve">Independent Events and Sample Spaces Practice</w:t>
+                <w:t xml:space="preserve">Probability of Independent Events (Flexbook)</w:t>
               </w:r>
             </w:hyperlink>
           </w:p>
@@ -6974,7 +6974,7 @@
               <w:spacing w:after="10" w:before="0"/>
               <w:ind w:left="120"/>
             </w:pPr>
-            <w:hyperlink w:history="1" r:id="rId31mxdk5gonnclm60dbkee">
+            <w:hyperlink w:history="1" r:id="rIdy2o4ibxa15_e4wmzigimj">
               <w:r>
                 <w:rPr>
                   <w:rFonts w:ascii="Arial" w:cs="Arial" w:eastAsia="Arial" w:hAnsi="Arial"/>
@@ -7169,7 +7169,7 @@
             <w:pPr>
               <w:spacing w:after="20" w:before="0"/>
             </w:pPr>
-            <w:hyperlink w:history="1" r:id="rIda36z6tgcp7etousjwjwnc">
+            <w:hyperlink w:history="1" r:id="rIdmsohhdt2q4o1qrh1umpvw">
               <w:r>
                 <w:rPr>
                   <w:rFonts w:ascii="Arial" w:cs="Arial" w:eastAsia="Arial" w:hAnsi="Arial"/>
@@ -7178,7 +7178,7 @@
                   <w:szCs w:val="16"/>
                   <w:u w:val="single" w:color="2E75B6"/>
                 </w:rPr>
-                <w:t xml:space="preserve">Experimental versus theoretical probability simulation</w:t>
+                <w:t xml:space="preserve">Die rolling probability</w:t>
               </w:r>
             </w:hyperlink>
           </w:p>
@@ -7202,7 +7202,7 @@
               <w:spacing w:after="10" w:before="0"/>
               <w:ind w:left="120"/>
             </w:pPr>
-            <w:hyperlink w:history="1" r:id="rIdetzfb61gbdkogzpp-azr-">
+            <w:hyperlink w:history="1" r:id="rIdqhv36lhjna-6jdehkmgvc">
               <w:r>
                 <w:rPr>
                   <w:rFonts w:ascii="Arial" w:cs="Arial" w:eastAsia="Arial" w:hAnsi="Arial"/>
@@ -7247,7 +7247,7 @@
             <w:pPr>
               <w:spacing w:after="20" w:before="0"/>
             </w:pPr>
-            <w:hyperlink w:history="1" r:id="rIdireqngnyclfmk0fo4azaj">
+            <w:hyperlink w:history="1" r:id="rIday6i48db-wkdtdlu5kup2">
               <w:r>
                 <w:rPr>
                   <w:rFonts w:ascii="Arial" w:cs="Arial" w:eastAsia="Arial" w:hAnsi="Arial"/>
@@ -7256,7 +7256,7 @@
                   <w:szCs w:val="16"/>
                   <w:u w:val="single" w:color="2E75B6"/>
                 </w:rPr>
-                <w:t xml:space="preserve">Independent probability</w:t>
+                <w:t xml:space="preserve">Probability of Independent Events Practice</w:t>
               </w:r>
             </w:hyperlink>
           </w:p>
@@ -7272,7 +7272,7 @@
                 <w:sz w:val="14"/>
                 <w:szCs w:val="14"/>
               </w:rPr>
-              <w:t xml:space="preserve">Source: Khan Academy (English - US curriculum)</w:t>
+              <w:t xml:space="preserve">Source: CK-12</w:t>
             </w:r>
           </w:p>
           <w:p>
@@ -7280,7 +7280,7 @@
               <w:spacing w:after="10" w:before="0"/>
               <w:ind w:left="120"/>
             </w:pPr>
-            <w:hyperlink w:history="1" r:id="rId9txvxmwqetshhityozpoa">
+            <w:hyperlink w:history="1" r:id="rId6qqld-8zg268p_bkfiicp">
               <w:r>
                 <w:rPr>
                   <w:rFonts w:ascii="Arial" w:cs="Arial" w:eastAsia="Arial" w:hAnsi="Arial"/>
@@ -8767,7 +8767,7 @@
             <w:pPr>
               <w:spacing w:after="20" w:before="0"/>
             </w:pPr>
-            <w:hyperlink w:history="1" r:id="rIdgqyuw2z3qlyy-kopnen75">
+            <w:hyperlink w:history="1" r:id="rIdx98oevjm8zm5hndtwn9hr">
               <w:r>
                 <w:rPr>
                   <w:rFonts w:ascii="Arial" w:cs="Arial" w:eastAsia="Arial" w:hAnsi="Arial"/>
@@ -8800,7 +8800,7 @@
               <w:spacing w:after="10" w:before="0"/>
               <w:ind w:left="120"/>
             </w:pPr>
-            <w:hyperlink w:history="1" r:id="rId0wbdvn-fccbur2n5apy0k">
+            <w:hyperlink w:history="1" r:id="rId28iyr1tqe67wb-wrayb02">
               <w:r>
                 <w:rPr>
                   <w:rFonts w:ascii="Arial" w:cs="Arial" w:eastAsia="Arial" w:hAnsi="Arial"/>
@@ -8845,7 +8845,7 @@
             <w:pPr>
               <w:spacing w:after="20" w:before="0"/>
             </w:pPr>
-            <w:hyperlink w:history="1" r:id="rIdgjqdxtrn2tkjlmi886p6w">
+            <w:hyperlink w:history="1" r:id="rIdbcm2lc02xd9cfrvzbenfx">
               <w:r>
                 <w:rPr>
                   <w:rFonts w:ascii="Arial" w:cs="Arial" w:eastAsia="Arial" w:hAnsi="Arial"/>
@@ -8878,7 +8878,7 @@
               <w:spacing w:after="10" w:before="0"/>
               <w:ind w:left="120"/>
             </w:pPr>
-            <w:hyperlink w:history="1" r:id="rIdtvy0i7h9r30rdbtef04i5">
+            <w:hyperlink w:history="1" r:id="rIdqk5zugrdct8i12ulmabsk">
               <w:r>
                 <w:rPr>
                   <w:rFonts w:ascii="Arial" w:cs="Arial" w:eastAsia="Arial" w:hAnsi="Arial"/>
@@ -9073,7 +9073,7 @@
             <w:pPr>
               <w:spacing w:after="20" w:before="0"/>
             </w:pPr>
-            <w:hyperlink w:history="1" r:id="rIdstkxxpuatq2qg7-pbjrsz">
+            <w:hyperlink w:history="1" r:id="rIdsceappz-prucg2vyav1j-">
               <w:r>
                 <w:rPr>
                   <w:rFonts w:ascii="Arial" w:cs="Arial" w:eastAsia="Arial" w:hAnsi="Arial"/>
@@ -9106,7 +9106,7 @@
               <w:spacing w:after="10" w:before="0"/>
               <w:ind w:left="120"/>
             </w:pPr>
-            <w:hyperlink w:history="1" r:id="rIduczzadzgcc-5b2c-gpycq">
+            <w:hyperlink w:history="1" r:id="rIdmqnv6jze1bnowqevhcgut">
               <w:r>
                 <w:rPr>
                   <w:rFonts w:ascii="Arial" w:cs="Arial" w:eastAsia="Arial" w:hAnsi="Arial"/>
@@ -9151,7 +9151,7 @@
             <w:pPr>
               <w:spacing w:after="20" w:before="0"/>
             </w:pPr>
-            <w:hyperlink w:history="1" r:id="rIdf39ezd_hz9unzyy2pewkw">
+            <w:hyperlink w:history="1" r:id="rId9ih00lhlflkvr36lioxv4">
               <w:r>
                 <w:rPr>
                   <w:rFonts w:ascii="Arial" w:cs="Arial" w:eastAsia="Arial" w:hAnsi="Arial"/>
@@ -9184,7 +9184,7 @@
               <w:spacing w:after="10" w:before="0"/>
               <w:ind w:left="120"/>
             </w:pPr>
-            <w:hyperlink w:history="1" r:id="rIddd5iijkjqlz2osyuxkihw">
+            <w:hyperlink w:history="1" r:id="rId3_t2yfrg54keivc6xowfu">
               <w:r>
                 <w:rPr>
                   <w:rFonts w:ascii="Arial" w:cs="Arial" w:eastAsia="Arial" w:hAnsi="Arial"/>
@@ -9379,7 +9379,7 @@
             <w:pPr>
               <w:spacing w:after="20" w:before="0"/>
             </w:pPr>
-            <w:hyperlink w:history="1" r:id="rId9carqenwvpk_28_zbyjnx">
+            <w:hyperlink w:history="1" r:id="rId-nbnvr2o05-oyx43vrfro">
               <w:r>
                 <w:rPr>
                   <w:rFonts w:ascii="Arial" w:cs="Arial" w:eastAsia="Arial" w:hAnsi="Arial"/>
@@ -9412,7 +9412,7 @@
               <w:spacing w:after="10" w:before="0"/>
               <w:ind w:left="120"/>
             </w:pPr>
-            <w:hyperlink w:history="1" r:id="rIdurqjtrogpwadvgbfjqbge">
+            <w:hyperlink w:history="1" r:id="rIdcdwwtwaes5f0ajhy0mh-p">
               <w:r>
                 <w:rPr>
                   <w:rFonts w:ascii="Arial" w:cs="Arial" w:eastAsia="Arial" w:hAnsi="Arial"/>
@@ -9457,7 +9457,7 @@
             <w:pPr>
               <w:spacing w:after="20" w:before="0"/>
             </w:pPr>
-            <w:hyperlink w:history="1" r:id="rIdqbkgw692wjnlqu6wuflhz">
+            <w:hyperlink w:history="1" r:id="rIdsic0c6tazauqf-ew_vmvy">
               <w:r>
                 <w:rPr>
                   <w:rFonts w:ascii="Arial" w:cs="Arial" w:eastAsia="Arial" w:hAnsi="Arial"/>
@@ -9490,7 +9490,7 @@
               <w:spacing w:after="10" w:before="0"/>
               <w:ind w:left="120"/>
             </w:pPr>
-            <w:hyperlink w:history="1" r:id="rIdbln50s0xysupvoxa_vb5i">
+            <w:hyperlink w:history="1" r:id="rIdm2wrg1lqtp0h_dakomhux">
               <w:r>
                 <w:rPr>
                   <w:rFonts w:ascii="Arial" w:cs="Arial" w:eastAsia="Arial" w:hAnsi="Arial"/>
@@ -9685,7 +9685,7 @@
             <w:pPr>
               <w:spacing w:after="20" w:before="0"/>
             </w:pPr>
-            <w:hyperlink w:history="1" r:id="rIdvbmnrm_o6zo0wm1fhkemz">
+            <w:hyperlink w:history="1" r:id="rIdajk9ad38ppxzt4vec7gw0">
               <w:r>
                 <w:rPr>
                   <w:rFonts w:ascii="Arial" w:cs="Arial" w:eastAsia="Arial" w:hAnsi="Arial"/>
@@ -9718,7 +9718,7 @@
               <w:spacing w:after="10" w:before="0"/>
               <w:ind w:left="120"/>
             </w:pPr>
-            <w:hyperlink w:history="1" r:id="rIdq_m6lvozfw2c72vrgwzul">
+            <w:hyperlink w:history="1" r:id="rIdn1mnoxctosshrypvf1g-m">
               <w:r>
                 <w:rPr>
                   <w:rFonts w:ascii="Arial" w:cs="Arial" w:eastAsia="Arial" w:hAnsi="Arial"/>
@@ -9763,7 +9763,7 @@
             <w:pPr>
               <w:spacing w:after="20" w:before="0"/>
             </w:pPr>
-            <w:hyperlink w:history="1" r:id="rId9cl8fbvhttnjkcnxbvz6w">
+            <w:hyperlink w:history="1" r:id="rId2a5qgymmrbrivmpnw9r4y">
               <w:r>
                 <w:rPr>
                   <w:rFonts w:ascii="Arial" w:cs="Arial" w:eastAsia="Arial" w:hAnsi="Arial"/>
@@ -9796,7 +9796,7 @@
               <w:spacing w:after="10" w:before="0"/>
               <w:ind w:left="120"/>
             </w:pPr>
-            <w:hyperlink w:history="1" r:id="rIdzoyjdu89swbi1ydyktm5r">
+            <w:hyperlink w:history="1" r:id="rIduds2qf-2ckeyme3vl7ibj">
               <w:r>
                 <w:rPr>
                   <w:rFonts w:ascii="Arial" w:cs="Arial" w:eastAsia="Arial" w:hAnsi="Arial"/>
@@ -9991,7 +9991,7 @@
             <w:pPr>
               <w:spacing w:after="20" w:before="0"/>
             </w:pPr>
-            <w:hyperlink w:history="1" r:id="rIdhadk12wbneb4onuxlnc7n">
+            <w:hyperlink w:history="1" r:id="rIdvsftfwcaiggjrkxtdbsoa">
               <w:r>
                 <w:rPr>
                   <w:rFonts w:ascii="Arial" w:cs="Arial" w:eastAsia="Arial" w:hAnsi="Arial"/>
@@ -10024,7 +10024,7 @@
               <w:spacing w:after="10" w:before="0"/>
               <w:ind w:left="120"/>
             </w:pPr>
-            <w:hyperlink w:history="1" r:id="rIdnaqnstgrmfc-lje7iazhl">
+            <w:hyperlink w:history="1" r:id="rIdnc8fs6z2wcixow1uupkj4">
               <w:r>
                 <w:rPr>
                   <w:rFonts w:ascii="Arial" w:cs="Arial" w:eastAsia="Arial" w:hAnsi="Arial"/>
@@ -10069,7 +10069,7 @@
             <w:pPr>
               <w:spacing w:after="20" w:before="0"/>
             </w:pPr>
-            <w:hyperlink w:history="1" r:id="rIdurivxmtfelzi9bxoejet8">
+            <w:hyperlink w:history="1" r:id="rIdddewesnoo4toz7cwxo5sm">
               <w:r>
                 <w:rPr>
                   <w:rFonts w:ascii="Arial" w:cs="Arial" w:eastAsia="Arial" w:hAnsi="Arial"/>
@@ -10102,7 +10102,7 @@
               <w:spacing w:after="10" w:before="0"/>
               <w:ind w:left="120"/>
             </w:pPr>
-            <w:hyperlink w:history="1" r:id="rId6oh7zoqg_k-mwsj8hm7pk">
+            <w:hyperlink w:history="1" r:id="rIdydwn3ugwqdpqskpgmpa1b">
               <w:r>
                 <w:rPr>
                   <w:rFonts w:ascii="Arial" w:cs="Arial" w:eastAsia="Arial" w:hAnsi="Arial"/>
@@ -11589,7 +11589,7 @@
             <w:pPr>
               <w:spacing w:after="20" w:before="0"/>
             </w:pPr>
-            <w:hyperlink w:history="1" r:id="rIdb6nlvvpvfm_7g0v38ae2d">
+            <w:hyperlink w:history="1" r:id="rIdspnlouw0hormvxhukeykl">
               <w:r>
                 <w:rPr>
                   <w:rFonts w:ascii="Arial" w:cs="Arial" w:eastAsia="Arial" w:hAnsi="Arial"/>
@@ -11622,7 +11622,7 @@
               <w:spacing w:after="10" w:before="0"/>
               <w:ind w:left="120"/>
             </w:pPr>
-            <w:hyperlink w:history="1" r:id="rIdsvtebmuu6qhel1cmcemg0">
+            <w:hyperlink w:history="1" r:id="rIdtdhrwuj4rb8k56n4rc3lm">
               <w:r>
                 <w:rPr>
                   <w:rFonts w:ascii="Arial" w:cs="Arial" w:eastAsia="Arial" w:hAnsi="Arial"/>
@@ -11667,7 +11667,7 @@
             <w:pPr>
               <w:spacing w:after="20" w:before="0"/>
             </w:pPr>
-            <w:hyperlink w:history="1" r:id="rIdefysj_ifok5crcpvqtuws">
+            <w:hyperlink w:history="1" r:id="rId5mwed8t7muajkbdrdctm6">
               <w:r>
                 <w:rPr>
                   <w:rFonts w:ascii="Arial" w:cs="Arial" w:eastAsia="Arial" w:hAnsi="Arial"/>
@@ -11700,7 +11700,7 @@
               <w:spacing w:after="10" w:before="0"/>
               <w:ind w:left="120"/>
             </w:pPr>
-            <w:hyperlink w:history="1" r:id="rIdhuxlo88z75ymvdpw6qkqo">
+            <w:hyperlink w:history="1" r:id="rIdeh6p1hy0nneiaqhml9oph">
               <w:r>
                 <w:rPr>
                   <w:rFonts w:ascii="Arial" w:cs="Arial" w:eastAsia="Arial" w:hAnsi="Arial"/>
@@ -11895,7 +11895,7 @@
             <w:pPr>
               <w:spacing w:after="20" w:before="0"/>
             </w:pPr>
-            <w:hyperlink w:history="1" r:id="rIdb33ota5vrgpp5qs-s6-yi">
+            <w:hyperlink w:history="1" r:id="rId-oalgcyhhdlk1688q1rn6">
               <w:r>
                 <w:rPr>
                   <w:rFonts w:ascii="Arial" w:cs="Arial" w:eastAsia="Arial" w:hAnsi="Arial"/>
@@ -11928,7 +11928,7 @@
               <w:spacing w:after="10" w:before="0"/>
               <w:ind w:left="120"/>
             </w:pPr>
-            <w:hyperlink w:history="1" r:id="rIdy6syb9fkhst7meoimuyc5">
+            <w:hyperlink w:history="1" r:id="rIdgcer4oqgtgh22rri4c55h">
               <w:r>
                 <w:rPr>
                   <w:rFonts w:ascii="Arial" w:cs="Arial" w:eastAsia="Arial" w:hAnsi="Arial"/>
@@ -11966,14 +11966,14 @@
                 <w:sz w:val="16"/>
                 <w:szCs w:val="16"/>
               </w:rPr>
-              <w:t xml:space="preserve">📖 HTML:</w:t>
+              <w:t xml:space="preserve">📖 EXERCISE:</w:t>
             </w:r>
           </w:p>
           <w:p>
             <w:pPr>
               <w:spacing w:after="20" w:before="0"/>
             </w:pPr>
-            <w:hyperlink w:history="1" r:id="rId1okuovp-jqpb1wpntjz46">
+            <w:hyperlink w:history="1" r:id="rIdud-f3ylk_j3mg4zyrtjlc">
               <w:r>
                 <w:rPr>
                   <w:rFonts w:ascii="Arial" w:cs="Arial" w:eastAsia="Arial" w:hAnsi="Arial"/>
@@ -11982,7 +11982,7 @@
                   <w:szCs w:val="16"/>
                   <w:u w:val="single" w:color="2E75B6"/>
                 </w:rPr>
-                <w:t xml:space="preserve">Mutually Exclusive Events (Flexbook)</w:t>
+                <w:t xml:space="preserve">Independent probability</w:t>
               </w:r>
             </w:hyperlink>
           </w:p>
@@ -11998,7 +11998,7 @@
                 <w:sz w:val="14"/>
                 <w:szCs w:val="14"/>
               </w:rPr>
-              <w:t xml:space="preserve">Source: CK-12</w:t>
+              <w:t xml:space="preserve">Source: Khan Academy (English - US curriculum)</w:t>
             </w:r>
           </w:p>
           <w:p>
@@ -12006,7 +12006,7 @@
               <w:spacing w:after="10" w:before="0"/>
               <w:ind w:left="120"/>
             </w:pPr>
-            <w:hyperlink w:history="1" r:id="rIdh3copw4jfg-snmnbfzzcy">
+            <w:hyperlink w:history="1" r:id="rIdu8z1m2cieb8qfvwkpznyb">
               <w:r>
                 <w:rPr>
                   <w:rFonts w:ascii="Arial" w:cs="Arial" w:eastAsia="Arial" w:hAnsi="Arial"/>
@@ -12201,7 +12201,7 @@
             <w:pPr>
               <w:spacing w:after="20" w:before="0"/>
             </w:pPr>
-            <w:hyperlink w:history="1" r:id="rId-kj9lsgezir4o7jtknz1o">
+            <w:hyperlink w:history="1" r:id="rIdu9vjp0fauwowl24hg3s9l">
               <w:r>
                 <w:rPr>
                   <w:rFonts w:ascii="Arial" w:cs="Arial" w:eastAsia="Arial" w:hAnsi="Arial"/>
@@ -12210,7 +12210,7 @@
                   <w:szCs w:val="16"/>
                   <w:u w:val="single" w:color="2E75B6"/>
                 </w:rPr>
-                <w:t xml:space="preserve">Mutually Exclusive Events Principles</w:t>
+                <w:t xml:space="preserve">Die rolling probability with independent events -dubbed(KY)</w:t>
               </w:r>
             </w:hyperlink>
           </w:p>
@@ -12226,7 +12226,7 @@
                 <w:sz w:val="14"/>
                 <w:szCs w:val="14"/>
               </w:rPr>
-              <w:t xml:space="preserve">Source: CK-12</w:t>
+              <w:t xml:space="preserve">Source: Khan Academy (Kiswahili)</w:t>
             </w:r>
           </w:p>
           <w:p>
@@ -12234,7 +12234,7 @@
               <w:spacing w:after="10" w:before="0"/>
               <w:ind w:left="120"/>
             </w:pPr>
-            <w:hyperlink w:history="1" r:id="rIdu35lsbgljyf2zkyel_g7i">
+            <w:hyperlink w:history="1" r:id="rId8rlxzpkmldan3pxzbxvjg">
               <w:r>
                 <w:rPr>
                   <w:rFonts w:ascii="Arial" w:cs="Arial" w:eastAsia="Arial" w:hAnsi="Arial"/>
@@ -12272,14 +12272,14 @@
                 <w:sz w:val="16"/>
                 <w:szCs w:val="16"/>
               </w:rPr>
-              <w:t xml:space="preserve">📖 EXERCISE:</w:t>
+              <w:t xml:space="preserve">📖 HTML:</w:t>
             </w:r>
           </w:p>
           <w:p>
             <w:pPr>
               <w:spacing w:after="20" w:before="0"/>
             </w:pPr>
-            <w:hyperlink w:history="1" r:id="rIdanpps9ua9nfc0yneb2htw">
+            <w:hyperlink w:history="1" r:id="rIdjbhnru9etzgbnrkvzdoaq">
               <w:r>
                 <w:rPr>
                   <w:rFonts w:ascii="Arial" w:cs="Arial" w:eastAsia="Arial" w:hAnsi="Arial"/>
@@ -12288,7 +12288,7 @@
                   <w:szCs w:val="16"/>
                   <w:u w:val="single" w:color="2E75B6"/>
                 </w:rPr>
-                <w:t xml:space="preserve">Mutually Exclusive Events Practice</w:t>
+                <w:t xml:space="preserve">Probability of Independent Events (Flexbook)</w:t>
               </w:r>
             </w:hyperlink>
           </w:p>
@@ -12312,7 +12312,7 @@
               <w:spacing w:after="10" w:before="0"/>
               <w:ind w:left="120"/>
             </w:pPr>
-            <w:hyperlink w:history="1" r:id="rIdq269cujvd3ytxufxvm5ca">
+            <w:hyperlink w:history="1" r:id="rIdyhzg_f_cgvlplr6uajoa_">
               <w:r>
                 <w:rPr>
                   <w:rFonts w:ascii="Arial" w:cs="Arial" w:eastAsia="Arial" w:hAnsi="Arial"/>
@@ -12507,7 +12507,7 @@
             <w:pPr>
               <w:spacing w:after="20" w:before="0"/>
             </w:pPr>
-            <w:hyperlink w:history="1" r:id="rId0yhfbp0za7zm6najrgmyy">
+            <w:hyperlink w:history="1" r:id="rIdzkm2_e9bmpmmc_hivr4gt">
               <w:r>
                 <w:rPr>
                   <w:rFonts w:ascii="Arial" w:cs="Arial" w:eastAsia="Arial" w:hAnsi="Arial"/>
@@ -12540,7 +12540,7 @@
               <w:spacing w:after="10" w:before="0"/>
               <w:ind w:left="120"/>
             </w:pPr>
-            <w:hyperlink w:history="1" r:id="rIduifuekvkf5qx8tn4nqy4k">
+            <w:hyperlink w:history="1" r:id="rIdsr5xhcd-rblxgcwprhjh9">
               <w:r>
                 <w:rPr>
                   <w:rFonts w:ascii="Arial" w:cs="Arial" w:eastAsia="Arial" w:hAnsi="Arial"/>
@@ -12585,7 +12585,7 @@
             <w:pPr>
               <w:spacing w:after="20" w:before="0"/>
             </w:pPr>
-            <w:hyperlink w:history="1" r:id="rIdjoig31i3jb9fl_11mhawc">
+            <w:hyperlink w:history="1" r:id="rIdg04bf8j4lvdeiehhbkaon">
               <w:r>
                 <w:rPr>
                   <w:rFonts w:ascii="Arial" w:cs="Arial" w:eastAsia="Arial" w:hAnsi="Arial"/>
@@ -12594,7 +12594,7 @@
                   <w:szCs w:val="16"/>
                   <w:u w:val="single" w:color="2E75B6"/>
                 </w:rPr>
-                <w:t xml:space="preserve">Independent probability</w:t>
+                <w:t xml:space="preserve">Probability of Independent Events Practice</w:t>
               </w:r>
             </w:hyperlink>
           </w:p>
@@ -12610,7 +12610,7 @@
                 <w:sz w:val="14"/>
                 <w:szCs w:val="14"/>
               </w:rPr>
-              <w:t xml:space="preserve">Source: Khan Academy (English - US curriculum)</w:t>
+              <w:t xml:space="preserve">Source: CK-12</w:t>
             </w:r>
           </w:p>
           <w:p>
@@ -12618,7 +12618,7 @@
               <w:spacing w:after="10" w:before="0"/>
               <w:ind w:left="120"/>
             </w:pPr>
-            <w:hyperlink w:history="1" r:id="rId5syo2udxqaz651appng5a">
+            <w:hyperlink w:history="1" r:id="rId52yarsfm3xbrlbvw_w_v7">
               <w:r>
                 <w:rPr>
                   <w:rFonts w:ascii="Arial" w:cs="Arial" w:eastAsia="Arial" w:hAnsi="Arial"/>
@@ -12813,7 +12813,7 @@
             <w:pPr>
               <w:spacing w:after="20" w:before="0"/>
             </w:pPr>
-            <w:hyperlink w:history="1" r:id="rIdoxrdd9mueu6fbgatmifl5">
+            <w:hyperlink w:history="1" r:id="rIdmp0lg9diaqskvlshfdqjq">
               <w:r>
                 <w:rPr>
                   <w:rFonts w:ascii="Arial" w:cs="Arial" w:eastAsia="Arial" w:hAnsi="Arial"/>
@@ -12846,7 +12846,7 @@
               <w:spacing w:after="10" w:before="0"/>
               <w:ind w:left="120"/>
             </w:pPr>
-            <w:hyperlink w:history="1" r:id="rIdb0h__u6tqea1ech3p1ogk">
+            <w:hyperlink w:history="1" r:id="rIdsoi4u-b93gxjh32xt0g09">
               <w:r>
                 <w:rPr>
                   <w:rFonts w:ascii="Arial" w:cs="Arial" w:eastAsia="Arial" w:hAnsi="Arial"/>
@@ -12891,7 +12891,7 @@
             <w:pPr>
               <w:spacing w:after="20" w:before="0"/>
             </w:pPr>
-            <w:hyperlink w:history="1" r:id="rIdsfc2ekxyn8n3r34xqhvme">
+            <w:hyperlink w:history="1" r:id="rIdcfq2mn6tsmdsrfhuqvsfo">
               <w:r>
                 <w:rPr>
                   <w:rFonts w:ascii="Arial" w:cs="Arial" w:eastAsia="Arial" w:hAnsi="Arial"/>
@@ -12924,7 +12924,7 @@
               <w:spacing w:after="10" w:before="0"/>
               <w:ind w:left="120"/>
             </w:pPr>
-            <w:hyperlink w:history="1" r:id="rIdpono508bikqwqtb1o8cgp">
+            <w:hyperlink w:history="1" r:id="rIdfmcdqchxipcq1gocxm01i">
               <w:r>
                 <w:rPr>
                   <w:rFonts w:ascii="Arial" w:cs="Arial" w:eastAsia="Arial" w:hAnsi="Arial"/>
@@ -14610,7 +14610,619 @@
             <w:pPr>
               <w:spacing w:after="20" w:before="0"/>
             </w:pPr>
-            <w:hyperlink w:history="1" r:id="rIdywdlqv5_t3aasap5nh36n">
+            <w:hyperlink w:history="1" r:id="rId02ajxjbravaele2ghmrug">
+              <w:r>
+                <w:rPr>
+                  <w:rFonts w:ascii="Arial" w:cs="Arial" w:eastAsia="Arial" w:hAnsi="Arial"/>
+                  <w:color w:val="2E75B6"/>
+                  <w:sz w:val="16"/>
+                  <w:szCs w:val="16"/>
+                  <w:u w:val="single" w:color="2E75B6"/>
+                </w:rPr>
+                <w:t xml:space="preserve">Addition rule for probability</w:t>
+              </w:r>
+            </w:hyperlink>
+          </w:p>
+          <w:p>
+            <w:pPr>
+              <w:spacing w:after="10" w:before="0"/>
+              <w:ind w:left="120"/>
+            </w:pPr>
+            <w:r>
+              <w:rPr>
+                <w:rFonts w:ascii="Arial" w:cs="Arial" w:eastAsia="Arial" w:hAnsi="Arial"/>
+                <w:color w:val="595959"/>
+                <w:sz w:val="14"/>
+                <w:szCs w:val="14"/>
+              </w:rPr>
+              <w:t xml:space="preserve">Source: Khan Academy (English - US curriculum)</w:t>
+            </w:r>
+          </w:p>
+          <w:p>
+            <w:pPr>
+              <w:spacing w:after="10" w:before="0"/>
+              <w:ind w:left="120"/>
+            </w:pPr>
+            <w:hyperlink w:history="1" r:id="rIdxnnsdxslxgsozdc33vrn9">
+              <w:r>
+                <w:rPr>
+                  <w:rFonts w:ascii="Arial" w:cs="Arial" w:eastAsia="Arial" w:hAnsi="Arial"/>
+                  <w:color w:val="595959"/>
+                  <w:sz w:val="14"/>
+                  <w:szCs w:val="14"/>
+                  <w:u w:val="single" w:color="595959"/>
+                </w:rPr>
+                <w:t xml:space="preserve">🔍 Search ARES for similar videos</w:t>
+              </w:r>
+            </w:hyperlink>
+          </w:p>
+          <w:p>
+            <w:pPr>
+              <w:spacing w:after="40" w:before="0"/>
+            </w:pPr>
+            <w:r>
+              <w:rPr>
+                <w:sz w:val="14"/>
+                <w:szCs w:val="14"/>
+              </w:rPr>
+              <w:t xml:space="preserve"/>
+            </w:r>
+          </w:p>
+          <w:p>
+            <w:pPr>
+              <w:spacing w:after="20" w:before="0"/>
+            </w:pPr>
+            <w:r>
+              <w:rPr>
+                <w:rFonts w:ascii="Arial" w:cs="Arial" w:eastAsia="Arial" w:hAnsi="Arial"/>
+                <w:b/>
+                <w:bCs/>
+                <w:color w:val="1F3864"/>
+                <w:sz w:val="16"/>
+                <w:szCs w:val="16"/>
+              </w:rPr>
+              <w:t xml:space="preserve">📖 HTML:</w:t>
+            </w:r>
+          </w:p>
+          <w:p>
+            <w:pPr>
+              <w:spacing w:after="20" w:before="0"/>
+            </w:pPr>
+            <w:hyperlink w:history="1" r:id="rIdftyry4k-ykhypulqvynlh">
+              <w:r>
+                <w:rPr>
+                  <w:rFonts w:ascii="Arial" w:cs="Arial" w:eastAsia="Arial" w:hAnsi="Arial"/>
+                  <w:color w:val="2E75B6"/>
+                  <w:sz w:val="16"/>
+                  <w:szCs w:val="16"/>
+                  <w:u w:val="single" w:color="2E75B6"/>
+                </w:rPr>
+                <w:t xml:space="preserve">Mutually Exclusive Events (Flexbook)</w:t>
+              </w:r>
+            </w:hyperlink>
+          </w:p>
+          <w:p>
+            <w:pPr>
+              <w:spacing w:after="10" w:before="0"/>
+              <w:ind w:left="120"/>
+            </w:pPr>
+            <w:r>
+              <w:rPr>
+                <w:rFonts w:ascii="Arial" w:cs="Arial" w:eastAsia="Arial" w:hAnsi="Arial"/>
+                <w:color w:val="595959"/>
+                <w:sz w:val="14"/>
+                <w:szCs w:val="14"/>
+              </w:rPr>
+              <w:t xml:space="preserve">Source: CK-12</w:t>
+            </w:r>
+          </w:p>
+          <w:p>
+            <w:pPr>
+              <w:spacing w:after="10" w:before="0"/>
+              <w:ind w:left="120"/>
+            </w:pPr>
+            <w:hyperlink w:history="1" r:id="rId9xigggewtvksm7ghgqfqi">
+              <w:r>
+                <w:rPr>
+                  <w:rFonts w:ascii="Arial" w:cs="Arial" w:eastAsia="Arial" w:hAnsi="Arial"/>
+                  <w:color w:val="595959"/>
+                  <w:sz w:val="14"/>
+                  <w:szCs w:val="14"/>
+                  <w:u w:val="single" w:color="595959"/>
+                </w:rPr>
+                <w:t xml:space="preserve">🔍 Search ARES for similar readings</w:t>
+              </w:r>
+            </w:hyperlink>
+          </w:p>
+        </w:tc>
+        <w:tc>
+          <w:tcPr>
+            <w:tcW w:type="dxa" w:w="3040"/>
+            <w:shd w:fill="FFFFFF" w:color="auto" w:val="clear"/>
+            <w:tcMar>
+              <w:top w:type="dxa" w:w="60"/>
+              <w:left w:type="dxa" w:w="120"/>
+              <w:bottom w:type="dxa" w:w="60"/>
+              <w:right w:type="dxa" w:w="120"/>
+            </w:tcMar>
+            <w:vAlign w:val="top"/>
+          </w:tcPr>
+          <w:p>
+            <w:pPr>
+              <w:spacing w:after="40" w:before="0"/>
+              <w:jc w:val="left"/>
+            </w:pPr>
+            <w:r>
+              <w:rPr>
+                <w:rFonts w:ascii="Arial" w:cs="Arial" w:eastAsia="Arial" w:hAnsi="Arial"/>
+                <w:b w:val="false"/>
+                <w:bCs w:val="false"/>
+                <w:i w:val="false"/>
+                <w:iCs w:val="false"/>
+                <w:color w:val="000000"/>
+                <w:sz w:val="18"/>
+                <w:szCs w:val="18"/>
+              </w:rPr>
+              <w:t xml:space="preserve">Each learner reads a short scenario on their ARES device or printed card: 'A school canteen sells three types of mandazi — plain, coconut, and cardamom. Amina reaches into a bag of 15 mandazi tokens without looking and pulls one out. What is the probability she gets a plain OR a coconut mandazi? Write your prediction and your reasoning before the experiment.' Learners write their prediction individually in their exercise books — including their working, not just a number — then share with a shoulder partner for 60 seconds.</w:t>
+            </w:r>
+          </w:p>
+        </w:tc>
+        <w:tc>
+          <w:tcPr>
+            <w:tcW w:type="dxa" w:w="3040"/>
+            <w:shd w:fill="F2F2F2" w:color="auto" w:val="clear"/>
+            <w:tcMar>
+              <w:top w:type="dxa" w:w="60"/>
+              <w:left w:type="dxa" w:w="120"/>
+              <w:bottom w:type="dxa" w:w="60"/>
+              <w:right w:type="dxa" w:w="120"/>
+            </w:tcMar>
+            <w:vAlign w:val="top"/>
+          </w:tcPr>
+          <w:p>
+            <w:pPr>
+              <w:spacing w:after="40" w:before="0"/>
+              <w:jc w:val="left"/>
+            </w:pPr>
+            <w:r>
+              <w:rPr>
+                <w:rFonts w:ascii="Arial" w:cs="Arial" w:eastAsia="Arial" w:hAnsi="Arial"/>
+                <w:b w:val="false"/>
+                <w:bCs w:val="false"/>
+                <w:i w:val="false"/>
+                <w:iCs w:val="false"/>
+                <w:color w:val="000000"/>
+                <w:sz w:val="18"/>
+                <w:szCs w:val="18"/>
+              </w:rPr>
+              <w:t xml:space="preserve">Display the bag of tokens at the front — hold it up so learners can see it is opaque. Say: 'Before I tell you anything about what is inside, I want you to think about what we learned last lesson about the addition rule. Write your prediction now — you have 90 seconds, working alone.' [Start timer. Circulate silently. Do NOT answer questions about bag contents yet.] After 90 seconds: 'Share your prediction with your partner. You have 60 seconds — listen first, then respond.' After sharing, cold-call 3 learners with different predictions: 'Achieng, what did you predict and why?' [Wait 10 seconds.] 'Omondi, yours was different — walk us through your thinking.' [Wait 10 seconds.] 'Wanjiku, did anyone in your pair change their mind after talking? What shifted?' [Wait 12 seconds.] Do NOT confirm or correct yet. Write the three different predictions on the board under the heading 'Our Predictions — We Will Test These.'</w:t>
+            </w:r>
+          </w:p>
+        </w:tc>
+        <w:tc>
+          <w:tcPr>
+            <w:tcW w:type="dxa" w:w="3040"/>
+            <w:shd w:fill="FFFFFF" w:color="auto" w:val="clear"/>
+            <w:tcMar>
+              <w:top w:type="dxa" w:w="60"/>
+              <w:left w:type="dxa" w:w="120"/>
+              <w:bottom w:type="dxa" w:w="60"/>
+              <w:right w:type="dxa" w:w="120"/>
+            </w:tcMar>
+            <w:vAlign w:val="top"/>
+          </w:tcPr>
+          <w:p>
+            <w:pPr>
+              <w:spacing w:after="40" w:before="0"/>
+              <w:jc w:val="left"/>
+            </w:pPr>
+            <w:r>
+              <w:rPr>
+                <w:rFonts w:ascii="Arial" w:cs="Arial" w:eastAsia="Arial" w:hAnsi="Arial"/>
+                <w:b w:val="false"/>
+                <w:bCs w:val="false"/>
+                <w:i w:val="false"/>
+                <w:iCs w:val="false"/>
+                <w:color w:val="000000"/>
+                <w:sz w:val="18"/>
+                <w:szCs w:val="18"/>
+              </w:rPr>
+              <w:t xml:space="preserve">Predict-Before-Observe (PBO): By committing a written prediction to paper before any data is collected, learners activate prior knowledge from Lessons 2–4 (probability formula, mutually exclusive events, addition rule) and surface misconceptions — particularly the tendency to add probabilities without checking mutual exclusivity. Visible predictions on the board create accountability and a concrete record to revisit.</w:t>
+            </w:r>
+          </w:p>
+        </w:tc>
+        <w:tc>
+          <w:tcPr>
+            <w:tcW w:type="dxa" w:w="3040"/>
+            <w:shd w:fill="F2F2F2" w:color="auto" w:val="clear"/>
+            <w:tcMar>
+              <w:top w:type="dxa" w:w="60"/>
+              <w:left w:type="dxa" w:w="120"/>
+              <w:bottom w:type="dxa" w:w="60"/>
+              <w:right w:type="dxa" w:w="120"/>
+            </w:tcMar>
+            <w:vAlign w:val="top"/>
+          </w:tcPr>
+          <w:p>
+            <w:pPr>
+              <w:spacing w:after="40" w:before="0"/>
+              <w:jc w:val="left"/>
+            </w:pPr>
+            <w:r>
+              <w:rPr>
+                <w:rFonts w:ascii="Arial" w:cs="Arial" w:eastAsia="Arial" w:hAnsi="Arial"/>
+                <w:b w:val="false"/>
+                <w:bCs w:val="false"/>
+                <w:i w:val="false"/>
+                <w:iCs w:val="false"/>
+                <w:color w:val="000000"/>
+                <w:sz w:val="18"/>
+                <w:szCs w:val="18"/>
+              </w:rPr>
+              <w:t xml:space="preserve">Teacher scans written predictions during circulation. Key indicators: (1) Does the learner attempt to use P(A or B) = P(A) + P(B), suggesting retention from Lesson 4? (2) Does the learner correctly identify that plain and coconut are mutually exclusive on a single draw? (3) Are any learners simply guessing 50/50 or 'more than half' without calculation? Flag the third group for targeted questioning during the Observe phase.</w:t>
+            </w:r>
+          </w:p>
+        </w:tc>
+      </w:tr>
+      <w:tr>
+        <w:tc>
+          <w:tcPr>
+            <w:tcW w:type="dxa" w:w="1520"/>
+            <w:shd w:fill="D9EEF1" w:color="auto" w:val="clear"/>
+            <w:tcMar>
+              <w:top w:type="dxa" w:w="60"/>
+              <w:left w:type="dxa" w:w="120"/>
+              <w:bottom w:type="dxa" w:w="60"/>
+              <w:right w:type="dxa" w:w="120"/>
+            </w:tcMar>
+            <w:vAlign w:val="top"/>
+          </w:tcPr>
+          <w:p>
+            <w:pPr>
+              <w:spacing w:after="40" w:before="0"/>
+              <w:jc w:val="left"/>
+            </w:pPr>
+            <w:r>
+              <w:rPr>
+                <w:rFonts w:ascii="Arial" w:cs="Arial" w:eastAsia="Arial" w:hAnsi="Arial"/>
+                <w:b/>
+                <w:bCs/>
+                <w:i w:val="false"/>
+                <w:iCs w:val="false"/>
+                <w:color w:val="000000"/>
+                <w:sz w:val="18"/>
+                <w:szCs w:val="18"/>
+              </w:rPr>
+              <w:t xml:space="preserve">Observe Phase</w:t>
+            </w:r>
+          </w:p>
+          <w:p>
+            <w:pPr>
+              <w:spacing w:after="20" w:before="0"/>
+            </w:pPr>
+            <w:r>
+              <w:rPr>
+                <w:rFonts w:ascii="Arial" w:cs="Arial" w:eastAsia="Arial" w:hAnsi="Arial"/>
+                <w:b/>
+                <w:bCs/>
+                <w:color w:val="1F3864"/>
+                <w:sz w:val="16"/>
+                <w:szCs w:val="16"/>
+              </w:rPr>
+              <w:t xml:space="preserve">📹 VIDEO:</w:t>
+            </w:r>
+          </w:p>
+          <w:p>
+            <w:pPr>
+              <w:spacing w:after="20" w:before="0"/>
+            </w:pPr>
+            <w:hyperlink w:history="1" r:id="rId8bt3whqtun9pwcdztoawi">
+              <w:r>
+                <w:rPr>
+                  <w:rFonts w:ascii="Arial" w:cs="Arial" w:eastAsia="Arial" w:hAnsi="Arial"/>
+                  <w:color w:val="2E75B6"/>
+                  <w:sz w:val="16"/>
+                  <w:szCs w:val="16"/>
+                  <w:u w:val="single" w:color="2E75B6"/>
+                </w:rPr>
+                <w:t xml:space="preserve">Addition rule for probability -dubbed(KY)</w:t>
+              </w:r>
+            </w:hyperlink>
+          </w:p>
+          <w:p>
+            <w:pPr>
+              <w:spacing w:after="10" w:before="0"/>
+              <w:ind w:left="120"/>
+            </w:pPr>
+            <w:r>
+              <w:rPr>
+                <w:rFonts w:ascii="Arial" w:cs="Arial" w:eastAsia="Arial" w:hAnsi="Arial"/>
+                <w:color w:val="595959"/>
+                <w:sz w:val="14"/>
+                <w:szCs w:val="14"/>
+              </w:rPr>
+              <w:t xml:space="preserve">Source: Khan Academy (Kiswahili)</w:t>
+            </w:r>
+          </w:p>
+          <w:p>
+            <w:pPr>
+              <w:spacing w:after="10" w:before="0"/>
+              <w:ind w:left="120"/>
+            </w:pPr>
+            <w:hyperlink w:history="1" r:id="rIddh4u3yqavjsx8tccgz_oz">
+              <w:r>
+                <w:rPr>
+                  <w:rFonts w:ascii="Arial" w:cs="Arial" w:eastAsia="Arial" w:hAnsi="Arial"/>
+                  <w:color w:val="595959"/>
+                  <w:sz w:val="14"/>
+                  <w:szCs w:val="14"/>
+                  <w:u w:val="single" w:color="595959"/>
+                </w:rPr>
+                <w:t xml:space="preserve">🔍 Search ARES for similar videos</w:t>
+              </w:r>
+            </w:hyperlink>
+          </w:p>
+          <w:p>
+            <w:pPr>
+              <w:spacing w:after="40" w:before="0"/>
+            </w:pPr>
+            <w:r>
+              <w:rPr>
+                <w:sz w:val="14"/>
+                <w:szCs w:val="14"/>
+              </w:rPr>
+              <w:t xml:space="preserve"/>
+            </w:r>
+          </w:p>
+          <w:p>
+            <w:pPr>
+              <w:spacing w:after="20" w:before="0"/>
+            </w:pPr>
+            <w:r>
+              <w:rPr>
+                <w:rFonts w:ascii="Arial" w:cs="Arial" w:eastAsia="Arial" w:hAnsi="Arial"/>
+                <w:b/>
+                <w:bCs/>
+                <w:color w:val="1F3864"/>
+                <w:sz w:val="16"/>
+                <w:szCs w:val="16"/>
+              </w:rPr>
+              <w:t xml:space="preserve">📖 EXERCISE:</w:t>
+            </w:r>
+          </w:p>
+          <w:p>
+            <w:pPr>
+              <w:spacing w:after="20" w:before="0"/>
+            </w:pPr>
+            <w:hyperlink w:history="1" r:id="rIdl3_ivly7xjszglk_nwzap">
+              <w:r>
+                <w:rPr>
+                  <w:rFonts w:ascii="Arial" w:cs="Arial" w:eastAsia="Arial" w:hAnsi="Arial"/>
+                  <w:color w:val="2E75B6"/>
+                  <w:sz w:val="16"/>
+                  <w:szCs w:val="16"/>
+                  <w:u w:val="single" w:color="2E75B6"/>
+                </w:rPr>
+                <w:t xml:space="preserve">Mutually Exclusive Events Practice</w:t>
+              </w:r>
+            </w:hyperlink>
+          </w:p>
+          <w:p>
+            <w:pPr>
+              <w:spacing w:after="10" w:before="0"/>
+              <w:ind w:left="120"/>
+            </w:pPr>
+            <w:r>
+              <w:rPr>
+                <w:rFonts w:ascii="Arial" w:cs="Arial" w:eastAsia="Arial" w:hAnsi="Arial"/>
+                <w:color w:val="595959"/>
+                <w:sz w:val="14"/>
+                <w:szCs w:val="14"/>
+              </w:rPr>
+              <w:t xml:space="preserve">Source: CK-12</w:t>
+            </w:r>
+          </w:p>
+          <w:p>
+            <w:pPr>
+              <w:spacing w:after="10" w:before="0"/>
+              <w:ind w:left="120"/>
+            </w:pPr>
+            <w:hyperlink w:history="1" r:id="rIdwynggvtmtqqbxt6fufs1_">
+              <w:r>
+                <w:rPr>
+                  <w:rFonts w:ascii="Arial" w:cs="Arial" w:eastAsia="Arial" w:hAnsi="Arial"/>
+                  <w:color w:val="595959"/>
+                  <w:sz w:val="14"/>
+                  <w:szCs w:val="14"/>
+                  <w:u w:val="single" w:color="595959"/>
+                </w:rPr>
+                <w:t xml:space="preserve">🔍 Search ARES for similar readings</w:t>
+              </w:r>
+            </w:hyperlink>
+          </w:p>
+        </w:tc>
+        <w:tc>
+          <w:tcPr>
+            <w:tcW w:type="dxa" w:w="3040"/>
+            <w:shd w:fill="FFFFFF" w:color="auto" w:val="clear"/>
+            <w:tcMar>
+              <w:top w:type="dxa" w:w="60"/>
+              <w:left w:type="dxa" w:w="120"/>
+              <w:bottom w:type="dxa" w:w="60"/>
+              <w:right w:type="dxa" w:w="120"/>
+            </w:tcMar>
+            <w:vAlign w:val="top"/>
+          </w:tcPr>
+          <w:p>
+            <w:pPr>
+              <w:spacing w:after="40" w:before="0"/>
+              <w:jc w:val="left"/>
+            </w:pPr>
+            <w:r>
+              <w:rPr>
+                <w:rFonts w:ascii="Arial" w:cs="Arial" w:eastAsia="Arial" w:hAnsi="Arial"/>
+                <w:b w:val="false"/>
+                <w:bCs w:val="false"/>
+                <w:i w:val="false"/>
+                <w:iCs w:val="false"/>
+                <w:color w:val="000000"/>
+                <w:sz w:val="18"/>
+                <w:szCs w:val="18"/>
+              </w:rPr>
+              <w:t xml:space="preserve">Groups of 4 receive a cloth bag containing 15 coloured tokens: 6 white (plain mandazi), 5 yellow (coconut mandazi), 4 green (cardamom mandazi). One learner draws a token, the recorder notes the colour on a tally chart, the token is replaced and the bag is shaken, and the next learner draws. Groups complete 20 draws. After tallying, groups calculate three experimental probabilities: P(plain), P(coconut), and P(plain OR coconut) from their own data. Groups record results on a shared class grid drawn on the board (or projected on ARES), allowing the whole class to compare across groups.</w:t>
+            </w:r>
+          </w:p>
+        </w:tc>
+        <w:tc>
+          <w:tcPr>
+            <w:tcW w:type="dxa" w:w="3040"/>
+            <w:shd w:fill="F2F2F2" w:color="auto" w:val="clear"/>
+            <w:tcMar>
+              <w:top w:type="dxa" w:w="60"/>
+              <w:left w:type="dxa" w:w="120"/>
+              <w:bottom w:type="dxa" w:w="60"/>
+              <w:right w:type="dxa" w:w="120"/>
+            </w:tcMar>
+            <w:vAlign w:val="top"/>
+          </w:tcPr>
+          <w:p>
+            <w:pPr>
+              <w:spacing w:after="40" w:before="0"/>
+              <w:jc w:val="left"/>
+            </w:pPr>
+            <w:r>
+              <w:rPr>
+                <w:rFonts w:ascii="Arial" w:cs="Arial" w:eastAsia="Arial" w:hAnsi="Arial"/>
+                <w:b w:val="false"/>
+                <w:bCs w:val="false"/>
+                <w:i w:val="false"/>
+                <w:iCs w:val="false"/>
+                <w:color w:val="000000"/>
+                <w:sz w:val="18"/>
+                <w:szCs w:val="18"/>
+              </w:rPr>
+              <w:t xml:space="preserve">Before distributing bags, say: 'I am now going to tell you what is in the bag. There are 15 tokens: 6 white for plain mandazi, 5 yellow for coconut, and 4 green for cardamom. Each group will do 20 draws with replacement. Your job is to tally each colour and then calculate three probabilities from your data.' Distribute bags and tally sheets. [Allow 6 minutes for draws.] Circulate and prompt: 'Why do we replace the token each time? What would change if we did not replace it?' [Wait 10 seconds at each group.] After draws: 'Calculate your three probabilities now — P(plain), P(coconut), P(plain OR coconut) — from your tally. You have 2 minutes.' After groups post results on the class grid, ask: 'Look at the grid. Are all groups getting exactly the same answer for P(plain OR coconut)? Why or why not?' Cold-call 2 learners: 'Kipchoge, what do you notice?' [Wait 12 seconds.] 'Fatuma, what does that tell us about experimental versus theoretical probability?' [Wait 10 seconds.] Now ask the whole class: 'Can a single token be BOTH plain AND coconut at the same time?' [Wait 5 seconds for choral response.] 'So these events are — ?' [Elicit: mutually exclusive.] 'Now let us calculate what the theory says the probability SHOULD be.'</w:t>
+            </w:r>
+          </w:p>
+        </w:tc>
+        <w:tc>
+          <w:tcPr>
+            <w:tcW w:type="dxa" w:w="3040"/>
+            <w:shd w:fill="FFFFFF" w:color="auto" w:val="clear"/>
+            <w:tcMar>
+              <w:top w:type="dxa" w:w="60"/>
+              <w:left w:type="dxa" w:w="120"/>
+              <w:bottom w:type="dxa" w:w="60"/>
+              <w:right w:type="dxa" w:w="120"/>
+            </w:tcMar>
+            <w:vAlign w:val="top"/>
+          </w:tcPr>
+          <w:p>
+            <w:pPr>
+              <w:spacing w:after="40" w:before="0"/>
+              <w:jc w:val="left"/>
+            </w:pPr>
+            <w:r>
+              <w:rPr>
+                <w:rFonts w:ascii="Arial" w:cs="Arial" w:eastAsia="Arial" w:hAnsi="Arial"/>
+                <w:b w:val="false"/>
+                <w:bCs w:val="false"/>
+                <w:i w:val="false"/>
+                <w:iCs w:val="false"/>
+                <w:color w:val="000000"/>
+                <w:sz w:val="18"/>
+                <w:szCs w:val="18"/>
+              </w:rPr>
+              <w:t xml:space="preserve">Hands-On Experiment with Class Data Aggregation: The physical draw makes mutual exclusivity viscerally real — learners cannot pull a token that is simultaneously two flavours. Aggregating group results on a shared class grid surfaces natural variation in experimental probability and motivates the need for theoretical calculation, bridging from empirical data to the formal addition rule. Connecting the tokens to mandazi — a familiar Kenyan snack — lowers affective barriers and keeps the phenomenon anchor (Gor Mahia, betting, chance) accessible.</w:t>
+            </w:r>
+          </w:p>
+        </w:tc>
+        <w:tc>
+          <w:tcPr>
+            <w:tcW w:type="dxa" w:w="3040"/>
+            <w:shd w:fill="F2F2F2" w:color="auto" w:val="clear"/>
+            <w:tcMar>
+              <w:top w:type="dxa" w:w="60"/>
+              <w:left w:type="dxa" w:w="120"/>
+              <w:bottom w:type="dxa" w:w="60"/>
+              <w:right w:type="dxa" w:w="120"/>
+            </w:tcMar>
+            <w:vAlign w:val="top"/>
+          </w:tcPr>
+          <w:p>
+            <w:pPr>
+              <w:spacing w:after="40" w:before="0"/>
+              <w:jc w:val="left"/>
+            </w:pPr>
+            <w:r>
+              <w:rPr>
+                <w:rFonts w:ascii="Arial" w:cs="Arial" w:eastAsia="Arial" w:hAnsi="Arial"/>
+                <w:b w:val="false"/>
+                <w:bCs w:val="false"/>
+                <w:i w:val="false"/>
+                <w:iCs w:val="false"/>
+                <w:color w:val="000000"/>
+                <w:sz w:val="18"/>
+                <w:szCs w:val="18"/>
+              </w:rPr>
+              <w:t xml:space="preserve">Teacher checks tally charts for systematic recording (not guessed totals). Key observable indicators: (1) Groups correctly divide tally frequency by 20 to get experimental probability — not by 15. (2) Groups sum P(plain) + P(coconut) from their tally correctly. (3) Any group reporting P(plain OR coconut) &gt; 1 signals a calculation error — intervene immediately with: 'Can a probability ever be greater than 1? What does that tell you about your arithmetic?'</w:t>
+            </w:r>
+          </w:p>
+        </w:tc>
+      </w:tr>
+      <w:tr>
+        <w:tc>
+          <w:tcPr>
+            <w:tcW w:type="dxa" w:w="1520"/>
+            <w:shd w:fill="E2EFDA" w:color="auto" w:val="clear"/>
+            <w:tcMar>
+              <w:top w:type="dxa" w:w="60"/>
+              <w:left w:type="dxa" w:w="120"/>
+              <w:bottom w:type="dxa" w:w="60"/>
+              <w:right w:type="dxa" w:w="120"/>
+            </w:tcMar>
+            <w:vAlign w:val="top"/>
+          </w:tcPr>
+          <w:p>
+            <w:pPr>
+              <w:spacing w:after="40" w:before="0"/>
+              <w:jc w:val="left"/>
+            </w:pPr>
+            <w:r>
+              <w:rPr>
+                <w:rFonts w:ascii="Arial" w:cs="Arial" w:eastAsia="Arial" w:hAnsi="Arial"/>
+                <w:b/>
+                <w:bCs/>
+                <w:i w:val="false"/>
+                <w:iCs w:val="false"/>
+                <w:color w:val="000000"/>
+                <w:sz w:val="18"/>
+                <w:szCs w:val="18"/>
+              </w:rPr>
+              <w:t xml:space="preserve">Explain Phase</w:t>
+            </w:r>
+          </w:p>
+          <w:p>
+            <w:pPr>
+              <w:spacing w:after="20" w:before="0"/>
+            </w:pPr>
+            <w:r>
+              <w:rPr>
+                <w:rFonts w:ascii="Arial" w:cs="Arial" w:eastAsia="Arial" w:hAnsi="Arial"/>
+                <w:b/>
+                <w:bCs/>
+                <w:color w:val="1F3864"/>
+                <w:sz w:val="16"/>
+                <w:szCs w:val="16"/>
+              </w:rPr>
+              <w:t xml:space="preserve">📹 VIDEO:</w:t>
+            </w:r>
+          </w:p>
+          <w:p>
+            <w:pPr>
+              <w:spacing w:after="20" w:before="0"/>
+            </w:pPr>
+            <w:hyperlink w:history="1" r:id="rIdonk2-joodo4g5otg1dc24">
               <w:r>
                 <w:rPr>
                   <w:rFonts w:ascii="Arial" w:cs="Arial" w:eastAsia="Arial" w:hAnsi="Arial"/>
@@ -14643,7 +15255,7 @@
               <w:spacing w:after="10" w:before="0"/>
               <w:ind w:left="120"/>
             </w:pPr>
-            <w:hyperlink w:history="1" r:id="rIdtyc5bnahlfc0wnbwumdvj">
+            <w:hyperlink w:history="1" r:id="rIdn28py2fpk8k3qe5dmnl9i">
               <w:r>
                 <w:rPr>
                   <w:rFonts w:ascii="Arial" w:cs="Arial" w:eastAsia="Arial" w:hAnsi="Arial"/>
@@ -14688,7 +15300,7 @@
             <w:pPr>
               <w:spacing w:after="20" w:before="0"/>
             </w:pPr>
-            <w:hyperlink w:history="1" r:id="rId17dkfatamfgzdop3uzvt6">
+            <w:hyperlink w:history="1" r:id="rIdnumw4ys75iccklupz4okp">
               <w:r>
                 <w:rPr>
                   <w:rFonts w:ascii="Arial" w:cs="Arial" w:eastAsia="Arial" w:hAnsi="Arial"/>
@@ -14697,7 +15309,7 @@
                   <w:szCs w:val="16"/>
                   <w:u w:val="single" w:color="2E75B6"/>
                 </w:rPr>
-                <w:t xml:space="preserve">Mutually Exclusive Events (Flexbook)</w:t>
+                <w:t xml:space="preserve">Independent, Conditional, and Mutually Exclusive Events (Flexbook)</w:t>
               </w:r>
             </w:hyperlink>
           </w:p>
@@ -14721,7 +15333,7 @@
               <w:spacing w:after="10" w:before="0"/>
               <w:ind w:left="120"/>
             </w:pPr>
-            <w:hyperlink w:history="1" r:id="rId48ukg0uns1xkzlbb3th62">
+            <w:hyperlink w:history="1" r:id="rIddlmbtgcrodhxn33xlmmj3">
               <w:r>
                 <w:rPr>
                   <w:rFonts w:ascii="Arial" w:cs="Arial" w:eastAsia="Arial" w:hAnsi="Arial"/>
@@ -14763,7 +15375,7 @@
                 <w:sz w:val="18"/>
                 <w:szCs w:val="18"/>
               </w:rPr>
-              <w:t xml:space="preserve">Each learner reads a short scenario on their ARES device or printed card: 'A school canteen sells three types of mandazi — plain, coconut, and cardamom. Amina reaches into a bag of 15 mandazi tokens without looking and pulls one out. What is the probability she gets a plain OR a coconut mandazi? Write your prediction and your reasoning before the experiment.' Learners write their prediction individually in their exercise books — including their working, not just a number — then share with a shoulder partner for 60 seconds.</w:t>
+              <w:t xml:space="preserve">The teacher leads the class through the theoretical calculation for the mandazi bag, then works through three further examples on the board with increasing complexity — a spinner, a die, and days of the school week. For each example after the first, learners are given 90 seconds to attempt the problem independently in their books before the teacher reveals the solution. After all worked examples, learners complete a four-question independent practice set (displayed on ARES or the board), then peer-mark using a projected mark scheme.</w:t>
             </w:r>
           </w:p>
         </w:tc>
@@ -14795,7 +15407,7 @@
                 <w:sz w:val="18"/>
                 <w:szCs w:val="18"/>
               </w:rPr>
-              <w:t xml:space="preserve">Display the bag of tokens at the front — hold it up so learners can see it is opaque. Say: 'Before I tell you anything about what is inside, I want you to think about what we learned last lesson about the addition rule. Write your prediction now — you have 90 seconds, working alone.' [Start timer. Circulate silently. Do NOT answer questions about bag contents yet.] After 90 seconds: 'Share your prediction with your partner. You have 60 seconds — listen first, then respond.' After sharing, cold-call 3 learners with different predictions: 'Achieng, what did you predict and why?' [Wait 10 seconds.] 'Omondi, yours was different — walk us through your thinking.' [Wait 10 seconds.] 'Wanjiku, did anyone in your pair change their mind after talking? What shifted?' [Wait 12 seconds.] Do NOT confirm or correct yet. Write the three different predictions on the board under the heading 'Our Predictions — We Will Test These.'</w:t>
+              <w:t xml:space="preserve">WORKED EXAMPLE 1 — Mandazi Bag (whole class): Write on board: 'Bag: 6 plain, 5 coconut, 4 cardamom. Total = 15. One token drawn at random.' Ask: 'What is P(plain)?' [Cold-call: 'Muthoni?'] [Wait 10 seconds.] Write 6/15. 'P(coconut)?' [Cold-call: 'Otieno?'] [Wait 10 seconds.] Write 5/15. 'Are plain and coconut mutually exclusive on one draw?' [Choral: Yes.] 'So P(plain OR coconut) = ?' [Cold-call: 'Zawadi?'] [Wait 10 seconds.] Write 6/15 + 5/15 = 11/15. 'Now compare this to your experimental result from your group. Are they close? Why might they differ slightly?' [Wait 12 seconds. Take 2 hands.]  WORKED EXAMPLE 2 — Spinner (independent attempt first): Display: 'A spinner has 8 equal sectors: 3 red (Eastleigh route), 2 blue (Westlands route), 2 green (Karen route), 1 yellow (CBD route). One spin. Find P(red OR green).' Say: 'Attempt this yourself — 90 seconds, books only.' [Time.] Then cold-call: 'Amina, show us your working.' [Wait 10 seconds.] Confirm: P(red) = 3/8, P(green) = 2/8, P(red OR green) = 5/8. Ask: 'Could the spinner land on red AND green at the same time?' [Wait 5 seconds.] 'Good — that confirms mutual exclusivity.'  WORKED EXAMPLE 3 — Die (independent attempt): Display: 'A fair die is rolled once. Find P(even number OR 5).' Say: '90 seconds independently.' [Time.] Cold-call: 'Baraka.' [Wait 10 seconds.] Walk through: even = {2,4,6} so P(even) = 3/6; 5 is odd so {5} does not overlap with even; P(5) = 1/6; P(even OR 5) = 3/6 + 1/6 = 4/6 = 2/3. Ask: 'Why must we check overlap before applying the addition rule? What would go wrong if we applied it to events that CAN co-occur?' [Wait 12 seconds. Cold-call 2 learners.]  WORKED EXAMPLE 4 — Days of Week (independent attempt): Display: 'A school timetable coordinator randomly selects one day from the five school days (Monday–Friday) for a special assembly. Find P(Monday OR Friday).' '90 seconds.' [Time.] Cold-call: 'Nyambura.' [Wait 10 seconds.] Confirm: P(Monday) = 1/5, P(Friday) = 1/5, P(Monday OR Friday) = 2/5.  INDEPENDENT PRACTICE (4 questions — 5 minutes): Display on board/ARES. Q1: Bag has 4 red, 3 blue, 3 green beads. One draw. P(red OR blue) = ? Q2: A spinner has sectors: 5 orange, 3 purple, 2 white. One spin. P(orange OR white) = ? Q3: A card is drawn from cards numbered 1–10. P(prime OR 10) = ? Q4: A football match can end in Win (W), Draw (D), or Loss (L) for Gor Mahia, with P(W)=0.5, P(D)=0.25, P(L)=0.25. Find P(W OR D). After 5 minutes: 'Swap books with your partner and use the mark scheme on the board to mark. Circle any step where your partner's working is unclear — not just the answer.' Project mark scheme. Debrief Q3 especially: 'Primes from 1–10 are 2,3,5,7 — that is 4 primes. P(prime) = 4/10. Is 10 a prime? No. So are prime and 10 mutually exclusive? Yes. P(prime OR 10) = 5/10 = 1/2.'  GAMBLING CONNECTION: Ask: 'Betting apps often show odds for multiple outcomes and suggest you can combine them easily. What condition must be true before you can simply add probabilities? Are betting outcomes always mutually exclusive?' [Wait 15 seconds.] Cold-call: 'Kamau, what is the danger here?' [Wait 10 seconds.]</w:t>
             </w:r>
           </w:p>
         </w:tc>
@@ -14827,7 +15439,7 @@
                 <w:sz w:val="18"/>
                 <w:szCs w:val="18"/>
               </w:rPr>
-              <w:t xml:space="preserve">Predict-Before-Observe (PBO): By committing a written prediction to paper before any data is collected, learners activate prior knowledge from Lessons 2–4 (probability formula, mutually exclusive events, addition rule) and surface misconceptions — particularly the tendency to add probabilities without checking mutual exclusivity. Visible predictions on the board create accountability and a concrete record to revisit.</w:t>
+              <w:t xml:space="preserve">Gradual Release with Independent Attempt Before Reveal (I Do → You Try → We Confirm): The teacher models the first example fully, then requires learners to attempt each subsequent example alone before seeing the solution. This prevents passive transcription and forces learners to activate the addition rule from memory. Peer-marking with a mark scheme develops metacognitive awareness — learners must evaluate mathematical reasoning, not just circle right/wrong answers. The gambling connection embeds the KICD PCI (Life Skills: Decision Making) by showing the rule has real protective value.</w:t>
             </w:r>
           </w:p>
         </w:tc>
@@ -14859,7 +15471,7 @@
                 <w:sz w:val="18"/>
                 <w:szCs w:val="18"/>
               </w:rPr>
-              <w:t xml:space="preserve">Teacher scans written predictions during circulation. Key indicators: (1) Does the learner attempt to use P(A or B) = P(A) + P(B), suggesting retention from Lesson 4? (2) Does the learner correctly identify that plain and coconut are mutually exclusive on a single draw? (3) Are any learners simply guessing 50/50 or 'more than half' without calculation? Flag the third group for targeted questioning during the Observe phase.</w:t>
+              <w:t xml:space="preserve">During independent practice, teacher circulates and targets three observable errors: (1) Learner adds P(A) + P(B) without checking overlap — intervene with: 'Before you add, ask yourself: can both happen on the same trial?' (2) Learner uses total tokens as denominator inconsistently (e.g., uses 15 for one fraction and 20 for another) — redirect to: 'What is the total number of equally likely outcomes for one draw?' (3) Learner gets a probability greater than 1 — ask: 'Is that in the range we established in Lesson 3? What does that signal?' Peer-marking reveals systematic errors that teacher notes for Lesson 6.</w:t>
             </w:r>
           </w:p>
         </w:tc>
@@ -14868,32 +15480,32 @@
         <w:tc>
           <w:tcPr>
             <w:tcW w:type="dxa" w:w="1520"/>
-            <w:shd w:fill="D9EEF1" w:color="auto" w:val="clear"/>
-            <w:tcMar>
-              <w:top w:type="dxa" w:w="60"/>
-              <w:left w:type="dxa" w:w="120"/>
-              <w:bottom w:type="dxa" w:w="60"/>
-              <w:right w:type="dxa" w:w="120"/>
-            </w:tcMar>
-            <w:vAlign w:val="top"/>
-          </w:tcPr>
-          <w:p>
-            <w:pPr>
-              <w:spacing w:after="40" w:before="0"/>
-              <w:jc w:val="left"/>
-            </w:pPr>
-            <w:r>
-              <w:rPr>
-                <w:rFonts w:ascii="Arial" w:cs="Arial" w:eastAsia="Arial" w:hAnsi="Arial"/>
-                <w:b/>
-                <w:bCs/>
-                <w:i w:val="false"/>
-                <w:iCs w:val="false"/>
-                <w:color w:val="000000"/>
-                <w:sz w:val="18"/>
-                <w:szCs w:val="18"/>
-              </w:rPr>
-              <w:t xml:space="preserve">Observe Phase</w:t>
+            <w:shd w:fill="FCE4D6" w:color="auto" w:val="clear"/>
+            <w:tcMar>
+              <w:top w:type="dxa" w:w="60"/>
+              <w:left w:type="dxa" w:w="120"/>
+              <w:bottom w:type="dxa" w:w="60"/>
+              <w:right w:type="dxa" w:w="120"/>
+            </w:tcMar>
+            <w:vAlign w:val="top"/>
+          </w:tcPr>
+          <w:p>
+            <w:pPr>
+              <w:spacing w:after="40" w:before="0"/>
+              <w:jc w:val="left"/>
+            </w:pPr>
+            <w:r>
+              <w:rPr>
+                <w:rFonts w:ascii="Arial" w:cs="Arial" w:eastAsia="Arial" w:hAnsi="Arial"/>
+                <w:b/>
+                <w:bCs/>
+                <w:i w:val="false"/>
+                <w:iCs w:val="false"/>
+                <w:color w:val="000000"/>
+                <w:sz w:val="18"/>
+                <w:szCs w:val="18"/>
+              </w:rPr>
+              <w:t xml:space="preserve">Driving Question Board (DQB) Creation</w:t>
             </w:r>
           </w:p>
           <w:p>
@@ -14916,7 +15528,7 @@
             <w:pPr>
               <w:spacing w:after="20" w:before="0"/>
             </w:pPr>
-            <w:hyperlink w:history="1" r:id="rId1-yxjrj8nybfc57pyj7f_">
+            <w:hyperlink w:history="1" r:id="rIdy1dng84n5hqjrxbfkiwl0">
               <w:r>
                 <w:rPr>
                   <w:rFonts w:ascii="Arial" w:cs="Arial" w:eastAsia="Arial" w:hAnsi="Arial"/>
@@ -14925,7 +15537,7 @@
                   <w:szCs w:val="16"/>
                   <w:u w:val="single" w:color="2E75B6"/>
                 </w:rPr>
-                <w:t xml:space="preserve">Addition rule for probability</w:t>
+                <w:t xml:space="preserve">Probability with Venn diagrams</w:t>
               </w:r>
             </w:hyperlink>
           </w:p>
@@ -14949,7 +15561,7 @@
               <w:spacing w:after="10" w:before="0"/>
               <w:ind w:left="120"/>
             </w:pPr>
-            <w:hyperlink w:history="1" r:id="rIdkeequonba4q4iyf9ev-hv">
+            <w:hyperlink w:history="1" r:id="rIdab2jzzlcuyxlg4rqyogyn">
               <w:r>
                 <w:rPr>
                   <w:rFonts w:ascii="Arial" w:cs="Arial" w:eastAsia="Arial" w:hAnsi="Arial"/>
@@ -14994,7 +15606,7 @@
             <w:pPr>
               <w:spacing w:after="20" w:before="0"/>
             </w:pPr>
-            <w:hyperlink w:history="1" r:id="rIdvrgrvgovymaws9jgrq9mn">
+            <w:hyperlink w:history="1" r:id="rIdi58m0iaf6j5es0_a9ak4d">
               <w:r>
                 <w:rPr>
                   <w:rFonts w:ascii="Arial" w:cs="Arial" w:eastAsia="Arial" w:hAnsi="Arial"/>
@@ -15003,7 +15615,7 @@
                   <w:szCs w:val="16"/>
                   <w:u w:val="single" w:color="2E75B6"/>
                 </w:rPr>
-                <w:t xml:space="preserve">Mutually Exclusive Events Practice</w:t>
+                <w:t xml:space="preserve">Two-way tables, Venn diagrams, and probability</w:t>
               </w:r>
             </w:hyperlink>
           </w:p>
@@ -15019,7 +15631,7 @@
                 <w:sz w:val="14"/>
                 <w:szCs w:val="14"/>
               </w:rPr>
-              <w:t xml:space="preserve">Source: CK-12</w:t>
+              <w:t xml:space="preserve">Source: Khan Academy (English - US curriculum)</w:t>
             </w:r>
           </w:p>
           <w:p>
@@ -15027,7 +15639,7 @@
               <w:spacing w:after="10" w:before="0"/>
               <w:ind w:left="120"/>
             </w:pPr>
-            <w:hyperlink w:history="1" r:id="rId4yw-ieoppdjypnpw7j1lr">
+            <w:hyperlink w:history="1" r:id="rId8qopjsguvbe6gmjnmyytj">
               <w:r>
                 <w:rPr>
                   <w:rFonts w:ascii="Arial" w:cs="Arial" w:eastAsia="Arial" w:hAnsi="Arial"/>
@@ -15069,7 +15681,7 @@
                 <w:sz w:val="18"/>
                 <w:szCs w:val="18"/>
               </w:rPr>
-              <w:t xml:space="preserve">Groups of 4 receive a cloth bag containing 15 coloured tokens: 6 white (plain mandazi), 5 yellow (coconut mandazi), 4 green (cardamom mandazi). One learner draws a token, the recorder notes the colour on a tally chart, the token is replaced and the bag is shaken, and the next learner draws. Groups complete 20 draws. After tallying, groups calculate three experimental probabilities: P(plain), P(coconut), and P(plain OR coconut) from their own data. Groups record results on a shared class grid drawn on the board (or projected on ARES), allowing the whole class to compare across groups.</w:t>
+              <w:t xml:space="preserve">Learners review the class Driving Question Board displayed at the front of the room. Working in pairs for 2 minutes, they discuss two prompts written on the board: (1) 'What new mathematical tool did we confirm today, and when can we use it?' (2) 'Does knowing the addition rule change what you think about the Gor Mahia betting advertisements?' Each pair nominates one new statement or question to add to the DQB. The class votes (thumbs up) on the three strongest additions, which are physically added to the board.</w:t>
             </w:r>
           </w:p>
         </w:tc>
@@ -15101,7 +15713,7 @@
                 <w:sz w:val="18"/>
                 <w:szCs w:val="18"/>
               </w:rPr>
-              <w:t xml:space="preserve">Before distributing bags, say: 'I am now going to tell you what is in the bag. There are 15 tokens: 6 white for plain mandazi, 5 yellow for coconut, and 4 green for cardamom. Each group will do 20 draws with replacement. Your job is to tally each colour and then calculate three probabilities from your data.' Distribute bags and tally sheets. [Allow 6 minutes for draws.] Circulate and prompt: 'Why do we replace the token each time? What would change if we did not replace it?' [Wait 10 seconds at each group.] After draws: 'Calculate your three probabilities now — P(plain), P(coconut), P(plain OR coconut) — from your tally. You have 2 minutes.' After groups post results on the class grid, ask: 'Look at the grid. Are all groups getting exactly the same answer for P(plain OR coconut)? Why or why not?' Cold-call 2 learners: 'Kipchoge, what do you notice?' [Wait 12 seconds.] 'Fatuma, what does that tell us about experimental versus theoretical probability?' [Wait 10 seconds.] Now ask the whole class: 'Can a single token be BOTH plain AND coconut at the same time?' [Wait 5 seconds for choral response.] 'So these events are — ?' [Elicit: mutually exclusive.] 'Now let us calculate what the theory says the probability SHOULD be.'</w:t>
+              <w:t xml:space="preserve">Direct learners to the DQB. Say: 'Look at where we started in Lesson 1 — Gor Mahia fans saying the team was due for a loss. Look at what we have added since. Today we confirmed a rule that lets us calculate combined probabilities. Discuss with your partner: what do we now know that we did not know before Lesson 5? And what new questions does this raise? Two minutes.' [Time.] Circulate and listen for: references to mutual exclusivity as a condition, questions about non-mutually-exclusive events (overlap), or questions about whether betting companies use the correct rule. After 2 minutes: 'I heard some excellent ideas. Who has a new statement for the board — something we can now say with confidence?' [Take 3–4 hands. Scribe statements.] 'Who has a new question — something today's lesson made you wonder about?' [Take 2–3 hands. Scribe questions.] Highlight any student-generated question about overlapping events (e.g., 'What if two events CAN happen at the same time?') and say: 'Hold that thought — it becomes critical in our next lessons on independent events.' Point to the driving question displayed at the top of the DQB and ask: 'Are we any closer to answering why understanding probability protects us from gambling? What would you say now that you could not say in Lesson 1?' [Wait 15 seconds. Cold-call: 'Zipporah.'] [Wait 10 seconds.]</w:t>
             </w:r>
           </w:p>
         </w:tc>
@@ -15133,7 +15745,7 @@
                 <w:sz w:val="18"/>
                 <w:szCs w:val="18"/>
               </w:rPr>
-              <w:t xml:space="preserve">Hands-On Experiment with Class Data Aggregation: The physical draw makes mutual exclusivity viscerally real — learners cannot pull a token that is simultaneously two flavours. Aggregating group results on a shared class grid surfaces natural variation in experimental probability and motivates the need for theoretical calculation, bridging from empirical data to the formal addition rule. Connecting the tokens to mandazi — a familiar Kenyan snack — lowers affective barriers and keeps the phenomenon anchor (Gor Mahia, betting, chance) accessible.</w:t>
+              <w:t xml:space="preserve">Driving Question Board Update (DQB Revision): The DQB functions as a living, visible record of the class's growing understanding. By revisiting it each lesson and adding only statements learners can now defend with evidence and calculation, it externalises conceptual growth and motivates the unresolved questions that drive the next lesson. Connecting today's addition rule back to the original Gor Mahia/betting phenomenon maintains the storyline thread and prevents the mathematics from feeling abstract.</w:t>
             </w:r>
           </w:p>
         </w:tc>
@@ -15165,7 +15777,7 @@
                 <w:sz w:val="18"/>
                 <w:szCs w:val="18"/>
               </w:rPr>
-              <w:t xml:space="preserve">Teacher checks tally charts for systematic recording (not guessed totals). Key observable indicators: (1) Groups correctly divide tally frequency by 20 to get experimental probability — not by 15. (2) Groups sum P(plain) + P(coconut) from their tally correctly. (3) Any group reporting P(plain OR coconut) &gt; 1 signals a calculation error — intervene immediately with: 'Can a probability ever be greater than 1? What does that tell you about your arithmetic?'</w:t>
+              <w:t xml:space="preserve">Teacher evaluates the quality of DQB contributions: (1) Can learners articulate the addition rule as a conditional statement ('We can add probabilities IF the events are mutually exclusive')? (2) Are learners generating questions about the limits of the rule (e.g., 'What if events overlap?'), indicating readiness for independent events in Lesson 6? (3) Does at least one learner connect the rule to the gambling/betting phenomenon unprompted? If not, the gambling connection in the Explain phase was not internalised and should be revisited at the start of Lesson 6.</w:t>
             </w:r>
           </w:p>
         </w:tc>
@@ -15174,32 +15786,32 @@
         <w:tc>
           <w:tcPr>
             <w:tcW w:type="dxa" w:w="1520"/>
-            <w:shd w:fill="E2EFDA" w:color="auto" w:val="clear"/>
-            <w:tcMar>
-              <w:top w:type="dxa" w:w="60"/>
-              <w:left w:type="dxa" w:w="120"/>
-              <w:bottom w:type="dxa" w:w="60"/>
-              <w:right w:type="dxa" w:w="120"/>
-            </w:tcMar>
-            <w:vAlign w:val="top"/>
-          </w:tcPr>
-          <w:p>
-            <w:pPr>
-              <w:spacing w:after="40" w:before="0"/>
-              <w:jc w:val="left"/>
-            </w:pPr>
-            <w:r>
-              <w:rPr>
-                <w:rFonts w:ascii="Arial" w:cs="Arial" w:eastAsia="Arial" w:hAnsi="Arial"/>
-                <w:b/>
-                <w:bCs/>
-                <w:i w:val="false"/>
-                <w:iCs w:val="false"/>
-                <w:color w:val="000000"/>
-                <w:sz w:val="18"/>
-                <w:szCs w:val="18"/>
-              </w:rPr>
-              <w:t xml:space="preserve">Explain Phase</w:t>
+            <w:shd w:fill="D5E8F0" w:color="auto" w:val="clear"/>
+            <w:tcMar>
+              <w:top w:type="dxa" w:w="60"/>
+              <w:left w:type="dxa" w:w="120"/>
+              <w:bottom w:type="dxa" w:w="60"/>
+              <w:right w:type="dxa" w:w="120"/>
+            </w:tcMar>
+            <w:vAlign w:val="top"/>
+          </w:tcPr>
+          <w:p>
+            <w:pPr>
+              <w:spacing w:after="40" w:before="0"/>
+              <w:jc w:val="left"/>
+            </w:pPr>
+            <w:r>
+              <w:rPr>
+                <w:rFonts w:ascii="Arial" w:cs="Arial" w:eastAsia="Arial" w:hAnsi="Arial"/>
+                <w:b/>
+                <w:bCs/>
+                <w:i w:val="false"/>
+                <w:iCs w:val="false"/>
+                <w:color w:val="000000"/>
+                <w:sz w:val="18"/>
+                <w:szCs w:val="18"/>
+              </w:rPr>
+              <w:t xml:space="preserve">Model Building Phase</w:t>
             </w:r>
           </w:p>
           <w:p>
@@ -15222,7 +15834,7 @@
             <w:pPr>
               <w:spacing w:after="20" w:before="0"/>
             </w:pPr>
-            <w:hyperlink w:history="1" r:id="rIdjly01uprcmiteoypt_jzb">
+            <w:hyperlink w:history="1" r:id="rIdgl2d3ndlnibhbwgkvwvyz">
               <w:r>
                 <w:rPr>
                   <w:rFonts w:ascii="Arial" w:cs="Arial" w:eastAsia="Arial" w:hAnsi="Arial"/>
@@ -15231,7 +15843,7 @@
                   <w:szCs w:val="16"/>
                   <w:u w:val="single" w:color="2E75B6"/>
                 </w:rPr>
-                <w:t xml:space="preserve">Addition rule for probability -dubbed(KY)</w:t>
+                <w:t xml:space="preserve">Probability without equally likely events</w:t>
               </w:r>
             </w:hyperlink>
           </w:p>
@@ -15247,7 +15859,7 @@
                 <w:sz w:val="14"/>
                 <w:szCs w:val="14"/>
               </w:rPr>
-              <w:t xml:space="preserve">Source: Khan Academy (Kiswahili)</w:t>
+              <w:t xml:space="preserve">Source: Khan Academy (English - US curriculum)</w:t>
             </w:r>
           </w:p>
           <w:p>
@@ -15255,7 +15867,7 @@
               <w:spacing w:after="10" w:before="0"/>
               <w:ind w:left="120"/>
             </w:pPr>
-            <w:hyperlink w:history="1" r:id="rId2saylhqcariygtyivfqlv">
+            <w:hyperlink w:history="1" r:id="rIds0wq7u97ppi9-0o6egksl">
               <w:r>
                 <w:rPr>
                   <w:rFonts w:ascii="Arial" w:cs="Arial" w:eastAsia="Arial" w:hAnsi="Arial"/>
@@ -15293,14 +15905,14 @@
                 <w:sz w:val="16"/>
                 <w:szCs w:val="16"/>
               </w:rPr>
-              <w:t xml:space="preserve">📖 HTML:</w:t>
+              <w:t xml:space="preserve">📖 EXERCISE:</w:t>
             </w:r>
           </w:p>
           <w:p>
             <w:pPr>
               <w:spacing w:after="20" w:before="0"/>
             </w:pPr>
-            <w:hyperlink w:history="1" r:id="rIdn09khft30oynndb-b_rnu">
+            <w:hyperlink w:history="1" r:id="rIdwh1ldqexov3y3qoeul9_w">
               <w:r>
                 <w:rPr>
                   <w:rFonts w:ascii="Arial" w:cs="Arial" w:eastAsia="Arial" w:hAnsi="Arial"/>
@@ -15309,7 +15921,7 @@
                   <w:szCs w:val="16"/>
                   <w:u w:val="single" w:color="2E75B6"/>
                 </w:rPr>
-                <w:t xml:space="preserve">Independent, Conditional, and Mutually Exclusive Events (Flexbook)</w:t>
+                <w:t xml:space="preserve">Probability with general multiplication rule</w:t>
               </w:r>
             </w:hyperlink>
           </w:p>
@@ -15325,7 +15937,7 @@
                 <w:sz w:val="14"/>
                 <w:szCs w:val="14"/>
               </w:rPr>
-              <w:t xml:space="preserve">Source: CK-12</w:t>
+              <w:t xml:space="preserve">Source: Khan Academy (English - US curriculum)</w:t>
             </w:r>
           </w:p>
           <w:p>
@@ -15333,619 +15945,7 @@
               <w:spacing w:after="10" w:before="0"/>
               <w:ind w:left="120"/>
             </w:pPr>
-            <w:hyperlink w:history="1" r:id="rIdct2am-c3wtfxvx7ejp4gk">
-              <w:r>
-                <w:rPr>
-                  <w:rFonts w:ascii="Arial" w:cs="Arial" w:eastAsia="Arial" w:hAnsi="Arial"/>
-                  <w:color w:val="595959"/>
-                  <w:sz w:val="14"/>
-                  <w:szCs w:val="14"/>
-                  <w:u w:val="single" w:color="595959"/>
-                </w:rPr>
-                <w:t xml:space="preserve">🔍 Search ARES for similar readings</w:t>
-              </w:r>
-            </w:hyperlink>
-          </w:p>
-        </w:tc>
-        <w:tc>
-          <w:tcPr>
-            <w:tcW w:type="dxa" w:w="3040"/>
-            <w:shd w:fill="FFFFFF" w:color="auto" w:val="clear"/>
-            <w:tcMar>
-              <w:top w:type="dxa" w:w="60"/>
-              <w:left w:type="dxa" w:w="120"/>
-              <w:bottom w:type="dxa" w:w="60"/>
-              <w:right w:type="dxa" w:w="120"/>
-            </w:tcMar>
-            <w:vAlign w:val="top"/>
-          </w:tcPr>
-          <w:p>
-            <w:pPr>
-              <w:spacing w:after="40" w:before="0"/>
-              <w:jc w:val="left"/>
-            </w:pPr>
-            <w:r>
-              <w:rPr>
-                <w:rFonts w:ascii="Arial" w:cs="Arial" w:eastAsia="Arial" w:hAnsi="Arial"/>
-                <w:b w:val="false"/>
-                <w:bCs w:val="false"/>
-                <w:i w:val="false"/>
-                <w:iCs w:val="false"/>
-                <w:color w:val="000000"/>
-                <w:sz w:val="18"/>
-                <w:szCs w:val="18"/>
-              </w:rPr>
-              <w:t xml:space="preserve">The teacher leads the class through the theoretical calculation for the mandazi bag, then works through three further examples on the board with increasing complexity — a spinner, a die, and days of the school week. For each example after the first, learners are given 90 seconds to attempt the problem independently in their books before the teacher reveals the solution. After all worked examples, learners complete a four-question independent practice set (displayed on ARES or the board), then peer-mark using a projected mark scheme.</w:t>
-            </w:r>
-          </w:p>
-        </w:tc>
-        <w:tc>
-          <w:tcPr>
-            <w:tcW w:type="dxa" w:w="3040"/>
-            <w:shd w:fill="F2F2F2" w:color="auto" w:val="clear"/>
-            <w:tcMar>
-              <w:top w:type="dxa" w:w="60"/>
-              <w:left w:type="dxa" w:w="120"/>
-              <w:bottom w:type="dxa" w:w="60"/>
-              <w:right w:type="dxa" w:w="120"/>
-            </w:tcMar>
-            <w:vAlign w:val="top"/>
-          </w:tcPr>
-          <w:p>
-            <w:pPr>
-              <w:spacing w:after="40" w:before="0"/>
-              <w:jc w:val="left"/>
-            </w:pPr>
-            <w:r>
-              <w:rPr>
-                <w:rFonts w:ascii="Arial" w:cs="Arial" w:eastAsia="Arial" w:hAnsi="Arial"/>
-                <w:b w:val="false"/>
-                <w:bCs w:val="false"/>
-                <w:i w:val="false"/>
-                <w:iCs w:val="false"/>
-                <w:color w:val="000000"/>
-                <w:sz w:val="18"/>
-                <w:szCs w:val="18"/>
-              </w:rPr>
-              <w:t xml:space="preserve">WORKED EXAMPLE 1 — Mandazi Bag (whole class): Write on board: 'Bag: 6 plain, 5 coconut, 4 cardamom. Total = 15. One token drawn at random.' Ask: 'What is P(plain)?' [Cold-call: 'Muthoni?'] [Wait 10 seconds.] Write 6/15. 'P(coconut)?' [Cold-call: 'Otieno?'] [Wait 10 seconds.] Write 5/15. 'Are plain and coconut mutually exclusive on one draw?' [Choral: Yes.] 'So P(plain OR coconut) = ?' [Cold-call: 'Zawadi?'] [Wait 10 seconds.] Write 6/15 + 5/15 = 11/15. 'Now compare this to your experimental result from your group. Are they close? Why might they differ slightly?' [Wait 12 seconds. Take 2 hands.]  WORKED EXAMPLE 2 — Spinner (independent attempt first): Display: 'A spinner has 8 equal sectors: 3 red (Eastleigh route), 2 blue (Westlands route), 2 green (Karen route), 1 yellow (CBD route). One spin. Find P(red OR green).' Say: 'Attempt this yourself — 90 seconds, books only.' [Time.] Then cold-call: 'Amina, show us your working.' [Wait 10 seconds.] Confirm: P(red) = 3/8, P(green) = 2/8, P(red OR green) = 5/8. Ask: 'Could the spinner land on red AND green at the same time?' [Wait 5 seconds.] 'Good — that confirms mutual exclusivity.'  WORKED EXAMPLE 3 — Die (independent attempt): Display: 'A fair die is rolled once. Find P(even number OR 5).' Say: '90 seconds independently.' [Time.] Cold-call: 'Baraka.' [Wait 10 seconds.] Walk through: even = {2,4,6} so P(even) = 3/6; 5 is odd so {5} does not overlap with even; P(5) = 1/6; P(even OR 5) = 3/6 + 1/6 = 4/6 = 2/3. Ask: 'Why must we check overlap before applying the addition rule? What would go wrong if we applied it to events that CAN co-occur?' [Wait 12 seconds. Cold-call 2 learners.]  WORKED EXAMPLE 4 — Days of Week (independent attempt): Display: 'A school timetable coordinator randomly selects one day from the five school days (Monday–Friday) for a special assembly. Find P(Monday OR Friday).' '90 seconds.' [Time.] Cold-call: 'Nyambura.' [Wait 10 seconds.] Confirm: P(Monday) = 1/5, P(Friday) = 1/5, P(Monday OR Friday) = 2/5.  INDEPENDENT PRACTICE (4 questions — 5 minutes): Display on board/ARES. Q1: Bag has 4 red, 3 blue, 3 green beads. One draw. P(red OR blue) = ? Q2: A spinner has sectors: 5 orange, 3 purple, 2 white. One spin. P(orange OR white) = ? Q3: A card is drawn from cards numbered 1–10. P(prime OR 10) = ? Q4: A football match can end in Win (W), Draw (D), or Loss (L) for Gor Mahia, with P(W)=0.5, P(D)=0.25, P(L)=0.25. Find P(W OR D). After 5 minutes: 'Swap books with your partner and use the mark scheme on the board to mark. Circle any step where your partner's working is unclear — not just the answer.' Project mark scheme. Debrief Q3 especially: 'Primes from 1–10 are 2,3,5,7 — that is 4 primes. P(prime) = 4/10. Is 10 a prime? No. So are prime and 10 mutually exclusive? Yes. P(prime OR 10) = 5/10 = 1/2.'  GAMBLING CONNECTION: Ask: 'Betting apps often show odds for multiple outcomes and suggest you can combine them easily. What condition must be true before you can simply add probabilities? Are betting outcomes always mutually exclusive?' [Wait 15 seconds.] Cold-call: 'Kamau, what is the danger here?' [Wait 10 seconds.]</w:t>
-            </w:r>
-          </w:p>
-        </w:tc>
-        <w:tc>
-          <w:tcPr>
-            <w:tcW w:type="dxa" w:w="3040"/>
-            <w:shd w:fill="FFFFFF" w:color="auto" w:val="clear"/>
-            <w:tcMar>
-              <w:top w:type="dxa" w:w="60"/>
-              <w:left w:type="dxa" w:w="120"/>
-              <w:bottom w:type="dxa" w:w="60"/>
-              <w:right w:type="dxa" w:w="120"/>
-            </w:tcMar>
-            <w:vAlign w:val="top"/>
-          </w:tcPr>
-          <w:p>
-            <w:pPr>
-              <w:spacing w:after="40" w:before="0"/>
-              <w:jc w:val="left"/>
-            </w:pPr>
-            <w:r>
-              <w:rPr>
-                <w:rFonts w:ascii="Arial" w:cs="Arial" w:eastAsia="Arial" w:hAnsi="Arial"/>
-                <w:b w:val="false"/>
-                <w:bCs w:val="false"/>
-                <w:i w:val="false"/>
-                <w:iCs w:val="false"/>
-                <w:color w:val="000000"/>
-                <w:sz w:val="18"/>
-                <w:szCs w:val="18"/>
-              </w:rPr>
-              <w:t xml:space="preserve">Gradual Release with Independent Attempt Before Reveal (I Do → You Try → We Confirm): The teacher models the first example fully, then requires learners to attempt each subsequent example alone before seeing the solution. This prevents passive transcription and forces learners to activate the addition rule from memory. Peer-marking with a mark scheme develops metacognitive awareness — learners must evaluate mathematical reasoning, not just circle right/wrong answers. The gambling connection embeds the KICD PCI (Life Skills: Decision Making) by showing the rule has real protective value.</w:t>
-            </w:r>
-          </w:p>
-        </w:tc>
-        <w:tc>
-          <w:tcPr>
-            <w:tcW w:type="dxa" w:w="3040"/>
-            <w:shd w:fill="F2F2F2" w:color="auto" w:val="clear"/>
-            <w:tcMar>
-              <w:top w:type="dxa" w:w="60"/>
-              <w:left w:type="dxa" w:w="120"/>
-              <w:bottom w:type="dxa" w:w="60"/>
-              <w:right w:type="dxa" w:w="120"/>
-            </w:tcMar>
-            <w:vAlign w:val="top"/>
-          </w:tcPr>
-          <w:p>
-            <w:pPr>
-              <w:spacing w:after="40" w:before="0"/>
-              <w:jc w:val="left"/>
-            </w:pPr>
-            <w:r>
-              <w:rPr>
-                <w:rFonts w:ascii="Arial" w:cs="Arial" w:eastAsia="Arial" w:hAnsi="Arial"/>
-                <w:b w:val="false"/>
-                <w:bCs w:val="false"/>
-                <w:i w:val="false"/>
-                <w:iCs w:val="false"/>
-                <w:color w:val="000000"/>
-                <w:sz w:val="18"/>
-                <w:szCs w:val="18"/>
-              </w:rPr>
-              <w:t xml:space="preserve">During independent practice, teacher circulates and targets three observable errors: (1) Learner adds P(A) + P(B) without checking overlap — intervene with: 'Before you add, ask yourself: can both happen on the same trial?' (2) Learner uses total tokens as denominator inconsistently (e.g., uses 15 for one fraction and 20 for another) — redirect to: 'What is the total number of equally likely outcomes for one draw?' (3) Learner gets a probability greater than 1 — ask: 'Is that in the range we established in Lesson 3? What does that signal?' Peer-marking reveals systematic errors that teacher notes for Lesson 6.</w:t>
-            </w:r>
-          </w:p>
-        </w:tc>
-      </w:tr>
-      <w:tr>
-        <w:tc>
-          <w:tcPr>
-            <w:tcW w:type="dxa" w:w="1520"/>
-            <w:shd w:fill="FCE4D6" w:color="auto" w:val="clear"/>
-            <w:tcMar>
-              <w:top w:type="dxa" w:w="60"/>
-              <w:left w:type="dxa" w:w="120"/>
-              <w:bottom w:type="dxa" w:w="60"/>
-              <w:right w:type="dxa" w:w="120"/>
-            </w:tcMar>
-            <w:vAlign w:val="top"/>
-          </w:tcPr>
-          <w:p>
-            <w:pPr>
-              <w:spacing w:after="40" w:before="0"/>
-              <w:jc w:val="left"/>
-            </w:pPr>
-            <w:r>
-              <w:rPr>
-                <w:rFonts w:ascii="Arial" w:cs="Arial" w:eastAsia="Arial" w:hAnsi="Arial"/>
-                <w:b/>
-                <w:bCs/>
-                <w:i w:val="false"/>
-                <w:iCs w:val="false"/>
-                <w:color w:val="000000"/>
-                <w:sz w:val="18"/>
-                <w:szCs w:val="18"/>
-              </w:rPr>
-              <w:t xml:space="preserve">Driving Question Board (DQB) Creation</w:t>
-            </w:r>
-          </w:p>
-          <w:p>
-            <w:pPr>
-              <w:spacing w:after="20" w:before="0"/>
-            </w:pPr>
-            <w:r>
-              <w:rPr>
-                <w:rFonts w:ascii="Arial" w:cs="Arial" w:eastAsia="Arial" w:hAnsi="Arial"/>
-                <w:b/>
-                <w:bCs/>
-                <w:color w:val="1F3864"/>
-                <w:sz w:val="16"/>
-                <w:szCs w:val="16"/>
-              </w:rPr>
-              <w:t xml:space="preserve">📹 VIDEO:</w:t>
-            </w:r>
-          </w:p>
-          <w:p>
-            <w:pPr>
-              <w:spacing w:after="20" w:before="0"/>
-            </w:pPr>
-            <w:hyperlink w:history="1" r:id="rIdquq16bdvz5xvmkygzcofb">
-              <w:r>
-                <w:rPr>
-                  <w:rFonts w:ascii="Arial" w:cs="Arial" w:eastAsia="Arial" w:hAnsi="Arial"/>
-                  <w:color w:val="2E75B6"/>
-                  <w:sz w:val="16"/>
-                  <w:szCs w:val="16"/>
-                  <w:u w:val="single" w:color="2E75B6"/>
-                </w:rPr>
-                <w:t xml:space="preserve">Probability without equally likely events</w:t>
-              </w:r>
-            </w:hyperlink>
-          </w:p>
-          <w:p>
-            <w:pPr>
-              <w:spacing w:after="10" w:before="0"/>
-              <w:ind w:left="120"/>
-            </w:pPr>
-            <w:r>
-              <w:rPr>
-                <w:rFonts w:ascii="Arial" w:cs="Arial" w:eastAsia="Arial" w:hAnsi="Arial"/>
-                <w:color w:val="595959"/>
-                <w:sz w:val="14"/>
-                <w:szCs w:val="14"/>
-              </w:rPr>
-              <w:t xml:space="preserve">Source: Khan Academy (English - US curriculum)</w:t>
-            </w:r>
-          </w:p>
-          <w:p>
-            <w:pPr>
-              <w:spacing w:after="10" w:before="0"/>
-              <w:ind w:left="120"/>
-            </w:pPr>
-            <w:hyperlink w:history="1" r:id="rIdxwyve2qiwz0w41zyc9mnq">
-              <w:r>
-                <w:rPr>
-                  <w:rFonts w:ascii="Arial" w:cs="Arial" w:eastAsia="Arial" w:hAnsi="Arial"/>
-                  <w:color w:val="595959"/>
-                  <w:sz w:val="14"/>
-                  <w:szCs w:val="14"/>
-                  <w:u w:val="single" w:color="595959"/>
-                </w:rPr>
-                <w:t xml:space="preserve">🔍 Search ARES for similar videos</w:t>
-              </w:r>
-            </w:hyperlink>
-          </w:p>
-          <w:p>
-            <w:pPr>
-              <w:spacing w:after="40" w:before="0"/>
-            </w:pPr>
-            <w:r>
-              <w:rPr>
-                <w:sz w:val="14"/>
-                <w:szCs w:val="14"/>
-              </w:rPr>
-              <w:t xml:space="preserve"/>
-            </w:r>
-          </w:p>
-          <w:p>
-            <w:pPr>
-              <w:spacing w:after="20" w:before="0"/>
-            </w:pPr>
-            <w:r>
-              <w:rPr>
-                <w:rFonts w:ascii="Arial" w:cs="Arial" w:eastAsia="Arial" w:hAnsi="Arial"/>
-                <w:b/>
-                <w:bCs/>
-                <w:color w:val="1F3864"/>
-                <w:sz w:val="16"/>
-                <w:szCs w:val="16"/>
-              </w:rPr>
-              <w:t xml:space="preserve">📖 HTML:</w:t>
-            </w:r>
-          </w:p>
-          <w:p>
-            <w:pPr>
-              <w:spacing w:after="20" w:before="0"/>
-            </w:pPr>
-            <w:hyperlink w:history="1" r:id="rIdmej7r8q6s54nc6pic04js">
-              <w:r>
-                <w:rPr>
-                  <w:rFonts w:ascii="Arial" w:cs="Arial" w:eastAsia="Arial" w:hAnsi="Arial"/>
-                  <w:color w:val="2E75B6"/>
-                  <w:sz w:val="16"/>
-                  <w:szCs w:val="16"/>
-                  <w:u w:val="single" w:color="2E75B6"/>
-                </w:rPr>
-                <w:t xml:space="preserve">Mutually Exclusive Events (Flexbook)</w:t>
-              </w:r>
-            </w:hyperlink>
-          </w:p>
-          <w:p>
-            <w:pPr>
-              <w:spacing w:after="10" w:before="0"/>
-              <w:ind w:left="120"/>
-            </w:pPr>
-            <w:r>
-              <w:rPr>
-                <w:rFonts w:ascii="Arial" w:cs="Arial" w:eastAsia="Arial" w:hAnsi="Arial"/>
-                <w:color w:val="595959"/>
-                <w:sz w:val="14"/>
-                <w:szCs w:val="14"/>
-              </w:rPr>
-              <w:t xml:space="preserve">Source: CK-12</w:t>
-            </w:r>
-          </w:p>
-          <w:p>
-            <w:pPr>
-              <w:spacing w:after="10" w:before="0"/>
-              <w:ind w:left="120"/>
-            </w:pPr>
-            <w:hyperlink w:history="1" r:id="rIddxkm0kz7frjnzzzhciorx">
-              <w:r>
-                <w:rPr>
-                  <w:rFonts w:ascii="Arial" w:cs="Arial" w:eastAsia="Arial" w:hAnsi="Arial"/>
-                  <w:color w:val="595959"/>
-                  <w:sz w:val="14"/>
-                  <w:szCs w:val="14"/>
-                  <w:u w:val="single" w:color="595959"/>
-                </w:rPr>
-                <w:t xml:space="preserve">🔍 Search ARES for similar readings</w:t>
-              </w:r>
-            </w:hyperlink>
-          </w:p>
-        </w:tc>
-        <w:tc>
-          <w:tcPr>
-            <w:tcW w:type="dxa" w:w="3040"/>
-            <w:shd w:fill="FFFFFF" w:color="auto" w:val="clear"/>
-            <w:tcMar>
-              <w:top w:type="dxa" w:w="60"/>
-              <w:left w:type="dxa" w:w="120"/>
-              <w:bottom w:type="dxa" w:w="60"/>
-              <w:right w:type="dxa" w:w="120"/>
-            </w:tcMar>
-            <w:vAlign w:val="top"/>
-          </w:tcPr>
-          <w:p>
-            <w:pPr>
-              <w:spacing w:after="40" w:before="0"/>
-              <w:jc w:val="left"/>
-            </w:pPr>
-            <w:r>
-              <w:rPr>
-                <w:rFonts w:ascii="Arial" w:cs="Arial" w:eastAsia="Arial" w:hAnsi="Arial"/>
-                <w:b w:val="false"/>
-                <w:bCs w:val="false"/>
-                <w:i w:val="false"/>
-                <w:iCs w:val="false"/>
-                <w:color w:val="000000"/>
-                <w:sz w:val="18"/>
-                <w:szCs w:val="18"/>
-              </w:rPr>
-              <w:t xml:space="preserve">Learners review the class Driving Question Board displayed at the front of the room. Working in pairs for 2 minutes, they discuss two prompts written on the board: (1) 'What new mathematical tool did we confirm today, and when can we use it?' (2) 'Does knowing the addition rule change what you think about the Gor Mahia betting advertisements?' Each pair nominates one new statement or question to add to the DQB. The class votes (thumbs up) on the three strongest additions, which are physically added to the board.</w:t>
-            </w:r>
-          </w:p>
-        </w:tc>
-        <w:tc>
-          <w:tcPr>
-            <w:tcW w:type="dxa" w:w="3040"/>
-            <w:shd w:fill="F2F2F2" w:color="auto" w:val="clear"/>
-            <w:tcMar>
-              <w:top w:type="dxa" w:w="60"/>
-              <w:left w:type="dxa" w:w="120"/>
-              <w:bottom w:type="dxa" w:w="60"/>
-              <w:right w:type="dxa" w:w="120"/>
-            </w:tcMar>
-            <w:vAlign w:val="top"/>
-          </w:tcPr>
-          <w:p>
-            <w:pPr>
-              <w:spacing w:after="40" w:before="0"/>
-              <w:jc w:val="left"/>
-            </w:pPr>
-            <w:r>
-              <w:rPr>
-                <w:rFonts w:ascii="Arial" w:cs="Arial" w:eastAsia="Arial" w:hAnsi="Arial"/>
-                <w:b w:val="false"/>
-                <w:bCs w:val="false"/>
-                <w:i w:val="false"/>
-                <w:iCs w:val="false"/>
-                <w:color w:val="000000"/>
-                <w:sz w:val="18"/>
-                <w:szCs w:val="18"/>
-              </w:rPr>
-              <w:t xml:space="preserve">Direct learners to the DQB. Say: 'Look at where we started in Lesson 1 — Gor Mahia fans saying the team was due for a loss. Look at what we have added since. Today we confirmed a rule that lets us calculate combined probabilities. Discuss with your partner: what do we now know that we did not know before Lesson 5? And what new questions does this raise? Two minutes.' [Time.] Circulate and listen for: references to mutual exclusivity as a condition, questions about non-mutually-exclusive events (overlap), or questions about whether betting companies use the correct rule. After 2 minutes: 'I heard some excellent ideas. Who has a new statement for the board — something we can now say with confidence?' [Take 3–4 hands. Scribe statements.] 'Who has a new question — something today's lesson made you wonder about?' [Take 2–3 hands. Scribe questions.] Highlight any student-generated question about overlapping events (e.g., 'What if two events CAN happen at the same time?') and say: 'Hold that thought — it becomes critical in our next lessons on independent events.' Point to the driving question displayed at the top of the DQB and ask: 'Are we any closer to answering why understanding probability protects us from gambling? What would you say now that you could not say in Lesson 1?' [Wait 15 seconds. Cold-call: 'Zipporah.'] [Wait 10 seconds.]</w:t>
-            </w:r>
-          </w:p>
-        </w:tc>
-        <w:tc>
-          <w:tcPr>
-            <w:tcW w:type="dxa" w:w="3040"/>
-            <w:shd w:fill="FFFFFF" w:color="auto" w:val="clear"/>
-            <w:tcMar>
-              <w:top w:type="dxa" w:w="60"/>
-              <w:left w:type="dxa" w:w="120"/>
-              <w:bottom w:type="dxa" w:w="60"/>
-              <w:right w:type="dxa" w:w="120"/>
-            </w:tcMar>
-            <w:vAlign w:val="top"/>
-          </w:tcPr>
-          <w:p>
-            <w:pPr>
-              <w:spacing w:after="40" w:before="0"/>
-              <w:jc w:val="left"/>
-            </w:pPr>
-            <w:r>
-              <w:rPr>
-                <w:rFonts w:ascii="Arial" w:cs="Arial" w:eastAsia="Arial" w:hAnsi="Arial"/>
-                <w:b w:val="false"/>
-                <w:bCs w:val="false"/>
-                <w:i w:val="false"/>
-                <w:iCs w:val="false"/>
-                <w:color w:val="000000"/>
-                <w:sz w:val="18"/>
-                <w:szCs w:val="18"/>
-              </w:rPr>
-              <w:t xml:space="preserve">Driving Question Board Update (DQB Revision): The DQB functions as a living, visible record of the class's growing understanding. By revisiting it each lesson and adding only statements learners can now defend with evidence and calculation, it externalises conceptual growth and motivates the unresolved questions that drive the next lesson. Connecting today's addition rule back to the original Gor Mahia/betting phenomenon maintains the storyline thread and prevents the mathematics from feeling abstract.</w:t>
-            </w:r>
-          </w:p>
-        </w:tc>
-        <w:tc>
-          <w:tcPr>
-            <w:tcW w:type="dxa" w:w="3040"/>
-            <w:shd w:fill="F2F2F2" w:color="auto" w:val="clear"/>
-            <w:tcMar>
-              <w:top w:type="dxa" w:w="60"/>
-              <w:left w:type="dxa" w:w="120"/>
-              <w:bottom w:type="dxa" w:w="60"/>
-              <w:right w:type="dxa" w:w="120"/>
-            </w:tcMar>
-            <w:vAlign w:val="top"/>
-          </w:tcPr>
-          <w:p>
-            <w:pPr>
-              <w:spacing w:after="40" w:before="0"/>
-              <w:jc w:val="left"/>
-            </w:pPr>
-            <w:r>
-              <w:rPr>
-                <w:rFonts w:ascii="Arial" w:cs="Arial" w:eastAsia="Arial" w:hAnsi="Arial"/>
-                <w:b w:val="false"/>
-                <w:bCs w:val="false"/>
-                <w:i w:val="false"/>
-                <w:iCs w:val="false"/>
-                <w:color w:val="000000"/>
-                <w:sz w:val="18"/>
-                <w:szCs w:val="18"/>
-              </w:rPr>
-              <w:t xml:space="preserve">Teacher evaluates the quality of DQB contributions: (1) Can learners articulate the addition rule as a conditional statement ('We can add probabilities IF the events are mutually exclusive')? (2) Are learners generating questions about the limits of the rule (e.g., 'What if events overlap?'), indicating readiness for independent events in Lesson 6? (3) Does at least one learner connect the rule to the gambling/betting phenomenon unprompted? If not, the gambling connection in the Explain phase was not internalised and should be revisited at the start of Lesson 6.</w:t>
-            </w:r>
-          </w:p>
-        </w:tc>
-      </w:tr>
-      <w:tr>
-        <w:tc>
-          <w:tcPr>
-            <w:tcW w:type="dxa" w:w="1520"/>
-            <w:shd w:fill="D5E8F0" w:color="auto" w:val="clear"/>
-            <w:tcMar>
-              <w:top w:type="dxa" w:w="60"/>
-              <w:left w:type="dxa" w:w="120"/>
-              <w:bottom w:type="dxa" w:w="60"/>
-              <w:right w:type="dxa" w:w="120"/>
-            </w:tcMar>
-            <w:vAlign w:val="top"/>
-          </w:tcPr>
-          <w:p>
-            <w:pPr>
-              <w:spacing w:after="40" w:before="0"/>
-              <w:jc w:val="left"/>
-            </w:pPr>
-            <w:r>
-              <w:rPr>
-                <w:rFonts w:ascii="Arial" w:cs="Arial" w:eastAsia="Arial" w:hAnsi="Arial"/>
-                <w:b/>
-                <w:bCs/>
-                <w:i w:val="false"/>
-                <w:iCs w:val="false"/>
-                <w:color w:val="000000"/>
-                <w:sz w:val="18"/>
-                <w:szCs w:val="18"/>
-              </w:rPr>
-              <w:t xml:space="preserve">Model Building Phase</w:t>
-            </w:r>
-          </w:p>
-          <w:p>
-            <w:pPr>
-              <w:spacing w:after="20" w:before="0"/>
-            </w:pPr>
-            <w:r>
-              <w:rPr>
-                <w:rFonts w:ascii="Arial" w:cs="Arial" w:eastAsia="Arial" w:hAnsi="Arial"/>
-                <w:b/>
-                <w:bCs/>
-                <w:color w:val="1F3864"/>
-                <w:sz w:val="16"/>
-                <w:szCs w:val="16"/>
-              </w:rPr>
-              <w:t xml:space="preserve">📹 VIDEO:</w:t>
-            </w:r>
-          </w:p>
-          <w:p>
-            <w:pPr>
-              <w:spacing w:after="20" w:before="0"/>
-            </w:pPr>
-            <w:hyperlink w:history="1" r:id="rIdvp-8qgis7zrq9eyru1c01">
-              <w:r>
-                <w:rPr>
-                  <w:rFonts w:ascii="Arial" w:cs="Arial" w:eastAsia="Arial" w:hAnsi="Arial"/>
-                  <w:color w:val="2E75B6"/>
-                  <w:sz w:val="16"/>
-                  <w:szCs w:val="16"/>
-                  <w:u w:val="single" w:color="2E75B6"/>
-                </w:rPr>
-                <w:t xml:space="preserve">Mutually Exclusive Events Principles</w:t>
-              </w:r>
-            </w:hyperlink>
-          </w:p>
-          <w:p>
-            <w:pPr>
-              <w:spacing w:after="10" w:before="0"/>
-              <w:ind w:left="120"/>
-            </w:pPr>
-            <w:r>
-              <w:rPr>
-                <w:rFonts w:ascii="Arial" w:cs="Arial" w:eastAsia="Arial" w:hAnsi="Arial"/>
-                <w:color w:val="595959"/>
-                <w:sz w:val="14"/>
-                <w:szCs w:val="14"/>
-              </w:rPr>
-              <w:t xml:space="preserve">Source: CK-12</w:t>
-            </w:r>
-          </w:p>
-          <w:p>
-            <w:pPr>
-              <w:spacing w:after="10" w:before="0"/>
-              <w:ind w:left="120"/>
-            </w:pPr>
-            <w:hyperlink w:history="1" r:id="rIdmrdsxh4rdjg9heehxdxx0">
-              <w:r>
-                <w:rPr>
-                  <w:rFonts w:ascii="Arial" w:cs="Arial" w:eastAsia="Arial" w:hAnsi="Arial"/>
-                  <w:color w:val="595959"/>
-                  <w:sz w:val="14"/>
-                  <w:szCs w:val="14"/>
-                  <w:u w:val="single" w:color="595959"/>
-                </w:rPr>
-                <w:t xml:space="preserve">🔍 Search ARES for similar videos</w:t>
-              </w:r>
-            </w:hyperlink>
-          </w:p>
-          <w:p>
-            <w:pPr>
-              <w:spacing w:after="40" w:before="0"/>
-            </w:pPr>
-            <w:r>
-              <w:rPr>
-                <w:sz w:val="14"/>
-                <w:szCs w:val="14"/>
-              </w:rPr>
-              <w:t xml:space="preserve"/>
-            </w:r>
-          </w:p>
-          <w:p>
-            <w:pPr>
-              <w:spacing w:after="20" w:before="0"/>
-            </w:pPr>
-            <w:r>
-              <w:rPr>
-                <w:rFonts w:ascii="Arial" w:cs="Arial" w:eastAsia="Arial" w:hAnsi="Arial"/>
-                <w:b/>
-                <w:bCs/>
-                <w:color w:val="1F3864"/>
-                <w:sz w:val="16"/>
-                <w:szCs w:val="16"/>
-              </w:rPr>
-              <w:t xml:space="preserve">📖 HTML:</w:t>
-            </w:r>
-          </w:p>
-          <w:p>
-            <w:pPr>
-              <w:spacing w:after="20" w:before="0"/>
-            </w:pPr>
-            <w:hyperlink w:history="1" r:id="rIds53sw1k1gcym7cb28w9kv">
-              <w:r>
-                <w:rPr>
-                  <w:rFonts w:ascii="Arial" w:cs="Arial" w:eastAsia="Arial" w:hAnsi="Arial"/>
-                  <w:color w:val="2E75B6"/>
-                  <w:sz w:val="16"/>
-                  <w:szCs w:val="16"/>
-                  <w:u w:val="single" w:color="2E75B6"/>
-                </w:rPr>
-                <w:t xml:space="preserve">Mutually Exclusive Events (Flexbook)</w:t>
-              </w:r>
-            </w:hyperlink>
-          </w:p>
-          <w:p>
-            <w:pPr>
-              <w:spacing w:after="10" w:before="0"/>
-              <w:ind w:left="120"/>
-            </w:pPr>
-            <w:r>
-              <w:rPr>
-                <w:rFonts w:ascii="Arial" w:cs="Arial" w:eastAsia="Arial" w:hAnsi="Arial"/>
-                <w:color w:val="595959"/>
-                <w:sz w:val="14"/>
-                <w:szCs w:val="14"/>
-              </w:rPr>
-              <w:t xml:space="preserve">Source: CK-12</w:t>
-            </w:r>
-          </w:p>
-          <w:p>
-            <w:pPr>
-              <w:spacing w:after="10" w:before="0"/>
-              <w:ind w:left="120"/>
-            </w:pPr>
-            <w:hyperlink w:history="1" r:id="rId8-zd3sl51kmx7vtaat0sv">
+            <w:hyperlink w:history="1" r:id="rIdoyymocheooa4ocip-h88i">
               <w:r>
                 <w:rPr>
                   <w:rFonts w:ascii="Arial" w:cs="Arial" w:eastAsia="Arial" w:hAnsi="Arial"/>
@@ -17687,7 +17687,1231 @@
             <w:pPr>
               <w:spacing w:after="20" w:before="0"/>
             </w:pPr>
-            <w:hyperlink w:history="1" r:id="rId4bxjauidenltpatul7jy3">
+            <w:hyperlink w:history="1" r:id="rIds30ycfxyke2fn9b7vgwxv">
+              <w:r>
+                <w:rPr>
+                  <w:rFonts w:ascii="Arial" w:cs="Arial" w:eastAsia="Arial" w:hAnsi="Arial"/>
+                  <w:color w:val="2E75B6"/>
+                  <w:sz w:val="16"/>
+                  <w:szCs w:val="16"/>
+                  <w:u w:val="single" w:color="2E75B6"/>
+                </w:rPr>
+                <w:t xml:space="preserve">Probability of a compound event</w:t>
+              </w:r>
+            </w:hyperlink>
+          </w:p>
+          <w:p>
+            <w:pPr>
+              <w:spacing w:after="10" w:before="0"/>
+              <w:ind w:left="120"/>
+            </w:pPr>
+            <w:r>
+              <w:rPr>
+                <w:rFonts w:ascii="Arial" w:cs="Arial" w:eastAsia="Arial" w:hAnsi="Arial"/>
+                <w:color w:val="595959"/>
+                <w:sz w:val="14"/>
+                <w:szCs w:val="14"/>
+              </w:rPr>
+              <w:t xml:space="preserve">Source: Khan Academy (English - US curriculum)</w:t>
+            </w:r>
+          </w:p>
+          <w:p>
+            <w:pPr>
+              <w:spacing w:after="10" w:before="0"/>
+              <w:ind w:left="120"/>
+            </w:pPr>
+            <w:hyperlink w:history="1" r:id="rId636j8w_j8fjli1a4manzs">
+              <w:r>
+                <w:rPr>
+                  <w:rFonts w:ascii="Arial" w:cs="Arial" w:eastAsia="Arial" w:hAnsi="Arial"/>
+                  <w:color w:val="595959"/>
+                  <w:sz w:val="14"/>
+                  <w:szCs w:val="14"/>
+                  <w:u w:val="single" w:color="595959"/>
+                </w:rPr>
+                <w:t xml:space="preserve">🔍 Search ARES for similar videos</w:t>
+              </w:r>
+            </w:hyperlink>
+          </w:p>
+          <w:p>
+            <w:pPr>
+              <w:spacing w:after="40" w:before="0"/>
+            </w:pPr>
+            <w:r>
+              <w:rPr>
+                <w:sz w:val="14"/>
+                <w:szCs w:val="14"/>
+              </w:rPr>
+              <w:t xml:space="preserve"/>
+            </w:r>
+          </w:p>
+          <w:p>
+            <w:pPr>
+              <w:spacing w:after="20" w:before="0"/>
+            </w:pPr>
+            <w:r>
+              <w:rPr>
+                <w:rFonts w:ascii="Arial" w:cs="Arial" w:eastAsia="Arial" w:hAnsi="Arial"/>
+                <w:b/>
+                <w:bCs/>
+                <w:color w:val="1F3864"/>
+                <w:sz w:val="16"/>
+                <w:szCs w:val="16"/>
+              </w:rPr>
+              <w:t xml:space="preserve">📖 EXERCISE:</w:t>
+            </w:r>
+          </w:p>
+          <w:p>
+            <w:pPr>
+              <w:spacing w:after="20" w:before="0"/>
+            </w:pPr>
+            <w:hyperlink w:history="1" r:id="rIdzfzmbzrp3vic1swcijxm5">
+              <w:r>
+                <w:rPr>
+                  <w:rFonts w:ascii="Arial" w:cs="Arial" w:eastAsia="Arial" w:hAnsi="Arial"/>
+                  <w:color w:val="2E75B6"/>
+                  <w:sz w:val="16"/>
+                  <w:szCs w:val="16"/>
+                  <w:u w:val="single" w:color="2E75B6"/>
+                </w:rPr>
+                <w:t xml:space="preserve">Probability with general multiplication rule</w:t>
+              </w:r>
+            </w:hyperlink>
+          </w:p>
+          <w:p>
+            <w:pPr>
+              <w:spacing w:after="10" w:before="0"/>
+              <w:ind w:left="120"/>
+            </w:pPr>
+            <w:r>
+              <w:rPr>
+                <w:rFonts w:ascii="Arial" w:cs="Arial" w:eastAsia="Arial" w:hAnsi="Arial"/>
+                <w:color w:val="595959"/>
+                <w:sz w:val="14"/>
+                <w:szCs w:val="14"/>
+              </w:rPr>
+              <w:t xml:space="preserve">Source: Khan Academy (English - US curriculum)</w:t>
+            </w:r>
+          </w:p>
+          <w:p>
+            <w:pPr>
+              <w:spacing w:after="10" w:before="0"/>
+              <w:ind w:left="120"/>
+            </w:pPr>
+            <w:hyperlink w:history="1" r:id="rId-hr9orfqhhqx7ouop5r5z">
+              <w:r>
+                <w:rPr>
+                  <w:rFonts w:ascii="Arial" w:cs="Arial" w:eastAsia="Arial" w:hAnsi="Arial"/>
+                  <w:color w:val="595959"/>
+                  <w:sz w:val="14"/>
+                  <w:szCs w:val="14"/>
+                  <w:u w:val="single" w:color="595959"/>
+                </w:rPr>
+                <w:t xml:space="preserve">🔍 Search ARES for similar readings</w:t>
+              </w:r>
+            </w:hyperlink>
+          </w:p>
+        </w:tc>
+        <w:tc>
+          <w:tcPr>
+            <w:tcW w:type="dxa" w:w="3040"/>
+            <w:shd w:fill="FFFFFF" w:color="auto" w:val="clear"/>
+            <w:tcMar>
+              <w:top w:type="dxa" w:w="60"/>
+              <w:left w:type="dxa" w:w="120"/>
+              <w:bottom w:type="dxa" w:w="60"/>
+              <w:right w:type="dxa" w:w="120"/>
+            </w:tcMar>
+            <w:vAlign w:val="top"/>
+          </w:tcPr>
+          <w:p>
+            <w:pPr>
+              <w:spacing w:after="40" w:before="0"/>
+              <w:jc w:val="left"/>
+            </w:pPr>
+            <w:r>
+              <w:rPr>
+                <w:rFonts w:ascii="Arial" w:cs="Arial" w:eastAsia="Arial" w:hAnsi="Arial"/>
+                <w:b w:val="false"/>
+                <w:bCs w:val="false"/>
+                <w:i w:val="false"/>
+                <w:iCs w:val="false"/>
+                <w:color w:val="000000"/>
+                <w:sz w:val="18"/>
+                <w:szCs w:val="18"/>
+              </w:rPr>
+              <w:t xml:space="preserve">Learners are shown a scenario card on the board: 'It has rained in Kisumu for the past three days. Akinyi is about to toss a coin. Does the Kisumu rain make heads more likely, less likely, or equally likely as before?' Each learner writes a private prediction in their exercise book — including a one-sentence justification — before any discussion. Then learners are shown a second scenario: 'Gor Mahia has won their last five Premier League matches. They play Tusker FC next Saturday. Is a Gor Mahia WIN now more likely, less likely, or the same probability as it was before the streak?' Learners write a second prediction and justification. Learners hold their predictions — they will test them experimentally.</w:t>
+            </w:r>
+          </w:p>
+        </w:tc>
+        <w:tc>
+          <w:tcPr>
+            <w:tcW w:type="dxa" w:w="3040"/>
+            <w:shd w:fill="F2F2F2" w:color="auto" w:val="clear"/>
+            <w:tcMar>
+              <w:top w:type="dxa" w:w="60"/>
+              <w:left w:type="dxa" w:w="120"/>
+              <w:bottom w:type="dxa" w:w="60"/>
+              <w:right w:type="dxa" w:w="120"/>
+            </w:tcMar>
+            <w:vAlign w:val="top"/>
+          </w:tcPr>
+          <w:p>
+            <w:pPr>
+              <w:spacing w:after="40" w:before="0"/>
+              <w:jc w:val="left"/>
+            </w:pPr>
+            <w:r>
+              <w:rPr>
+                <w:rFonts w:ascii="Arial" w:cs="Arial" w:eastAsia="Arial" w:hAnsi="Arial"/>
+                <w:b w:val="false"/>
+                <w:bCs w:val="false"/>
+                <w:i w:val="false"/>
+                <w:iCs w:val="false"/>
+                <w:color w:val="000000"/>
+                <w:sz w:val="18"/>
+                <w:szCs w:val="18"/>
+              </w:rPr>
+              <w:t xml:space="preserve">Write both scenarios on the board before class begins. Open with: 'Before we touch any equipment today, I want your honest gut feeling — no right or wrong answer yet.' Distribute the scenario cards or point to the board. Say: 'Read Scenario 1. Write your prediction AND your reason in your book. You have 90 seconds — go.' Allow 90 seconds of silent individual writing. After time, say: 'Now read Scenario 2. Same thing — prediction and reason. 90 more seconds.' After writing, cold-call 4 learners (aim for a mix of genders and seating positions): 'Baraka, what did you predict for the rain-and-coin scenario, and why?' Wait 10 seconds after each response before calling the next. Do NOT confirm or correct any prediction — say only: 'Interesting. Hold that thought. Our experiment today will help us check.' Record on the board a tally of how many predicted MORE LIKELY / LESS LIKELY / SAME for each scenario — keep this visible throughout the lesson.</w:t>
+            </w:r>
+          </w:p>
+        </w:tc>
+        <w:tc>
+          <w:tcPr>
+            <w:tcW w:type="dxa" w:w="3040"/>
+            <w:shd w:fill="FFFFFF" w:color="auto" w:val="clear"/>
+            <w:tcMar>
+              <w:top w:type="dxa" w:w="60"/>
+              <w:left w:type="dxa" w:w="120"/>
+              <w:bottom w:type="dxa" w:w="60"/>
+              <w:right w:type="dxa" w:w="120"/>
+            </w:tcMar>
+            <w:vAlign w:val="top"/>
+          </w:tcPr>
+          <w:p>
+            <w:pPr>
+              <w:spacing w:after="40" w:before="0"/>
+              <w:jc w:val="left"/>
+            </w:pPr>
+            <w:r>
+              <w:rPr>
+                <w:rFonts w:ascii="Arial" w:cs="Arial" w:eastAsia="Arial" w:hAnsi="Arial"/>
+                <w:b w:val="false"/>
+                <w:bCs w:val="false"/>
+                <w:i w:val="false"/>
+                <w:iCs w:val="false"/>
+                <w:color w:val="000000"/>
+                <w:sz w:val="18"/>
+                <w:szCs w:val="18"/>
+              </w:rPr>
+              <w:t xml:space="preserve">Predict-Before-Observe (Elicitation of Prior Conceptions): By committing a written prediction to paper before any instruction, learners activate their intuitive models of probability — including the gambler's fallacy if present. The Kisumu rain contrast (clearly a different system from a coin) is designed to create productive cognitive dissonance: most learners will correctly see that rain cannot affect a coin, but then must reckon with why a football streak feels different. This dissonance is the motivating tension the experiment will resolve.</w:t>
+            </w:r>
+          </w:p>
+        </w:tc>
+        <w:tc>
+          <w:tcPr>
+            <w:tcW w:type="dxa" w:w="3040"/>
+            <w:shd w:fill="F2F2F2" w:color="auto" w:val="clear"/>
+            <w:tcMar>
+              <w:top w:type="dxa" w:w="60"/>
+              <w:left w:type="dxa" w:w="120"/>
+              <w:bottom w:type="dxa" w:w="60"/>
+              <w:right w:type="dxa" w:w="120"/>
+            </w:tcMar>
+            <w:vAlign w:val="top"/>
+          </w:tcPr>
+          <w:p>
+            <w:pPr>
+              <w:spacing w:after="40" w:before="0"/>
+              <w:jc w:val="left"/>
+            </w:pPr>
+            <w:r>
+              <w:rPr>
+                <w:rFonts w:ascii="Arial" w:cs="Arial" w:eastAsia="Arial" w:hAnsi="Arial"/>
+                <w:b w:val="false"/>
+                <w:bCs w:val="false"/>
+                <w:i w:val="false"/>
+                <w:iCs w:val="false"/>
+                <w:color w:val="000000"/>
+                <w:sz w:val="18"/>
+                <w:szCs w:val="18"/>
+              </w:rPr>
+              <w:t xml:space="preserve">Circulate during the 90-second writing windows and scan books for justifications. Look for: (a) learners who correctly predict SAME PROBABILITY for both scenarios and cite independence as a reason — they are ahead of the concept and can be asked to share their reasoning during the Explain Phase; (b) learners who predict MORE LIKELY or LESS LIKELY for the coin scenario — this flags a strong gambler's fallacy misconception that must be addressed explicitly in the Explain Phase; (c) learners who give different answers for the two scenarios (correct for coin, incorrect for football) — they sense independence in one context but not the other, which is the most common pattern and the richest teaching opportunity.</w:t>
+            </w:r>
+          </w:p>
+        </w:tc>
+      </w:tr>
+      <w:tr>
+        <w:tc>
+          <w:tcPr>
+            <w:tcW w:type="dxa" w:w="1520"/>
+            <w:shd w:fill="D9EEF1" w:color="auto" w:val="clear"/>
+            <w:tcMar>
+              <w:top w:type="dxa" w:w="60"/>
+              <w:left w:type="dxa" w:w="120"/>
+              <w:bottom w:type="dxa" w:w="60"/>
+              <w:right w:type="dxa" w:w="120"/>
+            </w:tcMar>
+            <w:vAlign w:val="top"/>
+          </w:tcPr>
+          <w:p>
+            <w:pPr>
+              <w:spacing w:after="40" w:before="0"/>
+              <w:jc w:val="left"/>
+            </w:pPr>
+            <w:r>
+              <w:rPr>
+                <w:rFonts w:ascii="Arial" w:cs="Arial" w:eastAsia="Arial" w:hAnsi="Arial"/>
+                <w:b/>
+                <w:bCs/>
+                <w:i w:val="false"/>
+                <w:iCs w:val="false"/>
+                <w:color w:val="000000"/>
+                <w:sz w:val="18"/>
+                <w:szCs w:val="18"/>
+              </w:rPr>
+              <w:t xml:space="preserve">Observe Phase</w:t>
+            </w:r>
+          </w:p>
+          <w:p>
+            <w:pPr>
+              <w:spacing w:after="20" w:before="0"/>
+            </w:pPr>
+            <w:r>
+              <w:rPr>
+                <w:rFonts w:ascii="Arial" w:cs="Arial" w:eastAsia="Arial" w:hAnsi="Arial"/>
+                <w:b/>
+                <w:bCs/>
+                <w:color w:val="1F3864"/>
+                <w:sz w:val="16"/>
+                <w:szCs w:val="16"/>
+              </w:rPr>
+              <w:t xml:space="preserve">📹 VIDEO:</w:t>
+            </w:r>
+          </w:p>
+          <w:p>
+            <w:pPr>
+              <w:spacing w:after="20" w:before="0"/>
+            </w:pPr>
+            <w:hyperlink w:history="1" r:id="rIdl6s3hg5myztrhcjmxpjd0">
+              <w:r>
+                <w:rPr>
+                  <w:rFonts w:ascii="Arial" w:cs="Arial" w:eastAsia="Arial" w:hAnsi="Arial"/>
+                  <w:color w:val="2E75B6"/>
+                  <w:sz w:val="16"/>
+                  <w:szCs w:val="16"/>
+                  <w:u w:val="single" w:color="2E75B6"/>
+                </w:rPr>
+                <w:t xml:space="preserve">Sample spaces for compound events</w:t>
+              </w:r>
+            </w:hyperlink>
+          </w:p>
+          <w:p>
+            <w:pPr>
+              <w:spacing w:after="10" w:before="0"/>
+              <w:ind w:left="120"/>
+            </w:pPr>
+            <w:r>
+              <w:rPr>
+                <w:rFonts w:ascii="Arial" w:cs="Arial" w:eastAsia="Arial" w:hAnsi="Arial"/>
+                <w:color w:val="595959"/>
+                <w:sz w:val="14"/>
+                <w:szCs w:val="14"/>
+              </w:rPr>
+              <w:t xml:space="preserve">Source: Khan Academy (English - US curriculum)</w:t>
+            </w:r>
+          </w:p>
+          <w:p>
+            <w:pPr>
+              <w:spacing w:after="10" w:before="0"/>
+              <w:ind w:left="120"/>
+            </w:pPr>
+            <w:hyperlink w:history="1" r:id="rId7wueteke13ks0sp8xgvn3">
+              <w:r>
+                <w:rPr>
+                  <w:rFonts w:ascii="Arial" w:cs="Arial" w:eastAsia="Arial" w:hAnsi="Arial"/>
+                  <w:color w:val="595959"/>
+                  <w:sz w:val="14"/>
+                  <w:szCs w:val="14"/>
+                  <w:u w:val="single" w:color="595959"/>
+                </w:rPr>
+                <w:t xml:space="preserve">🔍 Search ARES for similar videos</w:t>
+              </w:r>
+            </w:hyperlink>
+          </w:p>
+          <w:p>
+            <w:pPr>
+              <w:spacing w:after="40" w:before="0"/>
+            </w:pPr>
+            <w:r>
+              <w:rPr>
+                <w:sz w:val="14"/>
+                <w:szCs w:val="14"/>
+              </w:rPr>
+              <w:t xml:space="preserve"/>
+            </w:r>
+          </w:p>
+          <w:p>
+            <w:pPr>
+              <w:spacing w:after="20" w:before="0"/>
+            </w:pPr>
+            <w:r>
+              <w:rPr>
+                <w:rFonts w:ascii="Arial" w:cs="Arial" w:eastAsia="Arial" w:hAnsi="Arial"/>
+                <w:b/>
+                <w:bCs/>
+                <w:color w:val="1F3864"/>
+                <w:sz w:val="16"/>
+                <w:szCs w:val="16"/>
+              </w:rPr>
+              <w:t xml:space="preserve">📖 HTML:</w:t>
+            </w:r>
+          </w:p>
+          <w:p>
+            <w:pPr>
+              <w:spacing w:after="20" w:before="0"/>
+            </w:pPr>
+            <w:hyperlink w:history="1" r:id="rIds4yaasq3sonorjtnrkfe4">
+              <w:r>
+                <w:rPr>
+                  <w:rFonts w:ascii="Arial" w:cs="Arial" w:eastAsia="Arial" w:hAnsi="Arial"/>
+                  <w:color w:val="2E75B6"/>
+                  <w:sz w:val="16"/>
+                  <w:szCs w:val="16"/>
+                  <w:u w:val="single" w:color="2E75B6"/>
+                </w:rPr>
+                <w:t xml:space="preserve">Probability of Independent Events (Flexbook)</w:t>
+              </w:r>
+            </w:hyperlink>
+          </w:p>
+          <w:p>
+            <w:pPr>
+              <w:spacing w:after="10" w:before="0"/>
+              <w:ind w:left="120"/>
+            </w:pPr>
+            <w:r>
+              <w:rPr>
+                <w:rFonts w:ascii="Arial" w:cs="Arial" w:eastAsia="Arial" w:hAnsi="Arial"/>
+                <w:color w:val="595959"/>
+                <w:sz w:val="14"/>
+                <w:szCs w:val="14"/>
+              </w:rPr>
+              <w:t xml:space="preserve">Source: CK-12</w:t>
+            </w:r>
+          </w:p>
+          <w:p>
+            <w:pPr>
+              <w:spacing w:after="10" w:before="0"/>
+              <w:ind w:left="120"/>
+            </w:pPr>
+            <w:hyperlink w:history="1" r:id="rIda_yaofutdbhs74zyrzwkk">
+              <w:r>
+                <w:rPr>
+                  <w:rFonts w:ascii="Arial" w:cs="Arial" w:eastAsia="Arial" w:hAnsi="Arial"/>
+                  <w:color w:val="595959"/>
+                  <w:sz w:val="14"/>
+                  <w:szCs w:val="14"/>
+                  <w:u w:val="single" w:color="595959"/>
+                </w:rPr>
+                <w:t xml:space="preserve">🔍 Search ARES for similar readings</w:t>
+              </w:r>
+            </w:hyperlink>
+          </w:p>
+        </w:tc>
+        <w:tc>
+          <w:tcPr>
+            <w:tcW w:type="dxa" w:w="3040"/>
+            <w:shd w:fill="FFFFFF" w:color="auto" w:val="clear"/>
+            <w:tcMar>
+              <w:top w:type="dxa" w:w="60"/>
+              <w:left w:type="dxa" w:w="120"/>
+              <w:bottom w:type="dxa" w:w="60"/>
+              <w:right w:type="dxa" w:w="120"/>
+            </w:tcMar>
+            <w:vAlign w:val="top"/>
+          </w:tcPr>
+          <w:p>
+            <w:pPr>
+              <w:spacing w:after="40" w:before="0"/>
+              <w:jc w:val="left"/>
+            </w:pPr>
+            <w:r>
+              <w:rPr>
+                <w:rFonts w:ascii="Arial" w:cs="Arial" w:eastAsia="Arial" w:hAnsi="Arial"/>
+                <w:b w:val="false"/>
+                <w:bCs w:val="false"/>
+                <w:i w:val="false"/>
+                <w:iCs w:val="false"/>
+                <w:color w:val="000000"/>
+                <w:sz w:val="18"/>
+                <w:szCs w:val="18"/>
+              </w:rPr>
+              <w:t xml:space="preserve">Learners work in groups of four. Each group receives one coin, one standard die, and a pre-printed recording table with columns: Toss Number | Coin Result (H/T) | Die Result (1–6) | Combined Outcome. Groups conduct 24 tosses of the coin-and-die together (simultaneously), recording every combined outcome. While one pair tosses and rolls, the other pair records. After 24 trials, each group lists all unique combined outcomes observed and any they did NOT observe, then constructs a tree diagram starting from the coin branch (H / T) and extending to six die branches under each, labelling all 12 possible combined outcomes (H1, H2, H3, H4, H5, H6, T1, T2, T3, T4, T5, T6). Groups also complete a two-way table with Coin (rows: H, T) against Die (columns: 1–6), placing a tick in each cell as outcomes occur. For the second experiment, groups draw from a shuffled pack of 10 numbered cards (1–10), record the number, replace and reshuffle, then draw again — repeating 20 times — recording the pair of draws each time. Learners note whether their second draw feels 'influenced' by the first.</w:t>
+            </w:r>
+          </w:p>
+        </w:tc>
+        <w:tc>
+          <w:tcPr>
+            <w:tcW w:type="dxa" w:w="3040"/>
+            <w:shd w:fill="F2F2F2" w:color="auto" w:val="clear"/>
+            <w:tcMar>
+              <w:top w:type="dxa" w:w="60"/>
+              <w:left w:type="dxa" w:w="120"/>
+              <w:bottom w:type="dxa" w:w="60"/>
+              <w:right w:type="dxa" w:w="120"/>
+            </w:tcMar>
+            <w:vAlign w:val="top"/>
+          </w:tcPr>
+          <w:p>
+            <w:pPr>
+              <w:spacing w:after="40" w:before="0"/>
+              <w:jc w:val="left"/>
+            </w:pPr>
+            <w:r>
+              <w:rPr>
+                <w:rFonts w:ascii="Arial" w:cs="Arial" w:eastAsia="Arial" w:hAnsi="Arial"/>
+                <w:b w:val="false"/>
+                <w:bCs w:val="false"/>
+                <w:i w:val="false"/>
+                <w:iCs w:val="false"/>
+                <w:color w:val="000000"/>
+                <w:sz w:val="18"/>
+                <w:szCs w:val="18"/>
+              </w:rPr>
+              <w:t xml:space="preserve">Distribute materials and say: 'You are going to run two experiments today. In Experiment 1, you toss the coin and roll the die at the same time — simultaneously. Record every single result. You have 10 minutes.' Set a visible timer. After 5 minutes, pause and circulate: check that groups are recording combined outcomes (not just coin or just die separately). If a group records them separately, say: 'We need to know BOTH results together — each row is one trial with a coin AND a die result.' After 10 minutes, say: 'Now draw your tree diagram. Start with two branches — Heads and Tails. Then from each branch, draw six more branches — one for each face of the die. Label every end branch with the combined outcome like H3 or T5.' Allow 5 minutes. Cold-call one group to display their tree diagram and explain one branch: 'Group from the back row — Nafisa, trace the path to outcome T4 on your tree and tell us what it means.' Wait 12 seconds. Transition to Experiment 2: 'Now the card draw. Replace the card every time. Why do you think I said replace? Write a one-sentence hypothesis.' Allow 30 seconds, then say: 'We will come back to that.' Monitor that groups shuffle between draws. After 8 minutes total for Experiment 2, call time.</w:t>
+            </w:r>
+          </w:p>
+        </w:tc>
+        <w:tc>
+          <w:tcPr>
+            <w:tcW w:type="dxa" w:w="3040"/>
+            <w:shd w:fill="FFFFFF" w:color="auto" w:val="clear"/>
+            <w:tcMar>
+              <w:top w:type="dxa" w:w="60"/>
+              <w:left w:type="dxa" w:w="120"/>
+              <w:bottom w:type="dxa" w:w="60"/>
+              <w:right w:type="dxa" w:w="120"/>
+            </w:tcMar>
+            <w:vAlign w:val="top"/>
+          </w:tcPr>
+          <w:p>
+            <w:pPr>
+              <w:spacing w:after="40" w:before="0"/>
+              <w:jc w:val="left"/>
+            </w:pPr>
+            <w:r>
+              <w:rPr>
+                <w:rFonts w:ascii="Arial" w:cs="Arial" w:eastAsia="Arial" w:hAnsi="Arial"/>
+                <w:b w:val="false"/>
+                <w:bCs w:val="false"/>
+                <w:i w:val="false"/>
+                <w:iCs w:val="false"/>
+                <w:color w:val="000000"/>
+                <w:sz w:val="18"/>
+                <w:szCs w:val="18"/>
+              </w:rPr>
+              <w:t xml:space="preserve">Simultaneous Multi-Representation (Tree Diagram + Two-Way Table + Frequency Data): Learners build three parallel representations of the same sample space. The tree diagram makes the sequential, branching structure of two-stage experiments visible. The two-way table organises outcomes spatially and makes it easy to count. The frequency tally from actual trials provides empirical data to compare against theoretical predictions. Using all three together prevents learners from treating any single representation as the 'real' answer and builds flexible, robust understanding of sample space.</w:t>
+            </w:r>
+          </w:p>
+        </w:tc>
+        <w:tc>
+          <w:tcPr>
+            <w:tcW w:type="dxa" w:w="3040"/>
+            <w:shd w:fill="F2F2F2" w:color="auto" w:val="clear"/>
+            <w:tcMar>
+              <w:top w:type="dxa" w:w="60"/>
+              <w:left w:type="dxa" w:w="120"/>
+              <w:bottom w:type="dxa" w:w="60"/>
+              <w:right w:type="dxa" w:w="120"/>
+            </w:tcMar>
+            <w:vAlign w:val="top"/>
+          </w:tcPr>
+          <w:p>
+            <w:pPr>
+              <w:spacing w:after="40" w:before="0"/>
+              <w:jc w:val="left"/>
+            </w:pPr>
+            <w:r>
+              <w:rPr>
+                <w:rFonts w:ascii="Arial" w:cs="Arial" w:eastAsia="Arial" w:hAnsi="Arial"/>
+                <w:b w:val="false"/>
+                <w:bCs w:val="false"/>
+                <w:i w:val="false"/>
+                <w:iCs w:val="false"/>
+                <w:color w:val="000000"/>
+                <w:sz w:val="18"/>
+                <w:szCs w:val="18"/>
+              </w:rPr>
+              <w:t xml:space="preserve">During the tree diagram construction, look for: (a) groups that draw only one level of branches — they have not grasped the two-stage structure; prompt with 'After the coin lands, the die is still rolled — what are the possible die results after Heads?'; (b) groups that list only outcomes they actually observed and omit unobserved ones — prompt with 'Your tree should show what COULD happen, not only what DID happen today'; (c) correct tree diagrams with all 12 endpoints labelled. For the two-way table, check that every cell is populated with either a tally or a zero. Ask one learner per group: 'How many different combined outcomes are possible?' — the correct answer is 12, confirming they have grasped the size of the sample space.</w:t>
+            </w:r>
+          </w:p>
+        </w:tc>
+      </w:tr>
+      <w:tr>
+        <w:tc>
+          <w:tcPr>
+            <w:tcW w:type="dxa" w:w="1520"/>
+            <w:shd w:fill="E2EFDA" w:color="auto" w:val="clear"/>
+            <w:tcMar>
+              <w:top w:type="dxa" w:w="60"/>
+              <w:left w:type="dxa" w:w="120"/>
+              <w:bottom w:type="dxa" w:w="60"/>
+              <w:right w:type="dxa" w:w="120"/>
+            </w:tcMar>
+            <w:vAlign w:val="top"/>
+          </w:tcPr>
+          <w:p>
+            <w:pPr>
+              <w:spacing w:after="40" w:before="0"/>
+              <w:jc w:val="left"/>
+            </w:pPr>
+            <w:r>
+              <w:rPr>
+                <w:rFonts w:ascii="Arial" w:cs="Arial" w:eastAsia="Arial" w:hAnsi="Arial"/>
+                <w:b/>
+                <w:bCs/>
+                <w:i w:val="false"/>
+                <w:iCs w:val="false"/>
+                <w:color w:val="000000"/>
+                <w:sz w:val="18"/>
+                <w:szCs w:val="18"/>
+              </w:rPr>
+              <w:t xml:space="preserve">Explain Phase</w:t>
+            </w:r>
+          </w:p>
+          <w:p>
+            <w:pPr>
+              <w:spacing w:after="20" w:before="0"/>
+            </w:pPr>
+            <w:r>
+              <w:rPr>
+                <w:rFonts w:ascii="Arial" w:cs="Arial" w:eastAsia="Arial" w:hAnsi="Arial"/>
+                <w:b/>
+                <w:bCs/>
+                <w:color w:val="1F3864"/>
+                <w:sz w:val="16"/>
+                <w:szCs w:val="16"/>
+              </w:rPr>
+              <w:t xml:space="preserve">📹 VIDEO:</w:t>
+            </w:r>
+          </w:p>
+          <w:p>
+            <w:pPr>
+              <w:spacing w:after="20" w:before="0"/>
+            </w:pPr>
+            <w:hyperlink w:history="1" r:id="rIdnb0m5g_ooo55utvdv2jcb">
+              <w:r>
+                <w:rPr>
+                  <w:rFonts w:ascii="Arial" w:cs="Arial" w:eastAsia="Arial" w:hAnsi="Arial"/>
+                  <w:color w:val="2E75B6"/>
+                  <w:sz w:val="16"/>
+                  <w:szCs w:val="16"/>
+                  <w:u w:val="single" w:color="2E75B6"/>
+                </w:rPr>
+                <w:t xml:space="preserve">Compound probability of independent events -dubbed(KY)</w:t>
+              </w:r>
+            </w:hyperlink>
+          </w:p>
+          <w:p>
+            <w:pPr>
+              <w:spacing w:after="10" w:before="0"/>
+              <w:ind w:left="120"/>
+            </w:pPr>
+            <w:r>
+              <w:rPr>
+                <w:rFonts w:ascii="Arial" w:cs="Arial" w:eastAsia="Arial" w:hAnsi="Arial"/>
+                <w:color w:val="595959"/>
+                <w:sz w:val="14"/>
+                <w:szCs w:val="14"/>
+              </w:rPr>
+              <w:t xml:space="preserve">Source: Khan Academy (Kiswahili)</w:t>
+            </w:r>
+          </w:p>
+          <w:p>
+            <w:pPr>
+              <w:spacing w:after="10" w:before="0"/>
+              <w:ind w:left="120"/>
+            </w:pPr>
+            <w:hyperlink w:history="1" r:id="rIdpafpz6xzjsr2z8jtrgwof">
+              <w:r>
+                <w:rPr>
+                  <w:rFonts w:ascii="Arial" w:cs="Arial" w:eastAsia="Arial" w:hAnsi="Arial"/>
+                  <w:color w:val="595959"/>
+                  <w:sz w:val="14"/>
+                  <w:szCs w:val="14"/>
+                  <w:u w:val="single" w:color="595959"/>
+                </w:rPr>
+                <w:t xml:space="preserve">🔍 Search ARES for similar videos</w:t>
+              </w:r>
+            </w:hyperlink>
+          </w:p>
+          <w:p>
+            <w:pPr>
+              <w:spacing w:after="40" w:before="0"/>
+            </w:pPr>
+            <w:r>
+              <w:rPr>
+                <w:sz w:val="14"/>
+                <w:szCs w:val="14"/>
+              </w:rPr>
+              <w:t xml:space="preserve"/>
+            </w:r>
+          </w:p>
+          <w:p>
+            <w:pPr>
+              <w:spacing w:after="20" w:before="0"/>
+            </w:pPr>
+            <w:r>
+              <w:rPr>
+                <w:rFonts w:ascii="Arial" w:cs="Arial" w:eastAsia="Arial" w:hAnsi="Arial"/>
+                <w:b/>
+                <w:bCs/>
+                <w:color w:val="1F3864"/>
+                <w:sz w:val="16"/>
+                <w:szCs w:val="16"/>
+              </w:rPr>
+              <w:t xml:space="preserve">📖 EXERCISE:</w:t>
+            </w:r>
+          </w:p>
+          <w:p>
+            <w:pPr>
+              <w:spacing w:after="20" w:before="0"/>
+            </w:pPr>
+            <w:hyperlink w:history="1" r:id="rIdv7c7hzq1adofao-rbr9be">
+              <w:r>
+                <w:rPr>
+                  <w:rFonts w:ascii="Arial" w:cs="Arial" w:eastAsia="Arial" w:hAnsi="Arial"/>
+                  <w:color w:val="2E75B6"/>
+                  <w:sz w:val="16"/>
+                  <w:szCs w:val="16"/>
+                  <w:u w:val="single" w:color="2E75B6"/>
+                </w:rPr>
+                <w:t xml:space="preserve">Probability of Independent Events Practice</w:t>
+              </w:r>
+            </w:hyperlink>
+          </w:p>
+          <w:p>
+            <w:pPr>
+              <w:spacing w:after="10" w:before="0"/>
+              <w:ind w:left="120"/>
+            </w:pPr>
+            <w:r>
+              <w:rPr>
+                <w:rFonts w:ascii="Arial" w:cs="Arial" w:eastAsia="Arial" w:hAnsi="Arial"/>
+                <w:color w:val="595959"/>
+                <w:sz w:val="14"/>
+                <w:szCs w:val="14"/>
+              </w:rPr>
+              <w:t xml:space="preserve">Source: CK-12</w:t>
+            </w:r>
+          </w:p>
+          <w:p>
+            <w:pPr>
+              <w:spacing w:after="10" w:before="0"/>
+              <w:ind w:left="120"/>
+            </w:pPr>
+            <w:hyperlink w:history="1" r:id="rIdfmuesntbrguga_psjhd-s">
+              <w:r>
+                <w:rPr>
+                  <w:rFonts w:ascii="Arial" w:cs="Arial" w:eastAsia="Arial" w:hAnsi="Arial"/>
+                  <w:color w:val="595959"/>
+                  <w:sz w:val="14"/>
+                  <w:szCs w:val="14"/>
+                  <w:u w:val="single" w:color="595959"/>
+                </w:rPr>
+                <w:t xml:space="preserve">🔍 Search ARES for similar readings</w:t>
+              </w:r>
+            </w:hyperlink>
+          </w:p>
+        </w:tc>
+        <w:tc>
+          <w:tcPr>
+            <w:tcW w:type="dxa" w:w="3040"/>
+            <w:shd w:fill="FFFFFF" w:color="auto" w:val="clear"/>
+            <w:tcMar>
+              <w:top w:type="dxa" w:w="60"/>
+              <w:left w:type="dxa" w:w="120"/>
+              <w:bottom w:type="dxa" w:w="60"/>
+              <w:right w:type="dxa" w:w="120"/>
+            </w:tcMar>
+            <w:vAlign w:val="top"/>
+          </w:tcPr>
+          <w:p>
+            <w:pPr>
+              <w:spacing w:after="40" w:before="0"/>
+              <w:jc w:val="left"/>
+            </w:pPr>
+            <w:r>
+              <w:rPr>
+                <w:rFonts w:ascii="Arial" w:cs="Arial" w:eastAsia="Arial" w:hAnsi="Arial"/>
+                <w:b w:val="false"/>
+                <w:bCs w:val="false"/>
+                <w:i w:val="false"/>
+                <w:iCs w:val="false"/>
+                <w:color w:val="000000"/>
+                <w:sz w:val="18"/>
+                <w:szCs w:val="18"/>
+              </w:rPr>
+              <w:t xml:space="preserve">Groups use their tree diagrams to calculate the theoretical probability of each of the 12 combined outcomes. Learners first calculate P(H) = 1/2, P(T) = 1/2, and P(any specific die face) = 1/6, recording these as fractions. They then calculate P(H) × P(3) = 1/2 × 1/6 = 1/12 and compare this to the number of times 'H3' appears in their frequency table divided by 24. Groups discuss: 'What do you notice about the theoretical value 1/12 and the fraction of times H3 appeared in our experiment?' The teacher then guides the whole class to formalise the pattern as P(A and B) = P(A) × P(B), name it the multiplication rule for independent events, and define independence precisely. Learners copy the formal definition and rule into their books, then apply it to three rapid practice problems: (1) P(T and 5); (2) P(H and an even number); (3) P(drawing a '7' on the first card draw and a '7' on the second card draw with replacement). Learners also revisit the two prediction scenarios from the Predict Phase and write a correction if needed.</w:t>
+            </w:r>
+          </w:p>
+        </w:tc>
+        <w:tc>
+          <w:tcPr>
+            <w:tcW w:type="dxa" w:w="3040"/>
+            <w:shd w:fill="F2F2F2" w:color="auto" w:val="clear"/>
+            <w:tcMar>
+              <w:top w:type="dxa" w:w="60"/>
+              <w:left w:type="dxa" w:w="120"/>
+              <w:bottom w:type="dxa" w:w="60"/>
+              <w:right w:type="dxa" w:w="120"/>
+            </w:tcMar>
+            <w:vAlign w:val="top"/>
+          </w:tcPr>
+          <w:p>
+            <w:pPr>
+              <w:spacing w:after="40" w:before="0"/>
+              <w:jc w:val="left"/>
+            </w:pPr>
+            <w:r>
+              <w:rPr>
+                <w:rFonts w:ascii="Arial" w:cs="Arial" w:eastAsia="Arial" w:hAnsi="Arial"/>
+                <w:b w:val="false"/>
+                <w:bCs w:val="false"/>
+                <w:i w:val="false"/>
+                <w:iCs w:val="false"/>
+                <w:color w:val="000000"/>
+                <w:sz w:val="18"/>
+                <w:szCs w:val="18"/>
+              </w:rPr>
+              <w:t xml:space="preserve">Open the Explain Phase by writing on the board: P(H) = ___ ; P(3) = ___ ; P(H) × P(3) = ___. Ask the whole class: 'Fill these in your book — 30 seconds.' After 30 seconds, cold-call a learner: 'Omondi, what is P(H) times P(3)?' Wait 10 seconds. Write 1/12 on the board. Then say: 'Now look at your frequency table. Out of 24 trials, how many times did H3 appear? Divide that by 24. Is it close to 1/12? Raise your hand if your experimental fraction is between 1/24 and 3/24 — roughly around 1/12.' Count hands. Then say: 'Every group has one of the 12 cells — on a count of three, shout out your experimental fraction for your assigned outcome. Ready? 1, 2, 3.' Listen for approximate clustering around 1/12. Then say: 'So what rule are we seeing? If I multiply the individual probabilities, I get the probability of BOTH things happening together.' Write: P(A and B) = P(A) × P(B). Say: 'This is the multiplication rule. But it only works when the events are INDEPENDENT. Independent means: knowing the result of A tells you nothing — absolutely nothing — about B. Does knowing the coin landed Heads tell you anything about what the die will show?' Wait 12 seconds. Cold-call: 'Wanjiku — yes or no, and why?' After the answer, say: 'Exactly. A coin and a die live in completely different worlds. They are independent.' Now connect to the phenomenon: 'Back to Gor Mahia. If each football match is an independent event — just like each coin toss — what does their five-win streak tell us about the probability of winning match six?' Wait 15 seconds. Cold-call 3 learners for brief responses. Close with: 'Write the formal definition of independent events and the multiplication rule in your book — leave space below to add an example in the next two minutes.' Give 2 minutes for the three rapid practice problems, then cold-call answers for each.</w:t>
+            </w:r>
+          </w:p>
+        </w:tc>
+        <w:tc>
+          <w:tcPr>
+            <w:tcW w:type="dxa" w:w="3040"/>
+            <w:shd w:fill="FFFFFF" w:color="auto" w:val="clear"/>
+            <w:tcMar>
+              <w:top w:type="dxa" w:w="60"/>
+              <w:left w:type="dxa" w:w="120"/>
+              <w:bottom w:type="dxa" w:w="60"/>
+              <w:right w:type="dxa" w:w="120"/>
+            </w:tcMar>
+            <w:vAlign w:val="top"/>
+          </w:tcPr>
+          <w:p>
+            <w:pPr>
+              <w:spacing w:after="40" w:before="0"/>
+              <w:jc w:val="left"/>
+            </w:pPr>
+            <w:r>
+              <w:rPr>
+                <w:rFonts w:ascii="Arial" w:cs="Arial" w:eastAsia="Arial" w:hAnsi="Arial"/>
+                <w:b w:val="false"/>
+                <w:bCs w:val="false"/>
+                <w:i w:val="false"/>
+                <w:iCs w:val="false"/>
+                <w:color w:val="000000"/>
+                <w:sz w:val="18"/>
+                <w:szCs w:val="18"/>
+              </w:rPr>
+              <w:t xml:space="preserve">Concept-from-Data Formalisation (Inductive Rule Derivation): Rather than presenting the multiplication rule as a given formula, learners see it emerge from their own experimental frequencies — the fraction of times H3 appeared in 24 trials approximates 1/12, which equals 1/2 × 1/6. This inductive pathway gives the rule empirical grounding before it is stated abstractly. The strategy is strengthened by the contrast with the addition rule from Lessons 4–5: learners must now distinguish 'A or B' (addition, mutually exclusive) from 'A and B' (multiplication, independent) — a critical conceptual boundary that prevents formula confusion in assessments.</w:t>
+            </w:r>
+          </w:p>
+        </w:tc>
+        <w:tc>
+          <w:tcPr>
+            <w:tcW w:type="dxa" w:w="3040"/>
+            <w:shd w:fill="F2F2F2" w:color="auto" w:val="clear"/>
+            <w:tcMar>
+              <w:top w:type="dxa" w:w="60"/>
+              <w:left w:type="dxa" w:w="120"/>
+              <w:bottom w:type="dxa" w:w="60"/>
+              <w:right w:type="dxa" w:w="120"/>
+            </w:tcMar>
+            <w:vAlign w:val="top"/>
+          </w:tcPr>
+          <w:p>
+            <w:pPr>
+              <w:spacing w:after="40" w:before="0"/>
+              <w:jc w:val="left"/>
+            </w:pPr>
+            <w:r>
+              <w:rPr>
+                <w:rFonts w:ascii="Arial" w:cs="Arial" w:eastAsia="Arial" w:hAnsi="Arial"/>
+                <w:b w:val="false"/>
+                <w:bCs w:val="false"/>
+                <w:i w:val="false"/>
+                <w:iCs w:val="false"/>
+                <w:color w:val="000000"/>
+                <w:sz w:val="18"/>
+                <w:szCs w:val="18"/>
+              </w:rPr>
+              <w:t xml:space="preserve">Monitor the three rapid practice problems. Correct answer benchmarks: (1) P(T and 5) = 1/12; (2) P(H and even number) = 1/2 × 3/6 = 1/4; (3) P(7 then 7 with replacement) = 1/10 × 1/10 = 1/100. Flag learners who add rather than multiply — this is the most common error and indicates confusion between the addition rule (mutually exclusive, 'or') and the multiplication rule (independent, 'and'). Ask those learners: 'Are we asking for A OR B happening, or A AND B both happening?' Also check that learners who revisit their Predict Phase predictions are writing a genuine correction where needed, not simply copying a peer's answer — ask them to explain the correction in their own words.</w:t>
+            </w:r>
+          </w:p>
+        </w:tc>
+      </w:tr>
+      <w:tr>
+        <w:tc>
+          <w:tcPr>
+            <w:tcW w:type="dxa" w:w="1520"/>
+            <w:shd w:fill="FCE4D6" w:color="auto" w:val="clear"/>
+            <w:tcMar>
+              <w:top w:type="dxa" w:w="60"/>
+              <w:left w:type="dxa" w:w="120"/>
+              <w:bottom w:type="dxa" w:w="60"/>
+              <w:right w:type="dxa" w:w="120"/>
+            </w:tcMar>
+            <w:vAlign w:val="top"/>
+          </w:tcPr>
+          <w:p>
+            <w:pPr>
+              <w:spacing w:after="40" w:before="0"/>
+              <w:jc w:val="left"/>
+            </w:pPr>
+            <w:r>
+              <w:rPr>
+                <w:rFonts w:ascii="Arial" w:cs="Arial" w:eastAsia="Arial" w:hAnsi="Arial"/>
+                <w:b/>
+                <w:bCs/>
+                <w:i w:val="false"/>
+                <w:iCs w:val="false"/>
+                <w:color w:val="000000"/>
+                <w:sz w:val="18"/>
+                <w:szCs w:val="18"/>
+              </w:rPr>
+              <w:t xml:space="preserve">Driving Question Board (DQB) Creation</w:t>
+            </w:r>
+          </w:p>
+          <w:p>
+            <w:pPr>
+              <w:spacing w:after="20" w:before="0"/>
+            </w:pPr>
+            <w:r>
+              <w:rPr>
+                <w:rFonts w:ascii="Arial" w:cs="Arial" w:eastAsia="Arial" w:hAnsi="Arial"/>
+                <w:b/>
+                <w:bCs/>
+                <w:color w:val="1F3864"/>
+                <w:sz w:val="16"/>
+                <w:szCs w:val="16"/>
+              </w:rPr>
+              <w:t xml:space="preserve">📹 VIDEO:</w:t>
+            </w:r>
+          </w:p>
+          <w:p>
+            <w:pPr>
+              <w:spacing w:after="20" w:before="0"/>
+            </w:pPr>
+            <w:hyperlink w:history="1" r:id="rId2qepfk-z4khprfv786dr9">
+              <w:r>
+                <w:rPr>
+                  <w:rFonts w:ascii="Arial" w:cs="Arial" w:eastAsia="Arial" w:hAnsi="Arial"/>
+                  <w:color w:val="2E75B6"/>
+                  <w:sz w:val="16"/>
+                  <w:szCs w:val="16"/>
+                  <w:u w:val="single" w:color="2E75B6"/>
+                </w:rPr>
+                <w:t xml:space="preserve">Die rolling probability with independent events -dubbed(KY)</w:t>
+              </w:r>
+            </w:hyperlink>
+          </w:p>
+          <w:p>
+            <w:pPr>
+              <w:spacing w:after="10" w:before="0"/>
+              <w:ind w:left="120"/>
+            </w:pPr>
+            <w:r>
+              <w:rPr>
+                <w:rFonts w:ascii="Arial" w:cs="Arial" w:eastAsia="Arial" w:hAnsi="Arial"/>
+                <w:color w:val="595959"/>
+                <w:sz w:val="14"/>
+                <w:szCs w:val="14"/>
+              </w:rPr>
+              <w:t xml:space="preserve">Source: Khan Academy (Kiswahili)</w:t>
+            </w:r>
+          </w:p>
+          <w:p>
+            <w:pPr>
+              <w:spacing w:after="10" w:before="0"/>
+              <w:ind w:left="120"/>
+            </w:pPr>
+            <w:hyperlink w:history="1" r:id="rIdu2ugsjn17qsnpqzdqeowc">
+              <w:r>
+                <w:rPr>
+                  <w:rFonts w:ascii="Arial" w:cs="Arial" w:eastAsia="Arial" w:hAnsi="Arial"/>
+                  <w:color w:val="595959"/>
+                  <w:sz w:val="14"/>
+                  <w:szCs w:val="14"/>
+                  <w:u w:val="single" w:color="595959"/>
+                </w:rPr>
+                <w:t xml:space="preserve">🔍 Search ARES for similar videos</w:t>
+              </w:r>
+            </w:hyperlink>
+          </w:p>
+          <w:p>
+            <w:pPr>
+              <w:spacing w:after="40" w:before="0"/>
+            </w:pPr>
+            <w:r>
+              <w:rPr>
+                <w:sz w:val="14"/>
+                <w:szCs w:val="14"/>
+              </w:rPr>
+              <w:t xml:space="preserve"/>
+            </w:r>
+          </w:p>
+          <w:p>
+            <w:pPr>
+              <w:spacing w:after="20" w:before="0"/>
+            </w:pPr>
+            <w:r>
+              <w:rPr>
+                <w:rFonts w:ascii="Arial" w:cs="Arial" w:eastAsia="Arial" w:hAnsi="Arial"/>
+                <w:b/>
+                <w:bCs/>
+                <w:color w:val="1F3864"/>
+                <w:sz w:val="16"/>
+                <w:szCs w:val="16"/>
+              </w:rPr>
+              <w:t xml:space="preserve">📖 HTML:</w:t>
+            </w:r>
+          </w:p>
+          <w:p>
+            <w:pPr>
+              <w:spacing w:after="20" w:before="0"/>
+            </w:pPr>
+            <w:hyperlink w:history="1" r:id="rIdipvddh-fsemoadumqxmeq">
+              <w:r>
+                <w:rPr>
+                  <w:rFonts w:ascii="Arial" w:cs="Arial" w:eastAsia="Arial" w:hAnsi="Arial"/>
+                  <w:color w:val="2E75B6"/>
+                  <w:sz w:val="16"/>
+                  <w:szCs w:val="16"/>
+                  <w:u w:val="single" w:color="2E75B6"/>
+                </w:rPr>
+                <w:t xml:space="preserve">Independent Events and Sample Spaces (Flexbook)</w:t>
+              </w:r>
+            </w:hyperlink>
+          </w:p>
+          <w:p>
+            <w:pPr>
+              <w:spacing w:after="10" w:before="0"/>
+              <w:ind w:left="120"/>
+            </w:pPr>
+            <w:r>
+              <w:rPr>
+                <w:rFonts w:ascii="Arial" w:cs="Arial" w:eastAsia="Arial" w:hAnsi="Arial"/>
+                <w:color w:val="595959"/>
+                <w:sz w:val="14"/>
+                <w:szCs w:val="14"/>
+              </w:rPr>
+              <w:t xml:space="preserve">Source: CK-12</w:t>
+            </w:r>
+          </w:p>
+          <w:p>
+            <w:pPr>
+              <w:spacing w:after="10" w:before="0"/>
+              <w:ind w:left="120"/>
+            </w:pPr>
+            <w:hyperlink w:history="1" r:id="rIdyk6pcm2mlqccwnogve6l2">
+              <w:r>
+                <w:rPr>
+                  <w:rFonts w:ascii="Arial" w:cs="Arial" w:eastAsia="Arial" w:hAnsi="Arial"/>
+                  <w:color w:val="595959"/>
+                  <w:sz w:val="14"/>
+                  <w:szCs w:val="14"/>
+                  <w:u w:val="single" w:color="595959"/>
+                </w:rPr>
+                <w:t xml:space="preserve">🔍 Search ARES for similar readings</w:t>
+              </w:r>
+            </w:hyperlink>
+          </w:p>
+        </w:tc>
+        <w:tc>
+          <w:tcPr>
+            <w:tcW w:type="dxa" w:w="3040"/>
+            <w:shd w:fill="FFFFFF" w:color="auto" w:val="clear"/>
+            <w:tcMar>
+              <w:top w:type="dxa" w:w="60"/>
+              <w:left w:type="dxa" w:w="120"/>
+              <w:bottom w:type="dxa" w:w="60"/>
+              <w:right w:type="dxa" w:w="120"/>
+            </w:tcMar>
+            <w:vAlign w:val="top"/>
+          </w:tcPr>
+          <w:p>
+            <w:pPr>
+              <w:spacing w:after="40" w:before="0"/>
+              <w:jc w:val="left"/>
+            </w:pPr>
+            <w:r>
+              <w:rPr>
+                <w:rFonts w:ascii="Arial" w:cs="Arial" w:eastAsia="Arial" w:hAnsi="Arial"/>
+                <w:b w:val="false"/>
+                <w:bCs w:val="false"/>
+                <w:i w:val="false"/>
+                <w:iCs w:val="false"/>
+                <w:color w:val="000000"/>
+                <w:sz w:val="18"/>
+                <w:szCs w:val="18"/>
+              </w:rPr>
+              <w:t xml:space="preserve">Each learner writes one new sticky note (or index card) to add to the class Driving Question Board. The note must complete ONE of the following sentence starters (displayed on the board): (A) 'I now understand that a coin cannot remember its last result because…'; (B) 'The multiplication rule P(A and B) = P(A) × P(B) only works when…'; (C) 'This lesson changes my thinking about the Gor Mahia winning streak because…'; (D) 'Something I still wonder about independence is…'. Learners also update the 'What We Have Figured Out' column on the class DQB with a class-agreed statement: 'When two events are independent, knowing the result of the first event gives zero information about the result of the second. The probability of both occurring is found by multiplying their individual probabilities: P(A and B) = P(A) × P(B).' Learners physically move or annotate any earlier DQB cards that are now answered by this lesson's evidence.</w:t>
+            </w:r>
+          </w:p>
+        </w:tc>
+        <w:tc>
+          <w:tcPr>
+            <w:tcW w:type="dxa" w:w="3040"/>
+            <w:shd w:fill="F2F2F2" w:color="auto" w:val="clear"/>
+            <w:tcMar>
+              <w:top w:type="dxa" w:w="60"/>
+              <w:left w:type="dxa" w:w="120"/>
+              <w:bottom w:type="dxa" w:w="60"/>
+              <w:right w:type="dxa" w:w="120"/>
+            </w:tcMar>
+            <w:vAlign w:val="top"/>
+          </w:tcPr>
+          <w:p>
+            <w:pPr>
+              <w:spacing w:after="40" w:before="0"/>
+              <w:jc w:val="left"/>
+            </w:pPr>
+            <w:r>
+              <w:rPr>
+                <w:rFonts w:ascii="Arial" w:cs="Arial" w:eastAsia="Arial" w:hAnsi="Arial"/>
+                <w:b w:val="false"/>
+                <w:bCs w:val="false"/>
+                <w:i w:val="false"/>
+                <w:iCs w:val="false"/>
+                <w:color w:val="000000"/>
+                <w:sz w:val="18"/>
+                <w:szCs w:val="18"/>
+              </w:rPr>
+              <w:t xml:space="preserve">Say: 'Take one card from the pile on my desk. Choose ONE of the four sentence starters on the board and complete it honestly — it can be a new understanding OR a new question. Two minutes, silent writing.' After 2 minutes, ask 6 learners to read their cards aloud (select 2 from each of the first three starters and at least 1 from starter D). After each reading, say: 'Which column does this belong in — what we figured out, or what we still wonder?' Let the learner place the card. Then point to the DQB's 'What We Have Figured Out' column and say: 'Who would like to suggest a class statement summarising what we proved today?' Cold-call one learner to draft it verbally; refine as a class in 2 exchanges; write the agreed statement on a large card and add it to the board. Finally, say: 'Look at the cards we posted in Lessons 1 through 5. Are there any questions on the board that today's experiment NOW answers? Point to one if you see it.' Give 30 seconds for learners to scan the board.</w:t>
+            </w:r>
+          </w:p>
+        </w:tc>
+        <w:tc>
+          <w:tcPr>
+            <w:tcW w:type="dxa" w:w="3040"/>
+            <w:shd w:fill="FFFFFF" w:color="auto" w:val="clear"/>
+            <w:tcMar>
+              <w:top w:type="dxa" w:w="60"/>
+              <w:left w:type="dxa" w:w="120"/>
+              <w:bottom w:type="dxa" w:w="60"/>
+              <w:right w:type="dxa" w:w="120"/>
+            </w:tcMar>
+            <w:vAlign w:val="top"/>
+          </w:tcPr>
+          <w:p>
+            <w:pPr>
+              <w:spacing w:after="40" w:before="0"/>
+              <w:jc w:val="left"/>
+            </w:pPr>
+            <w:r>
+              <w:rPr>
+                <w:rFonts w:ascii="Arial" w:cs="Arial" w:eastAsia="Arial" w:hAnsi="Arial"/>
+                <w:b w:val="false"/>
+                <w:bCs w:val="false"/>
+                <w:i w:val="false"/>
+                <w:iCs w:val="false"/>
+                <w:color w:val="000000"/>
+                <w:sz w:val="18"/>
+                <w:szCs w:val="18"/>
+              </w:rPr>
+              <w:t xml:space="preserve">Sentence-Starter DQB Update (Structured Reflection with Public Accountability): The four sentence starters are carefully designed to address different aspects of the lesson's conceptual load — the coin-memory misconception, the conditions for the multiplication rule, the phenomenon connection, and open-ended uncertainty. By requiring learners to choose and complete a starter publicly, the DQB becomes a living record of the class's growing understanding rather than a static display. Cards from Type D ('still wonder') are especially valuable as they seed the inquiry for Lessons 7 and 8.</w:t>
+            </w:r>
+          </w:p>
+        </w:tc>
+        <w:tc>
+          <w:tcPr>
+            <w:tcW w:type="dxa" w:w="3040"/>
+            <w:shd w:fill="F2F2F2" w:color="auto" w:val="clear"/>
+            <w:tcMar>
+              <w:top w:type="dxa" w:w="60"/>
+              <w:left w:type="dxa" w:w="120"/>
+              <w:bottom w:type="dxa" w:w="60"/>
+              <w:right w:type="dxa" w:w="120"/>
+            </w:tcMar>
+            <w:vAlign w:val="top"/>
+          </w:tcPr>
+          <w:p>
+            <w:pPr>
+              <w:spacing w:after="40" w:before="0"/>
+              <w:jc w:val="left"/>
+            </w:pPr>
+            <w:r>
+              <w:rPr>
+                <w:rFonts w:ascii="Arial" w:cs="Arial" w:eastAsia="Arial" w:hAnsi="Arial"/>
+                <w:b w:val="false"/>
+                <w:bCs w:val="false"/>
+                <w:i w:val="false"/>
+                <w:iCs w:val="false"/>
+                <w:color w:val="000000"/>
+                <w:sz w:val="18"/>
+                <w:szCs w:val="18"/>
+              </w:rPr>
+              <w:t xml:space="preserve">Read all posted cards before the next lesson. Cards for starters A and C should reference independence and the absence of memory/information transfer — vague answers like 'because it is random' are insufficient and indicate the learner has not yet grasped the mechanistic definition of independence. Cards for starter B should specify 'when the outcome of one event does not affect the other' — not simply 'when they are different events.' Collect any starter D cards that raise genuine new questions (e.g., 'What if the events are NOT independent — how does that change things?') and note them as potential launch points for Lesson 7.</w:t>
+            </w:r>
+          </w:p>
+        </w:tc>
+      </w:tr>
+      <w:tr>
+        <w:tc>
+          <w:tcPr>
+            <w:tcW w:type="dxa" w:w="1520"/>
+            <w:shd w:fill="D5E8F0" w:color="auto" w:val="clear"/>
+            <w:tcMar>
+              <w:top w:type="dxa" w:w="60"/>
+              <w:left w:type="dxa" w:w="120"/>
+              <w:bottom w:type="dxa" w:w="60"/>
+              <w:right w:type="dxa" w:w="120"/>
+            </w:tcMar>
+            <w:vAlign w:val="top"/>
+          </w:tcPr>
+          <w:p>
+            <w:pPr>
+              <w:spacing w:after="40" w:before="0"/>
+              <w:jc w:val="left"/>
+            </w:pPr>
+            <w:r>
+              <w:rPr>
+                <w:rFonts w:ascii="Arial" w:cs="Arial" w:eastAsia="Arial" w:hAnsi="Arial"/>
+                <w:b/>
+                <w:bCs/>
+                <w:i w:val="false"/>
+                <w:iCs w:val="false"/>
+                <w:color w:val="000000"/>
+                <w:sz w:val="18"/>
+                <w:szCs w:val="18"/>
+              </w:rPr>
+              <w:t xml:space="preserve">Model Building Phase</w:t>
+            </w:r>
+          </w:p>
+          <w:p>
+            <w:pPr>
+              <w:spacing w:after="20" w:before="0"/>
+            </w:pPr>
+            <w:r>
+              <w:rPr>
+                <w:rFonts w:ascii="Arial" w:cs="Arial" w:eastAsia="Arial" w:hAnsi="Arial"/>
+                <w:b/>
+                <w:bCs/>
+                <w:color w:val="1F3864"/>
+                <w:sz w:val="16"/>
+                <w:szCs w:val="16"/>
+              </w:rPr>
+              <w:t xml:space="preserve">📹 VIDEO:</w:t>
+            </w:r>
+          </w:p>
+          <w:p>
+            <w:pPr>
+              <w:spacing w:after="20" w:before="0"/>
+            </w:pPr>
+            <w:hyperlink w:history="1" r:id="rIdrdeqxxxmakiog3vuyiw0g">
               <w:r>
                 <w:rPr>
                   <w:rFonts w:ascii="Arial" w:cs="Arial" w:eastAsia="Arial" w:hAnsi="Arial"/>
@@ -17720,7 +18944,7 @@
               <w:spacing w:after="10" w:before="0"/>
               <w:ind w:left="120"/>
             </w:pPr>
-            <w:hyperlink w:history="1" r:id="rId5owkqwd-o7bfkg3ydwksb">
+            <w:hyperlink w:history="1" r:id="rIdko9552kk3jjsxa15yeev3">
               <w:r>
                 <w:rPr>
                   <w:rFonts w:ascii="Arial" w:cs="Arial" w:eastAsia="Arial" w:hAnsi="Arial"/>
@@ -17765,619 +18989,7 @@
             <w:pPr>
               <w:spacing w:after="20" w:before="0"/>
             </w:pPr>
-            <w:hyperlink w:history="1" r:id="rIdesozmt6ojdkun9swkcapc">
-              <w:r>
-                <w:rPr>
-                  <w:rFonts w:ascii="Arial" w:cs="Arial" w:eastAsia="Arial" w:hAnsi="Arial"/>
-                  <w:color w:val="2E75B6"/>
-                  <w:sz w:val="16"/>
-                  <w:szCs w:val="16"/>
-                  <w:u w:val="single" w:color="2E75B6"/>
-                </w:rPr>
-                <w:t xml:space="preserve">Probability with general multiplication rule</w:t>
-              </w:r>
-            </w:hyperlink>
-          </w:p>
-          <w:p>
-            <w:pPr>
-              <w:spacing w:after="10" w:before="0"/>
-              <w:ind w:left="120"/>
-            </w:pPr>
-            <w:r>
-              <w:rPr>
-                <w:rFonts w:ascii="Arial" w:cs="Arial" w:eastAsia="Arial" w:hAnsi="Arial"/>
-                <w:color w:val="595959"/>
-                <w:sz w:val="14"/>
-                <w:szCs w:val="14"/>
-              </w:rPr>
-              <w:t xml:space="preserve">Source: Khan Academy (English - US curriculum)</w:t>
-            </w:r>
-          </w:p>
-          <w:p>
-            <w:pPr>
-              <w:spacing w:after="10" w:before="0"/>
-              <w:ind w:left="120"/>
-            </w:pPr>
-            <w:hyperlink w:history="1" r:id="rIdygbwyvffi7elqchzmxtam">
-              <w:r>
-                <w:rPr>
-                  <w:rFonts w:ascii="Arial" w:cs="Arial" w:eastAsia="Arial" w:hAnsi="Arial"/>
-                  <w:color w:val="595959"/>
-                  <w:sz w:val="14"/>
-                  <w:szCs w:val="14"/>
-                  <w:u w:val="single" w:color="595959"/>
-                </w:rPr>
-                <w:t xml:space="preserve">🔍 Search ARES for similar readings</w:t>
-              </w:r>
-            </w:hyperlink>
-          </w:p>
-        </w:tc>
-        <w:tc>
-          <w:tcPr>
-            <w:tcW w:type="dxa" w:w="3040"/>
-            <w:shd w:fill="FFFFFF" w:color="auto" w:val="clear"/>
-            <w:tcMar>
-              <w:top w:type="dxa" w:w="60"/>
-              <w:left w:type="dxa" w:w="120"/>
-              <w:bottom w:type="dxa" w:w="60"/>
-              <w:right w:type="dxa" w:w="120"/>
-            </w:tcMar>
-            <w:vAlign w:val="top"/>
-          </w:tcPr>
-          <w:p>
-            <w:pPr>
-              <w:spacing w:after="40" w:before="0"/>
-              <w:jc w:val="left"/>
-            </w:pPr>
-            <w:r>
-              <w:rPr>
-                <w:rFonts w:ascii="Arial" w:cs="Arial" w:eastAsia="Arial" w:hAnsi="Arial"/>
-                <w:b w:val="false"/>
-                <w:bCs w:val="false"/>
-                <w:i w:val="false"/>
-                <w:iCs w:val="false"/>
-                <w:color w:val="000000"/>
-                <w:sz w:val="18"/>
-                <w:szCs w:val="18"/>
-              </w:rPr>
-              <w:t xml:space="preserve">Learners are shown a scenario card on the board: 'It has rained in Kisumu for the past three days. Akinyi is about to toss a coin. Does the Kisumu rain make heads more likely, less likely, or equally likely as before?' Each learner writes a private prediction in their exercise book — including a one-sentence justification — before any discussion. Then learners are shown a second scenario: 'Gor Mahia has won their last five Premier League matches. They play Tusker FC next Saturday. Is a Gor Mahia WIN now more likely, less likely, or the same probability as it was before the streak?' Learners write a second prediction and justification. Learners hold their predictions — they will test them experimentally.</w:t>
-            </w:r>
-          </w:p>
-        </w:tc>
-        <w:tc>
-          <w:tcPr>
-            <w:tcW w:type="dxa" w:w="3040"/>
-            <w:shd w:fill="F2F2F2" w:color="auto" w:val="clear"/>
-            <w:tcMar>
-              <w:top w:type="dxa" w:w="60"/>
-              <w:left w:type="dxa" w:w="120"/>
-              <w:bottom w:type="dxa" w:w="60"/>
-              <w:right w:type="dxa" w:w="120"/>
-            </w:tcMar>
-            <w:vAlign w:val="top"/>
-          </w:tcPr>
-          <w:p>
-            <w:pPr>
-              <w:spacing w:after="40" w:before="0"/>
-              <w:jc w:val="left"/>
-            </w:pPr>
-            <w:r>
-              <w:rPr>
-                <w:rFonts w:ascii="Arial" w:cs="Arial" w:eastAsia="Arial" w:hAnsi="Arial"/>
-                <w:b w:val="false"/>
-                <w:bCs w:val="false"/>
-                <w:i w:val="false"/>
-                <w:iCs w:val="false"/>
-                <w:color w:val="000000"/>
-                <w:sz w:val="18"/>
-                <w:szCs w:val="18"/>
-              </w:rPr>
-              <w:t xml:space="preserve">Write both scenarios on the board before class begins. Open with: 'Before we touch any equipment today, I want your honest gut feeling — no right or wrong answer yet.' Distribute the scenario cards or point to the board. Say: 'Read Scenario 1. Write your prediction AND your reason in your book. You have 90 seconds — go.' Allow 90 seconds of silent individual writing. After time, say: 'Now read Scenario 2. Same thing — prediction and reason. 90 more seconds.' After writing, cold-call 4 learners (aim for a mix of genders and seating positions): 'Baraka, what did you predict for the rain-and-coin scenario, and why?' Wait 10 seconds after each response before calling the next. Do NOT confirm or correct any prediction — say only: 'Interesting. Hold that thought. Our experiment today will help us check.' Record on the board a tally of how many predicted MORE LIKELY / LESS LIKELY / SAME for each scenario — keep this visible throughout the lesson.</w:t>
-            </w:r>
-          </w:p>
-        </w:tc>
-        <w:tc>
-          <w:tcPr>
-            <w:tcW w:type="dxa" w:w="3040"/>
-            <w:shd w:fill="FFFFFF" w:color="auto" w:val="clear"/>
-            <w:tcMar>
-              <w:top w:type="dxa" w:w="60"/>
-              <w:left w:type="dxa" w:w="120"/>
-              <w:bottom w:type="dxa" w:w="60"/>
-              <w:right w:type="dxa" w:w="120"/>
-            </w:tcMar>
-            <w:vAlign w:val="top"/>
-          </w:tcPr>
-          <w:p>
-            <w:pPr>
-              <w:spacing w:after="40" w:before="0"/>
-              <w:jc w:val="left"/>
-            </w:pPr>
-            <w:r>
-              <w:rPr>
-                <w:rFonts w:ascii="Arial" w:cs="Arial" w:eastAsia="Arial" w:hAnsi="Arial"/>
-                <w:b w:val="false"/>
-                <w:bCs w:val="false"/>
-                <w:i w:val="false"/>
-                <w:iCs w:val="false"/>
-                <w:color w:val="000000"/>
-                <w:sz w:val="18"/>
-                <w:szCs w:val="18"/>
-              </w:rPr>
-              <w:t xml:space="preserve">Predict-Before-Observe (Elicitation of Prior Conceptions): By committing a written prediction to paper before any instruction, learners activate their intuitive models of probability — including the gambler's fallacy if present. The Kisumu rain contrast (clearly a different system from a coin) is designed to create productive cognitive dissonance: most learners will correctly see that rain cannot affect a coin, but then must reckon with why a football streak feels different. This dissonance is the motivating tension the experiment will resolve.</w:t>
-            </w:r>
-          </w:p>
-        </w:tc>
-        <w:tc>
-          <w:tcPr>
-            <w:tcW w:type="dxa" w:w="3040"/>
-            <w:shd w:fill="F2F2F2" w:color="auto" w:val="clear"/>
-            <w:tcMar>
-              <w:top w:type="dxa" w:w="60"/>
-              <w:left w:type="dxa" w:w="120"/>
-              <w:bottom w:type="dxa" w:w="60"/>
-              <w:right w:type="dxa" w:w="120"/>
-            </w:tcMar>
-            <w:vAlign w:val="top"/>
-          </w:tcPr>
-          <w:p>
-            <w:pPr>
-              <w:spacing w:after="40" w:before="0"/>
-              <w:jc w:val="left"/>
-            </w:pPr>
-            <w:r>
-              <w:rPr>
-                <w:rFonts w:ascii="Arial" w:cs="Arial" w:eastAsia="Arial" w:hAnsi="Arial"/>
-                <w:b w:val="false"/>
-                <w:bCs w:val="false"/>
-                <w:i w:val="false"/>
-                <w:iCs w:val="false"/>
-                <w:color w:val="000000"/>
-                <w:sz w:val="18"/>
-                <w:szCs w:val="18"/>
-              </w:rPr>
-              <w:t xml:space="preserve">Circulate during the 90-second writing windows and scan books for justifications. Look for: (a) learners who correctly predict SAME PROBABILITY for both scenarios and cite independence as a reason — they are ahead of the concept and can be asked to share their reasoning during the Explain Phase; (b) learners who predict MORE LIKELY or LESS LIKELY for the coin scenario — this flags a strong gambler's fallacy misconception that must be addressed explicitly in the Explain Phase; (c) learners who give different answers for the two scenarios (correct for coin, incorrect for football) — they sense independence in one context but not the other, which is the most common pattern and the richest teaching opportunity.</w:t>
-            </w:r>
-          </w:p>
-        </w:tc>
-      </w:tr>
-      <w:tr>
-        <w:tc>
-          <w:tcPr>
-            <w:tcW w:type="dxa" w:w="1520"/>
-            <w:shd w:fill="D9EEF1" w:color="auto" w:val="clear"/>
-            <w:tcMar>
-              <w:top w:type="dxa" w:w="60"/>
-              <w:left w:type="dxa" w:w="120"/>
-              <w:bottom w:type="dxa" w:w="60"/>
-              <w:right w:type="dxa" w:w="120"/>
-            </w:tcMar>
-            <w:vAlign w:val="top"/>
-          </w:tcPr>
-          <w:p>
-            <w:pPr>
-              <w:spacing w:after="40" w:before="0"/>
-              <w:jc w:val="left"/>
-            </w:pPr>
-            <w:r>
-              <w:rPr>
-                <w:rFonts w:ascii="Arial" w:cs="Arial" w:eastAsia="Arial" w:hAnsi="Arial"/>
-                <w:b/>
-                <w:bCs/>
-                <w:i w:val="false"/>
-                <w:iCs w:val="false"/>
-                <w:color w:val="000000"/>
-                <w:sz w:val="18"/>
-                <w:szCs w:val="18"/>
-              </w:rPr>
-              <w:t xml:space="preserve">Observe Phase</w:t>
-            </w:r>
-          </w:p>
-          <w:p>
-            <w:pPr>
-              <w:spacing w:after="20" w:before="0"/>
-            </w:pPr>
-            <w:r>
-              <w:rPr>
-                <w:rFonts w:ascii="Arial" w:cs="Arial" w:eastAsia="Arial" w:hAnsi="Arial"/>
-                <w:b/>
-                <w:bCs/>
-                <w:color w:val="1F3864"/>
-                <w:sz w:val="16"/>
-                <w:szCs w:val="16"/>
-              </w:rPr>
-              <w:t xml:space="preserve">📹 VIDEO:</w:t>
-            </w:r>
-          </w:p>
-          <w:p>
-            <w:pPr>
-              <w:spacing w:after="20" w:before="0"/>
-            </w:pPr>
-            <w:hyperlink w:history="1" r:id="rIdvaldddcoe-uo3qsdrrz0v">
-              <w:r>
-                <w:rPr>
-                  <w:rFonts w:ascii="Arial" w:cs="Arial" w:eastAsia="Arial" w:hAnsi="Arial"/>
-                  <w:color w:val="2E75B6"/>
-                  <w:sz w:val="16"/>
-                  <w:szCs w:val="16"/>
-                  <w:u w:val="single" w:color="2E75B6"/>
-                </w:rPr>
-                <w:t xml:space="preserve">General multiplication rule example: independent events</w:t>
-              </w:r>
-            </w:hyperlink>
-          </w:p>
-          <w:p>
-            <w:pPr>
-              <w:spacing w:after="10" w:before="0"/>
-              <w:ind w:left="120"/>
-            </w:pPr>
-            <w:r>
-              <w:rPr>
-                <w:rFonts w:ascii="Arial" w:cs="Arial" w:eastAsia="Arial" w:hAnsi="Arial"/>
-                <w:color w:val="595959"/>
-                <w:sz w:val="14"/>
-                <w:szCs w:val="14"/>
-              </w:rPr>
-              <w:t xml:space="preserve">Source: Khan Academy (English - US curriculum)</w:t>
-            </w:r>
-          </w:p>
-          <w:p>
-            <w:pPr>
-              <w:spacing w:after="10" w:before="0"/>
-              <w:ind w:left="120"/>
-            </w:pPr>
-            <w:hyperlink w:history="1" r:id="rIdouk1dcfaux9zqqwql5hry">
-              <w:r>
-                <w:rPr>
-                  <w:rFonts w:ascii="Arial" w:cs="Arial" w:eastAsia="Arial" w:hAnsi="Arial"/>
-                  <w:color w:val="595959"/>
-                  <w:sz w:val="14"/>
-                  <w:szCs w:val="14"/>
-                  <w:u w:val="single" w:color="595959"/>
-                </w:rPr>
-                <w:t xml:space="preserve">🔍 Search ARES for similar videos</w:t>
-              </w:r>
-            </w:hyperlink>
-          </w:p>
-          <w:p>
-            <w:pPr>
-              <w:spacing w:after="40" w:before="0"/>
-            </w:pPr>
-            <w:r>
-              <w:rPr>
-                <w:sz w:val="14"/>
-                <w:szCs w:val="14"/>
-              </w:rPr>
-              <w:t xml:space="preserve"/>
-            </w:r>
-          </w:p>
-          <w:p>
-            <w:pPr>
-              <w:spacing w:after="20" w:before="0"/>
-            </w:pPr>
-            <w:r>
-              <w:rPr>
-                <w:rFonts w:ascii="Arial" w:cs="Arial" w:eastAsia="Arial" w:hAnsi="Arial"/>
-                <w:b/>
-                <w:bCs/>
-                <w:color w:val="1F3864"/>
-                <w:sz w:val="16"/>
-                <w:szCs w:val="16"/>
-              </w:rPr>
-              <w:t xml:space="preserve">📖 HTML:</w:t>
-            </w:r>
-          </w:p>
-          <w:p>
-            <w:pPr>
-              <w:spacing w:after="20" w:before="0"/>
-            </w:pPr>
-            <w:hyperlink w:history="1" r:id="rIdn4aioqgzjauabqeuhfzyr">
-              <w:r>
-                <w:rPr>
-                  <w:rFonts w:ascii="Arial" w:cs="Arial" w:eastAsia="Arial" w:hAnsi="Arial"/>
-                  <w:color w:val="2E75B6"/>
-                  <w:sz w:val="16"/>
-                  <w:szCs w:val="16"/>
-                  <w:u w:val="single" w:color="2E75B6"/>
-                </w:rPr>
-                <w:t xml:space="preserve">Independent Events and Sample Spaces (Flexbook)</w:t>
-              </w:r>
-            </w:hyperlink>
-          </w:p>
-          <w:p>
-            <w:pPr>
-              <w:spacing w:after="10" w:before="0"/>
-              <w:ind w:left="120"/>
-            </w:pPr>
-            <w:r>
-              <w:rPr>
-                <w:rFonts w:ascii="Arial" w:cs="Arial" w:eastAsia="Arial" w:hAnsi="Arial"/>
-                <w:color w:val="595959"/>
-                <w:sz w:val="14"/>
-                <w:szCs w:val="14"/>
-              </w:rPr>
-              <w:t xml:space="preserve">Source: CK-12</w:t>
-            </w:r>
-          </w:p>
-          <w:p>
-            <w:pPr>
-              <w:spacing w:after="10" w:before="0"/>
-              <w:ind w:left="120"/>
-            </w:pPr>
-            <w:hyperlink w:history="1" r:id="rIdjzqkoskl1ii66zgjv-l1z">
-              <w:r>
-                <w:rPr>
-                  <w:rFonts w:ascii="Arial" w:cs="Arial" w:eastAsia="Arial" w:hAnsi="Arial"/>
-                  <w:color w:val="595959"/>
-                  <w:sz w:val="14"/>
-                  <w:szCs w:val="14"/>
-                  <w:u w:val="single" w:color="595959"/>
-                </w:rPr>
-                <w:t xml:space="preserve">🔍 Search ARES for similar readings</w:t>
-              </w:r>
-            </w:hyperlink>
-          </w:p>
-        </w:tc>
-        <w:tc>
-          <w:tcPr>
-            <w:tcW w:type="dxa" w:w="3040"/>
-            <w:shd w:fill="FFFFFF" w:color="auto" w:val="clear"/>
-            <w:tcMar>
-              <w:top w:type="dxa" w:w="60"/>
-              <w:left w:type="dxa" w:w="120"/>
-              <w:bottom w:type="dxa" w:w="60"/>
-              <w:right w:type="dxa" w:w="120"/>
-            </w:tcMar>
-            <w:vAlign w:val="top"/>
-          </w:tcPr>
-          <w:p>
-            <w:pPr>
-              <w:spacing w:after="40" w:before="0"/>
-              <w:jc w:val="left"/>
-            </w:pPr>
-            <w:r>
-              <w:rPr>
-                <w:rFonts w:ascii="Arial" w:cs="Arial" w:eastAsia="Arial" w:hAnsi="Arial"/>
-                <w:b w:val="false"/>
-                <w:bCs w:val="false"/>
-                <w:i w:val="false"/>
-                <w:iCs w:val="false"/>
-                <w:color w:val="000000"/>
-                <w:sz w:val="18"/>
-                <w:szCs w:val="18"/>
-              </w:rPr>
-              <w:t xml:space="preserve">Learners work in groups of four. Each group receives one coin, one standard die, and a pre-printed recording table with columns: Toss Number | Coin Result (H/T) | Die Result (1–6) | Combined Outcome. Groups conduct 24 tosses of the coin-and-die together (simultaneously), recording every combined outcome. While one pair tosses and rolls, the other pair records. After 24 trials, each group lists all unique combined outcomes observed and any they did NOT observe, then constructs a tree diagram starting from the coin branch (H / T) and extending to six die branches under each, labelling all 12 possible combined outcomes (H1, H2, H3, H4, H5, H6, T1, T2, T3, T4, T5, T6). Groups also complete a two-way table with Coin (rows: H, T) against Die (columns: 1–6), placing a tick in each cell as outcomes occur. For the second experiment, groups draw from a shuffled pack of 10 numbered cards (1–10), record the number, replace and reshuffle, then draw again — repeating 20 times — recording the pair of draws each time. Learners note whether their second draw feels 'influenced' by the first.</w:t>
-            </w:r>
-          </w:p>
-        </w:tc>
-        <w:tc>
-          <w:tcPr>
-            <w:tcW w:type="dxa" w:w="3040"/>
-            <w:shd w:fill="F2F2F2" w:color="auto" w:val="clear"/>
-            <w:tcMar>
-              <w:top w:type="dxa" w:w="60"/>
-              <w:left w:type="dxa" w:w="120"/>
-              <w:bottom w:type="dxa" w:w="60"/>
-              <w:right w:type="dxa" w:w="120"/>
-            </w:tcMar>
-            <w:vAlign w:val="top"/>
-          </w:tcPr>
-          <w:p>
-            <w:pPr>
-              <w:spacing w:after="40" w:before="0"/>
-              <w:jc w:val="left"/>
-            </w:pPr>
-            <w:r>
-              <w:rPr>
-                <w:rFonts w:ascii="Arial" w:cs="Arial" w:eastAsia="Arial" w:hAnsi="Arial"/>
-                <w:b w:val="false"/>
-                <w:bCs w:val="false"/>
-                <w:i w:val="false"/>
-                <w:iCs w:val="false"/>
-                <w:color w:val="000000"/>
-                <w:sz w:val="18"/>
-                <w:szCs w:val="18"/>
-              </w:rPr>
-              <w:t xml:space="preserve">Distribute materials and say: 'You are going to run two experiments today. In Experiment 1, you toss the coin and roll the die at the same time — simultaneously. Record every single result. You have 10 minutes.' Set a visible timer. After 5 minutes, pause and circulate: check that groups are recording combined outcomes (not just coin or just die separately). If a group records them separately, say: 'We need to know BOTH results together — each row is one trial with a coin AND a die result.' After 10 minutes, say: 'Now draw your tree diagram. Start with two branches — Heads and Tails. Then from each branch, draw six more branches — one for each face of the die. Label every end branch with the combined outcome like H3 or T5.' Allow 5 minutes. Cold-call one group to display their tree diagram and explain one branch: 'Group from the back row — Nafisa, trace the path to outcome T4 on your tree and tell us what it means.' Wait 12 seconds. Transition to Experiment 2: 'Now the card draw. Replace the card every time. Why do you think I said replace? Write a one-sentence hypothesis.' Allow 30 seconds, then say: 'We will come back to that.' Monitor that groups shuffle between draws. After 8 minutes total for Experiment 2, call time.</w:t>
-            </w:r>
-          </w:p>
-        </w:tc>
-        <w:tc>
-          <w:tcPr>
-            <w:tcW w:type="dxa" w:w="3040"/>
-            <w:shd w:fill="FFFFFF" w:color="auto" w:val="clear"/>
-            <w:tcMar>
-              <w:top w:type="dxa" w:w="60"/>
-              <w:left w:type="dxa" w:w="120"/>
-              <w:bottom w:type="dxa" w:w="60"/>
-              <w:right w:type="dxa" w:w="120"/>
-            </w:tcMar>
-            <w:vAlign w:val="top"/>
-          </w:tcPr>
-          <w:p>
-            <w:pPr>
-              <w:spacing w:after="40" w:before="0"/>
-              <w:jc w:val="left"/>
-            </w:pPr>
-            <w:r>
-              <w:rPr>
-                <w:rFonts w:ascii="Arial" w:cs="Arial" w:eastAsia="Arial" w:hAnsi="Arial"/>
-                <w:b w:val="false"/>
-                <w:bCs w:val="false"/>
-                <w:i w:val="false"/>
-                <w:iCs w:val="false"/>
-                <w:color w:val="000000"/>
-                <w:sz w:val="18"/>
-                <w:szCs w:val="18"/>
-              </w:rPr>
-              <w:t xml:space="preserve">Simultaneous Multi-Representation (Tree Diagram + Two-Way Table + Frequency Data): Learners build three parallel representations of the same sample space. The tree diagram makes the sequential, branching structure of two-stage experiments visible. The two-way table organises outcomes spatially and makes it easy to count. The frequency tally from actual trials provides empirical data to compare against theoretical predictions. Using all three together prevents learners from treating any single representation as the 'real' answer and builds flexible, robust understanding of sample space.</w:t>
-            </w:r>
-          </w:p>
-        </w:tc>
-        <w:tc>
-          <w:tcPr>
-            <w:tcW w:type="dxa" w:w="3040"/>
-            <w:shd w:fill="F2F2F2" w:color="auto" w:val="clear"/>
-            <w:tcMar>
-              <w:top w:type="dxa" w:w="60"/>
-              <w:left w:type="dxa" w:w="120"/>
-              <w:bottom w:type="dxa" w:w="60"/>
-              <w:right w:type="dxa" w:w="120"/>
-            </w:tcMar>
-            <w:vAlign w:val="top"/>
-          </w:tcPr>
-          <w:p>
-            <w:pPr>
-              <w:spacing w:after="40" w:before="0"/>
-              <w:jc w:val="left"/>
-            </w:pPr>
-            <w:r>
-              <w:rPr>
-                <w:rFonts w:ascii="Arial" w:cs="Arial" w:eastAsia="Arial" w:hAnsi="Arial"/>
-                <w:b w:val="false"/>
-                <w:bCs w:val="false"/>
-                <w:i w:val="false"/>
-                <w:iCs w:val="false"/>
-                <w:color w:val="000000"/>
-                <w:sz w:val="18"/>
-                <w:szCs w:val="18"/>
-              </w:rPr>
-              <w:t xml:space="preserve">During the tree diagram construction, look for: (a) groups that draw only one level of branches — they have not grasped the two-stage structure; prompt with 'After the coin lands, the die is still rolled — what are the possible die results after Heads?'; (b) groups that list only outcomes they actually observed and omit unobserved ones — prompt with 'Your tree should show what COULD happen, not only what DID happen today'; (c) correct tree diagrams with all 12 endpoints labelled. For the two-way table, check that every cell is populated with either a tally or a zero. Ask one learner per group: 'How many different combined outcomes are possible?' — the correct answer is 12, confirming they have grasped the size of the sample space.</w:t>
-            </w:r>
-          </w:p>
-        </w:tc>
-      </w:tr>
-      <w:tr>
-        <w:tc>
-          <w:tcPr>
-            <w:tcW w:type="dxa" w:w="1520"/>
-            <w:shd w:fill="E2EFDA" w:color="auto" w:val="clear"/>
-            <w:tcMar>
-              <w:top w:type="dxa" w:w="60"/>
-              <w:left w:type="dxa" w:w="120"/>
-              <w:bottom w:type="dxa" w:w="60"/>
-              <w:right w:type="dxa" w:w="120"/>
-            </w:tcMar>
-            <w:vAlign w:val="top"/>
-          </w:tcPr>
-          <w:p>
-            <w:pPr>
-              <w:spacing w:after="40" w:before="0"/>
-              <w:jc w:val="left"/>
-            </w:pPr>
-            <w:r>
-              <w:rPr>
-                <w:rFonts w:ascii="Arial" w:cs="Arial" w:eastAsia="Arial" w:hAnsi="Arial"/>
-                <w:b/>
-                <w:bCs/>
-                <w:i w:val="false"/>
-                <w:iCs w:val="false"/>
-                <w:color w:val="000000"/>
-                <w:sz w:val="18"/>
-                <w:szCs w:val="18"/>
-              </w:rPr>
-              <w:t xml:space="preserve">Explain Phase</w:t>
-            </w:r>
-          </w:p>
-          <w:p>
-            <w:pPr>
-              <w:spacing w:after="20" w:before="0"/>
-            </w:pPr>
-            <w:r>
-              <w:rPr>
-                <w:rFonts w:ascii="Arial" w:cs="Arial" w:eastAsia="Arial" w:hAnsi="Arial"/>
-                <w:b/>
-                <w:bCs/>
-                <w:color w:val="1F3864"/>
-                <w:sz w:val="16"/>
-                <w:szCs w:val="16"/>
-              </w:rPr>
-              <w:t xml:space="preserve">📹 VIDEO:</w:t>
-            </w:r>
-          </w:p>
-          <w:p>
-            <w:pPr>
-              <w:spacing w:after="20" w:before="0"/>
-            </w:pPr>
-            <w:hyperlink w:history="1" r:id="rIdgbqyjzjqbhzjaaubnyaw4">
-              <w:r>
-                <w:rPr>
-                  <w:rFonts w:ascii="Arial" w:cs="Arial" w:eastAsia="Arial" w:hAnsi="Arial"/>
-                  <w:color w:val="2E75B6"/>
-                  <w:sz w:val="16"/>
-                  <w:szCs w:val="16"/>
-                  <w:u w:val="single" w:color="2E75B6"/>
-                </w:rPr>
-                <w:t xml:space="preserve">Compound probability of independent events -dubbed(KY)</w:t>
-              </w:r>
-            </w:hyperlink>
-          </w:p>
-          <w:p>
-            <w:pPr>
-              <w:spacing w:after="10" w:before="0"/>
-              <w:ind w:left="120"/>
-            </w:pPr>
-            <w:r>
-              <w:rPr>
-                <w:rFonts w:ascii="Arial" w:cs="Arial" w:eastAsia="Arial" w:hAnsi="Arial"/>
-                <w:color w:val="595959"/>
-                <w:sz w:val="14"/>
-                <w:szCs w:val="14"/>
-              </w:rPr>
-              <w:t xml:space="preserve">Source: Khan Academy (Kiswahili)</w:t>
-            </w:r>
-          </w:p>
-          <w:p>
-            <w:pPr>
-              <w:spacing w:after="10" w:before="0"/>
-              <w:ind w:left="120"/>
-            </w:pPr>
-            <w:hyperlink w:history="1" r:id="rIduc5nuzlkab9mdimxau1dn">
-              <w:r>
-                <w:rPr>
-                  <w:rFonts w:ascii="Arial" w:cs="Arial" w:eastAsia="Arial" w:hAnsi="Arial"/>
-                  <w:color w:val="595959"/>
-                  <w:sz w:val="14"/>
-                  <w:szCs w:val="14"/>
-                  <w:u w:val="single" w:color="595959"/>
-                </w:rPr>
-                <w:t xml:space="preserve">🔍 Search ARES for similar videos</w:t>
-              </w:r>
-            </w:hyperlink>
-          </w:p>
-          <w:p>
-            <w:pPr>
-              <w:spacing w:after="40" w:before="0"/>
-            </w:pPr>
-            <w:r>
-              <w:rPr>
-                <w:sz w:val="14"/>
-                <w:szCs w:val="14"/>
-              </w:rPr>
-              <w:t xml:space="preserve"/>
-            </w:r>
-          </w:p>
-          <w:p>
-            <w:pPr>
-              <w:spacing w:after="20" w:before="0"/>
-            </w:pPr>
-            <w:r>
-              <w:rPr>
-                <w:rFonts w:ascii="Arial" w:cs="Arial" w:eastAsia="Arial" w:hAnsi="Arial"/>
-                <w:b/>
-                <w:bCs/>
-                <w:color w:val="1F3864"/>
-                <w:sz w:val="16"/>
-                <w:szCs w:val="16"/>
-              </w:rPr>
-              <w:t xml:space="preserve">📖 EXERCISE:</w:t>
-            </w:r>
-          </w:p>
-          <w:p>
-            <w:pPr>
-              <w:spacing w:after="20" w:before="0"/>
-            </w:pPr>
-            <w:hyperlink w:history="1" r:id="rId86-lbkdtmctd0uxzeeczz">
+            <w:hyperlink w:history="1" r:id="rIdrznuvhgkq4t6ukx1jnlnj">
               <w:r>
                 <w:rPr>
                   <w:rFonts w:ascii="Arial" w:cs="Arial" w:eastAsia="Arial" w:hAnsi="Arial"/>
@@ -18410,619 +19022,7 @@
               <w:spacing w:after="10" w:before="0"/>
               <w:ind w:left="120"/>
             </w:pPr>
-            <w:hyperlink w:history="1" r:id="rIdcxvlglltx-8zzgsa7fifl">
-              <w:r>
-                <w:rPr>
-                  <w:rFonts w:ascii="Arial" w:cs="Arial" w:eastAsia="Arial" w:hAnsi="Arial"/>
-                  <w:color w:val="595959"/>
-                  <w:sz w:val="14"/>
-                  <w:szCs w:val="14"/>
-                  <w:u w:val="single" w:color="595959"/>
-                </w:rPr>
-                <w:t xml:space="preserve">🔍 Search ARES for similar readings</w:t>
-              </w:r>
-            </w:hyperlink>
-          </w:p>
-        </w:tc>
-        <w:tc>
-          <w:tcPr>
-            <w:tcW w:type="dxa" w:w="3040"/>
-            <w:shd w:fill="FFFFFF" w:color="auto" w:val="clear"/>
-            <w:tcMar>
-              <w:top w:type="dxa" w:w="60"/>
-              <w:left w:type="dxa" w:w="120"/>
-              <w:bottom w:type="dxa" w:w="60"/>
-              <w:right w:type="dxa" w:w="120"/>
-            </w:tcMar>
-            <w:vAlign w:val="top"/>
-          </w:tcPr>
-          <w:p>
-            <w:pPr>
-              <w:spacing w:after="40" w:before="0"/>
-              <w:jc w:val="left"/>
-            </w:pPr>
-            <w:r>
-              <w:rPr>
-                <w:rFonts w:ascii="Arial" w:cs="Arial" w:eastAsia="Arial" w:hAnsi="Arial"/>
-                <w:b w:val="false"/>
-                <w:bCs w:val="false"/>
-                <w:i w:val="false"/>
-                <w:iCs w:val="false"/>
-                <w:color w:val="000000"/>
-                <w:sz w:val="18"/>
-                <w:szCs w:val="18"/>
-              </w:rPr>
-              <w:t xml:space="preserve">Groups use their tree diagrams to calculate the theoretical probability of each of the 12 combined outcomes. Learners first calculate P(H) = 1/2, P(T) = 1/2, and P(any specific die face) = 1/6, recording these as fractions. They then calculate P(H) × P(3) = 1/2 × 1/6 = 1/12 and compare this to the number of times 'H3' appears in their frequency table divided by 24. Groups discuss: 'What do you notice about the theoretical value 1/12 and the fraction of times H3 appeared in our experiment?' The teacher then guides the whole class to formalise the pattern as P(A and B) = P(A) × P(B), name it the multiplication rule for independent events, and define independence precisely. Learners copy the formal definition and rule into their books, then apply it to three rapid practice problems: (1) P(T and 5); (2) P(H and an even number); (3) P(drawing a '7' on the first card draw and a '7' on the second card draw with replacement). Learners also revisit the two prediction scenarios from the Predict Phase and write a correction if needed.</w:t>
-            </w:r>
-          </w:p>
-        </w:tc>
-        <w:tc>
-          <w:tcPr>
-            <w:tcW w:type="dxa" w:w="3040"/>
-            <w:shd w:fill="F2F2F2" w:color="auto" w:val="clear"/>
-            <w:tcMar>
-              <w:top w:type="dxa" w:w="60"/>
-              <w:left w:type="dxa" w:w="120"/>
-              <w:bottom w:type="dxa" w:w="60"/>
-              <w:right w:type="dxa" w:w="120"/>
-            </w:tcMar>
-            <w:vAlign w:val="top"/>
-          </w:tcPr>
-          <w:p>
-            <w:pPr>
-              <w:spacing w:after="40" w:before="0"/>
-              <w:jc w:val="left"/>
-            </w:pPr>
-            <w:r>
-              <w:rPr>
-                <w:rFonts w:ascii="Arial" w:cs="Arial" w:eastAsia="Arial" w:hAnsi="Arial"/>
-                <w:b w:val="false"/>
-                <w:bCs w:val="false"/>
-                <w:i w:val="false"/>
-                <w:iCs w:val="false"/>
-                <w:color w:val="000000"/>
-                <w:sz w:val="18"/>
-                <w:szCs w:val="18"/>
-              </w:rPr>
-              <w:t xml:space="preserve">Open the Explain Phase by writing on the board: P(H) = ___ ; P(3) = ___ ; P(H) × P(3) = ___. Ask the whole class: 'Fill these in your book — 30 seconds.' After 30 seconds, cold-call a learner: 'Omondi, what is P(H) times P(3)?' Wait 10 seconds. Write 1/12 on the board. Then say: 'Now look at your frequency table. Out of 24 trials, how many times did H3 appear? Divide that by 24. Is it close to 1/12? Raise your hand if your experimental fraction is between 1/24 and 3/24 — roughly around 1/12.' Count hands. Then say: 'Every group has one of the 12 cells — on a count of three, shout out your experimental fraction for your assigned outcome. Ready? 1, 2, 3.' Listen for approximate clustering around 1/12. Then say: 'So what rule are we seeing? If I multiply the individual probabilities, I get the probability of BOTH things happening together.' Write: P(A and B) = P(A) × P(B). Say: 'This is the multiplication rule. But it only works when the events are INDEPENDENT. Independent means: knowing the result of A tells you nothing — absolutely nothing — about B. Does knowing the coin landed Heads tell you anything about what the die will show?' Wait 12 seconds. Cold-call: 'Wanjiku — yes or no, and why?' After the answer, say: 'Exactly. A coin and a die live in completely different worlds. They are independent.' Now connect to the phenomenon: 'Back to Gor Mahia. If each football match is an independent event — just like each coin toss — what does their five-win streak tell us about the probability of winning match six?' Wait 15 seconds. Cold-call 3 learners for brief responses. Close with: 'Write the formal definition of independent events and the multiplication rule in your book — leave space below to add an example in the next two minutes.' Give 2 minutes for the three rapid practice problems, then cold-call answers for each.</w:t>
-            </w:r>
-          </w:p>
-        </w:tc>
-        <w:tc>
-          <w:tcPr>
-            <w:tcW w:type="dxa" w:w="3040"/>
-            <w:shd w:fill="FFFFFF" w:color="auto" w:val="clear"/>
-            <w:tcMar>
-              <w:top w:type="dxa" w:w="60"/>
-              <w:left w:type="dxa" w:w="120"/>
-              <w:bottom w:type="dxa" w:w="60"/>
-              <w:right w:type="dxa" w:w="120"/>
-            </w:tcMar>
-            <w:vAlign w:val="top"/>
-          </w:tcPr>
-          <w:p>
-            <w:pPr>
-              <w:spacing w:after="40" w:before="0"/>
-              <w:jc w:val="left"/>
-            </w:pPr>
-            <w:r>
-              <w:rPr>
-                <w:rFonts w:ascii="Arial" w:cs="Arial" w:eastAsia="Arial" w:hAnsi="Arial"/>
-                <w:b w:val="false"/>
-                <w:bCs w:val="false"/>
-                <w:i w:val="false"/>
-                <w:iCs w:val="false"/>
-                <w:color w:val="000000"/>
-                <w:sz w:val="18"/>
-                <w:szCs w:val="18"/>
-              </w:rPr>
-              <w:t xml:space="preserve">Concept-from-Data Formalisation (Inductive Rule Derivation): Rather than presenting the multiplication rule as a given formula, learners see it emerge from their own experimental frequencies — the fraction of times H3 appeared in 24 trials approximates 1/12, which equals 1/2 × 1/6. This inductive pathway gives the rule empirical grounding before it is stated abstractly. The strategy is strengthened by the contrast with the addition rule from Lessons 4–5: learners must now distinguish 'A or B' (addition, mutually exclusive) from 'A and B' (multiplication, independent) — a critical conceptual boundary that prevents formula confusion in assessments.</w:t>
-            </w:r>
-          </w:p>
-        </w:tc>
-        <w:tc>
-          <w:tcPr>
-            <w:tcW w:type="dxa" w:w="3040"/>
-            <w:shd w:fill="F2F2F2" w:color="auto" w:val="clear"/>
-            <w:tcMar>
-              <w:top w:type="dxa" w:w="60"/>
-              <w:left w:type="dxa" w:w="120"/>
-              <w:bottom w:type="dxa" w:w="60"/>
-              <w:right w:type="dxa" w:w="120"/>
-            </w:tcMar>
-            <w:vAlign w:val="top"/>
-          </w:tcPr>
-          <w:p>
-            <w:pPr>
-              <w:spacing w:after="40" w:before="0"/>
-              <w:jc w:val="left"/>
-            </w:pPr>
-            <w:r>
-              <w:rPr>
-                <w:rFonts w:ascii="Arial" w:cs="Arial" w:eastAsia="Arial" w:hAnsi="Arial"/>
-                <w:b w:val="false"/>
-                <w:bCs w:val="false"/>
-                <w:i w:val="false"/>
-                <w:iCs w:val="false"/>
-                <w:color w:val="000000"/>
-                <w:sz w:val="18"/>
-                <w:szCs w:val="18"/>
-              </w:rPr>
-              <w:t xml:space="preserve">Monitor the three rapid practice problems. Correct answer benchmarks: (1) P(T and 5) = 1/12; (2) P(H and even number) = 1/2 × 3/6 = 1/4; (3) P(7 then 7 with replacement) = 1/10 × 1/10 = 1/100. Flag learners who add rather than multiply — this is the most common error and indicates confusion between the addition rule (mutually exclusive, 'or') and the multiplication rule (independent, 'and'). Ask those learners: 'Are we asking for A OR B happening, or A AND B both happening?' Also check that learners who revisit their Predict Phase predictions are writing a genuine correction where needed, not simply copying a peer's answer — ask them to explain the correction in their own words.</w:t>
-            </w:r>
-          </w:p>
-        </w:tc>
-      </w:tr>
-      <w:tr>
-        <w:tc>
-          <w:tcPr>
-            <w:tcW w:type="dxa" w:w="1520"/>
-            <w:shd w:fill="FCE4D6" w:color="auto" w:val="clear"/>
-            <w:tcMar>
-              <w:top w:type="dxa" w:w="60"/>
-              <w:left w:type="dxa" w:w="120"/>
-              <w:bottom w:type="dxa" w:w="60"/>
-              <w:right w:type="dxa" w:w="120"/>
-            </w:tcMar>
-            <w:vAlign w:val="top"/>
-          </w:tcPr>
-          <w:p>
-            <w:pPr>
-              <w:spacing w:after="40" w:before="0"/>
-              <w:jc w:val="left"/>
-            </w:pPr>
-            <w:r>
-              <w:rPr>
-                <w:rFonts w:ascii="Arial" w:cs="Arial" w:eastAsia="Arial" w:hAnsi="Arial"/>
-                <w:b/>
-                <w:bCs/>
-                <w:i w:val="false"/>
-                <w:iCs w:val="false"/>
-                <w:color w:val="000000"/>
-                <w:sz w:val="18"/>
-                <w:szCs w:val="18"/>
-              </w:rPr>
-              <w:t xml:space="preserve">Driving Question Board (DQB) Creation</w:t>
-            </w:r>
-          </w:p>
-          <w:p>
-            <w:pPr>
-              <w:spacing w:after="20" w:before="0"/>
-            </w:pPr>
-            <w:r>
-              <w:rPr>
-                <w:rFonts w:ascii="Arial" w:cs="Arial" w:eastAsia="Arial" w:hAnsi="Arial"/>
-                <w:b/>
-                <w:bCs/>
-                <w:color w:val="1F3864"/>
-                <w:sz w:val="16"/>
-                <w:szCs w:val="16"/>
-              </w:rPr>
-              <w:t xml:space="preserve">📹 VIDEO:</w:t>
-            </w:r>
-          </w:p>
-          <w:p>
-            <w:pPr>
-              <w:spacing w:after="20" w:before="0"/>
-            </w:pPr>
-            <w:hyperlink w:history="1" r:id="rIdjfhwdba4wdh5ajnmlymbk">
-              <w:r>
-                <w:rPr>
-                  <w:rFonts w:ascii="Arial" w:cs="Arial" w:eastAsia="Arial" w:hAnsi="Arial"/>
-                  <w:color w:val="2E75B6"/>
-                  <w:sz w:val="16"/>
-                  <w:szCs w:val="16"/>
-                  <w:u w:val="single" w:color="2E75B6"/>
-                </w:rPr>
-                <w:t xml:space="preserve">Die rolling probability with independent events -dubbed(KY)</w:t>
-              </w:r>
-            </w:hyperlink>
-          </w:p>
-          <w:p>
-            <w:pPr>
-              <w:spacing w:after="10" w:before="0"/>
-              <w:ind w:left="120"/>
-            </w:pPr>
-            <w:r>
-              <w:rPr>
-                <w:rFonts w:ascii="Arial" w:cs="Arial" w:eastAsia="Arial" w:hAnsi="Arial"/>
-                <w:color w:val="595959"/>
-                <w:sz w:val="14"/>
-                <w:szCs w:val="14"/>
-              </w:rPr>
-              <w:t xml:space="preserve">Source: Khan Academy (Kiswahili)</w:t>
-            </w:r>
-          </w:p>
-          <w:p>
-            <w:pPr>
-              <w:spacing w:after="10" w:before="0"/>
-              <w:ind w:left="120"/>
-            </w:pPr>
-            <w:hyperlink w:history="1" r:id="rIdns-o3hcuk_bzzozvraufl">
-              <w:r>
-                <w:rPr>
-                  <w:rFonts w:ascii="Arial" w:cs="Arial" w:eastAsia="Arial" w:hAnsi="Arial"/>
-                  <w:color w:val="595959"/>
-                  <w:sz w:val="14"/>
-                  <w:szCs w:val="14"/>
-                  <w:u w:val="single" w:color="595959"/>
-                </w:rPr>
-                <w:t xml:space="preserve">🔍 Search ARES for similar videos</w:t>
-              </w:r>
-            </w:hyperlink>
-          </w:p>
-          <w:p>
-            <w:pPr>
-              <w:spacing w:after="40" w:before="0"/>
-            </w:pPr>
-            <w:r>
-              <w:rPr>
-                <w:sz w:val="14"/>
-                <w:szCs w:val="14"/>
-              </w:rPr>
-              <w:t xml:space="preserve"/>
-            </w:r>
-          </w:p>
-          <w:p>
-            <w:pPr>
-              <w:spacing w:after="20" w:before="0"/>
-            </w:pPr>
-            <w:r>
-              <w:rPr>
-                <w:rFonts w:ascii="Arial" w:cs="Arial" w:eastAsia="Arial" w:hAnsi="Arial"/>
-                <w:b/>
-                <w:bCs/>
-                <w:color w:val="1F3864"/>
-                <w:sz w:val="16"/>
-                <w:szCs w:val="16"/>
-              </w:rPr>
-              <w:t xml:space="preserve">📖 HTML:</w:t>
-            </w:r>
-          </w:p>
-          <w:p>
-            <w:pPr>
-              <w:spacing w:after="20" w:before="0"/>
-            </w:pPr>
-            <w:hyperlink w:history="1" r:id="rIdcdddlpz-zko91bu0plrp2">
-              <w:r>
-                <w:rPr>
-                  <w:rFonts w:ascii="Arial" w:cs="Arial" w:eastAsia="Arial" w:hAnsi="Arial"/>
-                  <w:color w:val="2E75B6"/>
-                  <w:sz w:val="16"/>
-                  <w:szCs w:val="16"/>
-                  <w:u w:val="single" w:color="2E75B6"/>
-                </w:rPr>
-                <w:t xml:space="preserve">Probability of Independent Events (Flexbook)</w:t>
-              </w:r>
-            </w:hyperlink>
-          </w:p>
-          <w:p>
-            <w:pPr>
-              <w:spacing w:after="10" w:before="0"/>
-              <w:ind w:left="120"/>
-            </w:pPr>
-            <w:r>
-              <w:rPr>
-                <w:rFonts w:ascii="Arial" w:cs="Arial" w:eastAsia="Arial" w:hAnsi="Arial"/>
-                <w:color w:val="595959"/>
-                <w:sz w:val="14"/>
-                <w:szCs w:val="14"/>
-              </w:rPr>
-              <w:t xml:space="preserve">Source: CK-12</w:t>
-            </w:r>
-          </w:p>
-          <w:p>
-            <w:pPr>
-              <w:spacing w:after="10" w:before="0"/>
-              <w:ind w:left="120"/>
-            </w:pPr>
-            <w:hyperlink w:history="1" r:id="rIdug2khuktuvtecklhx4bvf">
-              <w:r>
-                <w:rPr>
-                  <w:rFonts w:ascii="Arial" w:cs="Arial" w:eastAsia="Arial" w:hAnsi="Arial"/>
-                  <w:color w:val="595959"/>
-                  <w:sz w:val="14"/>
-                  <w:szCs w:val="14"/>
-                  <w:u w:val="single" w:color="595959"/>
-                </w:rPr>
-                <w:t xml:space="preserve">🔍 Search ARES for similar readings</w:t>
-              </w:r>
-            </w:hyperlink>
-          </w:p>
-        </w:tc>
-        <w:tc>
-          <w:tcPr>
-            <w:tcW w:type="dxa" w:w="3040"/>
-            <w:shd w:fill="FFFFFF" w:color="auto" w:val="clear"/>
-            <w:tcMar>
-              <w:top w:type="dxa" w:w="60"/>
-              <w:left w:type="dxa" w:w="120"/>
-              <w:bottom w:type="dxa" w:w="60"/>
-              <w:right w:type="dxa" w:w="120"/>
-            </w:tcMar>
-            <w:vAlign w:val="top"/>
-          </w:tcPr>
-          <w:p>
-            <w:pPr>
-              <w:spacing w:after="40" w:before="0"/>
-              <w:jc w:val="left"/>
-            </w:pPr>
-            <w:r>
-              <w:rPr>
-                <w:rFonts w:ascii="Arial" w:cs="Arial" w:eastAsia="Arial" w:hAnsi="Arial"/>
-                <w:b w:val="false"/>
-                <w:bCs w:val="false"/>
-                <w:i w:val="false"/>
-                <w:iCs w:val="false"/>
-                <w:color w:val="000000"/>
-                <w:sz w:val="18"/>
-                <w:szCs w:val="18"/>
-              </w:rPr>
-              <w:t xml:space="preserve">Each learner writes one new sticky note (or index card) to add to the class Driving Question Board. The note must complete ONE of the following sentence starters (displayed on the board): (A) 'I now understand that a coin cannot remember its last result because…'; (B) 'The multiplication rule P(A and B) = P(A) × P(B) only works when…'; (C) 'This lesson changes my thinking about the Gor Mahia winning streak because…'; (D) 'Something I still wonder about independence is…'. Learners also update the 'What We Have Figured Out' column on the class DQB with a class-agreed statement: 'When two events are independent, knowing the result of the first event gives zero information about the result of the second. The probability of both occurring is found by multiplying their individual probabilities: P(A and B) = P(A) × P(B).' Learners physically move or annotate any earlier DQB cards that are now answered by this lesson's evidence.</w:t>
-            </w:r>
-          </w:p>
-        </w:tc>
-        <w:tc>
-          <w:tcPr>
-            <w:tcW w:type="dxa" w:w="3040"/>
-            <w:shd w:fill="F2F2F2" w:color="auto" w:val="clear"/>
-            <w:tcMar>
-              <w:top w:type="dxa" w:w="60"/>
-              <w:left w:type="dxa" w:w="120"/>
-              <w:bottom w:type="dxa" w:w="60"/>
-              <w:right w:type="dxa" w:w="120"/>
-            </w:tcMar>
-            <w:vAlign w:val="top"/>
-          </w:tcPr>
-          <w:p>
-            <w:pPr>
-              <w:spacing w:after="40" w:before="0"/>
-              <w:jc w:val="left"/>
-            </w:pPr>
-            <w:r>
-              <w:rPr>
-                <w:rFonts w:ascii="Arial" w:cs="Arial" w:eastAsia="Arial" w:hAnsi="Arial"/>
-                <w:b w:val="false"/>
-                <w:bCs w:val="false"/>
-                <w:i w:val="false"/>
-                <w:iCs w:val="false"/>
-                <w:color w:val="000000"/>
-                <w:sz w:val="18"/>
-                <w:szCs w:val="18"/>
-              </w:rPr>
-              <w:t xml:space="preserve">Say: 'Take one card from the pile on my desk. Choose ONE of the four sentence starters on the board and complete it honestly — it can be a new understanding OR a new question. Two minutes, silent writing.' After 2 minutes, ask 6 learners to read their cards aloud (select 2 from each of the first three starters and at least 1 from starter D). After each reading, say: 'Which column does this belong in — what we figured out, or what we still wonder?' Let the learner place the card. Then point to the DQB's 'What We Have Figured Out' column and say: 'Who would like to suggest a class statement summarising what we proved today?' Cold-call one learner to draft it verbally; refine as a class in 2 exchanges; write the agreed statement on a large card and add it to the board. Finally, say: 'Look at the cards we posted in Lessons 1 through 5. Are there any questions on the board that today's experiment NOW answers? Point to one if you see it.' Give 30 seconds for learners to scan the board.</w:t>
-            </w:r>
-          </w:p>
-        </w:tc>
-        <w:tc>
-          <w:tcPr>
-            <w:tcW w:type="dxa" w:w="3040"/>
-            <w:shd w:fill="FFFFFF" w:color="auto" w:val="clear"/>
-            <w:tcMar>
-              <w:top w:type="dxa" w:w="60"/>
-              <w:left w:type="dxa" w:w="120"/>
-              <w:bottom w:type="dxa" w:w="60"/>
-              <w:right w:type="dxa" w:w="120"/>
-            </w:tcMar>
-            <w:vAlign w:val="top"/>
-          </w:tcPr>
-          <w:p>
-            <w:pPr>
-              <w:spacing w:after="40" w:before="0"/>
-              <w:jc w:val="left"/>
-            </w:pPr>
-            <w:r>
-              <w:rPr>
-                <w:rFonts w:ascii="Arial" w:cs="Arial" w:eastAsia="Arial" w:hAnsi="Arial"/>
-                <w:b w:val="false"/>
-                <w:bCs w:val="false"/>
-                <w:i w:val="false"/>
-                <w:iCs w:val="false"/>
-                <w:color w:val="000000"/>
-                <w:sz w:val="18"/>
-                <w:szCs w:val="18"/>
-              </w:rPr>
-              <w:t xml:space="preserve">Sentence-Starter DQB Update (Structured Reflection with Public Accountability): The four sentence starters are carefully designed to address different aspects of the lesson's conceptual load — the coin-memory misconception, the conditions for the multiplication rule, the phenomenon connection, and open-ended uncertainty. By requiring learners to choose and complete a starter publicly, the DQB becomes a living record of the class's growing understanding rather than a static display. Cards from Type D ('still wonder') are especially valuable as they seed the inquiry for Lessons 7 and 8.</w:t>
-            </w:r>
-          </w:p>
-        </w:tc>
-        <w:tc>
-          <w:tcPr>
-            <w:tcW w:type="dxa" w:w="3040"/>
-            <w:shd w:fill="F2F2F2" w:color="auto" w:val="clear"/>
-            <w:tcMar>
-              <w:top w:type="dxa" w:w="60"/>
-              <w:left w:type="dxa" w:w="120"/>
-              <w:bottom w:type="dxa" w:w="60"/>
-              <w:right w:type="dxa" w:w="120"/>
-            </w:tcMar>
-            <w:vAlign w:val="top"/>
-          </w:tcPr>
-          <w:p>
-            <w:pPr>
-              <w:spacing w:after="40" w:before="0"/>
-              <w:jc w:val="left"/>
-            </w:pPr>
-            <w:r>
-              <w:rPr>
-                <w:rFonts w:ascii="Arial" w:cs="Arial" w:eastAsia="Arial" w:hAnsi="Arial"/>
-                <w:b w:val="false"/>
-                <w:bCs w:val="false"/>
-                <w:i w:val="false"/>
-                <w:iCs w:val="false"/>
-                <w:color w:val="000000"/>
-                <w:sz w:val="18"/>
-                <w:szCs w:val="18"/>
-              </w:rPr>
-              <w:t xml:space="preserve">Read all posted cards before the next lesson. Cards for starters A and C should reference independence and the absence of memory/information transfer — vague answers like 'because it is random' are insufficient and indicate the learner has not yet grasped the mechanistic definition of independence. Cards for starter B should specify 'when the outcome of one event does not affect the other' — not simply 'when they are different events.' Collect any starter D cards that raise genuine new questions (e.g., 'What if the events are NOT independent — how does that change things?') and note them as potential launch points for Lesson 7.</w:t>
-            </w:r>
-          </w:p>
-        </w:tc>
-      </w:tr>
-      <w:tr>
-        <w:tc>
-          <w:tcPr>
-            <w:tcW w:type="dxa" w:w="1520"/>
-            <w:shd w:fill="D5E8F0" w:color="auto" w:val="clear"/>
-            <w:tcMar>
-              <w:top w:type="dxa" w:w="60"/>
-              <w:left w:type="dxa" w:w="120"/>
-              <w:bottom w:type="dxa" w:w="60"/>
-              <w:right w:type="dxa" w:w="120"/>
-            </w:tcMar>
-            <w:vAlign w:val="top"/>
-          </w:tcPr>
-          <w:p>
-            <w:pPr>
-              <w:spacing w:after="40" w:before="0"/>
-              <w:jc w:val="left"/>
-            </w:pPr>
-            <w:r>
-              <w:rPr>
-                <w:rFonts w:ascii="Arial" w:cs="Arial" w:eastAsia="Arial" w:hAnsi="Arial"/>
-                <w:b/>
-                <w:bCs/>
-                <w:i w:val="false"/>
-                <w:iCs w:val="false"/>
-                <w:color w:val="000000"/>
-                <w:sz w:val="18"/>
-                <w:szCs w:val="18"/>
-              </w:rPr>
-              <w:t xml:space="preserve">Model Building Phase</w:t>
-            </w:r>
-          </w:p>
-          <w:p>
-            <w:pPr>
-              <w:spacing w:after="20" w:before="0"/>
-            </w:pPr>
-            <w:r>
-              <w:rPr>
-                <w:rFonts w:ascii="Arial" w:cs="Arial" w:eastAsia="Arial" w:hAnsi="Arial"/>
-                <w:b/>
-                <w:bCs/>
-                <w:color w:val="1F3864"/>
-                <w:sz w:val="16"/>
-                <w:szCs w:val="16"/>
-              </w:rPr>
-              <w:t xml:space="preserve">📹 VIDEO:</w:t>
-            </w:r>
-          </w:p>
-          <w:p>
-            <w:pPr>
-              <w:spacing w:after="20" w:before="0"/>
-            </w:pPr>
-            <w:hyperlink w:history="1" r:id="rIdi0y2qvd7mi_vvvlr3zhkr">
-              <w:r>
-                <w:rPr>
-                  <w:rFonts w:ascii="Arial" w:cs="Arial" w:eastAsia="Arial" w:hAnsi="Arial"/>
-                  <w:color w:val="2E75B6"/>
-                  <w:sz w:val="16"/>
-                  <w:szCs w:val="16"/>
-                  <w:u w:val="single" w:color="2E75B6"/>
-                </w:rPr>
-                <w:t xml:space="preserve">General multiplication rule example: dependent events</w:t>
-              </w:r>
-            </w:hyperlink>
-          </w:p>
-          <w:p>
-            <w:pPr>
-              <w:spacing w:after="10" w:before="0"/>
-              <w:ind w:left="120"/>
-            </w:pPr>
-            <w:r>
-              <w:rPr>
-                <w:rFonts w:ascii="Arial" w:cs="Arial" w:eastAsia="Arial" w:hAnsi="Arial"/>
-                <w:color w:val="595959"/>
-                <w:sz w:val="14"/>
-                <w:szCs w:val="14"/>
-              </w:rPr>
-              <w:t xml:space="preserve">Source: Khan Academy (English - US curriculum)</w:t>
-            </w:r>
-          </w:p>
-          <w:p>
-            <w:pPr>
-              <w:spacing w:after="10" w:before="0"/>
-              <w:ind w:left="120"/>
-            </w:pPr>
-            <w:hyperlink w:history="1" r:id="rIdcxs-uqrlylbewoavdrs-7">
-              <w:r>
-                <w:rPr>
-                  <w:rFonts w:ascii="Arial" w:cs="Arial" w:eastAsia="Arial" w:hAnsi="Arial"/>
-                  <w:color w:val="595959"/>
-                  <w:sz w:val="14"/>
-                  <w:szCs w:val="14"/>
-                  <w:u w:val="single" w:color="595959"/>
-                </w:rPr>
-                <w:t xml:space="preserve">🔍 Search ARES for similar videos</w:t>
-              </w:r>
-            </w:hyperlink>
-          </w:p>
-          <w:p>
-            <w:pPr>
-              <w:spacing w:after="40" w:before="0"/>
-            </w:pPr>
-            <w:r>
-              <w:rPr>
-                <w:sz w:val="14"/>
-                <w:szCs w:val="14"/>
-              </w:rPr>
-              <w:t xml:space="preserve"/>
-            </w:r>
-          </w:p>
-          <w:p>
-            <w:pPr>
-              <w:spacing w:after="20" w:before="0"/>
-            </w:pPr>
-            <w:r>
-              <w:rPr>
-                <w:rFonts w:ascii="Arial" w:cs="Arial" w:eastAsia="Arial" w:hAnsi="Arial"/>
-                <w:b/>
-                <w:bCs/>
-                <w:color w:val="1F3864"/>
-                <w:sz w:val="16"/>
-                <w:szCs w:val="16"/>
-              </w:rPr>
-              <w:t xml:space="preserve">📖 EXERCISE:</w:t>
-            </w:r>
-          </w:p>
-          <w:p>
-            <w:pPr>
-              <w:spacing w:after="20" w:before="0"/>
-            </w:pPr>
-            <w:hyperlink w:history="1" r:id="rIdagcnengjjnd_dvwfbnm84">
-              <w:r>
-                <w:rPr>
-                  <w:rFonts w:ascii="Arial" w:cs="Arial" w:eastAsia="Arial" w:hAnsi="Arial"/>
-                  <w:color w:val="2E75B6"/>
-                  <w:sz w:val="16"/>
-                  <w:szCs w:val="16"/>
-                  <w:u w:val="single" w:color="2E75B6"/>
-                </w:rPr>
-                <w:t xml:space="preserve">Probability of Independent Events Practice</w:t>
-              </w:r>
-            </w:hyperlink>
-          </w:p>
-          <w:p>
-            <w:pPr>
-              <w:spacing w:after="10" w:before="0"/>
-              <w:ind w:left="120"/>
-            </w:pPr>
-            <w:r>
-              <w:rPr>
-                <w:rFonts w:ascii="Arial" w:cs="Arial" w:eastAsia="Arial" w:hAnsi="Arial"/>
-                <w:color w:val="595959"/>
-                <w:sz w:val="14"/>
-                <w:szCs w:val="14"/>
-              </w:rPr>
-              <w:t xml:space="preserve">Source: CK-12</w:t>
-            </w:r>
-          </w:p>
-          <w:p>
-            <w:pPr>
-              <w:spacing w:after="10" w:before="0"/>
-              <w:ind w:left="120"/>
-            </w:pPr>
-            <w:hyperlink w:history="1" r:id="rIddvuer3zduleym42vojczf">
+            <w:hyperlink w:history="1" r:id="rIdn5l-fv1nmdeu_wqawjrlg">
               <w:r>
                 <w:rPr>
                   <w:rFonts w:ascii="Arial" w:cs="Arial" w:eastAsia="Arial" w:hAnsi="Arial"/>
@@ -20661,7 +20661,7 @@
             <w:pPr>
               <w:spacing w:after="20" w:before="0"/>
             </w:pPr>
-            <w:hyperlink w:history="1" r:id="rIduhawbqo0fq8lvwir_0gna">
+            <w:hyperlink w:history="1" r:id="rIda4xbpmfmghy23oln8puaj">
               <w:r>
                 <w:rPr>
                   <w:rFonts w:ascii="Arial" w:cs="Arial" w:eastAsia="Arial" w:hAnsi="Arial"/>
@@ -20694,7 +20694,7 @@
               <w:spacing w:after="10" w:before="0"/>
               <w:ind w:left="120"/>
             </w:pPr>
-            <w:hyperlink w:history="1" r:id="rIdkhgtfopgnv8idrzuveozh">
+            <w:hyperlink w:history="1" r:id="rIdgj3oqoqsdalnendrwe47w">
               <w:r>
                 <w:rPr>
                   <w:rFonts w:ascii="Arial" w:cs="Arial" w:eastAsia="Arial" w:hAnsi="Arial"/>
@@ -20739,7 +20739,7 @@
             <w:pPr>
               <w:spacing w:after="20" w:before="0"/>
             </w:pPr>
-            <w:hyperlink w:history="1" r:id="rIdutztmuzbujmxstpn2xqxi">
+            <w:hyperlink w:history="1" r:id="rIdmsvesp2zvlspmdmsdt1ec">
               <w:r>
                 <w:rPr>
                   <w:rFonts w:ascii="Arial" w:cs="Arial" w:eastAsia="Arial" w:hAnsi="Arial"/>
@@ -20772,7 +20772,7 @@
               <w:spacing w:after="10" w:before="0"/>
               <w:ind w:left="120"/>
             </w:pPr>
-            <w:hyperlink w:history="1" r:id="rIdbh51zaolfyjzrvdrqhbna">
+            <w:hyperlink w:history="1" r:id="rIdyilrk8nzrkru_hka-vhcu">
               <w:r>
                 <w:rPr>
                   <w:rFonts w:ascii="Arial" w:cs="Arial" w:eastAsia="Arial" w:hAnsi="Arial"/>
@@ -20967,7 +20967,313 @@
             <w:pPr>
               <w:spacing w:after="20" w:before="0"/>
             </w:pPr>
-            <w:hyperlink w:history="1" r:id="rIduz8o9pdp4s0jf_edxvii3">
+            <w:hyperlink w:history="1" r:id="rIdcmnzhhkehdgzj5f2w3zfo">
+              <w:r>
+                <w:rPr>
+                  <w:rFonts w:ascii="Arial" w:cs="Arial" w:eastAsia="Arial" w:hAnsi="Arial"/>
+                  <w:color w:val="2E75B6"/>
+                  <w:sz w:val="16"/>
+                  <w:szCs w:val="16"/>
+                  <w:u w:val="single" w:color="2E75B6"/>
+                </w:rPr>
+                <w:t xml:space="preserve">Compound probability of independent events</w:t>
+              </w:r>
+            </w:hyperlink>
+          </w:p>
+          <w:p>
+            <w:pPr>
+              <w:spacing w:after="10" w:before="0"/>
+              <w:ind w:left="120"/>
+            </w:pPr>
+            <w:r>
+              <w:rPr>
+                <w:rFonts w:ascii="Arial" w:cs="Arial" w:eastAsia="Arial" w:hAnsi="Arial"/>
+                <w:color w:val="595959"/>
+                <w:sz w:val="14"/>
+                <w:szCs w:val="14"/>
+              </w:rPr>
+              <w:t xml:space="preserve">Source: Khan Academy (English - US curriculum)</w:t>
+            </w:r>
+          </w:p>
+          <w:p>
+            <w:pPr>
+              <w:spacing w:after="10" w:before="0"/>
+              <w:ind w:left="120"/>
+            </w:pPr>
+            <w:hyperlink w:history="1" r:id="rIdcxn-s17lxvdx3x5dhhnvm">
+              <w:r>
+                <w:rPr>
+                  <w:rFonts w:ascii="Arial" w:cs="Arial" w:eastAsia="Arial" w:hAnsi="Arial"/>
+                  <w:color w:val="595959"/>
+                  <w:sz w:val="14"/>
+                  <w:szCs w:val="14"/>
+                  <w:u w:val="single" w:color="595959"/>
+                </w:rPr>
+                <w:t xml:space="preserve">🔍 Search ARES for similar videos</w:t>
+              </w:r>
+            </w:hyperlink>
+          </w:p>
+          <w:p>
+            <w:pPr>
+              <w:spacing w:after="40" w:before="0"/>
+            </w:pPr>
+            <w:r>
+              <w:rPr>
+                <w:sz w:val="14"/>
+                <w:szCs w:val="14"/>
+              </w:rPr>
+              <w:t xml:space="preserve"/>
+            </w:r>
+          </w:p>
+          <w:p>
+            <w:pPr>
+              <w:spacing w:after="20" w:before="0"/>
+            </w:pPr>
+            <w:r>
+              <w:rPr>
+                <w:rFonts w:ascii="Arial" w:cs="Arial" w:eastAsia="Arial" w:hAnsi="Arial"/>
+                <w:b/>
+                <w:bCs/>
+                <w:color w:val="1F3864"/>
+                <w:sz w:val="16"/>
+                <w:szCs w:val="16"/>
+              </w:rPr>
+              <w:t xml:space="preserve">📖 HTML:</w:t>
+            </w:r>
+          </w:p>
+          <w:p>
+            <w:pPr>
+              <w:spacing w:after="20" w:before="0"/>
+            </w:pPr>
+            <w:hyperlink w:history="1" r:id="rIdxndpwlzq1ansrkd1nkdsd">
+              <w:r>
+                <w:rPr>
+                  <w:rFonts w:ascii="Arial" w:cs="Arial" w:eastAsia="Arial" w:hAnsi="Arial"/>
+                  <w:color w:val="2E75B6"/>
+                  <w:sz w:val="16"/>
+                  <w:szCs w:val="16"/>
+                  <w:u w:val="single" w:color="2E75B6"/>
+                </w:rPr>
+                <w:t xml:space="preserve">Probability of Independent Events (Flexbook)</w:t>
+              </w:r>
+            </w:hyperlink>
+          </w:p>
+          <w:p>
+            <w:pPr>
+              <w:spacing w:after="10" w:before="0"/>
+              <w:ind w:left="120"/>
+            </w:pPr>
+            <w:r>
+              <w:rPr>
+                <w:rFonts w:ascii="Arial" w:cs="Arial" w:eastAsia="Arial" w:hAnsi="Arial"/>
+                <w:color w:val="595959"/>
+                <w:sz w:val="14"/>
+                <w:szCs w:val="14"/>
+              </w:rPr>
+              <w:t xml:space="preserve">Source: CK-12</w:t>
+            </w:r>
+          </w:p>
+          <w:p>
+            <w:pPr>
+              <w:spacing w:after="10" w:before="0"/>
+              <w:ind w:left="120"/>
+            </w:pPr>
+            <w:hyperlink w:history="1" r:id="rIdr43a8egguhyo2hav_j6tb">
+              <w:r>
+                <w:rPr>
+                  <w:rFonts w:ascii="Arial" w:cs="Arial" w:eastAsia="Arial" w:hAnsi="Arial"/>
+                  <w:color w:val="595959"/>
+                  <w:sz w:val="14"/>
+                  <w:szCs w:val="14"/>
+                  <w:u w:val="single" w:color="595959"/>
+                </w:rPr>
+                <w:t xml:space="preserve">🔍 Search ARES for similar readings</w:t>
+              </w:r>
+            </w:hyperlink>
+          </w:p>
+        </w:tc>
+        <w:tc>
+          <w:tcPr>
+            <w:tcW w:type="dxa" w:w="3040"/>
+            <w:shd w:fill="FFFFFF" w:color="auto" w:val="clear"/>
+            <w:tcMar>
+              <w:top w:type="dxa" w:w="60"/>
+              <w:left w:type="dxa" w:w="120"/>
+              <w:bottom w:type="dxa" w:w="60"/>
+              <w:right w:type="dxa" w:w="120"/>
+            </w:tcMar>
+            <w:vAlign w:val="top"/>
+          </w:tcPr>
+          <w:p>
+            <w:pPr>
+              <w:spacing w:after="40" w:before="0"/>
+              <w:jc w:val="left"/>
+            </w:pPr>
+            <w:r>
+              <w:rPr>
+                <w:rFonts w:ascii="Arial" w:cs="Arial" w:eastAsia="Arial" w:hAnsi="Arial"/>
+                <w:b w:val="false"/>
+                <w:bCs w:val="false"/>
+                <w:i w:val="false"/>
+                <w:iCs w:val="false"/>
+                <w:color w:val="000000"/>
+                <w:sz w:val="18"/>
+                <w:szCs w:val="18"/>
+              </w:rPr>
+              <w:t xml:space="preserve">Learners work in groups of four to carry out two structured activities. Activity 1 — Coin &amp; Spinner Simulation (8 min): Each group receives (or draws) a simple two-section spinner labelled 'WIN' (probability 0.5) and 'LOSE' (probability 0.5), representing a simplified Gor Mahia match. Groups toss a coin twice (or spin twice) 20 times and record results in a two-column table (Match 1 result | Match 2 result). They tally how many times 'WIN–WIN' occurred and calculate the experimental probability. Activity 2 — Tree Diagram Construction (12 min): Learners are guided through constructing a fully labelled probability tree diagram for two independent coin tosses, showing all four branches (HH, HT, TH, TT) with probabilities written on each branch and at each endpoint. They then redraw the tree for Card A (Kisumu rain: P(rain)=0.7, P(no rain)=0.3) and record all four endpoint probabilities, verifying they sum to 1.</w:t>
+            </w:r>
+          </w:p>
+        </w:tc>
+        <w:tc>
+          <w:tcPr>
+            <w:tcW w:type="dxa" w:w="3040"/>
+            <w:shd w:fill="F2F2F2" w:color="auto" w:val="clear"/>
+            <w:tcMar>
+              <w:top w:type="dxa" w:w="60"/>
+              <w:left w:type="dxa" w:w="120"/>
+              <w:bottom w:type="dxa" w:w="60"/>
+              <w:right w:type="dxa" w:w="120"/>
+            </w:tcMar>
+            <w:vAlign w:val="top"/>
+          </w:tcPr>
+          <w:p>
+            <w:pPr>
+              <w:spacing w:after="40" w:before="0"/>
+              <w:jc w:val="left"/>
+            </w:pPr>
+            <w:r>
+              <w:rPr>
+                <w:rFonts w:ascii="Arial" w:cs="Arial" w:eastAsia="Arial" w:hAnsi="Arial"/>
+                <w:b w:val="false"/>
+                <w:bCs w:val="false"/>
+                <w:i w:val="false"/>
+                <w:iCs w:val="false"/>
+                <w:color w:val="000000"/>
+                <w:sz w:val="18"/>
+                <w:szCs w:val="18"/>
+              </w:rPr>
+              <w:t xml:space="preserve">Introduce Activity 1: 'Each group — one person tosses the coin for Match 1, a different person tosses for Match 2. Record every trial in your table. You have 8 minutes.' Circulate and prompt: 'How many WIN–WIN results so far? What fraction of 20 is that?' After Activity 1, bring the class together for 2 minutes: 'Groups, call out your WIN–WIN experimental probability.' Record values on board. Say: 'They are all different — but they are all close to what value? Keep that number in mind.' Transition to Activity 2. Model the first branch of the rain tree diagram on the board: 'Monday: rain (0.7) or no rain (0.3). I draw two branches. On the rain branch — what happens on Tuesday?' Cold-call 2 learners using names: '[Name], what are the two possibilities for Tuesday if it rained Monday?' Apply 10-second wait time. Complete the tree collaboratively for the rain scenario. Then say: 'In your groups, verify that your four endpoint probabilities add to exactly 1. If they don't, find the error before moving on.' Give 4 minutes for group verification. Cold-call one group to explain their check: 'Group by the door — walk us through how you verified your tree summed to 1.'</w:t>
+            </w:r>
+          </w:p>
+        </w:tc>
+        <w:tc>
+          <w:tcPr>
+            <w:tcW w:type="dxa" w:w="3040"/>
+            <w:shd w:fill="FFFFFF" w:color="auto" w:val="clear"/>
+            <w:tcMar>
+              <w:top w:type="dxa" w:w="60"/>
+              <w:left w:type="dxa" w:w="120"/>
+              <w:bottom w:type="dxa" w:w="60"/>
+              <w:right w:type="dxa" w:w="120"/>
+            </w:tcMar>
+            <w:vAlign w:val="top"/>
+          </w:tcPr>
+          <w:p>
+            <w:pPr>
+              <w:spacing w:after="40" w:before="0"/>
+              <w:jc w:val="left"/>
+            </w:pPr>
+            <w:r>
+              <w:rPr>
+                <w:rFonts w:ascii="Arial" w:cs="Arial" w:eastAsia="Arial" w:hAnsi="Arial"/>
+                <w:b w:val="false"/>
+                <w:bCs w:val="false"/>
+                <w:i w:val="false"/>
+                <w:iCs w:val="false"/>
+                <w:color w:val="000000"/>
+                <w:sz w:val="18"/>
+                <w:szCs w:val="18"/>
+              </w:rPr>
+              <w:t xml:space="preserve">Simulation-to-structure bridging with tree diagram construction. The coin simulation provides empirical data that learners can compare against a theoretical model they then build themselves. The tree diagram is the core representational tool: it makes the sample space of two independent experiments visible, shows why probabilities are multiplied (each branch probability is conditional on the path taken), and creates a reusable template for all three scenario cards. Verifying that endpoint probabilities sum to 1 builds self-checking habits.</w:t>
+            </w:r>
+          </w:p>
+        </w:tc>
+        <w:tc>
+          <w:tcPr>
+            <w:tcW w:type="dxa" w:w="3040"/>
+            <w:shd w:fill="F2F2F2" w:color="auto" w:val="clear"/>
+            <w:tcMar>
+              <w:top w:type="dxa" w:w="60"/>
+              <w:left w:type="dxa" w:w="120"/>
+              <w:bottom w:type="dxa" w:w="60"/>
+              <w:right w:type="dxa" w:w="120"/>
+            </w:tcMar>
+            <w:vAlign w:val="top"/>
+          </w:tcPr>
+          <w:p>
+            <w:pPr>
+              <w:spacing w:after="40" w:before="0"/>
+              <w:jc w:val="left"/>
+            </w:pPr>
+            <w:r>
+              <w:rPr>
+                <w:rFonts w:ascii="Arial" w:cs="Arial" w:eastAsia="Arial" w:hAnsi="Arial"/>
+                <w:b w:val="false"/>
+                <w:bCs w:val="false"/>
+                <w:i w:val="false"/>
+                <w:iCs w:val="false"/>
+                <w:color w:val="000000"/>
+                <w:sz w:val="18"/>
+                <w:szCs w:val="18"/>
+              </w:rPr>
+              <w:t xml:space="preserve">Observable indicators: (i) group's WIN–WIN experimental probability is in the range 0.20–0.30 (expected ~0.25); (ii) tree diagram has exactly four endpoints labelled with correct probabilities (0.49, 0.21, 0.21, 0.09 for the rain tree); (iii) endpoint probabilities sum to 1.00. Red flags: a group writes P(rain on Tuesday | it rained Monday) = 0.7 but writes a different value — suggests confusion about independence; a group's four endpoints sum to more or less than 1 — suggests branch probability errors. Teacher checks at least three groups' tree diagrams during the activity.</w:t>
+            </w:r>
+          </w:p>
+        </w:tc>
+      </w:tr>
+      <w:tr>
+        <w:tc>
+          <w:tcPr>
+            <w:tcW w:type="dxa" w:w="1520"/>
+            <w:shd w:fill="E2EFDA" w:color="auto" w:val="clear"/>
+            <w:tcMar>
+              <w:top w:type="dxa" w:w="60"/>
+              <w:left w:type="dxa" w:w="120"/>
+              <w:bottom w:type="dxa" w:w="60"/>
+              <w:right w:type="dxa" w:w="120"/>
+            </w:tcMar>
+            <w:vAlign w:val="top"/>
+          </w:tcPr>
+          <w:p>
+            <w:pPr>
+              <w:spacing w:after="40" w:before="0"/>
+              <w:jc w:val="left"/>
+            </w:pPr>
+            <w:r>
+              <w:rPr>
+                <w:rFonts w:ascii="Arial" w:cs="Arial" w:eastAsia="Arial" w:hAnsi="Arial"/>
+                <w:b/>
+                <w:bCs/>
+                <w:i w:val="false"/>
+                <w:iCs w:val="false"/>
+                <w:color w:val="000000"/>
+                <w:sz w:val="18"/>
+                <w:szCs w:val="18"/>
+              </w:rPr>
+              <w:t xml:space="preserve">Explain Phase</w:t>
+            </w:r>
+          </w:p>
+          <w:p>
+            <w:pPr>
+              <w:spacing w:after="20" w:before="0"/>
+            </w:pPr>
+            <w:r>
+              <w:rPr>
+                <w:rFonts w:ascii="Arial" w:cs="Arial" w:eastAsia="Arial" w:hAnsi="Arial"/>
+                <w:b/>
+                <w:bCs/>
+                <w:color w:val="1F3864"/>
+                <w:sz w:val="16"/>
+                <w:szCs w:val="16"/>
+              </w:rPr>
+              <w:t xml:space="preserve">📹 VIDEO:</w:t>
+            </w:r>
+          </w:p>
+          <w:p>
+            <w:pPr>
+              <w:spacing w:after="20" w:before="0"/>
+            </w:pPr>
+            <w:hyperlink w:history="1" r:id="rIdjax2s_-xgsb-pv3sqyhla">
               <w:r>
                 <w:rPr>
                   <w:rFonts w:ascii="Arial" w:cs="Arial" w:eastAsia="Arial" w:hAnsi="Arial"/>
@@ -21000,7 +21306,7 @@
               <w:spacing w:after="10" w:before="0"/>
               <w:ind w:left="120"/>
             </w:pPr>
-            <w:hyperlink w:history="1" r:id="rId_c05acagijqbi9pabgain">
+            <w:hyperlink w:history="1" r:id="rIdei3dnc1fx_nz8pdurfkra">
               <w:r>
                 <w:rPr>
                   <w:rFonts w:ascii="Arial" w:cs="Arial" w:eastAsia="Arial" w:hAnsi="Arial"/>
@@ -21038,14 +21344,14 @@
                 <w:sz w:val="16"/>
                 <w:szCs w:val="16"/>
               </w:rPr>
-              <w:t xml:space="preserve">📖 HTML:</w:t>
+              <w:t xml:space="preserve">📖 EXERCISE:</w:t>
             </w:r>
           </w:p>
           <w:p>
             <w:pPr>
               <w:spacing w:after="20" w:before="0"/>
             </w:pPr>
-            <w:hyperlink w:history="1" r:id="rIdxjtldgrwfic7qt7ilpzsg">
+            <w:hyperlink w:history="1" r:id="rIdgrrnl9jcsrltsycncizb2">
               <w:r>
                 <w:rPr>
                   <w:rFonts w:ascii="Arial" w:cs="Arial" w:eastAsia="Arial" w:hAnsi="Arial"/>
@@ -21054,7 +21360,7 @@
                   <w:szCs w:val="16"/>
                   <w:u w:val="single" w:color="2E75B6"/>
                 </w:rPr>
-                <w:t xml:space="preserve">Probability of Independent Events (Flexbook)</w:t>
+                <w:t xml:space="preserve">Probability of Independent Events Practice</w:t>
               </w:r>
             </w:hyperlink>
           </w:p>
@@ -21078,7 +21384,7 @@
               <w:spacing w:after="10" w:before="0"/>
               <w:ind w:left="120"/>
             </w:pPr>
-            <w:hyperlink w:history="1" r:id="rIdgeqqsfpj7svi8g4recpw0">
+            <w:hyperlink w:history="1" r:id="rIdjcw6v0tmrbdk1vmnzktxi">
               <w:r>
                 <w:rPr>
                   <w:rFonts w:ascii="Arial" w:cs="Arial" w:eastAsia="Arial" w:hAnsi="Arial"/>
@@ -21120,7 +21426,7 @@
                 <w:sz w:val="18"/>
                 <w:szCs w:val="18"/>
               </w:rPr>
-              <w:t xml:space="preserve">Learners work in groups of four to carry out two structured activities. Activity 1 — Coin &amp; Spinner Simulation (8 min): Each group receives (or draws) a simple two-section spinner labelled 'WIN' (probability 0.5) and 'LOSE' (probability 0.5), representing a simplified Gor Mahia match. Groups toss a coin twice (or spin twice) 20 times and record results in a two-column table (Match 1 result | Match 2 result). They tally how many times 'WIN–WIN' occurred and calculate the experimental probability. Activity 2 — Tree Diagram Construction (12 min): Learners are guided through constructing a fully labelled probability tree diagram for two independent coin tosses, showing all four branches (HH, HT, TH, TT) with probabilities written on each branch and at each endpoint. They then redraw the tree for Card A (Kisumu rain: P(rain)=0.7, P(no rain)=0.3) and record all four endpoint probabilities, verifying they sum to 1.</w:t>
+              <w:t xml:space="preserve">Learners formalise the multiplication rule from their tree diagrams, then apply it to all three scenario cards and to the gambling/stall analysis. Step 1 — Formalisation (5 min): Guided by the teacher, learners write the multiplication rule in their books: 'For two independent events A and B, P(A and B) = P(A) × P(B).' They verify this against their tree diagram endpoint for 'rain on both days': 0.7 × 0.7 = 0.49. Step 2 — Trio of Kenyan Contexts (12 min): In pairs, learners complete a structured worksheet solving all three scenario cards using the multiplication rule, drawing a tree diagram for each, and writing a one-sentence interpretation of each answer in plain language (e.g., 'There is a 49% chance it will rain in Kisumu on both Monday and Tuesday in April'). Step 3 — Mandazi Stall &amp; Gambling Analysis (8 min): Learners read a short scenario: 'A betting stall near Ambassadeur Hotel, Nairobi, runs a spinner game. The spinner has 3 sectors: WIN (probability 1/3) and LOSE (probability 2/3). A player pays Ksh 20 to play. If they win, they receive Ksh 30 back (a profit of Ksh 10). If they lose, they lose their Ksh 20. Calculate: (a) P(player wins on a single spin); (b) P(player wins on BOTH of two consecutive spins); (c) If 90 learners each play twice, how much money does the stall expect to collect versus pay out?' Learners calculate individually, then compare answers with a partner.</w:t>
             </w:r>
           </w:p>
         </w:tc>
@@ -21152,7 +21458,7 @@
                 <w:sz w:val="18"/>
                 <w:szCs w:val="18"/>
               </w:rPr>
-              <w:t xml:space="preserve">Introduce Activity 1: 'Each group — one person tosses the coin for Match 1, a different person tosses for Match 2. Record every trial in your table. You have 8 minutes.' Circulate and prompt: 'How many WIN–WIN results so far? What fraction of 20 is that?' After Activity 1, bring the class together for 2 minutes: 'Groups, call out your WIN–WIN experimental probability.' Record values on board. Say: 'They are all different — but they are all close to what value? Keep that number in mind.' Transition to Activity 2. Model the first branch of the rain tree diagram on the board: 'Monday: rain (0.7) or no rain (0.3). I draw two branches. On the rain branch — what happens on Tuesday?' Cold-call 2 learners using names: '[Name], what are the two possibilities for Tuesday if it rained Monday?' Apply 10-second wait time. Complete the tree collaboratively for the rain scenario. Then say: 'In your groups, verify that your four endpoint probabilities add to exactly 1. If they don't, find the error before moving on.' Give 4 minutes for group verification. Cold-call one group to explain their check: 'Group by the door — walk us through how you verified your tree summed to 1.'</w:t>
+              <w:t xml:space="preserve">Step 1 — Write on the board: 'P(A and B) = P(A) × P(B) — The Multiplication Rule for Independent Events.' Say: 'Look at your tree diagram. The probability at each endpoint is found by multiplying along the branches. This is not a coincidence — it is always true for independent events. Write this rule in a box in your book — it is one of the most important results in this unit.' Step 2 — Distribute the worksheet. Say: 'Work in pairs. For each scenario card, you must: (1) draw the tree diagram, (2) state P(A) and P(B), (3) calculate P(A and B) = P(A) × P(B), (4) write one sentence interpreting the answer for a real person who does not study mathematics.' Circulate. At the 6-minute mark, cold-call 3 different pairs (one per scenario card) to share answers: '[Name], what did you get for the mandazi vendor? What does that number mean in real life?' Apply 12-second wait time. Correct misconceptions immediately: if a learner added probabilities, ask 'Does what happened on Monday change what happens on Tuesday for the vendor? No — so these are independent. Independent means we MULTIPLY.' Step 3 — Read the stall scenario aloud. Say: 'Calculate parts (a), (b) and (c) individually — 4 minutes.' After 4 minutes, cold-call: '[Name], what is the probability a player wins both spins?' Then: '[Name], if 90 learners each play twice — that is 180 spins — how much does the stall collect? How much does it pay out? What is the stall's profit?' Work through part (c) on the board with learner input: Collect = 180 × 20 = Ksh 3,600; Expected wins = 180 × (1/3) = 60 spins; Payout = 60 × 30 = Ksh 1,800; Stall profit = Ksh 1,800. Say: 'The stall keeps Ksh 1,800 from 90 learners. This is not luck — it is mathematics. This is why gambling is dangerous.' Record this key statement on the DQB anchor strip.</w:t>
             </w:r>
           </w:p>
         </w:tc>
@@ -21184,7 +21490,7 @@
                 <w:sz w:val="18"/>
                 <w:szCs w:val="18"/>
               </w:rPr>
-              <w:t xml:space="preserve">Simulation-to-structure bridging with tree diagram construction. The coin simulation provides empirical data that learners can compare against a theoretical model they then build themselves. The tree diagram is the core representational tool: it makes the sample space of two independent experiments visible, shows why probabilities are multiplied (each branch probability is conditional on the path taken), and creates a reusable template for all three scenario cards. Verifying that endpoint probabilities sum to 1 builds self-checking habits.</w:t>
+              <w:t xml:space="preserve">Worked-example-to-application scaffolding with contextual interpretation. Learners move from abstract rule to three concrete Kenyan contexts and finally to a gambling-analysis problem. The requirement to write a plain-language sentence for each answer forces learners to connect symbolic mathematics to real-world meaning — a critical sensemaking move. The gambling stall calculation uses expected value reasoning (without formally naming it) to produce a striking numerical result (stall profits Ksh 1,800) that makes the abstract danger of gambling concrete and memorable, directly answering the driving question.</w:t>
             </w:r>
           </w:p>
         </w:tc>
@@ -21216,7 +21522,7 @@
                 <w:sz w:val="18"/>
                 <w:szCs w:val="18"/>
               </w:rPr>
-              <w:t xml:space="preserve">Observable indicators: (i) group's WIN–WIN experimental probability is in the range 0.20–0.30 (expected ~0.25); (ii) tree diagram has exactly four endpoints labelled with correct probabilities (0.49, 0.21, 0.21, 0.09 for the rain tree); (iii) endpoint probabilities sum to 1.00. Red flags: a group writes P(rain on Tuesday | it rained Monday) = 0.7 but writes a different value — suggests confusion about independence; a group's four endpoints sum to more or less than 1 — suggests branch probability errors. Teacher checks at least three groups' tree diagrams during the activity.</w:t>
+              <w:t xml:space="preserve">Observable indicators during pair work: (i) learner correctly identifies P(female) = 0.6 and applies P(both female) = 0.6 × 0.6 = 0.36; (ii) learner's mandazi answer is 0.8 × 0.8 = 0.64; (iii) learner's plain-language sentence accurately reflects the numerical answer without rounding errors larger than 0.01. For the stall scenario: (i) P(win both) = 1/3 × 1/3 = 1/9 ≈ 0.111; (ii) stall profit calculation correct at Ksh 1,800. Red flag: learner writes 'the stall might profit or might lose' — indicates confusion between theoretical probability and outcome certainty; redirect by asking 'Over 180 spins, what does the mathematics predict ON AVERAGE?'</w:t>
             </w:r>
           </w:p>
         </w:tc>
@@ -21225,32 +21531,32 @@
         <w:tc>
           <w:tcPr>
             <w:tcW w:type="dxa" w:w="1520"/>
-            <w:shd w:fill="E2EFDA" w:color="auto" w:val="clear"/>
-            <w:tcMar>
-              <w:top w:type="dxa" w:w="60"/>
-              <w:left w:type="dxa" w:w="120"/>
-              <w:bottom w:type="dxa" w:w="60"/>
-              <w:right w:type="dxa" w:w="120"/>
-            </w:tcMar>
-            <w:vAlign w:val="top"/>
-          </w:tcPr>
-          <w:p>
-            <w:pPr>
-              <w:spacing w:after="40" w:before="0"/>
-              <w:jc w:val="left"/>
-            </w:pPr>
-            <w:r>
-              <w:rPr>
-                <w:rFonts w:ascii="Arial" w:cs="Arial" w:eastAsia="Arial" w:hAnsi="Arial"/>
-                <w:b/>
-                <w:bCs/>
-                <w:i w:val="false"/>
-                <w:iCs w:val="false"/>
-                <w:color w:val="000000"/>
-                <w:sz w:val="18"/>
-                <w:szCs w:val="18"/>
-              </w:rPr>
-              <w:t xml:space="preserve">Explain Phase</w:t>
+            <w:shd w:fill="FCE4D6" w:color="auto" w:val="clear"/>
+            <w:tcMar>
+              <w:top w:type="dxa" w:w="60"/>
+              <w:left w:type="dxa" w:w="120"/>
+              <w:bottom w:type="dxa" w:w="60"/>
+              <w:right w:type="dxa" w:w="120"/>
+            </w:tcMar>
+            <w:vAlign w:val="top"/>
+          </w:tcPr>
+          <w:p>
+            <w:pPr>
+              <w:spacing w:after="40" w:before="0"/>
+              <w:jc w:val="left"/>
+            </w:pPr>
+            <w:r>
+              <w:rPr>
+                <w:rFonts w:ascii="Arial" w:cs="Arial" w:eastAsia="Arial" w:hAnsi="Arial"/>
+                <w:b/>
+                <w:bCs/>
+                <w:i w:val="false"/>
+                <w:iCs w:val="false"/>
+                <w:color w:val="000000"/>
+                <w:sz w:val="18"/>
+                <w:szCs w:val="18"/>
+              </w:rPr>
+              <w:t xml:space="preserve">Driving Question Board (DQB) Creation</w:t>
             </w:r>
           </w:p>
           <w:p>
@@ -21273,7 +21579,7 @@
             <w:pPr>
               <w:spacing w:after="20" w:before="0"/>
             </w:pPr>
-            <w:hyperlink w:history="1" r:id="rId3ionhuuccanzgthm6a47w">
+            <w:hyperlink w:history="1" r:id="rId5spsmipw2e0f96xz_06sf">
               <w:r>
                 <w:rPr>
                   <w:rFonts w:ascii="Arial" w:cs="Arial" w:eastAsia="Arial" w:hAnsi="Arial"/>
@@ -21282,7 +21588,7 @@
                   <w:szCs w:val="16"/>
                   <w:u w:val="single" w:color="2E75B6"/>
                 </w:rPr>
-                <w:t xml:space="preserve">General multiplication rule example: dependent events</w:t>
+                <w:t xml:space="preserve">Die rolling probability with independent events</w:t>
               </w:r>
             </w:hyperlink>
           </w:p>
@@ -21306,7 +21612,7 @@
               <w:spacing w:after="10" w:before="0"/>
               <w:ind w:left="120"/>
             </w:pPr>
-            <w:hyperlink w:history="1" r:id="rIdyggokgldc2flkyzk2f9eu">
+            <w:hyperlink w:history="1" r:id="rId4whhhl8htnmicnpj5zts_">
               <w:r>
                 <w:rPr>
                   <w:rFonts w:ascii="Arial" w:cs="Arial" w:eastAsia="Arial" w:hAnsi="Arial"/>
@@ -21351,7 +21657,7 @@
             <w:pPr>
               <w:spacing w:after="20" w:before="0"/>
             </w:pPr>
-            <w:hyperlink w:history="1" r:id="rIdgy4narjytharajlyiopkj">
+            <w:hyperlink w:history="1" r:id="rIdnyuffzpqjh_krcf5mix8r">
               <w:r>
                 <w:rPr>
                   <w:rFonts w:ascii="Arial" w:cs="Arial" w:eastAsia="Arial" w:hAnsi="Arial"/>
@@ -21360,7 +21666,7 @@
                   <w:szCs w:val="16"/>
                   <w:u w:val="single" w:color="2E75B6"/>
                 </w:rPr>
-                <w:t xml:space="preserve">Probability of Independent Events Practice</w:t>
+                <w:t xml:space="preserve">Interpret probabilities of compound events</w:t>
               </w:r>
             </w:hyperlink>
           </w:p>
@@ -21376,7 +21682,7 @@
                 <w:sz w:val="14"/>
                 <w:szCs w:val="14"/>
               </w:rPr>
-              <w:t xml:space="preserve">Source: CK-12</w:t>
+              <w:t xml:space="preserve">Source: Khan Academy (English - US curriculum)</w:t>
             </w:r>
           </w:p>
           <w:p>
@@ -21384,7 +21690,7 @@
               <w:spacing w:after="10" w:before="0"/>
               <w:ind w:left="120"/>
             </w:pPr>
-            <w:hyperlink w:history="1" r:id="rIdievtvubsboizlrqx-31m6">
+            <w:hyperlink w:history="1" r:id="rId9zjfnabvpjgxx_yefycqe">
               <w:r>
                 <w:rPr>
                   <w:rFonts w:ascii="Arial" w:cs="Arial" w:eastAsia="Arial" w:hAnsi="Arial"/>
@@ -21426,7 +21732,7 @@
                 <w:sz w:val="18"/>
                 <w:szCs w:val="18"/>
               </w:rPr>
-              <w:t xml:space="preserve">Learners formalise the multiplication rule from their tree diagrams, then apply it to all three scenario cards and to the gambling/stall analysis. Step 1 — Formalisation (5 min): Guided by the teacher, learners write the multiplication rule in their books: 'For two independent events A and B, P(A and B) = P(A) × P(B).' They verify this against their tree diagram endpoint for 'rain on both days': 0.7 × 0.7 = 0.49. Step 2 — Trio of Kenyan Contexts (12 min): In pairs, learners complete a structured worksheet solving all three scenario cards using the multiplication rule, drawing a tree diagram for each, and writing a one-sentence interpretation of each answer in plain language (e.g., 'There is a 49% chance it will rain in Kisumu on both Monday and Tuesday in April'). Step 3 — Mandazi Stall &amp; Gambling Analysis (8 min): Learners read a short scenario: 'A betting stall near Ambassadeur Hotel, Nairobi, runs a spinner game. The spinner has 3 sectors: WIN (probability 1/3) and LOSE (probability 2/3). A player pays Ksh 20 to play. If they win, they receive Ksh 30 back (a profit of Ksh 10). If they lose, they lose their Ksh 20. Calculate: (a) P(player wins on a single spin); (b) P(player wins on BOTH of two consecutive spins); (c) If 90 learners each play twice, how much money does the stall expect to collect versus pay out?' Learners calculate individually, then compare answers with a partner.</w:t>
+              <w:t xml:space="preserve">Learners individually complete three DQB sticky notes (or written entries in their DQB section of the exercise book): (1) a CLAIM note — one new mathematical claim they can now make about independent events, supported by a calculation from today's lesson; (2) a REVISION note — one idea or prediction from an earlier lesson that today's evidence has changed or confirmed, with an explanation; (3) a QUESTION note — one new question today's lesson has raised that they still want to investigate (e.g., 'What if the events are NOT independent — does the rule change?', 'Does the stall always profit even if it has a streak of losses?'). Groups then share their CLAIM notes with the class in a 3-minute carousel, and the teacher adds three key class-agreed claims to the DQB anchor board under the heading 'Lesson 7 — Independent Events.'</w:t>
             </w:r>
           </w:p>
         </w:tc>
@@ -21458,7 +21764,7 @@
                 <w:sz w:val="18"/>
                 <w:szCs w:val="18"/>
               </w:rPr>
-              <w:t xml:space="preserve">Step 1 — Write on the board: 'P(A and B) = P(A) × P(B) — The Multiplication Rule for Independent Events.' Say: 'Look at your tree diagram. The probability at each endpoint is found by multiplying along the branches. This is not a coincidence — it is always true for independent events. Write this rule in a box in your book — it is one of the most important results in this unit.' Step 2 — Distribute the worksheet. Say: 'Work in pairs. For each scenario card, you must: (1) draw the tree diagram, (2) state P(A) and P(B), (3) calculate P(A and B) = P(A) × P(B), (4) write one sentence interpreting the answer for a real person who does not study mathematics.' Circulate. At the 6-minute mark, cold-call 3 different pairs (one per scenario card) to share answers: '[Name], what did you get for the mandazi vendor? What does that number mean in real life?' Apply 12-second wait time. Correct misconceptions immediately: if a learner added probabilities, ask 'Does what happened on Monday change what happens on Tuesday for the vendor? No — so these are independent. Independent means we MULTIPLY.' Step 3 — Read the stall scenario aloud. Say: 'Calculate parts (a), (b) and (c) individually — 4 minutes.' After 4 minutes, cold-call: '[Name], what is the probability a player wins both spins?' Then: '[Name], if 90 learners each play twice — that is 180 spins — how much does the stall collect? How much does it pay out? What is the stall's profit?' Work through part (c) on the board with learner input: Collect = 180 × 20 = Ksh 3,600; Expected wins = 180 × (1/3) = 60 spins; Payout = 60 × 30 = Ksh 1,800; Stall profit = Ksh 1,800. Say: 'The stall keeps Ksh 1,800 from 90 learners. This is not luck — it is mathematics. This is why gambling is dangerous.' Record this key statement on the DQB anchor strip.</w:t>
+              <w:t xml:space="preserve">Say: 'We have one lesson left in this sequence. Before we get there, we need to update our Driving Question Board to show how our thinking has grown. You have 5 minutes to write your three notes — CLAIM, REVISION, QUESTION — individually. Be specific. Do not write 'I learned about probability.' Write a mathematical statement.' Circulate and prompt struggling learners: 'What can you NOW calculate that you could not calculate at the start of today?' After 5 minutes, facilitate the carousel: 'One person from each group — read your CLAIM note aloud in 15 seconds.' After all groups share, say: 'I am going to add three claims that came up repeatedly to our DQB.' Write: (1) 'P(A and B) = P(A) × P(B) for independent events'; (2) 'The probability of two independent events both occurring is LESS than either individual probability'; (3) 'Betting stalls are mathematically designed to profit — probability proves it.' Point to the driving question: 'Which part of our driving question can we now answer most completely?' Cold-call 2 learners. Apply 10-second wait time.</w:t>
             </w:r>
           </w:p>
         </w:tc>
@@ -21490,7 +21796,7 @@
                 <w:sz w:val="18"/>
                 <w:szCs w:val="18"/>
               </w:rPr>
-              <w:t xml:space="preserve">Worked-example-to-application scaffolding with contextual interpretation. Learners move from abstract rule to three concrete Kenyan contexts and finally to a gambling-analysis problem. The requirement to write a plain-language sentence for each answer forces learners to connect symbolic mathematics to real-world meaning — a critical sensemaking move. The gambling stall calculation uses expected value reasoning (without formally naming it) to produce a striking numerical result (stall profits Ksh 1,800) that makes the abstract danger of gambling concrete and memorable, directly answering the driving question.</w:t>
+              <w:t xml:space="preserve">Claim-Evidence-Reasoning (CER) DQB update. The three-note structure (Claim, Revision, Question) requires learners to distinguish between what they know, what has changed, and what remains uncertain — a key epistemic sensemaking practice. The class carousel makes individual thinking public and allows the teacher to identify consensus claims versus persistent misconceptions. Anchoring new claims to the driving question maintains narrative coherence across the 8-lesson sequence.</w:t>
             </w:r>
           </w:p>
         </w:tc>
@@ -21522,7 +21828,7 @@
                 <w:sz w:val="18"/>
                 <w:szCs w:val="18"/>
               </w:rPr>
-              <w:t xml:space="preserve">Observable indicators during pair work: (i) learner correctly identifies P(female) = 0.6 and applies P(both female) = 0.6 × 0.6 = 0.36; (ii) learner's mandazi answer is 0.8 × 0.8 = 0.64; (iii) learner's plain-language sentence accurately reflects the numerical answer without rounding errors larger than 0.01. For the stall scenario: (i) P(win both) = 1/3 × 1/3 = 1/9 ≈ 0.111; (ii) stall profit calculation correct at Ksh 1,800. Red flag: learner writes 'the stall might profit or might lose' — indicates confusion between theoretical probability and outcome certainty; redirect by asking 'Over 180 spins, what does the mathematics predict ON AVERAGE?'</w:t>
+              <w:t xml:space="preserve">Observable indicators: (i) CLAIM note contains a correct mathematical statement with a numerical example from today (not a restatement of the rule in isolation); (ii) REVISION note references a specific prediction or claim from a previous lesson (e.g., 'In Lesson 5 I thought past coin tosses change future ones — now I know P stays the same AND two independent flips multiply'); (iii) QUESTION note is genuinely new and mathematically meaningful, not restating today's content. Red flag: learner's CLAIM note is 'independent events do not affect each other' with no mathematical expression — prompt: 'Can you write that as a formula with numbers?'</w:t>
             </w:r>
           </w:p>
         </w:tc>
@@ -21531,32 +21837,32 @@
         <w:tc>
           <w:tcPr>
             <w:tcW w:type="dxa" w:w="1520"/>
-            <w:shd w:fill="FCE4D6" w:color="auto" w:val="clear"/>
-            <w:tcMar>
-              <w:top w:type="dxa" w:w="60"/>
-              <w:left w:type="dxa" w:w="120"/>
-              <w:bottom w:type="dxa" w:w="60"/>
-              <w:right w:type="dxa" w:w="120"/>
-            </w:tcMar>
-            <w:vAlign w:val="top"/>
-          </w:tcPr>
-          <w:p>
-            <w:pPr>
-              <w:spacing w:after="40" w:before="0"/>
-              <w:jc w:val="left"/>
-            </w:pPr>
-            <w:r>
-              <w:rPr>
-                <w:rFonts w:ascii="Arial" w:cs="Arial" w:eastAsia="Arial" w:hAnsi="Arial"/>
-                <w:b/>
-                <w:bCs/>
-                <w:i w:val="false"/>
-                <w:iCs w:val="false"/>
-                <w:color w:val="000000"/>
-                <w:sz w:val="18"/>
-                <w:szCs w:val="18"/>
-              </w:rPr>
-              <w:t xml:space="preserve">Driving Question Board (DQB) Creation</w:t>
+            <w:shd w:fill="D5E8F0" w:color="auto" w:val="clear"/>
+            <w:tcMar>
+              <w:top w:type="dxa" w:w="60"/>
+              <w:left w:type="dxa" w:w="120"/>
+              <w:bottom w:type="dxa" w:w="60"/>
+              <w:right w:type="dxa" w:w="120"/>
+            </w:tcMar>
+            <w:vAlign w:val="top"/>
+          </w:tcPr>
+          <w:p>
+            <w:pPr>
+              <w:spacing w:after="40" w:before="0"/>
+              <w:jc w:val="left"/>
+            </w:pPr>
+            <w:r>
+              <w:rPr>
+                <w:rFonts w:ascii="Arial" w:cs="Arial" w:eastAsia="Arial" w:hAnsi="Arial"/>
+                <w:b/>
+                <w:bCs/>
+                <w:i w:val="false"/>
+                <w:iCs w:val="false"/>
+                <w:color w:val="000000"/>
+                <w:sz w:val="18"/>
+                <w:szCs w:val="18"/>
+              </w:rPr>
+              <w:t xml:space="preserve">Model Building Phase</w:t>
             </w:r>
           </w:p>
           <w:p>
@@ -21579,7 +21885,7 @@
             <w:pPr>
               <w:spacing w:after="20" w:before="0"/>
             </w:pPr>
-            <w:hyperlink w:history="1" r:id="rIdpcq0mhb7torq8tlshpiuy">
+            <w:hyperlink w:history="1" r:id="rIdxncugewgssoev3zolrtld">
               <w:r>
                 <w:rPr>
                   <w:rFonts w:ascii="Arial" w:cs="Arial" w:eastAsia="Arial" w:hAnsi="Arial"/>
@@ -21612,7 +21918,7 @@
               <w:spacing w:after="10" w:before="0"/>
               <w:ind w:left="120"/>
             </w:pPr>
-            <w:hyperlink w:history="1" r:id="rIdstnrozbfmnhcpqklzgjsa">
+            <w:hyperlink w:history="1" r:id="rIdw5-an4yjrkwu1pwu-uurv">
               <w:r>
                 <w:rPr>
                   <w:rFonts w:ascii="Arial" w:cs="Arial" w:eastAsia="Arial" w:hAnsi="Arial"/>
@@ -21657,7 +21963,7 @@
             <w:pPr>
               <w:spacing w:after="20" w:before="0"/>
             </w:pPr>
-            <w:hyperlink w:history="1" r:id="rIdwax9bqt0sxwarqqmwcezv">
+            <w:hyperlink w:history="1" r:id="rIdlewxo90e_r6apowcomiep">
               <w:r>
                 <w:rPr>
                   <w:rFonts w:ascii="Arial" w:cs="Arial" w:eastAsia="Arial" w:hAnsi="Arial"/>
@@ -21690,313 +21996,7 @@
               <w:spacing w:after="10" w:before="0"/>
               <w:ind w:left="120"/>
             </w:pPr>
-            <w:hyperlink w:history="1" r:id="rIdoaaj9qqkrxooztztsghav">
-              <w:r>
-                <w:rPr>
-                  <w:rFonts w:ascii="Arial" w:cs="Arial" w:eastAsia="Arial" w:hAnsi="Arial"/>
-                  <w:color w:val="595959"/>
-                  <w:sz w:val="14"/>
-                  <w:szCs w:val="14"/>
-                  <w:u w:val="single" w:color="595959"/>
-                </w:rPr>
-                <w:t xml:space="preserve">🔍 Search ARES for similar readings</w:t>
-              </w:r>
-            </w:hyperlink>
-          </w:p>
-        </w:tc>
-        <w:tc>
-          <w:tcPr>
-            <w:tcW w:type="dxa" w:w="3040"/>
-            <w:shd w:fill="FFFFFF" w:color="auto" w:val="clear"/>
-            <w:tcMar>
-              <w:top w:type="dxa" w:w="60"/>
-              <w:left w:type="dxa" w:w="120"/>
-              <w:bottom w:type="dxa" w:w="60"/>
-              <w:right w:type="dxa" w:w="120"/>
-            </w:tcMar>
-            <w:vAlign w:val="top"/>
-          </w:tcPr>
-          <w:p>
-            <w:pPr>
-              <w:spacing w:after="40" w:before="0"/>
-              <w:jc w:val="left"/>
-            </w:pPr>
-            <w:r>
-              <w:rPr>
-                <w:rFonts w:ascii="Arial" w:cs="Arial" w:eastAsia="Arial" w:hAnsi="Arial"/>
-                <w:b w:val="false"/>
-                <w:bCs w:val="false"/>
-                <w:i w:val="false"/>
-                <w:iCs w:val="false"/>
-                <w:color w:val="000000"/>
-                <w:sz w:val="18"/>
-                <w:szCs w:val="18"/>
-              </w:rPr>
-              <w:t xml:space="preserve">Learners individually complete three DQB sticky notes (or written entries in their DQB section of the exercise book): (1) a CLAIM note — one new mathematical claim they can now make about independent events, supported by a calculation from today's lesson; (2) a REVISION note — one idea or prediction from an earlier lesson that today's evidence has changed or confirmed, with an explanation; (3) a QUESTION note — one new question today's lesson has raised that they still want to investigate (e.g., 'What if the events are NOT independent — does the rule change?', 'Does the stall always profit even if it has a streak of losses?'). Groups then share their CLAIM notes with the class in a 3-minute carousel, and the teacher adds three key class-agreed claims to the DQB anchor board under the heading 'Lesson 7 — Independent Events.'</w:t>
-            </w:r>
-          </w:p>
-        </w:tc>
-        <w:tc>
-          <w:tcPr>
-            <w:tcW w:type="dxa" w:w="3040"/>
-            <w:shd w:fill="F2F2F2" w:color="auto" w:val="clear"/>
-            <w:tcMar>
-              <w:top w:type="dxa" w:w="60"/>
-              <w:left w:type="dxa" w:w="120"/>
-              <w:bottom w:type="dxa" w:w="60"/>
-              <w:right w:type="dxa" w:w="120"/>
-            </w:tcMar>
-            <w:vAlign w:val="top"/>
-          </w:tcPr>
-          <w:p>
-            <w:pPr>
-              <w:spacing w:after="40" w:before="0"/>
-              <w:jc w:val="left"/>
-            </w:pPr>
-            <w:r>
-              <w:rPr>
-                <w:rFonts w:ascii="Arial" w:cs="Arial" w:eastAsia="Arial" w:hAnsi="Arial"/>
-                <w:b w:val="false"/>
-                <w:bCs w:val="false"/>
-                <w:i w:val="false"/>
-                <w:iCs w:val="false"/>
-                <w:color w:val="000000"/>
-                <w:sz w:val="18"/>
-                <w:szCs w:val="18"/>
-              </w:rPr>
-              <w:t xml:space="preserve">Say: 'We have one lesson left in this sequence. Before we get there, we need to update our Driving Question Board to show how our thinking has grown. You have 5 minutes to write your three notes — CLAIM, REVISION, QUESTION — individually. Be specific. Do not write 'I learned about probability.' Write a mathematical statement.' Circulate and prompt struggling learners: 'What can you NOW calculate that you could not calculate at the start of today?' After 5 minutes, facilitate the carousel: 'One person from each group — read your CLAIM note aloud in 15 seconds.' After all groups share, say: 'I am going to add three claims that came up repeatedly to our DQB.' Write: (1) 'P(A and B) = P(A) × P(B) for independent events'; (2) 'The probability of two independent events both occurring is LESS than either individual probability'; (3) 'Betting stalls are mathematically designed to profit — probability proves it.' Point to the driving question: 'Which part of our driving question can we now answer most completely?' Cold-call 2 learners. Apply 10-second wait time.</w:t>
-            </w:r>
-          </w:p>
-        </w:tc>
-        <w:tc>
-          <w:tcPr>
-            <w:tcW w:type="dxa" w:w="3040"/>
-            <w:shd w:fill="FFFFFF" w:color="auto" w:val="clear"/>
-            <w:tcMar>
-              <w:top w:type="dxa" w:w="60"/>
-              <w:left w:type="dxa" w:w="120"/>
-              <w:bottom w:type="dxa" w:w="60"/>
-              <w:right w:type="dxa" w:w="120"/>
-            </w:tcMar>
-            <w:vAlign w:val="top"/>
-          </w:tcPr>
-          <w:p>
-            <w:pPr>
-              <w:spacing w:after="40" w:before="0"/>
-              <w:jc w:val="left"/>
-            </w:pPr>
-            <w:r>
-              <w:rPr>
-                <w:rFonts w:ascii="Arial" w:cs="Arial" w:eastAsia="Arial" w:hAnsi="Arial"/>
-                <w:b w:val="false"/>
-                <w:bCs w:val="false"/>
-                <w:i w:val="false"/>
-                <w:iCs w:val="false"/>
-                <w:color w:val="000000"/>
-                <w:sz w:val="18"/>
-                <w:szCs w:val="18"/>
-              </w:rPr>
-              <w:t xml:space="preserve">Claim-Evidence-Reasoning (CER) DQB update. The three-note structure (Claim, Revision, Question) requires learners to distinguish between what they know, what has changed, and what remains uncertain — a key epistemic sensemaking practice. The class carousel makes individual thinking public and allows the teacher to identify consensus claims versus persistent misconceptions. Anchoring new claims to the driving question maintains narrative coherence across the 8-lesson sequence.</w:t>
-            </w:r>
-          </w:p>
-        </w:tc>
-        <w:tc>
-          <w:tcPr>
-            <w:tcW w:type="dxa" w:w="3040"/>
-            <w:shd w:fill="F2F2F2" w:color="auto" w:val="clear"/>
-            <w:tcMar>
-              <w:top w:type="dxa" w:w="60"/>
-              <w:left w:type="dxa" w:w="120"/>
-              <w:bottom w:type="dxa" w:w="60"/>
-              <w:right w:type="dxa" w:w="120"/>
-            </w:tcMar>
-            <w:vAlign w:val="top"/>
-          </w:tcPr>
-          <w:p>
-            <w:pPr>
-              <w:spacing w:after="40" w:before="0"/>
-              <w:jc w:val="left"/>
-            </w:pPr>
-            <w:r>
-              <w:rPr>
-                <w:rFonts w:ascii="Arial" w:cs="Arial" w:eastAsia="Arial" w:hAnsi="Arial"/>
-                <w:b w:val="false"/>
-                <w:bCs w:val="false"/>
-                <w:i w:val="false"/>
-                <w:iCs w:val="false"/>
-                <w:color w:val="000000"/>
-                <w:sz w:val="18"/>
-                <w:szCs w:val="18"/>
-              </w:rPr>
-              <w:t xml:space="preserve">Observable indicators: (i) CLAIM note contains a correct mathematical statement with a numerical example from today (not a restatement of the rule in isolation); (ii) REVISION note references a specific prediction or claim from a previous lesson (e.g., 'In Lesson 5 I thought past coin tosses change future ones — now I know P stays the same AND two independent flips multiply'); (iii) QUESTION note is genuinely new and mathematically meaningful, not restating today's content. Red flag: learner's CLAIM note is 'independent events do not affect each other' with no mathematical expression — prompt: 'Can you write that as a formula with numbers?'</w:t>
-            </w:r>
-          </w:p>
-        </w:tc>
-      </w:tr>
-      <w:tr>
-        <w:tc>
-          <w:tcPr>
-            <w:tcW w:type="dxa" w:w="1520"/>
-            <w:shd w:fill="D5E8F0" w:color="auto" w:val="clear"/>
-            <w:tcMar>
-              <w:top w:type="dxa" w:w="60"/>
-              <w:left w:type="dxa" w:w="120"/>
-              <w:bottom w:type="dxa" w:w="60"/>
-              <w:right w:type="dxa" w:w="120"/>
-            </w:tcMar>
-            <w:vAlign w:val="top"/>
-          </w:tcPr>
-          <w:p>
-            <w:pPr>
-              <w:spacing w:after="40" w:before="0"/>
-              <w:jc w:val="left"/>
-            </w:pPr>
-            <w:r>
-              <w:rPr>
-                <w:rFonts w:ascii="Arial" w:cs="Arial" w:eastAsia="Arial" w:hAnsi="Arial"/>
-                <w:b/>
-                <w:bCs/>
-                <w:i w:val="false"/>
-                <w:iCs w:val="false"/>
-                <w:color w:val="000000"/>
-                <w:sz w:val="18"/>
-                <w:szCs w:val="18"/>
-              </w:rPr>
-              <w:t xml:space="preserve">Model Building Phase</w:t>
-            </w:r>
-          </w:p>
-          <w:p>
-            <w:pPr>
-              <w:spacing w:after="20" w:before="0"/>
-            </w:pPr>
-            <w:r>
-              <w:rPr>
-                <w:rFonts w:ascii="Arial" w:cs="Arial" w:eastAsia="Arial" w:hAnsi="Arial"/>
-                <w:b/>
-                <w:bCs/>
-                <w:color w:val="1F3864"/>
-                <w:sz w:val="16"/>
-                <w:szCs w:val="16"/>
-              </w:rPr>
-              <w:t xml:space="preserve">📹 VIDEO:</w:t>
-            </w:r>
-          </w:p>
-          <w:p>
-            <w:pPr>
-              <w:spacing w:after="20" w:before="0"/>
-            </w:pPr>
-            <w:hyperlink w:history="1" r:id="rIdhr5kahlt3ryawxe_b3da-">
-              <w:r>
-                <w:rPr>
-                  <w:rFonts w:ascii="Arial" w:cs="Arial" w:eastAsia="Arial" w:hAnsi="Arial"/>
-                  <w:color w:val="2E75B6"/>
-                  <w:sz w:val="16"/>
-                  <w:szCs w:val="16"/>
-                  <w:u w:val="single" w:color="2E75B6"/>
-                </w:rPr>
-                <w:t xml:space="preserve">Compound probability of independent events -dubbed(KY)</w:t>
-              </w:r>
-            </w:hyperlink>
-          </w:p>
-          <w:p>
-            <w:pPr>
-              <w:spacing w:after="10" w:before="0"/>
-              <w:ind w:left="120"/>
-            </w:pPr>
-            <w:r>
-              <w:rPr>
-                <w:rFonts w:ascii="Arial" w:cs="Arial" w:eastAsia="Arial" w:hAnsi="Arial"/>
-                <w:color w:val="595959"/>
-                <w:sz w:val="14"/>
-                <w:szCs w:val="14"/>
-              </w:rPr>
-              <w:t xml:space="preserve">Source: Khan Academy (Kiswahili)</w:t>
-            </w:r>
-          </w:p>
-          <w:p>
-            <w:pPr>
-              <w:spacing w:after="10" w:before="0"/>
-              <w:ind w:left="120"/>
-            </w:pPr>
-            <w:hyperlink w:history="1" r:id="rIdrcho7hqstekikyg9kmwsz">
-              <w:r>
-                <w:rPr>
-                  <w:rFonts w:ascii="Arial" w:cs="Arial" w:eastAsia="Arial" w:hAnsi="Arial"/>
-                  <w:color w:val="595959"/>
-                  <w:sz w:val="14"/>
-                  <w:szCs w:val="14"/>
-                  <w:u w:val="single" w:color="595959"/>
-                </w:rPr>
-                <w:t xml:space="preserve">🔍 Search ARES for similar videos</w:t>
-              </w:r>
-            </w:hyperlink>
-          </w:p>
-          <w:p>
-            <w:pPr>
-              <w:spacing w:after="40" w:before="0"/>
-            </w:pPr>
-            <w:r>
-              <w:rPr>
-                <w:sz w:val="14"/>
-                <w:szCs w:val="14"/>
-              </w:rPr>
-              <w:t xml:space="preserve"/>
-            </w:r>
-          </w:p>
-          <w:p>
-            <w:pPr>
-              <w:spacing w:after="20" w:before="0"/>
-            </w:pPr>
-            <w:r>
-              <w:rPr>
-                <w:rFonts w:ascii="Arial" w:cs="Arial" w:eastAsia="Arial" w:hAnsi="Arial"/>
-                <w:b/>
-                <w:bCs/>
-                <w:color w:val="1F3864"/>
-                <w:sz w:val="16"/>
-                <w:szCs w:val="16"/>
-              </w:rPr>
-              <w:t xml:space="preserve">📖 EXERCISE:</w:t>
-            </w:r>
-          </w:p>
-          <w:p>
-            <w:pPr>
-              <w:spacing w:after="20" w:before="0"/>
-            </w:pPr>
-            <w:hyperlink w:history="1" r:id="rIdujdp0c1oe16rbuprvcevz">
-              <w:r>
-                <w:rPr>
-                  <w:rFonts w:ascii="Arial" w:cs="Arial" w:eastAsia="Arial" w:hAnsi="Arial"/>
-                  <w:color w:val="2E75B6"/>
-                  <w:sz w:val="16"/>
-                  <w:szCs w:val="16"/>
-                  <w:u w:val="single" w:color="2E75B6"/>
-                </w:rPr>
-                <w:t xml:space="preserve">Probability with general multiplication rule</w:t>
-              </w:r>
-            </w:hyperlink>
-          </w:p>
-          <w:p>
-            <w:pPr>
-              <w:spacing w:after="10" w:before="0"/>
-              <w:ind w:left="120"/>
-            </w:pPr>
-            <w:r>
-              <w:rPr>
-                <w:rFonts w:ascii="Arial" w:cs="Arial" w:eastAsia="Arial" w:hAnsi="Arial"/>
-                <w:color w:val="595959"/>
-                <w:sz w:val="14"/>
-                <w:szCs w:val="14"/>
-              </w:rPr>
-              <w:t xml:space="preserve">Source: Khan Academy (English - US curriculum)</w:t>
-            </w:r>
-          </w:p>
-          <w:p>
-            <w:pPr>
-              <w:spacing w:after="10" w:before="0"/>
-              <w:ind w:left="120"/>
-            </w:pPr>
-            <w:hyperlink w:history="1" r:id="rId1kj0y4rfhuroryksgnisr">
+            <w:hyperlink w:history="1" r:id="rIdwgfp0otx1yba6m3gzn25n">
               <w:r>
                 <w:rPr>
                   <w:rFonts w:ascii="Arial" w:cs="Arial" w:eastAsia="Arial" w:hAnsi="Arial"/>
@@ -23483,7 +23483,313 @@
             <w:pPr>
               <w:spacing w:after="20" w:before="0"/>
             </w:pPr>
-            <w:hyperlink w:history="1" r:id="rIdipe7ruurgznedqqip8rgu">
+            <w:hyperlink w:history="1" r:id="rId3cmvmpgqy4naazp6ryx4y">
+              <w:r>
+                <w:rPr>
+                  <w:rFonts w:ascii="Arial" w:cs="Arial" w:eastAsia="Arial" w:hAnsi="Arial"/>
+                  <w:color w:val="2E75B6"/>
+                  <w:sz w:val="16"/>
+                  <w:szCs w:val="16"/>
+                  <w:u w:val="single" w:color="2E75B6"/>
+                </w:rPr>
+                <w:t xml:space="preserve">Probability without equally likely events</w:t>
+              </w:r>
+            </w:hyperlink>
+          </w:p>
+          <w:p>
+            <w:pPr>
+              <w:spacing w:after="10" w:before="0"/>
+              <w:ind w:left="120"/>
+            </w:pPr>
+            <w:r>
+              <w:rPr>
+                <w:rFonts w:ascii="Arial" w:cs="Arial" w:eastAsia="Arial" w:hAnsi="Arial"/>
+                <w:color w:val="595959"/>
+                <w:sz w:val="14"/>
+                <w:szCs w:val="14"/>
+              </w:rPr>
+              <w:t xml:space="preserve">Source: Khan Academy (English - US curriculum)</w:t>
+            </w:r>
+          </w:p>
+          <w:p>
+            <w:pPr>
+              <w:spacing w:after="10" w:before="0"/>
+              <w:ind w:left="120"/>
+            </w:pPr>
+            <w:hyperlink w:history="1" r:id="rIdaowddua-qwu9m5hjan7ad">
+              <w:r>
+                <w:rPr>
+                  <w:rFonts w:ascii="Arial" w:cs="Arial" w:eastAsia="Arial" w:hAnsi="Arial"/>
+                  <w:color w:val="595959"/>
+                  <w:sz w:val="14"/>
+                  <w:szCs w:val="14"/>
+                  <w:u w:val="single" w:color="595959"/>
+                </w:rPr>
+                <w:t xml:space="preserve">🔍 Search ARES for similar videos</w:t>
+              </w:r>
+            </w:hyperlink>
+          </w:p>
+          <w:p>
+            <w:pPr>
+              <w:spacing w:after="40" w:before="0"/>
+            </w:pPr>
+            <w:r>
+              <w:rPr>
+                <w:sz w:val="14"/>
+                <w:szCs w:val="14"/>
+              </w:rPr>
+              <w:t xml:space="preserve"/>
+            </w:r>
+          </w:p>
+          <w:p>
+            <w:pPr>
+              <w:spacing w:after="20" w:before="0"/>
+            </w:pPr>
+            <w:r>
+              <w:rPr>
+                <w:rFonts w:ascii="Arial" w:cs="Arial" w:eastAsia="Arial" w:hAnsi="Arial"/>
+                <w:b/>
+                <w:bCs/>
+                <w:color w:val="1F3864"/>
+                <w:sz w:val="16"/>
+                <w:szCs w:val="16"/>
+              </w:rPr>
+              <w:t xml:space="preserve">📖 EXERCISE:</w:t>
+            </w:r>
+          </w:p>
+          <w:p>
+            <w:pPr>
+              <w:spacing w:after="20" w:before="0"/>
+            </w:pPr>
+            <w:hyperlink w:history="1" r:id="rIdpg2imsxsad4y7l7rzrr-w">
+              <w:r>
+                <w:rPr>
+                  <w:rFonts w:ascii="Arial" w:cs="Arial" w:eastAsia="Arial" w:hAnsi="Arial"/>
+                  <w:color w:val="2E75B6"/>
+                  <w:sz w:val="16"/>
+                  <w:szCs w:val="16"/>
+                  <w:u w:val="single" w:color="2E75B6"/>
+                </w:rPr>
+                <w:t xml:space="preserve">Probability with general multiplication rule</w:t>
+              </w:r>
+            </w:hyperlink>
+          </w:p>
+          <w:p>
+            <w:pPr>
+              <w:spacing w:after="10" w:before="0"/>
+              <w:ind w:left="120"/>
+            </w:pPr>
+            <w:r>
+              <w:rPr>
+                <w:rFonts w:ascii="Arial" w:cs="Arial" w:eastAsia="Arial" w:hAnsi="Arial"/>
+                <w:color w:val="595959"/>
+                <w:sz w:val="14"/>
+                <w:szCs w:val="14"/>
+              </w:rPr>
+              <w:t xml:space="preserve">Source: Khan Academy (English - US curriculum)</w:t>
+            </w:r>
+          </w:p>
+          <w:p>
+            <w:pPr>
+              <w:spacing w:after="10" w:before="0"/>
+              <w:ind w:left="120"/>
+            </w:pPr>
+            <w:hyperlink w:history="1" r:id="rIdbbsruqedxl6oarp6kia02">
+              <w:r>
+                <w:rPr>
+                  <w:rFonts w:ascii="Arial" w:cs="Arial" w:eastAsia="Arial" w:hAnsi="Arial"/>
+                  <w:color w:val="595959"/>
+                  <w:sz w:val="14"/>
+                  <w:szCs w:val="14"/>
+                  <w:u w:val="single" w:color="595959"/>
+                </w:rPr>
+                <w:t xml:space="preserve">🔍 Search ARES for similar readings</w:t>
+              </w:r>
+            </w:hyperlink>
+          </w:p>
+        </w:tc>
+        <w:tc>
+          <w:tcPr>
+            <w:tcW w:type="dxa" w:w="3040"/>
+            <w:shd w:fill="FFFFFF" w:color="auto" w:val="clear"/>
+            <w:tcMar>
+              <w:top w:type="dxa" w:w="60"/>
+              <w:left w:type="dxa" w:w="120"/>
+              <w:bottom w:type="dxa" w:w="60"/>
+              <w:right w:type="dxa" w:w="120"/>
+            </w:tcMar>
+            <w:vAlign w:val="top"/>
+          </w:tcPr>
+          <w:p>
+            <w:pPr>
+              <w:spacing w:after="40" w:before="0"/>
+              <w:jc w:val="left"/>
+            </w:pPr>
+            <w:r>
+              <w:rPr>
+                <w:rFonts w:ascii="Arial" w:cs="Arial" w:eastAsia="Arial" w:hAnsi="Arial"/>
+                <w:b w:val="false"/>
+                <w:bCs w:val="false"/>
+                <w:i w:val="false"/>
+                <w:iCs w:val="false"/>
+                <w:color w:val="000000"/>
+                <w:sz w:val="18"/>
+                <w:szCs w:val="18"/>
+              </w:rPr>
+              <w:t xml:space="preserve">Each learner receives an index card. Working individually and silently for 5 minutes, they write their current best answer to the Driving Question: 'If past outcomes of a chance event do not change future probabilities, how can we use mathematics to predict what is likely to happen, and why does this understanding protect us from the dangers of gambling?' Learners are told this is NOT a test — it is a snapshot of their thinking after eight lessons. They then share with a partner (Think-Pair) for 2 minutes before the teacher takes 3 cold-call shares. Cards are kept for comparison with Lesson 1 predictions.</w:t>
+            </w:r>
+          </w:p>
+        </w:tc>
+        <w:tc>
+          <w:tcPr>
+            <w:tcW w:type="dxa" w:w="3040"/>
+            <w:shd w:fill="F2F2F2" w:color="auto" w:val="clear"/>
+            <w:tcMar>
+              <w:top w:type="dxa" w:w="60"/>
+              <w:left w:type="dxa" w:w="120"/>
+              <w:bottom w:type="dxa" w:w="60"/>
+              <w:right w:type="dxa" w:w="120"/>
+            </w:tcMar>
+            <w:vAlign w:val="top"/>
+          </w:tcPr>
+          <w:p>
+            <w:pPr>
+              <w:spacing w:after="40" w:before="0"/>
+              <w:jc w:val="left"/>
+            </w:pPr>
+            <w:r>
+              <w:rPr>
+                <w:rFonts w:ascii="Arial" w:cs="Arial" w:eastAsia="Arial" w:hAnsi="Arial"/>
+                <w:b w:val="false"/>
+                <w:bCs w:val="false"/>
+                <w:i w:val="false"/>
+                <w:iCs w:val="false"/>
+                <w:color w:val="000000"/>
+                <w:sz w:val="18"/>
+                <w:szCs w:val="18"/>
+              </w:rPr>
+              <w:t xml:space="preserve">Display the anchoring phenomenon image on the board: a split-screen of a Gor Mahia FC celebration photo alongside a photo of a matatu in Nairobi with a betting advertisement. Say verbatim: 'Eight lessons ago, this image puzzled us. Today you are going to prove — with mathematics — why the betting advertisement is misleading.' Distribute index cards. Say: 'Write your best answer to our Driving Question. Use as many probability terms as you can. You have 5 minutes — go.' Start a visible 5-minute timer. Circulate silently; do not intervene. After 5 minutes, say: 'Turn to your partner. Compare your answers. Where do you agree? Where is one of you more precise? 2 minutes.' After 2 minutes, cold-call exactly 3 learners using a name-stick draw. For each, ask: 'What ONE mathematical idea is most important in your answer?' Allow 10 seconds of WAIT TIME after each response before probing. Write key terms from responses on the board in three columns: EQUALLY LIKELY | RANGE | MUTUALLY EXCLUSIVE | INDEPENDENT. Say: 'Every term on this board is a tool you have built. Today you will use ALL of them together.'</w:t>
+            </w:r>
+          </w:p>
+        </w:tc>
+        <w:tc>
+          <w:tcPr>
+            <w:tcW w:type="dxa" w:w="3040"/>
+            <w:shd w:fill="FFFFFF" w:color="auto" w:val="clear"/>
+            <w:tcMar>
+              <w:top w:type="dxa" w:w="60"/>
+              <w:left w:type="dxa" w:w="120"/>
+              <w:bottom w:type="dxa" w:w="60"/>
+              <w:right w:type="dxa" w:w="120"/>
+            </w:tcMar>
+            <w:vAlign w:val="top"/>
+          </w:tcPr>
+          <w:p>
+            <w:pPr>
+              <w:spacing w:after="40" w:before="0"/>
+              <w:jc w:val="left"/>
+            </w:pPr>
+            <w:r>
+              <w:rPr>
+                <w:rFonts w:ascii="Arial" w:cs="Arial" w:eastAsia="Arial" w:hAnsi="Arial"/>
+                <w:b w:val="false"/>
+                <w:bCs w:val="false"/>
+                <w:i w:val="false"/>
+                <w:iCs w:val="false"/>
+                <w:color w:val="000000"/>
+                <w:sz w:val="18"/>
+                <w:szCs w:val="18"/>
+              </w:rPr>
+              <w:t xml:space="preserve">Individual Prediction Writing (Retrieval Practice): By writing a complete answer before group work, learners activate and consolidate prior knowledge across all eight lessons. The Think-Pair step surfaces vocabulary gaps before public sharing. The teacher's four-column board organiser makes the conceptual architecture of the sub-strand visible, priming learners for the synthesis task ahead.</w:t>
+            </w:r>
+          </w:p>
+        </w:tc>
+        <w:tc>
+          <w:tcPr>
+            <w:tcW w:type="dxa" w:w="3040"/>
+            <w:shd w:fill="F2F2F2" w:color="auto" w:val="clear"/>
+            <w:tcMar>
+              <w:top w:type="dxa" w:w="60"/>
+              <w:left w:type="dxa" w:w="120"/>
+              <w:bottom w:type="dxa" w:w="60"/>
+              <w:right w:type="dxa" w:w="120"/>
+            </w:tcMar>
+            <w:vAlign w:val="top"/>
+          </w:tcPr>
+          <w:p>
+            <w:pPr>
+              <w:spacing w:after="40" w:before="0"/>
+              <w:jc w:val="left"/>
+            </w:pPr>
+            <w:r>
+              <w:rPr>
+                <w:rFonts w:ascii="Arial" w:cs="Arial" w:eastAsia="Arial" w:hAnsi="Arial"/>
+                <w:b w:val="false"/>
+                <w:bCs w:val="false"/>
+                <w:i w:val="false"/>
+                <w:iCs w:val="false"/>
+                <w:color w:val="000000"/>
+                <w:sz w:val="18"/>
+                <w:szCs w:val="18"/>
+              </w:rPr>
+              <w:t xml:space="preserve">Observable indicator: Learners' index cards use at least two probability terms correctly in a sentence connecting to the phenomenon. The teacher scans 5–6 cards during circulation and notes whether learners are linking independence to the gambler's fallacy. Cards where learners only describe equally likely events without mentioning independence signal that Phase 3 (Explain) must explicitly bridge this gap.</w:t>
+            </w:r>
+          </w:p>
+        </w:tc>
+      </w:tr>
+      <w:tr>
+        <w:tc>
+          <w:tcPr>
+            <w:tcW w:type="dxa" w:w="1520"/>
+            <w:shd w:fill="D9EEF1" w:color="auto" w:val="clear"/>
+            <w:tcMar>
+              <w:top w:type="dxa" w:w="60"/>
+              <w:left w:type="dxa" w:w="120"/>
+              <w:bottom w:type="dxa" w:w="60"/>
+              <w:right w:type="dxa" w:w="120"/>
+            </w:tcMar>
+            <w:vAlign w:val="top"/>
+          </w:tcPr>
+          <w:p>
+            <w:pPr>
+              <w:spacing w:after="40" w:before="0"/>
+              <w:jc w:val="left"/>
+            </w:pPr>
+            <w:r>
+              <w:rPr>
+                <w:rFonts w:ascii="Arial" w:cs="Arial" w:eastAsia="Arial" w:hAnsi="Arial"/>
+                <w:b/>
+                <w:bCs/>
+                <w:i w:val="false"/>
+                <w:iCs w:val="false"/>
+                <w:color w:val="000000"/>
+                <w:sz w:val="18"/>
+                <w:szCs w:val="18"/>
+              </w:rPr>
+              <w:t xml:space="preserve">Observe Phase</w:t>
+            </w:r>
+          </w:p>
+          <w:p>
+            <w:pPr>
+              <w:spacing w:after="20" w:before="0"/>
+            </w:pPr>
+            <w:r>
+              <w:rPr>
+                <w:rFonts w:ascii="Arial" w:cs="Arial" w:eastAsia="Arial" w:hAnsi="Arial"/>
+                <w:b/>
+                <w:bCs/>
+                <w:color w:val="1F3864"/>
+                <w:sz w:val="16"/>
+                <w:szCs w:val="16"/>
+              </w:rPr>
+              <w:t xml:space="preserve">📹 VIDEO:</w:t>
+            </w:r>
+          </w:p>
+          <w:p>
+            <w:pPr>
+              <w:spacing w:after="20" w:before="0"/>
+            </w:pPr>
+            <w:hyperlink w:history="1" r:id="rIdawcsp-lemjpjuaxo9bbfv">
               <w:r>
                 <w:rPr>
                   <w:rFonts w:ascii="Arial" w:cs="Arial" w:eastAsia="Arial" w:hAnsi="Arial"/>
@@ -23516,7 +23822,7 @@
               <w:spacing w:after="10" w:before="0"/>
               <w:ind w:left="120"/>
             </w:pPr>
-            <w:hyperlink w:history="1" r:id="rIdygjhdiuq7qdra-rxodjs1">
+            <w:hyperlink w:history="1" r:id="rIdjy0mtfjgtuqcgh49jwc13">
               <w:r>
                 <w:rPr>
                   <w:rFonts w:ascii="Arial" w:cs="Arial" w:eastAsia="Arial" w:hAnsi="Arial"/>
@@ -23554,6 +23860,312 @@
                 <w:sz w:val="16"/>
                 <w:szCs w:val="16"/>
               </w:rPr>
+              <w:t xml:space="preserve">📖 HTML:</w:t>
+            </w:r>
+          </w:p>
+          <w:p>
+            <w:pPr>
+              <w:spacing w:after="20" w:before="0"/>
+            </w:pPr>
+            <w:hyperlink w:history="1" r:id="rIdcx4spx37_0b2kbzukpm3y">
+              <w:r>
+                <w:rPr>
+                  <w:rFonts w:ascii="Arial" w:cs="Arial" w:eastAsia="Arial" w:hAnsi="Arial"/>
+                  <w:color w:val="2E75B6"/>
+                  <w:sz w:val="16"/>
+                  <w:szCs w:val="16"/>
+                  <w:u w:val="single" w:color="2E75B6"/>
+                </w:rPr>
+                <w:t xml:space="preserve">Probability of Independent Events (Flexbook)</w:t>
+              </w:r>
+            </w:hyperlink>
+          </w:p>
+          <w:p>
+            <w:pPr>
+              <w:spacing w:after="10" w:before="0"/>
+              <w:ind w:left="120"/>
+            </w:pPr>
+            <w:r>
+              <w:rPr>
+                <w:rFonts w:ascii="Arial" w:cs="Arial" w:eastAsia="Arial" w:hAnsi="Arial"/>
+                <w:color w:val="595959"/>
+                <w:sz w:val="14"/>
+                <w:szCs w:val="14"/>
+              </w:rPr>
+              <w:t xml:space="preserve">Source: CK-12</w:t>
+            </w:r>
+          </w:p>
+          <w:p>
+            <w:pPr>
+              <w:spacing w:after="10" w:before="0"/>
+              <w:ind w:left="120"/>
+            </w:pPr>
+            <w:hyperlink w:history="1" r:id="rIdwzmdhpzmdexn5wiktlfkr">
+              <w:r>
+                <w:rPr>
+                  <w:rFonts w:ascii="Arial" w:cs="Arial" w:eastAsia="Arial" w:hAnsi="Arial"/>
+                  <w:color w:val="595959"/>
+                  <w:sz w:val="14"/>
+                  <w:szCs w:val="14"/>
+                  <w:u w:val="single" w:color="595959"/>
+                </w:rPr>
+                <w:t xml:space="preserve">🔍 Search ARES for similar readings</w:t>
+              </w:r>
+            </w:hyperlink>
+          </w:p>
+        </w:tc>
+        <w:tc>
+          <w:tcPr>
+            <w:tcW w:type="dxa" w:w="3040"/>
+            <w:shd w:fill="FFFFFF" w:color="auto" w:val="clear"/>
+            <w:tcMar>
+              <w:top w:type="dxa" w:w="60"/>
+              <w:left w:type="dxa" w:w="120"/>
+              <w:bottom w:type="dxa" w:w="60"/>
+              <w:right w:type="dxa" w:w="120"/>
+            </w:tcMar>
+            <w:vAlign w:val="top"/>
+          </w:tcPr>
+          <w:p>
+            <w:pPr>
+              <w:spacing w:after="40" w:before="0"/>
+              <w:jc w:val="left"/>
+            </w:pPr>
+            <w:r>
+              <w:rPr>
+                <w:rFonts w:ascii="Arial" w:cs="Arial" w:eastAsia="Arial" w:hAnsi="Arial"/>
+                <w:b w:val="false"/>
+                <w:bCs w:val="false"/>
+                <w:i w:val="false"/>
+                <w:iCs w:val="false"/>
+                <w:color w:val="000000"/>
+                <w:sz w:val="18"/>
+                <w:szCs w:val="18"/>
+              </w:rPr>
+              <w:t xml:space="preserve">Groups of 4 receive an 'Evidence Pack' — a single A3 sheet with four worked scenarios, each requiring computation and interpretation. Scenario 1 (Equally Likely Events): A fair coin is tossed — what is P(Heads)? If it has landed on Heads 5 times in a row, what is P(Heads) on the 6th toss? Explain. Scenario 2 (Range of Probability): A Kisumu street vendor claims his lucky number will definitely appear on a 6-faced die. Write the probability of this and any event that has probability 0. Where does every real probability sit? Scenario 3 (Mutually Exclusive Events): In a single draw from a shuffled pack, what is P(Gor Mahia wins AND AFC Leopards wins the same match)? Identify this as mutually exclusive. Scenario 4 (Independent Events): Gor Mahia plays three consecutive matches. Assume each match is independent and P(Gor Mahia wins) = 0.6. Calculate P(wins all three). What does this tell a bettor? Groups work for 12 minutes, recording calculations and written explanations on the Evidence Pack.</w:t>
+            </w:r>
+          </w:p>
+        </w:tc>
+        <w:tc>
+          <w:tcPr>
+            <w:tcW w:type="dxa" w:w="3040"/>
+            <w:shd w:fill="F2F2F2" w:color="auto" w:val="clear"/>
+            <w:tcMar>
+              <w:top w:type="dxa" w:w="60"/>
+              <w:left w:type="dxa" w:w="120"/>
+              <w:bottom w:type="dxa" w:w="60"/>
+              <w:right w:type="dxa" w:w="120"/>
+            </w:tcMar>
+            <w:vAlign w:val="top"/>
+          </w:tcPr>
+          <w:p>
+            <w:pPr>
+              <w:spacing w:after="40" w:before="0"/>
+              <w:jc w:val="left"/>
+            </w:pPr>
+            <w:r>
+              <w:rPr>
+                <w:rFonts w:ascii="Arial" w:cs="Arial" w:eastAsia="Arial" w:hAnsi="Arial"/>
+                <w:b w:val="false"/>
+                <w:bCs w:val="false"/>
+                <w:i w:val="false"/>
+                <w:iCs w:val="false"/>
+                <w:color w:val="000000"/>
+                <w:sz w:val="18"/>
+                <w:szCs w:val="18"/>
+              </w:rPr>
+              <w:t xml:space="preserve">Distribute Evidence Packs face-down. Say: 'Do not flip until I say go.' Briefly read each scenario title aloud. Then say: 'These four scenarios cover everything we have learned. Your job is not just to calculate — it is to explain what each answer means for the person in the scenario. Flip and begin.' Set a visible 12-minute timer. Circulate using a 3-stop rotation: (1) at a group computing Scenario 4, ask: 'What does P = 0.216 mean for a person betting on all three matches?' Allow 10 seconds WAIT TIME. (2) At a group on Scenario 1, ask: 'Does the coin remember what happened before?' — pause 10 seconds — then: 'Show me in your working.' (3) At a group on Scenario 3, ask: 'Can both teams win the same match? What word describes that?' After 12 minutes, say: 'Complete your calculations. Underline the ONE sentence in each scenario that best explains the mathematics to a non-mathematician.' Cold-call 2 groups to share their underlined sentence for Scenario 4 before moving on.</w:t>
+            </w:r>
+          </w:p>
+        </w:tc>
+        <w:tc>
+          <w:tcPr>
+            <w:tcW w:type="dxa" w:w="3040"/>
+            <w:shd w:fill="FFFFFF" w:color="auto" w:val="clear"/>
+            <w:tcMar>
+              <w:top w:type="dxa" w:w="60"/>
+              <w:left w:type="dxa" w:w="120"/>
+              <w:bottom w:type="dxa" w:w="60"/>
+              <w:right w:type="dxa" w:w="120"/>
+            </w:tcMar>
+            <w:vAlign w:val="top"/>
+          </w:tcPr>
+          <w:p>
+            <w:pPr>
+              <w:spacing w:after="40" w:before="0"/>
+              <w:jc w:val="left"/>
+            </w:pPr>
+            <w:r>
+              <w:rPr>
+                <w:rFonts w:ascii="Arial" w:cs="Arial" w:eastAsia="Arial" w:hAnsi="Arial"/>
+                <w:b w:val="false"/>
+                <w:bCs w:val="false"/>
+                <w:i w:val="false"/>
+                <w:iCs w:val="false"/>
+                <w:color w:val="000000"/>
+                <w:sz w:val="18"/>
+                <w:szCs w:val="18"/>
+              </w:rPr>
+              <w:t xml:space="preserve">Scenario-Based Evidence Analysis: Each scenario is deliberately ordered to mirror the sub-strand's conceptual progression (equally likely → range → mutually exclusive → independent), allowing learners to see how the concepts stack into a complete explanatory framework. The instruction to 'explain to a non-mathematician' shifts learners from procedural computation to genuine sensemaking, directly preparing the Explain Phase mini-poster.</w:t>
+            </w:r>
+          </w:p>
+        </w:tc>
+        <w:tc>
+          <w:tcPr>
+            <w:tcW w:type="dxa" w:w="3040"/>
+            <w:shd w:fill="F2F2F2" w:color="auto" w:val="clear"/>
+            <w:tcMar>
+              <w:top w:type="dxa" w:w="60"/>
+              <w:left w:type="dxa" w:w="120"/>
+              <w:bottom w:type="dxa" w:w="60"/>
+              <w:right w:type="dxa" w:w="120"/>
+            </w:tcMar>
+            <w:vAlign w:val="top"/>
+          </w:tcPr>
+          <w:p>
+            <w:pPr>
+              <w:spacing w:after="40" w:before="0"/>
+              <w:jc w:val="left"/>
+            </w:pPr>
+            <w:r>
+              <w:rPr>
+                <w:rFonts w:ascii="Arial" w:cs="Arial" w:eastAsia="Arial" w:hAnsi="Arial"/>
+                <w:b w:val="false"/>
+                <w:bCs w:val="false"/>
+                <w:i w:val="false"/>
+                <w:iCs w:val="false"/>
+                <w:color w:val="000000"/>
+                <w:sz w:val="18"/>
+                <w:szCs w:val="18"/>
+              </w:rPr>
+              <w:t xml:space="preserve">Observable indicator: In Scenario 4, groups correctly compute 0.6 × 0.6 × 0.6 = 0.216 AND write a sentence explaining that even a 60% chance per match gives only a ~22% chance of winning all three, illustrating why repeated betting is a losing strategy. Groups that calculate correctly but write no explanation need targeted prompting in Phase 3. Groups that multiply incorrectly (e.g., add probabilities) require immediate re-teaching of the multiplication rule for independent events.</w:t>
+            </w:r>
+          </w:p>
+        </w:tc>
+      </w:tr>
+      <w:tr>
+        <w:tc>
+          <w:tcPr>
+            <w:tcW w:type="dxa" w:w="1520"/>
+            <w:shd w:fill="E2EFDA" w:color="auto" w:val="clear"/>
+            <w:tcMar>
+              <w:top w:type="dxa" w:w="60"/>
+              <w:left w:type="dxa" w:w="120"/>
+              <w:bottom w:type="dxa" w:w="60"/>
+              <w:right w:type="dxa" w:w="120"/>
+            </w:tcMar>
+            <w:vAlign w:val="top"/>
+          </w:tcPr>
+          <w:p>
+            <w:pPr>
+              <w:spacing w:after="40" w:before="0"/>
+              <w:jc w:val="left"/>
+            </w:pPr>
+            <w:r>
+              <w:rPr>
+                <w:rFonts w:ascii="Arial" w:cs="Arial" w:eastAsia="Arial" w:hAnsi="Arial"/>
+                <w:b/>
+                <w:bCs/>
+                <w:i w:val="false"/>
+                <w:iCs w:val="false"/>
+                <w:color w:val="000000"/>
+                <w:sz w:val="18"/>
+                <w:szCs w:val="18"/>
+              </w:rPr>
+              <w:t xml:space="preserve">Explain Phase</w:t>
+            </w:r>
+          </w:p>
+          <w:p>
+            <w:pPr>
+              <w:spacing w:after="20" w:before="0"/>
+            </w:pPr>
+            <w:r>
+              <w:rPr>
+                <w:rFonts w:ascii="Arial" w:cs="Arial" w:eastAsia="Arial" w:hAnsi="Arial"/>
+                <w:b/>
+                <w:bCs/>
+                <w:color w:val="1F3864"/>
+                <w:sz w:val="16"/>
+                <w:szCs w:val="16"/>
+              </w:rPr>
+              <w:t xml:space="preserve">📹 VIDEO:</w:t>
+            </w:r>
+          </w:p>
+          <w:p>
+            <w:pPr>
+              <w:spacing w:after="20" w:before="0"/>
+            </w:pPr>
+            <w:hyperlink w:history="1" r:id="rIdo_rpfp_300nkmeqfbbj4m">
+              <w:r>
+                <w:rPr>
+                  <w:rFonts w:ascii="Arial" w:cs="Arial" w:eastAsia="Arial" w:hAnsi="Arial"/>
+                  <w:color w:val="2E75B6"/>
+                  <w:sz w:val="16"/>
+                  <w:szCs w:val="16"/>
+                  <w:u w:val="single" w:color="2E75B6"/>
+                </w:rPr>
+                <w:t xml:space="preserve">Die rolling probability with independent events</w:t>
+              </w:r>
+            </w:hyperlink>
+          </w:p>
+          <w:p>
+            <w:pPr>
+              <w:spacing w:after="10" w:before="0"/>
+              <w:ind w:left="120"/>
+            </w:pPr>
+            <w:r>
+              <w:rPr>
+                <w:rFonts w:ascii="Arial" w:cs="Arial" w:eastAsia="Arial" w:hAnsi="Arial"/>
+                <w:color w:val="595959"/>
+                <w:sz w:val="14"/>
+                <w:szCs w:val="14"/>
+              </w:rPr>
+              <w:t xml:space="preserve">Source: Khan Academy (English - US curriculum)</w:t>
+            </w:r>
+          </w:p>
+          <w:p>
+            <w:pPr>
+              <w:spacing w:after="10" w:before="0"/>
+              <w:ind w:left="120"/>
+            </w:pPr>
+            <w:hyperlink w:history="1" r:id="rId5_u0oaozyfh1euj23xffd">
+              <w:r>
+                <w:rPr>
+                  <w:rFonts w:ascii="Arial" w:cs="Arial" w:eastAsia="Arial" w:hAnsi="Arial"/>
+                  <w:color w:val="595959"/>
+                  <w:sz w:val="14"/>
+                  <w:szCs w:val="14"/>
+                  <w:u w:val="single" w:color="595959"/>
+                </w:rPr>
+                <w:t xml:space="preserve">🔍 Search ARES for similar videos</w:t>
+              </w:r>
+            </w:hyperlink>
+          </w:p>
+          <w:p>
+            <w:pPr>
+              <w:spacing w:after="40" w:before="0"/>
+            </w:pPr>
+            <w:r>
+              <w:rPr>
+                <w:sz w:val="14"/>
+                <w:szCs w:val="14"/>
+              </w:rPr>
+              <w:t xml:space="preserve"/>
+            </w:r>
+          </w:p>
+          <w:p>
+            <w:pPr>
+              <w:spacing w:after="20" w:before="0"/>
+            </w:pPr>
+            <w:r>
+              <w:rPr>
+                <w:rFonts w:ascii="Arial" w:cs="Arial" w:eastAsia="Arial" w:hAnsi="Arial"/>
+                <w:b/>
+                <w:bCs/>
+                <w:color w:val="1F3864"/>
+                <w:sz w:val="16"/>
+                <w:szCs w:val="16"/>
+              </w:rPr>
               <w:t xml:space="preserve">📖 EXERCISE:</w:t>
             </w:r>
           </w:p>
@@ -23561,7 +24173,619 @@
             <w:pPr>
               <w:spacing w:after="20" w:before="0"/>
             </w:pPr>
-            <w:hyperlink w:history="1" r:id="rIdibocgb-_42oyvz4puavmw">
+            <w:hyperlink w:history="1" r:id="rIdhaxltk2ggqgw9wkdvqyfn">
+              <w:r>
+                <w:rPr>
+                  <w:rFonts w:ascii="Arial" w:cs="Arial" w:eastAsia="Arial" w:hAnsi="Arial"/>
+                  <w:color w:val="2E75B6"/>
+                  <w:sz w:val="16"/>
+                  <w:szCs w:val="16"/>
+                  <w:u w:val="single" w:color="2E75B6"/>
+                </w:rPr>
+                <w:t xml:space="preserve">Probability of Independent Events Practice</w:t>
+              </w:r>
+            </w:hyperlink>
+          </w:p>
+          <w:p>
+            <w:pPr>
+              <w:spacing w:after="10" w:before="0"/>
+              <w:ind w:left="120"/>
+            </w:pPr>
+            <w:r>
+              <w:rPr>
+                <w:rFonts w:ascii="Arial" w:cs="Arial" w:eastAsia="Arial" w:hAnsi="Arial"/>
+                <w:color w:val="595959"/>
+                <w:sz w:val="14"/>
+                <w:szCs w:val="14"/>
+              </w:rPr>
+              <w:t xml:space="preserve">Source: CK-12</w:t>
+            </w:r>
+          </w:p>
+          <w:p>
+            <w:pPr>
+              <w:spacing w:after="10" w:before="0"/>
+              <w:ind w:left="120"/>
+            </w:pPr>
+            <w:hyperlink w:history="1" r:id="rIdng0qcsnjdc7wtykicttbz">
+              <w:r>
+                <w:rPr>
+                  <w:rFonts w:ascii="Arial" w:cs="Arial" w:eastAsia="Arial" w:hAnsi="Arial"/>
+                  <w:color w:val="595959"/>
+                  <w:sz w:val="14"/>
+                  <w:szCs w:val="14"/>
+                  <w:u w:val="single" w:color="595959"/>
+                </w:rPr>
+                <w:t xml:space="preserve">🔍 Search ARES for similar readings</w:t>
+              </w:r>
+            </w:hyperlink>
+          </w:p>
+        </w:tc>
+        <w:tc>
+          <w:tcPr>
+            <w:tcW w:type="dxa" w:w="3040"/>
+            <w:shd w:fill="FFFFFF" w:color="auto" w:val="clear"/>
+            <w:tcMar>
+              <w:top w:type="dxa" w:w="60"/>
+              <w:left w:type="dxa" w:w="120"/>
+              <w:bottom w:type="dxa" w:w="60"/>
+              <w:right w:type="dxa" w:w="120"/>
+            </w:tcMar>
+            <w:vAlign w:val="top"/>
+          </w:tcPr>
+          <w:p>
+            <w:pPr>
+              <w:spacing w:after="40" w:before="0"/>
+              <w:jc w:val="left"/>
+            </w:pPr>
+            <w:r>
+              <w:rPr>
+                <w:rFonts w:ascii="Arial" w:cs="Arial" w:eastAsia="Arial" w:hAnsi="Arial"/>
+                <w:b w:val="false"/>
+                <w:bCs w:val="false"/>
+                <w:i w:val="false"/>
+                <w:iCs w:val="false"/>
+                <w:color w:val="000000"/>
+                <w:sz w:val="18"/>
+                <w:szCs w:val="18"/>
+              </w:rPr>
+              <w:t xml:space="preserve">Each group uses a large sheet of paper (A2 or flip-chart) to construct a mini-poster that answers the Driving Question in full. The poster must include: (a) a title restating the Driving Question in their own words; (b) one worked example for each of the four concepts, all using Kenyan contexts from the Evidence Pack or their own; (c) a clear written explanation of the gambler's fallacy using the word 'independent'; (d) a mathematical argument for why gambling is a losing proposition (using the multiplication rule for independent events); (e) a probability line (0 to 1) with at least three events from the phenomenon placed on it. Groups have 15 minutes to build the poster, then conduct a Gallery Walk: posters are displayed around the room, one group member stays as 'explainer' while the other three walk. Walkers use a structured feedback card with two prompts: 'The strongest mathematical argument on this poster is ___' and 'One thing that could be more precise is ___'. After 8 minutes of walking, groups reunite, read feedback, and make one revision to their poster in a different colour.</w:t>
+            </w:r>
+          </w:p>
+        </w:tc>
+        <w:tc>
+          <w:tcPr>
+            <w:tcW w:type="dxa" w:w="3040"/>
+            <w:shd w:fill="F2F2F2" w:color="auto" w:val="clear"/>
+            <w:tcMar>
+              <w:top w:type="dxa" w:w="60"/>
+              <w:left w:type="dxa" w:w="120"/>
+              <w:bottom w:type="dxa" w:w="60"/>
+              <w:right w:type="dxa" w:w="120"/>
+            </w:tcMar>
+            <w:vAlign w:val="top"/>
+          </w:tcPr>
+          <w:p>
+            <w:pPr>
+              <w:spacing w:after="40" w:before="0"/>
+              <w:jc w:val="left"/>
+            </w:pPr>
+            <w:r>
+              <w:rPr>
+                <w:rFonts w:ascii="Arial" w:cs="Arial" w:eastAsia="Arial" w:hAnsi="Arial"/>
+                <w:b w:val="false"/>
+                <w:bCs w:val="false"/>
+                <w:i w:val="false"/>
+                <w:iCs w:val="false"/>
+                <w:color w:val="000000"/>
+                <w:sz w:val="18"/>
+                <w:szCs w:val="18"/>
+              </w:rPr>
+              <w:t xml:space="preserve">Before groups begin, display the poster requirements on the board and say verbatim: 'Your poster must make a mathematician AND a Standard 8 pupil both understand why the matatu betting ad is misleading. Use numbers, words, and a probability line.' Set a 15-minute timer. During construction, circulate and use targeted probing at 3 groups: (a) 'Where is the word INDEPENDENT on your poster — and why does it matter?' (b) 'Your probability line — where would you place P(Gor Mahia wins every match for 10 games in a row)? Calculate it.' (c) 'What is the difference between mutually exclusive and independent? Can you show both on one poster?' After gallery walk, bring the class together. Say: 'I am going to read three posters' gambler's fallacy explanations aloud without naming the group. Vote with thumbs — which is most mathematically precise?' Read 3 excerpts. After each, allow 10 seconds WAIT TIME before thumbs. Announce the most precise and explain why, using KICD language: 'Independent events have no influence on each other's probability — that is the mathematical truth the betting industry hopes you forget.'</w:t>
+            </w:r>
+          </w:p>
+        </w:tc>
+        <w:tc>
+          <w:tcPr>
+            <w:tcW w:type="dxa" w:w="3040"/>
+            <w:shd w:fill="FFFFFF" w:color="auto" w:val="clear"/>
+            <w:tcMar>
+              <w:top w:type="dxa" w:w="60"/>
+              <w:left w:type="dxa" w:w="120"/>
+              <w:bottom w:type="dxa" w:w="60"/>
+              <w:right w:type="dxa" w:w="120"/>
+            </w:tcMar>
+            <w:vAlign w:val="top"/>
+          </w:tcPr>
+          <w:p>
+            <w:pPr>
+              <w:spacing w:after="40" w:before="0"/>
+              <w:jc w:val="left"/>
+            </w:pPr>
+            <w:r>
+              <w:rPr>
+                <w:rFonts w:ascii="Arial" w:cs="Arial" w:eastAsia="Arial" w:hAnsi="Arial"/>
+                <w:b w:val="false"/>
+                <w:bCs w:val="false"/>
+                <w:i w:val="false"/>
+                <w:iCs w:val="false"/>
+                <w:color w:val="000000"/>
+                <w:sz w:val="18"/>
+                <w:szCs w:val="18"/>
+              </w:rPr>
+              <w:t xml:space="preserve">Gallery Walk with Structured Feedback Cards: The gallery-walk format externalises group thinking for peer critique, which is a high-leverage sensemaking strategy because learners must evaluate mathematical precision in others' arguments — a skill that deepens their own understanding. The 'revision in a different colour' step makes the improvement process visible and models scientific revision of explanations. The teacher's anonymous reading of three gambler's fallacy explanations creates a whole-class norm-setting moment that closes the conceptual arc of the sub-strand.</w:t>
+            </w:r>
+          </w:p>
+        </w:tc>
+        <w:tc>
+          <w:tcPr>
+            <w:tcW w:type="dxa" w:w="3040"/>
+            <w:shd w:fill="F2F2F2" w:color="auto" w:val="clear"/>
+            <w:tcMar>
+              <w:top w:type="dxa" w:w="60"/>
+              <w:left w:type="dxa" w:w="120"/>
+              <w:bottom w:type="dxa" w:w="60"/>
+              <w:right w:type="dxa" w:w="120"/>
+            </w:tcMar>
+            <w:vAlign w:val="top"/>
+          </w:tcPr>
+          <w:p>
+            <w:pPr>
+              <w:spacing w:after="40" w:before="0"/>
+              <w:jc w:val="left"/>
+            </w:pPr>
+            <w:r>
+              <w:rPr>
+                <w:rFonts w:ascii="Arial" w:cs="Arial" w:eastAsia="Arial" w:hAnsi="Arial"/>
+                <w:b w:val="false"/>
+                <w:bCs w:val="false"/>
+                <w:i w:val="false"/>
+                <w:iCs w:val="false"/>
+                <w:color w:val="000000"/>
+                <w:sz w:val="18"/>
+                <w:szCs w:val="18"/>
+              </w:rPr>
+              <w:t xml:space="preserve">Observable indicator: Mini-posters include a correct, written statement of the form 'Because each match is an independent event, P(win) = 0.6 regardless of previous results' AND a correct multiplication calculation showing how probability decreases across consecutive independent bets. Feedback cards that only reference visual design rather than mathematical content indicate learners are not yet evaluating conceptual precision — the teacher should redirect by asking: 'Point to the calculation. Is it correct? Is the explanation complete?'</w:t>
+            </w:r>
+          </w:p>
+        </w:tc>
+      </w:tr>
+      <w:tr>
+        <w:tc>
+          <w:tcPr>
+            <w:tcW w:type="dxa" w:w="1520"/>
+            <w:shd w:fill="FCE4D6" w:color="auto" w:val="clear"/>
+            <w:tcMar>
+              <w:top w:type="dxa" w:w="60"/>
+              <w:left w:type="dxa" w:w="120"/>
+              <w:bottom w:type="dxa" w:w="60"/>
+              <w:right w:type="dxa" w:w="120"/>
+            </w:tcMar>
+            <w:vAlign w:val="top"/>
+          </w:tcPr>
+          <w:p>
+            <w:pPr>
+              <w:spacing w:after="40" w:before="0"/>
+              <w:jc w:val="left"/>
+            </w:pPr>
+            <w:r>
+              <w:rPr>
+                <w:rFonts w:ascii="Arial" w:cs="Arial" w:eastAsia="Arial" w:hAnsi="Arial"/>
+                <w:b/>
+                <w:bCs/>
+                <w:i w:val="false"/>
+                <w:iCs w:val="false"/>
+                <w:color w:val="000000"/>
+                <w:sz w:val="18"/>
+                <w:szCs w:val="18"/>
+              </w:rPr>
+              <w:t xml:space="preserve">Driving Question Board (DQB) Creation</w:t>
+            </w:r>
+          </w:p>
+          <w:p>
+            <w:pPr>
+              <w:spacing w:after="20" w:before="0"/>
+            </w:pPr>
+            <w:r>
+              <w:rPr>
+                <w:rFonts w:ascii="Arial" w:cs="Arial" w:eastAsia="Arial" w:hAnsi="Arial"/>
+                <w:b/>
+                <w:bCs/>
+                <w:color w:val="1F3864"/>
+                <w:sz w:val="16"/>
+                <w:szCs w:val="16"/>
+              </w:rPr>
+              <w:t xml:space="preserve">📹 VIDEO:</w:t>
+            </w:r>
+          </w:p>
+          <w:p>
+            <w:pPr>
+              <w:spacing w:after="20" w:before="0"/>
+            </w:pPr>
+            <w:hyperlink w:history="1" r:id="rIdfhuvkzpr5ryx9xkmqukec">
+              <w:r>
+                <w:rPr>
+                  <w:rFonts w:ascii="Arial" w:cs="Arial" w:eastAsia="Arial" w:hAnsi="Arial"/>
+                  <w:color w:val="2E75B6"/>
+                  <w:sz w:val="16"/>
+                  <w:szCs w:val="16"/>
+                  <w:u w:val="single" w:color="2E75B6"/>
+                </w:rPr>
+                <w:t xml:space="preserve">Die rolling probability with independent events -dubbed(KY)</w:t>
+              </w:r>
+            </w:hyperlink>
+          </w:p>
+          <w:p>
+            <w:pPr>
+              <w:spacing w:after="10" w:before="0"/>
+              <w:ind w:left="120"/>
+            </w:pPr>
+            <w:r>
+              <w:rPr>
+                <w:rFonts w:ascii="Arial" w:cs="Arial" w:eastAsia="Arial" w:hAnsi="Arial"/>
+                <w:color w:val="595959"/>
+                <w:sz w:val="14"/>
+                <w:szCs w:val="14"/>
+              </w:rPr>
+              <w:t xml:space="preserve">Source: Khan Academy (Kiswahili)</w:t>
+            </w:r>
+          </w:p>
+          <w:p>
+            <w:pPr>
+              <w:spacing w:after="10" w:before="0"/>
+              <w:ind w:left="120"/>
+            </w:pPr>
+            <w:hyperlink w:history="1" r:id="rIdy716rioyrbt9lw8snaveg">
+              <w:r>
+                <w:rPr>
+                  <w:rFonts w:ascii="Arial" w:cs="Arial" w:eastAsia="Arial" w:hAnsi="Arial"/>
+                  <w:color w:val="595959"/>
+                  <w:sz w:val="14"/>
+                  <w:szCs w:val="14"/>
+                  <w:u w:val="single" w:color="595959"/>
+                </w:rPr>
+                <w:t xml:space="preserve">🔍 Search ARES for similar videos</w:t>
+              </w:r>
+            </w:hyperlink>
+          </w:p>
+          <w:p>
+            <w:pPr>
+              <w:spacing w:after="40" w:before="0"/>
+            </w:pPr>
+            <w:r>
+              <w:rPr>
+                <w:sz w:val="14"/>
+                <w:szCs w:val="14"/>
+              </w:rPr>
+              <w:t xml:space="preserve"/>
+            </w:r>
+          </w:p>
+          <w:p>
+            <w:pPr>
+              <w:spacing w:after="20" w:before="0"/>
+            </w:pPr>
+            <w:r>
+              <w:rPr>
+                <w:rFonts w:ascii="Arial" w:cs="Arial" w:eastAsia="Arial" w:hAnsi="Arial"/>
+                <w:b/>
+                <w:bCs/>
+                <w:color w:val="1F3864"/>
+                <w:sz w:val="16"/>
+                <w:szCs w:val="16"/>
+              </w:rPr>
+              <w:t xml:space="preserve">📖 HTML:</w:t>
+            </w:r>
+          </w:p>
+          <w:p>
+            <w:pPr>
+              <w:spacing w:after="20" w:before="0"/>
+            </w:pPr>
+            <w:hyperlink w:history="1" r:id="rIdvgc8ga2ocwvxc72dhhdor">
+              <w:r>
+                <w:rPr>
+                  <w:rFonts w:ascii="Arial" w:cs="Arial" w:eastAsia="Arial" w:hAnsi="Arial"/>
+                  <w:color w:val="2E75B6"/>
+                  <w:sz w:val="16"/>
+                  <w:szCs w:val="16"/>
+                  <w:u w:val="single" w:color="2E75B6"/>
+                </w:rPr>
+                <w:t xml:space="preserve">Independent, Conditional, and Mutually Exclusive Events (Flexbook)</w:t>
+              </w:r>
+            </w:hyperlink>
+          </w:p>
+          <w:p>
+            <w:pPr>
+              <w:spacing w:after="10" w:before="0"/>
+              <w:ind w:left="120"/>
+            </w:pPr>
+            <w:r>
+              <w:rPr>
+                <w:rFonts w:ascii="Arial" w:cs="Arial" w:eastAsia="Arial" w:hAnsi="Arial"/>
+                <w:color w:val="595959"/>
+                <w:sz w:val="14"/>
+                <w:szCs w:val="14"/>
+              </w:rPr>
+              <w:t xml:space="preserve">Source: CK-12</w:t>
+            </w:r>
+          </w:p>
+          <w:p>
+            <w:pPr>
+              <w:spacing w:after="10" w:before="0"/>
+              <w:ind w:left="120"/>
+            </w:pPr>
+            <w:hyperlink w:history="1" r:id="rId7arnbttcrke8mgolkx4ji">
+              <w:r>
+                <w:rPr>
+                  <w:rFonts w:ascii="Arial" w:cs="Arial" w:eastAsia="Arial" w:hAnsi="Arial"/>
+                  <w:color w:val="595959"/>
+                  <w:sz w:val="14"/>
+                  <w:szCs w:val="14"/>
+                  <w:u w:val="single" w:color="595959"/>
+                </w:rPr>
+                <w:t xml:space="preserve">🔍 Search ARES for similar readings</w:t>
+              </w:r>
+            </w:hyperlink>
+          </w:p>
+        </w:tc>
+        <w:tc>
+          <w:tcPr>
+            <w:tcW w:type="dxa" w:w="3040"/>
+            <w:shd w:fill="FFFFFF" w:color="auto" w:val="clear"/>
+            <w:tcMar>
+              <w:top w:type="dxa" w:w="60"/>
+              <w:left w:type="dxa" w:w="120"/>
+              <w:bottom w:type="dxa" w:w="60"/>
+              <w:right w:type="dxa" w:w="120"/>
+            </w:tcMar>
+            <w:vAlign w:val="top"/>
+          </w:tcPr>
+          <w:p>
+            <w:pPr>
+              <w:spacing w:after="40" w:before="0"/>
+              <w:jc w:val="left"/>
+            </w:pPr>
+            <w:r>
+              <w:rPr>
+                <w:rFonts w:ascii="Arial" w:cs="Arial" w:eastAsia="Arial" w:hAnsi="Arial"/>
+                <w:b w:val="false"/>
+                <w:bCs w:val="false"/>
+                <w:i w:val="false"/>
+                <w:iCs w:val="false"/>
+                <w:color w:val="000000"/>
+                <w:sz w:val="18"/>
+                <w:szCs w:val="18"/>
+              </w:rPr>
+              <w:t xml:space="preserve">The full DQB (constructed and added to across all 8 lessons) is displayed. Each group receives three sticky dots: green (answered fully), yellow (partially answered), red (still wondering). Working as a class, learners go question by question. For each question, the teacher reads it aloud and asks: 'Has our learning answered this? Who can point to the evidence — on a poster, in their notes, or in today's Evidence Pack?' Learners place their dots. Questions that receive all green dots are ceremonially 'closed' by the teacher drawing a tick and writing the key mathematical answer beside them in one sentence. Questions receiving red dots are acknowledged as productive wonderings that point beyond Grade 10 (e.g., conditional probability, expected value). The Driving Question itself is read aloud by the whole class in unison, then the teacher cold-calls 3 individual learners to each give one sentence of the answer, building a class composite final answer that is written on the board.</w:t>
+            </w:r>
+          </w:p>
+        </w:tc>
+        <w:tc>
+          <w:tcPr>
+            <w:tcW w:type="dxa" w:w="3040"/>
+            <w:shd w:fill="F2F2F2" w:color="auto" w:val="clear"/>
+            <w:tcMar>
+              <w:top w:type="dxa" w:w="60"/>
+              <w:left w:type="dxa" w:w="120"/>
+              <w:bottom w:type="dxa" w:w="60"/>
+              <w:right w:type="dxa" w:w="120"/>
+            </w:tcMar>
+            <w:vAlign w:val="top"/>
+          </w:tcPr>
+          <w:p>
+            <w:pPr>
+              <w:spacing w:after="40" w:before="0"/>
+              <w:jc w:val="left"/>
+            </w:pPr>
+            <w:r>
+              <w:rPr>
+                <w:rFonts w:ascii="Arial" w:cs="Arial" w:eastAsia="Arial" w:hAnsi="Arial"/>
+                <w:b w:val="false"/>
+                <w:bCs w:val="false"/>
+                <w:i w:val="false"/>
+                <w:iCs w:val="false"/>
+                <w:color w:val="000000"/>
+                <w:sz w:val="18"/>
+                <w:szCs w:val="18"/>
+              </w:rPr>
+              <w:t xml:space="preserve">Stand at the DQB. Say: 'This board has been our scientific record for 8 lessons. Every question on it came from YOUR curiosity about Gor Mahia and the matatu betting ads. Let's see how far our mathematics has taken us.' Read the first question. Pause 10 seconds. Ask: 'Green, yellow, or red — dot it.' After all questions are dotted, focus on any red-dot questions. Say: 'These are not failures — they are invitations. The mathematics you will study in Grade 11 and 12 will answer them.' Write beside each red-dot question: 'See: conditional probability / expected value — Grade 11.' For the Driving Question closure, say: 'Everyone read the Driving Question with me — together.' Lead the unison read. Then say: 'I need three voices to build our final answer. [Name 1], give me the first sentence — about equally likely events and independence.' WAIT 10 seconds. '[Name 2], add a sentence about the range of probability and what it tells a bettor.' WAIT 10 seconds. '[Name 3], close it — why is gambling mathematically a losing proposition?' Write the three-sentence composite answer on the board. Say: 'This is our class's final answer. Copy it into your notes.'</w:t>
+            </w:r>
+          </w:p>
+        </w:tc>
+        <w:tc>
+          <w:tcPr>
+            <w:tcW w:type="dxa" w:w="3040"/>
+            <w:shd w:fill="FFFFFF" w:color="auto" w:val="clear"/>
+            <w:tcMar>
+              <w:top w:type="dxa" w:w="60"/>
+              <w:left w:type="dxa" w:w="120"/>
+              <w:bottom w:type="dxa" w:w="60"/>
+              <w:right w:type="dxa" w:w="120"/>
+            </w:tcMar>
+            <w:vAlign w:val="top"/>
+          </w:tcPr>
+          <w:p>
+            <w:pPr>
+              <w:spacing w:after="40" w:before="0"/>
+              <w:jc w:val="left"/>
+            </w:pPr>
+            <w:r>
+              <w:rPr>
+                <w:rFonts w:ascii="Arial" w:cs="Arial" w:eastAsia="Arial" w:hAnsi="Arial"/>
+                <w:b w:val="false"/>
+                <w:bCs w:val="false"/>
+                <w:i w:val="false"/>
+                <w:iCs w:val="false"/>
+                <w:color w:val="000000"/>
+                <w:sz w:val="18"/>
+                <w:szCs w:val="18"/>
+              </w:rPr>
+              <w:t xml:space="preserve">DQB Dot Voting and Composite Answer Construction: The dot-voting protocol makes the class's collective epistemic progress visible — learners can literally see how many of their original questions are now answered with mathematics. The composite three-sentence final answer, built from three cold-called voices, models the scientific practice of constructing explanations from evidence and is deeply connected to NGSS SEP 6 (Constructing Explanations). Writing it on the board and in notes creates a durable record of consolidated understanding.</w:t>
+            </w:r>
+          </w:p>
+        </w:tc>
+        <w:tc>
+          <w:tcPr>
+            <w:tcW w:type="dxa" w:w="3040"/>
+            <w:shd w:fill="F2F2F2" w:color="auto" w:val="clear"/>
+            <w:tcMar>
+              <w:top w:type="dxa" w:w="60"/>
+              <w:left w:type="dxa" w:w="120"/>
+              <w:bottom w:type="dxa" w:w="60"/>
+              <w:right w:type="dxa" w:w="120"/>
+            </w:tcMar>
+            <w:vAlign w:val="top"/>
+          </w:tcPr>
+          <w:p>
+            <w:pPr>
+              <w:spacing w:after="40" w:before="0"/>
+              <w:jc w:val="left"/>
+            </w:pPr>
+            <w:r>
+              <w:rPr>
+                <w:rFonts w:ascii="Arial" w:cs="Arial" w:eastAsia="Arial" w:hAnsi="Arial"/>
+                <w:b w:val="false"/>
+                <w:bCs w:val="false"/>
+                <w:i w:val="false"/>
+                <w:iCs w:val="false"/>
+                <w:color w:val="000000"/>
+                <w:sz w:val="18"/>
+                <w:szCs w:val="18"/>
+              </w:rPr>
+              <w:t xml:space="preserve">Observable indicator: The three cold-called learners each produce a grammatically complete, mathematically accurate sentence that uses at least one probability term correctly and references the phenomenon. If a called learner produces a vague sentence (e.g., 'probability means chance'), the teacher probes: 'Can you add a number or a formula to make that more precise?' and allows 10 additional seconds of WAIT TIME before scaffolding.</w:t>
+            </w:r>
+          </w:p>
+        </w:tc>
+      </w:tr>
+      <w:tr>
+        <w:tc>
+          <w:tcPr>
+            <w:tcW w:type="dxa" w:w="1520"/>
+            <w:shd w:fill="D5E8F0" w:color="auto" w:val="clear"/>
+            <w:tcMar>
+              <w:top w:type="dxa" w:w="60"/>
+              <w:left w:type="dxa" w:w="120"/>
+              <w:bottom w:type="dxa" w:w="60"/>
+              <w:right w:type="dxa" w:w="120"/>
+            </w:tcMar>
+            <w:vAlign w:val="top"/>
+          </w:tcPr>
+          <w:p>
+            <w:pPr>
+              <w:spacing w:after="40" w:before="0"/>
+              <w:jc w:val="left"/>
+            </w:pPr>
+            <w:r>
+              <w:rPr>
+                <w:rFonts w:ascii="Arial" w:cs="Arial" w:eastAsia="Arial" w:hAnsi="Arial"/>
+                <w:b/>
+                <w:bCs/>
+                <w:i w:val="false"/>
+                <w:iCs w:val="false"/>
+                <w:color w:val="000000"/>
+                <w:sz w:val="18"/>
+                <w:szCs w:val="18"/>
+              </w:rPr>
+              <w:t xml:space="preserve">Model Building Phase</w:t>
+            </w:r>
+          </w:p>
+          <w:p>
+            <w:pPr>
+              <w:spacing w:after="20" w:before="0"/>
+            </w:pPr>
+            <w:r>
+              <w:rPr>
+                <w:rFonts w:ascii="Arial" w:cs="Arial" w:eastAsia="Arial" w:hAnsi="Arial"/>
+                <w:b/>
+                <w:bCs/>
+                <w:color w:val="1F3864"/>
+                <w:sz w:val="16"/>
+                <w:szCs w:val="16"/>
+              </w:rPr>
+              <w:t xml:space="preserve">📹 VIDEO:</w:t>
+            </w:r>
+          </w:p>
+          <w:p>
+            <w:pPr>
+              <w:spacing w:after="20" w:before="0"/>
+            </w:pPr>
+            <w:hyperlink w:history="1" r:id="rIdmqfeteu6v4v-8ff6pff7d">
+              <w:r>
+                <w:rPr>
+                  <w:rFonts w:ascii="Arial" w:cs="Arial" w:eastAsia="Arial" w:hAnsi="Arial"/>
+                  <w:color w:val="2E75B6"/>
+                  <w:sz w:val="16"/>
+                  <w:szCs w:val="16"/>
+                  <w:u w:val="single" w:color="2E75B6"/>
+                </w:rPr>
+                <w:t xml:space="preserve">Compound probability of independent events -dubbed(KY)</w:t>
+              </w:r>
+            </w:hyperlink>
+          </w:p>
+          <w:p>
+            <w:pPr>
+              <w:spacing w:after="10" w:before="0"/>
+              <w:ind w:left="120"/>
+            </w:pPr>
+            <w:r>
+              <w:rPr>
+                <w:rFonts w:ascii="Arial" w:cs="Arial" w:eastAsia="Arial" w:hAnsi="Arial"/>
+                <w:color w:val="595959"/>
+                <w:sz w:val="14"/>
+                <w:szCs w:val="14"/>
+              </w:rPr>
+              <w:t xml:space="preserve">Source: Khan Academy (Kiswahili)</w:t>
+            </w:r>
+          </w:p>
+          <w:p>
+            <w:pPr>
+              <w:spacing w:after="10" w:before="0"/>
+              <w:ind w:left="120"/>
+            </w:pPr>
+            <w:hyperlink w:history="1" r:id="rId5bvce5cypptfmdyehoy4w">
+              <w:r>
+                <w:rPr>
+                  <w:rFonts w:ascii="Arial" w:cs="Arial" w:eastAsia="Arial" w:hAnsi="Arial"/>
+                  <w:color w:val="595959"/>
+                  <w:sz w:val="14"/>
+                  <w:szCs w:val="14"/>
+                  <w:u w:val="single" w:color="595959"/>
+                </w:rPr>
+                <w:t xml:space="preserve">🔍 Search ARES for similar videos</w:t>
+              </w:r>
+            </w:hyperlink>
+          </w:p>
+          <w:p>
+            <w:pPr>
+              <w:spacing w:after="40" w:before="0"/>
+            </w:pPr>
+            <w:r>
+              <w:rPr>
+                <w:sz w:val="14"/>
+                <w:szCs w:val="14"/>
+              </w:rPr>
+              <w:t xml:space="preserve"/>
+            </w:r>
+          </w:p>
+          <w:p>
+            <w:pPr>
+              <w:spacing w:after="20" w:before="0"/>
+            </w:pPr>
+            <w:r>
+              <w:rPr>
+                <w:rFonts w:ascii="Arial" w:cs="Arial" w:eastAsia="Arial" w:hAnsi="Arial"/>
+                <w:b/>
+                <w:bCs/>
+                <w:color w:val="1F3864"/>
+                <w:sz w:val="16"/>
+                <w:szCs w:val="16"/>
+              </w:rPr>
+              <w:t xml:space="preserve">📖 EXERCISE:</w:t>
+            </w:r>
+          </w:p>
+          <w:p>
+            <w:pPr>
+              <w:spacing w:after="20" w:before="0"/>
+            </w:pPr>
+            <w:hyperlink w:history="1" r:id="rIdixrqwkdql-hfudvtywtek">
               <w:r>
                 <w:rPr>
                   <w:rFonts w:ascii="Arial" w:cs="Arial" w:eastAsia="Arial" w:hAnsi="Arial"/>
@@ -23594,1231 +24818,7 @@
               <w:spacing w:after="10" w:before="0"/>
               <w:ind w:left="120"/>
             </w:pPr>
-            <w:hyperlink w:history="1" r:id="rIdayn7ymc9xtcsbly4pdyhr">
-              <w:r>
-                <w:rPr>
-                  <w:rFonts w:ascii="Arial" w:cs="Arial" w:eastAsia="Arial" w:hAnsi="Arial"/>
-                  <w:color w:val="595959"/>
-                  <w:sz w:val="14"/>
-                  <w:szCs w:val="14"/>
-                  <w:u w:val="single" w:color="595959"/>
-                </w:rPr>
-                <w:t xml:space="preserve">🔍 Search ARES for similar readings</w:t>
-              </w:r>
-            </w:hyperlink>
-          </w:p>
-        </w:tc>
-        <w:tc>
-          <w:tcPr>
-            <w:tcW w:type="dxa" w:w="3040"/>
-            <w:shd w:fill="FFFFFF" w:color="auto" w:val="clear"/>
-            <w:tcMar>
-              <w:top w:type="dxa" w:w="60"/>
-              <w:left w:type="dxa" w:w="120"/>
-              <w:bottom w:type="dxa" w:w="60"/>
-              <w:right w:type="dxa" w:w="120"/>
-            </w:tcMar>
-            <w:vAlign w:val="top"/>
-          </w:tcPr>
-          <w:p>
-            <w:pPr>
-              <w:spacing w:after="40" w:before="0"/>
-              <w:jc w:val="left"/>
-            </w:pPr>
-            <w:r>
-              <w:rPr>
-                <w:rFonts w:ascii="Arial" w:cs="Arial" w:eastAsia="Arial" w:hAnsi="Arial"/>
-                <w:b w:val="false"/>
-                <w:bCs w:val="false"/>
-                <w:i w:val="false"/>
-                <w:iCs w:val="false"/>
-                <w:color w:val="000000"/>
-                <w:sz w:val="18"/>
-                <w:szCs w:val="18"/>
-              </w:rPr>
-              <w:t xml:space="preserve">Each learner receives an index card. Working individually and silently for 5 minutes, they write their current best answer to the Driving Question: 'If past outcomes of a chance event do not change future probabilities, how can we use mathematics to predict what is likely to happen, and why does this understanding protect us from the dangers of gambling?' Learners are told this is NOT a test — it is a snapshot of their thinking after eight lessons. They then share with a partner (Think-Pair) for 2 minutes before the teacher takes 3 cold-call shares. Cards are kept for comparison with Lesson 1 predictions.</w:t>
-            </w:r>
-          </w:p>
-        </w:tc>
-        <w:tc>
-          <w:tcPr>
-            <w:tcW w:type="dxa" w:w="3040"/>
-            <w:shd w:fill="F2F2F2" w:color="auto" w:val="clear"/>
-            <w:tcMar>
-              <w:top w:type="dxa" w:w="60"/>
-              <w:left w:type="dxa" w:w="120"/>
-              <w:bottom w:type="dxa" w:w="60"/>
-              <w:right w:type="dxa" w:w="120"/>
-            </w:tcMar>
-            <w:vAlign w:val="top"/>
-          </w:tcPr>
-          <w:p>
-            <w:pPr>
-              <w:spacing w:after="40" w:before="0"/>
-              <w:jc w:val="left"/>
-            </w:pPr>
-            <w:r>
-              <w:rPr>
-                <w:rFonts w:ascii="Arial" w:cs="Arial" w:eastAsia="Arial" w:hAnsi="Arial"/>
-                <w:b w:val="false"/>
-                <w:bCs w:val="false"/>
-                <w:i w:val="false"/>
-                <w:iCs w:val="false"/>
-                <w:color w:val="000000"/>
-                <w:sz w:val="18"/>
-                <w:szCs w:val="18"/>
-              </w:rPr>
-              <w:t xml:space="preserve">Display the anchoring phenomenon image on the board: a split-screen of a Gor Mahia FC celebration photo alongside a photo of a matatu in Nairobi with a betting advertisement. Say verbatim: 'Eight lessons ago, this image puzzled us. Today you are going to prove — with mathematics — why the betting advertisement is misleading.' Distribute index cards. Say: 'Write your best answer to our Driving Question. Use as many probability terms as you can. You have 5 minutes — go.' Start a visible 5-minute timer. Circulate silently; do not intervene. After 5 minutes, say: 'Turn to your partner. Compare your answers. Where do you agree? Where is one of you more precise? 2 minutes.' After 2 minutes, cold-call exactly 3 learners using a name-stick draw. For each, ask: 'What ONE mathematical idea is most important in your answer?' Allow 10 seconds of WAIT TIME after each response before probing. Write key terms from responses on the board in three columns: EQUALLY LIKELY | RANGE | MUTUALLY EXCLUSIVE | INDEPENDENT. Say: 'Every term on this board is a tool you have built. Today you will use ALL of them together.'</w:t>
-            </w:r>
-          </w:p>
-        </w:tc>
-        <w:tc>
-          <w:tcPr>
-            <w:tcW w:type="dxa" w:w="3040"/>
-            <w:shd w:fill="FFFFFF" w:color="auto" w:val="clear"/>
-            <w:tcMar>
-              <w:top w:type="dxa" w:w="60"/>
-              <w:left w:type="dxa" w:w="120"/>
-              <w:bottom w:type="dxa" w:w="60"/>
-              <w:right w:type="dxa" w:w="120"/>
-            </w:tcMar>
-            <w:vAlign w:val="top"/>
-          </w:tcPr>
-          <w:p>
-            <w:pPr>
-              <w:spacing w:after="40" w:before="0"/>
-              <w:jc w:val="left"/>
-            </w:pPr>
-            <w:r>
-              <w:rPr>
-                <w:rFonts w:ascii="Arial" w:cs="Arial" w:eastAsia="Arial" w:hAnsi="Arial"/>
-                <w:b w:val="false"/>
-                <w:bCs w:val="false"/>
-                <w:i w:val="false"/>
-                <w:iCs w:val="false"/>
-                <w:color w:val="000000"/>
-                <w:sz w:val="18"/>
-                <w:szCs w:val="18"/>
-              </w:rPr>
-              <w:t xml:space="preserve">Individual Prediction Writing (Retrieval Practice): By writing a complete answer before group work, learners activate and consolidate prior knowledge across all eight lessons. The Think-Pair step surfaces vocabulary gaps before public sharing. The teacher's four-column board organiser makes the conceptual architecture of the sub-strand visible, priming learners for the synthesis task ahead.</w:t>
-            </w:r>
-          </w:p>
-        </w:tc>
-        <w:tc>
-          <w:tcPr>
-            <w:tcW w:type="dxa" w:w="3040"/>
-            <w:shd w:fill="F2F2F2" w:color="auto" w:val="clear"/>
-            <w:tcMar>
-              <w:top w:type="dxa" w:w="60"/>
-              <w:left w:type="dxa" w:w="120"/>
-              <w:bottom w:type="dxa" w:w="60"/>
-              <w:right w:type="dxa" w:w="120"/>
-            </w:tcMar>
-            <w:vAlign w:val="top"/>
-          </w:tcPr>
-          <w:p>
-            <w:pPr>
-              <w:spacing w:after="40" w:before="0"/>
-              <w:jc w:val="left"/>
-            </w:pPr>
-            <w:r>
-              <w:rPr>
-                <w:rFonts w:ascii="Arial" w:cs="Arial" w:eastAsia="Arial" w:hAnsi="Arial"/>
-                <w:b w:val="false"/>
-                <w:bCs w:val="false"/>
-                <w:i w:val="false"/>
-                <w:iCs w:val="false"/>
-                <w:color w:val="000000"/>
-                <w:sz w:val="18"/>
-                <w:szCs w:val="18"/>
-              </w:rPr>
-              <w:t xml:space="preserve">Observable indicator: Learners' index cards use at least two probability terms correctly in a sentence connecting to the phenomenon. The teacher scans 5–6 cards during circulation and notes whether learners are linking independence to the gambler's fallacy. Cards where learners only describe equally likely events without mentioning independence signal that Phase 3 (Explain) must explicitly bridge this gap.</w:t>
-            </w:r>
-          </w:p>
-        </w:tc>
-      </w:tr>
-      <w:tr>
-        <w:tc>
-          <w:tcPr>
-            <w:tcW w:type="dxa" w:w="1520"/>
-            <w:shd w:fill="D9EEF1" w:color="auto" w:val="clear"/>
-            <w:tcMar>
-              <w:top w:type="dxa" w:w="60"/>
-              <w:left w:type="dxa" w:w="120"/>
-              <w:bottom w:type="dxa" w:w="60"/>
-              <w:right w:type="dxa" w:w="120"/>
-            </w:tcMar>
-            <w:vAlign w:val="top"/>
-          </w:tcPr>
-          <w:p>
-            <w:pPr>
-              <w:spacing w:after="40" w:before="0"/>
-              <w:jc w:val="left"/>
-            </w:pPr>
-            <w:r>
-              <w:rPr>
-                <w:rFonts w:ascii="Arial" w:cs="Arial" w:eastAsia="Arial" w:hAnsi="Arial"/>
-                <w:b/>
-                <w:bCs/>
-                <w:i w:val="false"/>
-                <w:iCs w:val="false"/>
-                <w:color w:val="000000"/>
-                <w:sz w:val="18"/>
-                <w:szCs w:val="18"/>
-              </w:rPr>
-              <w:t xml:space="preserve">Observe Phase</w:t>
-            </w:r>
-          </w:p>
-          <w:p>
-            <w:pPr>
-              <w:spacing w:after="20" w:before="0"/>
-            </w:pPr>
-            <w:r>
-              <w:rPr>
-                <w:rFonts w:ascii="Arial" w:cs="Arial" w:eastAsia="Arial" w:hAnsi="Arial"/>
-                <w:b/>
-                <w:bCs/>
-                <w:color w:val="1F3864"/>
-                <w:sz w:val="16"/>
-                <w:szCs w:val="16"/>
-              </w:rPr>
-              <w:t xml:space="preserve">📹 VIDEO:</w:t>
-            </w:r>
-          </w:p>
-          <w:p>
-            <w:pPr>
-              <w:spacing w:after="20" w:before="0"/>
-            </w:pPr>
-            <w:hyperlink w:history="1" r:id="rIdhm97dmkex0yoxj-og4an5">
-              <w:r>
-                <w:rPr>
-                  <w:rFonts w:ascii="Arial" w:cs="Arial" w:eastAsia="Arial" w:hAnsi="Arial"/>
-                  <w:color w:val="2E75B6"/>
-                  <w:sz w:val="16"/>
-                  <w:szCs w:val="16"/>
-                  <w:u w:val="single" w:color="2E75B6"/>
-                </w:rPr>
-                <w:t xml:space="preserve">Probability without equally likely events</w:t>
-              </w:r>
-            </w:hyperlink>
-          </w:p>
-          <w:p>
-            <w:pPr>
-              <w:spacing w:after="10" w:before="0"/>
-              <w:ind w:left="120"/>
-            </w:pPr>
-            <w:r>
-              <w:rPr>
-                <w:rFonts w:ascii="Arial" w:cs="Arial" w:eastAsia="Arial" w:hAnsi="Arial"/>
-                <w:color w:val="595959"/>
-                <w:sz w:val="14"/>
-                <w:szCs w:val="14"/>
-              </w:rPr>
-              <w:t xml:space="preserve">Source: Khan Academy (English - US curriculum)</w:t>
-            </w:r>
-          </w:p>
-          <w:p>
-            <w:pPr>
-              <w:spacing w:after="10" w:before="0"/>
-              <w:ind w:left="120"/>
-            </w:pPr>
-            <w:hyperlink w:history="1" r:id="rIdj5hajnwetxua1aaqbsl0r">
-              <w:r>
-                <w:rPr>
-                  <w:rFonts w:ascii="Arial" w:cs="Arial" w:eastAsia="Arial" w:hAnsi="Arial"/>
-                  <w:color w:val="595959"/>
-                  <w:sz w:val="14"/>
-                  <w:szCs w:val="14"/>
-                  <w:u w:val="single" w:color="595959"/>
-                </w:rPr>
-                <w:t xml:space="preserve">🔍 Search ARES for similar videos</w:t>
-              </w:r>
-            </w:hyperlink>
-          </w:p>
-          <w:p>
-            <w:pPr>
-              <w:spacing w:after="40" w:before="0"/>
-            </w:pPr>
-            <w:r>
-              <w:rPr>
-                <w:sz w:val="14"/>
-                <w:szCs w:val="14"/>
-              </w:rPr>
-              <w:t xml:space="preserve"/>
-            </w:r>
-          </w:p>
-          <w:p>
-            <w:pPr>
-              <w:spacing w:after="20" w:before="0"/>
-            </w:pPr>
-            <w:r>
-              <w:rPr>
-                <w:rFonts w:ascii="Arial" w:cs="Arial" w:eastAsia="Arial" w:hAnsi="Arial"/>
-                <w:b/>
-                <w:bCs/>
-                <w:color w:val="1F3864"/>
-                <w:sz w:val="16"/>
-                <w:szCs w:val="16"/>
-              </w:rPr>
-              <w:t xml:space="preserve">📖 HTML:</w:t>
-            </w:r>
-          </w:p>
-          <w:p>
-            <w:pPr>
-              <w:spacing w:after="20" w:before="0"/>
-            </w:pPr>
-            <w:hyperlink w:history="1" r:id="rIdsn9zv9n9m79x4swdbo5k4">
-              <w:r>
-                <w:rPr>
-                  <w:rFonts w:ascii="Arial" w:cs="Arial" w:eastAsia="Arial" w:hAnsi="Arial"/>
-                  <w:color w:val="2E75B6"/>
-                  <w:sz w:val="16"/>
-                  <w:szCs w:val="16"/>
-                  <w:u w:val="single" w:color="2E75B6"/>
-                </w:rPr>
-                <w:t xml:space="preserve">Independent, Conditional, and Mutually Exclusive Events (Flexbook)</w:t>
-              </w:r>
-            </w:hyperlink>
-          </w:p>
-          <w:p>
-            <w:pPr>
-              <w:spacing w:after="10" w:before="0"/>
-              <w:ind w:left="120"/>
-            </w:pPr>
-            <w:r>
-              <w:rPr>
-                <w:rFonts w:ascii="Arial" w:cs="Arial" w:eastAsia="Arial" w:hAnsi="Arial"/>
-                <w:color w:val="595959"/>
-                <w:sz w:val="14"/>
-                <w:szCs w:val="14"/>
-              </w:rPr>
-              <w:t xml:space="preserve">Source: CK-12</w:t>
-            </w:r>
-          </w:p>
-          <w:p>
-            <w:pPr>
-              <w:spacing w:after="10" w:before="0"/>
-              <w:ind w:left="120"/>
-            </w:pPr>
-            <w:hyperlink w:history="1" r:id="rId5tv0lxoueo_duitjyxiyr">
-              <w:r>
-                <w:rPr>
-                  <w:rFonts w:ascii="Arial" w:cs="Arial" w:eastAsia="Arial" w:hAnsi="Arial"/>
-                  <w:color w:val="595959"/>
-                  <w:sz w:val="14"/>
-                  <w:szCs w:val="14"/>
-                  <w:u w:val="single" w:color="595959"/>
-                </w:rPr>
-                <w:t xml:space="preserve">🔍 Search ARES for similar readings</w:t>
-              </w:r>
-            </w:hyperlink>
-          </w:p>
-        </w:tc>
-        <w:tc>
-          <w:tcPr>
-            <w:tcW w:type="dxa" w:w="3040"/>
-            <w:shd w:fill="FFFFFF" w:color="auto" w:val="clear"/>
-            <w:tcMar>
-              <w:top w:type="dxa" w:w="60"/>
-              <w:left w:type="dxa" w:w="120"/>
-              <w:bottom w:type="dxa" w:w="60"/>
-              <w:right w:type="dxa" w:w="120"/>
-            </w:tcMar>
-            <w:vAlign w:val="top"/>
-          </w:tcPr>
-          <w:p>
-            <w:pPr>
-              <w:spacing w:after="40" w:before="0"/>
-              <w:jc w:val="left"/>
-            </w:pPr>
-            <w:r>
-              <w:rPr>
-                <w:rFonts w:ascii="Arial" w:cs="Arial" w:eastAsia="Arial" w:hAnsi="Arial"/>
-                <w:b w:val="false"/>
-                <w:bCs w:val="false"/>
-                <w:i w:val="false"/>
-                <w:iCs w:val="false"/>
-                <w:color w:val="000000"/>
-                <w:sz w:val="18"/>
-                <w:szCs w:val="18"/>
-              </w:rPr>
-              <w:t xml:space="preserve">Groups of 4 receive an 'Evidence Pack' — a single A3 sheet with four worked scenarios, each requiring computation and interpretation. Scenario 1 (Equally Likely Events): A fair coin is tossed — what is P(Heads)? If it has landed on Heads 5 times in a row, what is P(Heads) on the 6th toss? Explain. Scenario 2 (Range of Probability): A Kisumu street vendor claims his lucky number will definitely appear on a 6-faced die. Write the probability of this and any event that has probability 0. Where does every real probability sit? Scenario 3 (Mutually Exclusive Events): In a single draw from a shuffled pack, what is P(Gor Mahia wins AND AFC Leopards wins the same match)? Identify this as mutually exclusive. Scenario 4 (Independent Events): Gor Mahia plays three consecutive matches. Assume each match is independent and P(Gor Mahia wins) = 0.6. Calculate P(wins all three). What does this tell a bettor? Groups work for 12 minutes, recording calculations and written explanations on the Evidence Pack.</w:t>
-            </w:r>
-          </w:p>
-        </w:tc>
-        <w:tc>
-          <w:tcPr>
-            <w:tcW w:type="dxa" w:w="3040"/>
-            <w:shd w:fill="F2F2F2" w:color="auto" w:val="clear"/>
-            <w:tcMar>
-              <w:top w:type="dxa" w:w="60"/>
-              <w:left w:type="dxa" w:w="120"/>
-              <w:bottom w:type="dxa" w:w="60"/>
-              <w:right w:type="dxa" w:w="120"/>
-            </w:tcMar>
-            <w:vAlign w:val="top"/>
-          </w:tcPr>
-          <w:p>
-            <w:pPr>
-              <w:spacing w:after="40" w:before="0"/>
-              <w:jc w:val="left"/>
-            </w:pPr>
-            <w:r>
-              <w:rPr>
-                <w:rFonts w:ascii="Arial" w:cs="Arial" w:eastAsia="Arial" w:hAnsi="Arial"/>
-                <w:b w:val="false"/>
-                <w:bCs w:val="false"/>
-                <w:i w:val="false"/>
-                <w:iCs w:val="false"/>
-                <w:color w:val="000000"/>
-                <w:sz w:val="18"/>
-                <w:szCs w:val="18"/>
-              </w:rPr>
-              <w:t xml:space="preserve">Distribute Evidence Packs face-down. Say: 'Do not flip until I say go.' Briefly read each scenario title aloud. Then say: 'These four scenarios cover everything we have learned. Your job is not just to calculate — it is to explain what each answer means for the person in the scenario. Flip and begin.' Set a visible 12-minute timer. Circulate using a 3-stop rotation: (1) at a group computing Scenario 4, ask: 'What does P = 0.216 mean for a person betting on all three matches?' Allow 10 seconds WAIT TIME. (2) At a group on Scenario 1, ask: 'Does the coin remember what happened before?' — pause 10 seconds — then: 'Show me in your working.' (3) At a group on Scenario 3, ask: 'Can both teams win the same match? What word describes that?' After 12 minutes, say: 'Complete your calculations. Underline the ONE sentence in each scenario that best explains the mathematics to a non-mathematician.' Cold-call 2 groups to share their underlined sentence for Scenario 4 before moving on.</w:t>
-            </w:r>
-          </w:p>
-        </w:tc>
-        <w:tc>
-          <w:tcPr>
-            <w:tcW w:type="dxa" w:w="3040"/>
-            <w:shd w:fill="FFFFFF" w:color="auto" w:val="clear"/>
-            <w:tcMar>
-              <w:top w:type="dxa" w:w="60"/>
-              <w:left w:type="dxa" w:w="120"/>
-              <w:bottom w:type="dxa" w:w="60"/>
-              <w:right w:type="dxa" w:w="120"/>
-            </w:tcMar>
-            <w:vAlign w:val="top"/>
-          </w:tcPr>
-          <w:p>
-            <w:pPr>
-              <w:spacing w:after="40" w:before="0"/>
-              <w:jc w:val="left"/>
-            </w:pPr>
-            <w:r>
-              <w:rPr>
-                <w:rFonts w:ascii="Arial" w:cs="Arial" w:eastAsia="Arial" w:hAnsi="Arial"/>
-                <w:b w:val="false"/>
-                <w:bCs w:val="false"/>
-                <w:i w:val="false"/>
-                <w:iCs w:val="false"/>
-                <w:color w:val="000000"/>
-                <w:sz w:val="18"/>
-                <w:szCs w:val="18"/>
-              </w:rPr>
-              <w:t xml:space="preserve">Scenario-Based Evidence Analysis: Each scenario is deliberately ordered to mirror the sub-strand's conceptual progression (equally likely → range → mutually exclusive → independent), allowing learners to see how the concepts stack into a complete explanatory framework. The instruction to 'explain to a non-mathematician' shifts learners from procedural computation to genuine sensemaking, directly preparing the Explain Phase mini-poster.</w:t>
-            </w:r>
-          </w:p>
-        </w:tc>
-        <w:tc>
-          <w:tcPr>
-            <w:tcW w:type="dxa" w:w="3040"/>
-            <w:shd w:fill="F2F2F2" w:color="auto" w:val="clear"/>
-            <w:tcMar>
-              <w:top w:type="dxa" w:w="60"/>
-              <w:left w:type="dxa" w:w="120"/>
-              <w:bottom w:type="dxa" w:w="60"/>
-              <w:right w:type="dxa" w:w="120"/>
-            </w:tcMar>
-            <w:vAlign w:val="top"/>
-          </w:tcPr>
-          <w:p>
-            <w:pPr>
-              <w:spacing w:after="40" w:before="0"/>
-              <w:jc w:val="left"/>
-            </w:pPr>
-            <w:r>
-              <w:rPr>
-                <w:rFonts w:ascii="Arial" w:cs="Arial" w:eastAsia="Arial" w:hAnsi="Arial"/>
-                <w:b w:val="false"/>
-                <w:bCs w:val="false"/>
-                <w:i w:val="false"/>
-                <w:iCs w:val="false"/>
-                <w:color w:val="000000"/>
-                <w:sz w:val="18"/>
-                <w:szCs w:val="18"/>
-              </w:rPr>
-              <w:t xml:space="preserve">Observable indicator: In Scenario 4, groups correctly compute 0.6 × 0.6 × 0.6 = 0.216 AND write a sentence explaining that even a 60% chance per match gives only a ~22% chance of winning all three, illustrating why repeated betting is a losing strategy. Groups that calculate correctly but write no explanation need targeted prompting in Phase 3. Groups that multiply incorrectly (e.g., add probabilities) require immediate re-teaching of the multiplication rule for independent events.</w:t>
-            </w:r>
-          </w:p>
-        </w:tc>
-      </w:tr>
-      <w:tr>
-        <w:tc>
-          <w:tcPr>
-            <w:tcW w:type="dxa" w:w="1520"/>
-            <w:shd w:fill="E2EFDA" w:color="auto" w:val="clear"/>
-            <w:tcMar>
-              <w:top w:type="dxa" w:w="60"/>
-              <w:left w:type="dxa" w:w="120"/>
-              <w:bottom w:type="dxa" w:w="60"/>
-              <w:right w:type="dxa" w:w="120"/>
-            </w:tcMar>
-            <w:vAlign w:val="top"/>
-          </w:tcPr>
-          <w:p>
-            <w:pPr>
-              <w:spacing w:after="40" w:before="0"/>
-              <w:jc w:val="left"/>
-            </w:pPr>
-            <w:r>
-              <w:rPr>
-                <w:rFonts w:ascii="Arial" w:cs="Arial" w:eastAsia="Arial" w:hAnsi="Arial"/>
-                <w:b/>
-                <w:bCs/>
-                <w:i w:val="false"/>
-                <w:iCs w:val="false"/>
-                <w:color w:val="000000"/>
-                <w:sz w:val="18"/>
-                <w:szCs w:val="18"/>
-              </w:rPr>
-              <w:t xml:space="preserve">Explain Phase</w:t>
-            </w:r>
-          </w:p>
-          <w:p>
-            <w:pPr>
-              <w:spacing w:after="20" w:before="0"/>
-            </w:pPr>
-            <w:r>
-              <w:rPr>
-                <w:rFonts w:ascii="Arial" w:cs="Arial" w:eastAsia="Arial" w:hAnsi="Arial"/>
-                <w:b/>
-                <w:bCs/>
-                <w:color w:val="1F3864"/>
-                <w:sz w:val="16"/>
-                <w:szCs w:val="16"/>
-              </w:rPr>
-              <w:t xml:space="preserve">📹 VIDEO:</w:t>
-            </w:r>
-          </w:p>
-          <w:p>
-            <w:pPr>
-              <w:spacing w:after="20" w:before="0"/>
-            </w:pPr>
-            <w:hyperlink w:history="1" r:id="rIdsevdhvpiufm5sxepcqpom">
-              <w:r>
-                <w:rPr>
-                  <w:rFonts w:ascii="Arial" w:cs="Arial" w:eastAsia="Arial" w:hAnsi="Arial"/>
-                  <w:color w:val="2E75B6"/>
-                  <w:sz w:val="16"/>
-                  <w:szCs w:val="16"/>
-                  <w:u w:val="single" w:color="2E75B6"/>
-                </w:rPr>
-                <w:t xml:space="preserve">Die rolling probability with independent events</w:t>
-              </w:r>
-            </w:hyperlink>
-          </w:p>
-          <w:p>
-            <w:pPr>
-              <w:spacing w:after="10" w:before="0"/>
-              <w:ind w:left="120"/>
-            </w:pPr>
-            <w:r>
-              <w:rPr>
-                <w:rFonts w:ascii="Arial" w:cs="Arial" w:eastAsia="Arial" w:hAnsi="Arial"/>
-                <w:color w:val="595959"/>
-                <w:sz w:val="14"/>
-                <w:szCs w:val="14"/>
-              </w:rPr>
-              <w:t xml:space="preserve">Source: Khan Academy (English - US curriculum)</w:t>
-            </w:r>
-          </w:p>
-          <w:p>
-            <w:pPr>
-              <w:spacing w:after="10" w:before="0"/>
-              <w:ind w:left="120"/>
-            </w:pPr>
-            <w:hyperlink w:history="1" r:id="rId784rfe7dqvk9bmfahrxt2">
-              <w:r>
-                <w:rPr>
-                  <w:rFonts w:ascii="Arial" w:cs="Arial" w:eastAsia="Arial" w:hAnsi="Arial"/>
-                  <w:color w:val="595959"/>
-                  <w:sz w:val="14"/>
-                  <w:szCs w:val="14"/>
-                  <w:u w:val="single" w:color="595959"/>
-                </w:rPr>
-                <w:t xml:space="preserve">🔍 Search ARES for similar videos</w:t>
-              </w:r>
-            </w:hyperlink>
-          </w:p>
-          <w:p>
-            <w:pPr>
-              <w:spacing w:after="40" w:before="0"/>
-            </w:pPr>
-            <w:r>
-              <w:rPr>
-                <w:sz w:val="14"/>
-                <w:szCs w:val="14"/>
-              </w:rPr>
-              <w:t xml:space="preserve"/>
-            </w:r>
-          </w:p>
-          <w:p>
-            <w:pPr>
-              <w:spacing w:after="20" w:before="0"/>
-            </w:pPr>
-            <w:r>
-              <w:rPr>
-                <w:rFonts w:ascii="Arial" w:cs="Arial" w:eastAsia="Arial" w:hAnsi="Arial"/>
-                <w:b/>
-                <w:bCs/>
-                <w:color w:val="1F3864"/>
-                <w:sz w:val="16"/>
-                <w:szCs w:val="16"/>
-              </w:rPr>
-              <w:t xml:space="preserve">📖 HTML:</w:t>
-            </w:r>
-          </w:p>
-          <w:p>
-            <w:pPr>
-              <w:spacing w:after="20" w:before="0"/>
-            </w:pPr>
-            <w:hyperlink w:history="1" r:id="rIdolnyhsqhpkutmy26ouyne">
-              <w:r>
-                <w:rPr>
-                  <w:rFonts w:ascii="Arial" w:cs="Arial" w:eastAsia="Arial" w:hAnsi="Arial"/>
-                  <w:color w:val="2E75B6"/>
-                  <w:sz w:val="16"/>
-                  <w:szCs w:val="16"/>
-                  <w:u w:val="single" w:color="2E75B6"/>
-                </w:rPr>
-                <w:t xml:space="preserve">Probability of Independent Events (Flexbook)</w:t>
-              </w:r>
-            </w:hyperlink>
-          </w:p>
-          <w:p>
-            <w:pPr>
-              <w:spacing w:after="10" w:before="0"/>
-              <w:ind w:left="120"/>
-            </w:pPr>
-            <w:r>
-              <w:rPr>
-                <w:rFonts w:ascii="Arial" w:cs="Arial" w:eastAsia="Arial" w:hAnsi="Arial"/>
-                <w:color w:val="595959"/>
-                <w:sz w:val="14"/>
-                <w:szCs w:val="14"/>
-              </w:rPr>
-              <w:t xml:space="preserve">Source: CK-12</w:t>
-            </w:r>
-          </w:p>
-          <w:p>
-            <w:pPr>
-              <w:spacing w:after="10" w:before="0"/>
-              <w:ind w:left="120"/>
-            </w:pPr>
-            <w:hyperlink w:history="1" r:id="rIdiepjv_k3pqwjdmysgo-yh">
-              <w:r>
-                <w:rPr>
-                  <w:rFonts w:ascii="Arial" w:cs="Arial" w:eastAsia="Arial" w:hAnsi="Arial"/>
-                  <w:color w:val="595959"/>
-                  <w:sz w:val="14"/>
-                  <w:szCs w:val="14"/>
-                  <w:u w:val="single" w:color="595959"/>
-                </w:rPr>
-                <w:t xml:space="preserve">🔍 Search ARES for similar readings</w:t>
-              </w:r>
-            </w:hyperlink>
-          </w:p>
-        </w:tc>
-        <w:tc>
-          <w:tcPr>
-            <w:tcW w:type="dxa" w:w="3040"/>
-            <w:shd w:fill="FFFFFF" w:color="auto" w:val="clear"/>
-            <w:tcMar>
-              <w:top w:type="dxa" w:w="60"/>
-              <w:left w:type="dxa" w:w="120"/>
-              <w:bottom w:type="dxa" w:w="60"/>
-              <w:right w:type="dxa" w:w="120"/>
-            </w:tcMar>
-            <w:vAlign w:val="top"/>
-          </w:tcPr>
-          <w:p>
-            <w:pPr>
-              <w:spacing w:after="40" w:before="0"/>
-              <w:jc w:val="left"/>
-            </w:pPr>
-            <w:r>
-              <w:rPr>
-                <w:rFonts w:ascii="Arial" w:cs="Arial" w:eastAsia="Arial" w:hAnsi="Arial"/>
-                <w:b w:val="false"/>
-                <w:bCs w:val="false"/>
-                <w:i w:val="false"/>
-                <w:iCs w:val="false"/>
-                <w:color w:val="000000"/>
-                <w:sz w:val="18"/>
-                <w:szCs w:val="18"/>
-              </w:rPr>
-              <w:t xml:space="preserve">Each group uses a large sheet of paper (A2 or flip-chart) to construct a mini-poster that answers the Driving Question in full. The poster must include: (a) a title restating the Driving Question in their own words; (b) one worked example for each of the four concepts, all using Kenyan contexts from the Evidence Pack or their own; (c) a clear written explanation of the gambler's fallacy using the word 'independent'; (d) a mathematical argument for why gambling is a losing proposition (using the multiplication rule for independent events); (e) a probability line (0 to 1) with at least three events from the phenomenon placed on it. Groups have 15 minutes to build the poster, then conduct a Gallery Walk: posters are displayed around the room, one group member stays as 'explainer' while the other three walk. Walkers use a structured feedback card with two prompts: 'The strongest mathematical argument on this poster is ___' and 'One thing that could be more precise is ___'. After 8 minutes of walking, groups reunite, read feedback, and make one revision to their poster in a different colour.</w:t>
-            </w:r>
-          </w:p>
-        </w:tc>
-        <w:tc>
-          <w:tcPr>
-            <w:tcW w:type="dxa" w:w="3040"/>
-            <w:shd w:fill="F2F2F2" w:color="auto" w:val="clear"/>
-            <w:tcMar>
-              <w:top w:type="dxa" w:w="60"/>
-              <w:left w:type="dxa" w:w="120"/>
-              <w:bottom w:type="dxa" w:w="60"/>
-              <w:right w:type="dxa" w:w="120"/>
-            </w:tcMar>
-            <w:vAlign w:val="top"/>
-          </w:tcPr>
-          <w:p>
-            <w:pPr>
-              <w:spacing w:after="40" w:before="0"/>
-              <w:jc w:val="left"/>
-            </w:pPr>
-            <w:r>
-              <w:rPr>
-                <w:rFonts w:ascii="Arial" w:cs="Arial" w:eastAsia="Arial" w:hAnsi="Arial"/>
-                <w:b w:val="false"/>
-                <w:bCs w:val="false"/>
-                <w:i w:val="false"/>
-                <w:iCs w:val="false"/>
-                <w:color w:val="000000"/>
-                <w:sz w:val="18"/>
-                <w:szCs w:val="18"/>
-              </w:rPr>
-              <w:t xml:space="preserve">Before groups begin, display the poster requirements on the board and say verbatim: 'Your poster must make a mathematician AND a Standard 8 pupil both understand why the matatu betting ad is misleading. Use numbers, words, and a probability line.' Set a 15-minute timer. During construction, circulate and use targeted probing at 3 groups: (a) 'Where is the word INDEPENDENT on your poster — and why does it matter?' (b) 'Your probability line — where would you place P(Gor Mahia wins every match for 10 games in a row)? Calculate it.' (c) 'What is the difference between mutually exclusive and independent? Can you show both on one poster?' After gallery walk, bring the class together. Say: 'I am going to read three posters' gambler's fallacy explanations aloud without naming the group. Vote with thumbs — which is most mathematically precise?' Read 3 excerpts. After each, allow 10 seconds WAIT TIME before thumbs. Announce the most precise and explain why, using KICD language: 'Independent events have no influence on each other's probability — that is the mathematical truth the betting industry hopes you forget.'</w:t>
-            </w:r>
-          </w:p>
-        </w:tc>
-        <w:tc>
-          <w:tcPr>
-            <w:tcW w:type="dxa" w:w="3040"/>
-            <w:shd w:fill="FFFFFF" w:color="auto" w:val="clear"/>
-            <w:tcMar>
-              <w:top w:type="dxa" w:w="60"/>
-              <w:left w:type="dxa" w:w="120"/>
-              <w:bottom w:type="dxa" w:w="60"/>
-              <w:right w:type="dxa" w:w="120"/>
-            </w:tcMar>
-            <w:vAlign w:val="top"/>
-          </w:tcPr>
-          <w:p>
-            <w:pPr>
-              <w:spacing w:after="40" w:before="0"/>
-              <w:jc w:val="left"/>
-            </w:pPr>
-            <w:r>
-              <w:rPr>
-                <w:rFonts w:ascii="Arial" w:cs="Arial" w:eastAsia="Arial" w:hAnsi="Arial"/>
-                <w:b w:val="false"/>
-                <w:bCs w:val="false"/>
-                <w:i w:val="false"/>
-                <w:iCs w:val="false"/>
-                <w:color w:val="000000"/>
-                <w:sz w:val="18"/>
-                <w:szCs w:val="18"/>
-              </w:rPr>
-              <w:t xml:space="preserve">Gallery Walk with Structured Feedback Cards: The gallery-walk format externalises group thinking for peer critique, which is a high-leverage sensemaking strategy because learners must evaluate mathematical precision in others' arguments — a skill that deepens their own understanding. The 'revision in a different colour' step makes the improvement process visible and models scientific revision of explanations. The teacher's anonymous reading of three gambler's fallacy explanations creates a whole-class norm-setting moment that closes the conceptual arc of the sub-strand.</w:t>
-            </w:r>
-          </w:p>
-        </w:tc>
-        <w:tc>
-          <w:tcPr>
-            <w:tcW w:type="dxa" w:w="3040"/>
-            <w:shd w:fill="F2F2F2" w:color="auto" w:val="clear"/>
-            <w:tcMar>
-              <w:top w:type="dxa" w:w="60"/>
-              <w:left w:type="dxa" w:w="120"/>
-              <w:bottom w:type="dxa" w:w="60"/>
-              <w:right w:type="dxa" w:w="120"/>
-            </w:tcMar>
-            <w:vAlign w:val="top"/>
-          </w:tcPr>
-          <w:p>
-            <w:pPr>
-              <w:spacing w:after="40" w:before="0"/>
-              <w:jc w:val="left"/>
-            </w:pPr>
-            <w:r>
-              <w:rPr>
-                <w:rFonts w:ascii="Arial" w:cs="Arial" w:eastAsia="Arial" w:hAnsi="Arial"/>
-                <w:b w:val="false"/>
-                <w:bCs w:val="false"/>
-                <w:i w:val="false"/>
-                <w:iCs w:val="false"/>
-                <w:color w:val="000000"/>
-                <w:sz w:val="18"/>
-                <w:szCs w:val="18"/>
-              </w:rPr>
-              <w:t xml:space="preserve">Observable indicator: Mini-posters include a correct, written statement of the form 'Because each match is an independent event, P(win) = 0.6 regardless of previous results' AND a correct multiplication calculation showing how probability decreases across consecutive independent bets. Feedback cards that only reference visual design rather than mathematical content indicate learners are not yet evaluating conceptual precision — the teacher should redirect by asking: 'Point to the calculation. Is it correct? Is the explanation complete?'</w:t>
-            </w:r>
-          </w:p>
-        </w:tc>
-      </w:tr>
-      <w:tr>
-        <w:tc>
-          <w:tcPr>
-            <w:tcW w:type="dxa" w:w="1520"/>
-            <w:shd w:fill="FCE4D6" w:color="auto" w:val="clear"/>
-            <w:tcMar>
-              <w:top w:type="dxa" w:w="60"/>
-              <w:left w:type="dxa" w:w="120"/>
-              <w:bottom w:type="dxa" w:w="60"/>
-              <w:right w:type="dxa" w:w="120"/>
-            </w:tcMar>
-            <w:vAlign w:val="top"/>
-          </w:tcPr>
-          <w:p>
-            <w:pPr>
-              <w:spacing w:after="40" w:before="0"/>
-              <w:jc w:val="left"/>
-            </w:pPr>
-            <w:r>
-              <w:rPr>
-                <w:rFonts w:ascii="Arial" w:cs="Arial" w:eastAsia="Arial" w:hAnsi="Arial"/>
-                <w:b/>
-                <w:bCs/>
-                <w:i w:val="false"/>
-                <w:iCs w:val="false"/>
-                <w:color w:val="000000"/>
-                <w:sz w:val="18"/>
-                <w:szCs w:val="18"/>
-              </w:rPr>
-              <w:t xml:space="preserve">Driving Question Board (DQB) Creation</w:t>
-            </w:r>
-          </w:p>
-          <w:p>
-            <w:pPr>
-              <w:spacing w:after="20" w:before="0"/>
-            </w:pPr>
-            <w:r>
-              <w:rPr>
-                <w:rFonts w:ascii="Arial" w:cs="Arial" w:eastAsia="Arial" w:hAnsi="Arial"/>
-                <w:b/>
-                <w:bCs/>
-                <w:color w:val="1F3864"/>
-                <w:sz w:val="16"/>
-                <w:szCs w:val="16"/>
-              </w:rPr>
-              <w:t xml:space="preserve">📹 VIDEO:</w:t>
-            </w:r>
-          </w:p>
-          <w:p>
-            <w:pPr>
-              <w:spacing w:after="20" w:before="0"/>
-            </w:pPr>
-            <w:hyperlink w:history="1" r:id="rId9yiihm0x2g0a9shsbj8dr">
-              <w:r>
-                <w:rPr>
-                  <w:rFonts w:ascii="Arial" w:cs="Arial" w:eastAsia="Arial" w:hAnsi="Arial"/>
-                  <w:color w:val="2E75B6"/>
-                  <w:sz w:val="16"/>
-                  <w:szCs w:val="16"/>
-                  <w:u w:val="single" w:color="2E75B6"/>
-                </w:rPr>
-                <w:t xml:space="preserve">General multiplication rule example: dependent events</w:t>
-              </w:r>
-            </w:hyperlink>
-          </w:p>
-          <w:p>
-            <w:pPr>
-              <w:spacing w:after="10" w:before="0"/>
-              <w:ind w:left="120"/>
-            </w:pPr>
-            <w:r>
-              <w:rPr>
-                <w:rFonts w:ascii="Arial" w:cs="Arial" w:eastAsia="Arial" w:hAnsi="Arial"/>
-                <w:color w:val="595959"/>
-                <w:sz w:val="14"/>
-                <w:szCs w:val="14"/>
-              </w:rPr>
-              <w:t xml:space="preserve">Source: Khan Academy (English - US curriculum)</w:t>
-            </w:r>
-          </w:p>
-          <w:p>
-            <w:pPr>
-              <w:spacing w:after="10" w:before="0"/>
-              <w:ind w:left="120"/>
-            </w:pPr>
-            <w:hyperlink w:history="1" r:id="rIda51wsf54arwptzd2bebt0">
-              <w:r>
-                <w:rPr>
-                  <w:rFonts w:ascii="Arial" w:cs="Arial" w:eastAsia="Arial" w:hAnsi="Arial"/>
-                  <w:color w:val="595959"/>
-                  <w:sz w:val="14"/>
-                  <w:szCs w:val="14"/>
-                  <w:u w:val="single" w:color="595959"/>
-                </w:rPr>
-                <w:t xml:space="preserve">🔍 Search ARES for similar videos</w:t>
-              </w:r>
-            </w:hyperlink>
-          </w:p>
-          <w:p>
-            <w:pPr>
-              <w:spacing w:after="40" w:before="0"/>
-            </w:pPr>
-            <w:r>
-              <w:rPr>
-                <w:sz w:val="14"/>
-                <w:szCs w:val="14"/>
-              </w:rPr>
-              <w:t xml:space="preserve"/>
-            </w:r>
-          </w:p>
-          <w:p>
-            <w:pPr>
-              <w:spacing w:after="20" w:before="0"/>
-            </w:pPr>
-            <w:r>
-              <w:rPr>
-                <w:rFonts w:ascii="Arial" w:cs="Arial" w:eastAsia="Arial" w:hAnsi="Arial"/>
-                <w:b/>
-                <w:bCs/>
-                <w:color w:val="1F3864"/>
-                <w:sz w:val="16"/>
-                <w:szCs w:val="16"/>
-              </w:rPr>
-              <w:t xml:space="preserve">📖 EXERCISE:</w:t>
-            </w:r>
-          </w:p>
-          <w:p>
-            <w:pPr>
-              <w:spacing w:after="20" w:before="0"/>
-            </w:pPr>
-            <w:hyperlink w:history="1" r:id="rIdaqcsyey088ktwnjtgnbjq">
-              <w:r>
-                <w:rPr>
-                  <w:rFonts w:ascii="Arial" w:cs="Arial" w:eastAsia="Arial" w:hAnsi="Arial"/>
-                  <w:color w:val="2E75B6"/>
-                  <w:sz w:val="16"/>
-                  <w:szCs w:val="16"/>
-                  <w:u w:val="single" w:color="2E75B6"/>
-                </w:rPr>
-                <w:t xml:space="preserve">Probability of Independent Events Practice</w:t>
-              </w:r>
-            </w:hyperlink>
-          </w:p>
-          <w:p>
-            <w:pPr>
-              <w:spacing w:after="10" w:before="0"/>
-              <w:ind w:left="120"/>
-            </w:pPr>
-            <w:r>
-              <w:rPr>
-                <w:rFonts w:ascii="Arial" w:cs="Arial" w:eastAsia="Arial" w:hAnsi="Arial"/>
-                <w:color w:val="595959"/>
-                <w:sz w:val="14"/>
-                <w:szCs w:val="14"/>
-              </w:rPr>
-              <w:t xml:space="preserve">Source: CK-12</w:t>
-            </w:r>
-          </w:p>
-          <w:p>
-            <w:pPr>
-              <w:spacing w:after="10" w:before="0"/>
-              <w:ind w:left="120"/>
-            </w:pPr>
-            <w:hyperlink w:history="1" r:id="rIdmmpjsz6uuckxfhvlywtzy">
-              <w:r>
-                <w:rPr>
-                  <w:rFonts w:ascii="Arial" w:cs="Arial" w:eastAsia="Arial" w:hAnsi="Arial"/>
-                  <w:color w:val="595959"/>
-                  <w:sz w:val="14"/>
-                  <w:szCs w:val="14"/>
-                  <w:u w:val="single" w:color="595959"/>
-                </w:rPr>
-                <w:t xml:space="preserve">🔍 Search ARES for similar readings</w:t>
-              </w:r>
-            </w:hyperlink>
-          </w:p>
-        </w:tc>
-        <w:tc>
-          <w:tcPr>
-            <w:tcW w:type="dxa" w:w="3040"/>
-            <w:shd w:fill="FFFFFF" w:color="auto" w:val="clear"/>
-            <w:tcMar>
-              <w:top w:type="dxa" w:w="60"/>
-              <w:left w:type="dxa" w:w="120"/>
-              <w:bottom w:type="dxa" w:w="60"/>
-              <w:right w:type="dxa" w:w="120"/>
-            </w:tcMar>
-            <w:vAlign w:val="top"/>
-          </w:tcPr>
-          <w:p>
-            <w:pPr>
-              <w:spacing w:after="40" w:before="0"/>
-              <w:jc w:val="left"/>
-            </w:pPr>
-            <w:r>
-              <w:rPr>
-                <w:rFonts w:ascii="Arial" w:cs="Arial" w:eastAsia="Arial" w:hAnsi="Arial"/>
-                <w:b w:val="false"/>
-                <w:bCs w:val="false"/>
-                <w:i w:val="false"/>
-                <w:iCs w:val="false"/>
-                <w:color w:val="000000"/>
-                <w:sz w:val="18"/>
-                <w:szCs w:val="18"/>
-              </w:rPr>
-              <w:t xml:space="preserve">The full DQB (constructed and added to across all 8 lessons) is displayed. Each group receives three sticky dots: green (answered fully), yellow (partially answered), red (still wondering). Working as a class, learners go question by question. For each question, the teacher reads it aloud and asks: 'Has our learning answered this? Who can point to the evidence — on a poster, in their notes, or in today's Evidence Pack?' Learners place their dots. Questions that receive all green dots are ceremonially 'closed' by the teacher drawing a tick and writing the key mathematical answer beside them in one sentence. Questions receiving red dots are acknowledged as productive wonderings that point beyond Grade 10 (e.g., conditional probability, expected value). The Driving Question itself is read aloud by the whole class in unison, then the teacher cold-calls 3 individual learners to each give one sentence of the answer, building a class composite final answer that is written on the board.</w:t>
-            </w:r>
-          </w:p>
-        </w:tc>
-        <w:tc>
-          <w:tcPr>
-            <w:tcW w:type="dxa" w:w="3040"/>
-            <w:shd w:fill="F2F2F2" w:color="auto" w:val="clear"/>
-            <w:tcMar>
-              <w:top w:type="dxa" w:w="60"/>
-              <w:left w:type="dxa" w:w="120"/>
-              <w:bottom w:type="dxa" w:w="60"/>
-              <w:right w:type="dxa" w:w="120"/>
-            </w:tcMar>
-            <w:vAlign w:val="top"/>
-          </w:tcPr>
-          <w:p>
-            <w:pPr>
-              <w:spacing w:after="40" w:before="0"/>
-              <w:jc w:val="left"/>
-            </w:pPr>
-            <w:r>
-              <w:rPr>
-                <w:rFonts w:ascii="Arial" w:cs="Arial" w:eastAsia="Arial" w:hAnsi="Arial"/>
-                <w:b w:val="false"/>
-                <w:bCs w:val="false"/>
-                <w:i w:val="false"/>
-                <w:iCs w:val="false"/>
-                <w:color w:val="000000"/>
-                <w:sz w:val="18"/>
-                <w:szCs w:val="18"/>
-              </w:rPr>
-              <w:t xml:space="preserve">Stand at the DQB. Say: 'This board has been our scientific record for 8 lessons. Every question on it came from YOUR curiosity about Gor Mahia and the matatu betting ads. Let's see how far our mathematics has taken us.' Read the first question. Pause 10 seconds. Ask: 'Green, yellow, or red — dot it.' After all questions are dotted, focus on any red-dot questions. Say: 'These are not failures — they are invitations. The mathematics you will study in Grade 11 and 12 will answer them.' Write beside each red-dot question: 'See: conditional probability / expected value — Grade 11.' For the Driving Question closure, say: 'Everyone read the Driving Question with me — together.' Lead the unison read. Then say: 'I need three voices to build our final answer. [Name 1], give me the first sentence — about equally likely events and independence.' WAIT 10 seconds. '[Name 2], add a sentence about the range of probability and what it tells a bettor.' WAIT 10 seconds. '[Name 3], close it — why is gambling mathematically a losing proposition?' Write the three-sentence composite answer on the board. Say: 'This is our class's final answer. Copy it into your notes.'</w:t>
-            </w:r>
-          </w:p>
-        </w:tc>
-        <w:tc>
-          <w:tcPr>
-            <w:tcW w:type="dxa" w:w="3040"/>
-            <w:shd w:fill="FFFFFF" w:color="auto" w:val="clear"/>
-            <w:tcMar>
-              <w:top w:type="dxa" w:w="60"/>
-              <w:left w:type="dxa" w:w="120"/>
-              <w:bottom w:type="dxa" w:w="60"/>
-              <w:right w:type="dxa" w:w="120"/>
-            </w:tcMar>
-            <w:vAlign w:val="top"/>
-          </w:tcPr>
-          <w:p>
-            <w:pPr>
-              <w:spacing w:after="40" w:before="0"/>
-              <w:jc w:val="left"/>
-            </w:pPr>
-            <w:r>
-              <w:rPr>
-                <w:rFonts w:ascii="Arial" w:cs="Arial" w:eastAsia="Arial" w:hAnsi="Arial"/>
-                <w:b w:val="false"/>
-                <w:bCs w:val="false"/>
-                <w:i w:val="false"/>
-                <w:iCs w:val="false"/>
-                <w:color w:val="000000"/>
-                <w:sz w:val="18"/>
-                <w:szCs w:val="18"/>
-              </w:rPr>
-              <w:t xml:space="preserve">DQB Dot Voting and Composite Answer Construction: The dot-voting protocol makes the class's collective epistemic progress visible — learners can literally see how many of their original questions are now answered with mathematics. The composite three-sentence final answer, built from three cold-called voices, models the scientific practice of constructing explanations from evidence and is deeply connected to NGSS SEP 6 (Constructing Explanations). Writing it on the board and in notes creates a durable record of consolidated understanding.</w:t>
-            </w:r>
-          </w:p>
-        </w:tc>
-        <w:tc>
-          <w:tcPr>
-            <w:tcW w:type="dxa" w:w="3040"/>
-            <w:shd w:fill="F2F2F2" w:color="auto" w:val="clear"/>
-            <w:tcMar>
-              <w:top w:type="dxa" w:w="60"/>
-              <w:left w:type="dxa" w:w="120"/>
-              <w:bottom w:type="dxa" w:w="60"/>
-              <w:right w:type="dxa" w:w="120"/>
-            </w:tcMar>
-            <w:vAlign w:val="top"/>
-          </w:tcPr>
-          <w:p>
-            <w:pPr>
-              <w:spacing w:after="40" w:before="0"/>
-              <w:jc w:val="left"/>
-            </w:pPr>
-            <w:r>
-              <w:rPr>
-                <w:rFonts w:ascii="Arial" w:cs="Arial" w:eastAsia="Arial" w:hAnsi="Arial"/>
-                <w:b w:val="false"/>
-                <w:bCs w:val="false"/>
-                <w:i w:val="false"/>
-                <w:iCs w:val="false"/>
-                <w:color w:val="000000"/>
-                <w:sz w:val="18"/>
-                <w:szCs w:val="18"/>
-              </w:rPr>
-              <w:t xml:space="preserve">Observable indicator: The three cold-called learners each produce a grammatically complete, mathematically accurate sentence that uses at least one probability term correctly and references the phenomenon. If a called learner produces a vague sentence (e.g., 'probability means chance'), the teacher probes: 'Can you add a number or a formula to make that more precise?' and allows 10 additional seconds of WAIT TIME before scaffolding.</w:t>
-            </w:r>
-          </w:p>
-        </w:tc>
-      </w:tr>
-      <w:tr>
-        <w:tc>
-          <w:tcPr>
-            <w:tcW w:type="dxa" w:w="1520"/>
-            <w:shd w:fill="D5E8F0" w:color="auto" w:val="clear"/>
-            <w:tcMar>
-              <w:top w:type="dxa" w:w="60"/>
-              <w:left w:type="dxa" w:w="120"/>
-              <w:bottom w:type="dxa" w:w="60"/>
-              <w:right w:type="dxa" w:w="120"/>
-            </w:tcMar>
-            <w:vAlign w:val="top"/>
-          </w:tcPr>
-          <w:p>
-            <w:pPr>
-              <w:spacing w:after="40" w:before="0"/>
-              <w:jc w:val="left"/>
-            </w:pPr>
-            <w:r>
-              <w:rPr>
-                <w:rFonts w:ascii="Arial" w:cs="Arial" w:eastAsia="Arial" w:hAnsi="Arial"/>
-                <w:b/>
-                <w:bCs/>
-                <w:i w:val="false"/>
-                <w:iCs w:val="false"/>
-                <w:color w:val="000000"/>
-                <w:sz w:val="18"/>
-                <w:szCs w:val="18"/>
-              </w:rPr>
-              <w:t xml:space="preserve">Model Building Phase</w:t>
-            </w:r>
-          </w:p>
-          <w:p>
-            <w:pPr>
-              <w:spacing w:after="20" w:before="0"/>
-            </w:pPr>
-            <w:r>
-              <w:rPr>
-                <w:rFonts w:ascii="Arial" w:cs="Arial" w:eastAsia="Arial" w:hAnsi="Arial"/>
-                <w:b/>
-                <w:bCs/>
-                <w:color w:val="1F3864"/>
-                <w:sz w:val="16"/>
-                <w:szCs w:val="16"/>
-              </w:rPr>
-              <w:t xml:space="preserve">📹 VIDEO:</w:t>
-            </w:r>
-          </w:p>
-          <w:p>
-            <w:pPr>
-              <w:spacing w:after="20" w:before="0"/>
-            </w:pPr>
-            <w:hyperlink w:history="1" r:id="rIdqjxu5okjklzib3vpjndfd">
-              <w:r>
-                <w:rPr>
-                  <w:rFonts w:ascii="Arial" w:cs="Arial" w:eastAsia="Arial" w:hAnsi="Arial"/>
-                  <w:color w:val="2E75B6"/>
-                  <w:sz w:val="16"/>
-                  <w:szCs w:val="16"/>
-                  <w:u w:val="single" w:color="2E75B6"/>
-                </w:rPr>
-                <w:t xml:space="preserve">Die rolling probability with independent events -dubbed(KY)</w:t>
-              </w:r>
-            </w:hyperlink>
-          </w:p>
-          <w:p>
-            <w:pPr>
-              <w:spacing w:after="10" w:before="0"/>
-              <w:ind w:left="120"/>
-            </w:pPr>
-            <w:r>
-              <w:rPr>
-                <w:rFonts w:ascii="Arial" w:cs="Arial" w:eastAsia="Arial" w:hAnsi="Arial"/>
-                <w:color w:val="595959"/>
-                <w:sz w:val="14"/>
-                <w:szCs w:val="14"/>
-              </w:rPr>
-              <w:t xml:space="preserve">Source: Khan Academy (Kiswahili)</w:t>
-            </w:r>
-          </w:p>
-          <w:p>
-            <w:pPr>
-              <w:spacing w:after="10" w:before="0"/>
-              <w:ind w:left="120"/>
-            </w:pPr>
-            <w:hyperlink w:history="1" r:id="rIdyqzlzn_hf4ntkzzies-eg">
-              <w:r>
-                <w:rPr>
-                  <w:rFonts w:ascii="Arial" w:cs="Arial" w:eastAsia="Arial" w:hAnsi="Arial"/>
-                  <w:color w:val="595959"/>
-                  <w:sz w:val="14"/>
-                  <w:szCs w:val="14"/>
-                  <w:u w:val="single" w:color="595959"/>
-                </w:rPr>
-                <w:t xml:space="preserve">🔍 Search ARES for similar videos</w:t>
-              </w:r>
-            </w:hyperlink>
-          </w:p>
-          <w:p>
-            <w:pPr>
-              <w:spacing w:after="40" w:before="0"/>
-            </w:pPr>
-            <w:r>
-              <w:rPr>
-                <w:sz w:val="14"/>
-                <w:szCs w:val="14"/>
-              </w:rPr>
-              <w:t xml:space="preserve"/>
-            </w:r>
-          </w:p>
-          <w:p>
-            <w:pPr>
-              <w:spacing w:after="20" w:before="0"/>
-            </w:pPr>
-            <w:r>
-              <w:rPr>
-                <w:rFonts w:ascii="Arial" w:cs="Arial" w:eastAsia="Arial" w:hAnsi="Arial"/>
-                <w:b/>
-                <w:bCs/>
-                <w:color w:val="1F3864"/>
-                <w:sz w:val="16"/>
-                <w:szCs w:val="16"/>
-              </w:rPr>
-              <w:t xml:space="preserve">📖 EXERCISE:</w:t>
-            </w:r>
-          </w:p>
-          <w:p>
-            <w:pPr>
-              <w:spacing w:after="20" w:before="0"/>
-            </w:pPr>
-            <w:hyperlink w:history="1" r:id="rIdiwptjqftfgfthc4au5w08">
-              <w:r>
-                <w:rPr>
-                  <w:rFonts w:ascii="Arial" w:cs="Arial" w:eastAsia="Arial" w:hAnsi="Arial"/>
-                  <w:color w:val="2E75B6"/>
-                  <w:sz w:val="16"/>
-                  <w:szCs w:val="16"/>
-                  <w:u w:val="single" w:color="2E75B6"/>
-                </w:rPr>
-                <w:t xml:space="preserve">Probability with general multiplication rule</w:t>
-              </w:r>
-            </w:hyperlink>
-          </w:p>
-          <w:p>
-            <w:pPr>
-              <w:spacing w:after="10" w:before="0"/>
-              <w:ind w:left="120"/>
-            </w:pPr>
-            <w:r>
-              <w:rPr>
-                <w:rFonts w:ascii="Arial" w:cs="Arial" w:eastAsia="Arial" w:hAnsi="Arial"/>
-                <w:color w:val="595959"/>
-                <w:sz w:val="14"/>
-                <w:szCs w:val="14"/>
-              </w:rPr>
-              <w:t xml:space="preserve">Source: Khan Academy (English - US curriculum)</w:t>
-            </w:r>
-          </w:p>
-          <w:p>
-            <w:pPr>
-              <w:spacing w:after="10" w:before="0"/>
-              <w:ind w:left="120"/>
-            </w:pPr>
-            <w:hyperlink w:history="1" r:id="rId_jktpblunfcykrtinydpx">
+            <w:hyperlink w:history="1" r:id="rIdfvbozxnm5l1s4qltmidxh">
               <w:r>
                 <w:rPr>
                   <w:rFonts w:ascii="Arial" w:cs="Arial" w:eastAsia="Arial" w:hAnsi="Arial"/>

--- a/data/outputs/v2/Essential_Mathematics/SS3.2_Probability_I/Essential_Mathematics_Probability_I_CBE_LessonSequence.docx
+++ b/data/outputs/v2/Essential_Mathematics/SS3.2_Probability_I/Essential_Mathematics_Probability_I_CBE_LessonSequence.docx
@@ -42,6 +42,177 @@
     </w:p>
     <w:p>
       <w:pPr>
+        <w:spacing w:after="80" w:before="120"/>
+      </w:pPr>
+      <w:r>
+        <w:rPr>
+          <w:rFonts w:ascii="Arial" w:cs="Arial" w:eastAsia="Arial" w:hAnsi="Arial"/>
+          <w:b/>
+          <w:bCs/>
+          <w:color w:val="1F3864"/>
+          <w:sz w:val="20"/>
+          <w:szCs w:val="20"/>
+        </w:rPr>
+        <w:t xml:space="preserve">ATTRIBUTION AND LICENSING</w:t>
+      </w:r>
+    </w:p>
+    <w:p>
+      <w:pPr>
+        <w:spacing w:after="60" w:before="0"/>
+      </w:pPr>
+      <w:r>
+        <w:rPr>
+          <w:rFonts w:ascii="Arial" w:cs="Arial" w:eastAsia="Arial" w:hAnsi="Arial"/>
+          <w:b/>
+          <w:bCs/>
+          <w:sz w:val="17"/>
+          <w:szCs w:val="17"/>
+        </w:rPr>
+        <w:t xml:space="preserve">Curriculum Alignment: </w:t>
+      </w:r>
+      <w:r>
+        <w:rPr>
+          <w:rFonts w:ascii="Arial" w:cs="Arial" w:eastAsia="Arial" w:hAnsi="Arial"/>
+          <w:sz w:val="17"/>
+          <w:szCs w:val="17"/>
+        </w:rPr>
+        <w:t xml:space="preserve">Structured in pedagogical alignment with the competence-based curriculum format and learning outcomes established by the Kenya Institute of Curriculum Development (KICD). This material is independently developed and is not officially endorsed or published by KICD.</w:t>
+      </w:r>
+    </w:p>
+    <w:p>
+      <w:pPr>
+        <w:spacing w:after="60" w:before="0"/>
+      </w:pPr>
+      <w:r>
+        <w:rPr>
+          <w:rFonts w:ascii="Arial" w:cs="Arial" w:eastAsia="Arial" w:hAnsi="Arial"/>
+          <w:b/>
+          <w:bCs/>
+          <w:sz w:val="17"/>
+          <w:szCs w:val="17"/>
+        </w:rPr>
+        <w:t xml:space="preserve">Content &amp; Pedagogy: </w:t>
+      </w:r>
+      <w:r>
+        <w:rPr>
+          <w:rFonts w:ascii="Arial" w:cs="Arial" w:eastAsia="Arial" w:hAnsi="Arial"/>
+          <w:sz w:val="17"/>
+          <w:szCs w:val="17"/>
+        </w:rPr>
+        <w:t xml:space="preserve">Developed and adapted by the educator team at SeaVuria (registered 501(c)(3) in the United States and registered NGO in Kenya, No. 872-850A-BF11), who designed the pedagogical framework, lesson templates and exemplar lessons on which this material is based.</w:t>
+      </w:r>
+    </w:p>
+    <w:p>
+      <w:pPr>
+        <w:spacing w:after="60" w:before="0"/>
+      </w:pPr>
+      <w:r>
+        <w:rPr>
+          <w:rFonts w:ascii="Arial" w:cs="Arial" w:eastAsia="Arial" w:hAnsi="Arial"/>
+          <w:b/>
+          <w:bCs/>
+          <w:sz w:val="17"/>
+          <w:szCs w:val="17"/>
+        </w:rPr>
+        <w:t xml:space="preserve">Production &amp; Layout: </w:t>
+      </w:r>
+      <w:r>
+        <w:rPr>
+          <w:rFonts w:ascii="Arial" w:cs="Arial" w:eastAsia="Arial" w:hAnsi="Arial"/>
+          <w:sz w:val="17"/>
+          <w:szCs w:val="17"/>
+        </w:rPr>
+        <w:t xml:space="preserve">Educational design and curriculum sequencing by SeaVuria. Technical layout, structural formatting, and digital optimization/implementation executed in partnership with ARES Education (registered 501(c)(3) in the United States and Canada (as Afretech Aid) and registered NGO in Kenya), with lesson drafting and compilation assisted by AI (Claude, Anthropic).</w:t>
+      </w:r>
+    </w:p>
+    <w:p>
+      <w:pPr>
+        <w:pBdr>
+          <w:bottom w:val="single" w:color="1F3864" w:sz="6" w:space="6"/>
+        </w:pBdr>
+        <w:spacing w:after="60" w:before="0"/>
+      </w:pPr>
+      <w:r>
+        <w:rPr>
+          <w:rFonts w:ascii="Arial" w:cs="Arial" w:eastAsia="Arial" w:hAnsi="Arial"/>
+          <w:b/>
+          <w:bCs/>
+          <w:sz w:val="17"/>
+          <w:szCs w:val="17"/>
+        </w:rPr>
+        <w:t xml:space="preserve">Licensing &amp; Copyright: </w:t>
+      </w:r>
+      <w:r>
+        <w:rPr>
+          <w:rFonts w:ascii="Arial" w:cs="Arial" w:eastAsia="Arial" w:hAnsi="Arial"/>
+          <w:sz w:val="17"/>
+          <w:szCs w:val="17"/>
+        </w:rPr>
+        <w:t xml:space="preserve">© 2026 SeaVuria and ARES. This work is licensed under a </w:t>
+      </w:r>
+      <w:hyperlink w:history="1" r:id="rIdaq6b4dza0qfzen5yw__qy">
+        <w:r>
+          <w:rPr>
+            <w:rFonts w:ascii="Arial" w:cs="Arial" w:eastAsia="Arial" w:hAnsi="Arial"/>
+            <w:color w:val="1F6B75"/>
+            <w:sz w:val="17"/>
+            <w:szCs w:val="17"/>
+            <w:u w:val="single" w:color="1F6B75"/>
+          </w:rPr>
+          <w:t xml:space="preserve">Creative Commons Attribution-NonCommercial 4.0 International License</w:t>
+        </w:r>
+      </w:hyperlink>
+      <w:r>
+        <w:rPr>
+          <w:rFonts w:ascii="Arial" w:cs="Arial" w:eastAsia="Arial" w:hAnsi="Arial"/>
+          <w:sz w:val="17"/>
+          <w:szCs w:val="17"/>
+        </w:rPr>
+        <w:t xml:space="preserve"> (</w:t>
+      </w:r>
+      <w:hyperlink w:history="1" r:id="rIdnssnyjqrfxfdpo6kjwqj3">
+        <w:r>
+          <w:rPr>
+            <w:rFonts w:ascii="Arial" w:cs="Arial" w:eastAsia="Arial" w:hAnsi="Arial"/>
+            <w:color w:val="1F6B75"/>
+            <w:sz w:val="17"/>
+            <w:szCs w:val="17"/>
+            <w:u w:val="single" w:color="1F6B75"/>
+          </w:rPr>
+          <w:t xml:space="preserve">CC BY-NC 4.0</w:t>
+        </w:r>
+      </w:hyperlink>
+      <w:r>
+        <w:rPr>
+          <w:rFonts w:ascii="Arial" w:cs="Arial" w:eastAsia="Arial" w:hAnsi="Arial"/>
+          <w:sz w:val="17"/>
+          <w:szCs w:val="17"/>
+        </w:rPr>
+        <w:t xml:space="preserve">). To view a copy of this license, visit </w:t>
+      </w:r>
+      <w:hyperlink w:history="1" r:id="rId8snawjpjmc52q8rwi_eza">
+        <w:r>
+          <w:rPr>
+            <w:rFonts w:ascii="Arial" w:cs="Arial" w:eastAsia="Arial" w:hAnsi="Arial"/>
+            <w:color w:val="1F6B75"/>
+            <w:sz w:val="17"/>
+            <w:szCs w:val="17"/>
+            <w:u w:val="single" w:color="1F6B75"/>
+          </w:rPr>
+          <w:t xml:space="preserve">https://creativecommons.org/licenses/by-nc/4.0/</w:t>
+        </w:r>
+      </w:hyperlink>
+      <w:r>
+        <w:rPr>
+          <w:rFonts w:ascii="Arial" w:cs="Arial" w:eastAsia="Arial" w:hAnsi="Arial"/>
+          <w:sz w:val="17"/>
+          <w:szCs w:val="17"/>
+        </w:rPr>
+        <w:t xml:space="preserve">. You are free to copy, redistribute, and adapt this material in any medium or format, provided appropriate credit is given and the material is not used for commercial purposes. KICD learning outcomes and curriculum designations reproduced here for alignment purposes remain the property of KICD and are not covered by this license. Linked external resources (e.g. CK-12, Khan Academy, PhET) are subject to their own licenses.</w:t>
+      </w:r>
+    </w:p>
+    <w:p>
+      <w:pPr>
         <w:spacing w:after="120"/>
       </w:pPr>
       <w:r>
@@ -3123,7 +3294,7 @@
             <w:pPr>
               <w:spacing w:after="20" w:before="0"/>
             </w:pPr>
-            <w:hyperlink w:history="1" r:id="rIdo0hdunxyyr1-nfa-nqj7t">
+            <w:hyperlink w:history="1" r:id="rIdb6mqgpasci5rmhwjlfvci">
               <w:r>
                 <w:rPr>
                   <w:rFonts w:ascii="Arial" w:cs="Arial" w:eastAsia="Arial" w:hAnsi="Arial"/>
@@ -3156,7 +3327,7 @@
               <w:spacing w:after="10" w:before="0"/>
               <w:ind w:left="120"/>
             </w:pPr>
-            <w:hyperlink w:history="1" r:id="rId4xlwutg4mphq2oale95hn">
+            <w:hyperlink w:history="1" r:id="rId6eb3d1i-srozf3vbi8igo">
               <w:r>
                 <w:rPr>
                   <w:rFonts w:ascii="Arial" w:cs="Arial" w:eastAsia="Arial" w:hAnsi="Arial"/>
@@ -3201,7 +3372,7 @@
             <w:pPr>
               <w:spacing w:after="20" w:before="0"/>
             </w:pPr>
-            <w:hyperlink w:history="1" r:id="rIdu4igjawrlpewvyzccvuhb">
+            <w:hyperlink w:history="1" r:id="rIdw7in-km3w_xbgggfqv5u5">
               <w:r>
                 <w:rPr>
                   <w:rFonts w:ascii="Arial" w:cs="Arial" w:eastAsia="Arial" w:hAnsi="Arial"/>
@@ -3234,7 +3405,7 @@
               <w:spacing w:after="10" w:before="0"/>
               <w:ind w:left="120"/>
             </w:pPr>
-            <w:hyperlink w:history="1" r:id="rIdgeyqt8awhzy7zg1qfskkk">
+            <w:hyperlink w:history="1" r:id="rIdgm-4dceei4zoazhx1ujf_">
               <w:r>
                 <w:rPr>
                   <w:rFonts w:ascii="Arial" w:cs="Arial" w:eastAsia="Arial" w:hAnsi="Arial"/>
@@ -3429,7 +3600,7 @@
             <w:pPr>
               <w:spacing w:after="20" w:before="0"/>
             </w:pPr>
-            <w:hyperlink w:history="1" r:id="rIdg7yiwucfvlatwuuphoj8p">
+            <w:hyperlink w:history="1" r:id="rId4_jybr2_d3mecr1ozx2ho">
               <w:r>
                 <w:rPr>
                   <w:rFonts w:ascii="Arial" w:cs="Arial" w:eastAsia="Arial" w:hAnsi="Arial"/>
@@ -3462,7 +3633,7 @@
               <w:spacing w:after="10" w:before="0"/>
               <w:ind w:left="120"/>
             </w:pPr>
-            <w:hyperlink w:history="1" r:id="rIduxegl8hk3ebsx_-32l_on">
+            <w:hyperlink w:history="1" r:id="rIda6p1xrvokfsifcxxbzknf">
               <w:r>
                 <w:rPr>
                   <w:rFonts w:ascii="Arial" w:cs="Arial" w:eastAsia="Arial" w:hAnsi="Arial"/>
@@ -3507,7 +3678,7 @@
             <w:pPr>
               <w:spacing w:after="20" w:before="0"/>
             </w:pPr>
-            <w:hyperlink w:history="1" r:id="rIdduls_34-oj7w6zhca-i-q">
+            <w:hyperlink w:history="1" r:id="rId07dnr6jcrgdcoadnp5u7j">
               <w:r>
                 <w:rPr>
                   <w:rFonts w:ascii="Arial" w:cs="Arial" w:eastAsia="Arial" w:hAnsi="Arial"/>
@@ -3540,7 +3711,7 @@
               <w:spacing w:after="10" w:before="0"/>
               <w:ind w:left="120"/>
             </w:pPr>
-            <w:hyperlink w:history="1" r:id="rId-l-7b36-w9yjfeznsrgly">
+            <w:hyperlink w:history="1" r:id="rIdokbrwg17n5yu24t07oqbv">
               <w:r>
                 <w:rPr>
                   <w:rFonts w:ascii="Arial" w:cs="Arial" w:eastAsia="Arial" w:hAnsi="Arial"/>
@@ -3735,7 +3906,7 @@
             <w:pPr>
               <w:spacing w:after="20" w:before="0"/>
             </w:pPr>
-            <w:hyperlink w:history="1" r:id="rIdvhj8sbbs18bct3ggrgk2g">
+            <w:hyperlink w:history="1" r:id="rId89klmzpdtsh_ke3sj_mvz">
               <w:r>
                 <w:rPr>
                   <w:rFonts w:ascii="Arial" w:cs="Arial" w:eastAsia="Arial" w:hAnsi="Arial"/>
@@ -3768,7 +3939,7 @@
               <w:spacing w:after="10" w:before="0"/>
               <w:ind w:left="120"/>
             </w:pPr>
-            <w:hyperlink w:history="1" r:id="rIdk_hnn6beytbot9k7hmtag">
+            <w:hyperlink w:history="1" r:id="rId4rxzeoanhbeo14vouszfo">
               <w:r>
                 <w:rPr>
                   <w:rFonts w:ascii="Arial" w:cs="Arial" w:eastAsia="Arial" w:hAnsi="Arial"/>
@@ -3813,7 +3984,7 @@
             <w:pPr>
               <w:spacing w:after="20" w:before="0"/>
             </w:pPr>
-            <w:hyperlink w:history="1" r:id="rIdx2bfad-caqhstlvw1wsh3">
+            <w:hyperlink w:history="1" r:id="rIdhtlipf0kfebmvrpcwlbk6">
               <w:r>
                 <w:rPr>
                   <w:rFonts w:ascii="Arial" w:cs="Arial" w:eastAsia="Arial" w:hAnsi="Arial"/>
@@ -3846,7 +4017,7 @@
               <w:spacing w:after="10" w:before="0"/>
               <w:ind w:left="120"/>
             </w:pPr>
-            <w:hyperlink w:history="1" r:id="rIdpbbhno5vx2rer89vrxxr_">
+            <w:hyperlink w:history="1" r:id="rIdeiv_iowstpp5aoco2ijru">
               <w:r>
                 <w:rPr>
                   <w:rFonts w:ascii="Arial" w:cs="Arial" w:eastAsia="Arial" w:hAnsi="Arial"/>
@@ -4041,7 +4212,7 @@
             <w:pPr>
               <w:spacing w:after="20" w:before="0"/>
             </w:pPr>
-            <w:hyperlink w:history="1" r:id="rIdong1-srk5y02dkymas3cw">
+            <w:hyperlink w:history="1" r:id="rIdelrw2t_2nz2veef-mlevj">
               <w:r>
                 <w:rPr>
                   <w:rFonts w:ascii="Arial" w:cs="Arial" w:eastAsia="Arial" w:hAnsi="Arial"/>
@@ -4074,7 +4245,7 @@
               <w:spacing w:after="10" w:before="0"/>
               <w:ind w:left="120"/>
             </w:pPr>
-            <w:hyperlink w:history="1" r:id="rIdirlt0don0ypjfifzfwbn3">
+            <w:hyperlink w:history="1" r:id="rIdmvw7xrurnr4_9xuoo71kp">
               <w:r>
                 <w:rPr>
                   <w:rFonts w:ascii="Arial" w:cs="Arial" w:eastAsia="Arial" w:hAnsi="Arial"/>
@@ -4119,7 +4290,7 @@
             <w:pPr>
               <w:spacing w:after="20" w:before="0"/>
             </w:pPr>
-            <w:hyperlink w:history="1" r:id="rIdsvqeez9lvgftduedb_ctc">
+            <w:hyperlink w:history="1" r:id="rIdhsi8geos4pj42_3uen_zw">
               <w:r>
                 <w:rPr>
                   <w:rFonts w:ascii="Arial" w:cs="Arial" w:eastAsia="Arial" w:hAnsi="Arial"/>
@@ -4152,7 +4323,7 @@
               <w:spacing w:after="10" w:before="0"/>
               <w:ind w:left="120"/>
             </w:pPr>
-            <w:hyperlink w:history="1" r:id="rId9hagsf92mchl2ag_l-tfk">
+            <w:hyperlink w:history="1" r:id="rIdxr6qkfapnclb_dszctrfu">
               <w:r>
                 <w:rPr>
                   <w:rFonts w:ascii="Arial" w:cs="Arial" w:eastAsia="Arial" w:hAnsi="Arial"/>
@@ -4347,7 +4518,7 @@
             <w:pPr>
               <w:spacing w:after="20" w:before="0"/>
             </w:pPr>
-            <w:hyperlink w:history="1" r:id="rIdknu0p72smpljer0y4np_r">
+            <w:hyperlink w:history="1" r:id="rId7mqgsabgercvdfy4psmgk">
               <w:r>
                 <w:rPr>
                   <w:rFonts w:ascii="Arial" w:cs="Arial" w:eastAsia="Arial" w:hAnsi="Arial"/>
@@ -4380,7 +4551,7 @@
               <w:spacing w:after="10" w:before="0"/>
               <w:ind w:left="120"/>
             </w:pPr>
-            <w:hyperlink w:history="1" r:id="rIdt_wt3qkgb9an0ehcayu7l">
+            <w:hyperlink w:history="1" r:id="rIdeeg7fjvdqddop-26mcx2e">
               <w:r>
                 <w:rPr>
                   <w:rFonts w:ascii="Arial" w:cs="Arial" w:eastAsia="Arial" w:hAnsi="Arial"/>
@@ -4425,7 +4596,7 @@
             <w:pPr>
               <w:spacing w:after="20" w:before="0"/>
             </w:pPr>
-            <w:hyperlink w:history="1" r:id="rIdcxmnyjhd3iudwl1x85el5">
+            <w:hyperlink w:history="1" r:id="rIdlifb_9om5_6dfeyx9zgni">
               <w:r>
                 <w:rPr>
                   <w:rFonts w:ascii="Arial" w:cs="Arial" w:eastAsia="Arial" w:hAnsi="Arial"/>
@@ -4458,7 +4629,7 @@
               <w:spacing w:after="10" w:before="0"/>
               <w:ind w:left="120"/>
             </w:pPr>
-            <w:hyperlink w:history="1" r:id="rIdxsslmrmjlrnsk8iwhoutb">
+            <w:hyperlink w:history="1" r:id="rIdn-uzb4prjygqfp37eugoo">
               <w:r>
                 <w:rPr>
                   <w:rFonts w:ascii="Arial" w:cs="Arial" w:eastAsia="Arial" w:hAnsi="Arial"/>
@@ -4954,6 +5125,65 @@
         </w:tc>
       </w:tr>
     </w:tbl>
+    <w:p>
+      <w:pPr>
+        <w:pBdr>
+          <w:top w:val="single" w:color="BBBBBB" w:sz="4" w:space="4"/>
+        </w:pBdr>
+        <w:spacing w:after="0" w:before="160"/>
+      </w:pPr>
+      <w:r>
+        <w:rPr>
+          <w:rFonts w:ascii="Arial" w:cs="Arial" w:eastAsia="Arial" w:hAnsi="Arial"/>
+          <w:color w:val="666666"/>
+          <w:sz w:val="14"/>
+          <w:szCs w:val="14"/>
+        </w:rPr>
+        <w:t xml:space="preserve">© 2026 SeaVuria and ARES. Aligned with KICD objectives. Developed by SeaVuria; technical implementation by ARES (with AI assistance from Claude). Licensed under </w:t>
+      </w:r>
+      <w:hyperlink w:history="1" r:id="rIdu9stwsdldy7nxiul0ylah">
+        <w:r>
+          <w:rPr>
+            <w:rFonts w:ascii="Arial" w:cs="Arial" w:eastAsia="Arial" w:hAnsi="Arial"/>
+            <w:color w:val="1F6B75"/>
+            <w:sz w:val="14"/>
+            <w:szCs w:val="14"/>
+            <w:u w:val="single" w:color="1F6B75"/>
+          </w:rPr>
+          <w:t xml:space="preserve">CC BY-NC 4.0</w:t>
+        </w:r>
+      </w:hyperlink>
+      <w:r>
+        <w:rPr>
+          <w:rFonts w:ascii="Arial" w:cs="Arial" w:eastAsia="Arial" w:hAnsi="Arial"/>
+          <w:color w:val="666666"/>
+          <w:sz w:val="14"/>
+          <w:szCs w:val="14"/>
+        </w:rPr>
+        <w:t xml:space="preserve"> (</w:t>
+      </w:r>
+      <w:hyperlink w:history="1" r:id="rId8bj0or8qbvhpfuty3ava_">
+        <w:r>
+          <w:rPr>
+            <w:rFonts w:ascii="Arial" w:cs="Arial" w:eastAsia="Arial" w:hAnsi="Arial"/>
+            <w:color w:val="1F6B75"/>
+            <w:sz w:val="14"/>
+            <w:szCs w:val="14"/>
+            <w:u w:val="single" w:color="1F6B75"/>
+          </w:rPr>
+          <w:t xml:space="preserve">https://creativecommons.org/licenses/by-nc/4.0/</w:t>
+        </w:r>
+      </w:hyperlink>
+      <w:r>
+        <w:rPr>
+          <w:rFonts w:ascii="Arial" w:cs="Arial" w:eastAsia="Arial" w:hAnsi="Arial"/>
+          <w:color w:val="666666"/>
+          <w:sz w:val="14"/>
+          <w:szCs w:val="14"/>
+        </w:rPr>
+        <w:t xml:space="preserve">).</w:t>
+      </w:r>
+    </w:p>
     <w:p>
       <w:r>
         <w:br w:type="page"/>
@@ -5945,7 +6175,7 @@
             <w:pPr>
               <w:spacing w:after="20" w:before="0"/>
             </w:pPr>
-            <w:hyperlink w:history="1" r:id="rIdqrmqkdoitps3wps21lk-r">
+            <w:hyperlink w:history="1" r:id="rIdcikakensww5fi9hu2th3d">
               <w:r>
                 <w:rPr>
                   <w:rFonts w:ascii="Arial" w:cs="Arial" w:eastAsia="Arial" w:hAnsi="Arial"/>
@@ -5978,7 +6208,7 @@
               <w:spacing w:after="10" w:before="0"/>
               <w:ind w:left="120"/>
             </w:pPr>
-            <w:hyperlink w:history="1" r:id="rId8mrmheg6plvigrrjb9edm">
+            <w:hyperlink w:history="1" r:id="rIdr3s6x5fh5xfiq_crapr2r">
               <w:r>
                 <w:rPr>
                   <w:rFonts w:ascii="Arial" w:cs="Arial" w:eastAsia="Arial" w:hAnsi="Arial"/>
@@ -6023,7 +6253,7 @@
             <w:pPr>
               <w:spacing w:after="20" w:before="0"/>
             </w:pPr>
-            <w:hyperlink w:history="1" r:id="rIdzai637mx7ktyon9hp_caj">
+            <w:hyperlink w:history="1" r:id="rIdfbwqs-rj7iroiss_dvbxm">
               <w:r>
                 <w:rPr>
                   <w:rFonts w:ascii="Arial" w:cs="Arial" w:eastAsia="Arial" w:hAnsi="Arial"/>
@@ -6056,7 +6286,7 @@
               <w:spacing w:after="10" w:before="0"/>
               <w:ind w:left="120"/>
             </w:pPr>
-            <w:hyperlink w:history="1" r:id="rIdu8oxg1fbkqoi80blrfwuy">
+            <w:hyperlink w:history="1" r:id="rIdc9r_fpqwxb7bbkrnwd54m">
               <w:r>
                 <w:rPr>
                   <w:rFonts w:ascii="Arial" w:cs="Arial" w:eastAsia="Arial" w:hAnsi="Arial"/>
@@ -6251,7 +6481,7 @@
             <w:pPr>
               <w:spacing w:after="20" w:before="0"/>
             </w:pPr>
-            <w:hyperlink w:history="1" r:id="rIdxtmumbnbrpxghkslvjll_">
+            <w:hyperlink w:history="1" r:id="rIduagreujwdcjaz_0oafbfs">
               <w:r>
                 <w:rPr>
                   <w:rFonts w:ascii="Arial" w:cs="Arial" w:eastAsia="Arial" w:hAnsi="Arial"/>
@@ -6284,7 +6514,7 @@
               <w:spacing w:after="10" w:before="0"/>
               <w:ind w:left="120"/>
             </w:pPr>
-            <w:hyperlink w:history="1" r:id="rIdzczukkzuc0nnhlxqixczn">
+            <w:hyperlink w:history="1" r:id="rIdscoip5433daat7sb20rxl">
               <w:r>
                 <w:rPr>
                   <w:rFonts w:ascii="Arial" w:cs="Arial" w:eastAsia="Arial" w:hAnsi="Arial"/>
@@ -6329,7 +6559,7 @@
             <w:pPr>
               <w:spacing w:after="20" w:before="0"/>
             </w:pPr>
-            <w:hyperlink w:history="1" r:id="rIdjaicku5_2aq_xlsqarpg5">
+            <w:hyperlink w:history="1" r:id="rId5sumtv-vaozh_5_ym_vlo">
               <w:r>
                 <w:rPr>
                   <w:rFonts w:ascii="Arial" w:cs="Arial" w:eastAsia="Arial" w:hAnsi="Arial"/>
@@ -6362,7 +6592,7 @@
               <w:spacing w:after="10" w:before="0"/>
               <w:ind w:left="120"/>
             </w:pPr>
-            <w:hyperlink w:history="1" r:id="rIdwafw7tgf44vjelpdzqumv">
+            <w:hyperlink w:history="1" r:id="rIdyu5w1mu6trn-mlqahgca3">
               <w:r>
                 <w:rPr>
                   <w:rFonts w:ascii="Arial" w:cs="Arial" w:eastAsia="Arial" w:hAnsi="Arial"/>
@@ -6557,7 +6787,7 @@
             <w:pPr>
               <w:spacing w:after="20" w:before="0"/>
             </w:pPr>
-            <w:hyperlink w:history="1" r:id="rIdj_kmsv0wrsq_yozfw9hzy">
+            <w:hyperlink w:history="1" r:id="rIdhr52_36wlycb-vobb8s6s">
               <w:r>
                 <w:rPr>
                   <w:rFonts w:ascii="Arial" w:cs="Arial" w:eastAsia="Arial" w:hAnsi="Arial"/>
@@ -6590,7 +6820,7 @@
               <w:spacing w:after="10" w:before="0"/>
               <w:ind w:left="120"/>
             </w:pPr>
-            <w:hyperlink w:history="1" r:id="rIdxiz_zpx4tvkr9xyswn2dw">
+            <w:hyperlink w:history="1" r:id="rIdblydekerdkewp3pzobrkg">
               <w:r>
                 <w:rPr>
                   <w:rFonts w:ascii="Arial" w:cs="Arial" w:eastAsia="Arial" w:hAnsi="Arial"/>
@@ -6635,7 +6865,7 @@
             <w:pPr>
               <w:spacing w:after="20" w:before="0"/>
             </w:pPr>
-            <w:hyperlink w:history="1" r:id="rIdlu4mvlebzr2qckd6a82hd">
+            <w:hyperlink w:history="1" r:id="rIdsqmpmov29ho98vmgld6d8">
               <w:r>
                 <w:rPr>
                   <w:rFonts w:ascii="Arial" w:cs="Arial" w:eastAsia="Arial" w:hAnsi="Arial"/>
@@ -6668,7 +6898,7 @@
               <w:spacing w:after="10" w:before="0"/>
               <w:ind w:left="120"/>
             </w:pPr>
-            <w:hyperlink w:history="1" r:id="rId_llpqv-dy1pw5osgcdxjx">
+            <w:hyperlink w:history="1" r:id="rId_lgo3o6ofg4art4crblx7">
               <w:r>
                 <w:rPr>
                   <w:rFonts w:ascii="Arial" w:cs="Arial" w:eastAsia="Arial" w:hAnsi="Arial"/>
@@ -6863,7 +7093,7 @@
             <w:pPr>
               <w:spacing w:after="20" w:before="0"/>
             </w:pPr>
-            <w:hyperlink w:history="1" r:id="rIddypywkmgxp5u-qjrsewnf">
+            <w:hyperlink w:history="1" r:id="rId3y2blpw6btnuc-ywhxudi">
               <w:r>
                 <w:rPr>
                   <w:rFonts w:ascii="Arial" w:cs="Arial" w:eastAsia="Arial" w:hAnsi="Arial"/>
@@ -6896,7 +7126,7 @@
               <w:spacing w:after="10" w:before="0"/>
               <w:ind w:left="120"/>
             </w:pPr>
-            <w:hyperlink w:history="1" r:id="rIdbwqkkaxr_phrvno8v-0az">
+            <w:hyperlink w:history="1" r:id="rIdzwjeevjpctmgnzls7zkwa">
               <w:r>
                 <w:rPr>
                   <w:rFonts w:ascii="Arial" w:cs="Arial" w:eastAsia="Arial" w:hAnsi="Arial"/>
@@ -6941,7 +7171,7 @@
             <w:pPr>
               <w:spacing w:after="20" w:before="0"/>
             </w:pPr>
-            <w:hyperlink w:history="1" r:id="rIdd8o6snnsvqpefjnz3shv7">
+            <w:hyperlink w:history="1" r:id="rIdihnkhxqjzurqnjzpksihs">
               <w:r>
                 <w:rPr>
                   <w:rFonts w:ascii="Arial" w:cs="Arial" w:eastAsia="Arial" w:hAnsi="Arial"/>
@@ -6974,7 +7204,7 @@
               <w:spacing w:after="10" w:before="0"/>
               <w:ind w:left="120"/>
             </w:pPr>
-            <w:hyperlink w:history="1" r:id="rIdy2o4ibxa15_e4wmzigimj">
+            <w:hyperlink w:history="1" r:id="rIddpoupsxxj9a59qvkus6uc">
               <w:r>
                 <w:rPr>
                   <w:rFonts w:ascii="Arial" w:cs="Arial" w:eastAsia="Arial" w:hAnsi="Arial"/>
@@ -7169,7 +7399,7 @@
             <w:pPr>
               <w:spacing w:after="20" w:before="0"/>
             </w:pPr>
-            <w:hyperlink w:history="1" r:id="rIdmsohhdt2q4o1qrh1umpvw">
+            <w:hyperlink w:history="1" r:id="rIdr9sj1ifjrjhr02i6u7uri">
               <w:r>
                 <w:rPr>
                   <w:rFonts w:ascii="Arial" w:cs="Arial" w:eastAsia="Arial" w:hAnsi="Arial"/>
@@ -7202,7 +7432,7 @@
               <w:spacing w:after="10" w:before="0"/>
               <w:ind w:left="120"/>
             </w:pPr>
-            <w:hyperlink w:history="1" r:id="rIdqhv36lhjna-6jdehkmgvc">
+            <w:hyperlink w:history="1" r:id="rIdsxu58v_l-bfvtoptbo6tg">
               <w:r>
                 <w:rPr>
                   <w:rFonts w:ascii="Arial" w:cs="Arial" w:eastAsia="Arial" w:hAnsi="Arial"/>
@@ -7247,7 +7477,7 @@
             <w:pPr>
               <w:spacing w:after="20" w:before="0"/>
             </w:pPr>
-            <w:hyperlink w:history="1" r:id="rIday6i48db-wkdtdlu5kup2">
+            <w:hyperlink w:history="1" r:id="rIdb7aftfnksxpyhixy73p4p">
               <w:r>
                 <w:rPr>
                   <w:rFonts w:ascii="Arial" w:cs="Arial" w:eastAsia="Arial" w:hAnsi="Arial"/>
@@ -7280,7 +7510,7 @@
               <w:spacing w:after="10" w:before="0"/>
               <w:ind w:left="120"/>
             </w:pPr>
-            <w:hyperlink w:history="1" r:id="rId6qqld-8zg268p_bkfiicp">
+            <w:hyperlink w:history="1" r:id="rId3dstzvyiwcmtnxyjb5msl">
               <w:r>
                 <w:rPr>
                   <w:rFonts w:ascii="Arial" w:cs="Arial" w:eastAsia="Arial" w:hAnsi="Arial"/>
@@ -7776,6 +8006,65 @@
         </w:tc>
       </w:tr>
     </w:tbl>
+    <w:p>
+      <w:pPr>
+        <w:pBdr>
+          <w:top w:val="single" w:color="BBBBBB" w:sz="4" w:space="4"/>
+        </w:pBdr>
+        <w:spacing w:after="0" w:before="160"/>
+      </w:pPr>
+      <w:r>
+        <w:rPr>
+          <w:rFonts w:ascii="Arial" w:cs="Arial" w:eastAsia="Arial" w:hAnsi="Arial"/>
+          <w:color w:val="666666"/>
+          <w:sz w:val="14"/>
+          <w:szCs w:val="14"/>
+        </w:rPr>
+        <w:t xml:space="preserve">© 2026 SeaVuria and ARES. Aligned with KICD objectives. Developed by SeaVuria; technical implementation by ARES (with AI assistance from Claude). Licensed under </w:t>
+      </w:r>
+      <w:hyperlink w:history="1" r:id="rIdklphew2cwea_peewjpios">
+        <w:r>
+          <w:rPr>
+            <w:rFonts w:ascii="Arial" w:cs="Arial" w:eastAsia="Arial" w:hAnsi="Arial"/>
+            <w:color w:val="1F6B75"/>
+            <w:sz w:val="14"/>
+            <w:szCs w:val="14"/>
+            <w:u w:val="single" w:color="1F6B75"/>
+          </w:rPr>
+          <w:t xml:space="preserve">CC BY-NC 4.0</w:t>
+        </w:r>
+      </w:hyperlink>
+      <w:r>
+        <w:rPr>
+          <w:rFonts w:ascii="Arial" w:cs="Arial" w:eastAsia="Arial" w:hAnsi="Arial"/>
+          <w:color w:val="666666"/>
+          <w:sz w:val="14"/>
+          <w:szCs w:val="14"/>
+        </w:rPr>
+        <w:t xml:space="preserve"> (</w:t>
+      </w:r>
+      <w:hyperlink w:history="1" r:id="rId1_f5mdtjmxksnaphtwdfh">
+        <w:r>
+          <w:rPr>
+            <w:rFonts w:ascii="Arial" w:cs="Arial" w:eastAsia="Arial" w:hAnsi="Arial"/>
+            <w:color w:val="1F6B75"/>
+            <w:sz w:val="14"/>
+            <w:szCs w:val="14"/>
+            <w:u w:val="single" w:color="1F6B75"/>
+          </w:rPr>
+          <w:t xml:space="preserve">https://creativecommons.org/licenses/by-nc/4.0/</w:t>
+        </w:r>
+      </w:hyperlink>
+      <w:r>
+        <w:rPr>
+          <w:rFonts w:ascii="Arial" w:cs="Arial" w:eastAsia="Arial" w:hAnsi="Arial"/>
+          <w:color w:val="666666"/>
+          <w:sz w:val="14"/>
+          <w:szCs w:val="14"/>
+        </w:rPr>
+        <w:t xml:space="preserve">).</w:t>
+      </w:r>
+    </w:p>
     <w:p>
       <w:r>
         <w:br w:type="page"/>
@@ -8767,7 +9056,7 @@
             <w:pPr>
               <w:spacing w:after="20" w:before="0"/>
             </w:pPr>
-            <w:hyperlink w:history="1" r:id="rIdx98oevjm8zm5hndtwn9hr">
+            <w:hyperlink w:history="1" r:id="rIdwksuyq8brraohm6n0y32v">
               <w:r>
                 <w:rPr>
                   <w:rFonts w:ascii="Arial" w:cs="Arial" w:eastAsia="Arial" w:hAnsi="Arial"/>
@@ -8800,7 +9089,7 @@
               <w:spacing w:after="10" w:before="0"/>
               <w:ind w:left="120"/>
             </w:pPr>
-            <w:hyperlink w:history="1" r:id="rId28iyr1tqe67wb-wrayb02">
+            <w:hyperlink w:history="1" r:id="rId_f1tlaksraugdlaar7meq">
               <w:r>
                 <w:rPr>
                   <w:rFonts w:ascii="Arial" w:cs="Arial" w:eastAsia="Arial" w:hAnsi="Arial"/>
@@ -8845,7 +9134,7 @@
             <w:pPr>
               <w:spacing w:after="20" w:before="0"/>
             </w:pPr>
-            <w:hyperlink w:history="1" r:id="rIdbcm2lc02xd9cfrvzbenfx">
+            <w:hyperlink w:history="1" r:id="rIdrd0464odsaj9oedrfcyui">
               <w:r>
                 <w:rPr>
                   <w:rFonts w:ascii="Arial" w:cs="Arial" w:eastAsia="Arial" w:hAnsi="Arial"/>
@@ -8878,7 +9167,7 @@
               <w:spacing w:after="10" w:before="0"/>
               <w:ind w:left="120"/>
             </w:pPr>
-            <w:hyperlink w:history="1" r:id="rIdqk5zugrdct8i12ulmabsk">
+            <w:hyperlink w:history="1" r:id="rId4uxwtmz_sqcrao2a6egio">
               <w:r>
                 <w:rPr>
                   <w:rFonts w:ascii="Arial" w:cs="Arial" w:eastAsia="Arial" w:hAnsi="Arial"/>
@@ -9073,7 +9362,7 @@
             <w:pPr>
               <w:spacing w:after="20" w:before="0"/>
             </w:pPr>
-            <w:hyperlink w:history="1" r:id="rIdsceappz-prucg2vyav1j-">
+            <w:hyperlink w:history="1" r:id="rId_roiuo3ojxwsbzfjnc-xm">
               <w:r>
                 <w:rPr>
                   <w:rFonts w:ascii="Arial" w:cs="Arial" w:eastAsia="Arial" w:hAnsi="Arial"/>
@@ -9106,7 +9395,7 @@
               <w:spacing w:after="10" w:before="0"/>
               <w:ind w:left="120"/>
             </w:pPr>
-            <w:hyperlink w:history="1" r:id="rIdmqnv6jze1bnowqevhcgut">
+            <w:hyperlink w:history="1" r:id="rIdt-1ik5-avdhyalxir3hzw">
               <w:r>
                 <w:rPr>
                   <w:rFonts w:ascii="Arial" w:cs="Arial" w:eastAsia="Arial" w:hAnsi="Arial"/>
@@ -9151,7 +9440,7 @@
             <w:pPr>
               <w:spacing w:after="20" w:before="0"/>
             </w:pPr>
-            <w:hyperlink w:history="1" r:id="rId9ih00lhlflkvr36lioxv4">
+            <w:hyperlink w:history="1" r:id="rIdy5dk3cw-6zpqfb913_mzp">
               <w:r>
                 <w:rPr>
                   <w:rFonts w:ascii="Arial" w:cs="Arial" w:eastAsia="Arial" w:hAnsi="Arial"/>
@@ -9184,7 +9473,7 @@
               <w:spacing w:after="10" w:before="0"/>
               <w:ind w:left="120"/>
             </w:pPr>
-            <w:hyperlink w:history="1" r:id="rId3_t2yfrg54keivc6xowfu">
+            <w:hyperlink w:history="1" r:id="rIdrmiee9vwe8lfwqxl0rckc">
               <w:r>
                 <w:rPr>
                   <w:rFonts w:ascii="Arial" w:cs="Arial" w:eastAsia="Arial" w:hAnsi="Arial"/>
@@ -9379,7 +9668,7 @@
             <w:pPr>
               <w:spacing w:after="20" w:before="0"/>
             </w:pPr>
-            <w:hyperlink w:history="1" r:id="rId-nbnvr2o05-oyx43vrfro">
+            <w:hyperlink w:history="1" r:id="rIdyblloecad_vpgiyyhdfcj">
               <w:r>
                 <w:rPr>
                   <w:rFonts w:ascii="Arial" w:cs="Arial" w:eastAsia="Arial" w:hAnsi="Arial"/>
@@ -9412,7 +9701,7 @@
               <w:spacing w:after="10" w:before="0"/>
               <w:ind w:left="120"/>
             </w:pPr>
-            <w:hyperlink w:history="1" r:id="rIdcdwwtwaes5f0ajhy0mh-p">
+            <w:hyperlink w:history="1" r:id="rIdzfbs_fmn9etastvrh48er">
               <w:r>
                 <w:rPr>
                   <w:rFonts w:ascii="Arial" w:cs="Arial" w:eastAsia="Arial" w:hAnsi="Arial"/>
@@ -9457,7 +9746,7 @@
             <w:pPr>
               <w:spacing w:after="20" w:before="0"/>
             </w:pPr>
-            <w:hyperlink w:history="1" r:id="rIdsic0c6tazauqf-ew_vmvy">
+            <w:hyperlink w:history="1" r:id="rIdbkqpulnd2qwxrieuvvent">
               <w:r>
                 <w:rPr>
                   <w:rFonts w:ascii="Arial" w:cs="Arial" w:eastAsia="Arial" w:hAnsi="Arial"/>
@@ -9490,7 +9779,7 @@
               <w:spacing w:after="10" w:before="0"/>
               <w:ind w:left="120"/>
             </w:pPr>
-            <w:hyperlink w:history="1" r:id="rIdm2wrg1lqtp0h_dakomhux">
+            <w:hyperlink w:history="1" r:id="rIdzhtbto9d-ikjus_nt6t-7">
               <w:r>
                 <w:rPr>
                   <w:rFonts w:ascii="Arial" w:cs="Arial" w:eastAsia="Arial" w:hAnsi="Arial"/>
@@ -9685,7 +9974,7 @@
             <w:pPr>
               <w:spacing w:after="20" w:before="0"/>
             </w:pPr>
-            <w:hyperlink w:history="1" r:id="rIdajk9ad38ppxzt4vec7gw0">
+            <w:hyperlink w:history="1" r:id="rIddqr_kgwppsgxovim1sjzw">
               <w:r>
                 <w:rPr>
                   <w:rFonts w:ascii="Arial" w:cs="Arial" w:eastAsia="Arial" w:hAnsi="Arial"/>
@@ -9718,7 +10007,7 @@
               <w:spacing w:after="10" w:before="0"/>
               <w:ind w:left="120"/>
             </w:pPr>
-            <w:hyperlink w:history="1" r:id="rIdn1mnoxctosshrypvf1g-m">
+            <w:hyperlink w:history="1" r:id="rId0j-zn9yzupnfqe0u_5sav">
               <w:r>
                 <w:rPr>
                   <w:rFonts w:ascii="Arial" w:cs="Arial" w:eastAsia="Arial" w:hAnsi="Arial"/>
@@ -9763,7 +10052,7 @@
             <w:pPr>
               <w:spacing w:after="20" w:before="0"/>
             </w:pPr>
-            <w:hyperlink w:history="1" r:id="rId2a5qgymmrbrivmpnw9r4y">
+            <w:hyperlink w:history="1" r:id="rIdwhjj93dwrhl8zqafz8vpo">
               <w:r>
                 <w:rPr>
                   <w:rFonts w:ascii="Arial" w:cs="Arial" w:eastAsia="Arial" w:hAnsi="Arial"/>
@@ -9796,7 +10085,7 @@
               <w:spacing w:after="10" w:before="0"/>
               <w:ind w:left="120"/>
             </w:pPr>
-            <w:hyperlink w:history="1" r:id="rIduds2qf-2ckeyme3vl7ibj">
+            <w:hyperlink w:history="1" r:id="rIdjnbsxidvyq2vbphbrz5cm">
               <w:r>
                 <w:rPr>
                   <w:rFonts w:ascii="Arial" w:cs="Arial" w:eastAsia="Arial" w:hAnsi="Arial"/>
@@ -9991,7 +10280,7 @@
             <w:pPr>
               <w:spacing w:after="20" w:before="0"/>
             </w:pPr>
-            <w:hyperlink w:history="1" r:id="rIdvsftfwcaiggjrkxtdbsoa">
+            <w:hyperlink w:history="1" r:id="rIdrydeaq9blevqr1c6oux9o">
               <w:r>
                 <w:rPr>
                   <w:rFonts w:ascii="Arial" w:cs="Arial" w:eastAsia="Arial" w:hAnsi="Arial"/>
@@ -10024,7 +10313,7 @@
               <w:spacing w:after="10" w:before="0"/>
               <w:ind w:left="120"/>
             </w:pPr>
-            <w:hyperlink w:history="1" r:id="rIdnc8fs6z2wcixow1uupkj4">
+            <w:hyperlink w:history="1" r:id="rIdxqhnzngjcflhadtvvqzbm">
               <w:r>
                 <w:rPr>
                   <w:rFonts w:ascii="Arial" w:cs="Arial" w:eastAsia="Arial" w:hAnsi="Arial"/>
@@ -10069,7 +10358,7 @@
             <w:pPr>
               <w:spacing w:after="20" w:before="0"/>
             </w:pPr>
-            <w:hyperlink w:history="1" r:id="rIdddewesnoo4toz7cwxo5sm">
+            <w:hyperlink w:history="1" r:id="rId_qm15xb0-wpf1o_ohi-ns">
               <w:r>
                 <w:rPr>
                   <w:rFonts w:ascii="Arial" w:cs="Arial" w:eastAsia="Arial" w:hAnsi="Arial"/>
@@ -10102,7 +10391,7 @@
               <w:spacing w:after="10" w:before="0"/>
               <w:ind w:left="120"/>
             </w:pPr>
-            <w:hyperlink w:history="1" r:id="rIdydwn3ugwqdpqskpgmpa1b">
+            <w:hyperlink w:history="1" r:id="rIdgezq9mw8h-ndbku_nknkz">
               <w:r>
                 <w:rPr>
                   <w:rFonts w:ascii="Arial" w:cs="Arial" w:eastAsia="Arial" w:hAnsi="Arial"/>
@@ -10598,6 +10887,65 @@
         </w:tc>
       </w:tr>
     </w:tbl>
+    <w:p>
+      <w:pPr>
+        <w:pBdr>
+          <w:top w:val="single" w:color="BBBBBB" w:sz="4" w:space="4"/>
+        </w:pBdr>
+        <w:spacing w:after="0" w:before="160"/>
+      </w:pPr>
+      <w:r>
+        <w:rPr>
+          <w:rFonts w:ascii="Arial" w:cs="Arial" w:eastAsia="Arial" w:hAnsi="Arial"/>
+          <w:color w:val="666666"/>
+          <w:sz w:val="14"/>
+          <w:szCs w:val="14"/>
+        </w:rPr>
+        <w:t xml:space="preserve">© 2026 SeaVuria and ARES. Aligned with KICD objectives. Developed by SeaVuria; technical implementation by ARES (with AI assistance from Claude). Licensed under </w:t>
+      </w:r>
+      <w:hyperlink w:history="1" r:id="rIdgiogrgjj0wqco0znka1m2">
+        <w:r>
+          <w:rPr>
+            <w:rFonts w:ascii="Arial" w:cs="Arial" w:eastAsia="Arial" w:hAnsi="Arial"/>
+            <w:color w:val="1F6B75"/>
+            <w:sz w:val="14"/>
+            <w:szCs w:val="14"/>
+            <w:u w:val="single" w:color="1F6B75"/>
+          </w:rPr>
+          <w:t xml:space="preserve">CC BY-NC 4.0</w:t>
+        </w:r>
+      </w:hyperlink>
+      <w:r>
+        <w:rPr>
+          <w:rFonts w:ascii="Arial" w:cs="Arial" w:eastAsia="Arial" w:hAnsi="Arial"/>
+          <w:color w:val="666666"/>
+          <w:sz w:val="14"/>
+          <w:szCs w:val="14"/>
+        </w:rPr>
+        <w:t xml:space="preserve"> (</w:t>
+      </w:r>
+      <w:hyperlink w:history="1" r:id="rIde22qafdolqag2rjxrhb_t">
+        <w:r>
+          <w:rPr>
+            <w:rFonts w:ascii="Arial" w:cs="Arial" w:eastAsia="Arial" w:hAnsi="Arial"/>
+            <w:color w:val="1F6B75"/>
+            <w:sz w:val="14"/>
+            <w:szCs w:val="14"/>
+            <w:u w:val="single" w:color="1F6B75"/>
+          </w:rPr>
+          <w:t xml:space="preserve">https://creativecommons.org/licenses/by-nc/4.0/</w:t>
+        </w:r>
+      </w:hyperlink>
+      <w:r>
+        <w:rPr>
+          <w:rFonts w:ascii="Arial" w:cs="Arial" w:eastAsia="Arial" w:hAnsi="Arial"/>
+          <w:color w:val="666666"/>
+          <w:sz w:val="14"/>
+          <w:szCs w:val="14"/>
+        </w:rPr>
+        <w:t xml:space="preserve">).</w:t>
+      </w:r>
+    </w:p>
     <w:p>
       <w:r>
         <w:br w:type="page"/>
@@ -11589,7 +11937,7 @@
             <w:pPr>
               <w:spacing w:after="20" w:before="0"/>
             </w:pPr>
-            <w:hyperlink w:history="1" r:id="rIdspnlouw0hormvxhukeykl">
+            <w:hyperlink w:history="1" r:id="rIdxcoronlaahpox3mburmhw">
               <w:r>
                 <w:rPr>
                   <w:rFonts w:ascii="Arial" w:cs="Arial" w:eastAsia="Arial" w:hAnsi="Arial"/>
@@ -11622,7 +11970,7 @@
               <w:spacing w:after="10" w:before="0"/>
               <w:ind w:left="120"/>
             </w:pPr>
-            <w:hyperlink w:history="1" r:id="rIdtdhrwuj4rb8k56n4rc3lm">
+            <w:hyperlink w:history="1" r:id="rIdqgqye6ea13fpuqfhk0a9s">
               <w:r>
                 <w:rPr>
                   <w:rFonts w:ascii="Arial" w:cs="Arial" w:eastAsia="Arial" w:hAnsi="Arial"/>
@@ -11667,7 +12015,7 @@
             <w:pPr>
               <w:spacing w:after="20" w:before="0"/>
             </w:pPr>
-            <w:hyperlink w:history="1" r:id="rId5mwed8t7muajkbdrdctm6">
+            <w:hyperlink w:history="1" r:id="rId58ea5xbywabgwlfge3ng9">
               <w:r>
                 <w:rPr>
                   <w:rFonts w:ascii="Arial" w:cs="Arial" w:eastAsia="Arial" w:hAnsi="Arial"/>
@@ -11700,7 +12048,7 @@
               <w:spacing w:after="10" w:before="0"/>
               <w:ind w:left="120"/>
             </w:pPr>
-            <w:hyperlink w:history="1" r:id="rIdeh6p1hy0nneiaqhml9oph">
+            <w:hyperlink w:history="1" r:id="rId3gxmvyfz4waxzjmzq7a2f">
               <w:r>
                 <w:rPr>
                   <w:rFonts w:ascii="Arial" w:cs="Arial" w:eastAsia="Arial" w:hAnsi="Arial"/>
@@ -11895,7 +12243,7 @@
             <w:pPr>
               <w:spacing w:after="20" w:before="0"/>
             </w:pPr>
-            <w:hyperlink w:history="1" r:id="rId-oalgcyhhdlk1688q1rn6">
+            <w:hyperlink w:history="1" r:id="rIdeyihsciuhabdw3_pcdybn">
               <w:r>
                 <w:rPr>
                   <w:rFonts w:ascii="Arial" w:cs="Arial" w:eastAsia="Arial" w:hAnsi="Arial"/>
@@ -11928,7 +12276,7 @@
               <w:spacing w:after="10" w:before="0"/>
               <w:ind w:left="120"/>
             </w:pPr>
-            <w:hyperlink w:history="1" r:id="rIdgcer4oqgtgh22rri4c55h">
+            <w:hyperlink w:history="1" r:id="rIds9gmvxf2pefu0hje4dqol">
               <w:r>
                 <w:rPr>
                   <w:rFonts w:ascii="Arial" w:cs="Arial" w:eastAsia="Arial" w:hAnsi="Arial"/>
@@ -11973,7 +12321,7 @@
             <w:pPr>
               <w:spacing w:after="20" w:before="0"/>
             </w:pPr>
-            <w:hyperlink w:history="1" r:id="rIdud-f3ylk_j3mg4zyrtjlc">
+            <w:hyperlink w:history="1" r:id="rId0o3gopy-_f3cu2jv_ttph">
               <w:r>
                 <w:rPr>
                   <w:rFonts w:ascii="Arial" w:cs="Arial" w:eastAsia="Arial" w:hAnsi="Arial"/>
@@ -12006,7 +12354,7 @@
               <w:spacing w:after="10" w:before="0"/>
               <w:ind w:left="120"/>
             </w:pPr>
-            <w:hyperlink w:history="1" r:id="rIdu8z1m2cieb8qfvwkpznyb">
+            <w:hyperlink w:history="1" r:id="rId2m6dk0-ewcl5h2oq7m7_i">
               <w:r>
                 <w:rPr>
                   <w:rFonts w:ascii="Arial" w:cs="Arial" w:eastAsia="Arial" w:hAnsi="Arial"/>
@@ -12201,7 +12549,7 @@
             <w:pPr>
               <w:spacing w:after="20" w:before="0"/>
             </w:pPr>
-            <w:hyperlink w:history="1" r:id="rIdu9vjp0fauwowl24hg3s9l">
+            <w:hyperlink w:history="1" r:id="rIdxobpggctxo3k89rfg7b1z">
               <w:r>
                 <w:rPr>
                   <w:rFonts w:ascii="Arial" w:cs="Arial" w:eastAsia="Arial" w:hAnsi="Arial"/>
@@ -12234,7 +12582,7 @@
               <w:spacing w:after="10" w:before="0"/>
               <w:ind w:left="120"/>
             </w:pPr>
-            <w:hyperlink w:history="1" r:id="rId8rlxzpkmldan3pxzbxvjg">
+            <w:hyperlink w:history="1" r:id="rIdjlzchoieyxhslhxbrsdr2">
               <w:r>
                 <w:rPr>
                   <w:rFonts w:ascii="Arial" w:cs="Arial" w:eastAsia="Arial" w:hAnsi="Arial"/>
@@ -12279,7 +12627,7 @@
             <w:pPr>
               <w:spacing w:after="20" w:before="0"/>
             </w:pPr>
-            <w:hyperlink w:history="1" r:id="rIdjbhnru9etzgbnrkvzdoaq">
+            <w:hyperlink w:history="1" r:id="rIdcxkikmr2n1uyd18hanaws">
               <w:r>
                 <w:rPr>
                   <w:rFonts w:ascii="Arial" w:cs="Arial" w:eastAsia="Arial" w:hAnsi="Arial"/>
@@ -12312,7 +12660,7 @@
               <w:spacing w:after="10" w:before="0"/>
               <w:ind w:left="120"/>
             </w:pPr>
-            <w:hyperlink w:history="1" r:id="rIdyhzg_f_cgvlplr6uajoa_">
+            <w:hyperlink w:history="1" r:id="rIdce_j1nhxl7yza6tawijzq">
               <w:r>
                 <w:rPr>
                   <w:rFonts w:ascii="Arial" w:cs="Arial" w:eastAsia="Arial" w:hAnsi="Arial"/>
@@ -12507,7 +12855,7 @@
             <w:pPr>
               <w:spacing w:after="20" w:before="0"/>
             </w:pPr>
-            <w:hyperlink w:history="1" r:id="rIdzkm2_e9bmpmmc_hivr4gt">
+            <w:hyperlink w:history="1" r:id="rIdwdeyckd-f5vqidjgave7l">
               <w:r>
                 <w:rPr>
                   <w:rFonts w:ascii="Arial" w:cs="Arial" w:eastAsia="Arial" w:hAnsi="Arial"/>
@@ -12540,7 +12888,7 @@
               <w:spacing w:after="10" w:before="0"/>
               <w:ind w:left="120"/>
             </w:pPr>
-            <w:hyperlink w:history="1" r:id="rIdsr5xhcd-rblxgcwprhjh9">
+            <w:hyperlink w:history="1" r:id="rId1lusd04vk59lczs0bzgax">
               <w:r>
                 <w:rPr>
                   <w:rFonts w:ascii="Arial" w:cs="Arial" w:eastAsia="Arial" w:hAnsi="Arial"/>
@@ -12585,7 +12933,7 @@
             <w:pPr>
               <w:spacing w:after="20" w:before="0"/>
             </w:pPr>
-            <w:hyperlink w:history="1" r:id="rIdg04bf8j4lvdeiehhbkaon">
+            <w:hyperlink w:history="1" r:id="rIdhfnew3a47nurlhpbdlgq-">
               <w:r>
                 <w:rPr>
                   <w:rFonts w:ascii="Arial" w:cs="Arial" w:eastAsia="Arial" w:hAnsi="Arial"/>
@@ -12618,7 +12966,7 @@
               <w:spacing w:after="10" w:before="0"/>
               <w:ind w:left="120"/>
             </w:pPr>
-            <w:hyperlink w:history="1" r:id="rId52yarsfm3xbrlbvw_w_v7">
+            <w:hyperlink w:history="1" r:id="rIdazemjg5_-zr9wi9f4ken_">
               <w:r>
                 <w:rPr>
                   <w:rFonts w:ascii="Arial" w:cs="Arial" w:eastAsia="Arial" w:hAnsi="Arial"/>
@@ -12813,7 +13161,7 @@
             <w:pPr>
               <w:spacing w:after="20" w:before="0"/>
             </w:pPr>
-            <w:hyperlink w:history="1" r:id="rIdmp0lg9diaqskvlshfdqjq">
+            <w:hyperlink w:history="1" r:id="rIdyp41b0owkkiyc7-samw2d">
               <w:r>
                 <w:rPr>
                   <w:rFonts w:ascii="Arial" w:cs="Arial" w:eastAsia="Arial" w:hAnsi="Arial"/>
@@ -12846,7 +13194,7 @@
               <w:spacing w:after="10" w:before="0"/>
               <w:ind w:left="120"/>
             </w:pPr>
-            <w:hyperlink w:history="1" r:id="rIdsoi4u-b93gxjh32xt0g09">
+            <w:hyperlink w:history="1" r:id="rIdchulqn_mtrcuqqj_kue_1">
               <w:r>
                 <w:rPr>
                   <w:rFonts w:ascii="Arial" w:cs="Arial" w:eastAsia="Arial" w:hAnsi="Arial"/>
@@ -12891,7 +13239,7 @@
             <w:pPr>
               <w:spacing w:after="20" w:before="0"/>
             </w:pPr>
-            <w:hyperlink w:history="1" r:id="rIdcfq2mn6tsmdsrfhuqvsfo">
+            <w:hyperlink w:history="1" r:id="rIdqphrns0etnqxpd9zjsn1x">
               <w:r>
                 <w:rPr>
                   <w:rFonts w:ascii="Arial" w:cs="Arial" w:eastAsia="Arial" w:hAnsi="Arial"/>
@@ -12924,7 +13272,7 @@
               <w:spacing w:after="10" w:before="0"/>
               <w:ind w:left="120"/>
             </w:pPr>
-            <w:hyperlink w:history="1" r:id="rIdfmcdqchxipcq1gocxm01i">
+            <w:hyperlink w:history="1" r:id="rIdjkqefluvhmqrkntboozgq">
               <w:r>
                 <w:rPr>
                   <w:rFonts w:ascii="Arial" w:cs="Arial" w:eastAsia="Arial" w:hAnsi="Arial"/>
@@ -13420,6 +13768,65 @@
         </w:tc>
       </w:tr>
     </w:tbl>
+    <w:p>
+      <w:pPr>
+        <w:pBdr>
+          <w:top w:val="single" w:color="BBBBBB" w:sz="4" w:space="4"/>
+        </w:pBdr>
+        <w:spacing w:after="0" w:before="160"/>
+      </w:pPr>
+      <w:r>
+        <w:rPr>
+          <w:rFonts w:ascii="Arial" w:cs="Arial" w:eastAsia="Arial" w:hAnsi="Arial"/>
+          <w:color w:val="666666"/>
+          <w:sz w:val="14"/>
+          <w:szCs w:val="14"/>
+        </w:rPr>
+        <w:t xml:space="preserve">© 2026 SeaVuria and ARES. Aligned with KICD objectives. Developed by SeaVuria; technical implementation by ARES (with AI assistance from Claude). Licensed under </w:t>
+      </w:r>
+      <w:hyperlink w:history="1" r:id="rIdvbckipmva7d9dhyzuhvpv">
+        <w:r>
+          <w:rPr>
+            <w:rFonts w:ascii="Arial" w:cs="Arial" w:eastAsia="Arial" w:hAnsi="Arial"/>
+            <w:color w:val="1F6B75"/>
+            <w:sz w:val="14"/>
+            <w:szCs w:val="14"/>
+            <w:u w:val="single" w:color="1F6B75"/>
+          </w:rPr>
+          <w:t xml:space="preserve">CC BY-NC 4.0</w:t>
+        </w:r>
+      </w:hyperlink>
+      <w:r>
+        <w:rPr>
+          <w:rFonts w:ascii="Arial" w:cs="Arial" w:eastAsia="Arial" w:hAnsi="Arial"/>
+          <w:color w:val="666666"/>
+          <w:sz w:val="14"/>
+          <w:szCs w:val="14"/>
+        </w:rPr>
+        <w:t xml:space="preserve"> (</w:t>
+      </w:r>
+      <w:hyperlink w:history="1" r:id="rIdolnxk2zgc7wwud0k-lww2">
+        <w:r>
+          <w:rPr>
+            <w:rFonts w:ascii="Arial" w:cs="Arial" w:eastAsia="Arial" w:hAnsi="Arial"/>
+            <w:color w:val="1F6B75"/>
+            <w:sz w:val="14"/>
+            <w:szCs w:val="14"/>
+            <w:u w:val="single" w:color="1F6B75"/>
+          </w:rPr>
+          <w:t xml:space="preserve">https://creativecommons.org/licenses/by-nc/4.0/</w:t>
+        </w:r>
+      </w:hyperlink>
+      <w:r>
+        <w:rPr>
+          <w:rFonts w:ascii="Arial" w:cs="Arial" w:eastAsia="Arial" w:hAnsi="Arial"/>
+          <w:color w:val="666666"/>
+          <w:sz w:val="14"/>
+          <w:szCs w:val="14"/>
+        </w:rPr>
+        <w:t xml:space="preserve">).</w:t>
+      </w:r>
+    </w:p>
     <w:p>
       <w:r>
         <w:br w:type="page"/>
@@ -14610,7 +15017,7 @@
             <w:pPr>
               <w:spacing w:after="20" w:before="0"/>
             </w:pPr>
-            <w:hyperlink w:history="1" r:id="rId02ajxjbravaele2ghmrug">
+            <w:hyperlink w:history="1" r:id="rIdzgnsebb2jhelhjyafqtnf">
               <w:r>
                 <w:rPr>
                   <w:rFonts w:ascii="Arial" w:cs="Arial" w:eastAsia="Arial" w:hAnsi="Arial"/>
@@ -14643,7 +15050,7 @@
               <w:spacing w:after="10" w:before="0"/>
               <w:ind w:left="120"/>
             </w:pPr>
-            <w:hyperlink w:history="1" r:id="rIdxnnsdxslxgsozdc33vrn9">
+            <w:hyperlink w:history="1" r:id="rIdjyqs0l8ovy68pfoqvcux3">
               <w:r>
                 <w:rPr>
                   <w:rFonts w:ascii="Arial" w:cs="Arial" w:eastAsia="Arial" w:hAnsi="Arial"/>
@@ -14688,7 +15095,7 @@
             <w:pPr>
               <w:spacing w:after="20" w:before="0"/>
             </w:pPr>
-            <w:hyperlink w:history="1" r:id="rIdftyry4k-ykhypulqvynlh">
+            <w:hyperlink w:history="1" r:id="rIdtrqlpi9x9aidf1u2dqz2j">
               <w:r>
                 <w:rPr>
                   <w:rFonts w:ascii="Arial" w:cs="Arial" w:eastAsia="Arial" w:hAnsi="Arial"/>
@@ -14721,7 +15128,7 @@
               <w:spacing w:after="10" w:before="0"/>
               <w:ind w:left="120"/>
             </w:pPr>
-            <w:hyperlink w:history="1" r:id="rId9xigggewtvksm7ghgqfqi">
+            <w:hyperlink w:history="1" r:id="rIdjtzabrdzxxppaulzmvinj">
               <w:r>
                 <w:rPr>
                   <w:rFonts w:ascii="Arial" w:cs="Arial" w:eastAsia="Arial" w:hAnsi="Arial"/>
@@ -14916,7 +15323,7 @@
             <w:pPr>
               <w:spacing w:after="20" w:before="0"/>
             </w:pPr>
-            <w:hyperlink w:history="1" r:id="rId8bt3whqtun9pwcdztoawi">
+            <w:hyperlink w:history="1" r:id="rIdhzvsxkmxlyazwkbuyo-ht">
               <w:r>
                 <w:rPr>
                   <w:rFonts w:ascii="Arial" w:cs="Arial" w:eastAsia="Arial" w:hAnsi="Arial"/>
@@ -14949,7 +15356,7 @@
               <w:spacing w:after="10" w:before="0"/>
               <w:ind w:left="120"/>
             </w:pPr>
-            <w:hyperlink w:history="1" r:id="rIddh4u3yqavjsx8tccgz_oz">
+            <w:hyperlink w:history="1" r:id="rIdrfjwdwgnd1zymhcn6lttj">
               <w:r>
                 <w:rPr>
                   <w:rFonts w:ascii="Arial" w:cs="Arial" w:eastAsia="Arial" w:hAnsi="Arial"/>
@@ -14994,7 +15401,7 @@
             <w:pPr>
               <w:spacing w:after="20" w:before="0"/>
             </w:pPr>
-            <w:hyperlink w:history="1" r:id="rIdl3_ivly7xjszglk_nwzap">
+            <w:hyperlink w:history="1" r:id="rIdvacyhboakyztcjzmqiwnb">
               <w:r>
                 <w:rPr>
                   <w:rFonts w:ascii="Arial" w:cs="Arial" w:eastAsia="Arial" w:hAnsi="Arial"/>
@@ -15027,7 +15434,7 @@
               <w:spacing w:after="10" w:before="0"/>
               <w:ind w:left="120"/>
             </w:pPr>
-            <w:hyperlink w:history="1" r:id="rIdwynggvtmtqqbxt6fufs1_">
+            <w:hyperlink w:history="1" r:id="rIdzmqpo42jkaladjip-i34g">
               <w:r>
                 <w:rPr>
                   <w:rFonts w:ascii="Arial" w:cs="Arial" w:eastAsia="Arial" w:hAnsi="Arial"/>
@@ -15222,7 +15629,7 @@
             <w:pPr>
               <w:spacing w:after="20" w:before="0"/>
             </w:pPr>
-            <w:hyperlink w:history="1" r:id="rIdonk2-joodo4g5otg1dc24">
+            <w:hyperlink w:history="1" r:id="rId5oiqcx5_0szayv8pfq4ro">
               <w:r>
                 <w:rPr>
                   <w:rFonts w:ascii="Arial" w:cs="Arial" w:eastAsia="Arial" w:hAnsi="Arial"/>
@@ -15255,7 +15662,7 @@
               <w:spacing w:after="10" w:before="0"/>
               <w:ind w:left="120"/>
             </w:pPr>
-            <w:hyperlink w:history="1" r:id="rIdn28py2fpk8k3qe5dmnl9i">
+            <w:hyperlink w:history="1" r:id="rIdponz4lqyclc0l0htkjaor">
               <w:r>
                 <w:rPr>
                   <w:rFonts w:ascii="Arial" w:cs="Arial" w:eastAsia="Arial" w:hAnsi="Arial"/>
@@ -15300,7 +15707,7 @@
             <w:pPr>
               <w:spacing w:after="20" w:before="0"/>
             </w:pPr>
-            <w:hyperlink w:history="1" r:id="rIdnumw4ys75iccklupz4okp">
+            <w:hyperlink w:history="1" r:id="rIdk_fqapu3f938l9fmcg2li">
               <w:r>
                 <w:rPr>
                   <w:rFonts w:ascii="Arial" w:cs="Arial" w:eastAsia="Arial" w:hAnsi="Arial"/>
@@ -15333,7 +15740,7 @@
               <w:spacing w:after="10" w:before="0"/>
               <w:ind w:left="120"/>
             </w:pPr>
-            <w:hyperlink w:history="1" r:id="rIddlmbtgcrodhxn33xlmmj3">
+            <w:hyperlink w:history="1" r:id="rIdtp9jt0s1jsfhg-txru0jt">
               <w:r>
                 <w:rPr>
                   <w:rFonts w:ascii="Arial" w:cs="Arial" w:eastAsia="Arial" w:hAnsi="Arial"/>
@@ -15528,7 +15935,7 @@
             <w:pPr>
               <w:spacing w:after="20" w:before="0"/>
             </w:pPr>
-            <w:hyperlink w:history="1" r:id="rIdy1dng84n5hqjrxbfkiwl0">
+            <w:hyperlink w:history="1" r:id="rIdxnhhlysvlv8fqc7_41o3r">
               <w:r>
                 <w:rPr>
                   <w:rFonts w:ascii="Arial" w:cs="Arial" w:eastAsia="Arial" w:hAnsi="Arial"/>
@@ -15561,7 +15968,7 @@
               <w:spacing w:after="10" w:before="0"/>
               <w:ind w:left="120"/>
             </w:pPr>
-            <w:hyperlink w:history="1" r:id="rIdab2jzzlcuyxlg4rqyogyn">
+            <w:hyperlink w:history="1" r:id="rId_z89sjfrm6wvj8kcxpl3m">
               <w:r>
                 <w:rPr>
                   <w:rFonts w:ascii="Arial" w:cs="Arial" w:eastAsia="Arial" w:hAnsi="Arial"/>
@@ -15606,7 +16013,7 @@
             <w:pPr>
               <w:spacing w:after="20" w:before="0"/>
             </w:pPr>
-            <w:hyperlink w:history="1" r:id="rIdi58m0iaf6j5es0_a9ak4d">
+            <w:hyperlink w:history="1" r:id="rIdfb0dh2cy8vggddvk1drvg">
               <w:r>
                 <w:rPr>
                   <w:rFonts w:ascii="Arial" w:cs="Arial" w:eastAsia="Arial" w:hAnsi="Arial"/>
@@ -15639,7 +16046,7 @@
               <w:spacing w:after="10" w:before="0"/>
               <w:ind w:left="120"/>
             </w:pPr>
-            <w:hyperlink w:history="1" r:id="rId8qopjsguvbe6gmjnmyytj">
+            <w:hyperlink w:history="1" r:id="rIdcet6-1hbnhejaaxxt8mun">
               <w:r>
                 <w:rPr>
                   <w:rFonts w:ascii="Arial" w:cs="Arial" w:eastAsia="Arial" w:hAnsi="Arial"/>
@@ -15834,7 +16241,7 @@
             <w:pPr>
               <w:spacing w:after="20" w:before="0"/>
             </w:pPr>
-            <w:hyperlink w:history="1" r:id="rIdgl2d3ndlnibhbwgkvwvyz">
+            <w:hyperlink w:history="1" r:id="rIdkm6ok1nh5ayjxv7aagms6">
               <w:r>
                 <w:rPr>
                   <w:rFonts w:ascii="Arial" w:cs="Arial" w:eastAsia="Arial" w:hAnsi="Arial"/>
@@ -15867,7 +16274,7 @@
               <w:spacing w:after="10" w:before="0"/>
               <w:ind w:left="120"/>
             </w:pPr>
-            <w:hyperlink w:history="1" r:id="rIds0wq7u97ppi9-0o6egksl">
+            <w:hyperlink w:history="1" r:id="rIdtt0exgiiy3irjhjmmk6hx">
               <w:r>
                 <w:rPr>
                   <w:rFonts w:ascii="Arial" w:cs="Arial" w:eastAsia="Arial" w:hAnsi="Arial"/>
@@ -15912,7 +16319,7 @@
             <w:pPr>
               <w:spacing w:after="20" w:before="0"/>
             </w:pPr>
-            <w:hyperlink w:history="1" r:id="rIdwh1ldqexov3y3qoeul9_w">
+            <w:hyperlink w:history="1" r:id="rId7njcfaqzqr04pkgje5pxr">
               <w:r>
                 <w:rPr>
                   <w:rFonts w:ascii="Arial" w:cs="Arial" w:eastAsia="Arial" w:hAnsi="Arial"/>
@@ -15945,7 +16352,7 @@
               <w:spacing w:after="10" w:before="0"/>
               <w:ind w:left="120"/>
             </w:pPr>
-            <w:hyperlink w:history="1" r:id="rIdoyymocheooa4ocip-h88i">
+            <w:hyperlink w:history="1" r:id="rIdkfbsozr9iwt5rwwdmfkxv">
               <w:r>
                 <w:rPr>
                   <w:rFonts w:ascii="Arial" w:cs="Arial" w:eastAsia="Arial" w:hAnsi="Arial"/>
@@ -16517,6 +16924,65 @@
         </w:tc>
       </w:tr>
     </w:tbl>
+    <w:p>
+      <w:pPr>
+        <w:pBdr>
+          <w:top w:val="single" w:color="BBBBBB" w:sz="4" w:space="4"/>
+        </w:pBdr>
+        <w:spacing w:after="0" w:before="160"/>
+      </w:pPr>
+      <w:r>
+        <w:rPr>
+          <w:rFonts w:ascii="Arial" w:cs="Arial" w:eastAsia="Arial" w:hAnsi="Arial"/>
+          <w:color w:val="666666"/>
+          <w:sz w:val="14"/>
+          <w:szCs w:val="14"/>
+        </w:rPr>
+        <w:t xml:space="preserve">© 2026 SeaVuria and ARES. Aligned with KICD objectives. Developed by SeaVuria; technical implementation by ARES (with AI assistance from Claude). Licensed under </w:t>
+      </w:r>
+      <w:hyperlink w:history="1" r:id="rIdvr4wlqhh-eajmpj3rnkks">
+        <w:r>
+          <w:rPr>
+            <w:rFonts w:ascii="Arial" w:cs="Arial" w:eastAsia="Arial" w:hAnsi="Arial"/>
+            <w:color w:val="1F6B75"/>
+            <w:sz w:val="14"/>
+            <w:szCs w:val="14"/>
+            <w:u w:val="single" w:color="1F6B75"/>
+          </w:rPr>
+          <w:t xml:space="preserve">CC BY-NC 4.0</w:t>
+        </w:r>
+      </w:hyperlink>
+      <w:r>
+        <w:rPr>
+          <w:rFonts w:ascii="Arial" w:cs="Arial" w:eastAsia="Arial" w:hAnsi="Arial"/>
+          <w:color w:val="666666"/>
+          <w:sz w:val="14"/>
+          <w:szCs w:val="14"/>
+        </w:rPr>
+        <w:t xml:space="preserve"> (</w:t>
+      </w:r>
+      <w:hyperlink w:history="1" r:id="rIdax4cjpas4sb-w7oulegvv">
+        <w:r>
+          <w:rPr>
+            <w:rFonts w:ascii="Arial" w:cs="Arial" w:eastAsia="Arial" w:hAnsi="Arial"/>
+            <w:color w:val="1F6B75"/>
+            <w:sz w:val="14"/>
+            <w:szCs w:val="14"/>
+            <w:u w:val="single" w:color="1F6B75"/>
+          </w:rPr>
+          <w:t xml:space="preserve">https://creativecommons.org/licenses/by-nc/4.0/</w:t>
+        </w:r>
+      </w:hyperlink>
+      <w:r>
+        <w:rPr>
+          <w:rFonts w:ascii="Arial" w:cs="Arial" w:eastAsia="Arial" w:hAnsi="Arial"/>
+          <w:color w:val="666666"/>
+          <w:sz w:val="14"/>
+          <w:szCs w:val="14"/>
+        </w:rPr>
+        <w:t xml:space="preserve">).</w:t>
+      </w:r>
+    </w:p>
     <w:p>
       <w:r>
         <w:br w:type="page"/>
@@ -17687,7 +18153,7 @@
             <w:pPr>
               <w:spacing w:after="20" w:before="0"/>
             </w:pPr>
-            <w:hyperlink w:history="1" r:id="rIds30ycfxyke2fn9b7vgwxv">
+            <w:hyperlink w:history="1" r:id="rIdsxku_j333iaebd1295wxp">
               <w:r>
                 <w:rPr>
                   <w:rFonts w:ascii="Arial" w:cs="Arial" w:eastAsia="Arial" w:hAnsi="Arial"/>
@@ -17720,7 +18186,7 @@
               <w:spacing w:after="10" w:before="0"/>
               <w:ind w:left="120"/>
             </w:pPr>
-            <w:hyperlink w:history="1" r:id="rId636j8w_j8fjli1a4manzs">
+            <w:hyperlink w:history="1" r:id="rIdlvvqxobrwbqriujf7kmhe">
               <w:r>
                 <w:rPr>
                   <w:rFonts w:ascii="Arial" w:cs="Arial" w:eastAsia="Arial" w:hAnsi="Arial"/>
@@ -17765,7 +18231,7 @@
             <w:pPr>
               <w:spacing w:after="20" w:before="0"/>
             </w:pPr>
-            <w:hyperlink w:history="1" r:id="rIdzfzmbzrp3vic1swcijxm5">
+            <w:hyperlink w:history="1" r:id="rIdv1cojweehpitha_1pn_ex">
               <w:r>
                 <w:rPr>
                   <w:rFonts w:ascii="Arial" w:cs="Arial" w:eastAsia="Arial" w:hAnsi="Arial"/>
@@ -17798,7 +18264,7 @@
               <w:spacing w:after="10" w:before="0"/>
               <w:ind w:left="120"/>
             </w:pPr>
-            <w:hyperlink w:history="1" r:id="rId-hr9orfqhhqx7ouop5r5z">
+            <w:hyperlink w:history="1" r:id="rIdzm1wdv4zihgffl6blqh5p">
               <w:r>
                 <w:rPr>
                   <w:rFonts w:ascii="Arial" w:cs="Arial" w:eastAsia="Arial" w:hAnsi="Arial"/>
@@ -17993,7 +18459,7 @@
             <w:pPr>
               <w:spacing w:after="20" w:before="0"/>
             </w:pPr>
-            <w:hyperlink w:history="1" r:id="rIdl6s3hg5myztrhcjmxpjd0">
+            <w:hyperlink w:history="1" r:id="rIdkpfqksdcgdzmkffgh0wsm">
               <w:r>
                 <w:rPr>
                   <w:rFonts w:ascii="Arial" w:cs="Arial" w:eastAsia="Arial" w:hAnsi="Arial"/>
@@ -18026,7 +18492,7 @@
               <w:spacing w:after="10" w:before="0"/>
               <w:ind w:left="120"/>
             </w:pPr>
-            <w:hyperlink w:history="1" r:id="rId7wueteke13ks0sp8xgvn3">
+            <w:hyperlink w:history="1" r:id="rIdfyjkzinkij2bsqre0luzs">
               <w:r>
                 <w:rPr>
                   <w:rFonts w:ascii="Arial" w:cs="Arial" w:eastAsia="Arial" w:hAnsi="Arial"/>
@@ -18071,7 +18537,7 @@
             <w:pPr>
               <w:spacing w:after="20" w:before="0"/>
             </w:pPr>
-            <w:hyperlink w:history="1" r:id="rIds4yaasq3sonorjtnrkfe4">
+            <w:hyperlink w:history="1" r:id="rIdmhj8d9evmfwdhrhkauvdr">
               <w:r>
                 <w:rPr>
                   <w:rFonts w:ascii="Arial" w:cs="Arial" w:eastAsia="Arial" w:hAnsi="Arial"/>
@@ -18104,7 +18570,7 @@
               <w:spacing w:after="10" w:before="0"/>
               <w:ind w:left="120"/>
             </w:pPr>
-            <w:hyperlink w:history="1" r:id="rIda_yaofutdbhs74zyrzwkk">
+            <w:hyperlink w:history="1" r:id="rIdb2fzkytdaewfjwteh0hfg">
               <w:r>
                 <w:rPr>
                   <w:rFonts w:ascii="Arial" w:cs="Arial" w:eastAsia="Arial" w:hAnsi="Arial"/>
@@ -18299,7 +18765,7 @@
             <w:pPr>
               <w:spacing w:after="20" w:before="0"/>
             </w:pPr>
-            <w:hyperlink w:history="1" r:id="rIdnb0m5g_ooo55utvdv2jcb">
+            <w:hyperlink w:history="1" r:id="rIdv8g98woqbbv_q6wo2dunx">
               <w:r>
                 <w:rPr>
                   <w:rFonts w:ascii="Arial" w:cs="Arial" w:eastAsia="Arial" w:hAnsi="Arial"/>
@@ -18332,7 +18798,7 @@
               <w:spacing w:after="10" w:before="0"/>
               <w:ind w:left="120"/>
             </w:pPr>
-            <w:hyperlink w:history="1" r:id="rIdpafpz6xzjsr2z8jtrgwof">
+            <w:hyperlink w:history="1" r:id="rId0cohhniomwpl892rqdnyy">
               <w:r>
                 <w:rPr>
                   <w:rFonts w:ascii="Arial" w:cs="Arial" w:eastAsia="Arial" w:hAnsi="Arial"/>
@@ -18377,7 +18843,7 @@
             <w:pPr>
               <w:spacing w:after="20" w:before="0"/>
             </w:pPr>
-            <w:hyperlink w:history="1" r:id="rIdv7c7hzq1adofao-rbr9be">
+            <w:hyperlink w:history="1" r:id="rIdt3knrtmcwtkdt105xghhn">
               <w:r>
                 <w:rPr>
                   <w:rFonts w:ascii="Arial" w:cs="Arial" w:eastAsia="Arial" w:hAnsi="Arial"/>
@@ -18410,7 +18876,7 @@
               <w:spacing w:after="10" w:before="0"/>
               <w:ind w:left="120"/>
             </w:pPr>
-            <w:hyperlink w:history="1" r:id="rIdfmuesntbrguga_psjhd-s">
+            <w:hyperlink w:history="1" r:id="rId3z753vbkniv7nkxjk8ipg">
               <w:r>
                 <w:rPr>
                   <w:rFonts w:ascii="Arial" w:cs="Arial" w:eastAsia="Arial" w:hAnsi="Arial"/>
@@ -18605,7 +19071,7 @@
             <w:pPr>
               <w:spacing w:after="20" w:before="0"/>
             </w:pPr>
-            <w:hyperlink w:history="1" r:id="rId2qepfk-z4khprfv786dr9">
+            <w:hyperlink w:history="1" r:id="rIdy1fbac2iql9ildyqqbvyt">
               <w:r>
                 <w:rPr>
                   <w:rFonts w:ascii="Arial" w:cs="Arial" w:eastAsia="Arial" w:hAnsi="Arial"/>
@@ -18638,7 +19104,7 @@
               <w:spacing w:after="10" w:before="0"/>
               <w:ind w:left="120"/>
             </w:pPr>
-            <w:hyperlink w:history="1" r:id="rIdu2ugsjn17qsnpqzdqeowc">
+            <w:hyperlink w:history="1" r:id="rIdtmsy2-tff0t9kbooppdry">
               <w:r>
                 <w:rPr>
                   <w:rFonts w:ascii="Arial" w:cs="Arial" w:eastAsia="Arial" w:hAnsi="Arial"/>
@@ -18683,7 +19149,7 @@
             <w:pPr>
               <w:spacing w:after="20" w:before="0"/>
             </w:pPr>
-            <w:hyperlink w:history="1" r:id="rIdipvddh-fsemoadumqxmeq">
+            <w:hyperlink w:history="1" r:id="rIdhnenvpqfradfv3_eybchd">
               <w:r>
                 <w:rPr>
                   <w:rFonts w:ascii="Arial" w:cs="Arial" w:eastAsia="Arial" w:hAnsi="Arial"/>
@@ -18716,7 +19182,7 @@
               <w:spacing w:after="10" w:before="0"/>
               <w:ind w:left="120"/>
             </w:pPr>
-            <w:hyperlink w:history="1" r:id="rIdyk6pcm2mlqccwnogve6l2">
+            <w:hyperlink w:history="1" r:id="rIddkfukpupsyjpmsvrmemat">
               <w:r>
                 <w:rPr>
                   <w:rFonts w:ascii="Arial" w:cs="Arial" w:eastAsia="Arial" w:hAnsi="Arial"/>
@@ -18911,7 +19377,7 @@
             <w:pPr>
               <w:spacing w:after="20" w:before="0"/>
             </w:pPr>
-            <w:hyperlink w:history="1" r:id="rIdrdeqxxxmakiog3vuyiw0g">
+            <w:hyperlink w:history="1" r:id="rIdf8m76inllnruyycmqnuvc">
               <w:r>
                 <w:rPr>
                   <w:rFonts w:ascii="Arial" w:cs="Arial" w:eastAsia="Arial" w:hAnsi="Arial"/>
@@ -18944,7 +19410,7 @@
               <w:spacing w:after="10" w:before="0"/>
               <w:ind w:left="120"/>
             </w:pPr>
-            <w:hyperlink w:history="1" r:id="rIdko9552kk3jjsxa15yeev3">
+            <w:hyperlink w:history="1" r:id="rIdm_vk40k5ps7kaf9mpv89c">
               <w:r>
                 <w:rPr>
                   <w:rFonts w:ascii="Arial" w:cs="Arial" w:eastAsia="Arial" w:hAnsi="Arial"/>
@@ -18989,7 +19455,7 @@
             <w:pPr>
               <w:spacing w:after="20" w:before="0"/>
             </w:pPr>
-            <w:hyperlink w:history="1" r:id="rIdrznuvhgkq4t6ukx1jnlnj">
+            <w:hyperlink w:history="1" r:id="rIdfxp0wygn8_yygarl-dyay">
               <w:r>
                 <w:rPr>
                   <w:rFonts w:ascii="Arial" w:cs="Arial" w:eastAsia="Arial" w:hAnsi="Arial"/>
@@ -19022,7 +19488,7 @@
               <w:spacing w:after="10" w:before="0"/>
               <w:ind w:left="120"/>
             </w:pPr>
-            <w:hyperlink w:history="1" r:id="rIdn5l-fv1nmdeu_wqawjrlg">
+            <w:hyperlink w:history="1" r:id="rIdtc2xmfyp3oee7ei7yor3i">
               <w:r>
                 <w:rPr>
                   <w:rFonts w:ascii="Arial" w:cs="Arial" w:eastAsia="Arial" w:hAnsi="Arial"/>
@@ -19670,6 +20136,65 @@
         </w:tc>
       </w:tr>
     </w:tbl>
+    <w:p>
+      <w:pPr>
+        <w:pBdr>
+          <w:top w:val="single" w:color="BBBBBB" w:sz="4" w:space="4"/>
+        </w:pBdr>
+        <w:spacing w:after="0" w:before="160"/>
+      </w:pPr>
+      <w:r>
+        <w:rPr>
+          <w:rFonts w:ascii="Arial" w:cs="Arial" w:eastAsia="Arial" w:hAnsi="Arial"/>
+          <w:color w:val="666666"/>
+          <w:sz w:val="14"/>
+          <w:szCs w:val="14"/>
+        </w:rPr>
+        <w:t xml:space="preserve">© 2026 SeaVuria and ARES. Aligned with KICD objectives. Developed by SeaVuria; technical implementation by ARES (with AI assistance from Claude). Licensed under </w:t>
+      </w:r>
+      <w:hyperlink w:history="1" r:id="rIdcebjpe_nmc8vboy14ewfa">
+        <w:r>
+          <w:rPr>
+            <w:rFonts w:ascii="Arial" w:cs="Arial" w:eastAsia="Arial" w:hAnsi="Arial"/>
+            <w:color w:val="1F6B75"/>
+            <w:sz w:val="14"/>
+            <w:szCs w:val="14"/>
+            <w:u w:val="single" w:color="1F6B75"/>
+          </w:rPr>
+          <w:t xml:space="preserve">CC BY-NC 4.0</w:t>
+        </w:r>
+      </w:hyperlink>
+      <w:r>
+        <w:rPr>
+          <w:rFonts w:ascii="Arial" w:cs="Arial" w:eastAsia="Arial" w:hAnsi="Arial"/>
+          <w:color w:val="666666"/>
+          <w:sz w:val="14"/>
+          <w:szCs w:val="14"/>
+        </w:rPr>
+        <w:t xml:space="preserve"> (</w:t>
+      </w:r>
+      <w:hyperlink w:history="1" r:id="rIdv3s4tmtnaiq7nz0idxxke">
+        <w:r>
+          <w:rPr>
+            <w:rFonts w:ascii="Arial" w:cs="Arial" w:eastAsia="Arial" w:hAnsi="Arial"/>
+            <w:color w:val="1F6B75"/>
+            <w:sz w:val="14"/>
+            <w:szCs w:val="14"/>
+            <w:u w:val="single" w:color="1F6B75"/>
+          </w:rPr>
+          <w:t xml:space="preserve">https://creativecommons.org/licenses/by-nc/4.0/</w:t>
+        </w:r>
+      </w:hyperlink>
+      <w:r>
+        <w:rPr>
+          <w:rFonts w:ascii="Arial" w:cs="Arial" w:eastAsia="Arial" w:hAnsi="Arial"/>
+          <w:color w:val="666666"/>
+          <w:sz w:val="14"/>
+          <w:szCs w:val="14"/>
+        </w:rPr>
+        <w:t xml:space="preserve">).</w:t>
+      </w:r>
+    </w:p>
     <w:p>
       <w:r>
         <w:br w:type="page"/>
@@ -20661,7 +21186,7 @@
             <w:pPr>
               <w:spacing w:after="20" w:before="0"/>
             </w:pPr>
-            <w:hyperlink w:history="1" r:id="rIda4xbpmfmghy23oln8puaj">
+            <w:hyperlink w:history="1" r:id="rIdvbb46d1esoerjv1uhuohw">
               <w:r>
                 <w:rPr>
                   <w:rFonts w:ascii="Arial" w:cs="Arial" w:eastAsia="Arial" w:hAnsi="Arial"/>
@@ -20694,7 +21219,7 @@
               <w:spacing w:after="10" w:before="0"/>
               <w:ind w:left="120"/>
             </w:pPr>
-            <w:hyperlink w:history="1" r:id="rIdgj3oqoqsdalnendrwe47w">
+            <w:hyperlink w:history="1" r:id="rIdccvkrr8yq3opyedkh3vp_">
               <w:r>
                 <w:rPr>
                   <w:rFonts w:ascii="Arial" w:cs="Arial" w:eastAsia="Arial" w:hAnsi="Arial"/>
@@ -20739,7 +21264,7 @@
             <w:pPr>
               <w:spacing w:after="20" w:before="0"/>
             </w:pPr>
-            <w:hyperlink w:history="1" r:id="rIdmsvesp2zvlspmdmsdt1ec">
+            <w:hyperlink w:history="1" r:id="rIddpifapnrog7w7vmvbsopo">
               <w:r>
                 <w:rPr>
                   <w:rFonts w:ascii="Arial" w:cs="Arial" w:eastAsia="Arial" w:hAnsi="Arial"/>
@@ -20772,7 +21297,7 @@
               <w:spacing w:after="10" w:before="0"/>
               <w:ind w:left="120"/>
             </w:pPr>
-            <w:hyperlink w:history="1" r:id="rIdyilrk8nzrkru_hka-vhcu">
+            <w:hyperlink w:history="1" r:id="rIdrtgfcvqxqr983ykmg2w41">
               <w:r>
                 <w:rPr>
                   <w:rFonts w:ascii="Arial" w:cs="Arial" w:eastAsia="Arial" w:hAnsi="Arial"/>
@@ -20967,7 +21492,7 @@
             <w:pPr>
               <w:spacing w:after="20" w:before="0"/>
             </w:pPr>
-            <w:hyperlink w:history="1" r:id="rIdcmnzhhkehdgzj5f2w3zfo">
+            <w:hyperlink w:history="1" r:id="rIdlpzvifg5mo1akufnvhp0x">
               <w:r>
                 <w:rPr>
                   <w:rFonts w:ascii="Arial" w:cs="Arial" w:eastAsia="Arial" w:hAnsi="Arial"/>
@@ -21000,7 +21525,7 @@
               <w:spacing w:after="10" w:before="0"/>
               <w:ind w:left="120"/>
             </w:pPr>
-            <w:hyperlink w:history="1" r:id="rIdcxn-s17lxvdx3x5dhhnvm">
+            <w:hyperlink w:history="1" r:id="rIdycyaazvbrlsumwxs13onp">
               <w:r>
                 <w:rPr>
                   <w:rFonts w:ascii="Arial" w:cs="Arial" w:eastAsia="Arial" w:hAnsi="Arial"/>
@@ -21045,7 +21570,7 @@
             <w:pPr>
               <w:spacing w:after="20" w:before="0"/>
             </w:pPr>
-            <w:hyperlink w:history="1" r:id="rIdxndpwlzq1ansrkd1nkdsd">
+            <w:hyperlink w:history="1" r:id="rId2ktfszeqtoj9ybkv1ulmt">
               <w:r>
                 <w:rPr>
                   <w:rFonts w:ascii="Arial" w:cs="Arial" w:eastAsia="Arial" w:hAnsi="Arial"/>
@@ -21078,7 +21603,7 @@
               <w:spacing w:after="10" w:before="0"/>
               <w:ind w:left="120"/>
             </w:pPr>
-            <w:hyperlink w:history="1" r:id="rIdr43a8egguhyo2hav_j6tb">
+            <w:hyperlink w:history="1" r:id="rIdc3hyayi6gb4xbkgcty-ob">
               <w:r>
                 <w:rPr>
                   <w:rFonts w:ascii="Arial" w:cs="Arial" w:eastAsia="Arial" w:hAnsi="Arial"/>
@@ -21273,7 +21798,7 @@
             <w:pPr>
               <w:spacing w:after="20" w:before="0"/>
             </w:pPr>
-            <w:hyperlink w:history="1" r:id="rIdjax2s_-xgsb-pv3sqyhla">
+            <w:hyperlink w:history="1" r:id="rIdexrwpxykhvhl4qxj_l7l8">
               <w:r>
                 <w:rPr>
                   <w:rFonts w:ascii="Arial" w:cs="Arial" w:eastAsia="Arial" w:hAnsi="Arial"/>
@@ -21306,7 +21831,7 @@
               <w:spacing w:after="10" w:before="0"/>
               <w:ind w:left="120"/>
             </w:pPr>
-            <w:hyperlink w:history="1" r:id="rIdei3dnc1fx_nz8pdurfkra">
+            <w:hyperlink w:history="1" r:id="rId-zgp4ybvbtzoxgedh2nbd">
               <w:r>
                 <w:rPr>
                   <w:rFonts w:ascii="Arial" w:cs="Arial" w:eastAsia="Arial" w:hAnsi="Arial"/>
@@ -21351,7 +21876,7 @@
             <w:pPr>
               <w:spacing w:after="20" w:before="0"/>
             </w:pPr>
-            <w:hyperlink w:history="1" r:id="rIdgrrnl9jcsrltsycncizb2">
+            <w:hyperlink w:history="1" r:id="rId6wro7lt-xyk91zovpcvnk">
               <w:r>
                 <w:rPr>
                   <w:rFonts w:ascii="Arial" w:cs="Arial" w:eastAsia="Arial" w:hAnsi="Arial"/>
@@ -21384,7 +21909,7 @@
               <w:spacing w:after="10" w:before="0"/>
               <w:ind w:left="120"/>
             </w:pPr>
-            <w:hyperlink w:history="1" r:id="rIdjcw6v0tmrbdk1vmnzktxi">
+            <w:hyperlink w:history="1" r:id="rId_zs-idj99txevqcprzefy">
               <w:r>
                 <w:rPr>
                   <w:rFonts w:ascii="Arial" w:cs="Arial" w:eastAsia="Arial" w:hAnsi="Arial"/>
@@ -21579,7 +22104,7 @@
             <w:pPr>
               <w:spacing w:after="20" w:before="0"/>
             </w:pPr>
-            <w:hyperlink w:history="1" r:id="rId5spsmipw2e0f96xz_06sf">
+            <w:hyperlink w:history="1" r:id="rIdacjvf1basyjf7uulqzdzl">
               <w:r>
                 <w:rPr>
                   <w:rFonts w:ascii="Arial" w:cs="Arial" w:eastAsia="Arial" w:hAnsi="Arial"/>
@@ -21612,7 +22137,7 @@
               <w:spacing w:after="10" w:before="0"/>
               <w:ind w:left="120"/>
             </w:pPr>
-            <w:hyperlink w:history="1" r:id="rId4whhhl8htnmicnpj5zts_">
+            <w:hyperlink w:history="1" r:id="rIdb3bewnwwk8vabnlsd0cf6">
               <w:r>
                 <w:rPr>
                   <w:rFonts w:ascii="Arial" w:cs="Arial" w:eastAsia="Arial" w:hAnsi="Arial"/>
@@ -21657,7 +22182,7 @@
             <w:pPr>
               <w:spacing w:after="20" w:before="0"/>
             </w:pPr>
-            <w:hyperlink w:history="1" r:id="rIdnyuffzpqjh_krcf5mix8r">
+            <w:hyperlink w:history="1" r:id="rIdnivyqq7ccstess5et1tvd">
               <w:r>
                 <w:rPr>
                   <w:rFonts w:ascii="Arial" w:cs="Arial" w:eastAsia="Arial" w:hAnsi="Arial"/>
@@ -21690,7 +22215,7 @@
               <w:spacing w:after="10" w:before="0"/>
               <w:ind w:left="120"/>
             </w:pPr>
-            <w:hyperlink w:history="1" r:id="rId9zjfnabvpjgxx_yefycqe">
+            <w:hyperlink w:history="1" r:id="rId9y5bfdexcgx5di2rnjhrd">
               <w:r>
                 <w:rPr>
                   <w:rFonts w:ascii="Arial" w:cs="Arial" w:eastAsia="Arial" w:hAnsi="Arial"/>
@@ -21885,7 +22410,7 @@
             <w:pPr>
               <w:spacing w:after="20" w:before="0"/>
             </w:pPr>
-            <w:hyperlink w:history="1" r:id="rIdxncugewgssoev3zolrtld">
+            <w:hyperlink w:history="1" r:id="rIdmcpamxzayb1arlvsteqzs">
               <w:r>
                 <w:rPr>
                   <w:rFonts w:ascii="Arial" w:cs="Arial" w:eastAsia="Arial" w:hAnsi="Arial"/>
@@ -21918,7 +22443,7 @@
               <w:spacing w:after="10" w:before="0"/>
               <w:ind w:left="120"/>
             </w:pPr>
-            <w:hyperlink w:history="1" r:id="rIdw5-an4yjrkwu1pwu-uurv">
+            <w:hyperlink w:history="1" r:id="rIdr_5a1tcfnifvxdhwshtzz">
               <w:r>
                 <w:rPr>
                   <w:rFonts w:ascii="Arial" w:cs="Arial" w:eastAsia="Arial" w:hAnsi="Arial"/>
@@ -21963,7 +22488,7 @@
             <w:pPr>
               <w:spacing w:after="20" w:before="0"/>
             </w:pPr>
-            <w:hyperlink w:history="1" r:id="rIdlewxo90e_r6apowcomiep">
+            <w:hyperlink w:history="1" r:id="rIdktyc4h0xi1hslikobzqeu">
               <w:r>
                 <w:rPr>
                   <w:rFonts w:ascii="Arial" w:cs="Arial" w:eastAsia="Arial" w:hAnsi="Arial"/>
@@ -21996,7 +22521,7 @@
               <w:spacing w:after="10" w:before="0"/>
               <w:ind w:left="120"/>
             </w:pPr>
-            <w:hyperlink w:history="1" r:id="rIdwgfp0otx1yba6m3gzn25n">
+            <w:hyperlink w:history="1" r:id="rId3pgzn0mjh3ie5frlk__9s">
               <w:r>
                 <w:rPr>
                   <w:rFonts w:ascii="Arial" w:cs="Arial" w:eastAsia="Arial" w:hAnsi="Arial"/>
@@ -22492,6 +23017,65 @@
         </w:tc>
       </w:tr>
     </w:tbl>
+    <w:p>
+      <w:pPr>
+        <w:pBdr>
+          <w:top w:val="single" w:color="BBBBBB" w:sz="4" w:space="4"/>
+        </w:pBdr>
+        <w:spacing w:after="0" w:before="160"/>
+      </w:pPr>
+      <w:r>
+        <w:rPr>
+          <w:rFonts w:ascii="Arial" w:cs="Arial" w:eastAsia="Arial" w:hAnsi="Arial"/>
+          <w:color w:val="666666"/>
+          <w:sz w:val="14"/>
+          <w:szCs w:val="14"/>
+        </w:rPr>
+        <w:t xml:space="preserve">© 2026 SeaVuria and ARES. Aligned with KICD objectives. Developed by SeaVuria; technical implementation by ARES (with AI assistance from Claude). Licensed under </w:t>
+      </w:r>
+      <w:hyperlink w:history="1" r:id="rId_dtkfeyo5wpdzubh7ewdr">
+        <w:r>
+          <w:rPr>
+            <w:rFonts w:ascii="Arial" w:cs="Arial" w:eastAsia="Arial" w:hAnsi="Arial"/>
+            <w:color w:val="1F6B75"/>
+            <w:sz w:val="14"/>
+            <w:szCs w:val="14"/>
+            <w:u w:val="single" w:color="1F6B75"/>
+          </w:rPr>
+          <w:t xml:space="preserve">CC BY-NC 4.0</w:t>
+        </w:r>
+      </w:hyperlink>
+      <w:r>
+        <w:rPr>
+          <w:rFonts w:ascii="Arial" w:cs="Arial" w:eastAsia="Arial" w:hAnsi="Arial"/>
+          <w:color w:val="666666"/>
+          <w:sz w:val="14"/>
+          <w:szCs w:val="14"/>
+        </w:rPr>
+        <w:t xml:space="preserve"> (</w:t>
+      </w:r>
+      <w:hyperlink w:history="1" r:id="rIdi4dfg2fhdi2qfqfbmc117">
+        <w:r>
+          <w:rPr>
+            <w:rFonts w:ascii="Arial" w:cs="Arial" w:eastAsia="Arial" w:hAnsi="Arial"/>
+            <w:color w:val="1F6B75"/>
+            <w:sz w:val="14"/>
+            <w:szCs w:val="14"/>
+            <w:u w:val="single" w:color="1F6B75"/>
+          </w:rPr>
+          <w:t xml:space="preserve">https://creativecommons.org/licenses/by-nc/4.0/</w:t>
+        </w:r>
+      </w:hyperlink>
+      <w:r>
+        <w:rPr>
+          <w:rFonts w:ascii="Arial" w:cs="Arial" w:eastAsia="Arial" w:hAnsi="Arial"/>
+          <w:color w:val="666666"/>
+          <w:sz w:val="14"/>
+          <w:szCs w:val="14"/>
+        </w:rPr>
+        <w:t xml:space="preserve">).</w:t>
+      </w:r>
+    </w:p>
     <w:p>
       <w:r>
         <w:br w:type="page"/>
@@ -23483,7 +24067,7 @@
             <w:pPr>
               <w:spacing w:after="20" w:before="0"/>
             </w:pPr>
-            <w:hyperlink w:history="1" r:id="rId3cmvmpgqy4naazp6ryx4y">
+            <w:hyperlink w:history="1" r:id="rIdrhx0pikasqahzgbi9llph">
               <w:r>
                 <w:rPr>
                   <w:rFonts w:ascii="Arial" w:cs="Arial" w:eastAsia="Arial" w:hAnsi="Arial"/>
@@ -23516,7 +24100,7 @@
               <w:spacing w:after="10" w:before="0"/>
               <w:ind w:left="120"/>
             </w:pPr>
-            <w:hyperlink w:history="1" r:id="rIdaowddua-qwu9m5hjan7ad">
+            <w:hyperlink w:history="1" r:id="rIdftx6exbnppc2e_-cz0odv">
               <w:r>
                 <w:rPr>
                   <w:rFonts w:ascii="Arial" w:cs="Arial" w:eastAsia="Arial" w:hAnsi="Arial"/>
@@ -23561,7 +24145,7 @@
             <w:pPr>
               <w:spacing w:after="20" w:before="0"/>
             </w:pPr>
-            <w:hyperlink w:history="1" r:id="rIdpg2imsxsad4y7l7rzrr-w">
+            <w:hyperlink w:history="1" r:id="rIdcmapoxlxiza0r054uu9fj">
               <w:r>
                 <w:rPr>
                   <w:rFonts w:ascii="Arial" w:cs="Arial" w:eastAsia="Arial" w:hAnsi="Arial"/>
@@ -23594,7 +24178,7 @@
               <w:spacing w:after="10" w:before="0"/>
               <w:ind w:left="120"/>
             </w:pPr>
-            <w:hyperlink w:history="1" r:id="rIdbbsruqedxl6oarp6kia02">
+            <w:hyperlink w:history="1" r:id="rId_df9sopyhn2wk-ueg5ucx">
               <w:r>
                 <w:rPr>
                   <w:rFonts w:ascii="Arial" w:cs="Arial" w:eastAsia="Arial" w:hAnsi="Arial"/>
@@ -23789,7 +24373,7 @@
             <w:pPr>
               <w:spacing w:after="20" w:before="0"/>
             </w:pPr>
-            <w:hyperlink w:history="1" r:id="rIdawcsp-lemjpjuaxo9bbfv">
+            <w:hyperlink w:history="1" r:id="rIdaecadncaixs6h2dtksfku">
               <w:r>
                 <w:rPr>
                   <w:rFonts w:ascii="Arial" w:cs="Arial" w:eastAsia="Arial" w:hAnsi="Arial"/>
@@ -23822,7 +24406,7 @@
               <w:spacing w:after="10" w:before="0"/>
               <w:ind w:left="120"/>
             </w:pPr>
-            <w:hyperlink w:history="1" r:id="rIdjy0mtfjgtuqcgh49jwc13">
+            <w:hyperlink w:history="1" r:id="rIdihw8lr9vsum1ctwywezye">
               <w:r>
                 <w:rPr>
                   <w:rFonts w:ascii="Arial" w:cs="Arial" w:eastAsia="Arial" w:hAnsi="Arial"/>
@@ -23867,7 +24451,7 @@
             <w:pPr>
               <w:spacing w:after="20" w:before="0"/>
             </w:pPr>
-            <w:hyperlink w:history="1" r:id="rIdcx4spx37_0b2kbzukpm3y">
+            <w:hyperlink w:history="1" r:id="rIdwxiuyaprkd1v-b-udr45g">
               <w:r>
                 <w:rPr>
                   <w:rFonts w:ascii="Arial" w:cs="Arial" w:eastAsia="Arial" w:hAnsi="Arial"/>
@@ -23900,7 +24484,7 @@
               <w:spacing w:after="10" w:before="0"/>
               <w:ind w:left="120"/>
             </w:pPr>
-            <w:hyperlink w:history="1" r:id="rIdwzmdhpzmdexn5wiktlfkr">
+            <w:hyperlink w:history="1" r:id="rIdt_9rbvsaocsd3of2nptwz">
               <w:r>
                 <w:rPr>
                   <w:rFonts w:ascii="Arial" w:cs="Arial" w:eastAsia="Arial" w:hAnsi="Arial"/>
@@ -24095,7 +24679,7 @@
             <w:pPr>
               <w:spacing w:after="20" w:before="0"/>
             </w:pPr>
-            <w:hyperlink w:history="1" r:id="rIdo_rpfp_300nkmeqfbbj4m">
+            <w:hyperlink w:history="1" r:id="rIdyrtlylv3gjkva6sajhi7e">
               <w:r>
                 <w:rPr>
                   <w:rFonts w:ascii="Arial" w:cs="Arial" w:eastAsia="Arial" w:hAnsi="Arial"/>
@@ -24128,7 +24712,7 @@
               <w:spacing w:after="10" w:before="0"/>
               <w:ind w:left="120"/>
             </w:pPr>
-            <w:hyperlink w:history="1" r:id="rId5_u0oaozyfh1euj23xffd">
+            <w:hyperlink w:history="1" r:id="rIdcpzwg_qezfdeyg6iwdkpy">
               <w:r>
                 <w:rPr>
                   <w:rFonts w:ascii="Arial" w:cs="Arial" w:eastAsia="Arial" w:hAnsi="Arial"/>
@@ -24173,7 +24757,7 @@
             <w:pPr>
               <w:spacing w:after="20" w:before="0"/>
             </w:pPr>
-            <w:hyperlink w:history="1" r:id="rIdhaxltk2ggqgw9wkdvqyfn">
+            <w:hyperlink w:history="1" r:id="rIdlm9mr-shse4onrokjk2ev">
               <w:r>
                 <w:rPr>
                   <w:rFonts w:ascii="Arial" w:cs="Arial" w:eastAsia="Arial" w:hAnsi="Arial"/>
@@ -24206,7 +24790,7 @@
               <w:spacing w:after="10" w:before="0"/>
               <w:ind w:left="120"/>
             </w:pPr>
-            <w:hyperlink w:history="1" r:id="rIdng0qcsnjdc7wtykicttbz">
+            <w:hyperlink w:history="1" r:id="rIdzpk6asbyerv5n0aorzw7g">
               <w:r>
                 <w:rPr>
                   <w:rFonts w:ascii="Arial" w:cs="Arial" w:eastAsia="Arial" w:hAnsi="Arial"/>
@@ -24401,7 +24985,7 @@
             <w:pPr>
               <w:spacing w:after="20" w:before="0"/>
             </w:pPr>
-            <w:hyperlink w:history="1" r:id="rIdfhuvkzpr5ryx9xkmqukec">
+            <w:hyperlink w:history="1" r:id="rId9uixbnk9lnntfwxjauizb">
               <w:r>
                 <w:rPr>
                   <w:rFonts w:ascii="Arial" w:cs="Arial" w:eastAsia="Arial" w:hAnsi="Arial"/>
@@ -24434,7 +25018,7 @@
               <w:spacing w:after="10" w:before="0"/>
               <w:ind w:left="120"/>
             </w:pPr>
-            <w:hyperlink w:history="1" r:id="rIdy716rioyrbt9lw8snaveg">
+            <w:hyperlink w:history="1" r:id="rIdbemny26sedn89p17znzhg">
               <w:r>
                 <w:rPr>
                   <w:rFonts w:ascii="Arial" w:cs="Arial" w:eastAsia="Arial" w:hAnsi="Arial"/>
@@ -24479,7 +25063,7 @@
             <w:pPr>
               <w:spacing w:after="20" w:before="0"/>
             </w:pPr>
-            <w:hyperlink w:history="1" r:id="rIdvgc8ga2ocwvxc72dhhdor">
+            <w:hyperlink w:history="1" r:id="rIdpwbhmwedwrepnjm65meq3">
               <w:r>
                 <w:rPr>
                   <w:rFonts w:ascii="Arial" w:cs="Arial" w:eastAsia="Arial" w:hAnsi="Arial"/>
@@ -24512,7 +25096,7 @@
               <w:spacing w:after="10" w:before="0"/>
               <w:ind w:left="120"/>
             </w:pPr>
-            <w:hyperlink w:history="1" r:id="rId7arnbttcrke8mgolkx4ji">
+            <w:hyperlink w:history="1" r:id="rIdhxbvws7idbzkgpqtvj3ni">
               <w:r>
                 <w:rPr>
                   <w:rFonts w:ascii="Arial" w:cs="Arial" w:eastAsia="Arial" w:hAnsi="Arial"/>
@@ -24707,7 +25291,7 @@
             <w:pPr>
               <w:spacing w:after="20" w:before="0"/>
             </w:pPr>
-            <w:hyperlink w:history="1" r:id="rIdmqfeteu6v4v-8ff6pff7d">
+            <w:hyperlink w:history="1" r:id="rId23zzdu0-z6sumbpk_mjbc">
               <w:r>
                 <w:rPr>
                   <w:rFonts w:ascii="Arial" w:cs="Arial" w:eastAsia="Arial" w:hAnsi="Arial"/>
@@ -24740,7 +25324,7 @@
               <w:spacing w:after="10" w:before="0"/>
               <w:ind w:left="120"/>
             </w:pPr>
-            <w:hyperlink w:history="1" r:id="rId5bvce5cypptfmdyehoy4w">
+            <w:hyperlink w:history="1" r:id="rId8befeupepfxkvdh7bkbn5">
               <w:r>
                 <w:rPr>
                   <w:rFonts w:ascii="Arial" w:cs="Arial" w:eastAsia="Arial" w:hAnsi="Arial"/>
@@ -24785,7 +25369,7 @@
             <w:pPr>
               <w:spacing w:after="20" w:before="0"/>
             </w:pPr>
-            <w:hyperlink w:history="1" r:id="rIdixrqwkdql-hfudvtywtek">
+            <w:hyperlink w:history="1" r:id="rIdlutvewndvpczkjrotxkan">
               <w:r>
                 <w:rPr>
                   <w:rFonts w:ascii="Arial" w:cs="Arial" w:eastAsia="Arial" w:hAnsi="Arial"/>
@@ -24818,7 +25402,7 @@
               <w:spacing w:after="10" w:before="0"/>
               <w:ind w:left="120"/>
             </w:pPr>
-            <w:hyperlink w:history="1" r:id="rIdfvbozxnm5l1s4qltmidxh">
+            <w:hyperlink w:history="1" r:id="rIdgh-9f_zx-nspkpx-1p40z">
               <w:r>
                 <w:rPr>
                   <w:rFonts w:ascii="Arial" w:cs="Arial" w:eastAsia="Arial" w:hAnsi="Arial"/>
@@ -25428,6 +26012,65 @@
         </w:tc>
       </w:tr>
     </w:tbl>
+    <w:p>
+      <w:pPr>
+        <w:pBdr>
+          <w:top w:val="single" w:color="BBBBBB" w:sz="4" w:space="4"/>
+        </w:pBdr>
+        <w:spacing w:after="0" w:before="160"/>
+      </w:pPr>
+      <w:r>
+        <w:rPr>
+          <w:rFonts w:ascii="Arial" w:cs="Arial" w:eastAsia="Arial" w:hAnsi="Arial"/>
+          <w:color w:val="666666"/>
+          <w:sz w:val="14"/>
+          <w:szCs w:val="14"/>
+        </w:rPr>
+        <w:t xml:space="preserve">© 2026 SeaVuria and ARES. Aligned with KICD objectives. Developed by SeaVuria; technical implementation by ARES (with AI assistance from Claude). Licensed under </w:t>
+      </w:r>
+      <w:hyperlink w:history="1" r:id="rIdqcaf-fnu4ovfn45xxcj-w">
+        <w:r>
+          <w:rPr>
+            <w:rFonts w:ascii="Arial" w:cs="Arial" w:eastAsia="Arial" w:hAnsi="Arial"/>
+            <w:color w:val="1F6B75"/>
+            <w:sz w:val="14"/>
+            <w:szCs w:val="14"/>
+            <w:u w:val="single" w:color="1F6B75"/>
+          </w:rPr>
+          <w:t xml:space="preserve">CC BY-NC 4.0</w:t>
+        </w:r>
+      </w:hyperlink>
+      <w:r>
+        <w:rPr>
+          <w:rFonts w:ascii="Arial" w:cs="Arial" w:eastAsia="Arial" w:hAnsi="Arial"/>
+          <w:color w:val="666666"/>
+          <w:sz w:val="14"/>
+          <w:szCs w:val="14"/>
+        </w:rPr>
+        <w:t xml:space="preserve"> (</w:t>
+      </w:r>
+      <w:hyperlink w:history="1" r:id="rIdrmej9ap3py4axdyh3yvov">
+        <w:r>
+          <w:rPr>
+            <w:rFonts w:ascii="Arial" w:cs="Arial" w:eastAsia="Arial" w:hAnsi="Arial"/>
+            <w:color w:val="1F6B75"/>
+            <w:sz w:val="14"/>
+            <w:szCs w:val="14"/>
+            <w:u w:val="single" w:color="1F6B75"/>
+          </w:rPr>
+          <w:t xml:space="preserve">https://creativecommons.org/licenses/by-nc/4.0/</w:t>
+        </w:r>
+      </w:hyperlink>
+      <w:r>
+        <w:rPr>
+          <w:rFonts w:ascii="Arial" w:cs="Arial" w:eastAsia="Arial" w:hAnsi="Arial"/>
+          <w:color w:val="666666"/>
+          <w:sz w:val="14"/>
+          <w:szCs w:val="14"/>
+        </w:rPr>
+        <w:t xml:space="preserve">).</w:t>
+      </w:r>
+    </w:p>
     <w:p>
       <w:r>
         <w:br w:type="page"/>

--- a/data/outputs/v2/Essential_Mathematics/SS3.2_Probability_I/Essential_Mathematics_Probability_I_CBE_LessonSequence.docx
+++ b/data/outputs/v2/Essential_Mathematics/SS3.2_Probability_I/Essential_Mathematics_Probability_I_CBE_LessonSequence.docx
@@ -38,6 +38,2098 @@
           <w:szCs w:val="22"/>
         </w:rPr>
         <w:t xml:space="preserve">CBE Phenomenon-Driven Lesson Sequence — Sub-Strand 3.2 (8 Lessons)</w:t>
+      </w:r>
+    </w:p>
+    <w:p>
+      <w:pPr>
+        <w:spacing w:after="120"/>
+      </w:pPr>
+      <w:r>
+        <w:t xml:space="preserve"/>
+      </w:r>
+    </w:p>
+    <w:tbl>
+      <w:tblPr>
+        <w:tblW w:type="dxa" w:w="13680"/>
+        <w:tblBorders>
+          <w:top w:val="single" w:color="AAAAAA" w:sz="4"/>
+          <w:left w:val="single" w:color="AAAAAA" w:sz="4"/>
+          <w:bottom w:val="single" w:color="AAAAAA" w:sz="4"/>
+          <w:right w:val="single" w:color="AAAAAA" w:sz="4"/>
+          <w:insideH w:val="single" w:color="auto" w:sz="4"/>
+          <w:insideV w:val="single" w:color="auto" w:sz="4"/>
+        </w:tblBorders>
+        <w:tblLayout w:type="fixed"/>
+      </w:tblPr>
+      <w:tblGrid>
+        <w:gridCol w:w="3000"/>
+        <w:gridCol w:w="10680"/>
+      </w:tblGrid>
+      <w:tr>
+        <w:tc>
+          <w:tcPr>
+            <w:tcW w:type="dxa" w:w="13680"/>
+            <w:gridSpan w:val="2"/>
+            <w:shd w:fill="1F3864" w:color="auto" w:val="clear"/>
+            <w:tcMar>
+              <w:top w:type="dxa" w:w="60"/>
+              <w:left w:type="dxa" w:w="120"/>
+              <w:bottom w:type="dxa" w:w="60"/>
+              <w:right w:type="dxa" w:w="120"/>
+            </w:tcMar>
+            <w:vAlign w:val="top"/>
+          </w:tcPr>
+          <w:p>
+            <w:pPr>
+              <w:spacing w:after="40" w:before="0"/>
+              <w:jc w:val="center"/>
+            </w:pPr>
+            <w:r>
+              <w:rPr>
+                <w:rFonts w:ascii="Arial" w:cs="Arial" w:eastAsia="Arial" w:hAnsi="Arial"/>
+                <w:b/>
+                <w:bCs/>
+                <w:i w:val="false"/>
+                <w:iCs w:val="false"/>
+                <w:color w:val="FFFFFF"/>
+                <w:sz w:val="22"/>
+                <w:szCs w:val="22"/>
+              </w:rPr>
+              <w:t xml:space="preserve">SUB-STRAND OVERVIEW</w:t>
+            </w:r>
+          </w:p>
+        </w:tc>
+      </w:tr>
+      <w:tr>
+        <w:tc>
+          <w:tcPr>
+            <w:tcW w:type="dxa" w:w="3000"/>
+            <w:shd w:fill="D5E8F0" w:color="auto" w:val="clear"/>
+            <w:tcMar>
+              <w:top w:type="dxa" w:w="60"/>
+              <w:left w:type="dxa" w:w="120"/>
+              <w:bottom w:type="dxa" w:w="60"/>
+              <w:right w:type="dxa" w:w="120"/>
+            </w:tcMar>
+            <w:vAlign w:val="top"/>
+          </w:tcPr>
+          <w:p>
+            <w:pPr>
+              <w:spacing w:after="40" w:before="0"/>
+              <w:jc w:val="left"/>
+            </w:pPr>
+            <w:r>
+              <w:rPr>
+                <w:rFonts w:ascii="Arial" w:cs="Arial" w:eastAsia="Arial" w:hAnsi="Arial"/>
+                <w:b/>
+                <w:bCs/>
+                <w:i w:val="false"/>
+                <w:iCs w:val="false"/>
+                <w:color w:val="000000"/>
+                <w:sz w:val="18"/>
+                <w:szCs w:val="18"/>
+              </w:rPr>
+              <w:t xml:space="preserve">Grade Level</w:t>
+            </w:r>
+          </w:p>
+        </w:tc>
+        <w:tc>
+          <w:tcPr>
+            <w:tcW w:type="dxa" w:w="10680"/>
+            <w:shd w:fill="FFFFFF" w:color="auto" w:val="clear"/>
+            <w:tcMar>
+              <w:top w:type="dxa" w:w="60"/>
+              <w:left w:type="dxa" w:w="120"/>
+              <w:bottom w:type="dxa" w:w="60"/>
+              <w:right w:type="dxa" w:w="120"/>
+            </w:tcMar>
+            <w:vAlign w:val="top"/>
+          </w:tcPr>
+          <w:p>
+            <w:pPr>
+              <w:spacing w:after="40" w:before="0"/>
+              <w:jc w:val="left"/>
+            </w:pPr>
+            <w:r>
+              <w:rPr>
+                <w:rFonts w:ascii="Arial" w:cs="Arial" w:eastAsia="Arial" w:hAnsi="Arial"/>
+                <w:b w:val="false"/>
+                <w:bCs w:val="false"/>
+                <w:i w:val="false"/>
+                <w:iCs w:val="false"/>
+                <w:color w:val="000000"/>
+                <w:sz w:val="18"/>
+                <w:szCs w:val="18"/>
+              </w:rPr>
+              <w:t xml:space="preserve">10</w:t>
+            </w:r>
+          </w:p>
+        </w:tc>
+      </w:tr>
+      <w:tr>
+        <w:tc>
+          <w:tcPr>
+            <w:tcW w:type="dxa" w:w="3000"/>
+            <w:shd w:fill="D5E8F0" w:color="auto" w:val="clear"/>
+            <w:tcMar>
+              <w:top w:type="dxa" w:w="60"/>
+              <w:left w:type="dxa" w:w="120"/>
+              <w:bottom w:type="dxa" w:w="60"/>
+              <w:right w:type="dxa" w:w="120"/>
+            </w:tcMar>
+            <w:vAlign w:val="top"/>
+          </w:tcPr>
+          <w:p>
+            <w:pPr>
+              <w:spacing w:after="40" w:before="0"/>
+              <w:jc w:val="left"/>
+            </w:pPr>
+            <w:r>
+              <w:rPr>
+                <w:rFonts w:ascii="Arial" w:cs="Arial" w:eastAsia="Arial" w:hAnsi="Arial"/>
+                <w:b/>
+                <w:bCs/>
+                <w:i w:val="false"/>
+                <w:iCs w:val="false"/>
+                <w:color w:val="000000"/>
+                <w:sz w:val="18"/>
+                <w:szCs w:val="18"/>
+              </w:rPr>
+              <w:t xml:space="preserve">Subject</w:t>
+            </w:r>
+          </w:p>
+        </w:tc>
+        <w:tc>
+          <w:tcPr>
+            <w:tcW w:type="dxa" w:w="10680"/>
+            <w:shd w:fill="FFFFFF" w:color="auto" w:val="clear"/>
+            <w:tcMar>
+              <w:top w:type="dxa" w:w="60"/>
+              <w:left w:type="dxa" w:w="120"/>
+              <w:bottom w:type="dxa" w:w="60"/>
+              <w:right w:type="dxa" w:w="120"/>
+            </w:tcMar>
+            <w:vAlign w:val="top"/>
+          </w:tcPr>
+          <w:p>
+            <w:pPr>
+              <w:spacing w:after="40" w:before="0"/>
+              <w:jc w:val="left"/>
+            </w:pPr>
+            <w:r>
+              <w:rPr>
+                <w:rFonts w:ascii="Arial" w:cs="Arial" w:eastAsia="Arial" w:hAnsi="Arial"/>
+                <w:b w:val="false"/>
+                <w:bCs w:val="false"/>
+                <w:i w:val="false"/>
+                <w:iCs w:val="false"/>
+                <w:color w:val="000000"/>
+                <w:sz w:val="18"/>
+                <w:szCs w:val="18"/>
+              </w:rPr>
+              <w:t xml:space="preserve">Essential Mathematics</w:t>
+            </w:r>
+          </w:p>
+        </w:tc>
+      </w:tr>
+      <w:tr>
+        <w:tc>
+          <w:tcPr>
+            <w:tcW w:type="dxa" w:w="3000"/>
+            <w:shd w:fill="D5E8F0" w:color="auto" w:val="clear"/>
+            <w:tcMar>
+              <w:top w:type="dxa" w:w="60"/>
+              <w:left w:type="dxa" w:w="120"/>
+              <w:bottom w:type="dxa" w:w="60"/>
+              <w:right w:type="dxa" w:w="120"/>
+            </w:tcMar>
+            <w:vAlign w:val="top"/>
+          </w:tcPr>
+          <w:p>
+            <w:pPr>
+              <w:spacing w:after="40" w:before="0"/>
+              <w:jc w:val="left"/>
+            </w:pPr>
+            <w:r>
+              <w:rPr>
+                <w:rFonts w:ascii="Arial" w:cs="Arial" w:eastAsia="Arial" w:hAnsi="Arial"/>
+                <w:b/>
+                <w:bCs/>
+                <w:i w:val="false"/>
+                <w:iCs w:val="false"/>
+                <w:color w:val="000000"/>
+                <w:sz w:val="18"/>
+                <w:szCs w:val="18"/>
+              </w:rPr>
+              <w:t xml:space="preserve">Strand</w:t>
+            </w:r>
+          </w:p>
+        </w:tc>
+        <w:tc>
+          <w:tcPr>
+            <w:tcW w:type="dxa" w:w="10680"/>
+            <w:shd w:fill="FFFFFF" w:color="auto" w:val="clear"/>
+            <w:tcMar>
+              <w:top w:type="dxa" w:w="60"/>
+              <w:left w:type="dxa" w:w="120"/>
+              <w:bottom w:type="dxa" w:w="60"/>
+              <w:right w:type="dxa" w:w="120"/>
+            </w:tcMar>
+            <w:vAlign w:val="top"/>
+          </w:tcPr>
+          <w:p>
+            <w:pPr>
+              <w:spacing w:after="40" w:before="0"/>
+              <w:jc w:val="left"/>
+            </w:pPr>
+            <w:r>
+              <w:rPr>
+                <w:rFonts w:ascii="Arial" w:cs="Arial" w:eastAsia="Arial" w:hAnsi="Arial"/>
+                <w:b w:val="false"/>
+                <w:bCs w:val="false"/>
+                <w:i w:val="false"/>
+                <w:iCs w:val="false"/>
+                <w:color w:val="000000"/>
+                <w:sz w:val="18"/>
+                <w:szCs w:val="18"/>
+              </w:rPr>
+              <w:t xml:space="preserve">Strand 3.0: Statistics and Probability</w:t>
+            </w:r>
+          </w:p>
+        </w:tc>
+      </w:tr>
+      <w:tr>
+        <w:tc>
+          <w:tcPr>
+            <w:tcW w:type="dxa" w:w="3000"/>
+            <w:shd w:fill="D5E8F0" w:color="auto" w:val="clear"/>
+            <w:tcMar>
+              <w:top w:type="dxa" w:w="60"/>
+              <w:left w:type="dxa" w:w="120"/>
+              <w:bottom w:type="dxa" w:w="60"/>
+              <w:right w:type="dxa" w:w="120"/>
+            </w:tcMar>
+            <w:vAlign w:val="top"/>
+          </w:tcPr>
+          <w:p>
+            <w:pPr>
+              <w:spacing w:after="40" w:before="0"/>
+              <w:jc w:val="left"/>
+            </w:pPr>
+            <w:r>
+              <w:rPr>
+                <w:rFonts w:ascii="Arial" w:cs="Arial" w:eastAsia="Arial" w:hAnsi="Arial"/>
+                <w:b/>
+                <w:bCs/>
+                <w:i w:val="false"/>
+                <w:iCs w:val="false"/>
+                <w:color w:val="000000"/>
+                <w:sz w:val="18"/>
+                <w:szCs w:val="18"/>
+              </w:rPr>
+              <w:t xml:space="preserve">Sub-Strand</w:t>
+            </w:r>
+          </w:p>
+        </w:tc>
+        <w:tc>
+          <w:tcPr>
+            <w:tcW w:type="dxa" w:w="10680"/>
+            <w:shd w:fill="FFFFFF" w:color="auto" w:val="clear"/>
+            <w:tcMar>
+              <w:top w:type="dxa" w:w="60"/>
+              <w:left w:type="dxa" w:w="120"/>
+              <w:bottom w:type="dxa" w:w="60"/>
+              <w:right w:type="dxa" w:w="120"/>
+            </w:tcMar>
+            <w:vAlign w:val="top"/>
+          </w:tcPr>
+          <w:p>
+            <w:pPr>
+              <w:spacing w:after="40" w:before="0"/>
+              <w:jc w:val="left"/>
+            </w:pPr>
+            <w:r>
+              <w:rPr>
+                <w:rFonts w:ascii="Arial" w:cs="Arial" w:eastAsia="Arial" w:hAnsi="Arial"/>
+                <w:b w:val="false"/>
+                <w:bCs w:val="false"/>
+                <w:i w:val="false"/>
+                <w:iCs w:val="false"/>
+                <w:color w:val="000000"/>
+                <w:sz w:val="18"/>
+                <w:szCs w:val="18"/>
+              </w:rPr>
+              <w:t xml:space="preserve">Sub-Strand 3.2: Probability I</w:t>
+            </w:r>
+          </w:p>
+        </w:tc>
+      </w:tr>
+      <w:tr>
+        <w:tc>
+          <w:tcPr>
+            <w:tcW w:type="dxa" w:w="3000"/>
+            <w:shd w:fill="D5E8F0" w:color="auto" w:val="clear"/>
+            <w:tcMar>
+              <w:top w:type="dxa" w:w="60"/>
+              <w:left w:type="dxa" w:w="120"/>
+              <w:bottom w:type="dxa" w:w="60"/>
+              <w:right w:type="dxa" w:w="120"/>
+            </w:tcMar>
+            <w:vAlign w:val="top"/>
+          </w:tcPr>
+          <w:p>
+            <w:pPr>
+              <w:spacing w:after="40" w:before="0"/>
+              <w:jc w:val="left"/>
+            </w:pPr>
+            <w:r>
+              <w:rPr>
+                <w:rFonts w:ascii="Arial" w:cs="Arial" w:eastAsia="Arial" w:hAnsi="Arial"/>
+                <w:b/>
+                <w:bCs/>
+                <w:i w:val="false"/>
+                <w:iCs w:val="false"/>
+                <w:color w:val="000000"/>
+                <w:sz w:val="18"/>
+                <w:szCs w:val="18"/>
+              </w:rPr>
+              <w:t xml:space="preserve">Total Duration</w:t>
+            </w:r>
+          </w:p>
+        </w:tc>
+        <w:tc>
+          <w:tcPr>
+            <w:tcW w:type="dxa" w:w="10680"/>
+            <w:shd w:fill="FFFFFF" w:color="auto" w:val="clear"/>
+            <w:tcMar>
+              <w:top w:type="dxa" w:w="60"/>
+              <w:left w:type="dxa" w:w="120"/>
+              <w:bottom w:type="dxa" w:w="60"/>
+              <w:right w:type="dxa" w:w="120"/>
+            </w:tcMar>
+            <w:vAlign w:val="top"/>
+          </w:tcPr>
+          <w:p>
+            <w:pPr>
+              <w:spacing w:after="40" w:before="0"/>
+              <w:jc w:val="left"/>
+            </w:pPr>
+            <w:r>
+              <w:rPr>
+                <w:rFonts w:ascii="Arial" w:cs="Arial" w:eastAsia="Arial" w:hAnsi="Arial"/>
+                <w:b w:val="false"/>
+                <w:bCs w:val="false"/>
+                <w:i w:val="false"/>
+                <w:iCs w:val="false"/>
+                <w:color w:val="000000"/>
+                <w:sz w:val="18"/>
+                <w:szCs w:val="18"/>
+              </w:rPr>
+              <w:t xml:space="preserve">8 lessons × 40 minutes = 320 minutes total</w:t>
+            </w:r>
+          </w:p>
+        </w:tc>
+      </w:tr>
+      <w:tr>
+        <w:tc>
+          <w:tcPr>
+            <w:tcW w:type="dxa" w:w="3000"/>
+            <w:shd w:fill="D5E8F0" w:color="auto" w:val="clear"/>
+            <w:tcMar>
+              <w:top w:type="dxa" w:w="60"/>
+              <w:left w:type="dxa" w:w="120"/>
+              <w:bottom w:type="dxa" w:w="60"/>
+              <w:right w:type="dxa" w:w="120"/>
+            </w:tcMar>
+            <w:vAlign w:val="top"/>
+          </w:tcPr>
+          <w:p>
+            <w:pPr>
+              <w:spacing w:after="40" w:before="0"/>
+              <w:jc w:val="left"/>
+            </w:pPr>
+            <w:r>
+              <w:rPr>
+                <w:rFonts w:ascii="Arial" w:cs="Arial" w:eastAsia="Arial" w:hAnsi="Arial"/>
+                <w:b/>
+                <w:bCs/>
+                <w:i w:val="false"/>
+                <w:iCs w:val="false"/>
+                <w:color w:val="000000"/>
+                <w:sz w:val="18"/>
+                <w:szCs w:val="18"/>
+              </w:rPr>
+              <w:t xml:space="preserve">Sub-Strand Content</w:t>
+            </w:r>
+          </w:p>
+        </w:tc>
+        <w:tc>
+          <w:tcPr>
+            <w:tcW w:type="dxa" w:w="10680"/>
+            <w:shd w:fill="FFFFFF" w:color="auto" w:val="clear"/>
+            <w:tcMar>
+              <w:top w:type="dxa" w:w="60"/>
+              <w:left w:type="dxa" w:w="120"/>
+              <w:bottom w:type="dxa" w:w="60"/>
+              <w:right w:type="dxa" w:w="120"/>
+            </w:tcMar>
+            <w:vAlign w:val="top"/>
+          </w:tcPr>
+          <w:p>
+            <w:pPr>
+              <w:spacing w:after="30" w:before="0"/>
+              <w:ind w:left="360" w:hanging="180"/>
+              <w:jc w:val="left"/>
+            </w:pPr>
+            <w:r>
+              <w:rPr>
+                <w:rFonts w:ascii="Arial" w:cs="Arial" w:eastAsia="Arial" w:hAnsi="Arial"/>
+                <w:b w:val="false"/>
+                <w:bCs w:val="false"/>
+                <w:i w:val="false"/>
+                <w:iCs w:val="false"/>
+                <w:color w:val="000000"/>
+                <w:sz w:val="18"/>
+                <w:szCs w:val="18"/>
+              </w:rPr>
+              <w:t xml:space="preserve">–  Equally likely events: performing experiments involving equally likely outcomes (e.g., tossing a coin, rolling a six-faced die)</w:t>
+            </w:r>
+          </w:p>
+          <w:p>
+            <w:pPr>
+              <w:spacing w:after="30" w:before="0"/>
+              <w:ind w:left="360" w:hanging="180"/>
+              <w:jc w:val="left"/>
+            </w:pPr>
+            <w:r>
+              <w:rPr>
+                <w:rFonts w:ascii="Arial" w:cs="Arial" w:eastAsia="Arial" w:hAnsi="Arial"/>
+                <w:b w:val="false"/>
+                <w:bCs w:val="false"/>
+                <w:i w:val="false"/>
+                <w:iCs w:val="false"/>
+                <w:color w:val="000000"/>
+                <w:sz w:val="18"/>
+                <w:szCs w:val="18"/>
+              </w:rPr>
+              <w:t xml:space="preserve">–  Computing probability of equally likely outcomes</w:t>
+            </w:r>
+          </w:p>
+          <w:p>
+            <w:pPr>
+              <w:spacing w:after="30" w:before="0"/>
+              <w:ind w:left="360" w:hanging="180"/>
+              <w:jc w:val="left"/>
+            </w:pPr>
+            <w:r>
+              <w:rPr>
+                <w:rFonts w:ascii="Arial" w:cs="Arial" w:eastAsia="Arial" w:hAnsi="Arial"/>
+                <w:b w:val="false"/>
+                <w:bCs w:val="false"/>
+                <w:i w:val="false"/>
+                <w:iCs w:val="false"/>
+                <w:color w:val="000000"/>
+                <w:sz w:val="18"/>
+                <w:szCs w:val="18"/>
+              </w:rPr>
+              <w:t xml:space="preserve">–  Range of probability: determining the range of probability of an event (0 to 1)</w:t>
+            </w:r>
+          </w:p>
+          <w:p>
+            <w:pPr>
+              <w:spacing w:after="30" w:before="0"/>
+              <w:ind w:left="360" w:hanging="180"/>
+              <w:jc w:val="left"/>
+            </w:pPr>
+            <w:r>
+              <w:rPr>
+                <w:rFonts w:ascii="Arial" w:cs="Arial" w:eastAsia="Arial" w:hAnsi="Arial"/>
+                <w:b w:val="false"/>
+                <w:bCs w:val="false"/>
+                <w:i w:val="false"/>
+                <w:iCs w:val="false"/>
+                <w:color w:val="000000"/>
+                <w:sz w:val="18"/>
+                <w:szCs w:val="18"/>
+              </w:rPr>
+              <w:t xml:space="preserve">–  Mutually exclusive events: identifying and performing experiments involving mutually exclusive events in real-life situations</w:t>
+            </w:r>
+          </w:p>
+          <w:p>
+            <w:pPr>
+              <w:spacing w:after="30" w:before="0"/>
+              <w:ind w:left="360" w:hanging="180"/>
+              <w:jc w:val="left"/>
+            </w:pPr>
+            <w:r>
+              <w:rPr>
+                <w:rFonts w:ascii="Arial" w:cs="Arial" w:eastAsia="Arial" w:hAnsi="Arial"/>
+                <w:b w:val="false"/>
+                <w:bCs w:val="false"/>
+                <w:i w:val="false"/>
+                <w:iCs w:val="false"/>
+                <w:color w:val="000000"/>
+                <w:sz w:val="18"/>
+                <w:szCs w:val="18"/>
+              </w:rPr>
+              <w:t xml:space="preserve">–  Probability of a single chance event involving mutually exclusive events</w:t>
+            </w:r>
+          </w:p>
+          <w:p>
+            <w:pPr>
+              <w:spacing w:after="30" w:before="0"/>
+              <w:ind w:left="360" w:hanging="180"/>
+              <w:jc w:val="left"/>
+            </w:pPr>
+            <w:r>
+              <w:rPr>
+                <w:rFonts w:ascii="Arial" w:cs="Arial" w:eastAsia="Arial" w:hAnsi="Arial"/>
+                <w:b w:val="false"/>
+                <w:bCs w:val="false"/>
+                <w:i w:val="false"/>
+                <w:iCs w:val="false"/>
+                <w:color w:val="000000"/>
+                <w:sz w:val="18"/>
+                <w:szCs w:val="18"/>
+              </w:rPr>
+              <w:t xml:space="preserve">–  Independent events: performing experiments involving independent events (maximum of two experiments and two outcomes)</w:t>
+            </w:r>
+          </w:p>
+          <w:p>
+            <w:pPr>
+              <w:spacing w:after="30" w:before="0"/>
+              <w:ind w:left="360" w:hanging="180"/>
+              <w:jc w:val="left"/>
+            </w:pPr>
+            <w:r>
+              <w:rPr>
+                <w:rFonts w:ascii="Arial" w:cs="Arial" w:eastAsia="Arial" w:hAnsi="Arial"/>
+                <w:b w:val="false"/>
+                <w:bCs w:val="false"/>
+                <w:i w:val="false"/>
+                <w:iCs w:val="false"/>
+                <w:color w:val="000000"/>
+                <w:sz w:val="18"/>
+                <w:szCs w:val="18"/>
+              </w:rPr>
+              <w:t xml:space="preserve">–  Probability of independent events in different situations</w:t>
+            </w:r>
+          </w:p>
+          <w:p>
+            <w:pPr>
+              <w:spacing w:after="30" w:before="0"/>
+              <w:ind w:left="360" w:hanging="180"/>
+              <w:jc w:val="left"/>
+            </w:pPr>
+            <w:r>
+              <w:rPr>
+                <w:rFonts w:ascii="Arial" w:cs="Arial" w:eastAsia="Arial" w:hAnsi="Arial"/>
+                <w:b w:val="false"/>
+                <w:bCs w:val="false"/>
+                <w:i w:val="false"/>
+                <w:iCs w:val="false"/>
+                <w:color w:val="000000"/>
+                <w:sz w:val="18"/>
+                <w:szCs w:val="18"/>
+              </w:rPr>
+              <w:t xml:space="preserve">–  Application of probability in real-life situations including discussing the dangers of gambling</w:t>
+            </w:r>
+          </w:p>
+        </w:tc>
+      </w:tr>
+      <w:tr>
+        <w:tc>
+          <w:tcPr>
+            <w:tcW w:type="dxa" w:w="3000"/>
+            <w:shd w:fill="D5E8F0" w:color="auto" w:val="clear"/>
+            <w:tcMar>
+              <w:top w:type="dxa" w:w="60"/>
+              <w:left w:type="dxa" w:w="120"/>
+              <w:bottom w:type="dxa" w:w="60"/>
+              <w:right w:type="dxa" w:w="120"/>
+            </w:tcMar>
+            <w:vAlign w:val="top"/>
+          </w:tcPr>
+          <w:p>
+            <w:pPr>
+              <w:spacing w:after="40" w:before="0"/>
+              <w:jc w:val="left"/>
+            </w:pPr>
+            <w:r>
+              <w:rPr>
+                <w:rFonts w:ascii="Arial" w:cs="Arial" w:eastAsia="Arial" w:hAnsi="Arial"/>
+                <w:b/>
+                <w:bCs/>
+                <w:i w:val="false"/>
+                <w:iCs w:val="false"/>
+                <w:color w:val="000000"/>
+                <w:sz w:val="18"/>
+                <w:szCs w:val="18"/>
+              </w:rPr>
+              <w:t xml:space="preserve">Learning Outcomes</w:t>
+            </w:r>
+          </w:p>
+        </w:tc>
+        <w:tc>
+          <w:tcPr>
+            <w:tcW w:type="dxa" w:w="10680"/>
+            <w:shd w:fill="FFFFFF" w:color="auto" w:val="clear"/>
+            <w:tcMar>
+              <w:top w:type="dxa" w:w="60"/>
+              <w:left w:type="dxa" w:w="120"/>
+              <w:bottom w:type="dxa" w:w="60"/>
+              <w:right w:type="dxa" w:w="120"/>
+            </w:tcMar>
+            <w:vAlign w:val="top"/>
+          </w:tcPr>
+          <w:p>
+            <w:pPr>
+              <w:spacing w:after="40" w:before="0"/>
+              <w:jc w:val="left"/>
+            </w:pPr>
+            <w:r>
+              <w:rPr>
+                <w:rFonts w:ascii="Arial" w:cs="Arial" w:eastAsia="Arial" w:hAnsi="Arial"/>
+                <w:b w:val="false"/>
+                <w:bCs w:val="false"/>
+                <w:i w:val="false"/>
+                <w:iCs w:val="false"/>
+                <w:color w:val="000000"/>
+                <w:sz w:val="18"/>
+                <w:szCs w:val="18"/>
+              </w:rPr>
+              <w:t xml:space="preserve">By the end of the sub-strand, the learner should be able to:</w:t>
+            </w:r>
+          </w:p>
+          <w:p>
+            <w:pPr>
+              <w:spacing w:after="40" w:before="0"/>
+              <w:jc w:val="left"/>
+            </w:pPr>
+            <w:r>
+              <w:rPr>
+                <w:rFonts w:ascii="Arial" w:cs="Arial" w:eastAsia="Arial" w:hAnsi="Arial"/>
+                <w:b w:val="false"/>
+                <w:bCs w:val="false"/>
+                <w:i w:val="false"/>
+                <w:iCs w:val="false"/>
+                <w:color w:val="000000"/>
+                <w:sz w:val="18"/>
+                <w:szCs w:val="18"/>
+              </w:rPr>
+              <w:t xml:space="preserve">a) perform experiments involving equally likely outcomes in different situations,</w:t>
+            </w:r>
+          </w:p>
+          <w:p>
+            <w:pPr>
+              <w:spacing w:after="40" w:before="0"/>
+              <w:jc w:val="left"/>
+            </w:pPr>
+            <w:r>
+              <w:rPr>
+                <w:rFonts w:ascii="Arial" w:cs="Arial" w:eastAsia="Arial" w:hAnsi="Arial"/>
+                <w:b w:val="false"/>
+                <w:bCs w:val="false"/>
+                <w:i w:val="false"/>
+                <w:iCs w:val="false"/>
+                <w:color w:val="000000"/>
+                <w:sz w:val="18"/>
+                <w:szCs w:val="18"/>
+              </w:rPr>
+              <w:t xml:space="preserve">b) compute probability of equally likely outcomes,</w:t>
+            </w:r>
+          </w:p>
+          <w:p>
+            <w:pPr>
+              <w:spacing w:after="40" w:before="0"/>
+              <w:jc w:val="left"/>
+            </w:pPr>
+            <w:r>
+              <w:rPr>
+                <w:rFonts w:ascii="Arial" w:cs="Arial" w:eastAsia="Arial" w:hAnsi="Arial"/>
+                <w:b w:val="false"/>
+                <w:bCs w:val="false"/>
+                <w:i w:val="false"/>
+                <w:iCs w:val="false"/>
+                <w:color w:val="000000"/>
+                <w:sz w:val="18"/>
+                <w:szCs w:val="18"/>
+              </w:rPr>
+              <w:t xml:space="preserve">c) determine the range of probability of an event,</w:t>
+            </w:r>
+          </w:p>
+          <w:p>
+            <w:pPr>
+              <w:spacing w:after="40" w:before="0"/>
+              <w:jc w:val="left"/>
+            </w:pPr>
+            <w:r>
+              <w:rPr>
+                <w:rFonts w:ascii="Arial" w:cs="Arial" w:eastAsia="Arial" w:hAnsi="Arial"/>
+                <w:b w:val="false"/>
+                <w:bCs w:val="false"/>
+                <w:i w:val="false"/>
+                <w:iCs w:val="false"/>
+                <w:color w:val="000000"/>
+                <w:sz w:val="18"/>
+                <w:szCs w:val="18"/>
+              </w:rPr>
+              <w:t xml:space="preserve">d) identify mutually exclusive events in real life situations,</w:t>
+            </w:r>
+          </w:p>
+          <w:p>
+            <w:pPr>
+              <w:spacing w:after="40" w:before="0"/>
+              <w:jc w:val="left"/>
+            </w:pPr>
+            <w:r>
+              <w:rPr>
+                <w:rFonts w:ascii="Arial" w:cs="Arial" w:eastAsia="Arial" w:hAnsi="Arial"/>
+                <w:b w:val="false"/>
+                <w:bCs w:val="false"/>
+                <w:i w:val="false"/>
+                <w:iCs w:val="false"/>
+                <w:color w:val="000000"/>
+                <w:sz w:val="18"/>
+                <w:szCs w:val="18"/>
+              </w:rPr>
+              <w:t xml:space="preserve">e) perform experiments of single chance involving mutually exclusive events,</w:t>
+            </w:r>
+          </w:p>
+          <w:p>
+            <w:pPr>
+              <w:spacing w:after="40" w:before="0"/>
+              <w:jc w:val="left"/>
+            </w:pPr>
+            <w:r>
+              <w:rPr>
+                <w:rFonts w:ascii="Arial" w:cs="Arial" w:eastAsia="Arial" w:hAnsi="Arial"/>
+                <w:b w:val="false"/>
+                <w:bCs w:val="false"/>
+                <w:i w:val="false"/>
+                <w:iCs w:val="false"/>
+                <w:color w:val="000000"/>
+                <w:sz w:val="18"/>
+                <w:szCs w:val="18"/>
+              </w:rPr>
+              <w:t xml:space="preserve">f) calculate the probability of an event involving a single chance,</w:t>
+            </w:r>
+          </w:p>
+          <w:p>
+            <w:pPr>
+              <w:spacing w:after="40" w:before="0"/>
+              <w:jc w:val="left"/>
+            </w:pPr>
+            <w:r>
+              <w:rPr>
+                <w:rFonts w:ascii="Arial" w:cs="Arial" w:eastAsia="Arial" w:hAnsi="Arial"/>
+                <w:b w:val="false"/>
+                <w:bCs w:val="false"/>
+                <w:i w:val="false"/>
+                <w:iCs w:val="false"/>
+                <w:color w:val="000000"/>
+                <w:sz w:val="18"/>
+                <w:szCs w:val="18"/>
+              </w:rPr>
+              <w:t xml:space="preserve">g) perform experiments involving independent events,</w:t>
+            </w:r>
+          </w:p>
+          <w:p>
+            <w:pPr>
+              <w:spacing w:after="40" w:before="0"/>
+              <w:jc w:val="left"/>
+            </w:pPr>
+            <w:r>
+              <w:rPr>
+                <w:rFonts w:ascii="Arial" w:cs="Arial" w:eastAsia="Arial" w:hAnsi="Arial"/>
+                <w:b w:val="false"/>
+                <w:bCs w:val="false"/>
+                <w:i w:val="false"/>
+                <w:iCs w:val="false"/>
+                <w:color w:val="000000"/>
+                <w:sz w:val="18"/>
+                <w:szCs w:val="18"/>
+              </w:rPr>
+              <w:t xml:space="preserve">h) determine the probability of independent events in different situations,</w:t>
+            </w:r>
+          </w:p>
+          <w:p>
+            <w:pPr>
+              <w:spacing w:after="40" w:before="0"/>
+              <w:jc w:val="left"/>
+            </w:pPr>
+            <w:r>
+              <w:rPr>
+                <w:rFonts w:ascii="Arial" w:cs="Arial" w:eastAsia="Arial" w:hAnsi="Arial"/>
+                <w:b w:val="false"/>
+                <w:bCs w:val="false"/>
+                <w:i w:val="false"/>
+                <w:iCs w:val="false"/>
+                <w:color w:val="000000"/>
+                <w:sz w:val="18"/>
+                <w:szCs w:val="18"/>
+              </w:rPr>
+              <w:t xml:space="preserve">i) appreciate the role of probability in real-life situations.</w:t>
+            </w:r>
+          </w:p>
+        </w:tc>
+      </w:tr>
+      <w:tr>
+        <w:tc>
+          <w:tcPr>
+            <w:tcW w:type="dxa" w:w="3000"/>
+            <w:shd w:fill="D5E8F0" w:color="auto" w:val="clear"/>
+            <w:tcMar>
+              <w:top w:type="dxa" w:w="60"/>
+              <w:left w:type="dxa" w:w="120"/>
+              <w:bottom w:type="dxa" w:w="60"/>
+              <w:right w:type="dxa" w:w="120"/>
+            </w:tcMar>
+            <w:vAlign w:val="top"/>
+          </w:tcPr>
+          <w:p>
+            <w:pPr>
+              <w:spacing w:after="40" w:before="0"/>
+              <w:jc w:val="left"/>
+            </w:pPr>
+            <w:r>
+              <w:rPr>
+                <w:rFonts w:ascii="Arial" w:cs="Arial" w:eastAsia="Arial" w:hAnsi="Arial"/>
+                <w:b/>
+                <w:bCs/>
+                <w:i w:val="false"/>
+                <w:iCs w:val="false"/>
+                <w:color w:val="000000"/>
+                <w:sz w:val="18"/>
+                <w:szCs w:val="18"/>
+              </w:rPr>
+              <w:t xml:space="preserve">Core Competencies</w:t>
+            </w:r>
+          </w:p>
+        </w:tc>
+        <w:tc>
+          <w:tcPr>
+            <w:tcW w:type="dxa" w:w="10680"/>
+            <w:shd w:fill="FFFFFF" w:color="auto" w:val="clear"/>
+            <w:tcMar>
+              <w:top w:type="dxa" w:w="60"/>
+              <w:left w:type="dxa" w:w="120"/>
+              <w:bottom w:type="dxa" w:w="60"/>
+              <w:right w:type="dxa" w:w="120"/>
+            </w:tcMar>
+            <w:vAlign w:val="top"/>
+          </w:tcPr>
+          <w:p>
+            <w:pPr>
+              <w:spacing w:after="30" w:before="0"/>
+              <w:ind w:left="360" w:hanging="180"/>
+              <w:jc w:val="left"/>
+            </w:pPr>
+            <w:r>
+              <w:rPr>
+                <w:rFonts w:ascii="Arial" w:cs="Arial" w:eastAsia="Arial" w:hAnsi="Arial"/>
+                <w:b w:val="false"/>
+                <w:bCs w:val="false"/>
+                <w:i w:val="false"/>
+                <w:iCs w:val="false"/>
+                <w:color w:val="000000"/>
+                <w:sz w:val="18"/>
+                <w:szCs w:val="18"/>
+              </w:rPr>
+              <w:t xml:space="preserve">–  Communication and Collaboration: the learner collaborates with peers when evaluating successes and failures from experiments involving mutually exclusive events to work out the probability of possible outcomes, and when sharing results from coin-toss and dice-roll experiments.</w:t>
+            </w:r>
+          </w:p>
+          <w:p>
+            <w:pPr>
+              <w:spacing w:after="30" w:before="0"/>
+              <w:ind w:left="360" w:hanging="180"/>
+              <w:jc w:val="left"/>
+            </w:pPr>
+            <w:r>
+              <w:rPr>
+                <w:rFonts w:ascii="Arial" w:cs="Arial" w:eastAsia="Arial" w:hAnsi="Arial"/>
+                <w:b w:val="false"/>
+                <w:bCs w:val="false"/>
+                <w:i w:val="false"/>
+                <w:iCs w:val="false"/>
+                <w:color w:val="000000"/>
+                <w:sz w:val="18"/>
+                <w:szCs w:val="18"/>
+              </w:rPr>
+              <w:t xml:space="preserve">–  Critical Thinking and Problem Solving: the learner develops interpretation and inference skills when discussing the dangers of gambling using the knowledge of probability, and when determining the range of probability from real-life scenarios such as predicting rainfall in Kisumu or match outcomes for a Nairobi football team.</w:t>
+            </w:r>
+          </w:p>
+        </w:tc>
+      </w:tr>
+      <w:tr>
+        <w:tc>
+          <w:tcPr>
+            <w:tcW w:type="dxa" w:w="3000"/>
+            <w:shd w:fill="E2EFDA" w:color="auto" w:val="clear"/>
+            <w:tcMar>
+              <w:top w:type="dxa" w:w="60"/>
+              <w:left w:type="dxa" w:w="120"/>
+              <w:bottom w:type="dxa" w:w="60"/>
+              <w:right w:type="dxa" w:w="120"/>
+            </w:tcMar>
+            <w:vAlign w:val="top"/>
+          </w:tcPr>
+          <w:p>
+            <w:pPr>
+              <w:spacing w:after="40" w:before="0"/>
+              <w:jc w:val="left"/>
+            </w:pPr>
+            <w:r>
+              <w:rPr>
+                <w:rFonts w:ascii="Arial" w:cs="Arial" w:eastAsia="Arial" w:hAnsi="Arial"/>
+                <w:b/>
+                <w:bCs/>
+                <w:i w:val="false"/>
+                <w:iCs w:val="false"/>
+                <w:color w:val="000000"/>
+                <w:sz w:val="18"/>
+                <w:szCs w:val="18"/>
+              </w:rPr>
+              <w:t xml:space="preserve">Core Values</w:t>
+            </w:r>
+          </w:p>
+        </w:tc>
+        <w:tc>
+          <w:tcPr>
+            <w:tcW w:type="dxa" w:w="10680"/>
+            <w:shd w:fill="FFFFFF" w:color="auto" w:val="clear"/>
+            <w:tcMar>
+              <w:top w:type="dxa" w:w="60"/>
+              <w:left w:type="dxa" w:w="120"/>
+              <w:bottom w:type="dxa" w:w="60"/>
+              <w:right w:type="dxa" w:w="120"/>
+            </w:tcMar>
+            <w:vAlign w:val="top"/>
+          </w:tcPr>
+          <w:p>
+            <w:pPr>
+              <w:spacing w:after="30" w:before="0"/>
+              <w:ind w:left="360" w:hanging="180"/>
+              <w:jc w:val="left"/>
+            </w:pPr>
+            <w:r>
+              <w:rPr>
+                <w:rFonts w:ascii="Arial" w:cs="Arial" w:eastAsia="Arial" w:hAnsi="Arial"/>
+                <w:b w:val="false"/>
+                <w:bCs w:val="false"/>
+                <w:i w:val="false"/>
+                <w:iCs w:val="false"/>
+                <w:color w:val="000000"/>
+                <w:sz w:val="18"/>
+                <w:szCs w:val="18"/>
+              </w:rPr>
+              <w:t xml:space="preserve">–  Responsibility: the learner makes correct and ethical decisions on life issues that involve gambling and chance, using the knowledge of probability to understand risk.</w:t>
+            </w:r>
+          </w:p>
+          <w:p>
+            <w:pPr>
+              <w:spacing w:after="30" w:before="0"/>
+              <w:ind w:left="360" w:hanging="180"/>
+              <w:jc w:val="left"/>
+            </w:pPr>
+            <w:r>
+              <w:rPr>
+                <w:rFonts w:ascii="Arial" w:cs="Arial" w:eastAsia="Arial" w:hAnsi="Arial"/>
+                <w:b w:val="false"/>
+                <w:bCs w:val="false"/>
+                <w:i w:val="false"/>
+                <w:iCs w:val="false"/>
+                <w:color w:val="000000"/>
+                <w:sz w:val="18"/>
+                <w:szCs w:val="18"/>
+              </w:rPr>
+              <w:t xml:space="preserve">–  Unity: the learner collaborates respectfully with others when carrying out probability experiments such as tossing coins, rolling dice, and drawing cards, taking turns and recording results fairly.</w:t>
+            </w:r>
+          </w:p>
+        </w:tc>
+      </w:tr>
+      <w:tr>
+        <w:tc>
+          <w:tcPr>
+            <w:tcW w:type="dxa" w:w="3000"/>
+            <w:shd w:fill="D5E8F0" w:color="auto" w:val="clear"/>
+            <w:tcMar>
+              <w:top w:type="dxa" w:w="60"/>
+              <w:left w:type="dxa" w:w="120"/>
+              <w:bottom w:type="dxa" w:w="60"/>
+              <w:right w:type="dxa" w:w="120"/>
+            </w:tcMar>
+            <w:vAlign w:val="top"/>
+          </w:tcPr>
+          <w:p>
+            <w:pPr>
+              <w:spacing w:after="40" w:before="0"/>
+              <w:jc w:val="left"/>
+            </w:pPr>
+            <w:r>
+              <w:rPr>
+                <w:rFonts w:ascii="Arial" w:cs="Arial" w:eastAsia="Arial" w:hAnsi="Arial"/>
+                <w:b/>
+                <w:bCs/>
+                <w:i w:val="false"/>
+                <w:iCs w:val="false"/>
+                <w:color w:val="000000"/>
+                <w:sz w:val="18"/>
+                <w:szCs w:val="18"/>
+              </w:rPr>
+              <w:t xml:space="preserve">Science &amp; Engineering Practices</w:t>
+            </w:r>
+          </w:p>
+        </w:tc>
+        <w:tc>
+          <w:tcPr>
+            <w:tcW w:type="dxa" w:w="10680"/>
+            <w:shd w:fill="FFFFFF" w:color="auto" w:val="clear"/>
+            <w:tcMar>
+              <w:top w:type="dxa" w:w="60"/>
+              <w:left w:type="dxa" w:w="120"/>
+              <w:bottom w:type="dxa" w:w="60"/>
+              <w:right w:type="dxa" w:w="120"/>
+            </w:tcMar>
+            <w:vAlign w:val="top"/>
+          </w:tcPr>
+          <w:p>
+            <w:pPr>
+              <w:spacing w:after="30" w:before="0"/>
+              <w:ind w:left="360" w:hanging="180"/>
+              <w:jc w:val="left"/>
+            </w:pPr>
+            <w:r>
+              <w:rPr>
+                <w:rFonts w:ascii="Arial" w:cs="Arial" w:eastAsia="Arial" w:hAnsi="Arial"/>
+                <w:b w:val="false"/>
+                <w:bCs w:val="false"/>
+                <w:i w:val="false"/>
+                <w:iCs w:val="false"/>
+                <w:color w:val="000000"/>
+                <w:sz w:val="18"/>
+                <w:szCs w:val="18"/>
+              </w:rPr>
+              <w:t xml:space="preserve">–  Asking Questions and Defining Problems: learners formulate questions about why outcomes of repeated chance experiments (e.g., tossing a coin 50 times) do not always split exactly 50/50, driving inquiry into theoretical vs. experimental probability.</w:t>
+            </w:r>
+          </w:p>
+          <w:p>
+            <w:pPr>
+              <w:spacing w:after="30" w:before="0"/>
+              <w:ind w:left="360" w:hanging="180"/>
+              <w:jc w:val="left"/>
+            </w:pPr>
+            <w:r>
+              <w:rPr>
+                <w:rFonts w:ascii="Arial" w:cs="Arial" w:eastAsia="Arial" w:hAnsi="Arial"/>
+                <w:b w:val="false"/>
+                <w:bCs w:val="false"/>
+                <w:i w:val="false"/>
+                <w:iCs w:val="false"/>
+                <w:color w:val="000000"/>
+                <w:sz w:val="18"/>
+                <w:szCs w:val="18"/>
+              </w:rPr>
+              <w:t xml:space="preserve">–  Planning and Carrying Out Investigations: learners design and carry out coin-toss, dice-roll, and card-draw experiments, recording outcomes systematically in frequency tables to gather evidence about equally likely, mutually exclusive, and independent events.</w:t>
+            </w:r>
+          </w:p>
+          <w:p>
+            <w:pPr>
+              <w:spacing w:after="30" w:before="0"/>
+              <w:ind w:left="360" w:hanging="180"/>
+              <w:jc w:val="left"/>
+            </w:pPr>
+            <w:r>
+              <w:rPr>
+                <w:rFonts w:ascii="Arial" w:cs="Arial" w:eastAsia="Arial" w:hAnsi="Arial"/>
+                <w:b w:val="false"/>
+                <w:bCs w:val="false"/>
+                <w:i w:val="false"/>
+                <w:iCs w:val="false"/>
+                <w:color w:val="000000"/>
+                <w:sz w:val="18"/>
+                <w:szCs w:val="18"/>
+              </w:rPr>
+              <w:t xml:space="preserve">–  Analysing and Interpreting Data: learners analyse experimental results from repeated trials, compare experimental probability to theoretical probability, and draw conclusions about the range and behaviour of probability values.</w:t>
+            </w:r>
+          </w:p>
+          <w:p>
+            <w:pPr>
+              <w:spacing w:after="30" w:before="0"/>
+              <w:ind w:left="360" w:hanging="180"/>
+              <w:jc w:val="left"/>
+            </w:pPr>
+            <w:r>
+              <w:rPr>
+                <w:rFonts w:ascii="Arial" w:cs="Arial" w:eastAsia="Arial" w:hAnsi="Arial"/>
+                <w:b w:val="false"/>
+                <w:bCs w:val="false"/>
+                <w:i w:val="false"/>
+                <w:iCs w:val="false"/>
+                <w:color w:val="000000"/>
+                <w:sz w:val="18"/>
+                <w:szCs w:val="18"/>
+              </w:rPr>
+              <w:t xml:space="preserve">–  Engaging in Argument from Evidence: learners use probability data to construct arguments about the dangers of gambling, presenting evidence to peers that long-run odds favour the "house" in games of chance.</w:t>
+            </w:r>
+          </w:p>
+        </w:tc>
+      </w:tr>
+      <w:tr>
+        <w:tc>
+          <w:tcPr>
+            <w:tcW w:type="dxa" w:w="3000"/>
+            <w:shd w:fill="FCE4D6" w:color="auto" w:val="clear"/>
+            <w:tcMar>
+              <w:top w:type="dxa" w:w="60"/>
+              <w:left w:type="dxa" w:w="120"/>
+              <w:bottom w:type="dxa" w:w="60"/>
+              <w:right w:type="dxa" w:w="120"/>
+            </w:tcMar>
+            <w:vAlign w:val="top"/>
+          </w:tcPr>
+          <w:p>
+            <w:pPr>
+              <w:spacing w:after="40" w:before="0"/>
+              <w:jc w:val="left"/>
+            </w:pPr>
+            <w:r>
+              <w:rPr>
+                <w:rFonts w:ascii="Arial" w:cs="Arial" w:eastAsia="Arial" w:hAnsi="Arial"/>
+                <w:b/>
+                <w:bCs/>
+                <w:i w:val="false"/>
+                <w:iCs w:val="false"/>
+                <w:color w:val="000000"/>
+                <w:sz w:val="18"/>
+                <w:szCs w:val="18"/>
+              </w:rPr>
+              <w:t xml:space="preserve">Pertinent &amp; Contemporary Issues (PCIs)</w:t>
+            </w:r>
+          </w:p>
+        </w:tc>
+        <w:tc>
+          <w:tcPr>
+            <w:tcW w:type="dxa" w:w="10680"/>
+            <w:shd w:fill="FFFFFF" w:color="auto" w:val="clear"/>
+            <w:tcMar>
+              <w:top w:type="dxa" w:w="60"/>
+              <w:left w:type="dxa" w:w="120"/>
+              <w:bottom w:type="dxa" w:w="60"/>
+              <w:right w:type="dxa" w:w="120"/>
+            </w:tcMar>
+            <w:vAlign w:val="top"/>
+          </w:tcPr>
+          <w:p>
+            <w:pPr>
+              <w:spacing w:after="30" w:before="0"/>
+              <w:ind w:left="360" w:hanging="180"/>
+              <w:jc w:val="left"/>
+            </w:pPr>
+            <w:r>
+              <w:rPr>
+                <w:rFonts w:ascii="Arial" w:cs="Arial" w:eastAsia="Arial" w:hAnsi="Arial"/>
+                <w:b w:val="false"/>
+                <w:bCs w:val="false"/>
+                <w:i w:val="false"/>
+                <w:iCs w:val="false"/>
+                <w:color w:val="000000"/>
+                <w:sz w:val="18"/>
+                <w:szCs w:val="18"/>
+              </w:rPr>
+              <w:t xml:space="preserve">–  Life Skills (Decision Making): the learner makes informed decisions on real-life issues involving probability, such as understanding the dangers of gambling, assessing risk in sports betting, and evaluating chance in everyday situations common in Kenyan communities.</w:t>
+            </w:r>
+          </w:p>
+          <w:p>
+            <w:pPr>
+              <w:spacing w:after="30" w:before="0"/>
+              <w:ind w:left="360" w:hanging="180"/>
+              <w:jc w:val="left"/>
+            </w:pPr>
+            <w:r>
+              <w:rPr>
+                <w:rFonts w:ascii="Arial" w:cs="Arial" w:eastAsia="Arial" w:hAnsi="Arial"/>
+                <w:b w:val="false"/>
+                <w:bCs w:val="false"/>
+                <w:i w:val="false"/>
+                <w:iCs w:val="false"/>
+                <w:color w:val="000000"/>
+                <w:sz w:val="18"/>
+                <w:szCs w:val="18"/>
+              </w:rPr>
+              <w:t xml:space="preserve">–  Financial Literacy: the learner applies the concept of probability to understand risk and expected value, particularly in the context of gambling and betting activities, reinforcing responsible financial behaviour.</w:t>
+            </w:r>
+          </w:p>
+        </w:tc>
+      </w:tr>
+      <w:tr>
+        <w:tc>
+          <w:tcPr>
+            <w:tcW w:type="dxa" w:w="3000"/>
+            <w:shd w:fill="D9EEF1" w:color="auto" w:val="clear"/>
+            <w:tcMar>
+              <w:top w:type="dxa" w:w="60"/>
+              <w:left w:type="dxa" w:w="120"/>
+              <w:bottom w:type="dxa" w:w="60"/>
+              <w:right w:type="dxa" w:w="120"/>
+            </w:tcMar>
+            <w:vAlign w:val="top"/>
+          </w:tcPr>
+          <w:p>
+            <w:pPr>
+              <w:spacing w:after="40" w:before="0"/>
+              <w:jc w:val="left"/>
+            </w:pPr>
+            <w:r>
+              <w:rPr>
+                <w:rFonts w:ascii="Arial" w:cs="Arial" w:eastAsia="Arial" w:hAnsi="Arial"/>
+                <w:b/>
+                <w:bCs/>
+                <w:i w:val="false"/>
+                <w:iCs w:val="false"/>
+                <w:color w:val="000000"/>
+                <w:sz w:val="18"/>
+                <w:szCs w:val="18"/>
+              </w:rPr>
+              <w:t xml:space="preserve">Career Connections</w:t>
+            </w:r>
+          </w:p>
+        </w:tc>
+        <w:tc>
+          <w:tcPr>
+            <w:tcW w:type="dxa" w:w="10680"/>
+            <w:shd w:fill="FFFFFF" w:color="auto" w:val="clear"/>
+            <w:tcMar>
+              <w:top w:type="dxa" w:w="60"/>
+              <w:left w:type="dxa" w:w="120"/>
+              <w:bottom w:type="dxa" w:w="60"/>
+              <w:right w:type="dxa" w:w="120"/>
+            </w:tcMar>
+            <w:vAlign w:val="top"/>
+          </w:tcPr>
+          <w:p>
+            <w:pPr>
+              <w:spacing w:after="30" w:before="0"/>
+              <w:ind w:left="360" w:hanging="180"/>
+              <w:jc w:val="left"/>
+            </w:pPr>
+            <w:r>
+              <w:rPr>
+                <w:rFonts w:ascii="Arial" w:cs="Arial" w:eastAsia="Arial" w:hAnsi="Arial"/>
+                <w:b w:val="false"/>
+                <w:bCs w:val="false"/>
+                <w:i w:val="false"/>
+                <w:iCs w:val="false"/>
+                <w:color w:val="000000"/>
+                <w:sz w:val="18"/>
+                <w:szCs w:val="18"/>
+              </w:rPr>
+              <w:t xml:space="preserve">–  Insurance and Actuarial Science: probability is foundational to calculating risk, setting premiums, and underwriting policies — careers accessible through institutions such as the Actuarial Society of Kenya.</w:t>
+            </w:r>
+          </w:p>
+          <w:p>
+            <w:pPr>
+              <w:spacing w:after="30" w:before="0"/>
+              <w:ind w:left="360" w:hanging="180"/>
+              <w:jc w:val="left"/>
+            </w:pPr>
+            <w:r>
+              <w:rPr>
+                <w:rFonts w:ascii="Arial" w:cs="Arial" w:eastAsia="Arial" w:hAnsi="Arial"/>
+                <w:b w:val="false"/>
+                <w:bCs w:val="false"/>
+                <w:i w:val="false"/>
+                <w:iCs w:val="false"/>
+                <w:color w:val="000000"/>
+                <w:sz w:val="18"/>
+                <w:szCs w:val="18"/>
+              </w:rPr>
+              <w:t xml:space="preserve">–  Sports Management and Coaching: probability underpins performance analysis, match prediction, and strategic decision-making in Kenyan sports such as athletics, football, and rugby.</w:t>
+            </w:r>
+          </w:p>
+          <w:p>
+            <w:pPr>
+              <w:spacing w:after="30" w:before="0"/>
+              <w:ind w:left="360" w:hanging="180"/>
+              <w:jc w:val="left"/>
+            </w:pPr>
+            <w:r>
+              <w:rPr>
+                <w:rFonts w:ascii="Arial" w:cs="Arial" w:eastAsia="Arial" w:hAnsi="Arial"/>
+                <w:b w:val="false"/>
+                <w:bCs w:val="false"/>
+                <w:i w:val="false"/>
+                <w:iCs w:val="false"/>
+                <w:color w:val="000000"/>
+                <w:sz w:val="18"/>
+                <w:szCs w:val="18"/>
+              </w:rPr>
+              <w:t xml:space="preserve">–  Journalism and Media: journalists and data reporters use probability and statistics to report on polls, elections, health surveys, and sporting odds for Kenyan audiences.</w:t>
+            </w:r>
+          </w:p>
+          <w:p>
+            <w:pPr>
+              <w:spacing w:after="30" w:before="0"/>
+              <w:ind w:left="360" w:hanging="180"/>
+              <w:jc w:val="left"/>
+            </w:pPr>
+            <w:r>
+              <w:rPr>
+                <w:rFonts w:ascii="Arial" w:cs="Arial" w:eastAsia="Arial" w:hAnsi="Arial"/>
+                <w:b w:val="false"/>
+                <w:bCs w:val="false"/>
+                <w:i w:val="false"/>
+                <w:iCs w:val="false"/>
+                <w:color w:val="000000"/>
+                <w:sz w:val="18"/>
+                <w:szCs w:val="18"/>
+              </w:rPr>
+              <w:t xml:space="preserve">–  Hospitality and Tourism Industry: probability concepts inform demand forecasting, overbooking strategies, and risk management in hotels and safari lodges across Kenya's tourism sector.</w:t>
+            </w:r>
+          </w:p>
+          <w:p>
+            <w:pPr>
+              <w:spacing w:after="30" w:before="0"/>
+              <w:ind w:left="360" w:hanging="180"/>
+              <w:jc w:val="left"/>
+            </w:pPr>
+            <w:r>
+              <w:rPr>
+                <w:rFonts w:ascii="Arial" w:cs="Arial" w:eastAsia="Arial" w:hAnsi="Arial"/>
+                <w:b w:val="false"/>
+                <w:bCs w:val="false"/>
+                <w:i w:val="false"/>
+                <w:iCs w:val="false"/>
+                <w:color w:val="000000"/>
+                <w:sz w:val="18"/>
+                <w:szCs w:val="18"/>
+              </w:rPr>
+              <w:t xml:space="preserve">–  Guidance and Counselling: counsellors use probabilistic reasoning to communicate risk (e.g., health risk behaviours, gambling addiction) when advising students and community members.</w:t>
+            </w:r>
+          </w:p>
+        </w:tc>
+      </w:tr>
+      <w:tr>
+        <w:tc>
+          <w:tcPr>
+            <w:tcW w:type="dxa" w:w="3000"/>
+            <w:shd w:fill="D5E8F0" w:color="auto" w:val="clear"/>
+            <w:tcMar>
+              <w:top w:type="dxa" w:w="60"/>
+              <w:left w:type="dxa" w:w="120"/>
+              <w:bottom w:type="dxa" w:w="60"/>
+              <w:right w:type="dxa" w:w="120"/>
+            </w:tcMar>
+            <w:vAlign w:val="top"/>
+          </w:tcPr>
+          <w:p>
+            <w:pPr>
+              <w:spacing w:after="40" w:before="0"/>
+              <w:jc w:val="left"/>
+            </w:pPr>
+            <w:r>
+              <w:rPr>
+                <w:rFonts w:ascii="Arial" w:cs="Arial" w:eastAsia="Arial" w:hAnsi="Arial"/>
+                <w:b/>
+                <w:bCs/>
+                <w:i w:val="false"/>
+                <w:iCs w:val="false"/>
+                <w:color w:val="000000"/>
+                <w:sz w:val="18"/>
+                <w:szCs w:val="18"/>
+              </w:rPr>
+              <w:t xml:space="preserve">Focus for Lessons</w:t>
+            </w:r>
+          </w:p>
+        </w:tc>
+        <w:tc>
+          <w:tcPr>
+            <w:tcW w:type="dxa" w:w="10680"/>
+            <w:shd w:fill="FFFFFF" w:color="auto" w:val="clear"/>
+            <w:tcMar>
+              <w:top w:type="dxa" w:w="60"/>
+              <w:left w:type="dxa" w:w="120"/>
+              <w:bottom w:type="dxa" w:w="60"/>
+              <w:right w:type="dxa" w:w="120"/>
+            </w:tcMar>
+            <w:vAlign w:val="top"/>
+          </w:tcPr>
+          <w:p>
+            <w:pPr>
+              <w:spacing w:after="40" w:before="0"/>
+              <w:jc w:val="left"/>
+            </w:pPr>
+            <w:r>
+              <w:rPr>
+                <w:rFonts w:ascii="Arial" w:cs="Arial" w:eastAsia="Arial" w:hAnsi="Arial"/>
+                <w:b w:val="false"/>
+                <w:bCs w:val="false"/>
+                <w:i w:val="false"/>
+                <w:iCs w:val="false"/>
+                <w:color w:val="000000"/>
+                <w:sz w:val="18"/>
+                <w:szCs w:val="18"/>
+              </w:rPr>
+              <w:t xml:space="preserve">This unit introduces Grade 10 Essential Mathematics learners to the foundational concepts of probability through hands-on experiments, peer discussion, and real-life Kenyan contexts. Learners progress from understanding equally likely outcomes and the probability scale, through identifying and calculating probabilities for mutually exclusive events, to exploring independent events across two experiments with two outcomes. Throughout, the unit foregrounds responsible decision-making — particularly the mathematics behind why gambling is a losing proposition — anchoring abstract probability concepts in situations learners encounter in their communities.</w:t>
+            </w:r>
+          </w:p>
+        </w:tc>
+      </w:tr>
+      <w:tr>
+        <w:tc>
+          <w:tcPr>
+            <w:tcW w:type="dxa" w:w="3000"/>
+            <w:shd w:fill="EAD1F5" w:color="auto" w:val="clear"/>
+            <w:tcMar>
+              <w:top w:type="dxa" w:w="60"/>
+              <w:left w:type="dxa" w:w="120"/>
+              <w:bottom w:type="dxa" w:w="60"/>
+              <w:right w:type="dxa" w:w="120"/>
+            </w:tcMar>
+            <w:vAlign w:val="top"/>
+          </w:tcPr>
+          <w:p>
+            <w:pPr>
+              <w:spacing w:after="40" w:before="0"/>
+              <w:jc w:val="left"/>
+            </w:pPr>
+            <w:r>
+              <w:rPr>
+                <w:rFonts w:ascii="Arial" w:cs="Arial" w:eastAsia="Arial" w:hAnsi="Arial"/>
+                <w:b/>
+                <w:bCs/>
+                <w:i w:val="false"/>
+                <w:iCs w:val="false"/>
+                <w:color w:val="000000"/>
+                <w:sz w:val="18"/>
+                <w:szCs w:val="18"/>
+              </w:rPr>
+              <w:t xml:space="preserve">Driving Question / Key Inquiry Questions</w:t>
+            </w:r>
+          </w:p>
+        </w:tc>
+        <w:tc>
+          <w:tcPr>
+            <w:tcW w:type="dxa" w:w="10680"/>
+            <w:shd w:fill="FFFFFF" w:color="auto" w:val="clear"/>
+            <w:tcMar>
+              <w:top w:type="dxa" w:w="60"/>
+              <w:left w:type="dxa" w:w="120"/>
+              <w:bottom w:type="dxa" w:w="60"/>
+              <w:right w:type="dxa" w:w="120"/>
+            </w:tcMar>
+            <w:vAlign w:val="top"/>
+          </w:tcPr>
+          <w:p>
+            <w:pPr>
+              <w:spacing w:after="40" w:before="0"/>
+              <w:jc w:val="left"/>
+            </w:pPr>
+            <w:r>
+              <w:rPr>
+                <w:rFonts w:ascii="Arial" w:cs="Arial" w:eastAsia="Arial" w:hAnsi="Arial"/>
+                <w:b w:val="false"/>
+                <w:bCs w:val="false"/>
+                <w:i w:val="false"/>
+                <w:iCs w:val="false"/>
+                <w:color w:val="000000"/>
+                <w:sz w:val="18"/>
+                <w:szCs w:val="18"/>
+              </w:rPr>
+              <w:t xml:space="preserve">DRIVING QUESTION: If past outcomes of a chance event — like a coin toss or a football match — do not change future probabilities, how can we use mathematics to predict what is likely to happen, and why does this understanding protect us from the dangers of gambling?</w:t>
+            </w:r>
+          </w:p>
+          <w:p>
+            <w:pPr>
+              <w:spacing w:after="40" w:before="0"/>
+              <w:jc w:val="left"/>
+            </w:pPr>
+            <w:r>
+              <w:rPr>
+                <w:rFonts w:ascii="Arial" w:cs="Arial" w:eastAsia="Arial" w:hAnsi="Arial"/>
+                <w:b w:val="false"/>
+                <w:bCs w:val="false"/>
+                <w:i w:val="false"/>
+                <w:iCs w:val="false"/>
+                <w:color w:val="000000"/>
+                <w:sz w:val="18"/>
+                <w:szCs w:val="18"/>
+              </w:rPr>
+              <w:t xml:space="preserve"/>
+            </w:r>
+          </w:p>
+          <w:p>
+            <w:pPr>
+              <w:spacing w:after="40" w:before="0"/>
+              <w:jc w:val="left"/>
+            </w:pPr>
+            <w:r>
+              <w:rPr>
+                <w:rFonts w:ascii="Arial" w:cs="Arial" w:eastAsia="Arial" w:hAnsi="Arial"/>
+                <w:b w:val="false"/>
+                <w:bCs w:val="false"/>
+                <w:i w:val="false"/>
+                <w:iCs w:val="false"/>
+                <w:color w:val="000000"/>
+                <w:sz w:val="18"/>
+                <w:szCs w:val="18"/>
+              </w:rPr>
+              <w:t xml:space="preserve">KICD KEY INQUIRY QUESTION:</w:t>
+            </w:r>
+          </w:p>
+          <w:p>
+            <w:pPr>
+              <w:spacing w:after="40" w:before="0"/>
+              <w:jc w:val="left"/>
+            </w:pPr>
+            <w:r>
+              <w:rPr>
+                <w:rFonts w:ascii="Arial" w:cs="Arial" w:eastAsia="Arial" w:hAnsi="Arial"/>
+                <w:b w:val="false"/>
+                <w:bCs w:val="false"/>
+                <w:i w:val="false"/>
+                <w:iCs w:val="false"/>
+                <w:color w:val="000000"/>
+                <w:sz w:val="18"/>
+                <w:szCs w:val="18"/>
+              </w:rPr>
+              <w:t xml:space="preserve">1. How do we apply probability in day-to-day life?</w:t>
+            </w:r>
+          </w:p>
+        </w:tc>
+      </w:tr>
+      <w:tr>
+        <w:tc>
+          <w:tcPr>
+            <w:tcW w:type="dxa" w:w="3000"/>
+            <w:shd w:fill="EAD1F5" w:color="auto" w:val="clear"/>
+            <w:tcMar>
+              <w:top w:type="dxa" w:w="60"/>
+              <w:left w:type="dxa" w:w="120"/>
+              <w:bottom w:type="dxa" w:w="60"/>
+              <w:right w:type="dxa" w:w="120"/>
+            </w:tcMar>
+            <w:vAlign w:val="top"/>
+          </w:tcPr>
+          <w:p>
+            <w:pPr>
+              <w:spacing w:after="40" w:before="0"/>
+              <w:jc w:val="left"/>
+            </w:pPr>
+            <w:r>
+              <w:rPr>
+                <w:rFonts w:ascii="Arial" w:cs="Arial" w:eastAsia="Arial" w:hAnsi="Arial"/>
+                <w:b/>
+                <w:bCs/>
+                <w:i w:val="false"/>
+                <w:iCs w:val="false"/>
+                <w:color w:val="000000"/>
+                <w:sz w:val="18"/>
+                <w:szCs w:val="18"/>
+              </w:rPr>
+              <w:t xml:space="preserve">Anchoring Phenomenon</w:t>
+            </w:r>
+          </w:p>
+        </w:tc>
+        <w:tc>
+          <w:tcPr>
+            <w:tcW w:type="dxa" w:w="10680"/>
+            <w:shd w:fill="FFFFFF" w:color="auto" w:val="clear"/>
+            <w:tcMar>
+              <w:top w:type="dxa" w:w="60"/>
+              <w:left w:type="dxa" w:w="120"/>
+              <w:bottom w:type="dxa" w:w="60"/>
+              <w:right w:type="dxa" w:w="120"/>
+            </w:tcMar>
+            <w:vAlign w:val="top"/>
+          </w:tcPr>
+          <w:p>
+            <w:pPr>
+              <w:spacing w:after="40" w:before="0"/>
+              <w:jc w:val="left"/>
+            </w:pPr>
+            <w:r>
+              <w:rPr>
+                <w:rFonts w:ascii="Arial" w:cs="Arial" w:eastAsia="Arial" w:hAnsi="Arial"/>
+                <w:b w:val="false"/>
+                <w:bCs w:val="false"/>
+                <w:i w:val="false"/>
+                <w:iCs w:val="false"/>
+                <w:color w:val="000000"/>
+                <w:sz w:val="18"/>
+                <w:szCs w:val="18"/>
+              </w:rPr>
+              <w:t xml:space="preserve">During the 2023 Kenyan Premier League season, sports commentators and fans frequently debated whether Gor Mahia FC's winning streak was "bound to end soon" — claiming the team was "due" for a loss after so many consecutive wins. At the same time, betting advertisements across Nairobi matatus and social media told youth that they could predict match outcomes and "beat the odds." Students are presented with this puzzling situation: if each football match is an independent event, why do so many people believe past results change the probability of future ones? And if a coin has landed on heads five times in a row, is tails now more likely? This seemingly simple question — do past outcomes change future chances? — is deeply counterintuitive and opens the door to exploring equally likely events, the range of probability, mutually exclusive events, and the mathematics of independence. The phenomenon is puzzling because everyday language and gambling culture actively promote the gambler's fallacy, yet probability mathematics tells a different story.</w:t>
+            </w:r>
+          </w:p>
+        </w:tc>
+      </w:tr>
+      <w:tr>
+        <w:tc>
+          <w:tcPr>
+            <w:tcW w:type="dxa" w:w="3000"/>
+            <w:shd w:fill="D9EEF1" w:color="auto" w:val="clear"/>
+            <w:tcMar>
+              <w:top w:type="dxa" w:w="60"/>
+              <w:left w:type="dxa" w:w="120"/>
+              <w:bottom w:type="dxa" w:w="60"/>
+              <w:right w:type="dxa" w:w="120"/>
+            </w:tcMar>
+            <w:vAlign w:val="top"/>
+          </w:tcPr>
+          <w:p>
+            <w:pPr>
+              <w:spacing w:after="40" w:before="0"/>
+              <w:jc w:val="left"/>
+            </w:pPr>
+            <w:r>
+              <w:rPr>
+                <w:rFonts w:ascii="Arial" w:cs="Arial" w:eastAsia="Arial" w:hAnsi="Arial"/>
+                <w:b/>
+                <w:bCs/>
+                <w:i w:val="false"/>
+                <w:iCs w:val="false"/>
+                <w:color w:val="000000"/>
+                <w:sz w:val="18"/>
+                <w:szCs w:val="18"/>
+              </w:rPr>
+              <w:t xml:space="preserve">Storyline Thread</w:t>
+            </w:r>
+          </w:p>
+        </w:tc>
+        <w:tc>
+          <w:tcPr>
+            <w:tcW w:type="dxa" w:w="10680"/>
+            <w:shd w:fill="FFFFFF" w:color="auto" w:val="clear"/>
+            <w:tcMar>
+              <w:top w:type="dxa" w:w="60"/>
+              <w:left w:type="dxa" w:w="120"/>
+              <w:bottom w:type="dxa" w:w="60"/>
+              <w:right w:type="dxa" w:w="120"/>
+            </w:tcMar>
+            <w:vAlign w:val="top"/>
+          </w:tcPr>
+          <w:p>
+            <w:pPr>
+              <w:spacing w:after="40" w:before="0"/>
+              <w:jc w:val="left"/>
+            </w:pPr>
+            <w:r>
+              <w:rPr>
+                <w:rFonts w:ascii="Arial" w:cs="Arial" w:eastAsia="Arial" w:hAnsi="Arial"/>
+                <w:b w:val="false"/>
+                <w:bCs w:val="false"/>
+                <w:i w:val="false"/>
+                <w:iCs w:val="false"/>
+                <w:color w:val="000000"/>
+                <w:sz w:val="18"/>
+                <w:szCs w:val="18"/>
+              </w:rPr>
+              <w:t xml:space="preserve">Lesson 1 — Anchoring Phenomenon &amp; Equally Likely Events: Learners are introduced to the Gor Mahia / betting-odds phenomenon. They brainstorm what "chance" means in daily life (rain in Kisumu, drawing a card, tossing a coin). Working in pairs, learners toss a 10-shilling coin 40 times, record outcomes in a tally table, and calculate experimental probability of heads and tails. The class pools data and compares results to the theoretical probability of ½. The Driving Question is posted on the Driving Question Board (DQB).</w:t>
+            </w:r>
+          </w:p>
+          <w:p>
+            <w:pPr>
+              <w:spacing w:after="40" w:before="0"/>
+              <w:jc w:val="left"/>
+            </w:pPr>
+            <w:r>
+              <w:rPr>
+                <w:rFonts w:ascii="Arial" w:cs="Arial" w:eastAsia="Arial" w:hAnsi="Arial"/>
+                <w:b w:val="false"/>
+                <w:bCs w:val="false"/>
+                <w:i w:val="false"/>
+                <w:iCs w:val="false"/>
+                <w:color w:val="000000"/>
+                <w:sz w:val="18"/>
+                <w:szCs w:val="18"/>
+              </w:rPr>
+              <w:t xml:space="preserve"/>
+            </w:r>
+          </w:p>
+          <w:p>
+            <w:pPr>
+              <w:spacing w:after="40" w:before="0"/>
+              <w:jc w:val="left"/>
+            </w:pPr>
+            <w:r>
+              <w:rPr>
+                <w:rFonts w:ascii="Arial" w:cs="Arial" w:eastAsia="Arial" w:hAnsi="Arial"/>
+                <w:b w:val="false"/>
+                <w:bCs w:val="false"/>
+                <w:i w:val="false"/>
+                <w:iCs w:val="false"/>
+                <w:color w:val="000000"/>
+                <w:sz w:val="18"/>
+                <w:szCs w:val="18"/>
+              </w:rPr>
+              <w:t xml:space="preserve">Lesson 2 — Computing Probability of Equally Likely Outcomes: Learners roll a six-faced die 60 times in groups, record outcomes, and compute experimental probabilities for each face. They derive the formula P(event) = number of favourable outcomes ÷ total number of equally likely outcomes. Worked examples use Kenyan contexts: drawing a name from a hat of 30 learners, picking a red ball from a bag of githeri-coloured tokens. Learners update the DQB with new understanding.</w:t>
+            </w:r>
+          </w:p>
+          <w:p>
+            <w:pPr>
+              <w:spacing w:after="40" w:before="0"/>
+              <w:jc w:val="left"/>
+            </w:pPr>
+            <w:r>
+              <w:rPr>
+                <w:rFonts w:ascii="Arial" w:cs="Arial" w:eastAsia="Arial" w:hAnsi="Arial"/>
+                <w:b w:val="false"/>
+                <w:bCs w:val="false"/>
+                <w:i w:val="false"/>
+                <w:iCs w:val="false"/>
+                <w:color w:val="000000"/>
+                <w:sz w:val="18"/>
+                <w:szCs w:val="18"/>
+              </w:rPr>
+              <w:t xml:space="preserve"/>
+            </w:r>
+          </w:p>
+          <w:p>
+            <w:pPr>
+              <w:spacing w:after="40" w:before="0"/>
+              <w:jc w:val="left"/>
+            </w:pPr>
+            <w:r>
+              <w:rPr>
+                <w:rFonts w:ascii="Arial" w:cs="Arial" w:eastAsia="Arial" w:hAnsi="Arial"/>
+                <w:b w:val="false"/>
+                <w:bCs w:val="false"/>
+                <w:i w:val="false"/>
+                <w:iCs w:val="false"/>
+                <w:color w:val="000000"/>
+                <w:sz w:val="18"/>
+                <w:szCs w:val="18"/>
+              </w:rPr>
+              <w:t xml:space="preserve">Lesson 3 — Range of Probability: Learners investigate the boundaries of probability using real-life Kenyan scenarios — probability that the sun rises tomorrow over Mombasa (certain = 1), probability that it snows in Kisumu in July (impossible = 0), and intermediate cases. They construct a probability number line (0 to 1), place events on it, and write probability statements using fractions, decimals, and percentages. The idea that no experiment can yield P &gt; 1 or P &lt; 0 is formalised. DQB is updated.</w:t>
+            </w:r>
+          </w:p>
+          <w:p>
+            <w:pPr>
+              <w:spacing w:after="40" w:before="0"/>
+              <w:jc w:val="left"/>
+            </w:pPr>
+            <w:r>
+              <w:rPr>
+                <w:rFonts w:ascii="Arial" w:cs="Arial" w:eastAsia="Arial" w:hAnsi="Arial"/>
+                <w:b w:val="false"/>
+                <w:bCs w:val="false"/>
+                <w:i w:val="false"/>
+                <w:iCs w:val="false"/>
+                <w:color w:val="000000"/>
+                <w:sz w:val="18"/>
+                <w:szCs w:val="18"/>
+              </w:rPr>
+              <w:t xml:space="preserve"/>
+            </w:r>
+          </w:p>
+          <w:p>
+            <w:pPr>
+              <w:spacing w:after="40" w:before="0"/>
+              <w:jc w:val="left"/>
+            </w:pPr>
+            <w:r>
+              <w:rPr>
+                <w:rFonts w:ascii="Arial" w:cs="Arial" w:eastAsia="Arial" w:hAnsi="Arial"/>
+                <w:b w:val="false"/>
+                <w:bCs w:val="false"/>
+                <w:i w:val="false"/>
+                <w:iCs w:val="false"/>
+                <w:color w:val="000000"/>
+                <w:sz w:val="18"/>
+                <w:szCs w:val="18"/>
+              </w:rPr>
+              <w:t xml:space="preserve">Lesson 4 — Mutually Exclusive Events (Identification &amp; Concept): Learners examine the school raffle supporting phenomenon. Through discussion and sorting activities, they identify events that cannot happen simultaneously (mutually exclusive: rolling a 2 AND a 5 on one die; drawing a heart AND a spade in one draw) versus those that can. They list real-life Kenyan examples: a matatu cannot be in Nairobi and Mombasa at the same time; a learner cannot score both an A and a D on the same paper. The addition rule P(A or B) = P(A) + P(B) for mutually exclusive events is introduced with guided examples.</w:t>
+            </w:r>
+          </w:p>
+          <w:p>
+            <w:pPr>
+              <w:spacing w:after="40" w:before="0"/>
+              <w:jc w:val="left"/>
+            </w:pPr>
+            <w:r>
+              <w:rPr>
+                <w:rFonts w:ascii="Arial" w:cs="Arial" w:eastAsia="Arial" w:hAnsi="Arial"/>
+                <w:b w:val="false"/>
+                <w:bCs w:val="false"/>
+                <w:i w:val="false"/>
+                <w:iCs w:val="false"/>
+                <w:color w:val="000000"/>
+                <w:sz w:val="18"/>
+                <w:szCs w:val="18"/>
+              </w:rPr>
+              <w:t xml:space="preserve"/>
+            </w:r>
+          </w:p>
+          <w:p>
+            <w:pPr>
+              <w:spacing w:after="40" w:before="0"/>
+              <w:jc w:val="left"/>
+            </w:pPr>
+            <w:r>
+              <w:rPr>
+                <w:rFonts w:ascii="Arial" w:cs="Arial" w:eastAsia="Arial" w:hAnsi="Arial"/>
+                <w:b w:val="false"/>
+                <w:bCs w:val="false"/>
+                <w:i w:val="false"/>
+                <w:iCs w:val="false"/>
+                <w:color w:val="000000"/>
+                <w:sz w:val="18"/>
+                <w:szCs w:val="18"/>
+              </w:rPr>
+              <w:t xml:space="preserve">Lesson 5 — Probability of Single-Chance Mutually Exclusive Events: Learners carry out experiments with a bag of coloured tokens (representing mandazi flavours: plain, coconut, cardamom) and a single draw. They calculate P(plain OR coconut) using the addition rule. Multiple worked examples are solved: a spinner divided into unequal sectors, a die showing an even OR a 5, selecting a day that is Monday OR Friday from a school week. Learners practise independently and peer-mark. DQB is updated with the addition rule.</w:t>
+            </w:r>
+          </w:p>
+          <w:p>
+            <w:pPr>
+              <w:spacing w:after="40" w:before="0"/>
+              <w:jc w:val="left"/>
+            </w:pPr>
+            <w:r>
+              <w:rPr>
+                <w:rFonts w:ascii="Arial" w:cs="Arial" w:eastAsia="Arial" w:hAnsi="Arial"/>
+                <w:b w:val="false"/>
+                <w:bCs w:val="false"/>
+                <w:i w:val="false"/>
+                <w:iCs w:val="false"/>
+                <w:color w:val="000000"/>
+                <w:sz w:val="18"/>
+                <w:szCs w:val="18"/>
+              </w:rPr>
+              <w:t xml:space="preserve"/>
+            </w:r>
+          </w:p>
+          <w:p>
+            <w:pPr>
+              <w:spacing w:after="40" w:before="0"/>
+              <w:jc w:val="left"/>
+            </w:pPr>
+            <w:r>
+              <w:rPr>
+                <w:rFonts w:ascii="Arial" w:cs="Arial" w:eastAsia="Arial" w:hAnsi="Arial"/>
+                <w:b w:val="false"/>
+                <w:bCs w:val="false"/>
+                <w:i w:val="false"/>
+                <w:iCs w:val="false"/>
+                <w:color w:val="000000"/>
+                <w:sz w:val="18"/>
+                <w:szCs w:val="18"/>
+              </w:rPr>
+              <w:t xml:space="preserve">Lesson 6 — Independent Events (Concept &amp; Experiments): The Kisumu rainfall supporting phenomenon is used to launch independent events. Learners carry out two-stage experiments: toss a coin AND roll a die; draw a card, replace it, draw again. They list all possible outcomes using tree diagrams and two-way tables (sample space). The rule P(A and B) = P(A) × P(B) for independent events is derived from the data and formalised. Connections back to the DQ: why does a coin NOT "remember" its last result?</w:t>
+            </w:r>
+          </w:p>
+          <w:p>
+            <w:pPr>
+              <w:spacing w:after="40" w:before="0"/>
+              <w:jc w:val="left"/>
+            </w:pPr>
+            <w:r>
+              <w:rPr>
+                <w:rFonts w:ascii="Arial" w:cs="Arial" w:eastAsia="Arial" w:hAnsi="Arial"/>
+                <w:b w:val="false"/>
+                <w:bCs w:val="false"/>
+                <w:i w:val="false"/>
+                <w:iCs w:val="false"/>
+                <w:color w:val="000000"/>
+                <w:sz w:val="18"/>
+                <w:szCs w:val="18"/>
+              </w:rPr>
+              <w:t xml:space="preserve"/>
+            </w:r>
+          </w:p>
+          <w:p>
+            <w:pPr>
+              <w:spacing w:after="40" w:before="0"/>
+              <w:jc w:val="left"/>
+            </w:pPr>
+            <w:r>
+              <w:rPr>
+                <w:rFonts w:ascii="Arial" w:cs="Arial" w:eastAsia="Arial" w:hAnsi="Arial"/>
+                <w:b w:val="false"/>
+                <w:bCs w:val="false"/>
+                <w:i w:val="false"/>
+                <w:iCs w:val="false"/>
+                <w:color w:val="000000"/>
+                <w:sz w:val="18"/>
+                <w:szCs w:val="18"/>
+              </w:rPr>
+              <w:t xml:space="preserve">Lesson 7 — Probability of Independent Events in Context: Learners apply the multiplication rule to two-experiment, two-outcome scenarios rooted in Kenyan life: probability that it rains on both Monday and Tuesday in Kisumu given daily P(rain) = 0.7; probability that two independently chosen Grade 10 learners are both female given school demographics; probability that a mandazi vendor sells out on two consecutive market days. Learners discuss the spinner/stall supporting phenomenon and calculate why the stall always profits in the long run. Dangers of gambling are discussed using probability evidence. DQB is substantially updated.</w:t>
+            </w:r>
+          </w:p>
+          <w:p>
+            <w:pPr>
+              <w:spacing w:after="40" w:before="0"/>
+              <w:jc w:val="left"/>
+            </w:pPr>
+            <w:r>
+              <w:rPr>
+                <w:rFonts w:ascii="Arial" w:cs="Arial" w:eastAsia="Arial" w:hAnsi="Arial"/>
+                <w:b w:val="false"/>
+                <w:bCs w:val="false"/>
+                <w:i w:val="false"/>
+                <w:iCs w:val="false"/>
+                <w:color w:val="000000"/>
+                <w:sz w:val="18"/>
+                <w:szCs w:val="18"/>
+              </w:rPr>
+              <w:t xml:space="preserve"/>
+            </w:r>
+          </w:p>
+          <w:p>
+            <w:pPr>
+              <w:spacing w:after="40" w:before="0"/>
+              <w:jc w:val="left"/>
+            </w:pPr>
+            <w:r>
+              <w:rPr>
+                <w:rFonts w:ascii="Arial" w:cs="Arial" w:eastAsia="Arial" w:hAnsi="Arial"/>
+                <w:b w:val="false"/>
+                <w:bCs w:val="false"/>
+                <w:i w:val="false"/>
+                <w:iCs w:val="false"/>
+                <w:color w:val="000000"/>
+                <w:sz w:val="18"/>
+                <w:szCs w:val="18"/>
+              </w:rPr>
+              <w:t xml:space="preserve">Lesson 8 — Consolidation, Model Building &amp; DQB Closure: Learners revisit the anchoring phenomenon (Gor Mahia / betting odds) and use all probability concepts learned to explain mathematically why each match is independent, why the gambler's fallacy is false, and why gambling is designed to be a losing proposition. Groups present mini-posters connecting equally likely events, range of probability, mutually exclusive events, and independent events to the Driving Question. The DQB is reviewed and closed. A class written assessment covers all SLOs; learners also complete a short reflection on one real-life decision they would make differently using probability knowledge.</w:t>
+            </w:r>
+          </w:p>
+        </w:tc>
+      </w:tr>
+      <w:tr>
+        <w:tc>
+          <w:tcPr>
+            <w:tcW w:type="dxa" w:w="3000"/>
+            <w:shd w:fill="EAD1F5" w:color="auto" w:val="clear"/>
+            <w:tcMar>
+              <w:top w:type="dxa" w:w="60"/>
+              <w:left w:type="dxa" w:w="120"/>
+              <w:bottom w:type="dxa" w:w="60"/>
+              <w:right w:type="dxa" w:w="120"/>
+            </w:tcMar>
+            <w:vAlign w:val="top"/>
+          </w:tcPr>
+          <w:p>
+            <w:pPr>
+              <w:spacing w:after="40" w:before="0"/>
+              <w:jc w:val="left"/>
+            </w:pPr>
+            <w:r>
+              <w:rPr>
+                <w:rFonts w:ascii="Arial" w:cs="Arial" w:eastAsia="Arial" w:hAnsi="Arial"/>
+                <w:b/>
+                <w:bCs/>
+                <w:i w:val="false"/>
+                <w:iCs w:val="false"/>
+                <w:color w:val="000000"/>
+                <w:sz w:val="18"/>
+                <w:szCs w:val="18"/>
+              </w:rPr>
+              <w:t xml:space="preserve">Supporting Phenomena</w:t>
+            </w:r>
+          </w:p>
+        </w:tc>
+        <w:tc>
+          <w:tcPr>
+            <w:tcW w:type="dxa" w:w="10680"/>
+            <w:shd w:fill="FFFFFF" w:color="auto" w:val="clear"/>
+            <w:tcMar>
+              <w:top w:type="dxa" w:w="60"/>
+              <w:left w:type="dxa" w:w="120"/>
+              <w:bottom w:type="dxa" w:w="60"/>
+              <w:right w:type="dxa" w:w="120"/>
+            </w:tcMar>
+            <w:vAlign w:val="top"/>
+          </w:tcPr>
+          <w:p>
+            <w:pPr>
+              <w:spacing w:after="30" w:before="0"/>
+              <w:ind w:left="360" w:hanging="180"/>
+              <w:jc w:val="left"/>
+            </w:pPr>
+            <w:r>
+              <w:rPr>
+                <w:rFonts w:ascii="Arial" w:cs="Arial" w:eastAsia="Arial" w:hAnsi="Arial"/>
+                <w:b w:val="false"/>
+                <w:bCs w:val="false"/>
+                <w:i w:val="false"/>
+                <w:iCs w:val="false"/>
+                <w:color w:val="000000"/>
+                <w:sz w:val="18"/>
+                <w:szCs w:val="18"/>
+              </w:rPr>
+              <w:t xml:space="preserve">–  A mandazi vendor in Kericho market tells a customer: "I've flipped this 10-shilling coin six times and it landed tails every time — heads must come next!" Students investigate whether this claim is mathematically valid, using repeated coin-toss experiments to explore equally likely outcomes and the range of probability.</w:t>
+            </w:r>
+          </w:p>
+          <w:p>
+            <w:pPr>
+              <w:spacing w:after="30" w:before="0"/>
+              <w:ind w:left="360" w:hanging="180"/>
+              <w:jc w:val="left"/>
+            </w:pPr>
+            <w:r>
+              <w:rPr>
+                <w:rFonts w:ascii="Arial" w:cs="Arial" w:eastAsia="Arial" w:hAnsi="Arial"/>
+                <w:b w:val="false"/>
+                <w:bCs w:val="false"/>
+                <w:i w:val="false"/>
+                <w:iCs w:val="false"/>
+                <w:color w:val="000000"/>
+                <w:sz w:val="18"/>
+                <w:szCs w:val="18"/>
+              </w:rPr>
+              <w:t xml:space="preserve">–  During a class raffle for a school trip to Lake Victoria, two learners wonder: "If my name is drawn for Prize 1, can it also win Prize 2?" This supports exploration of mutually exclusive versus non-mutually exclusive events and single-chance probability.</w:t>
+            </w:r>
+          </w:p>
+          <w:p>
+            <w:pPr>
+              <w:spacing w:after="30" w:before="0"/>
+              <w:ind w:left="360" w:hanging="180"/>
+              <w:jc w:val="left"/>
+            </w:pPr>
+            <w:r>
+              <w:rPr>
+                <w:rFonts w:ascii="Arial" w:cs="Arial" w:eastAsia="Arial" w:hAnsi="Arial"/>
+                <w:b w:val="false"/>
+                <w:bCs w:val="false"/>
+                <w:i w:val="false"/>
+                <w:iCs w:val="false"/>
+                <w:color w:val="000000"/>
+                <w:sz w:val="18"/>
+                <w:szCs w:val="18"/>
+              </w:rPr>
+              <w:t xml:space="preserve">–  A student notices that the probability of rain on any given day in Kisumu during April (historically ~70%) does not change based on whether it rained the day before. This real Kenyan weather context supports understanding of independent events and how probabilities are combined across two trials.</w:t>
+            </w:r>
+          </w:p>
+          <w:p>
+            <w:pPr>
+              <w:spacing w:after="30" w:before="0"/>
+              <w:ind w:left="360" w:hanging="180"/>
+              <w:jc w:val="left"/>
+            </w:pPr>
+            <w:r>
+              <w:rPr>
+                <w:rFonts w:ascii="Arial" w:cs="Arial" w:eastAsia="Arial" w:hAnsi="Arial"/>
+                <w:b w:val="false"/>
+                <w:bCs w:val="false"/>
+                <w:i w:val="false"/>
+                <w:iCs w:val="false"/>
+                <w:color w:val="000000"/>
+                <w:sz w:val="18"/>
+                <w:szCs w:val="18"/>
+              </w:rPr>
+              <w:t xml:space="preserve">–  A Nairobi school's sports day features a spinner game at the fundraising stall — spin to win a free soda or mandazi. Students analyse the spinner's sections to determine whether the game is fair, connecting equally likely outcomes, range of probability, and the idea that the stall (like a casino) is always designed to win in the long run.</w:t>
+            </w:r>
+          </w:p>
+        </w:tc>
+      </w:tr>
+    </w:tbl>
+    <w:p>
+      <w:pPr>
+        <w:spacing w:after="120"/>
+      </w:pPr>
+      <w:r>
+        <w:t xml:space="preserve"/>
       </w:r>
     </w:p>
     <w:p>
@@ -150,7 +2242,7 @@
         </w:rPr>
         <w:t xml:space="preserve">© 2026 SeaVuria and ARES. This work is licensed under a </w:t>
       </w:r>
-      <w:hyperlink w:history="1" r:id="rIdaq6b4dza0qfzen5yw__qy">
+      <w:hyperlink w:history="1" r:id="rId7elehhfi6fzq-qdrfc419">
         <w:r>
           <w:rPr>
             <w:rFonts w:ascii="Arial" w:cs="Arial" w:eastAsia="Arial" w:hAnsi="Arial"/>
@@ -170,7 +2262,7 @@
         </w:rPr>
         <w:t xml:space="preserve"> (</w:t>
       </w:r>
-      <w:hyperlink w:history="1" r:id="rIdnssnyjqrfxfdpo6kjwqj3">
+      <w:hyperlink w:history="1" r:id="rIdvmyxmaw4krfssbupf0ram">
         <w:r>
           <w:rPr>
             <w:rFonts w:ascii="Arial" w:cs="Arial" w:eastAsia="Arial" w:hAnsi="Arial"/>
@@ -190,7 +2282,7 @@
         </w:rPr>
         <w:t xml:space="preserve">). To view a copy of this license, visit </w:t>
       </w:r>
-      <w:hyperlink w:history="1" r:id="rId8snawjpjmc52q8rwi_eza">
+      <w:hyperlink w:history="1" r:id="rId4jiextkv5c8bs_nhyub_b">
         <w:r>
           <w:rPr>
             <w:rFonts w:ascii="Arial" w:cs="Arial" w:eastAsia="Arial" w:hAnsi="Arial"/>
@@ -209,2098 +2301,6 @@
           <w:szCs w:val="17"/>
         </w:rPr>
         <w:t xml:space="preserve">. You are free to copy, redistribute, and adapt this material in any medium or format, provided appropriate credit is given and the material is not used for commercial purposes. KICD learning outcomes and curriculum designations reproduced here for alignment purposes remain the property of KICD and are not covered by this license. Linked external resources (e.g. CK-12, Khan Academy, PhET) are subject to their own licenses.</w:t>
-      </w:r>
-    </w:p>
-    <w:p>
-      <w:pPr>
-        <w:spacing w:after="120"/>
-      </w:pPr>
-      <w:r>
-        <w:t xml:space="preserve"/>
-      </w:r>
-    </w:p>
-    <w:tbl>
-      <w:tblPr>
-        <w:tblW w:type="dxa" w:w="13680"/>
-        <w:tblBorders>
-          <w:top w:val="single" w:color="AAAAAA" w:sz="4"/>
-          <w:left w:val="single" w:color="AAAAAA" w:sz="4"/>
-          <w:bottom w:val="single" w:color="AAAAAA" w:sz="4"/>
-          <w:right w:val="single" w:color="AAAAAA" w:sz="4"/>
-          <w:insideH w:val="single" w:color="auto" w:sz="4"/>
-          <w:insideV w:val="single" w:color="auto" w:sz="4"/>
-        </w:tblBorders>
-        <w:tblLayout w:type="fixed"/>
-      </w:tblPr>
-      <w:tblGrid>
-        <w:gridCol w:w="3000"/>
-        <w:gridCol w:w="10680"/>
-      </w:tblGrid>
-      <w:tr>
-        <w:tc>
-          <w:tcPr>
-            <w:tcW w:type="dxa" w:w="13680"/>
-            <w:gridSpan w:val="2"/>
-            <w:shd w:fill="1F3864" w:color="auto" w:val="clear"/>
-            <w:tcMar>
-              <w:top w:type="dxa" w:w="60"/>
-              <w:left w:type="dxa" w:w="120"/>
-              <w:bottom w:type="dxa" w:w="60"/>
-              <w:right w:type="dxa" w:w="120"/>
-            </w:tcMar>
-            <w:vAlign w:val="top"/>
-          </w:tcPr>
-          <w:p>
-            <w:pPr>
-              <w:spacing w:after="40" w:before="0"/>
-              <w:jc w:val="center"/>
-            </w:pPr>
-            <w:r>
-              <w:rPr>
-                <w:rFonts w:ascii="Arial" w:cs="Arial" w:eastAsia="Arial" w:hAnsi="Arial"/>
-                <w:b/>
-                <w:bCs/>
-                <w:i w:val="false"/>
-                <w:iCs w:val="false"/>
-                <w:color w:val="FFFFFF"/>
-                <w:sz w:val="22"/>
-                <w:szCs w:val="22"/>
-              </w:rPr>
-              <w:t xml:space="preserve">SUB-STRAND OVERVIEW</w:t>
-            </w:r>
-          </w:p>
-        </w:tc>
-      </w:tr>
-      <w:tr>
-        <w:tc>
-          <w:tcPr>
-            <w:tcW w:type="dxa" w:w="3000"/>
-            <w:shd w:fill="D5E8F0" w:color="auto" w:val="clear"/>
-            <w:tcMar>
-              <w:top w:type="dxa" w:w="60"/>
-              <w:left w:type="dxa" w:w="120"/>
-              <w:bottom w:type="dxa" w:w="60"/>
-              <w:right w:type="dxa" w:w="120"/>
-            </w:tcMar>
-            <w:vAlign w:val="top"/>
-          </w:tcPr>
-          <w:p>
-            <w:pPr>
-              <w:spacing w:after="40" w:before="0"/>
-              <w:jc w:val="left"/>
-            </w:pPr>
-            <w:r>
-              <w:rPr>
-                <w:rFonts w:ascii="Arial" w:cs="Arial" w:eastAsia="Arial" w:hAnsi="Arial"/>
-                <w:b/>
-                <w:bCs/>
-                <w:i w:val="false"/>
-                <w:iCs w:val="false"/>
-                <w:color w:val="000000"/>
-                <w:sz w:val="18"/>
-                <w:szCs w:val="18"/>
-              </w:rPr>
-              <w:t xml:space="preserve">Grade Level</w:t>
-            </w:r>
-          </w:p>
-        </w:tc>
-        <w:tc>
-          <w:tcPr>
-            <w:tcW w:type="dxa" w:w="10680"/>
-            <w:shd w:fill="FFFFFF" w:color="auto" w:val="clear"/>
-            <w:tcMar>
-              <w:top w:type="dxa" w:w="60"/>
-              <w:left w:type="dxa" w:w="120"/>
-              <w:bottom w:type="dxa" w:w="60"/>
-              <w:right w:type="dxa" w:w="120"/>
-            </w:tcMar>
-            <w:vAlign w:val="top"/>
-          </w:tcPr>
-          <w:p>
-            <w:pPr>
-              <w:spacing w:after="40" w:before="0"/>
-              <w:jc w:val="left"/>
-            </w:pPr>
-            <w:r>
-              <w:rPr>
-                <w:rFonts w:ascii="Arial" w:cs="Arial" w:eastAsia="Arial" w:hAnsi="Arial"/>
-                <w:b w:val="false"/>
-                <w:bCs w:val="false"/>
-                <w:i w:val="false"/>
-                <w:iCs w:val="false"/>
-                <w:color w:val="000000"/>
-                <w:sz w:val="18"/>
-                <w:szCs w:val="18"/>
-              </w:rPr>
-              <w:t xml:space="preserve">10</w:t>
-            </w:r>
-          </w:p>
-        </w:tc>
-      </w:tr>
-      <w:tr>
-        <w:tc>
-          <w:tcPr>
-            <w:tcW w:type="dxa" w:w="3000"/>
-            <w:shd w:fill="D5E8F0" w:color="auto" w:val="clear"/>
-            <w:tcMar>
-              <w:top w:type="dxa" w:w="60"/>
-              <w:left w:type="dxa" w:w="120"/>
-              <w:bottom w:type="dxa" w:w="60"/>
-              <w:right w:type="dxa" w:w="120"/>
-            </w:tcMar>
-            <w:vAlign w:val="top"/>
-          </w:tcPr>
-          <w:p>
-            <w:pPr>
-              <w:spacing w:after="40" w:before="0"/>
-              <w:jc w:val="left"/>
-            </w:pPr>
-            <w:r>
-              <w:rPr>
-                <w:rFonts w:ascii="Arial" w:cs="Arial" w:eastAsia="Arial" w:hAnsi="Arial"/>
-                <w:b/>
-                <w:bCs/>
-                <w:i w:val="false"/>
-                <w:iCs w:val="false"/>
-                <w:color w:val="000000"/>
-                <w:sz w:val="18"/>
-                <w:szCs w:val="18"/>
-              </w:rPr>
-              <w:t xml:space="preserve">Subject</w:t>
-            </w:r>
-          </w:p>
-        </w:tc>
-        <w:tc>
-          <w:tcPr>
-            <w:tcW w:type="dxa" w:w="10680"/>
-            <w:shd w:fill="FFFFFF" w:color="auto" w:val="clear"/>
-            <w:tcMar>
-              <w:top w:type="dxa" w:w="60"/>
-              <w:left w:type="dxa" w:w="120"/>
-              <w:bottom w:type="dxa" w:w="60"/>
-              <w:right w:type="dxa" w:w="120"/>
-            </w:tcMar>
-            <w:vAlign w:val="top"/>
-          </w:tcPr>
-          <w:p>
-            <w:pPr>
-              <w:spacing w:after="40" w:before="0"/>
-              <w:jc w:val="left"/>
-            </w:pPr>
-            <w:r>
-              <w:rPr>
-                <w:rFonts w:ascii="Arial" w:cs="Arial" w:eastAsia="Arial" w:hAnsi="Arial"/>
-                <w:b w:val="false"/>
-                <w:bCs w:val="false"/>
-                <w:i w:val="false"/>
-                <w:iCs w:val="false"/>
-                <w:color w:val="000000"/>
-                <w:sz w:val="18"/>
-                <w:szCs w:val="18"/>
-              </w:rPr>
-              <w:t xml:space="preserve">Essential Mathematics</w:t>
-            </w:r>
-          </w:p>
-        </w:tc>
-      </w:tr>
-      <w:tr>
-        <w:tc>
-          <w:tcPr>
-            <w:tcW w:type="dxa" w:w="3000"/>
-            <w:shd w:fill="D5E8F0" w:color="auto" w:val="clear"/>
-            <w:tcMar>
-              <w:top w:type="dxa" w:w="60"/>
-              <w:left w:type="dxa" w:w="120"/>
-              <w:bottom w:type="dxa" w:w="60"/>
-              <w:right w:type="dxa" w:w="120"/>
-            </w:tcMar>
-            <w:vAlign w:val="top"/>
-          </w:tcPr>
-          <w:p>
-            <w:pPr>
-              <w:spacing w:after="40" w:before="0"/>
-              <w:jc w:val="left"/>
-            </w:pPr>
-            <w:r>
-              <w:rPr>
-                <w:rFonts w:ascii="Arial" w:cs="Arial" w:eastAsia="Arial" w:hAnsi="Arial"/>
-                <w:b/>
-                <w:bCs/>
-                <w:i w:val="false"/>
-                <w:iCs w:val="false"/>
-                <w:color w:val="000000"/>
-                <w:sz w:val="18"/>
-                <w:szCs w:val="18"/>
-              </w:rPr>
-              <w:t xml:space="preserve">Strand</w:t>
-            </w:r>
-          </w:p>
-        </w:tc>
-        <w:tc>
-          <w:tcPr>
-            <w:tcW w:type="dxa" w:w="10680"/>
-            <w:shd w:fill="FFFFFF" w:color="auto" w:val="clear"/>
-            <w:tcMar>
-              <w:top w:type="dxa" w:w="60"/>
-              <w:left w:type="dxa" w:w="120"/>
-              <w:bottom w:type="dxa" w:w="60"/>
-              <w:right w:type="dxa" w:w="120"/>
-            </w:tcMar>
-            <w:vAlign w:val="top"/>
-          </w:tcPr>
-          <w:p>
-            <w:pPr>
-              <w:spacing w:after="40" w:before="0"/>
-              <w:jc w:val="left"/>
-            </w:pPr>
-            <w:r>
-              <w:rPr>
-                <w:rFonts w:ascii="Arial" w:cs="Arial" w:eastAsia="Arial" w:hAnsi="Arial"/>
-                <w:b w:val="false"/>
-                <w:bCs w:val="false"/>
-                <w:i w:val="false"/>
-                <w:iCs w:val="false"/>
-                <w:color w:val="000000"/>
-                <w:sz w:val="18"/>
-                <w:szCs w:val="18"/>
-              </w:rPr>
-              <w:t xml:space="preserve">Strand 3.0: Statistics and Probability</w:t>
-            </w:r>
-          </w:p>
-        </w:tc>
-      </w:tr>
-      <w:tr>
-        <w:tc>
-          <w:tcPr>
-            <w:tcW w:type="dxa" w:w="3000"/>
-            <w:shd w:fill="D5E8F0" w:color="auto" w:val="clear"/>
-            <w:tcMar>
-              <w:top w:type="dxa" w:w="60"/>
-              <w:left w:type="dxa" w:w="120"/>
-              <w:bottom w:type="dxa" w:w="60"/>
-              <w:right w:type="dxa" w:w="120"/>
-            </w:tcMar>
-            <w:vAlign w:val="top"/>
-          </w:tcPr>
-          <w:p>
-            <w:pPr>
-              <w:spacing w:after="40" w:before="0"/>
-              <w:jc w:val="left"/>
-            </w:pPr>
-            <w:r>
-              <w:rPr>
-                <w:rFonts w:ascii="Arial" w:cs="Arial" w:eastAsia="Arial" w:hAnsi="Arial"/>
-                <w:b/>
-                <w:bCs/>
-                <w:i w:val="false"/>
-                <w:iCs w:val="false"/>
-                <w:color w:val="000000"/>
-                <w:sz w:val="18"/>
-                <w:szCs w:val="18"/>
-              </w:rPr>
-              <w:t xml:space="preserve">Sub-Strand</w:t>
-            </w:r>
-          </w:p>
-        </w:tc>
-        <w:tc>
-          <w:tcPr>
-            <w:tcW w:type="dxa" w:w="10680"/>
-            <w:shd w:fill="FFFFFF" w:color="auto" w:val="clear"/>
-            <w:tcMar>
-              <w:top w:type="dxa" w:w="60"/>
-              <w:left w:type="dxa" w:w="120"/>
-              <w:bottom w:type="dxa" w:w="60"/>
-              <w:right w:type="dxa" w:w="120"/>
-            </w:tcMar>
-            <w:vAlign w:val="top"/>
-          </w:tcPr>
-          <w:p>
-            <w:pPr>
-              <w:spacing w:after="40" w:before="0"/>
-              <w:jc w:val="left"/>
-            </w:pPr>
-            <w:r>
-              <w:rPr>
-                <w:rFonts w:ascii="Arial" w:cs="Arial" w:eastAsia="Arial" w:hAnsi="Arial"/>
-                <w:b w:val="false"/>
-                <w:bCs w:val="false"/>
-                <w:i w:val="false"/>
-                <w:iCs w:val="false"/>
-                <w:color w:val="000000"/>
-                <w:sz w:val="18"/>
-                <w:szCs w:val="18"/>
-              </w:rPr>
-              <w:t xml:space="preserve">Sub-Strand 3.2: Probability I</w:t>
-            </w:r>
-          </w:p>
-        </w:tc>
-      </w:tr>
-      <w:tr>
-        <w:tc>
-          <w:tcPr>
-            <w:tcW w:type="dxa" w:w="3000"/>
-            <w:shd w:fill="D5E8F0" w:color="auto" w:val="clear"/>
-            <w:tcMar>
-              <w:top w:type="dxa" w:w="60"/>
-              <w:left w:type="dxa" w:w="120"/>
-              <w:bottom w:type="dxa" w:w="60"/>
-              <w:right w:type="dxa" w:w="120"/>
-            </w:tcMar>
-            <w:vAlign w:val="top"/>
-          </w:tcPr>
-          <w:p>
-            <w:pPr>
-              <w:spacing w:after="40" w:before="0"/>
-              <w:jc w:val="left"/>
-            </w:pPr>
-            <w:r>
-              <w:rPr>
-                <w:rFonts w:ascii="Arial" w:cs="Arial" w:eastAsia="Arial" w:hAnsi="Arial"/>
-                <w:b/>
-                <w:bCs/>
-                <w:i w:val="false"/>
-                <w:iCs w:val="false"/>
-                <w:color w:val="000000"/>
-                <w:sz w:val="18"/>
-                <w:szCs w:val="18"/>
-              </w:rPr>
-              <w:t xml:space="preserve">Total Duration</w:t>
-            </w:r>
-          </w:p>
-        </w:tc>
-        <w:tc>
-          <w:tcPr>
-            <w:tcW w:type="dxa" w:w="10680"/>
-            <w:shd w:fill="FFFFFF" w:color="auto" w:val="clear"/>
-            <w:tcMar>
-              <w:top w:type="dxa" w:w="60"/>
-              <w:left w:type="dxa" w:w="120"/>
-              <w:bottom w:type="dxa" w:w="60"/>
-              <w:right w:type="dxa" w:w="120"/>
-            </w:tcMar>
-            <w:vAlign w:val="top"/>
-          </w:tcPr>
-          <w:p>
-            <w:pPr>
-              <w:spacing w:after="40" w:before="0"/>
-              <w:jc w:val="left"/>
-            </w:pPr>
-            <w:r>
-              <w:rPr>
-                <w:rFonts w:ascii="Arial" w:cs="Arial" w:eastAsia="Arial" w:hAnsi="Arial"/>
-                <w:b w:val="false"/>
-                <w:bCs w:val="false"/>
-                <w:i w:val="false"/>
-                <w:iCs w:val="false"/>
-                <w:color w:val="000000"/>
-                <w:sz w:val="18"/>
-                <w:szCs w:val="18"/>
-              </w:rPr>
-              <w:t xml:space="preserve">8 lessons × 40 minutes = 320 minutes total</w:t>
-            </w:r>
-          </w:p>
-        </w:tc>
-      </w:tr>
-      <w:tr>
-        <w:tc>
-          <w:tcPr>
-            <w:tcW w:type="dxa" w:w="3000"/>
-            <w:shd w:fill="D5E8F0" w:color="auto" w:val="clear"/>
-            <w:tcMar>
-              <w:top w:type="dxa" w:w="60"/>
-              <w:left w:type="dxa" w:w="120"/>
-              <w:bottom w:type="dxa" w:w="60"/>
-              <w:right w:type="dxa" w:w="120"/>
-            </w:tcMar>
-            <w:vAlign w:val="top"/>
-          </w:tcPr>
-          <w:p>
-            <w:pPr>
-              <w:spacing w:after="40" w:before="0"/>
-              <w:jc w:val="left"/>
-            </w:pPr>
-            <w:r>
-              <w:rPr>
-                <w:rFonts w:ascii="Arial" w:cs="Arial" w:eastAsia="Arial" w:hAnsi="Arial"/>
-                <w:b/>
-                <w:bCs/>
-                <w:i w:val="false"/>
-                <w:iCs w:val="false"/>
-                <w:color w:val="000000"/>
-                <w:sz w:val="18"/>
-                <w:szCs w:val="18"/>
-              </w:rPr>
-              <w:t xml:space="preserve">Sub-Strand Content</w:t>
-            </w:r>
-          </w:p>
-        </w:tc>
-        <w:tc>
-          <w:tcPr>
-            <w:tcW w:type="dxa" w:w="10680"/>
-            <w:shd w:fill="FFFFFF" w:color="auto" w:val="clear"/>
-            <w:tcMar>
-              <w:top w:type="dxa" w:w="60"/>
-              <w:left w:type="dxa" w:w="120"/>
-              <w:bottom w:type="dxa" w:w="60"/>
-              <w:right w:type="dxa" w:w="120"/>
-            </w:tcMar>
-            <w:vAlign w:val="top"/>
-          </w:tcPr>
-          <w:p>
-            <w:pPr>
-              <w:spacing w:after="30" w:before="0"/>
-              <w:ind w:left="360" w:hanging="180"/>
-              <w:jc w:val="left"/>
-            </w:pPr>
-            <w:r>
-              <w:rPr>
-                <w:rFonts w:ascii="Arial" w:cs="Arial" w:eastAsia="Arial" w:hAnsi="Arial"/>
-                <w:b w:val="false"/>
-                <w:bCs w:val="false"/>
-                <w:i w:val="false"/>
-                <w:iCs w:val="false"/>
-                <w:color w:val="000000"/>
-                <w:sz w:val="18"/>
-                <w:szCs w:val="18"/>
-              </w:rPr>
-              <w:t xml:space="preserve">–  Equally likely events: performing experiments involving equally likely outcomes (e.g., tossing a coin, rolling a six-faced die)</w:t>
-            </w:r>
-          </w:p>
-          <w:p>
-            <w:pPr>
-              <w:spacing w:after="30" w:before="0"/>
-              <w:ind w:left="360" w:hanging="180"/>
-              <w:jc w:val="left"/>
-            </w:pPr>
-            <w:r>
-              <w:rPr>
-                <w:rFonts w:ascii="Arial" w:cs="Arial" w:eastAsia="Arial" w:hAnsi="Arial"/>
-                <w:b w:val="false"/>
-                <w:bCs w:val="false"/>
-                <w:i w:val="false"/>
-                <w:iCs w:val="false"/>
-                <w:color w:val="000000"/>
-                <w:sz w:val="18"/>
-                <w:szCs w:val="18"/>
-              </w:rPr>
-              <w:t xml:space="preserve">–  Computing probability of equally likely outcomes</w:t>
-            </w:r>
-          </w:p>
-          <w:p>
-            <w:pPr>
-              <w:spacing w:after="30" w:before="0"/>
-              <w:ind w:left="360" w:hanging="180"/>
-              <w:jc w:val="left"/>
-            </w:pPr>
-            <w:r>
-              <w:rPr>
-                <w:rFonts w:ascii="Arial" w:cs="Arial" w:eastAsia="Arial" w:hAnsi="Arial"/>
-                <w:b w:val="false"/>
-                <w:bCs w:val="false"/>
-                <w:i w:val="false"/>
-                <w:iCs w:val="false"/>
-                <w:color w:val="000000"/>
-                <w:sz w:val="18"/>
-                <w:szCs w:val="18"/>
-              </w:rPr>
-              <w:t xml:space="preserve">–  Range of probability: determining the range of probability of an event (0 to 1)</w:t>
-            </w:r>
-          </w:p>
-          <w:p>
-            <w:pPr>
-              <w:spacing w:after="30" w:before="0"/>
-              <w:ind w:left="360" w:hanging="180"/>
-              <w:jc w:val="left"/>
-            </w:pPr>
-            <w:r>
-              <w:rPr>
-                <w:rFonts w:ascii="Arial" w:cs="Arial" w:eastAsia="Arial" w:hAnsi="Arial"/>
-                <w:b w:val="false"/>
-                <w:bCs w:val="false"/>
-                <w:i w:val="false"/>
-                <w:iCs w:val="false"/>
-                <w:color w:val="000000"/>
-                <w:sz w:val="18"/>
-                <w:szCs w:val="18"/>
-              </w:rPr>
-              <w:t xml:space="preserve">–  Mutually exclusive events: identifying and performing experiments involving mutually exclusive events in real-life situations</w:t>
-            </w:r>
-          </w:p>
-          <w:p>
-            <w:pPr>
-              <w:spacing w:after="30" w:before="0"/>
-              <w:ind w:left="360" w:hanging="180"/>
-              <w:jc w:val="left"/>
-            </w:pPr>
-            <w:r>
-              <w:rPr>
-                <w:rFonts w:ascii="Arial" w:cs="Arial" w:eastAsia="Arial" w:hAnsi="Arial"/>
-                <w:b w:val="false"/>
-                <w:bCs w:val="false"/>
-                <w:i w:val="false"/>
-                <w:iCs w:val="false"/>
-                <w:color w:val="000000"/>
-                <w:sz w:val="18"/>
-                <w:szCs w:val="18"/>
-              </w:rPr>
-              <w:t xml:space="preserve">–  Probability of a single chance event involving mutually exclusive events</w:t>
-            </w:r>
-          </w:p>
-          <w:p>
-            <w:pPr>
-              <w:spacing w:after="30" w:before="0"/>
-              <w:ind w:left="360" w:hanging="180"/>
-              <w:jc w:val="left"/>
-            </w:pPr>
-            <w:r>
-              <w:rPr>
-                <w:rFonts w:ascii="Arial" w:cs="Arial" w:eastAsia="Arial" w:hAnsi="Arial"/>
-                <w:b w:val="false"/>
-                <w:bCs w:val="false"/>
-                <w:i w:val="false"/>
-                <w:iCs w:val="false"/>
-                <w:color w:val="000000"/>
-                <w:sz w:val="18"/>
-                <w:szCs w:val="18"/>
-              </w:rPr>
-              <w:t xml:space="preserve">–  Independent events: performing experiments involving independent events (maximum of two experiments and two outcomes)</w:t>
-            </w:r>
-          </w:p>
-          <w:p>
-            <w:pPr>
-              <w:spacing w:after="30" w:before="0"/>
-              <w:ind w:left="360" w:hanging="180"/>
-              <w:jc w:val="left"/>
-            </w:pPr>
-            <w:r>
-              <w:rPr>
-                <w:rFonts w:ascii="Arial" w:cs="Arial" w:eastAsia="Arial" w:hAnsi="Arial"/>
-                <w:b w:val="false"/>
-                <w:bCs w:val="false"/>
-                <w:i w:val="false"/>
-                <w:iCs w:val="false"/>
-                <w:color w:val="000000"/>
-                <w:sz w:val="18"/>
-                <w:szCs w:val="18"/>
-              </w:rPr>
-              <w:t xml:space="preserve">–  Probability of independent events in different situations</w:t>
-            </w:r>
-          </w:p>
-          <w:p>
-            <w:pPr>
-              <w:spacing w:after="30" w:before="0"/>
-              <w:ind w:left="360" w:hanging="180"/>
-              <w:jc w:val="left"/>
-            </w:pPr>
-            <w:r>
-              <w:rPr>
-                <w:rFonts w:ascii="Arial" w:cs="Arial" w:eastAsia="Arial" w:hAnsi="Arial"/>
-                <w:b w:val="false"/>
-                <w:bCs w:val="false"/>
-                <w:i w:val="false"/>
-                <w:iCs w:val="false"/>
-                <w:color w:val="000000"/>
-                <w:sz w:val="18"/>
-                <w:szCs w:val="18"/>
-              </w:rPr>
-              <w:t xml:space="preserve">–  Application of probability in real-life situations including discussing the dangers of gambling</w:t>
-            </w:r>
-          </w:p>
-        </w:tc>
-      </w:tr>
-      <w:tr>
-        <w:tc>
-          <w:tcPr>
-            <w:tcW w:type="dxa" w:w="3000"/>
-            <w:shd w:fill="D5E8F0" w:color="auto" w:val="clear"/>
-            <w:tcMar>
-              <w:top w:type="dxa" w:w="60"/>
-              <w:left w:type="dxa" w:w="120"/>
-              <w:bottom w:type="dxa" w:w="60"/>
-              <w:right w:type="dxa" w:w="120"/>
-            </w:tcMar>
-            <w:vAlign w:val="top"/>
-          </w:tcPr>
-          <w:p>
-            <w:pPr>
-              <w:spacing w:after="40" w:before="0"/>
-              <w:jc w:val="left"/>
-            </w:pPr>
-            <w:r>
-              <w:rPr>
-                <w:rFonts w:ascii="Arial" w:cs="Arial" w:eastAsia="Arial" w:hAnsi="Arial"/>
-                <w:b/>
-                <w:bCs/>
-                <w:i w:val="false"/>
-                <w:iCs w:val="false"/>
-                <w:color w:val="000000"/>
-                <w:sz w:val="18"/>
-                <w:szCs w:val="18"/>
-              </w:rPr>
-              <w:t xml:space="preserve">Learning Outcomes</w:t>
-            </w:r>
-          </w:p>
-        </w:tc>
-        <w:tc>
-          <w:tcPr>
-            <w:tcW w:type="dxa" w:w="10680"/>
-            <w:shd w:fill="FFFFFF" w:color="auto" w:val="clear"/>
-            <w:tcMar>
-              <w:top w:type="dxa" w:w="60"/>
-              <w:left w:type="dxa" w:w="120"/>
-              <w:bottom w:type="dxa" w:w="60"/>
-              <w:right w:type="dxa" w:w="120"/>
-            </w:tcMar>
-            <w:vAlign w:val="top"/>
-          </w:tcPr>
-          <w:p>
-            <w:pPr>
-              <w:spacing w:after="40" w:before="0"/>
-              <w:jc w:val="left"/>
-            </w:pPr>
-            <w:r>
-              <w:rPr>
-                <w:rFonts w:ascii="Arial" w:cs="Arial" w:eastAsia="Arial" w:hAnsi="Arial"/>
-                <w:b w:val="false"/>
-                <w:bCs w:val="false"/>
-                <w:i w:val="false"/>
-                <w:iCs w:val="false"/>
-                <w:color w:val="000000"/>
-                <w:sz w:val="18"/>
-                <w:szCs w:val="18"/>
-              </w:rPr>
-              <w:t xml:space="preserve">By the end of the sub-strand, the learner should be able to:</w:t>
-            </w:r>
-          </w:p>
-          <w:p>
-            <w:pPr>
-              <w:spacing w:after="40" w:before="0"/>
-              <w:jc w:val="left"/>
-            </w:pPr>
-            <w:r>
-              <w:rPr>
-                <w:rFonts w:ascii="Arial" w:cs="Arial" w:eastAsia="Arial" w:hAnsi="Arial"/>
-                <w:b w:val="false"/>
-                <w:bCs w:val="false"/>
-                <w:i w:val="false"/>
-                <w:iCs w:val="false"/>
-                <w:color w:val="000000"/>
-                <w:sz w:val="18"/>
-                <w:szCs w:val="18"/>
-              </w:rPr>
-              <w:t xml:space="preserve">a) perform experiments involving equally likely outcomes in different situations,</w:t>
-            </w:r>
-          </w:p>
-          <w:p>
-            <w:pPr>
-              <w:spacing w:after="40" w:before="0"/>
-              <w:jc w:val="left"/>
-            </w:pPr>
-            <w:r>
-              <w:rPr>
-                <w:rFonts w:ascii="Arial" w:cs="Arial" w:eastAsia="Arial" w:hAnsi="Arial"/>
-                <w:b w:val="false"/>
-                <w:bCs w:val="false"/>
-                <w:i w:val="false"/>
-                <w:iCs w:val="false"/>
-                <w:color w:val="000000"/>
-                <w:sz w:val="18"/>
-                <w:szCs w:val="18"/>
-              </w:rPr>
-              <w:t xml:space="preserve">b) compute probability of equally likely outcomes,</w:t>
-            </w:r>
-          </w:p>
-          <w:p>
-            <w:pPr>
-              <w:spacing w:after="40" w:before="0"/>
-              <w:jc w:val="left"/>
-            </w:pPr>
-            <w:r>
-              <w:rPr>
-                <w:rFonts w:ascii="Arial" w:cs="Arial" w:eastAsia="Arial" w:hAnsi="Arial"/>
-                <w:b w:val="false"/>
-                <w:bCs w:val="false"/>
-                <w:i w:val="false"/>
-                <w:iCs w:val="false"/>
-                <w:color w:val="000000"/>
-                <w:sz w:val="18"/>
-                <w:szCs w:val="18"/>
-              </w:rPr>
-              <w:t xml:space="preserve">c) determine the range of probability of an event,</w:t>
-            </w:r>
-          </w:p>
-          <w:p>
-            <w:pPr>
-              <w:spacing w:after="40" w:before="0"/>
-              <w:jc w:val="left"/>
-            </w:pPr>
-            <w:r>
-              <w:rPr>
-                <w:rFonts w:ascii="Arial" w:cs="Arial" w:eastAsia="Arial" w:hAnsi="Arial"/>
-                <w:b w:val="false"/>
-                <w:bCs w:val="false"/>
-                <w:i w:val="false"/>
-                <w:iCs w:val="false"/>
-                <w:color w:val="000000"/>
-                <w:sz w:val="18"/>
-                <w:szCs w:val="18"/>
-              </w:rPr>
-              <w:t xml:space="preserve">d) identify mutually exclusive events in real life situations,</w:t>
-            </w:r>
-          </w:p>
-          <w:p>
-            <w:pPr>
-              <w:spacing w:after="40" w:before="0"/>
-              <w:jc w:val="left"/>
-            </w:pPr>
-            <w:r>
-              <w:rPr>
-                <w:rFonts w:ascii="Arial" w:cs="Arial" w:eastAsia="Arial" w:hAnsi="Arial"/>
-                <w:b w:val="false"/>
-                <w:bCs w:val="false"/>
-                <w:i w:val="false"/>
-                <w:iCs w:val="false"/>
-                <w:color w:val="000000"/>
-                <w:sz w:val="18"/>
-                <w:szCs w:val="18"/>
-              </w:rPr>
-              <w:t xml:space="preserve">e) perform experiments of single chance involving mutually exclusive events,</w:t>
-            </w:r>
-          </w:p>
-          <w:p>
-            <w:pPr>
-              <w:spacing w:after="40" w:before="0"/>
-              <w:jc w:val="left"/>
-            </w:pPr>
-            <w:r>
-              <w:rPr>
-                <w:rFonts w:ascii="Arial" w:cs="Arial" w:eastAsia="Arial" w:hAnsi="Arial"/>
-                <w:b w:val="false"/>
-                <w:bCs w:val="false"/>
-                <w:i w:val="false"/>
-                <w:iCs w:val="false"/>
-                <w:color w:val="000000"/>
-                <w:sz w:val="18"/>
-                <w:szCs w:val="18"/>
-              </w:rPr>
-              <w:t xml:space="preserve">f) calculate the probability of an event involving a single chance,</w:t>
-            </w:r>
-          </w:p>
-          <w:p>
-            <w:pPr>
-              <w:spacing w:after="40" w:before="0"/>
-              <w:jc w:val="left"/>
-            </w:pPr>
-            <w:r>
-              <w:rPr>
-                <w:rFonts w:ascii="Arial" w:cs="Arial" w:eastAsia="Arial" w:hAnsi="Arial"/>
-                <w:b w:val="false"/>
-                <w:bCs w:val="false"/>
-                <w:i w:val="false"/>
-                <w:iCs w:val="false"/>
-                <w:color w:val="000000"/>
-                <w:sz w:val="18"/>
-                <w:szCs w:val="18"/>
-              </w:rPr>
-              <w:t xml:space="preserve">g) perform experiments involving independent events,</w:t>
-            </w:r>
-          </w:p>
-          <w:p>
-            <w:pPr>
-              <w:spacing w:after="40" w:before="0"/>
-              <w:jc w:val="left"/>
-            </w:pPr>
-            <w:r>
-              <w:rPr>
-                <w:rFonts w:ascii="Arial" w:cs="Arial" w:eastAsia="Arial" w:hAnsi="Arial"/>
-                <w:b w:val="false"/>
-                <w:bCs w:val="false"/>
-                <w:i w:val="false"/>
-                <w:iCs w:val="false"/>
-                <w:color w:val="000000"/>
-                <w:sz w:val="18"/>
-                <w:szCs w:val="18"/>
-              </w:rPr>
-              <w:t xml:space="preserve">h) determine the probability of independent events in different situations,</w:t>
-            </w:r>
-          </w:p>
-          <w:p>
-            <w:pPr>
-              <w:spacing w:after="40" w:before="0"/>
-              <w:jc w:val="left"/>
-            </w:pPr>
-            <w:r>
-              <w:rPr>
-                <w:rFonts w:ascii="Arial" w:cs="Arial" w:eastAsia="Arial" w:hAnsi="Arial"/>
-                <w:b w:val="false"/>
-                <w:bCs w:val="false"/>
-                <w:i w:val="false"/>
-                <w:iCs w:val="false"/>
-                <w:color w:val="000000"/>
-                <w:sz w:val="18"/>
-                <w:szCs w:val="18"/>
-              </w:rPr>
-              <w:t xml:space="preserve">i) appreciate the role of probability in real-life situations.</w:t>
-            </w:r>
-          </w:p>
-        </w:tc>
-      </w:tr>
-      <w:tr>
-        <w:tc>
-          <w:tcPr>
-            <w:tcW w:type="dxa" w:w="3000"/>
-            <w:shd w:fill="D5E8F0" w:color="auto" w:val="clear"/>
-            <w:tcMar>
-              <w:top w:type="dxa" w:w="60"/>
-              <w:left w:type="dxa" w:w="120"/>
-              <w:bottom w:type="dxa" w:w="60"/>
-              <w:right w:type="dxa" w:w="120"/>
-            </w:tcMar>
-            <w:vAlign w:val="top"/>
-          </w:tcPr>
-          <w:p>
-            <w:pPr>
-              <w:spacing w:after="40" w:before="0"/>
-              <w:jc w:val="left"/>
-            </w:pPr>
-            <w:r>
-              <w:rPr>
-                <w:rFonts w:ascii="Arial" w:cs="Arial" w:eastAsia="Arial" w:hAnsi="Arial"/>
-                <w:b/>
-                <w:bCs/>
-                <w:i w:val="false"/>
-                <w:iCs w:val="false"/>
-                <w:color w:val="000000"/>
-                <w:sz w:val="18"/>
-                <w:szCs w:val="18"/>
-              </w:rPr>
-              <w:t xml:space="preserve">Core Competencies</w:t>
-            </w:r>
-          </w:p>
-        </w:tc>
-        <w:tc>
-          <w:tcPr>
-            <w:tcW w:type="dxa" w:w="10680"/>
-            <w:shd w:fill="FFFFFF" w:color="auto" w:val="clear"/>
-            <w:tcMar>
-              <w:top w:type="dxa" w:w="60"/>
-              <w:left w:type="dxa" w:w="120"/>
-              <w:bottom w:type="dxa" w:w="60"/>
-              <w:right w:type="dxa" w:w="120"/>
-            </w:tcMar>
-            <w:vAlign w:val="top"/>
-          </w:tcPr>
-          <w:p>
-            <w:pPr>
-              <w:spacing w:after="30" w:before="0"/>
-              <w:ind w:left="360" w:hanging="180"/>
-              <w:jc w:val="left"/>
-            </w:pPr>
-            <w:r>
-              <w:rPr>
-                <w:rFonts w:ascii="Arial" w:cs="Arial" w:eastAsia="Arial" w:hAnsi="Arial"/>
-                <w:b w:val="false"/>
-                <w:bCs w:val="false"/>
-                <w:i w:val="false"/>
-                <w:iCs w:val="false"/>
-                <w:color w:val="000000"/>
-                <w:sz w:val="18"/>
-                <w:szCs w:val="18"/>
-              </w:rPr>
-              <w:t xml:space="preserve">–  Communication and Collaboration: the learner collaborates with peers when evaluating successes and failures from experiments involving mutually exclusive events to work out the probability of possible outcomes, and when sharing results from coin-toss and dice-roll experiments.</w:t>
-            </w:r>
-          </w:p>
-          <w:p>
-            <w:pPr>
-              <w:spacing w:after="30" w:before="0"/>
-              <w:ind w:left="360" w:hanging="180"/>
-              <w:jc w:val="left"/>
-            </w:pPr>
-            <w:r>
-              <w:rPr>
-                <w:rFonts w:ascii="Arial" w:cs="Arial" w:eastAsia="Arial" w:hAnsi="Arial"/>
-                <w:b w:val="false"/>
-                <w:bCs w:val="false"/>
-                <w:i w:val="false"/>
-                <w:iCs w:val="false"/>
-                <w:color w:val="000000"/>
-                <w:sz w:val="18"/>
-                <w:szCs w:val="18"/>
-              </w:rPr>
-              <w:t xml:space="preserve">–  Critical Thinking and Problem Solving: the learner develops interpretation and inference skills when discussing the dangers of gambling using the knowledge of probability, and when determining the range of probability from real-life scenarios such as predicting rainfall in Kisumu or match outcomes for a Nairobi football team.</w:t>
-            </w:r>
-          </w:p>
-        </w:tc>
-      </w:tr>
-      <w:tr>
-        <w:tc>
-          <w:tcPr>
-            <w:tcW w:type="dxa" w:w="3000"/>
-            <w:shd w:fill="E2EFDA" w:color="auto" w:val="clear"/>
-            <w:tcMar>
-              <w:top w:type="dxa" w:w="60"/>
-              <w:left w:type="dxa" w:w="120"/>
-              <w:bottom w:type="dxa" w:w="60"/>
-              <w:right w:type="dxa" w:w="120"/>
-            </w:tcMar>
-            <w:vAlign w:val="top"/>
-          </w:tcPr>
-          <w:p>
-            <w:pPr>
-              <w:spacing w:after="40" w:before="0"/>
-              <w:jc w:val="left"/>
-            </w:pPr>
-            <w:r>
-              <w:rPr>
-                <w:rFonts w:ascii="Arial" w:cs="Arial" w:eastAsia="Arial" w:hAnsi="Arial"/>
-                <w:b/>
-                <w:bCs/>
-                <w:i w:val="false"/>
-                <w:iCs w:val="false"/>
-                <w:color w:val="000000"/>
-                <w:sz w:val="18"/>
-                <w:szCs w:val="18"/>
-              </w:rPr>
-              <w:t xml:space="preserve">Core Values</w:t>
-            </w:r>
-          </w:p>
-        </w:tc>
-        <w:tc>
-          <w:tcPr>
-            <w:tcW w:type="dxa" w:w="10680"/>
-            <w:shd w:fill="FFFFFF" w:color="auto" w:val="clear"/>
-            <w:tcMar>
-              <w:top w:type="dxa" w:w="60"/>
-              <w:left w:type="dxa" w:w="120"/>
-              <w:bottom w:type="dxa" w:w="60"/>
-              <w:right w:type="dxa" w:w="120"/>
-            </w:tcMar>
-            <w:vAlign w:val="top"/>
-          </w:tcPr>
-          <w:p>
-            <w:pPr>
-              <w:spacing w:after="30" w:before="0"/>
-              <w:ind w:left="360" w:hanging="180"/>
-              <w:jc w:val="left"/>
-            </w:pPr>
-            <w:r>
-              <w:rPr>
-                <w:rFonts w:ascii="Arial" w:cs="Arial" w:eastAsia="Arial" w:hAnsi="Arial"/>
-                <w:b w:val="false"/>
-                <w:bCs w:val="false"/>
-                <w:i w:val="false"/>
-                <w:iCs w:val="false"/>
-                <w:color w:val="000000"/>
-                <w:sz w:val="18"/>
-                <w:szCs w:val="18"/>
-              </w:rPr>
-              <w:t xml:space="preserve">–  Responsibility: the learner makes correct and ethical decisions on life issues that involve gambling and chance, using the knowledge of probability to understand risk.</w:t>
-            </w:r>
-          </w:p>
-          <w:p>
-            <w:pPr>
-              <w:spacing w:after="30" w:before="0"/>
-              <w:ind w:left="360" w:hanging="180"/>
-              <w:jc w:val="left"/>
-            </w:pPr>
-            <w:r>
-              <w:rPr>
-                <w:rFonts w:ascii="Arial" w:cs="Arial" w:eastAsia="Arial" w:hAnsi="Arial"/>
-                <w:b w:val="false"/>
-                <w:bCs w:val="false"/>
-                <w:i w:val="false"/>
-                <w:iCs w:val="false"/>
-                <w:color w:val="000000"/>
-                <w:sz w:val="18"/>
-                <w:szCs w:val="18"/>
-              </w:rPr>
-              <w:t xml:space="preserve">–  Unity: the learner collaborates respectfully with others when carrying out probability experiments such as tossing coins, rolling dice, and drawing cards, taking turns and recording results fairly.</w:t>
-            </w:r>
-          </w:p>
-        </w:tc>
-      </w:tr>
-      <w:tr>
-        <w:tc>
-          <w:tcPr>
-            <w:tcW w:type="dxa" w:w="3000"/>
-            <w:shd w:fill="D5E8F0" w:color="auto" w:val="clear"/>
-            <w:tcMar>
-              <w:top w:type="dxa" w:w="60"/>
-              <w:left w:type="dxa" w:w="120"/>
-              <w:bottom w:type="dxa" w:w="60"/>
-              <w:right w:type="dxa" w:w="120"/>
-            </w:tcMar>
-            <w:vAlign w:val="top"/>
-          </w:tcPr>
-          <w:p>
-            <w:pPr>
-              <w:spacing w:after="40" w:before="0"/>
-              <w:jc w:val="left"/>
-            </w:pPr>
-            <w:r>
-              <w:rPr>
-                <w:rFonts w:ascii="Arial" w:cs="Arial" w:eastAsia="Arial" w:hAnsi="Arial"/>
-                <w:b/>
-                <w:bCs/>
-                <w:i w:val="false"/>
-                <w:iCs w:val="false"/>
-                <w:color w:val="000000"/>
-                <w:sz w:val="18"/>
-                <w:szCs w:val="18"/>
-              </w:rPr>
-              <w:t xml:space="preserve">Science &amp; Engineering Practices</w:t>
-            </w:r>
-          </w:p>
-        </w:tc>
-        <w:tc>
-          <w:tcPr>
-            <w:tcW w:type="dxa" w:w="10680"/>
-            <w:shd w:fill="FFFFFF" w:color="auto" w:val="clear"/>
-            <w:tcMar>
-              <w:top w:type="dxa" w:w="60"/>
-              <w:left w:type="dxa" w:w="120"/>
-              <w:bottom w:type="dxa" w:w="60"/>
-              <w:right w:type="dxa" w:w="120"/>
-            </w:tcMar>
-            <w:vAlign w:val="top"/>
-          </w:tcPr>
-          <w:p>
-            <w:pPr>
-              <w:spacing w:after="30" w:before="0"/>
-              <w:ind w:left="360" w:hanging="180"/>
-              <w:jc w:val="left"/>
-            </w:pPr>
-            <w:r>
-              <w:rPr>
-                <w:rFonts w:ascii="Arial" w:cs="Arial" w:eastAsia="Arial" w:hAnsi="Arial"/>
-                <w:b w:val="false"/>
-                <w:bCs w:val="false"/>
-                <w:i w:val="false"/>
-                <w:iCs w:val="false"/>
-                <w:color w:val="000000"/>
-                <w:sz w:val="18"/>
-                <w:szCs w:val="18"/>
-              </w:rPr>
-              <w:t xml:space="preserve">–  Asking Questions and Defining Problems: learners formulate questions about why outcomes of repeated chance experiments (e.g., tossing a coin 50 times) do not always split exactly 50/50, driving inquiry into theoretical vs. experimental probability.</w:t>
-            </w:r>
-          </w:p>
-          <w:p>
-            <w:pPr>
-              <w:spacing w:after="30" w:before="0"/>
-              <w:ind w:left="360" w:hanging="180"/>
-              <w:jc w:val="left"/>
-            </w:pPr>
-            <w:r>
-              <w:rPr>
-                <w:rFonts w:ascii="Arial" w:cs="Arial" w:eastAsia="Arial" w:hAnsi="Arial"/>
-                <w:b w:val="false"/>
-                <w:bCs w:val="false"/>
-                <w:i w:val="false"/>
-                <w:iCs w:val="false"/>
-                <w:color w:val="000000"/>
-                <w:sz w:val="18"/>
-                <w:szCs w:val="18"/>
-              </w:rPr>
-              <w:t xml:space="preserve">–  Planning and Carrying Out Investigations: learners design and carry out coin-toss, dice-roll, and card-draw experiments, recording outcomes systematically in frequency tables to gather evidence about equally likely, mutually exclusive, and independent events.</w:t>
-            </w:r>
-          </w:p>
-          <w:p>
-            <w:pPr>
-              <w:spacing w:after="30" w:before="0"/>
-              <w:ind w:left="360" w:hanging="180"/>
-              <w:jc w:val="left"/>
-            </w:pPr>
-            <w:r>
-              <w:rPr>
-                <w:rFonts w:ascii="Arial" w:cs="Arial" w:eastAsia="Arial" w:hAnsi="Arial"/>
-                <w:b w:val="false"/>
-                <w:bCs w:val="false"/>
-                <w:i w:val="false"/>
-                <w:iCs w:val="false"/>
-                <w:color w:val="000000"/>
-                <w:sz w:val="18"/>
-                <w:szCs w:val="18"/>
-              </w:rPr>
-              <w:t xml:space="preserve">–  Analysing and Interpreting Data: learners analyse experimental results from repeated trials, compare experimental probability to theoretical probability, and draw conclusions about the range and behaviour of probability values.</w:t>
-            </w:r>
-          </w:p>
-          <w:p>
-            <w:pPr>
-              <w:spacing w:after="30" w:before="0"/>
-              <w:ind w:left="360" w:hanging="180"/>
-              <w:jc w:val="left"/>
-            </w:pPr>
-            <w:r>
-              <w:rPr>
-                <w:rFonts w:ascii="Arial" w:cs="Arial" w:eastAsia="Arial" w:hAnsi="Arial"/>
-                <w:b w:val="false"/>
-                <w:bCs w:val="false"/>
-                <w:i w:val="false"/>
-                <w:iCs w:val="false"/>
-                <w:color w:val="000000"/>
-                <w:sz w:val="18"/>
-                <w:szCs w:val="18"/>
-              </w:rPr>
-              <w:t xml:space="preserve">–  Engaging in Argument from Evidence: learners use probability data to construct arguments about the dangers of gambling, presenting evidence to peers that long-run odds favour the "house" in games of chance.</w:t>
-            </w:r>
-          </w:p>
-        </w:tc>
-      </w:tr>
-      <w:tr>
-        <w:tc>
-          <w:tcPr>
-            <w:tcW w:type="dxa" w:w="3000"/>
-            <w:shd w:fill="FCE4D6" w:color="auto" w:val="clear"/>
-            <w:tcMar>
-              <w:top w:type="dxa" w:w="60"/>
-              <w:left w:type="dxa" w:w="120"/>
-              <w:bottom w:type="dxa" w:w="60"/>
-              <w:right w:type="dxa" w:w="120"/>
-            </w:tcMar>
-            <w:vAlign w:val="top"/>
-          </w:tcPr>
-          <w:p>
-            <w:pPr>
-              <w:spacing w:after="40" w:before="0"/>
-              <w:jc w:val="left"/>
-            </w:pPr>
-            <w:r>
-              <w:rPr>
-                <w:rFonts w:ascii="Arial" w:cs="Arial" w:eastAsia="Arial" w:hAnsi="Arial"/>
-                <w:b/>
-                <w:bCs/>
-                <w:i w:val="false"/>
-                <w:iCs w:val="false"/>
-                <w:color w:val="000000"/>
-                <w:sz w:val="18"/>
-                <w:szCs w:val="18"/>
-              </w:rPr>
-              <w:t xml:space="preserve">Pertinent &amp; Contemporary Issues (PCIs)</w:t>
-            </w:r>
-          </w:p>
-        </w:tc>
-        <w:tc>
-          <w:tcPr>
-            <w:tcW w:type="dxa" w:w="10680"/>
-            <w:shd w:fill="FFFFFF" w:color="auto" w:val="clear"/>
-            <w:tcMar>
-              <w:top w:type="dxa" w:w="60"/>
-              <w:left w:type="dxa" w:w="120"/>
-              <w:bottom w:type="dxa" w:w="60"/>
-              <w:right w:type="dxa" w:w="120"/>
-            </w:tcMar>
-            <w:vAlign w:val="top"/>
-          </w:tcPr>
-          <w:p>
-            <w:pPr>
-              <w:spacing w:after="30" w:before="0"/>
-              <w:ind w:left="360" w:hanging="180"/>
-              <w:jc w:val="left"/>
-            </w:pPr>
-            <w:r>
-              <w:rPr>
-                <w:rFonts w:ascii="Arial" w:cs="Arial" w:eastAsia="Arial" w:hAnsi="Arial"/>
-                <w:b w:val="false"/>
-                <w:bCs w:val="false"/>
-                <w:i w:val="false"/>
-                <w:iCs w:val="false"/>
-                <w:color w:val="000000"/>
-                <w:sz w:val="18"/>
-                <w:szCs w:val="18"/>
-              </w:rPr>
-              <w:t xml:space="preserve">–  Life Skills (Decision Making): the learner makes informed decisions on real-life issues involving probability, such as understanding the dangers of gambling, assessing risk in sports betting, and evaluating chance in everyday situations common in Kenyan communities.</w:t>
-            </w:r>
-          </w:p>
-          <w:p>
-            <w:pPr>
-              <w:spacing w:after="30" w:before="0"/>
-              <w:ind w:left="360" w:hanging="180"/>
-              <w:jc w:val="left"/>
-            </w:pPr>
-            <w:r>
-              <w:rPr>
-                <w:rFonts w:ascii="Arial" w:cs="Arial" w:eastAsia="Arial" w:hAnsi="Arial"/>
-                <w:b w:val="false"/>
-                <w:bCs w:val="false"/>
-                <w:i w:val="false"/>
-                <w:iCs w:val="false"/>
-                <w:color w:val="000000"/>
-                <w:sz w:val="18"/>
-                <w:szCs w:val="18"/>
-              </w:rPr>
-              <w:t xml:space="preserve">–  Financial Literacy: the learner applies the concept of probability to understand risk and expected value, particularly in the context of gambling and betting activities, reinforcing responsible financial behaviour.</w:t>
-            </w:r>
-          </w:p>
-        </w:tc>
-      </w:tr>
-      <w:tr>
-        <w:tc>
-          <w:tcPr>
-            <w:tcW w:type="dxa" w:w="3000"/>
-            <w:shd w:fill="D9EEF1" w:color="auto" w:val="clear"/>
-            <w:tcMar>
-              <w:top w:type="dxa" w:w="60"/>
-              <w:left w:type="dxa" w:w="120"/>
-              <w:bottom w:type="dxa" w:w="60"/>
-              <w:right w:type="dxa" w:w="120"/>
-            </w:tcMar>
-            <w:vAlign w:val="top"/>
-          </w:tcPr>
-          <w:p>
-            <w:pPr>
-              <w:spacing w:after="40" w:before="0"/>
-              <w:jc w:val="left"/>
-            </w:pPr>
-            <w:r>
-              <w:rPr>
-                <w:rFonts w:ascii="Arial" w:cs="Arial" w:eastAsia="Arial" w:hAnsi="Arial"/>
-                <w:b/>
-                <w:bCs/>
-                <w:i w:val="false"/>
-                <w:iCs w:val="false"/>
-                <w:color w:val="000000"/>
-                <w:sz w:val="18"/>
-                <w:szCs w:val="18"/>
-              </w:rPr>
-              <w:t xml:space="preserve">Career Connections</w:t>
-            </w:r>
-          </w:p>
-        </w:tc>
-        <w:tc>
-          <w:tcPr>
-            <w:tcW w:type="dxa" w:w="10680"/>
-            <w:shd w:fill="FFFFFF" w:color="auto" w:val="clear"/>
-            <w:tcMar>
-              <w:top w:type="dxa" w:w="60"/>
-              <w:left w:type="dxa" w:w="120"/>
-              <w:bottom w:type="dxa" w:w="60"/>
-              <w:right w:type="dxa" w:w="120"/>
-            </w:tcMar>
-            <w:vAlign w:val="top"/>
-          </w:tcPr>
-          <w:p>
-            <w:pPr>
-              <w:spacing w:after="30" w:before="0"/>
-              <w:ind w:left="360" w:hanging="180"/>
-              <w:jc w:val="left"/>
-            </w:pPr>
-            <w:r>
-              <w:rPr>
-                <w:rFonts w:ascii="Arial" w:cs="Arial" w:eastAsia="Arial" w:hAnsi="Arial"/>
-                <w:b w:val="false"/>
-                <w:bCs w:val="false"/>
-                <w:i w:val="false"/>
-                <w:iCs w:val="false"/>
-                <w:color w:val="000000"/>
-                <w:sz w:val="18"/>
-                <w:szCs w:val="18"/>
-              </w:rPr>
-              <w:t xml:space="preserve">–  Insurance and Actuarial Science: probability is foundational to calculating risk, setting premiums, and underwriting policies — careers accessible through institutions such as the Actuarial Society of Kenya.</w:t>
-            </w:r>
-          </w:p>
-          <w:p>
-            <w:pPr>
-              <w:spacing w:after="30" w:before="0"/>
-              <w:ind w:left="360" w:hanging="180"/>
-              <w:jc w:val="left"/>
-            </w:pPr>
-            <w:r>
-              <w:rPr>
-                <w:rFonts w:ascii="Arial" w:cs="Arial" w:eastAsia="Arial" w:hAnsi="Arial"/>
-                <w:b w:val="false"/>
-                <w:bCs w:val="false"/>
-                <w:i w:val="false"/>
-                <w:iCs w:val="false"/>
-                <w:color w:val="000000"/>
-                <w:sz w:val="18"/>
-                <w:szCs w:val="18"/>
-              </w:rPr>
-              <w:t xml:space="preserve">–  Sports Management and Coaching: probability underpins performance analysis, match prediction, and strategic decision-making in Kenyan sports such as athletics, football, and rugby.</w:t>
-            </w:r>
-          </w:p>
-          <w:p>
-            <w:pPr>
-              <w:spacing w:after="30" w:before="0"/>
-              <w:ind w:left="360" w:hanging="180"/>
-              <w:jc w:val="left"/>
-            </w:pPr>
-            <w:r>
-              <w:rPr>
-                <w:rFonts w:ascii="Arial" w:cs="Arial" w:eastAsia="Arial" w:hAnsi="Arial"/>
-                <w:b w:val="false"/>
-                <w:bCs w:val="false"/>
-                <w:i w:val="false"/>
-                <w:iCs w:val="false"/>
-                <w:color w:val="000000"/>
-                <w:sz w:val="18"/>
-                <w:szCs w:val="18"/>
-              </w:rPr>
-              <w:t xml:space="preserve">–  Journalism and Media: journalists and data reporters use probability and statistics to report on polls, elections, health surveys, and sporting odds for Kenyan audiences.</w:t>
-            </w:r>
-          </w:p>
-          <w:p>
-            <w:pPr>
-              <w:spacing w:after="30" w:before="0"/>
-              <w:ind w:left="360" w:hanging="180"/>
-              <w:jc w:val="left"/>
-            </w:pPr>
-            <w:r>
-              <w:rPr>
-                <w:rFonts w:ascii="Arial" w:cs="Arial" w:eastAsia="Arial" w:hAnsi="Arial"/>
-                <w:b w:val="false"/>
-                <w:bCs w:val="false"/>
-                <w:i w:val="false"/>
-                <w:iCs w:val="false"/>
-                <w:color w:val="000000"/>
-                <w:sz w:val="18"/>
-                <w:szCs w:val="18"/>
-              </w:rPr>
-              <w:t xml:space="preserve">–  Hospitality and Tourism Industry: probability concepts inform demand forecasting, overbooking strategies, and risk management in hotels and safari lodges across Kenya's tourism sector.</w:t>
-            </w:r>
-          </w:p>
-          <w:p>
-            <w:pPr>
-              <w:spacing w:after="30" w:before="0"/>
-              <w:ind w:left="360" w:hanging="180"/>
-              <w:jc w:val="left"/>
-            </w:pPr>
-            <w:r>
-              <w:rPr>
-                <w:rFonts w:ascii="Arial" w:cs="Arial" w:eastAsia="Arial" w:hAnsi="Arial"/>
-                <w:b w:val="false"/>
-                <w:bCs w:val="false"/>
-                <w:i w:val="false"/>
-                <w:iCs w:val="false"/>
-                <w:color w:val="000000"/>
-                <w:sz w:val="18"/>
-                <w:szCs w:val="18"/>
-              </w:rPr>
-              <w:t xml:space="preserve">–  Guidance and Counselling: counsellors use probabilistic reasoning to communicate risk (e.g., health risk behaviours, gambling addiction) when advising students and community members.</w:t>
-            </w:r>
-          </w:p>
-        </w:tc>
-      </w:tr>
-      <w:tr>
-        <w:tc>
-          <w:tcPr>
-            <w:tcW w:type="dxa" w:w="3000"/>
-            <w:shd w:fill="D5E8F0" w:color="auto" w:val="clear"/>
-            <w:tcMar>
-              <w:top w:type="dxa" w:w="60"/>
-              <w:left w:type="dxa" w:w="120"/>
-              <w:bottom w:type="dxa" w:w="60"/>
-              <w:right w:type="dxa" w:w="120"/>
-            </w:tcMar>
-            <w:vAlign w:val="top"/>
-          </w:tcPr>
-          <w:p>
-            <w:pPr>
-              <w:spacing w:after="40" w:before="0"/>
-              <w:jc w:val="left"/>
-            </w:pPr>
-            <w:r>
-              <w:rPr>
-                <w:rFonts w:ascii="Arial" w:cs="Arial" w:eastAsia="Arial" w:hAnsi="Arial"/>
-                <w:b/>
-                <w:bCs/>
-                <w:i w:val="false"/>
-                <w:iCs w:val="false"/>
-                <w:color w:val="000000"/>
-                <w:sz w:val="18"/>
-                <w:szCs w:val="18"/>
-              </w:rPr>
-              <w:t xml:space="preserve">Focus for Lessons</w:t>
-            </w:r>
-          </w:p>
-        </w:tc>
-        <w:tc>
-          <w:tcPr>
-            <w:tcW w:type="dxa" w:w="10680"/>
-            <w:shd w:fill="FFFFFF" w:color="auto" w:val="clear"/>
-            <w:tcMar>
-              <w:top w:type="dxa" w:w="60"/>
-              <w:left w:type="dxa" w:w="120"/>
-              <w:bottom w:type="dxa" w:w="60"/>
-              <w:right w:type="dxa" w:w="120"/>
-            </w:tcMar>
-            <w:vAlign w:val="top"/>
-          </w:tcPr>
-          <w:p>
-            <w:pPr>
-              <w:spacing w:after="40" w:before="0"/>
-              <w:jc w:val="left"/>
-            </w:pPr>
-            <w:r>
-              <w:rPr>
-                <w:rFonts w:ascii="Arial" w:cs="Arial" w:eastAsia="Arial" w:hAnsi="Arial"/>
-                <w:b w:val="false"/>
-                <w:bCs w:val="false"/>
-                <w:i w:val="false"/>
-                <w:iCs w:val="false"/>
-                <w:color w:val="000000"/>
-                <w:sz w:val="18"/>
-                <w:szCs w:val="18"/>
-              </w:rPr>
-              <w:t xml:space="preserve">This unit introduces Grade 10 Essential Mathematics learners to the foundational concepts of probability through hands-on experiments, peer discussion, and real-life Kenyan contexts. Learners progress from understanding equally likely outcomes and the probability scale, through identifying and calculating probabilities for mutually exclusive events, to exploring independent events across two experiments with two outcomes. Throughout, the unit foregrounds responsible decision-making — particularly the mathematics behind why gambling is a losing proposition — anchoring abstract probability concepts in situations learners encounter in their communities.</w:t>
-            </w:r>
-          </w:p>
-        </w:tc>
-      </w:tr>
-      <w:tr>
-        <w:tc>
-          <w:tcPr>
-            <w:tcW w:type="dxa" w:w="3000"/>
-            <w:shd w:fill="EAD1F5" w:color="auto" w:val="clear"/>
-            <w:tcMar>
-              <w:top w:type="dxa" w:w="60"/>
-              <w:left w:type="dxa" w:w="120"/>
-              <w:bottom w:type="dxa" w:w="60"/>
-              <w:right w:type="dxa" w:w="120"/>
-            </w:tcMar>
-            <w:vAlign w:val="top"/>
-          </w:tcPr>
-          <w:p>
-            <w:pPr>
-              <w:spacing w:after="40" w:before="0"/>
-              <w:jc w:val="left"/>
-            </w:pPr>
-            <w:r>
-              <w:rPr>
-                <w:rFonts w:ascii="Arial" w:cs="Arial" w:eastAsia="Arial" w:hAnsi="Arial"/>
-                <w:b/>
-                <w:bCs/>
-                <w:i w:val="false"/>
-                <w:iCs w:val="false"/>
-                <w:color w:val="000000"/>
-                <w:sz w:val="18"/>
-                <w:szCs w:val="18"/>
-              </w:rPr>
-              <w:t xml:space="preserve">Driving Question / Key Inquiry Questions</w:t>
-            </w:r>
-          </w:p>
-        </w:tc>
-        <w:tc>
-          <w:tcPr>
-            <w:tcW w:type="dxa" w:w="10680"/>
-            <w:shd w:fill="FFFFFF" w:color="auto" w:val="clear"/>
-            <w:tcMar>
-              <w:top w:type="dxa" w:w="60"/>
-              <w:left w:type="dxa" w:w="120"/>
-              <w:bottom w:type="dxa" w:w="60"/>
-              <w:right w:type="dxa" w:w="120"/>
-            </w:tcMar>
-            <w:vAlign w:val="top"/>
-          </w:tcPr>
-          <w:p>
-            <w:pPr>
-              <w:spacing w:after="40" w:before="0"/>
-              <w:jc w:val="left"/>
-            </w:pPr>
-            <w:r>
-              <w:rPr>
-                <w:rFonts w:ascii="Arial" w:cs="Arial" w:eastAsia="Arial" w:hAnsi="Arial"/>
-                <w:b w:val="false"/>
-                <w:bCs w:val="false"/>
-                <w:i w:val="false"/>
-                <w:iCs w:val="false"/>
-                <w:color w:val="000000"/>
-                <w:sz w:val="18"/>
-                <w:szCs w:val="18"/>
-              </w:rPr>
-              <w:t xml:space="preserve">DRIVING QUESTION: If past outcomes of a chance event — like a coin toss or a football match — do not change future probabilities, how can we use mathematics to predict what is likely to happen, and why does this understanding protect us from the dangers of gambling?</w:t>
-            </w:r>
-          </w:p>
-          <w:p>
-            <w:pPr>
-              <w:spacing w:after="40" w:before="0"/>
-              <w:jc w:val="left"/>
-            </w:pPr>
-            <w:r>
-              <w:rPr>
-                <w:rFonts w:ascii="Arial" w:cs="Arial" w:eastAsia="Arial" w:hAnsi="Arial"/>
-                <w:b w:val="false"/>
-                <w:bCs w:val="false"/>
-                <w:i w:val="false"/>
-                <w:iCs w:val="false"/>
-                <w:color w:val="000000"/>
-                <w:sz w:val="18"/>
-                <w:szCs w:val="18"/>
-              </w:rPr>
-              <w:t xml:space="preserve"/>
-            </w:r>
-          </w:p>
-          <w:p>
-            <w:pPr>
-              <w:spacing w:after="40" w:before="0"/>
-              <w:jc w:val="left"/>
-            </w:pPr>
-            <w:r>
-              <w:rPr>
-                <w:rFonts w:ascii="Arial" w:cs="Arial" w:eastAsia="Arial" w:hAnsi="Arial"/>
-                <w:b w:val="false"/>
-                <w:bCs w:val="false"/>
-                <w:i w:val="false"/>
-                <w:iCs w:val="false"/>
-                <w:color w:val="000000"/>
-                <w:sz w:val="18"/>
-                <w:szCs w:val="18"/>
-              </w:rPr>
-              <w:t xml:space="preserve">KICD KEY INQUIRY QUESTION:</w:t>
-            </w:r>
-          </w:p>
-          <w:p>
-            <w:pPr>
-              <w:spacing w:after="40" w:before="0"/>
-              <w:jc w:val="left"/>
-            </w:pPr>
-            <w:r>
-              <w:rPr>
-                <w:rFonts w:ascii="Arial" w:cs="Arial" w:eastAsia="Arial" w:hAnsi="Arial"/>
-                <w:b w:val="false"/>
-                <w:bCs w:val="false"/>
-                <w:i w:val="false"/>
-                <w:iCs w:val="false"/>
-                <w:color w:val="000000"/>
-                <w:sz w:val="18"/>
-                <w:szCs w:val="18"/>
-              </w:rPr>
-              <w:t xml:space="preserve">1. How do we apply probability in day-to-day life?</w:t>
-            </w:r>
-          </w:p>
-        </w:tc>
-      </w:tr>
-      <w:tr>
-        <w:tc>
-          <w:tcPr>
-            <w:tcW w:type="dxa" w:w="3000"/>
-            <w:shd w:fill="EAD1F5" w:color="auto" w:val="clear"/>
-            <w:tcMar>
-              <w:top w:type="dxa" w:w="60"/>
-              <w:left w:type="dxa" w:w="120"/>
-              <w:bottom w:type="dxa" w:w="60"/>
-              <w:right w:type="dxa" w:w="120"/>
-            </w:tcMar>
-            <w:vAlign w:val="top"/>
-          </w:tcPr>
-          <w:p>
-            <w:pPr>
-              <w:spacing w:after="40" w:before="0"/>
-              <w:jc w:val="left"/>
-            </w:pPr>
-            <w:r>
-              <w:rPr>
-                <w:rFonts w:ascii="Arial" w:cs="Arial" w:eastAsia="Arial" w:hAnsi="Arial"/>
-                <w:b/>
-                <w:bCs/>
-                <w:i w:val="false"/>
-                <w:iCs w:val="false"/>
-                <w:color w:val="000000"/>
-                <w:sz w:val="18"/>
-                <w:szCs w:val="18"/>
-              </w:rPr>
-              <w:t xml:space="preserve">Anchoring Phenomenon</w:t>
-            </w:r>
-          </w:p>
-        </w:tc>
-        <w:tc>
-          <w:tcPr>
-            <w:tcW w:type="dxa" w:w="10680"/>
-            <w:shd w:fill="FFFFFF" w:color="auto" w:val="clear"/>
-            <w:tcMar>
-              <w:top w:type="dxa" w:w="60"/>
-              <w:left w:type="dxa" w:w="120"/>
-              <w:bottom w:type="dxa" w:w="60"/>
-              <w:right w:type="dxa" w:w="120"/>
-            </w:tcMar>
-            <w:vAlign w:val="top"/>
-          </w:tcPr>
-          <w:p>
-            <w:pPr>
-              <w:spacing w:after="40" w:before="0"/>
-              <w:jc w:val="left"/>
-            </w:pPr>
-            <w:r>
-              <w:rPr>
-                <w:rFonts w:ascii="Arial" w:cs="Arial" w:eastAsia="Arial" w:hAnsi="Arial"/>
-                <w:b w:val="false"/>
-                <w:bCs w:val="false"/>
-                <w:i w:val="false"/>
-                <w:iCs w:val="false"/>
-                <w:color w:val="000000"/>
-                <w:sz w:val="18"/>
-                <w:szCs w:val="18"/>
-              </w:rPr>
-              <w:t xml:space="preserve">During the 2023 Kenyan Premier League season, sports commentators and fans frequently debated whether Gor Mahia FC's winning streak was "bound to end soon" — claiming the team was "due" for a loss after so many consecutive wins. At the same time, betting advertisements across Nairobi matatus and social media told youth that they could predict match outcomes and "beat the odds." Students are presented with this puzzling situation: if each football match is an independent event, why do so many people believe past results change the probability of future ones? And if a coin has landed on heads five times in a row, is tails now more likely? This seemingly simple question — do past outcomes change future chances? — is deeply counterintuitive and opens the door to exploring equally likely events, the range of probability, mutually exclusive events, and the mathematics of independence. The phenomenon is puzzling because everyday language and gambling culture actively promote the gambler's fallacy, yet probability mathematics tells a different story.</w:t>
-            </w:r>
-          </w:p>
-        </w:tc>
-      </w:tr>
-      <w:tr>
-        <w:tc>
-          <w:tcPr>
-            <w:tcW w:type="dxa" w:w="3000"/>
-            <w:shd w:fill="D9EEF1" w:color="auto" w:val="clear"/>
-            <w:tcMar>
-              <w:top w:type="dxa" w:w="60"/>
-              <w:left w:type="dxa" w:w="120"/>
-              <w:bottom w:type="dxa" w:w="60"/>
-              <w:right w:type="dxa" w:w="120"/>
-            </w:tcMar>
-            <w:vAlign w:val="top"/>
-          </w:tcPr>
-          <w:p>
-            <w:pPr>
-              <w:spacing w:after="40" w:before="0"/>
-              <w:jc w:val="left"/>
-            </w:pPr>
-            <w:r>
-              <w:rPr>
-                <w:rFonts w:ascii="Arial" w:cs="Arial" w:eastAsia="Arial" w:hAnsi="Arial"/>
-                <w:b/>
-                <w:bCs/>
-                <w:i w:val="false"/>
-                <w:iCs w:val="false"/>
-                <w:color w:val="000000"/>
-                <w:sz w:val="18"/>
-                <w:szCs w:val="18"/>
-              </w:rPr>
-              <w:t xml:space="preserve">Storyline Thread</w:t>
-            </w:r>
-          </w:p>
-        </w:tc>
-        <w:tc>
-          <w:tcPr>
-            <w:tcW w:type="dxa" w:w="10680"/>
-            <w:shd w:fill="FFFFFF" w:color="auto" w:val="clear"/>
-            <w:tcMar>
-              <w:top w:type="dxa" w:w="60"/>
-              <w:left w:type="dxa" w:w="120"/>
-              <w:bottom w:type="dxa" w:w="60"/>
-              <w:right w:type="dxa" w:w="120"/>
-            </w:tcMar>
-            <w:vAlign w:val="top"/>
-          </w:tcPr>
-          <w:p>
-            <w:pPr>
-              <w:spacing w:after="40" w:before="0"/>
-              <w:jc w:val="left"/>
-            </w:pPr>
-            <w:r>
-              <w:rPr>
-                <w:rFonts w:ascii="Arial" w:cs="Arial" w:eastAsia="Arial" w:hAnsi="Arial"/>
-                <w:b w:val="false"/>
-                <w:bCs w:val="false"/>
-                <w:i w:val="false"/>
-                <w:iCs w:val="false"/>
-                <w:color w:val="000000"/>
-                <w:sz w:val="18"/>
-                <w:szCs w:val="18"/>
-              </w:rPr>
-              <w:t xml:space="preserve">Lesson 1 — Anchoring Phenomenon &amp; Equally Likely Events: Learners are introduced to the Gor Mahia / betting-odds phenomenon. They brainstorm what "chance" means in daily life (rain in Kisumu, drawing a card, tossing a coin). Working in pairs, learners toss a 10-shilling coin 40 times, record outcomes in a tally table, and calculate experimental probability of heads and tails. The class pools data and compares results to the theoretical probability of ½. The Driving Question is posted on the Driving Question Board (DQB).</w:t>
-            </w:r>
-          </w:p>
-          <w:p>
-            <w:pPr>
-              <w:spacing w:after="40" w:before="0"/>
-              <w:jc w:val="left"/>
-            </w:pPr>
-            <w:r>
-              <w:rPr>
-                <w:rFonts w:ascii="Arial" w:cs="Arial" w:eastAsia="Arial" w:hAnsi="Arial"/>
-                <w:b w:val="false"/>
-                <w:bCs w:val="false"/>
-                <w:i w:val="false"/>
-                <w:iCs w:val="false"/>
-                <w:color w:val="000000"/>
-                <w:sz w:val="18"/>
-                <w:szCs w:val="18"/>
-              </w:rPr>
-              <w:t xml:space="preserve"/>
-            </w:r>
-          </w:p>
-          <w:p>
-            <w:pPr>
-              <w:spacing w:after="40" w:before="0"/>
-              <w:jc w:val="left"/>
-            </w:pPr>
-            <w:r>
-              <w:rPr>
-                <w:rFonts w:ascii="Arial" w:cs="Arial" w:eastAsia="Arial" w:hAnsi="Arial"/>
-                <w:b w:val="false"/>
-                <w:bCs w:val="false"/>
-                <w:i w:val="false"/>
-                <w:iCs w:val="false"/>
-                <w:color w:val="000000"/>
-                <w:sz w:val="18"/>
-                <w:szCs w:val="18"/>
-              </w:rPr>
-              <w:t xml:space="preserve">Lesson 2 — Computing Probability of Equally Likely Outcomes: Learners roll a six-faced die 60 times in groups, record outcomes, and compute experimental probabilities for each face. They derive the formula P(event) = number of favourable outcomes ÷ total number of equally likely outcomes. Worked examples use Kenyan contexts: drawing a name from a hat of 30 learners, picking a red ball from a bag of githeri-coloured tokens. Learners update the DQB with new understanding.</w:t>
-            </w:r>
-          </w:p>
-          <w:p>
-            <w:pPr>
-              <w:spacing w:after="40" w:before="0"/>
-              <w:jc w:val="left"/>
-            </w:pPr>
-            <w:r>
-              <w:rPr>
-                <w:rFonts w:ascii="Arial" w:cs="Arial" w:eastAsia="Arial" w:hAnsi="Arial"/>
-                <w:b w:val="false"/>
-                <w:bCs w:val="false"/>
-                <w:i w:val="false"/>
-                <w:iCs w:val="false"/>
-                <w:color w:val="000000"/>
-                <w:sz w:val="18"/>
-                <w:szCs w:val="18"/>
-              </w:rPr>
-              <w:t xml:space="preserve"/>
-            </w:r>
-          </w:p>
-          <w:p>
-            <w:pPr>
-              <w:spacing w:after="40" w:before="0"/>
-              <w:jc w:val="left"/>
-            </w:pPr>
-            <w:r>
-              <w:rPr>
-                <w:rFonts w:ascii="Arial" w:cs="Arial" w:eastAsia="Arial" w:hAnsi="Arial"/>
-                <w:b w:val="false"/>
-                <w:bCs w:val="false"/>
-                <w:i w:val="false"/>
-                <w:iCs w:val="false"/>
-                <w:color w:val="000000"/>
-                <w:sz w:val="18"/>
-                <w:szCs w:val="18"/>
-              </w:rPr>
-              <w:t xml:space="preserve">Lesson 3 — Range of Probability: Learners investigate the boundaries of probability using real-life Kenyan scenarios — probability that the sun rises tomorrow over Mombasa (certain = 1), probability that it snows in Kisumu in July (impossible = 0), and intermediate cases. They construct a probability number line (0 to 1), place events on it, and write probability statements using fractions, decimals, and percentages. The idea that no experiment can yield P &gt; 1 or P &lt; 0 is formalised. DQB is updated.</w:t>
-            </w:r>
-          </w:p>
-          <w:p>
-            <w:pPr>
-              <w:spacing w:after="40" w:before="0"/>
-              <w:jc w:val="left"/>
-            </w:pPr>
-            <w:r>
-              <w:rPr>
-                <w:rFonts w:ascii="Arial" w:cs="Arial" w:eastAsia="Arial" w:hAnsi="Arial"/>
-                <w:b w:val="false"/>
-                <w:bCs w:val="false"/>
-                <w:i w:val="false"/>
-                <w:iCs w:val="false"/>
-                <w:color w:val="000000"/>
-                <w:sz w:val="18"/>
-                <w:szCs w:val="18"/>
-              </w:rPr>
-              <w:t xml:space="preserve"/>
-            </w:r>
-          </w:p>
-          <w:p>
-            <w:pPr>
-              <w:spacing w:after="40" w:before="0"/>
-              <w:jc w:val="left"/>
-            </w:pPr>
-            <w:r>
-              <w:rPr>
-                <w:rFonts w:ascii="Arial" w:cs="Arial" w:eastAsia="Arial" w:hAnsi="Arial"/>
-                <w:b w:val="false"/>
-                <w:bCs w:val="false"/>
-                <w:i w:val="false"/>
-                <w:iCs w:val="false"/>
-                <w:color w:val="000000"/>
-                <w:sz w:val="18"/>
-                <w:szCs w:val="18"/>
-              </w:rPr>
-              <w:t xml:space="preserve">Lesson 4 — Mutually Exclusive Events (Identification &amp; Concept): Learners examine the school raffle supporting phenomenon. Through discussion and sorting activities, they identify events that cannot happen simultaneously (mutually exclusive: rolling a 2 AND a 5 on one die; drawing a heart AND a spade in one draw) versus those that can. They list real-life Kenyan examples: a matatu cannot be in Nairobi and Mombasa at the same time; a learner cannot score both an A and a D on the same paper. The addition rule P(A or B) = P(A) + P(B) for mutually exclusive events is introduced with guided examples.</w:t>
-            </w:r>
-          </w:p>
-          <w:p>
-            <w:pPr>
-              <w:spacing w:after="40" w:before="0"/>
-              <w:jc w:val="left"/>
-            </w:pPr>
-            <w:r>
-              <w:rPr>
-                <w:rFonts w:ascii="Arial" w:cs="Arial" w:eastAsia="Arial" w:hAnsi="Arial"/>
-                <w:b w:val="false"/>
-                <w:bCs w:val="false"/>
-                <w:i w:val="false"/>
-                <w:iCs w:val="false"/>
-                <w:color w:val="000000"/>
-                <w:sz w:val="18"/>
-                <w:szCs w:val="18"/>
-              </w:rPr>
-              <w:t xml:space="preserve"/>
-            </w:r>
-          </w:p>
-          <w:p>
-            <w:pPr>
-              <w:spacing w:after="40" w:before="0"/>
-              <w:jc w:val="left"/>
-            </w:pPr>
-            <w:r>
-              <w:rPr>
-                <w:rFonts w:ascii="Arial" w:cs="Arial" w:eastAsia="Arial" w:hAnsi="Arial"/>
-                <w:b w:val="false"/>
-                <w:bCs w:val="false"/>
-                <w:i w:val="false"/>
-                <w:iCs w:val="false"/>
-                <w:color w:val="000000"/>
-                <w:sz w:val="18"/>
-                <w:szCs w:val="18"/>
-              </w:rPr>
-              <w:t xml:space="preserve">Lesson 5 — Probability of Single-Chance Mutually Exclusive Events: Learners carry out experiments with a bag of coloured tokens (representing mandazi flavours: plain, coconut, cardamom) and a single draw. They calculate P(plain OR coconut) using the addition rule. Multiple worked examples are solved: a spinner divided into unequal sectors, a die showing an even OR a 5, selecting a day that is Monday OR Friday from a school week. Learners practise independently and peer-mark. DQB is updated with the addition rule.</w:t>
-            </w:r>
-          </w:p>
-          <w:p>
-            <w:pPr>
-              <w:spacing w:after="40" w:before="0"/>
-              <w:jc w:val="left"/>
-            </w:pPr>
-            <w:r>
-              <w:rPr>
-                <w:rFonts w:ascii="Arial" w:cs="Arial" w:eastAsia="Arial" w:hAnsi="Arial"/>
-                <w:b w:val="false"/>
-                <w:bCs w:val="false"/>
-                <w:i w:val="false"/>
-                <w:iCs w:val="false"/>
-                <w:color w:val="000000"/>
-                <w:sz w:val="18"/>
-                <w:szCs w:val="18"/>
-              </w:rPr>
-              <w:t xml:space="preserve"/>
-            </w:r>
-          </w:p>
-          <w:p>
-            <w:pPr>
-              <w:spacing w:after="40" w:before="0"/>
-              <w:jc w:val="left"/>
-            </w:pPr>
-            <w:r>
-              <w:rPr>
-                <w:rFonts w:ascii="Arial" w:cs="Arial" w:eastAsia="Arial" w:hAnsi="Arial"/>
-                <w:b w:val="false"/>
-                <w:bCs w:val="false"/>
-                <w:i w:val="false"/>
-                <w:iCs w:val="false"/>
-                <w:color w:val="000000"/>
-                <w:sz w:val="18"/>
-                <w:szCs w:val="18"/>
-              </w:rPr>
-              <w:t xml:space="preserve">Lesson 6 — Independent Events (Concept &amp; Experiments): The Kisumu rainfall supporting phenomenon is used to launch independent events. Learners carry out two-stage experiments: toss a coin AND roll a die; draw a card, replace it, draw again. They list all possible outcomes using tree diagrams and two-way tables (sample space). The rule P(A and B) = P(A) × P(B) for independent events is derived from the data and formalised. Connections back to the DQ: why does a coin NOT "remember" its last result?</w:t>
-            </w:r>
-          </w:p>
-          <w:p>
-            <w:pPr>
-              <w:spacing w:after="40" w:before="0"/>
-              <w:jc w:val="left"/>
-            </w:pPr>
-            <w:r>
-              <w:rPr>
-                <w:rFonts w:ascii="Arial" w:cs="Arial" w:eastAsia="Arial" w:hAnsi="Arial"/>
-                <w:b w:val="false"/>
-                <w:bCs w:val="false"/>
-                <w:i w:val="false"/>
-                <w:iCs w:val="false"/>
-                <w:color w:val="000000"/>
-                <w:sz w:val="18"/>
-                <w:szCs w:val="18"/>
-              </w:rPr>
-              <w:t xml:space="preserve"/>
-            </w:r>
-          </w:p>
-          <w:p>
-            <w:pPr>
-              <w:spacing w:after="40" w:before="0"/>
-              <w:jc w:val="left"/>
-            </w:pPr>
-            <w:r>
-              <w:rPr>
-                <w:rFonts w:ascii="Arial" w:cs="Arial" w:eastAsia="Arial" w:hAnsi="Arial"/>
-                <w:b w:val="false"/>
-                <w:bCs w:val="false"/>
-                <w:i w:val="false"/>
-                <w:iCs w:val="false"/>
-                <w:color w:val="000000"/>
-                <w:sz w:val="18"/>
-                <w:szCs w:val="18"/>
-              </w:rPr>
-              <w:t xml:space="preserve">Lesson 7 — Probability of Independent Events in Context: Learners apply the multiplication rule to two-experiment, two-outcome scenarios rooted in Kenyan life: probability that it rains on both Monday and Tuesday in Kisumu given daily P(rain) = 0.7; probability that two independently chosen Grade 10 learners are both female given school demographics; probability that a mandazi vendor sells out on two consecutive market days. Learners discuss the spinner/stall supporting phenomenon and calculate why the stall always profits in the long run. Dangers of gambling are discussed using probability evidence. DQB is substantially updated.</w:t>
-            </w:r>
-          </w:p>
-          <w:p>
-            <w:pPr>
-              <w:spacing w:after="40" w:before="0"/>
-              <w:jc w:val="left"/>
-            </w:pPr>
-            <w:r>
-              <w:rPr>
-                <w:rFonts w:ascii="Arial" w:cs="Arial" w:eastAsia="Arial" w:hAnsi="Arial"/>
-                <w:b w:val="false"/>
-                <w:bCs w:val="false"/>
-                <w:i w:val="false"/>
-                <w:iCs w:val="false"/>
-                <w:color w:val="000000"/>
-                <w:sz w:val="18"/>
-                <w:szCs w:val="18"/>
-              </w:rPr>
-              <w:t xml:space="preserve"/>
-            </w:r>
-          </w:p>
-          <w:p>
-            <w:pPr>
-              <w:spacing w:after="40" w:before="0"/>
-              <w:jc w:val="left"/>
-            </w:pPr>
-            <w:r>
-              <w:rPr>
-                <w:rFonts w:ascii="Arial" w:cs="Arial" w:eastAsia="Arial" w:hAnsi="Arial"/>
-                <w:b w:val="false"/>
-                <w:bCs w:val="false"/>
-                <w:i w:val="false"/>
-                <w:iCs w:val="false"/>
-                <w:color w:val="000000"/>
-                <w:sz w:val="18"/>
-                <w:szCs w:val="18"/>
-              </w:rPr>
-              <w:t xml:space="preserve">Lesson 8 — Consolidation, Model Building &amp; DQB Closure: Learners revisit the anchoring phenomenon (Gor Mahia / betting odds) and use all probability concepts learned to explain mathematically why each match is independent, why the gambler's fallacy is false, and why gambling is designed to be a losing proposition. Groups present mini-posters connecting equally likely events, range of probability, mutually exclusive events, and independent events to the Driving Question. The DQB is reviewed and closed. A class written assessment covers all SLOs; learners also complete a short reflection on one real-life decision they would make differently using probability knowledge.</w:t>
-            </w:r>
-          </w:p>
-        </w:tc>
-      </w:tr>
-      <w:tr>
-        <w:tc>
-          <w:tcPr>
-            <w:tcW w:type="dxa" w:w="3000"/>
-            <w:shd w:fill="EAD1F5" w:color="auto" w:val="clear"/>
-            <w:tcMar>
-              <w:top w:type="dxa" w:w="60"/>
-              <w:left w:type="dxa" w:w="120"/>
-              <w:bottom w:type="dxa" w:w="60"/>
-              <w:right w:type="dxa" w:w="120"/>
-            </w:tcMar>
-            <w:vAlign w:val="top"/>
-          </w:tcPr>
-          <w:p>
-            <w:pPr>
-              <w:spacing w:after="40" w:before="0"/>
-              <w:jc w:val="left"/>
-            </w:pPr>
-            <w:r>
-              <w:rPr>
-                <w:rFonts w:ascii="Arial" w:cs="Arial" w:eastAsia="Arial" w:hAnsi="Arial"/>
-                <w:b/>
-                <w:bCs/>
-                <w:i w:val="false"/>
-                <w:iCs w:val="false"/>
-                <w:color w:val="000000"/>
-                <w:sz w:val="18"/>
-                <w:szCs w:val="18"/>
-              </w:rPr>
-              <w:t xml:space="preserve">Supporting Phenomena</w:t>
-            </w:r>
-          </w:p>
-        </w:tc>
-        <w:tc>
-          <w:tcPr>
-            <w:tcW w:type="dxa" w:w="10680"/>
-            <w:shd w:fill="FFFFFF" w:color="auto" w:val="clear"/>
-            <w:tcMar>
-              <w:top w:type="dxa" w:w="60"/>
-              <w:left w:type="dxa" w:w="120"/>
-              <w:bottom w:type="dxa" w:w="60"/>
-              <w:right w:type="dxa" w:w="120"/>
-            </w:tcMar>
-            <w:vAlign w:val="top"/>
-          </w:tcPr>
-          <w:p>
-            <w:pPr>
-              <w:spacing w:after="30" w:before="0"/>
-              <w:ind w:left="360" w:hanging="180"/>
-              <w:jc w:val="left"/>
-            </w:pPr>
-            <w:r>
-              <w:rPr>
-                <w:rFonts w:ascii="Arial" w:cs="Arial" w:eastAsia="Arial" w:hAnsi="Arial"/>
-                <w:b w:val="false"/>
-                <w:bCs w:val="false"/>
-                <w:i w:val="false"/>
-                <w:iCs w:val="false"/>
-                <w:color w:val="000000"/>
-                <w:sz w:val="18"/>
-                <w:szCs w:val="18"/>
-              </w:rPr>
-              <w:t xml:space="preserve">–  A mandazi vendor in Kericho market tells a customer: "I've flipped this 10-shilling coin six times and it landed tails every time — heads must come next!" Students investigate whether this claim is mathematically valid, using repeated coin-toss experiments to explore equally likely outcomes and the range of probability.</w:t>
-            </w:r>
-          </w:p>
-          <w:p>
-            <w:pPr>
-              <w:spacing w:after="30" w:before="0"/>
-              <w:ind w:left="360" w:hanging="180"/>
-              <w:jc w:val="left"/>
-            </w:pPr>
-            <w:r>
-              <w:rPr>
-                <w:rFonts w:ascii="Arial" w:cs="Arial" w:eastAsia="Arial" w:hAnsi="Arial"/>
-                <w:b w:val="false"/>
-                <w:bCs w:val="false"/>
-                <w:i w:val="false"/>
-                <w:iCs w:val="false"/>
-                <w:color w:val="000000"/>
-                <w:sz w:val="18"/>
-                <w:szCs w:val="18"/>
-              </w:rPr>
-              <w:t xml:space="preserve">–  During a class raffle for a school trip to Lake Victoria, two learners wonder: "If my name is drawn for Prize 1, can it also win Prize 2?" This supports exploration of mutually exclusive versus non-mutually exclusive events and single-chance probability.</w:t>
-            </w:r>
-          </w:p>
-          <w:p>
-            <w:pPr>
-              <w:spacing w:after="30" w:before="0"/>
-              <w:ind w:left="360" w:hanging="180"/>
-              <w:jc w:val="left"/>
-            </w:pPr>
-            <w:r>
-              <w:rPr>
-                <w:rFonts w:ascii="Arial" w:cs="Arial" w:eastAsia="Arial" w:hAnsi="Arial"/>
-                <w:b w:val="false"/>
-                <w:bCs w:val="false"/>
-                <w:i w:val="false"/>
-                <w:iCs w:val="false"/>
-                <w:color w:val="000000"/>
-                <w:sz w:val="18"/>
-                <w:szCs w:val="18"/>
-              </w:rPr>
-              <w:t xml:space="preserve">–  A student notices that the probability of rain on any given day in Kisumu during April (historically ~70%) does not change based on whether it rained the day before. This real Kenyan weather context supports understanding of independent events and how probabilities are combined across two trials.</w:t>
-            </w:r>
-          </w:p>
-          <w:p>
-            <w:pPr>
-              <w:spacing w:after="30" w:before="0"/>
-              <w:ind w:left="360" w:hanging="180"/>
-              <w:jc w:val="left"/>
-            </w:pPr>
-            <w:r>
-              <w:rPr>
-                <w:rFonts w:ascii="Arial" w:cs="Arial" w:eastAsia="Arial" w:hAnsi="Arial"/>
-                <w:b w:val="false"/>
-                <w:bCs w:val="false"/>
-                <w:i w:val="false"/>
-                <w:iCs w:val="false"/>
-                <w:color w:val="000000"/>
-                <w:sz w:val="18"/>
-                <w:szCs w:val="18"/>
-              </w:rPr>
-              <w:t xml:space="preserve">–  A Nairobi school's sports day features a spinner game at the fundraising stall — spin to win a free soda or mandazi. Students analyse the spinner's sections to determine whether the game is fair, connecting equally likely outcomes, range of probability, and the idea that the stall (like a casino) is always designed to win in the long run.</w:t>
-            </w:r>
-          </w:p>
-        </w:tc>
-      </w:tr>
-    </w:tbl>
-    <w:p>
-      <w:pPr>
-        <w:spacing w:after="120"/>
-      </w:pPr>
-      <w:r>
-        <w:t xml:space="preserve"/>
       </w:r>
     </w:p>
     <w:p>
@@ -3294,7 +3294,7 @@
             <w:pPr>
               <w:spacing w:after="20" w:before="0"/>
             </w:pPr>
-            <w:hyperlink w:history="1" r:id="rIdb6mqgpasci5rmhwjlfvci">
+            <w:hyperlink w:history="1" r:id="rIdnha2zuwvup4zttf4t1qlo">
               <w:r>
                 <w:rPr>
                   <w:rFonts w:ascii="Arial" w:cs="Arial" w:eastAsia="Arial" w:hAnsi="Arial"/>
@@ -3327,7 +3327,7 @@
               <w:spacing w:after="10" w:before="0"/>
               <w:ind w:left="120"/>
             </w:pPr>
-            <w:hyperlink w:history="1" r:id="rId6eb3d1i-srozf3vbi8igo">
+            <w:hyperlink w:history="1" r:id="rId0pzrxxdsvdnwqwy3u5pe6">
               <w:r>
                 <w:rPr>
                   <w:rFonts w:ascii="Arial" w:cs="Arial" w:eastAsia="Arial" w:hAnsi="Arial"/>
@@ -3372,7 +3372,7 @@
             <w:pPr>
               <w:spacing w:after="20" w:before="0"/>
             </w:pPr>
-            <w:hyperlink w:history="1" r:id="rIdw7in-km3w_xbgggfqv5u5">
+            <w:hyperlink w:history="1" r:id="rIdp7gyxemx_vslyy8pg797m">
               <w:r>
                 <w:rPr>
                   <w:rFonts w:ascii="Arial" w:cs="Arial" w:eastAsia="Arial" w:hAnsi="Arial"/>
@@ -3405,7 +3405,7 @@
               <w:spacing w:after="10" w:before="0"/>
               <w:ind w:left="120"/>
             </w:pPr>
-            <w:hyperlink w:history="1" r:id="rIdgm-4dceei4zoazhx1ujf_">
+            <w:hyperlink w:history="1" r:id="rIde6oc5gp8gsh6jjqaoe96o">
               <w:r>
                 <w:rPr>
                   <w:rFonts w:ascii="Arial" w:cs="Arial" w:eastAsia="Arial" w:hAnsi="Arial"/>
@@ -3600,7 +3600,7 @@
             <w:pPr>
               <w:spacing w:after="20" w:before="0"/>
             </w:pPr>
-            <w:hyperlink w:history="1" r:id="rId4_jybr2_d3mecr1ozx2ho">
+            <w:hyperlink w:history="1" r:id="rIduhkanludbdu0o7msokqku">
               <w:r>
                 <w:rPr>
                   <w:rFonts w:ascii="Arial" w:cs="Arial" w:eastAsia="Arial" w:hAnsi="Arial"/>
@@ -3633,7 +3633,7 @@
               <w:spacing w:after="10" w:before="0"/>
               <w:ind w:left="120"/>
             </w:pPr>
-            <w:hyperlink w:history="1" r:id="rIda6p1xrvokfsifcxxbzknf">
+            <w:hyperlink w:history="1" r:id="rIdgrenlwcurzt_miexi2g7i">
               <w:r>
                 <w:rPr>
                   <w:rFonts w:ascii="Arial" w:cs="Arial" w:eastAsia="Arial" w:hAnsi="Arial"/>
@@ -3678,7 +3678,7 @@
             <w:pPr>
               <w:spacing w:after="20" w:before="0"/>
             </w:pPr>
-            <w:hyperlink w:history="1" r:id="rId07dnr6jcrgdcoadnp5u7j">
+            <w:hyperlink w:history="1" r:id="rId9z7iingdebf0nstzdrtji">
               <w:r>
                 <w:rPr>
                   <w:rFonts w:ascii="Arial" w:cs="Arial" w:eastAsia="Arial" w:hAnsi="Arial"/>
@@ -3711,7 +3711,7 @@
               <w:spacing w:after="10" w:before="0"/>
               <w:ind w:left="120"/>
             </w:pPr>
-            <w:hyperlink w:history="1" r:id="rIdokbrwg17n5yu24t07oqbv">
+            <w:hyperlink w:history="1" r:id="rIdtq32-t9bx6yfychmd3aal">
               <w:r>
                 <w:rPr>
                   <w:rFonts w:ascii="Arial" w:cs="Arial" w:eastAsia="Arial" w:hAnsi="Arial"/>
@@ -3906,7 +3906,7 @@
             <w:pPr>
               <w:spacing w:after="20" w:before="0"/>
             </w:pPr>
-            <w:hyperlink w:history="1" r:id="rId89klmzpdtsh_ke3sj_mvz">
+            <w:hyperlink w:history="1" r:id="rId_yg-0p-kl9opt0ouhxd5w">
               <w:r>
                 <w:rPr>
                   <w:rFonts w:ascii="Arial" w:cs="Arial" w:eastAsia="Arial" w:hAnsi="Arial"/>
@@ -3939,7 +3939,7 @@
               <w:spacing w:after="10" w:before="0"/>
               <w:ind w:left="120"/>
             </w:pPr>
-            <w:hyperlink w:history="1" r:id="rId4rxzeoanhbeo14vouszfo">
+            <w:hyperlink w:history="1" r:id="rId9otnlt2gvk4aq9ewxo6yv">
               <w:r>
                 <w:rPr>
                   <w:rFonts w:ascii="Arial" w:cs="Arial" w:eastAsia="Arial" w:hAnsi="Arial"/>
@@ -3984,7 +3984,7 @@
             <w:pPr>
               <w:spacing w:after="20" w:before="0"/>
             </w:pPr>
-            <w:hyperlink w:history="1" r:id="rIdhtlipf0kfebmvrpcwlbk6">
+            <w:hyperlink w:history="1" r:id="rIdaptvbcjfmcy9gdd--hzrt">
               <w:r>
                 <w:rPr>
                   <w:rFonts w:ascii="Arial" w:cs="Arial" w:eastAsia="Arial" w:hAnsi="Arial"/>
@@ -4017,7 +4017,7 @@
               <w:spacing w:after="10" w:before="0"/>
               <w:ind w:left="120"/>
             </w:pPr>
-            <w:hyperlink w:history="1" r:id="rIdeiv_iowstpp5aoco2ijru">
+            <w:hyperlink w:history="1" r:id="rIdgsbunipnptoxmb_qwgrhk">
               <w:r>
                 <w:rPr>
                   <w:rFonts w:ascii="Arial" w:cs="Arial" w:eastAsia="Arial" w:hAnsi="Arial"/>
@@ -4212,7 +4212,7 @@
             <w:pPr>
               <w:spacing w:after="20" w:before="0"/>
             </w:pPr>
-            <w:hyperlink w:history="1" r:id="rIdelrw2t_2nz2veef-mlevj">
+            <w:hyperlink w:history="1" r:id="rId2yf2v3okiv0690fj_97ro">
               <w:r>
                 <w:rPr>
                   <w:rFonts w:ascii="Arial" w:cs="Arial" w:eastAsia="Arial" w:hAnsi="Arial"/>
@@ -4245,7 +4245,7 @@
               <w:spacing w:after="10" w:before="0"/>
               <w:ind w:left="120"/>
             </w:pPr>
-            <w:hyperlink w:history="1" r:id="rIdmvw7xrurnr4_9xuoo71kp">
+            <w:hyperlink w:history="1" r:id="rIdsgpfiyvua9gvqlsglx52k">
               <w:r>
                 <w:rPr>
                   <w:rFonts w:ascii="Arial" w:cs="Arial" w:eastAsia="Arial" w:hAnsi="Arial"/>
@@ -4290,7 +4290,7 @@
             <w:pPr>
               <w:spacing w:after="20" w:before="0"/>
             </w:pPr>
-            <w:hyperlink w:history="1" r:id="rIdhsi8geos4pj42_3uen_zw">
+            <w:hyperlink w:history="1" r:id="rId1zumsbtbq4gprlv6afx9d">
               <w:r>
                 <w:rPr>
                   <w:rFonts w:ascii="Arial" w:cs="Arial" w:eastAsia="Arial" w:hAnsi="Arial"/>
@@ -4323,7 +4323,7 @@
               <w:spacing w:after="10" w:before="0"/>
               <w:ind w:left="120"/>
             </w:pPr>
-            <w:hyperlink w:history="1" r:id="rIdxr6qkfapnclb_dszctrfu">
+            <w:hyperlink w:history="1" r:id="rIdrfzgogs-63jtllpfkna0u">
               <w:r>
                 <w:rPr>
                   <w:rFonts w:ascii="Arial" w:cs="Arial" w:eastAsia="Arial" w:hAnsi="Arial"/>
@@ -4518,7 +4518,7 @@
             <w:pPr>
               <w:spacing w:after="20" w:before="0"/>
             </w:pPr>
-            <w:hyperlink w:history="1" r:id="rId7mqgsabgercvdfy4psmgk">
+            <w:hyperlink w:history="1" r:id="rId9wkf5fdoa24tb4qolh-fw">
               <w:r>
                 <w:rPr>
                   <w:rFonts w:ascii="Arial" w:cs="Arial" w:eastAsia="Arial" w:hAnsi="Arial"/>
@@ -4551,7 +4551,7 @@
               <w:spacing w:after="10" w:before="0"/>
               <w:ind w:left="120"/>
             </w:pPr>
-            <w:hyperlink w:history="1" r:id="rIdeeg7fjvdqddop-26mcx2e">
+            <w:hyperlink w:history="1" r:id="rIdjnr0wx8l9j96xjoxazxga">
               <w:r>
                 <w:rPr>
                   <w:rFonts w:ascii="Arial" w:cs="Arial" w:eastAsia="Arial" w:hAnsi="Arial"/>
@@ -4596,7 +4596,7 @@
             <w:pPr>
               <w:spacing w:after="20" w:before="0"/>
             </w:pPr>
-            <w:hyperlink w:history="1" r:id="rIdlifb_9om5_6dfeyx9zgni">
+            <w:hyperlink w:history="1" r:id="rIde9awc4kxib2p6as1reozu">
               <w:r>
                 <w:rPr>
                   <w:rFonts w:ascii="Arial" w:cs="Arial" w:eastAsia="Arial" w:hAnsi="Arial"/>
@@ -4629,7 +4629,7 @@
               <w:spacing w:after="10" w:before="0"/>
               <w:ind w:left="120"/>
             </w:pPr>
-            <w:hyperlink w:history="1" r:id="rIdn-uzb4prjygqfp37eugoo">
+            <w:hyperlink w:history="1" r:id="rIdnrtctswg9nbc6wthigxv_">
               <w:r>
                 <w:rPr>
                   <w:rFonts w:ascii="Arial" w:cs="Arial" w:eastAsia="Arial" w:hAnsi="Arial"/>
@@ -5141,7 +5141,7 @@
         </w:rPr>
         <w:t xml:space="preserve">© 2026 SeaVuria and ARES. Aligned with KICD objectives. Developed by SeaVuria; technical implementation by ARES (with AI assistance from Claude). Licensed under </w:t>
       </w:r>
-      <w:hyperlink w:history="1" r:id="rIdu9stwsdldy7nxiul0ylah">
+      <w:hyperlink w:history="1" r:id="rIdyq4r4chwzmjxi-kr3vzjz">
         <w:r>
           <w:rPr>
             <w:rFonts w:ascii="Arial" w:cs="Arial" w:eastAsia="Arial" w:hAnsi="Arial"/>
@@ -5162,7 +5162,7 @@
         </w:rPr>
         <w:t xml:space="preserve"> (</w:t>
       </w:r>
-      <w:hyperlink w:history="1" r:id="rId8bj0or8qbvhpfuty3ava_">
+      <w:hyperlink w:history="1" r:id="rIdou9g-y0nsx7luorcnb-78">
         <w:r>
           <w:rPr>
             <w:rFonts w:ascii="Arial" w:cs="Arial" w:eastAsia="Arial" w:hAnsi="Arial"/>
@@ -6175,7 +6175,7 @@
             <w:pPr>
               <w:spacing w:after="20" w:before="0"/>
             </w:pPr>
-            <w:hyperlink w:history="1" r:id="rIdcikakensww5fi9hu2th3d">
+            <w:hyperlink w:history="1" r:id="rId7bytl8ltwrxcmejqpzbzw">
               <w:r>
                 <w:rPr>
                   <w:rFonts w:ascii="Arial" w:cs="Arial" w:eastAsia="Arial" w:hAnsi="Arial"/>
@@ -6208,7 +6208,7 @@
               <w:spacing w:after="10" w:before="0"/>
               <w:ind w:left="120"/>
             </w:pPr>
-            <w:hyperlink w:history="1" r:id="rIdr3s6x5fh5xfiq_crapr2r">
+            <w:hyperlink w:history="1" r:id="rIdy2cjrimea2d7x1mt4yw8u">
               <w:r>
                 <w:rPr>
                   <w:rFonts w:ascii="Arial" w:cs="Arial" w:eastAsia="Arial" w:hAnsi="Arial"/>
@@ -6253,7 +6253,7 @@
             <w:pPr>
               <w:spacing w:after="20" w:before="0"/>
             </w:pPr>
-            <w:hyperlink w:history="1" r:id="rIdfbwqs-rj7iroiss_dvbxm">
+            <w:hyperlink w:history="1" r:id="rIdy9ucerevldzhjoipryw2c">
               <w:r>
                 <w:rPr>
                   <w:rFonts w:ascii="Arial" w:cs="Arial" w:eastAsia="Arial" w:hAnsi="Arial"/>
@@ -6286,7 +6286,7 @@
               <w:spacing w:after="10" w:before="0"/>
               <w:ind w:left="120"/>
             </w:pPr>
-            <w:hyperlink w:history="1" r:id="rIdc9r_fpqwxb7bbkrnwd54m">
+            <w:hyperlink w:history="1" r:id="rIdpgmaqyfnesga_uriwskud">
               <w:r>
                 <w:rPr>
                   <w:rFonts w:ascii="Arial" w:cs="Arial" w:eastAsia="Arial" w:hAnsi="Arial"/>
@@ -6481,7 +6481,7 @@
             <w:pPr>
               <w:spacing w:after="20" w:before="0"/>
             </w:pPr>
-            <w:hyperlink w:history="1" r:id="rIduagreujwdcjaz_0oafbfs">
+            <w:hyperlink w:history="1" r:id="rIdnxp8_zk7lbzo7zbkwoe1o">
               <w:r>
                 <w:rPr>
                   <w:rFonts w:ascii="Arial" w:cs="Arial" w:eastAsia="Arial" w:hAnsi="Arial"/>
@@ -6514,7 +6514,7 @@
               <w:spacing w:after="10" w:before="0"/>
               <w:ind w:left="120"/>
             </w:pPr>
-            <w:hyperlink w:history="1" r:id="rIdscoip5433daat7sb20rxl">
+            <w:hyperlink w:history="1" r:id="rId6jajh-tzg2fhx8z47m3uk">
               <w:r>
                 <w:rPr>
                   <w:rFonts w:ascii="Arial" w:cs="Arial" w:eastAsia="Arial" w:hAnsi="Arial"/>
@@ -6559,7 +6559,7 @@
             <w:pPr>
               <w:spacing w:after="20" w:before="0"/>
             </w:pPr>
-            <w:hyperlink w:history="1" r:id="rId5sumtv-vaozh_5_ym_vlo">
+            <w:hyperlink w:history="1" r:id="rIddec3sp6a93jrgdfhxufrr">
               <w:r>
                 <w:rPr>
                   <w:rFonts w:ascii="Arial" w:cs="Arial" w:eastAsia="Arial" w:hAnsi="Arial"/>
@@ -6592,7 +6592,7 @@
               <w:spacing w:after="10" w:before="0"/>
               <w:ind w:left="120"/>
             </w:pPr>
-            <w:hyperlink w:history="1" r:id="rIdyu5w1mu6trn-mlqahgca3">
+            <w:hyperlink w:history="1" r:id="rIdcnm9s7mxayra6a7cg3xhh">
               <w:r>
                 <w:rPr>
                   <w:rFonts w:ascii="Arial" w:cs="Arial" w:eastAsia="Arial" w:hAnsi="Arial"/>
@@ -6787,7 +6787,7 @@
             <w:pPr>
               <w:spacing w:after="20" w:before="0"/>
             </w:pPr>
-            <w:hyperlink w:history="1" r:id="rIdhr52_36wlycb-vobb8s6s">
+            <w:hyperlink w:history="1" r:id="rIdy66qasjqejysct-tr6lrv">
               <w:r>
                 <w:rPr>
                   <w:rFonts w:ascii="Arial" w:cs="Arial" w:eastAsia="Arial" w:hAnsi="Arial"/>
@@ -6820,7 +6820,7 @@
               <w:spacing w:after="10" w:before="0"/>
               <w:ind w:left="120"/>
             </w:pPr>
-            <w:hyperlink w:history="1" r:id="rIdblydekerdkewp3pzobrkg">
+            <w:hyperlink w:history="1" r:id="rIdvwt36t942afqwmkukw7ap">
               <w:r>
                 <w:rPr>
                   <w:rFonts w:ascii="Arial" w:cs="Arial" w:eastAsia="Arial" w:hAnsi="Arial"/>
@@ -6865,7 +6865,7 @@
             <w:pPr>
               <w:spacing w:after="20" w:before="0"/>
             </w:pPr>
-            <w:hyperlink w:history="1" r:id="rIdsqmpmov29ho98vmgld6d8">
+            <w:hyperlink w:history="1" r:id="rId7qhkm4fmy9pcmbyvljdwl">
               <w:r>
                 <w:rPr>
                   <w:rFonts w:ascii="Arial" w:cs="Arial" w:eastAsia="Arial" w:hAnsi="Arial"/>
@@ -6898,7 +6898,7 @@
               <w:spacing w:after="10" w:before="0"/>
               <w:ind w:left="120"/>
             </w:pPr>
-            <w:hyperlink w:history="1" r:id="rId_lgo3o6ofg4art4crblx7">
+            <w:hyperlink w:history="1" r:id="rIdcmowwx8wwz2djpoaao2uw">
               <w:r>
                 <w:rPr>
                   <w:rFonts w:ascii="Arial" w:cs="Arial" w:eastAsia="Arial" w:hAnsi="Arial"/>
@@ -7093,7 +7093,7 @@
             <w:pPr>
               <w:spacing w:after="20" w:before="0"/>
             </w:pPr>
-            <w:hyperlink w:history="1" r:id="rId3y2blpw6btnuc-ywhxudi">
+            <w:hyperlink w:history="1" r:id="rIdrgduxs9fozahr-0dmtng9">
               <w:r>
                 <w:rPr>
                   <w:rFonts w:ascii="Arial" w:cs="Arial" w:eastAsia="Arial" w:hAnsi="Arial"/>
@@ -7126,7 +7126,7 @@
               <w:spacing w:after="10" w:before="0"/>
               <w:ind w:left="120"/>
             </w:pPr>
-            <w:hyperlink w:history="1" r:id="rIdzwjeevjpctmgnzls7zkwa">
+            <w:hyperlink w:history="1" r:id="rIdebozqabgbwo6wk7mmuiit">
               <w:r>
                 <w:rPr>
                   <w:rFonts w:ascii="Arial" w:cs="Arial" w:eastAsia="Arial" w:hAnsi="Arial"/>
@@ -7171,7 +7171,7 @@
             <w:pPr>
               <w:spacing w:after="20" w:before="0"/>
             </w:pPr>
-            <w:hyperlink w:history="1" r:id="rIdihnkhxqjzurqnjzpksihs">
+            <w:hyperlink w:history="1" r:id="rIdmqrsfoprfhygciavkllju">
               <w:r>
                 <w:rPr>
                   <w:rFonts w:ascii="Arial" w:cs="Arial" w:eastAsia="Arial" w:hAnsi="Arial"/>
@@ -7204,7 +7204,7 @@
               <w:spacing w:after="10" w:before="0"/>
               <w:ind w:left="120"/>
             </w:pPr>
-            <w:hyperlink w:history="1" r:id="rIddpoupsxxj9a59qvkus6uc">
+            <w:hyperlink w:history="1" r:id="rIdy_t0z6llmvuolrqix7kt-">
               <w:r>
                 <w:rPr>
                   <w:rFonts w:ascii="Arial" w:cs="Arial" w:eastAsia="Arial" w:hAnsi="Arial"/>
@@ -7399,7 +7399,7 @@
             <w:pPr>
               <w:spacing w:after="20" w:before="0"/>
             </w:pPr>
-            <w:hyperlink w:history="1" r:id="rIdr9sj1ifjrjhr02i6u7uri">
+            <w:hyperlink w:history="1" r:id="rIdg5qwhk_7ob5hbkiprulhz">
               <w:r>
                 <w:rPr>
                   <w:rFonts w:ascii="Arial" w:cs="Arial" w:eastAsia="Arial" w:hAnsi="Arial"/>
@@ -7432,7 +7432,7 @@
               <w:spacing w:after="10" w:before="0"/>
               <w:ind w:left="120"/>
             </w:pPr>
-            <w:hyperlink w:history="1" r:id="rIdsxu58v_l-bfvtoptbo6tg">
+            <w:hyperlink w:history="1" r:id="rIdmrttexemau7kkgkhwvuj_">
               <w:r>
                 <w:rPr>
                   <w:rFonts w:ascii="Arial" w:cs="Arial" w:eastAsia="Arial" w:hAnsi="Arial"/>
@@ -7477,7 +7477,7 @@
             <w:pPr>
               <w:spacing w:after="20" w:before="0"/>
             </w:pPr>
-            <w:hyperlink w:history="1" r:id="rIdb7aftfnksxpyhixy73p4p">
+            <w:hyperlink w:history="1" r:id="rIdvf3xsh5czu3qbqb_uan1u">
               <w:r>
                 <w:rPr>
                   <w:rFonts w:ascii="Arial" w:cs="Arial" w:eastAsia="Arial" w:hAnsi="Arial"/>
@@ -7510,7 +7510,7 @@
               <w:spacing w:after="10" w:before="0"/>
               <w:ind w:left="120"/>
             </w:pPr>
-            <w:hyperlink w:history="1" r:id="rId3dstzvyiwcmtnxyjb5msl">
+            <w:hyperlink w:history="1" r:id="rId5rgdjcboitdajj8kjxly1">
               <w:r>
                 <w:rPr>
                   <w:rFonts w:ascii="Arial" w:cs="Arial" w:eastAsia="Arial" w:hAnsi="Arial"/>
@@ -8022,7 +8022,7 @@
         </w:rPr>
         <w:t xml:space="preserve">© 2026 SeaVuria and ARES. Aligned with KICD objectives. Developed by SeaVuria; technical implementation by ARES (with AI assistance from Claude). Licensed under </w:t>
       </w:r>
-      <w:hyperlink w:history="1" r:id="rIdklphew2cwea_peewjpios">
+      <w:hyperlink w:history="1" r:id="rIdbr-blhlczxongl7md7ccu">
         <w:r>
           <w:rPr>
             <w:rFonts w:ascii="Arial" w:cs="Arial" w:eastAsia="Arial" w:hAnsi="Arial"/>
@@ -8043,7 +8043,7 @@
         </w:rPr>
         <w:t xml:space="preserve"> (</w:t>
       </w:r>
-      <w:hyperlink w:history="1" r:id="rId1_f5mdtjmxksnaphtwdfh">
+      <w:hyperlink w:history="1" r:id="rIdifjks0n9yarpqzgksd7tx">
         <w:r>
           <w:rPr>
             <w:rFonts w:ascii="Arial" w:cs="Arial" w:eastAsia="Arial" w:hAnsi="Arial"/>
@@ -9056,7 +9056,7 @@
             <w:pPr>
               <w:spacing w:after="20" w:before="0"/>
             </w:pPr>
-            <w:hyperlink w:history="1" r:id="rIdwksuyq8brraohm6n0y32v">
+            <w:hyperlink w:history="1" r:id="rIdfwlxiwnubfa-ous8ewp4s">
               <w:r>
                 <w:rPr>
                   <w:rFonts w:ascii="Arial" w:cs="Arial" w:eastAsia="Arial" w:hAnsi="Arial"/>
@@ -9089,7 +9089,7 @@
               <w:spacing w:after="10" w:before="0"/>
               <w:ind w:left="120"/>
             </w:pPr>
-            <w:hyperlink w:history="1" r:id="rId_f1tlaksraugdlaar7meq">
+            <w:hyperlink w:history="1" r:id="rIdo3pz-5zdqawdthc3uegrf">
               <w:r>
                 <w:rPr>
                   <w:rFonts w:ascii="Arial" w:cs="Arial" w:eastAsia="Arial" w:hAnsi="Arial"/>
@@ -9134,7 +9134,7 @@
             <w:pPr>
               <w:spacing w:after="20" w:before="0"/>
             </w:pPr>
-            <w:hyperlink w:history="1" r:id="rIdrd0464odsaj9oedrfcyui">
+            <w:hyperlink w:history="1" r:id="rIdq1p0outki3rjpzscofgmi">
               <w:r>
                 <w:rPr>
                   <w:rFonts w:ascii="Arial" w:cs="Arial" w:eastAsia="Arial" w:hAnsi="Arial"/>
@@ -9167,7 +9167,7 @@
               <w:spacing w:after="10" w:before="0"/>
               <w:ind w:left="120"/>
             </w:pPr>
-            <w:hyperlink w:history="1" r:id="rId4uxwtmz_sqcrao2a6egio">
+            <w:hyperlink w:history="1" r:id="rId2phkc2prvcntx22h6jx1z">
               <w:r>
                 <w:rPr>
                   <w:rFonts w:ascii="Arial" w:cs="Arial" w:eastAsia="Arial" w:hAnsi="Arial"/>
@@ -9362,7 +9362,7 @@
             <w:pPr>
               <w:spacing w:after="20" w:before="0"/>
             </w:pPr>
-            <w:hyperlink w:history="1" r:id="rId_roiuo3ojxwsbzfjnc-xm">
+            <w:hyperlink w:history="1" r:id="rId3htwmtzwzh9mfvmkgosoe">
               <w:r>
                 <w:rPr>
                   <w:rFonts w:ascii="Arial" w:cs="Arial" w:eastAsia="Arial" w:hAnsi="Arial"/>
@@ -9395,7 +9395,7 @@
               <w:spacing w:after="10" w:before="0"/>
               <w:ind w:left="120"/>
             </w:pPr>
-            <w:hyperlink w:history="1" r:id="rIdt-1ik5-avdhyalxir3hzw">
+            <w:hyperlink w:history="1" r:id="rIdk5j1mtdlmncgx7vz4ai2l">
               <w:r>
                 <w:rPr>
                   <w:rFonts w:ascii="Arial" w:cs="Arial" w:eastAsia="Arial" w:hAnsi="Arial"/>
@@ -9440,7 +9440,7 @@
             <w:pPr>
               <w:spacing w:after="20" w:before="0"/>
             </w:pPr>
-            <w:hyperlink w:history="1" r:id="rIdy5dk3cw-6zpqfb913_mzp">
+            <w:hyperlink w:history="1" r:id="rIdk_bna_jkhy60gtxd1-qwg">
               <w:r>
                 <w:rPr>
                   <w:rFonts w:ascii="Arial" w:cs="Arial" w:eastAsia="Arial" w:hAnsi="Arial"/>
@@ -9473,7 +9473,7 @@
               <w:spacing w:after="10" w:before="0"/>
               <w:ind w:left="120"/>
             </w:pPr>
-            <w:hyperlink w:history="1" r:id="rIdrmiee9vwe8lfwqxl0rckc">
+            <w:hyperlink w:history="1" r:id="rIduhr2y81pdcnlw35ctmkrp">
               <w:r>
                 <w:rPr>
                   <w:rFonts w:ascii="Arial" w:cs="Arial" w:eastAsia="Arial" w:hAnsi="Arial"/>
@@ -9668,7 +9668,7 @@
             <w:pPr>
               <w:spacing w:after="20" w:before="0"/>
             </w:pPr>
-            <w:hyperlink w:history="1" r:id="rIdyblloecad_vpgiyyhdfcj">
+            <w:hyperlink w:history="1" r:id="rIdmeaqlcp6bmowtemnkp7qs">
               <w:r>
                 <w:rPr>
                   <w:rFonts w:ascii="Arial" w:cs="Arial" w:eastAsia="Arial" w:hAnsi="Arial"/>
@@ -9701,7 +9701,7 @@
               <w:spacing w:after="10" w:before="0"/>
               <w:ind w:left="120"/>
             </w:pPr>
-            <w:hyperlink w:history="1" r:id="rIdzfbs_fmn9etastvrh48er">
+            <w:hyperlink w:history="1" r:id="rIdj3w2tg-u4lbsqvaqsvv0_">
               <w:r>
                 <w:rPr>
                   <w:rFonts w:ascii="Arial" w:cs="Arial" w:eastAsia="Arial" w:hAnsi="Arial"/>
@@ -9746,7 +9746,7 @@
             <w:pPr>
               <w:spacing w:after="20" w:before="0"/>
             </w:pPr>
-            <w:hyperlink w:history="1" r:id="rIdbkqpulnd2qwxrieuvvent">
+            <w:hyperlink w:history="1" r:id="rIdkkxomt9uq1tw1rcyev-sq">
               <w:r>
                 <w:rPr>
                   <w:rFonts w:ascii="Arial" w:cs="Arial" w:eastAsia="Arial" w:hAnsi="Arial"/>
@@ -9779,7 +9779,7 @@
               <w:spacing w:after="10" w:before="0"/>
               <w:ind w:left="120"/>
             </w:pPr>
-            <w:hyperlink w:history="1" r:id="rIdzhtbto9d-ikjus_nt6t-7">
+            <w:hyperlink w:history="1" r:id="rIdij-vocqgqr21p7j7o58uj">
               <w:r>
                 <w:rPr>
                   <w:rFonts w:ascii="Arial" w:cs="Arial" w:eastAsia="Arial" w:hAnsi="Arial"/>
@@ -9974,7 +9974,7 @@
             <w:pPr>
               <w:spacing w:after="20" w:before="0"/>
             </w:pPr>
-            <w:hyperlink w:history="1" r:id="rIddqr_kgwppsgxovim1sjzw">
+            <w:hyperlink w:history="1" r:id="rIdtvngldnd9rkd53j32ytnw">
               <w:r>
                 <w:rPr>
                   <w:rFonts w:ascii="Arial" w:cs="Arial" w:eastAsia="Arial" w:hAnsi="Arial"/>
@@ -10007,7 +10007,7 @@
               <w:spacing w:after="10" w:before="0"/>
               <w:ind w:left="120"/>
             </w:pPr>
-            <w:hyperlink w:history="1" r:id="rId0j-zn9yzupnfqe0u_5sav">
+            <w:hyperlink w:history="1" r:id="rId-rqfmevufqgrv3enw5qyk">
               <w:r>
                 <w:rPr>
                   <w:rFonts w:ascii="Arial" w:cs="Arial" w:eastAsia="Arial" w:hAnsi="Arial"/>
@@ -10052,7 +10052,7 @@
             <w:pPr>
               <w:spacing w:after="20" w:before="0"/>
             </w:pPr>
-            <w:hyperlink w:history="1" r:id="rIdwhjj93dwrhl8zqafz8vpo">
+            <w:hyperlink w:history="1" r:id="rIdsuhmc3dkfjui2q61ynrlg">
               <w:r>
                 <w:rPr>
                   <w:rFonts w:ascii="Arial" w:cs="Arial" w:eastAsia="Arial" w:hAnsi="Arial"/>
@@ -10085,7 +10085,7 @@
               <w:spacing w:after="10" w:before="0"/>
               <w:ind w:left="120"/>
             </w:pPr>
-            <w:hyperlink w:history="1" r:id="rIdjnbsxidvyq2vbphbrz5cm">
+            <w:hyperlink w:history="1" r:id="rIdnrmu-csaaph0bnrr7ywqn">
               <w:r>
                 <w:rPr>
                   <w:rFonts w:ascii="Arial" w:cs="Arial" w:eastAsia="Arial" w:hAnsi="Arial"/>
@@ -10280,7 +10280,7 @@
             <w:pPr>
               <w:spacing w:after="20" w:before="0"/>
             </w:pPr>
-            <w:hyperlink w:history="1" r:id="rIdrydeaq9blevqr1c6oux9o">
+            <w:hyperlink w:history="1" r:id="rIdx4ryz67u-v6rsnh3meicq">
               <w:r>
                 <w:rPr>
                   <w:rFonts w:ascii="Arial" w:cs="Arial" w:eastAsia="Arial" w:hAnsi="Arial"/>
@@ -10313,7 +10313,7 @@
               <w:spacing w:after="10" w:before="0"/>
               <w:ind w:left="120"/>
             </w:pPr>
-            <w:hyperlink w:history="1" r:id="rIdxqhnzngjcflhadtvvqzbm">
+            <w:hyperlink w:history="1" r:id="rIdafaej8fuucbmlxtwoaqz-">
               <w:r>
                 <w:rPr>
                   <w:rFonts w:ascii="Arial" w:cs="Arial" w:eastAsia="Arial" w:hAnsi="Arial"/>
@@ -10358,7 +10358,7 @@
             <w:pPr>
               <w:spacing w:after="20" w:before="0"/>
             </w:pPr>
-            <w:hyperlink w:history="1" r:id="rId_qm15xb0-wpf1o_ohi-ns">
+            <w:hyperlink w:history="1" r:id="rId_czeywdp-ymqqcjbllenp">
               <w:r>
                 <w:rPr>
                   <w:rFonts w:ascii="Arial" w:cs="Arial" w:eastAsia="Arial" w:hAnsi="Arial"/>
@@ -10391,7 +10391,7 @@
               <w:spacing w:after="10" w:before="0"/>
               <w:ind w:left="120"/>
             </w:pPr>
-            <w:hyperlink w:history="1" r:id="rIdgezq9mw8h-ndbku_nknkz">
+            <w:hyperlink w:history="1" r:id="rIdhpyfrnxj2tznixyojf42k">
               <w:r>
                 <w:rPr>
                   <w:rFonts w:ascii="Arial" w:cs="Arial" w:eastAsia="Arial" w:hAnsi="Arial"/>
@@ -10903,7 +10903,7 @@
         </w:rPr>
         <w:t xml:space="preserve">© 2026 SeaVuria and ARES. Aligned with KICD objectives. Developed by SeaVuria; technical implementation by ARES (with AI assistance from Claude). Licensed under </w:t>
       </w:r>
-      <w:hyperlink w:history="1" r:id="rIdgiogrgjj0wqco0znka1m2">
+      <w:hyperlink w:history="1" r:id="rIdmbs2ixnihiqvbj-rb6z8i">
         <w:r>
           <w:rPr>
             <w:rFonts w:ascii="Arial" w:cs="Arial" w:eastAsia="Arial" w:hAnsi="Arial"/>
@@ -10924,7 +10924,7 @@
         </w:rPr>
         <w:t xml:space="preserve"> (</w:t>
       </w:r>
-      <w:hyperlink w:history="1" r:id="rIde22qafdolqag2rjxrhb_t">
+      <w:hyperlink w:history="1" r:id="rIddarspl8zrtopm07hrjf0y">
         <w:r>
           <w:rPr>
             <w:rFonts w:ascii="Arial" w:cs="Arial" w:eastAsia="Arial" w:hAnsi="Arial"/>
@@ -11937,7 +11937,7 @@
             <w:pPr>
               <w:spacing w:after="20" w:before="0"/>
             </w:pPr>
-            <w:hyperlink w:history="1" r:id="rIdxcoronlaahpox3mburmhw">
+            <w:hyperlink w:history="1" r:id="rIdfyui0fffh9mabv_jhsgc2">
               <w:r>
                 <w:rPr>
                   <w:rFonts w:ascii="Arial" w:cs="Arial" w:eastAsia="Arial" w:hAnsi="Arial"/>
@@ -11970,7 +11970,7 @@
               <w:spacing w:after="10" w:before="0"/>
               <w:ind w:left="120"/>
             </w:pPr>
-            <w:hyperlink w:history="1" r:id="rIdqgqye6ea13fpuqfhk0a9s">
+            <w:hyperlink w:history="1" r:id="rIdddglkdb7eqo2jkl2-kit-">
               <w:r>
                 <w:rPr>
                   <w:rFonts w:ascii="Arial" w:cs="Arial" w:eastAsia="Arial" w:hAnsi="Arial"/>
@@ -12015,7 +12015,7 @@
             <w:pPr>
               <w:spacing w:after="20" w:before="0"/>
             </w:pPr>
-            <w:hyperlink w:history="1" r:id="rId58ea5xbywabgwlfge3ng9">
+            <w:hyperlink w:history="1" r:id="rIdp2vbhfb7q6yhwsadtrxtt">
               <w:r>
                 <w:rPr>
                   <w:rFonts w:ascii="Arial" w:cs="Arial" w:eastAsia="Arial" w:hAnsi="Arial"/>
@@ -12048,7 +12048,7 @@
               <w:spacing w:after="10" w:before="0"/>
               <w:ind w:left="120"/>
             </w:pPr>
-            <w:hyperlink w:history="1" r:id="rId3gxmvyfz4waxzjmzq7a2f">
+            <w:hyperlink w:history="1" r:id="rId1srtn_vcrewln_6ztie25">
               <w:r>
                 <w:rPr>
                   <w:rFonts w:ascii="Arial" w:cs="Arial" w:eastAsia="Arial" w:hAnsi="Arial"/>
@@ -12243,7 +12243,7 @@
             <w:pPr>
               <w:spacing w:after="20" w:before="0"/>
             </w:pPr>
-            <w:hyperlink w:history="1" r:id="rIdeyihsciuhabdw3_pcdybn">
+            <w:hyperlink w:history="1" r:id="rId34upvdijk9o-lf8f_fhsq">
               <w:r>
                 <w:rPr>
                   <w:rFonts w:ascii="Arial" w:cs="Arial" w:eastAsia="Arial" w:hAnsi="Arial"/>
@@ -12276,7 +12276,7 @@
               <w:spacing w:after="10" w:before="0"/>
               <w:ind w:left="120"/>
             </w:pPr>
-            <w:hyperlink w:history="1" r:id="rIds9gmvxf2pefu0hje4dqol">
+            <w:hyperlink w:history="1" r:id="rId3jgvqyyiq-hcuezy-np10">
               <w:r>
                 <w:rPr>
                   <w:rFonts w:ascii="Arial" w:cs="Arial" w:eastAsia="Arial" w:hAnsi="Arial"/>
@@ -12321,7 +12321,7 @@
             <w:pPr>
               <w:spacing w:after="20" w:before="0"/>
             </w:pPr>
-            <w:hyperlink w:history="1" r:id="rId0o3gopy-_f3cu2jv_ttph">
+            <w:hyperlink w:history="1" r:id="rIdpjpeumig3t3xiosrrohhd">
               <w:r>
                 <w:rPr>
                   <w:rFonts w:ascii="Arial" w:cs="Arial" w:eastAsia="Arial" w:hAnsi="Arial"/>
@@ -12354,7 +12354,7 @@
               <w:spacing w:after="10" w:before="0"/>
               <w:ind w:left="120"/>
             </w:pPr>
-            <w:hyperlink w:history="1" r:id="rId2m6dk0-ewcl5h2oq7m7_i">
+            <w:hyperlink w:history="1" r:id="rId36kqoqh-onfxznd0l0tys">
               <w:r>
                 <w:rPr>
                   <w:rFonts w:ascii="Arial" w:cs="Arial" w:eastAsia="Arial" w:hAnsi="Arial"/>
@@ -12549,7 +12549,7 @@
             <w:pPr>
               <w:spacing w:after="20" w:before="0"/>
             </w:pPr>
-            <w:hyperlink w:history="1" r:id="rIdxobpggctxo3k89rfg7b1z">
+            <w:hyperlink w:history="1" r:id="rIdkh-awdvluictdubqgcslv">
               <w:r>
                 <w:rPr>
                   <w:rFonts w:ascii="Arial" w:cs="Arial" w:eastAsia="Arial" w:hAnsi="Arial"/>
@@ -12582,7 +12582,7 @@
               <w:spacing w:after="10" w:before="0"/>
               <w:ind w:left="120"/>
             </w:pPr>
-            <w:hyperlink w:history="1" r:id="rIdjlzchoieyxhslhxbrsdr2">
+            <w:hyperlink w:history="1" r:id="rIddetpeevh0_nn101xuz_4u">
               <w:r>
                 <w:rPr>
                   <w:rFonts w:ascii="Arial" w:cs="Arial" w:eastAsia="Arial" w:hAnsi="Arial"/>
@@ -12627,7 +12627,7 @@
             <w:pPr>
               <w:spacing w:after="20" w:before="0"/>
             </w:pPr>
-            <w:hyperlink w:history="1" r:id="rIdcxkikmr2n1uyd18hanaws">
+            <w:hyperlink w:history="1" r:id="rId7luatfxre6rsw2ixqlrpe">
               <w:r>
                 <w:rPr>
                   <w:rFonts w:ascii="Arial" w:cs="Arial" w:eastAsia="Arial" w:hAnsi="Arial"/>
@@ -12660,7 +12660,7 @@
               <w:spacing w:after="10" w:before="0"/>
               <w:ind w:left="120"/>
             </w:pPr>
-            <w:hyperlink w:history="1" r:id="rIdce_j1nhxl7yza6tawijzq">
+            <w:hyperlink w:history="1" r:id="rIdpppzl5djeis3on5rcrf2n">
               <w:r>
                 <w:rPr>
                   <w:rFonts w:ascii="Arial" w:cs="Arial" w:eastAsia="Arial" w:hAnsi="Arial"/>
@@ -12855,7 +12855,7 @@
             <w:pPr>
               <w:spacing w:after="20" w:before="0"/>
             </w:pPr>
-            <w:hyperlink w:history="1" r:id="rIdwdeyckd-f5vqidjgave7l">
+            <w:hyperlink w:history="1" r:id="rIdxsgxurmihknwmzcszcjqm">
               <w:r>
                 <w:rPr>
                   <w:rFonts w:ascii="Arial" w:cs="Arial" w:eastAsia="Arial" w:hAnsi="Arial"/>
@@ -12888,7 +12888,7 @@
               <w:spacing w:after="10" w:before="0"/>
               <w:ind w:left="120"/>
             </w:pPr>
-            <w:hyperlink w:history="1" r:id="rId1lusd04vk59lczs0bzgax">
+            <w:hyperlink w:history="1" r:id="rIdp-tm2ztfvudvjkbd9maae">
               <w:r>
                 <w:rPr>
                   <w:rFonts w:ascii="Arial" w:cs="Arial" w:eastAsia="Arial" w:hAnsi="Arial"/>
@@ -12933,7 +12933,7 @@
             <w:pPr>
               <w:spacing w:after="20" w:before="0"/>
             </w:pPr>
-            <w:hyperlink w:history="1" r:id="rIdhfnew3a47nurlhpbdlgq-">
+            <w:hyperlink w:history="1" r:id="rIdqvjzs52zooqu_bhvxuzeg">
               <w:r>
                 <w:rPr>
                   <w:rFonts w:ascii="Arial" w:cs="Arial" w:eastAsia="Arial" w:hAnsi="Arial"/>
@@ -12966,7 +12966,7 @@
               <w:spacing w:after="10" w:before="0"/>
               <w:ind w:left="120"/>
             </w:pPr>
-            <w:hyperlink w:history="1" r:id="rIdazemjg5_-zr9wi9f4ken_">
+            <w:hyperlink w:history="1" r:id="rIdc2ba6y00oh1mnfebijmfs">
               <w:r>
                 <w:rPr>
                   <w:rFonts w:ascii="Arial" w:cs="Arial" w:eastAsia="Arial" w:hAnsi="Arial"/>
@@ -13161,7 +13161,7 @@
             <w:pPr>
               <w:spacing w:after="20" w:before="0"/>
             </w:pPr>
-            <w:hyperlink w:history="1" r:id="rIdyp41b0owkkiyc7-samw2d">
+            <w:hyperlink w:history="1" r:id="rIdur1rvah9o3vyo6vkoymra">
               <w:r>
                 <w:rPr>
                   <w:rFonts w:ascii="Arial" w:cs="Arial" w:eastAsia="Arial" w:hAnsi="Arial"/>
@@ -13194,7 +13194,7 @@
               <w:spacing w:after="10" w:before="0"/>
               <w:ind w:left="120"/>
             </w:pPr>
-            <w:hyperlink w:history="1" r:id="rIdchulqn_mtrcuqqj_kue_1">
+            <w:hyperlink w:history="1" r:id="rIdvfrdqr9qas1wcrnori6vg">
               <w:r>
                 <w:rPr>
                   <w:rFonts w:ascii="Arial" w:cs="Arial" w:eastAsia="Arial" w:hAnsi="Arial"/>
@@ -13239,7 +13239,7 @@
             <w:pPr>
               <w:spacing w:after="20" w:before="0"/>
             </w:pPr>
-            <w:hyperlink w:history="1" r:id="rIdqphrns0etnqxpd9zjsn1x">
+            <w:hyperlink w:history="1" r:id="rIdce1i_cxjchnwfym6yynkb">
               <w:r>
                 <w:rPr>
                   <w:rFonts w:ascii="Arial" w:cs="Arial" w:eastAsia="Arial" w:hAnsi="Arial"/>
@@ -13272,7 +13272,7 @@
               <w:spacing w:after="10" w:before="0"/>
               <w:ind w:left="120"/>
             </w:pPr>
-            <w:hyperlink w:history="1" r:id="rIdjkqefluvhmqrkntboozgq">
+            <w:hyperlink w:history="1" r:id="rIdc9-kfwjihirvhjzehablm">
               <w:r>
                 <w:rPr>
                   <w:rFonts w:ascii="Arial" w:cs="Arial" w:eastAsia="Arial" w:hAnsi="Arial"/>
@@ -13784,7 +13784,7 @@
         </w:rPr>
         <w:t xml:space="preserve">© 2026 SeaVuria and ARES. Aligned with KICD objectives. Developed by SeaVuria; technical implementation by ARES (with AI assistance from Claude). Licensed under </w:t>
       </w:r>
-      <w:hyperlink w:history="1" r:id="rIdvbckipmva7d9dhyzuhvpv">
+      <w:hyperlink w:history="1" r:id="rIdvdtcpiodrdpkykbbf8n-_">
         <w:r>
           <w:rPr>
             <w:rFonts w:ascii="Arial" w:cs="Arial" w:eastAsia="Arial" w:hAnsi="Arial"/>
@@ -13805,7 +13805,7 @@
         </w:rPr>
         <w:t xml:space="preserve"> (</w:t>
       </w:r>
-      <w:hyperlink w:history="1" r:id="rIdolnxk2zgc7wwud0k-lww2">
+      <w:hyperlink w:history="1" r:id="rIdwu_prb3w47zfgolbkveqt">
         <w:r>
           <w:rPr>
             <w:rFonts w:ascii="Arial" w:cs="Arial" w:eastAsia="Arial" w:hAnsi="Arial"/>
@@ -15017,7 +15017,7 @@
             <w:pPr>
               <w:spacing w:after="20" w:before="0"/>
             </w:pPr>
-            <w:hyperlink w:history="1" r:id="rIdzgnsebb2jhelhjyafqtnf">
+            <w:hyperlink w:history="1" r:id="rIdedyb4ilwjujdorxanpaow">
               <w:r>
                 <w:rPr>
                   <w:rFonts w:ascii="Arial" w:cs="Arial" w:eastAsia="Arial" w:hAnsi="Arial"/>
@@ -15050,7 +15050,7 @@
               <w:spacing w:after="10" w:before="0"/>
               <w:ind w:left="120"/>
             </w:pPr>
-            <w:hyperlink w:history="1" r:id="rIdjyqs0l8ovy68pfoqvcux3">
+            <w:hyperlink w:history="1" r:id="rIdz1_qrk6kk2atxqsjobk-q">
               <w:r>
                 <w:rPr>
                   <w:rFonts w:ascii="Arial" w:cs="Arial" w:eastAsia="Arial" w:hAnsi="Arial"/>
@@ -15095,7 +15095,7 @@
             <w:pPr>
               <w:spacing w:after="20" w:before="0"/>
             </w:pPr>
-            <w:hyperlink w:history="1" r:id="rIdtrqlpi9x9aidf1u2dqz2j">
+            <w:hyperlink w:history="1" r:id="rIdoj9lskylop4y3alhsnnuk">
               <w:r>
                 <w:rPr>
                   <w:rFonts w:ascii="Arial" w:cs="Arial" w:eastAsia="Arial" w:hAnsi="Arial"/>
@@ -15128,7 +15128,7 @@
               <w:spacing w:after="10" w:before="0"/>
               <w:ind w:left="120"/>
             </w:pPr>
-            <w:hyperlink w:history="1" r:id="rIdjtzabrdzxxppaulzmvinj">
+            <w:hyperlink w:history="1" r:id="rIdpxgfdof-khqjp7oqb9mk4">
               <w:r>
                 <w:rPr>
                   <w:rFonts w:ascii="Arial" w:cs="Arial" w:eastAsia="Arial" w:hAnsi="Arial"/>
@@ -15323,7 +15323,7 @@
             <w:pPr>
               <w:spacing w:after="20" w:before="0"/>
             </w:pPr>
-            <w:hyperlink w:history="1" r:id="rIdhzvsxkmxlyazwkbuyo-ht">
+            <w:hyperlink w:history="1" r:id="rIdcymvx4yatqkhunh4k2lse">
               <w:r>
                 <w:rPr>
                   <w:rFonts w:ascii="Arial" w:cs="Arial" w:eastAsia="Arial" w:hAnsi="Arial"/>
@@ -15356,7 +15356,7 @@
               <w:spacing w:after="10" w:before="0"/>
               <w:ind w:left="120"/>
             </w:pPr>
-            <w:hyperlink w:history="1" r:id="rIdrfjwdwgnd1zymhcn6lttj">
+            <w:hyperlink w:history="1" r:id="rIdndbdgzfij3l-ptjekwl_2">
               <w:r>
                 <w:rPr>
                   <w:rFonts w:ascii="Arial" w:cs="Arial" w:eastAsia="Arial" w:hAnsi="Arial"/>
@@ -15401,7 +15401,7 @@
             <w:pPr>
               <w:spacing w:after="20" w:before="0"/>
             </w:pPr>
-            <w:hyperlink w:history="1" r:id="rIdvacyhboakyztcjzmqiwnb">
+            <w:hyperlink w:history="1" r:id="rIdpnpplx1lvgmzbimyw2-0l">
               <w:r>
                 <w:rPr>
                   <w:rFonts w:ascii="Arial" w:cs="Arial" w:eastAsia="Arial" w:hAnsi="Arial"/>
@@ -15434,7 +15434,7 @@
               <w:spacing w:after="10" w:before="0"/>
               <w:ind w:left="120"/>
             </w:pPr>
-            <w:hyperlink w:history="1" r:id="rIdzmqpo42jkaladjip-i34g">
+            <w:hyperlink w:history="1" r:id="rId8jcqtehtk7_lxltcnqa_f">
               <w:r>
                 <w:rPr>
                   <w:rFonts w:ascii="Arial" w:cs="Arial" w:eastAsia="Arial" w:hAnsi="Arial"/>
@@ -15629,7 +15629,7 @@
             <w:pPr>
               <w:spacing w:after="20" w:before="0"/>
             </w:pPr>
-            <w:hyperlink w:history="1" r:id="rId5oiqcx5_0szayv8pfq4ro">
+            <w:hyperlink w:history="1" r:id="rIdbrxplhnh-b_bxlj33rsme">
               <w:r>
                 <w:rPr>
                   <w:rFonts w:ascii="Arial" w:cs="Arial" w:eastAsia="Arial" w:hAnsi="Arial"/>
@@ -15662,7 +15662,7 @@
               <w:spacing w:after="10" w:before="0"/>
               <w:ind w:left="120"/>
             </w:pPr>
-            <w:hyperlink w:history="1" r:id="rIdponz4lqyclc0l0htkjaor">
+            <w:hyperlink w:history="1" r:id="rIdg8ibpppc37ok-4wvu-olo">
               <w:r>
                 <w:rPr>
                   <w:rFonts w:ascii="Arial" w:cs="Arial" w:eastAsia="Arial" w:hAnsi="Arial"/>
@@ -15707,7 +15707,7 @@
             <w:pPr>
               <w:spacing w:after="20" w:before="0"/>
             </w:pPr>
-            <w:hyperlink w:history="1" r:id="rIdk_fqapu3f938l9fmcg2li">
+            <w:hyperlink w:history="1" r:id="rIdr16mpwbrwvqxargmnhv3j">
               <w:r>
                 <w:rPr>
                   <w:rFonts w:ascii="Arial" w:cs="Arial" w:eastAsia="Arial" w:hAnsi="Arial"/>
@@ -15740,7 +15740,7 @@
               <w:spacing w:after="10" w:before="0"/>
               <w:ind w:left="120"/>
             </w:pPr>
-            <w:hyperlink w:history="1" r:id="rIdtp9jt0s1jsfhg-txru0jt">
+            <w:hyperlink w:history="1" r:id="rIdsvflproj9egg7n1ffsb-m">
               <w:r>
                 <w:rPr>
                   <w:rFonts w:ascii="Arial" w:cs="Arial" w:eastAsia="Arial" w:hAnsi="Arial"/>
@@ -15935,7 +15935,7 @@
             <w:pPr>
               <w:spacing w:after="20" w:before="0"/>
             </w:pPr>
-            <w:hyperlink w:history="1" r:id="rIdxnhhlysvlv8fqc7_41o3r">
+            <w:hyperlink w:history="1" r:id="rIdmhtz8wvf1adiwrh_mufgb">
               <w:r>
                 <w:rPr>
                   <w:rFonts w:ascii="Arial" w:cs="Arial" w:eastAsia="Arial" w:hAnsi="Arial"/>
@@ -15968,7 +15968,7 @@
               <w:spacing w:after="10" w:before="0"/>
               <w:ind w:left="120"/>
             </w:pPr>
-            <w:hyperlink w:history="1" r:id="rId_z89sjfrm6wvj8kcxpl3m">
+            <w:hyperlink w:history="1" r:id="rIdbpsicusz1uxpk8fcdgoj-">
               <w:r>
                 <w:rPr>
                   <w:rFonts w:ascii="Arial" w:cs="Arial" w:eastAsia="Arial" w:hAnsi="Arial"/>
@@ -16013,7 +16013,7 @@
             <w:pPr>
               <w:spacing w:after="20" w:before="0"/>
             </w:pPr>
-            <w:hyperlink w:history="1" r:id="rIdfb0dh2cy8vggddvk1drvg">
+            <w:hyperlink w:history="1" r:id="rId87m3ojl0w9bi1lwf0qy3w">
               <w:r>
                 <w:rPr>
                   <w:rFonts w:ascii="Arial" w:cs="Arial" w:eastAsia="Arial" w:hAnsi="Arial"/>
@@ -16046,7 +16046,7 @@
               <w:spacing w:after="10" w:before="0"/>
               <w:ind w:left="120"/>
             </w:pPr>
-            <w:hyperlink w:history="1" r:id="rIdcet6-1hbnhejaaxxt8mun">
+            <w:hyperlink w:history="1" r:id="rIdso2w1c36ivred7o0iegpu">
               <w:r>
                 <w:rPr>
                   <w:rFonts w:ascii="Arial" w:cs="Arial" w:eastAsia="Arial" w:hAnsi="Arial"/>
@@ -16241,7 +16241,7 @@
             <w:pPr>
               <w:spacing w:after="20" w:before="0"/>
             </w:pPr>
-            <w:hyperlink w:history="1" r:id="rIdkm6ok1nh5ayjxv7aagms6">
+            <w:hyperlink w:history="1" r:id="rIdb55esvsakhg92arqlgdpr">
               <w:r>
                 <w:rPr>
                   <w:rFonts w:ascii="Arial" w:cs="Arial" w:eastAsia="Arial" w:hAnsi="Arial"/>
@@ -16274,7 +16274,7 @@
               <w:spacing w:after="10" w:before="0"/>
               <w:ind w:left="120"/>
             </w:pPr>
-            <w:hyperlink w:history="1" r:id="rIdtt0exgiiy3irjhjmmk6hx">
+            <w:hyperlink w:history="1" r:id="rIdq1xsspjfiehi8lo1djkqy">
               <w:r>
                 <w:rPr>
                   <w:rFonts w:ascii="Arial" w:cs="Arial" w:eastAsia="Arial" w:hAnsi="Arial"/>
@@ -16319,7 +16319,7 @@
             <w:pPr>
               <w:spacing w:after="20" w:before="0"/>
             </w:pPr>
-            <w:hyperlink w:history="1" r:id="rId7njcfaqzqr04pkgje5pxr">
+            <w:hyperlink w:history="1" r:id="rIdcz0sas4imx2kkjysuxxqh">
               <w:r>
                 <w:rPr>
                   <w:rFonts w:ascii="Arial" w:cs="Arial" w:eastAsia="Arial" w:hAnsi="Arial"/>
@@ -16352,7 +16352,7 @@
               <w:spacing w:after="10" w:before="0"/>
               <w:ind w:left="120"/>
             </w:pPr>
-            <w:hyperlink w:history="1" r:id="rIdkfbsozr9iwt5rwwdmfkxv">
+            <w:hyperlink w:history="1" r:id="rIdokowy350k4xrqgrm919mo">
               <w:r>
                 <w:rPr>
                   <w:rFonts w:ascii="Arial" w:cs="Arial" w:eastAsia="Arial" w:hAnsi="Arial"/>
@@ -16940,7 +16940,7 @@
         </w:rPr>
         <w:t xml:space="preserve">© 2026 SeaVuria and ARES. Aligned with KICD objectives. Developed by SeaVuria; technical implementation by ARES (with AI assistance from Claude). Licensed under </w:t>
       </w:r>
-      <w:hyperlink w:history="1" r:id="rIdvr4wlqhh-eajmpj3rnkks">
+      <w:hyperlink w:history="1" r:id="rIdf5ei2k7cskpxr9qe0buah">
         <w:r>
           <w:rPr>
             <w:rFonts w:ascii="Arial" w:cs="Arial" w:eastAsia="Arial" w:hAnsi="Arial"/>
@@ -16961,7 +16961,7 @@
         </w:rPr>
         <w:t xml:space="preserve"> (</w:t>
       </w:r>
-      <w:hyperlink w:history="1" r:id="rIdax4cjpas4sb-w7oulegvv">
+      <w:hyperlink w:history="1" r:id="rIddbcirzwa-qmf_iiozrqih">
         <w:r>
           <w:rPr>
             <w:rFonts w:ascii="Arial" w:cs="Arial" w:eastAsia="Arial" w:hAnsi="Arial"/>
@@ -18153,7 +18153,7 @@
             <w:pPr>
               <w:spacing w:after="20" w:before="0"/>
             </w:pPr>
-            <w:hyperlink w:history="1" r:id="rIdsxku_j333iaebd1295wxp">
+            <w:hyperlink w:history="1" r:id="rId2912qdpvzcejk3it--yzb">
               <w:r>
                 <w:rPr>
                   <w:rFonts w:ascii="Arial" w:cs="Arial" w:eastAsia="Arial" w:hAnsi="Arial"/>
@@ -18186,7 +18186,7 @@
               <w:spacing w:after="10" w:before="0"/>
               <w:ind w:left="120"/>
             </w:pPr>
-            <w:hyperlink w:history="1" r:id="rIdlvvqxobrwbqriujf7kmhe">
+            <w:hyperlink w:history="1" r:id="rIddwfjnn56vv_qrczrb1jgy">
               <w:r>
                 <w:rPr>
                   <w:rFonts w:ascii="Arial" w:cs="Arial" w:eastAsia="Arial" w:hAnsi="Arial"/>
@@ -18231,7 +18231,7 @@
             <w:pPr>
               <w:spacing w:after="20" w:before="0"/>
             </w:pPr>
-            <w:hyperlink w:history="1" r:id="rIdv1cojweehpitha_1pn_ex">
+            <w:hyperlink w:history="1" r:id="rIdmztmfrtigyvusu7iehdrt">
               <w:r>
                 <w:rPr>
                   <w:rFonts w:ascii="Arial" w:cs="Arial" w:eastAsia="Arial" w:hAnsi="Arial"/>
@@ -18264,7 +18264,7 @@
               <w:spacing w:after="10" w:before="0"/>
               <w:ind w:left="120"/>
             </w:pPr>
-            <w:hyperlink w:history="1" r:id="rIdzm1wdv4zihgffl6blqh5p">
+            <w:hyperlink w:history="1" r:id="rIdslykmstjxqdlqmad-hwgd">
               <w:r>
                 <w:rPr>
                   <w:rFonts w:ascii="Arial" w:cs="Arial" w:eastAsia="Arial" w:hAnsi="Arial"/>
@@ -18459,7 +18459,7 @@
             <w:pPr>
               <w:spacing w:after="20" w:before="0"/>
             </w:pPr>
-            <w:hyperlink w:history="1" r:id="rIdkpfqksdcgdzmkffgh0wsm">
+            <w:hyperlink w:history="1" r:id="rIdlzvjimssgq3udbsh9rfga">
               <w:r>
                 <w:rPr>
                   <w:rFonts w:ascii="Arial" w:cs="Arial" w:eastAsia="Arial" w:hAnsi="Arial"/>
@@ -18492,7 +18492,7 @@
               <w:spacing w:after="10" w:before="0"/>
               <w:ind w:left="120"/>
             </w:pPr>
-            <w:hyperlink w:history="1" r:id="rIdfyjkzinkij2bsqre0luzs">
+            <w:hyperlink w:history="1" r:id="rIdbnb8zoifzqwcy6lzppfuw">
               <w:r>
                 <w:rPr>
                   <w:rFonts w:ascii="Arial" w:cs="Arial" w:eastAsia="Arial" w:hAnsi="Arial"/>
@@ -18537,7 +18537,7 @@
             <w:pPr>
               <w:spacing w:after="20" w:before="0"/>
             </w:pPr>
-            <w:hyperlink w:history="1" r:id="rIdmhj8d9evmfwdhrhkauvdr">
+            <w:hyperlink w:history="1" r:id="rId2c-zlnxlet3bqvrx6yn6t">
               <w:r>
                 <w:rPr>
                   <w:rFonts w:ascii="Arial" w:cs="Arial" w:eastAsia="Arial" w:hAnsi="Arial"/>
@@ -18570,7 +18570,7 @@
               <w:spacing w:after="10" w:before="0"/>
               <w:ind w:left="120"/>
             </w:pPr>
-            <w:hyperlink w:history="1" r:id="rIdb2fzkytdaewfjwteh0hfg">
+            <w:hyperlink w:history="1" r:id="rIdjxflnogh6pvbbn7ya0ybh">
               <w:r>
                 <w:rPr>
                   <w:rFonts w:ascii="Arial" w:cs="Arial" w:eastAsia="Arial" w:hAnsi="Arial"/>
@@ -18765,7 +18765,7 @@
             <w:pPr>
               <w:spacing w:after="20" w:before="0"/>
             </w:pPr>
-            <w:hyperlink w:history="1" r:id="rIdv8g98woqbbv_q6wo2dunx">
+            <w:hyperlink w:history="1" r:id="rId97yeagnrjs2m69qud2bp0">
               <w:r>
                 <w:rPr>
                   <w:rFonts w:ascii="Arial" w:cs="Arial" w:eastAsia="Arial" w:hAnsi="Arial"/>
@@ -18798,7 +18798,7 @@
               <w:spacing w:after="10" w:before="0"/>
               <w:ind w:left="120"/>
             </w:pPr>
-            <w:hyperlink w:history="1" r:id="rId0cohhniomwpl892rqdnyy">
+            <w:hyperlink w:history="1" r:id="rIdyt3cufeq99thkar-m8gti">
               <w:r>
                 <w:rPr>
                   <w:rFonts w:ascii="Arial" w:cs="Arial" w:eastAsia="Arial" w:hAnsi="Arial"/>
@@ -18843,7 +18843,7 @@
             <w:pPr>
               <w:spacing w:after="20" w:before="0"/>
             </w:pPr>
-            <w:hyperlink w:history="1" r:id="rIdt3knrtmcwtkdt105xghhn">
+            <w:hyperlink w:history="1" r:id="rIdh05coolwqhakc5f5t7wur">
               <w:r>
                 <w:rPr>
                   <w:rFonts w:ascii="Arial" w:cs="Arial" w:eastAsia="Arial" w:hAnsi="Arial"/>
@@ -18876,7 +18876,7 @@
               <w:spacing w:after="10" w:before="0"/>
               <w:ind w:left="120"/>
             </w:pPr>
-            <w:hyperlink w:history="1" r:id="rId3z753vbkniv7nkxjk8ipg">
+            <w:hyperlink w:history="1" r:id="rIdgyukjlvcuabocev9nv2al">
               <w:r>
                 <w:rPr>
                   <w:rFonts w:ascii="Arial" w:cs="Arial" w:eastAsia="Arial" w:hAnsi="Arial"/>
@@ -19071,7 +19071,7 @@
             <w:pPr>
               <w:spacing w:after="20" w:before="0"/>
             </w:pPr>
-            <w:hyperlink w:history="1" r:id="rIdy1fbac2iql9ildyqqbvyt">
+            <w:hyperlink w:history="1" r:id="rIdburhkk2dsp4o8b3ohwzrc">
               <w:r>
                 <w:rPr>
                   <w:rFonts w:ascii="Arial" w:cs="Arial" w:eastAsia="Arial" w:hAnsi="Arial"/>
@@ -19104,7 +19104,7 @@
               <w:spacing w:after="10" w:before="0"/>
               <w:ind w:left="120"/>
             </w:pPr>
-            <w:hyperlink w:history="1" r:id="rIdtmsy2-tff0t9kbooppdry">
+            <w:hyperlink w:history="1" r:id="rIdclsut8w-tg1btkypo_ss5">
               <w:r>
                 <w:rPr>
                   <w:rFonts w:ascii="Arial" w:cs="Arial" w:eastAsia="Arial" w:hAnsi="Arial"/>
@@ -19149,7 +19149,7 @@
             <w:pPr>
               <w:spacing w:after="20" w:before="0"/>
             </w:pPr>
-            <w:hyperlink w:history="1" r:id="rIdhnenvpqfradfv3_eybchd">
+            <w:hyperlink w:history="1" r:id="rIdsuhqwl4brybzredd4_zss">
               <w:r>
                 <w:rPr>
                   <w:rFonts w:ascii="Arial" w:cs="Arial" w:eastAsia="Arial" w:hAnsi="Arial"/>
@@ -19182,7 +19182,7 @@
               <w:spacing w:after="10" w:before="0"/>
               <w:ind w:left="120"/>
             </w:pPr>
-            <w:hyperlink w:history="1" r:id="rIddkfukpupsyjpmsvrmemat">
+            <w:hyperlink w:history="1" r:id="rIdb51rfb4ptgl6pqsztmjyo">
               <w:r>
                 <w:rPr>
                   <w:rFonts w:ascii="Arial" w:cs="Arial" w:eastAsia="Arial" w:hAnsi="Arial"/>
@@ -19377,7 +19377,7 @@
             <w:pPr>
               <w:spacing w:after="20" w:before="0"/>
             </w:pPr>
-            <w:hyperlink w:history="1" r:id="rIdf8m76inllnruyycmqnuvc">
+            <w:hyperlink w:history="1" r:id="rId9-in9moxdc3wmutu1ktym">
               <w:r>
                 <w:rPr>
                   <w:rFonts w:ascii="Arial" w:cs="Arial" w:eastAsia="Arial" w:hAnsi="Arial"/>
@@ -19410,7 +19410,7 @@
               <w:spacing w:after="10" w:before="0"/>
               <w:ind w:left="120"/>
             </w:pPr>
-            <w:hyperlink w:history="1" r:id="rIdm_vk40k5ps7kaf9mpv89c">
+            <w:hyperlink w:history="1" r:id="rId1sm-h8dn9ayppgarhlari">
               <w:r>
                 <w:rPr>
                   <w:rFonts w:ascii="Arial" w:cs="Arial" w:eastAsia="Arial" w:hAnsi="Arial"/>
@@ -19455,7 +19455,7 @@
             <w:pPr>
               <w:spacing w:after="20" w:before="0"/>
             </w:pPr>
-            <w:hyperlink w:history="1" r:id="rIdfxp0wygn8_yygarl-dyay">
+            <w:hyperlink w:history="1" r:id="rId2exvpcjml6rgsg8dptcfi">
               <w:r>
                 <w:rPr>
                   <w:rFonts w:ascii="Arial" w:cs="Arial" w:eastAsia="Arial" w:hAnsi="Arial"/>
@@ -19488,7 +19488,7 @@
               <w:spacing w:after="10" w:before="0"/>
               <w:ind w:left="120"/>
             </w:pPr>
-            <w:hyperlink w:history="1" r:id="rIdtc2xmfyp3oee7ei7yor3i">
+            <w:hyperlink w:history="1" r:id="rIdonqnbuncpaatmvojdep_c">
               <w:r>
                 <w:rPr>
                   <w:rFonts w:ascii="Arial" w:cs="Arial" w:eastAsia="Arial" w:hAnsi="Arial"/>
@@ -20152,7 +20152,7 @@
         </w:rPr>
         <w:t xml:space="preserve">© 2026 SeaVuria and ARES. Aligned with KICD objectives. Developed by SeaVuria; technical implementation by ARES (with AI assistance from Claude). Licensed under </w:t>
       </w:r>
-      <w:hyperlink w:history="1" r:id="rIdcebjpe_nmc8vboy14ewfa">
+      <w:hyperlink w:history="1" r:id="rIdw8vaoubfyrlpl1kfaxmts">
         <w:r>
           <w:rPr>
             <w:rFonts w:ascii="Arial" w:cs="Arial" w:eastAsia="Arial" w:hAnsi="Arial"/>
@@ -20173,7 +20173,7 @@
         </w:rPr>
         <w:t xml:space="preserve"> (</w:t>
       </w:r>
-      <w:hyperlink w:history="1" r:id="rIdv3s4tmtnaiq7nz0idxxke">
+      <w:hyperlink w:history="1" r:id="rIdhb7d683xoifa9snfi9vi8">
         <w:r>
           <w:rPr>
             <w:rFonts w:ascii="Arial" w:cs="Arial" w:eastAsia="Arial" w:hAnsi="Arial"/>
@@ -21186,7 +21186,7 @@
             <w:pPr>
               <w:spacing w:after="20" w:before="0"/>
             </w:pPr>
-            <w:hyperlink w:history="1" r:id="rIdvbb46d1esoerjv1uhuohw">
+            <w:hyperlink w:history="1" r:id="rIdjjskl-nvlyz95saxu3vwk">
               <w:r>
                 <w:rPr>
                   <w:rFonts w:ascii="Arial" w:cs="Arial" w:eastAsia="Arial" w:hAnsi="Arial"/>
@@ -21219,7 +21219,7 @@
               <w:spacing w:after="10" w:before="0"/>
               <w:ind w:left="120"/>
             </w:pPr>
-            <w:hyperlink w:history="1" r:id="rIdccvkrr8yq3opyedkh3vp_">
+            <w:hyperlink w:history="1" r:id="rIdjqr0wuyki1ulbd6wngm9v">
               <w:r>
                 <w:rPr>
                   <w:rFonts w:ascii="Arial" w:cs="Arial" w:eastAsia="Arial" w:hAnsi="Arial"/>
@@ -21264,7 +21264,7 @@
             <w:pPr>
               <w:spacing w:after="20" w:before="0"/>
             </w:pPr>
-            <w:hyperlink w:history="1" r:id="rIddpifapnrog7w7vmvbsopo">
+            <w:hyperlink w:history="1" r:id="rIdhrp_sowbqom6b8dp8khae">
               <w:r>
                 <w:rPr>
                   <w:rFonts w:ascii="Arial" w:cs="Arial" w:eastAsia="Arial" w:hAnsi="Arial"/>
@@ -21297,7 +21297,7 @@
               <w:spacing w:after="10" w:before="0"/>
               <w:ind w:left="120"/>
             </w:pPr>
-            <w:hyperlink w:history="1" r:id="rIdrtgfcvqxqr983ykmg2w41">
+            <w:hyperlink w:history="1" r:id="rId-3zlz40rofxl9nauxsdso">
               <w:r>
                 <w:rPr>
                   <w:rFonts w:ascii="Arial" w:cs="Arial" w:eastAsia="Arial" w:hAnsi="Arial"/>
@@ -21492,7 +21492,7 @@
             <w:pPr>
               <w:spacing w:after="20" w:before="0"/>
             </w:pPr>
-            <w:hyperlink w:history="1" r:id="rIdlpzvifg5mo1akufnvhp0x">
+            <w:hyperlink w:history="1" r:id="rIdo5bouryzccdfgzavthv17">
               <w:r>
                 <w:rPr>
                   <w:rFonts w:ascii="Arial" w:cs="Arial" w:eastAsia="Arial" w:hAnsi="Arial"/>
@@ -21525,7 +21525,7 @@
               <w:spacing w:after="10" w:before="0"/>
               <w:ind w:left="120"/>
             </w:pPr>
-            <w:hyperlink w:history="1" r:id="rIdycyaazvbrlsumwxs13onp">
+            <w:hyperlink w:history="1" r:id="rId0e8f0lbmfkxqwco1bqqym">
               <w:r>
                 <w:rPr>
                   <w:rFonts w:ascii="Arial" w:cs="Arial" w:eastAsia="Arial" w:hAnsi="Arial"/>
@@ -21570,7 +21570,7 @@
             <w:pPr>
               <w:spacing w:after="20" w:before="0"/>
             </w:pPr>
-            <w:hyperlink w:history="1" r:id="rId2ktfszeqtoj9ybkv1ulmt">
+            <w:hyperlink w:history="1" r:id="rIde5hww3mr8wxsvwy-znibg">
               <w:r>
                 <w:rPr>
                   <w:rFonts w:ascii="Arial" w:cs="Arial" w:eastAsia="Arial" w:hAnsi="Arial"/>
@@ -21603,7 +21603,7 @@
               <w:spacing w:after="10" w:before="0"/>
               <w:ind w:left="120"/>
             </w:pPr>
-            <w:hyperlink w:history="1" r:id="rIdc3hyayi6gb4xbkgcty-ob">
+            <w:hyperlink w:history="1" r:id="rId-6pu319vt9bubzmcapdd-">
               <w:r>
                 <w:rPr>
                   <w:rFonts w:ascii="Arial" w:cs="Arial" w:eastAsia="Arial" w:hAnsi="Arial"/>
@@ -21798,7 +21798,7 @@
             <w:pPr>
               <w:spacing w:after="20" w:before="0"/>
             </w:pPr>
-            <w:hyperlink w:history="1" r:id="rIdexrwpxykhvhl4qxj_l7l8">
+            <w:hyperlink w:history="1" r:id="rIdh8vqycoea2mji946_azta">
               <w:r>
                 <w:rPr>
                   <w:rFonts w:ascii="Arial" w:cs="Arial" w:eastAsia="Arial" w:hAnsi="Arial"/>
@@ -21831,7 +21831,7 @@
               <w:spacing w:after="10" w:before="0"/>
               <w:ind w:left="120"/>
             </w:pPr>
-            <w:hyperlink w:history="1" r:id="rId-zgp4ybvbtzoxgedh2nbd">
+            <w:hyperlink w:history="1" r:id="rIdimdo30y_ov0pesaku5lo-">
               <w:r>
                 <w:rPr>
                   <w:rFonts w:ascii="Arial" w:cs="Arial" w:eastAsia="Arial" w:hAnsi="Arial"/>
@@ -21876,7 +21876,7 @@
             <w:pPr>
               <w:spacing w:after="20" w:before="0"/>
             </w:pPr>
-            <w:hyperlink w:history="1" r:id="rId6wro7lt-xyk91zovpcvnk">
+            <w:hyperlink w:history="1" r:id="rId8ewwcv59tj4tz6fovzrai">
               <w:r>
                 <w:rPr>
                   <w:rFonts w:ascii="Arial" w:cs="Arial" w:eastAsia="Arial" w:hAnsi="Arial"/>
@@ -21909,7 +21909,7 @@
               <w:spacing w:after="10" w:before="0"/>
               <w:ind w:left="120"/>
             </w:pPr>
-            <w:hyperlink w:history="1" r:id="rId_zs-idj99txevqcprzefy">
+            <w:hyperlink w:history="1" r:id="rIdyv50vkihb1zjsdps2q1re">
               <w:r>
                 <w:rPr>
                   <w:rFonts w:ascii="Arial" w:cs="Arial" w:eastAsia="Arial" w:hAnsi="Arial"/>
@@ -22104,7 +22104,7 @@
             <w:pPr>
               <w:spacing w:after="20" w:before="0"/>
             </w:pPr>
-            <w:hyperlink w:history="1" r:id="rIdacjvf1basyjf7uulqzdzl">
+            <w:hyperlink w:history="1" r:id="rIdsjwkm7dh8xmzjpc7cvvct">
               <w:r>
                 <w:rPr>
                   <w:rFonts w:ascii="Arial" w:cs="Arial" w:eastAsia="Arial" w:hAnsi="Arial"/>
@@ -22137,7 +22137,7 @@
               <w:spacing w:after="10" w:before="0"/>
               <w:ind w:left="120"/>
             </w:pPr>
-            <w:hyperlink w:history="1" r:id="rIdb3bewnwwk8vabnlsd0cf6">
+            <w:hyperlink w:history="1" r:id="rIdvieh9h3pmzsyllghjkhfs">
               <w:r>
                 <w:rPr>
                   <w:rFonts w:ascii="Arial" w:cs="Arial" w:eastAsia="Arial" w:hAnsi="Arial"/>
@@ -22182,7 +22182,7 @@
             <w:pPr>
               <w:spacing w:after="20" w:before="0"/>
             </w:pPr>
-            <w:hyperlink w:history="1" r:id="rIdnivyqq7ccstess5et1tvd">
+            <w:hyperlink w:history="1" r:id="rId9xye31zl3jwtuyg1hi0ao">
               <w:r>
                 <w:rPr>
                   <w:rFonts w:ascii="Arial" w:cs="Arial" w:eastAsia="Arial" w:hAnsi="Arial"/>
@@ -22215,7 +22215,7 @@
               <w:spacing w:after="10" w:before="0"/>
               <w:ind w:left="120"/>
             </w:pPr>
-            <w:hyperlink w:history="1" r:id="rId9y5bfdexcgx5di2rnjhrd">
+            <w:hyperlink w:history="1" r:id="rIdti1u20ryvndathn4qywxz">
               <w:r>
                 <w:rPr>
                   <w:rFonts w:ascii="Arial" w:cs="Arial" w:eastAsia="Arial" w:hAnsi="Arial"/>
@@ -22410,7 +22410,7 @@
             <w:pPr>
               <w:spacing w:after="20" w:before="0"/>
             </w:pPr>
-            <w:hyperlink w:history="1" r:id="rIdmcpamxzayb1arlvsteqzs">
+            <w:hyperlink w:history="1" r:id="rIdth3auonurlcytizwbqzcp">
               <w:r>
                 <w:rPr>
                   <w:rFonts w:ascii="Arial" w:cs="Arial" w:eastAsia="Arial" w:hAnsi="Arial"/>
@@ -22443,7 +22443,7 @@
               <w:spacing w:after="10" w:before="0"/>
               <w:ind w:left="120"/>
             </w:pPr>
-            <w:hyperlink w:history="1" r:id="rIdr_5a1tcfnifvxdhwshtzz">
+            <w:hyperlink w:history="1" r:id="rIdkkq2j2nchwctgr9xotm84">
               <w:r>
                 <w:rPr>
                   <w:rFonts w:ascii="Arial" w:cs="Arial" w:eastAsia="Arial" w:hAnsi="Arial"/>
@@ -22488,7 +22488,7 @@
             <w:pPr>
               <w:spacing w:after="20" w:before="0"/>
             </w:pPr>
-            <w:hyperlink w:history="1" r:id="rIdktyc4h0xi1hslikobzqeu">
+            <w:hyperlink w:history="1" r:id="rId-9xcmimkydd653jsbxnll">
               <w:r>
                 <w:rPr>
                   <w:rFonts w:ascii="Arial" w:cs="Arial" w:eastAsia="Arial" w:hAnsi="Arial"/>
@@ -22521,7 +22521,7 @@
               <w:spacing w:after="10" w:before="0"/>
               <w:ind w:left="120"/>
             </w:pPr>
-            <w:hyperlink w:history="1" r:id="rId3pgzn0mjh3ie5frlk__9s">
+            <w:hyperlink w:history="1" r:id="rId7fnoh8x7wockmbr7id3it">
               <w:r>
                 <w:rPr>
                   <w:rFonts w:ascii="Arial" w:cs="Arial" w:eastAsia="Arial" w:hAnsi="Arial"/>
@@ -23033,7 +23033,7 @@
         </w:rPr>
         <w:t xml:space="preserve">© 2026 SeaVuria and ARES. Aligned with KICD objectives. Developed by SeaVuria; technical implementation by ARES (with AI assistance from Claude). Licensed under </w:t>
       </w:r>
-      <w:hyperlink w:history="1" r:id="rId_dtkfeyo5wpdzubh7ewdr">
+      <w:hyperlink w:history="1" r:id="rIdsf51dztpcx0khlq_iwjfb">
         <w:r>
           <w:rPr>
             <w:rFonts w:ascii="Arial" w:cs="Arial" w:eastAsia="Arial" w:hAnsi="Arial"/>
@@ -23054,7 +23054,7 @@
         </w:rPr>
         <w:t xml:space="preserve"> (</w:t>
       </w:r>
-      <w:hyperlink w:history="1" r:id="rIdi4dfg2fhdi2qfqfbmc117">
+      <w:hyperlink w:history="1" r:id="rIdocbxmgqqkdjvzbr8rc_jl">
         <w:r>
           <w:rPr>
             <w:rFonts w:ascii="Arial" w:cs="Arial" w:eastAsia="Arial" w:hAnsi="Arial"/>
@@ -24067,7 +24067,7 @@
             <w:pPr>
               <w:spacing w:after="20" w:before="0"/>
             </w:pPr>
-            <w:hyperlink w:history="1" r:id="rIdrhx0pikasqahzgbi9llph">
+            <w:hyperlink w:history="1" r:id="rIdf02duhcwqtnqaxguquh68">
               <w:r>
                 <w:rPr>
                   <w:rFonts w:ascii="Arial" w:cs="Arial" w:eastAsia="Arial" w:hAnsi="Arial"/>
@@ -24100,7 +24100,7 @@
               <w:spacing w:after="10" w:before="0"/>
               <w:ind w:left="120"/>
             </w:pPr>
-            <w:hyperlink w:history="1" r:id="rIdftx6exbnppc2e_-cz0odv">
+            <w:hyperlink w:history="1" r:id="rIdjrmabyeah3veiakf6rtpc">
               <w:r>
                 <w:rPr>
                   <w:rFonts w:ascii="Arial" w:cs="Arial" w:eastAsia="Arial" w:hAnsi="Arial"/>
@@ -24145,7 +24145,7 @@
             <w:pPr>
               <w:spacing w:after="20" w:before="0"/>
             </w:pPr>
-            <w:hyperlink w:history="1" r:id="rIdcmapoxlxiza0r054uu9fj">
+            <w:hyperlink w:history="1" r:id="rIdh9q6qgqn2ca8hic-q9fsq">
               <w:r>
                 <w:rPr>
                   <w:rFonts w:ascii="Arial" w:cs="Arial" w:eastAsia="Arial" w:hAnsi="Arial"/>
@@ -24178,7 +24178,7 @@
               <w:spacing w:after="10" w:before="0"/>
               <w:ind w:left="120"/>
             </w:pPr>
-            <w:hyperlink w:history="1" r:id="rId_df9sopyhn2wk-ueg5ucx">
+            <w:hyperlink w:history="1" r:id="rIdsycpnyl3xe9zhvjskiqae">
               <w:r>
                 <w:rPr>
                   <w:rFonts w:ascii="Arial" w:cs="Arial" w:eastAsia="Arial" w:hAnsi="Arial"/>
@@ -24373,7 +24373,7 @@
             <w:pPr>
               <w:spacing w:after="20" w:before="0"/>
             </w:pPr>
-            <w:hyperlink w:history="1" r:id="rIdaecadncaixs6h2dtksfku">
+            <w:hyperlink w:history="1" r:id="rIdh6ubfaq_r6z-axyu8kshy">
               <w:r>
                 <w:rPr>
                   <w:rFonts w:ascii="Arial" w:cs="Arial" w:eastAsia="Arial" w:hAnsi="Arial"/>
@@ -24406,7 +24406,7 @@
               <w:spacing w:after="10" w:before="0"/>
               <w:ind w:left="120"/>
             </w:pPr>
-            <w:hyperlink w:history="1" r:id="rIdihw8lr9vsum1ctwywezye">
+            <w:hyperlink w:history="1" r:id="rId1q6bdaioti0yfrpai3jc0">
               <w:r>
                 <w:rPr>
                   <w:rFonts w:ascii="Arial" w:cs="Arial" w:eastAsia="Arial" w:hAnsi="Arial"/>
@@ -24451,7 +24451,7 @@
             <w:pPr>
               <w:spacing w:after="20" w:before="0"/>
             </w:pPr>
-            <w:hyperlink w:history="1" r:id="rIdwxiuyaprkd1v-b-udr45g">
+            <w:hyperlink w:history="1" r:id="rIdtcfvdsmn_5taudqqe47d2">
               <w:r>
                 <w:rPr>
                   <w:rFonts w:ascii="Arial" w:cs="Arial" w:eastAsia="Arial" w:hAnsi="Arial"/>
@@ -24484,7 +24484,7 @@
               <w:spacing w:after="10" w:before="0"/>
               <w:ind w:left="120"/>
             </w:pPr>
-            <w:hyperlink w:history="1" r:id="rIdt_9rbvsaocsd3of2nptwz">
+            <w:hyperlink w:history="1" r:id="rId_73pivkqou6atlgpgab4y">
               <w:r>
                 <w:rPr>
                   <w:rFonts w:ascii="Arial" w:cs="Arial" w:eastAsia="Arial" w:hAnsi="Arial"/>
@@ -24679,7 +24679,7 @@
             <w:pPr>
               <w:spacing w:after="20" w:before="0"/>
             </w:pPr>
-            <w:hyperlink w:history="1" r:id="rIdyrtlylv3gjkva6sajhi7e">
+            <w:hyperlink w:history="1" r:id="rId_s9osewzw5ya4kjwv6mks">
               <w:r>
                 <w:rPr>
                   <w:rFonts w:ascii="Arial" w:cs="Arial" w:eastAsia="Arial" w:hAnsi="Arial"/>
@@ -24712,7 +24712,7 @@
               <w:spacing w:after="10" w:before="0"/>
               <w:ind w:left="120"/>
             </w:pPr>
-            <w:hyperlink w:history="1" r:id="rIdcpzwg_qezfdeyg6iwdkpy">
+            <w:hyperlink w:history="1" r:id="rIditgy7yorztfpyf0sylggj">
               <w:r>
                 <w:rPr>
                   <w:rFonts w:ascii="Arial" w:cs="Arial" w:eastAsia="Arial" w:hAnsi="Arial"/>
@@ -24757,7 +24757,7 @@
             <w:pPr>
               <w:spacing w:after="20" w:before="0"/>
             </w:pPr>
-            <w:hyperlink w:history="1" r:id="rIdlm9mr-shse4onrokjk2ev">
+            <w:hyperlink w:history="1" r:id="rIdp295c8mxadav6fj7va1ka">
               <w:r>
                 <w:rPr>
                   <w:rFonts w:ascii="Arial" w:cs="Arial" w:eastAsia="Arial" w:hAnsi="Arial"/>
@@ -24790,7 +24790,7 @@
               <w:spacing w:after="10" w:before="0"/>
               <w:ind w:left="120"/>
             </w:pPr>
-            <w:hyperlink w:history="1" r:id="rIdzpk6asbyerv5n0aorzw7g">
+            <w:hyperlink w:history="1" r:id="rIdoypjhrqxnpab7bmdcz4bl">
               <w:r>
                 <w:rPr>
                   <w:rFonts w:ascii="Arial" w:cs="Arial" w:eastAsia="Arial" w:hAnsi="Arial"/>
@@ -24985,7 +24985,7 @@
             <w:pPr>
               <w:spacing w:after="20" w:before="0"/>
             </w:pPr>
-            <w:hyperlink w:history="1" r:id="rId9uixbnk9lnntfwxjauizb">
+            <w:hyperlink w:history="1" r:id="rIdfbomij22afhryqlaj8b2a">
               <w:r>
                 <w:rPr>
                   <w:rFonts w:ascii="Arial" w:cs="Arial" w:eastAsia="Arial" w:hAnsi="Arial"/>
@@ -25018,7 +25018,7 @@
               <w:spacing w:after="10" w:before="0"/>
               <w:ind w:left="120"/>
             </w:pPr>
-            <w:hyperlink w:history="1" r:id="rIdbemny26sedn89p17znzhg">
+            <w:hyperlink w:history="1" r:id="rIdqr8iaj4mxdhlemfosq1r3">
               <w:r>
                 <w:rPr>
                   <w:rFonts w:ascii="Arial" w:cs="Arial" w:eastAsia="Arial" w:hAnsi="Arial"/>
@@ -25063,7 +25063,7 @@
             <w:pPr>
               <w:spacing w:after="20" w:before="0"/>
             </w:pPr>
-            <w:hyperlink w:history="1" r:id="rIdpwbhmwedwrepnjm65meq3">
+            <w:hyperlink w:history="1" r:id="rIdkoktcsjigijazbrn2xnqt">
               <w:r>
                 <w:rPr>
                   <w:rFonts w:ascii="Arial" w:cs="Arial" w:eastAsia="Arial" w:hAnsi="Arial"/>
@@ -25096,7 +25096,7 @@
               <w:spacing w:after="10" w:before="0"/>
               <w:ind w:left="120"/>
             </w:pPr>
-            <w:hyperlink w:history="1" r:id="rIdhxbvws7idbzkgpqtvj3ni">
+            <w:hyperlink w:history="1" r:id="rId_rccnswqlkzehgsj7gwr-">
               <w:r>
                 <w:rPr>
                   <w:rFonts w:ascii="Arial" w:cs="Arial" w:eastAsia="Arial" w:hAnsi="Arial"/>
@@ -25291,7 +25291,7 @@
             <w:pPr>
               <w:spacing w:after="20" w:before="0"/>
             </w:pPr>
-            <w:hyperlink w:history="1" r:id="rId23zzdu0-z6sumbpk_mjbc">
+            <w:hyperlink w:history="1" r:id="rIdmkyn73miskcsibpszrs_k">
               <w:r>
                 <w:rPr>
                   <w:rFonts w:ascii="Arial" w:cs="Arial" w:eastAsia="Arial" w:hAnsi="Arial"/>
@@ -25324,7 +25324,7 @@
               <w:spacing w:after="10" w:before="0"/>
               <w:ind w:left="120"/>
             </w:pPr>
-            <w:hyperlink w:history="1" r:id="rId8befeupepfxkvdh7bkbn5">
+            <w:hyperlink w:history="1" r:id="rIdqz761pyqjkhjdqmqiswzi">
               <w:r>
                 <w:rPr>
                   <w:rFonts w:ascii="Arial" w:cs="Arial" w:eastAsia="Arial" w:hAnsi="Arial"/>
@@ -25369,7 +25369,7 @@
             <w:pPr>
               <w:spacing w:after="20" w:before="0"/>
             </w:pPr>
-            <w:hyperlink w:history="1" r:id="rIdlutvewndvpczkjrotxkan">
+            <w:hyperlink w:history="1" r:id="rIdeulup3obxax3dtvlg-zmv">
               <w:r>
                 <w:rPr>
                   <w:rFonts w:ascii="Arial" w:cs="Arial" w:eastAsia="Arial" w:hAnsi="Arial"/>
@@ -25402,7 +25402,7 @@
               <w:spacing w:after="10" w:before="0"/>
               <w:ind w:left="120"/>
             </w:pPr>
-            <w:hyperlink w:history="1" r:id="rIdgh-9f_zx-nspkpx-1p40z">
+            <w:hyperlink w:history="1" r:id="rIdxggb9zpns6hbmhulezbd_">
               <w:r>
                 <w:rPr>
                   <w:rFonts w:ascii="Arial" w:cs="Arial" w:eastAsia="Arial" w:hAnsi="Arial"/>
@@ -26028,7 +26028,7 @@
         </w:rPr>
         <w:t xml:space="preserve">© 2026 SeaVuria and ARES. Aligned with KICD objectives. Developed by SeaVuria; technical implementation by ARES (with AI assistance from Claude). Licensed under </w:t>
       </w:r>
-      <w:hyperlink w:history="1" r:id="rIdqcaf-fnu4ovfn45xxcj-w">
+      <w:hyperlink w:history="1" r:id="rIdjittfxyhlcv4gmtn7bjte">
         <w:r>
           <w:rPr>
             <w:rFonts w:ascii="Arial" w:cs="Arial" w:eastAsia="Arial" w:hAnsi="Arial"/>
@@ -26049,7 +26049,7 @@
         </w:rPr>
         <w:t xml:space="preserve"> (</w:t>
       </w:r>
-      <w:hyperlink w:history="1" r:id="rIdrmej9ap3py4axdyh3yvov">
+      <w:hyperlink w:history="1" r:id="rId3db7sdwo2yvftvawwlihd">
         <w:r>
           <w:rPr>
             <w:rFonts w:ascii="Arial" w:cs="Arial" w:eastAsia="Arial" w:hAnsi="Arial"/>

--- a/data/outputs/v2/Essential_Mathematics/SS3.2_Probability_I/Essential_Mathematics_Probability_I_CBE_LessonSequence.docx
+++ b/data/outputs/v2/Essential_Mathematics/SS3.2_Probability_I/Essential_Mathematics_Probability_I_CBE_LessonSequence.docx
@@ -2242,7 +2242,7 @@
         </w:rPr>
         <w:t xml:space="preserve">© 2026 SeaVuria and ARES. This work is licensed under a </w:t>
       </w:r>
-      <w:hyperlink w:history="1" r:id="rIdltjhn8ydfsx5jkhxjapaz">
+      <w:hyperlink w:history="1" r:id="rId7cfarlg48olnhz7i24x4f">
         <w:r>
           <w:rPr>
             <w:rFonts w:ascii="Arial" w:cs="Arial" w:eastAsia="Arial" w:hAnsi="Arial"/>
@@ -2262,7 +2262,7 @@
         </w:rPr>
         <w:t xml:space="preserve"> (</w:t>
       </w:r>
-      <w:hyperlink w:history="1" r:id="rIdu4fi5st4fm_zvpbct7ym-">
+      <w:hyperlink w:history="1" r:id="rIdxjzrshc2zkpjgnn_z1unw">
         <w:r>
           <w:rPr>
             <w:rFonts w:ascii="Arial" w:cs="Arial" w:eastAsia="Arial" w:hAnsi="Arial"/>
@@ -2282,7 +2282,7 @@
         </w:rPr>
         <w:t xml:space="preserve">). To view a copy of this license, visit </w:t>
       </w:r>
-      <w:hyperlink w:history="1" r:id="rIdhnfmau7v5uw3pe1hppikv">
+      <w:hyperlink w:history="1" r:id="rIdeobyeccaokjbh4yl-cdqs">
         <w:r>
           <w:rPr>
             <w:rFonts w:ascii="Arial" w:cs="Arial" w:eastAsia="Arial" w:hAnsi="Arial"/>
@@ -3294,7 +3294,7 @@
             <w:pPr>
               <w:spacing w:after="20" w:before="0"/>
             </w:pPr>
-            <w:hyperlink w:history="1" r:id="rIdjmvdskzjgtlmewqggcg_t">
+            <w:hyperlink w:history="1" r:id="rIdt8y0v-pvb9naidj9r4kwx">
               <w:r>
                 <w:rPr>
                   <w:rFonts w:ascii="Arial" w:cs="Arial" w:eastAsia="Arial" w:hAnsi="Arial"/>
@@ -3327,7 +3327,7 @@
               <w:spacing w:after="10" w:before="0"/>
               <w:ind w:left="120"/>
             </w:pPr>
-            <w:hyperlink w:history="1" r:id="rIdoa60xsmdtsoizn2j7le_b">
+            <w:hyperlink w:history="1" r:id="rId2ss7jwwyaawohc0bw1lqg">
               <w:r>
                 <w:rPr>
                   <w:rFonts w:ascii="Arial" w:cs="Arial" w:eastAsia="Arial" w:hAnsi="Arial"/>
@@ -3372,7 +3372,7 @@
             <w:pPr>
               <w:spacing w:after="20" w:before="0"/>
             </w:pPr>
-            <w:hyperlink w:history="1" r:id="rIdddmspyzygdxmimdpdundc">
+            <w:hyperlink w:history="1" r:id="rIdo-bpb997wg_40fynjdrce">
               <w:r>
                 <w:rPr>
                   <w:rFonts w:ascii="Arial" w:cs="Arial" w:eastAsia="Arial" w:hAnsi="Arial"/>
@@ -3405,7 +3405,7 @@
               <w:spacing w:after="10" w:before="0"/>
               <w:ind w:left="120"/>
             </w:pPr>
-            <w:hyperlink w:history="1" r:id="rIdvy529firwv57tl8do4ilf">
+            <w:hyperlink w:history="1" r:id="rIdtvjcsh8gsgsbpovovqvf_">
               <w:r>
                 <w:rPr>
                   <w:rFonts w:ascii="Arial" w:cs="Arial" w:eastAsia="Arial" w:hAnsi="Arial"/>
@@ -3600,7 +3600,7 @@
             <w:pPr>
               <w:spacing w:after="20" w:before="0"/>
             </w:pPr>
-            <w:hyperlink w:history="1" r:id="rIdkzpe8_9kbgiitmz7vhqem">
+            <w:hyperlink w:history="1" r:id="rIdh0lbqgeyoesy-q1kxwquo">
               <w:r>
                 <w:rPr>
                   <w:rFonts w:ascii="Arial" w:cs="Arial" w:eastAsia="Arial" w:hAnsi="Arial"/>
@@ -3633,7 +3633,7 @@
               <w:spacing w:after="10" w:before="0"/>
               <w:ind w:left="120"/>
             </w:pPr>
-            <w:hyperlink w:history="1" r:id="rIdkubpq0rzivevqm7anannw">
+            <w:hyperlink w:history="1" r:id="rIdsjkdmbpsjfqo6ub84nm1-">
               <w:r>
                 <w:rPr>
                   <w:rFonts w:ascii="Arial" w:cs="Arial" w:eastAsia="Arial" w:hAnsi="Arial"/>
@@ -3678,7 +3678,7 @@
             <w:pPr>
               <w:spacing w:after="20" w:before="0"/>
             </w:pPr>
-            <w:hyperlink w:history="1" r:id="rIdoyppevsgntg-woflms-gy">
+            <w:hyperlink w:history="1" r:id="rIdet5ejglhbhcvbbhndydj2">
               <w:r>
                 <w:rPr>
                   <w:rFonts w:ascii="Arial" w:cs="Arial" w:eastAsia="Arial" w:hAnsi="Arial"/>
@@ -3711,7 +3711,7 @@
               <w:spacing w:after="10" w:before="0"/>
               <w:ind w:left="120"/>
             </w:pPr>
-            <w:hyperlink w:history="1" r:id="rIdfx02fy7wcspkp5n9kgufh">
+            <w:hyperlink w:history="1" r:id="rIdnjxcvogjqxigkajuh4qsa">
               <w:r>
                 <w:rPr>
                   <w:rFonts w:ascii="Arial" w:cs="Arial" w:eastAsia="Arial" w:hAnsi="Arial"/>
@@ -3906,7 +3906,7 @@
             <w:pPr>
               <w:spacing w:after="20" w:before="0"/>
             </w:pPr>
-            <w:hyperlink w:history="1" r:id="rId7v4hok_rab40kxivr1rpe">
+            <w:hyperlink w:history="1" r:id="rIdroanf5llcf0rmy4pnvly-">
               <w:r>
                 <w:rPr>
                   <w:rFonts w:ascii="Arial" w:cs="Arial" w:eastAsia="Arial" w:hAnsi="Arial"/>
@@ -3939,7 +3939,7 @@
               <w:spacing w:after="10" w:before="0"/>
               <w:ind w:left="120"/>
             </w:pPr>
-            <w:hyperlink w:history="1" r:id="rIdegcmf4sqpwhruyfxv0neh">
+            <w:hyperlink w:history="1" r:id="rId4j1rvtbdnv3skdpdtk5ob">
               <w:r>
                 <w:rPr>
                   <w:rFonts w:ascii="Arial" w:cs="Arial" w:eastAsia="Arial" w:hAnsi="Arial"/>
@@ -3984,7 +3984,7 @@
             <w:pPr>
               <w:spacing w:after="20" w:before="0"/>
             </w:pPr>
-            <w:hyperlink w:history="1" r:id="rIdjix9ij_hohojgmvxw8ue1">
+            <w:hyperlink w:history="1" r:id="rIdmnfajqong39v6e68bvtdo">
               <w:r>
                 <w:rPr>
                   <w:rFonts w:ascii="Arial" w:cs="Arial" w:eastAsia="Arial" w:hAnsi="Arial"/>
@@ -4017,7 +4017,7 @@
               <w:spacing w:after="10" w:before="0"/>
               <w:ind w:left="120"/>
             </w:pPr>
-            <w:hyperlink w:history="1" r:id="rIdwk1ysqbxxsumrcvpuouu4">
+            <w:hyperlink w:history="1" r:id="rIdqxukztirtemg0bjxwgqto">
               <w:r>
                 <w:rPr>
                   <w:rFonts w:ascii="Arial" w:cs="Arial" w:eastAsia="Arial" w:hAnsi="Arial"/>
@@ -4212,7 +4212,7 @@
             <w:pPr>
               <w:spacing w:after="20" w:before="0"/>
             </w:pPr>
-            <w:hyperlink w:history="1" r:id="rIdjgd7ribvc5pfb2qfy7sx-">
+            <w:hyperlink w:history="1" r:id="rIdsbhho0azl6e5bbcdo2_nv">
               <w:r>
                 <w:rPr>
                   <w:rFonts w:ascii="Arial" w:cs="Arial" w:eastAsia="Arial" w:hAnsi="Arial"/>
@@ -4245,7 +4245,7 @@
               <w:spacing w:after="10" w:before="0"/>
               <w:ind w:left="120"/>
             </w:pPr>
-            <w:hyperlink w:history="1" r:id="rId6sjsnuxwsibpwuaj_a7as">
+            <w:hyperlink w:history="1" r:id="rIdkc6p3du6zgst_efz-77ik">
               <w:r>
                 <w:rPr>
                   <w:rFonts w:ascii="Arial" w:cs="Arial" w:eastAsia="Arial" w:hAnsi="Arial"/>
@@ -4290,7 +4290,7 @@
             <w:pPr>
               <w:spacing w:after="20" w:before="0"/>
             </w:pPr>
-            <w:hyperlink w:history="1" r:id="rIdrvbargggd4t6sikuejmfx">
+            <w:hyperlink w:history="1" r:id="rIdiw1gsdcliagri1zfjh2ho">
               <w:r>
                 <w:rPr>
                   <w:rFonts w:ascii="Arial" w:cs="Arial" w:eastAsia="Arial" w:hAnsi="Arial"/>
@@ -4323,7 +4323,7 @@
               <w:spacing w:after="10" w:before="0"/>
               <w:ind w:left="120"/>
             </w:pPr>
-            <w:hyperlink w:history="1" r:id="rId4l539es7nukubl0tgnsxm">
+            <w:hyperlink w:history="1" r:id="rIdbwtpkt0rukqv1j-gtst9w">
               <w:r>
                 <w:rPr>
                   <w:rFonts w:ascii="Arial" w:cs="Arial" w:eastAsia="Arial" w:hAnsi="Arial"/>
@@ -4518,7 +4518,7 @@
             <w:pPr>
               <w:spacing w:after="20" w:before="0"/>
             </w:pPr>
-            <w:hyperlink w:history="1" r:id="rId0w3bsjfrkhx05ajjrkryi">
+            <w:hyperlink w:history="1" r:id="rIdbopno7s7xz2qw-hhgwzfd">
               <w:r>
                 <w:rPr>
                   <w:rFonts w:ascii="Arial" w:cs="Arial" w:eastAsia="Arial" w:hAnsi="Arial"/>
@@ -4551,7 +4551,7 @@
               <w:spacing w:after="10" w:before="0"/>
               <w:ind w:left="120"/>
             </w:pPr>
-            <w:hyperlink w:history="1" r:id="rIdcbhd2oev2czjuc-rrhk0e">
+            <w:hyperlink w:history="1" r:id="rIdxai5zkfrinumm9ofhol7x">
               <w:r>
                 <w:rPr>
                   <w:rFonts w:ascii="Arial" w:cs="Arial" w:eastAsia="Arial" w:hAnsi="Arial"/>
@@ -4596,7 +4596,7 @@
             <w:pPr>
               <w:spacing w:after="20" w:before="0"/>
             </w:pPr>
-            <w:hyperlink w:history="1" r:id="rIdcfjenvcy75ujwy5sucho0">
+            <w:hyperlink w:history="1" r:id="rIdieytwb8hxovgbmwl0xirz">
               <w:r>
                 <w:rPr>
                   <w:rFonts w:ascii="Arial" w:cs="Arial" w:eastAsia="Arial" w:hAnsi="Arial"/>
@@ -4629,7 +4629,7 @@
               <w:spacing w:after="10" w:before="0"/>
               <w:ind w:left="120"/>
             </w:pPr>
-            <w:hyperlink w:history="1" r:id="rIde8wnhubvgaek6eodyamon">
+            <w:hyperlink w:history="1" r:id="rIdvepxnhfse7hbfbm2lke_k">
               <w:r>
                 <w:rPr>
                   <w:rFonts w:ascii="Arial" w:cs="Arial" w:eastAsia="Arial" w:hAnsi="Arial"/>
@@ -5141,7 +5141,7 @@
         </w:rPr>
         <w:t xml:space="preserve">© 2026 SeaVuria and ARES. Aligned with KICD objectives. Developed by SeaVuria; technical implementation by ARES (with AI assistance from Claude). Licensed under </w:t>
       </w:r>
-      <w:hyperlink w:history="1" r:id="rId-smx5ulzqz6olfxrfvfvj">
+      <w:hyperlink w:history="1" r:id="rIdg_ys7v6s3tyzyzcvco4jb">
         <w:r>
           <w:rPr>
             <w:rFonts w:ascii="Arial" w:cs="Arial" w:eastAsia="Arial" w:hAnsi="Arial"/>
@@ -5162,7 +5162,7 @@
         </w:rPr>
         <w:t xml:space="preserve"> (</w:t>
       </w:r>
-      <w:hyperlink w:history="1" r:id="rIdbsgmcnxjb43ldewv49jvm">
+      <w:hyperlink w:history="1" r:id="rIdbjzjkdxmmqq72jobjww5j">
         <w:r>
           <w:rPr>
             <w:rFonts w:ascii="Arial" w:cs="Arial" w:eastAsia="Arial" w:hAnsi="Arial"/>
@@ -6175,7 +6175,7 @@
             <w:pPr>
               <w:spacing w:after="20" w:before="0"/>
             </w:pPr>
-            <w:hyperlink w:history="1" r:id="rIdo99smeao8u_u_gfqvcvah">
+            <w:hyperlink w:history="1" r:id="rIdqv3wblnx_w6rcv1skiqkk">
               <w:r>
                 <w:rPr>
                   <w:rFonts w:ascii="Arial" w:cs="Arial" w:eastAsia="Arial" w:hAnsi="Arial"/>
@@ -6208,7 +6208,7 @@
               <w:spacing w:after="10" w:before="0"/>
               <w:ind w:left="120"/>
             </w:pPr>
-            <w:hyperlink w:history="1" r:id="rId62we89s67qgu6wxfsxda8">
+            <w:hyperlink w:history="1" r:id="rId0bszdlwhjzu12akwth5nt">
               <w:r>
                 <w:rPr>
                   <w:rFonts w:ascii="Arial" w:cs="Arial" w:eastAsia="Arial" w:hAnsi="Arial"/>
@@ -6253,7 +6253,7 @@
             <w:pPr>
               <w:spacing w:after="20" w:before="0"/>
             </w:pPr>
-            <w:hyperlink w:history="1" r:id="rId1mafnzcbkb6bs5sn1_kpd">
+            <w:hyperlink w:history="1" r:id="rIdga6xk3b8iglsjbsnevbaz">
               <w:r>
                 <w:rPr>
                   <w:rFonts w:ascii="Arial" w:cs="Arial" w:eastAsia="Arial" w:hAnsi="Arial"/>
@@ -6286,7 +6286,7 @@
               <w:spacing w:after="10" w:before="0"/>
               <w:ind w:left="120"/>
             </w:pPr>
-            <w:hyperlink w:history="1" r:id="rIdn53zn1bq9xcvwcqd_vl_8">
+            <w:hyperlink w:history="1" r:id="rId7duaahxijsnuzxpefewgb">
               <w:r>
                 <w:rPr>
                   <w:rFonts w:ascii="Arial" w:cs="Arial" w:eastAsia="Arial" w:hAnsi="Arial"/>
@@ -6328,7 +6328,7 @@
                 <w:sz w:val="18"/>
                 <w:szCs w:val="18"/>
               </w:rPr>
-              <w:t xml:space="preserve">Each group receives a standard six-faced die. Before rolling, learners individually write predictions in their exercise books: (a) If you roll this die 60 times, how many times do you predict each face (1–6) will appear? Record your predicted count for each face. (b) If Gor Mahia FC has won their last 5 matches, does the probability of winning the next match change? Write YES or NO and a one-sentence reason. Learners share predictions with their group partner before the class shares out.</w:t>
+              <w:t xml:space="preserve">Each group receives a standard six-faced die. Before rolling, learners individually write predictions in their exercise books: (a) If you roll this die 60 times, how many times do you predict each face (1–6) will appear? Record your predicted count for each face. (b) If Gor Mahia FC has won their last 7 matches, does the probability of winning the next match change? Write YES or NO and a one-sentence reason. Learners share predictions with their group partner before the class shares out.</w:t>
             </w:r>
           </w:p>
         </w:tc>
@@ -6481,7 +6481,7 @@
             <w:pPr>
               <w:spacing w:after="20" w:before="0"/>
             </w:pPr>
-            <w:hyperlink w:history="1" r:id="rIdo2_mhbxb448hscbpn51ba">
+            <w:hyperlink w:history="1" r:id="rIdcaiqu4m1lvxhrpglzp3gf">
               <w:r>
                 <w:rPr>
                   <w:rFonts w:ascii="Arial" w:cs="Arial" w:eastAsia="Arial" w:hAnsi="Arial"/>
@@ -6514,7 +6514,7 @@
               <w:spacing w:after="10" w:before="0"/>
               <w:ind w:left="120"/>
             </w:pPr>
-            <w:hyperlink w:history="1" r:id="rIdyipcdlym7ehr_pj5shb1m">
+            <w:hyperlink w:history="1" r:id="rIdqvez0zx8-afgeshuttvkx">
               <w:r>
                 <w:rPr>
                   <w:rFonts w:ascii="Arial" w:cs="Arial" w:eastAsia="Arial" w:hAnsi="Arial"/>
@@ -6559,7 +6559,7 @@
             <w:pPr>
               <w:spacing w:after="20" w:before="0"/>
             </w:pPr>
-            <w:hyperlink w:history="1" r:id="rIdj1qcz2mdfy1z_mu-rjfhj">
+            <w:hyperlink w:history="1" r:id="rIdxsspbukpluwsiqiovotbx">
               <w:r>
                 <w:rPr>
                   <w:rFonts w:ascii="Arial" w:cs="Arial" w:eastAsia="Arial" w:hAnsi="Arial"/>
@@ -6592,7 +6592,7 @@
               <w:spacing w:after="10" w:before="0"/>
               <w:ind w:left="120"/>
             </w:pPr>
-            <w:hyperlink w:history="1" r:id="rIdzd6shwcrj27et_lxlzb8y">
+            <w:hyperlink w:history="1" r:id="rIdiy0jhjzeosuecvgmhmykh">
               <w:r>
                 <w:rPr>
                   <w:rFonts w:ascii="Arial" w:cs="Arial" w:eastAsia="Arial" w:hAnsi="Arial"/>
@@ -6787,7 +6787,7 @@
             <w:pPr>
               <w:spacing w:after="20" w:before="0"/>
             </w:pPr>
-            <w:hyperlink w:history="1" r:id="rIdwdwt-imxydec1fhqh1qwl">
+            <w:hyperlink w:history="1" r:id="rIdrsggppe47mhtty21grprs">
               <w:r>
                 <w:rPr>
                   <w:rFonts w:ascii="Arial" w:cs="Arial" w:eastAsia="Arial" w:hAnsi="Arial"/>
@@ -6820,7 +6820,7 @@
               <w:spacing w:after="10" w:before="0"/>
               <w:ind w:left="120"/>
             </w:pPr>
-            <w:hyperlink w:history="1" r:id="rIdodnyb3xdfkvqnsmeovg--">
+            <w:hyperlink w:history="1" r:id="rIdnyttyasihfuinbfqykwhd">
               <w:r>
                 <w:rPr>
                   <w:rFonts w:ascii="Arial" w:cs="Arial" w:eastAsia="Arial" w:hAnsi="Arial"/>
@@ -6865,7 +6865,7 @@
             <w:pPr>
               <w:spacing w:after="20" w:before="0"/>
             </w:pPr>
-            <w:hyperlink w:history="1" r:id="rIdp5aypalon4pzyutzop7ju">
+            <w:hyperlink w:history="1" r:id="rIdkbkxhxiff6difqw131inr">
               <w:r>
                 <w:rPr>
                   <w:rFonts w:ascii="Arial" w:cs="Arial" w:eastAsia="Arial" w:hAnsi="Arial"/>
@@ -6898,7 +6898,7 @@
               <w:spacing w:after="10" w:before="0"/>
               <w:ind w:left="120"/>
             </w:pPr>
-            <w:hyperlink w:history="1" r:id="rIdnaaij6q5ephs0ce5n96ds">
+            <w:hyperlink w:history="1" r:id="rIdlqseboonnup5cslbvtqg0">
               <w:r>
                 <w:rPr>
                   <w:rFonts w:ascii="Arial" w:cs="Arial" w:eastAsia="Arial" w:hAnsi="Arial"/>
@@ -6940,7 +6940,7 @@
                 <w:sz w:val="18"/>
                 <w:szCs w:val="18"/>
               </w:rPr>
-              <w:t xml:space="preserve">Using the class aggregate data on the board, learners are guided to articulate the pattern: each face's experimental probability is approximately 1/6. The teacher then introduces the theoretical probability formula: P(event) = number of favourable outcomes ÷ total number of equally likely outcomes. Learners apply the formula to two Kenyan worked examples in their books: (1) Worked Example A — 'Ms Wanjiku writes all 30 learners' names on separate slips of paper and places them in a hat to select one learner to carry the class register to the staffroom. What is the probability that your name is selected?' (2) Worked Example B — 'A bag contains 20 githeri-coloured tokens: 10 white (maize), 8 brown (beans), 2 green (peas). One token is drawn at random. What is the probability of drawing (a) a white token, (b) a brown token, (c) a green token? Do all three probabilities sum to 1? Why?' Learners then return to the Gor Mahia FC phenomenon: 'Using what you now know, explain in one mathematical sentence why Gor Mahia's previous 5 wins do NOT change the probability of the next match result.'</w:t>
+              <w:t xml:space="preserve">Using the class aggregate data on the board, learners are guided to articulate the pattern: each face's experimental probability is approximately 1/6. The teacher then introduces the theoretical probability formula: P(event) = number of favourable outcomes ÷ total number of equally likely outcomes. Learners apply the formula to two Kenyan worked examples in their books: (1) Worked Example A — 'Ms Wanjiku writes all 30 learners' names on separate slips of paper and places them in a hat to select one learner to carry the class register to the staffroom. What is the probability that your name is selected?' (2) Worked Example B — 'A bag contains 20 githeri-coloured tokens: 10 white (maize), 8 brown (beans), 2 green (peas). One token is drawn at random. What is the probability of drawing (a) a white token, (b) a brown token, (c) a green token? Do all three probabilities sum to 1? Why?' Learners then return to the Gor Mahia FC phenomenon: 'Using what you now know, explain in one mathematical sentence why Gor Mahia's previous 7 wins do NOT change the probability of the next match result.'</w:t>
             </w:r>
           </w:p>
         </w:tc>
@@ -7093,7 +7093,7 @@
             <w:pPr>
               <w:spacing w:after="20" w:before="0"/>
             </w:pPr>
-            <w:hyperlink w:history="1" r:id="rIdapclca8n6x6lzbysycjph">
+            <w:hyperlink w:history="1" r:id="rId4xnkttiqfb3tg6dipbp8j">
               <w:r>
                 <w:rPr>
                   <w:rFonts w:ascii="Arial" w:cs="Arial" w:eastAsia="Arial" w:hAnsi="Arial"/>
@@ -7126,7 +7126,7 @@
               <w:spacing w:after="10" w:before="0"/>
               <w:ind w:left="120"/>
             </w:pPr>
-            <w:hyperlink w:history="1" r:id="rIdj3nnjeynw6jeb4-gwpjfk">
+            <w:hyperlink w:history="1" r:id="rIdxcfsv2prqhkhtynqnkios">
               <w:r>
                 <w:rPr>
                   <w:rFonts w:ascii="Arial" w:cs="Arial" w:eastAsia="Arial" w:hAnsi="Arial"/>
@@ -7171,7 +7171,7 @@
             <w:pPr>
               <w:spacing w:after="20" w:before="0"/>
             </w:pPr>
-            <w:hyperlink w:history="1" r:id="rId5bamxnipay8ftjn2e1ybx">
+            <w:hyperlink w:history="1" r:id="rIdc_ggynhbnl1ozn5szmost">
               <w:r>
                 <w:rPr>
                   <w:rFonts w:ascii="Arial" w:cs="Arial" w:eastAsia="Arial" w:hAnsi="Arial"/>
@@ -7204,7 +7204,7 @@
               <w:spacing w:after="10" w:before="0"/>
               <w:ind w:left="120"/>
             </w:pPr>
-            <w:hyperlink w:history="1" r:id="rIdivvfyajxxzhg421y-mrbi">
+            <w:hyperlink w:history="1" r:id="rId0w7gcwu1aomkclimncc5o">
               <w:r>
                 <w:rPr>
                   <w:rFonts w:ascii="Arial" w:cs="Arial" w:eastAsia="Arial" w:hAnsi="Arial"/>
@@ -7399,7 +7399,7 @@
             <w:pPr>
               <w:spacing w:after="20" w:before="0"/>
             </w:pPr>
-            <w:hyperlink w:history="1" r:id="rId3hy1rrve1zrr_qdegvhw5">
+            <w:hyperlink w:history="1" r:id="rIdqcbhd5gfqrwdkbmptaony">
               <w:r>
                 <w:rPr>
                   <w:rFonts w:ascii="Arial" w:cs="Arial" w:eastAsia="Arial" w:hAnsi="Arial"/>
@@ -7432,7 +7432,7 @@
               <w:spacing w:after="10" w:before="0"/>
               <w:ind w:left="120"/>
             </w:pPr>
-            <w:hyperlink w:history="1" r:id="rIdx6svjti6z-m7utipocoxg">
+            <w:hyperlink w:history="1" r:id="rIdrs9q8auo2y4plmxpaxllu">
               <w:r>
                 <w:rPr>
                   <w:rFonts w:ascii="Arial" w:cs="Arial" w:eastAsia="Arial" w:hAnsi="Arial"/>
@@ -7477,7 +7477,7 @@
             <w:pPr>
               <w:spacing w:after="20" w:before="0"/>
             </w:pPr>
-            <w:hyperlink w:history="1" r:id="rIdkjvsnc_5mzq_jfdr0p_sw">
+            <w:hyperlink w:history="1" r:id="rIdny6cku6zzhaitwpl7s3am">
               <w:r>
                 <w:rPr>
                   <w:rFonts w:ascii="Arial" w:cs="Arial" w:eastAsia="Arial" w:hAnsi="Arial"/>
@@ -7510,7 +7510,7 @@
               <w:spacing w:after="10" w:before="0"/>
               <w:ind w:left="120"/>
             </w:pPr>
-            <w:hyperlink w:history="1" r:id="rIdn4wyqnawzbv3x7m8zhgrr">
+            <w:hyperlink w:history="1" r:id="rIdkgip-2zg1z5go3wehszvi">
               <w:r>
                 <w:rPr>
                   <w:rFonts w:ascii="Arial" w:cs="Arial" w:eastAsia="Arial" w:hAnsi="Arial"/>
@@ -8022,7 +8022,7 @@
         </w:rPr>
         <w:t xml:space="preserve">© 2026 SeaVuria and ARES. Aligned with KICD objectives. Developed by SeaVuria; technical implementation by ARES (with AI assistance from Claude). Licensed under </w:t>
       </w:r>
-      <w:hyperlink w:history="1" r:id="rIdgjqvnzjrcjyhkt_y9_rle">
+      <w:hyperlink w:history="1" r:id="rIdrcq9zdcdheqbrm1xtpinj">
         <w:r>
           <w:rPr>
             <w:rFonts w:ascii="Arial" w:cs="Arial" w:eastAsia="Arial" w:hAnsi="Arial"/>
@@ -8043,7 +8043,7 @@
         </w:rPr>
         <w:t xml:space="preserve"> (</w:t>
       </w:r>
-      <w:hyperlink w:history="1" r:id="rId8umu1t2vwwusygfltnwnv">
+      <w:hyperlink w:history="1" r:id="rIdtij0lfpomkoywh9gomois">
         <w:r>
           <w:rPr>
             <w:rFonts w:ascii="Arial" w:cs="Arial" w:eastAsia="Arial" w:hAnsi="Arial"/>
@@ -8773,7 +8773,7 @@
                 <w:sz w:val="18"/>
                 <w:szCs w:val="18"/>
               </w:rPr>
-              <w:t xml:space="preserve">Lesson 3 formalises the range of probability (0 ≤ P ≤ 1) through a structured Predict–Observe–Explain–DQB–Model sequence. Learners first predict where they would place eight Kenyan real-life events on an unmarked line from 'impossible' to 'certain'. They then observe and analyse evidence — a short Kenyan scenario card set and a class coin-toss frequency table accumulated from Lessons 1–2 — to test their predictions. In the Explain phase, learners formalise that no experiment can yield P &gt; 1 or P &lt; 0, convert between fraction, decimal, and percentage representations, and connect this directly back to Gor Mahia's winning streak: no matter how long the streak, the probability of winning or losing the next match remains bounded between 0 and 1, never becoming 'inevitable'. Learners update the Driving Question Board and revise their cumulative probability model to include the 0-to-1 constraint boundary.</w:t>
+              <w:t xml:space="preserve">Lesson 3 formalises the range of probability (0 ≤ P ≤ 1) through a structured Predict–Observe–Explain–DQB–Model sequence. Learners first predict where they would place eight Kenyan real-life events on an unmarked line from 'impossible' to 'certain'. They then observe and analyse evidence — a short Kenyan scenario card set and a class coin-toss frequency table accumulated in Lesson 1 — to test their predictions. In the Explain phase, learners formalise that no experiment can yield P &gt; 1 or P &lt; 0, convert between fraction, decimal, and percentage representations, and connect this directly back to Gor Mahia's winning streak: no matter how long the streak, the probability of winning or losing the next match remains bounded between 0 and 1, never becoming 'inevitable'. Learners update the Driving Question Board and revise their cumulative probability model to include the 0-to-1 constraint boundary.</w:t>
             </w:r>
           </w:p>
         </w:tc>
@@ -9073,7 +9073,7 @@
               <w:spacing w:after="10" w:before="0"/>
               <w:ind w:left="120"/>
             </w:pPr>
-            <w:hyperlink w:history="1" r:id="rId-qgwuo9ji-mf2ph0nf4nx">
+            <w:hyperlink w:history="1" r:id="rIdocsbjsm9jev8g3mpbs1jn">
               <w:r>
                 <w:rPr>
                   <w:rFonts w:ascii="Arial" w:cs="Arial" w:eastAsia="Arial" w:hAnsi="Arial"/>
@@ -9133,7 +9133,7 @@
             <w:pPr>
               <w:spacing w:after="20" w:before="0"/>
             </w:pPr>
-            <w:hyperlink w:history="1" r:id="rIdoji6zzpxqr8ugh0gqybap">
+            <w:hyperlink w:history="1" r:id="rIdakick24gyqn-skyw5hfpk">
               <w:r>
                 <w:rPr>
                   <w:rFonts w:ascii="Arial" w:cs="Arial" w:eastAsia="Arial" w:hAnsi="Arial"/>
@@ -9182,7 +9182,7 @@
               <w:spacing w:after="10" w:before="0"/>
               <w:ind w:left="120"/>
             </w:pPr>
-            <w:hyperlink w:history="1" r:id="rIdmeheg6jt76romwiv7exw8">
+            <w:hyperlink w:history="1" r:id="rIdgwhrrpw3k2pgxljbb8kbf">
               <w:r>
                 <w:rPr>
                   <w:rFonts w:ascii="Arial" w:cs="Arial" w:eastAsia="Arial" w:hAnsi="Arial"/>
@@ -9224,7 +9224,7 @@
                 <w:sz w:val="18"/>
                 <w:szCs w:val="18"/>
               </w:rPr>
-              <w:t xml:space="preserve">Each learner receives a strip of paper representing a blank number line labelled 'Impossible' at the left end and 'Certain' at the right end. They are given a set of eight Event Cards (printed or read aloud) describing Kenyan scenarios, e.g.: (1) The sun rises tomorrow over Mombasa. (2) It snows in Kisumu in July. (3) A flipped 20-shilling coin lands on heads. (4) Gor Mahia wins their very next Premier League match. (5) A matatu from Nairobi to Nakuru takes exactly 2 hours with no traffic. (6) A student chosen at random from a class of 40 is a girl, if 20 are girls. (7) A ripe mango falls upward when dropped. (8) It rains at least once in Nairobi in April. Learners individually place each event on their number line using a letter code (A–H), then write a one-sentence justification for each placement. They do NOT yet assign numerical values.</w:t>
+              <w:t xml:space="preserve">Each learner receives a strip of paper representing a blank number line labelled 'Impossible' at the left end and 'Certain' at the right end. They are given a set of eight Event Cards (printed or read aloud) describing Kenyan scenarios, e.g.: (1) The sun rises tomorrow over Mombasa. (2) It snows in Kisumu in July. (3) A flipped 10-shilling coin lands on heads. (4) Gor Mahia wins their very next Premier League match. (5) A matatu from Nairobi to Nakuru takes exactly 2 hours with no traffic. (6) A student chosen at random from a class of 40 is a girl, if 20 are girls. (7) A ripe mango falls upward when dropped. (8) It rains at least once in Nairobi in April. Learners individually place each event on their number line using a letter code (A–H), then write a one-sentence justification for each placement. They do NOT yet assign numerical values.</w:t>
             </w:r>
           </w:p>
         </w:tc>
@@ -9394,7 +9394,7 @@
               <w:spacing w:after="10" w:before="0"/>
               <w:ind w:left="120"/>
             </w:pPr>
-            <w:hyperlink w:history="1" r:id="rIdebap7yw8bkfcybta9wjve">
+            <w:hyperlink w:history="1" r:id="rId5u9wskzj5tpmfj73x2pov">
               <w:r>
                 <w:rPr>
                   <w:rFonts w:ascii="Arial" w:cs="Arial" w:eastAsia="Arial" w:hAnsi="Arial"/>
@@ -9454,7 +9454,7 @@
             <w:pPr>
               <w:spacing w:after="20" w:before="0"/>
             </w:pPr>
-            <w:hyperlink w:history="1" r:id="rId61v5-oq0x-tr-sjupkvy2">
+            <w:hyperlink w:history="1" r:id="rIdvhq0jrlm-rnz0isljbjng">
               <w:r>
                 <w:rPr>
                   <w:rFonts w:ascii="Arial" w:cs="Arial" w:eastAsia="Arial" w:hAnsi="Arial"/>
@@ -9503,7 +9503,7 @@
               <w:spacing w:after="10" w:before="0"/>
               <w:ind w:left="120"/>
             </w:pPr>
-            <w:hyperlink w:history="1" r:id="rIdmxchebvxncqledsdmeg4q">
+            <w:hyperlink w:history="1" r:id="rIdqfosffmuqttn5h1hxqfyl">
               <w:r>
                 <w:rPr>
                   <w:rFonts w:ascii="Arial" w:cs="Arial" w:eastAsia="Arial" w:hAnsi="Arial"/>
@@ -9545,7 +9545,7 @@
                 <w:sz w:val="18"/>
                 <w:szCs w:val="18"/>
               </w:rPr>
-              <w:t xml:space="preserve">Activity A — Scenario Card Analysis (15 min): In groups of 4, learners receive a set of 6 'Evidence Cards'. Each card presents a Kenyan scenario with a completed sample space, e.g.: Card 1 — 'A bag contains 3 red and 3 blue maize kernels. One is picked at random.' Sample space = {R, R, R, B, B, B}. Favourable outcomes for 'picking red' = 3. Total outcomes = 6. Learners are asked to write the probability as a fraction, then convert it to a decimal and a percentage. Card 2 — 'A student randomly picks one fruit from a bowl containing only mangoes. What is the probability of picking a mango?' Card 3 — 'A student randomly picks one fruit from a bowl containing only mangoes. What is the probability of picking a guava?' Cards 4–6 escalate: a six-faced die, a football match with 3 outcomes (win/draw/lose), and a spinner divided into 5 equal sections. For each card, learners record: fraction, decimal, percentage, and position on their number line. Activity B — Accumulated Coin-Toss Data (5 min): The teacher displays the class's running coin-toss frequency table built across Lessons 1 and 2 (total tosses ≈ 200+ across the class). Learners calculate the experimental probability of heads as a fraction, decimal, and percentage, then compare to the theoretical value of 0.5.</w:t>
+              <w:t xml:space="preserve">Activity A — Scenario Card Analysis (15 min): In groups of 4, learners receive a set of 6 'Evidence Cards'. Each card presents a Kenyan scenario with a completed sample space, e.g.: Card 1 — 'A bag contains 3 red and 3 blue maize kernels. One is picked at random.' Sample space = {R, R, R, B, B, B}. Favourable outcomes for 'picking red' = 3. Total outcomes = 6. Learners are asked to write the probability as a fraction, then convert it to a decimal and a percentage. Card 2 — 'A student randomly picks one fruit from a bowl containing only mangoes. What is the probability of picking a mango?' Card 3 — 'A student randomly picks one fruit from a bowl containing only mangoes. What is the probability of picking a guava?' Cards 4–6 escalate: a six-faced die, a football match with 3 outcomes (win/draw/lose), and a spinner divided into 5 equal sections. For each card, learners record: fraction, decimal, percentage, and position on their number line. Activity B — Accumulated Coin-Toss Data (5 min): The teacher displays the class's running coin-toss frequency table built in Lesson 1 (total tosses ≈ 200+ across the class). Learners calculate the experimental probability of heads as a fraction, decimal, and percentage, then compare to the theoretical value of 0.5.</w:t>
             </w:r>
           </w:p>
         </w:tc>
@@ -9609,7 +9609,7 @@
                 <w:sz w:val="18"/>
                 <w:szCs w:val="18"/>
               </w:rPr>
-              <w:t xml:space="preserve">Concrete-to-abstract bridging using graduated Evidence Cards: Cards begin with physically tangible Kenyan objects (maize kernels, fruit bowls) before moving to abstract spinners, so all learners access the mathematics. The impossible and certain cards (only mangoes, picking guava) create the 0 and 1 anchor points experientially before they are formalised. Connecting to the class's own accumulated coin-toss data from Lessons 1–2 reinforces continuity of evidence across the storyline.</w:t>
+              <w:t xml:space="preserve">Concrete-to-abstract bridging using graduated Evidence Cards: Cards begin with physically tangible Kenyan objects (maize kernels, fruit bowls) before moving to abstract spinners, so all learners access the mathematics. The impossible and certain cards (only mangoes, picking guava) create the 0 and 1 anchor points experientially before they are formalised. Connecting to the class's own accumulated coin-toss data from Lesson 1 reinforces continuity of evidence across the storyline.</w:t>
             </w:r>
           </w:p>
         </w:tc>
@@ -9715,7 +9715,7 @@
               <w:spacing w:after="10" w:before="0"/>
               <w:ind w:left="120"/>
             </w:pPr>
-            <w:hyperlink w:history="1" r:id="rIdf1hjfn7xr29yhdzc2q_gw">
+            <w:hyperlink w:history="1" r:id="rId4vfvqbbqnn54da5l7fgvh">
               <w:r>
                 <w:rPr>
                   <w:rFonts w:ascii="Arial" w:cs="Arial" w:eastAsia="Arial" w:hAnsi="Arial"/>
@@ -9775,7 +9775,7 @@
             <w:pPr>
               <w:spacing w:after="20" w:before="0"/>
             </w:pPr>
-            <w:hyperlink w:history="1" r:id="rIdgpvfasula-_e1fbfynszd">
+            <w:hyperlink w:history="1" r:id="rId4n2bb_gwdgencd2u6brum">
               <w:r>
                 <w:rPr>
                   <w:rFonts w:ascii="Arial" w:cs="Arial" w:eastAsia="Arial" w:hAnsi="Arial"/>
@@ -9824,7 +9824,7 @@
               <w:spacing w:after="10" w:before="0"/>
               <w:ind w:left="120"/>
             </w:pPr>
-            <w:hyperlink w:history="1" r:id="rIdm23h9vit7we9ynms8d3-t">
+            <w:hyperlink w:history="1" r:id="rIdbdjxd1ygqjgrkkppzfdje">
               <w:r>
                 <w:rPr>
                   <w:rFonts w:ascii="Arial" w:cs="Arial" w:eastAsia="Arial" w:hAnsi="Arial"/>
@@ -10036,7 +10036,7 @@
               <w:spacing w:after="10" w:before="0"/>
               <w:ind w:left="120"/>
             </w:pPr>
-            <w:hyperlink w:history="1" r:id="rIdwwh2z3ozoy7y-0h87kt3j">
+            <w:hyperlink w:history="1" r:id="rIdrjqgtx3iqxfnmgidwatzp">
               <w:r>
                 <w:rPr>
                   <w:rFonts w:ascii="Arial" w:cs="Arial" w:eastAsia="Arial" w:hAnsi="Arial"/>
@@ -10096,7 +10096,7 @@
             <w:pPr>
               <w:spacing w:after="20" w:before="0"/>
             </w:pPr>
-            <w:hyperlink w:history="1" r:id="rIdi1n5cflvviycf8f1piafu">
+            <w:hyperlink w:history="1" r:id="rIdier2g_xfei9-_6lk_tnrp">
               <w:r>
                 <w:rPr>
                   <w:rFonts w:ascii="Arial" w:cs="Arial" w:eastAsia="Arial" w:hAnsi="Arial"/>
@@ -10145,7 +10145,7 @@
               <w:spacing w:after="10" w:before="0"/>
               <w:ind w:left="120"/>
             </w:pPr>
-            <w:hyperlink w:history="1" r:id="rIdlymgzx-gnvlblhmdbn8-a">
+            <w:hyperlink w:history="1" r:id="rId1_r1ldagq8dprzd5tyzt3">
               <w:r>
                 <w:rPr>
                   <w:rFonts w:ascii="Arial" w:cs="Arial" w:eastAsia="Arial" w:hAnsi="Arial"/>
@@ -10357,7 +10357,7 @@
               <w:spacing w:after="10" w:before="0"/>
               <w:ind w:left="120"/>
             </w:pPr>
-            <w:hyperlink w:history="1" r:id="rIdn4ed72vgazf5v8u5bcn5-">
+            <w:hyperlink w:history="1" r:id="rIdp25oox5-ueig2nv-tbge3">
               <w:r>
                 <w:rPr>
                   <w:rFonts w:ascii="Arial" w:cs="Arial" w:eastAsia="Arial" w:hAnsi="Arial"/>
@@ -10417,7 +10417,7 @@
             <w:pPr>
               <w:spacing w:after="20" w:before="0"/>
             </w:pPr>
-            <w:hyperlink w:history="1" r:id="rIdbjemocrdoqvvyggzwblc2">
+            <w:hyperlink w:history="1" r:id="rIdn-48fx6ves__mobnpdv5q">
               <w:r>
                 <w:rPr>
                   <w:rFonts w:ascii="Arial" w:cs="Arial" w:eastAsia="Arial" w:hAnsi="Arial"/>
@@ -10466,7 +10466,7 @@
               <w:spacing w:after="10" w:before="0"/>
               <w:ind w:left="120"/>
             </w:pPr>
-            <w:hyperlink w:history="1" r:id="rIdzulexqmuokbdtnlwtr5ak">
+            <w:hyperlink w:history="1" r:id="rIdngurnx2tvsnpmhgquyxac">
               <w:r>
                 <w:rPr>
                   <w:rFonts w:ascii="Arial" w:cs="Arial" w:eastAsia="Arial" w:hAnsi="Arial"/>
@@ -10824,7 +10824,7 @@
                 <w:sz w:val="18"/>
                 <w:szCs w:val="18"/>
               </w:rPr>
-              <w:t xml:space="preserve">Learners analysed Kenyan scenario Evidence Cards (maize kernels, fruit bowls, dice, spinners) and the class's accumulated coin-toss data from Lessons 1–2 to find probabilities and place them on a number line.</w:t>
+              <w:t xml:space="preserve">Learners analysed Kenyan scenario Evidence Cards (maize kernels, fruit bowls, dice, spinners) and the class's accumulated coin-toss data from Lesson 1 to find probabilities and place them on a number line.</w:t>
             </w:r>
           </w:p>
         </w:tc>
@@ -10978,7 +10978,7 @@
         </w:rPr>
         <w:t xml:space="preserve">© 2026 SeaVuria and ARES. Aligned with KICD objectives. Developed by SeaVuria; technical implementation by ARES (with AI assistance from Claude). Licensed under </w:t>
       </w:r>
-      <w:hyperlink w:history="1" r:id="rId_gjchvyaj_thhs4zx09bj">
+      <w:hyperlink w:history="1" r:id="rIdjjol83mxj73zi0xeutuke">
         <w:r>
           <w:rPr>
             <w:rFonts w:ascii="Arial" w:cs="Arial" w:eastAsia="Arial" w:hAnsi="Arial"/>
@@ -10999,7 +10999,7 @@
         </w:rPr>
         <w:t xml:space="preserve"> (</w:t>
       </w:r>
-      <w:hyperlink w:history="1" r:id="rIdyuikywsnddx2rwt2v_xim">
+      <w:hyperlink w:history="1" r:id="rIdm5ekp0_2jxtkuvcq_vm_t">
         <w:r>
           <w:rPr>
             <w:rFonts w:ascii="Arial" w:cs="Arial" w:eastAsia="Arial" w:hAnsi="Arial"/>
@@ -12012,7 +12012,7 @@
             <w:pPr>
               <w:spacing w:after="20" w:before="0"/>
             </w:pPr>
-            <w:hyperlink w:history="1" r:id="rId9voa6yugnlfwch4rso1sm">
+            <w:hyperlink w:history="1" r:id="rIdpb25wqnpfa3rg1ghn5glo">
               <w:r>
                 <w:rPr>
                   <w:rFonts w:ascii="Arial" w:cs="Arial" w:eastAsia="Arial" w:hAnsi="Arial"/>
@@ -12045,7 +12045,7 @@
               <w:spacing w:after="10" w:before="0"/>
               <w:ind w:left="120"/>
             </w:pPr>
-            <w:hyperlink w:history="1" r:id="rIdnywsixvil-7havp9hvvxk">
+            <w:hyperlink w:history="1" r:id="rId5sr2hqhdzj6hsb8knk0kh">
               <w:r>
                 <w:rPr>
                   <w:rFonts w:ascii="Arial" w:cs="Arial" w:eastAsia="Arial" w:hAnsi="Arial"/>
@@ -12090,7 +12090,7 @@
             <w:pPr>
               <w:spacing w:after="20" w:before="0"/>
             </w:pPr>
-            <w:hyperlink w:history="1" r:id="rIdoz46vd2ziav-bitz52ipd">
+            <w:hyperlink w:history="1" r:id="rIdnpqmjbxlrdtiw6l2snzu7">
               <w:r>
                 <w:rPr>
                   <w:rFonts w:ascii="Arial" w:cs="Arial" w:eastAsia="Arial" w:hAnsi="Arial"/>
@@ -12123,7 +12123,7 @@
               <w:spacing w:after="10" w:before="0"/>
               <w:ind w:left="120"/>
             </w:pPr>
-            <w:hyperlink w:history="1" r:id="rIdzug5ukmbj5puabatweknw">
+            <w:hyperlink w:history="1" r:id="rIdmoxyri74xsu3fbizw29ok">
               <w:r>
                 <w:rPr>
                   <w:rFonts w:ascii="Arial" w:cs="Arial" w:eastAsia="Arial" w:hAnsi="Arial"/>
@@ -12318,7 +12318,7 @@
             <w:pPr>
               <w:spacing w:after="20" w:before="0"/>
             </w:pPr>
-            <w:hyperlink w:history="1" r:id="rIdbkiggpfnkdpz2uzukxp-a">
+            <w:hyperlink w:history="1" r:id="rIdslxwp_hi6c987oonjejo7">
               <w:r>
                 <w:rPr>
                   <w:rFonts w:ascii="Arial" w:cs="Arial" w:eastAsia="Arial" w:hAnsi="Arial"/>
@@ -12351,7 +12351,7 @@
               <w:spacing w:after="10" w:before="0"/>
               <w:ind w:left="120"/>
             </w:pPr>
-            <w:hyperlink w:history="1" r:id="rIdw0hzho3rp9h4m8i-5mt6t">
+            <w:hyperlink w:history="1" r:id="rIdgyxy6w3k3yhwae_ito1wh">
               <w:r>
                 <w:rPr>
                   <w:rFonts w:ascii="Arial" w:cs="Arial" w:eastAsia="Arial" w:hAnsi="Arial"/>
@@ -12396,7 +12396,7 @@
             <w:pPr>
               <w:spacing w:after="20" w:before="0"/>
             </w:pPr>
-            <w:hyperlink w:history="1" r:id="rIdxlgac3qjlicctcgwcvjis">
+            <w:hyperlink w:history="1" r:id="rIdvacwlmlc0nug0llguet1a">
               <w:r>
                 <w:rPr>
                   <w:rFonts w:ascii="Arial" w:cs="Arial" w:eastAsia="Arial" w:hAnsi="Arial"/>
@@ -12429,7 +12429,7 @@
               <w:spacing w:after="10" w:before="0"/>
               <w:ind w:left="120"/>
             </w:pPr>
-            <w:hyperlink w:history="1" r:id="rIdjtre9d-h_bh1cae6kxpfi">
+            <w:hyperlink w:history="1" r:id="rIdzw3dvkqo9vp59jxcof05t">
               <w:r>
                 <w:rPr>
                   <w:rFonts w:ascii="Arial" w:cs="Arial" w:eastAsia="Arial" w:hAnsi="Arial"/>
@@ -12624,7 +12624,7 @@
             <w:pPr>
               <w:spacing w:after="20" w:before="0"/>
             </w:pPr>
-            <w:hyperlink w:history="1" r:id="rIdwuyp-wwm8lqa3rzgvbmse">
+            <w:hyperlink w:history="1" r:id="rIdokrbfj7izkin3zkgungg7">
               <w:r>
                 <w:rPr>
                   <w:rFonts w:ascii="Arial" w:cs="Arial" w:eastAsia="Arial" w:hAnsi="Arial"/>
@@ -12673,7 +12673,7 @@
               <w:spacing w:after="10" w:before="0"/>
               <w:ind w:left="120"/>
             </w:pPr>
-            <w:hyperlink w:history="1" r:id="rIddr5dcbhh9csf7ikjxz4xh">
+            <w:hyperlink w:history="1" r:id="rIdxpez92epld10sdsjgepyx">
               <w:r>
                 <w:rPr>
                   <w:rFonts w:ascii="Arial" w:cs="Arial" w:eastAsia="Arial" w:hAnsi="Arial"/>
@@ -12718,7 +12718,7 @@
             <w:pPr>
               <w:spacing w:after="20" w:before="0"/>
             </w:pPr>
-            <w:hyperlink w:history="1" r:id="rIdw5prclzui5bccpwl4krdl">
+            <w:hyperlink w:history="1" r:id="rIdpnaxmzurwixd9qfmk9sdb">
               <w:r>
                 <w:rPr>
                   <w:rFonts w:ascii="Arial" w:cs="Arial" w:eastAsia="Arial" w:hAnsi="Arial"/>
@@ -12751,7 +12751,7 @@
               <w:spacing w:after="10" w:before="0"/>
               <w:ind w:left="120"/>
             </w:pPr>
-            <w:hyperlink w:history="1" r:id="rId1uwawz1gr_sxv72az1gk5">
+            <w:hyperlink w:history="1" r:id="rId2s5clqoxope5ojtprl2ao">
               <w:r>
                 <w:rPr>
                   <w:rFonts w:ascii="Arial" w:cs="Arial" w:eastAsia="Arial" w:hAnsi="Arial"/>
@@ -12946,7 +12946,7 @@
             <w:pPr>
               <w:spacing w:after="20" w:before="0"/>
             </w:pPr>
-            <w:hyperlink w:history="1" r:id="rIdu5uz0chclt5mhlc8yw10i">
+            <w:hyperlink w:history="1" r:id="rId6jwx4idulyb4cxkjiujsf">
               <w:r>
                 <w:rPr>
                   <w:rFonts w:ascii="Arial" w:cs="Arial" w:eastAsia="Arial" w:hAnsi="Arial"/>
@@ -12995,7 +12995,7 @@
               <w:spacing w:after="10" w:before="0"/>
               <w:ind w:left="120"/>
             </w:pPr>
-            <w:hyperlink w:history="1" r:id="rIdlfpiiuwl3cqzdud_almm8">
+            <w:hyperlink w:history="1" r:id="rIdtyutk9wcx-25b23t4lvsn">
               <w:r>
                 <w:rPr>
                   <w:rFonts w:ascii="Arial" w:cs="Arial" w:eastAsia="Arial" w:hAnsi="Arial"/>
@@ -13040,7 +13040,7 @@
             <w:pPr>
               <w:spacing w:after="20" w:before="0"/>
             </w:pPr>
-            <w:hyperlink w:history="1" r:id="rId0mvrahb3otcuvsefcmiye">
+            <w:hyperlink w:history="1" r:id="rId84dckacblxi9fhe5vbibr">
               <w:r>
                 <w:rPr>
                   <w:rFonts w:ascii="Arial" w:cs="Arial" w:eastAsia="Arial" w:hAnsi="Arial"/>
@@ -13073,7 +13073,7 @@
               <w:spacing w:after="10" w:before="0"/>
               <w:ind w:left="120"/>
             </w:pPr>
-            <w:hyperlink w:history="1" r:id="rIdjfdeg5ahq3wqdjn0_77pf">
+            <w:hyperlink w:history="1" r:id="rIdy-useg8c4oeaxo63tobwr">
               <w:r>
                 <w:rPr>
                   <w:rFonts w:ascii="Arial" w:cs="Arial" w:eastAsia="Arial" w:hAnsi="Arial"/>
@@ -13268,7 +13268,7 @@
             <w:pPr>
               <w:spacing w:after="20" w:before="0"/>
             </w:pPr>
-            <w:hyperlink w:history="1" r:id="rIdrvwyfgffi79vmntlsmmrr">
+            <w:hyperlink w:history="1" r:id="rIdcaspwzjntrsil7llx5zim">
               <w:r>
                 <w:rPr>
                   <w:rFonts w:ascii="Arial" w:cs="Arial" w:eastAsia="Arial" w:hAnsi="Arial"/>
@@ -13317,7 +13317,7 @@
               <w:spacing w:after="10" w:before="0"/>
               <w:ind w:left="120"/>
             </w:pPr>
-            <w:hyperlink w:history="1" r:id="rIdicqtrvcwi1z_5ocvtczy9">
+            <w:hyperlink w:history="1" r:id="rIddapoxrdsdqygygme7o5n2">
               <w:r>
                 <w:rPr>
                   <w:rFonts w:ascii="Arial" w:cs="Arial" w:eastAsia="Arial" w:hAnsi="Arial"/>
@@ -13362,7 +13362,7 @@
             <w:pPr>
               <w:spacing w:after="20" w:before="0"/>
             </w:pPr>
-            <w:hyperlink w:history="1" r:id="rId0pqucj4n6ggphksmq12ws">
+            <w:hyperlink w:history="1" r:id="rIdihhias3qhqehna3yxogmy">
               <w:r>
                 <w:rPr>
                   <w:rFonts w:ascii="Arial" w:cs="Arial" w:eastAsia="Arial" w:hAnsi="Arial"/>
@@ -13395,7 +13395,7 @@
               <w:spacing w:after="10" w:before="0"/>
               <w:ind w:left="120"/>
             </w:pPr>
-            <w:hyperlink w:history="1" r:id="rIdo4d8e_oaoep7rcg43zqtd">
+            <w:hyperlink w:history="1" r:id="rIdfbljvl2sy9xldywsmoed1">
               <w:r>
                 <w:rPr>
                   <w:rFonts w:ascii="Arial" w:cs="Arial" w:eastAsia="Arial" w:hAnsi="Arial"/>
@@ -13626,7 +13626,7 @@
                 <w:sz w:val="18"/>
                 <w:szCs w:val="18"/>
               </w:rPr>
-              <w:t xml:space="preserve">After the lesson, reflect on the following: (1) CARD SORT DIAGNOSTIC — Did most groups correctly identify card (4) — King AND Heart — as NOT mutually exclusive? If groups placed it in the 'CANNOT happen' pile, the next lesson must revisit overlapping events before proceeding to independent events. Note the proportion of groups who got this right without prompting. (2) ADDITION RULE OWNERSHIP — During the guided examples, did learners calculate P(A or B) before you showed them, or did they wait to copy? If learners waited, consider restructuring Phase 3 next time to require written individual working before any class discussion. (3) GAMBLING DECONSTRUCTION — Did the Gor Mahia advertisement discussion remain focused on mathematical critique, or did it drift into general opinions about gambling? If it drifted, prepare a tighter prompt for Lesson 5: 'We are mathematicians analysing claims, not judges of people's choices.' (4) DQB QUALITY — Review the sticky notes added to the DQB. Are learners' new questions getting more mathematically sophisticated across lessons (from 'what is probability?' in Lesson 1 to 'what about overlapping events?' in Lesson 4)? If questions are not advancing, the learners may not be reading prior DQB entries — build in a 2-minute silent DQB review at the start of Lesson 5. (5) MODEL COHERENCE — Do learners' updated models clearly separate the concept of independence (across multiple trials, introduced in Lesson 3) from mutual exclusivity (within a single trial, introduced today)? Confusion between these two concepts is the most common error at this point in the sub-strand and must be resolved before Lesson 5.</w:t>
+              <w:t xml:space="preserve">After the lesson, reflect on the following: (1) CARD SORT DIAGNOSTIC — Did most groups correctly identify card (4) — King AND Heart — as NOT mutually exclusive? If groups placed it in the 'CANNOT happen' pile, the next lesson must revisit overlapping events before proceeding to independent events. Note the proportion of groups who got this right without prompting. (2) ADDITION RULE OWNERSHIP — During the guided examples, did learners calculate P(A or B) before you showed them, or did they wait to copy? If learners waited, consider restructuring Phase 3 next time to require written individual working before any class discussion. (3) GAMBLING DECONSTRUCTION — Did the Gor Mahia advertisement discussion remain focused on mathematical critique, or did it drift into general opinions about gambling? If it drifted, prepare a tighter prompt for Lesson 5: 'We are mathematicians analysing claims, not judges of people's choices.' (4) DQB QUALITY — Review the sticky notes added to the DQB. Are learners' new questions getting more mathematically sophisticated across lessons (from 'what is probability?' in Lesson 1 to 'what about overlapping events?' in Lesson 4)? If questions are not advancing, the learners may not be reading prior DQB entries — build in a 2-minute silent DQB review at the start of Lesson 5. (5) MODEL COHERENCE — Do learners' updated models clearly separate the concept of independence (across multiple trials, first met informally in Lesson 1) from mutual exclusivity (within a single trial, introduced today)? Confusion between these two concepts is the most common error at this point in the sub-strand and must be resolved before Lesson 5.</w:t>
             </w:r>
           </w:p>
         </w:tc>
@@ -13907,7 +13907,7 @@
         </w:rPr>
         <w:t xml:space="preserve">© 2026 SeaVuria and ARES. Aligned with KICD objectives. Developed by SeaVuria; technical implementation by ARES (with AI assistance from Claude). Licensed under </w:t>
       </w:r>
-      <w:hyperlink w:history="1" r:id="rIdzvmvdqv5okc61o4xwwro8">
+      <w:hyperlink w:history="1" r:id="rIdb2sqfgkqqime-ntzbyq-f">
         <w:r>
           <w:rPr>
             <w:rFonts w:ascii="Arial" w:cs="Arial" w:eastAsia="Arial" w:hAnsi="Arial"/>
@@ -13928,7 +13928,7 @@
         </w:rPr>
         <w:t xml:space="preserve"> (</w:t>
       </w:r>
-      <w:hyperlink w:history="1" r:id="rIdp2nh0f1ahiwcfpdkkv98p">
+      <w:hyperlink w:history="1" r:id="rIdjonxg9x3ipronm1yikhfb">
         <w:r>
           <w:rPr>
             <w:rFonts w:ascii="Arial" w:cs="Arial" w:eastAsia="Arial" w:hAnsi="Arial"/>
@@ -15140,7 +15140,7 @@
             <w:pPr>
               <w:spacing w:after="20" w:before="0"/>
             </w:pPr>
-            <w:hyperlink w:history="1" r:id="rIdojznszexeoga-zk7xkdst">
+            <w:hyperlink w:history="1" r:id="rIdsp2t1oe73m-mguk0pjcgv">
               <w:r>
                 <w:rPr>
                   <w:rFonts w:ascii="Arial" w:cs="Arial" w:eastAsia="Arial" w:hAnsi="Arial"/>
@@ -15173,7 +15173,7 @@
               <w:spacing w:after="10" w:before="0"/>
               <w:ind w:left="120"/>
             </w:pPr>
-            <w:hyperlink w:history="1" r:id="rIdx6pxcela5zb36dmfeva3u">
+            <w:hyperlink w:history="1" r:id="rIdd9f3khdkjm_sk2pvv_7zf">
               <w:r>
                 <w:rPr>
                   <w:rFonts w:ascii="Arial" w:cs="Arial" w:eastAsia="Arial" w:hAnsi="Arial"/>
@@ -15218,7 +15218,7 @@
             <w:pPr>
               <w:spacing w:after="20" w:before="0"/>
             </w:pPr>
-            <w:hyperlink w:history="1" r:id="rIdwioxakmwjocq5n-tjj7-l">
+            <w:hyperlink w:history="1" r:id="rIdzj-sxnahb621oxicn-0mx">
               <w:r>
                 <w:rPr>
                   <w:rFonts w:ascii="Arial" w:cs="Arial" w:eastAsia="Arial" w:hAnsi="Arial"/>
@@ -15251,7 +15251,7 @@
               <w:spacing w:after="10" w:before="0"/>
               <w:ind w:left="120"/>
             </w:pPr>
-            <w:hyperlink w:history="1" r:id="rIdx7cum7wz_litrs6gm0itu">
+            <w:hyperlink w:history="1" r:id="rIdbzhgs9hk4fmffcmdfdet8">
               <w:r>
                 <w:rPr>
                   <w:rFonts w:ascii="Arial" w:cs="Arial" w:eastAsia="Arial" w:hAnsi="Arial"/>
@@ -15446,7 +15446,7 @@
             <w:pPr>
               <w:spacing w:after="20" w:before="0"/>
             </w:pPr>
-            <w:hyperlink w:history="1" r:id="rIdcarsyiiiu8e_gsu41ik5z">
+            <w:hyperlink w:history="1" r:id="rIdwapp8mn_ayahyyo2jjzll">
               <w:r>
                 <w:rPr>
                   <w:rFonts w:ascii="Arial" w:cs="Arial" w:eastAsia="Arial" w:hAnsi="Arial"/>
@@ -15479,7 +15479,7 @@
               <w:spacing w:after="10" w:before="0"/>
               <w:ind w:left="120"/>
             </w:pPr>
-            <w:hyperlink w:history="1" r:id="rIdtjgronxlhrozjbadyiley">
+            <w:hyperlink w:history="1" r:id="rId6zyolbpq7vy3meutbp8sg">
               <w:r>
                 <w:rPr>
                   <w:rFonts w:ascii="Arial" w:cs="Arial" w:eastAsia="Arial" w:hAnsi="Arial"/>
@@ -15524,7 +15524,7 @@
             <w:pPr>
               <w:spacing w:after="20" w:before="0"/>
             </w:pPr>
-            <w:hyperlink w:history="1" r:id="rIdjrv9cr7fovnirv3qhrtpm">
+            <w:hyperlink w:history="1" r:id="rIdxtxblkc_ppz74loqhtbqr">
               <w:r>
                 <w:rPr>
                   <w:rFonts w:ascii="Arial" w:cs="Arial" w:eastAsia="Arial" w:hAnsi="Arial"/>
@@ -15557,7 +15557,7 @@
               <w:spacing w:after="10" w:before="0"/>
               <w:ind w:left="120"/>
             </w:pPr>
-            <w:hyperlink w:history="1" r:id="rIdzzz2xraw7i3riiljno5f5">
+            <w:hyperlink w:history="1" r:id="rId75l5xrxgdyvcxfqdrjyno">
               <w:r>
                 <w:rPr>
                   <w:rFonts w:ascii="Arial" w:cs="Arial" w:eastAsia="Arial" w:hAnsi="Arial"/>
@@ -15752,7 +15752,7 @@
             <w:pPr>
               <w:spacing w:after="20" w:before="0"/>
             </w:pPr>
-            <w:hyperlink w:history="1" r:id="rId2vliarubo8d6amltmgs1d">
+            <w:hyperlink w:history="1" r:id="rIdfhtlmzifn66gbc_2owaoq">
               <w:r>
                 <w:rPr>
                   <w:rFonts w:ascii="Arial" w:cs="Arial" w:eastAsia="Arial" w:hAnsi="Arial"/>
@@ -15785,7 +15785,7 @@
               <w:spacing w:after="10" w:before="0"/>
               <w:ind w:left="120"/>
             </w:pPr>
-            <w:hyperlink w:history="1" r:id="rIdm5sjp3rgcms7bfl741rm-">
+            <w:hyperlink w:history="1" r:id="rIdm6gj3pz0fuu9tbtkrw4ta">
               <w:r>
                 <w:rPr>
                   <w:rFonts w:ascii="Arial" w:cs="Arial" w:eastAsia="Arial" w:hAnsi="Arial"/>
@@ -15830,7 +15830,7 @@
             <w:pPr>
               <w:spacing w:after="20" w:before="0"/>
             </w:pPr>
-            <w:hyperlink w:history="1" r:id="rIdmmxtv2azx3m8ik_2upn8a">
+            <w:hyperlink w:history="1" r:id="rIdz6k5hfycdr3ui-ffu75dt">
               <w:r>
                 <w:rPr>
                   <w:rFonts w:ascii="Arial" w:cs="Arial" w:eastAsia="Arial" w:hAnsi="Arial"/>
@@ -15863,7 +15863,7 @@
               <w:spacing w:after="10" w:before="0"/>
               <w:ind w:left="120"/>
             </w:pPr>
-            <w:hyperlink w:history="1" r:id="rIdr-2fndyjbjdru1dewn5ez">
+            <w:hyperlink w:history="1" r:id="rIdvoep3qdapgl_nbxlzro_i">
               <w:r>
                 <w:rPr>
                   <w:rFonts w:ascii="Arial" w:cs="Arial" w:eastAsia="Arial" w:hAnsi="Arial"/>
@@ -16058,7 +16058,7 @@
             <w:pPr>
               <w:spacing w:after="20" w:before="0"/>
             </w:pPr>
-            <w:hyperlink w:history="1" r:id="rIdolb8w0iq6wlgpm0dlzazr">
+            <w:hyperlink w:history="1" r:id="rIduahgxtoeyuqbuxhll3vqy">
               <w:r>
                 <w:rPr>
                   <w:rFonts w:ascii="Arial" w:cs="Arial" w:eastAsia="Arial" w:hAnsi="Arial"/>
@@ -16091,7 +16091,7 @@
               <w:spacing w:after="10" w:before="0"/>
               <w:ind w:left="120"/>
             </w:pPr>
-            <w:hyperlink w:history="1" r:id="rIdaplcr_nimowt5urqwp2uz">
+            <w:hyperlink w:history="1" r:id="rId-lf2x8m0ohrsncdnyhlkb">
               <w:r>
                 <w:rPr>
                   <w:rFonts w:ascii="Arial" w:cs="Arial" w:eastAsia="Arial" w:hAnsi="Arial"/>
@@ -16136,7 +16136,7 @@
             <w:pPr>
               <w:spacing w:after="20" w:before="0"/>
             </w:pPr>
-            <w:hyperlink w:history="1" r:id="rIddby6pnprbdqzfen8wpcsj">
+            <w:hyperlink w:history="1" r:id="rIdn2ozcl0__pecjyqtdlrtd">
               <w:r>
                 <w:rPr>
                   <w:rFonts w:ascii="Arial" w:cs="Arial" w:eastAsia="Arial" w:hAnsi="Arial"/>
@@ -16169,7 +16169,7 @@
               <w:spacing w:after="10" w:before="0"/>
               <w:ind w:left="120"/>
             </w:pPr>
-            <w:hyperlink w:history="1" r:id="rId9zdlhhd4i62nkj93lmgjc">
+            <w:hyperlink w:history="1" r:id="rIdaza2abfcewx_q9ytdcmd5">
               <w:r>
                 <w:rPr>
                   <w:rFonts w:ascii="Arial" w:cs="Arial" w:eastAsia="Arial" w:hAnsi="Arial"/>
@@ -16364,7 +16364,7 @@
             <w:pPr>
               <w:spacing w:after="20" w:before="0"/>
             </w:pPr>
-            <w:hyperlink w:history="1" r:id="rId3mwpl7cubiall_hupeyam">
+            <w:hyperlink w:history="1" r:id="rIdsledaaa3lhk7t7sg0sfvl">
               <w:r>
                 <w:rPr>
                   <w:rFonts w:ascii="Arial" w:cs="Arial" w:eastAsia="Arial" w:hAnsi="Arial"/>
@@ -16413,7 +16413,7 @@
               <w:spacing w:after="10" w:before="0"/>
               <w:ind w:left="120"/>
             </w:pPr>
-            <w:hyperlink w:history="1" r:id="rIdfzhb6qe5gbtu2dml7lshk">
+            <w:hyperlink w:history="1" r:id="rIddjlagf1obqzov92g66rpf">
               <w:r>
                 <w:rPr>
                   <w:rFonts w:ascii="Arial" w:cs="Arial" w:eastAsia="Arial" w:hAnsi="Arial"/>
@@ -16458,7 +16458,7 @@
             <w:pPr>
               <w:spacing w:after="20" w:before="0"/>
             </w:pPr>
-            <w:hyperlink w:history="1" r:id="rIdvxss3cr3qfgvw_dxh4v1c">
+            <w:hyperlink w:history="1" r:id="rIdx7lgtomkg_laraw4ogq-1">
               <w:r>
                 <w:rPr>
                   <w:rFonts w:ascii="Arial" w:cs="Arial" w:eastAsia="Arial" w:hAnsi="Arial"/>
@@ -16507,7 +16507,7 @@
               <w:spacing w:after="10" w:before="0"/>
               <w:ind w:left="120"/>
             </w:pPr>
-            <w:hyperlink w:history="1" r:id="rId7abn0pipi90m5xxzckd_x">
+            <w:hyperlink w:history="1" r:id="rIdnjxotcsrzhqbpsnccayuu">
               <w:r>
                 <w:rPr>
                   <w:rFonts w:ascii="Arial" w:cs="Arial" w:eastAsia="Arial" w:hAnsi="Arial"/>
@@ -17095,7 +17095,7 @@
         </w:rPr>
         <w:t xml:space="preserve">© 2026 SeaVuria and ARES. Aligned with KICD objectives. Developed by SeaVuria; technical implementation by ARES (with AI assistance from Claude). Licensed under </w:t>
       </w:r>
-      <w:hyperlink w:history="1" r:id="rIdxbwzjim4aeemhxqefv8j8">
+      <w:hyperlink w:history="1" r:id="rIdovkpjzxtf2ffmizavsw2f">
         <w:r>
           <w:rPr>
             <w:rFonts w:ascii="Arial" w:cs="Arial" w:eastAsia="Arial" w:hAnsi="Arial"/>
@@ -17116,7 +17116,7 @@
         </w:rPr>
         <w:t xml:space="preserve"> (</w:t>
       </w:r>
-      <w:hyperlink w:history="1" r:id="rIdwqsookmstjb82eodgisdr">
+      <w:hyperlink w:history="1" r:id="rIdobwrc6mgdrxnxzlpzn_hy">
         <w:r>
           <w:rPr>
             <w:rFonts w:ascii="Arial" w:cs="Arial" w:eastAsia="Arial" w:hAnsi="Arial"/>
@@ -18025,7 +18025,7 @@
                 <w:sz w:val="18"/>
                 <w:szCs w:val="18"/>
               </w:rPr>
-              <w:t xml:space="preserve">From these two experiments, learners derive the multiplication rule P(A and B) = P(A) × P(B) as a pattern in their own data before the teacher formalises it. The rule is then connected explicitly back to the driving question: because each football match is an independent event — just like each coin toss — Gor Mahia's five consecutive wins do not raise or lower the probability of the sixth match's outcome by even one decimal place. The lesson closes with an update to the Driving Question Board and a revision of each learner's growing probability model.</w:t>
+              <w:t xml:space="preserve">From these two experiments, learners derive the multiplication rule P(A and B) = P(A) × P(B) as a pattern in their own data before the teacher formalises it. The rule is then connected explicitly back to the driving question: because each football match is an independent event — just like each coin toss — Gor Mahia's seven consecutive wins do not raise or lower the probability of the eighth match's outcome by even one decimal place. The lesson closes with an update to the Driving Question Board and a revision of each learner's growing probability model.</w:t>
             </w:r>
           </w:p>
         </w:tc>
@@ -18308,7 +18308,7 @@
             <w:pPr>
               <w:spacing w:after="20" w:before="0"/>
             </w:pPr>
-            <w:hyperlink w:history="1" r:id="rIdojsrrcabji9rynior6tjj">
+            <w:hyperlink w:history="1" r:id="rIdxfk7qubcmz_q-odifvvut">
               <w:r>
                 <w:rPr>
                   <w:rFonts w:ascii="Arial" w:cs="Arial" w:eastAsia="Arial" w:hAnsi="Arial"/>
@@ -18341,7 +18341,7 @@
               <w:spacing w:after="10" w:before="0"/>
               <w:ind w:left="120"/>
             </w:pPr>
-            <w:hyperlink w:history="1" r:id="rIdw9ykmn-a-nevjq7digqmb">
+            <w:hyperlink w:history="1" r:id="rIdi220gx-5dmylcfb5i4cc5">
               <w:r>
                 <w:rPr>
                   <w:rFonts w:ascii="Arial" w:cs="Arial" w:eastAsia="Arial" w:hAnsi="Arial"/>
@@ -18386,7 +18386,7 @@
             <w:pPr>
               <w:spacing w:after="20" w:before="0"/>
             </w:pPr>
-            <w:hyperlink w:history="1" r:id="rIdxemugaiaugyahuwir1kwo">
+            <w:hyperlink w:history="1" r:id="rIdmud8fpvb4_ybtnrlvntdl">
               <w:r>
                 <w:rPr>
                   <w:rFonts w:ascii="Arial" w:cs="Arial" w:eastAsia="Arial" w:hAnsi="Arial"/>
@@ -18419,7 +18419,7 @@
               <w:spacing w:after="10" w:before="0"/>
               <w:ind w:left="120"/>
             </w:pPr>
-            <w:hyperlink w:history="1" r:id="rIdmldhgmjrfhtr_fc102cjf">
+            <w:hyperlink w:history="1" r:id="rIdxywk4_jmkp23vhtltbclo">
               <w:r>
                 <w:rPr>
                   <w:rFonts w:ascii="Arial" w:cs="Arial" w:eastAsia="Arial" w:hAnsi="Arial"/>
@@ -18461,7 +18461,7 @@
                 <w:sz w:val="18"/>
                 <w:szCs w:val="18"/>
               </w:rPr>
-              <w:t xml:space="preserve">Learners are shown a scenario card on the board: 'It has rained in Kisumu for the past three days. Akinyi is about to toss a coin. Does the Kisumu rain make heads more likely, less likely, or equally likely as before?' Each learner writes a private prediction in their exercise book — including a one-sentence justification — before any discussion. Then learners are shown a second scenario: 'Gor Mahia has won their last five Premier League matches. They play Tusker FC next Saturday. Is a Gor Mahia WIN now more likely, less likely, or the same probability as it was before the streak?' Learners write a second prediction and justification. Learners hold their predictions — they will test them experimentally.</w:t>
+              <w:t xml:space="preserve">Learners are shown a scenario card on the board: 'It has rained in Kisumu for the past three days. Akinyi is about to toss a coin. Does the Kisumu rain make heads more likely, less likely, or equally likely as before?' Each learner writes a private prediction in their exercise book — including a one-sentence justification — before any discussion. Then learners are shown a second scenario: 'Gor Mahia has won their last seven Premier League matches. They play Tusker FC next Saturday. Is a Gor Mahia WIN now more likely, less likely, or the same probability as it was before the streak?' Learners write a second prediction and justification. Learners hold their predictions — they will test them experimentally.</w:t>
             </w:r>
           </w:p>
         </w:tc>
@@ -18614,7 +18614,7 @@
             <w:pPr>
               <w:spacing w:after="20" w:before="0"/>
             </w:pPr>
-            <w:hyperlink w:history="1" r:id="rIdd-rpt-jnu2hxzdw6gwil-">
+            <w:hyperlink w:history="1" r:id="rIddzdspiypaak1cvye9t_fj">
               <w:r>
                 <w:rPr>
                   <w:rFonts w:ascii="Arial" w:cs="Arial" w:eastAsia="Arial" w:hAnsi="Arial"/>
@@ -18647,7 +18647,7 @@
               <w:spacing w:after="10" w:before="0"/>
               <w:ind w:left="120"/>
             </w:pPr>
-            <w:hyperlink w:history="1" r:id="rIdxeytkcf7icjaexlewwola">
+            <w:hyperlink w:history="1" r:id="rId7eofx2k99r8rqtfgc_ddz">
               <w:r>
                 <w:rPr>
                   <w:rFonts w:ascii="Arial" w:cs="Arial" w:eastAsia="Arial" w:hAnsi="Arial"/>
@@ -18692,7 +18692,7 @@
             <w:pPr>
               <w:spacing w:after="20" w:before="0"/>
             </w:pPr>
-            <w:hyperlink w:history="1" r:id="rIdnykxqr_aljdn8jbvcqkxs">
+            <w:hyperlink w:history="1" r:id="rId5ttv8wl_yl1zqfq0ndikq">
               <w:r>
                 <w:rPr>
                   <w:rFonts w:ascii="Arial" w:cs="Arial" w:eastAsia="Arial" w:hAnsi="Arial"/>
@@ -18725,7 +18725,7 @@
               <w:spacing w:after="10" w:before="0"/>
               <w:ind w:left="120"/>
             </w:pPr>
-            <w:hyperlink w:history="1" r:id="rIdpmecezan6cg6pgskh7iub">
+            <w:hyperlink w:history="1" r:id="rIdxesml7iqryov7_03adm5k">
               <w:r>
                 <w:rPr>
                   <w:rFonts w:ascii="Arial" w:cs="Arial" w:eastAsia="Arial" w:hAnsi="Arial"/>
@@ -18920,7 +18920,7 @@
             <w:pPr>
               <w:spacing w:after="20" w:before="0"/>
             </w:pPr>
-            <w:hyperlink w:history="1" r:id="rId_4hpsld76wrsh3wlhbnmf">
+            <w:hyperlink w:history="1" r:id="rIddt8dlqyhan3nms9dywcov">
               <w:r>
                 <w:rPr>
                   <w:rFonts w:ascii="Arial" w:cs="Arial" w:eastAsia="Arial" w:hAnsi="Arial"/>
@@ -18953,7 +18953,7 @@
               <w:spacing w:after="10" w:before="0"/>
               <w:ind w:left="120"/>
             </w:pPr>
-            <w:hyperlink w:history="1" r:id="rIdn3h1atntl_otu9mzyegcl">
+            <w:hyperlink w:history="1" r:id="rIdounb_qo2opsgb7bumkdte">
               <w:r>
                 <w:rPr>
                   <w:rFonts w:ascii="Arial" w:cs="Arial" w:eastAsia="Arial" w:hAnsi="Arial"/>
@@ -18998,7 +18998,7 @@
             <w:pPr>
               <w:spacing w:after="20" w:before="0"/>
             </w:pPr>
-            <w:hyperlink w:history="1" r:id="rIdm3nd0yqeexgjl_kafz7st">
+            <w:hyperlink w:history="1" r:id="rIdzjp_ne4h8gbyne7km4z0n">
               <w:r>
                 <w:rPr>
                   <w:rFonts w:ascii="Arial" w:cs="Arial" w:eastAsia="Arial" w:hAnsi="Arial"/>
@@ -19031,7 +19031,7 @@
               <w:spacing w:after="10" w:before="0"/>
               <w:ind w:left="120"/>
             </w:pPr>
-            <w:hyperlink w:history="1" r:id="rIdsoihyookyyqvyb3phkfpx">
+            <w:hyperlink w:history="1" r:id="rIdvelkztf1esb6osxqmsqc-">
               <w:r>
                 <w:rPr>
                   <w:rFonts w:ascii="Arial" w:cs="Arial" w:eastAsia="Arial" w:hAnsi="Arial"/>
@@ -19226,7 +19226,7 @@
             <w:pPr>
               <w:spacing w:after="20" w:before="0"/>
             </w:pPr>
-            <w:hyperlink w:history="1" r:id="rIdgoa3p5bx2eun1kisdzptk">
+            <w:hyperlink w:history="1" r:id="rId7exh6ag0vnjdygbthxohh">
               <w:r>
                 <w:rPr>
                   <w:rFonts w:ascii="Arial" w:cs="Arial" w:eastAsia="Arial" w:hAnsi="Arial"/>
@@ -19259,7 +19259,7 @@
               <w:spacing w:after="10" w:before="0"/>
               <w:ind w:left="120"/>
             </w:pPr>
-            <w:hyperlink w:history="1" r:id="rIdn-gqhr3qsra0pi8couhzs">
+            <w:hyperlink w:history="1" r:id="rIddbo94jkbq5ptehoxf7dol">
               <w:r>
                 <w:rPr>
                   <w:rFonts w:ascii="Arial" w:cs="Arial" w:eastAsia="Arial" w:hAnsi="Arial"/>
@@ -19304,7 +19304,7 @@
             <w:pPr>
               <w:spacing w:after="20" w:before="0"/>
             </w:pPr>
-            <w:hyperlink w:history="1" r:id="rIdaa-qhbzdxttmmwxckdqel">
+            <w:hyperlink w:history="1" r:id="rIdapxgwtegthfshgwitmr6y">
               <w:r>
                 <w:rPr>
                   <w:rFonts w:ascii="Arial" w:cs="Arial" w:eastAsia="Arial" w:hAnsi="Arial"/>
@@ -19337,7 +19337,7 @@
               <w:spacing w:after="10" w:before="0"/>
               <w:ind w:left="120"/>
             </w:pPr>
-            <w:hyperlink w:history="1" r:id="rIdvekmcrjw8eckppqdbazah">
+            <w:hyperlink w:history="1" r:id="rIdku_mih5ttkrdeahvt-moj">
               <w:r>
                 <w:rPr>
                   <w:rFonts w:ascii="Arial" w:cs="Arial" w:eastAsia="Arial" w:hAnsi="Arial"/>
@@ -19532,7 +19532,7 @@
             <w:pPr>
               <w:spacing w:after="20" w:before="0"/>
             </w:pPr>
-            <w:hyperlink w:history="1" r:id="rIdlg9slz9ppszfnh9fv3ls1">
+            <w:hyperlink w:history="1" r:id="rId0a3yj-tktiirypfa8uvm4">
               <w:r>
                 <w:rPr>
                   <w:rFonts w:ascii="Arial" w:cs="Arial" w:eastAsia="Arial" w:hAnsi="Arial"/>
@@ -19565,7 +19565,7 @@
               <w:spacing w:after="10" w:before="0"/>
               <w:ind w:left="120"/>
             </w:pPr>
-            <w:hyperlink w:history="1" r:id="rIdtwwk1hvh_bswwvbvarvvx">
+            <w:hyperlink w:history="1" r:id="rIdme8naqriworeyapalaq92">
               <w:r>
                 <w:rPr>
                   <w:rFonts w:ascii="Arial" w:cs="Arial" w:eastAsia="Arial" w:hAnsi="Arial"/>
@@ -19610,7 +19610,7 @@
             <w:pPr>
               <w:spacing w:after="20" w:before="0"/>
             </w:pPr>
-            <w:hyperlink w:history="1" r:id="rIdykpjko4bmivaq3dslfho3">
+            <w:hyperlink w:history="1" r:id="rIdxiruukfqwggu8bwuaph_t">
               <w:r>
                 <w:rPr>
                   <w:rFonts w:ascii="Arial" w:cs="Arial" w:eastAsia="Arial" w:hAnsi="Arial"/>
@@ -19643,7 +19643,7 @@
               <w:spacing w:after="10" w:before="0"/>
               <w:ind w:left="120"/>
             </w:pPr>
-            <w:hyperlink w:history="1" r:id="rIdoizm4sad5aeqxbw8l2bxi">
+            <w:hyperlink w:history="1" r:id="rIdqrufmmkcw-ftvxeswyj8s">
               <w:r>
                 <w:rPr>
                   <w:rFonts w:ascii="Arial" w:cs="Arial" w:eastAsia="Arial" w:hAnsi="Arial"/>
@@ -20307,7 +20307,7 @@
         </w:rPr>
         <w:t xml:space="preserve">© 2026 SeaVuria and ARES. Aligned with KICD objectives. Developed by SeaVuria; technical implementation by ARES (with AI assistance from Claude). Licensed under </w:t>
       </w:r>
-      <w:hyperlink w:history="1" r:id="rId1crkppkp9zmmhypafc6nt">
+      <w:hyperlink w:history="1" r:id="rIdljmfewtr6--5brfvywtna">
         <w:r>
           <w:rPr>
             <w:rFonts w:ascii="Arial" w:cs="Arial" w:eastAsia="Arial" w:hAnsi="Arial"/>
@@ -20328,7 +20328,7 @@
         </w:rPr>
         <w:t xml:space="preserve"> (</w:t>
       </w:r>
-      <w:hyperlink w:history="1" r:id="rIdyeh90jfz8bdvatoz3pqvo">
+      <w:hyperlink w:history="1" r:id="rId1sxyq0jbzwztawyjrwp3o">
         <w:r>
           <w:rPr>
             <w:rFonts w:ascii="Arial" w:cs="Arial" w:eastAsia="Arial" w:hAnsi="Arial"/>
@@ -21341,7 +21341,7 @@
             <w:pPr>
               <w:spacing w:after="20" w:before="0"/>
             </w:pPr>
-            <w:hyperlink w:history="1" r:id="rIdqgpcel3ts11on4oop65yp">
+            <w:hyperlink w:history="1" r:id="rIdh_zzys-dkgqpmbursbzey">
               <w:r>
                 <w:rPr>
                   <w:rFonts w:ascii="Arial" w:cs="Arial" w:eastAsia="Arial" w:hAnsi="Arial"/>
@@ -21374,7 +21374,7 @@
               <w:spacing w:after="10" w:before="0"/>
               <w:ind w:left="120"/>
             </w:pPr>
-            <w:hyperlink w:history="1" r:id="rIdlr2v9zx0njlzxlwrckp2r">
+            <w:hyperlink w:history="1" r:id="rId91cci9hompxtpfff4nmeh">
               <w:r>
                 <w:rPr>
                   <w:rFonts w:ascii="Arial" w:cs="Arial" w:eastAsia="Arial" w:hAnsi="Arial"/>
@@ -21419,7 +21419,7 @@
             <w:pPr>
               <w:spacing w:after="20" w:before="0"/>
             </w:pPr>
-            <w:hyperlink w:history="1" r:id="rIdrrm5gsdvphn1iik1vjr3b">
+            <w:hyperlink w:history="1" r:id="rIdou79lb8w2im0fkjk0q5uw">
               <w:r>
                 <w:rPr>
                   <w:rFonts w:ascii="Arial" w:cs="Arial" w:eastAsia="Arial" w:hAnsi="Arial"/>
@@ -21452,7 +21452,7 @@
               <w:spacing w:after="10" w:before="0"/>
               <w:ind w:left="120"/>
             </w:pPr>
-            <w:hyperlink w:history="1" r:id="rIdkhy_h-veoaasocydssbvd">
+            <w:hyperlink w:history="1" r:id="rIdnomaqepbiqvkmwkyq-b6f">
               <w:r>
                 <w:rPr>
                   <w:rFonts w:ascii="Arial" w:cs="Arial" w:eastAsia="Arial" w:hAnsi="Arial"/>
@@ -21647,7 +21647,7 @@
             <w:pPr>
               <w:spacing w:after="20" w:before="0"/>
             </w:pPr>
-            <w:hyperlink w:history="1" r:id="rId1aikvfzxzzp6ngvkq_c8n">
+            <w:hyperlink w:history="1" r:id="rIdpmwwdbte_6m4zullhhezz">
               <w:r>
                 <w:rPr>
                   <w:rFonts w:ascii="Arial" w:cs="Arial" w:eastAsia="Arial" w:hAnsi="Arial"/>
@@ -21680,7 +21680,7 @@
               <w:spacing w:after="10" w:before="0"/>
               <w:ind w:left="120"/>
             </w:pPr>
-            <w:hyperlink w:history="1" r:id="rIdexsjwvn7hqptkryfenodo">
+            <w:hyperlink w:history="1" r:id="rIdh2-uunpij7lwsskm7ydca">
               <w:r>
                 <w:rPr>
                   <w:rFonts w:ascii="Arial" w:cs="Arial" w:eastAsia="Arial" w:hAnsi="Arial"/>
@@ -21725,7 +21725,7 @@
             <w:pPr>
               <w:spacing w:after="20" w:before="0"/>
             </w:pPr>
-            <w:hyperlink w:history="1" r:id="rIdzqaewdfmmsfvsv24ry6sa">
+            <w:hyperlink w:history="1" r:id="rIdfhpswapvez6ufsiq1dfgm">
               <w:r>
                 <w:rPr>
                   <w:rFonts w:ascii="Arial" w:cs="Arial" w:eastAsia="Arial" w:hAnsi="Arial"/>
@@ -21758,7 +21758,7 @@
               <w:spacing w:after="10" w:before="0"/>
               <w:ind w:left="120"/>
             </w:pPr>
-            <w:hyperlink w:history="1" r:id="rIddjxtj7ew1-6f91jdtolf4">
+            <w:hyperlink w:history="1" r:id="rId6lg6t4kbvdhbktir-fvjs">
               <w:r>
                 <w:rPr>
                   <w:rFonts w:ascii="Arial" w:cs="Arial" w:eastAsia="Arial" w:hAnsi="Arial"/>
@@ -21953,7 +21953,7 @@
             <w:pPr>
               <w:spacing w:after="20" w:before="0"/>
             </w:pPr>
-            <w:hyperlink w:history="1" r:id="rIdpo9coxaogb8_dptnlny0x">
+            <w:hyperlink w:history="1" r:id="rIduzgfpjrd0_sqmc31xgnv5">
               <w:r>
                 <w:rPr>
                   <w:rFonts w:ascii="Arial" w:cs="Arial" w:eastAsia="Arial" w:hAnsi="Arial"/>
@@ -21986,7 +21986,7 @@
               <w:spacing w:after="10" w:before="0"/>
               <w:ind w:left="120"/>
             </w:pPr>
-            <w:hyperlink w:history="1" r:id="rIdrwyno4subm6yme0tutgnk">
+            <w:hyperlink w:history="1" r:id="rIdbhw1qo9wxop4svcrxggy6">
               <w:r>
                 <w:rPr>
                   <w:rFonts w:ascii="Arial" w:cs="Arial" w:eastAsia="Arial" w:hAnsi="Arial"/>
@@ -22031,7 +22031,7 @@
             <w:pPr>
               <w:spacing w:after="20" w:before="0"/>
             </w:pPr>
-            <w:hyperlink w:history="1" r:id="rIdjyoh70um3ob7rvdsyb8ll">
+            <w:hyperlink w:history="1" r:id="rIdvbkjqvgkm3gft3f87vgub">
               <w:r>
                 <w:rPr>
                   <w:rFonts w:ascii="Arial" w:cs="Arial" w:eastAsia="Arial" w:hAnsi="Arial"/>
@@ -22064,7 +22064,7 @@
               <w:spacing w:after="10" w:before="0"/>
               <w:ind w:left="120"/>
             </w:pPr>
-            <w:hyperlink w:history="1" r:id="rIdy9zhuwo2ywsgsegt8wo9m">
+            <w:hyperlink w:history="1" r:id="rIdnhb6sm3ulxrsu_g-bwf9z">
               <w:r>
                 <w:rPr>
                   <w:rFonts w:ascii="Arial" w:cs="Arial" w:eastAsia="Arial" w:hAnsi="Arial"/>
@@ -22259,7 +22259,7 @@
             <w:pPr>
               <w:spacing w:after="20" w:before="0"/>
             </w:pPr>
-            <w:hyperlink w:history="1" r:id="rIdaxussq313f-dhsrekndbg">
+            <w:hyperlink w:history="1" r:id="rId7umnqy-tkiatwrzl8n_1s">
               <w:r>
                 <w:rPr>
                   <w:rFonts w:ascii="Arial" w:cs="Arial" w:eastAsia="Arial" w:hAnsi="Arial"/>
@@ -22292,7 +22292,7 @@
               <w:spacing w:after="10" w:before="0"/>
               <w:ind w:left="120"/>
             </w:pPr>
-            <w:hyperlink w:history="1" r:id="rIdvqbtrnb2xyif-qxdaoacm">
+            <w:hyperlink w:history="1" r:id="rIdds6-na5p7tbusdwukbtrq">
               <w:r>
                 <w:rPr>
                   <w:rFonts w:ascii="Arial" w:cs="Arial" w:eastAsia="Arial" w:hAnsi="Arial"/>
@@ -22337,7 +22337,7 @@
             <w:pPr>
               <w:spacing w:after="20" w:before="0"/>
             </w:pPr>
-            <w:hyperlink w:history="1" r:id="rIdreyswpmp0j_hh98c5sy-t">
+            <w:hyperlink w:history="1" r:id="rIdkc7h9ihhxxjbx5jnrqvfx">
               <w:r>
                 <w:rPr>
                   <w:rFonts w:ascii="Arial" w:cs="Arial" w:eastAsia="Arial" w:hAnsi="Arial"/>
@@ -22370,7 +22370,7 @@
               <w:spacing w:after="10" w:before="0"/>
               <w:ind w:left="120"/>
             </w:pPr>
-            <w:hyperlink w:history="1" r:id="rIdo0y-g_xbo8nijyuwnn24t">
+            <w:hyperlink w:history="1" r:id="rIdugsg5ui0fxc6gjvsl7s41">
               <w:r>
                 <w:rPr>
                   <w:rFonts w:ascii="Arial" w:cs="Arial" w:eastAsia="Arial" w:hAnsi="Arial"/>
@@ -22565,7 +22565,7 @@
             <w:pPr>
               <w:spacing w:after="20" w:before="0"/>
             </w:pPr>
-            <w:hyperlink w:history="1" r:id="rIdn3duuyrhcaqjetw_dmds3">
+            <w:hyperlink w:history="1" r:id="rIdgckytphwb9-z-mbsg4l9o">
               <w:r>
                 <w:rPr>
                   <w:rFonts w:ascii="Arial" w:cs="Arial" w:eastAsia="Arial" w:hAnsi="Arial"/>
@@ -22614,7 +22614,7 @@
               <w:spacing w:after="10" w:before="0"/>
               <w:ind w:left="120"/>
             </w:pPr>
-            <w:hyperlink w:history="1" r:id="rId6qzq9i-q2pwif6d84ywy3">
+            <w:hyperlink w:history="1" r:id="rIdx-wbpyto3ahpsdp4w2ozu">
               <w:r>
                 <w:rPr>
                   <w:rFonts w:ascii="Arial" w:cs="Arial" w:eastAsia="Arial" w:hAnsi="Arial"/>
@@ -22659,7 +22659,7 @@
             <w:pPr>
               <w:spacing w:after="20" w:before="0"/>
             </w:pPr>
-            <w:hyperlink w:history="1" r:id="rIdvwchrmk_jjnmlt0jzn_ql">
+            <w:hyperlink w:history="1" r:id="rIdhwy_ogrf5lpqemoibsfmt">
               <w:r>
                 <w:rPr>
                   <w:rFonts w:ascii="Arial" w:cs="Arial" w:eastAsia="Arial" w:hAnsi="Arial"/>
@@ -22708,7 +22708,7 @@
               <w:spacing w:after="10" w:before="0"/>
               <w:ind w:left="120"/>
             </w:pPr>
-            <w:hyperlink w:history="1" r:id="rIdqd2jjxyvwxchcqhu-a10p">
+            <w:hyperlink w:history="1" r:id="rIdz6o7bbncnvenfvnea5azk">
               <w:r>
                 <w:rPr>
                   <w:rFonts w:ascii="Arial" w:cs="Arial" w:eastAsia="Arial" w:hAnsi="Arial"/>
@@ -22750,7 +22750,7 @@
                 <w:sz w:val="18"/>
                 <w:szCs w:val="18"/>
               </w:rPr>
-              <w:t xml:space="preserve">Learners retrieve their cumulative probability model (begun in Lesson 4 and revised in Lessons 5 and 6). Today they add a new layer to the model: a two-experiment section showing a labelled probability tree diagram for two independent events, with the multiplication rule written as a key alongside it. They annotate the model with: (a) a Kenyan context example (their choice from today's three scenario cards); (b) a statement connecting the model to the driving question — specifically, how the multiplication rule explains why the gambler's fallacy is mathematically wrong when events are independent; (c) a colour-coded arrow linking back to the 'range of probability' and 'equally likely events' sections from earlier lessons, showing how independent-event probability still obeys 0 ≤ P ≤ 1. Learners who finish early add a third experiment branch to their tree to explore what happens to compound probability as more independent events are chained.</w:t>
+              <w:t xml:space="preserve">Learners retrieve their cumulative probability model (begun in Lesson 1 and revised in every lesson since). Today they add a new layer to the model: a two-experiment section showing a labelled probability tree diagram for two independent events, with the multiplication rule written as a key alongside it. They annotate the model with: (a) a Kenyan context example (their choice from today's three scenario cards); (b) a statement connecting the model to the driving question — specifically, how the multiplication rule explains why the gambler's fallacy is mathematically wrong when events are independent; (c) a colour-coded arrow linking back to the 'range of probability' and 'equally likely events' sections from earlier lessons, showing how independent-event probability still obeys 0 ≤ P ≤ 1. Learners who finish early add a third experiment branch to their tree to explore what happens to compound probability as more independent events are chained.</w:t>
             </w:r>
           </w:p>
         </w:tc>
@@ -22782,7 +22782,7 @@
                 <w:sz w:val="18"/>
                 <w:szCs w:val="18"/>
               </w:rPr>
-              <w:t xml:space="preserve">Say: 'Open your cumulative probability model. You are going to add the most powerful tool we have built so far. Draw a probability tree diagram for two independent events — use any of today's three Kenyan scenarios as your example. Label every branch and endpoint. Write P(A and B) = P(A) × P(B) as the KEY rule for this section.' Give 6 minutes for model revision. Circulate and prompt: 'Where in your model does this connect to what you drew in Lesson 4 about equally likely events?' and 'Can you show with your model exactly why someone who thinks the coin is DUE for tails is wrong?' After 6 minutes, cold-call one learner to hold up their model and describe one new feature they added today: '[Name], show us your tree diagram and explain in two sentences what it proves about independent events.' Close the lesson: 'In our final lesson we will bring ALL of this together — equally likely events, mutually exclusive events, and independent events — to answer our driving question completely. Make sure your model is ready.' Preview: 'Lesson 8 will ask: if we know all of this mathematics, why do so many people still gamble? What does probability tell us about risk over time?'</w:t>
+              <w:t xml:space="preserve">Say: 'Open your cumulative probability model. You are going to add the most powerful tool we have built so far. Draw a probability tree diagram for two independent events — use any of today's three Kenyan scenarios as your example. Label every branch and endpoint. Write P(A and B) = P(A) × P(B) as the KEY rule for this section.' Give 6 minutes for model revision. Circulate and prompt: 'Where in your model does this connect to what you drew in Lesson 1 about equally likely events?' and 'Can you show with your model exactly why someone who thinks the coin is DUE for tails is wrong?' After 6 minutes, cold-call one learner to hold up their model and describe one new feature they added today: '[Name], show us your tree diagram and explain in two sentences what it proves about independent events.' Close the lesson: 'In our final lesson we will bring ALL of this together — equally likely events, mutually exclusive events, and independent events — to answer our driving question completely. Make sure your model is ready.' Preview: 'Lesson 8 will ask: if we know all of this mathematics, why do so many people still gamble? What does probability tell us about risk over time?'</w:t>
             </w:r>
           </w:p>
         </w:tc>
@@ -23220,7 +23220,7 @@
         </w:rPr>
         <w:t xml:space="preserve">© 2026 SeaVuria and ARES. Aligned with KICD objectives. Developed by SeaVuria; technical implementation by ARES (with AI assistance from Claude). Licensed under </w:t>
       </w:r>
-      <w:hyperlink w:history="1" r:id="rIdxjqtzhvof2aqfhtjwxhit">
+      <w:hyperlink w:history="1" r:id="rIdozmvmvo4fol6zsast94lk">
         <w:r>
           <w:rPr>
             <w:rFonts w:ascii="Arial" w:cs="Arial" w:eastAsia="Arial" w:hAnsi="Arial"/>
@@ -23241,7 +23241,7 @@
         </w:rPr>
         <w:t xml:space="preserve"> (</w:t>
       </w:r>
-      <w:hyperlink w:history="1" r:id="rId_2xzzjpbltkpjbbf-gvve">
+      <w:hyperlink w:history="1" r:id="rIdjd8qyqqkrbflfj9jgcflu">
         <w:r>
           <w:rPr>
             <w:rFonts w:ascii="Arial" w:cs="Arial" w:eastAsia="Arial" w:hAnsi="Arial"/>
@@ -24254,7 +24254,7 @@
             <w:pPr>
               <w:spacing w:after="20" w:before="0"/>
             </w:pPr>
-            <w:hyperlink w:history="1" r:id="rId0unmeyjl-ay_4kru47prc">
+            <w:hyperlink w:history="1" r:id="rId6hboedamn4dtmgms2eb9r">
               <w:r>
                 <w:rPr>
                   <w:rFonts w:ascii="Arial" w:cs="Arial" w:eastAsia="Arial" w:hAnsi="Arial"/>
@@ -24287,7 +24287,7 @@
               <w:spacing w:after="10" w:before="0"/>
               <w:ind w:left="120"/>
             </w:pPr>
-            <w:hyperlink w:history="1" r:id="rIdiullwfwbq856uje15nbth">
+            <w:hyperlink w:history="1" r:id="rIdfkc5almgasqahadbd-gue">
               <w:r>
                 <w:rPr>
                   <w:rFonts w:ascii="Arial" w:cs="Arial" w:eastAsia="Arial" w:hAnsi="Arial"/>
@@ -24332,7 +24332,7 @@
             <w:pPr>
               <w:spacing w:after="20" w:before="0"/>
             </w:pPr>
-            <w:hyperlink w:history="1" r:id="rId01wpsllskn0iemnzw4ymn">
+            <w:hyperlink w:history="1" r:id="rIdsrou2p7kspq1oy5ghxpwy">
               <w:r>
                 <w:rPr>
                   <w:rFonts w:ascii="Arial" w:cs="Arial" w:eastAsia="Arial" w:hAnsi="Arial"/>
@@ -24365,7 +24365,7 @@
               <w:spacing w:after="10" w:before="0"/>
               <w:ind w:left="120"/>
             </w:pPr>
-            <w:hyperlink w:history="1" r:id="rId3r3jzd4bt4bynh0x43oyu">
+            <w:hyperlink w:history="1" r:id="rId01isgnxbg7frs8lr4r-ij">
               <w:r>
                 <w:rPr>
                   <w:rFonts w:ascii="Arial" w:cs="Arial" w:eastAsia="Arial" w:hAnsi="Arial"/>
@@ -24560,7 +24560,7 @@
             <w:pPr>
               <w:spacing w:after="20" w:before="0"/>
             </w:pPr>
-            <w:hyperlink w:history="1" r:id="rIdt1uhpwxpwdiifp4fskkwe">
+            <w:hyperlink w:history="1" r:id="rIdoesqzk2qgkzuwjuzjdv9p">
               <w:r>
                 <w:rPr>
                   <w:rFonts w:ascii="Arial" w:cs="Arial" w:eastAsia="Arial" w:hAnsi="Arial"/>
@@ -24593,7 +24593,7 @@
               <w:spacing w:after="10" w:before="0"/>
               <w:ind w:left="120"/>
             </w:pPr>
-            <w:hyperlink w:history="1" r:id="rId0ylsjl8a7jumyvdt2_ffr">
+            <w:hyperlink w:history="1" r:id="rIdho-qjkl9vd7xt2wwrurkf">
               <w:r>
                 <w:rPr>
                   <w:rFonts w:ascii="Arial" w:cs="Arial" w:eastAsia="Arial" w:hAnsi="Arial"/>
@@ -24638,7 +24638,7 @@
             <w:pPr>
               <w:spacing w:after="20" w:before="0"/>
             </w:pPr>
-            <w:hyperlink w:history="1" r:id="rIdibyokxnqet-h0tau9y_xa">
+            <w:hyperlink w:history="1" r:id="rIdc_5lq41_vzbun-jppxkyd">
               <w:r>
                 <w:rPr>
                   <w:rFonts w:ascii="Arial" w:cs="Arial" w:eastAsia="Arial" w:hAnsi="Arial"/>
@@ -24671,7 +24671,7 @@
               <w:spacing w:after="10" w:before="0"/>
               <w:ind w:left="120"/>
             </w:pPr>
-            <w:hyperlink w:history="1" r:id="rIdxxuu1n6utlg1dev_zvqhk">
+            <w:hyperlink w:history="1" r:id="rIdoq96mcqwgwzdittagovi9">
               <w:r>
                 <w:rPr>
                   <w:rFonts w:ascii="Arial" w:cs="Arial" w:eastAsia="Arial" w:hAnsi="Arial"/>
@@ -24713,7 +24713,7 @@
                 <w:sz w:val="18"/>
                 <w:szCs w:val="18"/>
               </w:rPr>
-              <w:t xml:space="preserve">Groups of 4 receive an 'Evidence Pack' — a single A3 sheet with four worked scenarios, each requiring computation and interpretation. Scenario 1 (Equally Likely Events): A fair coin is tossed — what is P(Heads)? If it has landed on Heads 5 times in a row, what is P(Heads) on the 6th toss? Explain. Scenario 2 (Range of Probability): A Kisumu street vendor claims his lucky number will definitely appear on a 6-faced die. Write the probability of this and any event that has probability 0. Where does every real probability sit? Scenario 3 (Mutually Exclusive Events): In a single draw from a shuffled pack, what is P(Gor Mahia wins AND AFC Leopards wins the same match)? Identify this as mutually exclusive. Scenario 4 (Independent Events): Gor Mahia plays three consecutive matches. Assume each match is independent and P(Gor Mahia wins) = 0.6. Calculate P(wins all three). What does this tell a bettor? Groups work for 12 minutes, recording calculations and written explanations on the Evidence Pack.</w:t>
+              <w:t xml:space="preserve">Groups of 4 receive an 'Evidence Pack' — a single A3 sheet with four worked scenarios, each requiring computation and interpretation. Scenario 1 (Equally Likely Events): A fair coin is tossed — what is P(Heads)? If it has landed on Heads 5 times in a row, what is P(Heads) on the 6th toss? Explain. Scenario 2 (Range of Probability): A Kisumu street vendor claims his lucky number will definitely appear on a 6-faced die. Write the probability of this and any event that has probability 0. Where does every real probability sit? Scenario 3 (Mutually Exclusive Events): In a single Gor Mahia vs AFC Leopards match, what is P(Gor Mahia wins AND AFC Leopards wins the same match)? Identify this as mutually exclusive. Scenario 4 (Independent Events): Gor Mahia plays three consecutive matches. Assume each match is independent and P(Gor Mahia wins) = 0.6. Calculate P(wins all three). What does this tell a bettor? Groups work for 12 minutes, recording calculations and written explanations on the Evidence Pack.</w:t>
             </w:r>
           </w:p>
         </w:tc>
@@ -24866,7 +24866,7 @@
             <w:pPr>
               <w:spacing w:after="20" w:before="0"/>
             </w:pPr>
-            <w:hyperlink w:history="1" r:id="rIdbrwyl7xx-hesxos0b8lkp">
+            <w:hyperlink w:history="1" r:id="rIddrjszl0edg3p1o81c3ky8">
               <w:r>
                 <w:rPr>
                   <w:rFonts w:ascii="Arial" w:cs="Arial" w:eastAsia="Arial" w:hAnsi="Arial"/>
@@ -24899,7 +24899,7 @@
               <w:spacing w:after="10" w:before="0"/>
               <w:ind w:left="120"/>
             </w:pPr>
-            <w:hyperlink w:history="1" r:id="rId36xf31va0i4tyqahyoko5">
+            <w:hyperlink w:history="1" r:id="rIdski5sqmihmsoiwilc_rtb">
               <w:r>
                 <w:rPr>
                   <w:rFonts w:ascii="Arial" w:cs="Arial" w:eastAsia="Arial" w:hAnsi="Arial"/>
@@ -24944,7 +24944,7 @@
             <w:pPr>
               <w:spacing w:after="20" w:before="0"/>
             </w:pPr>
-            <w:hyperlink w:history="1" r:id="rIdxflfpfnl5myffhci8a8pl">
+            <w:hyperlink w:history="1" r:id="rIdlfges3taogxm-wkg_uyl2">
               <w:r>
                 <w:rPr>
                   <w:rFonts w:ascii="Arial" w:cs="Arial" w:eastAsia="Arial" w:hAnsi="Arial"/>
@@ -24977,7 +24977,7 @@
               <w:spacing w:after="10" w:before="0"/>
               <w:ind w:left="120"/>
             </w:pPr>
-            <w:hyperlink w:history="1" r:id="rId_kxzq4kafcbksnb-ge9gx">
+            <w:hyperlink w:history="1" r:id="rIdbjwvdsr8vsciy1xo9jivp">
               <w:r>
                 <w:rPr>
                   <w:rFonts w:ascii="Arial" w:cs="Arial" w:eastAsia="Arial" w:hAnsi="Arial"/>
@@ -25172,7 +25172,7 @@
             <w:pPr>
               <w:spacing w:after="20" w:before="0"/>
             </w:pPr>
-            <w:hyperlink w:history="1" r:id="rIdmsspvq3j6kgxjfqfgagsx">
+            <w:hyperlink w:history="1" r:id="rIdj8i5qjs1mnii3pxntsf2y">
               <w:r>
                 <w:rPr>
                   <w:rFonts w:ascii="Arial" w:cs="Arial" w:eastAsia="Arial" w:hAnsi="Arial"/>
@@ -25205,7 +25205,7 @@
               <w:spacing w:after="10" w:before="0"/>
               <w:ind w:left="120"/>
             </w:pPr>
-            <w:hyperlink w:history="1" r:id="rIdxq77qmnvz52u1sjlsyuvo">
+            <w:hyperlink w:history="1" r:id="rId8c8hp0sjgctyd1btxyxdm">
               <w:r>
                 <w:rPr>
                   <w:rFonts w:ascii="Arial" w:cs="Arial" w:eastAsia="Arial" w:hAnsi="Arial"/>
@@ -25250,7 +25250,7 @@
             <w:pPr>
               <w:spacing w:after="20" w:before="0"/>
             </w:pPr>
-            <w:hyperlink w:history="1" r:id="rIdhcu5zjjgnkk1ouxinqiii">
+            <w:hyperlink w:history="1" r:id="rIdlgctstvxxaekkchxdy090">
               <w:r>
                 <w:rPr>
                   <w:rFonts w:ascii="Arial" w:cs="Arial" w:eastAsia="Arial" w:hAnsi="Arial"/>
@@ -25283,7 +25283,7 @@
               <w:spacing w:after="10" w:before="0"/>
               <w:ind w:left="120"/>
             </w:pPr>
-            <w:hyperlink w:history="1" r:id="rIdzklxhav3oradl9enwwd3q">
+            <w:hyperlink w:history="1" r:id="rIdqxhao7jl9tzsl_f3vmmhu">
               <w:r>
                 <w:rPr>
                   <w:rFonts w:ascii="Arial" w:cs="Arial" w:eastAsia="Arial" w:hAnsi="Arial"/>
@@ -25478,7 +25478,7 @@
             <w:pPr>
               <w:spacing w:after="20" w:before="0"/>
             </w:pPr>
-            <w:hyperlink w:history="1" r:id="rIdhdoohdkzrcg5w_zkakpep">
+            <w:hyperlink w:history="1" r:id="rIdyqx4rhx6hda53rull2qj0">
               <w:r>
                 <w:rPr>
                   <w:rFonts w:ascii="Arial" w:cs="Arial" w:eastAsia="Arial" w:hAnsi="Arial"/>
@@ -25511,7 +25511,7 @@
               <w:spacing w:after="10" w:before="0"/>
               <w:ind w:left="120"/>
             </w:pPr>
-            <w:hyperlink w:history="1" r:id="rId_iwi61wbo_wqkgkzx2zrf">
+            <w:hyperlink w:history="1" r:id="rIdb5phj1unzrq-meonuunew">
               <w:r>
                 <w:rPr>
                   <w:rFonts w:ascii="Arial" w:cs="Arial" w:eastAsia="Arial" w:hAnsi="Arial"/>
@@ -25556,7 +25556,7 @@
             <w:pPr>
               <w:spacing w:after="20" w:before="0"/>
             </w:pPr>
-            <w:hyperlink w:history="1" r:id="rIdm9seaoxgiwy7wzjyraeqi">
+            <w:hyperlink w:history="1" r:id="rIdmaeywavtobi3dogsk9kt7">
               <w:r>
                 <w:rPr>
                   <w:rFonts w:ascii="Arial" w:cs="Arial" w:eastAsia="Arial" w:hAnsi="Arial"/>
@@ -25589,7 +25589,7 @@
               <w:spacing w:after="10" w:before="0"/>
               <w:ind w:left="120"/>
             </w:pPr>
-            <w:hyperlink w:history="1" r:id="rIdiryouxz-cpqygf8iavha1">
+            <w:hyperlink w:history="1" r:id="rIdgezowbvos5zk0bogjgg5r">
               <w:r>
                 <w:rPr>
                   <w:rFonts w:ascii="Arial" w:cs="Arial" w:eastAsia="Arial" w:hAnsi="Arial"/>
@@ -26215,7 +26215,7 @@
         </w:rPr>
         <w:t xml:space="preserve">© 2026 SeaVuria and ARES. Aligned with KICD objectives. Developed by SeaVuria; technical implementation by ARES (with AI assistance from Claude). Licensed under </w:t>
       </w:r>
-      <w:hyperlink w:history="1" r:id="rId4rhsf8mxvece3lttsjd7z">
+      <w:hyperlink w:history="1" r:id="rIdzxrace8quypwjh65bpm_a">
         <w:r>
           <w:rPr>
             <w:rFonts w:ascii="Arial" w:cs="Arial" w:eastAsia="Arial" w:hAnsi="Arial"/>
@@ -26236,7 +26236,7 @@
         </w:rPr>
         <w:t xml:space="preserve"> (</w:t>
       </w:r>
-      <w:hyperlink w:history="1" r:id="rIdjbwqad3p4m7epylwcmhq0">
+      <w:hyperlink w:history="1" r:id="rIdzu_4ktb1578wa5avrf3rs">
         <w:r>
           <w:rPr>
             <w:rFonts w:ascii="Arial" w:cs="Arial" w:eastAsia="Arial" w:hAnsi="Arial"/>

--- a/data/outputs/v2/Essential_Mathematics/SS3.2_Probability_I/Essential_Mathematics_Probability_I_CBE_LessonSequence.docx
+++ b/data/outputs/v2/Essential_Mathematics/SS3.2_Probability_I/Essential_Mathematics_Probability_I_CBE_LessonSequence.docx
@@ -2242,7 +2242,7 @@
         </w:rPr>
         <w:t xml:space="preserve">© 2026 SeaVuria and ARES. This work is licensed under a </w:t>
       </w:r>
-      <w:hyperlink w:history="1" r:id="rId7cfarlg48olnhz7i24x4f">
+      <w:hyperlink w:history="1" r:id="rIdpw1to09a497iaevr2f3ws">
         <w:r>
           <w:rPr>
             <w:rFonts w:ascii="Arial" w:cs="Arial" w:eastAsia="Arial" w:hAnsi="Arial"/>
@@ -2262,7 +2262,7 @@
         </w:rPr>
         <w:t xml:space="preserve"> (</w:t>
       </w:r>
-      <w:hyperlink w:history="1" r:id="rIdxjzrshc2zkpjgnn_z1unw">
+      <w:hyperlink w:history="1" r:id="rId6qpusiuncxa8mkag6vtp4">
         <w:r>
           <w:rPr>
             <w:rFonts w:ascii="Arial" w:cs="Arial" w:eastAsia="Arial" w:hAnsi="Arial"/>
@@ -2282,7 +2282,7 @@
         </w:rPr>
         <w:t xml:space="preserve">). To view a copy of this license, visit </w:t>
       </w:r>
-      <w:hyperlink w:history="1" r:id="rIdeobyeccaokjbh4yl-cdqs">
+      <w:hyperlink w:history="1" r:id="rIdtkrf2jfxg3ok2739yahwx">
         <w:r>
           <w:rPr>
             <w:rFonts w:ascii="Arial" w:cs="Arial" w:eastAsia="Arial" w:hAnsi="Arial"/>
@@ -3294,7 +3294,7 @@
             <w:pPr>
               <w:spacing w:after="20" w:before="0"/>
             </w:pPr>
-            <w:hyperlink w:history="1" r:id="rIdt8y0v-pvb9naidj9r4kwx">
+            <w:hyperlink w:history="1" r:id="rIddcgunstsmaszmiimg4nii">
               <w:r>
                 <w:rPr>
                   <w:rFonts w:ascii="Arial" w:cs="Arial" w:eastAsia="Arial" w:hAnsi="Arial"/>
@@ -3327,7 +3327,7 @@
               <w:spacing w:after="10" w:before="0"/>
               <w:ind w:left="120"/>
             </w:pPr>
-            <w:hyperlink w:history="1" r:id="rId2ss7jwwyaawohc0bw1lqg">
+            <w:hyperlink w:history="1" r:id="rIdtuyhhspjztjesppata1lk">
               <w:r>
                 <w:rPr>
                   <w:rFonts w:ascii="Arial" w:cs="Arial" w:eastAsia="Arial" w:hAnsi="Arial"/>
@@ -3372,7 +3372,7 @@
             <w:pPr>
               <w:spacing w:after="20" w:before="0"/>
             </w:pPr>
-            <w:hyperlink w:history="1" r:id="rIdo-bpb997wg_40fynjdrce">
+            <w:hyperlink w:history="1" r:id="rIdogrbp_jccwlonq8_6ougp">
               <w:r>
                 <w:rPr>
                   <w:rFonts w:ascii="Arial" w:cs="Arial" w:eastAsia="Arial" w:hAnsi="Arial"/>
@@ -3405,7 +3405,7 @@
               <w:spacing w:after="10" w:before="0"/>
               <w:ind w:left="120"/>
             </w:pPr>
-            <w:hyperlink w:history="1" r:id="rIdtvjcsh8gsgsbpovovqvf_">
+            <w:hyperlink w:history="1" r:id="rIdrrmmxfo_4etvyysh4adxo">
               <w:r>
                 <w:rPr>
                   <w:rFonts w:ascii="Arial" w:cs="Arial" w:eastAsia="Arial" w:hAnsi="Arial"/>
@@ -3600,7 +3600,7 @@
             <w:pPr>
               <w:spacing w:after="20" w:before="0"/>
             </w:pPr>
-            <w:hyperlink w:history="1" r:id="rIdh0lbqgeyoesy-q1kxwquo">
+            <w:hyperlink w:history="1" r:id="rId3we8up6d9ca8mrqug2dbk">
               <w:r>
                 <w:rPr>
                   <w:rFonts w:ascii="Arial" w:cs="Arial" w:eastAsia="Arial" w:hAnsi="Arial"/>
@@ -3633,7 +3633,7 @@
               <w:spacing w:after="10" w:before="0"/>
               <w:ind w:left="120"/>
             </w:pPr>
-            <w:hyperlink w:history="1" r:id="rIdsjkdmbpsjfqo6ub84nm1-">
+            <w:hyperlink w:history="1" r:id="rIdtsj4j942fohqraepr5xka">
               <w:r>
                 <w:rPr>
                   <w:rFonts w:ascii="Arial" w:cs="Arial" w:eastAsia="Arial" w:hAnsi="Arial"/>
@@ -3678,7 +3678,7 @@
             <w:pPr>
               <w:spacing w:after="20" w:before="0"/>
             </w:pPr>
-            <w:hyperlink w:history="1" r:id="rIdet5ejglhbhcvbbhndydj2">
+            <w:hyperlink w:history="1" r:id="rId607rzx39-6ld3zirzev-7">
               <w:r>
                 <w:rPr>
                   <w:rFonts w:ascii="Arial" w:cs="Arial" w:eastAsia="Arial" w:hAnsi="Arial"/>
@@ -3711,7 +3711,7 @@
               <w:spacing w:after="10" w:before="0"/>
               <w:ind w:left="120"/>
             </w:pPr>
-            <w:hyperlink w:history="1" r:id="rIdnjxcvogjqxigkajuh4qsa">
+            <w:hyperlink w:history="1" r:id="rId-eybjr_rnrocgkc4nsicz">
               <w:r>
                 <w:rPr>
                   <w:rFonts w:ascii="Arial" w:cs="Arial" w:eastAsia="Arial" w:hAnsi="Arial"/>
@@ -3906,7 +3906,7 @@
             <w:pPr>
               <w:spacing w:after="20" w:before="0"/>
             </w:pPr>
-            <w:hyperlink w:history="1" r:id="rIdroanf5llcf0rmy4pnvly-">
+            <w:hyperlink w:history="1" r:id="rIdvbcqazjlok0-wuazi2izw">
               <w:r>
                 <w:rPr>
                   <w:rFonts w:ascii="Arial" w:cs="Arial" w:eastAsia="Arial" w:hAnsi="Arial"/>
@@ -3939,7 +3939,7 @@
               <w:spacing w:after="10" w:before="0"/>
               <w:ind w:left="120"/>
             </w:pPr>
-            <w:hyperlink w:history="1" r:id="rId4j1rvtbdnv3skdpdtk5ob">
+            <w:hyperlink w:history="1" r:id="rId270wyr63tvq0k08zzsqzt">
               <w:r>
                 <w:rPr>
                   <w:rFonts w:ascii="Arial" w:cs="Arial" w:eastAsia="Arial" w:hAnsi="Arial"/>
@@ -3984,7 +3984,7 @@
             <w:pPr>
               <w:spacing w:after="20" w:before="0"/>
             </w:pPr>
-            <w:hyperlink w:history="1" r:id="rIdmnfajqong39v6e68bvtdo">
+            <w:hyperlink w:history="1" r:id="rId4ke06jjfes0uaqtbwl9wn">
               <w:r>
                 <w:rPr>
                   <w:rFonts w:ascii="Arial" w:cs="Arial" w:eastAsia="Arial" w:hAnsi="Arial"/>
@@ -4017,7 +4017,7 @@
               <w:spacing w:after="10" w:before="0"/>
               <w:ind w:left="120"/>
             </w:pPr>
-            <w:hyperlink w:history="1" r:id="rIdqxukztirtemg0bjxwgqto">
+            <w:hyperlink w:history="1" r:id="rId7ns6weiwxkgqkdtrgg16n">
               <w:r>
                 <w:rPr>
                   <w:rFonts w:ascii="Arial" w:cs="Arial" w:eastAsia="Arial" w:hAnsi="Arial"/>
@@ -4212,7 +4212,7 @@
             <w:pPr>
               <w:spacing w:after="20" w:before="0"/>
             </w:pPr>
-            <w:hyperlink w:history="1" r:id="rIdsbhho0azl6e5bbcdo2_nv">
+            <w:hyperlink w:history="1" r:id="rIdimht0dpk_w-uizpvbvwgx">
               <w:r>
                 <w:rPr>
                   <w:rFonts w:ascii="Arial" w:cs="Arial" w:eastAsia="Arial" w:hAnsi="Arial"/>
@@ -4245,7 +4245,7 @@
               <w:spacing w:after="10" w:before="0"/>
               <w:ind w:left="120"/>
             </w:pPr>
-            <w:hyperlink w:history="1" r:id="rIdkc6p3du6zgst_efz-77ik">
+            <w:hyperlink w:history="1" r:id="rIdevoqxbzdnvtmxmlonud3r">
               <w:r>
                 <w:rPr>
                   <w:rFonts w:ascii="Arial" w:cs="Arial" w:eastAsia="Arial" w:hAnsi="Arial"/>
@@ -4290,7 +4290,7 @@
             <w:pPr>
               <w:spacing w:after="20" w:before="0"/>
             </w:pPr>
-            <w:hyperlink w:history="1" r:id="rIdiw1gsdcliagri1zfjh2ho">
+            <w:hyperlink w:history="1" r:id="rIdaymqgf4ph1acrcirvy9oj">
               <w:r>
                 <w:rPr>
                   <w:rFonts w:ascii="Arial" w:cs="Arial" w:eastAsia="Arial" w:hAnsi="Arial"/>
@@ -4323,7 +4323,7 @@
               <w:spacing w:after="10" w:before="0"/>
               <w:ind w:left="120"/>
             </w:pPr>
-            <w:hyperlink w:history="1" r:id="rIdbwtpkt0rukqv1j-gtst9w">
+            <w:hyperlink w:history="1" r:id="rId7cvgsiv7os_cv5epdru4w">
               <w:r>
                 <w:rPr>
                   <w:rFonts w:ascii="Arial" w:cs="Arial" w:eastAsia="Arial" w:hAnsi="Arial"/>
@@ -4518,7 +4518,7 @@
             <w:pPr>
               <w:spacing w:after="20" w:before="0"/>
             </w:pPr>
-            <w:hyperlink w:history="1" r:id="rIdbopno7s7xz2qw-hhgwzfd">
+            <w:hyperlink w:history="1" r:id="rId6-zhpttqejjg0icnhvm9n">
               <w:r>
                 <w:rPr>
                   <w:rFonts w:ascii="Arial" w:cs="Arial" w:eastAsia="Arial" w:hAnsi="Arial"/>
@@ -4551,7 +4551,7 @@
               <w:spacing w:after="10" w:before="0"/>
               <w:ind w:left="120"/>
             </w:pPr>
-            <w:hyperlink w:history="1" r:id="rIdxai5zkfrinumm9ofhol7x">
+            <w:hyperlink w:history="1" r:id="rIdkmlh7cnj8c4hnyouqbuts">
               <w:r>
                 <w:rPr>
                   <w:rFonts w:ascii="Arial" w:cs="Arial" w:eastAsia="Arial" w:hAnsi="Arial"/>
@@ -4596,7 +4596,7 @@
             <w:pPr>
               <w:spacing w:after="20" w:before="0"/>
             </w:pPr>
-            <w:hyperlink w:history="1" r:id="rIdieytwb8hxovgbmwl0xirz">
+            <w:hyperlink w:history="1" r:id="rIdoqdzzy-v7upif_1g7fge9">
               <w:r>
                 <w:rPr>
                   <w:rFonts w:ascii="Arial" w:cs="Arial" w:eastAsia="Arial" w:hAnsi="Arial"/>
@@ -4629,7 +4629,7 @@
               <w:spacing w:after="10" w:before="0"/>
               <w:ind w:left="120"/>
             </w:pPr>
-            <w:hyperlink w:history="1" r:id="rIdvepxnhfse7hbfbm2lke_k">
+            <w:hyperlink w:history="1" r:id="rIdcdyrhbrntpwdpi-yuc8zn">
               <w:r>
                 <w:rPr>
                   <w:rFonts w:ascii="Arial" w:cs="Arial" w:eastAsia="Arial" w:hAnsi="Arial"/>
@@ -5141,7 +5141,7 @@
         </w:rPr>
         <w:t xml:space="preserve">© 2026 SeaVuria and ARES. Aligned with KICD objectives. Developed by SeaVuria; technical implementation by ARES (with AI assistance from Claude). Licensed under </w:t>
       </w:r>
-      <w:hyperlink w:history="1" r:id="rIdg_ys7v6s3tyzyzcvco4jb">
+      <w:hyperlink w:history="1" r:id="rIdvquugfhbbs9_nwl45oee_">
         <w:r>
           <w:rPr>
             <w:rFonts w:ascii="Arial" w:cs="Arial" w:eastAsia="Arial" w:hAnsi="Arial"/>
@@ -5162,7 +5162,7 @@
         </w:rPr>
         <w:t xml:space="preserve"> (</w:t>
       </w:r>
-      <w:hyperlink w:history="1" r:id="rIdbjzjkdxmmqq72jobjww5j">
+      <w:hyperlink w:history="1" r:id="rIdsnc88fy6pdqqid3xtqps0">
         <w:r>
           <w:rPr>
             <w:rFonts w:ascii="Arial" w:cs="Arial" w:eastAsia="Arial" w:hAnsi="Arial"/>
@@ -6175,7 +6175,7 @@
             <w:pPr>
               <w:spacing w:after="20" w:before="0"/>
             </w:pPr>
-            <w:hyperlink w:history="1" r:id="rIdqv3wblnx_w6rcv1skiqkk">
+            <w:hyperlink w:history="1" r:id="rIdoir-vu9lgojfgkletrnu9">
               <w:r>
                 <w:rPr>
                   <w:rFonts w:ascii="Arial" w:cs="Arial" w:eastAsia="Arial" w:hAnsi="Arial"/>
@@ -6208,7 +6208,7 @@
               <w:spacing w:after="10" w:before="0"/>
               <w:ind w:left="120"/>
             </w:pPr>
-            <w:hyperlink w:history="1" r:id="rId0bszdlwhjzu12akwth5nt">
+            <w:hyperlink w:history="1" r:id="rIdlky4lyb9xmwmfgknfushp">
               <w:r>
                 <w:rPr>
                   <w:rFonts w:ascii="Arial" w:cs="Arial" w:eastAsia="Arial" w:hAnsi="Arial"/>
@@ -6253,7 +6253,7 @@
             <w:pPr>
               <w:spacing w:after="20" w:before="0"/>
             </w:pPr>
-            <w:hyperlink w:history="1" r:id="rIdga6xk3b8iglsjbsnevbaz">
+            <w:hyperlink w:history="1" r:id="rId5mxdhhfl7owqkv0cj0r1z">
               <w:r>
                 <w:rPr>
                   <w:rFonts w:ascii="Arial" w:cs="Arial" w:eastAsia="Arial" w:hAnsi="Arial"/>
@@ -6286,7 +6286,7 @@
               <w:spacing w:after="10" w:before="0"/>
               <w:ind w:left="120"/>
             </w:pPr>
-            <w:hyperlink w:history="1" r:id="rId7duaahxijsnuzxpefewgb">
+            <w:hyperlink w:history="1" r:id="rIdkkwmmeg3rikfffp1w7ouj">
               <w:r>
                 <w:rPr>
                   <w:rFonts w:ascii="Arial" w:cs="Arial" w:eastAsia="Arial" w:hAnsi="Arial"/>
@@ -6481,7 +6481,7 @@
             <w:pPr>
               <w:spacing w:after="20" w:before="0"/>
             </w:pPr>
-            <w:hyperlink w:history="1" r:id="rIdcaiqu4m1lvxhrpglzp3gf">
+            <w:hyperlink w:history="1" r:id="rIdljsd9zu8dzc-mhfanfa3l">
               <w:r>
                 <w:rPr>
                   <w:rFonts w:ascii="Arial" w:cs="Arial" w:eastAsia="Arial" w:hAnsi="Arial"/>
@@ -6514,7 +6514,7 @@
               <w:spacing w:after="10" w:before="0"/>
               <w:ind w:left="120"/>
             </w:pPr>
-            <w:hyperlink w:history="1" r:id="rIdqvez0zx8-afgeshuttvkx">
+            <w:hyperlink w:history="1" r:id="rIder6qieb_19bj9dht37ckp">
               <w:r>
                 <w:rPr>
                   <w:rFonts w:ascii="Arial" w:cs="Arial" w:eastAsia="Arial" w:hAnsi="Arial"/>
@@ -6559,7 +6559,7 @@
             <w:pPr>
               <w:spacing w:after="20" w:before="0"/>
             </w:pPr>
-            <w:hyperlink w:history="1" r:id="rIdxsspbukpluwsiqiovotbx">
+            <w:hyperlink w:history="1" r:id="rIdfrm9c-fnsl0uyoy3vn-2g">
               <w:r>
                 <w:rPr>
                   <w:rFonts w:ascii="Arial" w:cs="Arial" w:eastAsia="Arial" w:hAnsi="Arial"/>
@@ -6592,7 +6592,7 @@
               <w:spacing w:after="10" w:before="0"/>
               <w:ind w:left="120"/>
             </w:pPr>
-            <w:hyperlink w:history="1" r:id="rIdiy0jhjzeosuecvgmhmykh">
+            <w:hyperlink w:history="1" r:id="rId7cjgdqwjpie7v7j7sycuj">
               <w:r>
                 <w:rPr>
                   <w:rFonts w:ascii="Arial" w:cs="Arial" w:eastAsia="Arial" w:hAnsi="Arial"/>
@@ -6787,7 +6787,7 @@
             <w:pPr>
               <w:spacing w:after="20" w:before="0"/>
             </w:pPr>
-            <w:hyperlink w:history="1" r:id="rIdrsggppe47mhtty21grprs">
+            <w:hyperlink w:history="1" r:id="rIdawgen5ual0vko921fwwgw">
               <w:r>
                 <w:rPr>
                   <w:rFonts w:ascii="Arial" w:cs="Arial" w:eastAsia="Arial" w:hAnsi="Arial"/>
@@ -6820,7 +6820,7 @@
               <w:spacing w:after="10" w:before="0"/>
               <w:ind w:left="120"/>
             </w:pPr>
-            <w:hyperlink w:history="1" r:id="rIdnyttyasihfuinbfqykwhd">
+            <w:hyperlink w:history="1" r:id="rIdmczon54r5xygrh2hag7so">
               <w:r>
                 <w:rPr>
                   <w:rFonts w:ascii="Arial" w:cs="Arial" w:eastAsia="Arial" w:hAnsi="Arial"/>
@@ -6865,7 +6865,7 @@
             <w:pPr>
               <w:spacing w:after="20" w:before="0"/>
             </w:pPr>
-            <w:hyperlink w:history="1" r:id="rIdkbkxhxiff6difqw131inr">
+            <w:hyperlink w:history="1" r:id="rIdfyx9tho54szm9qlueic51">
               <w:r>
                 <w:rPr>
                   <w:rFonts w:ascii="Arial" w:cs="Arial" w:eastAsia="Arial" w:hAnsi="Arial"/>
@@ -6898,7 +6898,7 @@
               <w:spacing w:after="10" w:before="0"/>
               <w:ind w:left="120"/>
             </w:pPr>
-            <w:hyperlink w:history="1" r:id="rIdlqseboonnup5cslbvtqg0">
+            <w:hyperlink w:history="1" r:id="rIdgnxjl8k5ec1k7idfovnxo">
               <w:r>
                 <w:rPr>
                   <w:rFonts w:ascii="Arial" w:cs="Arial" w:eastAsia="Arial" w:hAnsi="Arial"/>
@@ -7093,7 +7093,7 @@
             <w:pPr>
               <w:spacing w:after="20" w:before="0"/>
             </w:pPr>
-            <w:hyperlink w:history="1" r:id="rId4xnkttiqfb3tg6dipbp8j">
+            <w:hyperlink w:history="1" r:id="rIdbt-pqen0s2wfzz4inmgpp">
               <w:r>
                 <w:rPr>
                   <w:rFonts w:ascii="Arial" w:cs="Arial" w:eastAsia="Arial" w:hAnsi="Arial"/>
@@ -7126,7 +7126,7 @@
               <w:spacing w:after="10" w:before="0"/>
               <w:ind w:left="120"/>
             </w:pPr>
-            <w:hyperlink w:history="1" r:id="rIdxcfsv2prqhkhtynqnkios">
+            <w:hyperlink w:history="1" r:id="rIdppqjzb1z1znimtlp9tejj">
               <w:r>
                 <w:rPr>
                   <w:rFonts w:ascii="Arial" w:cs="Arial" w:eastAsia="Arial" w:hAnsi="Arial"/>
@@ -7171,7 +7171,7 @@
             <w:pPr>
               <w:spacing w:after="20" w:before="0"/>
             </w:pPr>
-            <w:hyperlink w:history="1" r:id="rIdc_ggynhbnl1ozn5szmost">
+            <w:hyperlink w:history="1" r:id="rId3ohtr4kgwnr6wjt6snx_y">
               <w:r>
                 <w:rPr>
                   <w:rFonts w:ascii="Arial" w:cs="Arial" w:eastAsia="Arial" w:hAnsi="Arial"/>
@@ -7204,7 +7204,7 @@
               <w:spacing w:after="10" w:before="0"/>
               <w:ind w:left="120"/>
             </w:pPr>
-            <w:hyperlink w:history="1" r:id="rId0w7gcwu1aomkclimncc5o">
+            <w:hyperlink w:history="1" r:id="rIdawv8xmpxtrdp1hv2b3v4c">
               <w:r>
                 <w:rPr>
                   <w:rFonts w:ascii="Arial" w:cs="Arial" w:eastAsia="Arial" w:hAnsi="Arial"/>
@@ -7399,7 +7399,7 @@
             <w:pPr>
               <w:spacing w:after="20" w:before="0"/>
             </w:pPr>
-            <w:hyperlink w:history="1" r:id="rIdqcbhd5gfqrwdkbmptaony">
+            <w:hyperlink w:history="1" r:id="rIdia2u3wmjwmtnlioolklh5">
               <w:r>
                 <w:rPr>
                   <w:rFonts w:ascii="Arial" w:cs="Arial" w:eastAsia="Arial" w:hAnsi="Arial"/>
@@ -7432,7 +7432,7 @@
               <w:spacing w:after="10" w:before="0"/>
               <w:ind w:left="120"/>
             </w:pPr>
-            <w:hyperlink w:history="1" r:id="rIdrs9q8auo2y4plmxpaxllu">
+            <w:hyperlink w:history="1" r:id="rId-gusslpljwwo-bdufszpf">
               <w:r>
                 <w:rPr>
                   <w:rFonts w:ascii="Arial" w:cs="Arial" w:eastAsia="Arial" w:hAnsi="Arial"/>
@@ -7477,7 +7477,7 @@
             <w:pPr>
               <w:spacing w:after="20" w:before="0"/>
             </w:pPr>
-            <w:hyperlink w:history="1" r:id="rIdny6cku6zzhaitwpl7s3am">
+            <w:hyperlink w:history="1" r:id="rId55yiixxl-lqwfm9sl1dhf">
               <w:r>
                 <w:rPr>
                   <w:rFonts w:ascii="Arial" w:cs="Arial" w:eastAsia="Arial" w:hAnsi="Arial"/>
@@ -7510,7 +7510,7 @@
               <w:spacing w:after="10" w:before="0"/>
               <w:ind w:left="120"/>
             </w:pPr>
-            <w:hyperlink w:history="1" r:id="rIdkgip-2zg1z5go3wehszvi">
+            <w:hyperlink w:history="1" r:id="rId9vc5koajl9zch-utrujrq">
               <w:r>
                 <w:rPr>
                   <w:rFonts w:ascii="Arial" w:cs="Arial" w:eastAsia="Arial" w:hAnsi="Arial"/>
@@ -8022,7 +8022,7 @@
         </w:rPr>
         <w:t xml:space="preserve">© 2026 SeaVuria and ARES. Aligned with KICD objectives. Developed by SeaVuria; technical implementation by ARES (with AI assistance from Claude). Licensed under </w:t>
       </w:r>
-      <w:hyperlink w:history="1" r:id="rIdrcq9zdcdheqbrm1xtpinj">
+      <w:hyperlink w:history="1" r:id="rIdgjlcltkfgxnbhutrfpstr">
         <w:r>
           <w:rPr>
             <w:rFonts w:ascii="Arial" w:cs="Arial" w:eastAsia="Arial" w:hAnsi="Arial"/>
@@ -8043,7 +8043,7 @@
         </w:rPr>
         <w:t xml:space="preserve"> (</w:t>
       </w:r>
-      <w:hyperlink w:history="1" r:id="rIdtij0lfpomkoywh9gomois">
+      <w:hyperlink w:history="1" r:id="rIdx4wtm76oqgmxdgqzlr9so">
         <w:r>
           <w:rPr>
             <w:rFonts w:ascii="Arial" w:cs="Arial" w:eastAsia="Arial" w:hAnsi="Arial"/>
@@ -9073,7 +9073,7 @@
               <w:spacing w:after="10" w:before="0"/>
               <w:ind w:left="120"/>
             </w:pPr>
-            <w:hyperlink w:history="1" r:id="rIdocsbjsm9jev8g3mpbs1jn">
+            <w:hyperlink w:history="1" r:id="rId1smwpep-egprndq-ei1lh">
               <w:r>
                 <w:rPr>
                   <w:rFonts w:ascii="Arial" w:cs="Arial" w:eastAsia="Arial" w:hAnsi="Arial"/>
@@ -9133,7 +9133,7 @@
             <w:pPr>
               <w:spacing w:after="20" w:before="0"/>
             </w:pPr>
-            <w:hyperlink w:history="1" r:id="rIdakick24gyqn-skyw5hfpk">
+            <w:hyperlink w:history="1" r:id="rIdkt9qbe23azgvdgcwcawbu">
               <w:r>
                 <w:rPr>
                   <w:rFonts w:ascii="Arial" w:cs="Arial" w:eastAsia="Arial" w:hAnsi="Arial"/>
@@ -9182,7 +9182,7 @@
               <w:spacing w:after="10" w:before="0"/>
               <w:ind w:left="120"/>
             </w:pPr>
-            <w:hyperlink w:history="1" r:id="rIdgwhrrpw3k2pgxljbb8kbf">
+            <w:hyperlink w:history="1" r:id="rIdu5ny9o0iaeuvtrcvjy3ue">
               <w:r>
                 <w:rPr>
                   <w:rFonts w:ascii="Arial" w:cs="Arial" w:eastAsia="Arial" w:hAnsi="Arial"/>
@@ -9394,7 +9394,7 @@
               <w:spacing w:after="10" w:before="0"/>
               <w:ind w:left="120"/>
             </w:pPr>
-            <w:hyperlink w:history="1" r:id="rId5u9wskzj5tpmfj73x2pov">
+            <w:hyperlink w:history="1" r:id="rIdgoau-xlfwxdpw7dpcirkk">
               <w:r>
                 <w:rPr>
                   <w:rFonts w:ascii="Arial" w:cs="Arial" w:eastAsia="Arial" w:hAnsi="Arial"/>
@@ -9454,7 +9454,7 @@
             <w:pPr>
               <w:spacing w:after="20" w:before="0"/>
             </w:pPr>
-            <w:hyperlink w:history="1" r:id="rIdvhq0jrlm-rnz0isljbjng">
+            <w:hyperlink w:history="1" r:id="rIdlk1jvaxg7u8oncafgkavq">
               <w:r>
                 <w:rPr>
                   <w:rFonts w:ascii="Arial" w:cs="Arial" w:eastAsia="Arial" w:hAnsi="Arial"/>
@@ -9503,7 +9503,7 @@
               <w:spacing w:after="10" w:before="0"/>
               <w:ind w:left="120"/>
             </w:pPr>
-            <w:hyperlink w:history="1" r:id="rIdqfosffmuqttn5h1hxqfyl">
+            <w:hyperlink w:history="1" r:id="rIdll5l7asojsz4w7pduglx-">
               <w:r>
                 <w:rPr>
                   <w:rFonts w:ascii="Arial" w:cs="Arial" w:eastAsia="Arial" w:hAnsi="Arial"/>
@@ -9715,7 +9715,7 @@
               <w:spacing w:after="10" w:before="0"/>
               <w:ind w:left="120"/>
             </w:pPr>
-            <w:hyperlink w:history="1" r:id="rId4vfvqbbqnn54da5l7fgvh">
+            <w:hyperlink w:history="1" r:id="rIdxu_bwacyaneayu5cwqujd">
               <w:r>
                 <w:rPr>
                   <w:rFonts w:ascii="Arial" w:cs="Arial" w:eastAsia="Arial" w:hAnsi="Arial"/>
@@ -9775,7 +9775,7 @@
             <w:pPr>
               <w:spacing w:after="20" w:before="0"/>
             </w:pPr>
-            <w:hyperlink w:history="1" r:id="rId4n2bb_gwdgencd2u6brum">
+            <w:hyperlink w:history="1" r:id="rIdu2bcht5dmdtfmrzyxuqlp">
               <w:r>
                 <w:rPr>
                   <w:rFonts w:ascii="Arial" w:cs="Arial" w:eastAsia="Arial" w:hAnsi="Arial"/>
@@ -9824,7 +9824,7 @@
               <w:spacing w:after="10" w:before="0"/>
               <w:ind w:left="120"/>
             </w:pPr>
-            <w:hyperlink w:history="1" r:id="rIdbdjxd1ygqjgrkkppzfdje">
+            <w:hyperlink w:history="1" r:id="rId1x4krpbqd5xxhcspw0dda">
               <w:r>
                 <w:rPr>
                   <w:rFonts w:ascii="Arial" w:cs="Arial" w:eastAsia="Arial" w:hAnsi="Arial"/>
@@ -10036,7 +10036,7 @@
               <w:spacing w:after="10" w:before="0"/>
               <w:ind w:left="120"/>
             </w:pPr>
-            <w:hyperlink w:history="1" r:id="rIdrjqgtx3iqxfnmgidwatzp">
+            <w:hyperlink w:history="1" r:id="rId9ububbdth79ygozu1nrj1">
               <w:r>
                 <w:rPr>
                   <w:rFonts w:ascii="Arial" w:cs="Arial" w:eastAsia="Arial" w:hAnsi="Arial"/>
@@ -10096,7 +10096,7 @@
             <w:pPr>
               <w:spacing w:after="20" w:before="0"/>
             </w:pPr>
-            <w:hyperlink w:history="1" r:id="rIdier2g_xfei9-_6lk_tnrp">
+            <w:hyperlink w:history="1" r:id="rId_4mhd7bf6zphlf3l280tu">
               <w:r>
                 <w:rPr>
                   <w:rFonts w:ascii="Arial" w:cs="Arial" w:eastAsia="Arial" w:hAnsi="Arial"/>
@@ -10145,7 +10145,7 @@
               <w:spacing w:after="10" w:before="0"/>
               <w:ind w:left="120"/>
             </w:pPr>
-            <w:hyperlink w:history="1" r:id="rId1_r1ldagq8dprzd5tyzt3">
+            <w:hyperlink w:history="1" r:id="rId7hfqiy8fjpw56q10g5d-p">
               <w:r>
                 <w:rPr>
                   <w:rFonts w:ascii="Arial" w:cs="Arial" w:eastAsia="Arial" w:hAnsi="Arial"/>
@@ -10357,7 +10357,7 @@
               <w:spacing w:after="10" w:before="0"/>
               <w:ind w:left="120"/>
             </w:pPr>
-            <w:hyperlink w:history="1" r:id="rIdp25oox5-ueig2nv-tbge3">
+            <w:hyperlink w:history="1" r:id="rIdstcjlursffz5ocfiwrseb">
               <w:r>
                 <w:rPr>
                   <w:rFonts w:ascii="Arial" w:cs="Arial" w:eastAsia="Arial" w:hAnsi="Arial"/>
@@ -10417,7 +10417,7 @@
             <w:pPr>
               <w:spacing w:after="20" w:before="0"/>
             </w:pPr>
-            <w:hyperlink w:history="1" r:id="rIdn-48fx6ves__mobnpdv5q">
+            <w:hyperlink w:history="1" r:id="rIdjwzxghrf63fgenu_lr4tp">
               <w:r>
                 <w:rPr>
                   <w:rFonts w:ascii="Arial" w:cs="Arial" w:eastAsia="Arial" w:hAnsi="Arial"/>
@@ -10466,7 +10466,7 @@
               <w:spacing w:after="10" w:before="0"/>
               <w:ind w:left="120"/>
             </w:pPr>
-            <w:hyperlink w:history="1" r:id="rIdngurnx2tvsnpmhgquyxac">
+            <w:hyperlink w:history="1" r:id="rIdha-uyjdjtfyv-bnqpdux6">
               <w:r>
                 <w:rPr>
                   <w:rFonts w:ascii="Arial" w:cs="Arial" w:eastAsia="Arial" w:hAnsi="Arial"/>
@@ -10978,7 +10978,7 @@
         </w:rPr>
         <w:t xml:space="preserve">© 2026 SeaVuria and ARES. Aligned with KICD objectives. Developed by SeaVuria; technical implementation by ARES (with AI assistance from Claude). Licensed under </w:t>
       </w:r>
-      <w:hyperlink w:history="1" r:id="rIdjjol83mxj73zi0xeutuke">
+      <w:hyperlink w:history="1" r:id="rIdmonkel4lcyq72tv2nmvdu">
         <w:r>
           <w:rPr>
             <w:rFonts w:ascii="Arial" w:cs="Arial" w:eastAsia="Arial" w:hAnsi="Arial"/>
@@ -10999,7 +10999,7 @@
         </w:rPr>
         <w:t xml:space="preserve"> (</w:t>
       </w:r>
-      <w:hyperlink w:history="1" r:id="rIdm5ekp0_2jxtkuvcq_vm_t">
+      <w:hyperlink w:history="1" r:id="rId8u6m8164g2huhwcbsido3">
         <w:r>
           <w:rPr>
             <w:rFonts w:ascii="Arial" w:cs="Arial" w:eastAsia="Arial" w:hAnsi="Arial"/>
@@ -12012,7 +12012,7 @@
             <w:pPr>
               <w:spacing w:after="20" w:before="0"/>
             </w:pPr>
-            <w:hyperlink w:history="1" r:id="rIdpb25wqnpfa3rg1ghn5glo">
+            <w:hyperlink w:history="1" r:id="rIdpvq0tp-lbidnzptma8vve">
               <w:r>
                 <w:rPr>
                   <w:rFonts w:ascii="Arial" w:cs="Arial" w:eastAsia="Arial" w:hAnsi="Arial"/>
@@ -12045,7 +12045,7 @@
               <w:spacing w:after="10" w:before="0"/>
               <w:ind w:left="120"/>
             </w:pPr>
-            <w:hyperlink w:history="1" r:id="rId5sr2hqhdzj6hsb8knk0kh">
+            <w:hyperlink w:history="1" r:id="rIdfsgwpyq55peghdhw_j1wz">
               <w:r>
                 <w:rPr>
                   <w:rFonts w:ascii="Arial" w:cs="Arial" w:eastAsia="Arial" w:hAnsi="Arial"/>
@@ -12090,7 +12090,7 @@
             <w:pPr>
               <w:spacing w:after="20" w:before="0"/>
             </w:pPr>
-            <w:hyperlink w:history="1" r:id="rIdnpqmjbxlrdtiw6l2snzu7">
+            <w:hyperlink w:history="1" r:id="rIdguhzpekf-cvjgscxcfxmw">
               <w:r>
                 <w:rPr>
                   <w:rFonts w:ascii="Arial" w:cs="Arial" w:eastAsia="Arial" w:hAnsi="Arial"/>
@@ -12123,7 +12123,7 @@
               <w:spacing w:after="10" w:before="0"/>
               <w:ind w:left="120"/>
             </w:pPr>
-            <w:hyperlink w:history="1" r:id="rIdmoxyri74xsu3fbizw29ok">
+            <w:hyperlink w:history="1" r:id="rIduysbc3tpr4za1ik6gs_do">
               <w:r>
                 <w:rPr>
                   <w:rFonts w:ascii="Arial" w:cs="Arial" w:eastAsia="Arial" w:hAnsi="Arial"/>
@@ -12318,7 +12318,7 @@
             <w:pPr>
               <w:spacing w:after="20" w:before="0"/>
             </w:pPr>
-            <w:hyperlink w:history="1" r:id="rIdslxwp_hi6c987oonjejo7">
+            <w:hyperlink w:history="1" r:id="rId_r2gpflbik4ixzpxa1f7_">
               <w:r>
                 <w:rPr>
                   <w:rFonts w:ascii="Arial" w:cs="Arial" w:eastAsia="Arial" w:hAnsi="Arial"/>
@@ -12351,7 +12351,7 @@
               <w:spacing w:after="10" w:before="0"/>
               <w:ind w:left="120"/>
             </w:pPr>
-            <w:hyperlink w:history="1" r:id="rIdgyxy6w3k3yhwae_ito1wh">
+            <w:hyperlink w:history="1" r:id="rIdn03fztlagefoz-dcucpkj">
               <w:r>
                 <w:rPr>
                   <w:rFonts w:ascii="Arial" w:cs="Arial" w:eastAsia="Arial" w:hAnsi="Arial"/>
@@ -12396,7 +12396,7 @@
             <w:pPr>
               <w:spacing w:after="20" w:before="0"/>
             </w:pPr>
-            <w:hyperlink w:history="1" r:id="rIdvacwlmlc0nug0llguet1a">
+            <w:hyperlink w:history="1" r:id="rIdrvmr1qzhwehkab3f1yhs_">
               <w:r>
                 <w:rPr>
                   <w:rFonts w:ascii="Arial" w:cs="Arial" w:eastAsia="Arial" w:hAnsi="Arial"/>
@@ -12429,7 +12429,7 @@
               <w:spacing w:after="10" w:before="0"/>
               <w:ind w:left="120"/>
             </w:pPr>
-            <w:hyperlink w:history="1" r:id="rIdzw3dvkqo9vp59jxcof05t">
+            <w:hyperlink w:history="1" r:id="rId768fttfu1zaqzuqmni1df">
               <w:r>
                 <w:rPr>
                   <w:rFonts w:ascii="Arial" w:cs="Arial" w:eastAsia="Arial" w:hAnsi="Arial"/>
@@ -12624,7 +12624,7 @@
             <w:pPr>
               <w:spacing w:after="20" w:before="0"/>
             </w:pPr>
-            <w:hyperlink w:history="1" r:id="rIdokrbfj7izkin3zkgungg7">
+            <w:hyperlink w:history="1" r:id="rIdyvmu0kgc_e4pkkfllmdwx">
               <w:r>
                 <w:rPr>
                   <w:rFonts w:ascii="Arial" w:cs="Arial" w:eastAsia="Arial" w:hAnsi="Arial"/>
@@ -12673,7 +12673,7 @@
               <w:spacing w:after="10" w:before="0"/>
               <w:ind w:left="120"/>
             </w:pPr>
-            <w:hyperlink w:history="1" r:id="rIdxpez92epld10sdsjgepyx">
+            <w:hyperlink w:history="1" r:id="rIdrdklf28ru_wis3aqozojz">
               <w:r>
                 <w:rPr>
                   <w:rFonts w:ascii="Arial" w:cs="Arial" w:eastAsia="Arial" w:hAnsi="Arial"/>
@@ -12718,7 +12718,7 @@
             <w:pPr>
               <w:spacing w:after="20" w:before="0"/>
             </w:pPr>
-            <w:hyperlink w:history="1" r:id="rIdpnaxmzurwixd9qfmk9sdb">
+            <w:hyperlink w:history="1" r:id="rIdy2koxdoohsy3irfpj1g4e">
               <w:r>
                 <w:rPr>
                   <w:rFonts w:ascii="Arial" w:cs="Arial" w:eastAsia="Arial" w:hAnsi="Arial"/>
@@ -12751,7 +12751,7 @@
               <w:spacing w:after="10" w:before="0"/>
               <w:ind w:left="120"/>
             </w:pPr>
-            <w:hyperlink w:history="1" r:id="rId2s5clqoxope5ojtprl2ao">
+            <w:hyperlink w:history="1" r:id="rIdls8hzx30clgn8khgfp54k">
               <w:r>
                 <w:rPr>
                   <w:rFonts w:ascii="Arial" w:cs="Arial" w:eastAsia="Arial" w:hAnsi="Arial"/>
@@ -12946,7 +12946,7 @@
             <w:pPr>
               <w:spacing w:after="20" w:before="0"/>
             </w:pPr>
-            <w:hyperlink w:history="1" r:id="rId6jwx4idulyb4cxkjiujsf">
+            <w:hyperlink w:history="1" r:id="rIdjwan1euxn42ti_pb5l7on">
               <w:r>
                 <w:rPr>
                   <w:rFonts w:ascii="Arial" w:cs="Arial" w:eastAsia="Arial" w:hAnsi="Arial"/>
@@ -12995,7 +12995,7 @@
               <w:spacing w:after="10" w:before="0"/>
               <w:ind w:left="120"/>
             </w:pPr>
-            <w:hyperlink w:history="1" r:id="rIdtyutk9wcx-25b23t4lvsn">
+            <w:hyperlink w:history="1" r:id="rIdipdbyqbe2ez5nymai0fog">
               <w:r>
                 <w:rPr>
                   <w:rFonts w:ascii="Arial" w:cs="Arial" w:eastAsia="Arial" w:hAnsi="Arial"/>
@@ -13040,7 +13040,7 @@
             <w:pPr>
               <w:spacing w:after="20" w:before="0"/>
             </w:pPr>
-            <w:hyperlink w:history="1" r:id="rId84dckacblxi9fhe5vbibr">
+            <w:hyperlink w:history="1" r:id="rIde8jqwzsqef_f9yjhd2g25">
               <w:r>
                 <w:rPr>
                   <w:rFonts w:ascii="Arial" w:cs="Arial" w:eastAsia="Arial" w:hAnsi="Arial"/>
@@ -13073,7 +13073,7 @@
               <w:spacing w:after="10" w:before="0"/>
               <w:ind w:left="120"/>
             </w:pPr>
-            <w:hyperlink w:history="1" r:id="rIdy-useg8c4oeaxo63tobwr">
+            <w:hyperlink w:history="1" r:id="rIdkfpyob8wehjnzyu5lfuzf">
               <w:r>
                 <w:rPr>
                   <w:rFonts w:ascii="Arial" w:cs="Arial" w:eastAsia="Arial" w:hAnsi="Arial"/>
@@ -13268,7 +13268,7 @@
             <w:pPr>
               <w:spacing w:after="20" w:before="0"/>
             </w:pPr>
-            <w:hyperlink w:history="1" r:id="rIdcaspwzjntrsil7llx5zim">
+            <w:hyperlink w:history="1" r:id="rIdvhbhirtepfahsvy6bv-io">
               <w:r>
                 <w:rPr>
                   <w:rFonts w:ascii="Arial" w:cs="Arial" w:eastAsia="Arial" w:hAnsi="Arial"/>
@@ -13317,7 +13317,7 @@
               <w:spacing w:after="10" w:before="0"/>
               <w:ind w:left="120"/>
             </w:pPr>
-            <w:hyperlink w:history="1" r:id="rIddapoxrdsdqygygme7o5n2">
+            <w:hyperlink w:history="1" r:id="rIdheaskeo6dm994kwqhpn-i">
               <w:r>
                 <w:rPr>
                   <w:rFonts w:ascii="Arial" w:cs="Arial" w:eastAsia="Arial" w:hAnsi="Arial"/>
@@ -13362,7 +13362,7 @@
             <w:pPr>
               <w:spacing w:after="20" w:before="0"/>
             </w:pPr>
-            <w:hyperlink w:history="1" r:id="rIdihhias3qhqehna3yxogmy">
+            <w:hyperlink w:history="1" r:id="rId43j9f9h4wig6trldmyoii">
               <w:r>
                 <w:rPr>
                   <w:rFonts w:ascii="Arial" w:cs="Arial" w:eastAsia="Arial" w:hAnsi="Arial"/>
@@ -13395,7 +13395,7 @@
               <w:spacing w:after="10" w:before="0"/>
               <w:ind w:left="120"/>
             </w:pPr>
-            <w:hyperlink w:history="1" r:id="rIdfbljvl2sy9xldywsmoed1">
+            <w:hyperlink w:history="1" r:id="rId8unbow3mamqgoblxar3ao">
               <w:r>
                 <w:rPr>
                   <w:rFonts w:ascii="Arial" w:cs="Arial" w:eastAsia="Arial" w:hAnsi="Arial"/>
@@ -13907,7 +13907,7 @@
         </w:rPr>
         <w:t xml:space="preserve">© 2026 SeaVuria and ARES. Aligned with KICD objectives. Developed by SeaVuria; technical implementation by ARES (with AI assistance from Claude). Licensed under </w:t>
       </w:r>
-      <w:hyperlink w:history="1" r:id="rIdb2sqfgkqqime-ntzbyq-f">
+      <w:hyperlink w:history="1" r:id="rIdo_los7ozlfgknod6vo737">
         <w:r>
           <w:rPr>
             <w:rFonts w:ascii="Arial" w:cs="Arial" w:eastAsia="Arial" w:hAnsi="Arial"/>
@@ -13928,7 +13928,7 @@
         </w:rPr>
         <w:t xml:space="preserve"> (</w:t>
       </w:r>
-      <w:hyperlink w:history="1" r:id="rIdjonxg9x3ipronm1yikhfb">
+      <w:hyperlink w:history="1" r:id="rIdrejsznqkhnwvd7krumvph">
         <w:r>
           <w:rPr>
             <w:rFonts w:ascii="Arial" w:cs="Arial" w:eastAsia="Arial" w:hAnsi="Arial"/>
@@ -15140,7 +15140,7 @@
             <w:pPr>
               <w:spacing w:after="20" w:before="0"/>
             </w:pPr>
-            <w:hyperlink w:history="1" r:id="rIdsp2t1oe73m-mguk0pjcgv">
+            <w:hyperlink w:history="1" r:id="rIdfbrxwfor8qjjwjhorzo2h">
               <w:r>
                 <w:rPr>
                   <w:rFonts w:ascii="Arial" w:cs="Arial" w:eastAsia="Arial" w:hAnsi="Arial"/>
@@ -15173,7 +15173,7 @@
               <w:spacing w:after="10" w:before="0"/>
               <w:ind w:left="120"/>
             </w:pPr>
-            <w:hyperlink w:history="1" r:id="rIdd9f3khdkjm_sk2pvv_7zf">
+            <w:hyperlink w:history="1" r:id="rIdmbvbd6dd_-wm9xdxf43xc">
               <w:r>
                 <w:rPr>
                   <w:rFonts w:ascii="Arial" w:cs="Arial" w:eastAsia="Arial" w:hAnsi="Arial"/>
@@ -15218,7 +15218,7 @@
             <w:pPr>
               <w:spacing w:after="20" w:before="0"/>
             </w:pPr>
-            <w:hyperlink w:history="1" r:id="rIdzj-sxnahb621oxicn-0mx">
+            <w:hyperlink w:history="1" r:id="rIdgbsgr68d0o82oieqx8hbo">
               <w:r>
                 <w:rPr>
                   <w:rFonts w:ascii="Arial" w:cs="Arial" w:eastAsia="Arial" w:hAnsi="Arial"/>
@@ -15251,7 +15251,7 @@
               <w:spacing w:after="10" w:before="0"/>
               <w:ind w:left="120"/>
             </w:pPr>
-            <w:hyperlink w:history="1" r:id="rIdbzhgs9hk4fmffcmdfdet8">
+            <w:hyperlink w:history="1" r:id="rIdl1my1u5uxp26t4ioujd61">
               <w:r>
                 <w:rPr>
                   <w:rFonts w:ascii="Arial" w:cs="Arial" w:eastAsia="Arial" w:hAnsi="Arial"/>
@@ -15446,7 +15446,7 @@
             <w:pPr>
               <w:spacing w:after="20" w:before="0"/>
             </w:pPr>
-            <w:hyperlink w:history="1" r:id="rIdwapp8mn_ayahyyo2jjzll">
+            <w:hyperlink w:history="1" r:id="rIdmbf-5z0adyhywl87kdr-u">
               <w:r>
                 <w:rPr>
                   <w:rFonts w:ascii="Arial" w:cs="Arial" w:eastAsia="Arial" w:hAnsi="Arial"/>
@@ -15479,7 +15479,7 @@
               <w:spacing w:after="10" w:before="0"/>
               <w:ind w:left="120"/>
             </w:pPr>
-            <w:hyperlink w:history="1" r:id="rId6zyolbpq7vy3meutbp8sg">
+            <w:hyperlink w:history="1" r:id="rId404xy8rn8mn8h_ojzg5u5">
               <w:r>
                 <w:rPr>
                   <w:rFonts w:ascii="Arial" w:cs="Arial" w:eastAsia="Arial" w:hAnsi="Arial"/>
@@ -15524,7 +15524,7 @@
             <w:pPr>
               <w:spacing w:after="20" w:before="0"/>
             </w:pPr>
-            <w:hyperlink w:history="1" r:id="rIdxtxblkc_ppz74loqhtbqr">
+            <w:hyperlink w:history="1" r:id="rIdnu8wkxmcc_cdw8ddsdhto">
               <w:r>
                 <w:rPr>
                   <w:rFonts w:ascii="Arial" w:cs="Arial" w:eastAsia="Arial" w:hAnsi="Arial"/>
@@ -15557,7 +15557,7 @@
               <w:spacing w:after="10" w:before="0"/>
               <w:ind w:left="120"/>
             </w:pPr>
-            <w:hyperlink w:history="1" r:id="rId75l5xrxgdyvcxfqdrjyno">
+            <w:hyperlink w:history="1" r:id="rId17n7iigi3ro88j7fohhjs">
               <w:r>
                 <w:rPr>
                   <w:rFonts w:ascii="Arial" w:cs="Arial" w:eastAsia="Arial" w:hAnsi="Arial"/>
@@ -15752,7 +15752,7 @@
             <w:pPr>
               <w:spacing w:after="20" w:before="0"/>
             </w:pPr>
-            <w:hyperlink w:history="1" r:id="rIdfhtlmzifn66gbc_2owaoq">
+            <w:hyperlink w:history="1" r:id="rIdqhwpr0sntqbmyzzufyd9l">
               <w:r>
                 <w:rPr>
                   <w:rFonts w:ascii="Arial" w:cs="Arial" w:eastAsia="Arial" w:hAnsi="Arial"/>
@@ -15785,7 +15785,7 @@
               <w:spacing w:after="10" w:before="0"/>
               <w:ind w:left="120"/>
             </w:pPr>
-            <w:hyperlink w:history="1" r:id="rIdm6gj3pz0fuu9tbtkrw4ta">
+            <w:hyperlink w:history="1" r:id="rIdrhcnagrnvblhhik4tnlnv">
               <w:r>
                 <w:rPr>
                   <w:rFonts w:ascii="Arial" w:cs="Arial" w:eastAsia="Arial" w:hAnsi="Arial"/>
@@ -15830,7 +15830,7 @@
             <w:pPr>
               <w:spacing w:after="20" w:before="0"/>
             </w:pPr>
-            <w:hyperlink w:history="1" r:id="rIdz6k5hfycdr3ui-ffu75dt">
+            <w:hyperlink w:history="1" r:id="rIdgo1iq4izycx5zkzvapgv7">
               <w:r>
                 <w:rPr>
                   <w:rFonts w:ascii="Arial" w:cs="Arial" w:eastAsia="Arial" w:hAnsi="Arial"/>
@@ -15863,7 +15863,7 @@
               <w:spacing w:after="10" w:before="0"/>
               <w:ind w:left="120"/>
             </w:pPr>
-            <w:hyperlink w:history="1" r:id="rIdvoep3qdapgl_nbxlzro_i">
+            <w:hyperlink w:history="1" r:id="rIdcakg99e6ts5fxdfkkaepu">
               <w:r>
                 <w:rPr>
                   <w:rFonts w:ascii="Arial" w:cs="Arial" w:eastAsia="Arial" w:hAnsi="Arial"/>
@@ -16058,7 +16058,7 @@
             <w:pPr>
               <w:spacing w:after="20" w:before="0"/>
             </w:pPr>
-            <w:hyperlink w:history="1" r:id="rIduahgxtoeyuqbuxhll3vqy">
+            <w:hyperlink w:history="1" r:id="rIdjqgvrii1zlhjto4wq_kyi">
               <w:r>
                 <w:rPr>
                   <w:rFonts w:ascii="Arial" w:cs="Arial" w:eastAsia="Arial" w:hAnsi="Arial"/>
@@ -16091,7 +16091,7 @@
               <w:spacing w:after="10" w:before="0"/>
               <w:ind w:left="120"/>
             </w:pPr>
-            <w:hyperlink w:history="1" r:id="rId-lf2x8m0ohrsncdnyhlkb">
+            <w:hyperlink w:history="1" r:id="rIdp18fxenmanbfivcatvddu">
               <w:r>
                 <w:rPr>
                   <w:rFonts w:ascii="Arial" w:cs="Arial" w:eastAsia="Arial" w:hAnsi="Arial"/>
@@ -16136,7 +16136,7 @@
             <w:pPr>
               <w:spacing w:after="20" w:before="0"/>
             </w:pPr>
-            <w:hyperlink w:history="1" r:id="rIdn2ozcl0__pecjyqtdlrtd">
+            <w:hyperlink w:history="1" r:id="rId93nzyckesrybjrneqxinu">
               <w:r>
                 <w:rPr>
                   <w:rFonts w:ascii="Arial" w:cs="Arial" w:eastAsia="Arial" w:hAnsi="Arial"/>
@@ -16169,7 +16169,7 @@
               <w:spacing w:after="10" w:before="0"/>
               <w:ind w:left="120"/>
             </w:pPr>
-            <w:hyperlink w:history="1" r:id="rIdaza2abfcewx_q9ytdcmd5">
+            <w:hyperlink w:history="1" r:id="rIde_ipz4gyjq6kewt73kcxx">
               <w:r>
                 <w:rPr>
                   <w:rFonts w:ascii="Arial" w:cs="Arial" w:eastAsia="Arial" w:hAnsi="Arial"/>
@@ -16364,7 +16364,7 @@
             <w:pPr>
               <w:spacing w:after="20" w:before="0"/>
             </w:pPr>
-            <w:hyperlink w:history="1" r:id="rIdsledaaa3lhk7t7sg0sfvl">
+            <w:hyperlink w:history="1" r:id="rIdtu9ho3d2ymmwpbeljpyly">
               <w:r>
                 <w:rPr>
                   <w:rFonts w:ascii="Arial" w:cs="Arial" w:eastAsia="Arial" w:hAnsi="Arial"/>
@@ -16413,7 +16413,7 @@
               <w:spacing w:after="10" w:before="0"/>
               <w:ind w:left="120"/>
             </w:pPr>
-            <w:hyperlink w:history="1" r:id="rIddjlagf1obqzov92g66rpf">
+            <w:hyperlink w:history="1" r:id="rIdw6dqyssthjna5x0jrwnv5">
               <w:r>
                 <w:rPr>
                   <w:rFonts w:ascii="Arial" w:cs="Arial" w:eastAsia="Arial" w:hAnsi="Arial"/>
@@ -16458,7 +16458,7 @@
             <w:pPr>
               <w:spacing w:after="20" w:before="0"/>
             </w:pPr>
-            <w:hyperlink w:history="1" r:id="rIdx7lgtomkg_laraw4ogq-1">
+            <w:hyperlink w:history="1" r:id="rIddti5buxy1jklgm-vivp5i">
               <w:r>
                 <w:rPr>
                   <w:rFonts w:ascii="Arial" w:cs="Arial" w:eastAsia="Arial" w:hAnsi="Arial"/>
@@ -16507,7 +16507,7 @@
               <w:spacing w:after="10" w:before="0"/>
               <w:ind w:left="120"/>
             </w:pPr>
-            <w:hyperlink w:history="1" r:id="rIdnjxotcsrzhqbpsnccayuu">
+            <w:hyperlink w:history="1" r:id="rId4c3mal001onpl8y5doarr">
               <w:r>
                 <w:rPr>
                   <w:rFonts w:ascii="Arial" w:cs="Arial" w:eastAsia="Arial" w:hAnsi="Arial"/>
@@ -17095,7 +17095,7 @@
         </w:rPr>
         <w:t xml:space="preserve">© 2026 SeaVuria and ARES. Aligned with KICD objectives. Developed by SeaVuria; technical implementation by ARES (with AI assistance from Claude). Licensed under </w:t>
       </w:r>
-      <w:hyperlink w:history="1" r:id="rIdovkpjzxtf2ffmizavsw2f">
+      <w:hyperlink w:history="1" r:id="rIdqfxawzf68kze4msiu22h2">
         <w:r>
           <w:rPr>
             <w:rFonts w:ascii="Arial" w:cs="Arial" w:eastAsia="Arial" w:hAnsi="Arial"/>
@@ -17116,7 +17116,7 @@
         </w:rPr>
         <w:t xml:space="preserve"> (</w:t>
       </w:r>
-      <w:hyperlink w:history="1" r:id="rIdobwrc6mgdrxnxzlpzn_hy">
+      <w:hyperlink w:history="1" r:id="rId_pxufng4ri8xz7mnpht7q">
         <w:r>
           <w:rPr>
             <w:rFonts w:ascii="Arial" w:cs="Arial" w:eastAsia="Arial" w:hAnsi="Arial"/>
@@ -18308,7 +18308,7 @@
             <w:pPr>
               <w:spacing w:after="20" w:before="0"/>
             </w:pPr>
-            <w:hyperlink w:history="1" r:id="rIdxfk7qubcmz_q-odifvvut">
+            <w:hyperlink w:history="1" r:id="rIddfkjgsucfxk8qfpnspnqm">
               <w:r>
                 <w:rPr>
                   <w:rFonts w:ascii="Arial" w:cs="Arial" w:eastAsia="Arial" w:hAnsi="Arial"/>
@@ -18341,7 +18341,7 @@
               <w:spacing w:after="10" w:before="0"/>
               <w:ind w:left="120"/>
             </w:pPr>
-            <w:hyperlink w:history="1" r:id="rIdi220gx-5dmylcfb5i4cc5">
+            <w:hyperlink w:history="1" r:id="rIdr8w5swso1gzn4rti_87bo">
               <w:r>
                 <w:rPr>
                   <w:rFonts w:ascii="Arial" w:cs="Arial" w:eastAsia="Arial" w:hAnsi="Arial"/>
@@ -18386,7 +18386,7 @@
             <w:pPr>
               <w:spacing w:after="20" w:before="0"/>
             </w:pPr>
-            <w:hyperlink w:history="1" r:id="rIdmud8fpvb4_ybtnrlvntdl">
+            <w:hyperlink w:history="1" r:id="rIdulpuq86l6tjerfhy6z8o_">
               <w:r>
                 <w:rPr>
                   <w:rFonts w:ascii="Arial" w:cs="Arial" w:eastAsia="Arial" w:hAnsi="Arial"/>
@@ -18419,7 +18419,7 @@
               <w:spacing w:after="10" w:before="0"/>
               <w:ind w:left="120"/>
             </w:pPr>
-            <w:hyperlink w:history="1" r:id="rIdxywk4_jmkp23vhtltbclo">
+            <w:hyperlink w:history="1" r:id="rIdzgyomoc8k9ktxyfa9hv3x">
               <w:r>
                 <w:rPr>
                   <w:rFonts w:ascii="Arial" w:cs="Arial" w:eastAsia="Arial" w:hAnsi="Arial"/>
@@ -18614,7 +18614,7 @@
             <w:pPr>
               <w:spacing w:after="20" w:before="0"/>
             </w:pPr>
-            <w:hyperlink w:history="1" r:id="rIddzdspiypaak1cvye9t_fj">
+            <w:hyperlink w:history="1" r:id="rIdanjhjyj2vuww4qwmczut7">
               <w:r>
                 <w:rPr>
                   <w:rFonts w:ascii="Arial" w:cs="Arial" w:eastAsia="Arial" w:hAnsi="Arial"/>
@@ -18647,7 +18647,7 @@
               <w:spacing w:after="10" w:before="0"/>
               <w:ind w:left="120"/>
             </w:pPr>
-            <w:hyperlink w:history="1" r:id="rId7eofx2k99r8rqtfgc_ddz">
+            <w:hyperlink w:history="1" r:id="rIdf0lefm9grb5uhb9om0uo6">
               <w:r>
                 <w:rPr>
                   <w:rFonts w:ascii="Arial" w:cs="Arial" w:eastAsia="Arial" w:hAnsi="Arial"/>
@@ -18692,7 +18692,7 @@
             <w:pPr>
               <w:spacing w:after="20" w:before="0"/>
             </w:pPr>
-            <w:hyperlink w:history="1" r:id="rId5ttv8wl_yl1zqfq0ndikq">
+            <w:hyperlink w:history="1" r:id="rIdu_avhgdnzxgz13xb5s3c_">
               <w:r>
                 <w:rPr>
                   <w:rFonts w:ascii="Arial" w:cs="Arial" w:eastAsia="Arial" w:hAnsi="Arial"/>
@@ -18725,7 +18725,7 @@
               <w:spacing w:after="10" w:before="0"/>
               <w:ind w:left="120"/>
             </w:pPr>
-            <w:hyperlink w:history="1" r:id="rIdxesml7iqryov7_03adm5k">
+            <w:hyperlink w:history="1" r:id="rIdtz4ukajgbl0_bts_buif9">
               <w:r>
                 <w:rPr>
                   <w:rFonts w:ascii="Arial" w:cs="Arial" w:eastAsia="Arial" w:hAnsi="Arial"/>
@@ -18920,7 +18920,7 @@
             <w:pPr>
               <w:spacing w:after="20" w:before="0"/>
             </w:pPr>
-            <w:hyperlink w:history="1" r:id="rIddt8dlqyhan3nms9dywcov">
+            <w:hyperlink w:history="1" r:id="rIdvs_fvrr6ug2ftn6spbly1">
               <w:r>
                 <w:rPr>
                   <w:rFonts w:ascii="Arial" w:cs="Arial" w:eastAsia="Arial" w:hAnsi="Arial"/>
@@ -18953,7 +18953,7 @@
               <w:spacing w:after="10" w:before="0"/>
               <w:ind w:left="120"/>
             </w:pPr>
-            <w:hyperlink w:history="1" r:id="rIdounb_qo2opsgb7bumkdte">
+            <w:hyperlink w:history="1" r:id="rIduomqcwk6lif_t77cbdjuj">
               <w:r>
                 <w:rPr>
                   <w:rFonts w:ascii="Arial" w:cs="Arial" w:eastAsia="Arial" w:hAnsi="Arial"/>
@@ -18998,7 +18998,7 @@
             <w:pPr>
               <w:spacing w:after="20" w:before="0"/>
             </w:pPr>
-            <w:hyperlink w:history="1" r:id="rIdzjp_ne4h8gbyne7km4z0n">
+            <w:hyperlink w:history="1" r:id="rId1oytucdflprulhjc9rjbq">
               <w:r>
                 <w:rPr>
                   <w:rFonts w:ascii="Arial" w:cs="Arial" w:eastAsia="Arial" w:hAnsi="Arial"/>
@@ -19031,7 +19031,7 @@
               <w:spacing w:after="10" w:before="0"/>
               <w:ind w:left="120"/>
             </w:pPr>
-            <w:hyperlink w:history="1" r:id="rIdvelkztf1esb6osxqmsqc-">
+            <w:hyperlink w:history="1" r:id="rIdsdcjs4loz0pkgmughropj">
               <w:r>
                 <w:rPr>
                   <w:rFonts w:ascii="Arial" w:cs="Arial" w:eastAsia="Arial" w:hAnsi="Arial"/>
@@ -19226,7 +19226,7 @@
             <w:pPr>
               <w:spacing w:after="20" w:before="0"/>
             </w:pPr>
-            <w:hyperlink w:history="1" r:id="rId7exh6ag0vnjdygbthxohh">
+            <w:hyperlink w:history="1" r:id="rIdslotgrljgppmxlf9oug3-">
               <w:r>
                 <w:rPr>
                   <w:rFonts w:ascii="Arial" w:cs="Arial" w:eastAsia="Arial" w:hAnsi="Arial"/>
@@ -19259,7 +19259,7 @@
               <w:spacing w:after="10" w:before="0"/>
               <w:ind w:left="120"/>
             </w:pPr>
-            <w:hyperlink w:history="1" r:id="rIddbo94jkbq5ptehoxf7dol">
+            <w:hyperlink w:history="1" r:id="rIdh6tgbng8xczjxm-gicmnx">
               <w:r>
                 <w:rPr>
                   <w:rFonts w:ascii="Arial" w:cs="Arial" w:eastAsia="Arial" w:hAnsi="Arial"/>
@@ -19304,7 +19304,7 @@
             <w:pPr>
               <w:spacing w:after="20" w:before="0"/>
             </w:pPr>
-            <w:hyperlink w:history="1" r:id="rIdapxgwtegthfshgwitmr6y">
+            <w:hyperlink w:history="1" r:id="rIdccxvkpq6ttaelbm6ukc6h">
               <w:r>
                 <w:rPr>
                   <w:rFonts w:ascii="Arial" w:cs="Arial" w:eastAsia="Arial" w:hAnsi="Arial"/>
@@ -19337,7 +19337,7 @@
               <w:spacing w:after="10" w:before="0"/>
               <w:ind w:left="120"/>
             </w:pPr>
-            <w:hyperlink w:history="1" r:id="rIdku_mih5ttkrdeahvt-moj">
+            <w:hyperlink w:history="1" r:id="rIdd7ejy8jtg2j6e6lhqsylm">
               <w:r>
                 <w:rPr>
                   <w:rFonts w:ascii="Arial" w:cs="Arial" w:eastAsia="Arial" w:hAnsi="Arial"/>
@@ -19532,7 +19532,7 @@
             <w:pPr>
               <w:spacing w:after="20" w:before="0"/>
             </w:pPr>
-            <w:hyperlink w:history="1" r:id="rId0a3yj-tktiirypfa8uvm4">
+            <w:hyperlink w:history="1" r:id="rIdk7iuc9po0al08z2j9m9vw">
               <w:r>
                 <w:rPr>
                   <w:rFonts w:ascii="Arial" w:cs="Arial" w:eastAsia="Arial" w:hAnsi="Arial"/>
@@ -19565,7 +19565,7 @@
               <w:spacing w:after="10" w:before="0"/>
               <w:ind w:left="120"/>
             </w:pPr>
-            <w:hyperlink w:history="1" r:id="rIdme8naqriworeyapalaq92">
+            <w:hyperlink w:history="1" r:id="rId29vayuyfkmyrg3mgfdobu">
               <w:r>
                 <w:rPr>
                   <w:rFonts w:ascii="Arial" w:cs="Arial" w:eastAsia="Arial" w:hAnsi="Arial"/>
@@ -19610,7 +19610,7 @@
             <w:pPr>
               <w:spacing w:after="20" w:before="0"/>
             </w:pPr>
-            <w:hyperlink w:history="1" r:id="rIdxiruukfqwggu8bwuaph_t">
+            <w:hyperlink w:history="1" r:id="rIdwyo5x2dfikirijftwbld7">
               <w:r>
                 <w:rPr>
                   <w:rFonts w:ascii="Arial" w:cs="Arial" w:eastAsia="Arial" w:hAnsi="Arial"/>
@@ -19643,7 +19643,7 @@
               <w:spacing w:after="10" w:before="0"/>
               <w:ind w:left="120"/>
             </w:pPr>
-            <w:hyperlink w:history="1" r:id="rIdqrufmmkcw-ftvxeswyj8s">
+            <w:hyperlink w:history="1" r:id="rIdp248d4alupdhqqobunkji">
               <w:r>
                 <w:rPr>
                   <w:rFonts w:ascii="Arial" w:cs="Arial" w:eastAsia="Arial" w:hAnsi="Arial"/>
@@ -20307,7 +20307,7 @@
         </w:rPr>
         <w:t xml:space="preserve">© 2026 SeaVuria and ARES. Aligned with KICD objectives. Developed by SeaVuria; technical implementation by ARES (with AI assistance from Claude). Licensed under </w:t>
       </w:r>
-      <w:hyperlink w:history="1" r:id="rIdljmfewtr6--5brfvywtna">
+      <w:hyperlink w:history="1" r:id="rIdgnwpgfjwaptoyki_gkkka">
         <w:r>
           <w:rPr>
             <w:rFonts w:ascii="Arial" w:cs="Arial" w:eastAsia="Arial" w:hAnsi="Arial"/>
@@ -20328,7 +20328,7 @@
         </w:rPr>
         <w:t xml:space="preserve"> (</w:t>
       </w:r>
-      <w:hyperlink w:history="1" r:id="rId1sxyq0jbzwztawyjrwp3o">
+      <w:hyperlink w:history="1" r:id="rIde-ngzbwc6ebbecerhkrjv">
         <w:r>
           <w:rPr>
             <w:rFonts w:ascii="Arial" w:cs="Arial" w:eastAsia="Arial" w:hAnsi="Arial"/>
@@ -21341,7 +21341,7 @@
             <w:pPr>
               <w:spacing w:after="20" w:before="0"/>
             </w:pPr>
-            <w:hyperlink w:history="1" r:id="rIdh_zzys-dkgqpmbursbzey">
+            <w:hyperlink w:history="1" r:id="rIdackpmxtmw2hus-jgr0yh3">
               <w:r>
                 <w:rPr>
                   <w:rFonts w:ascii="Arial" w:cs="Arial" w:eastAsia="Arial" w:hAnsi="Arial"/>
@@ -21374,7 +21374,7 @@
               <w:spacing w:after="10" w:before="0"/>
               <w:ind w:left="120"/>
             </w:pPr>
-            <w:hyperlink w:history="1" r:id="rId91cci9hompxtpfff4nmeh">
+            <w:hyperlink w:history="1" r:id="rId9zf5irbfbnudrbnijdfkq">
               <w:r>
                 <w:rPr>
                   <w:rFonts w:ascii="Arial" w:cs="Arial" w:eastAsia="Arial" w:hAnsi="Arial"/>
@@ -21419,7 +21419,7 @@
             <w:pPr>
               <w:spacing w:after="20" w:before="0"/>
             </w:pPr>
-            <w:hyperlink w:history="1" r:id="rIdou79lb8w2im0fkjk0q5uw">
+            <w:hyperlink w:history="1" r:id="rIdjxody21iahr0xchbpsxxu">
               <w:r>
                 <w:rPr>
                   <w:rFonts w:ascii="Arial" w:cs="Arial" w:eastAsia="Arial" w:hAnsi="Arial"/>
@@ -21452,7 +21452,7 @@
               <w:spacing w:after="10" w:before="0"/>
               <w:ind w:left="120"/>
             </w:pPr>
-            <w:hyperlink w:history="1" r:id="rIdnomaqepbiqvkmwkyq-b6f">
+            <w:hyperlink w:history="1" r:id="rIdnv5d6vyawdl88wrkgctuc">
               <w:r>
                 <w:rPr>
                   <w:rFonts w:ascii="Arial" w:cs="Arial" w:eastAsia="Arial" w:hAnsi="Arial"/>
@@ -21647,7 +21647,7 @@
             <w:pPr>
               <w:spacing w:after="20" w:before="0"/>
             </w:pPr>
-            <w:hyperlink w:history="1" r:id="rIdpmwwdbte_6m4zullhhezz">
+            <w:hyperlink w:history="1" r:id="rIdweeh2dpwwhpd68bnjvq3q">
               <w:r>
                 <w:rPr>
                   <w:rFonts w:ascii="Arial" w:cs="Arial" w:eastAsia="Arial" w:hAnsi="Arial"/>
@@ -21680,7 +21680,7 @@
               <w:spacing w:after="10" w:before="0"/>
               <w:ind w:left="120"/>
             </w:pPr>
-            <w:hyperlink w:history="1" r:id="rIdh2-uunpij7lwsskm7ydca">
+            <w:hyperlink w:history="1" r:id="rIdlooyjbljjg1bhxgl6rjpc">
               <w:r>
                 <w:rPr>
                   <w:rFonts w:ascii="Arial" w:cs="Arial" w:eastAsia="Arial" w:hAnsi="Arial"/>
@@ -21725,7 +21725,7 @@
             <w:pPr>
               <w:spacing w:after="20" w:before="0"/>
             </w:pPr>
-            <w:hyperlink w:history="1" r:id="rIdfhpswapvez6ufsiq1dfgm">
+            <w:hyperlink w:history="1" r:id="rIdtd45f4c9razkbo7qg_v0t">
               <w:r>
                 <w:rPr>
                   <w:rFonts w:ascii="Arial" w:cs="Arial" w:eastAsia="Arial" w:hAnsi="Arial"/>
@@ -21758,7 +21758,7 @@
               <w:spacing w:after="10" w:before="0"/>
               <w:ind w:left="120"/>
             </w:pPr>
-            <w:hyperlink w:history="1" r:id="rId6lg6t4kbvdhbktir-fvjs">
+            <w:hyperlink w:history="1" r:id="rId770kddskldq34rkyddiau">
               <w:r>
                 <w:rPr>
                   <w:rFonts w:ascii="Arial" w:cs="Arial" w:eastAsia="Arial" w:hAnsi="Arial"/>
@@ -21953,7 +21953,7 @@
             <w:pPr>
               <w:spacing w:after="20" w:before="0"/>
             </w:pPr>
-            <w:hyperlink w:history="1" r:id="rIduzgfpjrd0_sqmc31xgnv5">
+            <w:hyperlink w:history="1" r:id="rIdybo3x1kawxrj8afy-ttsw">
               <w:r>
                 <w:rPr>
                   <w:rFonts w:ascii="Arial" w:cs="Arial" w:eastAsia="Arial" w:hAnsi="Arial"/>
@@ -21986,7 +21986,7 @@
               <w:spacing w:after="10" w:before="0"/>
               <w:ind w:left="120"/>
             </w:pPr>
-            <w:hyperlink w:history="1" r:id="rIdbhw1qo9wxop4svcrxggy6">
+            <w:hyperlink w:history="1" r:id="rIdz1rlfu8x47ink5hv-qvrf">
               <w:r>
                 <w:rPr>
                   <w:rFonts w:ascii="Arial" w:cs="Arial" w:eastAsia="Arial" w:hAnsi="Arial"/>
@@ -22031,7 +22031,7 @@
             <w:pPr>
               <w:spacing w:after="20" w:before="0"/>
             </w:pPr>
-            <w:hyperlink w:history="1" r:id="rIdvbkjqvgkm3gft3f87vgub">
+            <w:hyperlink w:history="1" r:id="rIdahkvs3hiurzaxmwieo07x">
               <w:r>
                 <w:rPr>
                   <w:rFonts w:ascii="Arial" w:cs="Arial" w:eastAsia="Arial" w:hAnsi="Arial"/>
@@ -22064,7 +22064,7 @@
               <w:spacing w:after="10" w:before="0"/>
               <w:ind w:left="120"/>
             </w:pPr>
-            <w:hyperlink w:history="1" r:id="rIdnhb6sm3ulxrsu_g-bwf9z">
+            <w:hyperlink w:history="1" r:id="rIdz6uitj1jyfxhtnzzcd1_q">
               <w:r>
                 <w:rPr>
                   <w:rFonts w:ascii="Arial" w:cs="Arial" w:eastAsia="Arial" w:hAnsi="Arial"/>
@@ -22259,7 +22259,7 @@
             <w:pPr>
               <w:spacing w:after="20" w:before="0"/>
             </w:pPr>
-            <w:hyperlink w:history="1" r:id="rId7umnqy-tkiatwrzl8n_1s">
+            <w:hyperlink w:history="1" r:id="rIdhxkiurznwkvqauqsa1jwn">
               <w:r>
                 <w:rPr>
                   <w:rFonts w:ascii="Arial" w:cs="Arial" w:eastAsia="Arial" w:hAnsi="Arial"/>
@@ -22292,7 +22292,7 @@
               <w:spacing w:after="10" w:before="0"/>
               <w:ind w:left="120"/>
             </w:pPr>
-            <w:hyperlink w:history="1" r:id="rIdds6-na5p7tbusdwukbtrq">
+            <w:hyperlink w:history="1" r:id="rIde_3p2im19l3uhg6bmirdh">
               <w:r>
                 <w:rPr>
                   <w:rFonts w:ascii="Arial" w:cs="Arial" w:eastAsia="Arial" w:hAnsi="Arial"/>
@@ -22337,7 +22337,7 @@
             <w:pPr>
               <w:spacing w:after="20" w:before="0"/>
             </w:pPr>
-            <w:hyperlink w:history="1" r:id="rIdkc7h9ihhxxjbx5jnrqvfx">
+            <w:hyperlink w:history="1" r:id="rId8k0sincehrdun_b9od720">
               <w:r>
                 <w:rPr>
                   <w:rFonts w:ascii="Arial" w:cs="Arial" w:eastAsia="Arial" w:hAnsi="Arial"/>
@@ -22370,7 +22370,7 @@
               <w:spacing w:after="10" w:before="0"/>
               <w:ind w:left="120"/>
             </w:pPr>
-            <w:hyperlink w:history="1" r:id="rIdugsg5ui0fxc6gjvsl7s41">
+            <w:hyperlink w:history="1" r:id="rIdlmaymbu1rrvuki_n-riqx">
               <w:r>
                 <w:rPr>
                   <w:rFonts w:ascii="Arial" w:cs="Arial" w:eastAsia="Arial" w:hAnsi="Arial"/>
@@ -22565,7 +22565,7 @@
             <w:pPr>
               <w:spacing w:after="20" w:before="0"/>
             </w:pPr>
-            <w:hyperlink w:history="1" r:id="rIdgckytphwb9-z-mbsg4l9o">
+            <w:hyperlink w:history="1" r:id="rIdw0_ejdaeqqzcd5bkbpfcp">
               <w:r>
                 <w:rPr>
                   <w:rFonts w:ascii="Arial" w:cs="Arial" w:eastAsia="Arial" w:hAnsi="Arial"/>
@@ -22614,7 +22614,7 @@
               <w:spacing w:after="10" w:before="0"/>
               <w:ind w:left="120"/>
             </w:pPr>
-            <w:hyperlink w:history="1" r:id="rIdx-wbpyto3ahpsdp4w2ozu">
+            <w:hyperlink w:history="1" r:id="rIdiozl-h85n7mnsmqxsi5bl">
               <w:r>
                 <w:rPr>
                   <w:rFonts w:ascii="Arial" w:cs="Arial" w:eastAsia="Arial" w:hAnsi="Arial"/>
@@ -22659,7 +22659,7 @@
             <w:pPr>
               <w:spacing w:after="20" w:before="0"/>
             </w:pPr>
-            <w:hyperlink w:history="1" r:id="rIdhwy_ogrf5lpqemoibsfmt">
+            <w:hyperlink w:history="1" r:id="rIdhb4v194uus4javvjmn8-f">
               <w:r>
                 <w:rPr>
                   <w:rFonts w:ascii="Arial" w:cs="Arial" w:eastAsia="Arial" w:hAnsi="Arial"/>
@@ -22708,7 +22708,7 @@
               <w:spacing w:after="10" w:before="0"/>
               <w:ind w:left="120"/>
             </w:pPr>
-            <w:hyperlink w:history="1" r:id="rIdz6o7bbncnvenfvnea5azk">
+            <w:hyperlink w:history="1" r:id="rIdxxvrdmzojczbtovq03tuv">
               <w:r>
                 <w:rPr>
                   <w:rFonts w:ascii="Arial" w:cs="Arial" w:eastAsia="Arial" w:hAnsi="Arial"/>
@@ -23220,7 +23220,7 @@
         </w:rPr>
         <w:t xml:space="preserve">© 2026 SeaVuria and ARES. Aligned with KICD objectives. Developed by SeaVuria; technical implementation by ARES (with AI assistance from Claude). Licensed under </w:t>
       </w:r>
-      <w:hyperlink w:history="1" r:id="rIdozmvmvo4fol6zsast94lk">
+      <w:hyperlink w:history="1" r:id="rIdlxgk8dtstmz19afpnidxe">
         <w:r>
           <w:rPr>
             <w:rFonts w:ascii="Arial" w:cs="Arial" w:eastAsia="Arial" w:hAnsi="Arial"/>
@@ -23241,7 +23241,7 @@
         </w:rPr>
         <w:t xml:space="preserve"> (</w:t>
       </w:r>
-      <w:hyperlink w:history="1" r:id="rIdjd8qyqqkrbflfj9jgcflu">
+      <w:hyperlink w:history="1" r:id="rId8kv8mdqctkkqkwd57ep8z">
         <w:r>
           <w:rPr>
             <w:rFonts w:ascii="Arial" w:cs="Arial" w:eastAsia="Arial" w:hAnsi="Arial"/>
@@ -24254,7 +24254,7 @@
             <w:pPr>
               <w:spacing w:after="20" w:before="0"/>
             </w:pPr>
-            <w:hyperlink w:history="1" r:id="rId6hboedamn4dtmgms2eb9r">
+            <w:hyperlink w:history="1" r:id="rIdb3cciyrsthw9r7phi3rfv">
               <w:r>
                 <w:rPr>
                   <w:rFonts w:ascii="Arial" w:cs="Arial" w:eastAsia="Arial" w:hAnsi="Arial"/>
@@ -24287,7 +24287,7 @@
               <w:spacing w:after="10" w:before="0"/>
               <w:ind w:left="120"/>
             </w:pPr>
-            <w:hyperlink w:history="1" r:id="rIdfkc5almgasqahadbd-gue">
+            <w:hyperlink w:history="1" r:id="rIdsftrqeih-m4ouzvaa_ooz">
               <w:r>
                 <w:rPr>
                   <w:rFonts w:ascii="Arial" w:cs="Arial" w:eastAsia="Arial" w:hAnsi="Arial"/>
@@ -24332,7 +24332,7 @@
             <w:pPr>
               <w:spacing w:after="20" w:before="0"/>
             </w:pPr>
-            <w:hyperlink w:history="1" r:id="rIdsrou2p7kspq1oy5ghxpwy">
+            <w:hyperlink w:history="1" r:id="rIdq6oxssrvgisqu_ai9e54d">
               <w:r>
                 <w:rPr>
                   <w:rFonts w:ascii="Arial" w:cs="Arial" w:eastAsia="Arial" w:hAnsi="Arial"/>
@@ -24365,7 +24365,7 @@
               <w:spacing w:after="10" w:before="0"/>
               <w:ind w:left="120"/>
             </w:pPr>
-            <w:hyperlink w:history="1" r:id="rId01isgnxbg7frs8lr4r-ij">
+            <w:hyperlink w:history="1" r:id="rIdrrbafopnwc6fidf4nglwi">
               <w:r>
                 <w:rPr>
                   <w:rFonts w:ascii="Arial" w:cs="Arial" w:eastAsia="Arial" w:hAnsi="Arial"/>
@@ -24560,7 +24560,7 @@
             <w:pPr>
               <w:spacing w:after="20" w:before="0"/>
             </w:pPr>
-            <w:hyperlink w:history="1" r:id="rIdoesqzk2qgkzuwjuzjdv9p">
+            <w:hyperlink w:history="1" r:id="rIdl4r5sqd_hqvfnkztmagcx">
               <w:r>
                 <w:rPr>
                   <w:rFonts w:ascii="Arial" w:cs="Arial" w:eastAsia="Arial" w:hAnsi="Arial"/>
@@ -24593,7 +24593,7 @@
               <w:spacing w:after="10" w:before="0"/>
               <w:ind w:left="120"/>
             </w:pPr>
-            <w:hyperlink w:history="1" r:id="rIdho-qjkl9vd7xt2wwrurkf">
+            <w:hyperlink w:history="1" r:id="rIdjkhsi67vbvwu8diun6lek">
               <w:r>
                 <w:rPr>
                   <w:rFonts w:ascii="Arial" w:cs="Arial" w:eastAsia="Arial" w:hAnsi="Arial"/>
@@ -24638,7 +24638,7 @@
             <w:pPr>
               <w:spacing w:after="20" w:before="0"/>
             </w:pPr>
-            <w:hyperlink w:history="1" r:id="rIdc_5lq41_vzbun-jppxkyd">
+            <w:hyperlink w:history="1" r:id="rIdqsiev44yq76q22zgwape7">
               <w:r>
                 <w:rPr>
                   <w:rFonts w:ascii="Arial" w:cs="Arial" w:eastAsia="Arial" w:hAnsi="Arial"/>
@@ -24671,7 +24671,7 @@
               <w:spacing w:after="10" w:before="0"/>
               <w:ind w:left="120"/>
             </w:pPr>
-            <w:hyperlink w:history="1" r:id="rIdoq96mcqwgwzdittagovi9">
+            <w:hyperlink w:history="1" r:id="rIdfi-yvqbqrlmhuefzprfuu">
               <w:r>
                 <w:rPr>
                   <w:rFonts w:ascii="Arial" w:cs="Arial" w:eastAsia="Arial" w:hAnsi="Arial"/>
@@ -24866,7 +24866,7 @@
             <w:pPr>
               <w:spacing w:after="20" w:before="0"/>
             </w:pPr>
-            <w:hyperlink w:history="1" r:id="rIddrjszl0edg3p1o81c3ky8">
+            <w:hyperlink w:history="1" r:id="rIdd049dorwrawxzxwreihpl">
               <w:r>
                 <w:rPr>
                   <w:rFonts w:ascii="Arial" w:cs="Arial" w:eastAsia="Arial" w:hAnsi="Arial"/>
@@ -24899,7 +24899,7 @@
               <w:spacing w:after="10" w:before="0"/>
               <w:ind w:left="120"/>
             </w:pPr>
-            <w:hyperlink w:history="1" r:id="rIdski5sqmihmsoiwilc_rtb">
+            <w:hyperlink w:history="1" r:id="rIdxxj1_7jbpqxgmjkh0gjwj">
               <w:r>
                 <w:rPr>
                   <w:rFonts w:ascii="Arial" w:cs="Arial" w:eastAsia="Arial" w:hAnsi="Arial"/>
@@ -24944,7 +24944,7 @@
             <w:pPr>
               <w:spacing w:after="20" w:before="0"/>
             </w:pPr>
-            <w:hyperlink w:history="1" r:id="rIdlfges3taogxm-wkg_uyl2">
+            <w:hyperlink w:history="1" r:id="rIda1uxlvfzclvgglneqwo91">
               <w:r>
                 <w:rPr>
                   <w:rFonts w:ascii="Arial" w:cs="Arial" w:eastAsia="Arial" w:hAnsi="Arial"/>
@@ -24977,7 +24977,7 @@
               <w:spacing w:after="10" w:before="0"/>
               <w:ind w:left="120"/>
             </w:pPr>
-            <w:hyperlink w:history="1" r:id="rIdbjwvdsr8vsciy1xo9jivp">
+            <w:hyperlink w:history="1" r:id="rIdcad0m2b9i18xvosyxs35x">
               <w:r>
                 <w:rPr>
                   <w:rFonts w:ascii="Arial" w:cs="Arial" w:eastAsia="Arial" w:hAnsi="Arial"/>
@@ -25172,7 +25172,7 @@
             <w:pPr>
               <w:spacing w:after="20" w:before="0"/>
             </w:pPr>
-            <w:hyperlink w:history="1" r:id="rIdj8i5qjs1mnii3pxntsf2y">
+            <w:hyperlink w:history="1" r:id="rIdxjra89p6mjp9x5xjfwu32">
               <w:r>
                 <w:rPr>
                   <w:rFonts w:ascii="Arial" w:cs="Arial" w:eastAsia="Arial" w:hAnsi="Arial"/>
@@ -25205,7 +25205,7 @@
               <w:spacing w:after="10" w:before="0"/>
               <w:ind w:left="120"/>
             </w:pPr>
-            <w:hyperlink w:history="1" r:id="rId8c8hp0sjgctyd1btxyxdm">
+            <w:hyperlink w:history="1" r:id="rIdxh-wvicjdxxwaqbp5ix00">
               <w:r>
                 <w:rPr>
                   <w:rFonts w:ascii="Arial" w:cs="Arial" w:eastAsia="Arial" w:hAnsi="Arial"/>
@@ -25250,7 +25250,7 @@
             <w:pPr>
               <w:spacing w:after="20" w:before="0"/>
             </w:pPr>
-            <w:hyperlink w:history="1" r:id="rIdlgctstvxxaekkchxdy090">
+            <w:hyperlink w:history="1" r:id="rId279h-jizeubdnlyhkijyz">
               <w:r>
                 <w:rPr>
                   <w:rFonts w:ascii="Arial" w:cs="Arial" w:eastAsia="Arial" w:hAnsi="Arial"/>
@@ -25283,7 +25283,7 @@
               <w:spacing w:after="10" w:before="0"/>
               <w:ind w:left="120"/>
             </w:pPr>
-            <w:hyperlink w:history="1" r:id="rIdqxhao7jl9tzsl_f3vmmhu">
+            <w:hyperlink w:history="1" r:id="rIdjhfjuleg4pg_goeozgqhn">
               <w:r>
                 <w:rPr>
                   <w:rFonts w:ascii="Arial" w:cs="Arial" w:eastAsia="Arial" w:hAnsi="Arial"/>
@@ -25478,7 +25478,7 @@
             <w:pPr>
               <w:spacing w:after="20" w:before="0"/>
             </w:pPr>
-            <w:hyperlink w:history="1" r:id="rIdyqx4rhx6hda53rull2qj0">
+            <w:hyperlink w:history="1" r:id="rIddvcmbvwtvlkthhprdtjtk">
               <w:r>
                 <w:rPr>
                   <w:rFonts w:ascii="Arial" w:cs="Arial" w:eastAsia="Arial" w:hAnsi="Arial"/>
@@ -25511,7 +25511,7 @@
               <w:spacing w:after="10" w:before="0"/>
               <w:ind w:left="120"/>
             </w:pPr>
-            <w:hyperlink w:history="1" r:id="rIdb5phj1unzrq-meonuunew">
+            <w:hyperlink w:history="1" r:id="rIdyjf1rgk2hlyyo9zrlay3s">
               <w:r>
                 <w:rPr>
                   <w:rFonts w:ascii="Arial" w:cs="Arial" w:eastAsia="Arial" w:hAnsi="Arial"/>
@@ -25556,7 +25556,7 @@
             <w:pPr>
               <w:spacing w:after="20" w:before="0"/>
             </w:pPr>
-            <w:hyperlink w:history="1" r:id="rIdmaeywavtobi3dogsk9kt7">
+            <w:hyperlink w:history="1" r:id="rIdiit-0zpov_vu_ygl6fqxz">
               <w:r>
                 <w:rPr>
                   <w:rFonts w:ascii="Arial" w:cs="Arial" w:eastAsia="Arial" w:hAnsi="Arial"/>
@@ -25589,7 +25589,7 @@
               <w:spacing w:after="10" w:before="0"/>
               <w:ind w:left="120"/>
             </w:pPr>
-            <w:hyperlink w:history="1" r:id="rIdgezowbvos5zk0bogjgg5r">
+            <w:hyperlink w:history="1" r:id="rIdvxmxzg-0ubdkrhneabfbp">
               <w:r>
                 <w:rPr>
                   <w:rFonts w:ascii="Arial" w:cs="Arial" w:eastAsia="Arial" w:hAnsi="Arial"/>
@@ -26215,7 +26215,7 @@
         </w:rPr>
         <w:t xml:space="preserve">© 2026 SeaVuria and ARES. Aligned with KICD objectives. Developed by SeaVuria; technical implementation by ARES (with AI assistance from Claude). Licensed under </w:t>
       </w:r>
-      <w:hyperlink w:history="1" r:id="rIdzxrace8quypwjh65bpm_a">
+      <w:hyperlink w:history="1" r:id="rId3uploqffxmhsqvlj6dngl">
         <w:r>
           <w:rPr>
             <w:rFonts w:ascii="Arial" w:cs="Arial" w:eastAsia="Arial" w:hAnsi="Arial"/>
@@ -26236,7 +26236,7 @@
         </w:rPr>
         <w:t xml:space="preserve"> (</w:t>
       </w:r>
-      <w:hyperlink w:history="1" r:id="rIdzu_4ktb1578wa5avrf3rs">
+      <w:hyperlink w:history="1" r:id="rIdgf21hyqnob-wgf5fdlrbu">
         <w:r>
           <w:rPr>
             <w:rFonts w:ascii="Arial" w:cs="Arial" w:eastAsia="Arial" w:hAnsi="Arial"/>

--- a/data/outputs/v2/Essential_Mathematics/SS3.2_Probability_I/Essential_Mathematics_Probability_I_CBE_LessonSequence.docx
+++ b/data/outputs/v2/Essential_Mathematics/SS3.2_Probability_I/Essential_Mathematics_Probability_I_CBE_LessonSequence.docx
@@ -2242,7 +2242,7 @@
         </w:rPr>
         <w:t xml:space="preserve">© 2026 SeaVuria and ARES. This work is licensed under a </w:t>
       </w:r>
-      <w:hyperlink w:history="1" r:id="rIdpw1to09a497iaevr2f3ws">
+      <w:hyperlink w:history="1" r:id="rIdxneezpmajxuvfsd8y5jlb">
         <w:r>
           <w:rPr>
             <w:rFonts w:ascii="Arial" w:cs="Arial" w:eastAsia="Arial" w:hAnsi="Arial"/>
@@ -2262,7 +2262,7 @@
         </w:rPr>
         <w:t xml:space="preserve"> (</w:t>
       </w:r>
-      <w:hyperlink w:history="1" r:id="rId6qpusiuncxa8mkag6vtp4">
+      <w:hyperlink w:history="1" r:id="rIdc3jns4i8ihn1lmnnwpavh">
         <w:r>
           <w:rPr>
             <w:rFonts w:ascii="Arial" w:cs="Arial" w:eastAsia="Arial" w:hAnsi="Arial"/>
@@ -2282,7 +2282,7 @@
         </w:rPr>
         <w:t xml:space="preserve">). To view a copy of this license, visit </w:t>
       </w:r>
-      <w:hyperlink w:history="1" r:id="rIdtkrf2jfxg3ok2739yahwx">
+      <w:hyperlink w:history="1" r:id="rIdp8orejjym9ffqg5i5g5vn">
         <w:r>
           <w:rPr>
             <w:rFonts w:ascii="Arial" w:cs="Arial" w:eastAsia="Arial" w:hAnsi="Arial"/>
@@ -3294,7 +3294,7 @@
             <w:pPr>
               <w:spacing w:after="20" w:before="0"/>
             </w:pPr>
-            <w:hyperlink w:history="1" r:id="rIddcgunstsmaszmiimg4nii">
+            <w:hyperlink w:history="1" r:id="rIdckih6ncqmw6ob0p7kuzgs">
               <w:r>
                 <w:rPr>
                   <w:rFonts w:ascii="Arial" w:cs="Arial" w:eastAsia="Arial" w:hAnsi="Arial"/>
@@ -3327,7 +3327,7 @@
               <w:spacing w:after="10" w:before="0"/>
               <w:ind w:left="120"/>
             </w:pPr>
-            <w:hyperlink w:history="1" r:id="rIdtuyhhspjztjesppata1lk">
+            <w:hyperlink w:history="1" r:id="rId3qegcxdo0nlpkbobuqlu0">
               <w:r>
                 <w:rPr>
                   <w:rFonts w:ascii="Arial" w:cs="Arial" w:eastAsia="Arial" w:hAnsi="Arial"/>
@@ -3372,7 +3372,7 @@
             <w:pPr>
               <w:spacing w:after="20" w:before="0"/>
             </w:pPr>
-            <w:hyperlink w:history="1" r:id="rIdogrbp_jccwlonq8_6ougp">
+            <w:hyperlink w:history="1" r:id="rIdjk8swfymf-xtgptiwjr5t">
               <w:r>
                 <w:rPr>
                   <w:rFonts w:ascii="Arial" w:cs="Arial" w:eastAsia="Arial" w:hAnsi="Arial"/>
@@ -3405,7 +3405,7 @@
               <w:spacing w:after="10" w:before="0"/>
               <w:ind w:left="120"/>
             </w:pPr>
-            <w:hyperlink w:history="1" r:id="rIdrrmmxfo_4etvyysh4adxo">
+            <w:hyperlink w:history="1" r:id="rIduvsnhkhjqeivgv578orbj">
               <w:r>
                 <w:rPr>
                   <w:rFonts w:ascii="Arial" w:cs="Arial" w:eastAsia="Arial" w:hAnsi="Arial"/>
@@ -3600,7 +3600,7 @@
             <w:pPr>
               <w:spacing w:after="20" w:before="0"/>
             </w:pPr>
-            <w:hyperlink w:history="1" r:id="rId3we8up6d9ca8mrqug2dbk">
+            <w:hyperlink w:history="1" r:id="rIdlwru4c6j7uny6ffx9refq">
               <w:r>
                 <w:rPr>
                   <w:rFonts w:ascii="Arial" w:cs="Arial" w:eastAsia="Arial" w:hAnsi="Arial"/>
@@ -3633,7 +3633,7 @@
               <w:spacing w:after="10" w:before="0"/>
               <w:ind w:left="120"/>
             </w:pPr>
-            <w:hyperlink w:history="1" r:id="rIdtsj4j942fohqraepr5xka">
+            <w:hyperlink w:history="1" r:id="rIdkri3ec8v2x74p-hvuiovk">
               <w:r>
                 <w:rPr>
                   <w:rFonts w:ascii="Arial" w:cs="Arial" w:eastAsia="Arial" w:hAnsi="Arial"/>
@@ -3678,7 +3678,7 @@
             <w:pPr>
               <w:spacing w:after="20" w:before="0"/>
             </w:pPr>
-            <w:hyperlink w:history="1" r:id="rId607rzx39-6ld3zirzev-7">
+            <w:hyperlink w:history="1" r:id="rIdthxvpxodu3d_ixqdd8got">
               <w:r>
                 <w:rPr>
                   <w:rFonts w:ascii="Arial" w:cs="Arial" w:eastAsia="Arial" w:hAnsi="Arial"/>
@@ -3711,7 +3711,7 @@
               <w:spacing w:after="10" w:before="0"/>
               <w:ind w:left="120"/>
             </w:pPr>
-            <w:hyperlink w:history="1" r:id="rId-eybjr_rnrocgkc4nsicz">
+            <w:hyperlink w:history="1" r:id="rIdtzurwjxs65q6yzcs3malo">
               <w:r>
                 <w:rPr>
                   <w:rFonts w:ascii="Arial" w:cs="Arial" w:eastAsia="Arial" w:hAnsi="Arial"/>
@@ -3906,7 +3906,7 @@
             <w:pPr>
               <w:spacing w:after="20" w:before="0"/>
             </w:pPr>
-            <w:hyperlink w:history="1" r:id="rIdvbcqazjlok0-wuazi2izw">
+            <w:hyperlink w:history="1" r:id="rId80kexejigwecwzvhahjel">
               <w:r>
                 <w:rPr>
                   <w:rFonts w:ascii="Arial" w:cs="Arial" w:eastAsia="Arial" w:hAnsi="Arial"/>
@@ -3939,7 +3939,7 @@
               <w:spacing w:after="10" w:before="0"/>
               <w:ind w:left="120"/>
             </w:pPr>
-            <w:hyperlink w:history="1" r:id="rId270wyr63tvq0k08zzsqzt">
+            <w:hyperlink w:history="1" r:id="rIdmzabxqdobsmp3frvv-7tw">
               <w:r>
                 <w:rPr>
                   <w:rFonts w:ascii="Arial" w:cs="Arial" w:eastAsia="Arial" w:hAnsi="Arial"/>
@@ -3984,7 +3984,7 @@
             <w:pPr>
               <w:spacing w:after="20" w:before="0"/>
             </w:pPr>
-            <w:hyperlink w:history="1" r:id="rId4ke06jjfes0uaqtbwl9wn">
+            <w:hyperlink w:history="1" r:id="rIdpquxuni7aujteacf3rpsg">
               <w:r>
                 <w:rPr>
                   <w:rFonts w:ascii="Arial" w:cs="Arial" w:eastAsia="Arial" w:hAnsi="Arial"/>
@@ -4017,7 +4017,7 @@
               <w:spacing w:after="10" w:before="0"/>
               <w:ind w:left="120"/>
             </w:pPr>
-            <w:hyperlink w:history="1" r:id="rId7ns6weiwxkgqkdtrgg16n">
+            <w:hyperlink w:history="1" r:id="rIdczvjf5irz8usghgu2j37k">
               <w:r>
                 <w:rPr>
                   <w:rFonts w:ascii="Arial" w:cs="Arial" w:eastAsia="Arial" w:hAnsi="Arial"/>
@@ -4212,7 +4212,7 @@
             <w:pPr>
               <w:spacing w:after="20" w:before="0"/>
             </w:pPr>
-            <w:hyperlink w:history="1" r:id="rIdimht0dpk_w-uizpvbvwgx">
+            <w:hyperlink w:history="1" r:id="rIdjdj2mqslefuim1490qcms">
               <w:r>
                 <w:rPr>
                   <w:rFonts w:ascii="Arial" w:cs="Arial" w:eastAsia="Arial" w:hAnsi="Arial"/>
@@ -4245,7 +4245,7 @@
               <w:spacing w:after="10" w:before="0"/>
               <w:ind w:left="120"/>
             </w:pPr>
-            <w:hyperlink w:history="1" r:id="rIdevoqxbzdnvtmxmlonud3r">
+            <w:hyperlink w:history="1" r:id="rId9n-j_huu09xjpsuuhfhx5">
               <w:r>
                 <w:rPr>
                   <w:rFonts w:ascii="Arial" w:cs="Arial" w:eastAsia="Arial" w:hAnsi="Arial"/>
@@ -4290,7 +4290,7 @@
             <w:pPr>
               <w:spacing w:after="20" w:before="0"/>
             </w:pPr>
-            <w:hyperlink w:history="1" r:id="rIdaymqgf4ph1acrcirvy9oj">
+            <w:hyperlink w:history="1" r:id="rIdboytwzyhtp2k0fwx4-jup">
               <w:r>
                 <w:rPr>
                   <w:rFonts w:ascii="Arial" w:cs="Arial" w:eastAsia="Arial" w:hAnsi="Arial"/>
@@ -4323,7 +4323,7 @@
               <w:spacing w:after="10" w:before="0"/>
               <w:ind w:left="120"/>
             </w:pPr>
-            <w:hyperlink w:history="1" r:id="rId7cvgsiv7os_cv5epdru4w">
+            <w:hyperlink w:history="1" r:id="rId4l3t8uxyw0prgg6vtxq1r">
               <w:r>
                 <w:rPr>
                   <w:rFonts w:ascii="Arial" w:cs="Arial" w:eastAsia="Arial" w:hAnsi="Arial"/>
@@ -4518,7 +4518,7 @@
             <w:pPr>
               <w:spacing w:after="20" w:before="0"/>
             </w:pPr>
-            <w:hyperlink w:history="1" r:id="rId6-zhpttqejjg0icnhvm9n">
+            <w:hyperlink w:history="1" r:id="rIdfsl3nrjuuul4wzu0kdm8p">
               <w:r>
                 <w:rPr>
                   <w:rFonts w:ascii="Arial" w:cs="Arial" w:eastAsia="Arial" w:hAnsi="Arial"/>
@@ -4551,7 +4551,7 @@
               <w:spacing w:after="10" w:before="0"/>
               <w:ind w:left="120"/>
             </w:pPr>
-            <w:hyperlink w:history="1" r:id="rIdkmlh7cnj8c4hnyouqbuts">
+            <w:hyperlink w:history="1" r:id="rId6cylnvf-ho6rgdtrdgykf">
               <w:r>
                 <w:rPr>
                   <w:rFonts w:ascii="Arial" w:cs="Arial" w:eastAsia="Arial" w:hAnsi="Arial"/>
@@ -4596,7 +4596,7 @@
             <w:pPr>
               <w:spacing w:after="20" w:before="0"/>
             </w:pPr>
-            <w:hyperlink w:history="1" r:id="rIdoqdzzy-v7upif_1g7fge9">
+            <w:hyperlink w:history="1" r:id="rIdnsaxop7j83dhefio9zyuv">
               <w:r>
                 <w:rPr>
                   <w:rFonts w:ascii="Arial" w:cs="Arial" w:eastAsia="Arial" w:hAnsi="Arial"/>
@@ -4629,7 +4629,7 @@
               <w:spacing w:after="10" w:before="0"/>
               <w:ind w:left="120"/>
             </w:pPr>
-            <w:hyperlink w:history="1" r:id="rIdcdyrhbrntpwdpi-yuc8zn">
+            <w:hyperlink w:history="1" r:id="rIdpurikg8dpqwhubwj0vnmh">
               <w:r>
                 <w:rPr>
                   <w:rFonts w:ascii="Arial" w:cs="Arial" w:eastAsia="Arial" w:hAnsi="Arial"/>
@@ -5141,7 +5141,7 @@
         </w:rPr>
         <w:t xml:space="preserve">© 2026 SeaVuria and ARES. Aligned with KICD objectives. Developed by SeaVuria; technical implementation by ARES (with AI assistance from Claude). Licensed under </w:t>
       </w:r>
-      <w:hyperlink w:history="1" r:id="rIdvquugfhbbs9_nwl45oee_">
+      <w:hyperlink w:history="1" r:id="rIdswax_sya8zizzgad7jykp">
         <w:r>
           <w:rPr>
             <w:rFonts w:ascii="Arial" w:cs="Arial" w:eastAsia="Arial" w:hAnsi="Arial"/>
@@ -5162,7 +5162,7 @@
         </w:rPr>
         <w:t xml:space="preserve"> (</w:t>
       </w:r>
-      <w:hyperlink w:history="1" r:id="rIdsnc88fy6pdqqid3xtqps0">
+      <w:hyperlink w:history="1" r:id="rIdeerbj1lmkonniopo2pafl">
         <w:r>
           <w:rPr>
             <w:rFonts w:ascii="Arial" w:cs="Arial" w:eastAsia="Arial" w:hAnsi="Arial"/>
@@ -6175,7 +6175,7 @@
             <w:pPr>
               <w:spacing w:after="20" w:before="0"/>
             </w:pPr>
-            <w:hyperlink w:history="1" r:id="rIdoir-vu9lgojfgkletrnu9">
+            <w:hyperlink w:history="1" r:id="rId0w5sz_tu7-j8snbwehoxy">
               <w:r>
                 <w:rPr>
                   <w:rFonts w:ascii="Arial" w:cs="Arial" w:eastAsia="Arial" w:hAnsi="Arial"/>
@@ -6208,7 +6208,7 @@
               <w:spacing w:after="10" w:before="0"/>
               <w:ind w:left="120"/>
             </w:pPr>
-            <w:hyperlink w:history="1" r:id="rIdlky4lyb9xmwmfgknfushp">
+            <w:hyperlink w:history="1" r:id="rIde1g_zgv69og3cr1eygi6-">
               <w:r>
                 <w:rPr>
                   <w:rFonts w:ascii="Arial" w:cs="Arial" w:eastAsia="Arial" w:hAnsi="Arial"/>
@@ -6253,7 +6253,7 @@
             <w:pPr>
               <w:spacing w:after="20" w:before="0"/>
             </w:pPr>
-            <w:hyperlink w:history="1" r:id="rId5mxdhhfl7owqkv0cj0r1z">
+            <w:hyperlink w:history="1" r:id="rIdybefm8ccmzraczzuthgvx">
               <w:r>
                 <w:rPr>
                   <w:rFonts w:ascii="Arial" w:cs="Arial" w:eastAsia="Arial" w:hAnsi="Arial"/>
@@ -6286,7 +6286,7 @@
               <w:spacing w:after="10" w:before="0"/>
               <w:ind w:left="120"/>
             </w:pPr>
-            <w:hyperlink w:history="1" r:id="rIdkkwmmeg3rikfffp1w7ouj">
+            <w:hyperlink w:history="1" r:id="rIdserw1nwbmeriudbvgwhef">
               <w:r>
                 <w:rPr>
                   <w:rFonts w:ascii="Arial" w:cs="Arial" w:eastAsia="Arial" w:hAnsi="Arial"/>
@@ -6481,7 +6481,7 @@
             <w:pPr>
               <w:spacing w:after="20" w:before="0"/>
             </w:pPr>
-            <w:hyperlink w:history="1" r:id="rIdljsd9zu8dzc-mhfanfa3l">
+            <w:hyperlink w:history="1" r:id="rIderd7ygrflmvllpxpfzp5u">
               <w:r>
                 <w:rPr>
                   <w:rFonts w:ascii="Arial" w:cs="Arial" w:eastAsia="Arial" w:hAnsi="Arial"/>
@@ -6514,7 +6514,7 @@
               <w:spacing w:after="10" w:before="0"/>
               <w:ind w:left="120"/>
             </w:pPr>
-            <w:hyperlink w:history="1" r:id="rIder6qieb_19bj9dht37ckp">
+            <w:hyperlink w:history="1" r:id="rIdaho7ptntwz67h1bqd838v">
               <w:r>
                 <w:rPr>
                   <w:rFonts w:ascii="Arial" w:cs="Arial" w:eastAsia="Arial" w:hAnsi="Arial"/>
@@ -6559,7 +6559,7 @@
             <w:pPr>
               <w:spacing w:after="20" w:before="0"/>
             </w:pPr>
-            <w:hyperlink w:history="1" r:id="rIdfrm9c-fnsl0uyoy3vn-2g">
+            <w:hyperlink w:history="1" r:id="rIdkgeegyixbu5fhrfpsrhuw">
               <w:r>
                 <w:rPr>
                   <w:rFonts w:ascii="Arial" w:cs="Arial" w:eastAsia="Arial" w:hAnsi="Arial"/>
@@ -6592,7 +6592,7 @@
               <w:spacing w:after="10" w:before="0"/>
               <w:ind w:left="120"/>
             </w:pPr>
-            <w:hyperlink w:history="1" r:id="rId7cjgdqwjpie7v7j7sycuj">
+            <w:hyperlink w:history="1" r:id="rIdj38f3ef4cbsju7nmcosnl">
               <w:r>
                 <w:rPr>
                   <w:rFonts w:ascii="Arial" w:cs="Arial" w:eastAsia="Arial" w:hAnsi="Arial"/>
@@ -6787,7 +6787,7 @@
             <w:pPr>
               <w:spacing w:after="20" w:before="0"/>
             </w:pPr>
-            <w:hyperlink w:history="1" r:id="rIdawgen5ual0vko921fwwgw">
+            <w:hyperlink w:history="1" r:id="rIdjhgw6odpdudzi08mfurrp">
               <w:r>
                 <w:rPr>
                   <w:rFonts w:ascii="Arial" w:cs="Arial" w:eastAsia="Arial" w:hAnsi="Arial"/>
@@ -6820,7 +6820,7 @@
               <w:spacing w:after="10" w:before="0"/>
               <w:ind w:left="120"/>
             </w:pPr>
-            <w:hyperlink w:history="1" r:id="rIdmczon54r5xygrh2hag7so">
+            <w:hyperlink w:history="1" r:id="rIdbrrpqiu9wsc_6eaamzbuy">
               <w:r>
                 <w:rPr>
                   <w:rFonts w:ascii="Arial" w:cs="Arial" w:eastAsia="Arial" w:hAnsi="Arial"/>
@@ -6865,7 +6865,7 @@
             <w:pPr>
               <w:spacing w:after="20" w:before="0"/>
             </w:pPr>
-            <w:hyperlink w:history="1" r:id="rIdfyx9tho54szm9qlueic51">
+            <w:hyperlink w:history="1" r:id="rIdo8d5gs1hifcchczallber">
               <w:r>
                 <w:rPr>
                   <w:rFonts w:ascii="Arial" w:cs="Arial" w:eastAsia="Arial" w:hAnsi="Arial"/>
@@ -6898,7 +6898,7 @@
               <w:spacing w:after="10" w:before="0"/>
               <w:ind w:left="120"/>
             </w:pPr>
-            <w:hyperlink w:history="1" r:id="rIdgnxjl8k5ec1k7idfovnxo">
+            <w:hyperlink w:history="1" r:id="rId0qp418wdijj6nofwcwtrb">
               <w:r>
                 <w:rPr>
                   <w:rFonts w:ascii="Arial" w:cs="Arial" w:eastAsia="Arial" w:hAnsi="Arial"/>
@@ -7093,7 +7093,7 @@
             <w:pPr>
               <w:spacing w:after="20" w:before="0"/>
             </w:pPr>
-            <w:hyperlink w:history="1" r:id="rIdbt-pqen0s2wfzz4inmgpp">
+            <w:hyperlink w:history="1" r:id="rId_y7tl7lklatkjx9a98hex">
               <w:r>
                 <w:rPr>
                   <w:rFonts w:ascii="Arial" w:cs="Arial" w:eastAsia="Arial" w:hAnsi="Arial"/>
@@ -7126,7 +7126,7 @@
               <w:spacing w:after="10" w:before="0"/>
               <w:ind w:left="120"/>
             </w:pPr>
-            <w:hyperlink w:history="1" r:id="rIdppqjzb1z1znimtlp9tejj">
+            <w:hyperlink w:history="1" r:id="rIdzzyepaz7jnqbj6bltltnk">
               <w:r>
                 <w:rPr>
                   <w:rFonts w:ascii="Arial" w:cs="Arial" w:eastAsia="Arial" w:hAnsi="Arial"/>
@@ -7171,7 +7171,7 @@
             <w:pPr>
               <w:spacing w:after="20" w:before="0"/>
             </w:pPr>
-            <w:hyperlink w:history="1" r:id="rId3ohtr4kgwnr6wjt6snx_y">
+            <w:hyperlink w:history="1" r:id="rId0zcp3pbwis0pdayxyvs34">
               <w:r>
                 <w:rPr>
                   <w:rFonts w:ascii="Arial" w:cs="Arial" w:eastAsia="Arial" w:hAnsi="Arial"/>
@@ -7204,7 +7204,7 @@
               <w:spacing w:after="10" w:before="0"/>
               <w:ind w:left="120"/>
             </w:pPr>
-            <w:hyperlink w:history="1" r:id="rIdawv8xmpxtrdp1hv2b3v4c">
+            <w:hyperlink w:history="1" r:id="rIdgwn72oh5oppsg-tlxpjhw">
               <w:r>
                 <w:rPr>
                   <w:rFonts w:ascii="Arial" w:cs="Arial" w:eastAsia="Arial" w:hAnsi="Arial"/>
@@ -7399,7 +7399,7 @@
             <w:pPr>
               <w:spacing w:after="20" w:before="0"/>
             </w:pPr>
-            <w:hyperlink w:history="1" r:id="rIdia2u3wmjwmtnlioolklh5">
+            <w:hyperlink w:history="1" r:id="rIdfx3amjeenz0-7phd3omsu">
               <w:r>
                 <w:rPr>
                   <w:rFonts w:ascii="Arial" w:cs="Arial" w:eastAsia="Arial" w:hAnsi="Arial"/>
@@ -7432,7 +7432,7 @@
               <w:spacing w:after="10" w:before="0"/>
               <w:ind w:left="120"/>
             </w:pPr>
-            <w:hyperlink w:history="1" r:id="rId-gusslpljwwo-bdufszpf">
+            <w:hyperlink w:history="1" r:id="rIdc9kwfggbhahish1l6ha4h">
               <w:r>
                 <w:rPr>
                   <w:rFonts w:ascii="Arial" w:cs="Arial" w:eastAsia="Arial" w:hAnsi="Arial"/>
@@ -7477,7 +7477,7 @@
             <w:pPr>
               <w:spacing w:after="20" w:before="0"/>
             </w:pPr>
-            <w:hyperlink w:history="1" r:id="rId55yiixxl-lqwfm9sl1dhf">
+            <w:hyperlink w:history="1" r:id="rIdwzevwfiojrzo9ik_ohn21">
               <w:r>
                 <w:rPr>
                   <w:rFonts w:ascii="Arial" w:cs="Arial" w:eastAsia="Arial" w:hAnsi="Arial"/>
@@ -7510,7 +7510,7 @@
               <w:spacing w:after="10" w:before="0"/>
               <w:ind w:left="120"/>
             </w:pPr>
-            <w:hyperlink w:history="1" r:id="rId9vc5koajl9zch-utrujrq">
+            <w:hyperlink w:history="1" r:id="rIdafwobcobqm-ayvtc65py2">
               <w:r>
                 <w:rPr>
                   <w:rFonts w:ascii="Arial" w:cs="Arial" w:eastAsia="Arial" w:hAnsi="Arial"/>
@@ -8022,7 +8022,7 @@
         </w:rPr>
         <w:t xml:space="preserve">© 2026 SeaVuria and ARES. Aligned with KICD objectives. Developed by SeaVuria; technical implementation by ARES (with AI assistance from Claude). Licensed under </w:t>
       </w:r>
-      <w:hyperlink w:history="1" r:id="rIdgjlcltkfgxnbhutrfpstr">
+      <w:hyperlink w:history="1" r:id="rIdfoignrgjijfckiws0yfvo">
         <w:r>
           <w:rPr>
             <w:rFonts w:ascii="Arial" w:cs="Arial" w:eastAsia="Arial" w:hAnsi="Arial"/>
@@ -8043,7 +8043,7 @@
         </w:rPr>
         <w:t xml:space="preserve"> (</w:t>
       </w:r>
-      <w:hyperlink w:history="1" r:id="rIdx4wtm76oqgmxdgqzlr9so">
+      <w:hyperlink w:history="1" r:id="rIdpvbvfihkhnxra6jsbwkgd">
         <w:r>
           <w:rPr>
             <w:rFonts w:ascii="Arial" w:cs="Arial" w:eastAsia="Arial" w:hAnsi="Arial"/>
@@ -9073,7 +9073,7 @@
               <w:spacing w:after="10" w:before="0"/>
               <w:ind w:left="120"/>
             </w:pPr>
-            <w:hyperlink w:history="1" r:id="rId1smwpep-egprndq-ei1lh">
+            <w:hyperlink w:history="1" r:id="rIdmkcure0fltcr7dz3aii2f">
               <w:r>
                 <w:rPr>
                   <w:rFonts w:ascii="Arial" w:cs="Arial" w:eastAsia="Arial" w:hAnsi="Arial"/>
@@ -9133,7 +9133,7 @@
             <w:pPr>
               <w:spacing w:after="20" w:before="0"/>
             </w:pPr>
-            <w:hyperlink w:history="1" r:id="rIdkt9qbe23azgvdgcwcawbu">
+            <w:hyperlink w:history="1" r:id="rIdw2ujskk0oj0lliilgt7kd">
               <w:r>
                 <w:rPr>
                   <w:rFonts w:ascii="Arial" w:cs="Arial" w:eastAsia="Arial" w:hAnsi="Arial"/>
@@ -9182,7 +9182,7 @@
               <w:spacing w:after="10" w:before="0"/>
               <w:ind w:left="120"/>
             </w:pPr>
-            <w:hyperlink w:history="1" r:id="rIdu5ny9o0iaeuvtrcvjy3ue">
+            <w:hyperlink w:history="1" r:id="rIdd3th5c8qqy97ed4tdmir9">
               <w:r>
                 <w:rPr>
                   <w:rFonts w:ascii="Arial" w:cs="Arial" w:eastAsia="Arial" w:hAnsi="Arial"/>
@@ -9394,7 +9394,7 @@
               <w:spacing w:after="10" w:before="0"/>
               <w:ind w:left="120"/>
             </w:pPr>
-            <w:hyperlink w:history="1" r:id="rIdgoau-xlfwxdpw7dpcirkk">
+            <w:hyperlink w:history="1" r:id="rIdesw6fxdyiwohwto6ox6zv">
               <w:r>
                 <w:rPr>
                   <w:rFonts w:ascii="Arial" w:cs="Arial" w:eastAsia="Arial" w:hAnsi="Arial"/>
@@ -9454,7 +9454,7 @@
             <w:pPr>
               <w:spacing w:after="20" w:before="0"/>
             </w:pPr>
-            <w:hyperlink w:history="1" r:id="rIdlk1jvaxg7u8oncafgkavq">
+            <w:hyperlink w:history="1" r:id="rId2pc0jbetsltosikn1s9kl">
               <w:r>
                 <w:rPr>
                   <w:rFonts w:ascii="Arial" w:cs="Arial" w:eastAsia="Arial" w:hAnsi="Arial"/>
@@ -9503,7 +9503,7 @@
               <w:spacing w:after="10" w:before="0"/>
               <w:ind w:left="120"/>
             </w:pPr>
-            <w:hyperlink w:history="1" r:id="rIdll5l7asojsz4w7pduglx-">
+            <w:hyperlink w:history="1" r:id="rIdzxnyyexjpvuwu_n9kb47y">
               <w:r>
                 <w:rPr>
                   <w:rFonts w:ascii="Arial" w:cs="Arial" w:eastAsia="Arial" w:hAnsi="Arial"/>
@@ -9715,7 +9715,7 @@
               <w:spacing w:after="10" w:before="0"/>
               <w:ind w:left="120"/>
             </w:pPr>
-            <w:hyperlink w:history="1" r:id="rIdxu_bwacyaneayu5cwqujd">
+            <w:hyperlink w:history="1" r:id="rId55wdercdtnrhy-4qqktih">
               <w:r>
                 <w:rPr>
                   <w:rFonts w:ascii="Arial" w:cs="Arial" w:eastAsia="Arial" w:hAnsi="Arial"/>
@@ -9775,7 +9775,7 @@
             <w:pPr>
               <w:spacing w:after="20" w:before="0"/>
             </w:pPr>
-            <w:hyperlink w:history="1" r:id="rIdu2bcht5dmdtfmrzyxuqlp">
+            <w:hyperlink w:history="1" r:id="rIdzykmfizgc-ct-evpwom40">
               <w:r>
                 <w:rPr>
                   <w:rFonts w:ascii="Arial" w:cs="Arial" w:eastAsia="Arial" w:hAnsi="Arial"/>
@@ -9824,7 +9824,7 @@
               <w:spacing w:after="10" w:before="0"/>
               <w:ind w:left="120"/>
             </w:pPr>
-            <w:hyperlink w:history="1" r:id="rId1x4krpbqd5xxhcspw0dda">
+            <w:hyperlink w:history="1" r:id="rIdvgiz_zvarqbjxlhy2fiwr">
               <w:r>
                 <w:rPr>
                   <w:rFonts w:ascii="Arial" w:cs="Arial" w:eastAsia="Arial" w:hAnsi="Arial"/>
@@ -10036,7 +10036,7 @@
               <w:spacing w:after="10" w:before="0"/>
               <w:ind w:left="120"/>
             </w:pPr>
-            <w:hyperlink w:history="1" r:id="rId9ububbdth79ygozu1nrj1">
+            <w:hyperlink w:history="1" r:id="rIdwtugb-gtyfeg99wvrl_x4">
               <w:r>
                 <w:rPr>
                   <w:rFonts w:ascii="Arial" w:cs="Arial" w:eastAsia="Arial" w:hAnsi="Arial"/>
@@ -10096,7 +10096,7 @@
             <w:pPr>
               <w:spacing w:after="20" w:before="0"/>
             </w:pPr>
-            <w:hyperlink w:history="1" r:id="rId_4mhd7bf6zphlf3l280tu">
+            <w:hyperlink w:history="1" r:id="rId-kwvi5mw7ine-ws3dmgpo">
               <w:r>
                 <w:rPr>
                   <w:rFonts w:ascii="Arial" w:cs="Arial" w:eastAsia="Arial" w:hAnsi="Arial"/>
@@ -10145,7 +10145,7 @@
               <w:spacing w:after="10" w:before="0"/>
               <w:ind w:left="120"/>
             </w:pPr>
-            <w:hyperlink w:history="1" r:id="rId7hfqiy8fjpw56q10g5d-p">
+            <w:hyperlink w:history="1" r:id="rIdjs1ti8ma_vflnn_bf1jdu">
               <w:r>
                 <w:rPr>
                   <w:rFonts w:ascii="Arial" w:cs="Arial" w:eastAsia="Arial" w:hAnsi="Arial"/>
@@ -10357,7 +10357,7 @@
               <w:spacing w:after="10" w:before="0"/>
               <w:ind w:left="120"/>
             </w:pPr>
-            <w:hyperlink w:history="1" r:id="rIdstcjlursffz5ocfiwrseb">
+            <w:hyperlink w:history="1" r:id="rIdy078ftwwdsc2vsiuebzsg">
               <w:r>
                 <w:rPr>
                   <w:rFonts w:ascii="Arial" w:cs="Arial" w:eastAsia="Arial" w:hAnsi="Arial"/>
@@ -10417,7 +10417,7 @@
             <w:pPr>
               <w:spacing w:after="20" w:before="0"/>
             </w:pPr>
-            <w:hyperlink w:history="1" r:id="rIdjwzxghrf63fgenu_lr4tp">
+            <w:hyperlink w:history="1" r:id="rIdp884is0umm9cuuxty10uc">
               <w:r>
                 <w:rPr>
                   <w:rFonts w:ascii="Arial" w:cs="Arial" w:eastAsia="Arial" w:hAnsi="Arial"/>
@@ -10466,7 +10466,7 @@
               <w:spacing w:after="10" w:before="0"/>
               <w:ind w:left="120"/>
             </w:pPr>
-            <w:hyperlink w:history="1" r:id="rIdha-uyjdjtfyv-bnqpdux6">
+            <w:hyperlink w:history="1" r:id="rIdgamejjdkqw2lqndkgo68v">
               <w:r>
                 <w:rPr>
                   <w:rFonts w:ascii="Arial" w:cs="Arial" w:eastAsia="Arial" w:hAnsi="Arial"/>
@@ -10978,7 +10978,7 @@
         </w:rPr>
         <w:t xml:space="preserve">© 2026 SeaVuria and ARES. Aligned with KICD objectives. Developed by SeaVuria; technical implementation by ARES (with AI assistance from Claude). Licensed under </w:t>
       </w:r>
-      <w:hyperlink w:history="1" r:id="rIdmonkel4lcyq72tv2nmvdu">
+      <w:hyperlink w:history="1" r:id="rIdakx9ir9piwl9-pcbh5zpb">
         <w:r>
           <w:rPr>
             <w:rFonts w:ascii="Arial" w:cs="Arial" w:eastAsia="Arial" w:hAnsi="Arial"/>
@@ -10999,7 +10999,7 @@
         </w:rPr>
         <w:t xml:space="preserve"> (</w:t>
       </w:r>
-      <w:hyperlink w:history="1" r:id="rId8u6m8164g2huhwcbsido3">
+      <w:hyperlink w:history="1" r:id="rIdfoj0z7kiad8pbxgt6cq16">
         <w:r>
           <w:rPr>
             <w:rFonts w:ascii="Arial" w:cs="Arial" w:eastAsia="Arial" w:hAnsi="Arial"/>
@@ -12012,7 +12012,7 @@
             <w:pPr>
               <w:spacing w:after="20" w:before="0"/>
             </w:pPr>
-            <w:hyperlink w:history="1" r:id="rIdpvq0tp-lbidnzptma8vve">
+            <w:hyperlink w:history="1" r:id="rIdtf0nehqxtjet62vozp5m2">
               <w:r>
                 <w:rPr>
                   <w:rFonts w:ascii="Arial" w:cs="Arial" w:eastAsia="Arial" w:hAnsi="Arial"/>
@@ -12045,7 +12045,7 @@
               <w:spacing w:after="10" w:before="0"/>
               <w:ind w:left="120"/>
             </w:pPr>
-            <w:hyperlink w:history="1" r:id="rIdfsgwpyq55peghdhw_j1wz">
+            <w:hyperlink w:history="1" r:id="rIdvozgrcq_svuxkczqgjuda">
               <w:r>
                 <w:rPr>
                   <w:rFonts w:ascii="Arial" w:cs="Arial" w:eastAsia="Arial" w:hAnsi="Arial"/>
@@ -12090,7 +12090,7 @@
             <w:pPr>
               <w:spacing w:after="20" w:before="0"/>
             </w:pPr>
-            <w:hyperlink w:history="1" r:id="rIdguhzpekf-cvjgscxcfxmw">
+            <w:hyperlink w:history="1" r:id="rIdktfqgpvuhpjkf20gkqir0">
               <w:r>
                 <w:rPr>
                   <w:rFonts w:ascii="Arial" w:cs="Arial" w:eastAsia="Arial" w:hAnsi="Arial"/>
@@ -12123,7 +12123,7 @@
               <w:spacing w:after="10" w:before="0"/>
               <w:ind w:left="120"/>
             </w:pPr>
-            <w:hyperlink w:history="1" r:id="rIduysbc3tpr4za1ik6gs_do">
+            <w:hyperlink w:history="1" r:id="rIdxyj9ks2rvaj0jmsklodxs">
               <w:r>
                 <w:rPr>
                   <w:rFonts w:ascii="Arial" w:cs="Arial" w:eastAsia="Arial" w:hAnsi="Arial"/>
@@ -12318,7 +12318,7 @@
             <w:pPr>
               <w:spacing w:after="20" w:before="0"/>
             </w:pPr>
-            <w:hyperlink w:history="1" r:id="rId_r2gpflbik4ixzpxa1f7_">
+            <w:hyperlink w:history="1" r:id="rIdn9e7esdxjsdhkst1gp3-e">
               <w:r>
                 <w:rPr>
                   <w:rFonts w:ascii="Arial" w:cs="Arial" w:eastAsia="Arial" w:hAnsi="Arial"/>
@@ -12351,7 +12351,7 @@
               <w:spacing w:after="10" w:before="0"/>
               <w:ind w:left="120"/>
             </w:pPr>
-            <w:hyperlink w:history="1" r:id="rIdn03fztlagefoz-dcucpkj">
+            <w:hyperlink w:history="1" r:id="rIdxs6mhhktueoamtytuq_2f">
               <w:r>
                 <w:rPr>
                   <w:rFonts w:ascii="Arial" w:cs="Arial" w:eastAsia="Arial" w:hAnsi="Arial"/>
@@ -12396,7 +12396,7 @@
             <w:pPr>
               <w:spacing w:after="20" w:before="0"/>
             </w:pPr>
-            <w:hyperlink w:history="1" r:id="rIdrvmr1qzhwehkab3f1yhs_">
+            <w:hyperlink w:history="1" r:id="rIdxnws8nwyljnme6qf1euex">
               <w:r>
                 <w:rPr>
                   <w:rFonts w:ascii="Arial" w:cs="Arial" w:eastAsia="Arial" w:hAnsi="Arial"/>
@@ -12429,7 +12429,7 @@
               <w:spacing w:after="10" w:before="0"/>
               <w:ind w:left="120"/>
             </w:pPr>
-            <w:hyperlink w:history="1" r:id="rId768fttfu1zaqzuqmni1df">
+            <w:hyperlink w:history="1" r:id="rIdo6fuuxxui5bp3azufwyqw">
               <w:r>
                 <w:rPr>
                   <w:rFonts w:ascii="Arial" w:cs="Arial" w:eastAsia="Arial" w:hAnsi="Arial"/>
@@ -12624,7 +12624,7 @@
             <w:pPr>
               <w:spacing w:after="20" w:before="0"/>
             </w:pPr>
-            <w:hyperlink w:history="1" r:id="rIdyvmu0kgc_e4pkkfllmdwx">
+            <w:hyperlink w:history="1" r:id="rIdfguztpsc9ucwidlt16xyh">
               <w:r>
                 <w:rPr>
                   <w:rFonts w:ascii="Arial" w:cs="Arial" w:eastAsia="Arial" w:hAnsi="Arial"/>
@@ -12673,7 +12673,7 @@
               <w:spacing w:after="10" w:before="0"/>
               <w:ind w:left="120"/>
             </w:pPr>
-            <w:hyperlink w:history="1" r:id="rIdrdklf28ru_wis3aqozojz">
+            <w:hyperlink w:history="1" r:id="rIdw6lmm8wfsp283gqokpfg2">
               <w:r>
                 <w:rPr>
                   <w:rFonts w:ascii="Arial" w:cs="Arial" w:eastAsia="Arial" w:hAnsi="Arial"/>
@@ -12718,7 +12718,7 @@
             <w:pPr>
               <w:spacing w:after="20" w:before="0"/>
             </w:pPr>
-            <w:hyperlink w:history="1" r:id="rIdy2koxdoohsy3irfpj1g4e">
+            <w:hyperlink w:history="1" r:id="rIdmteiy2t65ee6c3kd_cheu">
               <w:r>
                 <w:rPr>
                   <w:rFonts w:ascii="Arial" w:cs="Arial" w:eastAsia="Arial" w:hAnsi="Arial"/>
@@ -12751,7 +12751,7 @@
               <w:spacing w:after="10" w:before="0"/>
               <w:ind w:left="120"/>
             </w:pPr>
-            <w:hyperlink w:history="1" r:id="rIdls8hzx30clgn8khgfp54k">
+            <w:hyperlink w:history="1" r:id="rIdq79sem72tjl_dj8e-lbs0">
               <w:r>
                 <w:rPr>
                   <w:rFonts w:ascii="Arial" w:cs="Arial" w:eastAsia="Arial" w:hAnsi="Arial"/>
@@ -12946,7 +12946,7 @@
             <w:pPr>
               <w:spacing w:after="20" w:before="0"/>
             </w:pPr>
-            <w:hyperlink w:history="1" r:id="rIdjwan1euxn42ti_pb5l7on">
+            <w:hyperlink w:history="1" r:id="rId5d3_9_0vnwxc0knstyeb6">
               <w:r>
                 <w:rPr>
                   <w:rFonts w:ascii="Arial" w:cs="Arial" w:eastAsia="Arial" w:hAnsi="Arial"/>
@@ -12995,7 +12995,7 @@
               <w:spacing w:after="10" w:before="0"/>
               <w:ind w:left="120"/>
             </w:pPr>
-            <w:hyperlink w:history="1" r:id="rIdipdbyqbe2ez5nymai0fog">
+            <w:hyperlink w:history="1" r:id="rIdicotkxavs3o20rnb-i0go">
               <w:r>
                 <w:rPr>
                   <w:rFonts w:ascii="Arial" w:cs="Arial" w:eastAsia="Arial" w:hAnsi="Arial"/>
@@ -13040,7 +13040,7 @@
             <w:pPr>
               <w:spacing w:after="20" w:before="0"/>
             </w:pPr>
-            <w:hyperlink w:history="1" r:id="rIde8jqwzsqef_f9yjhd2g25">
+            <w:hyperlink w:history="1" r:id="rIdwf1ymxngp3xq_tk6rfjsj">
               <w:r>
                 <w:rPr>
                   <w:rFonts w:ascii="Arial" w:cs="Arial" w:eastAsia="Arial" w:hAnsi="Arial"/>
@@ -13073,7 +13073,7 @@
               <w:spacing w:after="10" w:before="0"/>
               <w:ind w:left="120"/>
             </w:pPr>
-            <w:hyperlink w:history="1" r:id="rIdkfpyob8wehjnzyu5lfuzf">
+            <w:hyperlink w:history="1" r:id="rIdhrqh-6pevedhzl-85kpdn">
               <w:r>
                 <w:rPr>
                   <w:rFonts w:ascii="Arial" w:cs="Arial" w:eastAsia="Arial" w:hAnsi="Arial"/>
@@ -13268,7 +13268,7 @@
             <w:pPr>
               <w:spacing w:after="20" w:before="0"/>
             </w:pPr>
-            <w:hyperlink w:history="1" r:id="rIdvhbhirtepfahsvy6bv-io">
+            <w:hyperlink w:history="1" r:id="rIdhll9uiilmujonp92lytco">
               <w:r>
                 <w:rPr>
                   <w:rFonts w:ascii="Arial" w:cs="Arial" w:eastAsia="Arial" w:hAnsi="Arial"/>
@@ -13317,7 +13317,7 @@
               <w:spacing w:after="10" w:before="0"/>
               <w:ind w:left="120"/>
             </w:pPr>
-            <w:hyperlink w:history="1" r:id="rIdheaskeo6dm994kwqhpn-i">
+            <w:hyperlink w:history="1" r:id="rIdwheodxmz8yhtf63fghuro">
               <w:r>
                 <w:rPr>
                   <w:rFonts w:ascii="Arial" w:cs="Arial" w:eastAsia="Arial" w:hAnsi="Arial"/>
@@ -13362,7 +13362,7 @@
             <w:pPr>
               <w:spacing w:after="20" w:before="0"/>
             </w:pPr>
-            <w:hyperlink w:history="1" r:id="rId43j9f9h4wig6trldmyoii">
+            <w:hyperlink w:history="1" r:id="rIdv2vt7hf5r_yd7jxdqvund">
               <w:r>
                 <w:rPr>
                   <w:rFonts w:ascii="Arial" w:cs="Arial" w:eastAsia="Arial" w:hAnsi="Arial"/>
@@ -13395,7 +13395,7 @@
               <w:spacing w:after="10" w:before="0"/>
               <w:ind w:left="120"/>
             </w:pPr>
-            <w:hyperlink w:history="1" r:id="rId8unbow3mamqgoblxar3ao">
+            <w:hyperlink w:history="1" r:id="rIdlzpexrulqyrhthqpjxrhp">
               <w:r>
                 <w:rPr>
                   <w:rFonts w:ascii="Arial" w:cs="Arial" w:eastAsia="Arial" w:hAnsi="Arial"/>
@@ -13437,7 +13437,7 @@
                 <w:sz w:val="18"/>
                 <w:szCs w:val="18"/>
               </w:rPr>
-              <w:t xml:space="preserve">Learners retrieve their cumulative probability model from Lesson 3 (a diagram or annotated framework showing: equally likely events, probability range [0,1], independence of events across trials). They now ADD a new layer to the model specifically for a single trial: a branching diagram showing one die roll with all six outcomes. They annotate: (a) circle or bracket events that ARE mutually exclusive (e.g., {rolling a 2} and {rolling a 5}); (b) write P(2 or 5) = P(2) + P(5) = 1/6 + 1/6 = 2/6 = 1/3 alongside; (c) annotate the Gor Mahia match branch: outcomes WIN / DRAW / LOSE — all three are mutually exclusive for one match, so P(Win or Draw) = 1/3 + 1/3 = 2/3; (d) add a RED WARNING BOX: 'Addition rule for mutually exclusive events ONLY — does NOT apply when outcomes can overlap (e.g., King AND Heart).' Learners share their updated model with a partner and explain one annotation aloud before the lesson ends.</w:t>
+              <w:t xml:space="preserve">Learners retrieve their cumulative probability model from Lesson 3 (a diagram or annotated framework showing: equally likely events, probability range [0,1], independence of events across trials). They now ADD a new layer to the model specifically for a single trial: a branching diagram showing one die roll with all six outcomes. They annotate: (a) circle or bracket events that ARE mutually exclusive (e.g., {rolling a 2} and {rolling a 5}); (b) write P(2 or 5) = P(2) + P(5) = 1/6 + 1/6 = 2/6 = 1/3 alongside; (c) annotate the Gor Mahia match branch: outcomes WIN / DRAW / LOSE — all three are mutually exclusive for one match, so if we assume each result has probability 1/3, P(Win or Draw) = 1/3 + 1/3 = 2/3; (d) add a RED WARNING BOX: 'Addition rule for mutually exclusive events ONLY — does NOT apply when outcomes can overlap (e.g., King AND Heart).' Learners share their updated model with a partner and explain one annotation aloud before the lesson ends.</w:t>
             </w:r>
           </w:p>
         </w:tc>
@@ -13885,7 +13885,7 @@
                 <w:sz w:val="18"/>
                 <w:szCs w:val="18"/>
               </w:rPr>
-              <w:t xml:space="preserve">The experimental die-roll data showed P(rolling a 2 or a 5) ≈ P(rolling a 2) + P(rolling a 5) = 1/6 + 1/6 = 2/6 = 1/3. The Gor Mahia match analysis showed P(Win or Draw) = 1/3 + 1/3 = 2/3 because WIN and DRAW are mutually exclusive for one match. However, a betting advertiser who highlights 2/3 is hiding P(Lose) = 1/3 and exploiting the fact that across many independent matches, the gambler's losses accumulate — consistent with what Lessons 1–3 established about the independence of each match result.</w:t>
+              <w:t xml:space="preserve">The experimental die-roll data showed P(rolling a 2 or a 5) ≈ P(rolling a 2) + P(rolling a 5) = 1/6 + 1/6 = 2/6 = 1/3. The Gor Mahia match analysis, using an assumed probability of 1/3 for each result, showed P(Win or Draw) = 1/3 + 1/3 = 2/3 because WIN and DRAW are mutually exclusive for one match. However, a betting advertiser who highlights 2/3 is hiding P(Lose) = 1/3 and exploiting the fact that across many independent matches, the gambler's losses accumulate — consistent with what Lessons 1–3 established about the independence of each match result.</w:t>
             </w:r>
           </w:p>
         </w:tc>
@@ -13907,7 +13907,7 @@
         </w:rPr>
         <w:t xml:space="preserve">© 2026 SeaVuria and ARES. Aligned with KICD objectives. Developed by SeaVuria; technical implementation by ARES (with AI assistance from Claude). Licensed under </w:t>
       </w:r>
-      <w:hyperlink w:history="1" r:id="rIdo_los7ozlfgknod6vo737">
+      <w:hyperlink w:history="1" r:id="rIdqsfizg9ovfmq-dst63r4v">
         <w:r>
           <w:rPr>
             <w:rFonts w:ascii="Arial" w:cs="Arial" w:eastAsia="Arial" w:hAnsi="Arial"/>
@@ -13928,7 +13928,7 @@
         </w:rPr>
         <w:t xml:space="preserve"> (</w:t>
       </w:r>
-      <w:hyperlink w:history="1" r:id="rIdrejsznqkhnwvd7krumvph">
+      <w:hyperlink w:history="1" r:id="rIdgbrunxvd4akl3trmj-pxu">
         <w:r>
           <w:rPr>
             <w:rFonts w:ascii="Arial" w:cs="Arial" w:eastAsia="Arial" w:hAnsi="Arial"/>
@@ -15140,7 +15140,7 @@
             <w:pPr>
               <w:spacing w:after="20" w:before="0"/>
             </w:pPr>
-            <w:hyperlink w:history="1" r:id="rIdfbrxwfor8qjjwjhorzo2h">
+            <w:hyperlink w:history="1" r:id="rIdnopkxrqwmdtuwliufm9iz">
               <w:r>
                 <w:rPr>
                   <w:rFonts w:ascii="Arial" w:cs="Arial" w:eastAsia="Arial" w:hAnsi="Arial"/>
@@ -15173,7 +15173,7 @@
               <w:spacing w:after="10" w:before="0"/>
               <w:ind w:left="120"/>
             </w:pPr>
-            <w:hyperlink w:history="1" r:id="rIdmbvbd6dd_-wm9xdxf43xc">
+            <w:hyperlink w:history="1" r:id="rIdf0s0aib9kw7c3g1y7gpqx">
               <w:r>
                 <w:rPr>
                   <w:rFonts w:ascii="Arial" w:cs="Arial" w:eastAsia="Arial" w:hAnsi="Arial"/>
@@ -15218,7 +15218,7 @@
             <w:pPr>
               <w:spacing w:after="20" w:before="0"/>
             </w:pPr>
-            <w:hyperlink w:history="1" r:id="rIdgbsgr68d0o82oieqx8hbo">
+            <w:hyperlink w:history="1" r:id="rId-cprblfgem1jbmqo6ojzo">
               <w:r>
                 <w:rPr>
                   <w:rFonts w:ascii="Arial" w:cs="Arial" w:eastAsia="Arial" w:hAnsi="Arial"/>
@@ -15251,7 +15251,7 @@
               <w:spacing w:after="10" w:before="0"/>
               <w:ind w:left="120"/>
             </w:pPr>
-            <w:hyperlink w:history="1" r:id="rIdl1my1u5uxp26t4ioujd61">
+            <w:hyperlink w:history="1" r:id="rIdtf-5j3ljlhktwt3v_udpb">
               <w:r>
                 <w:rPr>
                   <w:rFonts w:ascii="Arial" w:cs="Arial" w:eastAsia="Arial" w:hAnsi="Arial"/>
@@ -15446,7 +15446,7 @@
             <w:pPr>
               <w:spacing w:after="20" w:before="0"/>
             </w:pPr>
-            <w:hyperlink w:history="1" r:id="rIdmbf-5z0adyhywl87kdr-u">
+            <w:hyperlink w:history="1" r:id="rIdmhhqaeefuqm48c4nzfzad">
               <w:r>
                 <w:rPr>
                   <w:rFonts w:ascii="Arial" w:cs="Arial" w:eastAsia="Arial" w:hAnsi="Arial"/>
@@ -15479,7 +15479,7 @@
               <w:spacing w:after="10" w:before="0"/>
               <w:ind w:left="120"/>
             </w:pPr>
-            <w:hyperlink w:history="1" r:id="rId404xy8rn8mn8h_ojzg5u5">
+            <w:hyperlink w:history="1" r:id="rIdxfk5aeywgd2y1lsq1emrk">
               <w:r>
                 <w:rPr>
                   <w:rFonts w:ascii="Arial" w:cs="Arial" w:eastAsia="Arial" w:hAnsi="Arial"/>
@@ -15524,7 +15524,7 @@
             <w:pPr>
               <w:spacing w:after="20" w:before="0"/>
             </w:pPr>
-            <w:hyperlink w:history="1" r:id="rIdnu8wkxmcc_cdw8ddsdhto">
+            <w:hyperlink w:history="1" r:id="rIdqnlgaxe8sztehw9rhbuo2">
               <w:r>
                 <w:rPr>
                   <w:rFonts w:ascii="Arial" w:cs="Arial" w:eastAsia="Arial" w:hAnsi="Arial"/>
@@ -15557,7 +15557,7 @@
               <w:spacing w:after="10" w:before="0"/>
               <w:ind w:left="120"/>
             </w:pPr>
-            <w:hyperlink w:history="1" r:id="rId17n7iigi3ro88j7fohhjs">
+            <w:hyperlink w:history="1" r:id="rId0ptodn29og4sju4alzck9">
               <w:r>
                 <w:rPr>
                   <w:rFonts w:ascii="Arial" w:cs="Arial" w:eastAsia="Arial" w:hAnsi="Arial"/>
@@ -15752,7 +15752,7 @@
             <w:pPr>
               <w:spacing w:after="20" w:before="0"/>
             </w:pPr>
-            <w:hyperlink w:history="1" r:id="rIdqhwpr0sntqbmyzzufyd9l">
+            <w:hyperlink w:history="1" r:id="rId5sum8gvzs6srdk1yfidtx">
               <w:r>
                 <w:rPr>
                   <w:rFonts w:ascii="Arial" w:cs="Arial" w:eastAsia="Arial" w:hAnsi="Arial"/>
@@ -15785,7 +15785,7 @@
               <w:spacing w:after="10" w:before="0"/>
               <w:ind w:left="120"/>
             </w:pPr>
-            <w:hyperlink w:history="1" r:id="rIdrhcnagrnvblhhik4tnlnv">
+            <w:hyperlink w:history="1" r:id="rIdfnx1wxboppvc61wzaq1mv">
               <w:r>
                 <w:rPr>
                   <w:rFonts w:ascii="Arial" w:cs="Arial" w:eastAsia="Arial" w:hAnsi="Arial"/>
@@ -15830,7 +15830,7 @@
             <w:pPr>
               <w:spacing w:after="20" w:before="0"/>
             </w:pPr>
-            <w:hyperlink w:history="1" r:id="rIdgo1iq4izycx5zkzvapgv7">
+            <w:hyperlink w:history="1" r:id="rIdqi11etwnr7dexhx9t4hy9">
               <w:r>
                 <w:rPr>
                   <w:rFonts w:ascii="Arial" w:cs="Arial" w:eastAsia="Arial" w:hAnsi="Arial"/>
@@ -15863,7 +15863,7 @@
               <w:spacing w:after="10" w:before="0"/>
               <w:ind w:left="120"/>
             </w:pPr>
-            <w:hyperlink w:history="1" r:id="rIdcakg99e6ts5fxdfkkaepu">
+            <w:hyperlink w:history="1" r:id="rIdlukrbnst2szy8h-v3kjis">
               <w:r>
                 <w:rPr>
                   <w:rFonts w:ascii="Arial" w:cs="Arial" w:eastAsia="Arial" w:hAnsi="Arial"/>
@@ -16058,7 +16058,7 @@
             <w:pPr>
               <w:spacing w:after="20" w:before="0"/>
             </w:pPr>
-            <w:hyperlink w:history="1" r:id="rIdjqgvrii1zlhjto4wq_kyi">
+            <w:hyperlink w:history="1" r:id="rIdszq9ttbc2nloz9trdj__5">
               <w:r>
                 <w:rPr>
                   <w:rFonts w:ascii="Arial" w:cs="Arial" w:eastAsia="Arial" w:hAnsi="Arial"/>
@@ -16091,7 +16091,7 @@
               <w:spacing w:after="10" w:before="0"/>
               <w:ind w:left="120"/>
             </w:pPr>
-            <w:hyperlink w:history="1" r:id="rIdp18fxenmanbfivcatvddu">
+            <w:hyperlink w:history="1" r:id="rIdbefcv1rjcqbxdlbhsny_d">
               <w:r>
                 <w:rPr>
                   <w:rFonts w:ascii="Arial" w:cs="Arial" w:eastAsia="Arial" w:hAnsi="Arial"/>
@@ -16136,7 +16136,7 @@
             <w:pPr>
               <w:spacing w:after="20" w:before="0"/>
             </w:pPr>
-            <w:hyperlink w:history="1" r:id="rId93nzyckesrybjrneqxinu">
+            <w:hyperlink w:history="1" r:id="rIdxfw-xqkuw8dsmszy6p1tn">
               <w:r>
                 <w:rPr>
                   <w:rFonts w:ascii="Arial" w:cs="Arial" w:eastAsia="Arial" w:hAnsi="Arial"/>
@@ -16169,7 +16169,7 @@
               <w:spacing w:after="10" w:before="0"/>
               <w:ind w:left="120"/>
             </w:pPr>
-            <w:hyperlink w:history="1" r:id="rIde_ipz4gyjq6kewt73kcxx">
+            <w:hyperlink w:history="1" r:id="rId0ekvcex2ghobdaeczclri">
               <w:r>
                 <w:rPr>
                   <w:rFonts w:ascii="Arial" w:cs="Arial" w:eastAsia="Arial" w:hAnsi="Arial"/>
@@ -16364,7 +16364,7 @@
             <w:pPr>
               <w:spacing w:after="20" w:before="0"/>
             </w:pPr>
-            <w:hyperlink w:history="1" r:id="rIdtu9ho3d2ymmwpbeljpyly">
+            <w:hyperlink w:history="1" r:id="rIdpity3ekab5rxlwadvwxnz">
               <w:r>
                 <w:rPr>
                   <w:rFonts w:ascii="Arial" w:cs="Arial" w:eastAsia="Arial" w:hAnsi="Arial"/>
@@ -16413,7 +16413,7 @@
               <w:spacing w:after="10" w:before="0"/>
               <w:ind w:left="120"/>
             </w:pPr>
-            <w:hyperlink w:history="1" r:id="rIdw6dqyssthjna5x0jrwnv5">
+            <w:hyperlink w:history="1" r:id="rId4i39o21bpjojzon3mpbyl">
               <w:r>
                 <w:rPr>
                   <w:rFonts w:ascii="Arial" w:cs="Arial" w:eastAsia="Arial" w:hAnsi="Arial"/>
@@ -16458,7 +16458,7 @@
             <w:pPr>
               <w:spacing w:after="20" w:before="0"/>
             </w:pPr>
-            <w:hyperlink w:history="1" r:id="rIddti5buxy1jklgm-vivp5i">
+            <w:hyperlink w:history="1" r:id="rId7pu128r2w3wx2ttcawi91">
               <w:r>
                 <w:rPr>
                   <w:rFonts w:ascii="Arial" w:cs="Arial" w:eastAsia="Arial" w:hAnsi="Arial"/>
@@ -16507,7 +16507,7 @@
               <w:spacing w:after="10" w:before="0"/>
               <w:ind w:left="120"/>
             </w:pPr>
-            <w:hyperlink w:history="1" r:id="rId4c3mal001onpl8y5doarr">
+            <w:hyperlink w:history="1" r:id="rId7djc6u2wpafp9mkxqqwwx">
               <w:r>
                 <w:rPr>
                   <w:rFonts w:ascii="Arial" w:cs="Arial" w:eastAsia="Arial" w:hAnsi="Arial"/>
@@ -17095,7 +17095,7 @@
         </w:rPr>
         <w:t xml:space="preserve">© 2026 SeaVuria and ARES. Aligned with KICD objectives. Developed by SeaVuria; technical implementation by ARES (with AI assistance from Claude). Licensed under </w:t>
       </w:r>
-      <w:hyperlink w:history="1" r:id="rIdqfxawzf68kze4msiu22h2">
+      <w:hyperlink w:history="1" r:id="rIdakikqto-jqhxrczwhjacc">
         <w:r>
           <w:rPr>
             <w:rFonts w:ascii="Arial" w:cs="Arial" w:eastAsia="Arial" w:hAnsi="Arial"/>
@@ -17116,7 +17116,7 @@
         </w:rPr>
         <w:t xml:space="preserve"> (</w:t>
       </w:r>
-      <w:hyperlink w:history="1" r:id="rId_pxufng4ri8xz7mnpht7q">
+      <w:hyperlink w:history="1" r:id="rId3gcnairpahgbotukrool4">
         <w:r>
           <w:rPr>
             <w:rFonts w:ascii="Arial" w:cs="Arial" w:eastAsia="Arial" w:hAnsi="Arial"/>
@@ -18308,7 +18308,7 @@
             <w:pPr>
               <w:spacing w:after="20" w:before="0"/>
             </w:pPr>
-            <w:hyperlink w:history="1" r:id="rIddfkjgsucfxk8qfpnspnqm">
+            <w:hyperlink w:history="1" r:id="rIdmwqfunjcw6qafrlwrvxwt">
               <w:r>
                 <w:rPr>
                   <w:rFonts w:ascii="Arial" w:cs="Arial" w:eastAsia="Arial" w:hAnsi="Arial"/>
@@ -18341,7 +18341,7 @@
               <w:spacing w:after="10" w:before="0"/>
               <w:ind w:left="120"/>
             </w:pPr>
-            <w:hyperlink w:history="1" r:id="rIdr8w5swso1gzn4rti_87bo">
+            <w:hyperlink w:history="1" r:id="rIdynb5vwpxkghlhlxh1y0gm">
               <w:r>
                 <w:rPr>
                   <w:rFonts w:ascii="Arial" w:cs="Arial" w:eastAsia="Arial" w:hAnsi="Arial"/>
@@ -18386,7 +18386,7 @@
             <w:pPr>
               <w:spacing w:after="20" w:before="0"/>
             </w:pPr>
-            <w:hyperlink w:history="1" r:id="rIdulpuq86l6tjerfhy6z8o_">
+            <w:hyperlink w:history="1" r:id="rIdptkbhgcydtosmwb4zezeh">
               <w:r>
                 <w:rPr>
                   <w:rFonts w:ascii="Arial" w:cs="Arial" w:eastAsia="Arial" w:hAnsi="Arial"/>
@@ -18419,7 +18419,7 @@
               <w:spacing w:after="10" w:before="0"/>
               <w:ind w:left="120"/>
             </w:pPr>
-            <w:hyperlink w:history="1" r:id="rIdzgyomoc8k9ktxyfa9hv3x">
+            <w:hyperlink w:history="1" r:id="rIdgizgutsnbzttcpvzrbq6t">
               <w:r>
                 <w:rPr>
                   <w:rFonts w:ascii="Arial" w:cs="Arial" w:eastAsia="Arial" w:hAnsi="Arial"/>
@@ -18614,7 +18614,7 @@
             <w:pPr>
               <w:spacing w:after="20" w:before="0"/>
             </w:pPr>
-            <w:hyperlink w:history="1" r:id="rIdanjhjyj2vuww4qwmczut7">
+            <w:hyperlink w:history="1" r:id="rIdexnr8_tfhmhh0cxf8vnfn">
               <w:r>
                 <w:rPr>
                   <w:rFonts w:ascii="Arial" w:cs="Arial" w:eastAsia="Arial" w:hAnsi="Arial"/>
@@ -18647,7 +18647,7 @@
               <w:spacing w:after="10" w:before="0"/>
               <w:ind w:left="120"/>
             </w:pPr>
-            <w:hyperlink w:history="1" r:id="rIdf0lefm9grb5uhb9om0uo6">
+            <w:hyperlink w:history="1" r:id="rIdhrpmcx_dtqo4vpzysww3h">
               <w:r>
                 <w:rPr>
                   <w:rFonts w:ascii="Arial" w:cs="Arial" w:eastAsia="Arial" w:hAnsi="Arial"/>
@@ -18692,7 +18692,7 @@
             <w:pPr>
               <w:spacing w:after="20" w:before="0"/>
             </w:pPr>
-            <w:hyperlink w:history="1" r:id="rIdu_avhgdnzxgz13xb5s3c_">
+            <w:hyperlink w:history="1" r:id="rIdllx6hlnu1now2-6nbp69p">
               <w:r>
                 <w:rPr>
                   <w:rFonts w:ascii="Arial" w:cs="Arial" w:eastAsia="Arial" w:hAnsi="Arial"/>
@@ -18725,7 +18725,7 @@
               <w:spacing w:after="10" w:before="0"/>
               <w:ind w:left="120"/>
             </w:pPr>
-            <w:hyperlink w:history="1" r:id="rIdtz4ukajgbl0_bts_buif9">
+            <w:hyperlink w:history="1" r:id="rIdevom4ijh3gbbbhork7mud">
               <w:r>
                 <w:rPr>
                   <w:rFonts w:ascii="Arial" w:cs="Arial" w:eastAsia="Arial" w:hAnsi="Arial"/>
@@ -18920,7 +18920,7 @@
             <w:pPr>
               <w:spacing w:after="20" w:before="0"/>
             </w:pPr>
-            <w:hyperlink w:history="1" r:id="rIdvs_fvrr6ug2ftn6spbly1">
+            <w:hyperlink w:history="1" r:id="rIdpo-jjjzaxsvvxbjdlwrac">
               <w:r>
                 <w:rPr>
                   <w:rFonts w:ascii="Arial" w:cs="Arial" w:eastAsia="Arial" w:hAnsi="Arial"/>
@@ -18953,7 +18953,7 @@
               <w:spacing w:after="10" w:before="0"/>
               <w:ind w:left="120"/>
             </w:pPr>
-            <w:hyperlink w:history="1" r:id="rIduomqcwk6lif_t77cbdjuj">
+            <w:hyperlink w:history="1" r:id="rIdfd3osyntmunx6j3irtf-p">
               <w:r>
                 <w:rPr>
                   <w:rFonts w:ascii="Arial" w:cs="Arial" w:eastAsia="Arial" w:hAnsi="Arial"/>
@@ -18998,7 +18998,7 @@
             <w:pPr>
               <w:spacing w:after="20" w:before="0"/>
             </w:pPr>
-            <w:hyperlink w:history="1" r:id="rId1oytucdflprulhjc9rjbq">
+            <w:hyperlink w:history="1" r:id="rIdjcs-kkztfhss9zyuwmpk7">
               <w:r>
                 <w:rPr>
                   <w:rFonts w:ascii="Arial" w:cs="Arial" w:eastAsia="Arial" w:hAnsi="Arial"/>
@@ -19031,7 +19031,7 @@
               <w:spacing w:after="10" w:before="0"/>
               <w:ind w:left="120"/>
             </w:pPr>
-            <w:hyperlink w:history="1" r:id="rIdsdcjs4loz0pkgmughropj">
+            <w:hyperlink w:history="1" r:id="rIdqxlmzhnvjczl4swqw6lwf">
               <w:r>
                 <w:rPr>
                   <w:rFonts w:ascii="Arial" w:cs="Arial" w:eastAsia="Arial" w:hAnsi="Arial"/>
@@ -19226,7 +19226,7 @@
             <w:pPr>
               <w:spacing w:after="20" w:before="0"/>
             </w:pPr>
-            <w:hyperlink w:history="1" r:id="rIdslotgrljgppmxlf9oug3-">
+            <w:hyperlink w:history="1" r:id="rIdxtzt1c3bcyn2elu9rh-kf">
               <w:r>
                 <w:rPr>
                   <w:rFonts w:ascii="Arial" w:cs="Arial" w:eastAsia="Arial" w:hAnsi="Arial"/>
@@ -19259,7 +19259,7 @@
               <w:spacing w:after="10" w:before="0"/>
               <w:ind w:left="120"/>
             </w:pPr>
-            <w:hyperlink w:history="1" r:id="rIdh6tgbng8xczjxm-gicmnx">
+            <w:hyperlink w:history="1" r:id="rId6u01k-ropvqghe00odzpo">
               <w:r>
                 <w:rPr>
                   <w:rFonts w:ascii="Arial" w:cs="Arial" w:eastAsia="Arial" w:hAnsi="Arial"/>
@@ -19304,7 +19304,7 @@
             <w:pPr>
               <w:spacing w:after="20" w:before="0"/>
             </w:pPr>
-            <w:hyperlink w:history="1" r:id="rIdccxvkpq6ttaelbm6ukc6h">
+            <w:hyperlink w:history="1" r:id="rIdsy1-_z6mghpfpqkd7ufyf">
               <w:r>
                 <w:rPr>
                   <w:rFonts w:ascii="Arial" w:cs="Arial" w:eastAsia="Arial" w:hAnsi="Arial"/>
@@ -19337,7 +19337,7 @@
               <w:spacing w:after="10" w:before="0"/>
               <w:ind w:left="120"/>
             </w:pPr>
-            <w:hyperlink w:history="1" r:id="rIdd7ejy8jtg2j6e6lhqsylm">
+            <w:hyperlink w:history="1" r:id="rIdyli5y-mnz3aafcj7f7fk4">
               <w:r>
                 <w:rPr>
                   <w:rFonts w:ascii="Arial" w:cs="Arial" w:eastAsia="Arial" w:hAnsi="Arial"/>
@@ -19532,7 +19532,7 @@
             <w:pPr>
               <w:spacing w:after="20" w:before="0"/>
             </w:pPr>
-            <w:hyperlink w:history="1" r:id="rIdk7iuc9po0al08z2j9m9vw">
+            <w:hyperlink w:history="1" r:id="rIdzykwisofq_srr5ub26so9">
               <w:r>
                 <w:rPr>
                   <w:rFonts w:ascii="Arial" w:cs="Arial" w:eastAsia="Arial" w:hAnsi="Arial"/>
@@ -19565,7 +19565,7 @@
               <w:spacing w:after="10" w:before="0"/>
               <w:ind w:left="120"/>
             </w:pPr>
-            <w:hyperlink w:history="1" r:id="rId29vayuyfkmyrg3mgfdobu">
+            <w:hyperlink w:history="1" r:id="rIdi6adbsfjgvfsmvwyp-ix0">
               <w:r>
                 <w:rPr>
                   <w:rFonts w:ascii="Arial" w:cs="Arial" w:eastAsia="Arial" w:hAnsi="Arial"/>
@@ -19610,7 +19610,7 @@
             <w:pPr>
               <w:spacing w:after="20" w:before="0"/>
             </w:pPr>
-            <w:hyperlink w:history="1" r:id="rIdwyo5x2dfikirijftwbld7">
+            <w:hyperlink w:history="1" r:id="rIdpbhdyzbz2d804k_m7bqbx">
               <w:r>
                 <w:rPr>
                   <w:rFonts w:ascii="Arial" w:cs="Arial" w:eastAsia="Arial" w:hAnsi="Arial"/>
@@ -19643,7 +19643,7 @@
               <w:spacing w:after="10" w:before="0"/>
               <w:ind w:left="120"/>
             </w:pPr>
-            <w:hyperlink w:history="1" r:id="rIdp248d4alupdhqqobunkji">
+            <w:hyperlink w:history="1" r:id="rId2t-2gx2tew2lsmlvgnkob">
               <w:r>
                 <w:rPr>
                   <w:rFonts w:ascii="Arial" w:cs="Arial" w:eastAsia="Arial" w:hAnsi="Arial"/>
@@ -20307,7 +20307,7 @@
         </w:rPr>
         <w:t xml:space="preserve">© 2026 SeaVuria and ARES. Aligned with KICD objectives. Developed by SeaVuria; technical implementation by ARES (with AI assistance from Claude). Licensed under </w:t>
       </w:r>
-      <w:hyperlink w:history="1" r:id="rIdgnwpgfjwaptoyki_gkkka">
+      <w:hyperlink w:history="1" r:id="rIdtqqnzhmvjz6_j4b8zgpid">
         <w:r>
           <w:rPr>
             <w:rFonts w:ascii="Arial" w:cs="Arial" w:eastAsia="Arial" w:hAnsi="Arial"/>
@@ -20328,7 +20328,7 @@
         </w:rPr>
         <w:t xml:space="preserve"> (</w:t>
       </w:r>
-      <w:hyperlink w:history="1" r:id="rIde-ngzbwc6ebbecerhkrjv">
+      <w:hyperlink w:history="1" r:id="rId8b0albywxc9yclvvxja_u">
         <w:r>
           <w:rPr>
             <w:rFonts w:ascii="Arial" w:cs="Arial" w:eastAsia="Arial" w:hAnsi="Arial"/>
@@ -21341,7 +21341,7 @@
             <w:pPr>
               <w:spacing w:after="20" w:before="0"/>
             </w:pPr>
-            <w:hyperlink w:history="1" r:id="rIdackpmxtmw2hus-jgr0yh3">
+            <w:hyperlink w:history="1" r:id="rIdx5qdx_j_pei8kj_pz68pp">
               <w:r>
                 <w:rPr>
                   <w:rFonts w:ascii="Arial" w:cs="Arial" w:eastAsia="Arial" w:hAnsi="Arial"/>
@@ -21374,7 +21374,7 @@
               <w:spacing w:after="10" w:before="0"/>
               <w:ind w:left="120"/>
             </w:pPr>
-            <w:hyperlink w:history="1" r:id="rId9zf5irbfbnudrbnijdfkq">
+            <w:hyperlink w:history="1" r:id="rIdbqhzhpc804ujirlvya1bo">
               <w:r>
                 <w:rPr>
                   <w:rFonts w:ascii="Arial" w:cs="Arial" w:eastAsia="Arial" w:hAnsi="Arial"/>
@@ -21419,7 +21419,7 @@
             <w:pPr>
               <w:spacing w:after="20" w:before="0"/>
             </w:pPr>
-            <w:hyperlink w:history="1" r:id="rIdjxody21iahr0xchbpsxxu">
+            <w:hyperlink w:history="1" r:id="rIdtdvrhkvqfyojqmm9dycsh">
               <w:r>
                 <w:rPr>
                   <w:rFonts w:ascii="Arial" w:cs="Arial" w:eastAsia="Arial" w:hAnsi="Arial"/>
@@ -21452,7 +21452,7 @@
               <w:spacing w:after="10" w:before="0"/>
               <w:ind w:left="120"/>
             </w:pPr>
-            <w:hyperlink w:history="1" r:id="rIdnv5d6vyawdl88wrkgctuc">
+            <w:hyperlink w:history="1" r:id="rId2pobeop98rtrzzqvx1aqu">
               <w:r>
                 <w:rPr>
                   <w:rFonts w:ascii="Arial" w:cs="Arial" w:eastAsia="Arial" w:hAnsi="Arial"/>
@@ -21647,7 +21647,7 @@
             <w:pPr>
               <w:spacing w:after="20" w:before="0"/>
             </w:pPr>
-            <w:hyperlink w:history="1" r:id="rIdweeh2dpwwhpd68bnjvq3q">
+            <w:hyperlink w:history="1" r:id="rIdfrio3dfp_numziqjckc7t">
               <w:r>
                 <w:rPr>
                   <w:rFonts w:ascii="Arial" w:cs="Arial" w:eastAsia="Arial" w:hAnsi="Arial"/>
@@ -21680,7 +21680,7 @@
               <w:spacing w:after="10" w:before="0"/>
               <w:ind w:left="120"/>
             </w:pPr>
-            <w:hyperlink w:history="1" r:id="rIdlooyjbljjg1bhxgl6rjpc">
+            <w:hyperlink w:history="1" r:id="rIdmrtxpaimmayu5k1xjy3de">
               <w:r>
                 <w:rPr>
                   <w:rFonts w:ascii="Arial" w:cs="Arial" w:eastAsia="Arial" w:hAnsi="Arial"/>
@@ -21725,7 +21725,7 @@
             <w:pPr>
               <w:spacing w:after="20" w:before="0"/>
             </w:pPr>
-            <w:hyperlink w:history="1" r:id="rIdtd45f4c9razkbo7qg_v0t">
+            <w:hyperlink w:history="1" r:id="rId5nh1x1t2rqyrw9xqankk0">
               <w:r>
                 <w:rPr>
                   <w:rFonts w:ascii="Arial" w:cs="Arial" w:eastAsia="Arial" w:hAnsi="Arial"/>
@@ -21758,7 +21758,7 @@
               <w:spacing w:after="10" w:before="0"/>
               <w:ind w:left="120"/>
             </w:pPr>
-            <w:hyperlink w:history="1" r:id="rId770kddskldq34rkyddiau">
+            <w:hyperlink w:history="1" r:id="rId3h9mfshinybwexs6czfqg">
               <w:r>
                 <w:rPr>
                   <w:rFonts w:ascii="Arial" w:cs="Arial" w:eastAsia="Arial" w:hAnsi="Arial"/>
@@ -21953,7 +21953,7 @@
             <w:pPr>
               <w:spacing w:after="20" w:before="0"/>
             </w:pPr>
-            <w:hyperlink w:history="1" r:id="rIdybo3x1kawxrj8afy-ttsw">
+            <w:hyperlink w:history="1" r:id="rIdal47xnsiyetuipryxhimv">
               <w:r>
                 <w:rPr>
                   <w:rFonts w:ascii="Arial" w:cs="Arial" w:eastAsia="Arial" w:hAnsi="Arial"/>
@@ -21986,7 +21986,7 @@
               <w:spacing w:after="10" w:before="0"/>
               <w:ind w:left="120"/>
             </w:pPr>
-            <w:hyperlink w:history="1" r:id="rIdz1rlfu8x47ink5hv-qvrf">
+            <w:hyperlink w:history="1" r:id="rIdecajxtemizpkgehbrvzk6">
               <w:r>
                 <w:rPr>
                   <w:rFonts w:ascii="Arial" w:cs="Arial" w:eastAsia="Arial" w:hAnsi="Arial"/>
@@ -22031,7 +22031,7 @@
             <w:pPr>
               <w:spacing w:after="20" w:before="0"/>
             </w:pPr>
-            <w:hyperlink w:history="1" r:id="rIdahkvs3hiurzaxmwieo07x">
+            <w:hyperlink w:history="1" r:id="rIdx0yh1aq10qridfjfofgrb">
               <w:r>
                 <w:rPr>
                   <w:rFonts w:ascii="Arial" w:cs="Arial" w:eastAsia="Arial" w:hAnsi="Arial"/>
@@ -22064,7 +22064,7 @@
               <w:spacing w:after="10" w:before="0"/>
               <w:ind w:left="120"/>
             </w:pPr>
-            <w:hyperlink w:history="1" r:id="rIdz6uitj1jyfxhtnzzcd1_q">
+            <w:hyperlink w:history="1" r:id="rIdn5ajt3epsv3sian_he91_">
               <w:r>
                 <w:rPr>
                   <w:rFonts w:ascii="Arial" w:cs="Arial" w:eastAsia="Arial" w:hAnsi="Arial"/>
@@ -22259,7 +22259,7 @@
             <w:pPr>
               <w:spacing w:after="20" w:before="0"/>
             </w:pPr>
-            <w:hyperlink w:history="1" r:id="rIdhxkiurznwkvqauqsa1jwn">
+            <w:hyperlink w:history="1" r:id="rIdjgdy5ehdxapwgkmh-jcdl">
               <w:r>
                 <w:rPr>
                   <w:rFonts w:ascii="Arial" w:cs="Arial" w:eastAsia="Arial" w:hAnsi="Arial"/>
@@ -22292,7 +22292,7 @@
               <w:spacing w:after="10" w:before="0"/>
               <w:ind w:left="120"/>
             </w:pPr>
-            <w:hyperlink w:history="1" r:id="rIde_3p2im19l3uhg6bmirdh">
+            <w:hyperlink w:history="1" r:id="rIdbp3op793owu4smbv5rxba">
               <w:r>
                 <w:rPr>
                   <w:rFonts w:ascii="Arial" w:cs="Arial" w:eastAsia="Arial" w:hAnsi="Arial"/>
@@ -22337,7 +22337,7 @@
             <w:pPr>
               <w:spacing w:after="20" w:before="0"/>
             </w:pPr>
-            <w:hyperlink w:history="1" r:id="rId8k0sincehrdun_b9od720">
+            <w:hyperlink w:history="1" r:id="rIdgcoi7z7pdz-hnynlhhda2">
               <w:r>
                 <w:rPr>
                   <w:rFonts w:ascii="Arial" w:cs="Arial" w:eastAsia="Arial" w:hAnsi="Arial"/>
@@ -22370,7 +22370,7 @@
               <w:spacing w:after="10" w:before="0"/>
               <w:ind w:left="120"/>
             </w:pPr>
-            <w:hyperlink w:history="1" r:id="rIdlmaymbu1rrvuki_n-riqx">
+            <w:hyperlink w:history="1" r:id="rIdypbfi1veowb3-n_vo-8yv">
               <w:r>
                 <w:rPr>
                   <w:rFonts w:ascii="Arial" w:cs="Arial" w:eastAsia="Arial" w:hAnsi="Arial"/>
@@ -22565,7 +22565,7 @@
             <w:pPr>
               <w:spacing w:after="20" w:before="0"/>
             </w:pPr>
-            <w:hyperlink w:history="1" r:id="rIdw0_ejdaeqqzcd5bkbpfcp">
+            <w:hyperlink w:history="1" r:id="rId3jxjnj8qdzdhp102y1pxk">
               <w:r>
                 <w:rPr>
                   <w:rFonts w:ascii="Arial" w:cs="Arial" w:eastAsia="Arial" w:hAnsi="Arial"/>
@@ -22614,7 +22614,7 @@
               <w:spacing w:after="10" w:before="0"/>
               <w:ind w:left="120"/>
             </w:pPr>
-            <w:hyperlink w:history="1" r:id="rIdiozl-h85n7mnsmqxsi5bl">
+            <w:hyperlink w:history="1" r:id="rIddpimbfttknvhhqyzpb9xs">
               <w:r>
                 <w:rPr>
                   <w:rFonts w:ascii="Arial" w:cs="Arial" w:eastAsia="Arial" w:hAnsi="Arial"/>
@@ -22659,7 +22659,7 @@
             <w:pPr>
               <w:spacing w:after="20" w:before="0"/>
             </w:pPr>
-            <w:hyperlink w:history="1" r:id="rIdhb4v194uus4javvjmn8-f">
+            <w:hyperlink w:history="1" r:id="rId8aiteper_6pmxst2qcsgb">
               <w:r>
                 <w:rPr>
                   <w:rFonts w:ascii="Arial" w:cs="Arial" w:eastAsia="Arial" w:hAnsi="Arial"/>
@@ -22708,7 +22708,7 @@
               <w:spacing w:after="10" w:before="0"/>
               <w:ind w:left="120"/>
             </w:pPr>
-            <w:hyperlink w:history="1" r:id="rIdxxvrdmzojczbtovq03tuv">
+            <w:hyperlink w:history="1" r:id="rIdgt2f1jptnyucfjyvxgy20">
               <w:r>
                 <w:rPr>
                   <w:rFonts w:ascii="Arial" w:cs="Arial" w:eastAsia="Arial" w:hAnsi="Arial"/>
@@ -23132,7 +23132,7 @@
                 <w:sz w:val="18"/>
                 <w:szCs w:val="18"/>
               </w:rPr>
-              <w:t xml:space="preserve">Two events are independent when the outcome of one does not affect the other. The probability of both independent events occurring is found by multiplying their individual probabilities: P(A and B) = P(A) × P(B). This rule was applied to three Kenyan contexts: rain in Kisumu (0.7 × 0.7 = 0.49), two female learners selected (0.6 × 0.6 = 0.36), and a mandazi vendor selling out twice (0.8 × 0.8 = 0.64). The compound probability of two independent events is always less than either individual probability. A betting stall running 180 spins at P(win)=1/3 expects to pay out Ksh 1,800 while collecting Ksh 3,600 — a guaranteed mathematical profit of Ksh 1,800 — proving that gambling is structured to disadvantage the player.</w:t>
+              <w:t xml:space="preserve">Two events are independent when the outcome of one does not affect the other. The probability of both independent events occurring is found by multiplying their individual probabilities: P(A and B) = P(A) × P(B). This rule was applied to three Kenyan contexts: rain in Kisumu (0.7 × 0.7 = 0.49), two female learners selected (0.6 × 0.6 = 0.36), and a mandazi vendor selling out twice (0.8 × 0.8 = 0.64). The compound probability of two independent events is always less than either individual probability. A betting stall running 180 spins at P(win)=1/3 expects to pay out Ksh 1,800 while collecting Ksh 3,600 — an expected profit of Ksh 1,800 on average over many spins (not a guarantee for any short run) — showing that gambling is structured to disadvantage the player.</w:t>
             </w:r>
           </w:p>
         </w:tc>
@@ -23220,7 +23220,7 @@
         </w:rPr>
         <w:t xml:space="preserve">© 2026 SeaVuria and ARES. Aligned with KICD objectives. Developed by SeaVuria; technical implementation by ARES (with AI assistance from Claude). Licensed under </w:t>
       </w:r>
-      <w:hyperlink w:history="1" r:id="rIdlxgk8dtstmz19afpnidxe">
+      <w:hyperlink w:history="1" r:id="rIdb9lkevzvpu9yvk2v37eyp">
         <w:r>
           <w:rPr>
             <w:rFonts w:ascii="Arial" w:cs="Arial" w:eastAsia="Arial" w:hAnsi="Arial"/>
@@ -23241,7 +23241,7 @@
         </w:rPr>
         <w:t xml:space="preserve"> (</w:t>
       </w:r>
-      <w:hyperlink w:history="1" r:id="rId8kv8mdqctkkqkwd57ep8z">
+      <w:hyperlink w:history="1" r:id="rIdx-4zpfdrnjgi7k6x-wzgx">
         <w:r>
           <w:rPr>
             <w:rFonts w:ascii="Arial" w:cs="Arial" w:eastAsia="Arial" w:hAnsi="Arial"/>
@@ -24254,7 +24254,7 @@
             <w:pPr>
               <w:spacing w:after="20" w:before="0"/>
             </w:pPr>
-            <w:hyperlink w:history="1" r:id="rIdb3cciyrsthw9r7phi3rfv">
+            <w:hyperlink w:history="1" r:id="rId77ai6nmsdvscnwahuxcsh">
               <w:r>
                 <w:rPr>
                   <w:rFonts w:ascii="Arial" w:cs="Arial" w:eastAsia="Arial" w:hAnsi="Arial"/>
@@ -24287,7 +24287,7 @@
               <w:spacing w:after="10" w:before="0"/>
               <w:ind w:left="120"/>
             </w:pPr>
-            <w:hyperlink w:history="1" r:id="rIdsftrqeih-m4ouzvaa_ooz">
+            <w:hyperlink w:history="1" r:id="rId_bl1cq7pj6rtxe8zi3f-d">
               <w:r>
                 <w:rPr>
                   <w:rFonts w:ascii="Arial" w:cs="Arial" w:eastAsia="Arial" w:hAnsi="Arial"/>
@@ -24332,7 +24332,7 @@
             <w:pPr>
               <w:spacing w:after="20" w:before="0"/>
             </w:pPr>
-            <w:hyperlink w:history="1" r:id="rIdq6oxssrvgisqu_ai9e54d">
+            <w:hyperlink w:history="1" r:id="rIdpyio0v7fmdexx6bjlt6y3">
               <w:r>
                 <w:rPr>
                   <w:rFonts w:ascii="Arial" w:cs="Arial" w:eastAsia="Arial" w:hAnsi="Arial"/>
@@ -24365,7 +24365,7 @@
               <w:spacing w:after="10" w:before="0"/>
               <w:ind w:left="120"/>
             </w:pPr>
-            <w:hyperlink w:history="1" r:id="rIdrrbafopnwc6fidf4nglwi">
+            <w:hyperlink w:history="1" r:id="rIduw-egfau4xqnkkrpgogxi">
               <w:r>
                 <w:rPr>
                   <w:rFonts w:ascii="Arial" w:cs="Arial" w:eastAsia="Arial" w:hAnsi="Arial"/>
@@ -24560,7 +24560,7 @@
             <w:pPr>
               <w:spacing w:after="20" w:before="0"/>
             </w:pPr>
-            <w:hyperlink w:history="1" r:id="rIdl4r5sqd_hqvfnkztmagcx">
+            <w:hyperlink w:history="1" r:id="rIdpnb-802fi7ly0j2fzjpmm">
               <w:r>
                 <w:rPr>
                   <w:rFonts w:ascii="Arial" w:cs="Arial" w:eastAsia="Arial" w:hAnsi="Arial"/>
@@ -24593,7 +24593,7 @@
               <w:spacing w:after="10" w:before="0"/>
               <w:ind w:left="120"/>
             </w:pPr>
-            <w:hyperlink w:history="1" r:id="rIdjkhsi67vbvwu8diun6lek">
+            <w:hyperlink w:history="1" r:id="rId-viukcbhsqnqlx_qxvosr">
               <w:r>
                 <w:rPr>
                   <w:rFonts w:ascii="Arial" w:cs="Arial" w:eastAsia="Arial" w:hAnsi="Arial"/>
@@ -24638,7 +24638,7 @@
             <w:pPr>
               <w:spacing w:after="20" w:before="0"/>
             </w:pPr>
-            <w:hyperlink w:history="1" r:id="rIdqsiev44yq76q22zgwape7">
+            <w:hyperlink w:history="1" r:id="rIdv1jvey92fibkldikrnapa">
               <w:r>
                 <w:rPr>
                   <w:rFonts w:ascii="Arial" w:cs="Arial" w:eastAsia="Arial" w:hAnsi="Arial"/>
@@ -24671,7 +24671,7 @@
               <w:spacing w:after="10" w:before="0"/>
               <w:ind w:left="120"/>
             </w:pPr>
-            <w:hyperlink w:history="1" r:id="rIdfi-yvqbqrlmhuefzprfuu">
+            <w:hyperlink w:history="1" r:id="rIdrjdy04vtrmwb-fa-mndgg">
               <w:r>
                 <w:rPr>
                   <w:rFonts w:ascii="Arial" w:cs="Arial" w:eastAsia="Arial" w:hAnsi="Arial"/>
@@ -24866,7 +24866,7 @@
             <w:pPr>
               <w:spacing w:after="20" w:before="0"/>
             </w:pPr>
-            <w:hyperlink w:history="1" r:id="rIdd049dorwrawxzxwreihpl">
+            <w:hyperlink w:history="1" r:id="rIdp2gg5utgtac8bqbbg9rfk">
               <w:r>
                 <w:rPr>
                   <w:rFonts w:ascii="Arial" w:cs="Arial" w:eastAsia="Arial" w:hAnsi="Arial"/>
@@ -24899,7 +24899,7 @@
               <w:spacing w:after="10" w:before="0"/>
               <w:ind w:left="120"/>
             </w:pPr>
-            <w:hyperlink w:history="1" r:id="rIdxxj1_7jbpqxgmjkh0gjwj">
+            <w:hyperlink w:history="1" r:id="rId1jhw3cz8wv1yqczngfsdk">
               <w:r>
                 <w:rPr>
                   <w:rFonts w:ascii="Arial" w:cs="Arial" w:eastAsia="Arial" w:hAnsi="Arial"/>
@@ -24944,7 +24944,7 @@
             <w:pPr>
               <w:spacing w:after="20" w:before="0"/>
             </w:pPr>
-            <w:hyperlink w:history="1" r:id="rIda1uxlvfzclvgglneqwo91">
+            <w:hyperlink w:history="1" r:id="rIdv4mpgx5rplej33qek8na-">
               <w:r>
                 <w:rPr>
                   <w:rFonts w:ascii="Arial" w:cs="Arial" w:eastAsia="Arial" w:hAnsi="Arial"/>
@@ -24977,7 +24977,7 @@
               <w:spacing w:after="10" w:before="0"/>
               <w:ind w:left="120"/>
             </w:pPr>
-            <w:hyperlink w:history="1" r:id="rIdcad0m2b9i18xvosyxs35x">
+            <w:hyperlink w:history="1" r:id="rId_8rfq_bmv9l_ec-_ilkjf">
               <w:r>
                 <w:rPr>
                   <w:rFonts w:ascii="Arial" w:cs="Arial" w:eastAsia="Arial" w:hAnsi="Arial"/>
@@ -25172,7 +25172,7 @@
             <w:pPr>
               <w:spacing w:after="20" w:before="0"/>
             </w:pPr>
-            <w:hyperlink w:history="1" r:id="rIdxjra89p6mjp9x5xjfwu32">
+            <w:hyperlink w:history="1" r:id="rIddvpexdldu25u48imhlhzd">
               <w:r>
                 <w:rPr>
                   <w:rFonts w:ascii="Arial" w:cs="Arial" w:eastAsia="Arial" w:hAnsi="Arial"/>
@@ -25205,7 +25205,7 @@
               <w:spacing w:after="10" w:before="0"/>
               <w:ind w:left="120"/>
             </w:pPr>
-            <w:hyperlink w:history="1" r:id="rIdxh-wvicjdxxwaqbp5ix00">
+            <w:hyperlink w:history="1" r:id="rId-o-aedxj3zcuxirutlvjf">
               <w:r>
                 <w:rPr>
                   <w:rFonts w:ascii="Arial" w:cs="Arial" w:eastAsia="Arial" w:hAnsi="Arial"/>
@@ -25250,7 +25250,7 @@
             <w:pPr>
               <w:spacing w:after="20" w:before="0"/>
             </w:pPr>
-            <w:hyperlink w:history="1" r:id="rId279h-jizeubdnlyhkijyz">
+            <w:hyperlink w:history="1" r:id="rIdc3cih1-mp4sdody4zpfqt">
               <w:r>
                 <w:rPr>
                   <w:rFonts w:ascii="Arial" w:cs="Arial" w:eastAsia="Arial" w:hAnsi="Arial"/>
@@ -25283,7 +25283,7 @@
               <w:spacing w:after="10" w:before="0"/>
               <w:ind w:left="120"/>
             </w:pPr>
-            <w:hyperlink w:history="1" r:id="rIdjhfjuleg4pg_goeozgqhn">
+            <w:hyperlink w:history="1" r:id="rIdt_cxihw6ztzfgeq6pzss2">
               <w:r>
                 <w:rPr>
                   <w:rFonts w:ascii="Arial" w:cs="Arial" w:eastAsia="Arial" w:hAnsi="Arial"/>
@@ -25478,7 +25478,7 @@
             <w:pPr>
               <w:spacing w:after="20" w:before="0"/>
             </w:pPr>
-            <w:hyperlink w:history="1" r:id="rIddvcmbvwtvlkthhprdtjtk">
+            <w:hyperlink w:history="1" r:id="rIdvr5cguo90ytehzy0as4uu">
               <w:r>
                 <w:rPr>
                   <w:rFonts w:ascii="Arial" w:cs="Arial" w:eastAsia="Arial" w:hAnsi="Arial"/>
@@ -25511,7 +25511,7 @@
               <w:spacing w:after="10" w:before="0"/>
               <w:ind w:left="120"/>
             </w:pPr>
-            <w:hyperlink w:history="1" r:id="rIdyjf1rgk2hlyyo9zrlay3s">
+            <w:hyperlink w:history="1" r:id="rIddrf6z8ev5xkn81c2p3jyj">
               <w:r>
                 <w:rPr>
                   <w:rFonts w:ascii="Arial" w:cs="Arial" w:eastAsia="Arial" w:hAnsi="Arial"/>
@@ -25556,7 +25556,7 @@
             <w:pPr>
               <w:spacing w:after="20" w:before="0"/>
             </w:pPr>
-            <w:hyperlink w:history="1" r:id="rIdiit-0zpov_vu_ygl6fqxz">
+            <w:hyperlink w:history="1" r:id="rId3laooaiy9va5_c8aa7elt">
               <w:r>
                 <w:rPr>
                   <w:rFonts w:ascii="Arial" w:cs="Arial" w:eastAsia="Arial" w:hAnsi="Arial"/>
@@ -25589,7 +25589,7 @@
               <w:spacing w:after="10" w:before="0"/>
               <w:ind w:left="120"/>
             </w:pPr>
-            <w:hyperlink w:history="1" r:id="rIdvxmxzg-0ubdkrhneabfbp">
+            <w:hyperlink w:history="1" r:id="rIduneebogqsjglsgnxhscgj">
               <w:r>
                 <w:rPr>
                   <w:rFonts w:ascii="Arial" w:cs="Arial" w:eastAsia="Arial" w:hAnsi="Arial"/>
@@ -26215,7 +26215,7 @@
         </w:rPr>
         <w:t xml:space="preserve">© 2026 SeaVuria and ARES. Aligned with KICD objectives. Developed by SeaVuria; technical implementation by ARES (with AI assistance from Claude). Licensed under </w:t>
       </w:r>
-      <w:hyperlink w:history="1" r:id="rId3uploqffxmhsqvlj6dngl">
+      <w:hyperlink w:history="1" r:id="rIdwyustvquc2pll4m4o928z">
         <w:r>
           <w:rPr>
             <w:rFonts w:ascii="Arial" w:cs="Arial" w:eastAsia="Arial" w:hAnsi="Arial"/>
@@ -26236,7 +26236,7 @@
         </w:rPr>
         <w:t xml:space="preserve"> (</w:t>
       </w:r>
-      <w:hyperlink w:history="1" r:id="rIdgf21hyqnob-wgf5fdlrbu">
+      <w:hyperlink w:history="1" r:id="rIdeuefokqafxzknfo8q3sko">
         <w:r>
           <w:rPr>
             <w:rFonts w:ascii="Arial" w:cs="Arial" w:eastAsia="Arial" w:hAnsi="Arial"/>

--- a/data/outputs/v2/Essential_Mathematics/SS3.2_Probability_I/Essential_Mathematics_Probability_I_CBE_LessonSequence.docx
+++ b/data/outputs/v2/Essential_Mathematics/SS3.2_Probability_I/Essential_Mathematics_Probability_I_CBE_LessonSequence.docx
@@ -2242,7 +2242,7 @@
         </w:rPr>
         <w:t xml:space="preserve">© 2026 SeaVuria and ARES. This work is licensed under a </w:t>
       </w:r>
-      <w:hyperlink w:history="1" r:id="rIdxneezpmajxuvfsd8y5jlb">
+      <w:hyperlink w:history="1" r:id="rIdjqya0-2gojhtesnnzk3ab">
         <w:r>
           <w:rPr>
             <w:rFonts w:ascii="Arial" w:cs="Arial" w:eastAsia="Arial" w:hAnsi="Arial"/>
@@ -2262,7 +2262,7 @@
         </w:rPr>
         <w:t xml:space="preserve"> (</w:t>
       </w:r>
-      <w:hyperlink w:history="1" r:id="rIdc3jns4i8ihn1lmnnwpavh">
+      <w:hyperlink w:history="1" r:id="rId98rhthvhyufxiqd7ugg0o">
         <w:r>
           <w:rPr>
             <w:rFonts w:ascii="Arial" w:cs="Arial" w:eastAsia="Arial" w:hAnsi="Arial"/>
@@ -2282,7 +2282,7 @@
         </w:rPr>
         <w:t xml:space="preserve">). To view a copy of this license, visit </w:t>
       </w:r>
-      <w:hyperlink w:history="1" r:id="rIdp8orejjym9ffqg5i5g5vn">
+      <w:hyperlink w:history="1" r:id="rIdfadyp3rpfwxfxuyhgjze-">
         <w:r>
           <w:rPr>
             <w:rFonts w:ascii="Arial" w:cs="Arial" w:eastAsia="Arial" w:hAnsi="Arial"/>
@@ -3294,7 +3294,7 @@
             <w:pPr>
               <w:spacing w:after="20" w:before="0"/>
             </w:pPr>
-            <w:hyperlink w:history="1" r:id="rIdckih6ncqmw6ob0p7kuzgs">
+            <w:hyperlink w:history="1" r:id="rIdic06jvp2qhxl6okflysix">
               <w:r>
                 <w:rPr>
                   <w:rFonts w:ascii="Arial" w:cs="Arial" w:eastAsia="Arial" w:hAnsi="Arial"/>
@@ -3327,7 +3327,7 @@
               <w:spacing w:after="10" w:before="0"/>
               <w:ind w:left="120"/>
             </w:pPr>
-            <w:hyperlink w:history="1" r:id="rId3qegcxdo0nlpkbobuqlu0">
+            <w:hyperlink w:history="1" r:id="rIds6wm8exb6tvgtfrqoz7q5">
               <w:r>
                 <w:rPr>
                   <w:rFonts w:ascii="Arial" w:cs="Arial" w:eastAsia="Arial" w:hAnsi="Arial"/>
@@ -3372,7 +3372,7 @@
             <w:pPr>
               <w:spacing w:after="20" w:before="0"/>
             </w:pPr>
-            <w:hyperlink w:history="1" r:id="rIdjk8swfymf-xtgptiwjr5t">
+            <w:hyperlink w:history="1" r:id="rIdapsae5xp7xsuff6i7xwcp">
               <w:r>
                 <w:rPr>
                   <w:rFonts w:ascii="Arial" w:cs="Arial" w:eastAsia="Arial" w:hAnsi="Arial"/>
@@ -3405,7 +3405,7 @@
               <w:spacing w:after="10" w:before="0"/>
               <w:ind w:left="120"/>
             </w:pPr>
-            <w:hyperlink w:history="1" r:id="rIduvsnhkhjqeivgv578orbj">
+            <w:hyperlink w:history="1" r:id="rIdt3xgcanrcvkrbhko2rgbl">
               <w:r>
                 <w:rPr>
                   <w:rFonts w:ascii="Arial" w:cs="Arial" w:eastAsia="Arial" w:hAnsi="Arial"/>
@@ -3600,7 +3600,7 @@
             <w:pPr>
               <w:spacing w:after="20" w:before="0"/>
             </w:pPr>
-            <w:hyperlink w:history="1" r:id="rIdlwru4c6j7uny6ffx9refq">
+            <w:hyperlink w:history="1" r:id="rIdtu3i7yu3pzykloqb6qigt">
               <w:r>
                 <w:rPr>
                   <w:rFonts w:ascii="Arial" w:cs="Arial" w:eastAsia="Arial" w:hAnsi="Arial"/>
@@ -3633,7 +3633,7 @@
               <w:spacing w:after="10" w:before="0"/>
               <w:ind w:left="120"/>
             </w:pPr>
-            <w:hyperlink w:history="1" r:id="rIdkri3ec8v2x74p-hvuiovk">
+            <w:hyperlink w:history="1" r:id="rId11zxujote5j0l07ai5tmh">
               <w:r>
                 <w:rPr>
                   <w:rFonts w:ascii="Arial" w:cs="Arial" w:eastAsia="Arial" w:hAnsi="Arial"/>
@@ -3678,7 +3678,7 @@
             <w:pPr>
               <w:spacing w:after="20" w:before="0"/>
             </w:pPr>
-            <w:hyperlink w:history="1" r:id="rIdthxvpxodu3d_ixqdd8got">
+            <w:hyperlink w:history="1" r:id="rIdeveunjf9vdyynvisrhtvp">
               <w:r>
                 <w:rPr>
                   <w:rFonts w:ascii="Arial" w:cs="Arial" w:eastAsia="Arial" w:hAnsi="Arial"/>
@@ -3711,7 +3711,7 @@
               <w:spacing w:after="10" w:before="0"/>
               <w:ind w:left="120"/>
             </w:pPr>
-            <w:hyperlink w:history="1" r:id="rIdtzurwjxs65q6yzcs3malo">
+            <w:hyperlink w:history="1" r:id="rIdijy3rix0smujfy9a3s2lg">
               <w:r>
                 <w:rPr>
                   <w:rFonts w:ascii="Arial" w:cs="Arial" w:eastAsia="Arial" w:hAnsi="Arial"/>
@@ -3906,7 +3906,7 @@
             <w:pPr>
               <w:spacing w:after="20" w:before="0"/>
             </w:pPr>
-            <w:hyperlink w:history="1" r:id="rId80kexejigwecwzvhahjel">
+            <w:hyperlink w:history="1" r:id="rId7v2gqjw_17lg2fpv4wjhs">
               <w:r>
                 <w:rPr>
                   <w:rFonts w:ascii="Arial" w:cs="Arial" w:eastAsia="Arial" w:hAnsi="Arial"/>
@@ -3939,7 +3939,7 @@
               <w:spacing w:after="10" w:before="0"/>
               <w:ind w:left="120"/>
             </w:pPr>
-            <w:hyperlink w:history="1" r:id="rIdmzabxqdobsmp3frvv-7tw">
+            <w:hyperlink w:history="1" r:id="rId088su-t670instejj_0rn">
               <w:r>
                 <w:rPr>
                   <w:rFonts w:ascii="Arial" w:cs="Arial" w:eastAsia="Arial" w:hAnsi="Arial"/>
@@ -3984,7 +3984,7 @@
             <w:pPr>
               <w:spacing w:after="20" w:before="0"/>
             </w:pPr>
-            <w:hyperlink w:history="1" r:id="rIdpquxuni7aujteacf3rpsg">
+            <w:hyperlink w:history="1" r:id="rIdgy9xpdtklxk48b7bmlqik">
               <w:r>
                 <w:rPr>
                   <w:rFonts w:ascii="Arial" w:cs="Arial" w:eastAsia="Arial" w:hAnsi="Arial"/>
@@ -4017,7 +4017,7 @@
               <w:spacing w:after="10" w:before="0"/>
               <w:ind w:left="120"/>
             </w:pPr>
-            <w:hyperlink w:history="1" r:id="rIdczvjf5irz8usghgu2j37k">
+            <w:hyperlink w:history="1" r:id="rIdjh96epqfeum9ymcxlt4_t">
               <w:r>
                 <w:rPr>
                   <w:rFonts w:ascii="Arial" w:cs="Arial" w:eastAsia="Arial" w:hAnsi="Arial"/>
@@ -4212,7 +4212,7 @@
             <w:pPr>
               <w:spacing w:after="20" w:before="0"/>
             </w:pPr>
-            <w:hyperlink w:history="1" r:id="rIdjdj2mqslefuim1490qcms">
+            <w:hyperlink w:history="1" r:id="rIdtojzvisy1urxpkl1qmx6i">
               <w:r>
                 <w:rPr>
                   <w:rFonts w:ascii="Arial" w:cs="Arial" w:eastAsia="Arial" w:hAnsi="Arial"/>
@@ -4245,7 +4245,7 @@
               <w:spacing w:after="10" w:before="0"/>
               <w:ind w:left="120"/>
             </w:pPr>
-            <w:hyperlink w:history="1" r:id="rId9n-j_huu09xjpsuuhfhx5">
+            <w:hyperlink w:history="1" r:id="rIdiorlslsebguxn4u-wnf0r">
               <w:r>
                 <w:rPr>
                   <w:rFonts w:ascii="Arial" w:cs="Arial" w:eastAsia="Arial" w:hAnsi="Arial"/>
@@ -4290,7 +4290,7 @@
             <w:pPr>
               <w:spacing w:after="20" w:before="0"/>
             </w:pPr>
-            <w:hyperlink w:history="1" r:id="rIdboytwzyhtp2k0fwx4-jup">
+            <w:hyperlink w:history="1" r:id="rIdnagfmhgctc34lnewkc4nm">
               <w:r>
                 <w:rPr>
                   <w:rFonts w:ascii="Arial" w:cs="Arial" w:eastAsia="Arial" w:hAnsi="Arial"/>
@@ -4323,7 +4323,7 @@
               <w:spacing w:after="10" w:before="0"/>
               <w:ind w:left="120"/>
             </w:pPr>
-            <w:hyperlink w:history="1" r:id="rId4l3t8uxyw0prgg6vtxq1r">
+            <w:hyperlink w:history="1" r:id="rIdv7t1uprci_0zzujp2a8su">
               <w:r>
                 <w:rPr>
                   <w:rFonts w:ascii="Arial" w:cs="Arial" w:eastAsia="Arial" w:hAnsi="Arial"/>
@@ -4518,7 +4518,7 @@
             <w:pPr>
               <w:spacing w:after="20" w:before="0"/>
             </w:pPr>
-            <w:hyperlink w:history="1" r:id="rIdfsl3nrjuuul4wzu0kdm8p">
+            <w:hyperlink w:history="1" r:id="rId6c-hax3hbc7mgt8rkqugb">
               <w:r>
                 <w:rPr>
                   <w:rFonts w:ascii="Arial" w:cs="Arial" w:eastAsia="Arial" w:hAnsi="Arial"/>
@@ -4551,7 +4551,7 @@
               <w:spacing w:after="10" w:before="0"/>
               <w:ind w:left="120"/>
             </w:pPr>
-            <w:hyperlink w:history="1" r:id="rId6cylnvf-ho6rgdtrdgykf">
+            <w:hyperlink w:history="1" r:id="rIdm-jsn-uogaejz2wgjuhak">
               <w:r>
                 <w:rPr>
                   <w:rFonts w:ascii="Arial" w:cs="Arial" w:eastAsia="Arial" w:hAnsi="Arial"/>
@@ -4596,7 +4596,7 @@
             <w:pPr>
               <w:spacing w:after="20" w:before="0"/>
             </w:pPr>
-            <w:hyperlink w:history="1" r:id="rIdnsaxop7j83dhefio9zyuv">
+            <w:hyperlink w:history="1" r:id="rIdl_b5gmxyu37tm5l868abh">
               <w:r>
                 <w:rPr>
                   <w:rFonts w:ascii="Arial" w:cs="Arial" w:eastAsia="Arial" w:hAnsi="Arial"/>
@@ -4629,7 +4629,7 @@
               <w:spacing w:after="10" w:before="0"/>
               <w:ind w:left="120"/>
             </w:pPr>
-            <w:hyperlink w:history="1" r:id="rIdpurikg8dpqwhubwj0vnmh">
+            <w:hyperlink w:history="1" r:id="rId7sh7sp8df_zg9tkdxc4xo">
               <w:r>
                 <w:rPr>
                   <w:rFonts w:ascii="Arial" w:cs="Arial" w:eastAsia="Arial" w:hAnsi="Arial"/>
@@ -5141,7 +5141,7 @@
         </w:rPr>
         <w:t xml:space="preserve">© 2026 SeaVuria and ARES. Aligned with KICD objectives. Developed by SeaVuria; technical implementation by ARES (with AI assistance from Claude). Licensed under </w:t>
       </w:r>
-      <w:hyperlink w:history="1" r:id="rIdswax_sya8zizzgad7jykp">
+      <w:hyperlink w:history="1" r:id="rIdinl0dprll5gobhsk1dmj_">
         <w:r>
           <w:rPr>
             <w:rFonts w:ascii="Arial" w:cs="Arial" w:eastAsia="Arial" w:hAnsi="Arial"/>
@@ -5162,7 +5162,7 @@
         </w:rPr>
         <w:t xml:space="preserve"> (</w:t>
       </w:r>
-      <w:hyperlink w:history="1" r:id="rIdeerbj1lmkonniopo2pafl">
+      <w:hyperlink w:history="1" r:id="rIddkdg8upac4myiouw1dgg5">
         <w:r>
           <w:rPr>
             <w:rFonts w:ascii="Arial" w:cs="Arial" w:eastAsia="Arial" w:hAnsi="Arial"/>
@@ -6175,7 +6175,7 @@
             <w:pPr>
               <w:spacing w:after="20" w:before="0"/>
             </w:pPr>
-            <w:hyperlink w:history="1" r:id="rId0w5sz_tu7-j8snbwehoxy">
+            <w:hyperlink w:history="1" r:id="rIdlrzq2a99cy9jilnobwkcq">
               <w:r>
                 <w:rPr>
                   <w:rFonts w:ascii="Arial" w:cs="Arial" w:eastAsia="Arial" w:hAnsi="Arial"/>
@@ -6208,7 +6208,7 @@
               <w:spacing w:after="10" w:before="0"/>
               <w:ind w:left="120"/>
             </w:pPr>
-            <w:hyperlink w:history="1" r:id="rIde1g_zgv69og3cr1eygi6-">
+            <w:hyperlink w:history="1" r:id="rIdw7sndh4a0tksslkg1h8kz">
               <w:r>
                 <w:rPr>
                   <w:rFonts w:ascii="Arial" w:cs="Arial" w:eastAsia="Arial" w:hAnsi="Arial"/>
@@ -6253,7 +6253,7 @@
             <w:pPr>
               <w:spacing w:after="20" w:before="0"/>
             </w:pPr>
-            <w:hyperlink w:history="1" r:id="rIdybefm8ccmzraczzuthgvx">
+            <w:hyperlink w:history="1" r:id="rIdhyg1xtqlkckzugvnxqxbt">
               <w:r>
                 <w:rPr>
                   <w:rFonts w:ascii="Arial" w:cs="Arial" w:eastAsia="Arial" w:hAnsi="Arial"/>
@@ -6286,7 +6286,7 @@
               <w:spacing w:after="10" w:before="0"/>
               <w:ind w:left="120"/>
             </w:pPr>
-            <w:hyperlink w:history="1" r:id="rIdserw1nwbmeriudbvgwhef">
+            <w:hyperlink w:history="1" r:id="rIdcc1rev49rvusj6dh5tlcd">
               <w:r>
                 <w:rPr>
                   <w:rFonts w:ascii="Arial" w:cs="Arial" w:eastAsia="Arial" w:hAnsi="Arial"/>
@@ -6481,7 +6481,7 @@
             <w:pPr>
               <w:spacing w:after="20" w:before="0"/>
             </w:pPr>
-            <w:hyperlink w:history="1" r:id="rIderd7ygrflmvllpxpfzp5u">
+            <w:hyperlink w:history="1" r:id="rId_ek-lwoywpr369i8warkc">
               <w:r>
                 <w:rPr>
                   <w:rFonts w:ascii="Arial" w:cs="Arial" w:eastAsia="Arial" w:hAnsi="Arial"/>
@@ -6514,7 +6514,7 @@
               <w:spacing w:after="10" w:before="0"/>
               <w:ind w:left="120"/>
             </w:pPr>
-            <w:hyperlink w:history="1" r:id="rIdaho7ptntwz67h1bqd838v">
+            <w:hyperlink w:history="1" r:id="rIdem0ql7_yzufiu0xh1sq2a">
               <w:r>
                 <w:rPr>
                   <w:rFonts w:ascii="Arial" w:cs="Arial" w:eastAsia="Arial" w:hAnsi="Arial"/>
@@ -6559,7 +6559,7 @@
             <w:pPr>
               <w:spacing w:after="20" w:before="0"/>
             </w:pPr>
-            <w:hyperlink w:history="1" r:id="rIdkgeegyixbu5fhrfpsrhuw">
+            <w:hyperlink w:history="1" r:id="rIdhwekcqnt0-vhqichstmu1">
               <w:r>
                 <w:rPr>
                   <w:rFonts w:ascii="Arial" w:cs="Arial" w:eastAsia="Arial" w:hAnsi="Arial"/>
@@ -6592,7 +6592,7 @@
               <w:spacing w:after="10" w:before="0"/>
               <w:ind w:left="120"/>
             </w:pPr>
-            <w:hyperlink w:history="1" r:id="rIdj38f3ef4cbsju7nmcosnl">
+            <w:hyperlink w:history="1" r:id="rIdoiacnvwokcrojmrr6ufik">
               <w:r>
                 <w:rPr>
                   <w:rFonts w:ascii="Arial" w:cs="Arial" w:eastAsia="Arial" w:hAnsi="Arial"/>
@@ -6787,7 +6787,7 @@
             <w:pPr>
               <w:spacing w:after="20" w:before="0"/>
             </w:pPr>
-            <w:hyperlink w:history="1" r:id="rIdjhgw6odpdudzi08mfurrp">
+            <w:hyperlink w:history="1" r:id="rIdb51id-qmwxjk-iqdengp-">
               <w:r>
                 <w:rPr>
                   <w:rFonts w:ascii="Arial" w:cs="Arial" w:eastAsia="Arial" w:hAnsi="Arial"/>
@@ -6820,7 +6820,7 @@
               <w:spacing w:after="10" w:before="0"/>
               <w:ind w:left="120"/>
             </w:pPr>
-            <w:hyperlink w:history="1" r:id="rIdbrrpqiu9wsc_6eaamzbuy">
+            <w:hyperlink w:history="1" r:id="rId71c6pblkbv0trbfxnrdhj">
               <w:r>
                 <w:rPr>
                   <w:rFonts w:ascii="Arial" w:cs="Arial" w:eastAsia="Arial" w:hAnsi="Arial"/>
@@ -6865,7 +6865,7 @@
             <w:pPr>
               <w:spacing w:after="20" w:before="0"/>
             </w:pPr>
-            <w:hyperlink w:history="1" r:id="rIdo8d5gs1hifcchczallber">
+            <w:hyperlink w:history="1" r:id="rIdkfqnu8vilob7bf6p9nyzs">
               <w:r>
                 <w:rPr>
                   <w:rFonts w:ascii="Arial" w:cs="Arial" w:eastAsia="Arial" w:hAnsi="Arial"/>
@@ -6898,7 +6898,7 @@
               <w:spacing w:after="10" w:before="0"/>
               <w:ind w:left="120"/>
             </w:pPr>
-            <w:hyperlink w:history="1" r:id="rId0qp418wdijj6nofwcwtrb">
+            <w:hyperlink w:history="1" r:id="rIdkkydyy6srizzysrsyd-aj">
               <w:r>
                 <w:rPr>
                   <w:rFonts w:ascii="Arial" w:cs="Arial" w:eastAsia="Arial" w:hAnsi="Arial"/>
@@ -7093,7 +7093,7 @@
             <w:pPr>
               <w:spacing w:after="20" w:before="0"/>
             </w:pPr>
-            <w:hyperlink w:history="1" r:id="rId_y7tl7lklatkjx9a98hex">
+            <w:hyperlink w:history="1" r:id="rIdiowgevpro5byk63fh2uhb">
               <w:r>
                 <w:rPr>
                   <w:rFonts w:ascii="Arial" w:cs="Arial" w:eastAsia="Arial" w:hAnsi="Arial"/>
@@ -7126,7 +7126,7 @@
               <w:spacing w:after="10" w:before="0"/>
               <w:ind w:left="120"/>
             </w:pPr>
-            <w:hyperlink w:history="1" r:id="rIdzzyepaz7jnqbj6bltltnk">
+            <w:hyperlink w:history="1" r:id="rIdt9lv6eyei1inl4lrvsp8d">
               <w:r>
                 <w:rPr>
                   <w:rFonts w:ascii="Arial" w:cs="Arial" w:eastAsia="Arial" w:hAnsi="Arial"/>
@@ -7171,7 +7171,7 @@
             <w:pPr>
               <w:spacing w:after="20" w:before="0"/>
             </w:pPr>
-            <w:hyperlink w:history="1" r:id="rId0zcp3pbwis0pdayxyvs34">
+            <w:hyperlink w:history="1" r:id="rIduq67vfe0pynlewsggn6x3">
               <w:r>
                 <w:rPr>
                   <w:rFonts w:ascii="Arial" w:cs="Arial" w:eastAsia="Arial" w:hAnsi="Arial"/>
@@ -7204,7 +7204,7 @@
               <w:spacing w:after="10" w:before="0"/>
               <w:ind w:left="120"/>
             </w:pPr>
-            <w:hyperlink w:history="1" r:id="rIdgwn72oh5oppsg-tlxpjhw">
+            <w:hyperlink w:history="1" r:id="rId7kfv7skgarqyojhvel8pb">
               <w:r>
                 <w:rPr>
                   <w:rFonts w:ascii="Arial" w:cs="Arial" w:eastAsia="Arial" w:hAnsi="Arial"/>
@@ -7399,7 +7399,7 @@
             <w:pPr>
               <w:spacing w:after="20" w:before="0"/>
             </w:pPr>
-            <w:hyperlink w:history="1" r:id="rIdfx3amjeenz0-7phd3omsu">
+            <w:hyperlink w:history="1" r:id="rIdkq1mbh11zmya6g_fyyx6q">
               <w:r>
                 <w:rPr>
                   <w:rFonts w:ascii="Arial" w:cs="Arial" w:eastAsia="Arial" w:hAnsi="Arial"/>
@@ -7432,7 +7432,7 @@
               <w:spacing w:after="10" w:before="0"/>
               <w:ind w:left="120"/>
             </w:pPr>
-            <w:hyperlink w:history="1" r:id="rIdc9kwfggbhahish1l6ha4h">
+            <w:hyperlink w:history="1" r:id="rIddufh0nqm0fmz4uejg02p6">
               <w:r>
                 <w:rPr>
                   <w:rFonts w:ascii="Arial" w:cs="Arial" w:eastAsia="Arial" w:hAnsi="Arial"/>
@@ -7477,7 +7477,7 @@
             <w:pPr>
               <w:spacing w:after="20" w:before="0"/>
             </w:pPr>
-            <w:hyperlink w:history="1" r:id="rIdwzevwfiojrzo9ik_ohn21">
+            <w:hyperlink w:history="1" r:id="rIdtctcd0bxepy-w4mzs7y7g">
               <w:r>
                 <w:rPr>
                   <w:rFonts w:ascii="Arial" w:cs="Arial" w:eastAsia="Arial" w:hAnsi="Arial"/>
@@ -7510,7 +7510,7 @@
               <w:spacing w:after="10" w:before="0"/>
               <w:ind w:left="120"/>
             </w:pPr>
-            <w:hyperlink w:history="1" r:id="rIdafwobcobqm-ayvtc65py2">
+            <w:hyperlink w:history="1" r:id="rIdzx_pozf5uqzz-on0ev_i4">
               <w:r>
                 <w:rPr>
                   <w:rFonts w:ascii="Arial" w:cs="Arial" w:eastAsia="Arial" w:hAnsi="Arial"/>
@@ -8022,7 +8022,7 @@
         </w:rPr>
         <w:t xml:space="preserve">© 2026 SeaVuria and ARES. Aligned with KICD objectives. Developed by SeaVuria; technical implementation by ARES (with AI assistance from Claude). Licensed under </w:t>
       </w:r>
-      <w:hyperlink w:history="1" r:id="rIdfoignrgjijfckiws0yfvo">
+      <w:hyperlink w:history="1" r:id="rIduaoir58kxpqgcqfpewu1d">
         <w:r>
           <w:rPr>
             <w:rFonts w:ascii="Arial" w:cs="Arial" w:eastAsia="Arial" w:hAnsi="Arial"/>
@@ -8043,7 +8043,7 @@
         </w:rPr>
         <w:t xml:space="preserve"> (</w:t>
       </w:r>
-      <w:hyperlink w:history="1" r:id="rIdpvbvfihkhnxra6jsbwkgd">
+      <w:hyperlink w:history="1" r:id="rIdkmiyojka4buk-1um2-nyh">
         <w:r>
           <w:rPr>
             <w:rFonts w:ascii="Arial" w:cs="Arial" w:eastAsia="Arial" w:hAnsi="Arial"/>
@@ -9073,7 +9073,7 @@
               <w:spacing w:after="10" w:before="0"/>
               <w:ind w:left="120"/>
             </w:pPr>
-            <w:hyperlink w:history="1" r:id="rIdmkcure0fltcr7dz3aii2f">
+            <w:hyperlink w:history="1" r:id="rIdibkp0uowswxwq5ccw2vwe">
               <w:r>
                 <w:rPr>
                   <w:rFonts w:ascii="Arial" w:cs="Arial" w:eastAsia="Arial" w:hAnsi="Arial"/>
@@ -9133,7 +9133,7 @@
             <w:pPr>
               <w:spacing w:after="20" w:before="0"/>
             </w:pPr>
-            <w:hyperlink w:history="1" r:id="rIdw2ujskk0oj0lliilgt7kd">
+            <w:hyperlink w:history="1" r:id="rIdoupbuadzqpflpzyvyw3q2">
               <w:r>
                 <w:rPr>
                   <w:rFonts w:ascii="Arial" w:cs="Arial" w:eastAsia="Arial" w:hAnsi="Arial"/>
@@ -9182,7 +9182,7 @@
               <w:spacing w:after="10" w:before="0"/>
               <w:ind w:left="120"/>
             </w:pPr>
-            <w:hyperlink w:history="1" r:id="rIdd3th5c8qqy97ed4tdmir9">
+            <w:hyperlink w:history="1" r:id="rIdbiuuanu30o-qwf3yjvl4u">
               <w:r>
                 <w:rPr>
                   <w:rFonts w:ascii="Arial" w:cs="Arial" w:eastAsia="Arial" w:hAnsi="Arial"/>
@@ -9394,7 +9394,7 @@
               <w:spacing w:after="10" w:before="0"/>
               <w:ind w:left="120"/>
             </w:pPr>
-            <w:hyperlink w:history="1" r:id="rIdesw6fxdyiwohwto6ox6zv">
+            <w:hyperlink w:history="1" r:id="rIdvlz5jri__4gaabuukiohx">
               <w:r>
                 <w:rPr>
                   <w:rFonts w:ascii="Arial" w:cs="Arial" w:eastAsia="Arial" w:hAnsi="Arial"/>
@@ -9454,7 +9454,7 @@
             <w:pPr>
               <w:spacing w:after="20" w:before="0"/>
             </w:pPr>
-            <w:hyperlink w:history="1" r:id="rId2pc0jbetsltosikn1s9kl">
+            <w:hyperlink w:history="1" r:id="rIdjwzm0hdjnrqqqgxpfpxrf">
               <w:r>
                 <w:rPr>
                   <w:rFonts w:ascii="Arial" w:cs="Arial" w:eastAsia="Arial" w:hAnsi="Arial"/>
@@ -9503,7 +9503,7 @@
               <w:spacing w:after="10" w:before="0"/>
               <w:ind w:left="120"/>
             </w:pPr>
-            <w:hyperlink w:history="1" r:id="rIdzxnyyexjpvuwu_n9kb47y">
+            <w:hyperlink w:history="1" r:id="rId2wzjnolk70zkcxvivifje">
               <w:r>
                 <w:rPr>
                   <w:rFonts w:ascii="Arial" w:cs="Arial" w:eastAsia="Arial" w:hAnsi="Arial"/>
@@ -9715,7 +9715,7 @@
               <w:spacing w:after="10" w:before="0"/>
               <w:ind w:left="120"/>
             </w:pPr>
-            <w:hyperlink w:history="1" r:id="rId55wdercdtnrhy-4qqktih">
+            <w:hyperlink w:history="1" r:id="rIdmbsfh87gzdiepltutshne">
               <w:r>
                 <w:rPr>
                   <w:rFonts w:ascii="Arial" w:cs="Arial" w:eastAsia="Arial" w:hAnsi="Arial"/>
@@ -9775,7 +9775,7 @@
             <w:pPr>
               <w:spacing w:after="20" w:before="0"/>
             </w:pPr>
-            <w:hyperlink w:history="1" r:id="rIdzykmfizgc-ct-evpwom40">
+            <w:hyperlink w:history="1" r:id="rIdnh0rgekhbrcyzgaqbnpe2">
               <w:r>
                 <w:rPr>
                   <w:rFonts w:ascii="Arial" w:cs="Arial" w:eastAsia="Arial" w:hAnsi="Arial"/>
@@ -9824,7 +9824,7 @@
               <w:spacing w:after="10" w:before="0"/>
               <w:ind w:left="120"/>
             </w:pPr>
-            <w:hyperlink w:history="1" r:id="rIdvgiz_zvarqbjxlhy2fiwr">
+            <w:hyperlink w:history="1" r:id="rId2lnutv5ogkbkbu3l2b_kz">
               <w:r>
                 <w:rPr>
                   <w:rFonts w:ascii="Arial" w:cs="Arial" w:eastAsia="Arial" w:hAnsi="Arial"/>
@@ -10036,7 +10036,7 @@
               <w:spacing w:after="10" w:before="0"/>
               <w:ind w:left="120"/>
             </w:pPr>
-            <w:hyperlink w:history="1" r:id="rIdwtugb-gtyfeg99wvrl_x4">
+            <w:hyperlink w:history="1" r:id="rId7t5mtfi_fsub4xqlx3jaf">
               <w:r>
                 <w:rPr>
                   <w:rFonts w:ascii="Arial" w:cs="Arial" w:eastAsia="Arial" w:hAnsi="Arial"/>
@@ -10096,7 +10096,7 @@
             <w:pPr>
               <w:spacing w:after="20" w:before="0"/>
             </w:pPr>
-            <w:hyperlink w:history="1" r:id="rId-kwvi5mw7ine-ws3dmgpo">
+            <w:hyperlink w:history="1" r:id="rIdgddeeov2ifbmun2hntd7g">
               <w:r>
                 <w:rPr>
                   <w:rFonts w:ascii="Arial" w:cs="Arial" w:eastAsia="Arial" w:hAnsi="Arial"/>
@@ -10145,7 +10145,7 @@
               <w:spacing w:after="10" w:before="0"/>
               <w:ind w:left="120"/>
             </w:pPr>
-            <w:hyperlink w:history="1" r:id="rIdjs1ti8ma_vflnn_bf1jdu">
+            <w:hyperlink w:history="1" r:id="rIduvfzlfbyrkivs3andjkpt">
               <w:r>
                 <w:rPr>
                   <w:rFonts w:ascii="Arial" w:cs="Arial" w:eastAsia="Arial" w:hAnsi="Arial"/>
@@ -10357,7 +10357,7 @@
               <w:spacing w:after="10" w:before="0"/>
               <w:ind w:left="120"/>
             </w:pPr>
-            <w:hyperlink w:history="1" r:id="rIdy078ftwwdsc2vsiuebzsg">
+            <w:hyperlink w:history="1" r:id="rIdm4xyvrsbb6ynd1nvtaugf">
               <w:r>
                 <w:rPr>
                   <w:rFonts w:ascii="Arial" w:cs="Arial" w:eastAsia="Arial" w:hAnsi="Arial"/>
@@ -10417,7 +10417,7 @@
             <w:pPr>
               <w:spacing w:after="20" w:before="0"/>
             </w:pPr>
-            <w:hyperlink w:history="1" r:id="rIdp884is0umm9cuuxty10uc">
+            <w:hyperlink w:history="1" r:id="rIdqnpprucwxbwlbz-msw2r-">
               <w:r>
                 <w:rPr>
                   <w:rFonts w:ascii="Arial" w:cs="Arial" w:eastAsia="Arial" w:hAnsi="Arial"/>
@@ -10466,7 +10466,7 @@
               <w:spacing w:after="10" w:before="0"/>
               <w:ind w:left="120"/>
             </w:pPr>
-            <w:hyperlink w:history="1" r:id="rIdgamejjdkqw2lqndkgo68v">
+            <w:hyperlink w:history="1" r:id="rIdft8sw9kdbozzbf7fhw_my">
               <w:r>
                 <w:rPr>
                   <w:rFonts w:ascii="Arial" w:cs="Arial" w:eastAsia="Arial" w:hAnsi="Arial"/>
@@ -10978,7 +10978,7 @@
         </w:rPr>
         <w:t xml:space="preserve">© 2026 SeaVuria and ARES. Aligned with KICD objectives. Developed by SeaVuria; technical implementation by ARES (with AI assistance from Claude). Licensed under </w:t>
       </w:r>
-      <w:hyperlink w:history="1" r:id="rIdakx9ir9piwl9-pcbh5zpb">
+      <w:hyperlink w:history="1" r:id="rId4ywncovqn3ul36_mkpmfo">
         <w:r>
           <w:rPr>
             <w:rFonts w:ascii="Arial" w:cs="Arial" w:eastAsia="Arial" w:hAnsi="Arial"/>
@@ -10999,7 +10999,7 @@
         </w:rPr>
         <w:t xml:space="preserve"> (</w:t>
       </w:r>
-      <w:hyperlink w:history="1" r:id="rIdfoj0z7kiad8pbxgt6cq16">
+      <w:hyperlink w:history="1" r:id="rIdeqxvbboxtmbwinvz6vsqm">
         <w:r>
           <w:rPr>
             <w:rFonts w:ascii="Arial" w:cs="Arial" w:eastAsia="Arial" w:hAnsi="Arial"/>
@@ -12012,7 +12012,7 @@
             <w:pPr>
               <w:spacing w:after="20" w:before="0"/>
             </w:pPr>
-            <w:hyperlink w:history="1" r:id="rIdtf0nehqxtjet62vozp5m2">
+            <w:hyperlink w:history="1" r:id="rIdls7uf_edxig6c6igz-6c0">
               <w:r>
                 <w:rPr>
                   <w:rFonts w:ascii="Arial" w:cs="Arial" w:eastAsia="Arial" w:hAnsi="Arial"/>
@@ -12045,7 +12045,7 @@
               <w:spacing w:after="10" w:before="0"/>
               <w:ind w:left="120"/>
             </w:pPr>
-            <w:hyperlink w:history="1" r:id="rIdvozgrcq_svuxkczqgjuda">
+            <w:hyperlink w:history="1" r:id="rIdtfh1ccqcthdvmzlffcnxf">
               <w:r>
                 <w:rPr>
                   <w:rFonts w:ascii="Arial" w:cs="Arial" w:eastAsia="Arial" w:hAnsi="Arial"/>
@@ -12090,7 +12090,7 @@
             <w:pPr>
               <w:spacing w:after="20" w:before="0"/>
             </w:pPr>
-            <w:hyperlink w:history="1" r:id="rIdktfqgpvuhpjkf20gkqir0">
+            <w:hyperlink w:history="1" r:id="rId5ilrxe63dxkifqxweps07">
               <w:r>
                 <w:rPr>
                   <w:rFonts w:ascii="Arial" w:cs="Arial" w:eastAsia="Arial" w:hAnsi="Arial"/>
@@ -12123,7 +12123,7 @@
               <w:spacing w:after="10" w:before="0"/>
               <w:ind w:left="120"/>
             </w:pPr>
-            <w:hyperlink w:history="1" r:id="rIdxyj9ks2rvaj0jmsklodxs">
+            <w:hyperlink w:history="1" r:id="rId-sit167stv-bcfs-mwq6b">
               <w:r>
                 <w:rPr>
                   <w:rFonts w:ascii="Arial" w:cs="Arial" w:eastAsia="Arial" w:hAnsi="Arial"/>
@@ -12318,7 +12318,7 @@
             <w:pPr>
               <w:spacing w:after="20" w:before="0"/>
             </w:pPr>
-            <w:hyperlink w:history="1" r:id="rIdn9e7esdxjsdhkst1gp3-e">
+            <w:hyperlink w:history="1" r:id="rIdj1d5ujlxmetvr1fiyi1p6">
               <w:r>
                 <w:rPr>
                   <w:rFonts w:ascii="Arial" w:cs="Arial" w:eastAsia="Arial" w:hAnsi="Arial"/>
@@ -12351,7 +12351,7 @@
               <w:spacing w:after="10" w:before="0"/>
               <w:ind w:left="120"/>
             </w:pPr>
-            <w:hyperlink w:history="1" r:id="rIdxs6mhhktueoamtytuq_2f">
+            <w:hyperlink w:history="1" r:id="rId1_f_msjzpcbdswvowxwom">
               <w:r>
                 <w:rPr>
                   <w:rFonts w:ascii="Arial" w:cs="Arial" w:eastAsia="Arial" w:hAnsi="Arial"/>
@@ -12396,7 +12396,7 @@
             <w:pPr>
               <w:spacing w:after="20" w:before="0"/>
             </w:pPr>
-            <w:hyperlink w:history="1" r:id="rIdxnws8nwyljnme6qf1euex">
+            <w:hyperlink w:history="1" r:id="rId2pf4wsyjwgmt_f0krpvtq">
               <w:r>
                 <w:rPr>
                   <w:rFonts w:ascii="Arial" w:cs="Arial" w:eastAsia="Arial" w:hAnsi="Arial"/>
@@ -12429,7 +12429,7 @@
               <w:spacing w:after="10" w:before="0"/>
               <w:ind w:left="120"/>
             </w:pPr>
-            <w:hyperlink w:history="1" r:id="rIdo6fuuxxui5bp3azufwyqw">
+            <w:hyperlink w:history="1" r:id="rIdsjjcsnaiyieztf4e38opc">
               <w:r>
                 <w:rPr>
                   <w:rFonts w:ascii="Arial" w:cs="Arial" w:eastAsia="Arial" w:hAnsi="Arial"/>
@@ -12624,7 +12624,7 @@
             <w:pPr>
               <w:spacing w:after="20" w:before="0"/>
             </w:pPr>
-            <w:hyperlink w:history="1" r:id="rIdfguztpsc9ucwidlt16xyh">
+            <w:hyperlink w:history="1" r:id="rIdj0vjw_nhfuyy0w4flima9">
               <w:r>
                 <w:rPr>
                   <w:rFonts w:ascii="Arial" w:cs="Arial" w:eastAsia="Arial" w:hAnsi="Arial"/>
@@ -12673,7 +12673,7 @@
               <w:spacing w:after="10" w:before="0"/>
               <w:ind w:left="120"/>
             </w:pPr>
-            <w:hyperlink w:history="1" r:id="rIdw6lmm8wfsp283gqokpfg2">
+            <w:hyperlink w:history="1" r:id="rIdpymugmseedta9aizhsqvf">
               <w:r>
                 <w:rPr>
                   <w:rFonts w:ascii="Arial" w:cs="Arial" w:eastAsia="Arial" w:hAnsi="Arial"/>
@@ -12718,7 +12718,7 @@
             <w:pPr>
               <w:spacing w:after="20" w:before="0"/>
             </w:pPr>
-            <w:hyperlink w:history="1" r:id="rIdmteiy2t65ee6c3kd_cheu">
+            <w:hyperlink w:history="1" r:id="rIdzaby5akfe8kulh2v6io_x">
               <w:r>
                 <w:rPr>
                   <w:rFonts w:ascii="Arial" w:cs="Arial" w:eastAsia="Arial" w:hAnsi="Arial"/>
@@ -12751,7 +12751,7 @@
               <w:spacing w:after="10" w:before="0"/>
               <w:ind w:left="120"/>
             </w:pPr>
-            <w:hyperlink w:history="1" r:id="rIdq79sem72tjl_dj8e-lbs0">
+            <w:hyperlink w:history="1" r:id="rIdwdd6xiy38etcw99r2peim">
               <w:r>
                 <w:rPr>
                   <w:rFonts w:ascii="Arial" w:cs="Arial" w:eastAsia="Arial" w:hAnsi="Arial"/>
@@ -12946,7 +12946,7 @@
             <w:pPr>
               <w:spacing w:after="20" w:before="0"/>
             </w:pPr>
-            <w:hyperlink w:history="1" r:id="rId5d3_9_0vnwxc0knstyeb6">
+            <w:hyperlink w:history="1" r:id="rIdjfmloeq3dmmcwfdoahujz">
               <w:r>
                 <w:rPr>
                   <w:rFonts w:ascii="Arial" w:cs="Arial" w:eastAsia="Arial" w:hAnsi="Arial"/>
@@ -12995,7 +12995,7 @@
               <w:spacing w:after="10" w:before="0"/>
               <w:ind w:left="120"/>
             </w:pPr>
-            <w:hyperlink w:history="1" r:id="rIdicotkxavs3o20rnb-i0go">
+            <w:hyperlink w:history="1" r:id="rId-kwuhgtt-1cmz-3ixl0ef">
               <w:r>
                 <w:rPr>
                   <w:rFonts w:ascii="Arial" w:cs="Arial" w:eastAsia="Arial" w:hAnsi="Arial"/>
@@ -13040,7 +13040,7 @@
             <w:pPr>
               <w:spacing w:after="20" w:before="0"/>
             </w:pPr>
-            <w:hyperlink w:history="1" r:id="rIdwf1ymxngp3xq_tk6rfjsj">
+            <w:hyperlink w:history="1" r:id="rId5wgks4z-vthlrue8evxw0">
               <w:r>
                 <w:rPr>
                   <w:rFonts w:ascii="Arial" w:cs="Arial" w:eastAsia="Arial" w:hAnsi="Arial"/>
@@ -13073,7 +13073,7 @@
               <w:spacing w:after="10" w:before="0"/>
               <w:ind w:left="120"/>
             </w:pPr>
-            <w:hyperlink w:history="1" r:id="rIdhrqh-6pevedhzl-85kpdn">
+            <w:hyperlink w:history="1" r:id="rIduzrwowyxhug34nul-yp2f">
               <w:r>
                 <w:rPr>
                   <w:rFonts w:ascii="Arial" w:cs="Arial" w:eastAsia="Arial" w:hAnsi="Arial"/>
@@ -13268,7 +13268,7 @@
             <w:pPr>
               <w:spacing w:after="20" w:before="0"/>
             </w:pPr>
-            <w:hyperlink w:history="1" r:id="rIdhll9uiilmujonp92lytco">
+            <w:hyperlink w:history="1" r:id="rIdkb_2snxyfmzfb2zu4qgci">
               <w:r>
                 <w:rPr>
                   <w:rFonts w:ascii="Arial" w:cs="Arial" w:eastAsia="Arial" w:hAnsi="Arial"/>
@@ -13317,7 +13317,7 @@
               <w:spacing w:after="10" w:before="0"/>
               <w:ind w:left="120"/>
             </w:pPr>
-            <w:hyperlink w:history="1" r:id="rIdwheodxmz8yhtf63fghuro">
+            <w:hyperlink w:history="1" r:id="rIdow62vjgd0r503wjrbi3bk">
               <w:r>
                 <w:rPr>
                   <w:rFonts w:ascii="Arial" w:cs="Arial" w:eastAsia="Arial" w:hAnsi="Arial"/>
@@ -13362,7 +13362,7 @@
             <w:pPr>
               <w:spacing w:after="20" w:before="0"/>
             </w:pPr>
-            <w:hyperlink w:history="1" r:id="rIdv2vt7hf5r_yd7jxdqvund">
+            <w:hyperlink w:history="1" r:id="rIdhpbzctvszmgf9fkpd8ill">
               <w:r>
                 <w:rPr>
                   <w:rFonts w:ascii="Arial" w:cs="Arial" w:eastAsia="Arial" w:hAnsi="Arial"/>
@@ -13395,7 +13395,7 @@
               <w:spacing w:after="10" w:before="0"/>
               <w:ind w:left="120"/>
             </w:pPr>
-            <w:hyperlink w:history="1" r:id="rIdlzpexrulqyrhthqpjxrhp">
+            <w:hyperlink w:history="1" r:id="rIdq5nfejayki-ugqatt5fjn">
               <w:r>
                 <w:rPr>
                   <w:rFonts w:ascii="Arial" w:cs="Arial" w:eastAsia="Arial" w:hAnsi="Arial"/>
@@ -13907,7 +13907,7 @@
         </w:rPr>
         <w:t xml:space="preserve">© 2026 SeaVuria and ARES. Aligned with KICD objectives. Developed by SeaVuria; technical implementation by ARES (with AI assistance from Claude). Licensed under </w:t>
       </w:r>
-      <w:hyperlink w:history="1" r:id="rIdqsfizg9ovfmq-dst63r4v">
+      <w:hyperlink w:history="1" r:id="rIdszkua2car6nwqmiw8m2tg">
         <w:r>
           <w:rPr>
             <w:rFonts w:ascii="Arial" w:cs="Arial" w:eastAsia="Arial" w:hAnsi="Arial"/>
@@ -13928,7 +13928,7 @@
         </w:rPr>
         <w:t xml:space="preserve"> (</w:t>
       </w:r>
-      <w:hyperlink w:history="1" r:id="rIdgbrunxvd4akl3trmj-pxu">
+      <w:hyperlink w:history="1" r:id="rIdq2zx5umew_qguewxysj9y">
         <w:r>
           <w:rPr>
             <w:rFonts w:ascii="Arial" w:cs="Arial" w:eastAsia="Arial" w:hAnsi="Arial"/>
@@ -15140,7 +15140,7 @@
             <w:pPr>
               <w:spacing w:after="20" w:before="0"/>
             </w:pPr>
-            <w:hyperlink w:history="1" r:id="rIdnopkxrqwmdtuwliufm9iz">
+            <w:hyperlink w:history="1" r:id="rIdg0wh_ppg89u5uteduyuu0">
               <w:r>
                 <w:rPr>
                   <w:rFonts w:ascii="Arial" w:cs="Arial" w:eastAsia="Arial" w:hAnsi="Arial"/>
@@ -15173,7 +15173,7 @@
               <w:spacing w:after="10" w:before="0"/>
               <w:ind w:left="120"/>
             </w:pPr>
-            <w:hyperlink w:history="1" r:id="rIdf0s0aib9kw7c3g1y7gpqx">
+            <w:hyperlink w:history="1" r:id="rIds-wghzetvdptumginhgdf">
               <w:r>
                 <w:rPr>
                   <w:rFonts w:ascii="Arial" w:cs="Arial" w:eastAsia="Arial" w:hAnsi="Arial"/>
@@ -15218,7 +15218,7 @@
             <w:pPr>
               <w:spacing w:after="20" w:before="0"/>
             </w:pPr>
-            <w:hyperlink w:history="1" r:id="rId-cprblfgem1jbmqo6ojzo">
+            <w:hyperlink w:history="1" r:id="rIdyreuhouqhqpg5sh4pfye3">
               <w:r>
                 <w:rPr>
                   <w:rFonts w:ascii="Arial" w:cs="Arial" w:eastAsia="Arial" w:hAnsi="Arial"/>
@@ -15251,7 +15251,7 @@
               <w:spacing w:after="10" w:before="0"/>
               <w:ind w:left="120"/>
             </w:pPr>
-            <w:hyperlink w:history="1" r:id="rIdtf-5j3ljlhktwt3v_udpb">
+            <w:hyperlink w:history="1" r:id="rIdf6vbrldqaj_asmyzuj-cq">
               <w:r>
                 <w:rPr>
                   <w:rFonts w:ascii="Arial" w:cs="Arial" w:eastAsia="Arial" w:hAnsi="Arial"/>
@@ -15446,7 +15446,7 @@
             <w:pPr>
               <w:spacing w:after="20" w:before="0"/>
             </w:pPr>
-            <w:hyperlink w:history="1" r:id="rIdmhhqaeefuqm48c4nzfzad">
+            <w:hyperlink w:history="1" r:id="rIdzvjttzzhwxrzlktxlrdl1">
               <w:r>
                 <w:rPr>
                   <w:rFonts w:ascii="Arial" w:cs="Arial" w:eastAsia="Arial" w:hAnsi="Arial"/>
@@ -15479,7 +15479,7 @@
               <w:spacing w:after="10" w:before="0"/>
               <w:ind w:left="120"/>
             </w:pPr>
-            <w:hyperlink w:history="1" r:id="rIdxfk5aeywgd2y1lsq1emrk">
+            <w:hyperlink w:history="1" r:id="rIdkwr99o907wud-6wxq-zzl">
               <w:r>
                 <w:rPr>
                   <w:rFonts w:ascii="Arial" w:cs="Arial" w:eastAsia="Arial" w:hAnsi="Arial"/>
@@ -15524,7 +15524,7 @@
             <w:pPr>
               <w:spacing w:after="20" w:before="0"/>
             </w:pPr>
-            <w:hyperlink w:history="1" r:id="rIdqnlgaxe8sztehw9rhbuo2">
+            <w:hyperlink w:history="1" r:id="rIdaxgtifyrpprotpjdbnhhp">
               <w:r>
                 <w:rPr>
                   <w:rFonts w:ascii="Arial" w:cs="Arial" w:eastAsia="Arial" w:hAnsi="Arial"/>
@@ -15557,7 +15557,7 @@
               <w:spacing w:after="10" w:before="0"/>
               <w:ind w:left="120"/>
             </w:pPr>
-            <w:hyperlink w:history="1" r:id="rId0ptodn29og4sju4alzck9">
+            <w:hyperlink w:history="1" r:id="rIdj19s9i6cthi6i7sok0xco">
               <w:r>
                 <w:rPr>
                   <w:rFonts w:ascii="Arial" w:cs="Arial" w:eastAsia="Arial" w:hAnsi="Arial"/>
@@ -15752,7 +15752,7 @@
             <w:pPr>
               <w:spacing w:after="20" w:before="0"/>
             </w:pPr>
-            <w:hyperlink w:history="1" r:id="rId5sum8gvzs6srdk1yfidtx">
+            <w:hyperlink w:history="1" r:id="rId1jtjcnw-jvwovw9g0kpfb">
               <w:r>
                 <w:rPr>
                   <w:rFonts w:ascii="Arial" w:cs="Arial" w:eastAsia="Arial" w:hAnsi="Arial"/>
@@ -15785,7 +15785,7 @@
               <w:spacing w:after="10" w:before="0"/>
               <w:ind w:left="120"/>
             </w:pPr>
-            <w:hyperlink w:history="1" r:id="rIdfnx1wxboppvc61wzaq1mv">
+            <w:hyperlink w:history="1" r:id="rIdngngtfs4ldsyx8nxlhz2h">
               <w:r>
                 <w:rPr>
                   <w:rFonts w:ascii="Arial" w:cs="Arial" w:eastAsia="Arial" w:hAnsi="Arial"/>
@@ -15830,7 +15830,7 @@
             <w:pPr>
               <w:spacing w:after="20" w:before="0"/>
             </w:pPr>
-            <w:hyperlink w:history="1" r:id="rIdqi11etwnr7dexhx9t4hy9">
+            <w:hyperlink w:history="1" r:id="rIdtenrx5_-u7jfzo00ejg3w">
               <w:r>
                 <w:rPr>
                   <w:rFonts w:ascii="Arial" w:cs="Arial" w:eastAsia="Arial" w:hAnsi="Arial"/>
@@ -15863,7 +15863,7 @@
               <w:spacing w:after="10" w:before="0"/>
               <w:ind w:left="120"/>
             </w:pPr>
-            <w:hyperlink w:history="1" r:id="rIdlukrbnst2szy8h-v3kjis">
+            <w:hyperlink w:history="1" r:id="rIdpzgfr-1tejykuwoksvjn0">
               <w:r>
                 <w:rPr>
                   <w:rFonts w:ascii="Arial" w:cs="Arial" w:eastAsia="Arial" w:hAnsi="Arial"/>
@@ -16058,7 +16058,7 @@
             <w:pPr>
               <w:spacing w:after="20" w:before="0"/>
             </w:pPr>
-            <w:hyperlink w:history="1" r:id="rIdszq9ttbc2nloz9trdj__5">
+            <w:hyperlink w:history="1" r:id="rIdar8xq4plphdmektpqthv_">
               <w:r>
                 <w:rPr>
                   <w:rFonts w:ascii="Arial" w:cs="Arial" w:eastAsia="Arial" w:hAnsi="Arial"/>
@@ -16091,7 +16091,7 @@
               <w:spacing w:after="10" w:before="0"/>
               <w:ind w:left="120"/>
             </w:pPr>
-            <w:hyperlink w:history="1" r:id="rIdbefcv1rjcqbxdlbhsny_d">
+            <w:hyperlink w:history="1" r:id="rIdbuij__x52xr3ii_xhzzgg">
               <w:r>
                 <w:rPr>
                   <w:rFonts w:ascii="Arial" w:cs="Arial" w:eastAsia="Arial" w:hAnsi="Arial"/>
@@ -16136,7 +16136,7 @@
             <w:pPr>
               <w:spacing w:after="20" w:before="0"/>
             </w:pPr>
-            <w:hyperlink w:history="1" r:id="rIdxfw-xqkuw8dsmszy6p1tn">
+            <w:hyperlink w:history="1" r:id="rIdfk4rvwdfaogmsmd2pz1wa">
               <w:r>
                 <w:rPr>
                   <w:rFonts w:ascii="Arial" w:cs="Arial" w:eastAsia="Arial" w:hAnsi="Arial"/>
@@ -16169,7 +16169,7 @@
               <w:spacing w:after="10" w:before="0"/>
               <w:ind w:left="120"/>
             </w:pPr>
-            <w:hyperlink w:history="1" r:id="rId0ekvcex2ghobdaeczclri">
+            <w:hyperlink w:history="1" r:id="rIdcv6mbakmx-bxl1mlotwin">
               <w:r>
                 <w:rPr>
                   <w:rFonts w:ascii="Arial" w:cs="Arial" w:eastAsia="Arial" w:hAnsi="Arial"/>
@@ -16364,7 +16364,7 @@
             <w:pPr>
               <w:spacing w:after="20" w:before="0"/>
             </w:pPr>
-            <w:hyperlink w:history="1" r:id="rIdpity3ekab5rxlwadvwxnz">
+            <w:hyperlink w:history="1" r:id="rIdvplz80hbqaspfaunkzzbj">
               <w:r>
                 <w:rPr>
                   <w:rFonts w:ascii="Arial" w:cs="Arial" w:eastAsia="Arial" w:hAnsi="Arial"/>
@@ -16413,7 +16413,7 @@
               <w:spacing w:after="10" w:before="0"/>
               <w:ind w:left="120"/>
             </w:pPr>
-            <w:hyperlink w:history="1" r:id="rId4i39o21bpjojzon3mpbyl">
+            <w:hyperlink w:history="1" r:id="rIdqequ2nwcxz4xtlxikfedg">
               <w:r>
                 <w:rPr>
                   <w:rFonts w:ascii="Arial" w:cs="Arial" w:eastAsia="Arial" w:hAnsi="Arial"/>
@@ -16458,7 +16458,7 @@
             <w:pPr>
               <w:spacing w:after="20" w:before="0"/>
             </w:pPr>
-            <w:hyperlink w:history="1" r:id="rId7pu128r2w3wx2ttcawi91">
+            <w:hyperlink w:history="1" r:id="rIdhtwryws_scjvb6pcz_chv">
               <w:r>
                 <w:rPr>
                   <w:rFonts w:ascii="Arial" w:cs="Arial" w:eastAsia="Arial" w:hAnsi="Arial"/>
@@ -16507,7 +16507,7 @@
               <w:spacing w:after="10" w:before="0"/>
               <w:ind w:left="120"/>
             </w:pPr>
-            <w:hyperlink w:history="1" r:id="rId7djc6u2wpafp9mkxqqwwx">
+            <w:hyperlink w:history="1" r:id="rId6a1ek6k55hfkszri05rkp">
               <w:r>
                 <w:rPr>
                   <w:rFonts w:ascii="Arial" w:cs="Arial" w:eastAsia="Arial" w:hAnsi="Arial"/>
@@ -17095,7 +17095,7 @@
         </w:rPr>
         <w:t xml:space="preserve">© 2026 SeaVuria and ARES. Aligned with KICD objectives. Developed by SeaVuria; technical implementation by ARES (with AI assistance from Claude). Licensed under </w:t>
       </w:r>
-      <w:hyperlink w:history="1" r:id="rIdakikqto-jqhxrczwhjacc">
+      <w:hyperlink w:history="1" r:id="rIdzvuddhbz9o_xih3mrj0n8">
         <w:r>
           <w:rPr>
             <w:rFonts w:ascii="Arial" w:cs="Arial" w:eastAsia="Arial" w:hAnsi="Arial"/>
@@ -17116,7 +17116,7 @@
         </w:rPr>
         <w:t xml:space="preserve"> (</w:t>
       </w:r>
-      <w:hyperlink w:history="1" r:id="rId3gcnairpahgbotukrool4">
+      <w:hyperlink w:history="1" r:id="rIdwut_kor5ll3vqwrd935w3">
         <w:r>
           <w:rPr>
             <w:rFonts w:ascii="Arial" w:cs="Arial" w:eastAsia="Arial" w:hAnsi="Arial"/>
@@ -18308,7 +18308,7 @@
             <w:pPr>
               <w:spacing w:after="20" w:before="0"/>
             </w:pPr>
-            <w:hyperlink w:history="1" r:id="rIdmwqfunjcw6qafrlwrvxwt">
+            <w:hyperlink w:history="1" r:id="rIdbwlbdojt0rq8gfdxexow0">
               <w:r>
                 <w:rPr>
                   <w:rFonts w:ascii="Arial" w:cs="Arial" w:eastAsia="Arial" w:hAnsi="Arial"/>
@@ -18341,7 +18341,7 @@
               <w:spacing w:after="10" w:before="0"/>
               <w:ind w:left="120"/>
             </w:pPr>
-            <w:hyperlink w:history="1" r:id="rIdynb5vwpxkghlhlxh1y0gm">
+            <w:hyperlink w:history="1" r:id="rIdadnm5udyenba7nh1az_4c">
               <w:r>
                 <w:rPr>
                   <w:rFonts w:ascii="Arial" w:cs="Arial" w:eastAsia="Arial" w:hAnsi="Arial"/>
@@ -18386,7 +18386,7 @@
             <w:pPr>
               <w:spacing w:after="20" w:before="0"/>
             </w:pPr>
-            <w:hyperlink w:history="1" r:id="rIdptkbhgcydtosmwb4zezeh">
+            <w:hyperlink w:history="1" r:id="rIdti2fdbobjayarmefx-xwh">
               <w:r>
                 <w:rPr>
                   <w:rFonts w:ascii="Arial" w:cs="Arial" w:eastAsia="Arial" w:hAnsi="Arial"/>
@@ -18419,7 +18419,7 @@
               <w:spacing w:after="10" w:before="0"/>
               <w:ind w:left="120"/>
             </w:pPr>
-            <w:hyperlink w:history="1" r:id="rIdgizgutsnbzttcpvzrbq6t">
+            <w:hyperlink w:history="1" r:id="rIdhqpljhzgu0v94anpcxhd5">
               <w:r>
                 <w:rPr>
                   <w:rFonts w:ascii="Arial" w:cs="Arial" w:eastAsia="Arial" w:hAnsi="Arial"/>
@@ -18614,7 +18614,7 @@
             <w:pPr>
               <w:spacing w:after="20" w:before="0"/>
             </w:pPr>
-            <w:hyperlink w:history="1" r:id="rIdexnr8_tfhmhh0cxf8vnfn">
+            <w:hyperlink w:history="1" r:id="rIdyx5damcdoj2ujvzeb_nej">
               <w:r>
                 <w:rPr>
                   <w:rFonts w:ascii="Arial" w:cs="Arial" w:eastAsia="Arial" w:hAnsi="Arial"/>
@@ -18647,7 +18647,7 @@
               <w:spacing w:after="10" w:before="0"/>
               <w:ind w:left="120"/>
             </w:pPr>
-            <w:hyperlink w:history="1" r:id="rIdhrpmcx_dtqo4vpzysww3h">
+            <w:hyperlink w:history="1" r:id="rIdnjakvn9mbyvs5gvqoqnew">
               <w:r>
                 <w:rPr>
                   <w:rFonts w:ascii="Arial" w:cs="Arial" w:eastAsia="Arial" w:hAnsi="Arial"/>
@@ -18692,7 +18692,7 @@
             <w:pPr>
               <w:spacing w:after="20" w:before="0"/>
             </w:pPr>
-            <w:hyperlink w:history="1" r:id="rIdllx6hlnu1now2-6nbp69p">
+            <w:hyperlink w:history="1" r:id="rIdz9eofx4ltmpziawsqed-0">
               <w:r>
                 <w:rPr>
                   <w:rFonts w:ascii="Arial" w:cs="Arial" w:eastAsia="Arial" w:hAnsi="Arial"/>
@@ -18725,7 +18725,7 @@
               <w:spacing w:after="10" w:before="0"/>
               <w:ind w:left="120"/>
             </w:pPr>
-            <w:hyperlink w:history="1" r:id="rIdevom4ijh3gbbbhork7mud">
+            <w:hyperlink w:history="1" r:id="rIdd1bdbi3jvvqlemk-dpv2j">
               <w:r>
                 <w:rPr>
                   <w:rFonts w:ascii="Arial" w:cs="Arial" w:eastAsia="Arial" w:hAnsi="Arial"/>
@@ -18920,7 +18920,7 @@
             <w:pPr>
               <w:spacing w:after="20" w:before="0"/>
             </w:pPr>
-            <w:hyperlink w:history="1" r:id="rIdpo-jjjzaxsvvxbjdlwrac">
+            <w:hyperlink w:history="1" r:id="rId9ap6siizfaeyrmlslvky6">
               <w:r>
                 <w:rPr>
                   <w:rFonts w:ascii="Arial" w:cs="Arial" w:eastAsia="Arial" w:hAnsi="Arial"/>
@@ -18953,7 +18953,7 @@
               <w:spacing w:after="10" w:before="0"/>
               <w:ind w:left="120"/>
             </w:pPr>
-            <w:hyperlink w:history="1" r:id="rIdfd3osyntmunx6j3irtf-p">
+            <w:hyperlink w:history="1" r:id="rIdinboxt2hlysuj-jg-mezo">
               <w:r>
                 <w:rPr>
                   <w:rFonts w:ascii="Arial" w:cs="Arial" w:eastAsia="Arial" w:hAnsi="Arial"/>
@@ -18998,7 +18998,7 @@
             <w:pPr>
               <w:spacing w:after="20" w:before="0"/>
             </w:pPr>
-            <w:hyperlink w:history="1" r:id="rIdjcs-kkztfhss9zyuwmpk7">
+            <w:hyperlink w:history="1" r:id="rIdthyurgawv-6sz6dnrewva">
               <w:r>
                 <w:rPr>
                   <w:rFonts w:ascii="Arial" w:cs="Arial" w:eastAsia="Arial" w:hAnsi="Arial"/>
@@ -19031,7 +19031,7 @@
               <w:spacing w:after="10" w:before="0"/>
               <w:ind w:left="120"/>
             </w:pPr>
-            <w:hyperlink w:history="1" r:id="rIdqxlmzhnvjczl4swqw6lwf">
+            <w:hyperlink w:history="1" r:id="rId4i-4iqu_fwwr_4bzplbjt">
               <w:r>
                 <w:rPr>
                   <w:rFonts w:ascii="Arial" w:cs="Arial" w:eastAsia="Arial" w:hAnsi="Arial"/>
@@ -19226,7 +19226,7 @@
             <w:pPr>
               <w:spacing w:after="20" w:before="0"/>
             </w:pPr>
-            <w:hyperlink w:history="1" r:id="rIdxtzt1c3bcyn2elu9rh-kf">
+            <w:hyperlink w:history="1" r:id="rId70rdbvom8q2hahpg7jpiu">
               <w:r>
                 <w:rPr>
                   <w:rFonts w:ascii="Arial" w:cs="Arial" w:eastAsia="Arial" w:hAnsi="Arial"/>
@@ -19259,7 +19259,7 @@
               <w:spacing w:after="10" w:before="0"/>
               <w:ind w:left="120"/>
             </w:pPr>
-            <w:hyperlink w:history="1" r:id="rId6u01k-ropvqghe00odzpo">
+            <w:hyperlink w:history="1" r:id="rIdl-fy_rl1ionxdpvmcylep">
               <w:r>
                 <w:rPr>
                   <w:rFonts w:ascii="Arial" w:cs="Arial" w:eastAsia="Arial" w:hAnsi="Arial"/>
@@ -19304,7 +19304,7 @@
             <w:pPr>
               <w:spacing w:after="20" w:before="0"/>
             </w:pPr>
-            <w:hyperlink w:history="1" r:id="rIdsy1-_z6mghpfpqkd7ufyf">
+            <w:hyperlink w:history="1" r:id="rIdts8j-wizlueecagksyjiv">
               <w:r>
                 <w:rPr>
                   <w:rFonts w:ascii="Arial" w:cs="Arial" w:eastAsia="Arial" w:hAnsi="Arial"/>
@@ -19337,7 +19337,7 @@
               <w:spacing w:after="10" w:before="0"/>
               <w:ind w:left="120"/>
             </w:pPr>
-            <w:hyperlink w:history="1" r:id="rIdyli5y-mnz3aafcj7f7fk4">
+            <w:hyperlink w:history="1" r:id="rId0plou7mwqf2dabo-qr0jd">
               <w:r>
                 <w:rPr>
                   <w:rFonts w:ascii="Arial" w:cs="Arial" w:eastAsia="Arial" w:hAnsi="Arial"/>
@@ -19532,7 +19532,7 @@
             <w:pPr>
               <w:spacing w:after="20" w:before="0"/>
             </w:pPr>
-            <w:hyperlink w:history="1" r:id="rIdzykwisofq_srr5ub26so9">
+            <w:hyperlink w:history="1" r:id="rIdfvepvetrchvnni_vev3fy">
               <w:r>
                 <w:rPr>
                   <w:rFonts w:ascii="Arial" w:cs="Arial" w:eastAsia="Arial" w:hAnsi="Arial"/>
@@ -19565,7 +19565,7 @@
               <w:spacing w:after="10" w:before="0"/>
               <w:ind w:left="120"/>
             </w:pPr>
-            <w:hyperlink w:history="1" r:id="rIdi6adbsfjgvfsmvwyp-ix0">
+            <w:hyperlink w:history="1" r:id="rIdyondvahmgtqom0z9nekpi">
               <w:r>
                 <w:rPr>
                   <w:rFonts w:ascii="Arial" w:cs="Arial" w:eastAsia="Arial" w:hAnsi="Arial"/>
@@ -19610,7 +19610,7 @@
             <w:pPr>
               <w:spacing w:after="20" w:before="0"/>
             </w:pPr>
-            <w:hyperlink w:history="1" r:id="rIdpbhdyzbz2d804k_m7bqbx">
+            <w:hyperlink w:history="1" r:id="rIdxc0ayscrnyym8-yqk5vpj">
               <w:r>
                 <w:rPr>
                   <w:rFonts w:ascii="Arial" w:cs="Arial" w:eastAsia="Arial" w:hAnsi="Arial"/>
@@ -19643,7 +19643,7 @@
               <w:spacing w:after="10" w:before="0"/>
               <w:ind w:left="120"/>
             </w:pPr>
-            <w:hyperlink w:history="1" r:id="rId2t-2gx2tew2lsmlvgnkob">
+            <w:hyperlink w:history="1" r:id="rId3hgrd_8noqf913vtwbo8p">
               <w:r>
                 <w:rPr>
                   <w:rFonts w:ascii="Arial" w:cs="Arial" w:eastAsia="Arial" w:hAnsi="Arial"/>
@@ -20307,7 +20307,7 @@
         </w:rPr>
         <w:t xml:space="preserve">© 2026 SeaVuria and ARES. Aligned with KICD objectives. Developed by SeaVuria; technical implementation by ARES (with AI assistance from Claude). Licensed under </w:t>
       </w:r>
-      <w:hyperlink w:history="1" r:id="rIdtqqnzhmvjz6_j4b8zgpid">
+      <w:hyperlink w:history="1" r:id="rIdjlmmsrl6h8ivoxxegjehb">
         <w:r>
           <w:rPr>
             <w:rFonts w:ascii="Arial" w:cs="Arial" w:eastAsia="Arial" w:hAnsi="Arial"/>
@@ -20328,7 +20328,7 @@
         </w:rPr>
         <w:t xml:space="preserve"> (</w:t>
       </w:r>
-      <w:hyperlink w:history="1" r:id="rId8b0albywxc9yclvvxja_u">
+      <w:hyperlink w:history="1" r:id="rIdyft7gmoajrs1p218pgjo4">
         <w:r>
           <w:rPr>
             <w:rFonts w:ascii="Arial" w:cs="Arial" w:eastAsia="Arial" w:hAnsi="Arial"/>
@@ -21341,7 +21341,7 @@
             <w:pPr>
               <w:spacing w:after="20" w:before="0"/>
             </w:pPr>
-            <w:hyperlink w:history="1" r:id="rIdx5qdx_j_pei8kj_pz68pp">
+            <w:hyperlink w:history="1" r:id="rIdobbjsopsoojdb0zl0-gb3">
               <w:r>
                 <w:rPr>
                   <w:rFonts w:ascii="Arial" w:cs="Arial" w:eastAsia="Arial" w:hAnsi="Arial"/>
@@ -21374,7 +21374,7 @@
               <w:spacing w:after="10" w:before="0"/>
               <w:ind w:left="120"/>
             </w:pPr>
-            <w:hyperlink w:history="1" r:id="rIdbqhzhpc804ujirlvya1bo">
+            <w:hyperlink w:history="1" r:id="rIdvebckfj3x4enbk5emitni">
               <w:r>
                 <w:rPr>
                   <w:rFonts w:ascii="Arial" w:cs="Arial" w:eastAsia="Arial" w:hAnsi="Arial"/>
@@ -21419,7 +21419,7 @@
             <w:pPr>
               <w:spacing w:after="20" w:before="0"/>
             </w:pPr>
-            <w:hyperlink w:history="1" r:id="rIdtdvrhkvqfyojqmm9dycsh">
+            <w:hyperlink w:history="1" r:id="rIdtcuj_dsntrbangrxzkcaz">
               <w:r>
                 <w:rPr>
                   <w:rFonts w:ascii="Arial" w:cs="Arial" w:eastAsia="Arial" w:hAnsi="Arial"/>
@@ -21452,7 +21452,7 @@
               <w:spacing w:after="10" w:before="0"/>
               <w:ind w:left="120"/>
             </w:pPr>
-            <w:hyperlink w:history="1" r:id="rId2pobeop98rtrzzqvx1aqu">
+            <w:hyperlink w:history="1" r:id="rIdme_7-br2djd1h0v_x2x-u">
               <w:r>
                 <w:rPr>
                   <w:rFonts w:ascii="Arial" w:cs="Arial" w:eastAsia="Arial" w:hAnsi="Arial"/>
@@ -21647,7 +21647,7 @@
             <w:pPr>
               <w:spacing w:after="20" w:before="0"/>
             </w:pPr>
-            <w:hyperlink w:history="1" r:id="rIdfrio3dfp_numziqjckc7t">
+            <w:hyperlink w:history="1" r:id="rId1ytmby1ivkzt1aznkcemj">
               <w:r>
                 <w:rPr>
                   <w:rFonts w:ascii="Arial" w:cs="Arial" w:eastAsia="Arial" w:hAnsi="Arial"/>
@@ -21680,7 +21680,7 @@
               <w:spacing w:after="10" w:before="0"/>
               <w:ind w:left="120"/>
             </w:pPr>
-            <w:hyperlink w:history="1" r:id="rIdmrtxpaimmayu5k1xjy3de">
+            <w:hyperlink w:history="1" r:id="rIdheosyh0tnfhes1nhw6vwc">
               <w:r>
                 <w:rPr>
                   <w:rFonts w:ascii="Arial" w:cs="Arial" w:eastAsia="Arial" w:hAnsi="Arial"/>
@@ -21725,7 +21725,7 @@
             <w:pPr>
               <w:spacing w:after="20" w:before="0"/>
             </w:pPr>
-            <w:hyperlink w:history="1" r:id="rId5nh1x1t2rqyrw9xqankk0">
+            <w:hyperlink w:history="1" r:id="rId0iqj4-vjbzr3ppfup0hnt">
               <w:r>
                 <w:rPr>
                   <w:rFonts w:ascii="Arial" w:cs="Arial" w:eastAsia="Arial" w:hAnsi="Arial"/>
@@ -21758,7 +21758,7 @@
               <w:spacing w:after="10" w:before="0"/>
               <w:ind w:left="120"/>
             </w:pPr>
-            <w:hyperlink w:history="1" r:id="rId3h9mfshinybwexs6czfqg">
+            <w:hyperlink w:history="1" r:id="rIdact3lj55jt8t-fagfj_kw">
               <w:r>
                 <w:rPr>
                   <w:rFonts w:ascii="Arial" w:cs="Arial" w:eastAsia="Arial" w:hAnsi="Arial"/>
@@ -21953,7 +21953,7 @@
             <w:pPr>
               <w:spacing w:after="20" w:before="0"/>
             </w:pPr>
-            <w:hyperlink w:history="1" r:id="rIdal47xnsiyetuipryxhimv">
+            <w:hyperlink w:history="1" r:id="rIdsfk-bxoj3utwkqlxtmlz3">
               <w:r>
                 <w:rPr>
                   <w:rFonts w:ascii="Arial" w:cs="Arial" w:eastAsia="Arial" w:hAnsi="Arial"/>
@@ -21986,7 +21986,7 @@
               <w:spacing w:after="10" w:before="0"/>
               <w:ind w:left="120"/>
             </w:pPr>
-            <w:hyperlink w:history="1" r:id="rIdecajxtemizpkgehbrvzk6">
+            <w:hyperlink w:history="1" r:id="rIdl0wfn-0sluakfscytzvjw">
               <w:r>
                 <w:rPr>
                   <w:rFonts w:ascii="Arial" w:cs="Arial" w:eastAsia="Arial" w:hAnsi="Arial"/>
@@ -22031,7 +22031,7 @@
             <w:pPr>
               <w:spacing w:after="20" w:before="0"/>
             </w:pPr>
-            <w:hyperlink w:history="1" r:id="rIdx0yh1aq10qridfjfofgrb">
+            <w:hyperlink w:history="1" r:id="rIdsd5euzcuoqkcxmqykr7-e">
               <w:r>
                 <w:rPr>
                   <w:rFonts w:ascii="Arial" w:cs="Arial" w:eastAsia="Arial" w:hAnsi="Arial"/>
@@ -22064,7 +22064,7 @@
               <w:spacing w:after="10" w:before="0"/>
               <w:ind w:left="120"/>
             </w:pPr>
-            <w:hyperlink w:history="1" r:id="rIdn5ajt3epsv3sian_he91_">
+            <w:hyperlink w:history="1" r:id="rIdrcsetqtkg_nleauejytbm">
               <w:r>
                 <w:rPr>
                   <w:rFonts w:ascii="Arial" w:cs="Arial" w:eastAsia="Arial" w:hAnsi="Arial"/>
@@ -22259,7 +22259,7 @@
             <w:pPr>
               <w:spacing w:after="20" w:before="0"/>
             </w:pPr>
-            <w:hyperlink w:history="1" r:id="rIdjgdy5ehdxapwgkmh-jcdl">
+            <w:hyperlink w:history="1" r:id="rIdmanrucux4hytykbnzwfwq">
               <w:r>
                 <w:rPr>
                   <w:rFonts w:ascii="Arial" w:cs="Arial" w:eastAsia="Arial" w:hAnsi="Arial"/>
@@ -22292,7 +22292,7 @@
               <w:spacing w:after="10" w:before="0"/>
               <w:ind w:left="120"/>
             </w:pPr>
-            <w:hyperlink w:history="1" r:id="rIdbp3op793owu4smbv5rxba">
+            <w:hyperlink w:history="1" r:id="rIdblh7jw8uny9btcsv2v_ja">
               <w:r>
                 <w:rPr>
                   <w:rFonts w:ascii="Arial" w:cs="Arial" w:eastAsia="Arial" w:hAnsi="Arial"/>
@@ -22337,7 +22337,7 @@
             <w:pPr>
               <w:spacing w:after="20" w:before="0"/>
             </w:pPr>
-            <w:hyperlink w:history="1" r:id="rIdgcoi7z7pdz-hnynlhhda2">
+            <w:hyperlink w:history="1" r:id="rIdbpf6c2i_gj7cewzbjrgow">
               <w:r>
                 <w:rPr>
                   <w:rFonts w:ascii="Arial" w:cs="Arial" w:eastAsia="Arial" w:hAnsi="Arial"/>
@@ -22370,7 +22370,7 @@
               <w:spacing w:after="10" w:before="0"/>
               <w:ind w:left="120"/>
             </w:pPr>
-            <w:hyperlink w:history="1" r:id="rIdypbfi1veowb3-n_vo-8yv">
+            <w:hyperlink w:history="1" r:id="rIdjbgpeduixirmkqtvio2hl">
               <w:r>
                 <w:rPr>
                   <w:rFonts w:ascii="Arial" w:cs="Arial" w:eastAsia="Arial" w:hAnsi="Arial"/>
@@ -22565,7 +22565,7 @@
             <w:pPr>
               <w:spacing w:after="20" w:before="0"/>
             </w:pPr>
-            <w:hyperlink w:history="1" r:id="rId3jxjnj8qdzdhp102y1pxk">
+            <w:hyperlink w:history="1" r:id="rIdaeaxbsap3jmnwrrfeommc">
               <w:r>
                 <w:rPr>
                   <w:rFonts w:ascii="Arial" w:cs="Arial" w:eastAsia="Arial" w:hAnsi="Arial"/>
@@ -22614,7 +22614,7 @@
               <w:spacing w:after="10" w:before="0"/>
               <w:ind w:left="120"/>
             </w:pPr>
-            <w:hyperlink w:history="1" r:id="rIddpimbfttknvhhqyzpb9xs">
+            <w:hyperlink w:history="1" r:id="rIdi8eht6oiamfvmn19l5ezg">
               <w:r>
                 <w:rPr>
                   <w:rFonts w:ascii="Arial" w:cs="Arial" w:eastAsia="Arial" w:hAnsi="Arial"/>
@@ -22659,7 +22659,7 @@
             <w:pPr>
               <w:spacing w:after="20" w:before="0"/>
             </w:pPr>
-            <w:hyperlink w:history="1" r:id="rId8aiteper_6pmxst2qcsgb">
+            <w:hyperlink w:history="1" r:id="rIde_sievro83-u1rpq2ujwd">
               <w:r>
                 <w:rPr>
                   <w:rFonts w:ascii="Arial" w:cs="Arial" w:eastAsia="Arial" w:hAnsi="Arial"/>
@@ -22708,7 +22708,7 @@
               <w:spacing w:after="10" w:before="0"/>
               <w:ind w:left="120"/>
             </w:pPr>
-            <w:hyperlink w:history="1" r:id="rIdgt2f1jptnyucfjyvxgy20">
+            <w:hyperlink w:history="1" r:id="rIdrcx8e5yjncjzfdgwb5_b3">
               <w:r>
                 <w:rPr>
                   <w:rFonts w:ascii="Arial" w:cs="Arial" w:eastAsia="Arial" w:hAnsi="Arial"/>
@@ -23220,7 +23220,7 @@
         </w:rPr>
         <w:t xml:space="preserve">© 2026 SeaVuria and ARES. Aligned with KICD objectives. Developed by SeaVuria; technical implementation by ARES (with AI assistance from Claude). Licensed under </w:t>
       </w:r>
-      <w:hyperlink w:history="1" r:id="rIdb9lkevzvpu9yvk2v37eyp">
+      <w:hyperlink w:history="1" r:id="rId3t270pty3knsg8asat5qq">
         <w:r>
           <w:rPr>
             <w:rFonts w:ascii="Arial" w:cs="Arial" w:eastAsia="Arial" w:hAnsi="Arial"/>
@@ -23241,7 +23241,7 @@
         </w:rPr>
         <w:t xml:space="preserve"> (</w:t>
       </w:r>
-      <w:hyperlink w:history="1" r:id="rIdx-4zpfdrnjgi7k6x-wzgx">
+      <w:hyperlink w:history="1" r:id="rIdf925jldudfa459wdlwhtk">
         <w:r>
           <w:rPr>
             <w:rFonts w:ascii="Arial" w:cs="Arial" w:eastAsia="Arial" w:hAnsi="Arial"/>
@@ -24254,7 +24254,7 @@
             <w:pPr>
               <w:spacing w:after="20" w:before="0"/>
             </w:pPr>
-            <w:hyperlink w:history="1" r:id="rId77ai6nmsdvscnwahuxcsh">
+            <w:hyperlink w:history="1" r:id="rIdowwm4hefdlnvfcmehl6tt">
               <w:r>
                 <w:rPr>
                   <w:rFonts w:ascii="Arial" w:cs="Arial" w:eastAsia="Arial" w:hAnsi="Arial"/>
@@ -24287,7 +24287,7 @@
               <w:spacing w:after="10" w:before="0"/>
               <w:ind w:left="120"/>
             </w:pPr>
-            <w:hyperlink w:history="1" r:id="rId_bl1cq7pj6rtxe8zi3f-d">
+            <w:hyperlink w:history="1" r:id="rId4fyubx40tpf_pfh0l_kod">
               <w:r>
                 <w:rPr>
                   <w:rFonts w:ascii="Arial" w:cs="Arial" w:eastAsia="Arial" w:hAnsi="Arial"/>
@@ -24332,7 +24332,7 @@
             <w:pPr>
               <w:spacing w:after="20" w:before="0"/>
             </w:pPr>
-            <w:hyperlink w:history="1" r:id="rIdpyio0v7fmdexx6bjlt6y3">
+            <w:hyperlink w:history="1" r:id="rId44zsls9sd6odrhhb4d89l">
               <w:r>
                 <w:rPr>
                   <w:rFonts w:ascii="Arial" w:cs="Arial" w:eastAsia="Arial" w:hAnsi="Arial"/>
@@ -24365,7 +24365,7 @@
               <w:spacing w:after="10" w:before="0"/>
               <w:ind w:left="120"/>
             </w:pPr>
-            <w:hyperlink w:history="1" r:id="rIduw-egfau4xqnkkrpgogxi">
+            <w:hyperlink w:history="1" r:id="rIdb5ezq5tirix9_gvxa1yu3">
               <w:r>
                 <w:rPr>
                   <w:rFonts w:ascii="Arial" w:cs="Arial" w:eastAsia="Arial" w:hAnsi="Arial"/>
@@ -24560,7 +24560,7 @@
             <w:pPr>
               <w:spacing w:after="20" w:before="0"/>
             </w:pPr>
-            <w:hyperlink w:history="1" r:id="rIdpnb-802fi7ly0j2fzjpmm">
+            <w:hyperlink w:history="1" r:id="rIdt-llejp8271rb9p2bzscs">
               <w:r>
                 <w:rPr>
                   <w:rFonts w:ascii="Arial" w:cs="Arial" w:eastAsia="Arial" w:hAnsi="Arial"/>
@@ -24593,7 +24593,7 @@
               <w:spacing w:after="10" w:before="0"/>
               <w:ind w:left="120"/>
             </w:pPr>
-            <w:hyperlink w:history="1" r:id="rId-viukcbhsqnqlx_qxvosr">
+            <w:hyperlink w:history="1" r:id="rIdvc7fr_ec5tlicwog-ezcl">
               <w:r>
                 <w:rPr>
                   <w:rFonts w:ascii="Arial" w:cs="Arial" w:eastAsia="Arial" w:hAnsi="Arial"/>
@@ -24638,7 +24638,7 @@
             <w:pPr>
               <w:spacing w:after="20" w:before="0"/>
             </w:pPr>
-            <w:hyperlink w:history="1" r:id="rIdv1jvey92fibkldikrnapa">
+            <w:hyperlink w:history="1" r:id="rIdvvsoejo5qaiakuaqrklaj">
               <w:r>
                 <w:rPr>
                   <w:rFonts w:ascii="Arial" w:cs="Arial" w:eastAsia="Arial" w:hAnsi="Arial"/>
@@ -24671,7 +24671,7 @@
               <w:spacing w:after="10" w:before="0"/>
               <w:ind w:left="120"/>
             </w:pPr>
-            <w:hyperlink w:history="1" r:id="rIdrjdy04vtrmwb-fa-mndgg">
+            <w:hyperlink w:history="1" r:id="rIdqhfgnfbsyvxobxtmz4iaa">
               <w:r>
                 <w:rPr>
                   <w:rFonts w:ascii="Arial" w:cs="Arial" w:eastAsia="Arial" w:hAnsi="Arial"/>
@@ -24866,7 +24866,7 @@
             <w:pPr>
               <w:spacing w:after="20" w:before="0"/>
             </w:pPr>
-            <w:hyperlink w:history="1" r:id="rIdp2gg5utgtac8bqbbg9rfk">
+            <w:hyperlink w:history="1" r:id="rIdy8hpjbf8nge_q8a1ictxw">
               <w:r>
                 <w:rPr>
                   <w:rFonts w:ascii="Arial" w:cs="Arial" w:eastAsia="Arial" w:hAnsi="Arial"/>
@@ -24899,7 +24899,7 @@
               <w:spacing w:after="10" w:before="0"/>
               <w:ind w:left="120"/>
             </w:pPr>
-            <w:hyperlink w:history="1" r:id="rId1jhw3cz8wv1yqczngfsdk">
+            <w:hyperlink w:history="1" r:id="rIdsdjo5zubiu4itpkji1gig">
               <w:r>
                 <w:rPr>
                   <w:rFonts w:ascii="Arial" w:cs="Arial" w:eastAsia="Arial" w:hAnsi="Arial"/>
@@ -24944,7 +24944,7 @@
             <w:pPr>
               <w:spacing w:after="20" w:before="0"/>
             </w:pPr>
-            <w:hyperlink w:history="1" r:id="rIdv4mpgx5rplej33qek8na-">
+            <w:hyperlink w:history="1" r:id="rId17rrhmwuppdb_bflhrizq">
               <w:r>
                 <w:rPr>
                   <w:rFonts w:ascii="Arial" w:cs="Arial" w:eastAsia="Arial" w:hAnsi="Arial"/>
@@ -24977,7 +24977,7 @@
               <w:spacing w:after="10" w:before="0"/>
               <w:ind w:left="120"/>
             </w:pPr>
-            <w:hyperlink w:history="1" r:id="rId_8rfq_bmv9l_ec-_ilkjf">
+            <w:hyperlink w:history="1" r:id="rIdda-mxwcbctrzbz5ancsnh">
               <w:r>
                 <w:rPr>
                   <w:rFonts w:ascii="Arial" w:cs="Arial" w:eastAsia="Arial" w:hAnsi="Arial"/>
@@ -25172,7 +25172,7 @@
             <w:pPr>
               <w:spacing w:after="20" w:before="0"/>
             </w:pPr>
-            <w:hyperlink w:history="1" r:id="rIddvpexdldu25u48imhlhzd">
+            <w:hyperlink w:history="1" r:id="rId-yygvlqfpngu9_erwq_vy">
               <w:r>
                 <w:rPr>
                   <w:rFonts w:ascii="Arial" w:cs="Arial" w:eastAsia="Arial" w:hAnsi="Arial"/>
@@ -25205,7 +25205,7 @@
               <w:spacing w:after="10" w:before="0"/>
               <w:ind w:left="120"/>
             </w:pPr>
-            <w:hyperlink w:history="1" r:id="rId-o-aedxj3zcuxirutlvjf">
+            <w:hyperlink w:history="1" r:id="rId_kyj5hzladgipyc_iad8q">
               <w:r>
                 <w:rPr>
                   <w:rFonts w:ascii="Arial" w:cs="Arial" w:eastAsia="Arial" w:hAnsi="Arial"/>
@@ -25250,7 +25250,7 @@
             <w:pPr>
               <w:spacing w:after="20" w:before="0"/>
             </w:pPr>
-            <w:hyperlink w:history="1" r:id="rIdc3cih1-mp4sdody4zpfqt">
+            <w:hyperlink w:history="1" r:id="rIdyv5ylduwytrukuyt0e3ig">
               <w:r>
                 <w:rPr>
                   <w:rFonts w:ascii="Arial" w:cs="Arial" w:eastAsia="Arial" w:hAnsi="Arial"/>
@@ -25283,7 +25283,7 @@
               <w:spacing w:after="10" w:before="0"/>
               <w:ind w:left="120"/>
             </w:pPr>
-            <w:hyperlink w:history="1" r:id="rIdt_cxihw6ztzfgeq6pzss2">
+            <w:hyperlink w:history="1" r:id="rIdzourvs7s4usjjwncnbzmy">
               <w:r>
                 <w:rPr>
                   <w:rFonts w:ascii="Arial" w:cs="Arial" w:eastAsia="Arial" w:hAnsi="Arial"/>
@@ -25478,7 +25478,7 @@
             <w:pPr>
               <w:spacing w:after="20" w:before="0"/>
             </w:pPr>
-            <w:hyperlink w:history="1" r:id="rIdvr5cguo90ytehzy0as4uu">
+            <w:hyperlink w:history="1" r:id="rId-nzcylelsu5l1lzapwo8m">
               <w:r>
                 <w:rPr>
                   <w:rFonts w:ascii="Arial" w:cs="Arial" w:eastAsia="Arial" w:hAnsi="Arial"/>
@@ -25511,7 +25511,7 @@
               <w:spacing w:after="10" w:before="0"/>
               <w:ind w:left="120"/>
             </w:pPr>
-            <w:hyperlink w:history="1" r:id="rIddrf6z8ev5xkn81c2p3jyj">
+            <w:hyperlink w:history="1" r:id="rIdrfkwyeifdjbd2dsxw8rug">
               <w:r>
                 <w:rPr>
                   <w:rFonts w:ascii="Arial" w:cs="Arial" w:eastAsia="Arial" w:hAnsi="Arial"/>
@@ -25556,7 +25556,7 @@
             <w:pPr>
               <w:spacing w:after="20" w:before="0"/>
             </w:pPr>
-            <w:hyperlink w:history="1" r:id="rId3laooaiy9va5_c8aa7elt">
+            <w:hyperlink w:history="1" r:id="rId4z-ndmo5imq3rcfrtjrkh">
               <w:r>
                 <w:rPr>
                   <w:rFonts w:ascii="Arial" w:cs="Arial" w:eastAsia="Arial" w:hAnsi="Arial"/>
@@ -25589,7 +25589,7 @@
               <w:spacing w:after="10" w:before="0"/>
               <w:ind w:left="120"/>
             </w:pPr>
-            <w:hyperlink w:history="1" r:id="rIduneebogqsjglsgnxhscgj">
+            <w:hyperlink w:history="1" r:id="rIdo1z3e8paj7nir-aelvkqb">
               <w:r>
                 <w:rPr>
                   <w:rFonts w:ascii="Arial" w:cs="Arial" w:eastAsia="Arial" w:hAnsi="Arial"/>
@@ -26215,7 +26215,7 @@
         </w:rPr>
         <w:t xml:space="preserve">© 2026 SeaVuria and ARES. Aligned with KICD objectives. Developed by SeaVuria; technical implementation by ARES (with AI assistance from Claude). Licensed under </w:t>
       </w:r>
-      <w:hyperlink w:history="1" r:id="rIdwyustvquc2pll4m4o928z">
+      <w:hyperlink w:history="1" r:id="rIdyv_l_kagm0x5ivccur3a5">
         <w:r>
           <w:rPr>
             <w:rFonts w:ascii="Arial" w:cs="Arial" w:eastAsia="Arial" w:hAnsi="Arial"/>
@@ -26236,7 +26236,7 @@
         </w:rPr>
         <w:t xml:space="preserve"> (</w:t>
       </w:r>
-      <w:hyperlink w:history="1" r:id="rIdeuefokqafxzknfo8q3sko">
+      <w:hyperlink w:history="1" r:id="rIddqqqrjvlwhgmv3b0tlet9">
         <w:r>
           <w:rPr>
             <w:rFonts w:ascii="Arial" w:cs="Arial" w:eastAsia="Arial" w:hAnsi="Arial"/>

--- a/data/outputs/v2/Essential_Mathematics/SS3.2_Probability_I/Essential_Mathematics_Probability_I_CBE_LessonSequence.docx
+++ b/data/outputs/v2/Essential_Mathematics/SS3.2_Probability_I/Essential_Mathematics_Probability_I_CBE_LessonSequence.docx
@@ -4,6 +4,7 @@
   <w:body>
     <w:p>
       <w:pPr>
+        <w:keepNext w:val="false"/>
         <w:spacing w:after="30" w:before="0"/>
         <w:jc w:val="center"/>
       </w:pPr>
@@ -23,6 +24,7 @@
     </w:p>
     <w:p>
       <w:pPr>
+        <w:keepNext w:val="false"/>
         <w:spacing w:after="60" w:before="0"/>
         <w:jc w:val="center"/>
       </w:pPr>
@@ -81,6 +83,7 @@
           </w:tcPr>
           <w:p>
             <w:pPr>
+              <w:keepNext w:val="false"/>
               <w:spacing w:after="40" w:before="0"/>
               <w:jc w:val="center"/>
             </w:pPr>
@@ -115,6 +118,7 @@
           </w:tcPr>
           <w:p>
             <w:pPr>
+              <w:keepNext w:val="false"/>
               <w:spacing w:after="40" w:before="0"/>
               <w:jc w:val="left"/>
             </w:pPr>
@@ -147,6 +151,7 @@
           </w:tcPr>
           <w:p>
             <w:pPr>
+              <w:keepNext w:val="false"/>
               <w:spacing w:after="40" w:before="0"/>
               <w:jc w:val="left"/>
             </w:pPr>
@@ -181,6 +186,7 @@
           </w:tcPr>
           <w:p>
             <w:pPr>
+              <w:keepNext w:val="false"/>
               <w:spacing w:after="40" w:before="0"/>
               <w:jc w:val="left"/>
             </w:pPr>
@@ -213,6 +219,7 @@
           </w:tcPr>
           <w:p>
             <w:pPr>
+              <w:keepNext w:val="false"/>
               <w:spacing w:after="40" w:before="0"/>
               <w:jc w:val="left"/>
             </w:pPr>
@@ -247,6 +254,7 @@
           </w:tcPr>
           <w:p>
             <w:pPr>
+              <w:keepNext w:val="false"/>
               <w:spacing w:after="40" w:before="0"/>
               <w:jc w:val="left"/>
             </w:pPr>
@@ -279,6 +287,7 @@
           </w:tcPr>
           <w:p>
             <w:pPr>
+              <w:keepNext w:val="false"/>
               <w:spacing w:after="40" w:before="0"/>
               <w:jc w:val="left"/>
             </w:pPr>
@@ -313,6 +322,7 @@
           </w:tcPr>
           <w:p>
             <w:pPr>
+              <w:keepNext w:val="false"/>
               <w:spacing w:after="40" w:before="0"/>
               <w:jc w:val="left"/>
             </w:pPr>
@@ -345,6 +355,7 @@
           </w:tcPr>
           <w:p>
             <w:pPr>
+              <w:keepNext w:val="false"/>
               <w:spacing w:after="40" w:before="0"/>
               <w:jc w:val="left"/>
             </w:pPr>
@@ -379,6 +390,7 @@
           </w:tcPr>
           <w:p>
             <w:pPr>
+              <w:keepNext w:val="false"/>
               <w:spacing w:after="40" w:before="0"/>
               <w:jc w:val="left"/>
             </w:pPr>
@@ -411,6 +423,7 @@
           </w:tcPr>
           <w:p>
             <w:pPr>
+              <w:keepNext w:val="false"/>
               <w:spacing w:after="40" w:before="0"/>
               <w:jc w:val="left"/>
             </w:pPr>
@@ -445,6 +458,7 @@
           </w:tcPr>
           <w:p>
             <w:pPr>
+              <w:keepNext w:val="false"/>
               <w:spacing w:after="40" w:before="0"/>
               <w:jc w:val="left"/>
             </w:pPr>
@@ -652,6 +666,7 @@
           </w:tcPr>
           <w:p>
             <w:pPr>
+              <w:keepNext w:val="false"/>
               <w:spacing w:after="40" w:before="0"/>
               <w:jc w:val="left"/>
             </w:pPr>
@@ -684,6 +699,7 @@
           </w:tcPr>
           <w:p>
             <w:pPr>
+              <w:keepNext w:val="false"/>
               <w:spacing w:after="40" w:before="0"/>
               <w:jc w:val="left"/>
             </w:pPr>
@@ -703,6 +719,7 @@
           </w:p>
           <w:p>
             <w:pPr>
+              <w:keepNext w:val="false"/>
               <w:spacing w:after="40" w:before="0"/>
               <w:jc w:val="left"/>
             </w:pPr>
@@ -722,6 +739,7 @@
           </w:p>
           <w:p>
             <w:pPr>
+              <w:keepNext w:val="false"/>
               <w:spacing w:after="40" w:before="0"/>
               <w:jc w:val="left"/>
             </w:pPr>
@@ -741,6 +759,7 @@
           </w:p>
           <w:p>
             <w:pPr>
+              <w:keepNext w:val="false"/>
               <w:spacing w:after="40" w:before="0"/>
               <w:jc w:val="left"/>
             </w:pPr>
@@ -760,6 +779,7 @@
           </w:p>
           <w:p>
             <w:pPr>
+              <w:keepNext w:val="false"/>
               <w:spacing w:after="40" w:before="0"/>
               <w:jc w:val="left"/>
             </w:pPr>
@@ -779,6 +799,7 @@
           </w:p>
           <w:p>
             <w:pPr>
+              <w:keepNext w:val="false"/>
               <w:spacing w:after="40" w:before="0"/>
               <w:jc w:val="left"/>
             </w:pPr>
@@ -798,6 +819,7 @@
           </w:p>
           <w:p>
             <w:pPr>
+              <w:keepNext w:val="false"/>
               <w:spacing w:after="40" w:before="0"/>
               <w:jc w:val="left"/>
             </w:pPr>
@@ -817,6 +839,7 @@
           </w:p>
           <w:p>
             <w:pPr>
+              <w:keepNext w:val="false"/>
               <w:spacing w:after="40" w:before="0"/>
               <w:jc w:val="left"/>
             </w:pPr>
@@ -836,6 +859,7 @@
           </w:p>
           <w:p>
             <w:pPr>
+              <w:keepNext w:val="false"/>
               <w:spacing w:after="40" w:before="0"/>
               <w:jc w:val="left"/>
             </w:pPr>
@@ -855,6 +879,7 @@
           </w:p>
           <w:p>
             <w:pPr>
+              <w:keepNext w:val="false"/>
               <w:spacing w:after="40" w:before="0"/>
               <w:jc w:val="left"/>
             </w:pPr>
@@ -889,6 +914,7 @@
           </w:tcPr>
           <w:p>
             <w:pPr>
+              <w:keepNext w:val="false"/>
               <w:spacing w:after="40" w:before="0"/>
               <w:jc w:val="left"/>
             </w:pPr>
@@ -976,6 +1002,7 @@
           </w:tcPr>
           <w:p>
             <w:pPr>
+              <w:keepNext w:val="false"/>
               <w:spacing w:after="40" w:before="0"/>
               <w:jc w:val="left"/>
             </w:pPr>
@@ -1063,6 +1090,7 @@
           </w:tcPr>
           <w:p>
             <w:pPr>
+              <w:keepNext w:val="false"/>
               <w:spacing w:after="40" w:before="0"/>
               <w:jc w:val="left"/>
             </w:pPr>
@@ -1190,6 +1218,7 @@
           </w:tcPr>
           <w:p>
             <w:pPr>
+              <w:keepNext w:val="false"/>
               <w:spacing w:after="40" w:before="0"/>
               <w:jc w:val="left"/>
             </w:pPr>
@@ -1277,6 +1306,7 @@
           </w:tcPr>
           <w:p>
             <w:pPr>
+              <w:keepNext w:val="false"/>
               <w:spacing w:after="40" w:before="0"/>
               <w:jc w:val="left"/>
             </w:pPr>
@@ -1424,6 +1454,7 @@
           </w:tcPr>
           <w:p>
             <w:pPr>
+              <w:keepNext w:val="false"/>
               <w:spacing w:after="40" w:before="0"/>
               <w:jc w:val="left"/>
             </w:pPr>
@@ -1456,6 +1487,7 @@
           </w:tcPr>
           <w:p>
             <w:pPr>
+              <w:keepNext w:val="false"/>
               <w:spacing w:after="40" w:before="0"/>
               <w:jc w:val="left"/>
             </w:pPr>
@@ -1490,6 +1522,7 @@
           </w:tcPr>
           <w:p>
             <w:pPr>
+              <w:keepNext w:val="false"/>
               <w:spacing w:after="40" w:before="0"/>
               <w:jc w:val="left"/>
             </w:pPr>
@@ -1522,6 +1555,7 @@
           </w:tcPr>
           <w:p>
             <w:pPr>
+              <w:keepNext w:val="false"/>
               <w:spacing w:after="40" w:before="0"/>
               <w:jc w:val="left"/>
             </w:pPr>
@@ -1541,6 +1575,7 @@
           </w:p>
           <w:p>
             <w:pPr>
+              <w:keepNext w:val="false"/>
               <w:spacing w:after="40" w:before="0"/>
               <w:jc w:val="left"/>
             </w:pPr>
@@ -1560,6 +1595,7 @@
           </w:p>
           <w:p>
             <w:pPr>
+              <w:keepNext w:val="false"/>
               <w:spacing w:after="40" w:before="0"/>
               <w:jc w:val="left"/>
             </w:pPr>
@@ -1579,6 +1615,7 @@
           </w:p>
           <w:p>
             <w:pPr>
+              <w:keepNext w:val="false"/>
               <w:spacing w:after="40" w:before="0"/>
               <w:jc w:val="left"/>
             </w:pPr>
@@ -1613,6 +1650,7 @@
           </w:tcPr>
           <w:p>
             <w:pPr>
+              <w:keepNext w:val="false"/>
               <w:spacing w:after="40" w:before="0"/>
               <w:jc w:val="left"/>
             </w:pPr>
@@ -1645,6 +1683,7 @@
           </w:tcPr>
           <w:p>
             <w:pPr>
+              <w:keepNext w:val="false"/>
               <w:spacing w:after="40" w:before="0"/>
               <w:jc w:val="left"/>
             </w:pPr>
@@ -1679,6 +1718,7 @@
           </w:tcPr>
           <w:p>
             <w:pPr>
+              <w:keepNext w:val="false"/>
               <w:spacing w:after="40" w:before="0"/>
               <w:jc w:val="left"/>
             </w:pPr>
@@ -1711,6 +1751,7 @@
           </w:tcPr>
           <w:p>
             <w:pPr>
+              <w:keepNext w:val="false"/>
               <w:spacing w:after="40" w:before="0"/>
               <w:jc w:val="left"/>
             </w:pPr>
@@ -1730,6 +1771,7 @@
           </w:p>
           <w:p>
             <w:pPr>
+              <w:keepNext w:val="false"/>
               <w:spacing w:after="40" w:before="0"/>
               <w:jc w:val="left"/>
             </w:pPr>
@@ -1749,6 +1791,7 @@
           </w:p>
           <w:p>
             <w:pPr>
+              <w:keepNext w:val="false"/>
               <w:spacing w:after="40" w:before="0"/>
               <w:jc w:val="left"/>
             </w:pPr>
@@ -1768,6 +1811,7 @@
           </w:p>
           <w:p>
             <w:pPr>
+              <w:keepNext w:val="false"/>
               <w:spacing w:after="40" w:before="0"/>
               <w:jc w:val="left"/>
             </w:pPr>
@@ -1787,6 +1831,7 @@
           </w:p>
           <w:p>
             <w:pPr>
+              <w:keepNext w:val="false"/>
               <w:spacing w:after="40" w:before="0"/>
               <w:jc w:val="left"/>
             </w:pPr>
@@ -1806,6 +1851,7 @@
           </w:p>
           <w:p>
             <w:pPr>
+              <w:keepNext w:val="false"/>
               <w:spacing w:after="40" w:before="0"/>
               <w:jc w:val="left"/>
             </w:pPr>
@@ -1825,6 +1871,7 @@
           </w:p>
           <w:p>
             <w:pPr>
+              <w:keepNext w:val="false"/>
               <w:spacing w:after="40" w:before="0"/>
               <w:jc w:val="left"/>
             </w:pPr>
@@ -1844,6 +1891,7 @@
           </w:p>
           <w:p>
             <w:pPr>
+              <w:keepNext w:val="false"/>
               <w:spacing w:after="40" w:before="0"/>
               <w:jc w:val="left"/>
             </w:pPr>
@@ -1863,6 +1911,7 @@
           </w:p>
           <w:p>
             <w:pPr>
+              <w:keepNext w:val="false"/>
               <w:spacing w:after="40" w:before="0"/>
               <w:jc w:val="left"/>
             </w:pPr>
@@ -1882,6 +1931,7 @@
           </w:p>
           <w:p>
             <w:pPr>
+              <w:keepNext w:val="false"/>
               <w:spacing w:after="40" w:before="0"/>
               <w:jc w:val="left"/>
             </w:pPr>
@@ -1901,6 +1951,7 @@
           </w:p>
           <w:p>
             <w:pPr>
+              <w:keepNext w:val="false"/>
               <w:spacing w:after="40" w:before="0"/>
               <w:jc w:val="left"/>
             </w:pPr>
@@ -1920,6 +1971,7 @@
           </w:p>
           <w:p>
             <w:pPr>
+              <w:keepNext w:val="false"/>
               <w:spacing w:after="40" w:before="0"/>
               <w:jc w:val="left"/>
             </w:pPr>
@@ -1939,6 +1991,7 @@
           </w:p>
           <w:p>
             <w:pPr>
+              <w:keepNext w:val="false"/>
               <w:spacing w:after="40" w:before="0"/>
               <w:jc w:val="left"/>
             </w:pPr>
@@ -1958,6 +2011,7 @@
           </w:p>
           <w:p>
             <w:pPr>
+              <w:keepNext w:val="false"/>
               <w:spacing w:after="40" w:before="0"/>
               <w:jc w:val="left"/>
             </w:pPr>
@@ -1977,6 +2031,7 @@
           </w:p>
           <w:p>
             <w:pPr>
+              <w:keepNext w:val="false"/>
               <w:spacing w:after="40" w:before="0"/>
               <w:jc w:val="left"/>
             </w:pPr>
@@ -2011,6 +2066,7 @@
           </w:tcPr>
           <w:p>
             <w:pPr>
+              <w:keepNext w:val="false"/>
               <w:spacing w:after="40" w:before="0"/>
               <w:jc w:val="left"/>
             </w:pPr>
@@ -2242,7 +2298,7 @@
         </w:rPr>
         <w:t xml:space="preserve">© 2026 SeaVuria and ARES. This work is licensed under a </w:t>
       </w:r>
-      <w:hyperlink w:history="1" r:id="rIdjqya0-2gojhtesnnzk3ab">
+      <w:hyperlink w:history="1" r:id="rIdqr5_9fyogsxjdbelfsf22">
         <w:r>
           <w:rPr>
             <w:rFonts w:ascii="Arial" w:cs="Arial" w:eastAsia="Arial" w:hAnsi="Arial"/>
@@ -2262,7 +2318,7 @@
         </w:rPr>
         <w:t xml:space="preserve"> (</w:t>
       </w:r>
-      <w:hyperlink w:history="1" r:id="rId98rhthvhyufxiqd7ugg0o">
+      <w:hyperlink w:history="1" r:id="rIdqvwrsykpeqpjzk6gdhrsc">
         <w:r>
           <w:rPr>
             <w:rFonts w:ascii="Arial" w:cs="Arial" w:eastAsia="Arial" w:hAnsi="Arial"/>
@@ -2282,7 +2338,7 @@
         </w:rPr>
         <w:t xml:space="preserve">). To view a copy of this license, visit </w:t>
       </w:r>
-      <w:hyperlink w:history="1" r:id="rIdfadyp3rpfwxfxuyhgjze-">
+      <w:hyperlink w:history="1" r:id="rIdx_u-xq-9yjnqprvnwwbww">
         <w:r>
           <w:rPr>
             <w:rFonts w:ascii="Arial" w:cs="Arial" w:eastAsia="Arial" w:hAnsi="Arial"/>
@@ -2341,6 +2397,7 @@
           </w:tcPr>
           <w:p>
             <w:pPr>
+              <w:keepNext w:val="false"/>
               <w:spacing w:after="40" w:before="0"/>
               <w:jc w:val="center"/>
             </w:pPr>
@@ -2376,6 +2433,7 @@
           </w:tcPr>
           <w:p>
             <w:pPr>
+              <w:keepNext w:val="false"/>
               <w:spacing w:after="40" w:before="0"/>
               <w:jc w:val="center"/>
             </w:pPr>
@@ -2410,6 +2468,7 @@
           </w:tcPr>
           <w:p>
             <w:pPr>
+              <w:keepNext w:val="false"/>
               <w:spacing w:after="40" w:before="0"/>
               <w:jc w:val="left"/>
             </w:pPr>
@@ -2442,6 +2501,7 @@
           </w:tcPr>
           <w:p>
             <w:pPr>
+              <w:keepNext w:val="false"/>
               <w:spacing w:after="40" w:before="0"/>
               <w:jc w:val="left"/>
             </w:pPr>
@@ -2476,6 +2536,7 @@
           </w:tcPr>
           <w:p>
             <w:pPr>
+              <w:keepNext w:val="false"/>
               <w:spacing w:after="40" w:before="0"/>
               <w:jc w:val="left"/>
             </w:pPr>
@@ -2508,6 +2569,7 @@
           </w:tcPr>
           <w:p>
             <w:pPr>
+              <w:keepNext w:val="false"/>
               <w:spacing w:after="40" w:before="0"/>
               <w:jc w:val="left"/>
             </w:pPr>
@@ -2542,6 +2604,7 @@
           </w:tcPr>
           <w:p>
             <w:pPr>
+              <w:keepNext w:val="false"/>
               <w:spacing w:after="40" w:before="0"/>
               <w:jc w:val="left"/>
             </w:pPr>
@@ -2574,6 +2637,7 @@
           </w:tcPr>
           <w:p>
             <w:pPr>
+              <w:keepNext w:val="false"/>
               <w:spacing w:after="40" w:before="0"/>
               <w:jc w:val="left"/>
             </w:pPr>
@@ -2608,6 +2672,7 @@
           </w:tcPr>
           <w:p>
             <w:pPr>
+              <w:keepNext w:val="false"/>
               <w:spacing w:after="40" w:before="0"/>
               <w:jc w:val="left"/>
             </w:pPr>
@@ -2640,6 +2705,7 @@
           </w:tcPr>
           <w:p>
             <w:pPr>
+              <w:keepNext w:val="false"/>
               <w:spacing w:after="40" w:before="0"/>
               <w:jc w:val="left"/>
             </w:pPr>
@@ -2674,6 +2740,7 @@
           </w:tcPr>
           <w:p>
             <w:pPr>
+              <w:keepNext w:val="false"/>
               <w:spacing w:after="40" w:before="0"/>
               <w:jc w:val="left"/>
             </w:pPr>
@@ -2706,6 +2773,7 @@
           </w:tcPr>
           <w:p>
             <w:pPr>
+              <w:keepNext w:val="false"/>
               <w:spacing w:after="40" w:before="0"/>
               <w:jc w:val="left"/>
             </w:pPr>
@@ -2740,6 +2808,7 @@
           </w:tcPr>
           <w:p>
             <w:pPr>
+              <w:keepNext w:val="false"/>
               <w:spacing w:after="40" w:before="0"/>
               <w:jc w:val="left"/>
             </w:pPr>
@@ -2772,6 +2841,7 @@
           </w:tcPr>
           <w:p>
             <w:pPr>
+              <w:keepNext w:val="false"/>
               <w:spacing w:after="40" w:before="0"/>
               <w:jc w:val="left"/>
             </w:pPr>
@@ -2806,6 +2876,7 @@
           </w:tcPr>
           <w:p>
             <w:pPr>
+              <w:keepNext w:val="false"/>
               <w:spacing w:after="40" w:before="0"/>
               <w:jc w:val="left"/>
             </w:pPr>
@@ -2838,6 +2909,7 @@
           </w:tcPr>
           <w:p>
             <w:pPr>
+              <w:keepNext w:val="false"/>
               <w:spacing w:after="40" w:before="0"/>
               <w:jc w:val="left"/>
             </w:pPr>
@@ -2872,6 +2944,7 @@
           </w:tcPr>
           <w:p>
             <w:pPr>
+              <w:keepNext w:val="false"/>
               <w:spacing w:after="40" w:before="0"/>
               <w:jc w:val="left"/>
             </w:pPr>
@@ -2904,6 +2977,7 @@
           </w:tcPr>
           <w:p>
             <w:pPr>
+              <w:keepNext w:val="false"/>
               <w:spacing w:after="40" w:before="0"/>
               <w:jc w:val="left"/>
             </w:pPr>
@@ -2963,6 +3037,7 @@
           </w:tcPr>
           <w:p>
             <w:pPr>
+              <w:keepNext w:val="false"/>
               <w:spacing w:after="40" w:before="0"/>
               <w:jc w:val="center"/>
             </w:pPr>
@@ -2997,6 +3072,7 @@
           </w:tcPr>
           <w:p>
             <w:pPr>
+              <w:keepNext w:val="false"/>
               <w:spacing w:after="40" w:before="0"/>
               <w:jc w:val="left"/>
             </w:pPr>
@@ -3061,6 +3137,7 @@
           </w:tcPr>
           <w:p>
             <w:pPr>
+              <w:keepNext w:val="false"/>
               <w:spacing w:after="40" w:before="0"/>
               <w:jc w:val="center"/>
             </w:pPr>
@@ -3095,6 +3172,7 @@
           </w:tcPr>
           <w:p>
             <w:pPr>
+              <w:keepNext w:val="false"/>
               <w:spacing w:after="40" w:before="0"/>
               <w:jc w:val="left"/>
             </w:pPr>
@@ -3127,6 +3205,7 @@
           </w:tcPr>
           <w:p>
             <w:pPr>
+              <w:keepNext w:val="false"/>
               <w:spacing w:after="40" w:before="0"/>
               <w:jc w:val="left"/>
             </w:pPr>
@@ -3159,6 +3238,7 @@
           </w:tcPr>
           <w:p>
             <w:pPr>
+              <w:keepNext w:val="false"/>
               <w:spacing w:after="40" w:before="0"/>
               <w:jc w:val="left"/>
             </w:pPr>
@@ -3191,6 +3271,7 @@
           </w:tcPr>
           <w:p>
             <w:pPr>
+              <w:keepNext w:val="false"/>
               <w:spacing w:after="40" w:before="0"/>
               <w:jc w:val="left"/>
             </w:pPr>
@@ -3223,6 +3304,7 @@
           </w:tcPr>
           <w:p>
             <w:pPr>
+              <w:keepNext w:val="false"/>
               <w:spacing w:after="40" w:before="0"/>
               <w:jc w:val="left"/>
             </w:pPr>
@@ -3257,6 +3339,7 @@
           </w:tcPr>
           <w:p>
             <w:pPr>
+              <w:keepNext w:val="false"/>
               <w:spacing w:after="40" w:before="0"/>
               <w:jc w:val="left"/>
             </w:pPr>
@@ -3294,7 +3377,7 @@
             <w:pPr>
               <w:spacing w:after="20" w:before="0"/>
             </w:pPr>
-            <w:hyperlink w:history="1" r:id="rIdic06jvp2qhxl6okflysix">
+            <w:hyperlink w:history="1" r:id="rId78iipig2yonyjng23f0cw">
               <w:r>
                 <w:rPr>
                   <w:rFonts w:ascii="Arial" w:cs="Arial" w:eastAsia="Arial" w:hAnsi="Arial"/>
@@ -3327,7 +3410,7 @@
               <w:spacing w:after="10" w:before="0"/>
               <w:ind w:left="120"/>
             </w:pPr>
-            <w:hyperlink w:history="1" r:id="rIds6wm8exb6tvgtfrqoz7q5">
+            <w:hyperlink w:history="1" r:id="rIdxapqmodbduvqhkbutpwwf">
               <w:r>
                 <w:rPr>
                   <w:rFonts w:ascii="Arial" w:cs="Arial" w:eastAsia="Arial" w:hAnsi="Arial"/>
@@ -3372,7 +3455,7 @@
             <w:pPr>
               <w:spacing w:after="20" w:before="0"/>
             </w:pPr>
-            <w:hyperlink w:history="1" r:id="rIdapsae5xp7xsuff6i7xwcp">
+            <w:hyperlink w:history="1" r:id="rIdxu9y_gwycnrz_fs4x04dl">
               <w:r>
                 <w:rPr>
                   <w:rFonts w:ascii="Arial" w:cs="Arial" w:eastAsia="Arial" w:hAnsi="Arial"/>
@@ -3405,7 +3488,7 @@
               <w:spacing w:after="10" w:before="0"/>
               <w:ind w:left="120"/>
             </w:pPr>
-            <w:hyperlink w:history="1" r:id="rIdt3xgcanrcvkrbhko2rgbl">
+            <w:hyperlink w:history="1" r:id="rIdq6no0k6hvyy3cp_1cmobj">
               <w:r>
                 <w:rPr>
                   <w:rFonts w:ascii="Arial" w:cs="Arial" w:eastAsia="Arial" w:hAnsi="Arial"/>
@@ -3433,6 +3516,7 @@
           </w:tcPr>
           <w:p>
             <w:pPr>
+              <w:keepNext w:val="false"/>
               <w:spacing w:after="40" w:before="0"/>
               <w:jc w:val="left"/>
             </w:pPr>
@@ -3465,6 +3549,7 @@
           </w:tcPr>
           <w:p>
             <w:pPr>
+              <w:keepNext w:val="false"/>
               <w:spacing w:after="40" w:before="0"/>
               <w:jc w:val="left"/>
             </w:pPr>
@@ -3497,6 +3582,7 @@
           </w:tcPr>
           <w:p>
             <w:pPr>
+              <w:keepNext w:val="false"/>
               <w:spacing w:after="40" w:before="0"/>
               <w:jc w:val="left"/>
             </w:pPr>
@@ -3529,6 +3615,7 @@
           </w:tcPr>
           <w:p>
             <w:pPr>
+              <w:keepNext w:val="false"/>
               <w:spacing w:after="40" w:before="0"/>
               <w:jc w:val="left"/>
             </w:pPr>
@@ -3563,6 +3650,7 @@
           </w:tcPr>
           <w:p>
             <w:pPr>
+              <w:keepNext w:val="false"/>
               <w:spacing w:after="40" w:before="0"/>
               <w:jc w:val="left"/>
             </w:pPr>
@@ -3600,7 +3688,7 @@
             <w:pPr>
               <w:spacing w:after="20" w:before="0"/>
             </w:pPr>
-            <w:hyperlink w:history="1" r:id="rIdtu3i7yu3pzykloqb6qigt">
+            <w:hyperlink w:history="1" r:id="rIdujtqnsq_t-3ecma2q-jdw">
               <w:r>
                 <w:rPr>
                   <w:rFonts w:ascii="Arial" w:cs="Arial" w:eastAsia="Arial" w:hAnsi="Arial"/>
@@ -3633,7 +3721,7 @@
               <w:spacing w:after="10" w:before="0"/>
               <w:ind w:left="120"/>
             </w:pPr>
-            <w:hyperlink w:history="1" r:id="rId11zxujote5j0l07ai5tmh">
+            <w:hyperlink w:history="1" r:id="rIdm6xhzzsftrcubisvok8mh">
               <w:r>
                 <w:rPr>
                   <w:rFonts w:ascii="Arial" w:cs="Arial" w:eastAsia="Arial" w:hAnsi="Arial"/>
@@ -3678,7 +3766,7 @@
             <w:pPr>
               <w:spacing w:after="20" w:before="0"/>
             </w:pPr>
-            <w:hyperlink w:history="1" r:id="rIdeveunjf9vdyynvisrhtvp">
+            <w:hyperlink w:history="1" r:id="rIduea5vfwabavieodkzfmnq">
               <w:r>
                 <w:rPr>
                   <w:rFonts w:ascii="Arial" w:cs="Arial" w:eastAsia="Arial" w:hAnsi="Arial"/>
@@ -3711,7 +3799,7 @@
               <w:spacing w:after="10" w:before="0"/>
               <w:ind w:left="120"/>
             </w:pPr>
-            <w:hyperlink w:history="1" r:id="rIdijy3rix0smujfy9a3s2lg">
+            <w:hyperlink w:history="1" r:id="rId09esvg2nqwnnru5lzoayw">
               <w:r>
                 <w:rPr>
                   <w:rFonts w:ascii="Arial" w:cs="Arial" w:eastAsia="Arial" w:hAnsi="Arial"/>
@@ -3739,6 +3827,7 @@
           </w:tcPr>
           <w:p>
             <w:pPr>
+              <w:keepNext w:val="false"/>
               <w:spacing w:after="40" w:before="0"/>
               <w:jc w:val="left"/>
             </w:pPr>
@@ -3771,6 +3860,7 @@
           </w:tcPr>
           <w:p>
             <w:pPr>
+              <w:keepNext w:val="false"/>
               <w:spacing w:after="40" w:before="0"/>
               <w:jc w:val="left"/>
             </w:pPr>
@@ -3803,6 +3893,7 @@
           </w:tcPr>
           <w:p>
             <w:pPr>
+              <w:keepNext w:val="false"/>
               <w:spacing w:after="40" w:before="0"/>
               <w:jc w:val="left"/>
             </w:pPr>
@@ -3835,6 +3926,7 @@
           </w:tcPr>
           <w:p>
             <w:pPr>
+              <w:keepNext w:val="false"/>
               <w:spacing w:after="40" w:before="0"/>
               <w:jc w:val="left"/>
             </w:pPr>
@@ -3869,6 +3961,7 @@
           </w:tcPr>
           <w:p>
             <w:pPr>
+              <w:keepNext w:val="false"/>
               <w:spacing w:after="40" w:before="0"/>
               <w:jc w:val="left"/>
             </w:pPr>
@@ -3906,7 +3999,7 @@
             <w:pPr>
               <w:spacing w:after="20" w:before="0"/>
             </w:pPr>
-            <w:hyperlink w:history="1" r:id="rId7v2gqjw_17lg2fpv4wjhs">
+            <w:hyperlink w:history="1" r:id="rIdws7exbw-khsa1yvf-wnwz">
               <w:r>
                 <w:rPr>
                   <w:rFonts w:ascii="Arial" w:cs="Arial" w:eastAsia="Arial" w:hAnsi="Arial"/>
@@ -3939,7 +4032,7 @@
               <w:spacing w:after="10" w:before="0"/>
               <w:ind w:left="120"/>
             </w:pPr>
-            <w:hyperlink w:history="1" r:id="rId088su-t670instejj_0rn">
+            <w:hyperlink w:history="1" r:id="rIdoigwmsjptcdyh_5c9uuo4">
               <w:r>
                 <w:rPr>
                   <w:rFonts w:ascii="Arial" w:cs="Arial" w:eastAsia="Arial" w:hAnsi="Arial"/>
@@ -3984,7 +4077,7 @@
             <w:pPr>
               <w:spacing w:after="20" w:before="0"/>
             </w:pPr>
-            <w:hyperlink w:history="1" r:id="rIdgy9xpdtklxk48b7bmlqik">
+            <w:hyperlink w:history="1" r:id="rIdvjxb-zq13arlfuyndxnev">
               <w:r>
                 <w:rPr>
                   <w:rFonts w:ascii="Arial" w:cs="Arial" w:eastAsia="Arial" w:hAnsi="Arial"/>
@@ -4017,7 +4110,7 @@
               <w:spacing w:after="10" w:before="0"/>
               <w:ind w:left="120"/>
             </w:pPr>
-            <w:hyperlink w:history="1" r:id="rIdjh96epqfeum9ymcxlt4_t">
+            <w:hyperlink w:history="1" r:id="rIdm9g12uumlcnfhczxnpsv8">
               <w:r>
                 <w:rPr>
                   <w:rFonts w:ascii="Arial" w:cs="Arial" w:eastAsia="Arial" w:hAnsi="Arial"/>
@@ -4045,6 +4138,7 @@
           </w:tcPr>
           <w:p>
             <w:pPr>
+              <w:keepNext w:val="false"/>
               <w:spacing w:after="40" w:before="0"/>
               <w:jc w:val="left"/>
             </w:pPr>
@@ -4077,6 +4171,7 @@
           </w:tcPr>
           <w:p>
             <w:pPr>
+              <w:keepNext w:val="false"/>
               <w:spacing w:after="40" w:before="0"/>
               <w:jc w:val="left"/>
             </w:pPr>
@@ -4109,6 +4204,7 @@
           </w:tcPr>
           <w:p>
             <w:pPr>
+              <w:keepNext w:val="false"/>
               <w:spacing w:after="40" w:before="0"/>
               <w:jc w:val="left"/>
             </w:pPr>
@@ -4141,6 +4237,7 @@
           </w:tcPr>
           <w:p>
             <w:pPr>
+              <w:keepNext w:val="false"/>
               <w:spacing w:after="40" w:before="0"/>
               <w:jc w:val="left"/>
             </w:pPr>
@@ -4175,6 +4272,7 @@
           </w:tcPr>
           <w:p>
             <w:pPr>
+              <w:keepNext w:val="false"/>
               <w:spacing w:after="40" w:before="0"/>
               <w:jc w:val="left"/>
             </w:pPr>
@@ -4212,7 +4310,7 @@
             <w:pPr>
               <w:spacing w:after="20" w:before="0"/>
             </w:pPr>
-            <w:hyperlink w:history="1" r:id="rIdtojzvisy1urxpkl1qmx6i">
+            <w:hyperlink w:history="1" r:id="rId3wrshq2ja4cd8xumq_48s">
               <w:r>
                 <w:rPr>
                   <w:rFonts w:ascii="Arial" w:cs="Arial" w:eastAsia="Arial" w:hAnsi="Arial"/>
@@ -4245,7 +4343,7 @@
               <w:spacing w:after="10" w:before="0"/>
               <w:ind w:left="120"/>
             </w:pPr>
-            <w:hyperlink w:history="1" r:id="rIdiorlslsebguxn4u-wnf0r">
+            <w:hyperlink w:history="1" r:id="rIddktaokhens_ur1wlkqbzn">
               <w:r>
                 <w:rPr>
                   <w:rFonts w:ascii="Arial" w:cs="Arial" w:eastAsia="Arial" w:hAnsi="Arial"/>
@@ -4290,7 +4388,7 @@
             <w:pPr>
               <w:spacing w:after="20" w:before="0"/>
             </w:pPr>
-            <w:hyperlink w:history="1" r:id="rIdnagfmhgctc34lnewkc4nm">
+            <w:hyperlink w:history="1" r:id="rIdxyaxonmvyydpw9ilro527">
               <w:r>
                 <w:rPr>
                   <w:rFonts w:ascii="Arial" w:cs="Arial" w:eastAsia="Arial" w:hAnsi="Arial"/>
@@ -4323,7 +4421,7 @@
               <w:spacing w:after="10" w:before="0"/>
               <w:ind w:left="120"/>
             </w:pPr>
-            <w:hyperlink w:history="1" r:id="rIdv7t1uprci_0zzujp2a8su">
+            <w:hyperlink w:history="1" r:id="rId8v6qivt8h3ua2n2okd_n7">
               <w:r>
                 <w:rPr>
                   <w:rFonts w:ascii="Arial" w:cs="Arial" w:eastAsia="Arial" w:hAnsi="Arial"/>
@@ -4351,6 +4449,7 @@
           </w:tcPr>
           <w:p>
             <w:pPr>
+              <w:keepNext w:val="false"/>
               <w:spacing w:after="40" w:before="0"/>
               <w:jc w:val="left"/>
             </w:pPr>
@@ -4383,6 +4482,7 @@
           </w:tcPr>
           <w:p>
             <w:pPr>
+              <w:keepNext w:val="false"/>
               <w:spacing w:after="40" w:before="0"/>
               <w:jc w:val="left"/>
             </w:pPr>
@@ -4415,6 +4515,7 @@
           </w:tcPr>
           <w:p>
             <w:pPr>
+              <w:keepNext w:val="false"/>
               <w:spacing w:after="40" w:before="0"/>
               <w:jc w:val="left"/>
             </w:pPr>
@@ -4447,6 +4548,7 @@
           </w:tcPr>
           <w:p>
             <w:pPr>
+              <w:keepNext w:val="false"/>
               <w:spacing w:after="40" w:before="0"/>
               <w:jc w:val="left"/>
             </w:pPr>
@@ -4481,6 +4583,7 @@
           </w:tcPr>
           <w:p>
             <w:pPr>
+              <w:keepNext w:val="false"/>
               <w:spacing w:after="40" w:before="0"/>
               <w:jc w:val="left"/>
             </w:pPr>
@@ -4518,7 +4621,7 @@
             <w:pPr>
               <w:spacing w:after="20" w:before="0"/>
             </w:pPr>
-            <w:hyperlink w:history="1" r:id="rId6c-hax3hbc7mgt8rkqugb">
+            <w:hyperlink w:history="1" r:id="rIdhv2afahyttncxr8lrsyqh">
               <w:r>
                 <w:rPr>
                   <w:rFonts w:ascii="Arial" w:cs="Arial" w:eastAsia="Arial" w:hAnsi="Arial"/>
@@ -4551,7 +4654,7 @@
               <w:spacing w:after="10" w:before="0"/>
               <w:ind w:left="120"/>
             </w:pPr>
-            <w:hyperlink w:history="1" r:id="rIdm-jsn-uogaejz2wgjuhak">
+            <w:hyperlink w:history="1" r:id="rId5gc5npogogiwxxlliadhu">
               <w:r>
                 <w:rPr>
                   <w:rFonts w:ascii="Arial" w:cs="Arial" w:eastAsia="Arial" w:hAnsi="Arial"/>
@@ -4596,7 +4699,7 @@
             <w:pPr>
               <w:spacing w:after="20" w:before="0"/>
             </w:pPr>
-            <w:hyperlink w:history="1" r:id="rIdl_b5gmxyu37tm5l868abh">
+            <w:hyperlink w:history="1" r:id="rIdr5u1gop4o0ek9j86bd-wf">
               <w:r>
                 <w:rPr>
                   <w:rFonts w:ascii="Arial" w:cs="Arial" w:eastAsia="Arial" w:hAnsi="Arial"/>
@@ -4629,7 +4732,7 @@
               <w:spacing w:after="10" w:before="0"/>
               <w:ind w:left="120"/>
             </w:pPr>
-            <w:hyperlink w:history="1" r:id="rId7sh7sp8df_zg9tkdxc4xo">
+            <w:hyperlink w:history="1" r:id="rIdk93-objc2-bf748gx9y8b">
               <w:r>
                 <w:rPr>
                   <w:rFonts w:ascii="Arial" w:cs="Arial" w:eastAsia="Arial" w:hAnsi="Arial"/>
@@ -4657,6 +4760,7 @@
           </w:tcPr>
           <w:p>
             <w:pPr>
+              <w:keepNext w:val="false"/>
               <w:spacing w:after="40" w:before="0"/>
               <w:jc w:val="left"/>
             </w:pPr>
@@ -4689,6 +4793,7 @@
           </w:tcPr>
           <w:p>
             <w:pPr>
+              <w:keepNext w:val="false"/>
               <w:spacing w:after="40" w:before="0"/>
               <w:jc w:val="left"/>
             </w:pPr>
@@ -4721,6 +4826,7 @@
           </w:tcPr>
           <w:p>
             <w:pPr>
+              <w:keepNext w:val="false"/>
               <w:spacing w:after="40" w:before="0"/>
               <w:jc w:val="left"/>
             </w:pPr>
@@ -4753,6 +4859,7 @@
           </w:tcPr>
           <w:p>
             <w:pPr>
+              <w:keepNext w:val="false"/>
               <w:spacing w:after="40" w:before="0"/>
               <w:jc w:val="left"/>
             </w:pPr>
@@ -4812,6 +4919,7 @@
           </w:tcPr>
           <w:p>
             <w:pPr>
+              <w:keepNext w:val="false"/>
               <w:spacing w:after="40" w:before="0"/>
               <w:jc w:val="center"/>
             </w:pPr>
@@ -4846,6 +4954,7 @@
           </w:tcPr>
           <w:p>
             <w:pPr>
+              <w:keepNext w:val="false"/>
               <w:spacing w:after="40" w:before="0"/>
               <w:jc w:val="left"/>
             </w:pPr>
@@ -4907,6 +5016,7 @@
           </w:tcPr>
           <w:p>
             <w:pPr>
+              <w:keepNext w:val="false"/>
               <w:spacing w:after="40" w:before="0"/>
               <w:jc w:val="center"/>
             </w:pPr>
@@ -4941,6 +5051,7 @@
           </w:tcPr>
           <w:p>
             <w:pPr>
+              <w:keepNext w:val="false"/>
               <w:spacing w:after="40" w:before="0"/>
               <w:jc w:val="left"/>
             </w:pPr>
@@ -4973,6 +5084,7 @@
           </w:tcPr>
           <w:p>
             <w:pPr>
+              <w:keepNext w:val="false"/>
               <w:spacing w:after="40" w:before="0"/>
               <w:jc w:val="left"/>
             </w:pPr>
@@ -5007,6 +5119,7 @@
           </w:tcPr>
           <w:p>
             <w:pPr>
+              <w:keepNext w:val="false"/>
               <w:spacing w:after="40" w:before="0"/>
               <w:jc w:val="left"/>
             </w:pPr>
@@ -5039,6 +5152,7 @@
           </w:tcPr>
           <w:p>
             <w:pPr>
+              <w:keepNext w:val="false"/>
               <w:spacing w:after="40" w:before="0"/>
               <w:jc w:val="left"/>
             </w:pPr>
@@ -5073,6 +5187,7 @@
           </w:tcPr>
           <w:p>
             <w:pPr>
+              <w:keepNext w:val="false"/>
               <w:spacing w:after="40" w:before="0"/>
               <w:jc w:val="left"/>
             </w:pPr>
@@ -5105,6 +5220,7 @@
           </w:tcPr>
           <w:p>
             <w:pPr>
+              <w:keepNext w:val="false"/>
               <w:spacing w:after="40" w:before="0"/>
               <w:jc w:val="left"/>
             </w:pPr>
@@ -5141,7 +5257,7 @@
         </w:rPr>
         <w:t xml:space="preserve">© 2026 SeaVuria and ARES. Aligned with KICD objectives. Developed by SeaVuria; technical implementation by ARES (with AI assistance from Claude). Licensed under </w:t>
       </w:r>
-      <w:hyperlink w:history="1" r:id="rIdinl0dprll5gobhsk1dmj_">
+      <w:hyperlink w:history="1" r:id="rId3hcesoy3etlssahflnnwo">
         <w:r>
           <w:rPr>
             <w:rFonts w:ascii="Arial" w:cs="Arial" w:eastAsia="Arial" w:hAnsi="Arial"/>
@@ -5162,7 +5278,7 @@
         </w:rPr>
         <w:t xml:space="preserve"> (</w:t>
       </w:r>
-      <w:hyperlink w:history="1" r:id="rIddkdg8upac4myiouw1dgg5">
+      <w:hyperlink w:history="1" r:id="rIdtpy_db85ywqmc7xpyrswp">
         <w:r>
           <w:rPr>
             <w:rFonts w:ascii="Arial" w:cs="Arial" w:eastAsia="Arial" w:hAnsi="Arial"/>
@@ -5222,6 +5338,7 @@
           </w:tcPr>
           <w:p>
             <w:pPr>
+              <w:keepNext w:val="false"/>
               <w:spacing w:after="40" w:before="0"/>
               <w:jc w:val="center"/>
             </w:pPr>
@@ -5257,6 +5374,7 @@
           </w:tcPr>
           <w:p>
             <w:pPr>
+              <w:keepNext w:val="false"/>
               <w:spacing w:after="40" w:before="0"/>
               <w:jc w:val="center"/>
             </w:pPr>
@@ -5291,6 +5409,7 @@
           </w:tcPr>
           <w:p>
             <w:pPr>
+              <w:keepNext w:val="false"/>
               <w:spacing w:after="40" w:before="0"/>
               <w:jc w:val="left"/>
             </w:pPr>
@@ -5323,6 +5442,7 @@
           </w:tcPr>
           <w:p>
             <w:pPr>
+              <w:keepNext w:val="false"/>
               <w:spacing w:after="40" w:before="0"/>
               <w:jc w:val="left"/>
             </w:pPr>
@@ -5357,6 +5477,7 @@
           </w:tcPr>
           <w:p>
             <w:pPr>
+              <w:keepNext w:val="false"/>
               <w:spacing w:after="40" w:before="0"/>
               <w:jc w:val="left"/>
             </w:pPr>
@@ -5389,6 +5510,7 @@
           </w:tcPr>
           <w:p>
             <w:pPr>
+              <w:keepNext w:val="false"/>
               <w:spacing w:after="40" w:before="0"/>
               <w:jc w:val="left"/>
             </w:pPr>
@@ -5423,6 +5545,7 @@
           </w:tcPr>
           <w:p>
             <w:pPr>
+              <w:keepNext w:val="false"/>
               <w:spacing w:after="40" w:before="0"/>
               <w:jc w:val="left"/>
             </w:pPr>
@@ -5455,6 +5578,7 @@
           </w:tcPr>
           <w:p>
             <w:pPr>
+              <w:keepNext w:val="false"/>
               <w:spacing w:after="40" w:before="0"/>
               <w:jc w:val="left"/>
             </w:pPr>
@@ -5489,6 +5613,7 @@
           </w:tcPr>
           <w:p>
             <w:pPr>
+              <w:keepNext w:val="false"/>
               <w:spacing w:after="40" w:before="0"/>
               <w:jc w:val="left"/>
             </w:pPr>
@@ -5521,6 +5646,7 @@
           </w:tcPr>
           <w:p>
             <w:pPr>
+              <w:keepNext w:val="false"/>
               <w:spacing w:after="40" w:before="0"/>
               <w:jc w:val="left"/>
             </w:pPr>
@@ -5555,6 +5681,7 @@
           </w:tcPr>
           <w:p>
             <w:pPr>
+              <w:keepNext w:val="false"/>
               <w:spacing w:after="40" w:before="0"/>
               <w:jc w:val="left"/>
             </w:pPr>
@@ -5587,6 +5714,7 @@
           </w:tcPr>
           <w:p>
             <w:pPr>
+              <w:keepNext w:val="false"/>
               <w:spacing w:after="40" w:before="0"/>
               <w:jc w:val="left"/>
             </w:pPr>
@@ -5621,6 +5749,7 @@
           </w:tcPr>
           <w:p>
             <w:pPr>
+              <w:keepNext w:val="false"/>
               <w:spacing w:after="40" w:before="0"/>
               <w:jc w:val="left"/>
             </w:pPr>
@@ -5653,6 +5782,7 @@
           </w:tcPr>
           <w:p>
             <w:pPr>
+              <w:keepNext w:val="false"/>
               <w:spacing w:after="40" w:before="0"/>
               <w:jc w:val="left"/>
             </w:pPr>
@@ -5687,6 +5817,7 @@
           </w:tcPr>
           <w:p>
             <w:pPr>
+              <w:keepNext w:val="false"/>
               <w:spacing w:after="40" w:before="0"/>
               <w:jc w:val="left"/>
             </w:pPr>
@@ -5719,6 +5850,7 @@
           </w:tcPr>
           <w:p>
             <w:pPr>
+              <w:keepNext w:val="false"/>
               <w:spacing w:after="40" w:before="0"/>
               <w:jc w:val="left"/>
             </w:pPr>
@@ -5753,6 +5885,7 @@
           </w:tcPr>
           <w:p>
             <w:pPr>
+              <w:keepNext w:val="false"/>
               <w:spacing w:after="40" w:before="0"/>
               <w:jc w:val="left"/>
             </w:pPr>
@@ -5785,6 +5918,7 @@
           </w:tcPr>
           <w:p>
             <w:pPr>
+              <w:keepNext w:val="false"/>
               <w:spacing w:after="40" w:before="0"/>
               <w:jc w:val="left"/>
             </w:pPr>
@@ -5844,6 +5978,7 @@
           </w:tcPr>
           <w:p>
             <w:pPr>
+              <w:keepNext w:val="false"/>
               <w:spacing w:after="40" w:before="0"/>
               <w:jc w:val="center"/>
             </w:pPr>
@@ -5878,6 +6013,7 @@
           </w:tcPr>
           <w:p>
             <w:pPr>
+              <w:keepNext w:val="false"/>
               <w:spacing w:after="40" w:before="0"/>
               <w:jc w:val="left"/>
             </w:pPr>
@@ -5942,6 +6078,7 @@
           </w:tcPr>
           <w:p>
             <w:pPr>
+              <w:keepNext w:val="false"/>
               <w:spacing w:after="40" w:before="0"/>
               <w:jc w:val="center"/>
             </w:pPr>
@@ -5976,6 +6113,7 @@
           </w:tcPr>
           <w:p>
             <w:pPr>
+              <w:keepNext w:val="false"/>
               <w:spacing w:after="40" w:before="0"/>
               <w:jc w:val="left"/>
             </w:pPr>
@@ -6008,6 +6146,7 @@
           </w:tcPr>
           <w:p>
             <w:pPr>
+              <w:keepNext w:val="false"/>
               <w:spacing w:after="40" w:before="0"/>
               <w:jc w:val="left"/>
             </w:pPr>
@@ -6040,6 +6179,7 @@
           </w:tcPr>
           <w:p>
             <w:pPr>
+              <w:keepNext w:val="false"/>
               <w:spacing w:after="40" w:before="0"/>
               <w:jc w:val="left"/>
             </w:pPr>
@@ -6072,6 +6212,7 @@
           </w:tcPr>
           <w:p>
             <w:pPr>
+              <w:keepNext w:val="false"/>
               <w:spacing w:after="40" w:before="0"/>
               <w:jc w:val="left"/>
             </w:pPr>
@@ -6104,6 +6245,7 @@
           </w:tcPr>
           <w:p>
             <w:pPr>
+              <w:keepNext w:val="false"/>
               <w:spacing w:after="40" w:before="0"/>
               <w:jc w:val="left"/>
             </w:pPr>
@@ -6138,6 +6280,7 @@
           </w:tcPr>
           <w:p>
             <w:pPr>
+              <w:keepNext w:val="false"/>
               <w:spacing w:after="40" w:before="0"/>
               <w:jc w:val="left"/>
             </w:pPr>
@@ -6175,7 +6318,7 @@
             <w:pPr>
               <w:spacing w:after="20" w:before="0"/>
             </w:pPr>
-            <w:hyperlink w:history="1" r:id="rIdlrzq2a99cy9jilnobwkcq">
+            <w:hyperlink w:history="1" r:id="rId-wbeqzakc4-fwokkrz6n6">
               <w:r>
                 <w:rPr>
                   <w:rFonts w:ascii="Arial" w:cs="Arial" w:eastAsia="Arial" w:hAnsi="Arial"/>
@@ -6208,7 +6351,7 @@
               <w:spacing w:after="10" w:before="0"/>
               <w:ind w:left="120"/>
             </w:pPr>
-            <w:hyperlink w:history="1" r:id="rIdw7sndh4a0tksslkg1h8kz">
+            <w:hyperlink w:history="1" r:id="rIdpdv6oldnz05t3n_x2brbg">
               <w:r>
                 <w:rPr>
                   <w:rFonts w:ascii="Arial" w:cs="Arial" w:eastAsia="Arial" w:hAnsi="Arial"/>
@@ -6253,7 +6396,7 @@
             <w:pPr>
               <w:spacing w:after="20" w:before="0"/>
             </w:pPr>
-            <w:hyperlink w:history="1" r:id="rIdhyg1xtqlkckzugvnxqxbt">
+            <w:hyperlink w:history="1" r:id="rIdib7juakn4uu2immk7iac7">
               <w:r>
                 <w:rPr>
                   <w:rFonts w:ascii="Arial" w:cs="Arial" w:eastAsia="Arial" w:hAnsi="Arial"/>
@@ -6286,7 +6429,7 @@
               <w:spacing w:after="10" w:before="0"/>
               <w:ind w:left="120"/>
             </w:pPr>
-            <w:hyperlink w:history="1" r:id="rIdcc1rev49rvusj6dh5tlcd">
+            <w:hyperlink w:history="1" r:id="rId53bubgjuxbfcazhcqtk6b">
               <w:r>
                 <w:rPr>
                   <w:rFonts w:ascii="Arial" w:cs="Arial" w:eastAsia="Arial" w:hAnsi="Arial"/>
@@ -6314,6 +6457,7 @@
           </w:tcPr>
           <w:p>
             <w:pPr>
+              <w:keepNext w:val="false"/>
               <w:spacing w:after="40" w:before="0"/>
               <w:jc w:val="left"/>
             </w:pPr>
@@ -6346,6 +6490,7 @@
           </w:tcPr>
           <w:p>
             <w:pPr>
+              <w:keepNext w:val="false"/>
               <w:spacing w:after="40" w:before="0"/>
               <w:jc w:val="left"/>
             </w:pPr>
@@ -6378,6 +6523,7 @@
           </w:tcPr>
           <w:p>
             <w:pPr>
+              <w:keepNext w:val="false"/>
               <w:spacing w:after="40" w:before="0"/>
               <w:jc w:val="left"/>
             </w:pPr>
@@ -6410,6 +6556,7 @@
           </w:tcPr>
           <w:p>
             <w:pPr>
+              <w:keepNext w:val="false"/>
               <w:spacing w:after="40" w:before="0"/>
               <w:jc w:val="left"/>
             </w:pPr>
@@ -6444,6 +6591,7 @@
           </w:tcPr>
           <w:p>
             <w:pPr>
+              <w:keepNext w:val="false"/>
               <w:spacing w:after="40" w:before="0"/>
               <w:jc w:val="left"/>
             </w:pPr>
@@ -6481,7 +6629,7 @@
             <w:pPr>
               <w:spacing w:after="20" w:before="0"/>
             </w:pPr>
-            <w:hyperlink w:history="1" r:id="rId_ek-lwoywpr369i8warkc">
+            <w:hyperlink w:history="1" r:id="rId-yvw5fwclnqdbijgg68zn">
               <w:r>
                 <w:rPr>
                   <w:rFonts w:ascii="Arial" w:cs="Arial" w:eastAsia="Arial" w:hAnsi="Arial"/>
@@ -6514,7 +6662,7 @@
               <w:spacing w:after="10" w:before="0"/>
               <w:ind w:left="120"/>
             </w:pPr>
-            <w:hyperlink w:history="1" r:id="rIdem0ql7_yzufiu0xh1sq2a">
+            <w:hyperlink w:history="1" r:id="rIdkjne_bspfleaxpzp9xq-2">
               <w:r>
                 <w:rPr>
                   <w:rFonts w:ascii="Arial" w:cs="Arial" w:eastAsia="Arial" w:hAnsi="Arial"/>
@@ -6559,7 +6707,7 @@
             <w:pPr>
               <w:spacing w:after="20" w:before="0"/>
             </w:pPr>
-            <w:hyperlink w:history="1" r:id="rIdhwekcqnt0-vhqichstmu1">
+            <w:hyperlink w:history="1" r:id="rId7mhpyfnvyjb6hdrzcjblj">
               <w:r>
                 <w:rPr>
                   <w:rFonts w:ascii="Arial" w:cs="Arial" w:eastAsia="Arial" w:hAnsi="Arial"/>
@@ -6592,7 +6740,7 @@
               <w:spacing w:after="10" w:before="0"/>
               <w:ind w:left="120"/>
             </w:pPr>
-            <w:hyperlink w:history="1" r:id="rIdoiacnvwokcrojmrr6ufik">
+            <w:hyperlink w:history="1" r:id="rId8prkgqfw6lpia_eh34vnf">
               <w:r>
                 <w:rPr>
                   <w:rFonts w:ascii="Arial" w:cs="Arial" w:eastAsia="Arial" w:hAnsi="Arial"/>
@@ -6620,6 +6768,7 @@
           </w:tcPr>
           <w:p>
             <w:pPr>
+              <w:keepNext w:val="false"/>
               <w:spacing w:after="40" w:before="0"/>
               <w:jc w:val="left"/>
             </w:pPr>
@@ -6652,6 +6801,7 @@
           </w:tcPr>
           <w:p>
             <w:pPr>
+              <w:keepNext w:val="false"/>
               <w:spacing w:after="40" w:before="0"/>
               <w:jc w:val="left"/>
             </w:pPr>
@@ -6684,6 +6834,7 @@
           </w:tcPr>
           <w:p>
             <w:pPr>
+              <w:keepNext w:val="false"/>
               <w:spacing w:after="40" w:before="0"/>
               <w:jc w:val="left"/>
             </w:pPr>
@@ -6716,6 +6867,7 @@
           </w:tcPr>
           <w:p>
             <w:pPr>
+              <w:keepNext w:val="false"/>
               <w:spacing w:after="40" w:before="0"/>
               <w:jc w:val="left"/>
             </w:pPr>
@@ -6750,6 +6902,7 @@
           </w:tcPr>
           <w:p>
             <w:pPr>
+              <w:keepNext w:val="false"/>
               <w:spacing w:after="40" w:before="0"/>
               <w:jc w:val="left"/>
             </w:pPr>
@@ -6787,7 +6940,7 @@
             <w:pPr>
               <w:spacing w:after="20" w:before="0"/>
             </w:pPr>
-            <w:hyperlink w:history="1" r:id="rIdb51id-qmwxjk-iqdengp-">
+            <w:hyperlink w:history="1" r:id="rIdgnwzvqsrbmafepoq2q11_">
               <w:r>
                 <w:rPr>
                   <w:rFonts w:ascii="Arial" w:cs="Arial" w:eastAsia="Arial" w:hAnsi="Arial"/>
@@ -6820,7 +6973,7 @@
               <w:spacing w:after="10" w:before="0"/>
               <w:ind w:left="120"/>
             </w:pPr>
-            <w:hyperlink w:history="1" r:id="rId71c6pblkbv0trbfxnrdhj">
+            <w:hyperlink w:history="1" r:id="rIda3fhmfgewygtl31jqqrhh">
               <w:r>
                 <w:rPr>
                   <w:rFonts w:ascii="Arial" w:cs="Arial" w:eastAsia="Arial" w:hAnsi="Arial"/>
@@ -6865,7 +7018,7 @@
             <w:pPr>
               <w:spacing w:after="20" w:before="0"/>
             </w:pPr>
-            <w:hyperlink w:history="1" r:id="rIdkfqnu8vilob7bf6p9nyzs">
+            <w:hyperlink w:history="1" r:id="rIdnz7ewkcleeaqyqhfn4hp1">
               <w:r>
                 <w:rPr>
                   <w:rFonts w:ascii="Arial" w:cs="Arial" w:eastAsia="Arial" w:hAnsi="Arial"/>
@@ -6898,7 +7051,7 @@
               <w:spacing w:after="10" w:before="0"/>
               <w:ind w:left="120"/>
             </w:pPr>
-            <w:hyperlink w:history="1" r:id="rIdkkydyy6srizzysrsyd-aj">
+            <w:hyperlink w:history="1" r:id="rId8t_cmh7qtohrmxamwycpc">
               <w:r>
                 <w:rPr>
                   <w:rFonts w:ascii="Arial" w:cs="Arial" w:eastAsia="Arial" w:hAnsi="Arial"/>
@@ -6926,6 +7079,7 @@
           </w:tcPr>
           <w:p>
             <w:pPr>
+              <w:keepNext w:val="false"/>
               <w:spacing w:after="40" w:before="0"/>
               <w:jc w:val="left"/>
             </w:pPr>
@@ -6958,6 +7112,7 @@
           </w:tcPr>
           <w:p>
             <w:pPr>
+              <w:keepNext w:val="false"/>
               <w:spacing w:after="40" w:before="0"/>
               <w:jc w:val="left"/>
             </w:pPr>
@@ -6990,6 +7145,7 @@
           </w:tcPr>
           <w:p>
             <w:pPr>
+              <w:keepNext w:val="false"/>
               <w:spacing w:after="40" w:before="0"/>
               <w:jc w:val="left"/>
             </w:pPr>
@@ -7022,6 +7178,7 @@
           </w:tcPr>
           <w:p>
             <w:pPr>
+              <w:keepNext w:val="false"/>
               <w:spacing w:after="40" w:before="0"/>
               <w:jc w:val="left"/>
             </w:pPr>
@@ -7056,6 +7213,7 @@
           </w:tcPr>
           <w:p>
             <w:pPr>
+              <w:keepNext w:val="false"/>
               <w:spacing w:after="40" w:before="0"/>
               <w:jc w:val="left"/>
             </w:pPr>
@@ -7093,7 +7251,7 @@
             <w:pPr>
               <w:spacing w:after="20" w:before="0"/>
             </w:pPr>
-            <w:hyperlink w:history="1" r:id="rIdiowgevpro5byk63fh2uhb">
+            <w:hyperlink w:history="1" r:id="rIdmjsird0dodnuhbqf1jjho">
               <w:r>
                 <w:rPr>
                   <w:rFonts w:ascii="Arial" w:cs="Arial" w:eastAsia="Arial" w:hAnsi="Arial"/>
@@ -7126,7 +7284,7 @@
               <w:spacing w:after="10" w:before="0"/>
               <w:ind w:left="120"/>
             </w:pPr>
-            <w:hyperlink w:history="1" r:id="rIdt9lv6eyei1inl4lrvsp8d">
+            <w:hyperlink w:history="1" r:id="rIdxqsp1potqatp_yp7etejm">
               <w:r>
                 <w:rPr>
                   <w:rFonts w:ascii="Arial" w:cs="Arial" w:eastAsia="Arial" w:hAnsi="Arial"/>
@@ -7171,7 +7329,7 @@
             <w:pPr>
               <w:spacing w:after="20" w:before="0"/>
             </w:pPr>
-            <w:hyperlink w:history="1" r:id="rIduq67vfe0pynlewsggn6x3">
+            <w:hyperlink w:history="1" r:id="rIdugxmtowdaqaotcj4pw3e7">
               <w:r>
                 <w:rPr>
                   <w:rFonts w:ascii="Arial" w:cs="Arial" w:eastAsia="Arial" w:hAnsi="Arial"/>
@@ -7204,7 +7362,7 @@
               <w:spacing w:after="10" w:before="0"/>
               <w:ind w:left="120"/>
             </w:pPr>
-            <w:hyperlink w:history="1" r:id="rId7kfv7skgarqyojhvel8pb">
+            <w:hyperlink w:history="1" r:id="rIdbzvv2su5rovhiybtfjowi">
               <w:r>
                 <w:rPr>
                   <w:rFonts w:ascii="Arial" w:cs="Arial" w:eastAsia="Arial" w:hAnsi="Arial"/>
@@ -7232,6 +7390,7 @@
           </w:tcPr>
           <w:p>
             <w:pPr>
+              <w:keepNext w:val="false"/>
               <w:spacing w:after="40" w:before="0"/>
               <w:jc w:val="left"/>
             </w:pPr>
@@ -7264,6 +7423,7 @@
           </w:tcPr>
           <w:p>
             <w:pPr>
+              <w:keepNext w:val="false"/>
               <w:spacing w:after="40" w:before="0"/>
               <w:jc w:val="left"/>
             </w:pPr>
@@ -7296,6 +7456,7 @@
           </w:tcPr>
           <w:p>
             <w:pPr>
+              <w:keepNext w:val="false"/>
               <w:spacing w:after="40" w:before="0"/>
               <w:jc w:val="left"/>
             </w:pPr>
@@ -7328,6 +7489,7 @@
           </w:tcPr>
           <w:p>
             <w:pPr>
+              <w:keepNext w:val="false"/>
               <w:spacing w:after="40" w:before="0"/>
               <w:jc w:val="left"/>
             </w:pPr>
@@ -7362,6 +7524,7 @@
           </w:tcPr>
           <w:p>
             <w:pPr>
+              <w:keepNext w:val="false"/>
               <w:spacing w:after="40" w:before="0"/>
               <w:jc w:val="left"/>
             </w:pPr>
@@ -7399,7 +7562,7 @@
             <w:pPr>
               <w:spacing w:after="20" w:before="0"/>
             </w:pPr>
-            <w:hyperlink w:history="1" r:id="rIdkq1mbh11zmya6g_fyyx6q">
+            <w:hyperlink w:history="1" r:id="rIdszar-reexkk9g2hwc678y">
               <w:r>
                 <w:rPr>
                   <w:rFonts w:ascii="Arial" w:cs="Arial" w:eastAsia="Arial" w:hAnsi="Arial"/>
@@ -7432,7 +7595,7 @@
               <w:spacing w:after="10" w:before="0"/>
               <w:ind w:left="120"/>
             </w:pPr>
-            <w:hyperlink w:history="1" r:id="rIddufh0nqm0fmz4uejg02p6">
+            <w:hyperlink w:history="1" r:id="rIdq7gdhr-1xkilepmg7v64w">
               <w:r>
                 <w:rPr>
                   <w:rFonts w:ascii="Arial" w:cs="Arial" w:eastAsia="Arial" w:hAnsi="Arial"/>
@@ -7477,7 +7640,7 @@
             <w:pPr>
               <w:spacing w:after="20" w:before="0"/>
             </w:pPr>
-            <w:hyperlink w:history="1" r:id="rIdtctcd0bxepy-w4mzs7y7g">
+            <w:hyperlink w:history="1" r:id="rIdwi6e3fqyi5jw8c3gh0bri">
               <w:r>
                 <w:rPr>
                   <w:rFonts w:ascii="Arial" w:cs="Arial" w:eastAsia="Arial" w:hAnsi="Arial"/>
@@ -7510,7 +7673,7 @@
               <w:spacing w:after="10" w:before="0"/>
               <w:ind w:left="120"/>
             </w:pPr>
-            <w:hyperlink w:history="1" r:id="rIdzx_pozf5uqzz-on0ev_i4">
+            <w:hyperlink w:history="1" r:id="rIdfinwltmal1s3brqeh_z2e">
               <w:r>
                 <w:rPr>
                   <w:rFonts w:ascii="Arial" w:cs="Arial" w:eastAsia="Arial" w:hAnsi="Arial"/>
@@ -7538,6 +7701,7 @@
           </w:tcPr>
           <w:p>
             <w:pPr>
+              <w:keepNext w:val="false"/>
               <w:spacing w:after="40" w:before="0"/>
               <w:jc w:val="left"/>
             </w:pPr>
@@ -7570,6 +7734,7 @@
           </w:tcPr>
           <w:p>
             <w:pPr>
+              <w:keepNext w:val="false"/>
               <w:spacing w:after="40" w:before="0"/>
               <w:jc w:val="left"/>
             </w:pPr>
@@ -7602,6 +7767,7 @@
           </w:tcPr>
           <w:p>
             <w:pPr>
+              <w:keepNext w:val="false"/>
               <w:spacing w:after="40" w:before="0"/>
               <w:jc w:val="left"/>
             </w:pPr>
@@ -7634,6 +7800,7 @@
           </w:tcPr>
           <w:p>
             <w:pPr>
+              <w:keepNext w:val="false"/>
               <w:spacing w:after="40" w:before="0"/>
               <w:jc w:val="left"/>
             </w:pPr>
@@ -7693,6 +7860,7 @@
           </w:tcPr>
           <w:p>
             <w:pPr>
+              <w:keepNext w:val="false"/>
               <w:spacing w:after="40" w:before="0"/>
               <w:jc w:val="center"/>
             </w:pPr>
@@ -7727,6 +7895,7 @@
           </w:tcPr>
           <w:p>
             <w:pPr>
+              <w:keepNext w:val="false"/>
               <w:spacing w:after="40" w:before="0"/>
               <w:jc w:val="left"/>
             </w:pPr>
@@ -7788,6 +7957,7 @@
           </w:tcPr>
           <w:p>
             <w:pPr>
+              <w:keepNext w:val="false"/>
               <w:spacing w:after="40" w:before="0"/>
               <w:jc w:val="center"/>
             </w:pPr>
@@ -7822,6 +7992,7 @@
           </w:tcPr>
           <w:p>
             <w:pPr>
+              <w:keepNext w:val="false"/>
               <w:spacing w:after="40" w:before="0"/>
               <w:jc w:val="left"/>
             </w:pPr>
@@ -7854,6 +8025,7 @@
           </w:tcPr>
           <w:p>
             <w:pPr>
+              <w:keepNext w:val="false"/>
               <w:spacing w:after="40" w:before="0"/>
               <w:jc w:val="left"/>
             </w:pPr>
@@ -7888,6 +8060,7 @@
           </w:tcPr>
           <w:p>
             <w:pPr>
+              <w:keepNext w:val="false"/>
               <w:spacing w:after="40" w:before="0"/>
               <w:jc w:val="left"/>
             </w:pPr>
@@ -7920,6 +8093,7 @@
           </w:tcPr>
           <w:p>
             <w:pPr>
+              <w:keepNext w:val="false"/>
               <w:spacing w:after="40" w:before="0"/>
               <w:jc w:val="left"/>
             </w:pPr>
@@ -7954,6 +8128,7 @@
           </w:tcPr>
           <w:p>
             <w:pPr>
+              <w:keepNext w:val="false"/>
               <w:spacing w:after="40" w:before="0"/>
               <w:jc w:val="left"/>
             </w:pPr>
@@ -7986,6 +8161,7 @@
           </w:tcPr>
           <w:p>
             <w:pPr>
+              <w:keepNext w:val="false"/>
               <w:spacing w:after="40" w:before="0"/>
               <w:jc w:val="left"/>
             </w:pPr>
@@ -8022,7 +8198,7 @@
         </w:rPr>
         <w:t xml:space="preserve">© 2026 SeaVuria and ARES. Aligned with KICD objectives. Developed by SeaVuria; technical implementation by ARES (with AI assistance from Claude). Licensed under </w:t>
       </w:r>
-      <w:hyperlink w:history="1" r:id="rIduaoir58kxpqgcqfpewu1d">
+      <w:hyperlink w:history="1" r:id="rIdpqp1e_kipdju8pwla0uto">
         <w:r>
           <w:rPr>
             <w:rFonts w:ascii="Arial" w:cs="Arial" w:eastAsia="Arial" w:hAnsi="Arial"/>
@@ -8043,7 +8219,7 @@
         </w:rPr>
         <w:t xml:space="preserve"> (</w:t>
       </w:r>
-      <w:hyperlink w:history="1" r:id="rIdkmiyojka4buk-1um2-nyh">
+      <w:hyperlink w:history="1" r:id="rIdkcnvwrtkdee9nietljcsg">
         <w:r>
           <w:rPr>
             <w:rFonts w:ascii="Arial" w:cs="Arial" w:eastAsia="Arial" w:hAnsi="Arial"/>
@@ -8103,6 +8279,7 @@
           </w:tcPr>
           <w:p>
             <w:pPr>
+              <w:keepNext w:val="false"/>
               <w:spacing w:after="40" w:before="0"/>
               <w:jc w:val="center"/>
             </w:pPr>
@@ -8138,6 +8315,7 @@
           </w:tcPr>
           <w:p>
             <w:pPr>
+              <w:keepNext w:val="false"/>
               <w:spacing w:after="40" w:before="0"/>
               <w:jc w:val="center"/>
             </w:pPr>
@@ -8172,6 +8350,7 @@
           </w:tcPr>
           <w:p>
             <w:pPr>
+              <w:keepNext w:val="false"/>
               <w:spacing w:after="40" w:before="0"/>
               <w:jc w:val="left"/>
             </w:pPr>
@@ -8204,6 +8383,7 @@
           </w:tcPr>
           <w:p>
             <w:pPr>
+              <w:keepNext w:val="false"/>
               <w:spacing w:after="40" w:before="0"/>
               <w:jc w:val="left"/>
             </w:pPr>
@@ -8238,6 +8418,7 @@
           </w:tcPr>
           <w:p>
             <w:pPr>
+              <w:keepNext w:val="false"/>
               <w:spacing w:after="40" w:before="0"/>
               <w:jc w:val="left"/>
             </w:pPr>
@@ -8270,6 +8451,7 @@
           </w:tcPr>
           <w:p>
             <w:pPr>
+              <w:keepNext w:val="false"/>
               <w:spacing w:after="40" w:before="0"/>
               <w:jc w:val="left"/>
             </w:pPr>
@@ -8304,6 +8486,7 @@
           </w:tcPr>
           <w:p>
             <w:pPr>
+              <w:keepNext w:val="false"/>
               <w:spacing w:after="40" w:before="0"/>
               <w:jc w:val="left"/>
             </w:pPr>
@@ -8336,6 +8519,7 @@
           </w:tcPr>
           <w:p>
             <w:pPr>
+              <w:keepNext w:val="false"/>
               <w:spacing w:after="40" w:before="0"/>
               <w:jc w:val="left"/>
             </w:pPr>
@@ -8370,6 +8554,7 @@
           </w:tcPr>
           <w:p>
             <w:pPr>
+              <w:keepNext w:val="false"/>
               <w:spacing w:after="40" w:before="0"/>
               <w:jc w:val="left"/>
             </w:pPr>
@@ -8402,6 +8587,7 @@
           </w:tcPr>
           <w:p>
             <w:pPr>
+              <w:keepNext w:val="false"/>
               <w:spacing w:after="40" w:before="0"/>
               <w:jc w:val="left"/>
             </w:pPr>
@@ -8436,6 +8622,7 @@
           </w:tcPr>
           <w:p>
             <w:pPr>
+              <w:keepNext w:val="false"/>
               <w:spacing w:after="40" w:before="0"/>
               <w:jc w:val="left"/>
             </w:pPr>
@@ -8468,6 +8655,7 @@
           </w:tcPr>
           <w:p>
             <w:pPr>
+              <w:keepNext w:val="false"/>
               <w:spacing w:after="40" w:before="0"/>
               <w:jc w:val="left"/>
             </w:pPr>
@@ -8502,6 +8690,7 @@
           </w:tcPr>
           <w:p>
             <w:pPr>
+              <w:keepNext w:val="false"/>
               <w:spacing w:after="40" w:before="0"/>
               <w:jc w:val="left"/>
             </w:pPr>
@@ -8534,6 +8723,7 @@
           </w:tcPr>
           <w:p>
             <w:pPr>
+              <w:keepNext w:val="false"/>
               <w:spacing w:after="40" w:before="0"/>
               <w:jc w:val="left"/>
             </w:pPr>
@@ -8568,6 +8758,7 @@
           </w:tcPr>
           <w:p>
             <w:pPr>
+              <w:keepNext w:val="false"/>
               <w:spacing w:after="40" w:before="0"/>
               <w:jc w:val="left"/>
             </w:pPr>
@@ -8600,6 +8791,7 @@
           </w:tcPr>
           <w:p>
             <w:pPr>
+              <w:keepNext w:val="false"/>
               <w:spacing w:after="40" w:before="0"/>
               <w:jc w:val="left"/>
             </w:pPr>
@@ -8634,6 +8826,7 @@
           </w:tcPr>
           <w:p>
             <w:pPr>
+              <w:keepNext w:val="false"/>
               <w:spacing w:after="40" w:before="0"/>
               <w:jc w:val="left"/>
             </w:pPr>
@@ -8666,6 +8859,7 @@
           </w:tcPr>
           <w:p>
             <w:pPr>
+              <w:keepNext w:val="false"/>
               <w:spacing w:after="40" w:before="0"/>
               <w:jc w:val="left"/>
             </w:pPr>
@@ -8725,6 +8919,7 @@
           </w:tcPr>
           <w:p>
             <w:pPr>
+              <w:keepNext w:val="false"/>
               <w:spacing w:after="40" w:before="0"/>
               <w:jc w:val="center"/>
             </w:pPr>
@@ -8759,6 +8954,7 @@
           </w:tcPr>
           <w:p>
             <w:pPr>
+              <w:keepNext w:val="false"/>
               <w:spacing w:after="40" w:before="0"/>
               <w:jc w:val="left"/>
             </w:pPr>
@@ -8823,6 +9019,7 @@
           </w:tcPr>
           <w:p>
             <w:pPr>
+              <w:keepNext w:val="false"/>
               <w:spacing w:after="40" w:before="0"/>
               <w:jc w:val="center"/>
             </w:pPr>
@@ -8857,6 +9054,7 @@
           </w:tcPr>
           <w:p>
             <w:pPr>
+              <w:keepNext w:val="false"/>
               <w:spacing w:after="40" w:before="0"/>
               <w:jc w:val="left"/>
             </w:pPr>
@@ -8889,6 +9087,7 @@
           </w:tcPr>
           <w:p>
             <w:pPr>
+              <w:keepNext w:val="false"/>
               <w:spacing w:after="40" w:before="0"/>
               <w:jc w:val="left"/>
             </w:pPr>
@@ -8921,6 +9120,7 @@
           </w:tcPr>
           <w:p>
             <w:pPr>
+              <w:keepNext w:val="false"/>
               <w:spacing w:after="40" w:before="0"/>
               <w:jc w:val="left"/>
             </w:pPr>
@@ -8953,6 +9153,7 @@
           </w:tcPr>
           <w:p>
             <w:pPr>
+              <w:keepNext w:val="false"/>
               <w:spacing w:after="40" w:before="0"/>
               <w:jc w:val="left"/>
             </w:pPr>
@@ -8985,6 +9186,7 @@
           </w:tcPr>
           <w:p>
             <w:pPr>
+              <w:keepNext w:val="false"/>
               <w:spacing w:after="40" w:before="0"/>
               <w:jc w:val="left"/>
             </w:pPr>
@@ -9019,6 +9221,7 @@
           </w:tcPr>
           <w:p>
             <w:pPr>
+              <w:keepNext w:val="false"/>
               <w:spacing w:after="40" w:before="0"/>
               <w:jc w:val="left"/>
             </w:pPr>
@@ -9073,7 +9276,7 @@
               <w:spacing w:after="10" w:before="0"/>
               <w:ind w:left="120"/>
             </w:pPr>
-            <w:hyperlink w:history="1" r:id="rIdibkp0uowswxwq5ccw2vwe">
+            <w:hyperlink w:history="1" r:id="rIdp-4n0ardxqyvtayvpwpee">
               <w:r>
                 <w:rPr>
                   <w:rFonts w:ascii="Arial" w:cs="Arial" w:eastAsia="Arial" w:hAnsi="Arial"/>
@@ -9133,7 +9336,7 @@
             <w:pPr>
               <w:spacing w:after="20" w:before="0"/>
             </w:pPr>
-            <w:hyperlink w:history="1" r:id="rIdoupbuadzqpflpzyvyw3q2">
+            <w:hyperlink w:history="1" r:id="rIdyq6kz5z_h2ftbvhs-4m8d">
               <w:r>
                 <w:rPr>
                   <w:rFonts w:ascii="Arial" w:cs="Arial" w:eastAsia="Arial" w:hAnsi="Arial"/>
@@ -9182,7 +9385,7 @@
               <w:spacing w:after="10" w:before="0"/>
               <w:ind w:left="120"/>
             </w:pPr>
-            <w:hyperlink w:history="1" r:id="rIdbiuuanu30o-qwf3yjvl4u">
+            <w:hyperlink w:history="1" r:id="rIdyn0gjs_qz8bibypaycavp">
               <w:r>
                 <w:rPr>
                   <w:rFonts w:ascii="Arial" w:cs="Arial" w:eastAsia="Arial" w:hAnsi="Arial"/>
@@ -9210,6 +9413,7 @@
           </w:tcPr>
           <w:p>
             <w:pPr>
+              <w:keepNext w:val="false"/>
               <w:spacing w:after="40" w:before="0"/>
               <w:jc w:val="left"/>
             </w:pPr>
@@ -9242,6 +9446,7 @@
           </w:tcPr>
           <w:p>
             <w:pPr>
+              <w:keepNext w:val="false"/>
               <w:spacing w:after="40" w:before="0"/>
               <w:jc w:val="left"/>
             </w:pPr>
@@ -9274,6 +9479,7 @@
           </w:tcPr>
           <w:p>
             <w:pPr>
+              <w:keepNext w:val="false"/>
               <w:spacing w:after="40" w:before="0"/>
               <w:jc w:val="left"/>
             </w:pPr>
@@ -9306,6 +9512,7 @@
           </w:tcPr>
           <w:p>
             <w:pPr>
+              <w:keepNext w:val="false"/>
               <w:spacing w:after="40" w:before="0"/>
               <w:jc w:val="left"/>
             </w:pPr>
@@ -9340,6 +9547,7 @@
           </w:tcPr>
           <w:p>
             <w:pPr>
+              <w:keepNext w:val="false"/>
               <w:spacing w:after="40" w:before="0"/>
               <w:jc w:val="left"/>
             </w:pPr>
@@ -9394,7 +9602,7 @@
               <w:spacing w:after="10" w:before="0"/>
               <w:ind w:left="120"/>
             </w:pPr>
-            <w:hyperlink w:history="1" r:id="rIdvlz5jri__4gaabuukiohx">
+            <w:hyperlink w:history="1" r:id="rId75hmihfuz8svoh_vw8hct">
               <w:r>
                 <w:rPr>
                   <w:rFonts w:ascii="Arial" w:cs="Arial" w:eastAsia="Arial" w:hAnsi="Arial"/>
@@ -9454,7 +9662,7 @@
             <w:pPr>
               <w:spacing w:after="20" w:before="0"/>
             </w:pPr>
-            <w:hyperlink w:history="1" r:id="rIdjwzm0hdjnrqqqgxpfpxrf">
+            <w:hyperlink w:history="1" r:id="rIdju2aziomjg94nw--yehig">
               <w:r>
                 <w:rPr>
                   <w:rFonts w:ascii="Arial" w:cs="Arial" w:eastAsia="Arial" w:hAnsi="Arial"/>
@@ -9503,7 +9711,7 @@
               <w:spacing w:after="10" w:before="0"/>
               <w:ind w:left="120"/>
             </w:pPr>
-            <w:hyperlink w:history="1" r:id="rId2wzjnolk70zkcxvivifje">
+            <w:hyperlink w:history="1" r:id="rIdaoxvfbwdbmdqgs0dmw0kw">
               <w:r>
                 <w:rPr>
                   <w:rFonts w:ascii="Arial" w:cs="Arial" w:eastAsia="Arial" w:hAnsi="Arial"/>
@@ -9531,6 +9739,7 @@
           </w:tcPr>
           <w:p>
             <w:pPr>
+              <w:keepNext w:val="false"/>
               <w:spacing w:after="40" w:before="0"/>
               <w:jc w:val="left"/>
             </w:pPr>
@@ -9563,6 +9772,7 @@
           </w:tcPr>
           <w:p>
             <w:pPr>
+              <w:keepNext w:val="false"/>
               <w:spacing w:after="40" w:before="0"/>
               <w:jc w:val="left"/>
             </w:pPr>
@@ -9595,6 +9805,7 @@
           </w:tcPr>
           <w:p>
             <w:pPr>
+              <w:keepNext w:val="false"/>
               <w:spacing w:after="40" w:before="0"/>
               <w:jc w:val="left"/>
             </w:pPr>
@@ -9627,6 +9838,7 @@
           </w:tcPr>
           <w:p>
             <w:pPr>
+              <w:keepNext w:val="false"/>
               <w:spacing w:after="40" w:before="0"/>
               <w:jc w:val="left"/>
             </w:pPr>
@@ -9661,6 +9873,7 @@
           </w:tcPr>
           <w:p>
             <w:pPr>
+              <w:keepNext w:val="false"/>
               <w:spacing w:after="40" w:before="0"/>
               <w:jc w:val="left"/>
             </w:pPr>
@@ -9715,7 +9928,7 @@
               <w:spacing w:after="10" w:before="0"/>
               <w:ind w:left="120"/>
             </w:pPr>
-            <w:hyperlink w:history="1" r:id="rIdmbsfh87gzdiepltutshne">
+            <w:hyperlink w:history="1" r:id="rIdo4vwuhlhfbmgi5nh5um29">
               <w:r>
                 <w:rPr>
                   <w:rFonts w:ascii="Arial" w:cs="Arial" w:eastAsia="Arial" w:hAnsi="Arial"/>
@@ -9775,7 +9988,7 @@
             <w:pPr>
               <w:spacing w:after="20" w:before="0"/>
             </w:pPr>
-            <w:hyperlink w:history="1" r:id="rIdnh0rgekhbrcyzgaqbnpe2">
+            <w:hyperlink w:history="1" r:id="rIdkfpoj3ylmlv10c-g-ohas">
               <w:r>
                 <w:rPr>
                   <w:rFonts w:ascii="Arial" w:cs="Arial" w:eastAsia="Arial" w:hAnsi="Arial"/>
@@ -9824,7 +10037,7 @@
               <w:spacing w:after="10" w:before="0"/>
               <w:ind w:left="120"/>
             </w:pPr>
-            <w:hyperlink w:history="1" r:id="rId2lnutv5ogkbkbu3l2b_kz">
+            <w:hyperlink w:history="1" r:id="rId_jukmyr1vb9ce3w0i0wg4">
               <w:r>
                 <w:rPr>
                   <w:rFonts w:ascii="Arial" w:cs="Arial" w:eastAsia="Arial" w:hAnsi="Arial"/>
@@ -9852,6 +10065,7 @@
           </w:tcPr>
           <w:p>
             <w:pPr>
+              <w:keepNext w:val="false"/>
               <w:spacing w:after="40" w:before="0"/>
               <w:jc w:val="left"/>
             </w:pPr>
@@ -9884,6 +10098,7 @@
           </w:tcPr>
           <w:p>
             <w:pPr>
+              <w:keepNext w:val="false"/>
               <w:spacing w:after="40" w:before="0"/>
               <w:jc w:val="left"/>
             </w:pPr>
@@ -9916,6 +10131,7 @@
           </w:tcPr>
           <w:p>
             <w:pPr>
+              <w:keepNext w:val="false"/>
               <w:spacing w:after="40" w:before="0"/>
               <w:jc w:val="left"/>
             </w:pPr>
@@ -9948,6 +10164,7 @@
           </w:tcPr>
           <w:p>
             <w:pPr>
+              <w:keepNext w:val="false"/>
               <w:spacing w:after="40" w:before="0"/>
               <w:jc w:val="left"/>
             </w:pPr>
@@ -9982,6 +10199,7 @@
           </w:tcPr>
           <w:p>
             <w:pPr>
+              <w:keepNext w:val="false"/>
               <w:spacing w:after="40" w:before="0"/>
               <w:jc w:val="left"/>
             </w:pPr>
@@ -10036,7 +10254,7 @@
               <w:spacing w:after="10" w:before="0"/>
               <w:ind w:left="120"/>
             </w:pPr>
-            <w:hyperlink w:history="1" r:id="rId7t5mtfi_fsub4xqlx3jaf">
+            <w:hyperlink w:history="1" r:id="rIdsirnof3zdjbg-3muohen6">
               <w:r>
                 <w:rPr>
                   <w:rFonts w:ascii="Arial" w:cs="Arial" w:eastAsia="Arial" w:hAnsi="Arial"/>
@@ -10096,7 +10314,7 @@
             <w:pPr>
               <w:spacing w:after="20" w:before="0"/>
             </w:pPr>
-            <w:hyperlink w:history="1" r:id="rIdgddeeov2ifbmun2hntd7g">
+            <w:hyperlink w:history="1" r:id="rIdqsu4ql1qqerxa1a1qvuad">
               <w:r>
                 <w:rPr>
                   <w:rFonts w:ascii="Arial" w:cs="Arial" w:eastAsia="Arial" w:hAnsi="Arial"/>
@@ -10145,7 +10363,7 @@
               <w:spacing w:after="10" w:before="0"/>
               <w:ind w:left="120"/>
             </w:pPr>
-            <w:hyperlink w:history="1" r:id="rIduvfzlfbyrkivs3andjkpt">
+            <w:hyperlink w:history="1" r:id="rIdnua1npgch53wjfmapwizs">
               <w:r>
                 <w:rPr>
                   <w:rFonts w:ascii="Arial" w:cs="Arial" w:eastAsia="Arial" w:hAnsi="Arial"/>
@@ -10173,6 +10391,7 @@
           </w:tcPr>
           <w:p>
             <w:pPr>
+              <w:keepNext w:val="false"/>
               <w:spacing w:after="40" w:before="0"/>
               <w:jc w:val="left"/>
             </w:pPr>
@@ -10205,6 +10424,7 @@
           </w:tcPr>
           <w:p>
             <w:pPr>
+              <w:keepNext w:val="false"/>
               <w:spacing w:after="40" w:before="0"/>
               <w:jc w:val="left"/>
             </w:pPr>
@@ -10237,6 +10457,7 @@
           </w:tcPr>
           <w:p>
             <w:pPr>
+              <w:keepNext w:val="false"/>
               <w:spacing w:after="40" w:before="0"/>
               <w:jc w:val="left"/>
             </w:pPr>
@@ -10269,6 +10490,7 @@
           </w:tcPr>
           <w:p>
             <w:pPr>
+              <w:keepNext w:val="false"/>
               <w:spacing w:after="40" w:before="0"/>
               <w:jc w:val="left"/>
             </w:pPr>
@@ -10303,6 +10525,7 @@
           </w:tcPr>
           <w:p>
             <w:pPr>
+              <w:keepNext w:val="false"/>
               <w:spacing w:after="40" w:before="0"/>
               <w:jc w:val="left"/>
             </w:pPr>
@@ -10357,7 +10580,7 @@
               <w:spacing w:after="10" w:before="0"/>
               <w:ind w:left="120"/>
             </w:pPr>
-            <w:hyperlink w:history="1" r:id="rIdm4xyvrsbb6ynd1nvtaugf">
+            <w:hyperlink w:history="1" r:id="rId6kfmngu6sryzkwfmas7yw">
               <w:r>
                 <w:rPr>
                   <w:rFonts w:ascii="Arial" w:cs="Arial" w:eastAsia="Arial" w:hAnsi="Arial"/>
@@ -10417,7 +10640,7 @@
             <w:pPr>
               <w:spacing w:after="20" w:before="0"/>
             </w:pPr>
-            <w:hyperlink w:history="1" r:id="rIdqnpprucwxbwlbz-msw2r-">
+            <w:hyperlink w:history="1" r:id="rIdeu9beiau0xjewgjbqhnhm">
               <w:r>
                 <w:rPr>
                   <w:rFonts w:ascii="Arial" w:cs="Arial" w:eastAsia="Arial" w:hAnsi="Arial"/>
@@ -10466,7 +10689,7 @@
               <w:spacing w:after="10" w:before="0"/>
               <w:ind w:left="120"/>
             </w:pPr>
-            <w:hyperlink w:history="1" r:id="rIdft8sw9kdbozzbf7fhw_my">
+            <w:hyperlink w:history="1" r:id="rId77ksbldvwyx-ba7gmmtjn">
               <w:r>
                 <w:rPr>
                   <w:rFonts w:ascii="Arial" w:cs="Arial" w:eastAsia="Arial" w:hAnsi="Arial"/>
@@ -10494,6 +10717,7 @@
           </w:tcPr>
           <w:p>
             <w:pPr>
+              <w:keepNext w:val="false"/>
               <w:spacing w:after="40" w:before="0"/>
               <w:jc w:val="left"/>
             </w:pPr>
@@ -10526,6 +10750,7 @@
           </w:tcPr>
           <w:p>
             <w:pPr>
+              <w:keepNext w:val="false"/>
               <w:spacing w:after="40" w:before="0"/>
               <w:jc w:val="left"/>
             </w:pPr>
@@ -10558,6 +10783,7 @@
           </w:tcPr>
           <w:p>
             <w:pPr>
+              <w:keepNext w:val="false"/>
               <w:spacing w:after="40" w:before="0"/>
               <w:jc w:val="left"/>
             </w:pPr>
@@ -10590,6 +10816,7 @@
           </w:tcPr>
           <w:p>
             <w:pPr>
+              <w:keepNext w:val="false"/>
               <w:spacing w:after="40" w:before="0"/>
               <w:jc w:val="left"/>
             </w:pPr>
@@ -10649,6 +10876,7 @@
           </w:tcPr>
           <w:p>
             <w:pPr>
+              <w:keepNext w:val="false"/>
               <w:spacing w:after="40" w:before="0"/>
               <w:jc w:val="center"/>
             </w:pPr>
@@ -10683,6 +10911,7 @@
           </w:tcPr>
           <w:p>
             <w:pPr>
+              <w:keepNext w:val="false"/>
               <w:spacing w:after="40" w:before="0"/>
               <w:jc w:val="left"/>
             </w:pPr>
@@ -10744,6 +10973,7 @@
           </w:tcPr>
           <w:p>
             <w:pPr>
+              <w:keepNext w:val="false"/>
               <w:spacing w:after="40" w:before="0"/>
               <w:jc w:val="center"/>
             </w:pPr>
@@ -10778,6 +11008,7 @@
           </w:tcPr>
           <w:p>
             <w:pPr>
+              <w:keepNext w:val="false"/>
               <w:spacing w:after="40" w:before="0"/>
               <w:jc w:val="left"/>
             </w:pPr>
@@ -10810,6 +11041,7 @@
           </w:tcPr>
           <w:p>
             <w:pPr>
+              <w:keepNext w:val="false"/>
               <w:spacing w:after="40" w:before="0"/>
               <w:jc w:val="left"/>
             </w:pPr>
@@ -10844,6 +11076,7 @@
           </w:tcPr>
           <w:p>
             <w:pPr>
+              <w:keepNext w:val="false"/>
               <w:spacing w:after="40" w:before="0"/>
               <w:jc w:val="left"/>
             </w:pPr>
@@ -10876,6 +11109,7 @@
           </w:tcPr>
           <w:p>
             <w:pPr>
+              <w:keepNext w:val="false"/>
               <w:spacing w:after="40" w:before="0"/>
               <w:jc w:val="left"/>
             </w:pPr>
@@ -10910,6 +11144,7 @@
           </w:tcPr>
           <w:p>
             <w:pPr>
+              <w:keepNext w:val="false"/>
               <w:spacing w:after="40" w:before="0"/>
               <w:jc w:val="left"/>
             </w:pPr>
@@ -10942,6 +11177,7 @@
           </w:tcPr>
           <w:p>
             <w:pPr>
+              <w:keepNext w:val="false"/>
               <w:spacing w:after="40" w:before="0"/>
               <w:jc w:val="left"/>
             </w:pPr>
@@ -10978,7 +11214,7 @@
         </w:rPr>
         <w:t xml:space="preserve">© 2026 SeaVuria and ARES. Aligned with KICD objectives. Developed by SeaVuria; technical implementation by ARES (with AI assistance from Claude). Licensed under </w:t>
       </w:r>
-      <w:hyperlink w:history="1" r:id="rId4ywncovqn3ul36_mkpmfo">
+      <w:hyperlink w:history="1" r:id="rIdnn__nma59tqgdxaw1zzg9">
         <w:r>
           <w:rPr>
             <w:rFonts w:ascii="Arial" w:cs="Arial" w:eastAsia="Arial" w:hAnsi="Arial"/>
@@ -10999,7 +11235,7 @@
         </w:rPr>
         <w:t xml:space="preserve"> (</w:t>
       </w:r>
-      <w:hyperlink w:history="1" r:id="rIdeqxvbboxtmbwinvz6vsqm">
+      <w:hyperlink w:history="1" r:id="rIdbjhz2qfesrbglhxzunysx">
         <w:r>
           <w:rPr>
             <w:rFonts w:ascii="Arial" w:cs="Arial" w:eastAsia="Arial" w:hAnsi="Arial"/>
@@ -11059,6 +11295,7 @@
           </w:tcPr>
           <w:p>
             <w:pPr>
+              <w:keepNext w:val="false"/>
               <w:spacing w:after="40" w:before="0"/>
               <w:jc w:val="center"/>
             </w:pPr>
@@ -11094,6 +11331,7 @@
           </w:tcPr>
           <w:p>
             <w:pPr>
+              <w:keepNext w:val="false"/>
               <w:spacing w:after="40" w:before="0"/>
               <w:jc w:val="center"/>
             </w:pPr>
@@ -11128,6 +11366,7 @@
           </w:tcPr>
           <w:p>
             <w:pPr>
+              <w:keepNext w:val="false"/>
               <w:spacing w:after="40" w:before="0"/>
               <w:jc w:val="left"/>
             </w:pPr>
@@ -11160,6 +11399,7 @@
           </w:tcPr>
           <w:p>
             <w:pPr>
+              <w:keepNext w:val="false"/>
               <w:spacing w:after="40" w:before="0"/>
               <w:jc w:val="left"/>
             </w:pPr>
@@ -11194,6 +11434,7 @@
           </w:tcPr>
           <w:p>
             <w:pPr>
+              <w:keepNext w:val="false"/>
               <w:spacing w:after="40" w:before="0"/>
               <w:jc w:val="left"/>
             </w:pPr>
@@ -11226,6 +11467,7 @@
           </w:tcPr>
           <w:p>
             <w:pPr>
+              <w:keepNext w:val="false"/>
               <w:spacing w:after="40" w:before="0"/>
               <w:jc w:val="left"/>
             </w:pPr>
@@ -11260,6 +11502,7 @@
           </w:tcPr>
           <w:p>
             <w:pPr>
+              <w:keepNext w:val="false"/>
               <w:spacing w:after="40" w:before="0"/>
               <w:jc w:val="left"/>
             </w:pPr>
@@ -11292,6 +11535,7 @@
           </w:tcPr>
           <w:p>
             <w:pPr>
+              <w:keepNext w:val="false"/>
               <w:spacing w:after="40" w:before="0"/>
               <w:jc w:val="left"/>
             </w:pPr>
@@ -11326,6 +11570,7 @@
           </w:tcPr>
           <w:p>
             <w:pPr>
+              <w:keepNext w:val="false"/>
               <w:spacing w:after="40" w:before="0"/>
               <w:jc w:val="left"/>
             </w:pPr>
@@ -11358,6 +11603,7 @@
           </w:tcPr>
           <w:p>
             <w:pPr>
+              <w:keepNext w:val="false"/>
               <w:spacing w:after="40" w:before="0"/>
               <w:jc w:val="left"/>
             </w:pPr>
@@ -11392,6 +11638,7 @@
           </w:tcPr>
           <w:p>
             <w:pPr>
+              <w:keepNext w:val="false"/>
               <w:spacing w:after="40" w:before="0"/>
               <w:jc w:val="left"/>
             </w:pPr>
@@ -11424,6 +11671,7 @@
           </w:tcPr>
           <w:p>
             <w:pPr>
+              <w:keepNext w:val="false"/>
               <w:spacing w:after="40" w:before="0"/>
               <w:jc w:val="left"/>
             </w:pPr>
@@ -11458,6 +11706,7 @@
           </w:tcPr>
           <w:p>
             <w:pPr>
+              <w:keepNext w:val="false"/>
               <w:spacing w:after="40" w:before="0"/>
               <w:jc w:val="left"/>
             </w:pPr>
@@ -11490,6 +11739,7 @@
           </w:tcPr>
           <w:p>
             <w:pPr>
+              <w:keepNext w:val="false"/>
               <w:spacing w:after="40" w:before="0"/>
               <w:jc w:val="left"/>
             </w:pPr>
@@ -11524,6 +11774,7 @@
           </w:tcPr>
           <w:p>
             <w:pPr>
+              <w:keepNext w:val="false"/>
               <w:spacing w:after="40" w:before="0"/>
               <w:jc w:val="left"/>
             </w:pPr>
@@ -11556,6 +11807,7 @@
           </w:tcPr>
           <w:p>
             <w:pPr>
+              <w:keepNext w:val="false"/>
               <w:spacing w:after="40" w:before="0"/>
               <w:jc w:val="left"/>
             </w:pPr>
@@ -11590,6 +11842,7 @@
           </w:tcPr>
           <w:p>
             <w:pPr>
+              <w:keepNext w:val="false"/>
               <w:spacing w:after="40" w:before="0"/>
               <w:jc w:val="left"/>
             </w:pPr>
@@ -11622,6 +11875,7 @@
           </w:tcPr>
           <w:p>
             <w:pPr>
+              <w:keepNext w:val="false"/>
               <w:spacing w:after="40" w:before="0"/>
               <w:jc w:val="left"/>
             </w:pPr>
@@ -11681,6 +11935,7 @@
           </w:tcPr>
           <w:p>
             <w:pPr>
+              <w:keepNext w:val="false"/>
               <w:spacing w:after="40" w:before="0"/>
               <w:jc w:val="center"/>
             </w:pPr>
@@ -11715,6 +11970,7 @@
           </w:tcPr>
           <w:p>
             <w:pPr>
+              <w:keepNext w:val="false"/>
               <w:spacing w:after="40" w:before="0"/>
               <w:jc w:val="left"/>
             </w:pPr>
@@ -11779,6 +12035,7 @@
           </w:tcPr>
           <w:p>
             <w:pPr>
+              <w:keepNext w:val="false"/>
               <w:spacing w:after="40" w:before="0"/>
               <w:jc w:val="center"/>
             </w:pPr>
@@ -11813,6 +12070,7 @@
           </w:tcPr>
           <w:p>
             <w:pPr>
+              <w:keepNext w:val="false"/>
               <w:spacing w:after="40" w:before="0"/>
               <w:jc w:val="left"/>
             </w:pPr>
@@ -11845,6 +12103,7 @@
           </w:tcPr>
           <w:p>
             <w:pPr>
+              <w:keepNext w:val="false"/>
               <w:spacing w:after="40" w:before="0"/>
               <w:jc w:val="left"/>
             </w:pPr>
@@ -11877,6 +12136,7 @@
           </w:tcPr>
           <w:p>
             <w:pPr>
+              <w:keepNext w:val="false"/>
               <w:spacing w:after="40" w:before="0"/>
               <w:jc w:val="left"/>
             </w:pPr>
@@ -11909,6 +12169,7 @@
           </w:tcPr>
           <w:p>
             <w:pPr>
+              <w:keepNext w:val="false"/>
               <w:spacing w:after="40" w:before="0"/>
               <w:jc w:val="left"/>
             </w:pPr>
@@ -11941,6 +12202,7 @@
           </w:tcPr>
           <w:p>
             <w:pPr>
+              <w:keepNext w:val="false"/>
               <w:spacing w:after="40" w:before="0"/>
               <w:jc w:val="left"/>
             </w:pPr>
@@ -11975,6 +12237,7 @@
           </w:tcPr>
           <w:p>
             <w:pPr>
+              <w:keepNext w:val="false"/>
               <w:spacing w:after="40" w:before="0"/>
               <w:jc w:val="left"/>
             </w:pPr>
@@ -12012,7 +12275,7 @@
             <w:pPr>
               <w:spacing w:after="20" w:before="0"/>
             </w:pPr>
-            <w:hyperlink w:history="1" r:id="rIdls7uf_edxig6c6igz-6c0">
+            <w:hyperlink w:history="1" r:id="rIdyfbsxj-imlc3gy_pg8iy5">
               <w:r>
                 <w:rPr>
                   <w:rFonts w:ascii="Arial" w:cs="Arial" w:eastAsia="Arial" w:hAnsi="Arial"/>
@@ -12045,7 +12308,7 @@
               <w:spacing w:after="10" w:before="0"/>
               <w:ind w:left="120"/>
             </w:pPr>
-            <w:hyperlink w:history="1" r:id="rIdtfh1ccqcthdvmzlffcnxf">
+            <w:hyperlink w:history="1" r:id="rIdgttmhhmq-hd9huhybjtlx">
               <w:r>
                 <w:rPr>
                   <w:rFonts w:ascii="Arial" w:cs="Arial" w:eastAsia="Arial" w:hAnsi="Arial"/>
@@ -12090,7 +12353,7 @@
             <w:pPr>
               <w:spacing w:after="20" w:before="0"/>
             </w:pPr>
-            <w:hyperlink w:history="1" r:id="rId5ilrxe63dxkifqxweps07">
+            <w:hyperlink w:history="1" r:id="rIdgw9wzfuyhxudjtaw6jcxc">
               <w:r>
                 <w:rPr>
                   <w:rFonts w:ascii="Arial" w:cs="Arial" w:eastAsia="Arial" w:hAnsi="Arial"/>
@@ -12123,7 +12386,7 @@
               <w:spacing w:after="10" w:before="0"/>
               <w:ind w:left="120"/>
             </w:pPr>
-            <w:hyperlink w:history="1" r:id="rId-sit167stv-bcfs-mwq6b">
+            <w:hyperlink w:history="1" r:id="rId_lyrak3yxhii0e8xkc4k9">
               <w:r>
                 <w:rPr>
                   <w:rFonts w:ascii="Arial" w:cs="Arial" w:eastAsia="Arial" w:hAnsi="Arial"/>
@@ -12151,6 +12414,7 @@
           </w:tcPr>
           <w:p>
             <w:pPr>
+              <w:keepNext w:val="false"/>
               <w:spacing w:after="40" w:before="0"/>
               <w:jc w:val="left"/>
             </w:pPr>
@@ -12183,6 +12447,7 @@
           </w:tcPr>
           <w:p>
             <w:pPr>
+              <w:keepNext w:val="false"/>
               <w:spacing w:after="40" w:before="0"/>
               <w:jc w:val="left"/>
             </w:pPr>
@@ -12215,6 +12480,7 @@
           </w:tcPr>
           <w:p>
             <w:pPr>
+              <w:keepNext w:val="false"/>
               <w:spacing w:after="40" w:before="0"/>
               <w:jc w:val="left"/>
             </w:pPr>
@@ -12247,6 +12513,7 @@
           </w:tcPr>
           <w:p>
             <w:pPr>
+              <w:keepNext w:val="false"/>
               <w:spacing w:after="40" w:before="0"/>
               <w:jc w:val="left"/>
             </w:pPr>
@@ -12281,6 +12548,7 @@
           </w:tcPr>
           <w:p>
             <w:pPr>
+              <w:keepNext w:val="false"/>
               <w:spacing w:after="40" w:before="0"/>
               <w:jc w:val="left"/>
             </w:pPr>
@@ -12318,7 +12586,7 @@
             <w:pPr>
               <w:spacing w:after="20" w:before="0"/>
             </w:pPr>
-            <w:hyperlink w:history="1" r:id="rIdj1d5ujlxmetvr1fiyi1p6">
+            <w:hyperlink w:history="1" r:id="rIda-hkjykovscvl6nzmy3ha">
               <w:r>
                 <w:rPr>
                   <w:rFonts w:ascii="Arial" w:cs="Arial" w:eastAsia="Arial" w:hAnsi="Arial"/>
@@ -12351,7 +12619,7 @@
               <w:spacing w:after="10" w:before="0"/>
               <w:ind w:left="120"/>
             </w:pPr>
-            <w:hyperlink w:history="1" r:id="rId1_f_msjzpcbdswvowxwom">
+            <w:hyperlink w:history="1" r:id="rIdlqeojuxm_--nrqrssdhln">
               <w:r>
                 <w:rPr>
                   <w:rFonts w:ascii="Arial" w:cs="Arial" w:eastAsia="Arial" w:hAnsi="Arial"/>
@@ -12396,7 +12664,7 @@
             <w:pPr>
               <w:spacing w:after="20" w:before="0"/>
             </w:pPr>
-            <w:hyperlink w:history="1" r:id="rId2pf4wsyjwgmt_f0krpvtq">
+            <w:hyperlink w:history="1" r:id="rIdmyri9pzbsczmnut8h3ib8">
               <w:r>
                 <w:rPr>
                   <w:rFonts w:ascii="Arial" w:cs="Arial" w:eastAsia="Arial" w:hAnsi="Arial"/>
@@ -12429,7 +12697,7 @@
               <w:spacing w:after="10" w:before="0"/>
               <w:ind w:left="120"/>
             </w:pPr>
-            <w:hyperlink w:history="1" r:id="rIdsjjcsnaiyieztf4e38opc">
+            <w:hyperlink w:history="1" r:id="rIdtal4ecxjdaok99qktn-85">
               <w:r>
                 <w:rPr>
                   <w:rFonts w:ascii="Arial" w:cs="Arial" w:eastAsia="Arial" w:hAnsi="Arial"/>
@@ -12457,6 +12725,7 @@
           </w:tcPr>
           <w:p>
             <w:pPr>
+              <w:keepNext w:val="false"/>
               <w:spacing w:after="40" w:before="0"/>
               <w:jc w:val="left"/>
             </w:pPr>
@@ -12489,6 +12758,7 @@
           </w:tcPr>
           <w:p>
             <w:pPr>
+              <w:keepNext w:val="false"/>
               <w:spacing w:after="40" w:before="0"/>
               <w:jc w:val="left"/>
             </w:pPr>
@@ -12521,6 +12791,7 @@
           </w:tcPr>
           <w:p>
             <w:pPr>
+              <w:keepNext w:val="false"/>
               <w:spacing w:after="40" w:before="0"/>
               <w:jc w:val="left"/>
             </w:pPr>
@@ -12553,6 +12824,7 @@
           </w:tcPr>
           <w:p>
             <w:pPr>
+              <w:keepNext w:val="false"/>
               <w:spacing w:after="40" w:before="0"/>
               <w:jc w:val="left"/>
             </w:pPr>
@@ -12587,6 +12859,7 @@
           </w:tcPr>
           <w:p>
             <w:pPr>
+              <w:keepNext w:val="false"/>
               <w:spacing w:after="40" w:before="0"/>
               <w:jc w:val="left"/>
             </w:pPr>
@@ -12624,7 +12897,7 @@
             <w:pPr>
               <w:spacing w:after="20" w:before="0"/>
             </w:pPr>
-            <w:hyperlink w:history="1" r:id="rIdj0vjw_nhfuyy0w4flima9">
+            <w:hyperlink w:history="1" r:id="rIdryijadzrdvsduovbenhee">
               <w:r>
                 <w:rPr>
                   <w:rFonts w:ascii="Arial" w:cs="Arial" w:eastAsia="Arial" w:hAnsi="Arial"/>
@@ -12673,7 +12946,7 @@
               <w:spacing w:after="10" w:before="0"/>
               <w:ind w:left="120"/>
             </w:pPr>
-            <w:hyperlink w:history="1" r:id="rIdpymugmseedta9aizhsqvf">
+            <w:hyperlink w:history="1" r:id="rIddi-x5yq-3ttayaiu5qo8p">
               <w:r>
                 <w:rPr>
                   <w:rFonts w:ascii="Arial" w:cs="Arial" w:eastAsia="Arial" w:hAnsi="Arial"/>
@@ -12718,7 +12991,7 @@
             <w:pPr>
               <w:spacing w:after="20" w:before="0"/>
             </w:pPr>
-            <w:hyperlink w:history="1" r:id="rIdzaby5akfe8kulh2v6io_x">
+            <w:hyperlink w:history="1" r:id="rIdjatokl-6qor0wk8vwda2a">
               <w:r>
                 <w:rPr>
                   <w:rFonts w:ascii="Arial" w:cs="Arial" w:eastAsia="Arial" w:hAnsi="Arial"/>
@@ -12751,7 +13024,7 @@
               <w:spacing w:after="10" w:before="0"/>
               <w:ind w:left="120"/>
             </w:pPr>
-            <w:hyperlink w:history="1" r:id="rIdwdd6xiy38etcw99r2peim">
+            <w:hyperlink w:history="1" r:id="rIdmvbu9gwumetgd-n-zkwkc">
               <w:r>
                 <w:rPr>
                   <w:rFonts w:ascii="Arial" w:cs="Arial" w:eastAsia="Arial" w:hAnsi="Arial"/>
@@ -12779,6 +13052,7 @@
           </w:tcPr>
           <w:p>
             <w:pPr>
+              <w:keepNext w:val="false"/>
               <w:spacing w:after="40" w:before="0"/>
               <w:jc w:val="left"/>
             </w:pPr>
@@ -12811,6 +13085,7 @@
           </w:tcPr>
           <w:p>
             <w:pPr>
+              <w:keepNext w:val="false"/>
               <w:spacing w:after="40" w:before="0"/>
               <w:jc w:val="left"/>
             </w:pPr>
@@ -12843,6 +13118,7 @@
           </w:tcPr>
           <w:p>
             <w:pPr>
+              <w:keepNext w:val="false"/>
               <w:spacing w:after="40" w:before="0"/>
               <w:jc w:val="left"/>
             </w:pPr>
@@ -12875,6 +13151,7 @@
           </w:tcPr>
           <w:p>
             <w:pPr>
+              <w:keepNext w:val="false"/>
               <w:spacing w:after="40" w:before="0"/>
               <w:jc w:val="left"/>
             </w:pPr>
@@ -12909,6 +13186,7 @@
           </w:tcPr>
           <w:p>
             <w:pPr>
+              <w:keepNext w:val="false"/>
               <w:spacing w:after="40" w:before="0"/>
               <w:jc w:val="left"/>
             </w:pPr>
@@ -12946,7 +13224,7 @@
             <w:pPr>
               <w:spacing w:after="20" w:before="0"/>
             </w:pPr>
-            <w:hyperlink w:history="1" r:id="rIdjfmloeq3dmmcwfdoahujz">
+            <w:hyperlink w:history="1" r:id="rIdcp4rdymushjilg9nffq9u">
               <w:r>
                 <w:rPr>
                   <w:rFonts w:ascii="Arial" w:cs="Arial" w:eastAsia="Arial" w:hAnsi="Arial"/>
@@ -12995,7 +13273,7 @@
               <w:spacing w:after="10" w:before="0"/>
               <w:ind w:left="120"/>
             </w:pPr>
-            <w:hyperlink w:history="1" r:id="rId-kwuhgtt-1cmz-3ixl0ef">
+            <w:hyperlink w:history="1" r:id="rIdue6rlrlrttrhgufbj74_5">
               <w:r>
                 <w:rPr>
                   <w:rFonts w:ascii="Arial" w:cs="Arial" w:eastAsia="Arial" w:hAnsi="Arial"/>
@@ -13040,7 +13318,7 @@
             <w:pPr>
               <w:spacing w:after="20" w:before="0"/>
             </w:pPr>
-            <w:hyperlink w:history="1" r:id="rId5wgks4z-vthlrue8evxw0">
+            <w:hyperlink w:history="1" r:id="rIdkjjrbaxmlxzsbmxfujngb">
               <w:r>
                 <w:rPr>
                   <w:rFonts w:ascii="Arial" w:cs="Arial" w:eastAsia="Arial" w:hAnsi="Arial"/>
@@ -13073,7 +13351,7 @@
               <w:spacing w:after="10" w:before="0"/>
               <w:ind w:left="120"/>
             </w:pPr>
-            <w:hyperlink w:history="1" r:id="rIduzrwowyxhug34nul-yp2f">
+            <w:hyperlink w:history="1" r:id="rIdk2kzjitwva5nnaw7ozesi">
               <w:r>
                 <w:rPr>
                   <w:rFonts w:ascii="Arial" w:cs="Arial" w:eastAsia="Arial" w:hAnsi="Arial"/>
@@ -13101,6 +13379,7 @@
           </w:tcPr>
           <w:p>
             <w:pPr>
+              <w:keepNext w:val="false"/>
               <w:spacing w:after="40" w:before="0"/>
               <w:jc w:val="left"/>
             </w:pPr>
@@ -13133,6 +13412,7 @@
           </w:tcPr>
           <w:p>
             <w:pPr>
+              <w:keepNext w:val="false"/>
               <w:spacing w:after="40" w:before="0"/>
               <w:jc w:val="left"/>
             </w:pPr>
@@ -13165,6 +13445,7 @@
           </w:tcPr>
           <w:p>
             <w:pPr>
+              <w:keepNext w:val="false"/>
               <w:spacing w:after="40" w:before="0"/>
               <w:jc w:val="left"/>
             </w:pPr>
@@ -13197,6 +13478,7 @@
           </w:tcPr>
           <w:p>
             <w:pPr>
+              <w:keepNext w:val="false"/>
               <w:spacing w:after="40" w:before="0"/>
               <w:jc w:val="left"/>
             </w:pPr>
@@ -13231,6 +13513,7 @@
           </w:tcPr>
           <w:p>
             <w:pPr>
+              <w:keepNext w:val="false"/>
               <w:spacing w:after="40" w:before="0"/>
               <w:jc w:val="left"/>
             </w:pPr>
@@ -13268,7 +13551,7 @@
             <w:pPr>
               <w:spacing w:after="20" w:before="0"/>
             </w:pPr>
-            <w:hyperlink w:history="1" r:id="rIdkb_2snxyfmzfb2zu4qgci">
+            <w:hyperlink w:history="1" r:id="rIdp-3jrwu4v2jbp84ym3f7z">
               <w:r>
                 <w:rPr>
                   <w:rFonts w:ascii="Arial" w:cs="Arial" w:eastAsia="Arial" w:hAnsi="Arial"/>
@@ -13317,7 +13600,7 @@
               <w:spacing w:after="10" w:before="0"/>
               <w:ind w:left="120"/>
             </w:pPr>
-            <w:hyperlink w:history="1" r:id="rIdow62vjgd0r503wjrbi3bk">
+            <w:hyperlink w:history="1" r:id="rIdyneyeqkkab1q5acoy1op-">
               <w:r>
                 <w:rPr>
                   <w:rFonts w:ascii="Arial" w:cs="Arial" w:eastAsia="Arial" w:hAnsi="Arial"/>
@@ -13362,7 +13645,7 @@
             <w:pPr>
               <w:spacing w:after="20" w:before="0"/>
             </w:pPr>
-            <w:hyperlink w:history="1" r:id="rIdhpbzctvszmgf9fkpd8ill">
+            <w:hyperlink w:history="1" r:id="rIdsacqi8ue_ycg6p7n0phe2">
               <w:r>
                 <w:rPr>
                   <w:rFonts w:ascii="Arial" w:cs="Arial" w:eastAsia="Arial" w:hAnsi="Arial"/>
@@ -13395,7 +13678,7 @@
               <w:spacing w:after="10" w:before="0"/>
               <w:ind w:left="120"/>
             </w:pPr>
-            <w:hyperlink w:history="1" r:id="rIdq5nfejayki-ugqatt5fjn">
+            <w:hyperlink w:history="1" r:id="rIdqrmotfatoz0olagzoieoo">
               <w:r>
                 <w:rPr>
                   <w:rFonts w:ascii="Arial" w:cs="Arial" w:eastAsia="Arial" w:hAnsi="Arial"/>
@@ -13423,6 +13706,7 @@
           </w:tcPr>
           <w:p>
             <w:pPr>
+              <w:keepNext w:val="false"/>
               <w:spacing w:after="40" w:before="0"/>
               <w:jc w:val="left"/>
             </w:pPr>
@@ -13455,6 +13739,7 @@
           </w:tcPr>
           <w:p>
             <w:pPr>
+              <w:keepNext w:val="false"/>
               <w:spacing w:after="40" w:before="0"/>
               <w:jc w:val="left"/>
             </w:pPr>
@@ -13487,6 +13772,7 @@
           </w:tcPr>
           <w:p>
             <w:pPr>
+              <w:keepNext w:val="false"/>
               <w:spacing w:after="40" w:before="0"/>
               <w:jc w:val="left"/>
             </w:pPr>
@@ -13519,6 +13805,7 @@
           </w:tcPr>
           <w:p>
             <w:pPr>
+              <w:keepNext w:val="false"/>
               <w:spacing w:after="40" w:before="0"/>
               <w:jc w:val="left"/>
             </w:pPr>
@@ -13578,6 +13865,7 @@
           </w:tcPr>
           <w:p>
             <w:pPr>
+              <w:keepNext w:val="false"/>
               <w:spacing w:after="40" w:before="0"/>
               <w:jc w:val="center"/>
             </w:pPr>
@@ -13612,6 +13900,7 @@
           </w:tcPr>
           <w:p>
             <w:pPr>
+              <w:keepNext w:val="false"/>
               <w:spacing w:after="40" w:before="0"/>
               <w:jc w:val="left"/>
             </w:pPr>
@@ -13673,6 +13962,7 @@
           </w:tcPr>
           <w:p>
             <w:pPr>
+              <w:keepNext w:val="false"/>
               <w:spacing w:after="40" w:before="0"/>
               <w:jc w:val="center"/>
             </w:pPr>
@@ -13707,6 +13997,7 @@
           </w:tcPr>
           <w:p>
             <w:pPr>
+              <w:keepNext w:val="false"/>
               <w:spacing w:after="40" w:before="0"/>
               <w:jc w:val="left"/>
             </w:pPr>
@@ -13739,6 +14030,7 @@
           </w:tcPr>
           <w:p>
             <w:pPr>
+              <w:keepNext w:val="false"/>
               <w:spacing w:after="40" w:before="0"/>
               <w:jc w:val="left"/>
             </w:pPr>
@@ -13773,6 +14065,7 @@
           </w:tcPr>
           <w:p>
             <w:pPr>
+              <w:keepNext w:val="false"/>
               <w:spacing w:after="40" w:before="0"/>
               <w:jc w:val="left"/>
             </w:pPr>
@@ -13805,6 +14098,7 @@
           </w:tcPr>
           <w:p>
             <w:pPr>
+              <w:keepNext w:val="false"/>
               <w:spacing w:after="40" w:before="0"/>
               <w:jc w:val="left"/>
             </w:pPr>
@@ -13839,6 +14133,7 @@
           </w:tcPr>
           <w:p>
             <w:pPr>
+              <w:keepNext w:val="false"/>
               <w:spacing w:after="40" w:before="0"/>
               <w:jc w:val="left"/>
             </w:pPr>
@@ -13871,6 +14166,7 @@
           </w:tcPr>
           <w:p>
             <w:pPr>
+              <w:keepNext w:val="false"/>
               <w:spacing w:after="40" w:before="0"/>
               <w:jc w:val="left"/>
             </w:pPr>
@@ -13907,7 +14203,7 @@
         </w:rPr>
         <w:t xml:space="preserve">© 2026 SeaVuria and ARES. Aligned with KICD objectives. Developed by SeaVuria; technical implementation by ARES (with AI assistance from Claude). Licensed under </w:t>
       </w:r>
-      <w:hyperlink w:history="1" r:id="rIdszkua2car6nwqmiw8m2tg">
+      <w:hyperlink w:history="1" r:id="rIddjpmvvy9fvlfogokcykdv">
         <w:r>
           <w:rPr>
             <w:rFonts w:ascii="Arial" w:cs="Arial" w:eastAsia="Arial" w:hAnsi="Arial"/>
@@ -13928,7 +14224,7 @@
         </w:rPr>
         <w:t xml:space="preserve"> (</w:t>
       </w:r>
-      <w:hyperlink w:history="1" r:id="rIdq2zx5umew_qguewxysj9y">
+      <w:hyperlink w:history="1" r:id="rIdf9bds-9zbvbbz3vvokrwq">
         <w:r>
           <w:rPr>
             <w:rFonts w:ascii="Arial" w:cs="Arial" w:eastAsia="Arial" w:hAnsi="Arial"/>
@@ -13988,6 +14284,7 @@
           </w:tcPr>
           <w:p>
             <w:pPr>
+              <w:keepNext w:val="false"/>
               <w:spacing w:after="40" w:before="0"/>
               <w:jc w:val="center"/>
             </w:pPr>
@@ -14023,6 +14320,7 @@
           </w:tcPr>
           <w:p>
             <w:pPr>
+              <w:keepNext w:val="false"/>
               <w:spacing w:after="40" w:before="0"/>
               <w:jc w:val="center"/>
             </w:pPr>
@@ -14057,6 +14355,7 @@
           </w:tcPr>
           <w:p>
             <w:pPr>
+              <w:keepNext w:val="false"/>
               <w:spacing w:after="40" w:before="0"/>
               <w:jc w:val="left"/>
             </w:pPr>
@@ -14089,6 +14388,7 @@
           </w:tcPr>
           <w:p>
             <w:pPr>
+              <w:keepNext w:val="false"/>
               <w:spacing w:after="40" w:before="0"/>
               <w:jc w:val="left"/>
             </w:pPr>
@@ -14123,6 +14423,7 @@
           </w:tcPr>
           <w:p>
             <w:pPr>
+              <w:keepNext w:val="false"/>
               <w:spacing w:after="40" w:before="0"/>
               <w:jc w:val="left"/>
             </w:pPr>
@@ -14155,6 +14456,7 @@
           </w:tcPr>
           <w:p>
             <w:pPr>
+              <w:keepNext w:val="false"/>
               <w:spacing w:after="40" w:before="0"/>
               <w:jc w:val="left"/>
             </w:pPr>
@@ -14189,6 +14491,7 @@
           </w:tcPr>
           <w:p>
             <w:pPr>
+              <w:keepNext w:val="false"/>
               <w:spacing w:after="40" w:before="0"/>
               <w:jc w:val="left"/>
             </w:pPr>
@@ -14316,6 +14619,7 @@
           </w:tcPr>
           <w:p>
             <w:pPr>
+              <w:keepNext w:val="false"/>
               <w:spacing w:after="40" w:before="0"/>
               <w:jc w:val="left"/>
             </w:pPr>
@@ -14423,6 +14727,7 @@
           </w:tcPr>
           <w:p>
             <w:pPr>
+              <w:keepNext w:val="false"/>
               <w:spacing w:after="40" w:before="0"/>
               <w:jc w:val="left"/>
             </w:pPr>
@@ -14510,6 +14815,7 @@
           </w:tcPr>
           <w:p>
             <w:pPr>
+              <w:keepNext w:val="false"/>
               <w:spacing w:after="40" w:before="0"/>
               <w:jc w:val="left"/>
             </w:pPr>
@@ -14542,6 +14848,7 @@
           </w:tcPr>
           <w:p>
             <w:pPr>
+              <w:keepNext w:val="false"/>
               <w:spacing w:after="40" w:before="0"/>
               <w:jc w:val="left"/>
             </w:pPr>
@@ -14576,6 +14883,7 @@
           </w:tcPr>
           <w:p>
             <w:pPr>
+              <w:keepNext w:val="false"/>
               <w:spacing w:after="40" w:before="0"/>
               <w:jc w:val="left"/>
             </w:pPr>
@@ -14608,6 +14916,7 @@
           </w:tcPr>
           <w:p>
             <w:pPr>
+              <w:keepNext w:val="false"/>
               <w:spacing w:after="40" w:before="0"/>
               <w:jc w:val="left"/>
             </w:pPr>
@@ -14642,6 +14951,7 @@
           </w:tcPr>
           <w:p>
             <w:pPr>
+              <w:keepNext w:val="false"/>
               <w:spacing w:after="40" w:before="0"/>
               <w:jc w:val="left"/>
             </w:pPr>
@@ -14674,6 +14984,7 @@
           </w:tcPr>
           <w:p>
             <w:pPr>
+              <w:keepNext w:val="false"/>
               <w:spacing w:after="40" w:before="0"/>
               <w:jc w:val="left"/>
             </w:pPr>
@@ -14733,6 +15044,7 @@
           </w:tcPr>
           <w:p>
             <w:pPr>
+              <w:keepNext w:val="false"/>
               <w:spacing w:after="40" w:before="0"/>
               <w:jc w:val="center"/>
             </w:pPr>
@@ -14767,6 +15079,7 @@
           </w:tcPr>
           <w:p>
             <w:pPr>
+              <w:keepNext w:val="false"/>
               <w:spacing w:after="40" w:before="0"/>
               <w:jc w:val="left"/>
             </w:pPr>
@@ -14786,6 +15099,7 @@
           </w:p>
           <w:p>
             <w:pPr>
+              <w:keepNext w:val="false"/>
               <w:spacing w:after="40" w:before="0"/>
               <w:jc w:val="left"/>
             </w:pPr>
@@ -14805,6 +15119,7 @@
           </w:p>
           <w:p>
             <w:pPr>
+              <w:keepNext w:val="false"/>
               <w:spacing w:after="40" w:before="0"/>
               <w:jc w:val="left"/>
             </w:pPr>
@@ -14824,6 +15139,7 @@
           </w:p>
           <w:p>
             <w:pPr>
+              <w:keepNext w:val="false"/>
               <w:spacing w:after="40" w:before="0"/>
               <w:jc w:val="left"/>
             </w:pPr>
@@ -14843,6 +15159,7 @@
           </w:p>
           <w:p>
             <w:pPr>
+              <w:keepNext w:val="false"/>
               <w:spacing w:after="40" w:before="0"/>
               <w:jc w:val="left"/>
             </w:pPr>
@@ -14907,6 +15224,7 @@
           </w:tcPr>
           <w:p>
             <w:pPr>
+              <w:keepNext w:val="false"/>
               <w:spacing w:after="40" w:before="0"/>
               <w:jc w:val="center"/>
             </w:pPr>
@@ -14941,6 +15259,7 @@
           </w:tcPr>
           <w:p>
             <w:pPr>
+              <w:keepNext w:val="false"/>
               <w:spacing w:after="40" w:before="0"/>
               <w:jc w:val="left"/>
             </w:pPr>
@@ -14973,6 +15292,7 @@
           </w:tcPr>
           <w:p>
             <w:pPr>
+              <w:keepNext w:val="false"/>
               <w:spacing w:after="40" w:before="0"/>
               <w:jc w:val="left"/>
             </w:pPr>
@@ -15005,6 +15325,7 @@
           </w:tcPr>
           <w:p>
             <w:pPr>
+              <w:keepNext w:val="false"/>
               <w:spacing w:after="40" w:before="0"/>
               <w:jc w:val="left"/>
             </w:pPr>
@@ -15037,6 +15358,7 @@
           </w:tcPr>
           <w:p>
             <w:pPr>
+              <w:keepNext w:val="false"/>
               <w:spacing w:after="40" w:before="0"/>
               <w:jc w:val="left"/>
             </w:pPr>
@@ -15069,6 +15391,7 @@
           </w:tcPr>
           <w:p>
             <w:pPr>
+              <w:keepNext w:val="false"/>
               <w:spacing w:after="40" w:before="0"/>
               <w:jc w:val="left"/>
             </w:pPr>
@@ -15103,6 +15426,7 @@
           </w:tcPr>
           <w:p>
             <w:pPr>
+              <w:keepNext w:val="false"/>
               <w:spacing w:after="40" w:before="0"/>
               <w:jc w:val="left"/>
             </w:pPr>
@@ -15140,7 +15464,7 @@
             <w:pPr>
               <w:spacing w:after="20" w:before="0"/>
             </w:pPr>
-            <w:hyperlink w:history="1" r:id="rIdg0wh_ppg89u5uteduyuu0">
+            <w:hyperlink w:history="1" r:id="rIdgtb1ndvytithqxumfjcye">
               <w:r>
                 <w:rPr>
                   <w:rFonts w:ascii="Arial" w:cs="Arial" w:eastAsia="Arial" w:hAnsi="Arial"/>
@@ -15173,7 +15497,7 @@
               <w:spacing w:after="10" w:before="0"/>
               <w:ind w:left="120"/>
             </w:pPr>
-            <w:hyperlink w:history="1" r:id="rIds-wghzetvdptumginhgdf">
+            <w:hyperlink w:history="1" r:id="rIdjmhbfidmozxi6svoycy1k">
               <w:r>
                 <w:rPr>
                   <w:rFonts w:ascii="Arial" w:cs="Arial" w:eastAsia="Arial" w:hAnsi="Arial"/>
@@ -15218,7 +15542,7 @@
             <w:pPr>
               <w:spacing w:after="20" w:before="0"/>
             </w:pPr>
-            <w:hyperlink w:history="1" r:id="rIdyreuhouqhqpg5sh4pfye3">
+            <w:hyperlink w:history="1" r:id="rIdceyfjpwuzaevrr5baebbc">
               <w:r>
                 <w:rPr>
                   <w:rFonts w:ascii="Arial" w:cs="Arial" w:eastAsia="Arial" w:hAnsi="Arial"/>
@@ -15251,7 +15575,7 @@
               <w:spacing w:after="10" w:before="0"/>
               <w:ind w:left="120"/>
             </w:pPr>
-            <w:hyperlink w:history="1" r:id="rIdf6vbrldqaj_asmyzuj-cq">
+            <w:hyperlink w:history="1" r:id="rIdp5xcewv-sasoomag5vfq3">
               <w:r>
                 <w:rPr>
                   <w:rFonts w:ascii="Arial" w:cs="Arial" w:eastAsia="Arial" w:hAnsi="Arial"/>
@@ -15279,6 +15603,7 @@
           </w:tcPr>
           <w:p>
             <w:pPr>
+              <w:keepNext w:val="false"/>
               <w:spacing w:after="40" w:before="0"/>
               <w:jc w:val="left"/>
             </w:pPr>
@@ -15311,6 +15636,7 @@
           </w:tcPr>
           <w:p>
             <w:pPr>
+              <w:keepNext w:val="false"/>
               <w:spacing w:after="40" w:before="0"/>
               <w:jc w:val="left"/>
             </w:pPr>
@@ -15343,6 +15669,7 @@
           </w:tcPr>
           <w:p>
             <w:pPr>
+              <w:keepNext w:val="false"/>
               <w:spacing w:after="40" w:before="0"/>
               <w:jc w:val="left"/>
             </w:pPr>
@@ -15375,6 +15702,7 @@
           </w:tcPr>
           <w:p>
             <w:pPr>
+              <w:keepNext w:val="false"/>
               <w:spacing w:after="40" w:before="0"/>
               <w:jc w:val="left"/>
             </w:pPr>
@@ -15409,6 +15737,7 @@
           </w:tcPr>
           <w:p>
             <w:pPr>
+              <w:keepNext w:val="false"/>
               <w:spacing w:after="40" w:before="0"/>
               <w:jc w:val="left"/>
             </w:pPr>
@@ -15446,7 +15775,7 @@
             <w:pPr>
               <w:spacing w:after="20" w:before="0"/>
             </w:pPr>
-            <w:hyperlink w:history="1" r:id="rIdzvjttzzhwxrzlktxlrdl1">
+            <w:hyperlink w:history="1" r:id="rIdbgik8jt42pvdqciodwx5p">
               <w:r>
                 <w:rPr>
                   <w:rFonts w:ascii="Arial" w:cs="Arial" w:eastAsia="Arial" w:hAnsi="Arial"/>
@@ -15479,7 +15808,7 @@
               <w:spacing w:after="10" w:before="0"/>
               <w:ind w:left="120"/>
             </w:pPr>
-            <w:hyperlink w:history="1" r:id="rIdkwr99o907wud-6wxq-zzl">
+            <w:hyperlink w:history="1" r:id="rIdrvp--whgugwrx49rkzkqc">
               <w:r>
                 <w:rPr>
                   <w:rFonts w:ascii="Arial" w:cs="Arial" w:eastAsia="Arial" w:hAnsi="Arial"/>
@@ -15524,7 +15853,7 @@
             <w:pPr>
               <w:spacing w:after="20" w:before="0"/>
             </w:pPr>
-            <w:hyperlink w:history="1" r:id="rIdaxgtifyrpprotpjdbnhhp">
+            <w:hyperlink w:history="1" r:id="rIdz-hhow7r5fmn9fhcmly-o">
               <w:r>
                 <w:rPr>
                   <w:rFonts w:ascii="Arial" w:cs="Arial" w:eastAsia="Arial" w:hAnsi="Arial"/>
@@ -15557,7 +15886,7 @@
               <w:spacing w:after="10" w:before="0"/>
               <w:ind w:left="120"/>
             </w:pPr>
-            <w:hyperlink w:history="1" r:id="rIdj19s9i6cthi6i7sok0xco">
+            <w:hyperlink w:history="1" r:id="rIdcwf1yz72ugiczu_qexlfh">
               <w:r>
                 <w:rPr>
                   <w:rFonts w:ascii="Arial" w:cs="Arial" w:eastAsia="Arial" w:hAnsi="Arial"/>
@@ -15585,6 +15914,7 @@
           </w:tcPr>
           <w:p>
             <w:pPr>
+              <w:keepNext w:val="false"/>
               <w:spacing w:after="40" w:before="0"/>
               <w:jc w:val="left"/>
             </w:pPr>
@@ -15617,6 +15947,7 @@
           </w:tcPr>
           <w:p>
             <w:pPr>
+              <w:keepNext w:val="false"/>
               <w:spacing w:after="40" w:before="0"/>
               <w:jc w:val="left"/>
             </w:pPr>
@@ -15649,6 +15980,7 @@
           </w:tcPr>
           <w:p>
             <w:pPr>
+              <w:keepNext w:val="false"/>
               <w:spacing w:after="40" w:before="0"/>
               <w:jc w:val="left"/>
             </w:pPr>
@@ -15681,6 +16013,7 @@
           </w:tcPr>
           <w:p>
             <w:pPr>
+              <w:keepNext w:val="false"/>
               <w:spacing w:after="40" w:before="0"/>
               <w:jc w:val="left"/>
             </w:pPr>
@@ -15715,6 +16048,7 @@
           </w:tcPr>
           <w:p>
             <w:pPr>
+              <w:keepNext w:val="false"/>
               <w:spacing w:after="40" w:before="0"/>
               <w:jc w:val="left"/>
             </w:pPr>
@@ -15752,7 +16086,7 @@
             <w:pPr>
               <w:spacing w:after="20" w:before="0"/>
             </w:pPr>
-            <w:hyperlink w:history="1" r:id="rId1jtjcnw-jvwovw9g0kpfb">
+            <w:hyperlink w:history="1" r:id="rIdoslrjqpdaqjpkw0undjjx">
               <w:r>
                 <w:rPr>
                   <w:rFonts w:ascii="Arial" w:cs="Arial" w:eastAsia="Arial" w:hAnsi="Arial"/>
@@ -15785,7 +16119,7 @@
               <w:spacing w:after="10" w:before="0"/>
               <w:ind w:left="120"/>
             </w:pPr>
-            <w:hyperlink w:history="1" r:id="rIdngngtfs4ldsyx8nxlhz2h">
+            <w:hyperlink w:history="1" r:id="rIdpjpap2yxjb1hxzp3hjckz">
               <w:r>
                 <w:rPr>
                   <w:rFonts w:ascii="Arial" w:cs="Arial" w:eastAsia="Arial" w:hAnsi="Arial"/>
@@ -15830,7 +16164,7 @@
             <w:pPr>
               <w:spacing w:after="20" w:before="0"/>
             </w:pPr>
-            <w:hyperlink w:history="1" r:id="rIdtenrx5_-u7jfzo00ejg3w">
+            <w:hyperlink w:history="1" r:id="rIddh8hyzfzaiec3arybq762">
               <w:r>
                 <w:rPr>
                   <w:rFonts w:ascii="Arial" w:cs="Arial" w:eastAsia="Arial" w:hAnsi="Arial"/>
@@ -15863,7 +16197,7 @@
               <w:spacing w:after="10" w:before="0"/>
               <w:ind w:left="120"/>
             </w:pPr>
-            <w:hyperlink w:history="1" r:id="rIdpzgfr-1tejykuwoksvjn0">
+            <w:hyperlink w:history="1" r:id="rIdlr_961ospvrcei-di7its">
               <w:r>
                 <w:rPr>
                   <w:rFonts w:ascii="Arial" w:cs="Arial" w:eastAsia="Arial" w:hAnsi="Arial"/>
@@ -15891,6 +16225,7 @@
           </w:tcPr>
           <w:p>
             <w:pPr>
+              <w:keepNext w:val="false"/>
               <w:spacing w:after="40" w:before="0"/>
               <w:jc w:val="left"/>
             </w:pPr>
@@ -15923,6 +16258,7 @@
           </w:tcPr>
           <w:p>
             <w:pPr>
+              <w:keepNext w:val="false"/>
               <w:spacing w:after="40" w:before="0"/>
               <w:jc w:val="left"/>
             </w:pPr>
@@ -15955,6 +16291,7 @@
           </w:tcPr>
           <w:p>
             <w:pPr>
+              <w:keepNext w:val="false"/>
               <w:spacing w:after="40" w:before="0"/>
               <w:jc w:val="left"/>
             </w:pPr>
@@ -15987,6 +16324,7 @@
           </w:tcPr>
           <w:p>
             <w:pPr>
+              <w:keepNext w:val="false"/>
               <w:spacing w:after="40" w:before="0"/>
               <w:jc w:val="left"/>
             </w:pPr>
@@ -16021,6 +16359,7 @@
           </w:tcPr>
           <w:p>
             <w:pPr>
+              <w:keepNext w:val="false"/>
               <w:spacing w:after="40" w:before="0"/>
               <w:jc w:val="left"/>
             </w:pPr>
@@ -16058,7 +16397,7 @@
             <w:pPr>
               <w:spacing w:after="20" w:before="0"/>
             </w:pPr>
-            <w:hyperlink w:history="1" r:id="rIdar8xq4plphdmektpqthv_">
+            <w:hyperlink w:history="1" r:id="rIdqv-rpcd-hjzv31egsknmt">
               <w:r>
                 <w:rPr>
                   <w:rFonts w:ascii="Arial" w:cs="Arial" w:eastAsia="Arial" w:hAnsi="Arial"/>
@@ -16091,7 +16430,7 @@
               <w:spacing w:after="10" w:before="0"/>
               <w:ind w:left="120"/>
             </w:pPr>
-            <w:hyperlink w:history="1" r:id="rIdbuij__x52xr3ii_xhzzgg">
+            <w:hyperlink w:history="1" r:id="rIdbsmqutmijhiz80uim1jey">
               <w:r>
                 <w:rPr>
                   <w:rFonts w:ascii="Arial" w:cs="Arial" w:eastAsia="Arial" w:hAnsi="Arial"/>
@@ -16136,7 +16475,7 @@
             <w:pPr>
               <w:spacing w:after="20" w:before="0"/>
             </w:pPr>
-            <w:hyperlink w:history="1" r:id="rIdfk4rvwdfaogmsmd2pz1wa">
+            <w:hyperlink w:history="1" r:id="rId3yjpgrtbivdrlo-rjezqw">
               <w:r>
                 <w:rPr>
                   <w:rFonts w:ascii="Arial" w:cs="Arial" w:eastAsia="Arial" w:hAnsi="Arial"/>
@@ -16169,7 +16508,7 @@
               <w:spacing w:after="10" w:before="0"/>
               <w:ind w:left="120"/>
             </w:pPr>
-            <w:hyperlink w:history="1" r:id="rIdcv6mbakmx-bxl1mlotwin">
+            <w:hyperlink w:history="1" r:id="rIdndrufqzkpumi8nukysqwb">
               <w:r>
                 <w:rPr>
                   <w:rFonts w:ascii="Arial" w:cs="Arial" w:eastAsia="Arial" w:hAnsi="Arial"/>
@@ -16197,6 +16536,7 @@
           </w:tcPr>
           <w:p>
             <w:pPr>
+              <w:keepNext w:val="false"/>
               <w:spacing w:after="40" w:before="0"/>
               <w:jc w:val="left"/>
             </w:pPr>
@@ -16229,6 +16569,7 @@
           </w:tcPr>
           <w:p>
             <w:pPr>
+              <w:keepNext w:val="false"/>
               <w:spacing w:after="40" w:before="0"/>
               <w:jc w:val="left"/>
             </w:pPr>
@@ -16261,6 +16602,7 @@
           </w:tcPr>
           <w:p>
             <w:pPr>
+              <w:keepNext w:val="false"/>
               <w:spacing w:after="40" w:before="0"/>
               <w:jc w:val="left"/>
             </w:pPr>
@@ -16293,6 +16635,7 @@
           </w:tcPr>
           <w:p>
             <w:pPr>
+              <w:keepNext w:val="false"/>
               <w:spacing w:after="40" w:before="0"/>
               <w:jc w:val="left"/>
             </w:pPr>
@@ -16327,6 +16670,7 @@
           </w:tcPr>
           <w:p>
             <w:pPr>
+              <w:keepNext w:val="false"/>
               <w:spacing w:after="40" w:before="0"/>
               <w:jc w:val="left"/>
             </w:pPr>
@@ -16364,7 +16708,7 @@
             <w:pPr>
               <w:spacing w:after="20" w:before="0"/>
             </w:pPr>
-            <w:hyperlink w:history="1" r:id="rIdvplz80hbqaspfaunkzzbj">
+            <w:hyperlink w:history="1" r:id="rIdxes3kl9pc6yh0inwyhjx_">
               <w:r>
                 <w:rPr>
                   <w:rFonts w:ascii="Arial" w:cs="Arial" w:eastAsia="Arial" w:hAnsi="Arial"/>
@@ -16413,7 +16757,7 @@
               <w:spacing w:after="10" w:before="0"/>
               <w:ind w:left="120"/>
             </w:pPr>
-            <w:hyperlink w:history="1" r:id="rIdqequ2nwcxz4xtlxikfedg">
+            <w:hyperlink w:history="1" r:id="rIdifjhcasw-sij7keqwaspc">
               <w:r>
                 <w:rPr>
                   <w:rFonts w:ascii="Arial" w:cs="Arial" w:eastAsia="Arial" w:hAnsi="Arial"/>
@@ -16458,7 +16802,7 @@
             <w:pPr>
               <w:spacing w:after="20" w:before="0"/>
             </w:pPr>
-            <w:hyperlink w:history="1" r:id="rIdhtwryws_scjvb6pcz_chv">
+            <w:hyperlink w:history="1" r:id="rIdqtl3kpqpqcnag9jsuwgcr">
               <w:r>
                 <w:rPr>
                   <w:rFonts w:ascii="Arial" w:cs="Arial" w:eastAsia="Arial" w:hAnsi="Arial"/>
@@ -16507,7 +16851,7 @@
               <w:spacing w:after="10" w:before="0"/>
               <w:ind w:left="120"/>
             </w:pPr>
-            <w:hyperlink w:history="1" r:id="rId6a1ek6k55hfkszri05rkp">
+            <w:hyperlink w:history="1" r:id="rIddk1yr1umpsvi1sd6k1aom">
               <w:r>
                 <w:rPr>
                   <w:rFonts w:ascii="Arial" w:cs="Arial" w:eastAsia="Arial" w:hAnsi="Arial"/>
@@ -16535,6 +16879,7 @@
           </w:tcPr>
           <w:p>
             <w:pPr>
+              <w:keepNext w:val="false"/>
               <w:spacing w:after="40" w:before="0"/>
               <w:jc w:val="left"/>
             </w:pPr>
@@ -16567,6 +16912,7 @@
           </w:tcPr>
           <w:p>
             <w:pPr>
+              <w:keepNext w:val="false"/>
               <w:spacing w:after="40" w:before="0"/>
               <w:jc w:val="left"/>
             </w:pPr>
@@ -16599,6 +16945,7 @@
           </w:tcPr>
           <w:p>
             <w:pPr>
+              <w:keepNext w:val="false"/>
               <w:spacing w:after="40" w:before="0"/>
               <w:jc w:val="left"/>
             </w:pPr>
@@ -16631,6 +16978,7 @@
           </w:tcPr>
           <w:p>
             <w:pPr>
+              <w:keepNext w:val="false"/>
               <w:spacing w:after="40" w:before="0"/>
               <w:jc w:val="left"/>
             </w:pPr>
@@ -16690,6 +17038,7 @@
           </w:tcPr>
           <w:p>
             <w:pPr>
+              <w:keepNext w:val="false"/>
               <w:spacing w:after="40" w:before="0"/>
               <w:jc w:val="center"/>
             </w:pPr>
@@ -16724,6 +17073,7 @@
           </w:tcPr>
           <w:p>
             <w:pPr>
+              <w:keepNext w:val="false"/>
               <w:spacing w:after="40" w:before="0"/>
               <w:jc w:val="left"/>
             </w:pPr>
@@ -16743,6 +17093,7 @@
           </w:p>
           <w:p>
             <w:pPr>
+              <w:keepNext w:val="false"/>
               <w:spacing w:after="40" w:before="0"/>
               <w:jc w:val="left"/>
             </w:pPr>
@@ -16762,6 +17113,7 @@
           </w:p>
           <w:p>
             <w:pPr>
+              <w:keepNext w:val="false"/>
               <w:spacing w:after="40" w:before="0"/>
               <w:jc w:val="left"/>
             </w:pPr>
@@ -16781,6 +17133,7 @@
           </w:p>
           <w:p>
             <w:pPr>
+              <w:keepNext w:val="false"/>
               <w:spacing w:after="40" w:before="0"/>
               <w:jc w:val="left"/>
             </w:pPr>
@@ -16800,6 +17153,7 @@
           </w:p>
           <w:p>
             <w:pPr>
+              <w:keepNext w:val="false"/>
               <w:spacing w:after="40" w:before="0"/>
               <w:jc w:val="left"/>
             </w:pPr>
@@ -16861,6 +17215,7 @@
           </w:tcPr>
           <w:p>
             <w:pPr>
+              <w:keepNext w:val="false"/>
               <w:spacing w:after="40" w:before="0"/>
               <w:jc w:val="center"/>
             </w:pPr>
@@ -16895,6 +17250,7 @@
           </w:tcPr>
           <w:p>
             <w:pPr>
+              <w:keepNext w:val="false"/>
               <w:spacing w:after="40" w:before="0"/>
               <w:jc w:val="left"/>
             </w:pPr>
@@ -16927,6 +17283,7 @@
           </w:tcPr>
           <w:p>
             <w:pPr>
+              <w:keepNext w:val="false"/>
               <w:spacing w:after="40" w:before="0"/>
               <w:jc w:val="left"/>
             </w:pPr>
@@ -16961,6 +17318,7 @@
           </w:tcPr>
           <w:p>
             <w:pPr>
+              <w:keepNext w:val="false"/>
               <w:spacing w:after="40" w:before="0"/>
               <w:jc w:val="left"/>
             </w:pPr>
@@ -16993,6 +17351,7 @@
           </w:tcPr>
           <w:p>
             <w:pPr>
+              <w:keepNext w:val="false"/>
               <w:spacing w:after="40" w:before="0"/>
               <w:jc w:val="left"/>
             </w:pPr>
@@ -17027,6 +17386,7 @@
           </w:tcPr>
           <w:p>
             <w:pPr>
+              <w:keepNext w:val="false"/>
               <w:spacing w:after="40" w:before="0"/>
               <w:jc w:val="left"/>
             </w:pPr>
@@ -17059,6 +17419,7 @@
           </w:tcPr>
           <w:p>
             <w:pPr>
+              <w:keepNext w:val="false"/>
               <w:spacing w:after="40" w:before="0"/>
               <w:jc w:val="left"/>
             </w:pPr>
@@ -17095,7 +17456,7 @@
         </w:rPr>
         <w:t xml:space="preserve">© 2026 SeaVuria and ARES. Aligned with KICD objectives. Developed by SeaVuria; technical implementation by ARES (with AI assistance from Claude). Licensed under </w:t>
       </w:r>
-      <w:hyperlink w:history="1" r:id="rIdzvuddhbz9o_xih3mrj0n8">
+      <w:hyperlink w:history="1" r:id="rIdklgivwktnhx3uz1v-19th">
         <w:r>
           <w:rPr>
             <w:rFonts w:ascii="Arial" w:cs="Arial" w:eastAsia="Arial" w:hAnsi="Arial"/>
@@ -17116,7 +17477,7 @@
         </w:rPr>
         <w:t xml:space="preserve"> (</w:t>
       </w:r>
-      <w:hyperlink w:history="1" r:id="rIdwut_kor5ll3vqwrd935w3">
+      <w:hyperlink w:history="1" r:id="rIdfa-lqlyudqhjpmu2fiwff">
         <w:r>
           <w:rPr>
             <w:rFonts w:ascii="Arial" w:cs="Arial" w:eastAsia="Arial" w:hAnsi="Arial"/>
@@ -17176,6 +17537,7 @@
           </w:tcPr>
           <w:p>
             <w:pPr>
+              <w:keepNext w:val="false"/>
               <w:spacing w:after="40" w:before="0"/>
               <w:jc w:val="center"/>
             </w:pPr>
@@ -17211,6 +17573,7 @@
           </w:tcPr>
           <w:p>
             <w:pPr>
+              <w:keepNext w:val="false"/>
               <w:spacing w:after="40" w:before="0"/>
               <w:jc w:val="center"/>
             </w:pPr>
@@ -17245,6 +17608,7 @@
           </w:tcPr>
           <w:p>
             <w:pPr>
+              <w:keepNext w:val="false"/>
               <w:spacing w:after="40" w:before="0"/>
               <w:jc w:val="left"/>
             </w:pPr>
@@ -17277,6 +17641,7 @@
           </w:tcPr>
           <w:p>
             <w:pPr>
+              <w:keepNext w:val="false"/>
               <w:spacing w:after="40" w:before="0"/>
               <w:jc w:val="left"/>
             </w:pPr>
@@ -17311,6 +17676,7 @@
           </w:tcPr>
           <w:p>
             <w:pPr>
+              <w:keepNext w:val="false"/>
               <w:spacing w:after="40" w:before="0"/>
               <w:jc w:val="left"/>
             </w:pPr>
@@ -17343,6 +17709,7 @@
           </w:tcPr>
           <w:p>
             <w:pPr>
+              <w:keepNext w:val="false"/>
               <w:spacing w:after="40" w:before="0"/>
               <w:jc w:val="left"/>
             </w:pPr>
@@ -17377,6 +17744,7 @@
           </w:tcPr>
           <w:p>
             <w:pPr>
+              <w:keepNext w:val="false"/>
               <w:spacing w:after="40" w:before="0"/>
               <w:jc w:val="left"/>
             </w:pPr>
@@ -17484,6 +17852,7 @@
           </w:tcPr>
           <w:p>
             <w:pPr>
+              <w:keepNext w:val="false"/>
               <w:spacing w:after="40" w:before="0"/>
               <w:jc w:val="left"/>
             </w:pPr>
@@ -17591,6 +17960,7 @@
           </w:tcPr>
           <w:p>
             <w:pPr>
+              <w:keepNext w:val="false"/>
               <w:spacing w:after="40" w:before="0"/>
               <w:jc w:val="left"/>
             </w:pPr>
@@ -17678,6 +18048,7 @@
           </w:tcPr>
           <w:p>
             <w:pPr>
+              <w:keepNext w:val="false"/>
               <w:spacing w:after="40" w:before="0"/>
               <w:jc w:val="left"/>
             </w:pPr>
@@ -17710,6 +18081,7 @@
           </w:tcPr>
           <w:p>
             <w:pPr>
+              <w:keepNext w:val="false"/>
               <w:spacing w:after="40" w:before="0"/>
               <w:jc w:val="left"/>
             </w:pPr>
@@ -17744,6 +18116,7 @@
           </w:tcPr>
           <w:p>
             <w:pPr>
+              <w:keepNext w:val="false"/>
               <w:spacing w:after="40" w:before="0"/>
               <w:jc w:val="left"/>
             </w:pPr>
@@ -17776,6 +18149,7 @@
           </w:tcPr>
           <w:p>
             <w:pPr>
+              <w:keepNext w:val="false"/>
               <w:spacing w:after="40" w:before="0"/>
               <w:jc w:val="left"/>
             </w:pPr>
@@ -17810,6 +18184,7 @@
           </w:tcPr>
           <w:p>
             <w:pPr>
+              <w:keepNext w:val="false"/>
               <w:spacing w:after="40" w:before="0"/>
               <w:jc w:val="left"/>
             </w:pPr>
@@ -17842,6 +18217,7 @@
           </w:tcPr>
           <w:p>
             <w:pPr>
+              <w:keepNext w:val="false"/>
               <w:spacing w:after="40" w:before="0"/>
               <w:jc w:val="left"/>
             </w:pPr>
@@ -17901,6 +18277,7 @@
           </w:tcPr>
           <w:p>
             <w:pPr>
+              <w:keepNext w:val="false"/>
               <w:spacing w:after="40" w:before="0"/>
               <w:jc w:val="center"/>
             </w:pPr>
@@ -17935,6 +18312,7 @@
           </w:tcPr>
           <w:p>
             <w:pPr>
+              <w:keepNext w:val="false"/>
               <w:spacing w:after="40" w:before="0"/>
               <w:jc w:val="left"/>
             </w:pPr>
@@ -17954,6 +18332,7 @@
           </w:p>
           <w:p>
             <w:pPr>
+              <w:keepNext w:val="false"/>
               <w:spacing w:after="40" w:before="0"/>
               <w:jc w:val="left"/>
             </w:pPr>
@@ -17973,6 +18352,7 @@
           </w:p>
           <w:p>
             <w:pPr>
+              <w:keepNext w:val="false"/>
               <w:spacing w:after="40" w:before="0"/>
               <w:jc w:val="left"/>
             </w:pPr>
@@ -17992,6 +18372,7 @@
           </w:p>
           <w:p>
             <w:pPr>
+              <w:keepNext w:val="false"/>
               <w:spacing w:after="40" w:before="0"/>
               <w:jc w:val="left"/>
             </w:pPr>
@@ -18011,6 +18392,7 @@
           </w:p>
           <w:p>
             <w:pPr>
+              <w:keepNext w:val="false"/>
               <w:spacing w:after="40" w:before="0"/>
               <w:jc w:val="left"/>
             </w:pPr>
@@ -18075,6 +18457,7 @@
           </w:tcPr>
           <w:p>
             <w:pPr>
+              <w:keepNext w:val="false"/>
               <w:spacing w:after="40" w:before="0"/>
               <w:jc w:val="center"/>
             </w:pPr>
@@ -18109,6 +18492,7 @@
           </w:tcPr>
           <w:p>
             <w:pPr>
+              <w:keepNext w:val="false"/>
               <w:spacing w:after="40" w:before="0"/>
               <w:jc w:val="left"/>
             </w:pPr>
@@ -18141,6 +18525,7 @@
           </w:tcPr>
           <w:p>
             <w:pPr>
+              <w:keepNext w:val="false"/>
               <w:spacing w:after="40" w:before="0"/>
               <w:jc w:val="left"/>
             </w:pPr>
@@ -18173,6 +18558,7 @@
           </w:tcPr>
           <w:p>
             <w:pPr>
+              <w:keepNext w:val="false"/>
               <w:spacing w:after="40" w:before="0"/>
               <w:jc w:val="left"/>
             </w:pPr>
@@ -18205,6 +18591,7 @@
           </w:tcPr>
           <w:p>
             <w:pPr>
+              <w:keepNext w:val="false"/>
               <w:spacing w:after="40" w:before="0"/>
               <w:jc w:val="left"/>
             </w:pPr>
@@ -18237,6 +18624,7 @@
           </w:tcPr>
           <w:p>
             <w:pPr>
+              <w:keepNext w:val="false"/>
               <w:spacing w:after="40" w:before="0"/>
               <w:jc w:val="left"/>
             </w:pPr>
@@ -18271,6 +18659,7 @@
           </w:tcPr>
           <w:p>
             <w:pPr>
+              <w:keepNext w:val="false"/>
               <w:spacing w:after="40" w:before="0"/>
               <w:jc w:val="left"/>
             </w:pPr>
@@ -18308,7 +18697,7 @@
             <w:pPr>
               <w:spacing w:after="20" w:before="0"/>
             </w:pPr>
-            <w:hyperlink w:history="1" r:id="rIdbwlbdojt0rq8gfdxexow0">
+            <w:hyperlink w:history="1" r:id="rIdofm-_kw9qddy23fmgrwhv">
               <w:r>
                 <w:rPr>
                   <w:rFonts w:ascii="Arial" w:cs="Arial" w:eastAsia="Arial" w:hAnsi="Arial"/>
@@ -18341,7 +18730,7 @@
               <w:spacing w:after="10" w:before="0"/>
               <w:ind w:left="120"/>
             </w:pPr>
-            <w:hyperlink w:history="1" r:id="rIdadnm5udyenba7nh1az_4c">
+            <w:hyperlink w:history="1" r:id="rIdib8oqxjvlqr8yoww0lw7e">
               <w:r>
                 <w:rPr>
                   <w:rFonts w:ascii="Arial" w:cs="Arial" w:eastAsia="Arial" w:hAnsi="Arial"/>
@@ -18386,7 +18775,7 @@
             <w:pPr>
               <w:spacing w:after="20" w:before="0"/>
             </w:pPr>
-            <w:hyperlink w:history="1" r:id="rIdti2fdbobjayarmefx-xwh">
+            <w:hyperlink w:history="1" r:id="rIdxycstfvx3o7tb3tjnx6lh">
               <w:r>
                 <w:rPr>
                   <w:rFonts w:ascii="Arial" w:cs="Arial" w:eastAsia="Arial" w:hAnsi="Arial"/>
@@ -18419,7 +18808,7 @@
               <w:spacing w:after="10" w:before="0"/>
               <w:ind w:left="120"/>
             </w:pPr>
-            <w:hyperlink w:history="1" r:id="rIdhqpljhzgu0v94anpcxhd5">
+            <w:hyperlink w:history="1" r:id="rIdavupqtr7kcts9j5ogmncw">
               <w:r>
                 <w:rPr>
                   <w:rFonts w:ascii="Arial" w:cs="Arial" w:eastAsia="Arial" w:hAnsi="Arial"/>
@@ -18447,6 +18836,7 @@
           </w:tcPr>
           <w:p>
             <w:pPr>
+              <w:keepNext w:val="false"/>
               <w:spacing w:after="40" w:before="0"/>
               <w:jc w:val="left"/>
             </w:pPr>
@@ -18479,6 +18869,7 @@
           </w:tcPr>
           <w:p>
             <w:pPr>
+              <w:keepNext w:val="false"/>
               <w:spacing w:after="40" w:before="0"/>
               <w:jc w:val="left"/>
             </w:pPr>
@@ -18511,6 +18902,7 @@
           </w:tcPr>
           <w:p>
             <w:pPr>
+              <w:keepNext w:val="false"/>
               <w:spacing w:after="40" w:before="0"/>
               <w:jc w:val="left"/>
             </w:pPr>
@@ -18543,6 +18935,7 @@
           </w:tcPr>
           <w:p>
             <w:pPr>
+              <w:keepNext w:val="false"/>
               <w:spacing w:after="40" w:before="0"/>
               <w:jc w:val="left"/>
             </w:pPr>
@@ -18577,6 +18970,7 @@
           </w:tcPr>
           <w:p>
             <w:pPr>
+              <w:keepNext w:val="false"/>
               <w:spacing w:after="40" w:before="0"/>
               <w:jc w:val="left"/>
             </w:pPr>
@@ -18614,7 +19008,7 @@
             <w:pPr>
               <w:spacing w:after="20" w:before="0"/>
             </w:pPr>
-            <w:hyperlink w:history="1" r:id="rIdyx5damcdoj2ujvzeb_nej">
+            <w:hyperlink w:history="1" r:id="rIdmu5rnbo0pkzut-vlmqr9w">
               <w:r>
                 <w:rPr>
                   <w:rFonts w:ascii="Arial" w:cs="Arial" w:eastAsia="Arial" w:hAnsi="Arial"/>
@@ -18647,7 +19041,7 @@
               <w:spacing w:after="10" w:before="0"/>
               <w:ind w:left="120"/>
             </w:pPr>
-            <w:hyperlink w:history="1" r:id="rIdnjakvn9mbyvs5gvqoqnew">
+            <w:hyperlink w:history="1" r:id="rId0apswa5xdefejl1czpj-v">
               <w:r>
                 <w:rPr>
                   <w:rFonts w:ascii="Arial" w:cs="Arial" w:eastAsia="Arial" w:hAnsi="Arial"/>
@@ -18692,7 +19086,7 @@
             <w:pPr>
               <w:spacing w:after="20" w:before="0"/>
             </w:pPr>
-            <w:hyperlink w:history="1" r:id="rIdz9eofx4ltmpziawsqed-0">
+            <w:hyperlink w:history="1" r:id="rId0q4pgdtzntbuseu255uy4">
               <w:r>
                 <w:rPr>
                   <w:rFonts w:ascii="Arial" w:cs="Arial" w:eastAsia="Arial" w:hAnsi="Arial"/>
@@ -18725,7 +19119,7 @@
               <w:spacing w:after="10" w:before="0"/>
               <w:ind w:left="120"/>
             </w:pPr>
-            <w:hyperlink w:history="1" r:id="rIdd1bdbi3jvvqlemk-dpv2j">
+            <w:hyperlink w:history="1" r:id="rId1lagjtbgj4xbilw0lgtcj">
               <w:r>
                 <w:rPr>
                   <w:rFonts w:ascii="Arial" w:cs="Arial" w:eastAsia="Arial" w:hAnsi="Arial"/>
@@ -18753,6 +19147,7 @@
           </w:tcPr>
           <w:p>
             <w:pPr>
+              <w:keepNext w:val="false"/>
               <w:spacing w:after="40" w:before="0"/>
               <w:jc w:val="left"/>
             </w:pPr>
@@ -18785,6 +19180,7 @@
           </w:tcPr>
           <w:p>
             <w:pPr>
+              <w:keepNext w:val="false"/>
               <w:spacing w:after="40" w:before="0"/>
               <w:jc w:val="left"/>
             </w:pPr>
@@ -18817,6 +19213,7 @@
           </w:tcPr>
           <w:p>
             <w:pPr>
+              <w:keepNext w:val="false"/>
               <w:spacing w:after="40" w:before="0"/>
               <w:jc w:val="left"/>
             </w:pPr>
@@ -18849,6 +19246,7 @@
           </w:tcPr>
           <w:p>
             <w:pPr>
+              <w:keepNext w:val="false"/>
               <w:spacing w:after="40" w:before="0"/>
               <w:jc w:val="left"/>
             </w:pPr>
@@ -18883,6 +19281,7 @@
           </w:tcPr>
           <w:p>
             <w:pPr>
+              <w:keepNext w:val="false"/>
               <w:spacing w:after="40" w:before="0"/>
               <w:jc w:val="left"/>
             </w:pPr>
@@ -18920,7 +19319,7 @@
             <w:pPr>
               <w:spacing w:after="20" w:before="0"/>
             </w:pPr>
-            <w:hyperlink w:history="1" r:id="rId9ap6siizfaeyrmlslvky6">
+            <w:hyperlink w:history="1" r:id="rIdljjdbwt5uusis5tzmnqqx">
               <w:r>
                 <w:rPr>
                   <w:rFonts w:ascii="Arial" w:cs="Arial" w:eastAsia="Arial" w:hAnsi="Arial"/>
@@ -18953,7 +19352,7 @@
               <w:spacing w:after="10" w:before="0"/>
               <w:ind w:left="120"/>
             </w:pPr>
-            <w:hyperlink w:history="1" r:id="rIdinboxt2hlysuj-jg-mezo">
+            <w:hyperlink w:history="1" r:id="rIdz5g-mnr7ngel6usfz0ijh">
               <w:r>
                 <w:rPr>
                   <w:rFonts w:ascii="Arial" w:cs="Arial" w:eastAsia="Arial" w:hAnsi="Arial"/>
@@ -18998,7 +19397,7 @@
             <w:pPr>
               <w:spacing w:after="20" w:before="0"/>
             </w:pPr>
-            <w:hyperlink w:history="1" r:id="rIdthyurgawv-6sz6dnrewva">
+            <w:hyperlink w:history="1" r:id="rIdb6prurv_mj_xnzxjjn7ef">
               <w:r>
                 <w:rPr>
                   <w:rFonts w:ascii="Arial" w:cs="Arial" w:eastAsia="Arial" w:hAnsi="Arial"/>
@@ -19031,7 +19430,7 @@
               <w:spacing w:after="10" w:before="0"/>
               <w:ind w:left="120"/>
             </w:pPr>
-            <w:hyperlink w:history="1" r:id="rId4i-4iqu_fwwr_4bzplbjt">
+            <w:hyperlink w:history="1" r:id="rIdhe2lg0rblb_kfvev-tpa1">
               <w:r>
                 <w:rPr>
                   <w:rFonts w:ascii="Arial" w:cs="Arial" w:eastAsia="Arial" w:hAnsi="Arial"/>
@@ -19059,6 +19458,7 @@
           </w:tcPr>
           <w:p>
             <w:pPr>
+              <w:keepNext w:val="false"/>
               <w:spacing w:after="40" w:before="0"/>
               <w:jc w:val="left"/>
             </w:pPr>
@@ -19091,6 +19491,7 @@
           </w:tcPr>
           <w:p>
             <w:pPr>
+              <w:keepNext w:val="false"/>
               <w:spacing w:after="40" w:before="0"/>
               <w:jc w:val="left"/>
             </w:pPr>
@@ -19123,6 +19524,7 @@
           </w:tcPr>
           <w:p>
             <w:pPr>
+              <w:keepNext w:val="false"/>
               <w:spacing w:after="40" w:before="0"/>
               <w:jc w:val="left"/>
             </w:pPr>
@@ -19155,6 +19557,7 @@
           </w:tcPr>
           <w:p>
             <w:pPr>
+              <w:keepNext w:val="false"/>
               <w:spacing w:after="40" w:before="0"/>
               <w:jc w:val="left"/>
             </w:pPr>
@@ -19189,6 +19592,7 @@
           </w:tcPr>
           <w:p>
             <w:pPr>
+              <w:keepNext w:val="false"/>
               <w:spacing w:after="40" w:before="0"/>
               <w:jc w:val="left"/>
             </w:pPr>
@@ -19226,7 +19630,7 @@
             <w:pPr>
               <w:spacing w:after="20" w:before="0"/>
             </w:pPr>
-            <w:hyperlink w:history="1" r:id="rId70rdbvom8q2hahpg7jpiu">
+            <w:hyperlink w:history="1" r:id="rId_qfxbvk7oyrowbkzd91kx">
               <w:r>
                 <w:rPr>
                   <w:rFonts w:ascii="Arial" w:cs="Arial" w:eastAsia="Arial" w:hAnsi="Arial"/>
@@ -19259,7 +19663,7 @@
               <w:spacing w:after="10" w:before="0"/>
               <w:ind w:left="120"/>
             </w:pPr>
-            <w:hyperlink w:history="1" r:id="rIdl-fy_rl1ionxdpvmcylep">
+            <w:hyperlink w:history="1" r:id="rIdzwbxky6ssyerahhqpzlkr">
               <w:r>
                 <w:rPr>
                   <w:rFonts w:ascii="Arial" w:cs="Arial" w:eastAsia="Arial" w:hAnsi="Arial"/>
@@ -19304,7 +19708,7 @@
             <w:pPr>
               <w:spacing w:after="20" w:before="0"/>
             </w:pPr>
-            <w:hyperlink w:history="1" r:id="rIdts8j-wizlueecagksyjiv">
+            <w:hyperlink w:history="1" r:id="rIdh0bd_4lfgqokrvmw7lejq">
               <w:r>
                 <w:rPr>
                   <w:rFonts w:ascii="Arial" w:cs="Arial" w:eastAsia="Arial" w:hAnsi="Arial"/>
@@ -19337,7 +19741,7 @@
               <w:spacing w:after="10" w:before="0"/>
               <w:ind w:left="120"/>
             </w:pPr>
-            <w:hyperlink w:history="1" r:id="rId0plou7mwqf2dabo-qr0jd">
+            <w:hyperlink w:history="1" r:id="rIdncrn2l2gduc-nanlkjwtk">
               <w:r>
                 <w:rPr>
                   <w:rFonts w:ascii="Arial" w:cs="Arial" w:eastAsia="Arial" w:hAnsi="Arial"/>
@@ -19365,6 +19769,7 @@
           </w:tcPr>
           <w:p>
             <w:pPr>
+              <w:keepNext w:val="false"/>
               <w:spacing w:after="40" w:before="0"/>
               <w:jc w:val="left"/>
             </w:pPr>
@@ -19397,6 +19802,7 @@
           </w:tcPr>
           <w:p>
             <w:pPr>
+              <w:keepNext w:val="false"/>
               <w:spacing w:after="40" w:before="0"/>
               <w:jc w:val="left"/>
             </w:pPr>
@@ -19429,6 +19835,7 @@
           </w:tcPr>
           <w:p>
             <w:pPr>
+              <w:keepNext w:val="false"/>
               <w:spacing w:after="40" w:before="0"/>
               <w:jc w:val="left"/>
             </w:pPr>
@@ -19461,6 +19868,7 @@
           </w:tcPr>
           <w:p>
             <w:pPr>
+              <w:keepNext w:val="false"/>
               <w:spacing w:after="40" w:before="0"/>
               <w:jc w:val="left"/>
             </w:pPr>
@@ -19495,6 +19903,7 @@
           </w:tcPr>
           <w:p>
             <w:pPr>
+              <w:keepNext w:val="false"/>
               <w:spacing w:after="40" w:before="0"/>
               <w:jc w:val="left"/>
             </w:pPr>
@@ -19532,7 +19941,7 @@
             <w:pPr>
               <w:spacing w:after="20" w:before="0"/>
             </w:pPr>
-            <w:hyperlink w:history="1" r:id="rIdfvepvetrchvnni_vev3fy">
+            <w:hyperlink w:history="1" r:id="rIdrdp1zxyml_tctytjweq1d">
               <w:r>
                 <w:rPr>
                   <w:rFonts w:ascii="Arial" w:cs="Arial" w:eastAsia="Arial" w:hAnsi="Arial"/>
@@ -19565,7 +19974,7 @@
               <w:spacing w:after="10" w:before="0"/>
               <w:ind w:left="120"/>
             </w:pPr>
-            <w:hyperlink w:history="1" r:id="rIdyondvahmgtqom0z9nekpi">
+            <w:hyperlink w:history="1" r:id="rId_iuajs_msqqxl6tgsdydg">
               <w:r>
                 <w:rPr>
                   <w:rFonts w:ascii="Arial" w:cs="Arial" w:eastAsia="Arial" w:hAnsi="Arial"/>
@@ -19610,7 +20019,7 @@
             <w:pPr>
               <w:spacing w:after="20" w:before="0"/>
             </w:pPr>
-            <w:hyperlink w:history="1" r:id="rIdxc0ayscrnyym8-yqk5vpj">
+            <w:hyperlink w:history="1" r:id="rId9ycpnxophcjn93io_hm9u">
               <w:r>
                 <w:rPr>
                   <w:rFonts w:ascii="Arial" w:cs="Arial" w:eastAsia="Arial" w:hAnsi="Arial"/>
@@ -19643,7 +20052,7 @@
               <w:spacing w:after="10" w:before="0"/>
               <w:ind w:left="120"/>
             </w:pPr>
-            <w:hyperlink w:history="1" r:id="rId3hgrd_8noqf913vtwbo8p">
+            <w:hyperlink w:history="1" r:id="rIdpfnncdztotv1hluocmw3p">
               <w:r>
                 <w:rPr>
                   <w:rFonts w:ascii="Arial" w:cs="Arial" w:eastAsia="Arial" w:hAnsi="Arial"/>
@@ -19671,6 +20080,7 @@
           </w:tcPr>
           <w:p>
             <w:pPr>
+              <w:keepNext w:val="false"/>
               <w:spacing w:after="40" w:before="0"/>
               <w:jc w:val="left"/>
             </w:pPr>
@@ -19703,6 +20113,7 @@
           </w:tcPr>
           <w:p>
             <w:pPr>
+              <w:keepNext w:val="false"/>
               <w:spacing w:after="40" w:before="0"/>
               <w:jc w:val="left"/>
             </w:pPr>
@@ -19735,6 +20146,7 @@
           </w:tcPr>
           <w:p>
             <w:pPr>
+              <w:keepNext w:val="false"/>
               <w:spacing w:after="40" w:before="0"/>
               <w:jc w:val="left"/>
             </w:pPr>
@@ -19767,6 +20179,7 @@
           </w:tcPr>
           <w:p>
             <w:pPr>
+              <w:keepNext w:val="false"/>
               <w:spacing w:after="40" w:before="0"/>
               <w:jc w:val="left"/>
             </w:pPr>
@@ -19826,6 +20239,7 @@
           </w:tcPr>
           <w:p>
             <w:pPr>
+              <w:keepNext w:val="false"/>
               <w:spacing w:after="40" w:before="0"/>
               <w:jc w:val="center"/>
             </w:pPr>
@@ -19860,6 +20274,7 @@
           </w:tcPr>
           <w:p>
             <w:pPr>
+              <w:keepNext w:val="false"/>
               <w:spacing w:after="40" w:before="0"/>
               <w:jc w:val="left"/>
             </w:pPr>
@@ -19879,6 +20294,7 @@
           </w:p>
           <w:p>
             <w:pPr>
+              <w:keepNext w:val="false"/>
               <w:spacing w:after="40" w:before="0"/>
               <w:jc w:val="left"/>
             </w:pPr>
@@ -19898,6 +20314,7 @@
           </w:p>
           <w:p>
             <w:pPr>
+              <w:keepNext w:val="false"/>
               <w:spacing w:after="40" w:before="0"/>
               <w:jc w:val="left"/>
             </w:pPr>
@@ -19917,6 +20334,7 @@
           </w:p>
           <w:p>
             <w:pPr>
+              <w:keepNext w:val="false"/>
               <w:spacing w:after="40" w:before="0"/>
               <w:jc w:val="left"/>
             </w:pPr>
@@ -19936,6 +20354,7 @@
           </w:p>
           <w:p>
             <w:pPr>
+              <w:keepNext w:val="false"/>
               <w:spacing w:after="40" w:before="0"/>
               <w:jc w:val="left"/>
             </w:pPr>
@@ -19955,6 +20374,7 @@
           </w:p>
           <w:p>
             <w:pPr>
+              <w:keepNext w:val="false"/>
               <w:spacing w:after="40" w:before="0"/>
               <w:jc w:val="left"/>
             </w:pPr>
@@ -19974,6 +20394,7 @@
           </w:p>
           <w:p>
             <w:pPr>
+              <w:keepNext w:val="false"/>
               <w:spacing w:after="40" w:before="0"/>
               <w:jc w:val="left"/>
             </w:pPr>
@@ -19993,6 +20414,7 @@
           </w:p>
           <w:p>
             <w:pPr>
+              <w:keepNext w:val="false"/>
               <w:spacing w:after="40" w:before="0"/>
               <w:jc w:val="left"/>
             </w:pPr>
@@ -20012,6 +20434,7 @@
           </w:p>
           <w:p>
             <w:pPr>
+              <w:keepNext w:val="false"/>
               <w:spacing w:after="40" w:before="0"/>
               <w:jc w:val="left"/>
             </w:pPr>
@@ -20073,6 +20496,7 @@
           </w:tcPr>
           <w:p>
             <w:pPr>
+              <w:keepNext w:val="false"/>
               <w:spacing w:after="40" w:before="0"/>
               <w:jc w:val="center"/>
             </w:pPr>
@@ -20107,6 +20531,7 @@
           </w:tcPr>
           <w:p>
             <w:pPr>
+              <w:keepNext w:val="false"/>
               <w:spacing w:after="40" w:before="0"/>
               <w:jc w:val="left"/>
             </w:pPr>
@@ -20139,6 +20564,7 @@
           </w:tcPr>
           <w:p>
             <w:pPr>
+              <w:keepNext w:val="false"/>
               <w:spacing w:after="40" w:before="0"/>
               <w:jc w:val="left"/>
             </w:pPr>
@@ -20173,6 +20599,7 @@
           </w:tcPr>
           <w:p>
             <w:pPr>
+              <w:keepNext w:val="false"/>
               <w:spacing w:after="40" w:before="0"/>
               <w:jc w:val="left"/>
             </w:pPr>
@@ -20205,6 +20632,7 @@
           </w:tcPr>
           <w:p>
             <w:pPr>
+              <w:keepNext w:val="false"/>
               <w:spacing w:after="40" w:before="0"/>
               <w:jc w:val="left"/>
             </w:pPr>
@@ -20239,6 +20667,7 @@
           </w:tcPr>
           <w:p>
             <w:pPr>
+              <w:keepNext w:val="false"/>
               <w:spacing w:after="40" w:before="0"/>
               <w:jc w:val="left"/>
             </w:pPr>
@@ -20271,6 +20700,7 @@
           </w:tcPr>
           <w:p>
             <w:pPr>
+              <w:keepNext w:val="false"/>
               <w:spacing w:after="40" w:before="0"/>
               <w:jc w:val="left"/>
             </w:pPr>
@@ -20307,7 +20737,7 @@
         </w:rPr>
         <w:t xml:space="preserve">© 2026 SeaVuria and ARES. Aligned with KICD objectives. Developed by SeaVuria; technical implementation by ARES (with AI assistance from Claude). Licensed under </w:t>
       </w:r>
-      <w:hyperlink w:history="1" r:id="rIdjlmmsrl6h8ivoxxegjehb">
+      <w:hyperlink w:history="1" r:id="rIdtuooj1k2-11stdied0xzc">
         <w:r>
           <w:rPr>
             <w:rFonts w:ascii="Arial" w:cs="Arial" w:eastAsia="Arial" w:hAnsi="Arial"/>
@@ -20328,7 +20758,7 @@
         </w:rPr>
         <w:t xml:space="preserve"> (</w:t>
       </w:r>
-      <w:hyperlink w:history="1" r:id="rIdyft7gmoajrs1p218pgjo4">
+      <w:hyperlink w:history="1" r:id="rIdaczatekegsgf9a2-q2j94">
         <w:r>
           <w:rPr>
             <w:rFonts w:ascii="Arial" w:cs="Arial" w:eastAsia="Arial" w:hAnsi="Arial"/>
@@ -20388,6 +20818,7 @@
           </w:tcPr>
           <w:p>
             <w:pPr>
+              <w:keepNext w:val="false"/>
               <w:spacing w:after="40" w:before="0"/>
               <w:jc w:val="center"/>
             </w:pPr>
@@ -20423,6 +20854,7 @@
           </w:tcPr>
           <w:p>
             <w:pPr>
+              <w:keepNext w:val="false"/>
               <w:spacing w:after="40" w:before="0"/>
               <w:jc w:val="center"/>
             </w:pPr>
@@ -20457,6 +20889,7 @@
           </w:tcPr>
           <w:p>
             <w:pPr>
+              <w:keepNext w:val="false"/>
               <w:spacing w:after="40" w:before="0"/>
               <w:jc w:val="left"/>
             </w:pPr>
@@ -20489,6 +20922,7 @@
           </w:tcPr>
           <w:p>
             <w:pPr>
+              <w:keepNext w:val="false"/>
               <w:spacing w:after="40" w:before="0"/>
               <w:jc w:val="left"/>
             </w:pPr>
@@ -20523,6 +20957,7 @@
           </w:tcPr>
           <w:p>
             <w:pPr>
+              <w:keepNext w:val="false"/>
               <w:spacing w:after="40" w:before="0"/>
               <w:jc w:val="left"/>
             </w:pPr>
@@ -20555,6 +20990,7 @@
           </w:tcPr>
           <w:p>
             <w:pPr>
+              <w:keepNext w:val="false"/>
               <w:spacing w:after="40" w:before="0"/>
               <w:jc w:val="left"/>
             </w:pPr>
@@ -20589,6 +21025,7 @@
           </w:tcPr>
           <w:p>
             <w:pPr>
+              <w:keepNext w:val="false"/>
               <w:spacing w:after="40" w:before="0"/>
               <w:jc w:val="left"/>
             </w:pPr>
@@ -20621,6 +21058,7 @@
           </w:tcPr>
           <w:p>
             <w:pPr>
+              <w:keepNext w:val="false"/>
               <w:spacing w:after="40" w:before="0"/>
               <w:jc w:val="left"/>
             </w:pPr>
@@ -20655,6 +21093,7 @@
           </w:tcPr>
           <w:p>
             <w:pPr>
+              <w:keepNext w:val="false"/>
               <w:spacing w:after="40" w:before="0"/>
               <w:jc w:val="left"/>
             </w:pPr>
@@ -20687,6 +21126,7 @@
           </w:tcPr>
           <w:p>
             <w:pPr>
+              <w:keepNext w:val="false"/>
               <w:spacing w:after="40" w:before="0"/>
               <w:jc w:val="left"/>
             </w:pPr>
@@ -20721,6 +21161,7 @@
           </w:tcPr>
           <w:p>
             <w:pPr>
+              <w:keepNext w:val="false"/>
               <w:spacing w:after="40" w:before="0"/>
               <w:jc w:val="left"/>
             </w:pPr>
@@ -20753,6 +21194,7 @@
           </w:tcPr>
           <w:p>
             <w:pPr>
+              <w:keepNext w:val="false"/>
               <w:spacing w:after="40" w:before="0"/>
               <w:jc w:val="left"/>
             </w:pPr>
@@ -20787,6 +21229,7 @@
           </w:tcPr>
           <w:p>
             <w:pPr>
+              <w:keepNext w:val="false"/>
               <w:spacing w:after="40" w:before="0"/>
               <w:jc w:val="left"/>
             </w:pPr>
@@ -20819,6 +21262,7 @@
           </w:tcPr>
           <w:p>
             <w:pPr>
+              <w:keepNext w:val="false"/>
               <w:spacing w:after="40" w:before="0"/>
               <w:jc w:val="left"/>
             </w:pPr>
@@ -20853,6 +21297,7 @@
           </w:tcPr>
           <w:p>
             <w:pPr>
+              <w:keepNext w:val="false"/>
               <w:spacing w:after="40" w:before="0"/>
               <w:jc w:val="left"/>
             </w:pPr>
@@ -20885,6 +21330,7 @@
           </w:tcPr>
           <w:p>
             <w:pPr>
+              <w:keepNext w:val="false"/>
               <w:spacing w:after="40" w:before="0"/>
               <w:jc w:val="left"/>
             </w:pPr>
@@ -20919,6 +21365,7 @@
           </w:tcPr>
           <w:p>
             <w:pPr>
+              <w:keepNext w:val="false"/>
               <w:spacing w:after="40" w:before="0"/>
               <w:jc w:val="left"/>
             </w:pPr>
@@ -20951,6 +21398,7 @@
           </w:tcPr>
           <w:p>
             <w:pPr>
+              <w:keepNext w:val="false"/>
               <w:spacing w:after="40" w:before="0"/>
               <w:jc w:val="left"/>
             </w:pPr>
@@ -21010,6 +21458,7 @@
           </w:tcPr>
           <w:p>
             <w:pPr>
+              <w:keepNext w:val="false"/>
               <w:spacing w:after="40" w:before="0"/>
               <w:jc w:val="center"/>
             </w:pPr>
@@ -21044,6 +21493,7 @@
           </w:tcPr>
           <w:p>
             <w:pPr>
+              <w:keepNext w:val="false"/>
               <w:spacing w:after="40" w:before="0"/>
               <w:jc w:val="left"/>
             </w:pPr>
@@ -21108,6 +21558,7 @@
           </w:tcPr>
           <w:p>
             <w:pPr>
+              <w:keepNext w:val="false"/>
               <w:spacing w:after="40" w:before="0"/>
               <w:jc w:val="center"/>
             </w:pPr>
@@ -21142,6 +21593,7 @@
           </w:tcPr>
           <w:p>
             <w:pPr>
+              <w:keepNext w:val="false"/>
               <w:spacing w:after="40" w:before="0"/>
               <w:jc w:val="left"/>
             </w:pPr>
@@ -21174,6 +21626,7 @@
           </w:tcPr>
           <w:p>
             <w:pPr>
+              <w:keepNext w:val="false"/>
               <w:spacing w:after="40" w:before="0"/>
               <w:jc w:val="left"/>
             </w:pPr>
@@ -21206,6 +21659,7 @@
           </w:tcPr>
           <w:p>
             <w:pPr>
+              <w:keepNext w:val="false"/>
               <w:spacing w:after="40" w:before="0"/>
               <w:jc w:val="left"/>
             </w:pPr>
@@ -21238,6 +21692,7 @@
           </w:tcPr>
           <w:p>
             <w:pPr>
+              <w:keepNext w:val="false"/>
               <w:spacing w:after="40" w:before="0"/>
               <w:jc w:val="left"/>
             </w:pPr>
@@ -21270,6 +21725,7 @@
           </w:tcPr>
           <w:p>
             <w:pPr>
+              <w:keepNext w:val="false"/>
               <w:spacing w:after="40" w:before="0"/>
               <w:jc w:val="left"/>
             </w:pPr>
@@ -21304,6 +21760,7 @@
           </w:tcPr>
           <w:p>
             <w:pPr>
+              <w:keepNext w:val="false"/>
               <w:spacing w:after="40" w:before="0"/>
               <w:jc w:val="left"/>
             </w:pPr>
@@ -21341,7 +21798,7 @@
             <w:pPr>
               <w:spacing w:after="20" w:before="0"/>
             </w:pPr>
-            <w:hyperlink w:history="1" r:id="rIdobbjsopsoojdb0zl0-gb3">
+            <w:hyperlink w:history="1" r:id="rId3l7egomtbjs0umqakybue">
               <w:r>
                 <w:rPr>
                   <w:rFonts w:ascii="Arial" w:cs="Arial" w:eastAsia="Arial" w:hAnsi="Arial"/>
@@ -21374,7 +21831,7 @@
               <w:spacing w:after="10" w:before="0"/>
               <w:ind w:left="120"/>
             </w:pPr>
-            <w:hyperlink w:history="1" r:id="rIdvebckfj3x4enbk5emitni">
+            <w:hyperlink w:history="1" r:id="rIdwwiulg1hb4ctmtd-48ld6">
               <w:r>
                 <w:rPr>
                   <w:rFonts w:ascii="Arial" w:cs="Arial" w:eastAsia="Arial" w:hAnsi="Arial"/>
@@ -21419,7 +21876,7 @@
             <w:pPr>
               <w:spacing w:after="20" w:before="0"/>
             </w:pPr>
-            <w:hyperlink w:history="1" r:id="rIdtcuj_dsntrbangrxzkcaz">
+            <w:hyperlink w:history="1" r:id="rIdy69dveo10vjfm2jiflqnz">
               <w:r>
                 <w:rPr>
                   <w:rFonts w:ascii="Arial" w:cs="Arial" w:eastAsia="Arial" w:hAnsi="Arial"/>
@@ -21452,7 +21909,7 @@
               <w:spacing w:after="10" w:before="0"/>
               <w:ind w:left="120"/>
             </w:pPr>
-            <w:hyperlink w:history="1" r:id="rIdme_7-br2djd1h0v_x2x-u">
+            <w:hyperlink w:history="1" r:id="rIdn9v217iqtld-x4bycpdqy">
               <w:r>
                 <w:rPr>
                   <w:rFonts w:ascii="Arial" w:cs="Arial" w:eastAsia="Arial" w:hAnsi="Arial"/>
@@ -21480,6 +21937,7 @@
           </w:tcPr>
           <w:p>
             <w:pPr>
+              <w:keepNext w:val="false"/>
               <w:spacing w:after="40" w:before="0"/>
               <w:jc w:val="left"/>
             </w:pPr>
@@ -21512,6 +21970,7 @@
           </w:tcPr>
           <w:p>
             <w:pPr>
+              <w:keepNext w:val="false"/>
               <w:spacing w:after="40" w:before="0"/>
               <w:jc w:val="left"/>
             </w:pPr>
@@ -21544,6 +22003,7 @@
           </w:tcPr>
           <w:p>
             <w:pPr>
+              <w:keepNext w:val="false"/>
               <w:spacing w:after="40" w:before="0"/>
               <w:jc w:val="left"/>
             </w:pPr>
@@ -21576,6 +22036,7 @@
           </w:tcPr>
           <w:p>
             <w:pPr>
+              <w:keepNext w:val="false"/>
               <w:spacing w:after="40" w:before="0"/>
               <w:jc w:val="left"/>
             </w:pPr>
@@ -21610,6 +22071,7 @@
           </w:tcPr>
           <w:p>
             <w:pPr>
+              <w:keepNext w:val="false"/>
               <w:spacing w:after="40" w:before="0"/>
               <w:jc w:val="left"/>
             </w:pPr>
@@ -21647,7 +22109,7 @@
             <w:pPr>
               <w:spacing w:after="20" w:before="0"/>
             </w:pPr>
-            <w:hyperlink w:history="1" r:id="rId1ytmby1ivkzt1aznkcemj">
+            <w:hyperlink w:history="1" r:id="rId04zozx_gflqdzlwl7o2wq">
               <w:r>
                 <w:rPr>
                   <w:rFonts w:ascii="Arial" w:cs="Arial" w:eastAsia="Arial" w:hAnsi="Arial"/>
@@ -21680,7 +22142,7 @@
               <w:spacing w:after="10" w:before="0"/>
               <w:ind w:left="120"/>
             </w:pPr>
-            <w:hyperlink w:history="1" r:id="rIdheosyh0tnfhes1nhw6vwc">
+            <w:hyperlink w:history="1" r:id="rIdxahccnmvhiboe71tkrvec">
               <w:r>
                 <w:rPr>
                   <w:rFonts w:ascii="Arial" w:cs="Arial" w:eastAsia="Arial" w:hAnsi="Arial"/>
@@ -21725,7 +22187,7 @@
             <w:pPr>
               <w:spacing w:after="20" w:before="0"/>
             </w:pPr>
-            <w:hyperlink w:history="1" r:id="rId0iqj4-vjbzr3ppfup0hnt">
+            <w:hyperlink w:history="1" r:id="rIduekgzlpgnbhsqwyxpmqv6">
               <w:r>
                 <w:rPr>
                   <w:rFonts w:ascii="Arial" w:cs="Arial" w:eastAsia="Arial" w:hAnsi="Arial"/>
@@ -21758,7 +22220,7 @@
               <w:spacing w:after="10" w:before="0"/>
               <w:ind w:left="120"/>
             </w:pPr>
-            <w:hyperlink w:history="1" r:id="rIdact3lj55jt8t-fagfj_kw">
+            <w:hyperlink w:history="1" r:id="rIdulkwsnrdh0fc1tcdossb5">
               <w:r>
                 <w:rPr>
                   <w:rFonts w:ascii="Arial" w:cs="Arial" w:eastAsia="Arial" w:hAnsi="Arial"/>
@@ -21786,6 +22248,7 @@
           </w:tcPr>
           <w:p>
             <w:pPr>
+              <w:keepNext w:val="false"/>
               <w:spacing w:after="40" w:before="0"/>
               <w:jc w:val="left"/>
             </w:pPr>
@@ -21818,6 +22281,7 @@
           </w:tcPr>
           <w:p>
             <w:pPr>
+              <w:keepNext w:val="false"/>
               <w:spacing w:after="40" w:before="0"/>
               <w:jc w:val="left"/>
             </w:pPr>
@@ -21850,6 +22314,7 @@
           </w:tcPr>
           <w:p>
             <w:pPr>
+              <w:keepNext w:val="false"/>
               <w:spacing w:after="40" w:before="0"/>
               <w:jc w:val="left"/>
             </w:pPr>
@@ -21882,6 +22347,7 @@
           </w:tcPr>
           <w:p>
             <w:pPr>
+              <w:keepNext w:val="false"/>
               <w:spacing w:after="40" w:before="0"/>
               <w:jc w:val="left"/>
             </w:pPr>
@@ -21916,6 +22382,7 @@
           </w:tcPr>
           <w:p>
             <w:pPr>
+              <w:keepNext w:val="false"/>
               <w:spacing w:after="40" w:before="0"/>
               <w:jc w:val="left"/>
             </w:pPr>
@@ -21953,7 +22420,7 @@
             <w:pPr>
               <w:spacing w:after="20" w:before="0"/>
             </w:pPr>
-            <w:hyperlink w:history="1" r:id="rIdsfk-bxoj3utwkqlxtmlz3">
+            <w:hyperlink w:history="1" r:id="rIdk2bt2x0xk7atnhczvorlk">
               <w:r>
                 <w:rPr>
                   <w:rFonts w:ascii="Arial" w:cs="Arial" w:eastAsia="Arial" w:hAnsi="Arial"/>
@@ -21986,7 +22453,7 @@
               <w:spacing w:after="10" w:before="0"/>
               <w:ind w:left="120"/>
             </w:pPr>
-            <w:hyperlink w:history="1" r:id="rIdl0wfn-0sluakfscytzvjw">
+            <w:hyperlink w:history="1" r:id="rId5-qxiqkwfnrx02dialfgq">
               <w:r>
                 <w:rPr>
                   <w:rFonts w:ascii="Arial" w:cs="Arial" w:eastAsia="Arial" w:hAnsi="Arial"/>
@@ -22031,7 +22498,7 @@
             <w:pPr>
               <w:spacing w:after="20" w:before="0"/>
             </w:pPr>
-            <w:hyperlink w:history="1" r:id="rIdsd5euzcuoqkcxmqykr7-e">
+            <w:hyperlink w:history="1" r:id="rId-oajkix7llak4xg8uiq1i">
               <w:r>
                 <w:rPr>
                   <w:rFonts w:ascii="Arial" w:cs="Arial" w:eastAsia="Arial" w:hAnsi="Arial"/>
@@ -22064,7 +22531,7 @@
               <w:spacing w:after="10" w:before="0"/>
               <w:ind w:left="120"/>
             </w:pPr>
-            <w:hyperlink w:history="1" r:id="rIdrcsetqtkg_nleauejytbm">
+            <w:hyperlink w:history="1" r:id="rIdomz7b3uoe6prkw3lyy610">
               <w:r>
                 <w:rPr>
                   <w:rFonts w:ascii="Arial" w:cs="Arial" w:eastAsia="Arial" w:hAnsi="Arial"/>
@@ -22092,6 +22559,7 @@
           </w:tcPr>
           <w:p>
             <w:pPr>
+              <w:keepNext w:val="false"/>
               <w:spacing w:after="40" w:before="0"/>
               <w:jc w:val="left"/>
             </w:pPr>
@@ -22124,6 +22592,7 @@
           </w:tcPr>
           <w:p>
             <w:pPr>
+              <w:keepNext w:val="false"/>
               <w:spacing w:after="40" w:before="0"/>
               <w:jc w:val="left"/>
             </w:pPr>
@@ -22156,6 +22625,7 @@
           </w:tcPr>
           <w:p>
             <w:pPr>
+              <w:keepNext w:val="false"/>
               <w:spacing w:after="40" w:before="0"/>
               <w:jc w:val="left"/>
             </w:pPr>
@@ -22188,6 +22658,7 @@
           </w:tcPr>
           <w:p>
             <w:pPr>
+              <w:keepNext w:val="false"/>
               <w:spacing w:after="40" w:before="0"/>
               <w:jc w:val="left"/>
             </w:pPr>
@@ -22222,6 +22693,7 @@
           </w:tcPr>
           <w:p>
             <w:pPr>
+              <w:keepNext w:val="false"/>
               <w:spacing w:after="40" w:before="0"/>
               <w:jc w:val="left"/>
             </w:pPr>
@@ -22259,7 +22731,7 @@
             <w:pPr>
               <w:spacing w:after="20" w:before="0"/>
             </w:pPr>
-            <w:hyperlink w:history="1" r:id="rIdmanrucux4hytykbnzwfwq">
+            <w:hyperlink w:history="1" r:id="rIdyuacadpgq5fyi1hj52de5">
               <w:r>
                 <w:rPr>
                   <w:rFonts w:ascii="Arial" w:cs="Arial" w:eastAsia="Arial" w:hAnsi="Arial"/>
@@ -22292,7 +22764,7 @@
               <w:spacing w:after="10" w:before="0"/>
               <w:ind w:left="120"/>
             </w:pPr>
-            <w:hyperlink w:history="1" r:id="rIdblh7jw8uny9btcsv2v_ja">
+            <w:hyperlink w:history="1" r:id="rIdbiki05oyip4dhgcdhnxts">
               <w:r>
                 <w:rPr>
                   <w:rFonts w:ascii="Arial" w:cs="Arial" w:eastAsia="Arial" w:hAnsi="Arial"/>
@@ -22337,7 +22809,7 @@
             <w:pPr>
               <w:spacing w:after="20" w:before="0"/>
             </w:pPr>
-            <w:hyperlink w:history="1" r:id="rIdbpf6c2i_gj7cewzbjrgow">
+            <w:hyperlink w:history="1" r:id="rIdnonacawoa4icrayuilkqd">
               <w:r>
                 <w:rPr>
                   <w:rFonts w:ascii="Arial" w:cs="Arial" w:eastAsia="Arial" w:hAnsi="Arial"/>
@@ -22370,7 +22842,7 @@
               <w:spacing w:after="10" w:before="0"/>
               <w:ind w:left="120"/>
             </w:pPr>
-            <w:hyperlink w:history="1" r:id="rIdjbgpeduixirmkqtvio2hl">
+            <w:hyperlink w:history="1" r:id="rIdddnfmmbnb2c_xhvzk7ykf">
               <w:r>
                 <w:rPr>
                   <w:rFonts w:ascii="Arial" w:cs="Arial" w:eastAsia="Arial" w:hAnsi="Arial"/>
@@ -22398,6 +22870,7 @@
           </w:tcPr>
           <w:p>
             <w:pPr>
+              <w:keepNext w:val="false"/>
               <w:spacing w:after="40" w:before="0"/>
               <w:jc w:val="left"/>
             </w:pPr>
@@ -22430,6 +22903,7 @@
           </w:tcPr>
           <w:p>
             <w:pPr>
+              <w:keepNext w:val="false"/>
               <w:spacing w:after="40" w:before="0"/>
               <w:jc w:val="left"/>
             </w:pPr>
@@ -22462,6 +22936,7 @@
           </w:tcPr>
           <w:p>
             <w:pPr>
+              <w:keepNext w:val="false"/>
               <w:spacing w:after="40" w:before="0"/>
               <w:jc w:val="left"/>
             </w:pPr>
@@ -22494,6 +22969,7 @@
           </w:tcPr>
           <w:p>
             <w:pPr>
+              <w:keepNext w:val="false"/>
               <w:spacing w:after="40" w:before="0"/>
               <w:jc w:val="left"/>
             </w:pPr>
@@ -22528,6 +23004,7 @@
           </w:tcPr>
           <w:p>
             <w:pPr>
+              <w:keepNext w:val="false"/>
               <w:spacing w:after="40" w:before="0"/>
               <w:jc w:val="left"/>
             </w:pPr>
@@ -22565,7 +23042,7 @@
             <w:pPr>
               <w:spacing w:after="20" w:before="0"/>
             </w:pPr>
-            <w:hyperlink w:history="1" r:id="rIdaeaxbsap3jmnwrrfeommc">
+            <w:hyperlink w:history="1" r:id="rId7rcanhs7uufinvlfugyuo">
               <w:r>
                 <w:rPr>
                   <w:rFonts w:ascii="Arial" w:cs="Arial" w:eastAsia="Arial" w:hAnsi="Arial"/>
@@ -22614,7 +23091,7 @@
               <w:spacing w:after="10" w:before="0"/>
               <w:ind w:left="120"/>
             </w:pPr>
-            <w:hyperlink w:history="1" r:id="rIdi8eht6oiamfvmn19l5ezg">
+            <w:hyperlink w:history="1" r:id="rIdvp4uanka-8hm06u4k5nu_">
               <w:r>
                 <w:rPr>
                   <w:rFonts w:ascii="Arial" w:cs="Arial" w:eastAsia="Arial" w:hAnsi="Arial"/>
@@ -22659,7 +23136,7 @@
             <w:pPr>
               <w:spacing w:after="20" w:before="0"/>
             </w:pPr>
-            <w:hyperlink w:history="1" r:id="rIde_sievro83-u1rpq2ujwd">
+            <w:hyperlink w:history="1" r:id="rIdkixxf9tkwf9kspsmkbtbn">
               <w:r>
                 <w:rPr>
                   <w:rFonts w:ascii="Arial" w:cs="Arial" w:eastAsia="Arial" w:hAnsi="Arial"/>
@@ -22708,7 +23185,7 @@
               <w:spacing w:after="10" w:before="0"/>
               <w:ind w:left="120"/>
             </w:pPr>
-            <w:hyperlink w:history="1" r:id="rIdrcx8e5yjncjzfdgwb5_b3">
+            <w:hyperlink w:history="1" r:id="rIdrja9xvxfcbyxe99i3xprt">
               <w:r>
                 <w:rPr>
                   <w:rFonts w:ascii="Arial" w:cs="Arial" w:eastAsia="Arial" w:hAnsi="Arial"/>
@@ -22736,6 +23213,7 @@
           </w:tcPr>
           <w:p>
             <w:pPr>
+              <w:keepNext w:val="false"/>
               <w:spacing w:after="40" w:before="0"/>
               <w:jc w:val="left"/>
             </w:pPr>
@@ -22768,6 +23246,7 @@
           </w:tcPr>
           <w:p>
             <w:pPr>
+              <w:keepNext w:val="false"/>
               <w:spacing w:after="40" w:before="0"/>
               <w:jc w:val="left"/>
             </w:pPr>
@@ -22800,6 +23279,7 @@
           </w:tcPr>
           <w:p>
             <w:pPr>
+              <w:keepNext w:val="false"/>
               <w:spacing w:after="40" w:before="0"/>
               <w:jc w:val="left"/>
             </w:pPr>
@@ -22832,6 +23312,7 @@
           </w:tcPr>
           <w:p>
             <w:pPr>
+              <w:keepNext w:val="false"/>
               <w:spacing w:after="40" w:before="0"/>
               <w:jc w:val="left"/>
             </w:pPr>
@@ -22891,6 +23372,7 @@
           </w:tcPr>
           <w:p>
             <w:pPr>
+              <w:keepNext w:val="false"/>
               <w:spacing w:after="40" w:before="0"/>
               <w:jc w:val="center"/>
             </w:pPr>
@@ -22925,6 +23407,7 @@
           </w:tcPr>
           <w:p>
             <w:pPr>
+              <w:keepNext w:val="false"/>
               <w:spacing w:after="40" w:before="0"/>
               <w:jc w:val="left"/>
             </w:pPr>
@@ -22986,6 +23469,7 @@
           </w:tcPr>
           <w:p>
             <w:pPr>
+              <w:keepNext w:val="false"/>
               <w:spacing w:after="40" w:before="0"/>
               <w:jc w:val="center"/>
             </w:pPr>
@@ -23020,6 +23504,7 @@
           </w:tcPr>
           <w:p>
             <w:pPr>
+              <w:keepNext w:val="false"/>
               <w:spacing w:after="40" w:before="0"/>
               <w:jc w:val="left"/>
             </w:pPr>
@@ -23052,6 +23537,7 @@
           </w:tcPr>
           <w:p>
             <w:pPr>
+              <w:keepNext w:val="false"/>
               <w:spacing w:after="40" w:before="0"/>
               <w:jc w:val="left"/>
             </w:pPr>
@@ -23086,6 +23572,7 @@
           </w:tcPr>
           <w:p>
             <w:pPr>
+              <w:keepNext w:val="false"/>
               <w:spacing w:after="40" w:before="0"/>
               <w:jc w:val="left"/>
             </w:pPr>
@@ -23118,6 +23605,7 @@
           </w:tcPr>
           <w:p>
             <w:pPr>
+              <w:keepNext w:val="false"/>
               <w:spacing w:after="40" w:before="0"/>
               <w:jc w:val="left"/>
             </w:pPr>
@@ -23152,6 +23640,7 @@
           </w:tcPr>
           <w:p>
             <w:pPr>
+              <w:keepNext w:val="false"/>
               <w:spacing w:after="40" w:before="0"/>
               <w:jc w:val="left"/>
             </w:pPr>
@@ -23184,6 +23673,7 @@
           </w:tcPr>
           <w:p>
             <w:pPr>
+              <w:keepNext w:val="false"/>
               <w:spacing w:after="40" w:before="0"/>
               <w:jc w:val="left"/>
             </w:pPr>
@@ -23220,7 +23710,7 @@
         </w:rPr>
         <w:t xml:space="preserve">© 2026 SeaVuria and ARES. Aligned with KICD objectives. Developed by SeaVuria; technical implementation by ARES (with AI assistance from Claude). Licensed under </w:t>
       </w:r>
-      <w:hyperlink w:history="1" r:id="rId3t270pty3knsg8asat5qq">
+      <w:hyperlink w:history="1" r:id="rIdb9jr3kbnbq9xhfxlonfs5">
         <w:r>
           <w:rPr>
             <w:rFonts w:ascii="Arial" w:cs="Arial" w:eastAsia="Arial" w:hAnsi="Arial"/>
@@ -23241,7 +23731,7 @@
         </w:rPr>
         <w:t xml:space="preserve"> (</w:t>
       </w:r>
-      <w:hyperlink w:history="1" r:id="rIdf925jldudfa459wdlwhtk">
+      <w:hyperlink w:history="1" r:id="rIds_6vw8tddzsjg2naj40un">
         <w:r>
           <w:rPr>
             <w:rFonts w:ascii="Arial" w:cs="Arial" w:eastAsia="Arial" w:hAnsi="Arial"/>
@@ -23301,6 +23791,7 @@
           </w:tcPr>
           <w:p>
             <w:pPr>
+              <w:keepNext w:val="false"/>
               <w:spacing w:after="40" w:before="0"/>
               <w:jc w:val="center"/>
             </w:pPr>
@@ -23336,6 +23827,7 @@
           </w:tcPr>
           <w:p>
             <w:pPr>
+              <w:keepNext w:val="false"/>
               <w:spacing w:after="40" w:before="0"/>
               <w:jc w:val="center"/>
             </w:pPr>
@@ -23370,6 +23862,7 @@
           </w:tcPr>
           <w:p>
             <w:pPr>
+              <w:keepNext w:val="false"/>
               <w:spacing w:after="40" w:before="0"/>
               <w:jc w:val="left"/>
             </w:pPr>
@@ -23402,6 +23895,7 @@
           </w:tcPr>
           <w:p>
             <w:pPr>
+              <w:keepNext w:val="false"/>
               <w:spacing w:after="40" w:before="0"/>
               <w:jc w:val="left"/>
             </w:pPr>
@@ -23436,6 +23930,7 @@
           </w:tcPr>
           <w:p>
             <w:pPr>
+              <w:keepNext w:val="false"/>
               <w:spacing w:after="40" w:before="0"/>
               <w:jc w:val="left"/>
             </w:pPr>
@@ -23468,6 +23963,7 @@
           </w:tcPr>
           <w:p>
             <w:pPr>
+              <w:keepNext w:val="false"/>
               <w:spacing w:after="40" w:before="0"/>
               <w:jc w:val="left"/>
             </w:pPr>
@@ -23502,6 +23998,7 @@
           </w:tcPr>
           <w:p>
             <w:pPr>
+              <w:keepNext w:val="false"/>
               <w:spacing w:after="40" w:before="0"/>
               <w:jc w:val="left"/>
             </w:pPr>
@@ -23534,6 +24031,7 @@
           </w:tcPr>
           <w:p>
             <w:pPr>
+              <w:keepNext w:val="false"/>
               <w:spacing w:after="40" w:before="0"/>
               <w:jc w:val="left"/>
             </w:pPr>
@@ -23568,6 +24066,7 @@
           </w:tcPr>
           <w:p>
             <w:pPr>
+              <w:keepNext w:val="false"/>
               <w:spacing w:after="40" w:before="0"/>
               <w:jc w:val="left"/>
             </w:pPr>
@@ -23600,6 +24099,7 @@
           </w:tcPr>
           <w:p>
             <w:pPr>
+              <w:keepNext w:val="false"/>
               <w:spacing w:after="40" w:before="0"/>
               <w:jc w:val="left"/>
             </w:pPr>
@@ -23634,6 +24134,7 @@
           </w:tcPr>
           <w:p>
             <w:pPr>
+              <w:keepNext w:val="false"/>
               <w:spacing w:after="40" w:before="0"/>
               <w:jc w:val="left"/>
             </w:pPr>
@@ -23666,6 +24167,7 @@
           </w:tcPr>
           <w:p>
             <w:pPr>
+              <w:keepNext w:val="false"/>
               <w:spacing w:after="40" w:before="0"/>
               <w:jc w:val="left"/>
             </w:pPr>
@@ -23700,6 +24202,7 @@
           </w:tcPr>
           <w:p>
             <w:pPr>
+              <w:keepNext w:val="false"/>
               <w:spacing w:after="40" w:before="0"/>
               <w:jc w:val="left"/>
             </w:pPr>
@@ -23732,6 +24235,7 @@
           </w:tcPr>
           <w:p>
             <w:pPr>
+              <w:keepNext w:val="false"/>
               <w:spacing w:after="40" w:before="0"/>
               <w:jc w:val="left"/>
             </w:pPr>
@@ -23766,6 +24270,7 @@
           </w:tcPr>
           <w:p>
             <w:pPr>
+              <w:keepNext w:val="false"/>
               <w:spacing w:after="40" w:before="0"/>
               <w:jc w:val="left"/>
             </w:pPr>
@@ -23798,6 +24303,7 @@
           </w:tcPr>
           <w:p>
             <w:pPr>
+              <w:keepNext w:val="false"/>
               <w:spacing w:after="40" w:before="0"/>
               <w:jc w:val="left"/>
             </w:pPr>
@@ -23832,6 +24338,7 @@
           </w:tcPr>
           <w:p>
             <w:pPr>
+              <w:keepNext w:val="false"/>
               <w:spacing w:after="40" w:before="0"/>
               <w:jc w:val="left"/>
             </w:pPr>
@@ -23864,6 +24371,7 @@
           </w:tcPr>
           <w:p>
             <w:pPr>
+              <w:keepNext w:val="false"/>
               <w:spacing w:after="40" w:before="0"/>
               <w:jc w:val="left"/>
             </w:pPr>
@@ -23923,6 +24431,7 @@
           </w:tcPr>
           <w:p>
             <w:pPr>
+              <w:keepNext w:val="false"/>
               <w:spacing w:after="40" w:before="0"/>
               <w:jc w:val="center"/>
             </w:pPr>
@@ -23957,6 +24466,7 @@
           </w:tcPr>
           <w:p>
             <w:pPr>
+              <w:keepNext w:val="false"/>
               <w:spacing w:after="40" w:before="0"/>
               <w:jc w:val="left"/>
             </w:pPr>
@@ -24021,6 +24531,7 @@
           </w:tcPr>
           <w:p>
             <w:pPr>
+              <w:keepNext w:val="false"/>
               <w:spacing w:after="40" w:before="0"/>
               <w:jc w:val="center"/>
             </w:pPr>
@@ -24055,6 +24566,7 @@
           </w:tcPr>
           <w:p>
             <w:pPr>
+              <w:keepNext w:val="false"/>
               <w:spacing w:after="40" w:before="0"/>
               <w:jc w:val="left"/>
             </w:pPr>
@@ -24087,6 +24599,7 @@
           </w:tcPr>
           <w:p>
             <w:pPr>
+              <w:keepNext w:val="false"/>
               <w:spacing w:after="40" w:before="0"/>
               <w:jc w:val="left"/>
             </w:pPr>
@@ -24119,6 +24632,7 @@
           </w:tcPr>
           <w:p>
             <w:pPr>
+              <w:keepNext w:val="false"/>
               <w:spacing w:after="40" w:before="0"/>
               <w:jc w:val="left"/>
             </w:pPr>
@@ -24151,6 +24665,7 @@
           </w:tcPr>
           <w:p>
             <w:pPr>
+              <w:keepNext w:val="false"/>
               <w:spacing w:after="40" w:before="0"/>
               <w:jc w:val="left"/>
             </w:pPr>
@@ -24183,6 +24698,7 @@
           </w:tcPr>
           <w:p>
             <w:pPr>
+              <w:keepNext w:val="false"/>
               <w:spacing w:after="40" w:before="0"/>
               <w:jc w:val="left"/>
             </w:pPr>
@@ -24217,6 +24733,7 @@
           </w:tcPr>
           <w:p>
             <w:pPr>
+              <w:keepNext w:val="false"/>
               <w:spacing w:after="40" w:before="0"/>
               <w:jc w:val="left"/>
             </w:pPr>
@@ -24254,7 +24771,7 @@
             <w:pPr>
               <w:spacing w:after="20" w:before="0"/>
             </w:pPr>
-            <w:hyperlink w:history="1" r:id="rIdowwm4hefdlnvfcmehl6tt">
+            <w:hyperlink w:history="1" r:id="rIdd6bdv1hc8ehuqa7b9sqlk">
               <w:r>
                 <w:rPr>
                   <w:rFonts w:ascii="Arial" w:cs="Arial" w:eastAsia="Arial" w:hAnsi="Arial"/>
@@ -24287,7 +24804,7 @@
               <w:spacing w:after="10" w:before="0"/>
               <w:ind w:left="120"/>
             </w:pPr>
-            <w:hyperlink w:history="1" r:id="rId4fyubx40tpf_pfh0l_kod">
+            <w:hyperlink w:history="1" r:id="rIdsooxwnn12uvrnhd9a8f6t">
               <w:r>
                 <w:rPr>
                   <w:rFonts w:ascii="Arial" w:cs="Arial" w:eastAsia="Arial" w:hAnsi="Arial"/>
@@ -24332,7 +24849,7 @@
             <w:pPr>
               <w:spacing w:after="20" w:before="0"/>
             </w:pPr>
-            <w:hyperlink w:history="1" r:id="rId44zsls9sd6odrhhb4d89l">
+            <w:hyperlink w:history="1" r:id="rIdo_eevkf2rv5brzdwwfzlm">
               <w:r>
                 <w:rPr>
                   <w:rFonts w:ascii="Arial" w:cs="Arial" w:eastAsia="Arial" w:hAnsi="Arial"/>
@@ -24365,7 +24882,7 @@
               <w:spacing w:after="10" w:before="0"/>
               <w:ind w:left="120"/>
             </w:pPr>
-            <w:hyperlink w:history="1" r:id="rIdb5ezq5tirix9_gvxa1yu3">
+            <w:hyperlink w:history="1" r:id="rIdqeefazi_rbgwkpar9llkt">
               <w:r>
                 <w:rPr>
                   <w:rFonts w:ascii="Arial" w:cs="Arial" w:eastAsia="Arial" w:hAnsi="Arial"/>
@@ -24393,6 +24910,7 @@
           </w:tcPr>
           <w:p>
             <w:pPr>
+              <w:keepNext w:val="false"/>
               <w:spacing w:after="40" w:before="0"/>
               <w:jc w:val="left"/>
             </w:pPr>
@@ -24425,6 +24943,7 @@
           </w:tcPr>
           <w:p>
             <w:pPr>
+              <w:keepNext w:val="false"/>
               <w:spacing w:after="40" w:before="0"/>
               <w:jc w:val="left"/>
             </w:pPr>
@@ -24457,6 +24976,7 @@
           </w:tcPr>
           <w:p>
             <w:pPr>
+              <w:keepNext w:val="false"/>
               <w:spacing w:after="40" w:before="0"/>
               <w:jc w:val="left"/>
             </w:pPr>
@@ -24489,6 +25009,7 @@
           </w:tcPr>
           <w:p>
             <w:pPr>
+              <w:keepNext w:val="false"/>
               <w:spacing w:after="40" w:before="0"/>
               <w:jc w:val="left"/>
             </w:pPr>
@@ -24523,6 +25044,7 @@
           </w:tcPr>
           <w:p>
             <w:pPr>
+              <w:keepNext w:val="false"/>
               <w:spacing w:after="40" w:before="0"/>
               <w:jc w:val="left"/>
             </w:pPr>
@@ -24560,7 +25082,7 @@
             <w:pPr>
               <w:spacing w:after="20" w:before="0"/>
             </w:pPr>
-            <w:hyperlink w:history="1" r:id="rIdt-llejp8271rb9p2bzscs">
+            <w:hyperlink w:history="1" r:id="rIdyx2hsu7qzgaw-jxo1mseg">
               <w:r>
                 <w:rPr>
                   <w:rFonts w:ascii="Arial" w:cs="Arial" w:eastAsia="Arial" w:hAnsi="Arial"/>
@@ -24593,7 +25115,7 @@
               <w:spacing w:after="10" w:before="0"/>
               <w:ind w:left="120"/>
             </w:pPr>
-            <w:hyperlink w:history="1" r:id="rIdvc7fr_ec5tlicwog-ezcl">
+            <w:hyperlink w:history="1" r:id="rIdwgqes-332f3ou46k839bb">
               <w:r>
                 <w:rPr>
                   <w:rFonts w:ascii="Arial" w:cs="Arial" w:eastAsia="Arial" w:hAnsi="Arial"/>
@@ -24638,7 +25160,7 @@
             <w:pPr>
               <w:spacing w:after="20" w:before="0"/>
             </w:pPr>
-            <w:hyperlink w:history="1" r:id="rIdvvsoejo5qaiakuaqrklaj">
+            <w:hyperlink w:history="1" r:id="rIdg6dxpgi0qzdtaie-dbg4y">
               <w:r>
                 <w:rPr>
                   <w:rFonts w:ascii="Arial" w:cs="Arial" w:eastAsia="Arial" w:hAnsi="Arial"/>
@@ -24671,7 +25193,7 @@
               <w:spacing w:after="10" w:before="0"/>
               <w:ind w:left="120"/>
             </w:pPr>
-            <w:hyperlink w:history="1" r:id="rIdqhfgnfbsyvxobxtmz4iaa">
+            <w:hyperlink w:history="1" r:id="rId2ywg739tjupuvztcl2oof">
               <w:r>
                 <w:rPr>
                   <w:rFonts w:ascii="Arial" w:cs="Arial" w:eastAsia="Arial" w:hAnsi="Arial"/>
@@ -24699,6 +25221,7 @@
           </w:tcPr>
           <w:p>
             <w:pPr>
+              <w:keepNext w:val="false"/>
               <w:spacing w:after="40" w:before="0"/>
               <w:jc w:val="left"/>
             </w:pPr>
@@ -24731,6 +25254,7 @@
           </w:tcPr>
           <w:p>
             <w:pPr>
+              <w:keepNext w:val="false"/>
               <w:spacing w:after="40" w:before="0"/>
               <w:jc w:val="left"/>
             </w:pPr>
@@ -24763,6 +25287,7 @@
           </w:tcPr>
           <w:p>
             <w:pPr>
+              <w:keepNext w:val="false"/>
               <w:spacing w:after="40" w:before="0"/>
               <w:jc w:val="left"/>
             </w:pPr>
@@ -24795,6 +25320,7 @@
           </w:tcPr>
           <w:p>
             <w:pPr>
+              <w:keepNext w:val="false"/>
               <w:spacing w:after="40" w:before="0"/>
               <w:jc w:val="left"/>
             </w:pPr>
@@ -24829,6 +25355,7 @@
           </w:tcPr>
           <w:p>
             <w:pPr>
+              <w:keepNext w:val="false"/>
               <w:spacing w:after="40" w:before="0"/>
               <w:jc w:val="left"/>
             </w:pPr>
@@ -24866,7 +25393,7 @@
             <w:pPr>
               <w:spacing w:after="20" w:before="0"/>
             </w:pPr>
-            <w:hyperlink w:history="1" r:id="rIdy8hpjbf8nge_q8a1ictxw">
+            <w:hyperlink w:history="1" r:id="rIdfm3h9u-fxl1cvfq6ucfeu">
               <w:r>
                 <w:rPr>
                   <w:rFonts w:ascii="Arial" w:cs="Arial" w:eastAsia="Arial" w:hAnsi="Arial"/>
@@ -24899,7 +25426,7 @@
               <w:spacing w:after="10" w:before="0"/>
               <w:ind w:left="120"/>
             </w:pPr>
-            <w:hyperlink w:history="1" r:id="rIdsdjo5zubiu4itpkji1gig">
+            <w:hyperlink w:history="1" r:id="rIdni33k-8zxrbbw2u2nwyqh">
               <w:r>
                 <w:rPr>
                   <w:rFonts w:ascii="Arial" w:cs="Arial" w:eastAsia="Arial" w:hAnsi="Arial"/>
@@ -24944,7 +25471,7 @@
             <w:pPr>
               <w:spacing w:after="20" w:before="0"/>
             </w:pPr>
-            <w:hyperlink w:history="1" r:id="rId17rrhmwuppdb_bflhrizq">
+            <w:hyperlink w:history="1" r:id="rIdwgvo8utsiparl_klyvnuv">
               <w:r>
                 <w:rPr>
                   <w:rFonts w:ascii="Arial" w:cs="Arial" w:eastAsia="Arial" w:hAnsi="Arial"/>
@@ -24977,7 +25504,7 @@
               <w:spacing w:after="10" w:before="0"/>
               <w:ind w:left="120"/>
             </w:pPr>
-            <w:hyperlink w:history="1" r:id="rIdda-mxwcbctrzbz5ancsnh">
+            <w:hyperlink w:history="1" r:id="rIdkasm5c3-ezonjszwonxhd">
               <w:r>
                 <w:rPr>
                   <w:rFonts w:ascii="Arial" w:cs="Arial" w:eastAsia="Arial" w:hAnsi="Arial"/>
@@ -25005,6 +25532,7 @@
           </w:tcPr>
           <w:p>
             <w:pPr>
+              <w:keepNext w:val="false"/>
               <w:spacing w:after="40" w:before="0"/>
               <w:jc w:val="left"/>
             </w:pPr>
@@ -25037,6 +25565,7 @@
           </w:tcPr>
           <w:p>
             <w:pPr>
+              <w:keepNext w:val="false"/>
               <w:spacing w:after="40" w:before="0"/>
               <w:jc w:val="left"/>
             </w:pPr>
@@ -25069,6 +25598,7 @@
           </w:tcPr>
           <w:p>
             <w:pPr>
+              <w:keepNext w:val="false"/>
               <w:spacing w:after="40" w:before="0"/>
               <w:jc w:val="left"/>
             </w:pPr>
@@ -25101,6 +25631,7 @@
           </w:tcPr>
           <w:p>
             <w:pPr>
+              <w:keepNext w:val="false"/>
               <w:spacing w:after="40" w:before="0"/>
               <w:jc w:val="left"/>
             </w:pPr>
@@ -25135,6 +25666,7 @@
           </w:tcPr>
           <w:p>
             <w:pPr>
+              <w:keepNext w:val="false"/>
               <w:spacing w:after="40" w:before="0"/>
               <w:jc w:val="left"/>
             </w:pPr>
@@ -25172,7 +25704,7 @@
             <w:pPr>
               <w:spacing w:after="20" w:before="0"/>
             </w:pPr>
-            <w:hyperlink w:history="1" r:id="rId-yygvlqfpngu9_erwq_vy">
+            <w:hyperlink w:history="1" r:id="rId4e25q0pig4cszc-adlv3y">
               <w:r>
                 <w:rPr>
                   <w:rFonts w:ascii="Arial" w:cs="Arial" w:eastAsia="Arial" w:hAnsi="Arial"/>
@@ -25205,7 +25737,7 @@
               <w:spacing w:after="10" w:before="0"/>
               <w:ind w:left="120"/>
             </w:pPr>
-            <w:hyperlink w:history="1" r:id="rId_kyj5hzladgipyc_iad8q">
+            <w:hyperlink w:history="1" r:id="rIdy-6oaxi95rdqhr8tnflsa">
               <w:r>
                 <w:rPr>
                   <w:rFonts w:ascii="Arial" w:cs="Arial" w:eastAsia="Arial" w:hAnsi="Arial"/>
@@ -25250,7 +25782,7 @@
             <w:pPr>
               <w:spacing w:after="20" w:before="0"/>
             </w:pPr>
-            <w:hyperlink w:history="1" r:id="rIdyv5ylduwytrukuyt0e3ig">
+            <w:hyperlink w:history="1" r:id="rIdygnr0z_00aaeiq37_ybvb">
               <w:r>
                 <w:rPr>
                   <w:rFonts w:ascii="Arial" w:cs="Arial" w:eastAsia="Arial" w:hAnsi="Arial"/>
@@ -25283,7 +25815,7 @@
               <w:spacing w:after="10" w:before="0"/>
               <w:ind w:left="120"/>
             </w:pPr>
-            <w:hyperlink w:history="1" r:id="rIdzourvs7s4usjjwncnbzmy">
+            <w:hyperlink w:history="1" r:id="rIdrrr0hgpps6zokzc7yzqvl">
               <w:r>
                 <w:rPr>
                   <w:rFonts w:ascii="Arial" w:cs="Arial" w:eastAsia="Arial" w:hAnsi="Arial"/>
@@ -25311,6 +25843,7 @@
           </w:tcPr>
           <w:p>
             <w:pPr>
+              <w:keepNext w:val="false"/>
               <w:spacing w:after="40" w:before="0"/>
               <w:jc w:val="left"/>
             </w:pPr>
@@ -25343,6 +25876,7 @@
           </w:tcPr>
           <w:p>
             <w:pPr>
+              <w:keepNext w:val="false"/>
               <w:spacing w:after="40" w:before="0"/>
               <w:jc w:val="left"/>
             </w:pPr>
@@ -25375,6 +25909,7 @@
           </w:tcPr>
           <w:p>
             <w:pPr>
+              <w:keepNext w:val="false"/>
               <w:spacing w:after="40" w:before="0"/>
               <w:jc w:val="left"/>
             </w:pPr>
@@ -25407,6 +25942,7 @@
           </w:tcPr>
           <w:p>
             <w:pPr>
+              <w:keepNext w:val="false"/>
               <w:spacing w:after="40" w:before="0"/>
               <w:jc w:val="left"/>
             </w:pPr>
@@ -25441,6 +25977,7 @@
           </w:tcPr>
           <w:p>
             <w:pPr>
+              <w:keepNext w:val="false"/>
               <w:spacing w:after="40" w:before="0"/>
               <w:jc w:val="left"/>
             </w:pPr>
@@ -25478,7 +26015,7 @@
             <w:pPr>
               <w:spacing w:after="20" w:before="0"/>
             </w:pPr>
-            <w:hyperlink w:history="1" r:id="rId-nzcylelsu5l1lzapwo8m">
+            <w:hyperlink w:history="1" r:id="rIducapwc7kzmgerlqvx08zw">
               <w:r>
                 <w:rPr>
                   <w:rFonts w:ascii="Arial" w:cs="Arial" w:eastAsia="Arial" w:hAnsi="Arial"/>
@@ -25511,7 +26048,7 @@
               <w:spacing w:after="10" w:before="0"/>
               <w:ind w:left="120"/>
             </w:pPr>
-            <w:hyperlink w:history="1" r:id="rIdrfkwyeifdjbd2dsxw8rug">
+            <w:hyperlink w:history="1" r:id="rIdi64luvyhfmpfziik-jhqp">
               <w:r>
                 <w:rPr>
                   <w:rFonts w:ascii="Arial" w:cs="Arial" w:eastAsia="Arial" w:hAnsi="Arial"/>
@@ -25556,7 +26093,7 @@
             <w:pPr>
               <w:spacing w:after="20" w:before="0"/>
             </w:pPr>
-            <w:hyperlink w:history="1" r:id="rId4z-ndmo5imq3rcfrtjrkh">
+            <w:hyperlink w:history="1" r:id="rIdj-guhunsfajxzikvzrye2">
               <w:r>
                 <w:rPr>
                   <w:rFonts w:ascii="Arial" w:cs="Arial" w:eastAsia="Arial" w:hAnsi="Arial"/>
@@ -25589,7 +26126,7 @@
               <w:spacing w:after="10" w:before="0"/>
               <w:ind w:left="120"/>
             </w:pPr>
-            <w:hyperlink w:history="1" r:id="rIdo1z3e8paj7nir-aelvkqb">
+            <w:hyperlink w:history="1" r:id="rIdwzsk-y04kqcvh2wtugw0k">
               <w:r>
                 <w:rPr>
                   <w:rFonts w:ascii="Arial" w:cs="Arial" w:eastAsia="Arial" w:hAnsi="Arial"/>
@@ -25617,6 +26154,7 @@
           </w:tcPr>
           <w:p>
             <w:pPr>
+              <w:keepNext w:val="false"/>
               <w:spacing w:after="40" w:before="0"/>
               <w:jc w:val="left"/>
             </w:pPr>
@@ -25649,6 +26187,7 @@
           </w:tcPr>
           <w:p>
             <w:pPr>
+              <w:keepNext w:val="false"/>
               <w:spacing w:after="40" w:before="0"/>
               <w:jc w:val="left"/>
             </w:pPr>
@@ -25681,6 +26220,7 @@
           </w:tcPr>
           <w:p>
             <w:pPr>
+              <w:keepNext w:val="false"/>
               <w:spacing w:after="40" w:before="0"/>
               <w:jc w:val="left"/>
             </w:pPr>
@@ -25713,6 +26253,7 @@
           </w:tcPr>
           <w:p>
             <w:pPr>
+              <w:keepNext w:val="false"/>
               <w:spacing w:after="40" w:before="0"/>
               <w:jc w:val="left"/>
             </w:pPr>
@@ -25772,6 +26313,7 @@
           </w:tcPr>
           <w:p>
             <w:pPr>
+              <w:keepNext w:val="false"/>
               <w:spacing w:after="40" w:before="0"/>
               <w:jc w:val="center"/>
             </w:pPr>
@@ -25806,6 +26348,7 @@
           </w:tcPr>
           <w:p>
             <w:pPr>
+              <w:keepNext w:val="false"/>
               <w:spacing w:after="40" w:before="0"/>
               <w:jc w:val="left"/>
             </w:pPr>
@@ -25825,6 +26368,7 @@
           </w:p>
           <w:p>
             <w:pPr>
+              <w:keepNext w:val="false"/>
               <w:spacing w:after="40" w:before="0"/>
               <w:jc w:val="left"/>
             </w:pPr>
@@ -25844,6 +26388,7 @@
           </w:p>
           <w:p>
             <w:pPr>
+              <w:keepNext w:val="false"/>
               <w:spacing w:after="40" w:before="0"/>
               <w:jc w:val="left"/>
             </w:pPr>
@@ -25863,6 +26408,7 @@
           </w:p>
           <w:p>
             <w:pPr>
+              <w:keepNext w:val="false"/>
               <w:spacing w:after="40" w:before="0"/>
               <w:jc w:val="left"/>
             </w:pPr>
@@ -25882,6 +26428,7 @@
           </w:p>
           <w:p>
             <w:pPr>
+              <w:keepNext w:val="false"/>
               <w:spacing w:after="40" w:before="0"/>
               <w:jc w:val="left"/>
             </w:pPr>
@@ -25901,6 +26448,7 @@
           </w:p>
           <w:p>
             <w:pPr>
+              <w:keepNext w:val="false"/>
               <w:spacing w:after="40" w:before="0"/>
               <w:jc w:val="left"/>
             </w:pPr>
@@ -25920,6 +26468,7 @@
           </w:p>
           <w:p>
             <w:pPr>
+              <w:keepNext w:val="false"/>
               <w:spacing w:after="40" w:before="0"/>
               <w:jc w:val="left"/>
             </w:pPr>
@@ -25981,6 +26530,7 @@
           </w:tcPr>
           <w:p>
             <w:pPr>
+              <w:keepNext w:val="false"/>
               <w:spacing w:after="40" w:before="0"/>
               <w:jc w:val="center"/>
             </w:pPr>
@@ -26015,6 +26565,7 @@
           </w:tcPr>
           <w:p>
             <w:pPr>
+              <w:keepNext w:val="false"/>
               <w:spacing w:after="40" w:before="0"/>
               <w:jc w:val="left"/>
             </w:pPr>
@@ -26047,6 +26598,7 @@
           </w:tcPr>
           <w:p>
             <w:pPr>
+              <w:keepNext w:val="false"/>
               <w:spacing w:after="40" w:before="0"/>
               <w:jc w:val="left"/>
             </w:pPr>
@@ -26081,6 +26633,7 @@
           </w:tcPr>
           <w:p>
             <w:pPr>
+              <w:keepNext w:val="false"/>
               <w:spacing w:after="40" w:before="0"/>
               <w:jc w:val="left"/>
             </w:pPr>
@@ -26113,6 +26666,7 @@
           </w:tcPr>
           <w:p>
             <w:pPr>
+              <w:keepNext w:val="false"/>
               <w:spacing w:after="40" w:before="0"/>
               <w:jc w:val="left"/>
             </w:pPr>
@@ -26147,6 +26701,7 @@
           </w:tcPr>
           <w:p>
             <w:pPr>
+              <w:keepNext w:val="false"/>
               <w:spacing w:after="40" w:before="0"/>
               <w:jc w:val="left"/>
             </w:pPr>
@@ -26179,6 +26734,7 @@
           </w:tcPr>
           <w:p>
             <w:pPr>
+              <w:keepNext w:val="false"/>
               <w:spacing w:after="40" w:before="0"/>
               <w:jc w:val="left"/>
             </w:pPr>
@@ -26215,7 +26771,7 @@
         </w:rPr>
         <w:t xml:space="preserve">© 2026 SeaVuria and ARES. Aligned with KICD objectives. Developed by SeaVuria; technical implementation by ARES (with AI assistance from Claude). Licensed under </w:t>
       </w:r>
-      <w:hyperlink w:history="1" r:id="rIdyv_l_kagm0x5ivccur3a5">
+      <w:hyperlink w:history="1" r:id="rIdl_mqr1j2f33awa23xf5_4">
         <w:r>
           <w:rPr>
             <w:rFonts w:ascii="Arial" w:cs="Arial" w:eastAsia="Arial" w:hAnsi="Arial"/>
@@ -26236,7 +26792,7 @@
         </w:rPr>
         <w:t xml:space="preserve"> (</w:t>
       </w:r>
-      <w:hyperlink w:history="1" r:id="rIddqqqrjvlwhgmv3b0tlet9">
+      <w:hyperlink w:history="1" r:id="rIdf2v8tqfd5oo4ppkhja9w1">
         <w:r>
           <w:rPr>
             <w:rFonts w:ascii="Arial" w:cs="Arial" w:eastAsia="Arial" w:hAnsi="Arial"/>
@@ -26297,6 +26853,7 @@
           </w:tcPr>
           <w:p>
             <w:pPr>
+              <w:keepNext w:val="false"/>
               <w:spacing w:after="40" w:before="0"/>
               <w:jc w:val="center"/>
             </w:pPr>
@@ -26331,6 +26888,7 @@
           </w:tcPr>
           <w:p>
             <w:pPr>
+              <w:keepNext w:val="false"/>
               <w:spacing w:after="40" w:before="0"/>
               <w:jc w:val="left"/>
             </w:pPr>
@@ -26363,6 +26921,7 @@
           </w:tcPr>
           <w:p>
             <w:pPr>
+              <w:keepNext w:val="false"/>
               <w:spacing w:after="40" w:before="0"/>
               <w:jc w:val="left"/>
             </w:pPr>
@@ -26395,6 +26954,7 @@
           </w:tcPr>
           <w:p>
             <w:pPr>
+              <w:keepNext w:val="false"/>
               <w:spacing w:after="40" w:before="0"/>
               <w:jc w:val="left"/>
             </w:pPr>
@@ -26429,6 +26989,7 @@
           </w:tcPr>
           <w:p>
             <w:pPr>
+              <w:keepNext w:val="false"/>
               <w:spacing w:after="40" w:before="0"/>
               <w:jc w:val="left"/>
             </w:pPr>
@@ -26461,6 +27022,7 @@
           </w:tcPr>
           <w:p>
             <w:pPr>
+              <w:keepNext w:val="false"/>
               <w:spacing w:after="40" w:before="0"/>
               <w:jc w:val="left"/>
             </w:pPr>
@@ -26493,6 +27055,7 @@
           </w:tcPr>
           <w:p>
             <w:pPr>
+              <w:keepNext w:val="false"/>
               <w:spacing w:after="40" w:before="0"/>
               <w:jc w:val="left"/>
             </w:pPr>
@@ -26527,6 +27090,7 @@
           </w:tcPr>
           <w:p>
             <w:pPr>
+              <w:keepNext w:val="false"/>
               <w:spacing w:after="40" w:before="0"/>
               <w:jc w:val="left"/>
             </w:pPr>
@@ -26559,6 +27123,7 @@
           </w:tcPr>
           <w:p>
             <w:pPr>
+              <w:keepNext w:val="false"/>
               <w:spacing w:after="40" w:before="0"/>
               <w:jc w:val="left"/>
             </w:pPr>
@@ -26591,6 +27156,7 @@
           </w:tcPr>
           <w:p>
             <w:pPr>
+              <w:keepNext w:val="false"/>
               <w:spacing w:after="40" w:before="0"/>
               <w:jc w:val="left"/>
             </w:pPr>
@@ -26625,6 +27191,7 @@
           </w:tcPr>
           <w:p>
             <w:pPr>
+              <w:keepNext w:val="false"/>
               <w:spacing w:after="40" w:before="0"/>
               <w:jc w:val="left"/>
             </w:pPr>
@@ -26657,6 +27224,7 @@
           </w:tcPr>
           <w:p>
             <w:pPr>
+              <w:keepNext w:val="false"/>
               <w:spacing w:after="40" w:before="0"/>
               <w:jc w:val="left"/>
             </w:pPr>
@@ -26689,6 +27257,7 @@
           </w:tcPr>
           <w:p>
             <w:pPr>
+              <w:keepNext w:val="false"/>
               <w:spacing w:after="40" w:before="0"/>
               <w:jc w:val="left"/>
             </w:pPr>

--- a/data/outputs/v2/Essential_Mathematics/SS3.2_Probability_I/Essential_Mathematics_Probability_I_CBE_LessonSequence.docx
+++ b/data/outputs/v2/Essential_Mathematics/SS3.2_Probability_I/Essential_Mathematics_Probability_I_CBE_LessonSequence.docx
@@ -2298,7 +2298,7 @@
         </w:rPr>
         <w:t xml:space="preserve">© 2026 SeaVuria and ARES. This work is licensed under a </w:t>
       </w:r>
-      <w:hyperlink w:history="1" r:id="rIdqr5_9fyogsxjdbelfsf22">
+      <w:hyperlink w:history="1" r:id="rIdx8zagku-xo3fq0dnmjuz_">
         <w:r>
           <w:rPr>
             <w:rFonts w:ascii="Arial" w:cs="Arial" w:eastAsia="Arial" w:hAnsi="Arial"/>
@@ -2318,7 +2318,7 @@
         </w:rPr>
         <w:t xml:space="preserve"> (</w:t>
       </w:r>
-      <w:hyperlink w:history="1" r:id="rIdqvwrsykpeqpjzk6gdhrsc">
+      <w:hyperlink w:history="1" r:id="rIdj8h_gqc09ykh3elw8qsnm">
         <w:r>
           <w:rPr>
             <w:rFonts w:ascii="Arial" w:cs="Arial" w:eastAsia="Arial" w:hAnsi="Arial"/>
@@ -2338,7 +2338,7 @@
         </w:rPr>
         <w:t xml:space="preserve">). To view a copy of this license, visit </w:t>
       </w:r>
-      <w:hyperlink w:history="1" r:id="rIdx_u-xq-9yjnqprvnwwbww">
+      <w:hyperlink w:history="1" r:id="rIdhz-8f19lkcih2khynss7x">
         <w:r>
           <w:rPr>
             <w:rFonts w:ascii="Arial" w:cs="Arial" w:eastAsia="Arial" w:hAnsi="Arial"/>
@@ -3377,7 +3377,7 @@
             <w:pPr>
               <w:spacing w:after="20" w:before="0"/>
             </w:pPr>
-            <w:hyperlink w:history="1" r:id="rId78iipig2yonyjng23f0cw">
+            <w:hyperlink w:history="1" r:id="rIdys4q6pg-hdcce6gdtanku">
               <w:r>
                 <w:rPr>
                   <w:rFonts w:ascii="Arial" w:cs="Arial" w:eastAsia="Arial" w:hAnsi="Arial"/>
@@ -3410,7 +3410,7 @@
               <w:spacing w:after="10" w:before="0"/>
               <w:ind w:left="120"/>
             </w:pPr>
-            <w:hyperlink w:history="1" r:id="rIdxapqmodbduvqhkbutpwwf">
+            <w:hyperlink w:history="1" r:id="rId3g-0q31kpdmpdm1dd6eue">
               <w:r>
                 <w:rPr>
                   <w:rFonts w:ascii="Arial" w:cs="Arial" w:eastAsia="Arial" w:hAnsi="Arial"/>
@@ -3455,7 +3455,7 @@
             <w:pPr>
               <w:spacing w:after="20" w:before="0"/>
             </w:pPr>
-            <w:hyperlink w:history="1" r:id="rIdxu9y_gwycnrz_fs4x04dl">
+            <w:hyperlink w:history="1" r:id="rId-2ct2qqmqwe2dobje_g_7">
               <w:r>
                 <w:rPr>
                   <w:rFonts w:ascii="Arial" w:cs="Arial" w:eastAsia="Arial" w:hAnsi="Arial"/>
@@ -3488,7 +3488,7 @@
               <w:spacing w:after="10" w:before="0"/>
               <w:ind w:left="120"/>
             </w:pPr>
-            <w:hyperlink w:history="1" r:id="rIdq6no0k6hvyy3cp_1cmobj">
+            <w:hyperlink w:history="1" r:id="rIdchadvnf3dm0urtqsdjrcx">
               <w:r>
                 <w:rPr>
                   <w:rFonts w:ascii="Arial" w:cs="Arial" w:eastAsia="Arial" w:hAnsi="Arial"/>
@@ -3688,7 +3688,7 @@
             <w:pPr>
               <w:spacing w:after="20" w:before="0"/>
             </w:pPr>
-            <w:hyperlink w:history="1" r:id="rIdujtqnsq_t-3ecma2q-jdw">
+            <w:hyperlink w:history="1" r:id="rIdkh4qrp4gzov0geqq_lwer">
               <w:r>
                 <w:rPr>
                   <w:rFonts w:ascii="Arial" w:cs="Arial" w:eastAsia="Arial" w:hAnsi="Arial"/>
@@ -3721,7 +3721,7 @@
               <w:spacing w:after="10" w:before="0"/>
               <w:ind w:left="120"/>
             </w:pPr>
-            <w:hyperlink w:history="1" r:id="rIdm6xhzzsftrcubisvok8mh">
+            <w:hyperlink w:history="1" r:id="rIdopcrwcxnjq92lrpgmgowd">
               <w:r>
                 <w:rPr>
                   <w:rFonts w:ascii="Arial" w:cs="Arial" w:eastAsia="Arial" w:hAnsi="Arial"/>
@@ -3766,7 +3766,7 @@
             <w:pPr>
               <w:spacing w:after="20" w:before="0"/>
             </w:pPr>
-            <w:hyperlink w:history="1" r:id="rIduea5vfwabavieodkzfmnq">
+            <w:hyperlink w:history="1" r:id="rIduohwwor6zbdsb-0cf96d1">
               <w:r>
                 <w:rPr>
                   <w:rFonts w:ascii="Arial" w:cs="Arial" w:eastAsia="Arial" w:hAnsi="Arial"/>
@@ -3799,7 +3799,7 @@
               <w:spacing w:after="10" w:before="0"/>
               <w:ind w:left="120"/>
             </w:pPr>
-            <w:hyperlink w:history="1" r:id="rId09esvg2nqwnnru5lzoayw">
+            <w:hyperlink w:history="1" r:id="rIdywwq5wbboydg4hz6aemu9">
               <w:r>
                 <w:rPr>
                   <w:rFonts w:ascii="Arial" w:cs="Arial" w:eastAsia="Arial" w:hAnsi="Arial"/>
@@ -3999,7 +3999,7 @@
             <w:pPr>
               <w:spacing w:after="20" w:before="0"/>
             </w:pPr>
-            <w:hyperlink w:history="1" r:id="rIdws7exbw-khsa1yvf-wnwz">
+            <w:hyperlink w:history="1" r:id="rIdkad4roccsbqrjimu1hfew">
               <w:r>
                 <w:rPr>
                   <w:rFonts w:ascii="Arial" w:cs="Arial" w:eastAsia="Arial" w:hAnsi="Arial"/>
@@ -4032,7 +4032,7 @@
               <w:spacing w:after="10" w:before="0"/>
               <w:ind w:left="120"/>
             </w:pPr>
-            <w:hyperlink w:history="1" r:id="rIdoigwmsjptcdyh_5c9uuo4">
+            <w:hyperlink w:history="1" r:id="rIda_uva03spncq8tupxvcag">
               <w:r>
                 <w:rPr>
                   <w:rFonts w:ascii="Arial" w:cs="Arial" w:eastAsia="Arial" w:hAnsi="Arial"/>
@@ -4077,7 +4077,7 @@
             <w:pPr>
               <w:spacing w:after="20" w:before="0"/>
             </w:pPr>
-            <w:hyperlink w:history="1" r:id="rIdvjxb-zq13arlfuyndxnev">
+            <w:hyperlink w:history="1" r:id="rIdoj3elboc_ij8_56vf0dhn">
               <w:r>
                 <w:rPr>
                   <w:rFonts w:ascii="Arial" w:cs="Arial" w:eastAsia="Arial" w:hAnsi="Arial"/>
@@ -4110,7 +4110,7 @@
               <w:spacing w:after="10" w:before="0"/>
               <w:ind w:left="120"/>
             </w:pPr>
-            <w:hyperlink w:history="1" r:id="rIdm9g12uumlcnfhczxnpsv8">
+            <w:hyperlink w:history="1" r:id="rIdq7qvjzcvswqmwo0-mc0fi">
               <w:r>
                 <w:rPr>
                   <w:rFonts w:ascii="Arial" w:cs="Arial" w:eastAsia="Arial" w:hAnsi="Arial"/>
@@ -4310,7 +4310,7 @@
             <w:pPr>
               <w:spacing w:after="20" w:before="0"/>
             </w:pPr>
-            <w:hyperlink w:history="1" r:id="rId3wrshq2ja4cd8xumq_48s">
+            <w:hyperlink w:history="1" r:id="rIdnjash9lga96mm_zond5cx">
               <w:r>
                 <w:rPr>
                   <w:rFonts w:ascii="Arial" w:cs="Arial" w:eastAsia="Arial" w:hAnsi="Arial"/>
@@ -4343,7 +4343,7 @@
               <w:spacing w:after="10" w:before="0"/>
               <w:ind w:left="120"/>
             </w:pPr>
-            <w:hyperlink w:history="1" r:id="rIddktaokhens_ur1wlkqbzn">
+            <w:hyperlink w:history="1" r:id="rIdxnt_3mzyvcvtx_aehmq2c">
               <w:r>
                 <w:rPr>
                   <w:rFonts w:ascii="Arial" w:cs="Arial" w:eastAsia="Arial" w:hAnsi="Arial"/>
@@ -4388,7 +4388,7 @@
             <w:pPr>
               <w:spacing w:after="20" w:before="0"/>
             </w:pPr>
-            <w:hyperlink w:history="1" r:id="rIdxyaxonmvyydpw9ilro527">
+            <w:hyperlink w:history="1" r:id="rIdpupgxzr169ycu0pa-shbu">
               <w:r>
                 <w:rPr>
                   <w:rFonts w:ascii="Arial" w:cs="Arial" w:eastAsia="Arial" w:hAnsi="Arial"/>
@@ -4421,7 +4421,7 @@
               <w:spacing w:after="10" w:before="0"/>
               <w:ind w:left="120"/>
             </w:pPr>
-            <w:hyperlink w:history="1" r:id="rId8v6qivt8h3ua2n2okd_n7">
+            <w:hyperlink w:history="1" r:id="rIduvyzjggs3s49gpw78ithp">
               <w:r>
                 <w:rPr>
                   <w:rFonts w:ascii="Arial" w:cs="Arial" w:eastAsia="Arial" w:hAnsi="Arial"/>
@@ -4621,7 +4621,7 @@
             <w:pPr>
               <w:spacing w:after="20" w:before="0"/>
             </w:pPr>
-            <w:hyperlink w:history="1" r:id="rIdhv2afahyttncxr8lrsyqh">
+            <w:hyperlink w:history="1" r:id="rIdhwszxalcseqxsigvmsujc">
               <w:r>
                 <w:rPr>
                   <w:rFonts w:ascii="Arial" w:cs="Arial" w:eastAsia="Arial" w:hAnsi="Arial"/>
@@ -4654,7 +4654,7 @@
               <w:spacing w:after="10" w:before="0"/>
               <w:ind w:left="120"/>
             </w:pPr>
-            <w:hyperlink w:history="1" r:id="rId5gc5npogogiwxxlliadhu">
+            <w:hyperlink w:history="1" r:id="rIduqgyjar186asggz4ijzgl">
               <w:r>
                 <w:rPr>
                   <w:rFonts w:ascii="Arial" w:cs="Arial" w:eastAsia="Arial" w:hAnsi="Arial"/>
@@ -4699,7 +4699,7 @@
             <w:pPr>
               <w:spacing w:after="20" w:before="0"/>
             </w:pPr>
-            <w:hyperlink w:history="1" r:id="rIdr5u1gop4o0ek9j86bd-wf">
+            <w:hyperlink w:history="1" r:id="rIdm86k8xquoown5zasisevu">
               <w:r>
                 <w:rPr>
                   <w:rFonts w:ascii="Arial" w:cs="Arial" w:eastAsia="Arial" w:hAnsi="Arial"/>
@@ -4732,7 +4732,7 @@
               <w:spacing w:after="10" w:before="0"/>
               <w:ind w:left="120"/>
             </w:pPr>
-            <w:hyperlink w:history="1" r:id="rIdk93-objc2-bf748gx9y8b">
+            <w:hyperlink w:history="1" r:id="rIdthmivlaxb4avvtqedd_br">
               <w:r>
                 <w:rPr>
                   <w:rFonts w:ascii="Arial" w:cs="Arial" w:eastAsia="Arial" w:hAnsi="Arial"/>
@@ -5257,7 +5257,7 @@
         </w:rPr>
         <w:t xml:space="preserve">© 2026 SeaVuria and ARES. Aligned with KICD objectives. Developed by SeaVuria; technical implementation by ARES (with AI assistance from Claude). Licensed under </w:t>
       </w:r>
-      <w:hyperlink w:history="1" r:id="rId3hcesoy3etlssahflnnwo">
+      <w:hyperlink w:history="1" r:id="rIdpn_pzm3oqibhvys9jpyob">
         <w:r>
           <w:rPr>
             <w:rFonts w:ascii="Arial" w:cs="Arial" w:eastAsia="Arial" w:hAnsi="Arial"/>
@@ -5278,7 +5278,7 @@
         </w:rPr>
         <w:t xml:space="preserve"> (</w:t>
       </w:r>
-      <w:hyperlink w:history="1" r:id="rIdtpy_db85ywqmc7xpyrswp">
+      <w:hyperlink w:history="1" r:id="rIdkffpe9ofgnlybgjiusxyj">
         <w:r>
           <w:rPr>
             <w:rFonts w:ascii="Arial" w:cs="Arial" w:eastAsia="Arial" w:hAnsi="Arial"/>
@@ -6318,7 +6318,7 @@
             <w:pPr>
               <w:spacing w:after="20" w:before="0"/>
             </w:pPr>
-            <w:hyperlink w:history="1" r:id="rId-wbeqzakc4-fwokkrz6n6">
+            <w:hyperlink w:history="1" r:id="rIdpjylkpuhs3iuapkdmkjc2">
               <w:r>
                 <w:rPr>
                   <w:rFonts w:ascii="Arial" w:cs="Arial" w:eastAsia="Arial" w:hAnsi="Arial"/>
@@ -6351,7 +6351,7 @@
               <w:spacing w:after="10" w:before="0"/>
               <w:ind w:left="120"/>
             </w:pPr>
-            <w:hyperlink w:history="1" r:id="rIdpdv6oldnz05t3n_x2brbg">
+            <w:hyperlink w:history="1" r:id="rIdnxa1epfnpv97e4jcomgpm">
               <w:r>
                 <w:rPr>
                   <w:rFonts w:ascii="Arial" w:cs="Arial" w:eastAsia="Arial" w:hAnsi="Arial"/>
@@ -6396,7 +6396,7 @@
             <w:pPr>
               <w:spacing w:after="20" w:before="0"/>
             </w:pPr>
-            <w:hyperlink w:history="1" r:id="rIdib7juakn4uu2immk7iac7">
+            <w:hyperlink w:history="1" r:id="rIdcgw0jpoljtymuq0vofxna">
               <w:r>
                 <w:rPr>
                   <w:rFonts w:ascii="Arial" w:cs="Arial" w:eastAsia="Arial" w:hAnsi="Arial"/>
@@ -6429,7 +6429,7 @@
               <w:spacing w:after="10" w:before="0"/>
               <w:ind w:left="120"/>
             </w:pPr>
-            <w:hyperlink w:history="1" r:id="rId53bubgjuxbfcazhcqtk6b">
+            <w:hyperlink w:history="1" r:id="rIdtru2v7pkjc9hd8gs90aab">
               <w:r>
                 <w:rPr>
                   <w:rFonts w:ascii="Arial" w:cs="Arial" w:eastAsia="Arial" w:hAnsi="Arial"/>
@@ -6629,7 +6629,7 @@
             <w:pPr>
               <w:spacing w:after="20" w:before="0"/>
             </w:pPr>
-            <w:hyperlink w:history="1" r:id="rId-yvw5fwclnqdbijgg68zn">
+            <w:hyperlink w:history="1" r:id="rId_d5z1guy6d-q-dfcnpe9z">
               <w:r>
                 <w:rPr>
                   <w:rFonts w:ascii="Arial" w:cs="Arial" w:eastAsia="Arial" w:hAnsi="Arial"/>
@@ -6662,7 +6662,7 @@
               <w:spacing w:after="10" w:before="0"/>
               <w:ind w:left="120"/>
             </w:pPr>
-            <w:hyperlink w:history="1" r:id="rIdkjne_bspfleaxpzp9xq-2">
+            <w:hyperlink w:history="1" r:id="rIdy5ewd-orw3or4jkp-igy0">
               <w:r>
                 <w:rPr>
                   <w:rFonts w:ascii="Arial" w:cs="Arial" w:eastAsia="Arial" w:hAnsi="Arial"/>
@@ -6707,7 +6707,7 @@
             <w:pPr>
               <w:spacing w:after="20" w:before="0"/>
             </w:pPr>
-            <w:hyperlink w:history="1" r:id="rId7mhpyfnvyjb6hdrzcjblj">
+            <w:hyperlink w:history="1" r:id="rIdjtn7lyeqcnw14fpdrezsn">
               <w:r>
                 <w:rPr>
                   <w:rFonts w:ascii="Arial" w:cs="Arial" w:eastAsia="Arial" w:hAnsi="Arial"/>
@@ -6740,7 +6740,7 @@
               <w:spacing w:after="10" w:before="0"/>
               <w:ind w:left="120"/>
             </w:pPr>
-            <w:hyperlink w:history="1" r:id="rId8prkgqfw6lpia_eh34vnf">
+            <w:hyperlink w:history="1" r:id="rIdksfz7w5lfh-m3yiamhrtc">
               <w:r>
                 <w:rPr>
                   <w:rFonts w:ascii="Arial" w:cs="Arial" w:eastAsia="Arial" w:hAnsi="Arial"/>
@@ -6940,7 +6940,7 @@
             <w:pPr>
               <w:spacing w:after="20" w:before="0"/>
             </w:pPr>
-            <w:hyperlink w:history="1" r:id="rIdgnwzvqsrbmafepoq2q11_">
+            <w:hyperlink w:history="1" r:id="rIdag_zxki7sftbqj9ykrarp">
               <w:r>
                 <w:rPr>
                   <w:rFonts w:ascii="Arial" w:cs="Arial" w:eastAsia="Arial" w:hAnsi="Arial"/>
@@ -6973,7 +6973,7 @@
               <w:spacing w:after="10" w:before="0"/>
               <w:ind w:left="120"/>
             </w:pPr>
-            <w:hyperlink w:history="1" r:id="rIda3fhmfgewygtl31jqqrhh">
+            <w:hyperlink w:history="1" r:id="rIdpwsdqtjaafwhuj-knjehu">
               <w:r>
                 <w:rPr>
                   <w:rFonts w:ascii="Arial" w:cs="Arial" w:eastAsia="Arial" w:hAnsi="Arial"/>
@@ -7018,7 +7018,7 @@
             <w:pPr>
               <w:spacing w:after="20" w:before="0"/>
             </w:pPr>
-            <w:hyperlink w:history="1" r:id="rIdnz7ewkcleeaqyqhfn4hp1">
+            <w:hyperlink w:history="1" r:id="rId_pbxeivgorfihjbileevu">
               <w:r>
                 <w:rPr>
                   <w:rFonts w:ascii="Arial" w:cs="Arial" w:eastAsia="Arial" w:hAnsi="Arial"/>
@@ -7051,7 +7051,7 @@
               <w:spacing w:after="10" w:before="0"/>
               <w:ind w:left="120"/>
             </w:pPr>
-            <w:hyperlink w:history="1" r:id="rId8t_cmh7qtohrmxamwycpc">
+            <w:hyperlink w:history="1" r:id="rIdl1xocbagjg3qbp4blanjb">
               <w:r>
                 <w:rPr>
                   <w:rFonts w:ascii="Arial" w:cs="Arial" w:eastAsia="Arial" w:hAnsi="Arial"/>
@@ -7251,7 +7251,7 @@
             <w:pPr>
               <w:spacing w:after="20" w:before="0"/>
             </w:pPr>
-            <w:hyperlink w:history="1" r:id="rIdmjsird0dodnuhbqf1jjho">
+            <w:hyperlink w:history="1" r:id="rIda5yvwmt7bzalu16kyq8jr">
               <w:r>
                 <w:rPr>
                   <w:rFonts w:ascii="Arial" w:cs="Arial" w:eastAsia="Arial" w:hAnsi="Arial"/>
@@ -7284,7 +7284,7 @@
               <w:spacing w:after="10" w:before="0"/>
               <w:ind w:left="120"/>
             </w:pPr>
-            <w:hyperlink w:history="1" r:id="rIdxqsp1potqatp_yp7etejm">
+            <w:hyperlink w:history="1" r:id="rId_f3fvfntdatlajhmgvb3_">
               <w:r>
                 <w:rPr>
                   <w:rFonts w:ascii="Arial" w:cs="Arial" w:eastAsia="Arial" w:hAnsi="Arial"/>
@@ -7329,7 +7329,7 @@
             <w:pPr>
               <w:spacing w:after="20" w:before="0"/>
             </w:pPr>
-            <w:hyperlink w:history="1" r:id="rIdugxmtowdaqaotcj4pw3e7">
+            <w:hyperlink w:history="1" r:id="rIdj7h9zqp7ld_r3l6xkykno">
               <w:r>
                 <w:rPr>
                   <w:rFonts w:ascii="Arial" w:cs="Arial" w:eastAsia="Arial" w:hAnsi="Arial"/>
@@ -7362,7 +7362,7 @@
               <w:spacing w:after="10" w:before="0"/>
               <w:ind w:left="120"/>
             </w:pPr>
-            <w:hyperlink w:history="1" r:id="rIdbzvv2su5rovhiybtfjowi">
+            <w:hyperlink w:history="1" r:id="rIdva61d3v15pvqfmpmovfco">
               <w:r>
                 <w:rPr>
                   <w:rFonts w:ascii="Arial" w:cs="Arial" w:eastAsia="Arial" w:hAnsi="Arial"/>
@@ -7562,7 +7562,7 @@
             <w:pPr>
               <w:spacing w:after="20" w:before="0"/>
             </w:pPr>
-            <w:hyperlink w:history="1" r:id="rIdszar-reexkk9g2hwc678y">
+            <w:hyperlink w:history="1" r:id="rIdtosr0ucl0pzqlmzhxviuu">
               <w:r>
                 <w:rPr>
                   <w:rFonts w:ascii="Arial" w:cs="Arial" w:eastAsia="Arial" w:hAnsi="Arial"/>
@@ -7595,7 +7595,7 @@
               <w:spacing w:after="10" w:before="0"/>
               <w:ind w:left="120"/>
             </w:pPr>
-            <w:hyperlink w:history="1" r:id="rIdq7gdhr-1xkilepmg7v64w">
+            <w:hyperlink w:history="1" r:id="rIdgllg5ebv13tyxbrnlqcrg">
               <w:r>
                 <w:rPr>
                   <w:rFonts w:ascii="Arial" w:cs="Arial" w:eastAsia="Arial" w:hAnsi="Arial"/>
@@ -7640,7 +7640,7 @@
             <w:pPr>
               <w:spacing w:after="20" w:before="0"/>
             </w:pPr>
-            <w:hyperlink w:history="1" r:id="rIdwi6e3fqyi5jw8c3gh0bri">
+            <w:hyperlink w:history="1" r:id="rIdfcdjlhewullmwsc1pvgkw">
               <w:r>
                 <w:rPr>
                   <w:rFonts w:ascii="Arial" w:cs="Arial" w:eastAsia="Arial" w:hAnsi="Arial"/>
@@ -7673,7 +7673,7 @@
               <w:spacing w:after="10" w:before="0"/>
               <w:ind w:left="120"/>
             </w:pPr>
-            <w:hyperlink w:history="1" r:id="rIdfinwltmal1s3brqeh_z2e">
+            <w:hyperlink w:history="1" r:id="rIdye6zvoh95sfm0ovqzrcwk">
               <w:r>
                 <w:rPr>
                   <w:rFonts w:ascii="Arial" w:cs="Arial" w:eastAsia="Arial" w:hAnsi="Arial"/>
@@ -8198,7 +8198,7 @@
         </w:rPr>
         <w:t xml:space="preserve">© 2026 SeaVuria and ARES. Aligned with KICD objectives. Developed by SeaVuria; technical implementation by ARES (with AI assistance from Claude). Licensed under </w:t>
       </w:r>
-      <w:hyperlink w:history="1" r:id="rIdpqp1e_kipdju8pwla0uto">
+      <w:hyperlink w:history="1" r:id="rIdybd6ib0-yaoj5rmvt_85r">
         <w:r>
           <w:rPr>
             <w:rFonts w:ascii="Arial" w:cs="Arial" w:eastAsia="Arial" w:hAnsi="Arial"/>
@@ -8219,7 +8219,7 @@
         </w:rPr>
         <w:t xml:space="preserve"> (</w:t>
       </w:r>
-      <w:hyperlink w:history="1" r:id="rIdkcnvwrtkdee9nietljcsg">
+      <w:hyperlink w:history="1" r:id="rIdx4y2hnrzo-dv-agymjspc">
         <w:r>
           <w:rPr>
             <w:rFonts w:ascii="Arial" w:cs="Arial" w:eastAsia="Arial" w:hAnsi="Arial"/>
@@ -9276,7 +9276,7 @@
               <w:spacing w:after="10" w:before="0"/>
               <w:ind w:left="120"/>
             </w:pPr>
-            <w:hyperlink w:history="1" r:id="rIdp-4n0ardxqyvtayvpwpee">
+            <w:hyperlink w:history="1" r:id="rIdlkfjudqz90sdf_d4bqb9q">
               <w:r>
                 <w:rPr>
                   <w:rFonts w:ascii="Arial" w:cs="Arial" w:eastAsia="Arial" w:hAnsi="Arial"/>
@@ -9336,7 +9336,7 @@
             <w:pPr>
               <w:spacing w:after="20" w:before="0"/>
             </w:pPr>
-            <w:hyperlink w:history="1" r:id="rIdyq6kz5z_h2ftbvhs-4m8d">
+            <w:hyperlink w:history="1" r:id="rId59a_kxnylcpk5yrqqkndo">
               <w:r>
                 <w:rPr>
                   <w:rFonts w:ascii="Arial" w:cs="Arial" w:eastAsia="Arial" w:hAnsi="Arial"/>
@@ -9385,7 +9385,7 @@
               <w:spacing w:after="10" w:before="0"/>
               <w:ind w:left="120"/>
             </w:pPr>
-            <w:hyperlink w:history="1" r:id="rIdyn0gjs_qz8bibypaycavp">
+            <w:hyperlink w:history="1" r:id="rId8dibextzda-n-zrowpj5p">
               <w:r>
                 <w:rPr>
                   <w:rFonts w:ascii="Arial" w:cs="Arial" w:eastAsia="Arial" w:hAnsi="Arial"/>
@@ -9602,7 +9602,7 @@
               <w:spacing w:after="10" w:before="0"/>
               <w:ind w:left="120"/>
             </w:pPr>
-            <w:hyperlink w:history="1" r:id="rId75hmihfuz8svoh_vw8hct">
+            <w:hyperlink w:history="1" r:id="rIdx9n32pvh7daeuke-pxhhm">
               <w:r>
                 <w:rPr>
                   <w:rFonts w:ascii="Arial" w:cs="Arial" w:eastAsia="Arial" w:hAnsi="Arial"/>
@@ -9662,7 +9662,7 @@
             <w:pPr>
               <w:spacing w:after="20" w:before="0"/>
             </w:pPr>
-            <w:hyperlink w:history="1" r:id="rIdju2aziomjg94nw--yehig">
+            <w:hyperlink w:history="1" r:id="rIdoml3cu6s8wysdmohbegmx">
               <w:r>
                 <w:rPr>
                   <w:rFonts w:ascii="Arial" w:cs="Arial" w:eastAsia="Arial" w:hAnsi="Arial"/>
@@ -9711,7 +9711,7 @@
               <w:spacing w:after="10" w:before="0"/>
               <w:ind w:left="120"/>
             </w:pPr>
-            <w:hyperlink w:history="1" r:id="rIdaoxvfbwdbmdqgs0dmw0kw">
+            <w:hyperlink w:history="1" r:id="rIdadug9bmqryq-rqhc9rwgb">
               <w:r>
                 <w:rPr>
                   <w:rFonts w:ascii="Arial" w:cs="Arial" w:eastAsia="Arial" w:hAnsi="Arial"/>
@@ -9928,7 +9928,7 @@
               <w:spacing w:after="10" w:before="0"/>
               <w:ind w:left="120"/>
             </w:pPr>
-            <w:hyperlink w:history="1" r:id="rIdo4vwuhlhfbmgi5nh5um29">
+            <w:hyperlink w:history="1" r:id="rIdmkwhnu3n3nwkmdhgmslj2">
               <w:r>
                 <w:rPr>
                   <w:rFonts w:ascii="Arial" w:cs="Arial" w:eastAsia="Arial" w:hAnsi="Arial"/>
@@ -9988,7 +9988,7 @@
             <w:pPr>
               <w:spacing w:after="20" w:before="0"/>
             </w:pPr>
-            <w:hyperlink w:history="1" r:id="rIdkfpoj3ylmlv10c-g-ohas">
+            <w:hyperlink w:history="1" r:id="rIdla9l1koaulg2t3mw0asxu">
               <w:r>
                 <w:rPr>
                   <w:rFonts w:ascii="Arial" w:cs="Arial" w:eastAsia="Arial" w:hAnsi="Arial"/>
@@ -10037,7 +10037,7 @@
               <w:spacing w:after="10" w:before="0"/>
               <w:ind w:left="120"/>
             </w:pPr>
-            <w:hyperlink w:history="1" r:id="rId_jukmyr1vb9ce3w0i0wg4">
+            <w:hyperlink w:history="1" r:id="rIdoyyvghwac0ilmbk_uvu5e">
               <w:r>
                 <w:rPr>
                   <w:rFonts w:ascii="Arial" w:cs="Arial" w:eastAsia="Arial" w:hAnsi="Arial"/>
@@ -10254,7 +10254,7 @@
               <w:spacing w:after="10" w:before="0"/>
               <w:ind w:left="120"/>
             </w:pPr>
-            <w:hyperlink w:history="1" r:id="rIdsirnof3zdjbg-3muohen6">
+            <w:hyperlink w:history="1" r:id="rIdlagdidkw6h_haiym3j877">
               <w:r>
                 <w:rPr>
                   <w:rFonts w:ascii="Arial" w:cs="Arial" w:eastAsia="Arial" w:hAnsi="Arial"/>
@@ -10314,7 +10314,7 @@
             <w:pPr>
               <w:spacing w:after="20" w:before="0"/>
             </w:pPr>
-            <w:hyperlink w:history="1" r:id="rIdqsu4ql1qqerxa1a1qvuad">
+            <w:hyperlink w:history="1" r:id="rIddqzmt6ruo7tx0idom_fau">
               <w:r>
                 <w:rPr>
                   <w:rFonts w:ascii="Arial" w:cs="Arial" w:eastAsia="Arial" w:hAnsi="Arial"/>
@@ -10363,7 +10363,7 @@
               <w:spacing w:after="10" w:before="0"/>
               <w:ind w:left="120"/>
             </w:pPr>
-            <w:hyperlink w:history="1" r:id="rIdnua1npgch53wjfmapwizs">
+            <w:hyperlink w:history="1" r:id="rIdy_ggxrd-_sruclvma4s3o">
               <w:r>
                 <w:rPr>
                   <w:rFonts w:ascii="Arial" w:cs="Arial" w:eastAsia="Arial" w:hAnsi="Arial"/>
@@ -10580,7 +10580,7 @@
               <w:spacing w:after="10" w:before="0"/>
               <w:ind w:left="120"/>
             </w:pPr>
-            <w:hyperlink w:history="1" r:id="rId6kfmngu6sryzkwfmas7yw">
+            <w:hyperlink w:history="1" r:id="rIdfst1vgnkhzikue1kwvmjb">
               <w:r>
                 <w:rPr>
                   <w:rFonts w:ascii="Arial" w:cs="Arial" w:eastAsia="Arial" w:hAnsi="Arial"/>
@@ -10640,7 +10640,7 @@
             <w:pPr>
               <w:spacing w:after="20" w:before="0"/>
             </w:pPr>
-            <w:hyperlink w:history="1" r:id="rIdeu9beiau0xjewgjbqhnhm">
+            <w:hyperlink w:history="1" r:id="rIdiwztl6wkuzot3nkkdwepq">
               <w:r>
                 <w:rPr>
                   <w:rFonts w:ascii="Arial" w:cs="Arial" w:eastAsia="Arial" w:hAnsi="Arial"/>
@@ -10689,7 +10689,7 @@
               <w:spacing w:after="10" w:before="0"/>
               <w:ind w:left="120"/>
             </w:pPr>
-            <w:hyperlink w:history="1" r:id="rId77ksbldvwyx-ba7gmmtjn">
+            <w:hyperlink w:history="1" r:id="rIdfr2s0phtolnoub-zlk0uj">
               <w:r>
                 <w:rPr>
                   <w:rFonts w:ascii="Arial" w:cs="Arial" w:eastAsia="Arial" w:hAnsi="Arial"/>
@@ -11214,7 +11214,7 @@
         </w:rPr>
         <w:t xml:space="preserve">© 2026 SeaVuria and ARES. Aligned with KICD objectives. Developed by SeaVuria; technical implementation by ARES (with AI assistance from Claude). Licensed under </w:t>
       </w:r>
-      <w:hyperlink w:history="1" r:id="rIdnn__nma59tqgdxaw1zzg9">
+      <w:hyperlink w:history="1" r:id="rId8w2d1tvsbec-71ih-hgu6">
         <w:r>
           <w:rPr>
             <w:rFonts w:ascii="Arial" w:cs="Arial" w:eastAsia="Arial" w:hAnsi="Arial"/>
@@ -11235,7 +11235,7 @@
         </w:rPr>
         <w:t xml:space="preserve"> (</w:t>
       </w:r>
-      <w:hyperlink w:history="1" r:id="rIdbjhz2qfesrbglhxzunysx">
+      <w:hyperlink w:history="1" r:id="rIdqi-aaag_f2gtg_xnqhlzp">
         <w:r>
           <w:rPr>
             <w:rFonts w:ascii="Arial" w:cs="Arial" w:eastAsia="Arial" w:hAnsi="Arial"/>
@@ -12275,7 +12275,7 @@
             <w:pPr>
               <w:spacing w:after="20" w:before="0"/>
             </w:pPr>
-            <w:hyperlink w:history="1" r:id="rIdyfbsxj-imlc3gy_pg8iy5">
+            <w:hyperlink w:history="1" r:id="rIdsj0d1at0xbie4ctm6hnhc">
               <w:r>
                 <w:rPr>
                   <w:rFonts w:ascii="Arial" w:cs="Arial" w:eastAsia="Arial" w:hAnsi="Arial"/>
@@ -12308,7 +12308,7 @@
               <w:spacing w:after="10" w:before="0"/>
               <w:ind w:left="120"/>
             </w:pPr>
-            <w:hyperlink w:history="1" r:id="rIdgttmhhmq-hd9huhybjtlx">
+            <w:hyperlink w:history="1" r:id="rId6nvnhbybxrvvdkz2sbwut">
               <w:r>
                 <w:rPr>
                   <w:rFonts w:ascii="Arial" w:cs="Arial" w:eastAsia="Arial" w:hAnsi="Arial"/>
@@ -12353,7 +12353,7 @@
             <w:pPr>
               <w:spacing w:after="20" w:before="0"/>
             </w:pPr>
-            <w:hyperlink w:history="1" r:id="rIdgw9wzfuyhxudjtaw6jcxc">
+            <w:hyperlink w:history="1" r:id="rIdzchdv1ac6m9msybtrkccd">
               <w:r>
                 <w:rPr>
                   <w:rFonts w:ascii="Arial" w:cs="Arial" w:eastAsia="Arial" w:hAnsi="Arial"/>
@@ -12386,7 +12386,7 @@
               <w:spacing w:after="10" w:before="0"/>
               <w:ind w:left="120"/>
             </w:pPr>
-            <w:hyperlink w:history="1" r:id="rId_lyrak3yxhii0e8xkc4k9">
+            <w:hyperlink w:history="1" r:id="rIdkygfpu81uiflrrkjcfzak">
               <w:r>
                 <w:rPr>
                   <w:rFonts w:ascii="Arial" w:cs="Arial" w:eastAsia="Arial" w:hAnsi="Arial"/>
@@ -12586,7 +12586,7 @@
             <w:pPr>
               <w:spacing w:after="20" w:before="0"/>
             </w:pPr>
-            <w:hyperlink w:history="1" r:id="rIda-hkjykovscvl6nzmy3ha">
+            <w:hyperlink w:history="1" r:id="rId7vir5sny0l1urlmacwysq">
               <w:r>
                 <w:rPr>
                   <w:rFonts w:ascii="Arial" w:cs="Arial" w:eastAsia="Arial" w:hAnsi="Arial"/>
@@ -12619,7 +12619,7 @@
               <w:spacing w:after="10" w:before="0"/>
               <w:ind w:left="120"/>
             </w:pPr>
-            <w:hyperlink w:history="1" r:id="rIdlqeojuxm_--nrqrssdhln">
+            <w:hyperlink w:history="1" r:id="rIdcmxk9hvf2cgwto5efcsxl">
               <w:r>
                 <w:rPr>
                   <w:rFonts w:ascii="Arial" w:cs="Arial" w:eastAsia="Arial" w:hAnsi="Arial"/>
@@ -12664,7 +12664,7 @@
             <w:pPr>
               <w:spacing w:after="20" w:before="0"/>
             </w:pPr>
-            <w:hyperlink w:history="1" r:id="rIdmyri9pzbsczmnut8h3ib8">
+            <w:hyperlink w:history="1" r:id="rId0zimvkttggh4gia_sgkbc">
               <w:r>
                 <w:rPr>
                   <w:rFonts w:ascii="Arial" w:cs="Arial" w:eastAsia="Arial" w:hAnsi="Arial"/>
@@ -12697,7 +12697,7 @@
               <w:spacing w:after="10" w:before="0"/>
               <w:ind w:left="120"/>
             </w:pPr>
-            <w:hyperlink w:history="1" r:id="rIdtal4ecxjdaok99qktn-85">
+            <w:hyperlink w:history="1" r:id="rId9nw7hhqgm3rylmvj9vpia">
               <w:r>
                 <w:rPr>
                   <w:rFonts w:ascii="Arial" w:cs="Arial" w:eastAsia="Arial" w:hAnsi="Arial"/>
@@ -12897,7 +12897,7 @@
             <w:pPr>
               <w:spacing w:after="20" w:before="0"/>
             </w:pPr>
-            <w:hyperlink w:history="1" r:id="rIdryijadzrdvsduovbenhee">
+            <w:hyperlink w:history="1" r:id="rIdd4uvbgsfpso4qo3squ0eh">
               <w:r>
                 <w:rPr>
                   <w:rFonts w:ascii="Arial" w:cs="Arial" w:eastAsia="Arial" w:hAnsi="Arial"/>
@@ -12946,7 +12946,7 @@
               <w:spacing w:after="10" w:before="0"/>
               <w:ind w:left="120"/>
             </w:pPr>
-            <w:hyperlink w:history="1" r:id="rIddi-x5yq-3ttayaiu5qo8p">
+            <w:hyperlink w:history="1" r:id="rId_eomyskrjgp6zwwz8av7e">
               <w:r>
                 <w:rPr>
                   <w:rFonts w:ascii="Arial" w:cs="Arial" w:eastAsia="Arial" w:hAnsi="Arial"/>
@@ -12991,7 +12991,7 @@
             <w:pPr>
               <w:spacing w:after="20" w:before="0"/>
             </w:pPr>
-            <w:hyperlink w:history="1" r:id="rIdjatokl-6qor0wk8vwda2a">
+            <w:hyperlink w:history="1" r:id="rId5vdt2ihrwudeunpryk_oh">
               <w:r>
                 <w:rPr>
                   <w:rFonts w:ascii="Arial" w:cs="Arial" w:eastAsia="Arial" w:hAnsi="Arial"/>
@@ -13024,7 +13024,7 @@
               <w:spacing w:after="10" w:before="0"/>
               <w:ind w:left="120"/>
             </w:pPr>
-            <w:hyperlink w:history="1" r:id="rIdmvbu9gwumetgd-n-zkwkc">
+            <w:hyperlink w:history="1" r:id="rIdscr20kxlyjyzgeqt_jdnn">
               <w:r>
                 <w:rPr>
                   <w:rFonts w:ascii="Arial" w:cs="Arial" w:eastAsia="Arial" w:hAnsi="Arial"/>
@@ -13224,7 +13224,7 @@
             <w:pPr>
               <w:spacing w:after="20" w:before="0"/>
             </w:pPr>
-            <w:hyperlink w:history="1" r:id="rIdcp4rdymushjilg9nffq9u">
+            <w:hyperlink w:history="1" r:id="rIdz53wcr3ex6rzte4taaop7">
               <w:r>
                 <w:rPr>
                   <w:rFonts w:ascii="Arial" w:cs="Arial" w:eastAsia="Arial" w:hAnsi="Arial"/>
@@ -13273,7 +13273,7 @@
               <w:spacing w:after="10" w:before="0"/>
               <w:ind w:left="120"/>
             </w:pPr>
-            <w:hyperlink w:history="1" r:id="rIdue6rlrlrttrhgufbj74_5">
+            <w:hyperlink w:history="1" r:id="rId1qgrlv4awhvkydjibwmwd">
               <w:r>
                 <w:rPr>
                   <w:rFonts w:ascii="Arial" w:cs="Arial" w:eastAsia="Arial" w:hAnsi="Arial"/>
@@ -13318,7 +13318,7 @@
             <w:pPr>
               <w:spacing w:after="20" w:before="0"/>
             </w:pPr>
-            <w:hyperlink w:history="1" r:id="rIdkjjrbaxmlxzsbmxfujngb">
+            <w:hyperlink w:history="1" r:id="rIdfol3vyfy3jece1jxw5wup">
               <w:r>
                 <w:rPr>
                   <w:rFonts w:ascii="Arial" w:cs="Arial" w:eastAsia="Arial" w:hAnsi="Arial"/>
@@ -13351,7 +13351,7 @@
               <w:spacing w:after="10" w:before="0"/>
               <w:ind w:left="120"/>
             </w:pPr>
-            <w:hyperlink w:history="1" r:id="rIdk2kzjitwva5nnaw7ozesi">
+            <w:hyperlink w:history="1" r:id="rIdcvihqe4enfuw5zp1y3wdl">
               <w:r>
                 <w:rPr>
                   <w:rFonts w:ascii="Arial" w:cs="Arial" w:eastAsia="Arial" w:hAnsi="Arial"/>
@@ -13551,7 +13551,7 @@
             <w:pPr>
               <w:spacing w:after="20" w:before="0"/>
             </w:pPr>
-            <w:hyperlink w:history="1" r:id="rIdp-3jrwu4v2jbp84ym3f7z">
+            <w:hyperlink w:history="1" r:id="rIdqtcsx6h3wbkm3vzwrcq5e">
               <w:r>
                 <w:rPr>
                   <w:rFonts w:ascii="Arial" w:cs="Arial" w:eastAsia="Arial" w:hAnsi="Arial"/>
@@ -13600,7 +13600,7 @@
               <w:spacing w:after="10" w:before="0"/>
               <w:ind w:left="120"/>
             </w:pPr>
-            <w:hyperlink w:history="1" r:id="rIdyneyeqkkab1q5acoy1op-">
+            <w:hyperlink w:history="1" r:id="rIdhh_pxbkx0yccfog2yrgli">
               <w:r>
                 <w:rPr>
                   <w:rFonts w:ascii="Arial" w:cs="Arial" w:eastAsia="Arial" w:hAnsi="Arial"/>
@@ -13645,7 +13645,7 @@
             <w:pPr>
               <w:spacing w:after="20" w:before="0"/>
             </w:pPr>
-            <w:hyperlink w:history="1" r:id="rIdsacqi8ue_ycg6p7n0phe2">
+            <w:hyperlink w:history="1" r:id="rIdjztitqtzm5cbzx-itnn5x">
               <w:r>
                 <w:rPr>
                   <w:rFonts w:ascii="Arial" w:cs="Arial" w:eastAsia="Arial" w:hAnsi="Arial"/>
@@ -13678,7 +13678,7 @@
               <w:spacing w:after="10" w:before="0"/>
               <w:ind w:left="120"/>
             </w:pPr>
-            <w:hyperlink w:history="1" r:id="rIdqrmotfatoz0olagzoieoo">
+            <w:hyperlink w:history="1" r:id="rIdnnurubqgh7bcxedr816rs">
               <w:r>
                 <w:rPr>
                   <w:rFonts w:ascii="Arial" w:cs="Arial" w:eastAsia="Arial" w:hAnsi="Arial"/>
@@ -14203,7 +14203,7 @@
         </w:rPr>
         <w:t xml:space="preserve">© 2026 SeaVuria and ARES. Aligned with KICD objectives. Developed by SeaVuria; technical implementation by ARES (with AI assistance from Claude). Licensed under </w:t>
       </w:r>
-      <w:hyperlink w:history="1" r:id="rIddjpmvvy9fvlfogokcykdv">
+      <w:hyperlink w:history="1" r:id="rIdakzdwxoqxu46kuxcsvim8">
         <w:r>
           <w:rPr>
             <w:rFonts w:ascii="Arial" w:cs="Arial" w:eastAsia="Arial" w:hAnsi="Arial"/>
@@ -14224,7 +14224,7 @@
         </w:rPr>
         <w:t xml:space="preserve"> (</w:t>
       </w:r>
-      <w:hyperlink w:history="1" r:id="rIdf9bds-9zbvbbz3vvokrwq">
+      <w:hyperlink w:history="1" r:id="rIdftq0mw2lmrh6-xmu97ejv">
         <w:r>
           <w:rPr>
             <w:rFonts w:ascii="Arial" w:cs="Arial" w:eastAsia="Arial" w:hAnsi="Arial"/>
@@ -15464,7 +15464,7 @@
             <w:pPr>
               <w:spacing w:after="20" w:before="0"/>
             </w:pPr>
-            <w:hyperlink w:history="1" r:id="rIdgtb1ndvytithqxumfjcye">
+            <w:hyperlink w:history="1" r:id="rIdxcxlmdpxq6m5-qkf259nw">
               <w:r>
                 <w:rPr>
                   <w:rFonts w:ascii="Arial" w:cs="Arial" w:eastAsia="Arial" w:hAnsi="Arial"/>
@@ -15497,7 +15497,7 @@
               <w:spacing w:after="10" w:before="0"/>
               <w:ind w:left="120"/>
             </w:pPr>
-            <w:hyperlink w:history="1" r:id="rIdjmhbfidmozxi6svoycy1k">
+            <w:hyperlink w:history="1" r:id="rId_gl-ddlmd-3pqlrqb9qpc">
               <w:r>
                 <w:rPr>
                   <w:rFonts w:ascii="Arial" w:cs="Arial" w:eastAsia="Arial" w:hAnsi="Arial"/>
@@ -15542,7 +15542,7 @@
             <w:pPr>
               <w:spacing w:after="20" w:before="0"/>
             </w:pPr>
-            <w:hyperlink w:history="1" r:id="rIdceyfjpwuzaevrr5baebbc">
+            <w:hyperlink w:history="1" r:id="rId-xsp6anfvohycyzv_0ujf">
               <w:r>
                 <w:rPr>
                   <w:rFonts w:ascii="Arial" w:cs="Arial" w:eastAsia="Arial" w:hAnsi="Arial"/>
@@ -15575,7 +15575,7 @@
               <w:spacing w:after="10" w:before="0"/>
               <w:ind w:left="120"/>
             </w:pPr>
-            <w:hyperlink w:history="1" r:id="rIdp5xcewv-sasoomag5vfq3">
+            <w:hyperlink w:history="1" r:id="rIdhyrkzsmjo6qtibaonmy1x">
               <w:r>
                 <w:rPr>
                   <w:rFonts w:ascii="Arial" w:cs="Arial" w:eastAsia="Arial" w:hAnsi="Arial"/>
@@ -15775,7 +15775,7 @@
             <w:pPr>
               <w:spacing w:after="20" w:before="0"/>
             </w:pPr>
-            <w:hyperlink w:history="1" r:id="rIdbgik8jt42pvdqciodwx5p">
+            <w:hyperlink w:history="1" r:id="rIdxdr9axtftoekcnjb-y13x">
               <w:r>
                 <w:rPr>
                   <w:rFonts w:ascii="Arial" w:cs="Arial" w:eastAsia="Arial" w:hAnsi="Arial"/>
@@ -15808,7 +15808,7 @@
               <w:spacing w:after="10" w:before="0"/>
               <w:ind w:left="120"/>
             </w:pPr>
-            <w:hyperlink w:history="1" r:id="rIdrvp--whgugwrx49rkzkqc">
+            <w:hyperlink w:history="1" r:id="rIdeknuf0jatasuttkappcyk">
               <w:r>
                 <w:rPr>
                   <w:rFonts w:ascii="Arial" w:cs="Arial" w:eastAsia="Arial" w:hAnsi="Arial"/>
@@ -15853,7 +15853,7 @@
             <w:pPr>
               <w:spacing w:after="20" w:before="0"/>
             </w:pPr>
-            <w:hyperlink w:history="1" r:id="rIdz-hhow7r5fmn9fhcmly-o">
+            <w:hyperlink w:history="1" r:id="rIduc-7yoq-wd9jngkxpr0fs">
               <w:r>
                 <w:rPr>
                   <w:rFonts w:ascii="Arial" w:cs="Arial" w:eastAsia="Arial" w:hAnsi="Arial"/>
@@ -15886,7 +15886,7 @@
               <w:spacing w:after="10" w:before="0"/>
               <w:ind w:left="120"/>
             </w:pPr>
-            <w:hyperlink w:history="1" r:id="rIdcwf1yz72ugiczu_qexlfh">
+            <w:hyperlink w:history="1" r:id="rIdnnytb9_9fqmbrp-h7a4wq">
               <w:r>
                 <w:rPr>
                   <w:rFonts w:ascii="Arial" w:cs="Arial" w:eastAsia="Arial" w:hAnsi="Arial"/>
@@ -16086,7 +16086,7 @@
             <w:pPr>
               <w:spacing w:after="20" w:before="0"/>
             </w:pPr>
-            <w:hyperlink w:history="1" r:id="rIdoslrjqpdaqjpkw0undjjx">
+            <w:hyperlink w:history="1" r:id="rIdqd_s5rzaxzc4j8ygk1gvy">
               <w:r>
                 <w:rPr>
                   <w:rFonts w:ascii="Arial" w:cs="Arial" w:eastAsia="Arial" w:hAnsi="Arial"/>
@@ -16119,7 +16119,7 @@
               <w:spacing w:after="10" w:before="0"/>
               <w:ind w:left="120"/>
             </w:pPr>
-            <w:hyperlink w:history="1" r:id="rIdpjpap2yxjb1hxzp3hjckz">
+            <w:hyperlink w:history="1" r:id="rIdyx-rpckkafwyfzmroy1pw">
               <w:r>
                 <w:rPr>
                   <w:rFonts w:ascii="Arial" w:cs="Arial" w:eastAsia="Arial" w:hAnsi="Arial"/>
@@ -16164,7 +16164,7 @@
             <w:pPr>
               <w:spacing w:after="20" w:before="0"/>
             </w:pPr>
-            <w:hyperlink w:history="1" r:id="rIddh8hyzfzaiec3arybq762">
+            <w:hyperlink w:history="1" r:id="rIdjteewlmootuqhnh9jy7od">
               <w:r>
                 <w:rPr>
                   <w:rFonts w:ascii="Arial" w:cs="Arial" w:eastAsia="Arial" w:hAnsi="Arial"/>
@@ -16197,7 +16197,7 @@
               <w:spacing w:after="10" w:before="0"/>
               <w:ind w:left="120"/>
             </w:pPr>
-            <w:hyperlink w:history="1" r:id="rIdlr_961ospvrcei-di7its">
+            <w:hyperlink w:history="1" r:id="rIdkm58oyj42i7t3mng1h4rc">
               <w:r>
                 <w:rPr>
                   <w:rFonts w:ascii="Arial" w:cs="Arial" w:eastAsia="Arial" w:hAnsi="Arial"/>
@@ -16397,7 +16397,7 @@
             <w:pPr>
               <w:spacing w:after="20" w:before="0"/>
             </w:pPr>
-            <w:hyperlink w:history="1" r:id="rIdqv-rpcd-hjzv31egsknmt">
+            <w:hyperlink w:history="1" r:id="rIdiitiwfjd5v0x5den7g19f">
               <w:r>
                 <w:rPr>
                   <w:rFonts w:ascii="Arial" w:cs="Arial" w:eastAsia="Arial" w:hAnsi="Arial"/>
@@ -16430,7 +16430,7 @@
               <w:spacing w:after="10" w:before="0"/>
               <w:ind w:left="120"/>
             </w:pPr>
-            <w:hyperlink w:history="1" r:id="rIdbsmqutmijhiz80uim1jey">
+            <w:hyperlink w:history="1" r:id="rIduyuvyq1dlfem0d0b5m5vd">
               <w:r>
                 <w:rPr>
                   <w:rFonts w:ascii="Arial" w:cs="Arial" w:eastAsia="Arial" w:hAnsi="Arial"/>
@@ -16475,7 +16475,7 @@
             <w:pPr>
               <w:spacing w:after="20" w:before="0"/>
             </w:pPr>
-            <w:hyperlink w:history="1" r:id="rId3yjpgrtbivdrlo-rjezqw">
+            <w:hyperlink w:history="1" r:id="rIdqdq6ig3aqgeqxvkfleoa2">
               <w:r>
                 <w:rPr>
                   <w:rFonts w:ascii="Arial" w:cs="Arial" w:eastAsia="Arial" w:hAnsi="Arial"/>
@@ -16508,7 +16508,7 @@
               <w:spacing w:after="10" w:before="0"/>
               <w:ind w:left="120"/>
             </w:pPr>
-            <w:hyperlink w:history="1" r:id="rIdndrufqzkpumi8nukysqwb">
+            <w:hyperlink w:history="1" r:id="rId-0tbnppvatfbxd1jvrjce">
               <w:r>
                 <w:rPr>
                   <w:rFonts w:ascii="Arial" w:cs="Arial" w:eastAsia="Arial" w:hAnsi="Arial"/>
@@ -16708,7 +16708,7 @@
             <w:pPr>
               <w:spacing w:after="20" w:before="0"/>
             </w:pPr>
-            <w:hyperlink w:history="1" r:id="rIdxes3kl9pc6yh0inwyhjx_">
+            <w:hyperlink w:history="1" r:id="rId_pxgc_d5th5yaisponmuz">
               <w:r>
                 <w:rPr>
                   <w:rFonts w:ascii="Arial" w:cs="Arial" w:eastAsia="Arial" w:hAnsi="Arial"/>
@@ -16757,7 +16757,7 @@
               <w:spacing w:after="10" w:before="0"/>
               <w:ind w:left="120"/>
             </w:pPr>
-            <w:hyperlink w:history="1" r:id="rIdifjhcasw-sij7keqwaspc">
+            <w:hyperlink w:history="1" r:id="rId3g76dgjbedkk0ejjqkdg1">
               <w:r>
                 <w:rPr>
                   <w:rFonts w:ascii="Arial" w:cs="Arial" w:eastAsia="Arial" w:hAnsi="Arial"/>
@@ -16802,7 +16802,7 @@
             <w:pPr>
               <w:spacing w:after="20" w:before="0"/>
             </w:pPr>
-            <w:hyperlink w:history="1" r:id="rIdqtl3kpqpqcnag9jsuwgcr">
+            <w:hyperlink w:history="1" r:id="rIdljezyjmh1kpbdq05tyug3">
               <w:r>
                 <w:rPr>
                   <w:rFonts w:ascii="Arial" w:cs="Arial" w:eastAsia="Arial" w:hAnsi="Arial"/>
@@ -16851,7 +16851,7 @@
               <w:spacing w:after="10" w:before="0"/>
               <w:ind w:left="120"/>
             </w:pPr>
-            <w:hyperlink w:history="1" r:id="rIddk1yr1umpsvi1sd6k1aom">
+            <w:hyperlink w:history="1" r:id="rIdyjib2xlw9ivvrvrvs1zfe">
               <w:r>
                 <w:rPr>
                   <w:rFonts w:ascii="Arial" w:cs="Arial" w:eastAsia="Arial" w:hAnsi="Arial"/>
@@ -17456,7 +17456,7 @@
         </w:rPr>
         <w:t xml:space="preserve">© 2026 SeaVuria and ARES. Aligned with KICD objectives. Developed by SeaVuria; technical implementation by ARES (with AI assistance from Claude). Licensed under </w:t>
       </w:r>
-      <w:hyperlink w:history="1" r:id="rIdklgivwktnhx3uz1v-19th">
+      <w:hyperlink w:history="1" r:id="rIdotot4jcgpdh1mzcjqroe3">
         <w:r>
           <w:rPr>
             <w:rFonts w:ascii="Arial" w:cs="Arial" w:eastAsia="Arial" w:hAnsi="Arial"/>
@@ -17477,7 +17477,7 @@
         </w:rPr>
         <w:t xml:space="preserve"> (</w:t>
       </w:r>
-      <w:hyperlink w:history="1" r:id="rIdfa-lqlyudqhjpmu2fiwff">
+      <w:hyperlink w:history="1" r:id="rIdg4fqm91bysxpbi-r5krcc">
         <w:r>
           <w:rPr>
             <w:rFonts w:ascii="Arial" w:cs="Arial" w:eastAsia="Arial" w:hAnsi="Arial"/>
@@ -18697,7 +18697,7 @@
             <w:pPr>
               <w:spacing w:after="20" w:before="0"/>
             </w:pPr>
-            <w:hyperlink w:history="1" r:id="rIdofm-_kw9qddy23fmgrwhv">
+            <w:hyperlink w:history="1" r:id="rIdmj9l89fhxtsuisfpxgde4">
               <w:r>
                 <w:rPr>
                   <w:rFonts w:ascii="Arial" w:cs="Arial" w:eastAsia="Arial" w:hAnsi="Arial"/>
@@ -18730,7 +18730,7 @@
               <w:spacing w:after="10" w:before="0"/>
               <w:ind w:left="120"/>
             </w:pPr>
-            <w:hyperlink w:history="1" r:id="rIdib8oqxjvlqr8yoww0lw7e">
+            <w:hyperlink w:history="1" r:id="rIdwwho9wvpxgqneowrrnm5e">
               <w:r>
                 <w:rPr>
                   <w:rFonts w:ascii="Arial" w:cs="Arial" w:eastAsia="Arial" w:hAnsi="Arial"/>
@@ -18775,7 +18775,7 @@
             <w:pPr>
               <w:spacing w:after="20" w:before="0"/>
             </w:pPr>
-            <w:hyperlink w:history="1" r:id="rIdxycstfvx3o7tb3tjnx6lh">
+            <w:hyperlink w:history="1" r:id="rId9z8qzkbnbw7njyxsmgaqz">
               <w:r>
                 <w:rPr>
                   <w:rFonts w:ascii="Arial" w:cs="Arial" w:eastAsia="Arial" w:hAnsi="Arial"/>
@@ -18808,7 +18808,7 @@
               <w:spacing w:after="10" w:before="0"/>
               <w:ind w:left="120"/>
             </w:pPr>
-            <w:hyperlink w:history="1" r:id="rIdavupqtr7kcts9j5ogmncw">
+            <w:hyperlink w:history="1" r:id="rIdu36kvzcpvex1wjfmgqggb">
               <w:r>
                 <w:rPr>
                   <w:rFonts w:ascii="Arial" w:cs="Arial" w:eastAsia="Arial" w:hAnsi="Arial"/>
@@ -19008,7 +19008,7 @@
             <w:pPr>
               <w:spacing w:after="20" w:before="0"/>
             </w:pPr>
-            <w:hyperlink w:history="1" r:id="rIdmu5rnbo0pkzut-vlmqr9w">
+            <w:hyperlink w:history="1" r:id="rIderplxvqcbd5-2rka5xmiq">
               <w:r>
                 <w:rPr>
                   <w:rFonts w:ascii="Arial" w:cs="Arial" w:eastAsia="Arial" w:hAnsi="Arial"/>
@@ -19041,7 +19041,7 @@
               <w:spacing w:after="10" w:before="0"/>
               <w:ind w:left="120"/>
             </w:pPr>
-            <w:hyperlink w:history="1" r:id="rId0apswa5xdefejl1czpj-v">
+            <w:hyperlink w:history="1" r:id="rIdaa0ksc1oekouuvc4pgyij">
               <w:r>
                 <w:rPr>
                   <w:rFonts w:ascii="Arial" w:cs="Arial" w:eastAsia="Arial" w:hAnsi="Arial"/>
@@ -19086,7 +19086,7 @@
             <w:pPr>
               <w:spacing w:after="20" w:before="0"/>
             </w:pPr>
-            <w:hyperlink w:history="1" r:id="rId0q4pgdtzntbuseu255uy4">
+            <w:hyperlink w:history="1" r:id="rIdlejnrvtt5t8pv3dua9fhk">
               <w:r>
                 <w:rPr>
                   <w:rFonts w:ascii="Arial" w:cs="Arial" w:eastAsia="Arial" w:hAnsi="Arial"/>
@@ -19119,7 +19119,7 @@
               <w:spacing w:after="10" w:before="0"/>
               <w:ind w:left="120"/>
             </w:pPr>
-            <w:hyperlink w:history="1" r:id="rId1lagjtbgj4xbilw0lgtcj">
+            <w:hyperlink w:history="1" r:id="rId6l_f2gjkfe5nyz00dvnpt">
               <w:r>
                 <w:rPr>
                   <w:rFonts w:ascii="Arial" w:cs="Arial" w:eastAsia="Arial" w:hAnsi="Arial"/>
@@ -19319,7 +19319,7 @@
             <w:pPr>
               <w:spacing w:after="20" w:before="0"/>
             </w:pPr>
-            <w:hyperlink w:history="1" r:id="rIdljjdbwt5uusis5tzmnqqx">
+            <w:hyperlink w:history="1" r:id="rIdnsiiju0ezvt_zpfjpeop9">
               <w:r>
                 <w:rPr>
                   <w:rFonts w:ascii="Arial" w:cs="Arial" w:eastAsia="Arial" w:hAnsi="Arial"/>
@@ -19352,7 +19352,7 @@
               <w:spacing w:after="10" w:before="0"/>
               <w:ind w:left="120"/>
             </w:pPr>
-            <w:hyperlink w:history="1" r:id="rIdz5g-mnr7ngel6usfz0ijh">
+            <w:hyperlink w:history="1" r:id="rIdbh14_9caz9beiitkwomur">
               <w:r>
                 <w:rPr>
                   <w:rFonts w:ascii="Arial" w:cs="Arial" w:eastAsia="Arial" w:hAnsi="Arial"/>
@@ -19397,7 +19397,7 @@
             <w:pPr>
               <w:spacing w:after="20" w:before="0"/>
             </w:pPr>
-            <w:hyperlink w:history="1" r:id="rIdb6prurv_mj_xnzxjjn7ef">
+            <w:hyperlink w:history="1" r:id="rIdsurtpetiyznvodoputmls">
               <w:r>
                 <w:rPr>
                   <w:rFonts w:ascii="Arial" w:cs="Arial" w:eastAsia="Arial" w:hAnsi="Arial"/>
@@ -19430,7 +19430,7 @@
               <w:spacing w:after="10" w:before="0"/>
               <w:ind w:left="120"/>
             </w:pPr>
-            <w:hyperlink w:history="1" r:id="rIdhe2lg0rblb_kfvev-tpa1">
+            <w:hyperlink w:history="1" r:id="rIdia07vkcypkbnkpzh5zvmx">
               <w:r>
                 <w:rPr>
                   <w:rFonts w:ascii="Arial" w:cs="Arial" w:eastAsia="Arial" w:hAnsi="Arial"/>
@@ -19630,7 +19630,7 @@
             <w:pPr>
               <w:spacing w:after="20" w:before="0"/>
             </w:pPr>
-            <w:hyperlink w:history="1" r:id="rId_qfxbvk7oyrowbkzd91kx">
+            <w:hyperlink w:history="1" r:id="rIdcn_kphyfr1xf1barnwmio">
               <w:r>
                 <w:rPr>
                   <w:rFonts w:ascii="Arial" w:cs="Arial" w:eastAsia="Arial" w:hAnsi="Arial"/>
@@ -19663,7 +19663,7 @@
               <w:spacing w:after="10" w:before="0"/>
               <w:ind w:left="120"/>
             </w:pPr>
-            <w:hyperlink w:history="1" r:id="rIdzwbxky6ssyerahhqpzlkr">
+            <w:hyperlink w:history="1" r:id="rIdt1w07faezmxrdo8wtqjmn">
               <w:r>
                 <w:rPr>
                   <w:rFonts w:ascii="Arial" w:cs="Arial" w:eastAsia="Arial" w:hAnsi="Arial"/>
@@ -19708,7 +19708,7 @@
             <w:pPr>
               <w:spacing w:after="20" w:before="0"/>
             </w:pPr>
-            <w:hyperlink w:history="1" r:id="rIdh0bd_4lfgqokrvmw7lejq">
+            <w:hyperlink w:history="1" r:id="rIdify8srxxw9qffivm3zpuk">
               <w:r>
                 <w:rPr>
                   <w:rFonts w:ascii="Arial" w:cs="Arial" w:eastAsia="Arial" w:hAnsi="Arial"/>
@@ -19741,7 +19741,7 @@
               <w:spacing w:after="10" w:before="0"/>
               <w:ind w:left="120"/>
             </w:pPr>
-            <w:hyperlink w:history="1" r:id="rIdncrn2l2gduc-nanlkjwtk">
+            <w:hyperlink w:history="1" r:id="rIdshclxckkv8u2r4u134iyd">
               <w:r>
                 <w:rPr>
                   <w:rFonts w:ascii="Arial" w:cs="Arial" w:eastAsia="Arial" w:hAnsi="Arial"/>
@@ -19941,7 +19941,7 @@
             <w:pPr>
               <w:spacing w:after="20" w:before="0"/>
             </w:pPr>
-            <w:hyperlink w:history="1" r:id="rIdrdp1zxyml_tctytjweq1d">
+            <w:hyperlink w:history="1" r:id="rIdsy4nnxxcpt4gvqw5j1ovl">
               <w:r>
                 <w:rPr>
                   <w:rFonts w:ascii="Arial" w:cs="Arial" w:eastAsia="Arial" w:hAnsi="Arial"/>
@@ -19974,7 +19974,7 @@
               <w:spacing w:after="10" w:before="0"/>
               <w:ind w:left="120"/>
             </w:pPr>
-            <w:hyperlink w:history="1" r:id="rId_iuajs_msqqxl6tgsdydg">
+            <w:hyperlink w:history="1" r:id="rIdgpn5zstod6stphegxb7pj">
               <w:r>
                 <w:rPr>
                   <w:rFonts w:ascii="Arial" w:cs="Arial" w:eastAsia="Arial" w:hAnsi="Arial"/>
@@ -20019,7 +20019,7 @@
             <w:pPr>
               <w:spacing w:after="20" w:before="0"/>
             </w:pPr>
-            <w:hyperlink w:history="1" r:id="rId9ycpnxophcjn93io_hm9u">
+            <w:hyperlink w:history="1" r:id="rIdgkiwxo9ziorkoogil0ddq">
               <w:r>
                 <w:rPr>
                   <w:rFonts w:ascii="Arial" w:cs="Arial" w:eastAsia="Arial" w:hAnsi="Arial"/>
@@ -20052,7 +20052,7 @@
               <w:spacing w:after="10" w:before="0"/>
               <w:ind w:left="120"/>
             </w:pPr>
-            <w:hyperlink w:history="1" r:id="rIdpfnncdztotv1hluocmw3p">
+            <w:hyperlink w:history="1" r:id="rIdbushbidn_pm6w4wgsmgex">
               <w:r>
                 <w:rPr>
                   <w:rFonts w:ascii="Arial" w:cs="Arial" w:eastAsia="Arial" w:hAnsi="Arial"/>
@@ -20737,7 +20737,7 @@
         </w:rPr>
         <w:t xml:space="preserve">© 2026 SeaVuria and ARES. Aligned with KICD objectives. Developed by SeaVuria; technical implementation by ARES (with AI assistance from Claude). Licensed under </w:t>
       </w:r>
-      <w:hyperlink w:history="1" r:id="rIdtuooj1k2-11stdied0xzc">
+      <w:hyperlink w:history="1" r:id="rIdhgl3nxqa7yz43aqjlmzeu">
         <w:r>
           <w:rPr>
             <w:rFonts w:ascii="Arial" w:cs="Arial" w:eastAsia="Arial" w:hAnsi="Arial"/>
@@ -20758,7 +20758,7 @@
         </w:rPr>
         <w:t xml:space="preserve"> (</w:t>
       </w:r>
-      <w:hyperlink w:history="1" r:id="rIdaczatekegsgf9a2-q2j94">
+      <w:hyperlink w:history="1" r:id="rIdnc_ll_bosq4uzbvtl3hgb">
         <w:r>
           <w:rPr>
             <w:rFonts w:ascii="Arial" w:cs="Arial" w:eastAsia="Arial" w:hAnsi="Arial"/>
@@ -21798,7 +21798,7 @@
             <w:pPr>
               <w:spacing w:after="20" w:before="0"/>
             </w:pPr>
-            <w:hyperlink w:history="1" r:id="rId3l7egomtbjs0umqakybue">
+            <w:hyperlink w:history="1" r:id="rIdymdmb4icbw2jw3re2a00r">
               <w:r>
                 <w:rPr>
                   <w:rFonts w:ascii="Arial" w:cs="Arial" w:eastAsia="Arial" w:hAnsi="Arial"/>
@@ -21831,7 +21831,7 @@
               <w:spacing w:after="10" w:before="0"/>
               <w:ind w:left="120"/>
             </w:pPr>
-            <w:hyperlink w:history="1" r:id="rIdwwiulg1hb4ctmtd-48ld6">
+            <w:hyperlink w:history="1" r:id="rIdcbygfdzum-yg5xue8xzjg">
               <w:r>
                 <w:rPr>
                   <w:rFonts w:ascii="Arial" w:cs="Arial" w:eastAsia="Arial" w:hAnsi="Arial"/>
@@ -21876,7 +21876,7 @@
             <w:pPr>
               <w:spacing w:after="20" w:before="0"/>
             </w:pPr>
-            <w:hyperlink w:history="1" r:id="rIdy69dveo10vjfm2jiflqnz">
+            <w:hyperlink w:history="1" r:id="rId5u41vk2bihwche_10gfzm">
               <w:r>
                 <w:rPr>
                   <w:rFonts w:ascii="Arial" w:cs="Arial" w:eastAsia="Arial" w:hAnsi="Arial"/>
@@ -21909,7 +21909,7 @@
               <w:spacing w:after="10" w:before="0"/>
               <w:ind w:left="120"/>
             </w:pPr>
-            <w:hyperlink w:history="1" r:id="rIdn9v217iqtld-x4bycpdqy">
+            <w:hyperlink w:history="1" r:id="rIdndb_h0-kwut-2erphnlmd">
               <w:r>
                 <w:rPr>
                   <w:rFonts w:ascii="Arial" w:cs="Arial" w:eastAsia="Arial" w:hAnsi="Arial"/>
@@ -22109,7 +22109,7 @@
             <w:pPr>
               <w:spacing w:after="20" w:before="0"/>
             </w:pPr>
-            <w:hyperlink w:history="1" r:id="rId04zozx_gflqdzlwl7o2wq">
+            <w:hyperlink w:history="1" r:id="rIdro09gnkbd_rglqxk0c1pf">
               <w:r>
                 <w:rPr>
                   <w:rFonts w:ascii="Arial" w:cs="Arial" w:eastAsia="Arial" w:hAnsi="Arial"/>
@@ -22142,7 +22142,7 @@
               <w:spacing w:after="10" w:before="0"/>
               <w:ind w:left="120"/>
             </w:pPr>
-            <w:hyperlink w:history="1" r:id="rIdxahccnmvhiboe71tkrvec">
+            <w:hyperlink w:history="1" r:id="rIdcfcuemfmximfaqatvjvvy">
               <w:r>
                 <w:rPr>
                   <w:rFonts w:ascii="Arial" w:cs="Arial" w:eastAsia="Arial" w:hAnsi="Arial"/>
@@ -22187,7 +22187,7 @@
             <w:pPr>
               <w:spacing w:after="20" w:before="0"/>
             </w:pPr>
-            <w:hyperlink w:history="1" r:id="rIduekgzlpgnbhsqwyxpmqv6">
+            <w:hyperlink w:history="1" r:id="rIdvfhgg4rjezj-1rtvozdno">
               <w:r>
                 <w:rPr>
                   <w:rFonts w:ascii="Arial" w:cs="Arial" w:eastAsia="Arial" w:hAnsi="Arial"/>
@@ -22220,7 +22220,7 @@
               <w:spacing w:after="10" w:before="0"/>
               <w:ind w:left="120"/>
             </w:pPr>
-            <w:hyperlink w:history="1" r:id="rIdulkwsnrdh0fc1tcdossb5">
+            <w:hyperlink w:history="1" r:id="rIdg9jkm70_7melurtm78ofb">
               <w:r>
                 <w:rPr>
                   <w:rFonts w:ascii="Arial" w:cs="Arial" w:eastAsia="Arial" w:hAnsi="Arial"/>
@@ -22420,7 +22420,7 @@
             <w:pPr>
               <w:spacing w:after="20" w:before="0"/>
             </w:pPr>
-            <w:hyperlink w:history="1" r:id="rIdk2bt2x0xk7atnhczvorlk">
+            <w:hyperlink w:history="1" r:id="rId9idwzig5hk_fohxagbx4c">
               <w:r>
                 <w:rPr>
                   <w:rFonts w:ascii="Arial" w:cs="Arial" w:eastAsia="Arial" w:hAnsi="Arial"/>
@@ -22453,7 +22453,7 @@
               <w:spacing w:after="10" w:before="0"/>
               <w:ind w:left="120"/>
             </w:pPr>
-            <w:hyperlink w:history="1" r:id="rId5-qxiqkwfnrx02dialfgq">
+            <w:hyperlink w:history="1" r:id="rIdv8mj2iyvzed19kzypil38">
               <w:r>
                 <w:rPr>
                   <w:rFonts w:ascii="Arial" w:cs="Arial" w:eastAsia="Arial" w:hAnsi="Arial"/>
@@ -22498,7 +22498,7 @@
             <w:pPr>
               <w:spacing w:after="20" w:before="0"/>
             </w:pPr>
-            <w:hyperlink w:history="1" r:id="rId-oajkix7llak4xg8uiq1i">
+            <w:hyperlink w:history="1" r:id="rIdzjup_sdqfctyrtz-5owsw">
               <w:r>
                 <w:rPr>
                   <w:rFonts w:ascii="Arial" w:cs="Arial" w:eastAsia="Arial" w:hAnsi="Arial"/>
@@ -22531,7 +22531,7 @@
               <w:spacing w:after="10" w:before="0"/>
               <w:ind w:left="120"/>
             </w:pPr>
-            <w:hyperlink w:history="1" r:id="rIdomz7b3uoe6prkw3lyy610">
+            <w:hyperlink w:history="1" r:id="rIdcry-yzoy8c187q--befwq">
               <w:r>
                 <w:rPr>
                   <w:rFonts w:ascii="Arial" w:cs="Arial" w:eastAsia="Arial" w:hAnsi="Arial"/>
@@ -22731,7 +22731,7 @@
             <w:pPr>
               <w:spacing w:after="20" w:before="0"/>
             </w:pPr>
-            <w:hyperlink w:history="1" r:id="rIdyuacadpgq5fyi1hj52de5">
+            <w:hyperlink w:history="1" r:id="rIdj96wedspoymiio4xrewyr">
               <w:r>
                 <w:rPr>
                   <w:rFonts w:ascii="Arial" w:cs="Arial" w:eastAsia="Arial" w:hAnsi="Arial"/>
@@ -22764,7 +22764,7 @@
               <w:spacing w:after="10" w:before="0"/>
               <w:ind w:left="120"/>
             </w:pPr>
-            <w:hyperlink w:history="1" r:id="rIdbiki05oyip4dhgcdhnxts">
+            <w:hyperlink w:history="1" r:id="rIdsffcq4bqkzlrr4yp3h8vw">
               <w:r>
                 <w:rPr>
                   <w:rFonts w:ascii="Arial" w:cs="Arial" w:eastAsia="Arial" w:hAnsi="Arial"/>
@@ -22809,7 +22809,7 @@
             <w:pPr>
               <w:spacing w:after="20" w:before="0"/>
             </w:pPr>
-            <w:hyperlink w:history="1" r:id="rIdnonacawoa4icrayuilkqd">
+            <w:hyperlink w:history="1" r:id="rIdksx4fxqdyvrme5nweswd2">
               <w:r>
                 <w:rPr>
                   <w:rFonts w:ascii="Arial" w:cs="Arial" w:eastAsia="Arial" w:hAnsi="Arial"/>
@@ -22842,7 +22842,7 @@
               <w:spacing w:after="10" w:before="0"/>
               <w:ind w:left="120"/>
             </w:pPr>
-            <w:hyperlink w:history="1" r:id="rIdddnfmmbnb2c_xhvzk7ykf">
+            <w:hyperlink w:history="1" r:id="rIdqvxuulv2qamyps8nqy77m">
               <w:r>
                 <w:rPr>
                   <w:rFonts w:ascii="Arial" w:cs="Arial" w:eastAsia="Arial" w:hAnsi="Arial"/>
@@ -23042,7 +23042,7 @@
             <w:pPr>
               <w:spacing w:after="20" w:before="0"/>
             </w:pPr>
-            <w:hyperlink w:history="1" r:id="rId7rcanhs7uufinvlfugyuo">
+            <w:hyperlink w:history="1" r:id="rIdpw71rvduzroq82x_uq7z8">
               <w:r>
                 <w:rPr>
                   <w:rFonts w:ascii="Arial" w:cs="Arial" w:eastAsia="Arial" w:hAnsi="Arial"/>
@@ -23091,7 +23091,7 @@
               <w:spacing w:after="10" w:before="0"/>
               <w:ind w:left="120"/>
             </w:pPr>
-            <w:hyperlink w:history="1" r:id="rIdvp4uanka-8hm06u4k5nu_">
+            <w:hyperlink w:history="1" r:id="rIdef5t0yrbgk5kvcbsdvhrv">
               <w:r>
                 <w:rPr>
                   <w:rFonts w:ascii="Arial" w:cs="Arial" w:eastAsia="Arial" w:hAnsi="Arial"/>
@@ -23136,7 +23136,7 @@
             <w:pPr>
               <w:spacing w:after="20" w:before="0"/>
             </w:pPr>
-            <w:hyperlink w:history="1" r:id="rIdkixxf9tkwf9kspsmkbtbn">
+            <w:hyperlink w:history="1" r:id="rIdt6qv4-ym-5epiodks0zfs">
               <w:r>
                 <w:rPr>
                   <w:rFonts w:ascii="Arial" w:cs="Arial" w:eastAsia="Arial" w:hAnsi="Arial"/>
@@ -23185,7 +23185,7 @@
               <w:spacing w:after="10" w:before="0"/>
               <w:ind w:left="120"/>
             </w:pPr>
-            <w:hyperlink w:history="1" r:id="rIdrja9xvxfcbyxe99i3xprt">
+            <w:hyperlink w:history="1" r:id="rIdl4kszfmfiz3woym9oabfj">
               <w:r>
                 <w:rPr>
                   <w:rFonts w:ascii="Arial" w:cs="Arial" w:eastAsia="Arial" w:hAnsi="Arial"/>
@@ -23710,7 +23710,7 @@
         </w:rPr>
         <w:t xml:space="preserve">© 2026 SeaVuria and ARES. Aligned with KICD objectives. Developed by SeaVuria; technical implementation by ARES (with AI assistance from Claude). Licensed under </w:t>
       </w:r>
-      <w:hyperlink w:history="1" r:id="rIdb9jr3kbnbq9xhfxlonfs5">
+      <w:hyperlink w:history="1" r:id="rIdbbay7dp63zjeuabv4qidk">
         <w:r>
           <w:rPr>
             <w:rFonts w:ascii="Arial" w:cs="Arial" w:eastAsia="Arial" w:hAnsi="Arial"/>
@@ -23731,7 +23731,7 @@
         </w:rPr>
         <w:t xml:space="preserve"> (</w:t>
       </w:r>
-      <w:hyperlink w:history="1" r:id="rIds_6vw8tddzsjg2naj40un">
+      <w:hyperlink w:history="1" r:id="rIdvydlcjbnkw9-aykf-kzlj">
         <w:r>
           <w:rPr>
             <w:rFonts w:ascii="Arial" w:cs="Arial" w:eastAsia="Arial" w:hAnsi="Arial"/>
@@ -24771,7 +24771,7 @@
             <w:pPr>
               <w:spacing w:after="20" w:before="0"/>
             </w:pPr>
-            <w:hyperlink w:history="1" r:id="rIdd6bdv1hc8ehuqa7b9sqlk">
+            <w:hyperlink w:history="1" r:id="rId8vww9rdjhqhzbb6m7kdtv">
               <w:r>
                 <w:rPr>
                   <w:rFonts w:ascii="Arial" w:cs="Arial" w:eastAsia="Arial" w:hAnsi="Arial"/>
@@ -24804,7 +24804,7 @@
               <w:spacing w:after="10" w:before="0"/>
               <w:ind w:left="120"/>
             </w:pPr>
-            <w:hyperlink w:history="1" r:id="rIdsooxwnn12uvrnhd9a8f6t">
+            <w:hyperlink w:history="1" r:id="rIdhvjfuxc2xkfg5krkb--qs">
               <w:r>
                 <w:rPr>
                   <w:rFonts w:ascii="Arial" w:cs="Arial" w:eastAsia="Arial" w:hAnsi="Arial"/>
@@ -24849,7 +24849,7 @@
             <w:pPr>
               <w:spacing w:after="20" w:before="0"/>
             </w:pPr>
-            <w:hyperlink w:history="1" r:id="rIdo_eevkf2rv5brzdwwfzlm">
+            <w:hyperlink w:history="1" r:id="rId2kybueg6y6f_ft6tvkc_u">
               <w:r>
                 <w:rPr>
                   <w:rFonts w:ascii="Arial" w:cs="Arial" w:eastAsia="Arial" w:hAnsi="Arial"/>
@@ -24882,7 +24882,7 @@
               <w:spacing w:after="10" w:before="0"/>
               <w:ind w:left="120"/>
             </w:pPr>
-            <w:hyperlink w:history="1" r:id="rIdqeefazi_rbgwkpar9llkt">
+            <w:hyperlink w:history="1" r:id="rId0ajt2mwv7gvu-5pyy-tsi">
               <w:r>
                 <w:rPr>
                   <w:rFonts w:ascii="Arial" w:cs="Arial" w:eastAsia="Arial" w:hAnsi="Arial"/>
@@ -25082,7 +25082,7 @@
             <w:pPr>
               <w:spacing w:after="20" w:before="0"/>
             </w:pPr>
-            <w:hyperlink w:history="1" r:id="rIdyx2hsu7qzgaw-jxo1mseg">
+            <w:hyperlink w:history="1" r:id="rIdnut2bnclfoz8ylsiml28c">
               <w:r>
                 <w:rPr>
                   <w:rFonts w:ascii="Arial" w:cs="Arial" w:eastAsia="Arial" w:hAnsi="Arial"/>
@@ -25115,7 +25115,7 @@
               <w:spacing w:after="10" w:before="0"/>
               <w:ind w:left="120"/>
             </w:pPr>
-            <w:hyperlink w:history="1" r:id="rIdwgqes-332f3ou46k839bb">
+            <w:hyperlink w:history="1" r:id="rIdsra2girkvtdtn46bmqmj3">
               <w:r>
                 <w:rPr>
                   <w:rFonts w:ascii="Arial" w:cs="Arial" w:eastAsia="Arial" w:hAnsi="Arial"/>
@@ -25160,7 +25160,7 @@
             <w:pPr>
               <w:spacing w:after="20" w:before="0"/>
             </w:pPr>
-            <w:hyperlink w:history="1" r:id="rIdg6dxpgi0qzdtaie-dbg4y">
+            <w:hyperlink w:history="1" r:id="rId-plcv0q_8wmhx_so6hpwy">
               <w:r>
                 <w:rPr>
                   <w:rFonts w:ascii="Arial" w:cs="Arial" w:eastAsia="Arial" w:hAnsi="Arial"/>
@@ -25193,7 +25193,7 @@
               <w:spacing w:after="10" w:before="0"/>
               <w:ind w:left="120"/>
             </w:pPr>
-            <w:hyperlink w:history="1" r:id="rId2ywg739tjupuvztcl2oof">
+            <w:hyperlink w:history="1" r:id="rIdc_qgseghxrk_qb3hrjznq">
               <w:r>
                 <w:rPr>
                   <w:rFonts w:ascii="Arial" w:cs="Arial" w:eastAsia="Arial" w:hAnsi="Arial"/>
@@ -25393,7 +25393,7 @@
             <w:pPr>
               <w:spacing w:after="20" w:before="0"/>
             </w:pPr>
-            <w:hyperlink w:history="1" r:id="rIdfm3h9u-fxl1cvfq6ucfeu">
+            <w:hyperlink w:history="1" r:id="rIddhzv9gz0bxv401q_lrvui">
               <w:r>
                 <w:rPr>
                   <w:rFonts w:ascii="Arial" w:cs="Arial" w:eastAsia="Arial" w:hAnsi="Arial"/>
@@ -25426,7 +25426,7 @@
               <w:spacing w:after="10" w:before="0"/>
               <w:ind w:left="120"/>
             </w:pPr>
-            <w:hyperlink w:history="1" r:id="rIdni33k-8zxrbbw2u2nwyqh">
+            <w:hyperlink w:history="1" r:id="rIdtptkv_qi-l5tghzfzwa48">
               <w:r>
                 <w:rPr>
                   <w:rFonts w:ascii="Arial" w:cs="Arial" w:eastAsia="Arial" w:hAnsi="Arial"/>
@@ -25471,7 +25471,7 @@
             <w:pPr>
               <w:spacing w:after="20" w:before="0"/>
             </w:pPr>
-            <w:hyperlink w:history="1" r:id="rIdwgvo8utsiparl_klyvnuv">
+            <w:hyperlink w:history="1" r:id="rId0d1zbomovsxxhzyaqmtdv">
               <w:r>
                 <w:rPr>
                   <w:rFonts w:ascii="Arial" w:cs="Arial" w:eastAsia="Arial" w:hAnsi="Arial"/>
@@ -25504,7 +25504,7 @@
               <w:spacing w:after="10" w:before="0"/>
               <w:ind w:left="120"/>
             </w:pPr>
-            <w:hyperlink w:history="1" r:id="rIdkasm5c3-ezonjszwonxhd">
+            <w:hyperlink w:history="1" r:id="rId8s73pg1j9ghutlpkq2ldm">
               <w:r>
                 <w:rPr>
                   <w:rFonts w:ascii="Arial" w:cs="Arial" w:eastAsia="Arial" w:hAnsi="Arial"/>
@@ -25704,7 +25704,7 @@
             <w:pPr>
               <w:spacing w:after="20" w:before="0"/>
             </w:pPr>
-            <w:hyperlink w:history="1" r:id="rId4e25q0pig4cszc-adlv3y">
+            <w:hyperlink w:history="1" r:id="rIdanwvhvm0qzqlyxyci0z3a">
               <w:r>
                 <w:rPr>
                   <w:rFonts w:ascii="Arial" w:cs="Arial" w:eastAsia="Arial" w:hAnsi="Arial"/>
@@ -25737,7 +25737,7 @@
               <w:spacing w:after="10" w:before="0"/>
               <w:ind w:left="120"/>
             </w:pPr>
-            <w:hyperlink w:history="1" r:id="rIdy-6oaxi95rdqhr8tnflsa">
+            <w:hyperlink w:history="1" r:id="rIddfqsafh9gkb6citkhytft">
               <w:r>
                 <w:rPr>
                   <w:rFonts w:ascii="Arial" w:cs="Arial" w:eastAsia="Arial" w:hAnsi="Arial"/>
@@ -25782,7 +25782,7 @@
             <w:pPr>
               <w:spacing w:after="20" w:before="0"/>
             </w:pPr>
-            <w:hyperlink w:history="1" r:id="rIdygnr0z_00aaeiq37_ybvb">
+            <w:hyperlink w:history="1" r:id="rIddadg_miej6f5jaybkyy63">
               <w:r>
                 <w:rPr>
                   <w:rFonts w:ascii="Arial" w:cs="Arial" w:eastAsia="Arial" w:hAnsi="Arial"/>
@@ -25815,7 +25815,7 @@
               <w:spacing w:after="10" w:before="0"/>
               <w:ind w:left="120"/>
             </w:pPr>
-            <w:hyperlink w:history="1" r:id="rIdrrr0hgpps6zokzc7yzqvl">
+            <w:hyperlink w:history="1" r:id="rIdhtavr3teyb__r-iacmejm">
               <w:r>
                 <w:rPr>
                   <w:rFonts w:ascii="Arial" w:cs="Arial" w:eastAsia="Arial" w:hAnsi="Arial"/>
@@ -26015,7 +26015,7 @@
             <w:pPr>
               <w:spacing w:after="20" w:before="0"/>
             </w:pPr>
-            <w:hyperlink w:history="1" r:id="rIducapwc7kzmgerlqvx08zw">
+            <w:hyperlink w:history="1" r:id="rIdfvjxqguklemqvacnnuxi3">
               <w:r>
                 <w:rPr>
                   <w:rFonts w:ascii="Arial" w:cs="Arial" w:eastAsia="Arial" w:hAnsi="Arial"/>
@@ -26048,7 +26048,7 @@
               <w:spacing w:after="10" w:before="0"/>
               <w:ind w:left="120"/>
             </w:pPr>
-            <w:hyperlink w:history="1" r:id="rIdi64luvyhfmpfziik-jhqp">
+            <w:hyperlink w:history="1" r:id="rIdrxd8axbjpixkzwlbybswq">
               <w:r>
                 <w:rPr>
                   <w:rFonts w:ascii="Arial" w:cs="Arial" w:eastAsia="Arial" w:hAnsi="Arial"/>
@@ -26093,7 +26093,7 @@
             <w:pPr>
               <w:spacing w:after="20" w:before="0"/>
             </w:pPr>
-            <w:hyperlink w:history="1" r:id="rIdj-guhunsfajxzikvzrye2">
+            <w:hyperlink w:history="1" r:id="rIdl0bjlnfg0b1sn-cyzas2q">
               <w:r>
                 <w:rPr>
                   <w:rFonts w:ascii="Arial" w:cs="Arial" w:eastAsia="Arial" w:hAnsi="Arial"/>
@@ -26126,7 +26126,7 @@
               <w:spacing w:after="10" w:before="0"/>
               <w:ind w:left="120"/>
             </w:pPr>
-            <w:hyperlink w:history="1" r:id="rIdwzsk-y04kqcvh2wtugw0k">
+            <w:hyperlink w:history="1" r:id="rId09kfka8n0hdjxvyfioesr">
               <w:r>
                 <w:rPr>
                   <w:rFonts w:ascii="Arial" w:cs="Arial" w:eastAsia="Arial" w:hAnsi="Arial"/>
@@ -26771,7 +26771,7 @@
         </w:rPr>
         <w:t xml:space="preserve">© 2026 SeaVuria and ARES. Aligned with KICD objectives. Developed by SeaVuria; technical implementation by ARES (with AI assistance from Claude). Licensed under </w:t>
       </w:r>
-      <w:hyperlink w:history="1" r:id="rIdl_mqr1j2f33awa23xf5_4">
+      <w:hyperlink w:history="1" r:id="rId20hvbh5dygiegqxjsgvx_">
         <w:r>
           <w:rPr>
             <w:rFonts w:ascii="Arial" w:cs="Arial" w:eastAsia="Arial" w:hAnsi="Arial"/>
@@ -26792,7 +26792,7 @@
         </w:rPr>
         <w:t xml:space="preserve"> (</w:t>
       </w:r>
-      <w:hyperlink w:history="1" r:id="rIdf2v8tqfd5oo4ppkhja9w1">
+      <w:hyperlink w:history="1" r:id="rIdebjq9opc2zpkmchfdepvt">
         <w:r>
           <w:rPr>
             <w:rFonts w:ascii="Arial" w:cs="Arial" w:eastAsia="Arial" w:hAnsi="Arial"/>
